--- a/docs/Термодинамічні цикли.docx
+++ b/docs/Термодинамічні цикли.docx
@@ -496,9 +496,110 @@
     </w:p>
     <w:p>
       <w:r>
-        <w:t xml:space="preserve">Відбувається без обміну тепловою енергією із зовнішнім середовищем. В ході процесу змінюється об’єм, тиск і температура газу під поршнем, і будь-який з цих параметрів можливо використати для умови продовження процесу. </w:t>
-      </w:r>
-    </w:p>
+        <w:t>Відбувається без обміну тепловою енергією із зовнішнім середовищем. В ході процесу змінюється об’єм, тиск і температура газу під поршнем, і будь-який з цих параметрів мож</w:t>
+      </w:r>
+      <w:r>
+        <w:t>на</w:t>
+      </w:r>
+      <w:r>
+        <w:t xml:space="preserve"> використати для умови продовження процесу</w:t>
+      </w:r>
+      <w:r>
+        <w:rPr>
+          <w:lang w:val="en-US"/>
+        </w:rPr>
+        <w:t>;</w:t>
+      </w:r>
+      <w:r>
+        <w:t xml:space="preserve"> було обрано тиск. Тобто процес продовжується поки тиск не досягне певної межі, якщо ця межа більше початкового значення, газ будуть стискати, якщо менша, розширювати.</w:t>
+      </w:r>
+      <w:r>
+        <w:t xml:space="preserve"> </w:t>
+      </w:r>
+    </w:p>
+    <w:p>
+      <w:r>
+        <w:t>Стискання і розширення є доволі симетричними процесами, тому тут і далі будемо розглядати лише розширення, а до стискання будемо звертатися лише за необхідністю.</w:t>
+      </w:r>
+    </w:p>
+    <w:p>
+      <w:r>
+        <w:t>Алгоритм змі</w:t>
+      </w:r>
+      <w:r>
+        <w:t>н</w:t>
+      </w:r>
+      <w:r>
+        <w:t xml:space="preserve">и параметрів зводиться до </w:t>
+      </w:r>
+      <w:r>
+        <w:t xml:space="preserve">того, що на одному кроці дискретного часу  навантаження на поршень </w:t>
+      </w:r>
+      <w:r>
+        <w:t>зменш</w:t>
+      </w:r>
+      <w:r>
+        <w:t xml:space="preserve">ується в </w:t>
+      </w:r>
+      <w:r>
+        <w:rPr>
+          <w:lang w:val="en-US"/>
+        </w:rPr>
+        <w:t xml:space="preserve">k </w:t>
+      </w:r>
+      <w:r>
+        <w:t xml:space="preserve">разів, де </w:t>
+      </w:r>
+      <w:r>
+        <w:rPr>
+          <w:lang w:val="en-US"/>
+        </w:rPr>
+        <w:t xml:space="preserve">k </w:t>
+      </w:r>
+      <w:r>
+        <w:t xml:space="preserve">трохи більше за 1. Щоб підкреслити наближеність до одиниці, будемо множити масу навантаження </w:t>
+      </w:r>
+      <w:r>
+        <w:rPr>
+          <w:lang w:val="en-US"/>
+        </w:rPr>
+        <w:t>m</w:t>
+      </w:r>
+      <w:r>
+        <w:t xml:space="preserve"> на (1- ε)</w:t>
+      </w:r>
+      <w:r>
+        <w:rPr>
+          <w:lang w:val="en-US"/>
+        </w:rPr>
+        <w:t>,</w:t>
+      </w:r>
+      <w:r>
+        <w:t xml:space="preserve"> де </w:t>
+      </w:r>
+      <w:r>
+        <w:t>ε</w:t>
+      </w:r>
+      <w:r>
+        <w:rPr>
+          <w:lang w:val="en-US"/>
+        </w:rPr>
+        <w:t xml:space="preserve"> </w:t>
+      </w:r>
+      <w:r>
+        <w:t>треба розглядати як додатковий фактор, який регулює швидкість процесу.</w:t>
+      </w:r>
+      <w:r>
+        <w:t xml:space="preserve"> </w:t>
+      </w:r>
+    </w:p>
+    <w:p>
+      <w:r>
+        <w:t xml:space="preserve">Наприклад, якщо ми хочемо, щоб рух поршня відбувався з постійно швидкістю, </w:t>
+      </w:r>
+    </w:p>
+    <w:p/>
+    <w:p/>
     <w:p>
       <w:pPr>
         <w:rPr>

--- a/docs/Термодинамічні цикли.docx
+++ b/docs/Термодинамічні цикли.docx
@@ -36,10 +36,7 @@
         <w:t xml:space="preserve">З парових машин почалася промислова революція. </w:t>
       </w:r>
       <w:r>
-        <w:t>Термодинамічні цикли одна з основ термодинаміки, яка пояснює принцип роботи двигунів, холодильників, теплових насосів і навіть електростанцій.</w:t>
-      </w:r>
-      <w:r>
-        <w:t xml:space="preserve"> </w:t>
+        <w:t xml:space="preserve">Термодинамічні цикли одна з основ термодинаміки, яка пояснює принцип роботи двигунів, холодильників, теплових насосів і навіть електростанцій. </w:t>
       </w:r>
     </w:p>
     <w:p>
@@ -139,18 +136,10 @@
     </w:p>
     <w:p>
       <w:r>
-        <w:t>Нагрівач и охолоджувач це «прилад», який займає прямокутну ділянку простору. Кожна частка газу, яка знаходиться в межах цієї ділянки, збільшує (нагрівання) або зменшує (охолодження) модуль своєї швидкості. Енергія, передана чи забрана від кожної частки робочого тіла, ретельно враховується приладом.</w:t>
-      </w:r>
-      <w:r>
-        <w:t xml:space="preserve"> </w:t>
-      </w:r>
-    </w:p>
-    <w:p>
-      <w:pPr>
-        <w:rPr>
-          <w:lang w:val="en-US"/>
-        </w:rPr>
-      </w:pPr>
+        <w:t xml:space="preserve">Нагрівач и охолоджувач це «прилад», який займає прямокутну ділянку простору. Кожна частка газу, яка знаходиться в межах цієї ділянки, збільшує (нагрівання) або зменшує (охолодження) модуль своєї швидкості. Енергія, передана чи забрана від кожної частки робочого тіла, ретельно враховується приладом. </w:t>
+      </w:r>
+    </w:p>
+    <w:p>
       <w:r>
         <w:t>Джерелом зовнішньої сили буде вантаж, який стоїть на поршні і завдяки «тяжінню» протидіє силі внутрішнього тиску.</w:t>
       </w:r>
@@ -178,665 +167,1859 @@
           <w:b/>
           <w:bCs/>
         </w:rPr>
-        <w:t>Моделювання т</w:t>
-      </w:r>
-      <w:r>
+        <w:t>Моделювання термодинамічних процесів</w:t>
+      </w:r>
+    </w:p>
+    <w:p>
+      <w:r>
+        <w:t xml:space="preserve">Нагадаємо, що в основі моделі лежить велика кількість малих часток, нерухливі і рухливі перешкоди з відрізків прямих ліній. Еволюція моделі відбувається в дискретному часі, на кожному такті часу робиться обчислення, яке встановлює наступній стан моделі з попереднього. Якщо позначити таке обчислення англійським словом </w:t>
+      </w:r>
+      <w:proofErr w:type="spellStart"/>
+      <w:r>
+        <w:t>step</w:t>
+      </w:r>
+      <w:proofErr w:type="spellEnd"/>
+      <w:r>
+        <w:t xml:space="preserve">, то алгоритм еволюції виглядає як нескінченний цикл.   </w:t>
+      </w:r>
+    </w:p>
+    <w:p>
+      <w:pPr>
+        <w:rPr>
+          <w:i/>
+          <w:iCs/>
+        </w:rPr>
+      </w:pPr>
+      <w:proofErr w:type="spellStart"/>
+      <w:r>
+        <w:rPr>
+          <w:i/>
+          <w:iCs/>
+        </w:rPr>
+        <w:t>while</w:t>
+      </w:r>
+      <w:proofErr w:type="spellEnd"/>
+      <w:r>
+        <w:rPr>
+          <w:i/>
+          <w:iCs/>
+        </w:rPr>
+        <w:t xml:space="preserve"> (</w:t>
+      </w:r>
+      <w:proofErr w:type="spellStart"/>
+      <w:r>
+        <w:rPr>
+          <w:i/>
+          <w:iCs/>
+        </w:rPr>
+        <w:t>true</w:t>
+      </w:r>
+      <w:proofErr w:type="spellEnd"/>
+      <w:r>
+        <w:rPr>
+          <w:i/>
+          <w:iCs/>
+        </w:rPr>
+        <w:t>) {</w:t>
+      </w:r>
+    </w:p>
+    <w:p>
+      <w:pPr>
+        <w:rPr>
+          <w:i/>
+          <w:iCs/>
+        </w:rPr>
+      </w:pPr>
+      <w:r>
+        <w:rPr>
+          <w:i/>
+          <w:iCs/>
+        </w:rPr>
+        <w:t xml:space="preserve">    </w:t>
+      </w:r>
+      <w:proofErr w:type="spellStart"/>
+      <w:r>
+        <w:rPr>
+          <w:i/>
+          <w:iCs/>
+        </w:rPr>
+        <w:t>step</w:t>
+      </w:r>
+      <w:proofErr w:type="spellEnd"/>
+      <w:r>
+        <w:rPr>
+          <w:i/>
+          <w:iCs/>
+        </w:rPr>
+        <w:t xml:space="preserve"> </w:t>
+      </w:r>
+    </w:p>
+    <w:p>
+      <w:pPr>
+        <w:rPr>
+          <w:i/>
+          <w:iCs/>
+        </w:rPr>
+      </w:pPr>
+      <w:r>
+        <w:rPr>
+          <w:i/>
+          <w:iCs/>
+        </w:rPr>
+        <w:t>}</w:t>
+      </w:r>
+    </w:p>
+    <w:p>
+      <w:r>
+        <w:t xml:space="preserve">Загальний принцип моделювання процесу полягає в тому, що формулюється умова, за якої процес продовжується і визначається алгоритм впливу на параметри моделі в один момент дискретного часу. Якщо позначити умову словом </w:t>
+      </w:r>
+      <w:proofErr w:type="spellStart"/>
+      <w:r>
+        <w:t>condition</w:t>
+      </w:r>
+      <w:proofErr w:type="spellEnd"/>
+      <w:r>
+        <w:t xml:space="preserve">, а вплив на параметри словом </w:t>
+      </w:r>
+      <w:proofErr w:type="spellStart"/>
+      <w:r>
+        <w:t>action</w:t>
+      </w:r>
+      <w:proofErr w:type="spellEnd"/>
+      <w:r>
+        <w:t>, то алгоритм процесу виглядає так.</w:t>
+      </w:r>
+    </w:p>
+    <w:p>
+      <w:pPr>
+        <w:rPr>
+          <w:i/>
+          <w:iCs/>
+        </w:rPr>
+      </w:pPr>
+      <w:proofErr w:type="spellStart"/>
+      <w:r>
+        <w:rPr>
+          <w:i/>
+          <w:iCs/>
+        </w:rPr>
+        <w:t>while</w:t>
+      </w:r>
+      <w:proofErr w:type="spellEnd"/>
+      <w:r>
+        <w:rPr>
+          <w:i/>
+          <w:iCs/>
+        </w:rPr>
+        <w:t xml:space="preserve"> (</w:t>
+      </w:r>
+      <w:proofErr w:type="spellStart"/>
+      <w:r>
+        <w:rPr>
+          <w:i/>
+          <w:iCs/>
+        </w:rPr>
+        <w:t>condition</w:t>
+      </w:r>
+      <w:proofErr w:type="spellEnd"/>
+      <w:r>
+        <w:rPr>
+          <w:i/>
+          <w:iCs/>
+        </w:rPr>
+        <w:t>) {</w:t>
+      </w:r>
+    </w:p>
+    <w:p>
+      <w:pPr>
+        <w:rPr>
+          <w:i/>
+          <w:iCs/>
+        </w:rPr>
+      </w:pPr>
+      <w:r>
+        <w:rPr>
+          <w:i/>
+          <w:iCs/>
+        </w:rPr>
+        <w:t xml:space="preserve">    </w:t>
+      </w:r>
+      <w:proofErr w:type="spellStart"/>
+      <w:r>
+        <w:rPr>
+          <w:i/>
+          <w:iCs/>
+        </w:rPr>
+        <w:t>action</w:t>
+      </w:r>
+      <w:proofErr w:type="spellEnd"/>
+    </w:p>
+    <w:p>
+      <w:pPr>
+        <w:rPr>
+          <w:i/>
+          <w:iCs/>
+        </w:rPr>
+      </w:pPr>
+      <w:r>
+        <w:rPr>
+          <w:i/>
+          <w:iCs/>
+        </w:rPr>
+        <w:t xml:space="preserve">    </w:t>
+      </w:r>
+      <w:proofErr w:type="spellStart"/>
+      <w:r>
+        <w:rPr>
+          <w:i/>
+          <w:iCs/>
+        </w:rPr>
+        <w:t>step</w:t>
+      </w:r>
+      <w:proofErr w:type="spellEnd"/>
+      <w:r>
+        <w:rPr>
+          <w:i/>
+          <w:iCs/>
+        </w:rPr>
+        <w:t xml:space="preserve"> </w:t>
+      </w:r>
+    </w:p>
+    <w:p>
+      <w:pPr>
+        <w:rPr>
+          <w:i/>
+          <w:iCs/>
+        </w:rPr>
+      </w:pPr>
+      <w:r>
+        <w:rPr>
+          <w:i/>
+          <w:iCs/>
+        </w:rPr>
+        <w:t>}</w:t>
+      </w:r>
+    </w:p>
+    <w:p>
+      <w:r>
+        <w:t>Умовою може бути досягнення певним параметром процесу встановленої межі. Основні параметри ідеального газу це температура, об’єм, тиск, загальна маса.</w:t>
+      </w:r>
+      <w:r>
+        <w:t xml:space="preserve"> Для формулювання умови можна обирати будь-який параметр з тих, що змінюються в ході процесу.</w:t>
+      </w:r>
+    </w:p>
+    <w:p>
+      <w:r>
+        <w:lastRenderedPageBreak/>
+        <w:t xml:space="preserve">Для впливу </w:t>
+      </w:r>
+      <w:r>
+        <w:t xml:space="preserve">на процес </w:t>
+      </w:r>
+      <w:r>
+        <w:t>можна обирати будь-які параметри, незалежно від того, вважають їх змінними чи константами в певному процесі. Втім безпосередня зміна об’єму шляхом зсуву поршню</w:t>
+      </w:r>
+      <w:r>
+        <w:t xml:space="preserve"> в даній моделі провокує довготривалі перехідні процеси, тому зазвичай будемо користуватися температурою (через швидкість часток) и тиском (через навантаження на поршень).</w:t>
+      </w:r>
+    </w:p>
+    <w:p>
+      <w:pPr>
         <w:rPr>
           <w:b/>
           <w:bCs/>
         </w:rPr>
-        <w:t>ермодинамічн</w:t>
-      </w:r>
+      </w:pPr>
       <w:r>
         <w:rPr>
           <w:b/>
           <w:bCs/>
         </w:rPr>
+        <w:t>Оборотні процеси</w:t>
+      </w:r>
+    </w:p>
+    <w:p>
+      <w:r>
+        <w:t>Відомо, що термодинамічні процеси можуть бути оборотними і необоротними. Оборотний термодинамічний процес – квазістатичний, система проходить через нескінченну послідовність рівноважних станів, в ньому відсутні тертя, в'язкість, теплопередача через скінченну різницю температур тощо. В необоротн</w:t>
+      </w:r>
+      <w:r>
         <w:t>их</w:t>
       </w:r>
       <w:r>
+        <w:t xml:space="preserve"> процес</w:t>
+      </w:r>
+      <w:r>
+        <w:t>ах</w:t>
+      </w:r>
+      <w:r>
+        <w:t xml:space="preserve"> таких обмежень нема</w:t>
+      </w:r>
+      <w:r>
+        <w:t>.</w:t>
+      </w:r>
+    </w:p>
+    <w:p>
+      <w:r>
+        <w:t>З самого визначення квазістатичного процесу витікає неможливість його відтворення в цифровій моделі, але можна наблизитися  до того, змінюючи параметри системи малими порціями. Чим менші ті порції, тим ближче до ідеалу, але тут виникає інше обмеження. Якщо зміни моделі відбуваються занадто повільно, вона втрачає свою навчальну цінність, бо спостерігати таке просто не цікаво.</w:t>
+      </w:r>
+    </w:p>
+    <w:p>
+      <w:pPr>
         <w:rPr>
           <w:b/>
           <w:bCs/>
         </w:rPr>
-        <w:t xml:space="preserve"> процес</w:t>
-      </w:r>
+      </w:pPr>
       <w:r>
         <w:rPr>
           <w:b/>
           <w:bCs/>
         </w:rPr>
-        <w:t>ів</w:t>
-      </w:r>
-    </w:p>
-    <w:p>
-      <w:pPr>
-        <w:rPr>
-          <w:lang w:val="en-US"/>
-        </w:rPr>
-      </w:pPr>
-      <w:r>
-        <w:t>Нагадаємо</w:t>
-      </w:r>
-      <w:r>
-        <w:t xml:space="preserve">, що в основі моделі лежить велика кількість малих часток, нерухливі і рухливі перешкоди з відрізків прямих ліній. Еволюція моделі відбувається в дискретному часі, на кожному такті часу робиться обчислення, яке встановлює наступній стан моделі з попереднього. Якщо позначити таке обчислення англійським словом </w:t>
-      </w:r>
-      <w:r>
-        <w:rPr>
-          <w:lang w:val="en-US"/>
-        </w:rPr>
-        <w:t xml:space="preserve">step, </w:t>
-      </w:r>
-      <w:r>
-        <w:t>то алгоритм еволюції виглядає як нескінченний цикл</w:t>
-      </w:r>
-      <w:r>
-        <w:rPr>
-          <w:lang w:val="en-US"/>
-        </w:rPr>
-        <w:t>.</w:t>
-      </w:r>
-      <w:r>
-        <w:t xml:space="preserve">   </w:t>
-      </w:r>
-    </w:p>
-    <w:p>
-      <w:pPr>
-        <w:rPr>
-          <w:i/>
-          <w:iCs/>
-        </w:rPr>
-      </w:pPr>
-      <w:r>
-        <w:rPr>
-          <w:i/>
-          <w:iCs/>
-          <w:lang w:val="en-US"/>
-        </w:rPr>
-        <w:t xml:space="preserve">while (true) </w:t>
-      </w:r>
-      <w:r>
-        <w:rPr>
-          <w:i/>
-          <w:iCs/>
-          <w:lang w:val="en-US"/>
-        </w:rPr>
-        <w:t>{</w:t>
-      </w:r>
-    </w:p>
-    <w:p>
-      <w:pPr>
-        <w:rPr>
-          <w:i/>
-          <w:iCs/>
-          <w:lang w:val="en-US"/>
-        </w:rPr>
-      </w:pPr>
-      <w:r>
-        <w:rPr>
-          <w:i/>
-          <w:iCs/>
-        </w:rPr>
-        <w:t xml:space="preserve">    </w:t>
-      </w:r>
-      <w:r>
-        <w:rPr>
-          <w:i/>
-          <w:iCs/>
-          <w:lang w:val="en-US"/>
-        </w:rPr>
-        <w:t>step</w:t>
-      </w:r>
-      <w:r>
-        <w:rPr>
-          <w:i/>
-          <w:iCs/>
-        </w:rPr>
+        <w:t>Адіабатичний процес</w:t>
+      </w:r>
+    </w:p>
+    <w:p>
+      <w:r>
+        <w:t>Відбувається без обміну тепловою енергією із зовнішнім середовищем. В ході процесу змінюється об’єм, тиск і температура газу під поршнем, і будь-який з цих параметрів мож</w:t>
+      </w:r>
+      <w:r>
+        <w:t>на</w:t>
+      </w:r>
+      <w:r>
+        <w:t xml:space="preserve"> використати для умови продовження процесу</w:t>
+      </w:r>
+      <w:r>
+        <w:t xml:space="preserve"> –</w:t>
+      </w:r>
+      <w:r>
+        <w:t xml:space="preserve"> було обрано тиск. Тобто </w:t>
+      </w:r>
+      <w:r>
+        <w:t xml:space="preserve">умовою продовження </w:t>
+      </w:r>
+      <w:r>
+        <w:t>процес</w:t>
+      </w:r>
+      <w:r>
+        <w:t>у</w:t>
+      </w:r>
+      <w:r>
         <w:t xml:space="preserve"> </w:t>
       </w:r>
-    </w:p>
-    <w:p>
-      <w:pPr>
-        <w:rPr>
-          <w:i/>
-          <w:iCs/>
-          <w:lang w:val="en-US"/>
-        </w:rPr>
-      </w:pPr>
-      <w:r>
-        <w:rPr>
-          <w:i/>
-          <w:iCs/>
-          <w:lang w:val="en-US"/>
-        </w:rPr>
-        <w:t>}</w:t>
-      </w:r>
-    </w:p>
-    <w:p>
-      <w:pPr>
-        <w:rPr>
-          <w:lang w:val="en-US"/>
-        </w:rPr>
-      </w:pPr>
-      <w:r>
-        <w:t xml:space="preserve">Загальний принцип моделювання процесу полягає в тому, що формулюється умова, за якої процес продовжується і визначається алгоритм </w:t>
-      </w:r>
-      <w:r>
-        <w:t>впливу на</w:t>
-      </w:r>
-      <w:r>
-        <w:t xml:space="preserve"> параметр</w:t>
-      </w:r>
-      <w:r>
-        <w:t>и</w:t>
-      </w:r>
-      <w:r>
-        <w:t xml:space="preserve"> моделі в один момент дискретного часу</w:t>
-      </w:r>
-      <w:r>
-        <w:rPr>
-          <w:lang w:val="en-US"/>
-        </w:rPr>
-        <w:t xml:space="preserve">. </w:t>
-      </w:r>
-      <w:r>
-        <w:t xml:space="preserve">Якщо позначити умову словом </w:t>
-      </w:r>
-      <w:r>
-        <w:rPr>
-          <w:lang w:val="en-US"/>
-        </w:rPr>
+      <w:r>
+        <w:t>(</w:t>
+      </w:r>
+      <w:proofErr w:type="spellStart"/>
+      <w:r>
         <w:t>condition</w:t>
       </w:r>
-      <w:r>
-        <w:t xml:space="preserve">, а вплив на параметри словом </w:t>
-      </w:r>
-      <w:r>
-        <w:rPr>
-          <w:lang w:val="en-US"/>
-        </w:rPr>
-        <w:t>action,</w:t>
-      </w:r>
-      <w:r>
-        <w:t xml:space="preserve"> то алгоритм процесу виглядає так</w:t>
-      </w:r>
-      <w:r>
-        <w:rPr>
-          <w:lang w:val="en-US"/>
-        </w:rPr>
-        <w:t>.</w:t>
-      </w:r>
-    </w:p>
-    <w:p>
-      <w:pPr>
-        <w:rPr>
-          <w:i/>
-          <w:iCs/>
-          <w:lang w:val="en-US"/>
-        </w:rPr>
-      </w:pPr>
-      <w:r>
-        <w:rPr>
-          <w:i/>
-          <w:iCs/>
-          <w:lang w:val="en-US"/>
-        </w:rPr>
-        <w:t>while (condition) {</w:t>
-      </w:r>
-    </w:p>
-    <w:p>
-      <w:pPr>
-        <w:rPr>
-          <w:i/>
-          <w:iCs/>
-        </w:rPr>
-      </w:pPr>
-      <w:r>
-        <w:rPr>
-          <w:i/>
-          <w:iCs/>
-          <w:lang w:val="en-US"/>
-        </w:rPr>
-        <w:t xml:space="preserve">    action</w:t>
-      </w:r>
-    </w:p>
-    <w:p>
-      <w:pPr>
-        <w:rPr>
-          <w:i/>
-          <w:iCs/>
-          <w:lang w:val="en-US"/>
-        </w:rPr>
-      </w:pPr>
-      <w:r>
-        <w:rPr>
-          <w:i/>
-          <w:iCs/>
-        </w:rPr>
-        <w:t xml:space="preserve">    </w:t>
-      </w:r>
-      <w:r>
-        <w:rPr>
-          <w:i/>
-          <w:iCs/>
-          <w:lang w:val="en-US"/>
-        </w:rPr>
-        <w:t>step</w:t>
-      </w:r>
-      <w:r>
-        <w:rPr>
-          <w:i/>
-          <w:iCs/>
-        </w:rPr>
+      <w:proofErr w:type="spellEnd"/>
+      <w:r>
+        <w:t xml:space="preserve">) є </w:t>
+      </w:r>
+      <w:r>
+        <w:t>недосягне</w:t>
+      </w:r>
+      <w:r>
+        <w:t xml:space="preserve">ння тиском </w:t>
+      </w:r>
+      <w:r>
+        <w:t xml:space="preserve"> певної межі</w:t>
+      </w:r>
+      <w:r>
+        <w:t>,</w:t>
+      </w:r>
+      <w:r>
+        <w:t xml:space="preserve"> якщо ця межа більше початкового значення</w:t>
+      </w:r>
+      <w:r>
+        <w:t xml:space="preserve"> тиску</w:t>
+      </w:r>
+      <w:r>
+        <w:t>, газ будуть стискати, якщо менша, розширювати.</w:t>
+      </w:r>
+      <w:r>
         <w:t xml:space="preserve"> </w:t>
       </w:r>
     </w:p>
     <w:p>
-      <w:pPr>
-        <w:rPr>
-          <w:i/>
-          <w:iCs/>
-        </w:rPr>
-      </w:pPr>
-      <w:r>
-        <w:rPr>
-          <w:i/>
-          <w:iCs/>
-          <w:lang w:val="en-US"/>
-        </w:rPr>
-        <w:t>}</w:t>
-      </w:r>
-    </w:p>
-    <w:p>
-      <w:pPr>
-        <w:rPr>
-          <w:lang w:val="en-US"/>
-        </w:rPr>
-      </w:pPr>
-      <w:r>
-        <w:t>Відомо, що термодинамічні процеси можуть бути оборотними і необоротними. Оборотний термодинамічний процес – квазістатичний, система проходить через нескінченну послідовність рівноважних станів, в ньому відсутні тертя, в'язкість, теплопередача через скінченну різницю температур тощо. В необоротн</w:t>
-      </w:r>
-      <w:r>
-        <w:t>их</w:t>
-      </w:r>
-      <w:r>
-        <w:t xml:space="preserve"> процес</w:t>
-      </w:r>
-      <w:r>
-        <w:t>ах</w:t>
-      </w:r>
-      <w:r>
-        <w:t xml:space="preserve"> таких обмежень нема</w:t>
-      </w:r>
-      <w:r>
-        <w:rPr>
-          <w:lang w:val="en-US"/>
-        </w:rPr>
-        <w:t>.</w:t>
-      </w:r>
-    </w:p>
-    <w:p>
-      <w:pPr>
-        <w:rPr>
-          <w:lang w:val="en-US"/>
-        </w:rPr>
-      </w:pPr>
-      <w:r>
-        <w:lastRenderedPageBreak/>
-        <w:t>З самого визначення квазістатичного процесу витікає неможливість його відтворення в цифровій моделі, але можна наблизитися  до того, змінюючи параметри системи малими порціями. Чим менші ті порції, тим ближче до ідеалу, але тут виникає інше обмеження. Якщо зміни моделі відбуваються занадто повільно, вона втрачає свою навчальну цінність, бо спостерігати таке просто не цікаво.</w:t>
-      </w:r>
-    </w:p>
-    <w:p>
-      <w:r>
-        <w:t>Адіабатичний</w:t>
-      </w:r>
-      <w:r>
-        <w:t xml:space="preserve"> процес</w:t>
-      </w:r>
-    </w:p>
-    <w:p>
-      <w:r>
-        <w:t>Відбувається без обміну тепловою енергією із зовнішнім середовищем. В ході процесу змінюється об’єм, тиск і температура газу під поршнем, і будь-який з цих параметрів мож</w:t>
-      </w:r>
-      <w:r>
-        <w:t>на</w:t>
-      </w:r>
-      <w:r>
-        <w:t xml:space="preserve"> використати для умови продовження процесу</w:t>
-      </w:r>
-      <w:r>
-        <w:rPr>
-          <w:lang w:val="en-US"/>
-        </w:rPr>
-        <w:t>;</w:t>
-      </w:r>
-      <w:r>
-        <w:t xml:space="preserve"> було обрано тиск. Тобто процес продовжується поки тиск не досягне певної межі, якщо ця межа більше початкового значення, газ будуть стискати, якщо менша, розширювати.</w:t>
-      </w:r>
-      <w:r>
-        <w:t xml:space="preserve"> </w:t>
-      </w:r>
-    </w:p>
-    <w:p>
       <w:r>
         <w:t>Стискання і розширення є доволі симетричними процесами, тому тут і далі будемо розглядати лише розширення, а до стискання будемо звертатися лише за необхідністю.</w:t>
-      </w:r>
-    </w:p>
-    <w:p>
-      <w:r>
-        <w:t>Алгоритм змі</w:t>
-      </w:r>
-      <w:r>
-        <w:t>н</w:t>
-      </w:r>
-      <w:r>
-        <w:t xml:space="preserve">и параметрів зводиться до </w:t>
-      </w:r>
-      <w:r>
-        <w:t xml:space="preserve">того, що на одному кроці дискретного часу  навантаження на поршень </w:t>
-      </w:r>
-      <w:r>
-        <w:t>зменш</w:t>
-      </w:r>
-      <w:r>
-        <w:t xml:space="preserve">ується в </w:t>
-      </w:r>
-      <w:r>
-        <w:rPr>
-          <w:lang w:val="en-US"/>
-        </w:rPr>
-        <w:t xml:space="preserve">k </w:t>
-      </w:r>
-      <w:r>
-        <w:t xml:space="preserve">разів, де </w:t>
-      </w:r>
-      <w:r>
-        <w:rPr>
-          <w:lang w:val="en-US"/>
-        </w:rPr>
-        <w:t xml:space="preserve">k </w:t>
-      </w:r>
-      <w:r>
-        <w:t xml:space="preserve">трохи більше за 1. Щоб підкреслити наближеність до одиниці, будемо множити масу навантаження </w:t>
-      </w:r>
-      <w:r>
-        <w:rPr>
-          <w:lang w:val="en-US"/>
-        </w:rPr>
-        <w:t>m</w:t>
-      </w:r>
-      <w:r>
-        <w:t xml:space="preserve"> на (1- ε)</w:t>
-      </w:r>
-      <w:r>
-        <w:rPr>
-          <w:lang w:val="en-US"/>
-        </w:rPr>
-        <w:t>,</w:t>
-      </w:r>
-      <w:r>
-        <w:t xml:space="preserve"> де </w:t>
-      </w:r>
-      <w:r>
-        <w:t>ε</w:t>
-      </w:r>
-      <w:r>
-        <w:rPr>
-          <w:lang w:val="en-US"/>
-        </w:rPr>
-        <w:t xml:space="preserve"> </w:t>
-      </w:r>
-      <w:r>
-        <w:t>треба розглядати як додатковий фактор, який регулює швидкість процесу.</w:t>
-      </w:r>
-      <w:r>
-        <w:t xml:space="preserve"> </w:t>
-      </w:r>
-    </w:p>
-    <w:p>
-      <w:r>
-        <w:t xml:space="preserve">Наприклад, якщо ми хочемо, щоб рух поршня відбувався з постійно швидкістю, </w:t>
       </w:r>
     </w:p>
     <w:p/>
     <w:p/>
     <w:p>
+      <w:r>
+        <w:t>Алгоритм змі</w:t>
+      </w:r>
+      <w:r>
+        <w:t>н</w:t>
+      </w:r>
+      <w:r>
+        <w:t xml:space="preserve">и параметрів </w:t>
+      </w:r>
+      <w:r>
+        <w:t>(</w:t>
+      </w:r>
+      <w:proofErr w:type="spellStart"/>
+      <w:r>
+        <w:t>action</w:t>
+      </w:r>
+      <w:proofErr w:type="spellEnd"/>
+      <w:r>
+        <w:t xml:space="preserve">) </w:t>
+      </w:r>
+      <w:r>
+        <w:t xml:space="preserve">зводиться до </w:t>
+      </w:r>
+      <w:r>
+        <w:t>того, що на одному кроці дискретного часу  навантаження на поршень зменшується в k разів, де k трохи більше за 1. Щоб підкреслити наближеність до одиниці, будемо</w:t>
+      </w:r>
+      <w:r>
+        <w:t xml:space="preserve"> вважати, що</w:t>
+      </w:r>
+      <w:r>
+        <w:t xml:space="preserve"> </w:t>
+      </w:r>
+      <w:r>
+        <w:t>k =</w:t>
+      </w:r>
+      <w:r>
+        <w:t xml:space="preserve">1- ε, де ε треба розглядати як додатковий фактор, який </w:t>
+      </w:r>
+      <w:r>
+        <w:t xml:space="preserve">в певних межах </w:t>
+      </w:r>
+      <w:r>
+        <w:t>регулює швидкість процесу.</w:t>
+      </w:r>
+      <w:r>
+        <w:t xml:space="preserve"> </w:t>
+      </w:r>
+    </w:p>
+    <w:p>
+      <w:r>
+        <w:t xml:space="preserve">Наприклад, якщо </w:t>
+      </w:r>
+      <w:r>
+        <w:t>домагатися</w:t>
+      </w:r>
+      <w:r>
+        <w:t xml:space="preserve">, щоб рух поршня відбувався з постійно швидкістю, </w:t>
+      </w:r>
+      <w:r>
+        <w:t xml:space="preserve">то з </w:t>
+      </w:r>
+      <w:r>
+        <w:t xml:space="preserve">закону для </w:t>
+      </w:r>
+      <w:proofErr w:type="spellStart"/>
+      <w:r>
+        <w:t>адlабати</w:t>
+      </w:r>
+      <w:proofErr w:type="spellEnd"/>
+      <w:r>
+        <w:t xml:space="preserve">  </w:t>
+      </w:r>
+      <m:oMath>
+        <m:r>
+          <w:rPr>
+            <w:rFonts w:ascii="Cambria Math" w:hAnsi="Cambria Math"/>
+          </w:rPr>
+          <m:t>P</m:t>
+        </m:r>
+        <m:sSup>
+          <m:sSupPr>
+            <m:ctrlPr>
+              <w:rPr>
+                <w:rFonts w:ascii="Cambria Math" w:hAnsi="Cambria Math"/>
+                <w:i/>
+              </w:rPr>
+            </m:ctrlPr>
+          </m:sSupPr>
+          <m:e>
+            <m:r>
+              <w:rPr>
+                <w:rFonts w:ascii="Cambria Math" w:hAnsi="Cambria Math"/>
+              </w:rPr>
+              <m:t>V</m:t>
+            </m:r>
+          </m:e>
+          <m:sup>
+            <m:r>
+              <m:rPr>
+                <m:sty m:val="p"/>
+              </m:rPr>
+              <w:rPr>
+                <w:rFonts w:ascii="Cambria Math" w:hAnsi="Cambria Math"/>
+              </w:rPr>
+              <m:t>γ</m:t>
+            </m:r>
+          </m:sup>
+        </m:sSup>
+        <m:r>
+          <w:rPr>
+            <w:rFonts w:ascii="Cambria Math" w:hAnsi="Cambria Math"/>
+          </w:rPr>
+          <m:t>=const</m:t>
+        </m:r>
+      </m:oMath>
+      <w:r>
+        <w:t xml:space="preserve">, можна вивести </w:t>
+      </w:r>
+      <w:r>
+        <w:t>співвідношення</w:t>
+      </w:r>
+      <w:r>
+        <w:t xml:space="preserve"> </w:t>
+      </w:r>
+      <w:r>
+        <w:t xml:space="preserve">між поточним тиском </w:t>
+      </w:r>
+      <w:r>
+        <w:rPr>
+          <w:i/>
+          <w:iCs/>
+        </w:rPr>
+        <w:t xml:space="preserve">P </w:t>
+      </w:r>
+      <w:r>
+        <w:t xml:space="preserve">і тиском </w:t>
+      </w:r>
+      <m:oMath>
+        <m:r>
+          <w:rPr>
+            <w:rFonts w:ascii="Cambria Math" w:hAnsi="Cambria Math"/>
+          </w:rPr>
+          <m:t>P'</m:t>
+        </m:r>
+      </m:oMath>
+      <w:r>
+        <w:t xml:space="preserve"> після </w:t>
+      </w:r>
+      <w:r>
+        <w:t xml:space="preserve">чергового </w:t>
+      </w:r>
+      <w:r>
+        <w:t>кроку процесу розширення.</w:t>
+      </w:r>
+    </w:p>
+    <w:p>
+      <m:oMathPara>
+        <m:oMath>
+          <m:sSup>
+            <m:sSupPr>
+              <m:ctrlPr>
+                <w:rPr>
+                  <w:rFonts w:ascii="Cambria Math" w:hAnsi="Cambria Math"/>
+                  <w:i/>
+                </w:rPr>
+              </m:ctrlPr>
+            </m:sSupPr>
+            <m:e>
+              <m:r>
+                <w:rPr>
+                  <w:rFonts w:ascii="Cambria Math" w:hAnsi="Cambria Math"/>
+                </w:rPr>
+                <m:t>P</m:t>
+              </m:r>
+            </m:e>
+            <m:sup>
+              <m:r>
+                <w:rPr>
+                  <w:rFonts w:ascii="Cambria Math" w:hAnsi="Cambria Math"/>
+                </w:rPr>
+                <m:t>'</m:t>
+              </m:r>
+            </m:sup>
+          </m:sSup>
+          <w:bookmarkStart w:id="0" w:name="_Hlk236738160"/>
+          <m:r>
+            <w:rPr>
+              <w:rFonts w:ascii="Cambria Math" w:hAnsi="Cambria Math"/>
+            </w:rPr>
+            <m:t xml:space="preserve">=P </m:t>
+          </m:r>
+          <w:bookmarkEnd w:id="0"/>
+          <m:d>
+            <m:dPr>
+              <m:ctrlPr>
+                <w:rPr>
+                  <w:rFonts w:ascii="Cambria Math" w:hAnsi="Cambria Math"/>
+                  <w:i/>
+                </w:rPr>
+              </m:ctrlPr>
+            </m:dPr>
+            <m:e>
+              <m:r>
+                <w:rPr>
+                  <w:rFonts w:ascii="Cambria Math" w:hAnsi="Cambria Math"/>
+                </w:rPr>
+                <m:t>1-γ</m:t>
+              </m:r>
+              <m:f>
+                <m:fPr>
+                  <m:ctrlPr>
+                    <w:rPr>
+                      <w:rFonts w:ascii="Cambria Math" w:hAnsi="Cambria Math"/>
+                      <w:i/>
+                    </w:rPr>
+                  </m:ctrlPr>
+                </m:fPr>
+                <m:num>
+                  <m:r>
+                    <w:rPr>
+                      <w:rFonts w:ascii="Cambria Math" w:hAnsi="Cambria Math"/>
+                    </w:rPr>
+                    <m:t>ΔV</m:t>
+                  </m:r>
+                </m:num>
+                <m:den>
+                  <m:r>
+                    <w:rPr>
+                      <w:rFonts w:ascii="Cambria Math" w:hAnsi="Cambria Math"/>
+                    </w:rPr>
+                    <m:t>V</m:t>
+                  </m:r>
+                </m:den>
+              </m:f>
+            </m:e>
+          </m:d>
+          <m:r>
+            <w:rPr>
+              <w:rFonts w:ascii="Cambria Math" w:hAnsi="Cambria Math"/>
+            </w:rPr>
+            <m:t xml:space="preserve">                                          (1)</m:t>
+          </m:r>
+        </m:oMath>
+      </m:oMathPara>
+    </w:p>
+    <w:p>
+      <w:r>
+        <w:t xml:space="preserve">Тут </w:t>
+      </w:r>
+      <m:oMath>
+        <m:r>
+          <w:rPr>
+            <w:rFonts w:ascii="Cambria Math" w:hAnsi="Cambria Math"/>
+          </w:rPr>
+          <m:t>ΔV</m:t>
+        </m:r>
+      </m:oMath>
+      <w:r>
+        <w:t xml:space="preserve"> – збільшення об’єму завдяки руху поршня</w:t>
+      </w:r>
+      <w:r>
+        <w:t xml:space="preserve">, тому </w:t>
+      </w:r>
+      <m:oMath>
+        <m:r>
+          <w:rPr>
+            <w:rFonts w:ascii="Cambria Math" w:hAnsi="Cambria Math"/>
+          </w:rPr>
+          <m:t>ΔV</m:t>
+        </m:r>
+        <m:r>
+          <w:rPr>
+            <w:rFonts w:ascii="Cambria Math" w:hAnsi="Cambria Math"/>
+          </w:rPr>
+          <m:t>=</m:t>
+        </m:r>
+        <m:r>
+          <w:rPr>
+            <w:rFonts w:ascii="Cambria Math" w:hAnsi="Cambria Math"/>
+          </w:rPr>
+          <m:t>w</m:t>
+        </m:r>
+        <m:r>
+          <w:rPr>
+            <w:rFonts w:ascii="Cambria Math" w:hAnsi="Cambria Math"/>
+          </w:rPr>
+          <m:t>∆ts</m:t>
+        </m:r>
+      </m:oMath>
+      <w:r>
+        <w:t xml:space="preserve">, де </w:t>
+      </w:r>
+      <w:r>
+        <w:rPr>
+          <w:i/>
+          <w:iCs/>
+        </w:rPr>
+        <w:t>w</w:t>
+      </w:r>
+      <w:r>
+        <w:t xml:space="preserve"> – бажана швидкість поршня, </w:t>
+      </w:r>
+      <w:r>
+        <w:t>s</w:t>
+      </w:r>
+      <w:r>
+        <w:t xml:space="preserve"> – ширина поршня</w:t>
+      </w:r>
+      <w:r>
+        <w:t xml:space="preserve">, </w:t>
+      </w:r>
+      <m:oMath>
+        <m:r>
+          <w:rPr>
+            <w:rFonts w:ascii="Cambria Math" w:hAnsi="Cambria Math"/>
+          </w:rPr>
+          <m:t>∆t</m:t>
+        </m:r>
+      </m:oMath>
+      <w:r>
+        <w:t xml:space="preserve"> – проміжок дискретного часу, який в мо</w:t>
+      </w:r>
+      <w:r>
+        <w:t>делі завжди вважається одиничним і тому часто опускається в формулах</w:t>
+      </w:r>
+      <w:r>
+        <w:t xml:space="preserve">. </w:t>
+      </w:r>
+    </w:p>
+    <w:p>
+      <w:r>
+        <w:t xml:space="preserve">Нагадаємо, що причиною зовнішнього тику на поршень є вантаж на ньому, тобто </w:t>
+      </w:r>
+      <w:r>
+        <w:t xml:space="preserve">тиск </w:t>
+      </w:r>
+      <w:r>
+        <w:t>P</w:t>
+      </w:r>
+      <w:r>
+        <w:t xml:space="preserve"> прямо пропорційний масі вантажу M. З урахуванням того, що показник адіабати для одноатомного ідеального газу в двовимірному модельному просторі</w:t>
+      </w:r>
+      <w:r>
+        <w:t xml:space="preserve"> </w:t>
+      </w:r>
+      <w:r>
+        <w:t>γ = 2</w:t>
+      </w:r>
+      <w:r>
+        <w:t xml:space="preserve">, співвідношення (1) перетвориться на </w:t>
+      </w:r>
+    </w:p>
+    <w:p>
+      <m:oMathPara>
+        <m:oMath>
+          <m:sSup>
+            <m:sSupPr>
+              <m:ctrlPr>
+                <w:rPr>
+                  <w:rFonts w:ascii="Cambria Math" w:hAnsi="Cambria Math"/>
+                  <w:i/>
+                </w:rPr>
+              </m:ctrlPr>
+            </m:sSupPr>
+            <m:e>
+              <m:r>
+                <w:rPr>
+                  <w:rFonts w:ascii="Cambria Math" w:hAnsi="Cambria Math"/>
+                </w:rPr>
+                <m:t>M</m:t>
+              </m:r>
+            </m:e>
+            <m:sup>
+              <m:r>
+                <w:rPr>
+                  <w:rFonts w:ascii="Cambria Math" w:hAnsi="Cambria Math"/>
+                </w:rPr>
+                <m:t>'</m:t>
+              </m:r>
+            </m:sup>
+          </m:sSup>
+          <m:r>
+            <w:rPr>
+              <w:rFonts w:ascii="Cambria Math" w:hAnsi="Cambria Math"/>
+            </w:rPr>
+            <m:t>=</m:t>
+          </m:r>
+          <m:r>
+            <w:rPr>
+              <w:rFonts w:ascii="Cambria Math" w:hAnsi="Cambria Math"/>
+            </w:rPr>
+            <m:t>M</m:t>
+          </m:r>
+          <m:r>
+            <w:rPr>
+              <w:rFonts w:ascii="Cambria Math" w:hAnsi="Cambria Math"/>
+            </w:rPr>
+            <m:t xml:space="preserve"> </m:t>
+          </m:r>
+          <m:d>
+            <m:dPr>
+              <m:ctrlPr>
+                <w:rPr>
+                  <w:rFonts w:ascii="Cambria Math" w:hAnsi="Cambria Math"/>
+                  <w:i/>
+                </w:rPr>
+              </m:ctrlPr>
+            </m:dPr>
+            <m:e>
+              <m:r>
+                <w:rPr>
+                  <w:rFonts w:ascii="Cambria Math" w:hAnsi="Cambria Math"/>
+                </w:rPr>
+                <m:t>1-</m:t>
+              </m:r>
+              <m:r>
+                <w:rPr>
+                  <w:rFonts w:ascii="Cambria Math" w:hAnsi="Cambria Math"/>
+                </w:rPr>
+                <m:t>2</m:t>
+              </m:r>
+              <m:f>
+                <m:fPr>
+                  <m:ctrlPr>
+                    <w:rPr>
+                      <w:rFonts w:ascii="Cambria Math" w:hAnsi="Cambria Math"/>
+                      <w:i/>
+                    </w:rPr>
+                  </m:ctrlPr>
+                </m:fPr>
+                <m:num>
+                  <m:r>
+                    <w:rPr>
+                      <w:rFonts w:ascii="Cambria Math" w:hAnsi="Cambria Math"/>
+                    </w:rPr>
+                    <m:t>w</m:t>
+                  </m:r>
+                  <m:r>
+                    <w:rPr>
+                      <w:rFonts w:ascii="Cambria Math" w:hAnsi="Cambria Math"/>
+                    </w:rPr>
+                    <m:t>s</m:t>
+                  </m:r>
+                </m:num>
+                <m:den>
+                  <m:r>
+                    <w:rPr>
+                      <w:rFonts w:ascii="Cambria Math" w:hAnsi="Cambria Math"/>
+                    </w:rPr>
+                    <m:t>V</m:t>
+                  </m:r>
+                </m:den>
+              </m:f>
+            </m:e>
+          </m:d>
+          <m:r>
+            <w:rPr>
+              <w:rFonts w:ascii="Cambria Math" w:hAnsi="Cambria Math"/>
+            </w:rPr>
+            <m:t xml:space="preserve">=M </m:t>
+          </m:r>
+          <m:d>
+            <m:dPr>
+              <m:ctrlPr>
+                <w:rPr>
+                  <w:rFonts w:ascii="Cambria Math" w:hAnsi="Cambria Math"/>
+                  <w:i/>
+                </w:rPr>
+              </m:ctrlPr>
+            </m:dPr>
+            <m:e>
+              <m:r>
+                <w:rPr>
+                  <w:rFonts w:ascii="Cambria Math" w:hAnsi="Cambria Math"/>
+                </w:rPr>
+                <m:t>1-</m:t>
+              </m:r>
+              <m:r>
+                <m:rPr>
+                  <m:sty m:val="p"/>
+                </m:rPr>
+                <w:rPr>
+                  <w:rFonts w:ascii="Cambria Math" w:hAnsi="Cambria Math"/>
+                </w:rPr>
+                <m:t>ε</m:t>
+              </m:r>
+            </m:e>
+          </m:d>
+          <m:r>
+            <w:rPr>
+              <w:rFonts w:ascii="Cambria Math" w:hAnsi="Cambria Math"/>
+            </w:rPr>
+            <m:t xml:space="preserve">                     (2)</m:t>
+          </m:r>
+        </m:oMath>
+      </m:oMathPara>
+    </w:p>
+    <w:p>
+      <w:r>
+        <w:t xml:space="preserve">Формула (2) власне і є алгоритмом зміни параметрів моделі, а фактор </w:t>
+      </w:r>
+      <m:oMath>
+        <m:r>
+          <m:rPr>
+            <m:sty m:val="p"/>
+          </m:rPr>
+          <w:rPr>
+            <w:rFonts w:ascii="Cambria Math" w:hAnsi="Cambria Math"/>
+          </w:rPr>
+          <m:t>ε</m:t>
+        </m:r>
+        <m:r>
+          <m:rPr>
+            <m:sty m:val="p"/>
+          </m:rPr>
+          <w:rPr>
+            <w:rFonts w:ascii="Cambria Math" w:hAnsi="Cambria Math"/>
+          </w:rPr>
+          <m:t xml:space="preserve">= </m:t>
+        </m:r>
+        <m:r>
+          <w:rPr>
+            <w:rFonts w:ascii="Cambria Math" w:hAnsi="Cambria Math"/>
+          </w:rPr>
+          <m:t>2</m:t>
+        </m:r>
+        <m:f>
+          <m:fPr>
+            <m:ctrlPr>
+              <w:rPr>
+                <w:rFonts w:ascii="Cambria Math" w:hAnsi="Cambria Math"/>
+                <w:i/>
+              </w:rPr>
+            </m:ctrlPr>
+          </m:fPr>
+          <m:num>
+            <m:r>
+              <w:rPr>
+                <w:rFonts w:ascii="Cambria Math" w:hAnsi="Cambria Math"/>
+              </w:rPr>
+              <m:t>w</m:t>
+            </m:r>
+            <m:r>
+              <w:rPr>
+                <w:rFonts w:ascii="Cambria Math" w:hAnsi="Cambria Math"/>
+              </w:rPr>
+              <m:t>s</m:t>
+            </m:r>
+          </m:num>
+          <m:den>
+            <m:r>
+              <w:rPr>
+                <w:rFonts w:ascii="Cambria Math" w:hAnsi="Cambria Math"/>
+              </w:rPr>
+              <m:t>V</m:t>
+            </m:r>
+          </m:den>
+        </m:f>
+      </m:oMath>
+      <w:r>
+        <w:t xml:space="preserve"> </w:t>
+      </w:r>
+      <w:r>
+        <w:t xml:space="preserve"> обчислюється на кожному кроці процесу, тому що об’єм змінюється. </w:t>
+      </w:r>
+    </w:p>
+    <w:p>
       <w:pPr>
         <w:rPr>
-          <w:lang w:val="en-US"/>
+          <w:i/>
         </w:rPr>
       </w:pPr>
-    </w:p>
-    <w:p/>
+      <w:r>
+        <w:t xml:space="preserve">Ці додаткові обчислення не зайві, бо мають за мету </w:t>
+      </w:r>
+      <w:r>
+        <w:t xml:space="preserve">стабілізувати швидкість </w:t>
+      </w:r>
+      <w:r>
+        <w:t>рух</w:t>
+      </w:r>
+      <w:r>
+        <w:t>у</w:t>
+      </w:r>
+      <w:r>
+        <w:t xml:space="preserve"> поршня</w:t>
+      </w:r>
+      <w:r>
+        <w:t xml:space="preserve">, </w:t>
+      </w:r>
+      <w:r>
+        <w:t>що в свою чергу зменш</w:t>
+      </w:r>
+      <w:r>
+        <w:t>ить</w:t>
+      </w:r>
+      <w:r>
+        <w:t xml:space="preserve"> вірогідність </w:t>
+      </w:r>
+      <w:r>
+        <w:t xml:space="preserve">виникнення </w:t>
+      </w:r>
+      <w:r>
+        <w:t xml:space="preserve">помітних </w:t>
+      </w:r>
+      <w:r>
+        <w:t xml:space="preserve">коливань параметрів моделі і розбалансування процесу. </w:t>
+      </w:r>
+    </w:p>
+    <w:p>
+      <w:pPr>
+        <w:rPr>
+          <w:b/>
+          <w:bCs/>
+        </w:rPr>
+      </w:pPr>
+      <w:r>
+        <w:rPr>
+          <w:b/>
+          <w:bCs/>
+        </w:rPr>
+        <w:t>Ізобаричний процес</w:t>
+      </w:r>
+    </w:p>
+    <w:p>
+      <w:r>
+        <w:t>Збільш</w:t>
+      </w:r>
+      <w:r>
+        <w:t xml:space="preserve">ення </w:t>
+      </w:r>
+      <w:r>
+        <w:t xml:space="preserve">об’єму </w:t>
+      </w:r>
+      <w:r>
+        <w:t xml:space="preserve">відбувається завдяки нагріву, тиск </w:t>
+      </w:r>
+      <w:r>
+        <w:t xml:space="preserve">газу має </w:t>
+      </w:r>
+      <w:r>
+        <w:t>залишат</w:t>
+      </w:r>
+      <w:r>
+        <w:t>и</w:t>
+      </w:r>
+      <w:r>
+        <w:t xml:space="preserve">ся незмінним. </w:t>
+      </w:r>
+    </w:p>
+    <w:p>
+      <w:r>
+        <w:t xml:space="preserve">Закон ізобари </w:t>
+      </w:r>
+      <w:r>
+        <w:rPr>
+          <w:i/>
+          <w:iCs/>
+        </w:rPr>
+        <w:t xml:space="preserve">V / T = </w:t>
+      </w:r>
+      <w:proofErr w:type="spellStart"/>
+      <w:r>
+        <w:rPr>
+          <w:i/>
+          <w:iCs/>
+        </w:rPr>
+        <w:t>const</w:t>
+      </w:r>
+      <w:proofErr w:type="spellEnd"/>
+      <w:r>
+        <w:t xml:space="preserve">.  З нього витікає </w:t>
+      </w:r>
+      <w:r>
+        <w:t xml:space="preserve">рівняння (3), яке подібне до (2) і </w:t>
+      </w:r>
+      <w:r>
+        <w:t>визначає</w:t>
+      </w:r>
+      <w:r>
+        <w:t>, як має збільшуватися температура, щоб дотриматися бажаної постійної швидкості руху поршня w.</w:t>
+      </w:r>
+    </w:p>
+    <w:p>
+      <m:oMathPara>
+        <m:oMath>
+          <m:sSup>
+            <m:sSupPr>
+              <m:ctrlPr>
+                <w:rPr>
+                  <w:rFonts w:ascii="Cambria Math" w:hAnsi="Cambria Math"/>
+                  <w:i/>
+                </w:rPr>
+              </m:ctrlPr>
+            </m:sSupPr>
+            <m:e>
+              <m:r>
+                <w:rPr>
+                  <w:rFonts w:ascii="Cambria Math" w:hAnsi="Cambria Math"/>
+                </w:rPr>
+                <m:t>T</m:t>
+              </m:r>
+            </m:e>
+            <m:sup>
+              <m:r>
+                <w:rPr>
+                  <w:rFonts w:ascii="Cambria Math" w:hAnsi="Cambria Math"/>
+                </w:rPr>
+                <m:t>'</m:t>
+              </m:r>
+            </m:sup>
+          </m:sSup>
+          <m:r>
+            <w:rPr>
+              <w:rFonts w:ascii="Cambria Math" w:hAnsi="Cambria Math"/>
+            </w:rPr>
+            <m:t>=</m:t>
+          </m:r>
+          <m:r>
+            <w:rPr>
+              <w:rFonts w:ascii="Cambria Math" w:hAnsi="Cambria Math"/>
+            </w:rPr>
+            <m:t>T</m:t>
+          </m:r>
+          <m:r>
+            <w:rPr>
+              <w:rFonts w:ascii="Cambria Math" w:hAnsi="Cambria Math"/>
+            </w:rPr>
+            <m:t xml:space="preserve"> </m:t>
+          </m:r>
+          <m:d>
+            <m:dPr>
+              <m:ctrlPr>
+                <w:rPr>
+                  <w:rFonts w:ascii="Cambria Math" w:hAnsi="Cambria Math"/>
+                  <w:i/>
+                </w:rPr>
+              </m:ctrlPr>
+            </m:dPr>
+            <m:e>
+              <m:r>
+                <w:rPr>
+                  <w:rFonts w:ascii="Cambria Math" w:hAnsi="Cambria Math"/>
+                </w:rPr>
+                <m:t>1</m:t>
+              </m:r>
+              <m:r>
+                <w:rPr>
+                  <w:rFonts w:ascii="Cambria Math" w:hAnsi="Cambria Math"/>
+                </w:rPr>
+                <m:t>+</m:t>
+              </m:r>
+              <m:f>
+                <m:fPr>
+                  <m:ctrlPr>
+                    <w:rPr>
+                      <w:rFonts w:ascii="Cambria Math" w:hAnsi="Cambria Math"/>
+                      <w:i/>
+                    </w:rPr>
+                  </m:ctrlPr>
+                </m:fPr>
+                <m:num>
+                  <m:r>
+                    <w:rPr>
+                      <w:rFonts w:ascii="Cambria Math" w:hAnsi="Cambria Math"/>
+                    </w:rPr>
+                    <m:t>ΔV</m:t>
+                  </m:r>
+                </m:num>
+                <m:den>
+                  <m:r>
+                    <w:rPr>
+                      <w:rFonts w:ascii="Cambria Math" w:hAnsi="Cambria Math"/>
+                    </w:rPr>
+                    <m:t>V</m:t>
+                  </m:r>
+                </m:den>
+              </m:f>
+            </m:e>
+          </m:d>
+          <m:r>
+            <w:rPr>
+              <w:rFonts w:ascii="Cambria Math" w:hAnsi="Cambria Math"/>
+            </w:rPr>
+            <m:t xml:space="preserve"> </m:t>
+          </m:r>
+          <m:r>
+            <w:rPr>
+              <w:rFonts w:ascii="Cambria Math" w:hAnsi="Cambria Math"/>
+            </w:rPr>
+            <m:t xml:space="preserve">=T </m:t>
+          </m:r>
+          <m:d>
+            <m:dPr>
+              <m:ctrlPr>
+                <w:rPr>
+                  <w:rFonts w:ascii="Cambria Math" w:hAnsi="Cambria Math"/>
+                  <w:i/>
+                </w:rPr>
+              </m:ctrlPr>
+            </m:dPr>
+            <m:e>
+              <m:r>
+                <w:rPr>
+                  <w:rFonts w:ascii="Cambria Math" w:hAnsi="Cambria Math"/>
+                </w:rPr>
+                <m:t>1+</m:t>
+              </m:r>
+              <m:f>
+                <m:fPr>
+                  <m:ctrlPr>
+                    <w:rPr>
+                      <w:rFonts w:ascii="Cambria Math" w:hAnsi="Cambria Math"/>
+                      <w:i/>
+                    </w:rPr>
+                  </m:ctrlPr>
+                </m:fPr>
+                <m:num>
+                  <m:r>
+                    <w:rPr>
+                      <w:rFonts w:ascii="Cambria Math" w:hAnsi="Cambria Math"/>
+                    </w:rPr>
+                    <m:t>ws</m:t>
+                  </m:r>
+                </m:num>
+                <m:den>
+                  <m:r>
+                    <w:rPr>
+                      <w:rFonts w:ascii="Cambria Math" w:hAnsi="Cambria Math"/>
+                    </w:rPr>
+                    <m:t>V</m:t>
+                  </m:r>
+                </m:den>
+              </m:f>
+            </m:e>
+          </m:d>
+          <m:r>
+            <w:rPr>
+              <w:rFonts w:ascii="Cambria Math" w:hAnsi="Cambria Math"/>
+            </w:rPr>
+            <m:t xml:space="preserve">                                    (</m:t>
+          </m:r>
+          <m:r>
+            <w:rPr>
+              <w:rFonts w:ascii="Cambria Math" w:hAnsi="Cambria Math"/>
+            </w:rPr>
+            <m:t>3</m:t>
+          </m:r>
+          <m:r>
+            <w:rPr>
+              <w:rFonts w:ascii="Cambria Math" w:hAnsi="Cambria Math"/>
+            </w:rPr>
+            <m:t>)</m:t>
+          </m:r>
+        </m:oMath>
+      </m:oMathPara>
+    </w:p>
+    <w:p>
+      <w:pPr>
+        <w:rPr>
+          <w:iCs/>
+        </w:rPr>
+      </w:pPr>
+      <w:r>
+        <w:t>Нагадаємо, що нагрівач змінює температуру опосередковано, через підвищення модуля швидкості кожної частки</w:t>
+      </w:r>
+      <w:r>
+        <w:t xml:space="preserve">. Залежність між температурою і швидкістю часток квадратична, тому якщо </w:t>
+      </w:r>
+      <m:oMath>
+        <m:sSup>
+          <m:sSupPr>
+            <m:ctrlPr>
+              <w:rPr>
+                <w:rFonts w:ascii="Cambria Math" w:hAnsi="Cambria Math"/>
+                <w:i/>
+              </w:rPr>
+            </m:ctrlPr>
+          </m:sSupPr>
+          <m:e>
+            <m:r>
+              <w:rPr>
+                <w:rFonts w:ascii="Cambria Math" w:hAnsi="Cambria Math"/>
+              </w:rPr>
+              <m:t>T</m:t>
+            </m:r>
+          </m:e>
+          <m:sup>
+            <m:r>
+              <w:rPr>
+                <w:rFonts w:ascii="Cambria Math" w:hAnsi="Cambria Math"/>
+              </w:rPr>
+              <m:t>'</m:t>
+            </m:r>
+          </m:sup>
+        </m:sSup>
+        <m:r>
+          <w:rPr>
+            <w:rFonts w:ascii="Cambria Math" w:hAnsi="Cambria Math"/>
+          </w:rPr>
+          <m:t xml:space="preserve">=T </m:t>
+        </m:r>
+        <m:r>
+          <w:rPr>
+            <w:rFonts w:ascii="Cambria Math" w:hAnsi="Cambria Math"/>
+          </w:rPr>
+          <m:t>(1+ ε)</m:t>
+        </m:r>
+      </m:oMath>
+      <w:r>
+        <w:rPr>
+          <w:i/>
+        </w:rPr>
+        <w:t xml:space="preserve">, </w:t>
+      </w:r>
+      <w:r>
+        <w:rPr>
+          <w:iCs/>
+        </w:rPr>
+        <w:t xml:space="preserve">то за умови ε &lt;&lt; 1 співвідношення між швидкостями має бути таким </w:t>
+      </w:r>
+    </w:p>
+    <w:p>
+      <w:pPr>
+        <w:ind w:firstLine="0"/>
+        <w:jc w:val="center"/>
+      </w:pPr>
+      <m:oMathPara>
+        <m:oMath>
+          <m:sSup>
+            <m:sSupPr>
+              <m:ctrlPr>
+                <w:rPr>
+                  <w:rFonts w:ascii="Cambria Math" w:hAnsi="Cambria Math"/>
+                  <w:i/>
+                </w:rPr>
+              </m:ctrlPr>
+            </m:sSupPr>
+            <m:e>
+              <m:r>
+                <w:rPr>
+                  <w:rFonts w:ascii="Cambria Math" w:hAnsi="Cambria Math"/>
+                </w:rPr>
+                <m:t xml:space="preserve">ε= </m:t>
+              </m:r>
+              <m:f>
+                <m:fPr>
+                  <m:ctrlPr>
+                    <w:rPr>
+                      <w:rFonts w:ascii="Cambria Math" w:hAnsi="Cambria Math"/>
+                      <w:i/>
+                    </w:rPr>
+                  </m:ctrlPr>
+                </m:fPr>
+                <m:num>
+                  <m:r>
+                    <w:rPr>
+                      <w:rFonts w:ascii="Cambria Math" w:hAnsi="Cambria Math"/>
+                    </w:rPr>
+                    <m:t>w</m:t>
+                  </m:r>
+                  <m:r>
+                    <w:rPr>
+                      <w:rFonts w:ascii="Cambria Math" w:hAnsi="Cambria Math"/>
+                      <w:lang w:val="en-US"/>
+                    </w:rPr>
+                    <m:t>s</m:t>
+                  </m:r>
+                </m:num>
+                <m:den>
+                  <m:r>
+                    <w:rPr>
+                      <w:rFonts w:ascii="Cambria Math" w:hAnsi="Cambria Math"/>
+                    </w:rPr>
+                    <m:t>V</m:t>
+                  </m:r>
+                </m:den>
+              </m:f>
+              <m:r>
+                <w:rPr>
+                  <w:rFonts w:ascii="Cambria Math" w:hAnsi="Cambria Math"/>
+                </w:rPr>
+                <m:t xml:space="preserve"> ;</m:t>
+              </m:r>
+              <m:r>
+                <w:rPr>
+                  <w:rFonts w:ascii="Cambria Math" w:hAnsi="Cambria Math"/>
+                  <w:lang w:val="en-US"/>
+                </w:rPr>
+                <m:t xml:space="preserve">       </m:t>
+              </m:r>
+              <m:r>
+                <w:rPr>
+                  <w:rFonts w:ascii="Cambria Math" w:hAnsi="Cambria Math"/>
+                </w:rPr>
+                <m:t xml:space="preserve"> </m:t>
+              </m:r>
+              <m:r>
+                <w:rPr>
+                  <w:rFonts w:ascii="Cambria Math" w:hAnsi="Cambria Math"/>
+                </w:rPr>
+                <m:t>v</m:t>
+              </m:r>
+            </m:e>
+            <m:sup>
+              <m:r>
+                <w:rPr>
+                  <w:rFonts w:ascii="Cambria Math" w:hAnsi="Cambria Math"/>
+                </w:rPr>
+                <m:t>'</m:t>
+              </m:r>
+            </m:sup>
+          </m:sSup>
+          <m:r>
+            <w:rPr>
+              <w:rFonts w:ascii="Cambria Math" w:hAnsi="Cambria Math"/>
+            </w:rPr>
+            <m:t>≈</m:t>
+          </m:r>
+          <m:r>
+            <w:rPr>
+              <w:rFonts w:ascii="Cambria Math" w:hAnsi="Cambria Math"/>
+            </w:rPr>
+            <m:t>v</m:t>
+          </m:r>
+          <m:r>
+            <w:rPr>
+              <w:rFonts w:ascii="Cambria Math" w:hAnsi="Cambria Math"/>
+            </w:rPr>
+            <m:t xml:space="preserve"> </m:t>
+          </m:r>
+          <m:d>
+            <m:dPr>
+              <m:ctrlPr>
+                <w:rPr>
+                  <w:rFonts w:ascii="Cambria Math" w:hAnsi="Cambria Math"/>
+                  <w:i/>
+                </w:rPr>
+              </m:ctrlPr>
+            </m:dPr>
+            <m:e>
+              <m:r>
+                <w:rPr>
+                  <w:rFonts w:ascii="Cambria Math" w:hAnsi="Cambria Math"/>
+                </w:rPr>
+                <m:t>1+</m:t>
+              </m:r>
+              <m:f>
+                <m:fPr>
+                  <m:ctrlPr>
+                    <w:rPr>
+                      <w:rFonts w:ascii="Cambria Math" w:hAnsi="Cambria Math"/>
+                      <w:i/>
+                    </w:rPr>
+                  </m:ctrlPr>
+                </m:fPr>
+                <m:num>
+                  <m:r>
+                    <w:rPr>
+                      <w:rFonts w:ascii="Cambria Math" w:hAnsi="Cambria Math"/>
+                    </w:rPr>
+                    <m:t>ε</m:t>
+                  </m:r>
+                </m:num>
+                <m:den>
+                  <m:r>
+                    <w:rPr>
+                      <w:rFonts w:ascii="Cambria Math" w:hAnsi="Cambria Math"/>
+                    </w:rPr>
+                    <m:t>2</m:t>
+                  </m:r>
+                </m:den>
+              </m:f>
+            </m:e>
+          </m:d>
+          <m:r>
+            <w:rPr>
+              <w:rFonts w:ascii="Cambria Math" w:hAnsi="Cambria Math"/>
+            </w:rPr>
+            <m:t xml:space="preserve">                                                    (4)</m:t>
+          </m:r>
+        </m:oMath>
+      </m:oMathPara>
+    </w:p>
     <w:p>
       <w:pPr>
         <w:ind w:firstLine="0"/>
       </w:pPr>
+      <w:r>
+        <w:br/>
+      </w:r>
+      <w:r>
+        <w:t>.</w:t>
+      </w:r>
+      <w:r>
+        <w:t xml:space="preserve"> Останнє рівняння і є основою керування ізобаричним процесом.</w:t>
+      </w:r>
+    </w:p>
+    <w:p>
+      <w:pPr>
+        <w:ind w:firstLine="0"/>
+      </w:pPr>
+      <w:r>
+        <w:tab/>
+        <w:t>Зауважимо, що наша лабораторна установка це типовий пружинний маятник з власним періодом коливань</w:t>
+      </w:r>
+      <w:r>
+        <w:t>.</w:t>
+      </w:r>
+      <w:r>
+        <w:t xml:space="preserve"> </w:t>
+      </w:r>
+      <w:r>
+        <w:t>П</w:t>
+      </w:r>
+      <w:r>
+        <w:t>еріодичні дії на неї, в нашому випадку це ступінчасте підвищення температури</w:t>
+      </w:r>
+      <w:r>
+        <w:t xml:space="preserve"> не черговому кроці процесу,  можуть провокувати резонансні явища. </w:t>
+      </w:r>
+    </w:p>
+    <w:p>
+      <w:pPr>
+        <w:ind w:firstLine="708"/>
+      </w:pPr>
+      <w:r>
+        <w:t xml:space="preserve">Є необхідність в </w:t>
+      </w:r>
+      <w:r>
+        <w:t>негативн</w:t>
+      </w:r>
+      <w:r>
+        <w:t>ому</w:t>
+      </w:r>
+      <w:r>
+        <w:t xml:space="preserve"> зворотн</w:t>
+      </w:r>
+      <w:r>
+        <w:t>ому</w:t>
+      </w:r>
+      <w:r>
+        <w:t xml:space="preserve"> зв'язк</w:t>
+      </w:r>
+      <w:r>
+        <w:t>у, який би гасив небажані коливання швидкості руху поршня.</w:t>
+      </w:r>
+      <w:r>
+        <w:t xml:space="preserve"> Наприклад, коли швидкість поршня відрізняється від бажаної, змінити її на бажану, а різницю в кінетичн</w:t>
+      </w:r>
+      <w:r>
+        <w:t>ій</w:t>
+      </w:r>
+      <w:r>
+        <w:t xml:space="preserve"> енергії </w:t>
+      </w:r>
+      <w:r>
+        <w:t xml:space="preserve">Q </w:t>
+      </w:r>
+      <w:r>
+        <w:t>вантажу поршня зарахувати в якості тепла, яке передається газу під поршнем.</w:t>
+      </w:r>
+      <w:r>
+        <w:t xml:space="preserve"> Ця дія описується системою (</w:t>
+      </w:r>
+      <w:r>
+        <w:t>5</w:t>
+      </w:r>
+      <w:r>
+        <w:t>)</w:t>
+      </w:r>
+    </w:p>
+    <w:p>
+      <w:pPr>
+        <w:ind w:firstLine="708"/>
+      </w:pPr>
+    </w:p>
+    <w:p>
+      <w:pPr>
+        <w:ind w:firstLine="708"/>
+      </w:pPr>
+      <m:oMathPara>
+        <m:oMath>
+          <m:r>
+            <w:rPr>
+              <w:rFonts w:ascii="Cambria Math" w:hAnsi="Cambria Math"/>
+            </w:rPr>
+            <m:t>Δ</m:t>
+          </m:r>
+          <m:r>
+            <w:rPr>
+              <w:rFonts w:ascii="Cambria Math" w:hAnsi="Cambria Math"/>
+            </w:rPr>
+            <m:t>Q=</m:t>
+          </m:r>
+          <m:d>
+            <m:dPr>
+              <m:ctrlPr>
+                <w:rPr>
+                  <w:rFonts w:ascii="Cambria Math" w:hAnsi="Cambria Math"/>
+                  <w:i/>
+                </w:rPr>
+              </m:ctrlPr>
+            </m:dPr>
+            <m:e>
+              <m:sSup>
+                <m:sSupPr>
+                  <m:ctrlPr>
+                    <w:rPr>
+                      <w:rFonts w:ascii="Cambria Math" w:hAnsi="Cambria Math"/>
+                      <w:i/>
+                    </w:rPr>
+                  </m:ctrlPr>
+                </m:sSupPr>
+                <m:e>
+                  <m:r>
+                    <w:rPr>
+                      <w:rFonts w:ascii="Cambria Math" w:hAnsi="Cambria Math"/>
+                    </w:rPr>
+                    <m:t>w</m:t>
+                  </m:r>
+                </m:e>
+                <m:sup>
+                  <m:r>
+                    <w:rPr>
+                      <w:rFonts w:ascii="Cambria Math" w:hAnsi="Cambria Math"/>
+                    </w:rPr>
+                    <m:t>2</m:t>
+                  </m:r>
+                </m:sup>
+              </m:sSup>
+              <m:r>
+                <w:rPr>
+                  <w:rFonts w:ascii="Cambria Math" w:hAnsi="Cambria Math"/>
+                </w:rPr>
+                <m:t xml:space="preserve">- </m:t>
+              </m:r>
+              <m:sSubSup>
+                <m:sSubSupPr>
+                  <m:ctrlPr>
+                    <w:rPr>
+                      <w:rFonts w:ascii="Cambria Math" w:hAnsi="Cambria Math"/>
+                      <w:i/>
+                    </w:rPr>
+                  </m:ctrlPr>
+                </m:sSubSupPr>
+                <m:e>
+                  <m:r>
+                    <w:rPr>
+                      <w:rFonts w:ascii="Cambria Math" w:hAnsi="Cambria Math"/>
+                    </w:rPr>
+                    <m:t>v</m:t>
+                  </m:r>
+                </m:e>
+                <m:sub>
+                  <m:r>
+                    <w:rPr>
+                      <w:rFonts w:ascii="Cambria Math" w:hAnsi="Cambria Math"/>
+                    </w:rPr>
+                    <m:t>p</m:t>
+                  </m:r>
+                </m:sub>
+                <m:sup>
+                  <m:r>
+                    <w:rPr>
+                      <w:rFonts w:ascii="Cambria Math" w:hAnsi="Cambria Math"/>
+                    </w:rPr>
+                    <m:t>2</m:t>
+                  </m:r>
+                </m:sup>
+              </m:sSubSup>
+            </m:e>
+          </m:d>
+          <m:f>
+            <m:fPr>
+              <m:ctrlPr>
+                <w:rPr>
+                  <w:rFonts w:ascii="Cambria Math" w:hAnsi="Cambria Math"/>
+                  <w:i/>
+                </w:rPr>
+              </m:ctrlPr>
+            </m:fPr>
+            <m:num>
+              <m:r>
+                <w:rPr>
+                  <w:rFonts w:ascii="Cambria Math" w:hAnsi="Cambria Math"/>
+                </w:rPr>
+                <m:t>M</m:t>
+              </m:r>
+            </m:num>
+            <m:den>
+              <m:r>
+                <w:rPr>
+                  <w:rFonts w:ascii="Cambria Math" w:hAnsi="Cambria Math"/>
+                </w:rPr>
+                <m:t>2</m:t>
+              </m:r>
+            </m:den>
+          </m:f>
+          <m:r>
+            <w:rPr>
+              <w:rFonts w:ascii="Cambria Math" w:hAnsi="Cambria Math"/>
+            </w:rPr>
+            <m:t xml:space="preserve"> ;      </m:t>
+          </m:r>
+          <m:sSub>
+            <m:sSubPr>
+              <m:ctrlPr>
+                <w:rPr>
+                  <w:rFonts w:ascii="Cambria Math" w:hAnsi="Cambria Math"/>
+                  <w:i/>
+                </w:rPr>
+              </m:ctrlPr>
+            </m:sSubPr>
+            <m:e>
+              <m:r>
+                <w:rPr>
+                  <w:rFonts w:ascii="Cambria Math" w:hAnsi="Cambria Math"/>
+                </w:rPr>
+                <m:t>ε</m:t>
+              </m:r>
+            </m:e>
+            <m:sub>
+              <m:r>
+                <w:rPr>
+                  <w:rFonts w:ascii="Cambria Math" w:hAnsi="Cambria Math"/>
+                </w:rPr>
+                <m:t>q</m:t>
+              </m:r>
+            </m:sub>
+          </m:sSub>
+          <m:r>
+            <w:rPr>
+              <w:rFonts w:ascii="Cambria Math" w:hAnsi="Cambria Math"/>
+            </w:rPr>
+            <m:t>=</m:t>
+          </m:r>
+          <m:f>
+            <m:fPr>
+              <m:ctrlPr>
+                <w:rPr>
+                  <w:rFonts w:ascii="Cambria Math" w:hAnsi="Cambria Math"/>
+                  <w:i/>
+                </w:rPr>
+              </m:ctrlPr>
+            </m:fPr>
+            <m:num>
+              <m:r>
+                <w:rPr>
+                  <w:rFonts w:ascii="Cambria Math" w:hAnsi="Cambria Math"/>
+                </w:rPr>
+                <m:t>Δ</m:t>
+              </m:r>
+              <m:r>
+                <w:rPr>
+                  <w:rFonts w:ascii="Cambria Math" w:hAnsi="Cambria Math"/>
+                </w:rPr>
+                <m:t>Q</m:t>
+              </m:r>
+            </m:num>
+            <m:den>
+              <m:r>
+                <w:rPr>
+                  <w:rFonts w:ascii="Cambria Math" w:hAnsi="Cambria Math"/>
+                </w:rPr>
+                <m:t>nm</m:t>
+              </m:r>
+            </m:den>
+          </m:f>
+          <m:r>
+            <w:rPr>
+              <w:rFonts w:ascii="Cambria Math" w:hAnsi="Cambria Math"/>
+            </w:rPr>
+            <m:t xml:space="preserve">;  </m:t>
+          </m:r>
+          <m:sSup>
+            <m:sSupPr>
+              <m:ctrlPr>
+                <w:rPr>
+                  <w:rFonts w:ascii="Cambria Math" w:hAnsi="Cambria Math"/>
+                  <w:i/>
+                </w:rPr>
+              </m:ctrlPr>
+            </m:sSupPr>
+            <m:e>
+              <m:r>
+                <w:rPr>
+                  <w:rFonts w:ascii="Cambria Math" w:hAnsi="Cambria Math"/>
+                </w:rPr>
+                <m:t xml:space="preserve">    v</m:t>
+              </m:r>
+            </m:e>
+            <m:sup>
+              <m:r>
+                <w:rPr>
+                  <w:rFonts w:ascii="Cambria Math" w:hAnsi="Cambria Math"/>
+                </w:rPr>
+                <m:t>''</m:t>
+              </m:r>
+            </m:sup>
+          </m:sSup>
+          <m:r>
+            <w:rPr>
+              <w:rFonts w:ascii="Cambria Math" w:hAnsi="Cambria Math"/>
+            </w:rPr>
+            <m:t xml:space="preserve">≈v' (1+ </m:t>
+          </m:r>
+          <m:sSub>
+            <m:sSubPr>
+              <m:ctrlPr>
+                <w:rPr>
+                  <w:rFonts w:ascii="Cambria Math" w:hAnsi="Cambria Math"/>
+                  <w:i/>
+                </w:rPr>
+              </m:ctrlPr>
+            </m:sSubPr>
+            <m:e>
+              <m:r>
+                <w:rPr>
+                  <w:rFonts w:ascii="Cambria Math" w:hAnsi="Cambria Math"/>
+                </w:rPr>
+                <m:t>ε</m:t>
+              </m:r>
+            </m:e>
+            <m:sub>
+              <m:r>
+                <w:rPr>
+                  <w:rFonts w:ascii="Cambria Math" w:hAnsi="Cambria Math"/>
+                </w:rPr>
+                <m:t>q</m:t>
+              </m:r>
+            </m:sub>
+          </m:sSub>
+          <m:r>
+            <w:rPr>
+              <w:rFonts w:ascii="Cambria Math" w:hAnsi="Cambria Math"/>
+            </w:rPr>
+            <m:t>)                             (</m:t>
+          </m:r>
+          <m:r>
+            <w:rPr>
+              <w:rFonts w:ascii="Cambria Math" w:hAnsi="Cambria Math"/>
+            </w:rPr>
+            <m:t>5</m:t>
+          </m:r>
+          <m:r>
+            <w:rPr>
+              <w:rFonts w:ascii="Cambria Math" w:hAnsi="Cambria Math"/>
+            </w:rPr>
+            <m:t xml:space="preserve">)   </m:t>
+          </m:r>
+        </m:oMath>
+      </m:oMathPara>
+    </w:p>
+    <w:p>
+      <w:r>
+        <w:rPr>
+          <w:highlight w:val="yellow"/>
+        </w:rPr>
+        <w:t>Тут означає</w:t>
+      </w:r>
     </w:p>
     <w:p/>
     <w:p>
-      <w:pPr>
-        <w:rPr>
-          <w:rFonts w:ascii="Cambria" w:eastAsia="Times New Roman" w:hAnsi="Cambria"/>
-          <w:color w:val="365F91"/>
-          <w:sz w:val="26"/>
-          <w:szCs w:val="26"/>
-          <w:lang w:val="en-US"/>
-        </w:rPr>
-      </w:pPr>
-    </w:p>
-    <w:p>
-      <w:pPr>
-        <w:rPr>
-          <w:lang w:val="en-US"/>
-        </w:rPr>
-      </w:pPr>
-    </w:p>
-    <w:p>
-      <w:pPr>
-        <w:rPr>
-          <w:lang w:val="en-US"/>
-        </w:rPr>
-      </w:pPr>
-    </w:p>
-    <w:p>
-      <w:r>
-        <w:t>Ізобаричний процес</w:t>
-      </w:r>
-    </w:p>
-    <w:p>
-      <w:r>
-        <w:t xml:space="preserve">Розширення відбувається завдяки нагріву, тиск залишається незмінним. Для того, щоб запобігти коливань, рух поршню бажано зробити рівномірним за швидкістю. </w:t>
-      </w:r>
-    </w:p>
-    <w:p>
-      <w:r>
-        <w:t xml:space="preserve">Тобто об’єм сосуду </w:t>
-      </w:r>
-      <w:r>
-        <w:rPr>
-          <w:lang w:val="en-US"/>
-        </w:rPr>
-        <w:t>V</w:t>
-      </w:r>
-      <w:r>
-        <w:t xml:space="preserve"> за один такт часу повинен збільшуватися завжди на </w:t>
-      </w:r>
-      <w:proofErr w:type="spellStart"/>
-      <w:r>
-        <w:rPr>
-          <w:lang w:val="en-US"/>
-        </w:rPr>
-        <w:t>dV</w:t>
-      </w:r>
-      <w:proofErr w:type="spellEnd"/>
-      <w:r>
-        <w:rPr>
-          <w:lang w:val="en-US"/>
-        </w:rPr>
-        <w:t>,</w:t>
-      </w:r>
-      <w:r>
-        <w:t xml:space="preserve"> Для того треба додати до середньоквадратичної швидкості часток газу </w:t>
-      </w:r>
-      <w:r>
-        <w:rPr>
-          <w:lang w:val="en-US"/>
-        </w:rPr>
-        <w:t>v</w:t>
-      </w:r>
-      <w:r>
-        <w:t xml:space="preserve"> значення </w:t>
-      </w:r>
-      <w:r>
-        <w:rPr>
-          <w:lang w:val="en-US"/>
-        </w:rPr>
-        <w:t xml:space="preserve">dv. </w:t>
-      </w:r>
-      <w:r>
-        <w:t xml:space="preserve">З законів газу витікає, що </w:t>
-      </w:r>
-    </w:p>
-    <w:p>
-      <w:pPr>
-        <w:rPr>
-          <w:lang w:val="en-US"/>
-        </w:rPr>
-      </w:pPr>
-      <w:r>
-        <w:rPr>
-          <w:lang w:val="en-US"/>
-        </w:rPr>
-        <w:t xml:space="preserve">dv = </w:t>
-      </w:r>
-      <w:proofErr w:type="spellStart"/>
-      <w:r>
-        <w:rPr>
-          <w:lang w:val="en-US"/>
-        </w:rPr>
-        <w:t>dV</w:t>
-      </w:r>
-      <w:proofErr w:type="spellEnd"/>
-      <w:r>
-        <w:rPr>
-          <w:lang w:val="en-US"/>
-        </w:rPr>
-        <w:t xml:space="preserve"> *</w:t>
-      </w:r>
-      <w:r>
-        <w:rPr>
-          <w:lang w:val="en-US"/>
-        </w:rPr>
-        <w:t xml:space="preserve"> (1/2) * sqrt(2*</w:t>
-      </w:r>
-      <w:r>
-        <w:rPr>
-          <w:lang w:val="en-US"/>
-        </w:rPr>
-        <w:t>P</w:t>
-      </w:r>
-      <w:r>
-        <w:rPr>
-          <w:lang w:val="en-US"/>
-        </w:rPr>
-        <w:t xml:space="preserve"> / (</w:t>
-      </w:r>
-      <w:r>
-        <w:rPr>
-          <w:lang w:val="en-US"/>
-        </w:rPr>
-        <w:t>V</w:t>
-      </w:r>
-      <w:r>
-        <w:rPr>
-          <w:lang w:val="en-US"/>
-        </w:rPr>
-        <w:t xml:space="preserve"> * n * m</w:t>
-      </w:r>
-      <w:r>
-        <w:rPr>
-          <w:lang w:val="en-US"/>
-        </w:rPr>
-        <w:t>)</w:t>
-      </w:r>
-      <w:r>
-        <w:rPr>
-          <w:lang w:val="en-US"/>
-        </w:rPr>
-        <w:t>)</w:t>
-      </w:r>
-    </w:p>
-    <w:p>
-      <w:pPr>
-        <w:rPr>
-          <w:lang w:val="en-US"/>
-        </w:rPr>
-      </w:pPr>
-    </w:p>
-    <w:p>
-      <w:pPr>
-        <w:rPr>
-          <w:lang w:val="en-US"/>
-        </w:rPr>
-      </w:pPr>
-      <w:r>
-        <w:rPr>
-          <w:lang w:val="en-US"/>
-        </w:rPr>
-        <w:t>v2 = v1 * (1 + e)</w:t>
-      </w:r>
-      <w:r>
-        <w:rPr>
-          <w:lang w:val="en-US"/>
-        </w:rPr>
-        <w:t>;  v2 = v1 + dv</w:t>
-      </w:r>
-      <w:r>
-        <w:rPr>
-          <w:lang w:val="en-US"/>
-        </w:rPr>
-        <w:t xml:space="preserve">   =&gt; </w:t>
-      </w:r>
-      <w:r>
-        <w:rPr>
-          <w:lang w:val="en-US"/>
-        </w:rPr>
-        <w:t xml:space="preserve"> </w:t>
-      </w:r>
-      <w:r>
-        <w:rPr>
-          <w:lang w:val="en-US"/>
-        </w:rPr>
-        <w:t xml:space="preserve">eps = </w:t>
-      </w:r>
-      <w:r>
-        <w:rPr>
-          <w:lang w:val="en-US"/>
-        </w:rPr>
-        <w:t>dv / v1</w:t>
-      </w:r>
-    </w:p>
-    <w:p>
-      <w:pPr>
-        <w:rPr>
-          <w:lang w:val="en-US"/>
-        </w:rPr>
-      </w:pPr>
-    </w:p>
-    <w:p>
-      <w:pPr>
-        <w:rPr>
-          <w:lang w:val="hu"/>
-        </w:rPr>
-      </w:pPr>
-      <w:r>
-        <w:rPr>
-          <w:lang w:val="en-US"/>
-        </w:rPr>
-        <w:t>v = sqrt(2*P*V / (n * m))</w:t>
-      </w:r>
-    </w:p>
+      <w:r>
+        <w:t>Застосування рівнянь (4) разом з рівняннями (5) дають прийнятний результат моделювання ізобаричного процесу.</w:t>
+      </w:r>
+    </w:p>
+    <w:p/>
+    <w:p/>
     <w:sectPr>
       <w:pgSz w:w="11906" w:h="16838"/>
       <w:pgMar w:top="850" w:right="850" w:bottom="850" w:left="1417" w:header="720" w:footer="720" w:gutter="0"/>
@@ -1305,7 +2488,6 @@
     <w:uiPriority w:val="99"/>
     <w:semiHidden/>
     <w:unhideWhenUsed/>
-    <w:qFormat/>
     <w:tblPr>
       <w:tblInd w:w="0" w:type="dxa"/>
       <w:tblCellMar>
@@ -1393,6 +2575,16 @@
       <w:sz w:val="32"/>
       <w:szCs w:val="32"/>
       <w:lang w:val="uk-UA"/>
+    </w:rPr>
+  </w:style>
+  <w:style w:type="character" w:styleId="a6">
+    <w:name w:val="Placeholder Text"/>
+    <w:basedOn w:val="a0"/>
+    <w:uiPriority w:val="99"/>
+    <w:semiHidden/>
+    <w:rsid w:val="00890600"/>
+    <w:rPr>
+      <w:color w:val="666666"/>
     </w:rPr>
   </w:style>
 </w:styles>

--- a/docs/Термодинамічні цикли.docx
+++ b/docs/Термодинамічні цикли.docx
@@ -547,8 +547,11 @@
         <w:t>Стискання і розширення є доволі симетричними процесами, тому тут і далі будемо розглядати лише розширення, а до стискання будемо звертатися лише за необхідністю.</w:t>
       </w:r>
     </w:p>
-    <w:p/>
-    <w:p/>
+    <w:p>
+      <w:pPr>
+        <w:ind w:firstLine="0"/>
+      </w:pPr>
+    </w:p>
     <w:p>
       <w:r>
         <w:t>Алгоритм змі</w:t>
@@ -818,25 +821,7 @@
           <w:rPr>
             <w:rFonts w:ascii="Cambria Math" w:hAnsi="Cambria Math"/>
           </w:rPr>
-          <m:t>ΔV</m:t>
-        </m:r>
-        <m:r>
-          <w:rPr>
-            <w:rFonts w:ascii="Cambria Math" w:hAnsi="Cambria Math"/>
-          </w:rPr>
-          <m:t>=</m:t>
-        </m:r>
-        <m:r>
-          <w:rPr>
-            <w:rFonts w:ascii="Cambria Math" w:hAnsi="Cambria Math"/>
-          </w:rPr>
-          <m:t>w</m:t>
-        </m:r>
-        <m:r>
-          <w:rPr>
-            <w:rFonts w:ascii="Cambria Math" w:hAnsi="Cambria Math"/>
-          </w:rPr>
-          <m:t>∆ts</m:t>
+          <m:t>ΔV=w∆ts</m:t>
         </m:r>
       </m:oMath>
       <w:r>
@@ -896,10 +881,7 @@
         <w:t xml:space="preserve"> </w:t>
       </w:r>
       <w:r>
-        <w:t>γ = 2</w:t>
-      </w:r>
-      <w:r>
-        <w:t xml:space="preserve">, співвідношення (1) перетвориться на </w:t>
+        <w:t xml:space="preserve">γ = 2, співвідношення (1) перетвориться на </w:t>
       </w:r>
     </w:p>
     <w:p>
@@ -935,19 +917,7 @@
             <w:rPr>
               <w:rFonts w:ascii="Cambria Math" w:hAnsi="Cambria Math"/>
             </w:rPr>
-            <m:t>=</m:t>
-          </m:r>
-          <m:r>
-            <w:rPr>
-              <w:rFonts w:ascii="Cambria Math" w:hAnsi="Cambria Math"/>
-            </w:rPr>
-            <m:t>M</m:t>
-          </m:r>
-          <m:r>
-            <w:rPr>
-              <w:rFonts w:ascii="Cambria Math" w:hAnsi="Cambria Math"/>
-            </w:rPr>
-            <m:t xml:space="preserve"> </m:t>
+            <m:t xml:space="preserve">=M </m:t>
           </m:r>
           <m:d>
             <m:dPr>
@@ -963,13 +933,7 @@
                 <w:rPr>
                   <w:rFonts w:ascii="Cambria Math" w:hAnsi="Cambria Math"/>
                 </w:rPr>
-                <m:t>1-</m:t>
-              </m:r>
-              <m:r>
-                <w:rPr>
-                  <w:rFonts w:ascii="Cambria Math" w:hAnsi="Cambria Math"/>
-                </w:rPr>
-                <m:t>2</m:t>
+                <m:t>1-2</m:t>
               </m:r>
               <m:f>
                 <m:fPr>
@@ -985,13 +949,7 @@
                     <w:rPr>
                       <w:rFonts w:ascii="Cambria Math" w:hAnsi="Cambria Math"/>
                     </w:rPr>
-                    <m:t>w</m:t>
-                  </m:r>
-                  <m:r>
-                    <w:rPr>
-                      <w:rFonts w:ascii="Cambria Math" w:hAnsi="Cambria Math"/>
-                    </w:rPr>
-                    <m:t>s</m:t>
+                    <m:t>ws</m:t>
                   </m:r>
                 </m:num>
                 <m:den>
@@ -1059,16 +1017,7 @@
           <w:rPr>
             <w:rFonts w:ascii="Cambria Math" w:hAnsi="Cambria Math"/>
           </w:rPr>
-          <m:t>ε</m:t>
-        </m:r>
-        <m:r>
-          <m:rPr>
-            <m:sty m:val="p"/>
-          </m:rPr>
-          <w:rPr>
-            <w:rFonts w:ascii="Cambria Math" w:hAnsi="Cambria Math"/>
-          </w:rPr>
-          <m:t xml:space="preserve">= </m:t>
+          <m:t xml:space="preserve">ε= </m:t>
         </m:r>
         <m:r>
           <w:rPr>
@@ -1090,13 +1039,7 @@
               <w:rPr>
                 <w:rFonts w:ascii="Cambria Math" w:hAnsi="Cambria Math"/>
               </w:rPr>
-              <m:t>w</m:t>
-            </m:r>
-            <m:r>
-              <w:rPr>
-                <w:rFonts w:ascii="Cambria Math" w:hAnsi="Cambria Math"/>
-              </w:rPr>
-              <m:t>s</m:t>
+              <m:t>ws</m:t>
             </m:r>
           </m:num>
           <m:den>
@@ -1266,19 +1209,7 @@
             <w:rPr>
               <w:rFonts w:ascii="Cambria Math" w:hAnsi="Cambria Math"/>
             </w:rPr>
-            <m:t>=</m:t>
-          </m:r>
-          <m:r>
-            <w:rPr>
-              <w:rFonts w:ascii="Cambria Math" w:hAnsi="Cambria Math"/>
-            </w:rPr>
-            <m:t>T</m:t>
-          </m:r>
-          <m:r>
-            <w:rPr>
-              <w:rFonts w:ascii="Cambria Math" w:hAnsi="Cambria Math"/>
-            </w:rPr>
-            <m:t xml:space="preserve"> </m:t>
+            <m:t xml:space="preserve">=T </m:t>
           </m:r>
           <m:d>
             <m:dPr>
@@ -1294,13 +1225,7 @@
                 <w:rPr>
                   <w:rFonts w:ascii="Cambria Math" w:hAnsi="Cambria Math"/>
                 </w:rPr>
-                <m:t>1</m:t>
-              </m:r>
-              <m:r>
-                <w:rPr>
-                  <w:rFonts w:ascii="Cambria Math" w:hAnsi="Cambria Math"/>
-                </w:rPr>
-                <m:t>+</m:t>
+                <m:t>1+</m:t>
               </m:r>
               <m:f>
                 <m:fPr>
@@ -1334,13 +1259,7 @@
             <w:rPr>
               <w:rFonts w:ascii="Cambria Math" w:hAnsi="Cambria Math"/>
             </w:rPr>
-            <m:t xml:space="preserve"> </m:t>
-          </m:r>
-          <m:r>
-            <w:rPr>
-              <w:rFonts w:ascii="Cambria Math" w:hAnsi="Cambria Math"/>
-            </w:rPr>
-            <m:t xml:space="preserve">=T </m:t>
+            <m:t xml:space="preserve"> =T </m:t>
           </m:r>
           <m:d>
             <m:dPr>
@@ -1390,19 +1309,49 @@
             <w:rPr>
               <w:rFonts w:ascii="Cambria Math" w:hAnsi="Cambria Math"/>
             </w:rPr>
-            <m:t xml:space="preserve">                                    (</m:t>
-          </m:r>
-          <m:r>
-            <w:rPr>
-              <w:rFonts w:ascii="Cambria Math" w:hAnsi="Cambria Math"/>
-            </w:rPr>
-            <m:t>3</m:t>
-          </m:r>
-          <m:r>
-            <w:rPr>
-              <w:rFonts w:ascii="Cambria Math" w:hAnsi="Cambria Math"/>
-            </w:rPr>
-            <m:t>)</m:t>
+            <m:t xml:space="preserve">= </m:t>
+          </m:r>
+          <m:r>
+            <w:rPr>
+              <w:rFonts w:ascii="Cambria Math" w:hAnsi="Cambria Math"/>
+            </w:rPr>
+            <m:t xml:space="preserve">T </m:t>
+          </m:r>
+          <m:d>
+            <m:dPr>
+              <m:ctrlPr>
+                <w:rPr>
+                  <w:rFonts w:ascii="Cambria Math" w:hAnsi="Cambria Math"/>
+                  <w:i/>
+                </w:rPr>
+              </m:ctrlPr>
+            </m:dPr>
+            <m:e>
+              <m:r>
+                <w:rPr>
+                  <w:rFonts w:ascii="Cambria Math" w:hAnsi="Cambria Math"/>
+                </w:rPr>
+                <m:t>1+</m:t>
+              </m:r>
+              <m:r>
+                <w:rPr>
+                  <w:rFonts w:ascii="Cambria Math" w:hAnsi="Cambria Math"/>
+                </w:rPr>
+                <m:t>ε</m:t>
+              </m:r>
+            </m:e>
+          </m:d>
+          <m:r>
+            <w:rPr>
+              <w:rFonts w:ascii="Cambria Math" w:hAnsi="Cambria Math"/>
+            </w:rPr>
+            <m:t xml:space="preserve"> </m:t>
+          </m:r>
+          <m:r>
+            <w:rPr>
+              <w:rFonts w:ascii="Cambria Math" w:hAnsi="Cambria Math"/>
+            </w:rPr>
+            <m:t xml:space="preserve">                            (3)</m:t>
           </m:r>
         </m:oMath>
       </m:oMathPara>
@@ -1417,7 +1366,60 @@
         <w:t>Нагадаємо, що нагрівач змінює температуру опосередковано, через підвищення модуля швидкості кожної частки</w:t>
       </w:r>
       <w:r>
-        <w:t xml:space="preserve">. Залежність між температурою і швидкістю часток квадратична, тому якщо </w:t>
+        <w:t>. Залежність між температурою і швидкістю часток квадратична</w:t>
+      </w:r>
+      <w:r>
+        <w:t>,</w:t>
+      </w:r>
+      <w:r>
+        <w:t xml:space="preserve"> </w:t>
+      </w:r>
+      <m:oMath>
+        <m:r>
+          <w:rPr>
+            <w:rFonts w:ascii="Cambria Math" w:hAnsi="Cambria Math"/>
+          </w:rPr>
+          <m:t>T</m:t>
+        </m:r>
+        <m:r>
+          <w:rPr>
+            <w:rFonts w:ascii="Cambria Math" w:hAnsi="Cambria Math"/>
+            <w:lang w:val="en-US"/>
+          </w:rPr>
+          <m:t>∝</m:t>
+        </m:r>
+        <m:sSup>
+          <m:sSupPr>
+            <m:ctrlPr>
+              <w:rPr>
+                <w:rFonts w:ascii="Cambria Math" w:hAnsi="Cambria Math"/>
+                <w:i/>
+                <w:lang w:val="en-US"/>
+              </w:rPr>
+            </m:ctrlPr>
+          </m:sSupPr>
+          <m:e>
+            <m:r>
+              <w:rPr>
+                <w:rFonts w:ascii="Cambria Math" w:hAnsi="Cambria Math"/>
+                <w:lang w:val="en-US"/>
+              </w:rPr>
+              <m:t>v</m:t>
+            </m:r>
+          </m:e>
+          <m:sup>
+            <m:r>
+              <w:rPr>
+                <w:rFonts w:ascii="Cambria Math" w:hAnsi="Cambria Math"/>
+                <w:lang w:val="en-US"/>
+              </w:rPr>
+              <m:t>2</m:t>
+            </m:r>
+          </m:sup>
+        </m:sSup>
+      </m:oMath>
+      <w:r>
+        <w:t xml:space="preserve">, тому якщо </w:t>
       </w:r>
       <m:oMath>
         <m:sSup>
@@ -1450,13 +1452,7 @@
           <w:rPr>
             <w:rFonts w:ascii="Cambria Math" w:hAnsi="Cambria Math"/>
           </w:rPr>
-          <m:t xml:space="preserve">=T </m:t>
-        </m:r>
-        <m:r>
-          <w:rPr>
-            <w:rFonts w:ascii="Cambria Math" w:hAnsi="Cambria Math"/>
-          </w:rPr>
-          <m:t>(1+ ε)</m:t>
+          <m:t>=T (1+ ε)</m:t>
         </m:r>
       </m:oMath>
       <w:r>
@@ -1493,65 +1489,7 @@
                 <w:rPr>
                   <w:rFonts w:ascii="Cambria Math" w:hAnsi="Cambria Math"/>
                 </w:rPr>
-                <m:t xml:space="preserve">ε= </m:t>
-              </m:r>
-              <m:f>
-                <m:fPr>
-                  <m:ctrlPr>
-                    <w:rPr>
-                      <w:rFonts w:ascii="Cambria Math" w:hAnsi="Cambria Math"/>
-                      <w:i/>
-                    </w:rPr>
-                  </m:ctrlPr>
-                </m:fPr>
-                <m:num>
-                  <m:r>
-                    <w:rPr>
-                      <w:rFonts w:ascii="Cambria Math" w:hAnsi="Cambria Math"/>
-                    </w:rPr>
-                    <m:t>w</m:t>
-                  </m:r>
-                  <m:r>
-                    <w:rPr>
-                      <w:rFonts w:ascii="Cambria Math" w:hAnsi="Cambria Math"/>
-                      <w:lang w:val="en-US"/>
-                    </w:rPr>
-                    <m:t>s</m:t>
-                  </m:r>
-                </m:num>
-                <m:den>
-                  <m:r>
-                    <w:rPr>
-                      <w:rFonts w:ascii="Cambria Math" w:hAnsi="Cambria Math"/>
-                    </w:rPr>
-                    <m:t>V</m:t>
-                  </m:r>
-                </m:den>
-              </m:f>
-              <m:r>
-                <w:rPr>
-                  <w:rFonts w:ascii="Cambria Math" w:hAnsi="Cambria Math"/>
-                </w:rPr>
-                <m:t xml:space="preserve"> ;</m:t>
-              </m:r>
-              <m:r>
-                <w:rPr>
-                  <w:rFonts w:ascii="Cambria Math" w:hAnsi="Cambria Math"/>
-                  <w:lang w:val="en-US"/>
-                </w:rPr>
-                <m:t xml:space="preserve">       </m:t>
-              </m:r>
-              <m:r>
-                <w:rPr>
-                  <w:rFonts w:ascii="Cambria Math" w:hAnsi="Cambria Math"/>
-                </w:rPr>
-                <m:t xml:space="preserve"> </m:t>
-              </m:r>
-              <m:r>
-                <w:rPr>
-                  <w:rFonts w:ascii="Cambria Math" w:hAnsi="Cambria Math"/>
-                </w:rPr>
-                <m:t>v</m:t>
+                <m:t xml:space="preserve"> v</m:t>
               </m:r>
             </m:e>
             <m:sup>
@@ -1567,19 +1505,7 @@
             <w:rPr>
               <w:rFonts w:ascii="Cambria Math" w:hAnsi="Cambria Math"/>
             </w:rPr>
-            <m:t>≈</m:t>
-          </m:r>
-          <m:r>
-            <w:rPr>
-              <w:rFonts w:ascii="Cambria Math" w:hAnsi="Cambria Math"/>
-            </w:rPr>
-            <m:t>v</m:t>
-          </m:r>
-          <m:r>
-            <w:rPr>
-              <w:rFonts w:ascii="Cambria Math" w:hAnsi="Cambria Math"/>
-            </w:rPr>
-            <m:t xml:space="preserve"> </m:t>
+            <m:t xml:space="preserve">≈v </m:t>
           </m:r>
           <m:d>
             <m:dPr>
@@ -1642,10 +1568,7 @@
         <w:br/>
       </w:r>
       <w:r>
-        <w:t>.</w:t>
-      </w:r>
-      <w:r>
-        <w:t xml:space="preserve"> Останнє рівняння і є основою керування ізобаричним процесом.</w:t>
+        <w:t>Останнє рівняння і є основою керування ізобаричним процесом.</w:t>
       </w:r>
     </w:p>
     <w:p>
@@ -1677,25 +1600,7 @@
         <w:ind w:firstLine="708"/>
       </w:pPr>
       <w:r>
-        <w:t xml:space="preserve">Є необхідність в </w:t>
-      </w:r>
-      <w:r>
-        <w:t>негативн</w:t>
-      </w:r>
-      <w:r>
-        <w:t>ому</w:t>
-      </w:r>
-      <w:r>
-        <w:t xml:space="preserve"> зворотн</w:t>
-      </w:r>
-      <w:r>
-        <w:t>ому</w:t>
-      </w:r>
-      <w:r>
-        <w:t xml:space="preserve"> зв'язк</w:t>
-      </w:r>
-      <w:r>
-        <w:t>у, який би гасив небажані коливання швидкості руху поршня.</w:t>
+        <w:t>Є необхідність в негативному зворотному зв'язку, який би гасив небажані коливання швидкості руху поршня.</w:t>
       </w:r>
       <w:r>
         <w:t xml:space="preserve"> Наприклад, коли швидкість поршня відрізняється від бажаної, змінити її на бажану, а різницю в кінетичн</w:t>
@@ -1737,13 +1642,7 @@
             <w:rPr>
               <w:rFonts w:ascii="Cambria Math" w:hAnsi="Cambria Math"/>
             </w:rPr>
-            <m:t>Δ</m:t>
-          </m:r>
-          <m:r>
-            <w:rPr>
-              <w:rFonts w:ascii="Cambria Math" w:hAnsi="Cambria Math"/>
-            </w:rPr>
-            <m:t>Q=</m:t>
+            <m:t>ΔQ=</m:t>
           </m:r>
           <m:d>
             <m:dPr>
@@ -1901,13 +1800,7 @@
                 <w:rPr>
                   <w:rFonts w:ascii="Cambria Math" w:hAnsi="Cambria Math"/>
                 </w:rPr>
-                <m:t>Δ</m:t>
-              </m:r>
-              <m:r>
-                <w:rPr>
-                  <w:rFonts w:ascii="Cambria Math" w:hAnsi="Cambria Math"/>
-                </w:rPr>
-                <m:t>Q</m:t>
+                <m:t>ΔQ</m:t>
               </m:r>
             </m:num>
             <m:den>
@@ -1987,19 +1880,7 @@
             <w:rPr>
               <w:rFonts w:ascii="Cambria Math" w:hAnsi="Cambria Math"/>
             </w:rPr>
-            <m:t>)                             (</m:t>
-          </m:r>
-          <m:r>
-            <w:rPr>
-              <w:rFonts w:ascii="Cambria Math" w:hAnsi="Cambria Math"/>
-            </w:rPr>
-            <m:t>5</m:t>
-          </m:r>
-          <m:r>
-            <w:rPr>
-              <w:rFonts w:ascii="Cambria Math" w:hAnsi="Cambria Math"/>
-            </w:rPr>
-            <m:t xml:space="preserve">)   </m:t>
+            <m:t xml:space="preserve">)                             (5)   </m:t>
           </m:r>
         </m:oMath>
       </m:oMathPara>
@@ -2018,7 +1899,1641 @@
         <w:t>Застосування рівнянь (4) разом з рівняннями (5) дають прийнятний результат моделювання ізобаричного процесу.</w:t>
       </w:r>
     </w:p>
-    <w:p/>
+    <w:p>
+      <w:pPr>
+        <w:rPr>
+          <w:b/>
+          <w:bCs/>
+        </w:rPr>
+      </w:pPr>
+      <w:r>
+        <w:rPr>
+          <w:b/>
+          <w:bCs/>
+        </w:rPr>
+        <w:t>Ізо</w:t>
+      </w:r>
+      <w:r>
+        <w:rPr>
+          <w:b/>
+          <w:bCs/>
+        </w:rPr>
+        <w:t>термі</w:t>
+      </w:r>
+      <w:r>
+        <w:rPr>
+          <w:b/>
+          <w:bCs/>
+        </w:rPr>
+        <w:t>чний процес</w:t>
+      </w:r>
+    </w:p>
+    <w:p>
+      <w:r>
+        <w:t xml:space="preserve">Збільшення об’єму відбувається завдяки </w:t>
+      </w:r>
+      <w:r>
+        <w:t>зменшенню навантаження на поршень</w:t>
+      </w:r>
+      <w:r>
+        <w:t xml:space="preserve">, </w:t>
+      </w:r>
+      <w:r>
+        <w:t xml:space="preserve">температура газу підтримується </w:t>
+      </w:r>
+      <w:r>
+        <w:t xml:space="preserve">за рахунок </w:t>
+      </w:r>
+      <w:r>
+        <w:t>збільшення швидкості часток.</w:t>
+      </w:r>
+      <w:r>
+        <w:t xml:space="preserve"> </w:t>
+      </w:r>
+    </w:p>
+    <w:p>
+      <w:r>
+        <w:t>Закон ізо</w:t>
+      </w:r>
+      <w:r>
+        <w:t>терми</w:t>
+      </w:r>
+      <w:r>
+        <w:t xml:space="preserve"> </w:t>
+      </w:r>
+      <w:r>
+        <w:rPr>
+          <w:i/>
+          <w:iCs/>
+          <w:lang w:val="en-US"/>
+        </w:rPr>
+        <w:t>PV</w:t>
+      </w:r>
+      <w:r>
+        <w:rPr>
+          <w:i/>
+          <w:iCs/>
+        </w:rPr>
+        <w:t xml:space="preserve"> = </w:t>
+      </w:r>
+      <w:proofErr w:type="spellStart"/>
+      <w:r>
+        <w:rPr>
+          <w:i/>
+          <w:iCs/>
+        </w:rPr>
+        <w:t>const</w:t>
+      </w:r>
+      <w:proofErr w:type="spellEnd"/>
+      <w:r>
+        <w:t>.  З нього витікає рівняння (</w:t>
+      </w:r>
+      <w:r>
+        <w:t>6</w:t>
+      </w:r>
+      <w:r>
+        <w:t>), яке подібне до (2)</w:t>
+      </w:r>
+      <w:r>
+        <w:t xml:space="preserve"> </w:t>
+      </w:r>
+      <w:r>
+        <w:t xml:space="preserve"> і </w:t>
+      </w:r>
+      <w:r>
+        <w:t>визначає</w:t>
+      </w:r>
+      <w:r>
+        <w:t>,</w:t>
+      </w:r>
+      <w:r>
+        <w:rPr>
+          <w:lang w:val="en-US"/>
+        </w:rPr>
+        <w:t xml:space="preserve"> </w:t>
+      </w:r>
+      <w:r>
+        <w:t xml:space="preserve">як має </w:t>
+      </w:r>
+      <w:r>
+        <w:t>змінюватися навантаження</w:t>
+      </w:r>
+      <w:r>
+        <w:t>, щоб дотриматися бажаної постійної швидкості</w:t>
+      </w:r>
+      <w:r>
+        <w:t xml:space="preserve"> </w:t>
+      </w:r>
+      <w:r>
+        <w:t>поршня w.</w:t>
+      </w:r>
+    </w:p>
+    <w:p>
+      <w:pPr>
+        <w:rPr>
+          <w:lang w:val="en-US"/>
+        </w:rPr>
+      </w:pPr>
+      <m:oMathPara>
+        <m:oMath>
+          <m:sSup>
+            <m:sSupPr>
+              <m:ctrlPr>
+                <w:rPr>
+                  <w:rFonts w:ascii="Cambria Math" w:hAnsi="Cambria Math"/>
+                  <w:i/>
+                </w:rPr>
+              </m:ctrlPr>
+            </m:sSupPr>
+            <m:e>
+              <m:r>
+                <w:rPr>
+                  <w:rFonts w:ascii="Cambria Math" w:hAnsi="Cambria Math"/>
+                </w:rPr>
+                <m:t>M</m:t>
+              </m:r>
+            </m:e>
+            <m:sup>
+              <m:r>
+                <w:rPr>
+                  <w:rFonts w:ascii="Cambria Math" w:hAnsi="Cambria Math"/>
+                </w:rPr>
+                <m:t>'</m:t>
+              </m:r>
+            </m:sup>
+          </m:sSup>
+          <m:r>
+            <w:rPr>
+              <w:rFonts w:ascii="Cambria Math" w:hAnsi="Cambria Math"/>
+            </w:rPr>
+            <m:t xml:space="preserve">=M </m:t>
+          </m:r>
+          <m:d>
+            <m:dPr>
+              <m:ctrlPr>
+                <w:rPr>
+                  <w:rFonts w:ascii="Cambria Math" w:hAnsi="Cambria Math"/>
+                  <w:i/>
+                </w:rPr>
+              </m:ctrlPr>
+            </m:dPr>
+            <m:e>
+              <m:r>
+                <w:rPr>
+                  <w:rFonts w:ascii="Cambria Math" w:hAnsi="Cambria Math"/>
+                </w:rPr>
+                <m:t>1-</m:t>
+              </m:r>
+              <m:f>
+                <m:fPr>
+                  <m:ctrlPr>
+                    <w:rPr>
+                      <w:rFonts w:ascii="Cambria Math" w:hAnsi="Cambria Math"/>
+                      <w:i/>
+                    </w:rPr>
+                  </m:ctrlPr>
+                </m:fPr>
+                <m:num>
+                  <m:r>
+                    <w:rPr>
+                      <w:rFonts w:ascii="Cambria Math" w:hAnsi="Cambria Math"/>
+                    </w:rPr>
+                    <m:t>Δ</m:t>
+                  </m:r>
+                  <m:r>
+                    <w:rPr>
+                      <w:rFonts w:ascii="Cambria Math" w:hAnsi="Cambria Math"/>
+                      <w:lang w:val="en-US"/>
+                    </w:rPr>
+                    <m:t>V</m:t>
+                  </m:r>
+                </m:num>
+                <m:den>
+                  <m:r>
+                    <w:rPr>
+                      <w:rFonts w:ascii="Cambria Math" w:hAnsi="Cambria Math"/>
+                    </w:rPr>
+                    <m:t>V</m:t>
+                  </m:r>
+                </m:den>
+              </m:f>
+            </m:e>
+          </m:d>
+          <m:r>
+            <w:rPr>
+              <w:rFonts w:ascii="Cambria Math" w:hAnsi="Cambria Math"/>
+            </w:rPr>
+            <m:t xml:space="preserve">=M </m:t>
+          </m:r>
+          <m:d>
+            <m:dPr>
+              <m:ctrlPr>
+                <w:rPr>
+                  <w:rFonts w:ascii="Cambria Math" w:hAnsi="Cambria Math"/>
+                  <w:i/>
+                </w:rPr>
+              </m:ctrlPr>
+            </m:dPr>
+            <m:e>
+              <m:r>
+                <w:rPr>
+                  <w:rFonts w:ascii="Cambria Math" w:hAnsi="Cambria Math"/>
+                </w:rPr>
+                <m:t>1-</m:t>
+              </m:r>
+              <m:f>
+                <m:fPr>
+                  <m:ctrlPr>
+                    <w:rPr>
+                      <w:rFonts w:ascii="Cambria Math" w:hAnsi="Cambria Math"/>
+                      <w:i/>
+                    </w:rPr>
+                  </m:ctrlPr>
+                </m:fPr>
+                <m:num>
+                  <m:r>
+                    <w:rPr>
+                      <w:rFonts w:ascii="Cambria Math" w:hAnsi="Cambria Math"/>
+                    </w:rPr>
+                    <m:t>ws</m:t>
+                  </m:r>
+                </m:num>
+                <m:den>
+                  <m:r>
+                    <w:rPr>
+                      <w:rFonts w:ascii="Cambria Math" w:hAnsi="Cambria Math"/>
+                    </w:rPr>
+                    <m:t>V</m:t>
+                  </m:r>
+                </m:den>
+              </m:f>
+            </m:e>
+          </m:d>
+          <m:r>
+            <w:rPr>
+              <w:rFonts w:ascii="Cambria Math" w:hAnsi="Cambria Math"/>
+            </w:rPr>
+            <m:t xml:space="preserve">=M </m:t>
+          </m:r>
+          <m:d>
+            <m:dPr>
+              <m:ctrlPr>
+                <w:rPr>
+                  <w:rFonts w:ascii="Cambria Math" w:hAnsi="Cambria Math"/>
+                  <w:i/>
+                </w:rPr>
+              </m:ctrlPr>
+            </m:dPr>
+            <m:e>
+              <m:r>
+                <w:rPr>
+                  <w:rFonts w:ascii="Cambria Math" w:hAnsi="Cambria Math"/>
+                </w:rPr>
+                <m:t>1-</m:t>
+              </m:r>
+              <m:r>
+                <m:rPr>
+                  <m:sty m:val="p"/>
+                </m:rPr>
+                <w:rPr>
+                  <w:rFonts w:ascii="Cambria Math" w:hAnsi="Cambria Math"/>
+                </w:rPr>
+                <m:t>ε</m:t>
+              </m:r>
+            </m:e>
+          </m:d>
+          <m:r>
+            <w:rPr>
+              <w:rFonts w:ascii="Cambria Math" w:hAnsi="Cambria Math"/>
+            </w:rPr>
+            <m:t xml:space="preserve">                                          (</m:t>
+          </m:r>
+          <m:r>
+            <w:rPr>
+              <w:rFonts w:ascii="Cambria Math" w:hAnsi="Cambria Math"/>
+              <w:lang w:val="en-US"/>
+            </w:rPr>
+            <m:t>6)</m:t>
+          </m:r>
+          <m:r>
+            <w:rPr>
+              <w:rFonts w:ascii="Cambria Math" w:hAnsi="Cambria Math"/>
+            </w:rPr>
+            <m:t xml:space="preserve">  </m:t>
+          </m:r>
+        </m:oMath>
+      </m:oMathPara>
+    </w:p>
+    <w:p>
+      <w:pPr>
+        <w:ind w:firstLine="0"/>
+      </w:pPr>
+      <w:r>
+        <w:rPr>
+          <w:lang w:val="en-US"/>
+        </w:rPr>
+        <w:tab/>
+      </w:r>
+      <w:r>
+        <w:t>Розширення відбирає внутрішню енергію газу і якщо не компенсувати цю втрату, температура газу впаде, як то буває в адіабатичному процесі. Компенсація можлива шліхом збільшення швидкості часток і в результаті обчислень, які ми тут опускаємо, модуль швидкості кожної частки треба збільшити за  формулою (7)</w:t>
+      </w:r>
+    </w:p>
+    <w:p>
+      <w:pPr>
+        <w:ind w:firstLine="0"/>
+      </w:pPr>
+      <m:oMathPara>
+        <m:oMath>
+          <m:sSup>
+            <m:sSupPr>
+              <m:ctrlPr>
+                <w:rPr>
+                  <w:rFonts w:ascii="Cambria Math" w:hAnsi="Cambria Math"/>
+                  <w:i/>
+                </w:rPr>
+              </m:ctrlPr>
+            </m:sSupPr>
+            <m:e>
+              <m:r>
+                <w:rPr>
+                  <w:rFonts w:ascii="Cambria Math" w:hAnsi="Cambria Math"/>
+                </w:rPr>
+                <m:t xml:space="preserve">    v</m:t>
+              </m:r>
+            </m:e>
+            <m:sup>
+              <m:r>
+                <w:rPr>
+                  <w:rFonts w:ascii="Cambria Math" w:hAnsi="Cambria Math"/>
+                </w:rPr>
+                <m:t>'</m:t>
+              </m:r>
+            </m:sup>
+          </m:sSup>
+          <m:r>
+            <w:rPr>
+              <w:rFonts w:ascii="Cambria Math" w:hAnsi="Cambria Math"/>
+            </w:rPr>
+            <m:t xml:space="preserve">≈v </m:t>
+          </m:r>
+          <m:d>
+            <m:dPr>
+              <m:ctrlPr>
+                <w:rPr>
+                  <w:rFonts w:ascii="Cambria Math" w:hAnsi="Cambria Math"/>
+                  <w:i/>
+                </w:rPr>
+              </m:ctrlPr>
+            </m:dPr>
+            <m:e>
+              <m:r>
+                <w:rPr>
+                  <w:rFonts w:ascii="Cambria Math" w:hAnsi="Cambria Math"/>
+                </w:rPr>
+                <m:t xml:space="preserve">1+ </m:t>
+              </m:r>
+              <m:f>
+                <m:fPr>
+                  <m:ctrlPr>
+                    <w:rPr>
+                      <w:rFonts w:ascii="Cambria Math" w:hAnsi="Cambria Math"/>
+                      <w:i/>
+                    </w:rPr>
+                  </m:ctrlPr>
+                </m:fPr>
+                <m:num>
+                  <m:r>
+                    <w:rPr>
+                      <w:rFonts w:ascii="Cambria Math" w:hAnsi="Cambria Math"/>
+                    </w:rPr>
+                    <m:t>ε</m:t>
+                  </m:r>
+                </m:num>
+                <m:den>
+                  <m:r>
+                    <w:rPr>
+                      <w:rFonts w:ascii="Cambria Math" w:hAnsi="Cambria Math"/>
+                    </w:rPr>
+                    <m:t>2</m:t>
+                  </m:r>
+                </m:den>
+              </m:f>
+            </m:e>
+          </m:d>
+          <m:r>
+            <w:rPr>
+              <w:rFonts w:ascii="Cambria Math" w:hAnsi="Cambria Math"/>
+            </w:rPr>
+            <m:t xml:space="preserve">                                     (7)</m:t>
+          </m:r>
+        </m:oMath>
+      </m:oMathPara>
+    </w:p>
+    <w:p>
+      <w:pPr>
+        <w:ind w:firstLine="0"/>
+      </w:pPr>
+      <w:r>
+        <w:tab/>
+        <w:t>Ознакою ізотермічного процесу є незмінність температури газу на протязі всього часу. Втім наближений характер рівнянь и стохастична природа моделі цього не гара</w:t>
+      </w:r>
+      <w:r>
+        <w:t xml:space="preserve">нтують. </w:t>
+      </w:r>
+      <w:r>
+        <w:t xml:space="preserve">Якщо початкова температура </w:t>
+      </w:r>
+      <w:r>
+        <w:rPr>
+          <w:lang w:val="en-US"/>
+        </w:rPr>
+        <w:t xml:space="preserve">T0, </w:t>
+      </w:r>
+      <w:r>
+        <w:t xml:space="preserve">а поточна температура газу </w:t>
+      </w:r>
+      <w:r>
+        <w:rPr>
+          <w:lang w:val="en-US"/>
+        </w:rPr>
+        <w:t xml:space="preserve">T, </w:t>
+      </w:r>
+      <w:r>
+        <w:t xml:space="preserve">то  </w:t>
+      </w:r>
+      <w:r>
+        <w:t>відновити</w:t>
+      </w:r>
+      <w:r>
+        <w:t xml:space="preserve"> початкову температуру можна так</w:t>
+      </w:r>
+    </w:p>
+    <w:p>
+      <w:pPr>
+        <w:ind w:firstLine="0"/>
+        <w:rPr>
+          <w:i/>
+        </w:rPr>
+      </w:pPr>
+      <m:oMathPara>
+        <m:oMath>
+          <m:sSub>
+            <m:sSubPr>
+              <m:ctrlPr>
+                <w:rPr>
+                  <w:rFonts w:ascii="Cambria Math" w:hAnsi="Cambria Math"/>
+                  <w:i/>
+                </w:rPr>
+              </m:ctrlPr>
+            </m:sSubPr>
+            <m:e>
+              <m:r>
+                <w:rPr>
+                  <w:rFonts w:ascii="Cambria Math" w:hAnsi="Cambria Math"/>
+                  <w:lang w:val="en-US"/>
+                </w:rPr>
+                <m:t>T</m:t>
+              </m:r>
+            </m:e>
+            <m:sub>
+              <m:r>
+                <w:rPr>
+                  <w:rFonts w:ascii="Cambria Math" w:hAnsi="Cambria Math"/>
+                </w:rPr>
+                <m:t>0</m:t>
+              </m:r>
+            </m:sub>
+          </m:sSub>
+          <m:r>
+            <w:rPr>
+              <w:rFonts w:ascii="Cambria Math" w:hAnsi="Cambria Math"/>
+              <w:lang w:val="en-US"/>
+            </w:rPr>
+            <m:t>=</m:t>
+          </m:r>
+          <m:r>
+            <w:rPr>
+              <w:rFonts w:ascii="Cambria Math" w:hAnsi="Cambria Math"/>
+              <w:lang w:val="en-US"/>
+            </w:rPr>
+            <m:t>T</m:t>
+          </m:r>
+          <m:d>
+            <m:dPr>
+              <m:ctrlPr>
+                <w:rPr>
+                  <w:rFonts w:ascii="Cambria Math" w:hAnsi="Cambria Math"/>
+                  <w:i/>
+                  <w:lang w:val="en-US"/>
+                </w:rPr>
+              </m:ctrlPr>
+            </m:dPr>
+            <m:e>
+              <m:r>
+                <w:rPr>
+                  <w:rFonts w:ascii="Cambria Math" w:hAnsi="Cambria Math"/>
+                  <w:lang w:val="en-US"/>
+                </w:rPr>
+                <m:t xml:space="preserve">1+ </m:t>
+              </m:r>
+              <m:f>
+                <m:fPr>
+                  <m:ctrlPr>
+                    <w:rPr>
+                      <w:rFonts w:ascii="Cambria Math" w:hAnsi="Cambria Math"/>
+                      <w:i/>
+                      <w:lang w:val="en-US"/>
+                    </w:rPr>
+                  </m:ctrlPr>
+                </m:fPr>
+                <m:num>
+                  <m:r>
+                    <w:rPr>
+                      <w:rFonts w:ascii="Cambria Math" w:hAnsi="Cambria Math"/>
+                      <w:lang w:val="en-US"/>
+                    </w:rPr>
+                    <m:t>To-T</m:t>
+                  </m:r>
+                </m:num>
+                <m:den>
+                  <m:r>
+                    <w:rPr>
+                      <w:rFonts w:ascii="Cambria Math" w:hAnsi="Cambria Math"/>
+                      <w:lang w:val="en-US"/>
+                    </w:rPr>
+                    <m:t>T</m:t>
+                  </m:r>
+                </m:den>
+              </m:f>
+            </m:e>
+          </m:d>
+          <m:r>
+            <w:rPr>
+              <w:rFonts w:ascii="Cambria Math" w:hAnsi="Cambria Math"/>
+              <w:lang w:val="en-US"/>
+            </w:rPr>
+            <m:t xml:space="preserve"> </m:t>
+          </m:r>
+          <m:r>
+            <w:rPr>
+              <w:rFonts w:ascii="Cambria Math" w:hAnsi="Cambria Math"/>
+            </w:rPr>
+            <m:t xml:space="preserve">                                </m:t>
+          </m:r>
+        </m:oMath>
+      </m:oMathPara>
+    </w:p>
+    <w:p>
+      <w:r>
+        <w:t>Залежність температури від швидкості часток квадратична</w:t>
+      </w:r>
+      <w:r>
+        <w:rPr>
+          <w:lang w:val="en-US"/>
+        </w:rPr>
+        <w:t xml:space="preserve">,  </w:t>
+      </w:r>
+      <w:r>
+        <w:t xml:space="preserve"> </w:t>
+      </w:r>
+      <m:oMath>
+        <m:r>
+          <w:rPr>
+            <w:rFonts w:ascii="Cambria Math" w:hAnsi="Cambria Math"/>
+          </w:rPr>
+          <m:t>T</m:t>
+        </m:r>
+        <m:r>
+          <w:rPr>
+            <w:rFonts w:ascii="Cambria Math" w:hAnsi="Cambria Math"/>
+            <w:lang w:val="en-US"/>
+          </w:rPr>
+          <m:t>∝</m:t>
+        </m:r>
+        <m:sSup>
+          <m:sSupPr>
+            <m:ctrlPr>
+              <w:rPr>
+                <w:rFonts w:ascii="Cambria Math" w:hAnsi="Cambria Math"/>
+                <w:i/>
+                <w:lang w:val="en-US"/>
+              </w:rPr>
+            </m:ctrlPr>
+          </m:sSupPr>
+          <m:e>
+            <m:r>
+              <w:rPr>
+                <w:rFonts w:ascii="Cambria Math" w:hAnsi="Cambria Math"/>
+                <w:lang w:val="en-US"/>
+              </w:rPr>
+              <m:t>v</m:t>
+            </m:r>
+          </m:e>
+          <m:sup>
+            <m:r>
+              <w:rPr>
+                <w:rFonts w:ascii="Cambria Math" w:hAnsi="Cambria Math"/>
+                <w:lang w:val="en-US"/>
+              </w:rPr>
+              <m:t>2</m:t>
+            </m:r>
+          </m:sup>
+        </m:sSup>
+      </m:oMath>
+      <w:r>
+        <w:rPr>
+          <w:lang w:val="en-US"/>
+        </w:rPr>
+        <w:t xml:space="preserve">, </w:t>
+      </w:r>
+      <w:r>
+        <w:t>тому</w:t>
+      </w:r>
+      <w:r>
+        <w:rPr>
+          <w:lang w:val="en-US"/>
+        </w:rPr>
+        <w:t xml:space="preserve"> </w:t>
+      </w:r>
+      <w:r>
+        <w:t>поправка до швидкості часток задається формулою (8)</w:t>
+      </w:r>
+    </w:p>
+    <w:p>
+      <w:pPr>
+        <w:ind w:firstLine="0"/>
+        <w:rPr>
+          <w:i/>
+        </w:rPr>
+      </w:pPr>
+      <m:oMathPara>
+        <m:oMath>
+          <m:sSup>
+            <m:sSupPr>
+              <m:ctrlPr>
+                <w:rPr>
+                  <w:rFonts w:ascii="Cambria Math" w:hAnsi="Cambria Math"/>
+                  <w:i/>
+                  <w:lang w:val="en-US"/>
+                </w:rPr>
+              </m:ctrlPr>
+            </m:sSupPr>
+            <m:e>
+              <m:r>
+                <w:rPr>
+                  <w:rFonts w:ascii="Cambria Math" w:hAnsi="Cambria Math"/>
+                  <w:lang w:val="en-US"/>
+                </w:rPr>
+                <m:t>v</m:t>
+              </m:r>
+            </m:e>
+            <m:sup>
+              <m:r>
+                <w:rPr>
+                  <w:rFonts w:ascii="Cambria Math" w:hAnsi="Cambria Math"/>
+                  <w:lang w:val="en-US"/>
+                </w:rPr>
+                <m:t>''</m:t>
+              </m:r>
+            </m:sup>
+          </m:sSup>
+          <m:r>
+            <w:rPr>
+              <w:rFonts w:ascii="Cambria Math" w:hAnsi="Cambria Math"/>
+              <w:lang w:val="en-US"/>
+            </w:rPr>
+            <m:t>=</m:t>
+          </m:r>
+          <m:sSup>
+            <m:sSupPr>
+              <m:ctrlPr>
+                <w:rPr>
+                  <w:rFonts w:ascii="Cambria Math" w:hAnsi="Cambria Math"/>
+                  <w:i/>
+                  <w:lang w:val="en-US"/>
+                </w:rPr>
+              </m:ctrlPr>
+            </m:sSupPr>
+            <m:e>
+              <m:r>
+                <w:rPr>
+                  <w:rFonts w:ascii="Cambria Math" w:hAnsi="Cambria Math"/>
+                  <w:lang w:val="en-US"/>
+                </w:rPr>
+                <m:t>v</m:t>
+              </m:r>
+            </m:e>
+            <m:sup>
+              <m:r>
+                <w:rPr>
+                  <w:rFonts w:ascii="Cambria Math" w:hAnsi="Cambria Math"/>
+                  <w:lang w:val="en-US"/>
+                </w:rPr>
+                <m:t>'</m:t>
+              </m:r>
+            </m:sup>
+          </m:sSup>
+          <m:d>
+            <m:dPr>
+              <m:ctrlPr>
+                <w:rPr>
+                  <w:rFonts w:ascii="Cambria Math" w:hAnsi="Cambria Math"/>
+                  <w:i/>
+                  <w:lang w:val="en-US"/>
+                </w:rPr>
+              </m:ctrlPr>
+            </m:dPr>
+            <m:e>
+              <m:r>
+                <w:rPr>
+                  <w:rFonts w:ascii="Cambria Math" w:hAnsi="Cambria Math"/>
+                  <w:lang w:val="en-US"/>
+                </w:rPr>
+                <m:t xml:space="preserve">1+ </m:t>
+              </m:r>
+              <m:f>
+                <m:fPr>
+                  <m:ctrlPr>
+                    <w:rPr>
+                      <w:rFonts w:ascii="Cambria Math" w:hAnsi="Cambria Math"/>
+                      <w:i/>
+                      <w:lang w:val="en-US"/>
+                    </w:rPr>
+                  </m:ctrlPr>
+                </m:fPr>
+                <m:num>
+                  <m:r>
+                    <w:rPr>
+                      <w:rFonts w:ascii="Cambria Math" w:hAnsi="Cambria Math"/>
+                      <w:lang w:val="en-US"/>
+                    </w:rPr>
+                    <m:t>To-T</m:t>
+                  </m:r>
+                </m:num>
+                <m:den>
+                  <m:r>
+                    <w:rPr>
+                      <w:rFonts w:ascii="Cambria Math" w:hAnsi="Cambria Math"/>
+                      <w:lang w:val="en-US"/>
+                    </w:rPr>
+                    <m:t>2</m:t>
+                  </m:r>
+                  <m:r>
+                    <w:rPr>
+                      <w:rFonts w:ascii="Cambria Math" w:hAnsi="Cambria Math"/>
+                      <w:lang w:val="en-US"/>
+                    </w:rPr>
+                    <m:t>T</m:t>
+                  </m:r>
+                </m:den>
+              </m:f>
+            </m:e>
+          </m:d>
+          <m:r>
+            <w:rPr>
+              <w:rFonts w:ascii="Cambria Math" w:hAnsi="Cambria Math"/>
+              <w:lang w:val="en-US"/>
+            </w:rPr>
+            <m:t xml:space="preserve"> </m:t>
+          </m:r>
+          <m:r>
+            <w:rPr>
+              <w:rFonts w:ascii="Cambria Math" w:hAnsi="Cambria Math"/>
+            </w:rPr>
+            <m:t xml:space="preserve">                                        (8)</m:t>
+          </m:r>
+        </m:oMath>
+      </m:oMathPara>
+    </w:p>
+    <w:p>
+      <w:r>
+        <w:t>Отже імітація ізотермічного процесу керується формулами  (6-8).</w:t>
+      </w:r>
+    </w:p>
+    <w:p>
+      <w:pPr>
+        <w:rPr>
+          <w:b/>
+          <w:bCs/>
+        </w:rPr>
+      </w:pPr>
+      <w:r>
+        <w:rPr>
+          <w:b/>
+          <w:bCs/>
+        </w:rPr>
+        <w:t>Ізохоричний процес</w:t>
+      </w:r>
+    </w:p>
+    <w:p>
+      <w:r>
+        <w:t xml:space="preserve">Тиск </w:t>
+      </w:r>
+      <w:r>
+        <w:t xml:space="preserve">доводиться </w:t>
+      </w:r>
+      <w:r>
+        <w:t>до заданого значення за рахунок повільн</w:t>
+      </w:r>
+      <w:r>
+        <w:t>ої зміни</w:t>
+      </w:r>
+      <w:r>
+        <w:t xml:space="preserve"> навантаження</w:t>
+      </w:r>
+      <w:r>
+        <w:t xml:space="preserve"> одночасно з</w:t>
+      </w:r>
+      <w:r>
+        <w:t xml:space="preserve"> повільно</w:t>
+      </w:r>
+      <w:r>
+        <w:t>ю зміною температури.</w:t>
+      </w:r>
+      <w:r>
+        <w:t xml:space="preserve"> </w:t>
+      </w:r>
+    </w:p>
+    <w:p>
+      <w:r>
+        <w:t>Закон ізо</w:t>
+      </w:r>
+      <w:r>
+        <w:t>хор</w:t>
+      </w:r>
+      <w:r>
+        <w:t>и</w:t>
+      </w:r>
+      <w:r>
+        <w:t xml:space="preserve"> </w:t>
+      </w:r>
+      <w:r>
+        <w:rPr>
+          <w:i/>
+          <w:iCs/>
+          <w:lang w:val="en-US"/>
+        </w:rPr>
+        <w:t>P</w:t>
+      </w:r>
+      <w:r>
+        <w:rPr>
+          <w:i/>
+          <w:iCs/>
+          <w:lang w:val="en-US"/>
+        </w:rPr>
+        <w:t>/T</w:t>
+      </w:r>
+      <w:r>
+        <w:rPr>
+          <w:i/>
+          <w:iCs/>
+        </w:rPr>
+        <w:t xml:space="preserve"> = </w:t>
+      </w:r>
+      <w:proofErr w:type="spellStart"/>
+      <w:r>
+        <w:rPr>
+          <w:i/>
+          <w:iCs/>
+        </w:rPr>
+        <w:t>const</w:t>
+      </w:r>
+      <w:proofErr w:type="spellEnd"/>
+      <w:r>
+        <w:t>.</w:t>
+      </w:r>
+      <w:r>
+        <w:t xml:space="preserve"> Після диференціювання отримуємо</w:t>
+      </w:r>
+      <w:r>
+        <w:rPr>
+          <w:lang w:val="en-US"/>
+        </w:rPr>
+        <w:t xml:space="preserve">   </w:t>
+      </w:r>
+      <w:r>
+        <w:t xml:space="preserve"> </w:t>
+      </w:r>
+      <m:oMath>
+        <m:r>
+          <w:rPr>
+            <w:rFonts w:ascii="Cambria Math" w:hAnsi="Cambria Math"/>
+          </w:rPr>
+          <m:t>d</m:t>
+        </m:r>
+        <m:r>
+          <w:rPr>
+            <w:rFonts w:ascii="Cambria Math" w:hAnsi="Cambria Math"/>
+            <w:lang w:val="en-US"/>
+          </w:rPr>
+          <m:t xml:space="preserve">PT-dTP=0 </m:t>
+        </m:r>
+      </m:oMath>
+      <w:r>
+        <w:t xml:space="preserve"> </w:t>
+      </w:r>
+      <w:r>
+        <w:rPr>
+          <w:lang w:val="en-US"/>
+        </w:rPr>
+        <w:t xml:space="preserve"> </w:t>
+      </w:r>
+      <w:r>
+        <w:t xml:space="preserve">або в іншій формі </w:t>
+      </w:r>
+      <m:oMath>
+        <m:r>
+          <w:rPr>
+            <w:rFonts w:ascii="Cambria Math" w:hAnsi="Cambria Math"/>
+            <w:lang w:val="en-US"/>
+          </w:rPr>
+          <m:t>dP/P=dT/T</m:t>
+        </m:r>
+      </m:oMath>
+      <w:r>
+        <w:rPr>
+          <w:lang w:val="en-US"/>
+        </w:rPr>
+        <w:t xml:space="preserve">. </w:t>
+      </w:r>
+      <w:r>
+        <w:t xml:space="preserve">Якщо вважати </w:t>
+      </w:r>
+      <w:proofErr w:type="spellStart"/>
+      <w:r>
+        <w:rPr>
+          <w:lang w:val="en-US"/>
+        </w:rPr>
+        <w:t>dP</w:t>
+      </w:r>
+      <w:proofErr w:type="spellEnd"/>
+      <w:r>
+        <w:rPr>
+          <w:lang w:val="en-US"/>
+        </w:rPr>
+        <w:t xml:space="preserve"> </w:t>
+      </w:r>
+      <w:r>
+        <w:t>і</w:t>
+      </w:r>
+      <w:r>
+        <w:rPr>
+          <w:lang w:val="en-US"/>
+        </w:rPr>
+        <w:t xml:space="preserve"> dT</w:t>
+      </w:r>
+      <w:r>
+        <w:t xml:space="preserve"> малими змінам відповідних параметрів, а самі зміни робити в формі </w:t>
+      </w:r>
+      <w:r>
+        <w:t>множення на число, наближене до 1, то остаточні формулі зміни навантаження і швидкості будуть такими.</w:t>
+      </w:r>
+    </w:p>
+    <w:p>
+      <w:pPr>
+        <w:jc w:val="center"/>
+      </w:pPr>
+      <m:oMathPara>
+        <m:oMath>
+          <m:sSup>
+            <m:sSupPr>
+              <m:ctrlPr>
+                <w:rPr>
+                  <w:rFonts w:ascii="Cambria Math" w:hAnsi="Cambria Math"/>
+                  <w:i/>
+                </w:rPr>
+              </m:ctrlPr>
+            </m:sSupPr>
+            <m:e>
+              <m:r>
+                <w:rPr>
+                  <w:rFonts w:ascii="Cambria Math" w:hAnsi="Cambria Math"/>
+                </w:rPr>
+                <m:t>M</m:t>
+              </m:r>
+            </m:e>
+            <m:sup>
+              <m:r>
+                <w:rPr>
+                  <w:rFonts w:ascii="Cambria Math" w:hAnsi="Cambria Math"/>
+                </w:rPr>
+                <m:t>'</m:t>
+              </m:r>
+            </m:sup>
+          </m:sSup>
+          <m:r>
+            <w:rPr>
+              <w:rFonts w:ascii="Cambria Math" w:hAnsi="Cambria Math"/>
+            </w:rPr>
+            <m:t xml:space="preserve">=M </m:t>
+          </m:r>
+          <m:d>
+            <m:dPr>
+              <m:ctrlPr>
+                <w:rPr>
+                  <w:rFonts w:ascii="Cambria Math" w:hAnsi="Cambria Math"/>
+                  <w:i/>
+                </w:rPr>
+              </m:ctrlPr>
+            </m:dPr>
+            <m:e>
+              <m:r>
+                <w:rPr>
+                  <w:rFonts w:ascii="Cambria Math" w:hAnsi="Cambria Math"/>
+                </w:rPr>
+                <m:t>1</m:t>
+              </m:r>
+              <m:r>
+                <w:rPr>
+                  <w:rFonts w:ascii="Cambria Math" w:hAnsi="Cambria Math"/>
+                </w:rPr>
+                <m:t>+</m:t>
+              </m:r>
+              <m:r>
+                <m:rPr>
+                  <m:sty m:val="p"/>
+                </m:rPr>
+                <w:rPr>
+                  <w:rFonts w:ascii="Cambria Math" w:hAnsi="Cambria Math"/>
+                </w:rPr>
+                <m:t>ε</m:t>
+              </m:r>
+            </m:e>
+          </m:d>
+          <m:r>
+            <w:rPr>
+              <w:rFonts w:ascii="Cambria Math" w:hAnsi="Cambria Math"/>
+            </w:rPr>
+            <m:t xml:space="preserve">  </m:t>
+          </m:r>
+          <m:r>
+            <w:rPr>
+              <w:rFonts w:ascii="Cambria Math" w:hAnsi="Cambria Math"/>
+              <w:lang w:val="en-US"/>
+            </w:rPr>
+            <m:t xml:space="preserve">;         </m:t>
+          </m:r>
+          <m:sSup>
+            <m:sSupPr>
+              <m:ctrlPr>
+                <w:rPr>
+                  <w:rFonts w:ascii="Cambria Math" w:hAnsi="Cambria Math"/>
+                  <w:i/>
+                </w:rPr>
+              </m:ctrlPr>
+            </m:sSupPr>
+            <m:e>
+              <m:r>
+                <w:rPr>
+                  <w:rFonts w:ascii="Cambria Math" w:hAnsi="Cambria Math"/>
+                </w:rPr>
+                <m:t>v</m:t>
+              </m:r>
+            </m:e>
+            <m:sup>
+              <m:r>
+                <w:rPr>
+                  <w:rFonts w:ascii="Cambria Math" w:hAnsi="Cambria Math"/>
+                </w:rPr>
+                <m:t>'</m:t>
+              </m:r>
+            </m:sup>
+          </m:sSup>
+          <m:r>
+            <w:rPr>
+              <w:rFonts w:ascii="Cambria Math" w:hAnsi="Cambria Math"/>
+            </w:rPr>
+            <m:t>=</m:t>
+          </m:r>
+          <m:r>
+            <w:rPr>
+              <w:rFonts w:ascii="Cambria Math" w:hAnsi="Cambria Math"/>
+            </w:rPr>
+            <m:t>v</m:t>
+          </m:r>
+          <m:r>
+            <w:rPr>
+              <w:rFonts w:ascii="Cambria Math" w:hAnsi="Cambria Math"/>
+            </w:rPr>
+            <m:t xml:space="preserve"> </m:t>
+          </m:r>
+          <m:d>
+            <m:dPr>
+              <m:ctrlPr>
+                <w:rPr>
+                  <w:rFonts w:ascii="Cambria Math" w:hAnsi="Cambria Math"/>
+                  <w:i/>
+                </w:rPr>
+              </m:ctrlPr>
+            </m:dPr>
+            <m:e>
+              <m:r>
+                <w:rPr>
+                  <w:rFonts w:ascii="Cambria Math" w:hAnsi="Cambria Math"/>
+                </w:rPr>
+                <m:t>1</m:t>
+              </m:r>
+              <m:r>
+                <w:rPr>
+                  <w:rFonts w:ascii="Cambria Math" w:hAnsi="Cambria Math"/>
+                </w:rPr>
+                <m:t>+</m:t>
+              </m:r>
+              <m:f>
+                <m:fPr>
+                  <m:ctrlPr>
+                    <w:rPr>
+                      <w:rFonts w:ascii="Cambria Math" w:hAnsi="Cambria Math"/>
+                    </w:rPr>
+                  </m:ctrlPr>
+                </m:fPr>
+                <m:num>
+                  <m:r>
+                    <m:rPr>
+                      <m:sty m:val="p"/>
+                    </m:rPr>
+                    <w:rPr>
+                      <w:rFonts w:ascii="Cambria Math" w:hAnsi="Cambria Math"/>
+                    </w:rPr>
+                    <m:t>ε</m:t>
+                  </m:r>
+                  <m:ctrlPr>
+                    <w:rPr>
+                      <w:rFonts w:ascii="Cambria Math" w:hAnsi="Cambria Math"/>
+                      <w:i/>
+                    </w:rPr>
+                  </m:ctrlPr>
+                </m:num>
+                <m:den>
+                  <m:r>
+                    <w:rPr>
+                      <w:rFonts w:ascii="Cambria Math" w:hAnsi="Cambria Math"/>
+                      <w:lang w:val="en-US"/>
+                    </w:rPr>
+                    <m:t>2</m:t>
+                  </m:r>
+                </m:den>
+              </m:f>
+            </m:e>
+          </m:d>
+          <m:r>
+            <w:rPr>
+              <w:rFonts w:ascii="Cambria Math" w:hAnsi="Cambria Math"/>
+            </w:rPr>
+            <m:t xml:space="preserve">                      (</m:t>
+          </m:r>
+          <m:r>
+            <w:rPr>
+              <w:rFonts w:ascii="Cambria Math" w:hAnsi="Cambria Math"/>
+              <w:lang w:val="en-US"/>
+            </w:rPr>
+            <m:t>9</m:t>
+          </m:r>
+          <m:r>
+            <w:rPr>
+              <w:rFonts w:ascii="Cambria Math" w:hAnsi="Cambria Math"/>
+              <w:lang w:val="en-US"/>
+            </w:rPr>
+            <m:t>)</m:t>
+          </m:r>
+        </m:oMath>
+      </m:oMathPara>
+    </w:p>
+    <w:p>
+      <w:r>
+        <w:t xml:space="preserve">Тут </w:t>
+      </w:r>
+      <m:oMath>
+        <m:r>
+          <m:rPr>
+            <m:sty m:val="p"/>
+          </m:rPr>
+          <w:rPr>
+            <w:rFonts w:ascii="Cambria Math" w:hAnsi="Cambria Math"/>
+          </w:rPr>
+          <m:t>ε</m:t>
+        </m:r>
+      </m:oMath>
+      <w:r>
+        <w:t xml:space="preserve"> довільне число, значно менше за одиницю. Можна пов’язати з ним тривалість процесу, наприклад, ми хочемо, щоб процес </w:t>
+      </w:r>
+      <w:r>
+        <w:t xml:space="preserve">зміни навантаження від </w:t>
+      </w:r>
+      <m:oMath>
+        <m:sSub>
+          <m:sSubPr>
+            <m:ctrlPr>
+              <w:rPr>
+                <w:rFonts w:ascii="Cambria Math" w:hAnsi="Cambria Math"/>
+                <w:i/>
+                <w:lang w:val="en-US"/>
+              </w:rPr>
+            </m:ctrlPr>
+          </m:sSubPr>
+          <m:e>
+            <m:r>
+              <w:rPr>
+                <w:rFonts w:ascii="Cambria Math" w:hAnsi="Cambria Math"/>
+                <w:lang w:val="en-US"/>
+              </w:rPr>
+              <m:t>M</m:t>
+            </m:r>
+          </m:e>
+          <m:sub>
+            <m:r>
+              <w:rPr>
+                <w:rFonts w:ascii="Cambria Math" w:hAnsi="Cambria Math"/>
+                <w:lang w:val="en-US"/>
+              </w:rPr>
+              <m:t>min</m:t>
+            </m:r>
+          </m:sub>
+        </m:sSub>
+      </m:oMath>
+      <w:r>
+        <w:t xml:space="preserve">  до </w:t>
+      </w:r>
+      <m:oMath>
+        <m:sSub>
+          <m:sSubPr>
+            <m:ctrlPr>
+              <w:rPr>
+                <w:rFonts w:ascii="Cambria Math" w:hAnsi="Cambria Math"/>
+                <w:i/>
+                <w:lang w:val="en-US"/>
+              </w:rPr>
+            </m:ctrlPr>
+          </m:sSubPr>
+          <m:e>
+            <m:r>
+              <w:rPr>
+                <w:rFonts w:ascii="Cambria Math" w:hAnsi="Cambria Math"/>
+                <w:lang w:val="en-US"/>
+              </w:rPr>
+              <m:t>M</m:t>
+            </m:r>
+          </m:e>
+          <m:sub>
+            <m:r>
+              <w:rPr>
+                <w:rFonts w:ascii="Cambria Math" w:hAnsi="Cambria Math"/>
+                <w:lang w:val="en-US"/>
+              </w:rPr>
+              <m:t>m</m:t>
+            </m:r>
+            <m:r>
+              <w:rPr>
+                <w:rFonts w:ascii="Cambria Math" w:hAnsi="Cambria Math"/>
+                <w:lang w:val="en-US"/>
+              </w:rPr>
+              <m:t>ax</m:t>
+            </m:r>
+          </m:sub>
+        </m:sSub>
+      </m:oMath>
+      <w:r>
+        <w:rPr>
+          <w:lang w:val="en-US"/>
+        </w:rPr>
+        <w:t xml:space="preserve"> </w:t>
+      </w:r>
+      <w:r>
+        <w:t>за</w:t>
+      </w:r>
+      <w:r>
+        <w:t xml:space="preserve">вершився за </w:t>
+      </w:r>
+      <w:r>
+        <w:rPr>
+          <w:lang w:val="en-US"/>
+        </w:rPr>
+        <w:t>t</w:t>
+      </w:r>
+      <w:r>
+        <w:t xml:space="preserve"> кроків. Тоді </w:t>
+      </w:r>
+      <m:oMath>
+        <m:sSup>
+          <m:sSupPr>
+            <m:ctrlPr>
+              <w:rPr>
+                <w:rFonts w:ascii="Cambria Math" w:hAnsi="Cambria Math"/>
+                <w:i/>
+                <w:lang w:val="en-US"/>
+              </w:rPr>
+            </m:ctrlPr>
+          </m:sSupPr>
+          <m:e>
+            <m:d>
+              <m:dPr>
+                <m:ctrlPr>
+                  <w:rPr>
+                    <w:rFonts w:ascii="Cambria Math" w:hAnsi="Cambria Math"/>
+                    <w:i/>
+                  </w:rPr>
+                </m:ctrlPr>
+              </m:dPr>
+              <m:e>
+                <m:r>
+                  <w:rPr>
+                    <w:rFonts w:ascii="Cambria Math" w:hAnsi="Cambria Math"/>
+                    <w:lang w:val="en-US"/>
+                  </w:rPr>
+                  <m:t>1+</m:t>
+                </m:r>
+                <m:r>
+                  <w:rPr>
+                    <w:rFonts w:ascii="Cambria Math" w:hAnsi="Cambria Math"/>
+                  </w:rPr>
+                  <m:t>ε</m:t>
+                </m:r>
+              </m:e>
+            </m:d>
+          </m:e>
+          <m:sup>
+            <m:r>
+              <w:rPr>
+                <w:rFonts w:ascii="Cambria Math" w:hAnsi="Cambria Math"/>
+                <w:lang w:val="en-US"/>
+              </w:rPr>
+              <m:t>t</m:t>
+            </m:r>
+          </m:sup>
+        </m:sSup>
+        <m:r>
+          <w:rPr>
+            <w:rFonts w:ascii="Cambria Math" w:hAnsi="Cambria Math"/>
+          </w:rPr>
+          <m:t xml:space="preserve">= </m:t>
+        </m:r>
+        <m:sSub>
+          <m:sSubPr>
+            <m:ctrlPr>
+              <w:rPr>
+                <w:rFonts w:ascii="Cambria Math" w:hAnsi="Cambria Math"/>
+                <w:i/>
+              </w:rPr>
+            </m:ctrlPr>
+          </m:sSubPr>
+          <m:e>
+            <m:r>
+              <w:rPr>
+                <w:rFonts w:ascii="Cambria Math" w:hAnsi="Cambria Math"/>
+                <w:lang w:val="en-US"/>
+              </w:rPr>
+              <m:t>M</m:t>
+            </m:r>
+          </m:e>
+          <m:sub>
+            <m:r>
+              <w:rPr>
+                <w:rFonts w:ascii="Cambria Math" w:hAnsi="Cambria Math"/>
+              </w:rPr>
+              <m:t>m</m:t>
+            </m:r>
+            <m:r>
+              <w:rPr>
+                <w:rFonts w:ascii="Cambria Math" w:hAnsi="Cambria Math"/>
+                <w:lang w:val="en-US"/>
+              </w:rPr>
+              <m:t>ax</m:t>
+            </m:r>
+          </m:sub>
+        </m:sSub>
+        <m:r>
+          <w:rPr>
+            <w:rFonts w:ascii="Cambria Math" w:hAnsi="Cambria Math"/>
+          </w:rPr>
+          <m:t xml:space="preserve"> </m:t>
+        </m:r>
+        <m:r>
+          <w:rPr>
+            <w:rFonts w:ascii="Cambria Math" w:hAnsi="Cambria Math"/>
+            <w:lang w:val="en-US"/>
+          </w:rPr>
+          <m:t>/</m:t>
+        </m:r>
+        <m:sSub>
+          <m:sSubPr>
+            <m:ctrlPr>
+              <w:rPr>
+                <w:rFonts w:ascii="Cambria Math" w:hAnsi="Cambria Math"/>
+                <w:i/>
+                <w:lang w:val="en-US"/>
+              </w:rPr>
+            </m:ctrlPr>
+          </m:sSubPr>
+          <m:e>
+            <m:r>
+              <w:rPr>
+                <w:rFonts w:ascii="Cambria Math" w:hAnsi="Cambria Math"/>
+                <w:lang w:val="en-US"/>
+              </w:rPr>
+              <m:t>M</m:t>
+            </m:r>
+          </m:e>
+          <m:sub>
+            <m:r>
+              <w:rPr>
+                <w:rFonts w:ascii="Cambria Math" w:hAnsi="Cambria Math"/>
+                <w:lang w:val="en-US"/>
+              </w:rPr>
+              <m:t>m</m:t>
+            </m:r>
+            <m:r>
+              <w:rPr>
+                <w:rFonts w:ascii="Cambria Math" w:hAnsi="Cambria Math"/>
+                <w:lang w:val="en-US"/>
+              </w:rPr>
+              <m:t>in</m:t>
+            </m:r>
+          </m:sub>
+        </m:sSub>
+      </m:oMath>
+      <w:r>
+        <w:rPr>
+          <w:lang w:val="en-US"/>
+        </w:rPr>
+        <w:t xml:space="preserve">  </w:t>
+      </w:r>
+      <w:r>
+        <w:t xml:space="preserve">і </w:t>
+      </w:r>
+    </w:p>
+    <w:p>
+      <w:pPr>
+        <w:rPr>
+          <w:i/>
+          <w:lang w:val="en-US"/>
+        </w:rPr>
+      </w:pPr>
+      <m:oMathPara>
+        <m:oMath>
+          <m:r>
+            <w:rPr>
+              <w:rFonts w:ascii="Cambria Math" w:hAnsi="Cambria Math"/>
+            </w:rPr>
+            <m:t>ε≈</m:t>
+          </m:r>
+          <m:f>
+            <m:fPr>
+              <m:ctrlPr>
+                <w:rPr>
+                  <w:rFonts w:ascii="Cambria Math" w:hAnsi="Cambria Math"/>
+                  <w:i/>
+                </w:rPr>
+              </m:ctrlPr>
+            </m:fPr>
+            <m:num>
+              <m:r>
+                <w:rPr>
+                  <w:rFonts w:ascii="Cambria Math" w:hAnsi="Cambria Math"/>
+                </w:rPr>
+                <m:t>1</m:t>
+              </m:r>
+            </m:num>
+            <m:den>
+              <m:r>
+                <w:rPr>
+                  <w:rFonts w:ascii="Cambria Math" w:hAnsi="Cambria Math"/>
+                </w:rPr>
+                <m:t>t</m:t>
+              </m:r>
+            </m:den>
+          </m:f>
+          <m:r>
+            <m:rPr>
+              <m:sty m:val="p"/>
+            </m:rPr>
+            <w:rPr>
+              <w:rFonts w:ascii="Cambria Math" w:hAnsi="Cambria Math"/>
+            </w:rPr>
+            <m:t>ln⁡</m:t>
+          </m:r>
+          <m:d>
+            <m:dPr>
+              <m:ctrlPr>
+                <w:rPr>
+                  <w:rFonts w:ascii="Cambria Math" w:hAnsi="Cambria Math"/>
+                  <w:i/>
+                </w:rPr>
+              </m:ctrlPr>
+            </m:dPr>
+            <m:e>
+              <m:f>
+                <m:fPr>
+                  <m:ctrlPr>
+                    <w:rPr>
+                      <w:rFonts w:ascii="Cambria Math" w:hAnsi="Cambria Math"/>
+                      <w:i/>
+                    </w:rPr>
+                  </m:ctrlPr>
+                </m:fPr>
+                <m:num>
+                  <m:sSub>
+                    <m:sSubPr>
+                      <m:ctrlPr>
+                        <w:rPr>
+                          <w:rFonts w:ascii="Cambria Math" w:hAnsi="Cambria Math"/>
+                          <w:i/>
+                        </w:rPr>
+                      </m:ctrlPr>
+                    </m:sSubPr>
+                    <m:e>
+                      <m:r>
+                        <w:rPr>
+                          <w:rFonts w:ascii="Cambria Math" w:hAnsi="Cambria Math"/>
+                          <w:lang w:val="en-US"/>
+                        </w:rPr>
+                        <m:t>M</m:t>
+                      </m:r>
+                    </m:e>
+                    <m:sub>
+                      <m:r>
+                        <w:rPr>
+                          <w:rFonts w:ascii="Cambria Math" w:hAnsi="Cambria Math"/>
+                        </w:rPr>
+                        <m:t>m</m:t>
+                      </m:r>
+                      <m:r>
+                        <w:rPr>
+                          <w:rFonts w:ascii="Cambria Math" w:hAnsi="Cambria Math"/>
+                          <w:lang w:val="en-US"/>
+                        </w:rPr>
+                        <m:t>ax</m:t>
+                      </m:r>
+                    </m:sub>
+                  </m:sSub>
+                </m:num>
+                <m:den>
+                  <m:sSub>
+                    <m:sSubPr>
+                      <m:ctrlPr>
+                        <w:rPr>
+                          <w:rFonts w:ascii="Cambria Math" w:hAnsi="Cambria Math"/>
+                          <w:i/>
+                          <w:lang w:val="en-US"/>
+                        </w:rPr>
+                      </m:ctrlPr>
+                    </m:sSubPr>
+                    <m:e>
+                      <m:r>
+                        <w:rPr>
+                          <w:rFonts w:ascii="Cambria Math" w:hAnsi="Cambria Math"/>
+                          <w:lang w:val="en-US"/>
+                        </w:rPr>
+                        <m:t>M</m:t>
+                      </m:r>
+                    </m:e>
+                    <m:sub>
+                      <m:r>
+                        <w:rPr>
+                          <w:rFonts w:ascii="Cambria Math" w:hAnsi="Cambria Math"/>
+                          <w:lang w:val="en-US"/>
+                        </w:rPr>
+                        <m:t>min</m:t>
+                      </m:r>
+                    </m:sub>
+                  </m:sSub>
+                </m:den>
+              </m:f>
+            </m:e>
+          </m:d>
+          <m:r>
+            <w:rPr>
+              <w:rFonts w:ascii="Cambria Math" w:hAnsi="Cambria Math"/>
+            </w:rPr>
+            <m:t xml:space="preserve"> </m:t>
+          </m:r>
+          <m:r>
+            <w:rPr>
+              <w:rFonts w:ascii="Cambria Math" w:hAnsi="Cambria Math"/>
+            </w:rPr>
+            <m:t xml:space="preserve"> </m:t>
+          </m:r>
+          <m:r>
+            <w:rPr>
+              <w:rFonts w:ascii="Cambria Math" w:hAnsi="Cambria Math"/>
+              <w:lang w:val="en-US"/>
+            </w:rPr>
+            <m:t xml:space="preserve">                                                         (10)</m:t>
+          </m:r>
+        </m:oMath>
+      </m:oMathPara>
+    </w:p>
+    <w:p>
+      <w:r>
+        <w:t>Рівняння (9) і (10) визначають модель ізохоричного процесу.</w:t>
+      </w:r>
+    </w:p>
+    <w:p>
+      <w:pPr>
+        <w:rPr>
+          <w:lang w:val="en-US"/>
+        </w:rPr>
+      </w:pPr>
+    </w:p>
     <w:p/>
     <w:sectPr>
       <w:pgSz w:w="11906" w:h="16838"/>

--- a/docs/Термодинамічні цикли.docx
+++ b/docs/Термодинамічні цикли.docx
@@ -460,7 +460,13 @@
     </w:p>
     <w:p>
       <w:r>
-        <w:t>З самого визначення квазістатичного процесу витікає неможливість його відтворення в цифровій моделі, але можна наблизитися  до того, змінюючи параметри системи малими порціями. Чим менші ті порції, тим ближче до ідеалу, але тут виникає інше обмеження. Якщо зміни моделі відбуваються занадто повільно, вона втрачає свою навчальну цінність, бо спостерігати таке просто не цікаво.</w:t>
+        <w:t xml:space="preserve">З самого визначення квазістатичного процесу витікає неможливість його відтворення в цифровій моделі, але можна наблизитися  до того, змінюючи параметри системи малими порціями. Чим менші ті порції, тим ближче до ідеалу, але тут є інше обмеження. Якщо зміни моделі відбуваються занадто повільно, вона втрачає свою навчальну цінність, бо спостерігати </w:t>
+      </w:r>
+      <w:r>
+        <w:t>те, що майже не змінюється,</w:t>
+      </w:r>
+      <w:r>
+        <w:t xml:space="preserve"> просто не цікаво.</w:t>
       </w:r>
     </w:p>
     <w:p>
@@ -486,115 +492,126 @@
         <w:t>на</w:t>
       </w:r>
       <w:r>
-        <w:t xml:space="preserve"> використати для умови продовження процесу</w:t>
-      </w:r>
-      <w:r>
-        <w:t xml:space="preserve"> –</w:t>
-      </w:r>
-      <w:r>
-        <w:t xml:space="preserve"> було обрано тиск. Тобто </w:t>
-      </w:r>
-      <w:r>
-        <w:t xml:space="preserve">умовою продовження </w:t>
-      </w:r>
-      <w:r>
-        <w:t>процес</w:t>
-      </w:r>
-      <w:r>
-        <w:t>у</w:t>
+        <w:t xml:space="preserve"> використати для умови </w:t>
+      </w:r>
+      <w:r>
+        <w:t>припинення</w:t>
+      </w:r>
+      <w:r>
+        <w:t xml:space="preserve"> процесу</w:t>
+      </w:r>
+      <w:r>
+        <w:t xml:space="preserve">, в даному випадку </w:t>
+      </w:r>
+      <w:r>
+        <w:t xml:space="preserve">було обрано тиск. Тобто </w:t>
+      </w:r>
+      <w:r>
+        <w:t>процес продовжується, доки тиск не д</w:t>
+      </w:r>
+      <w:r>
+        <w:t>осягне</w:t>
+      </w:r>
+      <w:r>
+        <w:t>н</w:t>
+      </w:r>
+      <w:r>
+        <w:t>е</w:t>
+      </w:r>
+      <w:r>
+        <w:t xml:space="preserve"> певної межі</w:t>
+      </w:r>
+      <w:r>
+        <w:t>,</w:t>
+      </w:r>
+      <w:r>
+        <w:t xml:space="preserve"> якщо ця межа більше початкового значення</w:t>
+      </w:r>
+      <w:r>
+        <w:t xml:space="preserve"> тиску</w:t>
+      </w:r>
+      <w:r>
+        <w:t>, газ буд</w:t>
+      </w:r>
+      <w:r>
+        <w:t>е</w:t>
+      </w:r>
+      <w:r>
+        <w:t xml:space="preserve"> стискати</w:t>
+      </w:r>
+      <w:r>
+        <w:t>ся</w:t>
+      </w:r>
+      <w:r>
+        <w:t>, якщо менша, розширювати</w:t>
+      </w:r>
+      <w:r>
+        <w:t>ся</w:t>
+      </w:r>
+      <w:r>
+        <w:t>.</w:t>
       </w:r>
       <w:r>
         <w:t xml:space="preserve"> </w:t>
       </w:r>
+    </w:p>
+    <w:p>
+      <w:r>
+        <w:t>Стискання і розширення є симетричними процесами, тому тут і далі будемо розглядати лише розширення.</w:t>
+      </w:r>
+    </w:p>
+    <w:p>
+      <w:r>
+        <w:t>Алгоритм змі</w:t>
+      </w:r>
+      <w:r>
+        <w:t>н</w:t>
+      </w:r>
+      <w:r>
+        <w:t xml:space="preserve">и параметрів </w:t>
+      </w:r>
       <w:r>
         <w:t>(</w:t>
       </w:r>
       <w:proofErr w:type="spellStart"/>
       <w:r>
-        <w:t>condition</w:t>
+        <w:t>action</w:t>
       </w:r>
       <w:proofErr w:type="spellEnd"/>
       <w:r>
-        <w:t xml:space="preserve">) є </w:t>
-      </w:r>
-      <w:r>
-        <w:t>недосягне</w:t>
-      </w:r>
-      <w:r>
-        <w:t xml:space="preserve">ння тиском </w:t>
-      </w:r>
-      <w:r>
-        <w:t xml:space="preserve"> певної межі</w:t>
-      </w:r>
-      <w:r>
-        <w:t>,</w:t>
-      </w:r>
-      <w:r>
-        <w:t xml:space="preserve"> якщо ця межа більше початкового значення</w:t>
-      </w:r>
-      <w:r>
-        <w:t xml:space="preserve"> тиску</w:t>
-      </w:r>
-      <w:r>
-        <w:t>, газ будуть стискати, якщо менша, розширювати.</w:t>
+        <w:t xml:space="preserve">) </w:t>
+      </w:r>
+      <w:r>
+        <w:t xml:space="preserve">зводиться до </w:t>
+      </w:r>
+      <w:r>
+        <w:t>того, що на одному кроці дискретного часу  навантаження на поршень зменшується в k разів, де k трохи більше за 1. Щоб підкреслити наближеність до одиниці, будемо</w:t>
+      </w:r>
+      <w:r>
+        <w:t xml:space="preserve"> вважати, що</w:t>
       </w:r>
       <w:r>
         <w:t xml:space="preserve"> </w:t>
       </w:r>
-    </w:p>
-    <w:p>
-      <w:r>
-        <w:t>Стискання і розширення є доволі симетричними процесами, тому тут і далі будемо розглядати лише розширення, а до стискання будемо звертатися лише за необхідністю.</w:t>
-      </w:r>
-    </w:p>
-    <w:p>
-      <w:pPr>
-        <w:ind w:firstLine="0"/>
-      </w:pPr>
-    </w:p>
-    <w:p>
-      <w:r>
-        <w:t>Алгоритм змі</w:t>
-      </w:r>
-      <w:r>
-        <w:t>н</w:t>
-      </w:r>
-      <w:r>
-        <w:t xml:space="preserve">и параметрів </w:t>
-      </w:r>
-      <w:r>
-        <w:t>(</w:t>
-      </w:r>
-      <w:proofErr w:type="spellStart"/>
-      <w:r>
-        <w:t>action</w:t>
-      </w:r>
-      <w:proofErr w:type="spellEnd"/>
-      <w:r>
-        <w:t xml:space="preserve">) </w:t>
-      </w:r>
-      <w:r>
-        <w:t xml:space="preserve">зводиться до </w:t>
-      </w:r>
-      <w:r>
-        <w:t>того, що на одному кроці дискретного часу  навантаження на поршень зменшується в k разів, де k трохи більше за 1. Щоб підкреслити наближеність до одиниці, будемо</w:t>
-      </w:r>
-      <w:r>
-        <w:t xml:space="preserve"> вважати, що</w:t>
+      <w:r>
+        <w:t>k =</w:t>
+      </w:r>
+      <w:r>
+        <w:t xml:space="preserve">1- ε, де ε треба розглядати як додатковий фактор, який </w:t>
+      </w:r>
+      <w:r>
+        <w:t xml:space="preserve">за умови </w:t>
+      </w:r>
+      <w:r>
+        <w:t>ε</w:t>
+      </w:r>
+      <w:r>
+        <w:t xml:space="preserve"> &lt;&lt; 1</w:t>
       </w:r>
       <w:r>
         <w:t xml:space="preserve"> </w:t>
       </w:r>
       <w:r>
-        <w:t>k =</w:t>
-      </w:r>
-      <w:r>
-        <w:t xml:space="preserve">1- ε, де ε треба розглядати як додатковий фактор, який </w:t>
-      </w:r>
-      <w:r>
-        <w:t xml:space="preserve">в певних межах </w:t>
-      </w:r>
-      <w:r>
         <w:t>регулює швидкість процесу.</w:t>
       </w:r>
       <w:r>
@@ -603,27 +620,7 @@
     </w:p>
     <w:p>
       <w:r>
-        <w:t xml:space="preserve">Наприклад, якщо </w:t>
-      </w:r>
-      <w:r>
-        <w:t>домагатися</w:t>
-      </w:r>
-      <w:r>
-        <w:t xml:space="preserve">, щоб рух поршня відбувався з постійно швидкістю, </w:t>
-      </w:r>
-      <w:r>
-        <w:t xml:space="preserve">то з </w:t>
-      </w:r>
-      <w:r>
-        <w:t xml:space="preserve">закону для </w:t>
-      </w:r>
-      <w:proofErr w:type="spellStart"/>
-      <w:r>
-        <w:t>адlабати</w:t>
-      </w:r>
-      <w:proofErr w:type="spellEnd"/>
-      <w:r>
-        <w:t xml:space="preserve">  </w:t>
+        <w:t xml:space="preserve">Закон адіабати –  </w:t>
       </w:r>
       <m:oMath>
         <m:r>
@@ -669,43 +666,335 @@
         </m:r>
       </m:oMath>
       <w:r>
-        <w:t xml:space="preserve">, можна вивести </w:t>
-      </w:r>
-      <w:r>
-        <w:t>співвідношення</w:t>
+        <w:t xml:space="preserve">, </w:t>
+      </w:r>
+      <w:r>
+        <w:t>де</w:t>
       </w:r>
       <w:r>
         <w:t xml:space="preserve"> </w:t>
       </w:r>
       <w:r>
-        <w:t xml:space="preserve">між поточним тиском </w:t>
-      </w:r>
-      <w:r>
-        <w:rPr>
-          <w:i/>
-          <w:iCs/>
-        </w:rPr>
-        <w:t xml:space="preserve">P </w:t>
-      </w:r>
-      <w:r>
-        <w:t xml:space="preserve">і тиском </w:t>
+        <w:t xml:space="preserve"> </w:t>
       </w:r>
       <m:oMath>
         <m:r>
-          <w:rPr>
-            <w:rFonts w:ascii="Cambria Math" w:hAnsi="Cambria Math"/>
-          </w:rPr>
-          <m:t>P'</m:t>
-        </m:r>
+          <m:rPr>
+            <m:sty m:val="p"/>
+          </m:rPr>
+          <w:rPr>
+            <w:rFonts w:ascii="Cambria Math" w:hAnsi="Cambria Math"/>
+          </w:rPr>
+          <m:t>γ</m:t>
+        </m:r>
+        <m:r>
+          <m:rPr>
+            <m:sty m:val="p"/>
+          </m:rPr>
+          <w:rPr>
+            <w:rFonts w:ascii="Cambria Math" w:hAnsi="Cambria Math"/>
+          </w:rPr>
+          <m:t>=</m:t>
+        </m:r>
+        <m:f>
+          <m:fPr>
+            <m:ctrlPr>
+              <w:rPr>
+                <w:rFonts w:ascii="Cambria Math" w:hAnsi="Cambria Math"/>
+                <w:i/>
+              </w:rPr>
+            </m:ctrlPr>
+          </m:fPr>
+          <m:num>
+            <m:sSub>
+              <m:sSubPr>
+                <m:ctrlPr>
+                  <w:rPr>
+                    <w:rFonts w:ascii="Cambria Math" w:hAnsi="Cambria Math"/>
+                    <w:i/>
+                  </w:rPr>
+                </m:ctrlPr>
+              </m:sSubPr>
+              <m:e>
+                <m:r>
+                  <w:rPr>
+                    <w:rFonts w:ascii="Cambria Math" w:hAnsi="Cambria Math"/>
+                  </w:rPr>
+                  <m:t>C</m:t>
+                </m:r>
+              </m:e>
+              <m:sub>
+                <m:r>
+                  <w:rPr>
+                    <w:rFonts w:ascii="Cambria Math" w:hAnsi="Cambria Math"/>
+                  </w:rPr>
+                  <m:t>P</m:t>
+                </m:r>
+              </m:sub>
+            </m:sSub>
+          </m:num>
+          <m:den>
+            <m:sSub>
+              <m:sSubPr>
+                <m:ctrlPr>
+                  <w:rPr>
+                    <w:rFonts w:ascii="Cambria Math" w:hAnsi="Cambria Math"/>
+                    <w:i/>
+                  </w:rPr>
+                </m:ctrlPr>
+              </m:sSubPr>
+              <m:e>
+                <m:r>
+                  <w:rPr>
+                    <w:rFonts w:ascii="Cambria Math" w:hAnsi="Cambria Math"/>
+                  </w:rPr>
+                  <m:t>C</m:t>
+                </m:r>
+              </m:e>
+              <m:sub>
+                <m:r>
+                  <w:rPr>
+                    <w:rFonts w:ascii="Cambria Math" w:hAnsi="Cambria Math"/>
+                  </w:rPr>
+                  <m:t>v</m:t>
+                </m:r>
+              </m:sub>
+            </m:sSub>
+          </m:den>
+        </m:f>
+        <m:r>
+          <w:rPr>
+            <w:rFonts w:ascii="Cambria Math" w:hAnsi="Cambria Math"/>
+          </w:rPr>
+          <m:t>=</m:t>
+        </m:r>
+        <m:f>
+          <m:fPr>
+            <m:ctrlPr>
+              <w:rPr>
+                <w:rFonts w:ascii="Cambria Math" w:hAnsi="Cambria Math"/>
+                <w:i/>
+              </w:rPr>
+            </m:ctrlPr>
+          </m:fPr>
+          <m:num>
+            <m:r>
+              <w:rPr>
+                <w:rFonts w:ascii="Cambria Math" w:hAnsi="Cambria Math"/>
+              </w:rPr>
+              <m:t>f</m:t>
+            </m:r>
+            <m:r>
+              <w:rPr>
+                <w:rFonts w:ascii="Cambria Math" w:hAnsi="Cambria Math"/>
+              </w:rPr>
+              <m:t>+2</m:t>
+            </m:r>
+          </m:num>
+          <m:den>
+            <m:r>
+              <w:rPr>
+                <w:rFonts w:ascii="Cambria Math" w:hAnsi="Cambria Math"/>
+              </w:rPr>
+              <m:t>2</m:t>
+            </m:r>
+          </m:den>
+        </m:f>
       </m:oMath>
       <w:r>
-        <w:t xml:space="preserve"> після </w:t>
-      </w:r>
-      <w:r>
-        <w:t xml:space="preserve">чергового </w:t>
-      </w:r>
-      <w:r>
-        <w:t>кроку процесу розширення.</w:t>
+        <w:t xml:space="preserve"> </w:t>
+      </w:r>
+      <w:r>
+        <w:t xml:space="preserve">, а </w:t>
+      </w:r>
+      <w:r>
+        <w:t>число f</w:t>
+      </w:r>
+      <w:r>
+        <w:t xml:space="preserve"> – кількість ступенів свободи частки газу. Наша модель двовимірна, а газ одноатомний, тому </w:t>
+      </w:r>
+      <w:r>
+        <w:t>f</w:t>
+      </w:r>
+      <w:r>
+        <w:t xml:space="preserve"> = 2, і </w:t>
+      </w:r>
+      <m:oMath>
+        <m:r>
+          <m:rPr>
+            <m:sty m:val="p"/>
+          </m:rPr>
+          <w:rPr>
+            <w:rFonts w:ascii="Cambria Math" w:hAnsi="Cambria Math"/>
+          </w:rPr>
+          <m:t>γ</m:t>
+        </m:r>
+        <m:r>
+          <w:rPr>
+            <w:rFonts w:ascii="Cambria Math" w:hAnsi="Cambria Math"/>
+          </w:rPr>
+          <m:t>=2</m:t>
+        </m:r>
+      </m:oMath>
+      <w:r>
+        <w:t>.</w:t>
+      </w:r>
+    </w:p>
+    <w:p>
+      <w:r>
+        <w:t xml:space="preserve">Щоб побачити залежність між малими змінами параметрів, </w:t>
+      </w:r>
+      <w:proofErr w:type="spellStart"/>
+      <w:r>
+        <w:t>продиференцюємо</w:t>
+      </w:r>
+      <w:proofErr w:type="spellEnd"/>
+      <w:r>
+        <w:t xml:space="preserve"> рівняння </w:t>
+      </w:r>
+      <m:oMath>
+        <m:r>
+          <w:rPr>
+            <w:rFonts w:ascii="Cambria Math" w:hAnsi="Cambria Math"/>
+          </w:rPr>
+          <m:t>P</m:t>
+        </m:r>
+        <m:sSup>
+          <m:sSupPr>
+            <m:ctrlPr>
+              <w:rPr>
+                <w:rFonts w:ascii="Cambria Math" w:hAnsi="Cambria Math"/>
+                <w:i/>
+              </w:rPr>
+            </m:ctrlPr>
+          </m:sSupPr>
+          <m:e>
+            <m:r>
+              <w:rPr>
+                <w:rFonts w:ascii="Cambria Math" w:hAnsi="Cambria Math"/>
+              </w:rPr>
+              <m:t>V</m:t>
+            </m:r>
+          </m:e>
+          <m:sup>
+            <m:r>
+              <m:rPr>
+                <m:sty m:val="p"/>
+              </m:rPr>
+              <w:rPr>
+                <w:rFonts w:ascii="Cambria Math" w:hAnsi="Cambria Math"/>
+              </w:rPr>
+              <m:t>2</m:t>
+            </m:r>
+          </m:sup>
+        </m:sSup>
+        <m:r>
+          <w:rPr>
+            <w:rFonts w:ascii="Cambria Math" w:hAnsi="Cambria Math"/>
+          </w:rPr>
+          <m:t>=const</m:t>
+        </m:r>
+      </m:oMath>
+      <w:r>
+        <w:t xml:space="preserve"> і після спрощення отримаємо </w:t>
+      </w:r>
+      <m:oMath>
+        <m:r>
+          <w:rPr>
+            <w:rFonts w:ascii="Cambria Math" w:hAnsi="Cambria Math"/>
+          </w:rPr>
+          <m:t>VdP</m:t>
+        </m:r>
+        <m:r>
+          <w:rPr>
+            <w:rFonts w:ascii="Cambria Math" w:hAnsi="Cambria Math"/>
+          </w:rPr>
+          <m:t>+</m:t>
+        </m:r>
+        <m:r>
+          <w:rPr>
+            <w:rFonts w:ascii="Cambria Math" w:hAnsi="Cambria Math"/>
+          </w:rPr>
+          <m:t>2PdV=0</m:t>
+        </m:r>
+      </m:oMath>
+      <w:r>
+        <w:t xml:space="preserve">. В кінцевих відмінностях це </w:t>
+      </w:r>
+      <m:oMath>
+        <m:f>
+          <m:fPr>
+            <m:ctrlPr>
+              <w:rPr>
+                <w:rFonts w:ascii="Cambria Math" w:hAnsi="Cambria Math"/>
+                <w:i/>
+              </w:rPr>
+            </m:ctrlPr>
+          </m:fPr>
+          <m:num>
+            <m:r>
+              <w:rPr>
+                <w:rFonts w:ascii="Cambria Math" w:hAnsi="Cambria Math"/>
+              </w:rPr>
+              <m:t>∆P</m:t>
+            </m:r>
+          </m:num>
+          <m:den>
+            <m:r>
+              <w:rPr>
+                <w:rFonts w:ascii="Cambria Math" w:hAnsi="Cambria Math"/>
+              </w:rPr>
+              <m:t>P</m:t>
+            </m:r>
+          </m:den>
+        </m:f>
+        <m:r>
+          <w:rPr>
+            <w:rFonts w:ascii="Cambria Math" w:hAnsi="Cambria Math"/>
+          </w:rPr>
+          <m:t>≈</m:t>
+        </m:r>
+        <m:r>
+          <w:rPr>
+            <w:rFonts w:ascii="Cambria Math" w:hAnsi="Cambria Math"/>
+          </w:rPr>
+          <m:t>-</m:t>
+        </m:r>
+        <m:r>
+          <w:rPr>
+            <w:rFonts w:ascii="Cambria Math" w:hAnsi="Cambria Math"/>
+          </w:rPr>
+          <m:t>2</m:t>
+        </m:r>
+        <m:f>
+          <m:fPr>
+            <m:ctrlPr>
+              <w:rPr>
+                <w:rFonts w:ascii="Cambria Math" w:hAnsi="Cambria Math"/>
+                <w:i/>
+              </w:rPr>
+            </m:ctrlPr>
+          </m:fPr>
+          <m:num>
+            <m:r>
+              <w:rPr>
+                <w:rFonts w:ascii="Cambria Math" w:hAnsi="Cambria Math"/>
+              </w:rPr>
+              <m:t>∆V</m:t>
+            </m:r>
+          </m:num>
+          <m:den>
+            <m:r>
+              <w:rPr>
+                <w:rFonts w:ascii="Cambria Math" w:hAnsi="Cambria Math"/>
+              </w:rPr>
+              <m:t>V</m:t>
+            </m:r>
+          </m:den>
+        </m:f>
+      </m:oMath>
+      <w:r>
+        <w:t xml:space="preserve">, або </w:t>
       </w:r>
     </w:p>
     <w:p>
@@ -742,7 +1031,13 @@
             <w:rPr>
               <w:rFonts w:ascii="Cambria Math" w:hAnsi="Cambria Math"/>
             </w:rPr>
-            <m:t xml:space="preserve">=P </m:t>
+            <m:t>≈</m:t>
+          </m:r>
+          <m:r>
+            <w:rPr>
+              <w:rFonts w:ascii="Cambria Math" w:hAnsi="Cambria Math"/>
+            </w:rPr>
+            <m:t xml:space="preserve">P </m:t>
           </m:r>
           <w:bookmarkEnd w:id="0"/>
           <m:d>
@@ -759,7 +1054,19 @@
                 <w:rPr>
                   <w:rFonts w:ascii="Cambria Math" w:hAnsi="Cambria Math"/>
                 </w:rPr>
-                <m:t>1-γ</m:t>
+                <m:t>1</m:t>
+              </m:r>
+              <m:r>
+                <w:rPr>
+                  <w:rFonts w:ascii="Cambria Math" w:hAnsi="Cambria Math"/>
+                </w:rPr>
+                <m:t>-</m:t>
+              </m:r>
+              <m:r>
+                <w:rPr>
+                  <w:rFonts w:ascii="Cambria Math" w:hAnsi="Cambria Math"/>
+                </w:rPr>
+                <m:t>2</m:t>
               </m:r>
               <m:f>
                 <m:fPr>
@@ -800,38 +1107,86 @@
     </w:p>
     <w:p>
       <w:r>
-        <w:t xml:space="preserve">Тут </w:t>
-      </w:r>
-      <m:oMath>
-        <m:r>
-          <w:rPr>
-            <w:rFonts w:ascii="Cambria Math" w:hAnsi="Cambria Math"/>
-          </w:rPr>
-          <m:t>ΔV</m:t>
-        </m:r>
-      </m:oMath>
-      <w:r>
-        <w:t xml:space="preserve"> – збільшення об’єму завдяки руху поршня</w:t>
-      </w:r>
-      <w:r>
-        <w:t xml:space="preserve">, тому </w:t>
-      </w:r>
-      <m:oMath>
-        <m:r>
-          <w:rPr>
-            <w:rFonts w:ascii="Cambria Math" w:hAnsi="Cambria Math"/>
-          </w:rPr>
-          <m:t>ΔV=w∆ts</m:t>
-        </m:r>
-      </m:oMath>
-      <w:r>
-        <w:t xml:space="preserve">, де </w:t>
+        <w:t xml:space="preserve">Рівняння (1) дає зв’язок </w:t>
+      </w:r>
+      <w:r>
+        <w:t xml:space="preserve">між поточним тиском </w:t>
       </w:r>
       <w:r>
         <w:rPr>
           <w:i/>
           <w:iCs/>
         </w:rPr>
+        <w:t xml:space="preserve">P </w:t>
+      </w:r>
+      <w:r>
+        <w:t xml:space="preserve">і тиском </w:t>
+      </w:r>
+      <m:oMath>
+        <m:r>
+          <w:rPr>
+            <w:rFonts w:ascii="Cambria Math" w:hAnsi="Cambria Math"/>
+          </w:rPr>
+          <m:t>P'</m:t>
+        </m:r>
+      </m:oMath>
+      <w:r>
+        <w:t xml:space="preserve"> після </w:t>
+      </w:r>
+      <w:r>
+        <w:t xml:space="preserve">чергового </w:t>
+      </w:r>
+      <w:r>
+        <w:t>кроку процесу розширення.</w:t>
+      </w:r>
+      <w:r>
+        <w:t xml:space="preserve"> </w:t>
+      </w:r>
+      <w:r>
+        <w:t xml:space="preserve">Тут </w:t>
+      </w:r>
+      <m:oMath>
+        <m:r>
+          <w:rPr>
+            <w:rFonts w:ascii="Cambria Math" w:hAnsi="Cambria Math"/>
+          </w:rPr>
+          <m:t>ΔV</m:t>
+        </m:r>
+      </m:oMath>
+      <w:r>
+        <w:t xml:space="preserve"> – збільшення об’єму завдяки руху поршня</w:t>
+      </w:r>
+      <w:r>
+        <w:t xml:space="preserve"> і теоретично це незалежна змінна. Втім в нашій моделі поршень може нести значне навантаження, тому бажано, щоб він рухався з </w:t>
+      </w:r>
+      <w:r>
+        <w:t>невеликою п</w:t>
+      </w:r>
+      <w:r>
+        <w:t>остійною швидкістю</w:t>
+      </w:r>
+      <w:r>
+        <w:t>, бо це зменшить неврівноваженість газу під ним. Т</w:t>
+      </w:r>
+      <w:r>
+        <w:t xml:space="preserve">ому </w:t>
+      </w:r>
+      <m:oMath>
+        <m:r>
+          <w:rPr>
+            <w:rFonts w:ascii="Cambria Math" w:hAnsi="Cambria Math"/>
+          </w:rPr>
+          <m:t>ΔV=w∆ts</m:t>
+        </m:r>
+      </m:oMath>
+      <w:r>
+        <w:t xml:space="preserve">, де </w:t>
+      </w:r>
+      <w:r>
+        <w:rPr>
+          <w:i/>
+          <w:iCs/>
+        </w:rPr>
         <w:t>w</w:t>
       </w:r>
       <w:r>
@@ -857,8 +1212,31 @@
       <w:r>
         <w:t xml:space="preserve"> – проміжок дискретного часу, який в мо</w:t>
       </w:r>
-      <w:r>
-        <w:t>делі завжди вважається одиничним і тому часто опускається в формулах</w:t>
+      <w:proofErr w:type="spellStart"/>
+      <w:r>
+        <w:t>делі</w:t>
+      </w:r>
+      <w:proofErr w:type="spellEnd"/>
+      <w:r>
+        <w:t xml:space="preserve"> завжди вважається одиничним і тому </w:t>
+      </w:r>
+      <w:r>
+        <w:t>іноді</w:t>
+      </w:r>
+      <w:r>
+        <w:t xml:space="preserve"> </w:t>
+      </w:r>
+      <w:r>
+        <w:t xml:space="preserve">буде </w:t>
+      </w:r>
+      <w:r>
+        <w:t>опуска</w:t>
+      </w:r>
+      <w:r>
+        <w:t>ти</w:t>
+      </w:r>
+      <w:r>
+        <w:t>ся в формулах</w:t>
       </w:r>
       <w:r>
         <w:t xml:space="preserve">. </w:t>
@@ -866,7 +1244,28 @@
     </w:p>
     <w:p>
       <w:r>
-        <w:t xml:space="preserve">Нагадаємо, що причиною зовнішнього тику на поршень є вантаж на ньому, тобто </w:t>
+        <w:t>П</w:t>
+      </w:r>
+      <w:r>
+        <w:t>ричиною зовнішнього ти</w:t>
+      </w:r>
+      <w:r>
+        <w:t>с</w:t>
+      </w:r>
+      <w:r>
+        <w:t xml:space="preserve">ку на поршень є вантаж на ньому, </w:t>
+      </w:r>
+      <w:r>
+        <w:t xml:space="preserve">який знаходиться в сталому полі тяжіння, </w:t>
+      </w:r>
+      <w:r>
+        <w:t>то</w:t>
+      </w:r>
+      <w:r>
+        <w:t>му</w:t>
+      </w:r>
+      <w:r>
+        <w:t xml:space="preserve"> </w:t>
       </w:r>
       <w:r>
         <w:t xml:space="preserve">тиск </w:t>
@@ -875,13 +1274,13 @@
         <w:t>P</w:t>
       </w:r>
       <w:r>
-        <w:t xml:space="preserve"> прямо пропорційний масі вантажу M. З урахуванням того, що показник адіабати для одноатомного ідеального газу в двовимірному модельному просторі</w:t>
-      </w:r>
-      <w:r>
-        <w:t xml:space="preserve"> </w:t>
-      </w:r>
-      <w:r>
-        <w:t xml:space="preserve">γ = 2, співвідношення (1) перетвориться на </w:t>
+        <w:t xml:space="preserve"> прямо пропорційний масі вантажу M</w:t>
+      </w:r>
+      <w:r>
+        <w:t>, і</w:t>
+      </w:r>
+      <w:r>
+        <w:t xml:space="preserve"> співвідношення (1) перетвориться на </w:t>
       </w:r>
     </w:p>
     <w:p>
@@ -1056,17 +1455,13 @@
         <w:t xml:space="preserve"> </w:t>
       </w:r>
       <w:r>
-        <w:t xml:space="preserve"> обчислюється на кожному кроці процесу, тому що об’єм змінюється. </w:t>
-      </w:r>
-    </w:p>
-    <w:p>
-      <w:pPr>
-        <w:rPr>
-          <w:i/>
-        </w:rPr>
-      </w:pPr>
-      <w:r>
-        <w:t xml:space="preserve">Ці додаткові обчислення не зайві, бо мають за мету </w:t>
+        <w:t xml:space="preserve"> обчислюється на кожному кроці процесу, тому що об’єм</w:t>
+      </w:r>
+      <w:r>
+        <w:t xml:space="preserve"> V газу під поршнем</w:t>
+      </w:r>
+      <w:r>
+        <w:t xml:space="preserve"> змінюється. Ці додаткові обчислення не зайві, бо мають за мету </w:t>
       </w:r>
       <w:r>
         <w:t xml:space="preserve">стабілізувати швидкість </w:t>
@@ -1081,25 +1476,12 @@
         <w:t xml:space="preserve"> поршня</w:t>
       </w:r>
       <w:r>
-        <w:t xml:space="preserve">, </w:t>
-      </w:r>
-      <w:r>
-        <w:t>що в свою чергу зменш</w:t>
-      </w:r>
-      <w:r>
-        <w:t>ить</w:t>
-      </w:r>
-      <w:r>
-        <w:t xml:space="preserve"> вірогідність </w:t>
-      </w:r>
-      <w:r>
-        <w:t xml:space="preserve">виникнення </w:t>
-      </w:r>
-      <w:r>
-        <w:t xml:space="preserve">помітних </w:t>
-      </w:r>
-      <w:r>
-        <w:t xml:space="preserve">коливань параметрів моделі і розбалансування процесу. </w:t>
+        <w:t>.</w:t>
+      </w:r>
+    </w:p>
+    <w:p>
+      <w:r>
+        <w:t xml:space="preserve"> </w:t>
       </w:r>
     </w:p>
     <w:p>
@@ -1128,7 +1510,13 @@
         <w:t xml:space="preserve">об’єму </w:t>
       </w:r>
       <w:r>
-        <w:t xml:space="preserve">відбувається завдяки нагріву, тиск </w:t>
+        <w:t>відбувається завдяки нагріву</w:t>
+      </w:r>
+      <w:r>
+        <w:t xml:space="preserve"> газу</w:t>
+      </w:r>
+      <w:r>
+        <w:t xml:space="preserve">, тиск </w:t>
       </w:r>
       <w:r>
         <w:t xml:space="preserve">газу має </w:t>
@@ -1147,27 +1535,79 @@
       <w:r>
         <w:t xml:space="preserve">Закон ізобари </w:t>
       </w:r>
-      <w:r>
-        <w:rPr>
-          <w:i/>
-          <w:iCs/>
-        </w:rPr>
-        <w:t xml:space="preserve">V / T = </w:t>
+      <m:oMath>
+        <m:r>
+          <w:rPr>
+            <w:rFonts w:ascii="Cambria Math" w:hAnsi="Cambria Math"/>
+          </w:rPr>
+          <m:t>V</m:t>
+        </m:r>
+        <m:sSup>
+          <m:sSupPr>
+            <m:ctrlPr>
+              <w:rPr>
+                <w:rFonts w:ascii="Cambria Math" w:hAnsi="Cambria Math"/>
+                <w:i/>
+              </w:rPr>
+            </m:ctrlPr>
+          </m:sSupPr>
+          <m:e>
+            <m:r>
+              <w:rPr>
+                <w:rFonts w:ascii="Cambria Math" w:hAnsi="Cambria Math"/>
+              </w:rPr>
+              <m:t>T</m:t>
+            </m:r>
+          </m:e>
+          <m:sup>
+            <m:r>
+              <w:rPr>
+                <w:rFonts w:ascii="Cambria Math" w:hAnsi="Cambria Math"/>
+              </w:rPr>
+              <m:t>-1</m:t>
+            </m:r>
+          </m:sup>
+        </m:sSup>
+        <m:r>
+          <w:rPr>
+            <w:rFonts w:ascii="Cambria Math" w:hAnsi="Cambria Math"/>
+          </w:rPr>
+          <m:t>=const</m:t>
+        </m:r>
+      </m:oMath>
+      <w:r>
+        <w:t xml:space="preserve">.  </w:t>
+      </w:r>
+      <w:r>
+        <w:t xml:space="preserve">Після </w:t>
       </w:r>
       <w:proofErr w:type="spellStart"/>
       <w:r>
-        <w:rPr>
-          <w:i/>
-          <w:iCs/>
-        </w:rPr>
-        <w:t>const</w:t>
+        <w:t>дифернціювання</w:t>
       </w:r>
       <w:proofErr w:type="spellEnd"/>
       <w:r>
-        <w:t xml:space="preserve">.  З нього витікає </w:t>
-      </w:r>
-      <w:r>
-        <w:t xml:space="preserve">рівняння (3), яке подібне до (2) і </w:t>
+        <w:t xml:space="preserve"> </w:t>
+      </w:r>
+      <m:oMath>
+        <m:r>
+          <w:rPr>
+            <w:rFonts w:ascii="Cambria Math" w:hAnsi="Cambria Math"/>
+          </w:rPr>
+          <m:t>TdV-VdT=0</m:t>
+        </m:r>
+      </m:oMath>
+      <w:r>
+        <w:t xml:space="preserve"> і спрощення отримаємо рівняння (3), </w:t>
+      </w:r>
+      <w:r>
+        <w:t>яке подібн</w:t>
+      </w:r>
+      <w:r>
+        <w:t>о рівнянню</w:t>
+      </w:r>
+      <w:r>
+        <w:t xml:space="preserve"> (2) </w:t>
       </w:r>
       <w:r>
         <w:t>визначає</w:t>
@@ -1209,7 +1649,13 @@
             <w:rPr>
               <w:rFonts w:ascii="Cambria Math" w:hAnsi="Cambria Math"/>
             </w:rPr>
-            <m:t xml:space="preserve">=T </m:t>
+            <m:t>≈</m:t>
+          </m:r>
+          <m:r>
+            <w:rPr>
+              <w:rFonts w:ascii="Cambria Math" w:hAnsi="Cambria Math"/>
+            </w:rPr>
+            <m:t xml:space="preserve">T </m:t>
           </m:r>
           <m:d>
             <m:dPr>
@@ -1309,13 +1755,7 @@
             <w:rPr>
               <w:rFonts w:ascii="Cambria Math" w:hAnsi="Cambria Math"/>
             </w:rPr>
-            <m:t xml:space="preserve">= </m:t>
-          </m:r>
-          <m:r>
-            <w:rPr>
-              <w:rFonts w:ascii="Cambria Math" w:hAnsi="Cambria Math"/>
-            </w:rPr>
-            <m:t xml:space="preserve">T </m:t>
+            <m:t xml:space="preserve">= T </m:t>
           </m:r>
           <m:d>
             <m:dPr>
@@ -1331,13 +1771,7 @@
                 <w:rPr>
                   <w:rFonts w:ascii="Cambria Math" w:hAnsi="Cambria Math"/>
                 </w:rPr>
-                <m:t>1+</m:t>
-              </m:r>
-              <m:r>
-                <w:rPr>
-                  <w:rFonts w:ascii="Cambria Math" w:hAnsi="Cambria Math"/>
-                </w:rPr>
-                <m:t>ε</m:t>
+                <m:t>1+ε</m:t>
               </m:r>
             </m:e>
           </m:d>
@@ -1345,13 +1779,7 @@
             <w:rPr>
               <w:rFonts w:ascii="Cambria Math" w:hAnsi="Cambria Math"/>
             </w:rPr>
-            <m:t xml:space="preserve"> </m:t>
-          </m:r>
-          <m:r>
-            <w:rPr>
-              <w:rFonts w:ascii="Cambria Math" w:hAnsi="Cambria Math"/>
-            </w:rPr>
-            <m:t xml:space="preserve">                            (3)</m:t>
+            <m:t xml:space="preserve">                             (3)</m:t>
           </m:r>
         </m:oMath>
       </m:oMathPara>
@@ -1363,10 +1791,22 @@
         </w:rPr>
       </w:pPr>
       <w:r>
-        <w:t>Нагадаємо, що нагрівач змінює температуру опосередковано, через підвищення модуля швидкості кожної частки</w:t>
-      </w:r>
-      <w:r>
-        <w:t>. Залежність між температурою і швидкістю часток квадратична</w:t>
+        <w:t xml:space="preserve">Нагадаємо, що нагрівач </w:t>
+      </w:r>
+      <w:r>
+        <w:t xml:space="preserve">в нашій моделі </w:t>
+      </w:r>
+      <w:r>
+        <w:t>змінює температуру опосередковано, через підвищення модуля швидкості кожної частки</w:t>
+      </w:r>
+      <w:r>
+        <w:t xml:space="preserve">. Залежність між температурою і </w:t>
+      </w:r>
+      <w:r>
+        <w:t xml:space="preserve">середньоквадратичною </w:t>
+      </w:r>
+      <w:r>
+        <w:t>швидкістю часток квадратична</w:t>
       </w:r>
       <w:r>
         <w:t>,</w:t>
@@ -1379,14 +1819,7 @@
           <w:rPr>
             <w:rFonts w:ascii="Cambria Math" w:hAnsi="Cambria Math"/>
           </w:rPr>
-          <m:t>T</m:t>
-        </m:r>
-        <m:r>
-          <w:rPr>
-            <w:rFonts w:ascii="Cambria Math" w:hAnsi="Cambria Math"/>
-            <w:lang w:val="en-US"/>
-          </w:rPr>
-          <m:t>∝</m:t>
+          <m:t>T∝</m:t>
         </m:r>
         <m:sSup>
           <m:sSupPr>
@@ -1394,7 +1827,6 @@
               <w:rPr>
                 <w:rFonts w:ascii="Cambria Math" w:hAnsi="Cambria Math"/>
                 <w:i/>
-                <w:lang w:val="en-US"/>
               </w:rPr>
             </m:ctrlPr>
           </m:sSupPr>
@@ -1402,7 +1834,6 @@
             <m:r>
               <w:rPr>
                 <w:rFonts w:ascii="Cambria Math" w:hAnsi="Cambria Math"/>
-                <w:lang w:val="en-US"/>
               </w:rPr>
               <m:t>v</m:t>
             </m:r>
@@ -1411,7 +1842,6 @@
             <m:r>
               <w:rPr>
                 <w:rFonts w:ascii="Cambria Math" w:hAnsi="Cambria Math"/>
-                <w:lang w:val="en-US"/>
               </w:rPr>
               <m:t>2</m:t>
             </m:r>
@@ -1555,44 +1985,85 @@
             <w:rPr>
               <w:rFonts w:ascii="Cambria Math" w:hAnsi="Cambria Math"/>
             </w:rPr>
-            <m:t xml:space="preserve">                                                    (4)</m:t>
+            <m:t xml:space="preserve">  </m:t>
+          </m:r>
+          <m:r>
+            <w:rPr>
+              <w:rFonts w:ascii="Cambria Math" w:hAnsi="Cambria Math"/>
+            </w:rPr>
+            <m:t>=</m:t>
+          </m:r>
+          <m:r>
+            <w:rPr>
+              <w:rFonts w:ascii="Cambria Math" w:hAnsi="Cambria Math"/>
+            </w:rPr>
+            <m:t xml:space="preserve">v </m:t>
+          </m:r>
+          <m:d>
+            <m:dPr>
+              <m:ctrlPr>
+                <w:rPr>
+                  <w:rFonts w:ascii="Cambria Math" w:hAnsi="Cambria Math"/>
+                  <w:i/>
+                </w:rPr>
+              </m:ctrlPr>
+            </m:dPr>
+            <m:e>
+              <m:r>
+                <w:rPr>
+                  <w:rFonts w:ascii="Cambria Math" w:hAnsi="Cambria Math"/>
+                </w:rPr>
+                <m:t>1+</m:t>
+              </m:r>
+              <m:f>
+                <m:fPr>
+                  <m:ctrlPr>
+                    <w:rPr>
+                      <w:rFonts w:ascii="Cambria Math" w:hAnsi="Cambria Math"/>
+                      <w:i/>
+                    </w:rPr>
+                  </m:ctrlPr>
+                </m:fPr>
+                <m:num>
+                  <m:r>
+                    <w:rPr>
+                      <w:rFonts w:ascii="Cambria Math" w:hAnsi="Cambria Math"/>
+                    </w:rPr>
+                    <m:t>ws</m:t>
+                  </m:r>
+                </m:num>
+                <m:den>
+                  <m:r>
+                    <w:rPr>
+                      <w:rFonts w:ascii="Cambria Math" w:hAnsi="Cambria Math"/>
+                    </w:rPr>
+                    <m:t>2</m:t>
+                  </m:r>
+                  <m:r>
+                    <w:rPr>
+                      <w:rFonts w:ascii="Cambria Math" w:hAnsi="Cambria Math"/>
+                    </w:rPr>
+                    <m:t>V</m:t>
+                  </m:r>
+                </m:den>
+              </m:f>
+            </m:e>
+          </m:d>
+          <m:r>
+            <w:rPr>
+              <w:rFonts w:ascii="Cambria Math" w:hAnsi="Cambria Math"/>
+            </w:rPr>
+            <m:t xml:space="preserve">                                                 (4)</m:t>
           </m:r>
         </m:oMath>
       </m:oMathPara>
     </w:p>
     <w:p>
       <w:pPr>
-        <w:ind w:firstLine="0"/>
+        <w:ind w:firstLine="708"/>
       </w:pPr>
       <w:r>
-        <w:br/>
-      </w:r>
-      <w:r>
         <w:t>Останнє рівняння і є основою керування ізобаричним процесом.</w:t>
-      </w:r>
-    </w:p>
-    <w:p>
-      <w:pPr>
-        <w:ind w:firstLine="0"/>
-      </w:pPr>
-      <w:r>
-        <w:tab/>
-        <w:t>Зауважимо, що наша лабораторна установка це типовий пружинний маятник з власним періодом коливань</w:t>
-      </w:r>
-      <w:r>
-        <w:t>.</w:t>
-      </w:r>
-      <w:r>
-        <w:t xml:space="preserve"> </w:t>
-      </w:r>
-      <w:r>
-        <w:t>П</w:t>
-      </w:r>
-      <w:r>
-        <w:t>еріодичні дії на неї, в нашому випадку це ступінчасте підвищення температури</w:t>
-      </w:r>
-      <w:r>
-        <w:t xml:space="preserve"> не черговому кроці процесу,  можуть провокувати резонансні явища. </w:t>
       </w:r>
     </w:p>
     <w:p>
@@ -1600,37 +2071,125 @@
         <w:ind w:firstLine="708"/>
       </w:pPr>
       <w:r>
-        <w:t>Є необхідність в негативному зворотному зв'язку, який би гасив небажані коливання швидкості руху поршня.</w:t>
-      </w:r>
-      <w:r>
-        <w:t xml:space="preserve"> Наприклад, коли швидкість поршня відрізняється від бажаної, змінити її на бажану, а різницю в кінетичн</w:t>
-      </w:r>
-      <w:r>
-        <w:t>ій</w:t>
-      </w:r>
-      <w:r>
-        <w:t xml:space="preserve"> енергії </w:t>
-      </w:r>
-      <w:r>
-        <w:t xml:space="preserve">Q </w:t>
-      </w:r>
-      <w:r>
-        <w:t>вантажу поршня зарахувати в якості тепла, яке передається газу під поршнем.</w:t>
-      </w:r>
-      <w:r>
-        <w:t xml:space="preserve"> Ця дія описується системою (</w:t>
-      </w:r>
-      <w:r>
-        <w:t>5</w:t>
-      </w:r>
-      <w:r>
-        <w:t>)</w:t>
-      </w:r>
-    </w:p>
-    <w:p>
-      <w:pPr>
-        <w:ind w:firstLine="708"/>
-      </w:pPr>
+        <w:t xml:space="preserve">Газ під поршнем поводиться як пружина, тому </w:t>
+      </w:r>
+      <w:r>
+        <w:t xml:space="preserve">наша </w:t>
+      </w:r>
+      <w:r>
+        <w:t>«</w:t>
+      </w:r>
+      <w:r>
+        <w:t>лабораторна установка</w:t>
+      </w:r>
+      <w:r>
+        <w:t>»</w:t>
+      </w:r>
+      <w:r>
+        <w:t xml:space="preserve"> </w:t>
+      </w:r>
+      <w:r>
+        <w:t>нагадує</w:t>
+      </w:r>
+      <w:r>
+        <w:t xml:space="preserve"> пружинний маятник з власним періодом коливань</w:t>
+      </w:r>
+      <w:r>
+        <w:t>.</w:t>
+      </w:r>
+      <w:r>
+        <w:t xml:space="preserve"> </w:t>
+      </w:r>
+      <w:r>
+        <w:t>П</w:t>
+      </w:r>
+      <w:r>
+        <w:t>еріодичні дії на неї, в нашому випадку це ступінчасте підвищення температури</w:t>
+      </w:r>
+      <w:r>
+        <w:t>,  можуть провокувати резонансні явища</w:t>
+      </w:r>
+      <w:r>
+        <w:t xml:space="preserve"> і</w:t>
+      </w:r>
+      <w:r>
+        <w:t xml:space="preserve"> необхідність в негативному зворотному зв'язку, який би гасив небажані коливання поршня</w:t>
+      </w:r>
+      <w:r>
+        <w:t xml:space="preserve"> із вантажем</w:t>
+      </w:r>
+      <w:r>
+        <w:t>.</w:t>
+      </w:r>
+      <w:r>
+        <w:t xml:space="preserve"> Наприклад, коли швидкість поршня відрізняється від бажаної, </w:t>
+      </w:r>
+      <w:r>
+        <w:t>наблизити</w:t>
+      </w:r>
+      <w:r>
+        <w:t xml:space="preserve"> її </w:t>
+      </w:r>
+      <w:r>
+        <w:t>до</w:t>
+      </w:r>
+      <w:r>
+        <w:t xml:space="preserve"> бажан</w:t>
+      </w:r>
+      <w:r>
+        <w:t>ої</w:t>
+      </w:r>
+      <w:r>
+        <w:t xml:space="preserve">, а </w:t>
+      </w:r>
+      <w:r>
+        <w:t>зміну</w:t>
+      </w:r>
+      <w:r>
+        <w:t xml:space="preserve"> кінетичн</w:t>
+      </w:r>
+      <w:r>
+        <w:t xml:space="preserve">ої </w:t>
+      </w:r>
+      <w:r>
+        <w:t>енергії</w:t>
+      </w:r>
+      <w:r>
+        <w:t xml:space="preserve"> </w:t>
+      </w:r>
+      <w:r>
+        <w:t>вантажу</w:t>
+      </w:r>
+      <w:r>
+        <w:t xml:space="preserve"> компенсувати кількістю</w:t>
+      </w:r>
+      <w:r>
+        <w:t xml:space="preserve"> тепла, яке передається газу</w:t>
+      </w:r>
+      <w:r>
+        <w:t xml:space="preserve"> нагрівачем</w:t>
+      </w:r>
+      <w:r>
+        <w:t>.</w:t>
+      </w:r>
+      <w:r>
+        <w:t xml:space="preserve"> Ц</w:t>
+      </w:r>
+      <w:r>
+        <w:t>і</w:t>
+      </w:r>
+      <w:r>
+        <w:t xml:space="preserve"> ді</w:t>
+      </w:r>
+      <w:r>
+        <w:t>ї</w:t>
+      </w:r>
+      <w:r>
+        <w:t xml:space="preserve"> описується системою </w:t>
+      </w:r>
+      <w:r>
+        <w:t>рівнянь.</w:t>
+      </w:r>
     </w:p>
     <w:p>
       <w:pPr>
@@ -1638,6 +2197,74 @@
       </w:pPr>
       <m:oMathPara>
         <m:oMath>
+          <m:r>
+            <w:rPr>
+              <w:rFonts w:ascii="Cambria Math" w:hAnsi="Cambria Math"/>
+            </w:rPr>
+            <m:t>u=f</m:t>
+          </m:r>
+          <m:d>
+            <m:dPr>
+              <m:ctrlPr>
+                <w:rPr>
+                  <w:rFonts w:ascii="Cambria Math" w:hAnsi="Cambria Math"/>
+                  <w:i/>
+                </w:rPr>
+              </m:ctrlPr>
+            </m:dPr>
+            <m:e>
+              <m:r>
+                <w:rPr>
+                  <w:rFonts w:ascii="Cambria Math" w:hAnsi="Cambria Math"/>
+                </w:rPr>
+                <m:t xml:space="preserve">w, </m:t>
+              </m:r>
+              <m:sSub>
+                <m:sSubPr>
+                  <m:ctrlPr>
+                    <w:rPr>
+                      <w:rFonts w:ascii="Cambria Math" w:hAnsi="Cambria Math"/>
+                      <w:i/>
+                    </w:rPr>
+                  </m:ctrlPr>
+                </m:sSubPr>
+                <m:e>
+                  <m:r>
+                    <w:rPr>
+                      <w:rFonts w:ascii="Cambria Math" w:hAnsi="Cambria Math"/>
+                    </w:rPr>
+                    <m:t>v</m:t>
+                  </m:r>
+                </m:e>
+                <m:sub>
+                  <m:r>
+                    <w:rPr>
+                      <w:rFonts w:ascii="Cambria Math" w:hAnsi="Cambria Math"/>
+                    </w:rPr>
+                    <m:t>p</m:t>
+                  </m:r>
+                </m:sub>
+              </m:sSub>
+            </m:e>
+          </m:d>
+          <m:r>
+            <w:rPr>
+              <w:rFonts w:ascii="Cambria Math" w:hAnsi="Cambria Math"/>
+            </w:rPr>
+            <m:t xml:space="preserve"> ;</m:t>
+          </m:r>
+          <m:r>
+            <w:rPr>
+              <w:rFonts w:ascii="Cambria Math" w:hAnsi="Cambria Math"/>
+            </w:rPr>
+            <m:t xml:space="preserve">         </m:t>
+          </m:r>
+          <m:r>
+            <w:rPr>
+              <w:rFonts w:ascii="Cambria Math" w:hAnsi="Cambria Math"/>
+            </w:rPr>
+            <m:t xml:space="preserve"> </m:t>
+          </m:r>
           <m:r>
             <w:rPr>
               <w:rFonts w:ascii="Cambria Math" w:hAnsi="Cambria Math"/>
@@ -1668,7 +2295,7 @@
                     <w:rPr>
                       <w:rFonts w:ascii="Cambria Math" w:hAnsi="Cambria Math"/>
                     </w:rPr>
-                    <m:t>w</m:t>
+                    <m:t>u</m:t>
                   </m:r>
                 </m:e>
                 <m:sup>
@@ -1752,7 +2379,31 @@
             <w:rPr>
               <w:rFonts w:ascii="Cambria Math" w:hAnsi="Cambria Math"/>
             </w:rPr>
-            <m:t xml:space="preserve"> ;      </m:t>
+            <m:t xml:space="preserve"> ;   </m:t>
+          </m:r>
+          <m:r>
+            <w:rPr>
+              <w:rFonts w:ascii="Cambria Math" w:hAnsi="Cambria Math"/>
+            </w:rPr>
+            <m:t xml:space="preserve"> </m:t>
+          </m:r>
+          <m:r>
+            <w:rPr>
+              <w:rFonts w:ascii="Cambria Math" w:hAnsi="Cambria Math"/>
+            </w:rPr>
+            <m:t xml:space="preserve">  </m:t>
+          </m:r>
+          <m:r>
+            <w:rPr>
+              <w:rFonts w:ascii="Cambria Math" w:hAnsi="Cambria Math"/>
+            </w:rPr>
+            <m:t xml:space="preserve">   </m:t>
+          </m:r>
+          <m:r>
+            <w:rPr>
+              <w:rFonts w:ascii="Cambria Math" w:hAnsi="Cambria Math"/>
+            </w:rPr>
+            <m:t xml:space="preserve"> </m:t>
           </m:r>
           <m:sSub>
             <m:sSubPr>
@@ -1816,34 +2467,282 @@
             <w:rPr>
               <w:rFonts w:ascii="Cambria Math" w:hAnsi="Cambria Math"/>
             </w:rPr>
-            <m:t xml:space="preserve">;  </m:t>
+            <m:t xml:space="preserve">   </m:t>
           </m:r>
-          <m:sSup>
-            <m:sSupPr>
-              <m:ctrlPr>
-                <w:rPr>
-                  <w:rFonts w:ascii="Cambria Math" w:hAnsi="Cambria Math"/>
-                  <w:i/>
-                </w:rPr>
-              </m:ctrlPr>
-            </m:sSupPr>
-            <m:e>
-              <m:r>
-                <w:rPr>
-                  <w:rFonts w:ascii="Cambria Math" w:hAnsi="Cambria Math"/>
-                </w:rPr>
-                <m:t xml:space="preserve">    v</m:t>
-              </m:r>
-            </m:e>
-            <m:sup>
-              <m:r>
-                <w:rPr>
-                  <w:rFonts w:ascii="Cambria Math" w:hAnsi="Cambria Math"/>
-                </w:rPr>
-                <m:t>''</m:t>
-              </m:r>
-            </m:sup>
-          </m:sSup>
+        </m:oMath>
+      </m:oMathPara>
+    </w:p>
+    <w:p>
+      <w:r>
+        <w:t xml:space="preserve">Тут </w:t>
+      </w:r>
+      <w:r>
+        <w:rPr>
+          <w:i/>
+          <w:iCs/>
+        </w:rPr>
+        <w:t>u</w:t>
+      </w:r>
+      <w:r>
+        <w:t xml:space="preserve"> </w:t>
+      </w:r>
+      <w:r>
+        <w:t>означає</w:t>
+      </w:r>
+      <w:r>
+        <w:t xml:space="preserve"> швидкість поршня, наближену до бажаної,</w:t>
+      </w:r>
+      <w:r>
+        <w:t xml:space="preserve"> </w:t>
+      </w:r>
+      <w:proofErr w:type="spellStart"/>
+      <w:r>
+        <w:rPr>
+          <w:i/>
+          <w:iCs/>
+        </w:rPr>
+        <w:t>ΔQ</w:t>
+      </w:r>
+      <w:proofErr w:type="spellEnd"/>
+      <w:r>
+        <w:t xml:space="preserve"> – різницю в кінетичній енергії вантажу, </w:t>
+      </w:r>
+      <m:oMath>
+        <m:sSub>
+          <m:sSubPr>
+            <m:ctrlPr>
+              <w:rPr>
+                <w:rFonts w:ascii="Cambria Math" w:hAnsi="Cambria Math"/>
+                <w:i/>
+              </w:rPr>
+            </m:ctrlPr>
+          </m:sSubPr>
+          <m:e>
+            <m:r>
+              <w:rPr>
+                <w:rFonts w:ascii="Cambria Math" w:hAnsi="Cambria Math"/>
+              </w:rPr>
+              <m:t>ε</m:t>
+            </m:r>
+          </m:e>
+          <m:sub>
+            <m:r>
+              <w:rPr>
+                <w:rFonts w:ascii="Cambria Math" w:hAnsi="Cambria Math"/>
+              </w:rPr>
+              <m:t>q</m:t>
+            </m:r>
+          </m:sub>
+        </m:sSub>
+      </m:oMath>
+      <w:r>
+        <w:t xml:space="preserve"> </w:t>
+      </w:r>
+      <w:r>
+        <w:t xml:space="preserve">– </w:t>
+      </w:r>
+      <w:r>
+        <w:t xml:space="preserve">параметр, яким керується нагрівач при зміні швидкості кожної частки, </w:t>
+      </w:r>
+      <w:r>
+        <w:rPr>
+          <w:i/>
+          <w:iCs/>
+        </w:rPr>
+        <w:t>n</w:t>
+      </w:r>
+      <w:r>
+        <w:t xml:space="preserve"> – загальна кількість часток, </w:t>
+      </w:r>
+      <w:r>
+        <w:rPr>
+          <w:i/>
+          <w:iCs/>
+        </w:rPr>
+        <w:t>m</w:t>
+      </w:r>
+      <w:r>
+        <w:t xml:space="preserve"> – маса однієї частки. Функція </w:t>
+      </w:r>
+      <w:r>
+        <w:rPr>
+          <w:i/>
+          <w:iCs/>
+        </w:rPr>
+        <w:t>f</w:t>
+      </w:r>
+      <w:r>
+        <w:t xml:space="preserve"> визначає, </w:t>
+      </w:r>
+      <w:r>
+        <w:t xml:space="preserve">як наближувати швидкість поршня до бажаної. </w:t>
+      </w:r>
+      <m:oMath>
+        <m:r>
+          <w:rPr>
+            <w:rFonts w:ascii="Cambria Math" w:hAnsi="Cambria Math"/>
+          </w:rPr>
+          <m:t xml:space="preserve">u= </m:t>
+        </m:r>
+        <m:sSub>
+          <m:sSubPr>
+            <m:ctrlPr>
+              <w:rPr>
+                <w:rFonts w:ascii="Cambria Math" w:hAnsi="Cambria Math"/>
+                <w:i/>
+              </w:rPr>
+            </m:ctrlPr>
+          </m:sSubPr>
+          <m:e>
+            <m:r>
+              <w:rPr>
+                <w:rFonts w:ascii="Cambria Math" w:hAnsi="Cambria Math"/>
+              </w:rPr>
+              <m:t>v</m:t>
+            </m:r>
+          </m:e>
+          <m:sub>
+            <m:r>
+              <w:rPr>
+                <w:rFonts w:ascii="Cambria Math" w:hAnsi="Cambria Math"/>
+              </w:rPr>
+              <m:t>P</m:t>
+            </m:r>
+          </m:sub>
+        </m:sSub>
+      </m:oMath>
+      <w:r>
+        <w:t xml:space="preserve"> було б найпростішим варіантом, але тоді </w:t>
+      </w:r>
+      <w:proofErr w:type="spellStart"/>
+      <w:r>
+        <w:rPr>
+          <w:i/>
+          <w:iCs/>
+        </w:rPr>
+        <w:t>ΔQ</w:t>
+      </w:r>
+      <w:proofErr w:type="spellEnd"/>
+      <w:r>
+        <w:rPr>
+          <w:i/>
+          <w:iCs/>
+        </w:rPr>
+        <w:t xml:space="preserve">, </w:t>
+      </w:r>
+      <w:r>
+        <w:t>а з ним і</w:t>
+      </w:r>
+      <w:r>
+        <w:rPr>
+          <w:i/>
+          <w:iCs/>
+        </w:rPr>
+        <w:t xml:space="preserve"> </w:t>
+      </w:r>
+      <m:oMath>
+        <m:sSub>
+          <m:sSubPr>
+            <m:ctrlPr>
+              <w:rPr>
+                <w:rFonts w:ascii="Cambria Math" w:hAnsi="Cambria Math"/>
+                <w:i/>
+              </w:rPr>
+            </m:ctrlPr>
+          </m:sSubPr>
+          <m:e>
+            <m:r>
+              <w:rPr>
+                <w:rFonts w:ascii="Cambria Math" w:hAnsi="Cambria Math"/>
+              </w:rPr>
+              <m:t>ε</m:t>
+            </m:r>
+          </m:e>
+          <m:sub>
+            <m:r>
+              <w:rPr>
+                <w:rFonts w:ascii="Cambria Math" w:hAnsi="Cambria Math"/>
+              </w:rPr>
+              <m:t>q</m:t>
+            </m:r>
+          </m:sub>
+        </m:sSub>
+      </m:oMath>
+      <w:r>
+        <w:rPr>
+          <w:i/>
+        </w:rPr>
+        <w:t xml:space="preserve"> </w:t>
+      </w:r>
+      <w:r>
+        <w:t>мож</w:t>
+      </w:r>
+      <w:r>
+        <w:t>уть</w:t>
+      </w:r>
+      <w:r>
+        <w:t xml:space="preserve"> </w:t>
+      </w:r>
+      <w:r>
+        <w:t>стати завеликими, і збільшити похибку обчислень</w:t>
+      </w:r>
+      <w:r>
+        <w:t xml:space="preserve">, тому різницю між </w:t>
+      </w:r>
+      <w:r>
+        <w:rPr>
+          <w:i/>
+          <w:iCs/>
+        </w:rPr>
+        <w:t>u</w:t>
+      </w:r>
+      <w:r>
+        <w:t xml:space="preserve"> і </w:t>
+      </w:r>
+      <m:oMath>
+        <m:sSub>
+          <m:sSubPr>
+            <m:ctrlPr>
+              <w:rPr>
+                <w:rFonts w:ascii="Cambria Math" w:hAnsi="Cambria Math"/>
+                <w:i/>
+              </w:rPr>
+            </m:ctrlPr>
+          </m:sSubPr>
+          <m:e>
+            <m:r>
+              <w:rPr>
+                <w:rFonts w:ascii="Cambria Math" w:hAnsi="Cambria Math"/>
+              </w:rPr>
+              <m:t>v</m:t>
+            </m:r>
+          </m:e>
+          <m:sub>
+            <m:r>
+              <w:rPr>
+                <w:rFonts w:ascii="Cambria Math" w:hAnsi="Cambria Math"/>
+              </w:rPr>
+              <m:t>p</m:t>
+            </m:r>
+          </m:sub>
+        </m:sSub>
+      </m:oMath>
+      <w:r>
+        <w:t xml:space="preserve"> варто обмежити якимось пороговим значенням. Поправку нагрівання дає рівняння (5).</w:t>
+      </w:r>
+    </w:p>
+    <w:p>
+      <w:pPr>
+        <w:ind w:firstLine="708"/>
+      </w:pPr>
+      <m:oMathPara>
+        <m:oMath>
+          <m:r>
+            <w:rPr>
+              <w:rFonts w:ascii="Cambria Math" w:hAnsi="Cambria Math"/>
+            </w:rPr>
+            <m:t>v''</m:t>
+          </m:r>
           <m:r>
             <w:rPr>
               <w:rFonts w:ascii="Cambria Math" w:hAnsi="Cambria Math"/>
@@ -1887,16 +2786,13 @@
     </w:p>
     <w:p>
       <w:r>
-        <w:rPr>
-          <w:highlight w:val="yellow"/>
-        </w:rPr>
-        <w:t>Тут означає</w:t>
-      </w:r>
-    </w:p>
-    <w:p/>
-    <w:p>
-      <w:r>
-        <w:t>Застосування рівнянь (4) разом з рівняннями (5) дають прийнятний результат моделювання ізобаричного процесу.</w:t>
+        <w:t>Застосування рівнян</w:t>
+      </w:r>
+      <w:r>
+        <w:t>ь</w:t>
+      </w:r>
+      <w:r>
+        <w:t xml:space="preserve"> (4) разом з рівняннями (5) дають прийнятний результат моделювання ізобаричного процесу.</w:t>
       </w:r>
     </w:p>
     <w:p>
@@ -1911,64 +2807,33 @@
           <w:b/>
           <w:bCs/>
         </w:rPr>
-        <w:t>Ізо</w:t>
-      </w:r>
-      <w:r>
-        <w:rPr>
-          <w:b/>
-          <w:bCs/>
-        </w:rPr>
-        <w:t>термі</w:t>
-      </w:r>
-      <w:r>
-        <w:rPr>
-          <w:b/>
-          <w:bCs/>
-        </w:rPr>
-        <w:t>чний процес</w:t>
-      </w:r>
-    </w:p>
-    <w:p>
-      <w:r>
-        <w:t xml:space="preserve">Збільшення об’єму відбувається завдяки </w:t>
-      </w:r>
-      <w:r>
-        <w:t>зменшенню навантаження на поршень</w:t>
-      </w:r>
-      <w:r>
-        <w:t xml:space="preserve">, </w:t>
-      </w:r>
-      <w:r>
-        <w:t xml:space="preserve">температура газу підтримується </w:t>
+        <w:t>Ізотермічний процес</w:t>
+      </w:r>
+    </w:p>
+    <w:p>
+      <w:r>
+        <w:t xml:space="preserve">Збільшення об’єму відбувається завдяки зменшенню навантаження на поршень, температура газу підтримується </w:t>
       </w:r>
       <w:r>
         <w:t xml:space="preserve">за рахунок </w:t>
       </w:r>
       <w:r>
-        <w:t>збільшення швидкості часток.</w:t>
-      </w:r>
-      <w:r>
-        <w:t xml:space="preserve"> </w:t>
-      </w:r>
-    </w:p>
-    <w:p>
-      <w:r>
-        <w:t>Закон ізо</w:t>
-      </w:r>
-      <w:r>
-        <w:t>терми</w:t>
-      </w:r>
-      <w:r>
-        <w:t xml:space="preserve"> </w:t>
-      </w:r>
+        <w:t xml:space="preserve">збільшення швидкості часток. </w:t>
+      </w:r>
+    </w:p>
+    <w:p>
+      <w:r>
+        <w:t xml:space="preserve">Закон ізотерми </w:t>
+      </w:r>
+      <w:proofErr w:type="spellStart"/>
       <w:r>
         <w:rPr>
           <w:i/>
           <w:iCs/>
-          <w:lang w:val="en-US"/>
         </w:rPr>
         <w:t>PV</w:t>
       </w:r>
+      <w:proofErr w:type="spellEnd"/>
       <w:r>
         <w:rPr>
           <w:i/>
@@ -1986,54 +2851,87 @@
       </w:r>
       <w:proofErr w:type="spellEnd"/>
       <w:r>
-        <w:t>.  З нього витікає рівняння (</w:t>
+        <w:t xml:space="preserve">.  </w:t>
+      </w:r>
+      <w:r>
+        <w:t xml:space="preserve">Після </w:t>
+      </w:r>
+      <w:proofErr w:type="spellStart"/>
+      <w:r>
+        <w:t>дифернціювання</w:t>
+      </w:r>
+      <w:proofErr w:type="spellEnd"/>
+      <w:r>
+        <w:t xml:space="preserve"> </w:t>
+      </w:r>
+      <m:oMath>
+        <m:r>
+          <w:rPr>
+            <w:rFonts w:ascii="Cambria Math" w:hAnsi="Cambria Math"/>
+          </w:rPr>
+          <m:t>P</m:t>
+        </m:r>
+        <m:r>
+          <w:rPr>
+            <w:rFonts w:ascii="Cambria Math" w:hAnsi="Cambria Math"/>
+          </w:rPr>
+          <m:t>dV</m:t>
+        </m:r>
+        <m:r>
+          <w:rPr>
+            <w:rFonts w:ascii="Cambria Math" w:hAnsi="Cambria Math"/>
+          </w:rPr>
+          <m:t>+</m:t>
+        </m:r>
+        <m:r>
+          <w:rPr>
+            <w:rFonts w:ascii="Cambria Math" w:hAnsi="Cambria Math"/>
+          </w:rPr>
+          <m:t>Vd</m:t>
+        </m:r>
+        <m:r>
+          <w:rPr>
+            <w:rFonts w:ascii="Cambria Math" w:hAnsi="Cambria Math"/>
+          </w:rPr>
+          <m:t>P</m:t>
+        </m:r>
+        <m:r>
+          <w:rPr>
+            <w:rFonts w:ascii="Cambria Math" w:hAnsi="Cambria Math"/>
+          </w:rPr>
+          <m:t>=0</m:t>
+        </m:r>
+      </m:oMath>
+      <w:r>
+        <w:t xml:space="preserve"> і спрощення отримаємо рівняння (</w:t>
       </w:r>
       <w:r>
         <w:t>6</w:t>
       </w:r>
       <w:r>
-        <w:t>), яке подібне до (2)</w:t>
+        <w:t>)</w:t>
+      </w:r>
+      <w:r>
+        <w:t>,</w:t>
       </w:r>
       <w:r>
         <w:t xml:space="preserve"> </w:t>
       </w:r>
       <w:r>
-        <w:t xml:space="preserve"> і </w:t>
-      </w:r>
-      <w:r>
-        <w:t>визначає</w:t>
-      </w:r>
-      <w:r>
-        <w:t>,</w:t>
-      </w:r>
-      <w:r>
-        <w:rPr>
-          <w:lang w:val="en-US"/>
-        </w:rPr>
-        <w:t xml:space="preserve"> </w:t>
-      </w:r>
-      <w:r>
-        <w:t xml:space="preserve">як має </w:t>
-      </w:r>
-      <w:r>
-        <w:t>змінюватися навантаження</w:t>
-      </w:r>
-      <w:r>
-        <w:t>, щоб дотриматися бажаної постійної швидкості</w:t>
-      </w:r>
-      <w:r>
-        <w:t xml:space="preserve"> </w:t>
-      </w:r>
-      <w:r>
-        <w:t>поршня w.</w:t>
-      </w:r>
-    </w:p>
-    <w:p>
-      <w:pPr>
-        <w:rPr>
-          <w:lang w:val="en-US"/>
-        </w:rPr>
-      </w:pPr>
+        <w:t xml:space="preserve">яке подібне до (2)  і визначає, як має змінюватися навантаження, щоб дотриматися бажаної постійної швидкості поршня </w:t>
+      </w:r>
+      <w:r>
+        <w:rPr>
+          <w:i/>
+          <w:iCs/>
+        </w:rPr>
+        <w:t>w</w:t>
+      </w:r>
+      <w:r>
+        <w:t>.</w:t>
+      </w:r>
+    </w:p>
+    <w:p>
       <m:oMathPara>
         <m:oMath>
           <m:sSup>
@@ -2098,14 +2996,7 @@
                     <w:rPr>
                       <w:rFonts w:ascii="Cambria Math" w:hAnsi="Cambria Math"/>
                     </w:rPr>
-                    <m:t>Δ</m:t>
-                  </m:r>
-                  <m:r>
-                    <w:rPr>
-                      <w:rFonts w:ascii="Cambria Math" w:hAnsi="Cambria Math"/>
-                      <w:lang w:val="en-US"/>
-                    </w:rPr>
-                    <m:t>V</m:t>
+                    <m:t>ΔV</m:t>
                   </m:r>
                 </m:num>
                 <m:den>
@@ -2206,20 +3097,7 @@
             <w:rPr>
               <w:rFonts w:ascii="Cambria Math" w:hAnsi="Cambria Math"/>
             </w:rPr>
-            <m:t xml:space="preserve">                                          (</m:t>
-          </m:r>
-          <m:r>
-            <w:rPr>
-              <w:rFonts w:ascii="Cambria Math" w:hAnsi="Cambria Math"/>
-              <w:lang w:val="en-US"/>
-            </w:rPr>
-            <m:t>6)</m:t>
-          </m:r>
-          <m:r>
-            <w:rPr>
-              <w:rFonts w:ascii="Cambria Math" w:hAnsi="Cambria Math"/>
-            </w:rPr>
-            <m:t xml:space="preserve">  </m:t>
+            <m:t xml:space="preserve">             (6)  </m:t>
           </m:r>
         </m:oMath>
       </m:oMathPara>
@@ -2229,13 +3107,446 @@
         <w:ind w:firstLine="0"/>
       </w:pPr>
       <w:r>
+        <w:tab/>
+        <w:t xml:space="preserve">Розширення </w:t>
+      </w:r>
+      <w:r>
+        <w:t>піднімає вантаж, газ виконує роботу</w:t>
+      </w:r>
+      <w:r>
+        <w:t>,</w:t>
+      </w:r>
+      <w:r>
+        <w:t xml:space="preserve"> це </w:t>
+      </w:r>
+      <w:r>
+        <w:t>відбирає внутрішню енергію газу</w:t>
+      </w:r>
+      <w:r>
+        <w:t>,</w:t>
+      </w:r>
+      <w:r>
+        <w:t xml:space="preserve"> і якщо не компенсувати втрату, температура газу впаде, як то </w:t>
+      </w:r>
+      <w:r>
+        <w:t>відбувається</w:t>
+      </w:r>
+      <w:r>
+        <w:t xml:space="preserve"> в адіабатичному процесі. </w:t>
+      </w:r>
+    </w:p>
+    <w:p>
+      <w:pPr>
+        <w:ind w:firstLine="0"/>
+      </w:pPr>
+      <w:r>
+        <w:t xml:space="preserve">З адаптованого для представленої моделі закону адіабати </w:t>
+      </w:r>
+      <m:oMath>
+        <m:r>
+          <w:rPr>
+            <w:rFonts w:ascii="Cambria Math" w:hAnsi="Cambria Math"/>
+          </w:rPr>
+          <m:t>T</m:t>
+        </m:r>
+        <m:r>
+          <w:rPr>
+            <w:rFonts w:ascii="Cambria Math" w:hAnsi="Cambria Math"/>
+            <w:lang w:val="en-US"/>
+          </w:rPr>
+          <m:t>V=const</m:t>
+        </m:r>
+      </m:oMath>
+      <w:r>
         <w:rPr>
           <w:lang w:val="en-US"/>
         </w:rPr>
-        <w:tab/>
-      </w:r>
-      <w:r>
-        <w:t>Розширення відбирає внутрішню енергію газу і якщо не компенсувати цю втрату, температура газу впаде, як то буває в адіабатичному процесі. Компенсація можлива шліхом збільшення швидкості часток і в результаті обчислень, які ми тут опускаємо, модуль швидкості кожної частки треба збільшити за  формулою (7)</w:t>
+        <w:t xml:space="preserve"> </w:t>
+      </w:r>
+      <w:r>
+        <w:t xml:space="preserve">витікає, що </w:t>
+      </w:r>
+      <m:oMath>
+        <m:r>
+          <w:rPr>
+            <w:rFonts w:ascii="Cambria Math" w:hAnsi="Cambria Math"/>
+          </w:rPr>
+          <m:t>d</m:t>
+        </m:r>
+        <m:r>
+          <w:rPr>
+            <w:rFonts w:ascii="Cambria Math" w:hAnsi="Cambria Math"/>
+            <w:lang w:val="en-US"/>
+          </w:rPr>
+          <m:t>T=</m:t>
+        </m:r>
+        <m:r>
+          <w:rPr>
+            <w:rFonts w:ascii="Cambria Math" w:hAnsi="Cambria Math"/>
+            <w:lang w:val="en-US"/>
+          </w:rPr>
+          <m:t>-T</m:t>
+        </m:r>
+        <m:f>
+          <m:fPr>
+            <m:ctrlPr>
+              <w:rPr>
+                <w:rFonts w:ascii="Cambria Math" w:hAnsi="Cambria Math"/>
+                <w:i/>
+                <w:lang w:val="en-US"/>
+              </w:rPr>
+            </m:ctrlPr>
+          </m:fPr>
+          <m:num>
+            <m:r>
+              <w:rPr>
+                <w:rFonts w:ascii="Cambria Math" w:hAnsi="Cambria Math"/>
+                <w:lang w:val="en-US"/>
+              </w:rPr>
+              <m:t>dV</m:t>
+            </m:r>
+          </m:num>
+          <m:den>
+            <m:r>
+              <w:rPr>
+                <w:rFonts w:ascii="Cambria Math" w:hAnsi="Cambria Math"/>
+                <w:lang w:val="en-US"/>
+              </w:rPr>
+              <m:t>V</m:t>
+            </m:r>
+          </m:den>
+        </m:f>
+      </m:oMath>
+      <w:r>
+        <w:rPr>
+          <w:lang w:val="en-US"/>
+        </w:rPr>
+        <w:t xml:space="preserve"> </w:t>
+      </w:r>
+      <w:r>
+        <w:t xml:space="preserve">. Щоб </w:t>
+      </w:r>
+      <w:r>
+        <w:t>процес був ізотермічним, там потрібн</w:t>
+      </w:r>
+      <w:r>
+        <w:t xml:space="preserve">о надати газу енергію, яка компенсує знижку температури на </w:t>
+      </w:r>
+      <m:oMath>
+        <m:r>
+          <w:rPr>
+            <w:rFonts w:ascii="Cambria Math" w:hAnsi="Cambria Math"/>
+            <w:lang w:val="en-US"/>
+          </w:rPr>
+          <m:t>T</m:t>
+        </m:r>
+        <m:f>
+          <m:fPr>
+            <m:ctrlPr>
+              <w:rPr>
+                <w:rFonts w:ascii="Cambria Math" w:hAnsi="Cambria Math"/>
+                <w:i/>
+                <w:lang w:val="en-US"/>
+              </w:rPr>
+            </m:ctrlPr>
+          </m:fPr>
+          <m:num>
+            <m:r>
+              <w:rPr>
+                <w:rFonts w:ascii="Cambria Math" w:hAnsi="Cambria Math"/>
+                <w:lang w:val="en-US"/>
+              </w:rPr>
+              <m:t>dV</m:t>
+            </m:r>
+          </m:num>
+          <m:den>
+            <m:r>
+              <w:rPr>
+                <w:rFonts w:ascii="Cambria Math" w:hAnsi="Cambria Math"/>
+                <w:lang w:val="en-US"/>
+              </w:rPr>
+              <m:t>V</m:t>
+            </m:r>
+          </m:den>
+        </m:f>
+      </m:oMath>
+      <w:r>
+        <w:t xml:space="preserve">. Тобто </w:t>
+      </w:r>
+      <w:r>
+        <w:t xml:space="preserve"> </w:t>
+      </w:r>
+      <m:oMath>
+        <m:sSup>
+          <m:sSupPr>
+            <m:ctrlPr>
+              <w:rPr>
+                <w:rFonts w:ascii="Cambria Math" w:hAnsi="Cambria Math"/>
+                <w:i/>
+                <w:lang w:val="en-US"/>
+              </w:rPr>
+            </m:ctrlPr>
+          </m:sSupPr>
+          <m:e>
+            <m:r>
+              <w:rPr>
+                <w:rFonts w:ascii="Cambria Math" w:hAnsi="Cambria Math"/>
+              </w:rPr>
+              <m:t>T</m:t>
+            </m:r>
+            <m:ctrlPr>
+              <w:rPr>
+                <w:rFonts w:ascii="Cambria Math" w:hAnsi="Cambria Math"/>
+                <w:i/>
+              </w:rPr>
+            </m:ctrlPr>
+          </m:e>
+          <m:sup>
+            <m:r>
+              <w:rPr>
+                <w:rFonts w:ascii="Cambria Math" w:hAnsi="Cambria Math"/>
+                <w:lang w:val="en-US"/>
+              </w:rPr>
+              <m:t>'</m:t>
+            </m:r>
+          </m:sup>
+        </m:sSup>
+        <w:bookmarkStart w:id="1" w:name="_Hlk237028744"/>
+        <m:r>
+          <w:rPr>
+            <w:rFonts w:ascii="Cambria Math" w:hAnsi="Cambria Math"/>
+            <w:lang w:val="en-US"/>
+          </w:rPr>
+          <m:t>≈T(1</m:t>
+        </m:r>
+        <m:r>
+          <w:rPr>
+            <w:rFonts w:ascii="Cambria Math" w:hAnsi="Cambria Math"/>
+            <w:lang w:val="en-US"/>
+          </w:rPr>
+          <m:t>+</m:t>
+        </m:r>
+        <m:r>
+          <w:rPr>
+            <w:rFonts w:ascii="Cambria Math" w:hAnsi="Cambria Math"/>
+            <w:lang w:val="en-US"/>
+          </w:rPr>
+          <m:t xml:space="preserve"> </m:t>
+        </m:r>
+        <m:f>
+          <m:fPr>
+            <m:ctrlPr>
+              <w:rPr>
+                <w:rFonts w:ascii="Cambria Math" w:hAnsi="Cambria Math"/>
+                <w:i/>
+                <w:lang w:val="en-US"/>
+              </w:rPr>
+            </m:ctrlPr>
+          </m:fPr>
+          <m:num>
+            <m:r>
+              <w:rPr>
+                <w:rFonts w:ascii="Cambria Math" w:hAnsi="Cambria Math"/>
+                <w:lang w:val="en-US"/>
+              </w:rPr>
+              <m:t>∆</m:t>
+            </m:r>
+            <m:r>
+              <w:rPr>
+                <w:rFonts w:ascii="Cambria Math" w:hAnsi="Cambria Math"/>
+                <w:lang w:val="en-US"/>
+              </w:rPr>
+              <m:t>V</m:t>
+            </m:r>
+          </m:num>
+          <m:den>
+            <m:r>
+              <w:rPr>
+                <w:rFonts w:ascii="Cambria Math" w:hAnsi="Cambria Math"/>
+                <w:lang w:val="en-US"/>
+              </w:rPr>
+              <m:t>V</m:t>
+            </m:r>
+          </m:den>
+        </m:f>
+        <m:r>
+          <w:rPr>
+            <w:rFonts w:ascii="Cambria Math" w:hAnsi="Cambria Math"/>
+            <w:lang w:val="en-US"/>
+          </w:rPr>
+          <m:t>)</m:t>
+        </m:r>
+        <w:bookmarkEnd w:id="1"/>
+        <m:r>
+          <w:rPr>
+            <w:rFonts w:ascii="Cambria Math" w:hAnsi="Cambria Math"/>
+            <w:lang w:val="en-US"/>
+          </w:rPr>
+          <m:t>=T(1</m:t>
+        </m:r>
+        <m:r>
+          <w:rPr>
+            <w:rFonts w:ascii="Cambria Math" w:hAnsi="Cambria Math"/>
+            <w:lang w:val="en-US"/>
+          </w:rPr>
+          <m:t>+</m:t>
+        </m:r>
+        <m:r>
+          <w:rPr>
+            <w:rFonts w:ascii="Cambria Math" w:hAnsi="Cambria Math"/>
+            <w:lang w:val="en-US"/>
+          </w:rPr>
+          <m:t xml:space="preserve"> </m:t>
+        </m:r>
+        <m:r>
+          <w:rPr>
+            <w:rFonts w:ascii="Cambria Math" w:hAnsi="Cambria Math"/>
+            <w:lang w:val="en-US"/>
+          </w:rPr>
+          <m:t>ε</m:t>
+        </m:r>
+        <m:r>
+          <w:rPr>
+            <w:rFonts w:ascii="Cambria Math" w:hAnsi="Cambria Math"/>
+            <w:lang w:val="en-US"/>
+          </w:rPr>
+          <m:t>)</m:t>
+        </m:r>
+      </m:oMath>
+      <w:r>
+        <w:t xml:space="preserve"> </w:t>
+      </w:r>
+      <w:r>
+        <w:rPr>
+          <w:lang w:val="en-US"/>
+        </w:rPr>
+        <w:t xml:space="preserve"> </w:t>
+      </w:r>
+      <w:r>
+        <w:t>і т</w:t>
+      </w:r>
+      <w:r>
+        <w:t xml:space="preserve">ут </w:t>
+      </w:r>
+      <m:oMath>
+        <m:r>
+          <w:rPr>
+            <w:rFonts w:ascii="Cambria Math" w:hAnsi="Cambria Math"/>
+            <w:lang w:val="en-US"/>
+          </w:rPr>
+          <m:t>ε</m:t>
+        </m:r>
+      </m:oMath>
+      <w:r>
+        <w:t xml:space="preserve"> те саме, що в формулі (6), бо </w:t>
+      </w:r>
+      <m:oMath>
+        <m:r>
+          <w:rPr>
+            <w:rFonts w:ascii="Cambria Math" w:hAnsi="Cambria Math"/>
+          </w:rPr>
+          <m:t>w</m:t>
+        </m:r>
+        <m:r>
+          <w:rPr>
+            <w:rFonts w:ascii="Cambria Math" w:hAnsi="Cambria Math"/>
+            <w:lang w:val="en-US"/>
+          </w:rPr>
+          <m:t>s=∆V</m:t>
+        </m:r>
+      </m:oMath>
+      <w:r>
+        <w:t>.</w:t>
+      </w:r>
+    </w:p>
+    <w:p>
+      <w:pPr>
+        <w:ind w:firstLine="708"/>
+        <w:rPr>
+          <w:lang w:val="en-US"/>
+        </w:rPr>
+      </w:pPr>
+      <w:r>
+        <w:t xml:space="preserve">Компенсація </w:t>
+      </w:r>
+      <w:r>
+        <w:t>відбувається</w:t>
+      </w:r>
+      <w:r>
+        <w:t xml:space="preserve"> шл</w:t>
+      </w:r>
+      <w:r>
+        <w:t>я</w:t>
+      </w:r>
+      <w:r>
+        <w:t xml:space="preserve">хом збільшення швидкості часток, </w:t>
+      </w:r>
+      <w:r>
+        <w:t>і з урахуванням того, що</w:t>
+      </w:r>
+    </w:p>
+    <w:p>
+      <w:pPr>
+        <w:ind w:firstLine="0"/>
+      </w:pPr>
+      <w:r>
+        <w:t xml:space="preserve"> </w:t>
+      </w:r>
+      <m:oMath>
+        <m:r>
+          <w:rPr>
+            <w:rFonts w:ascii="Cambria Math" w:hAnsi="Cambria Math"/>
+          </w:rPr>
+          <m:t>T</m:t>
+        </m:r>
+        <m:r>
+          <w:rPr>
+            <w:rFonts w:ascii="Cambria Math" w:hAnsi="Cambria Math"/>
+            <w:lang w:val="en-US"/>
+          </w:rPr>
+          <m:t>∝</m:t>
+        </m:r>
+        <m:sSup>
+          <m:sSupPr>
+            <m:ctrlPr>
+              <w:rPr>
+                <w:rFonts w:ascii="Cambria Math" w:hAnsi="Cambria Math"/>
+                <w:i/>
+                <w:lang w:val="en-US"/>
+              </w:rPr>
+            </m:ctrlPr>
+          </m:sSupPr>
+          <m:e>
+            <m:r>
+              <w:rPr>
+                <w:rFonts w:ascii="Cambria Math" w:hAnsi="Cambria Math"/>
+                <w:lang w:val="en-US"/>
+              </w:rPr>
+              <m:t>v</m:t>
+            </m:r>
+          </m:e>
+          <m:sup>
+            <m:r>
+              <w:rPr>
+                <w:rFonts w:ascii="Cambria Math" w:hAnsi="Cambria Math"/>
+                <w:lang w:val="en-US"/>
+              </w:rPr>
+              <m:t>2</m:t>
+            </m:r>
+          </m:sup>
+        </m:sSup>
+      </m:oMath>
+      <w:r>
+        <w:rPr>
+          <w:lang w:val="en-US"/>
+        </w:rPr>
+        <w:t>,</w:t>
+      </w:r>
+      <w:r>
+        <w:t xml:space="preserve"> </w:t>
+      </w:r>
+      <w:r>
+        <w:t>модуль швидкості кожної частки треба збільшити за  формулою (7)</w:t>
       </w:r>
     </w:p>
     <w:p>
@@ -2333,46 +3644,47 @@
       <w:pPr>
         <w:ind w:firstLine="0"/>
       </w:pPr>
-      <w:r>
-        <w:tab/>
-        <w:t>Ознакою ізотермічного процесу є незмінність температури газу на протязі всього часу. Втім наближений характер рівнянь и стохастична природа моделі цього не гара</w:t>
-      </w:r>
-      <w:r>
-        <w:t xml:space="preserve">нтують. </w:t>
-      </w:r>
-      <w:r>
-        <w:t xml:space="preserve">Якщо початкова температура </w:t>
-      </w:r>
-      <w:r>
-        <w:rPr>
-          <w:lang w:val="en-US"/>
-        </w:rPr>
-        <w:t xml:space="preserve">T0, </w:t>
-      </w:r>
-      <w:r>
-        <w:t xml:space="preserve">а поточна температура газу </w:t>
-      </w:r>
-      <w:r>
-        <w:rPr>
-          <w:lang w:val="en-US"/>
-        </w:rPr>
-        <w:t xml:space="preserve">T, </w:t>
-      </w:r>
-      <w:r>
-        <w:t xml:space="preserve">то  </w:t>
-      </w:r>
-      <w:r>
-        <w:t>відновити</w:t>
-      </w:r>
-      <w:r>
-        <w:t xml:space="preserve"> початкову температуру можна так</w:t>
-      </w:r>
     </w:p>
     <w:p>
       <w:pPr>
         <w:ind w:firstLine="0"/>
+      </w:pPr>
+    </w:p>
+    <w:p>
+      <w:pPr>
+        <w:ind w:firstLine="0"/>
+        <w:rPr>
+          <w:highlight w:val="yellow"/>
+        </w:rPr>
+      </w:pPr>
+      <w:r>
+        <w:tab/>
+      </w:r>
+      <w:r>
+        <w:rPr>
+          <w:highlight w:val="yellow"/>
+        </w:rPr>
+        <w:t>Ознакою ізотермічного процесу є незмінність температури газу на протязі всього часу. Втім наближений характер рівнянь и стохастична природа моделі цього не гара</w:t>
+      </w:r>
+      <w:r>
+        <w:rPr>
+          <w:highlight w:val="yellow"/>
+        </w:rPr>
+        <w:t xml:space="preserve">нтують. </w:t>
+      </w:r>
+      <w:r>
+        <w:rPr>
+          <w:highlight w:val="yellow"/>
+        </w:rPr>
+        <w:t>Якщо початкова температура T0, а поточна температура газу T, то  відновити початкову температуру можна так</w:t>
+      </w:r>
+    </w:p>
+    <w:p>
+      <w:pPr>
+        <w:ind w:firstLine="0"/>
         <w:rPr>
           <w:i/>
+          <w:highlight w:val="yellow"/>
         </w:rPr>
       </w:pPr>
       <m:oMathPara>
@@ -2383,6 +3695,7 @@
                 <w:rPr>
                   <w:rFonts w:ascii="Cambria Math" w:hAnsi="Cambria Math"/>
                   <w:i/>
+                  <w:highlight w:val="yellow"/>
                 </w:rPr>
               </m:ctrlPr>
             </m:sSubPr>
@@ -2390,7 +3703,7 @@
               <m:r>
                 <w:rPr>
                   <w:rFonts w:ascii="Cambria Math" w:hAnsi="Cambria Math"/>
-                  <w:lang w:val="en-US"/>
+                  <w:highlight w:val="yellow"/>
                 </w:rPr>
                 <m:t>T</m:t>
               </m:r>
@@ -2399,6 +3712,7 @@
               <m:r>
                 <w:rPr>
                   <w:rFonts w:ascii="Cambria Math" w:hAnsi="Cambria Math"/>
+                  <w:highlight w:val="yellow"/>
                 </w:rPr>
                 <m:t>0</m:t>
               </m:r>
@@ -2407,16 +3721,9 @@
           <m:r>
             <w:rPr>
               <w:rFonts w:ascii="Cambria Math" w:hAnsi="Cambria Math"/>
-              <w:lang w:val="en-US"/>
+              <w:highlight w:val="yellow"/>
             </w:rPr>
-            <m:t>=</m:t>
-          </m:r>
-          <m:r>
-            <w:rPr>
-              <w:rFonts w:ascii="Cambria Math" w:hAnsi="Cambria Math"/>
-              <w:lang w:val="en-US"/>
-            </w:rPr>
-            <m:t>T</m:t>
+            <m:t>=T</m:t>
           </m:r>
           <m:d>
             <m:dPr>
@@ -2424,7 +3731,7 @@
                 <w:rPr>
                   <w:rFonts w:ascii="Cambria Math" w:hAnsi="Cambria Math"/>
                   <w:i/>
-                  <w:lang w:val="en-US"/>
+                  <w:highlight w:val="yellow"/>
                 </w:rPr>
               </m:ctrlPr>
             </m:dPr>
@@ -2432,7 +3739,7 @@
               <m:r>
                 <w:rPr>
                   <w:rFonts w:ascii="Cambria Math" w:hAnsi="Cambria Math"/>
-                  <w:lang w:val="en-US"/>
+                  <w:highlight w:val="yellow"/>
                 </w:rPr>
                 <m:t xml:space="preserve">1+ </m:t>
               </m:r>
@@ -2442,7 +3749,7 @@
                     <w:rPr>
                       <w:rFonts w:ascii="Cambria Math" w:hAnsi="Cambria Math"/>
                       <w:i/>
-                      <w:lang w:val="en-US"/>
+                      <w:highlight w:val="yellow"/>
                     </w:rPr>
                   </m:ctrlPr>
                 </m:fPr>
@@ -2450,7 +3757,7 @@
                   <m:r>
                     <w:rPr>
                       <w:rFonts w:ascii="Cambria Math" w:hAnsi="Cambria Math"/>
-                      <w:lang w:val="en-US"/>
+                      <w:highlight w:val="yellow"/>
                     </w:rPr>
                     <m:t>To-T</m:t>
                   </m:r>
@@ -2459,7 +3766,7 @@
                   <m:r>
                     <w:rPr>
                       <w:rFonts w:ascii="Cambria Math" w:hAnsi="Cambria Math"/>
-                      <w:lang w:val="en-US"/>
+                      <w:highlight w:val="yellow"/>
                     </w:rPr>
                     <m:t>T</m:t>
                   </m:r>
@@ -2470,45 +3777,32 @@
           <m:r>
             <w:rPr>
               <w:rFonts w:ascii="Cambria Math" w:hAnsi="Cambria Math"/>
-              <w:lang w:val="en-US"/>
+              <w:highlight w:val="yellow"/>
             </w:rPr>
-            <m:t xml:space="preserve"> </m:t>
-          </m:r>
-          <m:r>
-            <w:rPr>
-              <w:rFonts w:ascii="Cambria Math" w:hAnsi="Cambria Math"/>
-            </w:rPr>
-            <m:t xml:space="preserve">                                </m:t>
+            <m:t xml:space="preserve">                                 </m:t>
           </m:r>
         </m:oMath>
       </m:oMathPara>
     </w:p>
     <w:p>
-      <w:r>
-        <w:t>Залежність температури від швидкості часток квадратична</w:t>
-      </w:r>
-      <w:r>
-        <w:rPr>
-          <w:lang w:val="en-US"/>
-        </w:rPr>
-        <w:t xml:space="preserve">,  </w:t>
-      </w:r>
-      <w:r>
-        <w:t xml:space="preserve"> </w:t>
+      <w:pPr>
+        <w:rPr>
+          <w:highlight w:val="yellow"/>
+        </w:rPr>
+      </w:pPr>
+      <w:r>
+        <w:rPr>
+          <w:highlight w:val="yellow"/>
+        </w:rPr>
+        <w:t xml:space="preserve">Залежність температури від швидкості часток квадратична,   </w:t>
       </w:r>
       <m:oMath>
         <m:r>
           <w:rPr>
             <w:rFonts w:ascii="Cambria Math" w:hAnsi="Cambria Math"/>
-          </w:rPr>
-          <m:t>T</m:t>
-        </m:r>
-        <m:r>
-          <w:rPr>
-            <w:rFonts w:ascii="Cambria Math" w:hAnsi="Cambria Math"/>
-            <w:lang w:val="en-US"/>
-          </w:rPr>
-          <m:t>∝</m:t>
+            <w:highlight w:val="yellow"/>
+          </w:rPr>
+          <m:t>T∝</m:t>
         </m:r>
         <m:sSup>
           <m:sSupPr>
@@ -2516,7 +3810,7 @@
               <w:rPr>
                 <w:rFonts w:ascii="Cambria Math" w:hAnsi="Cambria Math"/>
                 <w:i/>
-                <w:lang w:val="en-US"/>
+                <w:highlight w:val="yellow"/>
               </w:rPr>
             </m:ctrlPr>
           </m:sSupPr>
@@ -2524,7 +3818,7 @@
             <m:r>
               <w:rPr>
                 <w:rFonts w:ascii="Cambria Math" w:hAnsi="Cambria Math"/>
-                <w:lang w:val="en-US"/>
+                <w:highlight w:val="yellow"/>
               </w:rPr>
               <m:t>v</m:t>
             </m:r>
@@ -2533,7 +3827,7 @@
             <m:r>
               <w:rPr>
                 <w:rFonts w:ascii="Cambria Math" w:hAnsi="Cambria Math"/>
-                <w:lang w:val="en-US"/>
+                <w:highlight w:val="yellow"/>
               </w:rPr>
               <m:t>2</m:t>
             </m:r>
@@ -2542,21 +3836,9 @@
       </m:oMath>
       <w:r>
         <w:rPr>
-          <w:lang w:val="en-US"/>
-        </w:rPr>
-        <w:t xml:space="preserve">, </w:t>
-      </w:r>
-      <w:r>
-        <w:t>тому</w:t>
-      </w:r>
-      <w:r>
-        <w:rPr>
-          <w:lang w:val="en-US"/>
-        </w:rPr>
-        <w:t xml:space="preserve"> </w:t>
-      </w:r>
-      <w:r>
-        <w:t>поправка до швидкості часток задається формулою (8)</w:t>
+          <w:highlight w:val="yellow"/>
+        </w:rPr>
+        <w:t>, тому поправка до швидкості часток задається формулою (8)</w:t>
       </w:r>
     </w:p>
     <w:p>
@@ -2564,6 +3846,7 @@
         <w:ind w:firstLine="0"/>
         <w:rPr>
           <w:i/>
+          <w:highlight w:val="yellow"/>
         </w:rPr>
       </w:pPr>
       <m:oMathPara>
@@ -2574,7 +3857,7 @@
                 <w:rPr>
                   <w:rFonts w:ascii="Cambria Math" w:hAnsi="Cambria Math"/>
                   <w:i/>
-                  <w:lang w:val="en-US"/>
+                  <w:highlight w:val="yellow"/>
                 </w:rPr>
               </m:ctrlPr>
             </m:sSupPr>
@@ -2582,7 +3865,7 @@
               <m:r>
                 <w:rPr>
                   <w:rFonts w:ascii="Cambria Math" w:hAnsi="Cambria Math"/>
-                  <w:lang w:val="en-US"/>
+                  <w:highlight w:val="yellow"/>
                 </w:rPr>
                 <m:t>v</m:t>
               </m:r>
@@ -2591,7 +3874,7 @@
               <m:r>
                 <w:rPr>
                   <w:rFonts w:ascii="Cambria Math" w:hAnsi="Cambria Math"/>
-                  <w:lang w:val="en-US"/>
+                  <w:highlight w:val="yellow"/>
                 </w:rPr>
                 <m:t>''</m:t>
               </m:r>
@@ -2600,7 +3883,7 @@
           <m:r>
             <w:rPr>
               <w:rFonts w:ascii="Cambria Math" w:hAnsi="Cambria Math"/>
-              <w:lang w:val="en-US"/>
+              <w:highlight w:val="yellow"/>
             </w:rPr>
             <m:t>=</m:t>
           </m:r>
@@ -2610,7 +3893,7 @@
                 <w:rPr>
                   <w:rFonts w:ascii="Cambria Math" w:hAnsi="Cambria Math"/>
                   <w:i/>
-                  <w:lang w:val="en-US"/>
+                  <w:highlight w:val="yellow"/>
                 </w:rPr>
               </m:ctrlPr>
             </m:sSupPr>
@@ -2618,7 +3901,7 @@
               <m:r>
                 <w:rPr>
                   <w:rFonts w:ascii="Cambria Math" w:hAnsi="Cambria Math"/>
-                  <w:lang w:val="en-US"/>
+                  <w:highlight w:val="yellow"/>
                 </w:rPr>
                 <m:t>v</m:t>
               </m:r>
@@ -2627,7 +3910,7 @@
               <m:r>
                 <w:rPr>
                   <w:rFonts w:ascii="Cambria Math" w:hAnsi="Cambria Math"/>
-                  <w:lang w:val="en-US"/>
+                  <w:highlight w:val="yellow"/>
                 </w:rPr>
                 <m:t>'</m:t>
               </m:r>
@@ -2639,7 +3922,7 @@
                 <w:rPr>
                   <w:rFonts w:ascii="Cambria Math" w:hAnsi="Cambria Math"/>
                   <w:i/>
-                  <w:lang w:val="en-US"/>
+                  <w:highlight w:val="yellow"/>
                 </w:rPr>
               </m:ctrlPr>
             </m:dPr>
@@ -2647,7 +3930,7 @@
               <m:r>
                 <w:rPr>
                   <w:rFonts w:ascii="Cambria Math" w:hAnsi="Cambria Math"/>
-                  <w:lang w:val="en-US"/>
+                  <w:highlight w:val="yellow"/>
                 </w:rPr>
                 <m:t xml:space="preserve">1+ </m:t>
               </m:r>
@@ -2657,7 +3940,7 @@
                     <w:rPr>
                       <w:rFonts w:ascii="Cambria Math" w:hAnsi="Cambria Math"/>
                       <w:i/>
-                      <w:lang w:val="en-US"/>
+                      <w:highlight w:val="yellow"/>
                     </w:rPr>
                   </m:ctrlPr>
                 </m:fPr>
@@ -2665,7 +3948,7 @@
                   <m:r>
                     <w:rPr>
                       <w:rFonts w:ascii="Cambria Math" w:hAnsi="Cambria Math"/>
-                      <w:lang w:val="en-US"/>
+                      <w:highlight w:val="yellow"/>
                     </w:rPr>
                     <m:t>To-T</m:t>
                   </m:r>
@@ -2674,16 +3957,9 @@
                   <m:r>
                     <w:rPr>
                       <w:rFonts w:ascii="Cambria Math" w:hAnsi="Cambria Math"/>
-                      <w:lang w:val="en-US"/>
+                      <w:highlight w:val="yellow"/>
                     </w:rPr>
-                    <m:t>2</m:t>
-                  </m:r>
-                  <m:r>
-                    <w:rPr>
-                      <w:rFonts w:ascii="Cambria Math" w:hAnsi="Cambria Math"/>
-                      <w:lang w:val="en-US"/>
-                    </w:rPr>
-                    <m:t>T</m:t>
+                    <m:t>2T</m:t>
                   </m:r>
                 </m:den>
               </m:f>
@@ -2692,21 +3968,19 @@
           <m:r>
             <w:rPr>
               <w:rFonts w:ascii="Cambria Math" w:hAnsi="Cambria Math"/>
-              <w:lang w:val="en-US"/>
+              <w:highlight w:val="yellow"/>
             </w:rPr>
-            <m:t xml:space="preserve"> </m:t>
-          </m:r>
-          <m:r>
-            <w:rPr>
-              <w:rFonts w:ascii="Cambria Math" w:hAnsi="Cambria Math"/>
-            </w:rPr>
-            <m:t xml:space="preserve">                                        (8)</m:t>
+            <m:t xml:space="preserve">                                         (8)</m:t>
           </m:r>
         </m:oMath>
       </m:oMathPara>
     </w:p>
     <w:p>
       <w:r>
+        <w:rPr>
+          <w:highlight w:val="yellow"/>
+        </w:rPr>
+        <w:lastRenderedPageBreak/>
         <w:t>Отже імітація ізотермічного процесу керується формулами  (6-8).</w:t>
       </w:r>
     </w:p>
@@ -2756,132 +4030,65 @@
     </w:p>
     <w:p>
       <w:r>
-        <w:t>Закон ізо</w:t>
-      </w:r>
-      <w:r>
-        <w:t>хор</w:t>
-      </w:r>
-      <w:r>
-        <w:t>и</w:t>
-      </w:r>
-      <w:r>
-        <w:t xml:space="preserve"> </w:t>
+        <w:t xml:space="preserve">Закон ізохори </w:t>
       </w:r>
       <w:r>
         <w:rPr>
           <w:i/>
           <w:iCs/>
-          <w:lang w:val="en-US"/>
-        </w:rPr>
-        <w:t>P</w:t>
-      </w:r>
+        </w:rPr>
+        <w:t xml:space="preserve">P/T = </w:t>
+      </w:r>
+      <w:proofErr w:type="spellStart"/>
       <w:r>
         <w:rPr>
           <w:i/>
           <w:iCs/>
-          <w:lang w:val="en-US"/>
-        </w:rPr>
-        <w:t>/T</w:t>
-      </w:r>
-      <w:r>
-        <w:rPr>
-          <w:i/>
-          <w:iCs/>
-        </w:rPr>
-        <w:t xml:space="preserve"> = </w:t>
+        </w:rPr>
+        <w:t>const</w:t>
+      </w:r>
+      <w:proofErr w:type="spellEnd"/>
+      <w:r>
+        <w:t xml:space="preserve">. Після диференціювання отримуємо    </w:t>
+      </w:r>
+      <m:oMath>
+        <m:r>
+          <w:rPr>
+            <w:rFonts w:ascii="Cambria Math" w:hAnsi="Cambria Math"/>
+          </w:rPr>
+          <m:t xml:space="preserve">dPT-dTP=0 </m:t>
+        </m:r>
+      </m:oMath>
+      <w:r>
+        <w:t xml:space="preserve"> </w:t>
+      </w:r>
+      <w:r>
+        <w:t xml:space="preserve"> або в іншій формі </w:t>
+      </w:r>
+      <m:oMath>
+        <m:r>
+          <w:rPr>
+            <w:rFonts w:ascii="Cambria Math" w:hAnsi="Cambria Math"/>
+          </w:rPr>
+          <m:t>dP/P=dT/T</m:t>
+        </m:r>
+      </m:oMath>
+      <w:r>
+        <w:t xml:space="preserve">. Якщо вважати </w:t>
       </w:r>
       <w:proofErr w:type="spellStart"/>
       <w:r>
-        <w:rPr>
-          <w:i/>
-          <w:iCs/>
-        </w:rPr>
-        <w:t>const</w:t>
+        <w:t>dP</w:t>
       </w:r>
       <w:proofErr w:type="spellEnd"/>
       <w:r>
-        <w:t>.</w:t>
-      </w:r>
-      <w:r>
-        <w:t xml:space="preserve"> Після диференціювання отримуємо</w:t>
-      </w:r>
-      <w:r>
-        <w:rPr>
-          <w:lang w:val="en-US"/>
-        </w:rPr>
-        <w:t xml:space="preserve">   </w:t>
-      </w:r>
-      <w:r>
-        <w:t xml:space="preserve"> </w:t>
-      </w:r>
-      <m:oMath>
-        <m:r>
-          <w:rPr>
-            <w:rFonts w:ascii="Cambria Math" w:hAnsi="Cambria Math"/>
-          </w:rPr>
-          <m:t>d</m:t>
-        </m:r>
-        <m:r>
-          <w:rPr>
-            <w:rFonts w:ascii="Cambria Math" w:hAnsi="Cambria Math"/>
-            <w:lang w:val="en-US"/>
-          </w:rPr>
-          <m:t xml:space="preserve">PT-dTP=0 </m:t>
-        </m:r>
-      </m:oMath>
-      <w:r>
-        <w:t xml:space="preserve"> </w:t>
-      </w:r>
-      <w:r>
-        <w:rPr>
-          <w:lang w:val="en-US"/>
-        </w:rPr>
-        <w:t xml:space="preserve"> </w:t>
-      </w:r>
-      <w:r>
-        <w:t xml:space="preserve">або в іншій формі </w:t>
-      </w:r>
-      <m:oMath>
-        <m:r>
-          <w:rPr>
-            <w:rFonts w:ascii="Cambria Math" w:hAnsi="Cambria Math"/>
-            <w:lang w:val="en-US"/>
-          </w:rPr>
-          <m:t>dP/P=dT/T</m:t>
-        </m:r>
-      </m:oMath>
-      <w:r>
-        <w:rPr>
-          <w:lang w:val="en-US"/>
-        </w:rPr>
-        <w:t xml:space="preserve">. </w:t>
-      </w:r>
-      <w:r>
-        <w:t xml:space="preserve">Якщо вважати </w:t>
+        <w:t xml:space="preserve"> і </w:t>
       </w:r>
       <w:proofErr w:type="spellStart"/>
       <w:r>
-        <w:rPr>
-          <w:lang w:val="en-US"/>
-        </w:rPr>
-        <w:t>dP</w:t>
+        <w:t>dT</w:t>
       </w:r>
       <w:proofErr w:type="spellEnd"/>
-      <w:r>
-        <w:rPr>
-          <w:lang w:val="en-US"/>
-        </w:rPr>
-        <w:t xml:space="preserve"> </w:t>
-      </w:r>
-      <w:r>
-        <w:t>і</w:t>
-      </w:r>
-      <w:r>
-        <w:rPr>
-          <w:lang w:val="en-US"/>
-        </w:rPr>
-        <w:t xml:space="preserve"> dT</w:t>
-      </w:r>
       <w:r>
         <w:t xml:space="preserve"> малими змінам відповідних параметрів, а самі зміни робити в формі </w:t>
       </w:r>
@@ -2941,13 +4148,7 @@
                 <w:rPr>
                   <w:rFonts w:ascii="Cambria Math" w:hAnsi="Cambria Math"/>
                 </w:rPr>
-                <m:t>1</m:t>
-              </m:r>
-              <m:r>
-                <w:rPr>
-                  <w:rFonts w:ascii="Cambria Math" w:hAnsi="Cambria Math"/>
-                </w:rPr>
-                <m:t>+</m:t>
+                <m:t>1+</m:t>
               </m:r>
               <m:r>
                 <m:rPr>
@@ -2964,14 +4165,7 @@
             <w:rPr>
               <w:rFonts w:ascii="Cambria Math" w:hAnsi="Cambria Math"/>
             </w:rPr>
-            <m:t xml:space="preserve">  </m:t>
-          </m:r>
-          <m:r>
-            <w:rPr>
-              <w:rFonts w:ascii="Cambria Math" w:hAnsi="Cambria Math"/>
-              <w:lang w:val="en-US"/>
-            </w:rPr>
-            <m:t xml:space="preserve">;         </m:t>
+            <m:t xml:space="preserve">  ;         </m:t>
           </m:r>
           <m:sSup>
             <m:sSupPr>
@@ -3003,19 +4197,7 @@
             <w:rPr>
               <w:rFonts w:ascii="Cambria Math" w:hAnsi="Cambria Math"/>
             </w:rPr>
-            <m:t>=</m:t>
-          </m:r>
-          <m:r>
-            <w:rPr>
-              <w:rFonts w:ascii="Cambria Math" w:hAnsi="Cambria Math"/>
-            </w:rPr>
-            <m:t>v</m:t>
-          </m:r>
-          <m:r>
-            <w:rPr>
-              <w:rFonts w:ascii="Cambria Math" w:hAnsi="Cambria Math"/>
-            </w:rPr>
-            <m:t xml:space="preserve"> </m:t>
+            <m:t xml:space="preserve">=v </m:t>
           </m:r>
           <m:d>
             <m:dPr>
@@ -3031,13 +4213,7 @@
                 <w:rPr>
                   <w:rFonts w:ascii="Cambria Math" w:hAnsi="Cambria Math"/>
                 </w:rPr>
-                <m:t>1</m:t>
-              </m:r>
-              <m:r>
-                <w:rPr>
-                  <w:rFonts w:ascii="Cambria Math" w:hAnsi="Cambria Math"/>
-                </w:rPr>
-                <m:t>+</m:t>
+                <m:t>1+</m:t>
               </m:r>
               <m:f>
                 <m:fPr>
@@ -3068,7 +4244,6 @@
                   <m:r>
                     <w:rPr>
                       <w:rFonts w:ascii="Cambria Math" w:hAnsi="Cambria Math"/>
-                      <w:lang w:val="en-US"/>
                     </w:rPr>
                     <m:t>2</m:t>
                   </m:r>
@@ -3080,21 +4255,7 @@
             <w:rPr>
               <w:rFonts w:ascii="Cambria Math" w:hAnsi="Cambria Math"/>
             </w:rPr>
-            <m:t xml:space="preserve">                      (</m:t>
-          </m:r>
-          <m:r>
-            <w:rPr>
-              <w:rFonts w:ascii="Cambria Math" w:hAnsi="Cambria Math"/>
-              <w:lang w:val="en-US"/>
-            </w:rPr>
-            <m:t>9</m:t>
-          </m:r>
-          <m:r>
-            <w:rPr>
-              <w:rFonts w:ascii="Cambria Math" w:hAnsi="Cambria Math"/>
-              <w:lang w:val="en-US"/>
-            </w:rPr>
-            <m:t>)</m:t>
+            <m:t xml:space="preserve">                      (9)</m:t>
           </m:r>
         </m:oMath>
       </m:oMathPara>
@@ -3127,7 +4288,6 @@
               <w:rPr>
                 <w:rFonts w:ascii="Cambria Math" w:hAnsi="Cambria Math"/>
                 <w:i/>
-                <w:lang w:val="en-US"/>
               </w:rPr>
             </m:ctrlPr>
           </m:sSubPr>
@@ -3135,7 +4295,6 @@
             <m:r>
               <w:rPr>
                 <w:rFonts w:ascii="Cambria Math" w:hAnsi="Cambria Math"/>
-                <w:lang w:val="en-US"/>
               </w:rPr>
               <m:t>M</m:t>
             </m:r>
@@ -3144,7 +4303,6 @@
             <m:r>
               <w:rPr>
                 <w:rFonts w:ascii="Cambria Math" w:hAnsi="Cambria Math"/>
-                <w:lang w:val="en-US"/>
               </w:rPr>
               <m:t>min</m:t>
             </m:r>
@@ -3161,7 +4319,6 @@
               <w:rPr>
                 <w:rFonts w:ascii="Cambria Math" w:hAnsi="Cambria Math"/>
                 <w:i/>
-                <w:lang w:val="en-US"/>
               </w:rPr>
             </m:ctrlPr>
           </m:sSubPr>
@@ -3169,7 +4326,6 @@
             <m:r>
               <w:rPr>
                 <w:rFonts w:ascii="Cambria Math" w:hAnsi="Cambria Math"/>
-                <w:lang w:val="en-US"/>
               </w:rPr>
               <m:t>M</m:t>
             </m:r>
@@ -3178,40 +4334,17 @@
             <m:r>
               <w:rPr>
                 <w:rFonts w:ascii="Cambria Math" w:hAnsi="Cambria Math"/>
-                <w:lang w:val="en-US"/>
-              </w:rPr>
-              <m:t>m</m:t>
-            </m:r>
-            <m:r>
-              <w:rPr>
-                <w:rFonts w:ascii="Cambria Math" w:hAnsi="Cambria Math"/>
-                <w:lang w:val="en-US"/>
-              </w:rPr>
-              <m:t>ax</m:t>
+              </w:rPr>
+              <m:t>max</m:t>
             </m:r>
           </m:sub>
         </m:sSub>
       </m:oMath>
       <w:r>
-        <w:rPr>
-          <w:lang w:val="en-US"/>
-        </w:rPr>
-        <w:t xml:space="preserve"> </w:t>
-      </w:r>
-      <w:r>
-        <w:t>за</w:t>
-      </w:r>
-      <w:r>
-        <w:t xml:space="preserve">вершився за </w:t>
-      </w:r>
-      <w:r>
-        <w:rPr>
-          <w:lang w:val="en-US"/>
-        </w:rPr>
-        <w:t>t</w:t>
-      </w:r>
-      <w:r>
-        <w:t xml:space="preserve"> кроків. Тоді </w:t>
+        <w:t xml:space="preserve"> за</w:t>
+      </w:r>
+      <w:r>
+        <w:t xml:space="preserve">вершився за t кроків. Тоді </w:t>
       </w:r>
       <m:oMath>
         <m:sSup>
@@ -3220,7 +4353,6 @@
               <w:rPr>
                 <w:rFonts w:ascii="Cambria Math" w:hAnsi="Cambria Math"/>
                 <w:i/>
-                <w:lang w:val="en-US"/>
               </w:rPr>
             </m:ctrlPr>
           </m:sSupPr>
@@ -3238,15 +4370,8 @@
                 <m:r>
                   <w:rPr>
                     <w:rFonts w:ascii="Cambria Math" w:hAnsi="Cambria Math"/>
-                    <w:lang w:val="en-US"/>
                   </w:rPr>
-                  <m:t>1+</m:t>
-                </m:r>
-                <m:r>
-                  <w:rPr>
-                    <w:rFonts w:ascii="Cambria Math" w:hAnsi="Cambria Math"/>
-                  </w:rPr>
-                  <m:t>ε</m:t>
+                  <m:t>1+ε</m:t>
                 </m:r>
               </m:e>
             </m:d>
@@ -3255,7 +4380,6 @@
             <m:r>
               <w:rPr>
                 <w:rFonts w:ascii="Cambria Math" w:hAnsi="Cambria Math"/>
-                <w:lang w:val="en-US"/>
               </w:rPr>
               <m:t>t</m:t>
             </m:r>
@@ -3280,7 +4404,6 @@
             <m:r>
               <w:rPr>
                 <w:rFonts w:ascii="Cambria Math" w:hAnsi="Cambria Math"/>
-                <w:lang w:val="en-US"/>
               </w:rPr>
               <m:t>M</m:t>
             </m:r>
@@ -3290,14 +4413,7 @@
               <w:rPr>
                 <w:rFonts w:ascii="Cambria Math" w:hAnsi="Cambria Math"/>
               </w:rPr>
-              <m:t>m</m:t>
-            </m:r>
-            <m:r>
-              <w:rPr>
-                <w:rFonts w:ascii="Cambria Math" w:hAnsi="Cambria Math"/>
-                <w:lang w:val="en-US"/>
-              </w:rPr>
-              <m:t>ax</m:t>
+              <m:t>max</m:t>
             </m:r>
           </m:sub>
         </m:sSub>
@@ -3305,14 +4421,7 @@
           <w:rPr>
             <w:rFonts w:ascii="Cambria Math" w:hAnsi="Cambria Math"/>
           </w:rPr>
-          <m:t xml:space="preserve"> </m:t>
-        </m:r>
-        <m:r>
-          <w:rPr>
-            <w:rFonts w:ascii="Cambria Math" w:hAnsi="Cambria Math"/>
-            <w:lang w:val="en-US"/>
-          </w:rPr>
-          <m:t>/</m:t>
+          <m:t xml:space="preserve"> /</m:t>
         </m:r>
         <m:sSub>
           <m:sSubPr>
@@ -3320,7 +4429,6 @@
               <w:rPr>
                 <w:rFonts w:ascii="Cambria Math" w:hAnsi="Cambria Math"/>
                 <w:i/>
-                <w:lang w:val="en-US"/>
               </w:rPr>
             </m:ctrlPr>
           </m:sSubPr>
@@ -3328,7 +4436,6 @@
             <m:r>
               <w:rPr>
                 <w:rFonts w:ascii="Cambria Math" w:hAnsi="Cambria Math"/>
-                <w:lang w:val="en-US"/>
               </w:rPr>
               <m:t>M</m:t>
             </m:r>
@@ -3337,35 +4444,20 @@
             <m:r>
               <w:rPr>
                 <w:rFonts w:ascii="Cambria Math" w:hAnsi="Cambria Math"/>
-                <w:lang w:val="en-US"/>
-              </w:rPr>
-              <m:t>m</m:t>
-            </m:r>
-            <m:r>
-              <w:rPr>
-                <w:rFonts w:ascii="Cambria Math" w:hAnsi="Cambria Math"/>
-                <w:lang w:val="en-US"/>
-              </w:rPr>
-              <m:t>in</m:t>
+              </w:rPr>
+              <m:t>min</m:t>
             </m:r>
           </m:sub>
         </m:sSub>
       </m:oMath>
       <w:r>
-        <w:rPr>
-          <w:lang w:val="en-US"/>
-        </w:rPr>
-        <w:t xml:space="preserve">  </w:t>
-      </w:r>
-      <w:r>
-        <w:t xml:space="preserve">і </w:t>
+        <w:t xml:space="preserve">  і </w:t>
       </w:r>
     </w:p>
     <w:p>
       <w:pPr>
         <w:rPr>
           <w:i/>
-          <w:lang w:val="en-US"/>
         </w:rPr>
       </w:pPr>
       <m:oMathPara>
@@ -3444,7 +4536,6 @@
                       <m:r>
                         <w:rPr>
                           <w:rFonts w:ascii="Cambria Math" w:hAnsi="Cambria Math"/>
-                          <w:lang w:val="en-US"/>
                         </w:rPr>
                         <m:t>M</m:t>
                       </m:r>
@@ -3454,14 +4545,7 @@
                         <w:rPr>
                           <w:rFonts w:ascii="Cambria Math" w:hAnsi="Cambria Math"/>
                         </w:rPr>
-                        <m:t>m</m:t>
-                      </m:r>
-                      <m:r>
-                        <w:rPr>
-                          <w:rFonts w:ascii="Cambria Math" w:hAnsi="Cambria Math"/>
-                          <w:lang w:val="en-US"/>
-                        </w:rPr>
-                        <m:t>ax</m:t>
+                        <m:t>max</m:t>
                       </m:r>
                     </m:sub>
                   </m:sSub>
@@ -3473,7 +4557,6 @@
                         <w:rPr>
                           <w:rFonts w:ascii="Cambria Math" w:hAnsi="Cambria Math"/>
                           <w:i/>
-                          <w:lang w:val="en-US"/>
                         </w:rPr>
                       </m:ctrlPr>
                     </m:sSubPr>
@@ -3481,7 +4564,6 @@
                       <m:r>
                         <w:rPr>
                           <w:rFonts w:ascii="Cambria Math" w:hAnsi="Cambria Math"/>
-                          <w:lang w:val="en-US"/>
                         </w:rPr>
                         <m:t>M</m:t>
                       </m:r>
@@ -3490,7 +4572,6 @@
                       <m:r>
                         <w:rPr>
                           <w:rFonts w:ascii="Cambria Math" w:hAnsi="Cambria Math"/>
-                          <w:lang w:val="en-US"/>
                         </w:rPr>
                         <m:t>min</m:t>
                       </m:r>
@@ -3504,20 +4585,7 @@
             <w:rPr>
               <w:rFonts w:ascii="Cambria Math" w:hAnsi="Cambria Math"/>
             </w:rPr>
-            <m:t xml:space="preserve"> </m:t>
-          </m:r>
-          <m:r>
-            <w:rPr>
-              <w:rFonts w:ascii="Cambria Math" w:hAnsi="Cambria Math"/>
-            </w:rPr>
-            <m:t xml:space="preserve"> </m:t>
-          </m:r>
-          <m:r>
-            <w:rPr>
-              <w:rFonts w:ascii="Cambria Math" w:hAnsi="Cambria Math"/>
-              <w:lang w:val="en-US"/>
-            </w:rPr>
-            <m:t xml:space="preserve">                                                         (10)</m:t>
+            <m:t xml:space="preserve">                                                           (10)</m:t>
           </m:r>
         </m:oMath>
       </m:oMathPara>
@@ -3527,13 +4595,7 @@
         <w:t>Рівняння (9) і (10) визначають модель ізохоричного процесу.</w:t>
       </w:r>
     </w:p>
-    <w:p>
-      <w:pPr>
-        <w:rPr>
-          <w:lang w:val="en-US"/>
-        </w:rPr>
-      </w:pPr>
-    </w:p>
+    <w:p/>
     <w:p/>
     <w:sectPr>
       <w:pgSz w:w="11906" w:h="16838"/>
@@ -3996,6 +5058,7 @@
   <w:style w:type="character" w:default="1" w:styleId="a0">
     <w:name w:val="Default Paragraph Font"/>
     <w:uiPriority w:val="1"/>
+    <w:semiHidden/>
     <w:unhideWhenUsed/>
   </w:style>
   <w:style w:type="table" w:default="1" w:styleId="a1">

--- a/docs/Термодинамічні цикли.docx
+++ b/docs/Термодинамічні цикли.docx
@@ -600,13 +600,7 @@
         <w:t xml:space="preserve">1- ε, де ε треба розглядати як додатковий фактор, який </w:t>
       </w:r>
       <w:r>
-        <w:t xml:space="preserve">за умови </w:t>
-      </w:r>
-      <w:r>
-        <w:t>ε</w:t>
-      </w:r>
-      <w:r>
-        <w:t xml:space="preserve"> &lt;&lt; 1</w:t>
+        <w:t>за умови ε &lt;&lt; 1</w:t>
       </w:r>
       <w:r>
         <w:t xml:space="preserve"> </w:t>
@@ -666,10 +660,7 @@
         </m:r>
       </m:oMath>
       <w:r>
-        <w:t xml:space="preserve">, </w:t>
-      </w:r>
-      <w:r>
-        <w:t>де</w:t>
+        <w:t>, де</w:t>
       </w:r>
       <w:r>
         <w:t xml:space="preserve"> </w:t>
@@ -685,16 +676,7 @@
           <w:rPr>
             <w:rFonts w:ascii="Cambria Math" w:hAnsi="Cambria Math"/>
           </w:rPr>
-          <m:t>γ</m:t>
-        </m:r>
-        <m:r>
-          <m:rPr>
-            <m:sty m:val="p"/>
-          </m:rPr>
-          <w:rPr>
-            <w:rFonts w:ascii="Cambria Math" w:hAnsi="Cambria Math"/>
-          </w:rPr>
-          <m:t>=</m:t>
+          <m:t>γ=</m:t>
         </m:r>
         <m:f>
           <m:fPr>
@@ -782,13 +764,7 @@
               <w:rPr>
                 <w:rFonts w:ascii="Cambria Math" w:hAnsi="Cambria Math"/>
               </w:rPr>
-              <m:t>f</m:t>
-            </m:r>
-            <m:r>
-              <w:rPr>
-                <w:rFonts w:ascii="Cambria Math" w:hAnsi="Cambria Math"/>
-              </w:rPr>
-              <m:t>+2</m:t>
+              <m:t>f+2</m:t>
             </m:r>
           </m:num>
           <m:den>
@@ -903,19 +879,7 @@
           <w:rPr>
             <w:rFonts w:ascii="Cambria Math" w:hAnsi="Cambria Math"/>
           </w:rPr>
-          <m:t>VdP</m:t>
-        </m:r>
-        <m:r>
-          <w:rPr>
-            <w:rFonts w:ascii="Cambria Math" w:hAnsi="Cambria Math"/>
-          </w:rPr>
-          <m:t>+</m:t>
-        </m:r>
-        <m:r>
-          <w:rPr>
-            <w:rFonts w:ascii="Cambria Math" w:hAnsi="Cambria Math"/>
-          </w:rPr>
-          <m:t>2PdV=0</m:t>
+          <m:t>VdP+2PdV=0</m:t>
         </m:r>
       </m:oMath>
       <w:r>
@@ -952,19 +916,7 @@
           <w:rPr>
             <w:rFonts w:ascii="Cambria Math" w:hAnsi="Cambria Math"/>
           </w:rPr>
-          <m:t>≈</m:t>
-        </m:r>
-        <m:r>
-          <w:rPr>
-            <w:rFonts w:ascii="Cambria Math" w:hAnsi="Cambria Math"/>
-          </w:rPr>
-          <m:t>-</m:t>
-        </m:r>
-        <m:r>
-          <w:rPr>
-            <w:rFonts w:ascii="Cambria Math" w:hAnsi="Cambria Math"/>
-          </w:rPr>
-          <m:t>2</m:t>
+          <m:t>≈-2</m:t>
         </m:r>
         <m:f>
           <m:fPr>
@@ -1031,13 +983,7 @@
             <w:rPr>
               <w:rFonts w:ascii="Cambria Math" w:hAnsi="Cambria Math"/>
             </w:rPr>
-            <m:t>≈</m:t>
-          </m:r>
-          <m:r>
-            <w:rPr>
-              <w:rFonts w:ascii="Cambria Math" w:hAnsi="Cambria Math"/>
-            </w:rPr>
-            <m:t xml:space="preserve">P </m:t>
+            <m:t xml:space="preserve">≈P </m:t>
           </m:r>
           <w:bookmarkEnd w:id="0"/>
           <m:d>
@@ -1054,19 +1000,7 @@
                 <w:rPr>
                   <w:rFonts w:ascii="Cambria Math" w:hAnsi="Cambria Math"/>
                 </w:rPr>
-                <m:t>1</m:t>
-              </m:r>
-              <m:r>
-                <w:rPr>
-                  <w:rFonts w:ascii="Cambria Math" w:hAnsi="Cambria Math"/>
-                </w:rPr>
-                <m:t>-</m:t>
-              </m:r>
-              <m:r>
-                <w:rPr>
-                  <w:rFonts w:ascii="Cambria Math" w:hAnsi="Cambria Math"/>
-                </w:rPr>
-                <m:t>2</m:t>
+                <m:t>1-2</m:t>
               </m:r>
               <m:f>
                 <m:fPr>
@@ -1140,10 +1074,7 @@
         <w:t>кроку процесу розширення.</w:t>
       </w:r>
       <w:r>
-        <w:t xml:space="preserve"> </w:t>
-      </w:r>
-      <w:r>
-        <w:t xml:space="preserve">Тут </w:t>
+        <w:t xml:space="preserve"> Тут </w:t>
       </w:r>
       <m:oMath>
         <m:r>
@@ -1154,10 +1085,7 @@
         </m:r>
       </m:oMath>
       <w:r>
-        <w:t xml:space="preserve"> – збільшення об’єму завдяки руху поршня</w:t>
-      </w:r>
-      <w:r>
-        <w:t xml:space="preserve"> і теоретично це незалежна змінна. Втім в нашій моделі поршень може нести значне навантаження, тому бажано, щоб він рухався з </w:t>
+        <w:t xml:space="preserve"> – збільшення об’єму завдяки руху поршня і теоретично це незалежна змінна. Втім в нашій моделі поршень може нести значне навантаження, тому бажано, щоб він рухався з </w:t>
       </w:r>
       <w:r>
         <w:t>невеликою п</w:t>
@@ -1212,13 +1140,8 @@
       <w:r>
         <w:t xml:space="preserve"> – проміжок дискретного часу, який в мо</w:t>
       </w:r>
-      <w:proofErr w:type="spellStart"/>
-      <w:r>
-        <w:t>делі</w:t>
-      </w:r>
-      <w:proofErr w:type="spellEnd"/>
-      <w:r>
-        <w:t xml:space="preserve"> завжди вважається одиничним і тому </w:t>
+      <w:r>
+        <w:t xml:space="preserve">делі завжди вважається одиничним і тому </w:t>
       </w:r>
       <w:r>
         <w:t>іноді</w:t>
@@ -1649,13 +1572,7 @@
             <w:rPr>
               <w:rFonts w:ascii="Cambria Math" w:hAnsi="Cambria Math"/>
             </w:rPr>
-            <m:t>≈</m:t>
-          </m:r>
-          <m:r>
-            <w:rPr>
-              <w:rFonts w:ascii="Cambria Math" w:hAnsi="Cambria Math"/>
-            </w:rPr>
-            <m:t xml:space="preserve">T </m:t>
+            <m:t xml:space="preserve">≈T </m:t>
           </m:r>
           <m:d>
             <m:dPr>
@@ -1985,19 +1902,7 @@
             <w:rPr>
               <w:rFonts w:ascii="Cambria Math" w:hAnsi="Cambria Math"/>
             </w:rPr>
-            <m:t xml:space="preserve">  </m:t>
-          </m:r>
-          <m:r>
-            <w:rPr>
-              <w:rFonts w:ascii="Cambria Math" w:hAnsi="Cambria Math"/>
-            </w:rPr>
-            <m:t>=</m:t>
-          </m:r>
-          <m:r>
-            <w:rPr>
-              <w:rFonts w:ascii="Cambria Math" w:hAnsi="Cambria Math"/>
-            </w:rPr>
-            <m:t xml:space="preserve">v </m:t>
+            <m:t xml:space="preserve">  =v </m:t>
           </m:r>
           <m:d>
             <m:dPr>
@@ -2037,13 +1942,7 @@
                     <w:rPr>
                       <w:rFonts w:ascii="Cambria Math" w:hAnsi="Cambria Math"/>
                     </w:rPr>
-                    <m:t>2</m:t>
-                  </m:r>
-                  <m:r>
-                    <w:rPr>
-                      <w:rFonts w:ascii="Cambria Math" w:hAnsi="Cambria Math"/>
-                    </w:rPr>
-                    <m:t>V</m:t>
+                    <m:t>2V</m:t>
                   </m:r>
                 </m:den>
               </m:f>
@@ -2251,25 +2150,7 @@
             <w:rPr>
               <w:rFonts w:ascii="Cambria Math" w:hAnsi="Cambria Math"/>
             </w:rPr>
-            <m:t xml:space="preserve"> ;</m:t>
-          </m:r>
-          <m:r>
-            <w:rPr>
-              <w:rFonts w:ascii="Cambria Math" w:hAnsi="Cambria Math"/>
-            </w:rPr>
-            <m:t xml:space="preserve">         </m:t>
-          </m:r>
-          <m:r>
-            <w:rPr>
-              <w:rFonts w:ascii="Cambria Math" w:hAnsi="Cambria Math"/>
-            </w:rPr>
-            <m:t xml:space="preserve"> </m:t>
-          </m:r>
-          <m:r>
-            <w:rPr>
-              <w:rFonts w:ascii="Cambria Math" w:hAnsi="Cambria Math"/>
-            </w:rPr>
-            <m:t>ΔQ=</m:t>
+            <m:t xml:space="preserve"> ;          ΔQ=</m:t>
           </m:r>
           <m:d>
             <m:dPr>
@@ -2379,31 +2260,7 @@
             <w:rPr>
               <w:rFonts w:ascii="Cambria Math" w:hAnsi="Cambria Math"/>
             </w:rPr>
-            <m:t xml:space="preserve"> ;   </m:t>
-          </m:r>
-          <m:r>
-            <w:rPr>
-              <w:rFonts w:ascii="Cambria Math" w:hAnsi="Cambria Math"/>
-            </w:rPr>
-            <m:t xml:space="preserve"> </m:t>
-          </m:r>
-          <m:r>
-            <w:rPr>
-              <w:rFonts w:ascii="Cambria Math" w:hAnsi="Cambria Math"/>
-            </w:rPr>
-            <m:t xml:space="preserve">  </m:t>
-          </m:r>
-          <m:r>
-            <w:rPr>
-              <w:rFonts w:ascii="Cambria Math" w:hAnsi="Cambria Math"/>
-            </w:rPr>
-            <m:t xml:space="preserve">   </m:t>
-          </m:r>
-          <m:r>
-            <w:rPr>
-              <w:rFonts w:ascii="Cambria Math" w:hAnsi="Cambria Math"/>
-            </w:rPr>
-            <m:t xml:space="preserve"> </m:t>
+            <m:t xml:space="preserve"> ;          </m:t>
           </m:r>
           <m:sSub>
             <m:sSubPr>
@@ -2741,13 +2598,7 @@
             <w:rPr>
               <w:rFonts w:ascii="Cambria Math" w:hAnsi="Cambria Math"/>
             </w:rPr>
-            <m:t>v''</m:t>
-          </m:r>
-          <m:r>
-            <w:rPr>
-              <w:rFonts w:ascii="Cambria Math" w:hAnsi="Cambria Math"/>
-            </w:rPr>
-            <m:t xml:space="preserve">≈v' (1+ </m:t>
+            <m:t xml:space="preserve">v''≈v' (1+ </m:t>
           </m:r>
           <m:sSub>
             <m:sSubPr>
@@ -2869,56 +2720,17 @@
           <w:rPr>
             <w:rFonts w:ascii="Cambria Math" w:hAnsi="Cambria Math"/>
           </w:rPr>
-          <m:t>P</m:t>
-        </m:r>
-        <m:r>
-          <w:rPr>
-            <w:rFonts w:ascii="Cambria Math" w:hAnsi="Cambria Math"/>
-          </w:rPr>
-          <m:t>dV</m:t>
-        </m:r>
-        <m:r>
-          <w:rPr>
-            <w:rFonts w:ascii="Cambria Math" w:hAnsi="Cambria Math"/>
-          </w:rPr>
-          <m:t>+</m:t>
-        </m:r>
-        <m:r>
-          <w:rPr>
-            <w:rFonts w:ascii="Cambria Math" w:hAnsi="Cambria Math"/>
-          </w:rPr>
-          <m:t>Vd</m:t>
-        </m:r>
-        <m:r>
-          <w:rPr>
-            <w:rFonts w:ascii="Cambria Math" w:hAnsi="Cambria Math"/>
-          </w:rPr>
-          <m:t>P</m:t>
-        </m:r>
-        <m:r>
-          <w:rPr>
-            <w:rFonts w:ascii="Cambria Math" w:hAnsi="Cambria Math"/>
-          </w:rPr>
-          <m:t>=0</m:t>
+          <m:t>PdV+VdP=0</m:t>
         </m:r>
       </m:oMath>
       <w:r>
-        <w:t xml:space="preserve"> і спрощення отримаємо рівняння (</w:t>
-      </w:r>
-      <w:r>
-        <w:t>6</w:t>
-      </w:r>
-      <w:r>
-        <w:t>)</w:t>
+        <w:t xml:space="preserve"> і спрощення отримаємо рівняння (6)</w:t>
       </w:r>
       <w:r>
         <w:t>,</w:t>
       </w:r>
       <w:r>
-        <w:t xml:space="preserve"> </w:t>
-      </w:r>
-      <w:r>
-        <w:t xml:space="preserve">яке подібне до (2)  і визначає, як має змінюватися навантаження, щоб дотриматися бажаної постійної швидкості поршня </w:t>
+        <w:t xml:space="preserve"> яке подібне до (2)  і визначає, як має змінюватися навантаження, щоб дотриматися бажаної постійної швидкості поршня </w:t>
       </w:r>
       <w:r>
         <w:rPr>
@@ -3178,14 +2990,7 @@
             <w:rFonts w:ascii="Cambria Math" w:hAnsi="Cambria Math"/>
             <w:lang w:val="en-US"/>
           </w:rPr>
-          <m:t>T=</m:t>
-        </m:r>
-        <m:r>
-          <w:rPr>
-            <w:rFonts w:ascii="Cambria Math" w:hAnsi="Cambria Math"/>
-            <w:lang w:val="en-US"/>
-          </w:rPr>
-          <m:t>-T</m:t>
+          <m:t>T=-T</m:t>
         </m:r>
         <m:f>
           <m:fPr>
@@ -3224,13 +3029,7 @@
         <w:t xml:space="preserve"> </w:t>
       </w:r>
       <w:r>
-        <w:t xml:space="preserve">. Щоб </w:t>
-      </w:r>
-      <w:r>
-        <w:t>процес був ізотермічним, там потрібн</w:t>
-      </w:r>
-      <w:r>
-        <w:t xml:space="preserve">о надати газу енергію, яка компенсує знижку температури на </w:t>
+        <w:t xml:space="preserve">. Щоб процес був ізотермічним, там потрібно надати газу енергію, яка компенсує знижку температури на </w:t>
       </w:r>
       <m:oMath>
         <m:r>
@@ -3317,21 +3116,7 @@
             <w:rFonts w:ascii="Cambria Math" w:hAnsi="Cambria Math"/>
             <w:lang w:val="en-US"/>
           </w:rPr>
-          <m:t>≈T(1</m:t>
-        </m:r>
-        <m:r>
-          <w:rPr>
-            <w:rFonts w:ascii="Cambria Math" w:hAnsi="Cambria Math"/>
-            <w:lang w:val="en-US"/>
-          </w:rPr>
-          <m:t>+</m:t>
-        </m:r>
-        <m:r>
-          <w:rPr>
-            <w:rFonts w:ascii="Cambria Math" w:hAnsi="Cambria Math"/>
-            <w:lang w:val="en-US"/>
-          </w:rPr>
-          <m:t xml:space="preserve"> </m:t>
+          <m:t xml:space="preserve">≈T(1+ </m:t>
         </m:r>
         <m:f>
           <m:fPr>
@@ -3349,14 +3134,7 @@
                 <w:rFonts w:ascii="Cambria Math" w:hAnsi="Cambria Math"/>
                 <w:lang w:val="en-US"/>
               </w:rPr>
-              <m:t>∆</m:t>
-            </m:r>
-            <m:r>
-              <w:rPr>
-                <w:rFonts w:ascii="Cambria Math" w:hAnsi="Cambria Math"/>
-                <w:lang w:val="en-US"/>
-              </w:rPr>
-              <m:t>V</m:t>
+              <m:t>∆V</m:t>
             </m:r>
           </m:num>
           <m:den>
@@ -3382,35 +3160,7 @@
             <w:rFonts w:ascii="Cambria Math" w:hAnsi="Cambria Math"/>
             <w:lang w:val="en-US"/>
           </w:rPr>
-          <m:t>=T(1</m:t>
-        </m:r>
-        <m:r>
-          <w:rPr>
-            <w:rFonts w:ascii="Cambria Math" w:hAnsi="Cambria Math"/>
-            <w:lang w:val="en-US"/>
-          </w:rPr>
-          <m:t>+</m:t>
-        </m:r>
-        <m:r>
-          <w:rPr>
-            <w:rFonts w:ascii="Cambria Math" w:hAnsi="Cambria Math"/>
-            <w:lang w:val="en-US"/>
-          </w:rPr>
-          <m:t xml:space="preserve"> </m:t>
-        </m:r>
-        <m:r>
-          <w:rPr>
-            <w:rFonts w:ascii="Cambria Math" w:hAnsi="Cambria Math"/>
-            <w:lang w:val="en-US"/>
-          </w:rPr>
-          <m:t>ε</m:t>
-        </m:r>
-        <m:r>
-          <w:rPr>
-            <w:rFonts w:ascii="Cambria Math" w:hAnsi="Cambria Math"/>
-            <w:lang w:val="en-US"/>
-          </w:rPr>
-          <m:t>)</m:t>
+          <m:t>=T(1+ ε)</m:t>
         </m:r>
       </m:oMath>
       <w:r>
@@ -3643,95 +3393,201 @@
     <w:p>
       <w:pPr>
         <w:ind w:firstLine="0"/>
+        <w:rPr>
+          <w:i/>
+        </w:rPr>
       </w:pPr>
+      <w:r>
+        <w:tab/>
+      </w:r>
+      <w:r>
+        <w:t>Ознакою ізотермічного процесу є незмінність температури газу на протязі всього часу. Втім наближений характер рівнянь и стохастична природа моделі цього не гара</w:t>
+      </w:r>
+      <w:r>
+        <w:t xml:space="preserve">нтують. </w:t>
+      </w:r>
+      <w:r>
+        <w:t>Якщо початкова температура T0, а поточна температура газу T, то  відновити початкову температуру можна так</w:t>
+      </w:r>
+      <w:r>
+        <w:rPr>
+          <w:lang w:val="en-US"/>
+        </w:rPr>
+        <w:t xml:space="preserve"> </w:t>
+      </w:r>
+      <m:oMath>
+        <m:sSub>
+          <m:sSubPr>
+            <m:ctrlPr>
+              <w:rPr>
+                <w:rFonts w:ascii="Cambria Math" w:hAnsi="Cambria Math"/>
+                <w:i/>
+              </w:rPr>
+            </m:ctrlPr>
+          </m:sSubPr>
+          <m:e>
+            <m:r>
+              <w:rPr>
+                <w:rFonts w:ascii="Cambria Math" w:hAnsi="Cambria Math"/>
+              </w:rPr>
+              <m:t>T</m:t>
+            </m:r>
+          </m:e>
+          <m:sub>
+            <m:r>
+              <w:rPr>
+                <w:rFonts w:ascii="Cambria Math" w:hAnsi="Cambria Math"/>
+              </w:rPr>
+              <m:t>0</m:t>
+            </m:r>
+          </m:sub>
+        </m:sSub>
+        <m:r>
+          <w:rPr>
+            <w:rFonts w:ascii="Cambria Math" w:hAnsi="Cambria Math"/>
+          </w:rPr>
+          <m:t>=T</m:t>
+        </m:r>
+        <m:d>
+          <m:dPr>
+            <m:ctrlPr>
+              <w:rPr>
+                <w:rFonts w:ascii="Cambria Math" w:hAnsi="Cambria Math"/>
+                <w:i/>
+              </w:rPr>
+            </m:ctrlPr>
+          </m:dPr>
+          <m:e>
+            <m:r>
+              <w:rPr>
+                <w:rFonts w:ascii="Cambria Math" w:hAnsi="Cambria Math"/>
+              </w:rPr>
+              <m:t xml:space="preserve">1+ </m:t>
+            </m:r>
+            <m:f>
+              <m:fPr>
+                <m:ctrlPr>
+                  <w:rPr>
+                    <w:rFonts w:ascii="Cambria Math" w:hAnsi="Cambria Math"/>
+                    <w:i/>
+                  </w:rPr>
+                </m:ctrlPr>
+              </m:fPr>
+              <m:num>
+                <m:r>
+                  <w:rPr>
+                    <w:rFonts w:ascii="Cambria Math" w:hAnsi="Cambria Math"/>
+                  </w:rPr>
+                  <m:t>To-T</m:t>
+                </m:r>
+              </m:num>
+              <m:den>
+                <m:r>
+                  <w:rPr>
+                    <w:rFonts w:ascii="Cambria Math" w:hAnsi="Cambria Math"/>
+                  </w:rPr>
+                  <m:t>T</m:t>
+                </m:r>
+              </m:den>
+            </m:f>
+          </m:e>
+        </m:d>
+      </m:oMath>
+      <w:r>
+        <w:rPr>
+          <w:lang w:val="en-US"/>
+        </w:rPr>
+        <w:t xml:space="preserve">. </w:t>
+      </w:r>
+      <w:r>
+        <w:t>З урахуванням того, що температура пропорційна квадрату середньоквадратичної швидкості часток</w:t>
+      </w:r>
+      <w:r>
+        <w:t>,</w:t>
+      </w:r>
+      <w:r>
+        <w:t xml:space="preserve"> поправка до швидкості часток задається </w:t>
+      </w:r>
+      <w:r>
+        <w:t>рівнянням</w:t>
+      </w:r>
+      <w:r>
+        <w:t xml:space="preserve"> (8)</w:t>
+      </w:r>
     </w:p>
     <w:p>
       <w:pPr>
         <w:ind w:firstLine="0"/>
-      </w:pPr>
-    </w:p>
-    <w:p>
-      <w:pPr>
-        <w:ind w:firstLine="0"/>
-        <w:rPr>
-          <w:highlight w:val="yellow"/>
-        </w:rPr>
-      </w:pPr>
-      <w:r>
-        <w:tab/>
-      </w:r>
-      <w:r>
-        <w:rPr>
-          <w:highlight w:val="yellow"/>
-        </w:rPr>
-        <w:t>Ознакою ізотермічного процесу є незмінність температури газу на протязі всього часу. Втім наближений характер рівнянь и стохастична природа моделі цього не гара</w:t>
-      </w:r>
-      <w:r>
-        <w:rPr>
-          <w:highlight w:val="yellow"/>
-        </w:rPr>
-        <w:t xml:space="preserve">нтують. </w:t>
-      </w:r>
-      <w:r>
-        <w:rPr>
-          <w:highlight w:val="yellow"/>
-        </w:rPr>
-        <w:t>Якщо початкова температура T0, а поточна температура газу T, то  відновити початкову температуру можна так</w:t>
-      </w:r>
-    </w:p>
-    <w:p>
-      <w:pPr>
-        <w:ind w:firstLine="0"/>
         <w:rPr>
           <w:i/>
-          <w:highlight w:val="yellow"/>
         </w:rPr>
       </w:pPr>
       <m:oMathPara>
         <m:oMath>
-          <m:sSub>
-            <m:sSubPr>
+          <m:sSup>
+            <m:sSupPr>
               <m:ctrlPr>
                 <w:rPr>
                   <w:rFonts w:ascii="Cambria Math" w:hAnsi="Cambria Math"/>
                   <w:i/>
-                  <w:highlight w:val="yellow"/>
                 </w:rPr>
               </m:ctrlPr>
-            </m:sSubPr>
+            </m:sSupPr>
             <m:e>
               <m:r>
                 <w:rPr>
                   <w:rFonts w:ascii="Cambria Math" w:hAnsi="Cambria Math"/>
-                  <w:highlight w:val="yellow"/>
-                </w:rPr>
-                <m:t>T</m:t>
+                </w:rPr>
+                <m:t>v</m:t>
               </m:r>
             </m:e>
-            <m:sub>
-              <m:r>
-                <w:rPr>
-                  <w:rFonts w:ascii="Cambria Math" w:hAnsi="Cambria Math"/>
-                  <w:highlight w:val="yellow"/>
-                </w:rPr>
-                <m:t>0</m:t>
-              </m:r>
-            </m:sub>
-          </m:sSub>
+            <m:sup>
+              <m:r>
+                <w:rPr>
+                  <w:rFonts w:ascii="Cambria Math" w:hAnsi="Cambria Math"/>
+                </w:rPr>
+                <m:t>''</m:t>
+              </m:r>
+            </m:sup>
+          </m:sSup>
           <m:r>
             <w:rPr>
               <w:rFonts w:ascii="Cambria Math" w:hAnsi="Cambria Math"/>
-              <w:highlight w:val="yellow"/>
             </w:rPr>
-            <m:t>=T</m:t>
+            <m:t>=</m:t>
           </m:r>
+          <m:sSup>
+            <m:sSupPr>
+              <m:ctrlPr>
+                <w:rPr>
+                  <w:rFonts w:ascii="Cambria Math" w:hAnsi="Cambria Math"/>
+                  <w:i/>
+                </w:rPr>
+              </m:ctrlPr>
+            </m:sSupPr>
+            <m:e>
+              <m:r>
+                <w:rPr>
+                  <w:rFonts w:ascii="Cambria Math" w:hAnsi="Cambria Math"/>
+                </w:rPr>
+                <m:t>v</m:t>
+              </m:r>
+            </m:e>
+            <m:sup>
+              <m:r>
+                <w:rPr>
+                  <w:rFonts w:ascii="Cambria Math" w:hAnsi="Cambria Math"/>
+                </w:rPr>
+                <m:t>'</m:t>
+              </m:r>
+            </m:sup>
+          </m:sSup>
           <m:d>
             <m:dPr>
               <m:ctrlPr>
                 <w:rPr>
                   <w:rFonts w:ascii="Cambria Math" w:hAnsi="Cambria Math"/>
                   <w:i/>
-                  <w:highlight w:val="yellow"/>
                 </w:rPr>
               </m:ctrlPr>
             </m:dPr>
@@ -3739,7 +3595,6 @@
               <m:r>
                 <w:rPr>
                   <w:rFonts w:ascii="Cambria Math" w:hAnsi="Cambria Math"/>
-                  <w:highlight w:val="yellow"/>
                 </w:rPr>
                 <m:t xml:space="preserve">1+ </m:t>
               </m:r>
@@ -3749,7 +3604,6 @@
                     <w:rPr>
                       <w:rFonts w:ascii="Cambria Math" w:hAnsi="Cambria Math"/>
                       <w:i/>
-                      <w:highlight w:val="yellow"/>
                     </w:rPr>
                   </m:ctrlPr>
                 </m:fPr>
@@ -3757,7 +3611,6 @@
                   <m:r>
                     <w:rPr>
                       <w:rFonts w:ascii="Cambria Math" w:hAnsi="Cambria Math"/>
-                      <w:highlight w:val="yellow"/>
                     </w:rPr>
                     <m:t>To-T</m:t>
                   </m:r>
@@ -3766,198 +3619,6 @@
                   <m:r>
                     <w:rPr>
                       <w:rFonts w:ascii="Cambria Math" w:hAnsi="Cambria Math"/>
-                      <w:highlight w:val="yellow"/>
-                    </w:rPr>
-                    <m:t>T</m:t>
-                  </m:r>
-                </m:den>
-              </m:f>
-            </m:e>
-          </m:d>
-          <m:r>
-            <w:rPr>
-              <w:rFonts w:ascii="Cambria Math" w:hAnsi="Cambria Math"/>
-              <w:highlight w:val="yellow"/>
-            </w:rPr>
-            <m:t xml:space="preserve">                                 </m:t>
-          </m:r>
-        </m:oMath>
-      </m:oMathPara>
-    </w:p>
-    <w:p>
-      <w:pPr>
-        <w:rPr>
-          <w:highlight w:val="yellow"/>
-        </w:rPr>
-      </w:pPr>
-      <w:r>
-        <w:rPr>
-          <w:highlight w:val="yellow"/>
-        </w:rPr>
-        <w:t xml:space="preserve">Залежність температури від швидкості часток квадратична,   </w:t>
-      </w:r>
-      <m:oMath>
-        <m:r>
-          <w:rPr>
-            <w:rFonts w:ascii="Cambria Math" w:hAnsi="Cambria Math"/>
-            <w:highlight w:val="yellow"/>
-          </w:rPr>
-          <m:t>T∝</m:t>
-        </m:r>
-        <m:sSup>
-          <m:sSupPr>
-            <m:ctrlPr>
-              <w:rPr>
-                <w:rFonts w:ascii="Cambria Math" w:hAnsi="Cambria Math"/>
-                <w:i/>
-                <w:highlight w:val="yellow"/>
-              </w:rPr>
-            </m:ctrlPr>
-          </m:sSupPr>
-          <m:e>
-            <m:r>
-              <w:rPr>
-                <w:rFonts w:ascii="Cambria Math" w:hAnsi="Cambria Math"/>
-                <w:highlight w:val="yellow"/>
-              </w:rPr>
-              <m:t>v</m:t>
-            </m:r>
-          </m:e>
-          <m:sup>
-            <m:r>
-              <w:rPr>
-                <w:rFonts w:ascii="Cambria Math" w:hAnsi="Cambria Math"/>
-                <w:highlight w:val="yellow"/>
-              </w:rPr>
-              <m:t>2</m:t>
-            </m:r>
-          </m:sup>
-        </m:sSup>
-      </m:oMath>
-      <w:r>
-        <w:rPr>
-          <w:highlight w:val="yellow"/>
-        </w:rPr>
-        <w:t>, тому поправка до швидкості часток задається формулою (8)</w:t>
-      </w:r>
-    </w:p>
-    <w:p>
-      <w:pPr>
-        <w:ind w:firstLine="0"/>
-        <w:rPr>
-          <w:i/>
-          <w:highlight w:val="yellow"/>
-        </w:rPr>
-      </w:pPr>
-      <m:oMathPara>
-        <m:oMath>
-          <m:sSup>
-            <m:sSupPr>
-              <m:ctrlPr>
-                <w:rPr>
-                  <w:rFonts w:ascii="Cambria Math" w:hAnsi="Cambria Math"/>
-                  <w:i/>
-                  <w:highlight w:val="yellow"/>
-                </w:rPr>
-              </m:ctrlPr>
-            </m:sSupPr>
-            <m:e>
-              <m:r>
-                <w:rPr>
-                  <w:rFonts w:ascii="Cambria Math" w:hAnsi="Cambria Math"/>
-                  <w:highlight w:val="yellow"/>
-                </w:rPr>
-                <m:t>v</m:t>
-              </m:r>
-            </m:e>
-            <m:sup>
-              <m:r>
-                <w:rPr>
-                  <w:rFonts w:ascii="Cambria Math" w:hAnsi="Cambria Math"/>
-                  <w:highlight w:val="yellow"/>
-                </w:rPr>
-                <m:t>''</m:t>
-              </m:r>
-            </m:sup>
-          </m:sSup>
-          <m:r>
-            <w:rPr>
-              <w:rFonts w:ascii="Cambria Math" w:hAnsi="Cambria Math"/>
-              <w:highlight w:val="yellow"/>
-            </w:rPr>
-            <m:t>=</m:t>
-          </m:r>
-          <m:sSup>
-            <m:sSupPr>
-              <m:ctrlPr>
-                <w:rPr>
-                  <w:rFonts w:ascii="Cambria Math" w:hAnsi="Cambria Math"/>
-                  <w:i/>
-                  <w:highlight w:val="yellow"/>
-                </w:rPr>
-              </m:ctrlPr>
-            </m:sSupPr>
-            <m:e>
-              <m:r>
-                <w:rPr>
-                  <w:rFonts w:ascii="Cambria Math" w:hAnsi="Cambria Math"/>
-                  <w:highlight w:val="yellow"/>
-                </w:rPr>
-                <m:t>v</m:t>
-              </m:r>
-            </m:e>
-            <m:sup>
-              <m:r>
-                <w:rPr>
-                  <w:rFonts w:ascii="Cambria Math" w:hAnsi="Cambria Math"/>
-                  <w:highlight w:val="yellow"/>
-                </w:rPr>
-                <m:t>'</m:t>
-              </m:r>
-            </m:sup>
-          </m:sSup>
-          <m:d>
-            <m:dPr>
-              <m:ctrlPr>
-                <w:rPr>
-                  <w:rFonts w:ascii="Cambria Math" w:hAnsi="Cambria Math"/>
-                  <w:i/>
-                  <w:highlight w:val="yellow"/>
-                </w:rPr>
-              </m:ctrlPr>
-            </m:dPr>
-            <m:e>
-              <m:r>
-                <w:rPr>
-                  <w:rFonts w:ascii="Cambria Math" w:hAnsi="Cambria Math"/>
-                  <w:highlight w:val="yellow"/>
-                </w:rPr>
-                <m:t xml:space="preserve">1+ </m:t>
-              </m:r>
-              <m:f>
-                <m:fPr>
-                  <m:ctrlPr>
-                    <w:rPr>
-                      <w:rFonts w:ascii="Cambria Math" w:hAnsi="Cambria Math"/>
-                      <w:i/>
-                      <w:highlight w:val="yellow"/>
-                    </w:rPr>
-                  </m:ctrlPr>
-                </m:fPr>
-                <m:num>
-                  <m:r>
-                    <w:rPr>
-                      <w:rFonts w:ascii="Cambria Math" w:hAnsi="Cambria Math"/>
-                      <w:highlight w:val="yellow"/>
-                    </w:rPr>
-                    <m:t>To-T</m:t>
-                  </m:r>
-                </m:num>
-                <m:den>
-                  <m:r>
-                    <w:rPr>
-                      <w:rFonts w:ascii="Cambria Math" w:hAnsi="Cambria Math"/>
-                      <w:highlight w:val="yellow"/>
                     </w:rPr>
                     <m:t>2T</m:t>
                   </m:r>
@@ -3968,7 +3629,6 @@
           <m:r>
             <w:rPr>
               <w:rFonts w:ascii="Cambria Math" w:hAnsi="Cambria Math"/>
-              <w:highlight w:val="yellow"/>
             </w:rPr>
             <m:t xml:space="preserve">                                         (8)</m:t>
           </m:r>
@@ -3977,11 +3637,31 @@
     </w:p>
     <w:p>
       <w:r>
-        <w:rPr>
-          <w:highlight w:val="yellow"/>
-        </w:rPr>
-        <w:lastRenderedPageBreak/>
-        <w:t>Отже імітація ізотермічного процесу керується формулами  (6-8).</w:t>
+        <w:t xml:space="preserve">Отже </w:t>
+      </w:r>
+      <w:r>
+        <w:t xml:space="preserve">зміна навантаження в моделі </w:t>
+      </w:r>
+      <w:r>
+        <w:t xml:space="preserve">імітація ізотермічного процесу керується </w:t>
+      </w:r>
+      <w:r>
+        <w:t>рівнянням</w:t>
+      </w:r>
+      <w:r>
+        <w:t xml:space="preserve"> </w:t>
+      </w:r>
+      <w:r>
+        <w:t>(</w:t>
+      </w:r>
+      <w:r>
+        <w:t>6)</w:t>
+      </w:r>
+      <w:r>
+        <w:t>, а зміна швидкості часток – рівняннями (7) і (8)</w:t>
+      </w:r>
+      <w:r>
+        <w:t>.</w:t>
       </w:r>
     </w:p>
     <w:p>
@@ -4001,104 +3681,181 @@
     </w:p>
     <w:p>
       <w:r>
-        <w:t xml:space="preserve">Тиск </w:t>
-      </w:r>
-      <w:r>
-        <w:t xml:space="preserve">доводиться </w:t>
-      </w:r>
-      <w:r>
-        <w:t>до заданого значення за рахунок повільн</w:t>
-      </w:r>
-      <w:r>
-        <w:t>ої зміни</w:t>
-      </w:r>
-      <w:r>
-        <w:t xml:space="preserve"> навантаження</w:t>
-      </w:r>
-      <w:r>
-        <w:t xml:space="preserve"> одночасно з</w:t>
-      </w:r>
-      <w:r>
-        <w:t xml:space="preserve"> повільно</w:t>
-      </w:r>
-      <w:r>
-        <w:t>ю зміною температури.</w:t>
-      </w:r>
-      <w:r>
-        <w:t xml:space="preserve"> </w:t>
+        <w:lastRenderedPageBreak/>
+        <w:t>На відміну від усіх попередніх процесів ізохоричний процес не пов’язаний зі зміною об’єму, але і тут можна розр</w:t>
+      </w:r>
+      <w:r>
+        <w:t xml:space="preserve">ізняти фази </w:t>
+      </w:r>
+      <w:r>
+        <w:rPr>
+          <w:lang w:val="en-US"/>
+        </w:rPr>
+        <w:t>“</w:t>
+      </w:r>
+      <w:r>
+        <w:t>стискання</w:t>
+      </w:r>
+      <w:r>
+        <w:rPr>
+          <w:lang w:val="en-US"/>
+        </w:rPr>
+        <w:t>”</w:t>
+      </w:r>
+      <w:r>
+        <w:t xml:space="preserve"> і </w:t>
+      </w:r>
+      <w:r>
+        <w:rPr>
+          <w:lang w:val="en-US"/>
+        </w:rPr>
+        <w:t>“</w:t>
+      </w:r>
+      <w:r>
+        <w:t>роз</w:t>
+      </w:r>
+      <w:r>
+        <w:t>шир</w:t>
+      </w:r>
+      <w:r>
+        <w:t>ення</w:t>
+      </w:r>
+      <w:r>
+        <w:rPr>
+          <w:lang w:val="en-US"/>
+        </w:rPr>
+        <w:t>”</w:t>
+      </w:r>
+      <w:r>
+        <w:t>, зважаючи на п</w:t>
+      </w:r>
+      <w:r>
+        <w:t>оказник</w:t>
+      </w:r>
+      <w:r>
+        <w:t xml:space="preserve"> тиску. </w:t>
+      </w:r>
+      <w:r>
+        <w:t>Домовимось, що в</w:t>
+      </w:r>
+      <w:r>
+        <w:t xml:space="preserve"> фазі роз</w:t>
+      </w:r>
+      <w:r>
+        <w:t>шир</w:t>
+      </w:r>
+      <w:r>
+        <w:t xml:space="preserve">ення навантаження на поршень </w:t>
+      </w:r>
+      <w:r>
+        <w:t xml:space="preserve">і температура газу </w:t>
+      </w:r>
+      <w:r>
+        <w:t>м</w:t>
+      </w:r>
+      <w:r>
+        <w:t>ають</w:t>
+      </w:r>
+      <w:r>
+        <w:t xml:space="preserve"> повільно </w:t>
+      </w:r>
+      <w:r>
+        <w:t xml:space="preserve">і пропорційно </w:t>
+      </w:r>
+      <w:r>
+        <w:t>зменшуватис</w:t>
+      </w:r>
+      <w:r>
+        <w:t>я, а в фазі стискання – збільшуватися.</w:t>
       </w:r>
     </w:p>
     <w:p>
       <w:r>
         <w:t xml:space="preserve">Закон ізохори </w:t>
-      </w:r>
-      <w:r>
-        <w:rPr>
-          <w:i/>
-          <w:iCs/>
-        </w:rPr>
-        <w:t xml:space="preserve">P/T = </w:t>
-      </w:r>
-      <w:proofErr w:type="spellStart"/>
-      <w:r>
-        <w:rPr>
-          <w:i/>
-          <w:iCs/>
-        </w:rPr>
-        <w:t>const</w:t>
-      </w:r>
-      <w:proofErr w:type="spellEnd"/>
-      <w:r>
-        <w:t xml:space="preserve">. Після диференціювання отримуємо    </w:t>
       </w:r>
       <m:oMath>
         <m:r>
           <w:rPr>
             <w:rFonts w:ascii="Cambria Math" w:hAnsi="Cambria Math"/>
           </w:rPr>
-          <m:t xml:space="preserve">dPT-dTP=0 </m:t>
+          <m:t>P</m:t>
+        </m:r>
+        <m:sSup>
+          <m:sSupPr>
+            <m:ctrlPr>
+              <w:rPr>
+                <w:rFonts w:ascii="Cambria Math" w:hAnsi="Cambria Math"/>
+                <w:i/>
+                <w:lang w:val="en-US"/>
+              </w:rPr>
+            </m:ctrlPr>
+          </m:sSupPr>
+          <m:e>
+            <m:r>
+              <w:rPr>
+                <w:rFonts w:ascii="Cambria Math" w:hAnsi="Cambria Math"/>
+                <w:lang w:val="en-US"/>
+              </w:rPr>
+              <m:t>T</m:t>
+            </m:r>
+          </m:e>
+          <m:sup>
+            <m:r>
+              <w:rPr>
+                <w:rFonts w:ascii="Cambria Math" w:hAnsi="Cambria Math"/>
+                <w:lang w:val="en-US"/>
+              </w:rPr>
+              <m:t>-1</m:t>
+            </m:r>
+          </m:sup>
+        </m:sSup>
+        <m:r>
+          <w:rPr>
+            <w:rFonts w:ascii="Cambria Math" w:hAnsi="Cambria Math"/>
+            <w:lang w:val="en-US"/>
+          </w:rPr>
+          <m:t>=const</m:t>
         </m:r>
       </m:oMath>
       <w:r>
-        <w:t xml:space="preserve"> </w:t>
-      </w:r>
-      <w:r>
-        <w:t xml:space="preserve"> або в іншій формі </w:t>
+        <w:rPr>
+          <w:lang w:val="en-US"/>
+        </w:rPr>
+        <w:t xml:space="preserve">, </w:t>
+      </w:r>
+      <w:r>
+        <w:t>що нагадує ізобарични</w:t>
+      </w:r>
+      <w:r>
+        <w:t>й закон</w:t>
+      </w:r>
+      <w:r>
+        <w:t xml:space="preserve">. Після диференціювання отримуємо    </w:t>
       </w:r>
       <m:oMath>
         <m:r>
           <w:rPr>
             <w:rFonts w:ascii="Cambria Math" w:hAnsi="Cambria Math"/>
           </w:rPr>
-          <m:t>dP/P=dT/T</m:t>
+          <m:t>dPT-dTP=0</m:t>
         </m:r>
       </m:oMath>
       <w:r>
-        <w:t xml:space="preserve">. Якщо вважати </w:t>
-      </w:r>
-      <w:proofErr w:type="spellStart"/>
-      <w:r>
-        <w:t>dP</w:t>
-      </w:r>
-      <w:proofErr w:type="spellEnd"/>
-      <w:r>
-        <w:t xml:space="preserve"> і </w:t>
-      </w:r>
-      <w:proofErr w:type="spellStart"/>
-      <w:r>
-        <w:t>dT</w:t>
-      </w:r>
-      <w:proofErr w:type="spellEnd"/>
-      <w:r>
-        <w:t xml:space="preserve"> малими змінам відповідних параметрів, а самі зміни робити в формі </w:t>
-      </w:r>
-      <w:r>
-        <w:t>множення на число, наближене до 1, то остаточні формулі зміни навантаження і швидкості будуть такими.</w:t>
+        <w:t>, з чого витік</w:t>
+      </w:r>
+      <w:r>
+        <w:t>ають рівняння (9).</w:t>
+      </w:r>
+      <w:r>
+        <w:t xml:space="preserve"> </w:t>
       </w:r>
     </w:p>
     <w:p>
       <w:pPr>
-        <w:jc w:val="center"/>
+        <w:rPr>
+          <w:i/>
+          <w:lang w:val="en-US"/>
+        </w:rPr>
       </w:pPr>
       <m:oMathPara>
         <m:oMath>
@@ -4116,7 +3873,7 @@
                 <w:rPr>
                   <w:rFonts w:ascii="Cambria Math" w:hAnsi="Cambria Math"/>
                 </w:rPr>
-                <m:t>M</m:t>
+                <m:t>T</m:t>
               </m:r>
             </m:e>
             <m:sup>
@@ -4132,7 +3889,7 @@
             <w:rPr>
               <w:rFonts w:ascii="Cambria Math" w:hAnsi="Cambria Math"/>
             </w:rPr>
-            <m:t xml:space="preserve">=M </m:t>
+            <m:t xml:space="preserve">≈T </m:t>
           </m:r>
           <m:d>
             <m:dPr>
@@ -4151,9 +3908,94 @@
                 <m:t>1+</m:t>
               </m:r>
               <m:r>
-                <m:rPr>
-                  <m:sty m:val="p"/>
-                </m:rPr>
+                <w:rPr>
+                  <w:rFonts w:ascii="Cambria Math" w:hAnsi="Cambria Math"/>
+                </w:rPr>
+                <m:t>ε</m:t>
+              </m:r>
+            </m:e>
+          </m:d>
+          <m:r>
+            <w:rPr>
+              <w:rFonts w:ascii="Cambria Math" w:hAnsi="Cambria Math"/>
+              <w:lang w:val="en-US"/>
+            </w:rPr>
+            <m:t xml:space="preserve">;  </m:t>
+          </m:r>
+          <m:sSup>
+            <m:sSupPr>
+              <m:ctrlPr>
+                <w:rPr>
+                  <w:rFonts w:ascii="Cambria Math" w:hAnsi="Cambria Math"/>
+                  <w:i/>
+                </w:rPr>
+              </m:ctrlPr>
+            </m:sSupPr>
+            <m:e>
+              <m:r>
+                <w:rPr>
+                  <w:rFonts w:ascii="Cambria Math" w:hAnsi="Cambria Math"/>
+                </w:rPr>
+                <m:t xml:space="preserve"> </m:t>
+              </m:r>
+              <m:r>
+                <w:rPr>
+                  <w:rFonts w:ascii="Cambria Math" w:hAnsi="Cambria Math"/>
+                  <w:lang w:val="en-US"/>
+                </w:rPr>
+                <m:t xml:space="preserve">   </m:t>
+              </m:r>
+              <m:r>
+                <w:rPr>
+                  <w:rFonts w:ascii="Cambria Math" w:hAnsi="Cambria Math"/>
+                </w:rPr>
+                <m:t>P</m:t>
+              </m:r>
+            </m:e>
+            <m:sup>
+              <m:r>
+                <w:rPr>
+                  <w:rFonts w:ascii="Cambria Math" w:hAnsi="Cambria Math"/>
+                </w:rPr>
+                <m:t>'</m:t>
+              </m:r>
+            </m:sup>
+          </m:sSup>
+          <m:r>
+            <w:rPr>
+              <w:rFonts w:ascii="Cambria Math" w:hAnsi="Cambria Math"/>
+            </w:rPr>
+            <m:t>≈</m:t>
+          </m:r>
+          <m:r>
+            <w:rPr>
+              <w:rFonts w:ascii="Cambria Math" w:hAnsi="Cambria Math"/>
+            </w:rPr>
+            <m:t>P</m:t>
+          </m:r>
+          <m:d>
+            <m:dPr>
+              <m:ctrlPr>
+                <w:rPr>
+                  <w:rFonts w:ascii="Cambria Math" w:hAnsi="Cambria Math"/>
+                  <w:i/>
+                </w:rPr>
+              </m:ctrlPr>
+            </m:dPr>
+            <m:e>
+              <m:r>
+                <w:rPr>
+                  <w:rFonts w:ascii="Cambria Math" w:hAnsi="Cambria Math"/>
+                </w:rPr>
+                <m:t>1</m:t>
+              </m:r>
+              <m:r>
+                <w:rPr>
+                  <w:rFonts w:ascii="Cambria Math" w:hAnsi="Cambria Math"/>
+                </w:rPr>
+                <m:t>+</m:t>
+              </m:r>
+              <m:r>
                 <w:rPr>
                   <w:rFonts w:ascii="Cambria Math" w:hAnsi="Cambria Math"/>
                 </w:rPr>
@@ -4165,8 +4007,184 @@
             <w:rPr>
               <w:rFonts w:ascii="Cambria Math" w:hAnsi="Cambria Math"/>
             </w:rPr>
-            <m:t xml:space="preserve">  ;         </m:t>
+            <m:t xml:space="preserve"> </m:t>
           </m:r>
+          <m:r>
+            <w:rPr>
+              <w:rFonts w:ascii="Cambria Math" w:hAnsi="Cambria Math"/>
+              <w:lang w:val="en-US"/>
+            </w:rPr>
+            <m:t>;    ε=</m:t>
+          </m:r>
+          <m:f>
+            <m:fPr>
+              <m:ctrlPr>
+                <w:rPr>
+                  <w:rFonts w:ascii="Cambria Math" w:hAnsi="Cambria Math"/>
+                  <w:i/>
+                  <w:lang w:val="en-US"/>
+                </w:rPr>
+              </m:ctrlPr>
+            </m:fPr>
+            <m:num>
+              <m:r>
+                <w:rPr>
+                  <w:rFonts w:ascii="Cambria Math" w:hAnsi="Cambria Math"/>
+                  <w:lang w:val="en-US"/>
+                </w:rPr>
+                <m:t>ΔP</m:t>
+              </m:r>
+            </m:num>
+            <m:den>
+              <m:r>
+                <w:rPr>
+                  <w:rFonts w:ascii="Cambria Math" w:hAnsi="Cambria Math"/>
+                  <w:lang w:val="en-US"/>
+                </w:rPr>
+                <m:t>P</m:t>
+              </m:r>
+            </m:den>
+          </m:f>
+          <m:r>
+            <w:rPr>
+              <w:rFonts w:ascii="Cambria Math" w:hAnsi="Cambria Math"/>
+              <w:lang w:val="en-US"/>
+            </w:rPr>
+            <m:t xml:space="preserve">                        (9)</m:t>
+          </m:r>
+        </m:oMath>
+      </m:oMathPara>
+    </w:p>
+    <w:p>
+      <w:pPr>
+        <w:rPr>
+          <w:iCs/>
+        </w:rPr>
+      </w:pPr>
+      <w:r>
+        <w:rPr>
+          <w:iCs/>
+        </w:rPr>
+        <w:t xml:space="preserve">Тобто </w:t>
+      </w:r>
+      <w:r>
+        <w:rPr>
+          <w:iCs/>
+        </w:rPr>
+        <w:t>на кожному кроці дискретного часу температура і</w:t>
+      </w:r>
+      <w:r>
+        <w:rPr>
+          <w:iCs/>
+          <w:lang w:val="en-US"/>
+        </w:rPr>
+        <w:t xml:space="preserve"> </w:t>
+      </w:r>
+      <w:r>
+        <w:rPr>
+          <w:iCs/>
+        </w:rPr>
+        <w:t>тиск змінюються в однаковому темпі.</w:t>
+      </w:r>
+    </w:p>
+    <w:p>
+      <w:pPr>
+        <w:rPr>
+          <w:i/>
+        </w:rPr>
+      </w:pPr>
+      <w:r>
+        <w:rPr>
+          <w:iCs/>
+        </w:rPr>
+        <w:t xml:space="preserve">Нагадаємо, що в моделі мі можемо впливати на температуру через швидкість часток, а на зовнішній тиск через навантаження поршня. Залежність між тиском і навантаженням пряма </w:t>
+      </w:r>
+      <m:oMath>
+        <m:r>
+          <w:rPr>
+            <w:rFonts w:ascii="Cambria Math" w:hAnsi="Cambria Math"/>
+          </w:rPr>
+          <m:t>P</m:t>
+        </m:r>
+        <m:r>
+          <w:rPr>
+            <w:rFonts w:ascii="Cambria Math" w:hAnsi="Cambria Math"/>
+            <w:lang w:val="en-US"/>
+          </w:rPr>
+          <m:t>∝M</m:t>
+        </m:r>
+      </m:oMath>
+      <w:r>
+        <w:rPr>
+          <w:iCs/>
+          <w:lang w:val="en-US"/>
+        </w:rPr>
+        <w:t xml:space="preserve">, </w:t>
+      </w:r>
+      <w:r>
+        <w:rPr>
+          <w:iCs/>
+        </w:rPr>
+        <w:t xml:space="preserve">а між температурою и швидкістю квадратична </w:t>
+      </w:r>
+      <m:oMath>
+        <m:r>
+          <w:rPr>
+            <w:rFonts w:ascii="Cambria Math" w:hAnsi="Cambria Math"/>
+          </w:rPr>
+          <m:t>T</m:t>
+        </m:r>
+        <m:r>
+          <w:rPr>
+            <w:rFonts w:ascii="Cambria Math" w:hAnsi="Cambria Math"/>
+            <w:lang w:val="en-US"/>
+          </w:rPr>
+          <m:t xml:space="preserve"> ∝ </m:t>
+        </m:r>
+        <m:sSup>
+          <m:sSupPr>
+            <m:ctrlPr>
+              <w:rPr>
+                <w:rFonts w:ascii="Cambria Math" w:hAnsi="Cambria Math"/>
+                <w:i/>
+                <w:iCs/>
+                <w:lang w:val="en-US"/>
+              </w:rPr>
+            </m:ctrlPr>
+          </m:sSupPr>
+          <m:e>
+            <m:r>
+              <w:rPr>
+                <w:rFonts w:ascii="Cambria Math" w:hAnsi="Cambria Math"/>
+                <w:lang w:val="en-US"/>
+              </w:rPr>
+              <m:t>v</m:t>
+            </m:r>
+          </m:e>
+          <m:sup>
+            <m:r>
+              <w:rPr>
+                <w:rFonts w:ascii="Cambria Math" w:hAnsi="Cambria Math"/>
+                <w:lang w:val="en-US"/>
+              </w:rPr>
+              <m:t>2</m:t>
+            </m:r>
+          </m:sup>
+        </m:sSup>
+      </m:oMath>
+      <w:r>
+        <w:rPr>
+          <w:iCs/>
+        </w:rPr>
+        <w:t>. Рівняння (9) перетворюються на (10)</w:t>
+      </w:r>
+    </w:p>
+    <w:p>
+      <w:pPr>
+        <w:jc w:val="center"/>
+      </w:pPr>
+      <m:oMathPara>
+        <m:oMath>
           <m:sSup>
             <m:sSupPr>
               <m:ctrlPr>
@@ -4255,28 +4273,163 @@
             <w:rPr>
               <w:rFonts w:ascii="Cambria Math" w:hAnsi="Cambria Math"/>
             </w:rPr>
-            <m:t xml:space="preserve">                      (9)</m:t>
+            <m:t xml:space="preserve"> </m:t>
+          </m:r>
+          <m:r>
+            <w:rPr>
+              <w:rFonts w:ascii="Cambria Math" w:hAnsi="Cambria Math"/>
+              <w:lang w:val="en-US"/>
+            </w:rPr>
+            <m:t>;</m:t>
+          </m:r>
+          <m:r>
+            <w:rPr>
+              <w:rFonts w:ascii="Cambria Math" w:hAnsi="Cambria Math"/>
+            </w:rPr>
+            <m:t xml:space="preserve">      </m:t>
+          </m:r>
+          <m:sSup>
+            <m:sSupPr>
+              <m:ctrlPr>
+                <w:rPr>
+                  <w:rFonts w:ascii="Cambria Math" w:hAnsi="Cambria Math"/>
+                  <w:i/>
+                </w:rPr>
+              </m:ctrlPr>
+            </m:sSupPr>
+            <m:e>
+              <m:r>
+                <w:rPr>
+                  <w:rFonts w:ascii="Cambria Math" w:hAnsi="Cambria Math"/>
+                </w:rPr>
+                <m:t>M</m:t>
+              </m:r>
+            </m:e>
+            <m:sup>
+              <m:r>
+                <w:rPr>
+                  <w:rFonts w:ascii="Cambria Math" w:hAnsi="Cambria Math"/>
+                </w:rPr>
+                <m:t>'</m:t>
+              </m:r>
+            </m:sup>
+          </m:sSup>
+          <m:r>
+            <w:rPr>
+              <w:rFonts w:ascii="Cambria Math" w:hAnsi="Cambria Math"/>
+            </w:rPr>
+            <m:t xml:space="preserve">=M </m:t>
+          </m:r>
+          <m:d>
+            <m:dPr>
+              <m:ctrlPr>
+                <w:rPr>
+                  <w:rFonts w:ascii="Cambria Math" w:hAnsi="Cambria Math"/>
+                  <w:i/>
+                </w:rPr>
+              </m:ctrlPr>
+            </m:dPr>
+            <m:e>
+              <m:r>
+                <w:rPr>
+                  <w:rFonts w:ascii="Cambria Math" w:hAnsi="Cambria Math"/>
+                </w:rPr>
+                <m:t>1</m:t>
+              </m:r>
+              <m:r>
+                <w:rPr>
+                  <w:rFonts w:ascii="Cambria Math" w:hAnsi="Cambria Math"/>
+                </w:rPr>
+                <m:t>+</m:t>
+              </m:r>
+              <m:r>
+                <m:rPr>
+                  <m:sty m:val="p"/>
+                </m:rPr>
+                <w:rPr>
+                  <w:rFonts w:ascii="Cambria Math" w:hAnsi="Cambria Math"/>
+                </w:rPr>
+                <m:t>ε</m:t>
+              </m:r>
+            </m:e>
+          </m:d>
+          <m:r>
+            <w:rPr>
+              <w:rFonts w:ascii="Cambria Math" w:hAnsi="Cambria Math"/>
+            </w:rPr>
+            <m:t xml:space="preserve">  ;         </m:t>
+          </m:r>
+          <m:r>
+            <w:rPr>
+              <w:rFonts w:ascii="Cambria Math" w:hAnsi="Cambria Math"/>
+            </w:rPr>
+            <m:t xml:space="preserve">                          </m:t>
+          </m:r>
+          <m:r>
+            <w:rPr>
+              <w:rFonts w:ascii="Cambria Math" w:hAnsi="Cambria Math"/>
+            </w:rPr>
+            <m:t xml:space="preserve"> (10)</m:t>
           </m:r>
         </m:oMath>
       </m:oMathPara>
     </w:p>
     <w:p>
       <w:r>
-        <w:t xml:space="preserve">Тут </w:t>
-      </w:r>
-      <m:oMath>
-        <m:r>
-          <m:rPr>
-            <m:sty m:val="p"/>
-          </m:rPr>
-          <w:rPr>
-            <w:rFonts w:ascii="Cambria Math" w:hAnsi="Cambria Math"/>
-          </w:rPr>
-          <m:t>ε</m:t>
-        </m:r>
-      </m:oMath>
-      <w:r>
-        <w:t xml:space="preserve"> довільне число, значно менше за одиницю. Можна пов’язати з ним тривалість процесу, наприклад, ми хочемо, щоб процес </w:t>
+        <w:t xml:space="preserve">Залишилося визначити </w:t>
+      </w:r>
+      <w:r>
+        <w:t xml:space="preserve">закон змінення </w:t>
+      </w:r>
+      <w:r>
+        <w:t>параметра</w:t>
+      </w:r>
+      <w:r>
+        <w:t xml:space="preserve"> </w:t>
+      </w:r>
+      <w:r>
+        <w:t>ε</w:t>
+      </w:r>
+      <w:r>
+        <w:t xml:space="preserve"> з часом.</w:t>
+      </w:r>
+      <w:r>
+        <w:t xml:space="preserve"> В </w:t>
+      </w:r>
+      <w:r>
+        <w:t xml:space="preserve">процесах, де рухався масивний поршень, ми намагалися зробити цей рух </w:t>
+      </w:r>
+      <w:proofErr w:type="spellStart"/>
+      <w:r>
+        <w:t>плавнішим</w:t>
+      </w:r>
+      <w:proofErr w:type="spellEnd"/>
+      <w:r>
+        <w:t xml:space="preserve">, </w:t>
+      </w:r>
+      <w:r>
+        <w:t xml:space="preserve">але </w:t>
+      </w:r>
+      <w:r>
+        <w:t>в даному випадку це не має сенсу.</w:t>
+      </w:r>
+    </w:p>
+    <w:p/>
+    <w:p>
+      <w:pPr>
+        <w:ind w:firstLine="708"/>
+      </w:pPr>
+      <w:r>
+        <w:t xml:space="preserve">Пов’яжемо ε з </w:t>
+      </w:r>
+      <w:r>
+        <w:t xml:space="preserve"> триваліст</w:t>
+      </w:r>
+      <w:r>
+        <w:t>ю</w:t>
+      </w:r>
+      <w:r>
+        <w:t xml:space="preserve"> процесу, наприклад, ми хочемо, щоб процес </w:t>
       </w:r>
       <w:r>
         <w:t xml:space="preserve">зміни навантаження від </w:t>
@@ -4585,14 +4738,38 @@
             <w:rPr>
               <w:rFonts w:ascii="Cambria Math" w:hAnsi="Cambria Math"/>
             </w:rPr>
-            <m:t xml:space="preserve">                                                           (10)</m:t>
+            <m:t xml:space="preserve">                                                           (1</m:t>
+          </m:r>
+          <m:r>
+            <w:rPr>
+              <w:rFonts w:ascii="Cambria Math" w:hAnsi="Cambria Math"/>
+            </w:rPr>
+            <m:t>1</m:t>
+          </m:r>
+          <m:r>
+            <w:rPr>
+              <w:rFonts w:ascii="Cambria Math" w:hAnsi="Cambria Math"/>
+            </w:rPr>
+            <m:t>)</m:t>
           </m:r>
         </m:oMath>
       </m:oMathPara>
     </w:p>
     <w:p>
       <w:r>
-        <w:t>Рівняння (9) і (10) визначають модель ізохоричного процесу.</w:t>
+        <w:t>Рівняння (</w:t>
+      </w:r>
+      <w:r>
+        <w:t>10</w:t>
+      </w:r>
+      <w:r>
+        <w:t>) і (1</w:t>
+      </w:r>
+      <w:r>
+        <w:t>1</w:t>
+      </w:r>
+      <w:r>
+        <w:t>) визначають модель ізохоричного процесу.</w:t>
       </w:r>
     </w:p>
     <w:p/>

--- a/docs/Термодинамічні цикли.docx
+++ b/docs/Термодинамічні цикли.docx
@@ -172,13 +172,11 @@
     </w:p>
     <w:p>
       <w:r>
-        <w:t xml:space="preserve">Нагадаємо, що в основі моделі лежить велика кількість малих часток, нерухливі і рухливі перешкоди з відрізків прямих ліній. Еволюція моделі відбувається в дискретному часі, на кожному такті часу робиться обчислення, яке встановлює наступній стан моделі з попереднього. Якщо позначити таке обчислення англійським словом </w:t>
-      </w:r>
-      <w:proofErr w:type="spellStart"/>
-      <w:r>
-        <w:t>step</w:t>
-      </w:r>
-      <w:proofErr w:type="spellEnd"/>
+        <w:t xml:space="preserve">Нагадаємо, що в основі моделі лежить велика кількість малих часток, нерухливі і рухливі перешкоди з відрізків прямих ліній. Еволюція моделі відбувається в дискретному часі, на кожному такті часу робиться обчислення, яке встановлює наступній стан моделі з попереднього. Якщо позначити таке обчислення словом </w:t>
+      </w:r>
+      <w:r>
+        <w:t>«крок»</w:t>
+      </w:r>
       <w:r>
         <w:t xml:space="preserve">, то алгоритм еволюції виглядає як нескінченний цикл.   </w:t>
       </w:r>
@@ -237,166 +235,147 @@
         </w:rPr>
         <w:t xml:space="preserve">    </w:t>
       </w:r>
-      <w:proofErr w:type="spellStart"/>
       <w:r>
         <w:rPr>
           <w:i/>
           <w:iCs/>
         </w:rPr>
-        <w:t>step</w:t>
-      </w:r>
-      <w:proofErr w:type="spellEnd"/>
-      <w:r>
+        <w:t>крок</w:t>
+      </w:r>
+    </w:p>
+    <w:p>
+      <w:pPr>
         <w:rPr>
           <w:i/>
           <w:iCs/>
         </w:rPr>
-        <w:t xml:space="preserve"> </w:t>
-      </w:r>
-    </w:p>
-    <w:p>
-      <w:pPr>
+      </w:pPr>
+      <w:r>
         <w:rPr>
           <w:i/>
           <w:iCs/>
         </w:rPr>
-      </w:pPr>
-      <w:r>
+        <w:t>}</w:t>
+      </w:r>
+    </w:p>
+    <w:p>
+      <w:r>
+        <w:t>Загальний принцип моделювання процесу полягає в тому, що формулюється умова, за якої процес продовжується і визначається алгоритм впливу на параметри моделі в один момент дискретного часу. Якщо позначити умову словом</w:t>
+      </w:r>
+      <w:r>
+        <w:t xml:space="preserve"> «умова»</w:t>
+      </w:r>
+      <w:r>
+        <w:t>, а вплив на параметри словом</w:t>
+      </w:r>
+      <w:r>
+        <w:t xml:space="preserve"> «дія»</w:t>
+      </w:r>
+      <w:r>
+        <w:t>, то алгоритм процесу виглядає так.</w:t>
+      </w:r>
+    </w:p>
+    <w:p>
+      <w:pPr>
         <w:rPr>
           <w:i/>
           <w:iCs/>
         </w:rPr>
-        <w:t>}</w:t>
-      </w:r>
-    </w:p>
-    <w:p>
-      <w:r>
-        <w:t xml:space="preserve">Загальний принцип моделювання процесу полягає в тому, що формулюється умова, за якої процес продовжується і визначається алгоритм впливу на параметри моделі в один момент дискретного часу. Якщо позначити умову словом </w:t>
-      </w:r>
+      </w:pPr>
       <w:proofErr w:type="spellStart"/>
       <w:r>
-        <w:t>condition</w:t>
-      </w:r>
-      <w:proofErr w:type="spellEnd"/>
-      <w:r>
-        <w:t xml:space="preserve">, а вплив на параметри словом </w:t>
-      </w:r>
-      <w:proofErr w:type="spellStart"/>
-      <w:r>
-        <w:t>action</w:t>
-      </w:r>
-      <w:proofErr w:type="spellEnd"/>
-      <w:r>
-        <w:t>, то алгоритм процесу виглядає так.</w:t>
-      </w:r>
-    </w:p>
-    <w:p>
-      <w:pPr>
         <w:rPr>
           <w:i/>
           <w:iCs/>
         </w:rPr>
-      </w:pPr>
-      <w:proofErr w:type="spellStart"/>
+        <w:t>while</w:t>
+      </w:r>
+      <w:proofErr w:type="spellEnd"/>
       <w:r>
         <w:rPr>
           <w:i/>
           <w:iCs/>
         </w:rPr>
-        <w:t>while</w:t>
-      </w:r>
-      <w:proofErr w:type="spellEnd"/>
+        <w:t xml:space="preserve"> (</w:t>
+      </w:r>
       <w:r>
         <w:rPr>
           <w:i/>
           <w:iCs/>
         </w:rPr>
-        <w:t xml:space="preserve"> (</w:t>
-      </w:r>
-      <w:proofErr w:type="spellStart"/>
+        <w:t>умова</w:t>
+      </w:r>
       <w:r>
         <w:rPr>
           <w:i/>
           <w:iCs/>
         </w:rPr>
-        <w:t>condition</w:t>
-      </w:r>
-      <w:proofErr w:type="spellEnd"/>
-      <w:r>
+        <w:t>) {</w:t>
+      </w:r>
+    </w:p>
+    <w:p>
+      <w:pPr>
         <w:rPr>
           <w:i/>
           <w:iCs/>
         </w:rPr>
-        <w:t>) {</w:t>
-      </w:r>
-    </w:p>
-    <w:p>
-      <w:pPr>
+      </w:pPr>
+      <w:r>
         <w:rPr>
           <w:i/>
           <w:iCs/>
         </w:rPr>
-      </w:pPr>
+        <w:t xml:space="preserve">    </w:t>
+      </w:r>
       <w:r>
         <w:rPr>
           <w:i/>
           <w:iCs/>
         </w:rPr>
-        <w:t xml:space="preserve">    </w:t>
-      </w:r>
-      <w:proofErr w:type="spellStart"/>
-      <w:r>
+        <w:t>дія</w:t>
+      </w:r>
+    </w:p>
+    <w:p>
+      <w:pPr>
         <w:rPr>
           <w:i/>
           <w:iCs/>
         </w:rPr>
-        <w:t>action</w:t>
-      </w:r>
-      <w:proofErr w:type="spellEnd"/>
-    </w:p>
-    <w:p>
-      <w:pPr>
+      </w:pPr>
+      <w:r>
         <w:rPr>
           <w:i/>
           <w:iCs/>
         </w:rPr>
-      </w:pPr>
+        <w:t xml:space="preserve">    </w:t>
+      </w:r>
       <w:r>
         <w:rPr>
           <w:i/>
           <w:iCs/>
         </w:rPr>
-        <w:t xml:space="preserve">    </w:t>
-      </w:r>
-      <w:proofErr w:type="spellStart"/>
+        <w:t>крок</w:t>
+      </w:r>
       <w:r>
         <w:rPr>
           <w:i/>
           <w:iCs/>
         </w:rPr>
-        <w:t>step</w:t>
-      </w:r>
-      <w:proofErr w:type="spellEnd"/>
-      <w:r>
+        <w:t xml:space="preserve"> </w:t>
+      </w:r>
+    </w:p>
+    <w:p>
+      <w:pPr>
         <w:rPr>
           <w:i/>
           <w:iCs/>
         </w:rPr>
-        <w:t xml:space="preserve"> </w:t>
-      </w:r>
-    </w:p>
-    <w:p>
-      <w:pPr>
+      </w:pPr>
+      <w:r>
         <w:rPr>
           <w:i/>
           <w:iCs/>
         </w:rPr>
-      </w:pPr>
-      <w:r>
-        <w:rPr>
-          <w:i/>
-          <w:iCs/>
-        </w:rPr>
         <w:t>}</w:t>
       </w:r>
     </w:p>
@@ -410,17 +389,20 @@
     </w:p>
     <w:p>
       <w:r>
+        <w:t xml:space="preserve">Для впливу </w:t>
+      </w:r>
+      <w:r>
+        <w:t xml:space="preserve">на процес </w:t>
+      </w:r>
+      <w:r>
+        <w:t>можна обирати будь-які параметри, незалежно від того, вважають їх змінними чи константами в певному процесі. Втім безпосередня зміна об’єму шляхом зсуву поршню</w:t>
+      </w:r>
+      <w:r>
+        <w:t xml:space="preserve"> </w:t>
+      </w:r>
+      <w:r>
         <w:lastRenderedPageBreak/>
-        <w:t xml:space="preserve">Для впливу </w:t>
-      </w:r>
-      <w:r>
-        <w:t xml:space="preserve">на процес </w:t>
-      </w:r>
-      <w:r>
-        <w:t>можна обирати будь-які параметри, незалежно від того, вважають їх змінними чи константами в певному процесі. Втім безпосередня зміна об’єму шляхом зсуву поршню</w:t>
-      </w:r>
-      <w:r>
-        <w:t xml:space="preserve"> в даній моделі провокує довготривалі перехідні процеси, тому зазвичай будемо користуватися температурою (через швидкість часток) и тиском (через навантаження на поршень).</w:t>
+        <w:t>в даній моделі провокує довготривалі перехідні процеси, тому зазвичай будемо користуватися температурою (через швидкість часток) и тиском (через навантаження на поршень).</w:t>
       </w:r>
     </w:p>
     <w:p>
@@ -562,7 +544,10 @@
     </w:p>
     <w:p>
       <w:r>
-        <w:t>Алгоритм змі</w:t>
+        <w:t>Процедура</w:t>
+      </w:r>
+      <w:r>
+        <w:t xml:space="preserve"> змі</w:t>
       </w:r>
       <w:r>
         <w:t>н</w:t>
@@ -573,11 +558,9 @@
       <w:r>
         <w:t>(</w:t>
       </w:r>
-      <w:proofErr w:type="spellStart"/>
-      <w:r>
-        <w:t>action</w:t>
-      </w:r>
-      <w:proofErr w:type="spellEnd"/>
+      <w:r>
+        <w:t>дія</w:t>
+      </w:r>
       <w:r>
         <w:t xml:space="preserve">) </w:t>
       </w:r>
@@ -1708,6 +1691,7 @@
         </w:rPr>
       </w:pPr>
       <w:r>
+        <w:lastRenderedPageBreak/>
         <w:t xml:space="preserve">Нагадаємо, що нагрівач </w:t>
       </w:r>
       <w:r>
@@ -3681,61 +3665,61 @@
     </w:p>
     <w:p>
       <w:r>
+        <w:t>На відміну від усіх попередніх процесів ізохоричний процес не пов’язаний зі зміною об’єму, але і тут можна розр</w:t>
+      </w:r>
+      <w:r>
+        <w:t xml:space="preserve">ізняти фази </w:t>
+      </w:r>
+      <w:r>
+        <w:rPr>
+          <w:lang w:val="en-US"/>
+        </w:rPr>
+        <w:t>“</w:t>
+      </w:r>
+      <w:r>
+        <w:t>стискання</w:t>
+      </w:r>
+      <w:r>
+        <w:rPr>
+          <w:lang w:val="en-US"/>
+        </w:rPr>
+        <w:t>”</w:t>
+      </w:r>
+      <w:r>
+        <w:t xml:space="preserve"> і </w:t>
+      </w:r>
+      <w:r>
+        <w:rPr>
+          <w:lang w:val="en-US"/>
+        </w:rPr>
+        <w:t>“</w:t>
+      </w:r>
+      <w:r>
+        <w:t>роз</w:t>
+      </w:r>
+      <w:r>
+        <w:t>шир</w:t>
+      </w:r>
+      <w:r>
+        <w:t>ення</w:t>
+      </w:r>
+      <w:r>
+        <w:rPr>
+          <w:lang w:val="en-US"/>
+        </w:rPr>
+        <w:t>”</w:t>
+      </w:r>
+      <w:r>
+        <w:t>, зважаючи на п</w:t>
+      </w:r>
+      <w:r>
+        <w:t>оказник</w:t>
+      </w:r>
+      <w:r>
+        <w:t xml:space="preserve"> тиску. </w:t>
+      </w:r>
+      <w:r>
         <w:lastRenderedPageBreak/>
-        <w:t>На відміну від усіх попередніх процесів ізохоричний процес не пов’язаний зі зміною об’єму, але і тут можна розр</w:t>
-      </w:r>
-      <w:r>
-        <w:t xml:space="preserve">ізняти фази </w:t>
-      </w:r>
-      <w:r>
-        <w:rPr>
-          <w:lang w:val="en-US"/>
-        </w:rPr>
-        <w:t>“</w:t>
-      </w:r>
-      <w:r>
-        <w:t>стискання</w:t>
-      </w:r>
-      <w:r>
-        <w:rPr>
-          <w:lang w:val="en-US"/>
-        </w:rPr>
-        <w:t>”</w:t>
-      </w:r>
-      <w:r>
-        <w:t xml:space="preserve"> і </w:t>
-      </w:r>
-      <w:r>
-        <w:rPr>
-          <w:lang w:val="en-US"/>
-        </w:rPr>
-        <w:t>“</w:t>
-      </w:r>
-      <w:r>
-        <w:t>роз</w:t>
-      </w:r>
-      <w:r>
-        <w:t>шир</w:t>
-      </w:r>
-      <w:r>
-        <w:t>ення</w:t>
-      </w:r>
-      <w:r>
-        <w:rPr>
-          <w:lang w:val="en-US"/>
-        </w:rPr>
-        <w:t>”</w:t>
-      </w:r>
-      <w:r>
-        <w:t>, зважаючи на п</w:t>
-      </w:r>
-      <w:r>
-        <w:t>оказник</w:t>
-      </w:r>
-      <w:r>
-        <w:t xml:space="preserve"> тиску. </w:t>
-      </w:r>
-      <w:r>
         <w:t>Домовимось, що в</w:t>
       </w:r>
       <w:r>
@@ -3905,13 +3889,7 @@
                 <w:rPr>
                   <w:rFonts w:ascii="Cambria Math" w:hAnsi="Cambria Math"/>
                 </w:rPr>
-                <m:t>1+</m:t>
-              </m:r>
-              <m:r>
-                <w:rPr>
-                  <w:rFonts w:ascii="Cambria Math" w:hAnsi="Cambria Math"/>
-                </w:rPr>
-                <m:t>ε</m:t>
+                <m:t>1+ε</m:t>
               </m:r>
             </m:e>
           </m:d>
@@ -3965,13 +3943,7 @@
             <w:rPr>
               <w:rFonts w:ascii="Cambria Math" w:hAnsi="Cambria Math"/>
             </w:rPr>
-            <m:t>≈</m:t>
-          </m:r>
-          <m:r>
-            <w:rPr>
-              <w:rFonts w:ascii="Cambria Math" w:hAnsi="Cambria Math"/>
-            </w:rPr>
-            <m:t>P</m:t>
+            <m:t>≈P</m:t>
           </m:r>
           <m:d>
             <m:dPr>
@@ -3987,19 +3959,7 @@
                 <w:rPr>
                   <w:rFonts w:ascii="Cambria Math" w:hAnsi="Cambria Math"/>
                 </w:rPr>
-                <m:t>1</m:t>
-              </m:r>
-              <m:r>
-                <w:rPr>
-                  <w:rFonts w:ascii="Cambria Math" w:hAnsi="Cambria Math"/>
-                </w:rPr>
-                <m:t>+</m:t>
-              </m:r>
-              <m:r>
-                <w:rPr>
-                  <w:rFonts w:ascii="Cambria Math" w:hAnsi="Cambria Math"/>
-                </w:rPr>
-                <m:t>ε</m:t>
+                <m:t>1+ε</m:t>
               </m:r>
             </m:e>
           </m:d>
@@ -4334,13 +4294,7 @@
                 <w:rPr>
                   <w:rFonts w:ascii="Cambria Math" w:hAnsi="Cambria Math"/>
                 </w:rPr>
-                <m:t>1</m:t>
-              </m:r>
-              <m:r>
-                <w:rPr>
-                  <w:rFonts w:ascii="Cambria Math" w:hAnsi="Cambria Math"/>
-                </w:rPr>
-                <m:t>+</m:t>
+                <m:t>1+</m:t>
               </m:r>
               <m:r>
                 <m:rPr>
@@ -4357,19 +4311,7 @@
             <w:rPr>
               <w:rFonts w:ascii="Cambria Math" w:hAnsi="Cambria Math"/>
             </w:rPr>
-            <m:t xml:space="preserve">  ;         </m:t>
-          </m:r>
-          <m:r>
-            <w:rPr>
-              <w:rFonts w:ascii="Cambria Math" w:hAnsi="Cambria Math"/>
-            </w:rPr>
-            <m:t xml:space="preserve">                          </m:t>
-          </m:r>
-          <m:r>
-            <w:rPr>
-              <w:rFonts w:ascii="Cambria Math" w:hAnsi="Cambria Math"/>
-            </w:rPr>
-            <m:t xml:space="preserve"> (10)</m:t>
+            <m:t xml:space="preserve">  ;                                    (10)</m:t>
           </m:r>
         </m:oMath>
       </m:oMathPara>
@@ -4738,19 +4680,7 @@
             <w:rPr>
               <w:rFonts w:ascii="Cambria Math" w:hAnsi="Cambria Math"/>
             </w:rPr>
-            <m:t xml:space="preserve">                                                           (1</m:t>
-          </m:r>
-          <m:r>
-            <w:rPr>
-              <w:rFonts w:ascii="Cambria Math" w:hAnsi="Cambria Math"/>
-            </w:rPr>
-            <m:t>1</m:t>
-          </m:r>
-          <m:r>
-            <w:rPr>
-              <w:rFonts w:ascii="Cambria Math" w:hAnsi="Cambria Math"/>
-            </w:rPr>
-            <m:t>)</m:t>
+            <m:t xml:space="preserve">                                                           (11)</m:t>
           </m:r>
         </m:oMath>
       </m:oMathPara>
@@ -4774,6 +4704,272 @@
     </w:p>
     <w:p/>
     <w:p/>
+    <w:p>
+      <w:pPr>
+        <w:ind w:firstLine="0"/>
+        <w:rPr>
+          <w:b/>
+          <w:bCs/>
+        </w:rPr>
+      </w:pPr>
+      <w:r>
+        <w:rPr>
+          <w:b/>
+          <w:bCs/>
+        </w:rPr>
+        <w:t>Бензиновий цикл Отто</w:t>
+      </w:r>
+    </w:p>
+    <w:p>
+      <w:pPr>
+        <w:ind w:firstLine="0"/>
+        <w:rPr>
+          <w:b/>
+          <w:bCs/>
+        </w:rPr>
+      </w:pPr>
+      <w:r>
+        <w:t>Складається з процесів впуску, стискання, запалювання, розширення і випуску</w:t>
+      </w:r>
+      <w:r>
+        <w:t>.</w:t>
+      </w:r>
+    </w:p>
+    <w:p>
+      <w:pPr>
+        <w:ind w:firstLine="0"/>
+        <w:rPr>
+          <w:b/>
+          <w:bCs/>
+        </w:rPr>
+      </w:pPr>
+      <w:r>
+        <w:rPr>
+          <w:b/>
+          <w:bCs/>
+        </w:rPr>
+        <w:t>Впуск</w:t>
+      </w:r>
+    </w:p>
+    <w:p>
+      <w:pPr>
+        <w:ind w:firstLine="0"/>
+      </w:pPr>
+      <w:r>
+        <w:t>Простір під поршнем поступово заповнюється газом із невеликою температурою. На поршні мінімальне постійне навантаження. Під тиском доданого газу поршень підіймається, об’єм, який займає газ, поступово збільшується.</w:t>
+      </w:r>
+    </w:p>
+    <w:p>
+      <w:pPr>
+        <w:ind w:firstLine="0"/>
+      </w:pPr>
+      <w:r>
+        <w:t xml:space="preserve">Процес закінчується, коли об’єм газу досягає заданої величини. </w:t>
+      </w:r>
+      <w:r>
+        <w:rPr>
+          <w:highlight w:val="yellow"/>
+        </w:rPr>
+        <w:t>Параметр процесу</w:t>
+      </w:r>
+      <w:r>
+        <w:t xml:space="preserve"> – порогове значення об’єму.</w:t>
+      </w:r>
+    </w:p>
+    <w:p>
+      <w:pPr>
+        <w:ind w:firstLine="0"/>
+        <w:rPr>
+          <w:b/>
+          <w:bCs/>
+        </w:rPr>
+      </w:pPr>
+      <w:r>
+        <w:rPr>
+          <w:b/>
+          <w:bCs/>
+        </w:rPr>
+        <w:t>Стискання</w:t>
+      </w:r>
+    </w:p>
+    <w:p>
+      <w:pPr>
+        <w:ind w:firstLine="0"/>
+      </w:pPr>
+      <w:r>
+        <w:t>Н</w:t>
+      </w:r>
+      <w:r>
+        <w:t xml:space="preserve">а поршні </w:t>
+      </w:r>
+      <w:r>
+        <w:t>невелике</w:t>
+      </w:r>
+      <w:r>
+        <w:t xml:space="preserve"> </w:t>
+      </w:r>
+      <w:r>
+        <w:t xml:space="preserve">постійне </w:t>
+      </w:r>
+      <w:r>
+        <w:t>навантаження</w:t>
+      </w:r>
+      <w:r>
+        <w:t xml:space="preserve">, в робочому просторі </w:t>
+      </w:r>
+      <w:r>
+        <w:t>відносно</w:t>
+      </w:r>
+      <w:r>
+        <w:t xml:space="preserve"> холодний газ</w:t>
+      </w:r>
+      <w:r>
+        <w:t>.</w:t>
+      </w:r>
+      <w:r>
+        <w:t xml:space="preserve"> Під дією вантажу газ стискається, об’єм під поршнем зменшується. </w:t>
+      </w:r>
+      <w:r>
+        <w:t>Процес закінчується, коли об’єм газу досягає заданої величини. Параметр</w:t>
+      </w:r>
+      <w:r>
+        <w:t>и</w:t>
+      </w:r>
+      <w:r>
+        <w:t xml:space="preserve"> процесу – </w:t>
+      </w:r>
+      <w:r>
+        <w:t xml:space="preserve">маса вантажу і </w:t>
+      </w:r>
+      <w:r>
+        <w:t>порогове значення об’єму.</w:t>
+      </w:r>
+    </w:p>
+    <w:p>
+      <w:pPr>
+        <w:ind w:firstLine="0"/>
+      </w:pPr>
+      <w:r>
+        <w:rPr>
+          <w:highlight w:val="yellow"/>
+        </w:rPr>
+        <w:t>Процес нагадує адіабатичний</w:t>
+      </w:r>
+      <w:r>
+        <w:t>, але тут не важлива врівноваженість системи, так при завершенні процесу вантаж може мати помітний імпульс.</w:t>
+      </w:r>
+    </w:p>
+    <w:p>
+      <w:pPr>
+        <w:ind w:firstLine="0"/>
+        <w:rPr>
+          <w:b/>
+          <w:bCs/>
+        </w:rPr>
+      </w:pPr>
+      <w:r>
+        <w:rPr>
+          <w:b/>
+          <w:bCs/>
+        </w:rPr>
+        <w:t>З</w:t>
+      </w:r>
+      <w:r>
+        <w:rPr>
+          <w:b/>
+          <w:bCs/>
+        </w:rPr>
+        <w:t>апалювання</w:t>
+      </w:r>
+    </w:p>
+    <w:p>
+      <w:pPr>
+        <w:ind w:firstLine="0"/>
+      </w:pPr>
+      <w:r>
+        <w:t xml:space="preserve">В реальному процесі запалювання може відбуватися багато чого, але з точки зору </w:t>
+      </w:r>
+      <w:r>
+        <w:t xml:space="preserve">термодинамічного моделювання </w:t>
+      </w:r>
+      <w:r>
+        <w:t xml:space="preserve"> важливо, що внутрішня енергія </w:t>
+      </w:r>
+      <w:r>
+        <w:t>робочого тіла</w:t>
+      </w:r>
+      <w:r>
+        <w:t xml:space="preserve"> </w:t>
+      </w:r>
+      <w:r>
+        <w:t>раптово</w:t>
+      </w:r>
+      <w:r>
+        <w:t xml:space="preserve"> зростає. </w:t>
+      </w:r>
+      <w:r>
+        <w:t>Процес починається з вмикання нагрівача з великим коефіцієнтом нагрівання, і завершується у декілька крокі по досягненні газом заданої температури</w:t>
+      </w:r>
+      <w:r>
+        <w:t xml:space="preserve">. </w:t>
+      </w:r>
+      <w:r>
+        <w:t>Параметри процесу –</w:t>
+      </w:r>
+      <w:r>
+        <w:t xml:space="preserve"> </w:t>
+      </w:r>
+      <w:proofErr w:type="spellStart"/>
+      <w:r>
+        <w:t>рейт</w:t>
+      </w:r>
+      <w:proofErr w:type="spellEnd"/>
+      <w:r>
+        <w:t xml:space="preserve"> нагрівача і цільове значення температури.</w:t>
+      </w:r>
+    </w:p>
+    <w:p>
+      <w:pPr>
+        <w:ind w:firstLine="0"/>
+        <w:rPr>
+          <w:b/>
+          <w:bCs/>
+        </w:rPr>
+      </w:pPr>
+      <w:r>
+        <w:rPr>
+          <w:b/>
+          <w:bCs/>
+        </w:rPr>
+        <w:t>Розширення</w:t>
+      </w:r>
+    </w:p>
+    <w:p>
+      <w:pPr>
+        <w:ind w:firstLine="0"/>
+      </w:pPr>
+      <w:r>
+        <w:t>Нагрітий газ розширюється і штовхає поршень з великим вантажем</w:t>
+      </w:r>
+    </w:p>
+    <w:p>
+      <w:pPr>
+        <w:ind w:firstLine="0"/>
+      </w:pPr>
+    </w:p>
+    <w:p>
+      <w:pPr>
+        <w:ind w:firstLine="0"/>
+      </w:pPr>
+    </w:p>
+    <w:p>
+      <w:pPr>
+        <w:ind w:firstLine="0"/>
+        <w:rPr>
+          <w:lang w:val="en-US"/>
+        </w:rPr>
+      </w:pPr>
+    </w:p>
     <w:sectPr>
       <w:pgSz w:w="11906" w:h="16838"/>
       <w:pgMar w:top="850" w:right="850" w:bottom="850" w:left="1417" w:header="720" w:footer="720" w:gutter="0"/>

--- a/docs/Термодинамічні цикли.docx
+++ b/docs/Термодинамічні цикли.docx
@@ -151,7 +151,16 @@
     </w:p>
     <w:p>
       <w:r>
-        <w:t>Модельний простір двовимірний, це вносить корективи в деякі формули, наприклад залежності тиску від швидкості часток.</w:t>
+        <w:t>Модельний простір двовимірний, це</w:t>
+      </w:r>
+      <w:r>
+        <w:rPr>
+          <w:lang w:val="en-US"/>
+        </w:rPr>
+        <w:t xml:space="preserve"> </w:t>
+      </w:r>
+      <w:r>
+        <w:t>зменшує кількість ступенів свободи часток ідеального газу з 3 до 2 і не впливає на інші газові закони, яким підкорюється модель.</w:t>
       </w:r>
     </w:p>
     <w:p/>
@@ -172,7 +181,27 @@
     </w:p>
     <w:p>
       <w:r>
-        <w:t xml:space="preserve">Нагадаємо, що в основі моделі лежить велика кількість малих часток, нерухливі і рухливі перешкоди з відрізків прямих ліній. Еволюція моделі відбувається в дискретному часі, на кожному такті часу робиться обчислення, яке встановлює наступній стан моделі з попереднього. Якщо позначити таке обчислення словом </w:t>
+        <w:t xml:space="preserve">Нагадаємо, що в основі моделі лежить велика кількість малих часток, нерухливі і рухливі перешкоди з відрізків прямих ліній. </w:t>
+      </w:r>
+      <w:r>
+        <w:t xml:space="preserve">Саме з таких перешкод будується двовимірний сосуд із поршнем, під яким знаходяться частки газу. </w:t>
+      </w:r>
+    </w:p>
+    <w:p>
+      <w:r>
+        <w:t xml:space="preserve">Еволюція моделі відбувається в дискретному часі, на кожному такті часу робиться обчислення, яке </w:t>
+      </w:r>
+      <w:r>
+        <w:t>вираховує</w:t>
+      </w:r>
+      <w:r>
+        <w:t xml:space="preserve"> наступній стан моделі </w:t>
+      </w:r>
+      <w:r>
+        <w:t>і</w:t>
+      </w:r>
+      <w:r>
+        <w:t xml:space="preserve">з попереднього. Якщо позначити таке обчислення словом </w:t>
       </w:r>
       <w:r>
         <w:t>«крок»</w:t>
@@ -260,7 +289,13 @@
     </w:p>
     <w:p>
       <w:r>
-        <w:t>Загальний принцип моделювання процесу полягає в тому, що формулюється умова, за якої процес продовжується і визначається алгоритм впливу на параметри моделі в один момент дискретного часу. Якщо позначити умову словом</w:t>
+        <w:t xml:space="preserve">Загальний принцип моделювання процесу полягає в тому, що формулюється умова, за якої процес продовжується і визначається алгоритм впливу на параметри моделі в </w:t>
+      </w:r>
+      <w:r>
+        <w:t>кожен</w:t>
+      </w:r>
+      <w:r>
+        <w:t xml:space="preserve"> момент дискретного часу. Якщо позначити умову словом</w:t>
       </w:r>
       <w:r>
         <w:t xml:space="preserve"> «умова»</w:t>
@@ -381,7 +416,14 @@
     </w:p>
     <w:p>
       <w:r>
-        <w:t>Умовою може бути досягнення певним параметром процесу встановленої межі. Основні параметри ідеального газу це температура, об’єм, тиск, загальна маса.</w:t>
+        <w:lastRenderedPageBreak/>
+        <w:t xml:space="preserve">Умовою може бути досягнення певним параметром процесу встановленої межі. Основні параметри ідеального газу це температура, об’єм, тиск, </w:t>
+      </w:r>
+      <w:r>
+        <w:t>кількість речовини</w:t>
+      </w:r>
+      <w:r>
+        <w:t>.</w:t>
       </w:r>
       <w:r>
         <w:t xml:space="preserve"> Для формулювання умови можна обирати будь-який параметр з тих, що змінюються в ході процесу.</w:t>
@@ -395,14 +437,13 @@
         <w:t xml:space="preserve">на процес </w:t>
       </w:r>
       <w:r>
+        <w:t xml:space="preserve">(дії) </w:t>
+      </w:r>
+      <w:r>
         <w:t>можна обирати будь-які параметри, незалежно від того, вважають їх змінними чи константами в певному процесі. Втім безпосередня зміна об’єму шляхом зсуву поршню</w:t>
       </w:r>
       <w:r>
-        <w:t xml:space="preserve"> </w:t>
-      </w:r>
-      <w:r>
-        <w:lastRenderedPageBreak/>
-        <w:t>в даній моделі провокує довготривалі перехідні процеси, тому зазвичай будемо користуватися температурою (через швидкість часток) и тиском (через навантаження на поршень).</w:t>
+        <w:t xml:space="preserve"> в даній моделі провокує довготривалі перехідні процеси, тому зазвичай будемо користуватися температурою (через швидкість часток) и тиском (через навантаження на поршень).</w:t>
       </w:r>
     </w:p>
     <w:p>
@@ -1402,6 +1443,7 @@
           <w:b/>
           <w:bCs/>
         </w:rPr>
+        <w:lastRenderedPageBreak/>
         <w:t>Ізобаричний процес</w:t>
       </w:r>
     </w:p>
@@ -1691,7 +1733,6 @@
         </w:rPr>
       </w:pPr>
       <w:r>
-        <w:lastRenderedPageBreak/>
         <w:t xml:space="preserve">Нагадаємо, що нагрівач </w:t>
       </w:r>
       <w:r>
@@ -3391,7 +3432,11 @@
         <w:t xml:space="preserve">нтують. </w:t>
       </w:r>
       <w:r>
-        <w:t>Якщо початкова температура T0, а поточна температура газу T, то  відновити початкову температуру можна так</w:t>
+        <w:t xml:space="preserve">Якщо початкова </w:t>
+      </w:r>
+      <w:r>
+        <w:lastRenderedPageBreak/>
+        <w:t>температура T0, а поточна температура газу T, то  відновити початкову температуру можна так</w:t>
       </w:r>
       <w:r>
         <w:rPr>
@@ -3664,6 +3709,12 @@
       </w:r>
     </w:p>
     <w:p>
+      <w:pPr>
+        <w:rPr>
+          <w:b/>
+          <w:bCs/>
+        </w:rPr>
+      </w:pPr>
       <w:r>
         <w:t>На відміну від усіх попередніх процесів ізохоричний процес не пов’язаний зі зміною об’єму, але і тут можна розр</w:t>
       </w:r>
@@ -3719,7 +3770,6 @@
         <w:t xml:space="preserve"> тиску. </w:t>
       </w:r>
       <w:r>
-        <w:lastRenderedPageBreak/>
         <w:t>Домовимось, що в</w:t>
       </w:r>
       <w:r>
@@ -4703,10 +4753,9 @@
       </w:r>
     </w:p>
     <w:p/>
-    <w:p/>
     <w:p>
       <w:pPr>
-        <w:ind w:firstLine="0"/>
+        <w:ind w:firstLine="708"/>
         <w:rPr>
           <w:b/>
           <w:bCs/>
@@ -4717,27 +4766,52 @@
           <w:b/>
           <w:bCs/>
         </w:rPr>
-        <w:t>Бензиновий цикл Отто</w:t>
+        <w:t>Необоротні процеси</w:t>
       </w:r>
     </w:p>
     <w:p>
       <w:pPr>
-        <w:ind w:firstLine="0"/>
+        <w:ind w:firstLine="708"/>
+      </w:pPr>
+      <w:r>
+        <w:t>Оборотні процеси мають велике значення для розуміння теорії, але на практиці всі процеси необоротні. Нам потрібно мати моделі деяких необоротних процесів, щоб складати з них термодинамічні цикли більш наближені до циклів реальних двигунів, турбін</w:t>
+      </w:r>
+      <w:r>
+        <w:t xml:space="preserve"> і </w:t>
+      </w:r>
+      <w:r>
+        <w:t>холодильник</w:t>
+      </w:r>
+      <w:r>
+        <w:t xml:space="preserve">ів. </w:t>
+      </w:r>
+    </w:p>
+    <w:p>
+      <w:pPr>
+        <w:ind w:firstLine="708"/>
         <w:rPr>
           <w:b/>
           <w:bCs/>
         </w:rPr>
       </w:pPr>
       <w:r>
-        <w:t>Складається з процесів впуску, стискання, запалювання, розширення і випуску</w:t>
-      </w:r>
-      <w:r>
-        <w:t>.</w:t>
+        <w:t>Розглянемо декілька моделей процесів, а саме таких, з яких можна скласти бензиновий цикл Отто.</w:t>
+      </w:r>
+      <w:r>
+        <w:t xml:space="preserve"> </w:t>
+      </w:r>
+      <w:r>
+        <w:t xml:space="preserve">Умови в оборотних процесах виглядають та само, як і в оборотних, а дії простіші і полягають у зміні якогось одного з параметрів моделі, а то і зовсім </w:t>
+      </w:r>
+      <w:r>
+        <w:t>непотрібні</w:t>
+      </w:r>
+      <w:r>
+        <w:t xml:space="preserve">. Тому обмежимося вербальним описом процесів. </w:t>
       </w:r>
     </w:p>
     <w:p>
       <w:pPr>
-        <w:ind w:firstLine="0"/>
         <w:rPr>
           <w:b/>
           <w:bCs/>
@@ -4750,207 +4824,337 @@
         </w:rPr>
         <w:t>Впуск</w:t>
       </w:r>
+    </w:p>
+    <w:p>
+      <w:r>
+        <w:t>Простір під поршнем поступово заповнюється газом із невеликою температурою. На поршні мінімальне постійне навантаження. Під тиском доданого газу поршень підіймається, об’єм, який займає газ, поступово збільшується.</w:t>
+      </w:r>
+    </w:p>
+    <w:p>
+      <w:r>
+        <w:t xml:space="preserve">Процес закінчується, коли об’єм газу досягає заданої величини. </w:t>
+      </w:r>
+      <w:r>
+        <w:t>Параметр</w:t>
+      </w:r>
+      <w:r>
+        <w:t>и</w:t>
+      </w:r>
+      <w:r>
+        <w:t xml:space="preserve"> процесу</w:t>
+      </w:r>
+      <w:r>
+        <w:t xml:space="preserve"> – порогове значення об’єму</w:t>
+      </w:r>
+      <w:r>
+        <w:t xml:space="preserve"> і </w:t>
+      </w:r>
+      <w:r>
+        <w:t xml:space="preserve">загальна </w:t>
+      </w:r>
+      <w:r>
+        <w:t>кількість часток газу</w:t>
+      </w:r>
+      <w:r>
+        <w:t>.</w:t>
+      </w:r>
+    </w:p>
+    <w:p>
+      <w:pPr>
+        <w:rPr>
+          <w:b/>
+          <w:bCs/>
+        </w:rPr>
+      </w:pPr>
+      <w:r>
+        <w:rPr>
+          <w:b/>
+          <w:bCs/>
+        </w:rPr>
+        <w:t>Стискання</w:t>
+      </w:r>
+    </w:p>
+    <w:p>
+      <w:r>
+        <w:t>Н</w:t>
+      </w:r>
+      <w:r>
+        <w:t xml:space="preserve">а поршні невелике </w:t>
+      </w:r>
+      <w:r>
+        <w:t xml:space="preserve">постійне </w:t>
+      </w:r>
+      <w:r>
+        <w:t xml:space="preserve">навантаження, в робочому просторі </w:t>
+      </w:r>
+      <w:r>
+        <w:t>відносно</w:t>
+      </w:r>
+      <w:r>
+        <w:t xml:space="preserve"> холодний газ.</w:t>
+      </w:r>
+      <w:r>
+        <w:t xml:space="preserve"> Під дією вантажу газ стискається, об’єм під поршнем зменшується. Процес закінчується, коли об’єм газу досягає заданої величини. Параметр</w:t>
+      </w:r>
+      <w:r>
+        <w:t>и</w:t>
+      </w:r>
+      <w:r>
+        <w:t xml:space="preserve"> процесу – </w:t>
+      </w:r>
+      <w:r>
+        <w:t xml:space="preserve">маса вантажу і </w:t>
+      </w:r>
+      <w:r>
+        <w:t>порогове значення об’єму.</w:t>
+      </w:r>
+    </w:p>
+    <w:p>
+      <w:pPr>
+        <w:rPr>
+          <w:b/>
+          <w:bCs/>
+        </w:rPr>
+      </w:pPr>
+      <w:r>
+        <w:rPr>
+          <w:b/>
+          <w:bCs/>
+        </w:rPr>
+        <w:t>Запалювання</w:t>
+      </w:r>
+    </w:p>
+    <w:p>
+      <w:r>
+        <w:lastRenderedPageBreak/>
+        <w:t xml:space="preserve">В реальному процесі запалювання може відбуватися багато чого, але з точки зору </w:t>
+      </w:r>
+      <w:r>
+        <w:t xml:space="preserve">термодинамічного моделювання </w:t>
+      </w:r>
+      <w:r>
+        <w:t xml:space="preserve"> важливо, що внутрішня енергія </w:t>
+      </w:r>
+      <w:r>
+        <w:t>робочого тіла</w:t>
+      </w:r>
+      <w:r>
+        <w:t xml:space="preserve"> </w:t>
+      </w:r>
+      <w:r>
+        <w:t>раптово</w:t>
+      </w:r>
+      <w:r>
+        <w:t xml:space="preserve"> зростає. </w:t>
+      </w:r>
+      <w:r>
+        <w:t xml:space="preserve">Процес починається з вмикання нагрівача з великим коефіцієнтом нагрівання, і </w:t>
+      </w:r>
+      <w:r>
+        <w:t xml:space="preserve">швидко </w:t>
+      </w:r>
+      <w:r>
+        <w:t>завершується  по досягненні газом заданої температури</w:t>
+      </w:r>
+      <w:r>
+        <w:t xml:space="preserve">. Параметри процесу – </w:t>
+      </w:r>
+      <w:proofErr w:type="spellStart"/>
+      <w:r>
+        <w:t>рейт</w:t>
+      </w:r>
+      <w:proofErr w:type="spellEnd"/>
+      <w:r>
+        <w:t xml:space="preserve"> нагрівача і цільове значення температури.</w:t>
+      </w:r>
+    </w:p>
+    <w:p>
+      <w:pPr>
+        <w:rPr>
+          <w:b/>
+          <w:bCs/>
+        </w:rPr>
+      </w:pPr>
+      <w:r>
+        <w:rPr>
+          <w:b/>
+          <w:bCs/>
+        </w:rPr>
+        <w:t>Розширення</w:t>
+      </w:r>
+    </w:p>
+    <w:p>
+      <w:r>
+        <w:t xml:space="preserve">Нагрітий </w:t>
+      </w:r>
+      <w:r>
+        <w:t xml:space="preserve">до високої температури </w:t>
+      </w:r>
+      <w:r>
+        <w:t>газ розширюється і штовхає поршень з великим вантажем</w:t>
+      </w:r>
+      <w:r>
+        <w:t>. Процес за</w:t>
+      </w:r>
+      <w:r>
+        <w:t>верш</w:t>
+      </w:r>
+      <w:r>
+        <w:t>ується, коли об’єм газу досягає певної величини</w:t>
+      </w:r>
+      <w:r>
+        <w:t>. В цьому процесі газ виконує корисну роботу. Параметри процесу – маса вантажу і порогове значення об’єму.</w:t>
+      </w:r>
+    </w:p>
+    <w:p>
+      <w:pPr>
+        <w:rPr>
+          <w:b/>
+          <w:bCs/>
+        </w:rPr>
+      </w:pPr>
+      <w:r>
+        <w:rPr>
+          <w:b/>
+          <w:bCs/>
+        </w:rPr>
+        <w:t>Випуск</w:t>
+      </w:r>
+    </w:p>
+    <w:p>
+      <w:r>
+        <w:t>Відпрацьований газ випускається назовні. Під впливом невелик</w:t>
+      </w:r>
+      <w:r>
+        <w:t>ого вантажу</w:t>
+      </w:r>
+      <w:r>
+        <w:t xml:space="preserve"> поршень опускається і займає найнижче положення.</w:t>
+      </w:r>
+      <w:r>
+        <w:t xml:space="preserve"> Параметр процесу – маса вантажу.</w:t>
+      </w:r>
+    </w:p>
+    <w:p>
+      <w:pPr>
+        <w:ind w:firstLine="708"/>
+        <w:rPr>
+          <w:b/>
+          <w:bCs/>
+        </w:rPr>
+      </w:pPr>
+    </w:p>
+    <w:p>
+      <w:pPr>
+        <w:ind w:firstLine="708"/>
+        <w:rPr>
+          <w:b/>
+          <w:bCs/>
+        </w:rPr>
+      </w:pPr>
+      <w:r>
+        <w:rPr>
+          <w:b/>
+          <w:bCs/>
+        </w:rPr>
+        <w:t>Програма</w:t>
+      </w:r>
+    </w:p>
+    <w:p>
+      <w:pPr>
+        <w:ind w:firstLine="708"/>
+      </w:pPr>
+      <w:r>
+        <w:t>Програма надає користувачу лабораторну установку – сосуд із навантаженим поршнем і газом</w:t>
+      </w:r>
+      <w:r>
+        <w:t xml:space="preserve"> під поршнем</w:t>
+      </w:r>
+      <w:r>
+        <w:t xml:space="preserve">, </w:t>
+      </w:r>
+      <w:r>
+        <w:t xml:space="preserve">і </w:t>
+      </w:r>
+      <w:r>
+        <w:t>можливість будувати термодинамічні цикли з</w:t>
+      </w:r>
+      <w:r>
+        <w:t xml:space="preserve">і зразків процесів, палітра яких є в розпорядженні користувача. </w:t>
+      </w:r>
+      <w:r>
+        <w:t xml:space="preserve">Користувач може </w:t>
+      </w:r>
+      <w:r>
+        <w:t>запускати</w:t>
+      </w:r>
+      <w:r>
+        <w:t xml:space="preserve"> установку</w:t>
+      </w:r>
+      <w:r>
+        <w:t xml:space="preserve"> і спостерігати </w:t>
+      </w:r>
+      <w:r>
+        <w:t xml:space="preserve">її </w:t>
+      </w:r>
+      <w:r>
+        <w:t xml:space="preserve">еволюцію в реальному часі. </w:t>
+      </w:r>
+      <w:r>
+        <w:t xml:space="preserve">І установка, і зразки процесів </w:t>
+      </w:r>
+      <w:proofErr w:type="spellStart"/>
+      <w:r>
+        <w:t>параметризовані</w:t>
+      </w:r>
+      <w:proofErr w:type="spellEnd"/>
+      <w:r>
+        <w:t>, що кардинально розширює простір для творчості і експериментів.</w:t>
+      </w:r>
+    </w:p>
+    <w:p>
+      <w:pPr>
+        <w:ind w:firstLine="708"/>
+      </w:pPr>
+      <w:r>
+        <w:t>Спостереження за станом термодинамічної системи не обмеж</w:t>
+      </w:r>
+      <w:r>
+        <w:t>ені</w:t>
+      </w:r>
+      <w:r>
+        <w:t xml:space="preserve"> </w:t>
+      </w:r>
+      <w:r>
+        <w:t>рух</w:t>
+      </w:r>
+      <w:r>
+        <w:t>ом</w:t>
+      </w:r>
+      <w:r>
+        <w:t xml:space="preserve"> </w:t>
+      </w:r>
+      <w:r>
+        <w:t>поршня і газу</w:t>
+      </w:r>
+      <w:r>
+        <w:t>, параметри системи подаються в реальному часі в числовій і в графічній формі.</w:t>
+      </w:r>
+    </w:p>
+    <w:p>
+      <w:pPr>
+        <w:ind w:firstLine="708"/>
+      </w:pPr>
     </w:p>
     <w:p>
       <w:pPr>
         <w:ind w:firstLine="0"/>
       </w:pPr>
-      <w:r>
-        <w:t>Простір під поршнем поступово заповнюється газом із невеликою температурою. На поршні мінімальне постійне навантаження. Під тиском доданого газу поршень підіймається, об’єм, який займає газ, поступово збільшується.</w:t>
-      </w:r>
     </w:p>
     <w:p>
       <w:pPr>
         <w:ind w:firstLine="0"/>
       </w:pPr>
-      <w:r>
-        <w:t xml:space="preserve">Процес закінчується, коли об’єм газу досягає заданої величини. </w:t>
-      </w:r>
-      <w:r>
-        <w:rPr>
-          <w:highlight w:val="yellow"/>
-        </w:rPr>
-        <w:t>Параметр процесу</w:t>
-      </w:r>
-      <w:r>
-        <w:t xml:space="preserve"> – порогове значення об’єму.</w:t>
-      </w:r>
-    </w:p>
-    <w:p>
-      <w:pPr>
-        <w:ind w:firstLine="0"/>
-        <w:rPr>
-          <w:b/>
-          <w:bCs/>
-        </w:rPr>
-      </w:pPr>
-      <w:r>
-        <w:rPr>
-          <w:b/>
-          <w:bCs/>
-        </w:rPr>
-        <w:t>Стискання</w:t>
-      </w:r>
-    </w:p>
-    <w:p>
-      <w:pPr>
-        <w:ind w:firstLine="0"/>
-      </w:pPr>
-      <w:r>
-        <w:t>Н</w:t>
-      </w:r>
-      <w:r>
-        <w:t xml:space="preserve">а поршні </w:t>
-      </w:r>
-      <w:r>
-        <w:t>невелике</w:t>
-      </w:r>
-      <w:r>
-        <w:t xml:space="preserve"> </w:t>
-      </w:r>
-      <w:r>
-        <w:t xml:space="preserve">постійне </w:t>
-      </w:r>
-      <w:r>
-        <w:t>навантаження</w:t>
-      </w:r>
-      <w:r>
-        <w:t xml:space="preserve">, в робочому просторі </w:t>
-      </w:r>
-      <w:r>
-        <w:t>відносно</w:t>
-      </w:r>
-      <w:r>
-        <w:t xml:space="preserve"> холодний газ</w:t>
-      </w:r>
-      <w:r>
-        <w:t>.</w:t>
-      </w:r>
-      <w:r>
-        <w:t xml:space="preserve"> Під дією вантажу газ стискається, об’єм під поршнем зменшується. </w:t>
-      </w:r>
-      <w:r>
-        <w:t>Процес закінчується, коли об’єм газу досягає заданої величини. Параметр</w:t>
-      </w:r>
-      <w:r>
-        <w:t>и</w:t>
-      </w:r>
-      <w:r>
-        <w:t xml:space="preserve"> процесу – </w:t>
-      </w:r>
-      <w:r>
-        <w:t xml:space="preserve">маса вантажу і </w:t>
-      </w:r>
-      <w:r>
-        <w:t>порогове значення об’єму.</w:t>
-      </w:r>
-    </w:p>
-    <w:p>
-      <w:pPr>
-        <w:ind w:firstLine="0"/>
-      </w:pPr>
-      <w:r>
-        <w:rPr>
-          <w:highlight w:val="yellow"/>
-        </w:rPr>
-        <w:t>Процес нагадує адіабатичний</w:t>
-      </w:r>
-      <w:r>
-        <w:t>, але тут не важлива врівноваженість системи, так при завершенні процесу вантаж може мати помітний імпульс.</w:t>
-      </w:r>
-    </w:p>
-    <w:p>
-      <w:pPr>
-        <w:ind w:firstLine="0"/>
-        <w:rPr>
-          <w:b/>
-          <w:bCs/>
-        </w:rPr>
-      </w:pPr>
-      <w:r>
-        <w:rPr>
-          <w:b/>
-          <w:bCs/>
-        </w:rPr>
-        <w:t>З</w:t>
-      </w:r>
-      <w:r>
-        <w:rPr>
-          <w:b/>
-          <w:bCs/>
-        </w:rPr>
-        <w:t>апалювання</w:t>
-      </w:r>
-    </w:p>
-    <w:p>
-      <w:pPr>
-        <w:ind w:firstLine="0"/>
-      </w:pPr>
-      <w:r>
-        <w:t xml:space="preserve">В реальному процесі запалювання може відбуватися багато чого, але з точки зору </w:t>
-      </w:r>
-      <w:r>
-        <w:t xml:space="preserve">термодинамічного моделювання </w:t>
-      </w:r>
-      <w:r>
-        <w:t xml:space="preserve"> важливо, що внутрішня енергія </w:t>
-      </w:r>
-      <w:r>
-        <w:t>робочого тіла</w:t>
-      </w:r>
-      <w:r>
-        <w:t xml:space="preserve"> </w:t>
-      </w:r>
-      <w:r>
-        <w:t>раптово</w:t>
-      </w:r>
-      <w:r>
-        <w:t xml:space="preserve"> зростає. </w:t>
-      </w:r>
-      <w:r>
-        <w:t>Процес починається з вмикання нагрівача з великим коефіцієнтом нагрівання, і завершується у декілька крокі по досягненні газом заданої температури</w:t>
-      </w:r>
-      <w:r>
-        <w:t xml:space="preserve">. </w:t>
-      </w:r>
-      <w:r>
-        <w:t>Параметри процесу –</w:t>
-      </w:r>
-      <w:r>
-        <w:t xml:space="preserve"> </w:t>
-      </w:r>
-      <w:proofErr w:type="spellStart"/>
-      <w:r>
-        <w:t>рейт</w:t>
-      </w:r>
-      <w:proofErr w:type="spellEnd"/>
-      <w:r>
-        <w:t xml:space="preserve"> нагрівача і цільове значення температури.</w:t>
-      </w:r>
-    </w:p>
-    <w:p>
-      <w:pPr>
-        <w:ind w:firstLine="0"/>
-        <w:rPr>
-          <w:b/>
-          <w:bCs/>
-        </w:rPr>
-      </w:pPr>
-      <w:r>
-        <w:rPr>
-          <w:b/>
-          <w:bCs/>
-        </w:rPr>
-        <w:t>Розширення</w:t>
-      </w:r>
-    </w:p>
-    <w:p>
-      <w:pPr>
-        <w:ind w:firstLine="0"/>
-      </w:pPr>
-      <w:r>
-        <w:t>Нагрітий газ розширюється і штовхає поршень з великим вантажем</w:t>
-      </w:r>
     </w:p>
     <w:p>
       <w:pPr>
@@ -5372,9 +5576,9 @@
   <w:style w:type="paragraph" w:default="1" w:styleId="a">
     <w:name w:val="Normal"/>
     <w:qFormat/>
-    <w:rsid w:val="00B65DB1"/>
+    <w:rsid w:val="005C3214"/>
     <w:pPr>
-      <w:spacing w:line="259" w:lineRule="auto"/>
+      <w:spacing w:line="276" w:lineRule="auto"/>
       <w:ind w:firstLine="720"/>
     </w:pPr>
     <w:rPr>

--- a/docs/Термодинамічні цикли.docx
+++ b/docs/Термодинамічні цикли.docx
@@ -5046,18 +5046,10 @@
     </w:p>
     <w:p>
       <w:pPr>
-        <w:ind w:firstLine="708"/>
-        <w:rPr>
-          <w:b/>
-          <w:bCs/>
-        </w:rPr>
+        <w:pStyle w:val="2"/>
       </w:pPr>
       <w:r>
-        <w:rPr>
-          <w:b/>
-          <w:bCs/>
-        </w:rPr>
-        <w:t>Програма</w:t>
+        <w:t>Програмний додаток</w:t>
       </w:r>
     </w:p>
     <w:p>
@@ -5065,52 +5057,1786 @@
         <w:ind w:firstLine="708"/>
       </w:pPr>
       <w:r>
-        <w:t>Програма надає користувачу лабораторну установку – сосуд із навантаженим поршнем і газом</w:t>
-      </w:r>
-      <w:r>
-        <w:t xml:space="preserve"> під поршнем</w:t>
-      </w:r>
-      <w:r>
+        <w:t>Додаток</w:t>
+      </w:r>
+      <w:r>
+        <w:t xml:space="preserve"> надає користувачу лабораторну установку – сосуд із поршнем, </w:t>
+      </w:r>
+      <w:r>
+        <w:t xml:space="preserve">і </w:t>
+      </w:r>
+      <w:r>
+        <w:t xml:space="preserve">можливість </w:t>
+      </w:r>
+      <w:r>
+        <w:t xml:space="preserve">складати </w:t>
+      </w:r>
+      <w:r>
+        <w:t>термодинамічні цикли з</w:t>
+      </w:r>
+      <w:r>
+        <w:t xml:space="preserve"> процесів, палітра яких є в розпорядженні користувача. </w:t>
+      </w:r>
+      <w:r>
+        <w:t xml:space="preserve">Користувач </w:t>
+      </w:r>
+      <w:r>
+        <w:t>запуска</w:t>
+      </w:r>
+      <w:r>
+        <w:t>є</w:t>
+      </w:r>
+      <w:r>
+        <w:t xml:space="preserve"> установку</w:t>
+      </w:r>
+      <w:r>
+        <w:t xml:space="preserve"> і спостеріга</w:t>
+      </w:r>
+      <w:r>
+        <w:t>є</w:t>
+      </w:r>
+      <w:r>
+        <w:t xml:space="preserve"> </w:t>
+      </w:r>
+      <w:r>
+        <w:t xml:space="preserve">її </w:t>
+      </w:r>
+      <w:r>
+        <w:t xml:space="preserve">еволюцію в реальному часі. </w:t>
+      </w:r>
+      <w:r>
+        <w:t xml:space="preserve">І установка, і зразки процесів </w:t>
+      </w:r>
+      <w:proofErr w:type="spellStart"/>
+      <w:r>
+        <w:t>параметризовані</w:t>
+      </w:r>
+      <w:proofErr w:type="spellEnd"/>
+      <w:r>
+        <w:t>, що кардинально розширює простір для творчості і експериментів.</w:t>
+      </w:r>
+    </w:p>
+    <w:p>
+      <w:pPr>
+        <w:ind w:firstLine="708"/>
+        <w:rPr>
+          <w:b/>
+          <w:bCs/>
+        </w:rPr>
+      </w:pPr>
+      <w:r>
+        <w:rPr>
+          <w:b/>
+          <w:bCs/>
+        </w:rPr>
+        <w:t>Команди</w:t>
+      </w:r>
+    </w:p>
+    <w:p>
+      <w:pPr>
+        <w:ind w:firstLine="708"/>
+      </w:pPr>
+      <w:r>
+        <w:t>Лабораторна установка створюється і програмується за допомогою скрипту з простим синтаксисом. Скрипт складається  з окремих команд, один рядок – одна команда. Команда має ім’я і параметри.</w:t>
+      </w:r>
+    </w:p>
+    <w:p>
+      <w:pPr>
+        <w:ind w:firstLine="708"/>
+        <w:rPr>
+          <w:b/>
+          <w:bCs/>
+        </w:rPr>
+      </w:pPr>
+      <w:r>
+        <w:rPr>
+          <w:b/>
+          <w:bCs/>
+          <w:i/>
+          <w:iCs/>
+          <w:lang w:val="en-US"/>
+        </w:rPr>
+        <w:t>plunger</w:t>
+      </w:r>
+    </w:p>
+    <w:p>
+      <w:pPr>
+        <w:ind w:firstLine="708"/>
+        <w:rPr>
+          <w:lang w:val="en-US"/>
+        </w:rPr>
+      </w:pPr>
+      <w:r>
+        <w:t xml:space="preserve">Команда на ім’я </w:t>
+      </w:r>
+      <w:r>
+        <w:rPr>
+          <w:i/>
+          <w:iCs/>
+          <w:lang w:val="en-US"/>
+        </w:rPr>
+        <w:t>plunger</w:t>
+      </w:r>
+      <w:r>
+        <w:rPr>
+          <w:lang w:val="en-US"/>
+        </w:rPr>
+        <w:t xml:space="preserve"> </w:t>
+      </w:r>
+      <w:r>
+        <w:t xml:space="preserve">створює </w:t>
+      </w:r>
+      <w:r>
+        <w:t xml:space="preserve">лабораторну установку. </w:t>
+      </w:r>
+      <w:r>
+        <w:t xml:space="preserve">Команда </w:t>
+      </w:r>
+      <w:r>
+        <w:t xml:space="preserve">має </w:t>
+      </w:r>
+      <w:r>
+        <w:t xml:space="preserve">багато параметрів, які стосуються розмірів сосуду з поршнем і </w:t>
+      </w:r>
+      <w:r>
+        <w:t>характеристик</w:t>
+      </w:r>
+      <w:r>
+        <w:t xml:space="preserve"> газу, але користувач </w:t>
+      </w:r>
+      <w:r>
+        <w:t>зазвичай</w:t>
+      </w:r>
+      <w:r>
+        <w:t xml:space="preserve"> зад</w:t>
+      </w:r>
+      <w:r>
+        <w:t>ає три</w:t>
+      </w:r>
+      <w:r>
+        <w:rPr>
+          <w:lang w:val="en-US"/>
+        </w:rPr>
+        <w:t>:</w:t>
+      </w:r>
+      <w:r>
+        <w:t xml:space="preserve"> </w:t>
+      </w:r>
+      <w:r>
+        <w:rPr>
+          <w:lang w:val="en-US"/>
+        </w:rPr>
+        <w:t xml:space="preserve">m </w:t>
+      </w:r>
+      <w:r>
+        <w:rPr>
+          <w:lang w:val="en-US"/>
+        </w:rPr>
+        <w:t xml:space="preserve">– </w:t>
+      </w:r>
+      <w:r>
+        <w:t>маса вантажу на поршні</w:t>
+      </w:r>
+      <w:r>
+        <w:rPr>
+          <w:lang w:val="en-US"/>
+        </w:rPr>
         <w:t xml:space="preserve">, </w:t>
       </w:r>
       <w:r>
-        <w:t xml:space="preserve">і </w:t>
-      </w:r>
-      <w:r>
-        <w:t>можливість будувати термодинамічні цикли з</w:t>
-      </w:r>
-      <w:r>
-        <w:t xml:space="preserve">і зразків процесів, палітра яких є в розпорядженні користувача. </w:t>
-      </w:r>
-      <w:r>
-        <w:t xml:space="preserve">Користувач може </w:t>
-      </w:r>
-      <w:r>
-        <w:t>запускати</w:t>
-      </w:r>
-      <w:r>
-        <w:t xml:space="preserve"> установку</w:t>
-      </w:r>
-      <w:r>
-        <w:t xml:space="preserve"> і спостерігати </w:t>
-      </w:r>
-      <w:r>
-        <w:t xml:space="preserve">її </w:t>
-      </w:r>
-      <w:r>
-        <w:t xml:space="preserve">еволюцію в реальному часі. </w:t>
-      </w:r>
-      <w:r>
-        <w:t xml:space="preserve">І установка, і зразки процесів </w:t>
-      </w:r>
+        <w:rPr>
+          <w:lang w:val="en-US"/>
+        </w:rPr>
+        <w:t>t</w:t>
+      </w:r>
+      <w:r>
+        <w:t xml:space="preserve"> – температура газу, </w:t>
+      </w:r>
+      <w:r>
+        <w:rPr>
+          <w:lang w:val="en-US"/>
+        </w:rPr>
+        <w:t>n</w:t>
+      </w:r>
+      <w:r>
+        <w:t xml:space="preserve"> – кількість часток газу. Газ, якщо він є, вже знаходиться у врівноваженому стані, положення поршня відповідає газовому закону</w:t>
+      </w:r>
+      <w:r>
+        <w:t xml:space="preserve">. </w:t>
+      </w:r>
+      <w:r>
+        <w:t xml:space="preserve">Наприклад, команда </w:t>
+      </w:r>
+      <w:r>
+        <w:rPr>
+          <w:lang w:val="en-US"/>
+        </w:rPr>
+        <w:t>plunger m=1000, t=100, n=10000</w:t>
+      </w:r>
+      <w:r>
+        <w:t xml:space="preserve"> створює установку, яка зображена на </w:t>
+      </w:r>
+      <w:r>
+        <w:rPr>
+          <w:highlight w:val="yellow"/>
+        </w:rPr>
+        <w:t>рис</w:t>
+      </w:r>
+      <w:r>
+        <w:t xml:space="preserve"> </w:t>
+      </w:r>
+    </w:p>
+    <w:p>
+      <w:pPr>
+        <w:ind w:firstLine="708"/>
+      </w:pPr>
+      <w:r>
+        <w:t>Більшість команд розпочинають різні термодинамічні процеси.</w:t>
+      </w:r>
+    </w:p>
+    <w:p>
+      <w:pPr>
+        <w:ind w:firstLine="708"/>
+        <w:rPr>
+          <w:b/>
+          <w:bCs/>
+        </w:rPr>
+      </w:pPr>
+      <w:r>
+        <w:rPr>
+          <w:b/>
+          <w:bCs/>
+          <w:i/>
+          <w:iCs/>
+          <w:lang w:val="en-US"/>
+        </w:rPr>
+        <w:t>adiabatic</w:t>
+      </w:r>
+    </w:p>
+    <w:p>
+      <w:pPr>
+        <w:ind w:firstLine="708"/>
+      </w:pPr>
+      <w:r>
+        <w:t xml:space="preserve">Команда </w:t>
+      </w:r>
+      <w:r>
+        <w:rPr>
+          <w:i/>
+          <w:iCs/>
+          <w:lang w:val="en-US"/>
+        </w:rPr>
+        <w:t>adiabatic</w:t>
+      </w:r>
+      <w:r>
+        <w:rPr>
+          <w:lang w:val="en-US"/>
+        </w:rPr>
+        <w:t xml:space="preserve"> </w:t>
+      </w:r>
+      <w:r>
+        <w:t xml:space="preserve">починає адіабатичний процес. </w:t>
+      </w:r>
+      <w:r>
+        <w:t xml:space="preserve">Як було зазначено раніше, процес протікає завдяки відносно повільній зміни навантаження на поршні. Початковий вантаж той, що несе установка на момент виконання команди, кінцевий вантаж задає команда. Залежно від того, яке з двох значень більше, </w:t>
+      </w:r>
+      <w:r>
+        <w:t>відбувається адіабатичне розширення, або стискання газу.</w:t>
+      </w:r>
+    </w:p>
+    <w:p>
+      <w:pPr>
+        <w:ind w:firstLine="708"/>
+      </w:pPr>
+      <w:r>
+        <w:t>Параметри команди</w:t>
+      </w:r>
+      <w:r>
+        <w:rPr>
+          <w:lang w:val="en-US"/>
+        </w:rPr>
+        <w:t>:</w:t>
+      </w:r>
+      <w:r>
+        <w:t xml:space="preserve"> </w:t>
+      </w:r>
+      <w:r>
+        <w:rPr>
+          <w:i/>
+          <w:iCs/>
+          <w:lang w:val="en-US"/>
+        </w:rPr>
+        <w:t>m</w:t>
+      </w:r>
+      <w:r>
+        <w:t xml:space="preserve"> – </w:t>
+      </w:r>
+      <w:r>
+        <w:t xml:space="preserve">кінцева </w:t>
+      </w:r>
+      <w:r>
+        <w:t>маса вантажу н</w:t>
+      </w:r>
+      <w:r>
+        <w:t>а</w:t>
+      </w:r>
+      <w:r>
+        <w:t xml:space="preserve"> поршні,</w:t>
+      </w:r>
+      <w:r>
+        <w:rPr>
+          <w:lang w:val="en-US"/>
+        </w:rPr>
+        <w:t xml:space="preserve">  </w:t>
+      </w:r>
+      <w:r>
+        <w:rPr>
+          <w:i/>
+          <w:iCs/>
+          <w:lang w:val="en-US"/>
+        </w:rPr>
+        <w:t>time</w:t>
+      </w:r>
+      <w:r>
+        <w:rPr>
+          <w:lang w:val="en-US"/>
+        </w:rPr>
+        <w:t xml:space="preserve"> </w:t>
+      </w:r>
+      <w:r>
+        <w:t xml:space="preserve">– </w:t>
+      </w:r>
+      <w:r>
+        <w:t>тривалість</w:t>
+      </w:r>
+      <w:r>
+        <w:t xml:space="preserve"> </w:t>
+      </w:r>
+      <w:r>
+        <w:t>процесу</w:t>
+      </w:r>
+      <w:r>
+        <w:t xml:space="preserve"> в кроках.  </w:t>
+      </w:r>
+    </w:p>
+    <w:p>
+      <w:pPr>
+        <w:ind w:firstLine="708"/>
+        <w:jc w:val="both"/>
+        <w:rPr>
+          <w:b/>
+          <w:bCs/>
+          <w:i/>
+          <w:iCs/>
+          <w:lang w:val="en-US"/>
+        </w:rPr>
+      </w:pPr>
+      <w:r>
+        <w:rPr>
+          <w:b/>
+          <w:bCs/>
+          <w:i/>
+          <w:iCs/>
+          <w:lang w:val="en-US"/>
+        </w:rPr>
+        <w:t>isobaric</w:t>
+      </w:r>
+    </w:p>
+    <w:p>
+      <w:pPr>
+        <w:ind w:firstLine="708"/>
+      </w:pPr>
+      <w:r>
+        <w:t xml:space="preserve">Команда </w:t>
+      </w:r>
+      <w:r>
+        <w:rPr>
+          <w:i/>
+          <w:iCs/>
+          <w:lang w:val="en-US"/>
+        </w:rPr>
+        <w:t>isobaric</w:t>
+      </w:r>
+      <w:r>
+        <w:rPr>
+          <w:lang w:val="en-US"/>
+        </w:rPr>
+        <w:t xml:space="preserve"> </w:t>
+      </w:r>
+      <w:r>
+        <w:t xml:space="preserve">починає адіабатичний процес. </w:t>
+      </w:r>
+      <w:r>
+        <w:t>Тут вантаж на поршні незмінний, а межі процесу окреслює</w:t>
+      </w:r>
+      <w:r>
+        <w:t xml:space="preserve"> </w:t>
+      </w:r>
+      <w:r>
+        <w:t xml:space="preserve">об’єм газу під поршнем. </w:t>
+      </w:r>
+      <w:r>
+        <w:t xml:space="preserve">Як і в інших оборотних процесах, напрямок процесу залежить від початкового і кінцевого значення параметра. </w:t>
+      </w:r>
+    </w:p>
+    <w:p>
+      <w:pPr>
+        <w:ind w:firstLine="708"/>
+      </w:pPr>
+      <w:r>
+        <w:t xml:space="preserve">Параметри команди: </w:t>
+      </w:r>
+      <w:r>
+        <w:rPr>
+          <w:i/>
+          <w:iCs/>
+          <w:lang w:val="en-US"/>
+        </w:rPr>
+        <w:t>v</w:t>
+      </w:r>
+      <w:r>
+        <w:rPr>
+          <w:lang w:val="en-US"/>
+        </w:rPr>
+        <w:t xml:space="preserve"> – </w:t>
+      </w:r>
+      <w:r>
+        <w:t xml:space="preserve">кінцевий </w:t>
+      </w:r>
+      <w:r>
+        <w:t>об’єм газу під поршнем</w:t>
+      </w:r>
+      <w:r>
+        <w:t xml:space="preserve">, </w:t>
+      </w:r>
+      <w:r>
+        <w:rPr>
+          <w:i/>
+          <w:iCs/>
+          <w:lang w:val="en-US"/>
+        </w:rPr>
+        <w:t>time</w:t>
+      </w:r>
+      <w:r>
+        <w:rPr>
+          <w:lang w:val="en-US"/>
+        </w:rPr>
+        <w:t xml:space="preserve"> </w:t>
+      </w:r>
+      <w:r>
+        <w:t xml:space="preserve">– тривалість </w:t>
+      </w:r>
+      <w:r>
+        <w:t xml:space="preserve">процесу.  </w:t>
+      </w:r>
+    </w:p>
+    <w:p>
+      <w:pPr>
+        <w:ind w:firstLine="708"/>
+      </w:pPr>
+      <w:r>
+        <w:t>Вигляд і дія інших команд, що створюють процеси, подібні до описаних, тому відомості про них зібрані в таблицю</w:t>
+      </w:r>
+      <w:r>
+        <w:t xml:space="preserve"> 1</w:t>
+      </w:r>
+      <w:r>
+        <w:t>.</w:t>
+      </w:r>
+    </w:p>
+    <w:p>
+      <w:pPr>
+        <w:ind w:firstLine="708"/>
+      </w:pPr>
+    </w:p>
+    <w:p>
+      <w:pPr>
+        <w:ind w:firstLine="708"/>
+      </w:pPr>
+    </w:p>
+    <w:p>
+      <w:pPr>
+        <w:ind w:firstLine="708"/>
+      </w:pPr>
+    </w:p>
+    <w:p>
+      <w:pPr>
+        <w:ind w:firstLine="708"/>
+      </w:pPr>
+    </w:p>
+    <w:p>
+      <w:pPr>
+        <w:ind w:firstLine="708"/>
+      </w:pPr>
+    </w:p>
+    <w:p>
+      <w:pPr>
+        <w:ind w:firstLine="708"/>
+      </w:pPr>
+    </w:p>
+    <w:p>
+      <w:pPr>
+        <w:pStyle w:val="a8"/>
+        <w:framePr w:hSpace="180" w:wrap="around" w:vAnchor="page" w:hAnchor="page" w:x="1421" w:y="1481"/>
+      </w:pPr>
       <w:proofErr w:type="spellStart"/>
       <w:r>
-        <w:t>параметризовані</w:t>
+        <w:t>Table</w:t>
       </w:r>
       <w:proofErr w:type="spellEnd"/>
       <w:r>
-        <w:t>, що кардинально розширює простір для творчості і експериментів.</w:t>
-      </w:r>
+        <w:t xml:space="preserve"> </w:t>
+      </w:r>
+      <w:r>
+        <w:fldChar w:fldCharType="begin"/>
+      </w:r>
+      <w:r>
+        <w:instrText xml:space="preserve"> SEQ Table \* ARABIC </w:instrText>
+      </w:r>
+      <w:r>
+        <w:fldChar w:fldCharType="separate"/>
+      </w:r>
+      <w:r>
+        <w:rPr>
+          <w:noProof/>
+        </w:rPr>
+        <w:t>1</w:t>
+      </w:r>
+      <w:r>
+        <w:fldChar w:fldCharType="end"/>
+      </w:r>
+    </w:p>
+    <w:p>
+      <w:pPr>
+        <w:ind w:firstLine="708"/>
+      </w:pPr>
+    </w:p>
+    <w:tbl>
+      <w:tblPr>
+        <w:tblpPr w:leftFromText="180" w:rightFromText="180" w:vertAnchor="page" w:horzAnchor="margin" w:tblpY="1481"/>
+        <w:tblW w:w="9626" w:type="dxa"/>
+        <w:tblBorders>
+          <w:top w:val="single" w:sz="4" w:space="0" w:color="auto"/>
+          <w:left w:val="single" w:sz="4" w:space="0" w:color="auto"/>
+          <w:bottom w:val="single" w:sz="4" w:space="0" w:color="auto"/>
+          <w:right w:val="single" w:sz="4" w:space="0" w:color="auto"/>
+          <w:insideH w:val="single" w:sz="4" w:space="0" w:color="auto"/>
+          <w:insideV w:val="single" w:sz="4" w:space="0" w:color="auto"/>
+        </w:tblBorders>
+        <w:shd w:val="clear" w:color="auto" w:fill="FFFFFF"/>
+        <w:tblLayout w:type="fixed"/>
+        <w:tblCellMar>
+          <w:top w:w="15" w:type="dxa"/>
+          <w:left w:w="15" w:type="dxa"/>
+          <w:bottom w:w="15" w:type="dxa"/>
+          <w:right w:w="15" w:type="dxa"/>
+        </w:tblCellMar>
+        <w:tblLook w:val="04A0" w:firstRow="1" w:lastRow="0" w:firstColumn="1" w:lastColumn="0" w:noHBand="0" w:noVBand="1"/>
+      </w:tblPr>
+      <w:tblGrid>
+        <w:gridCol w:w="1755"/>
+        <w:gridCol w:w="2640"/>
+        <w:gridCol w:w="5231"/>
+      </w:tblGrid>
+      <w:tr>
+        <w:trPr>
+          <w:trHeight w:val="490"/>
+          <w:tblHeader/>
+        </w:trPr>
+        <w:tc>
+          <w:tcPr>
+            <w:tcW w:w="1755" w:type="dxa"/>
+            <w:shd w:val="clear" w:color="auto" w:fill="FFFFFF"/>
+            <w:tcMar>
+              <w:top w:w="135" w:type="dxa"/>
+              <w:left w:w="270" w:type="dxa"/>
+              <w:bottom w:w="135" w:type="dxa"/>
+              <w:right w:w="270" w:type="dxa"/>
+            </w:tcMar>
+            <w:vAlign w:val="center"/>
+            <w:hideMark/>
+          </w:tcPr>
+          <w:p>
+            <w:pPr>
+              <w:ind w:firstLine="0"/>
+              <w:rPr>
+                <w:b/>
+                <w:bCs/>
+              </w:rPr>
+            </w:pPr>
+            <w:r>
+              <w:rPr>
+                <w:b/>
+                <w:bCs/>
+              </w:rPr>
+              <w:lastRenderedPageBreak/>
+              <w:t>Назва</w:t>
+            </w:r>
+          </w:p>
+        </w:tc>
+        <w:tc>
+          <w:tcPr>
+            <w:tcW w:w="2640" w:type="dxa"/>
+            <w:shd w:val="clear" w:color="auto" w:fill="FFFFFF"/>
+            <w:tcMar>
+              <w:top w:w="135" w:type="dxa"/>
+              <w:left w:w="270" w:type="dxa"/>
+              <w:bottom w:w="135" w:type="dxa"/>
+              <w:right w:w="270" w:type="dxa"/>
+            </w:tcMar>
+            <w:vAlign w:val="center"/>
+            <w:hideMark/>
+          </w:tcPr>
+          <w:p>
+            <w:pPr>
+              <w:ind w:firstLine="0"/>
+              <w:rPr>
+                <w:b/>
+                <w:bCs/>
+              </w:rPr>
+            </w:pPr>
+            <w:r>
+              <w:rPr>
+                <w:b/>
+                <w:bCs/>
+              </w:rPr>
+              <w:t>Параметри</w:t>
+            </w:r>
+          </w:p>
+        </w:tc>
+        <w:tc>
+          <w:tcPr>
+            <w:tcW w:w="5231" w:type="dxa"/>
+            <w:shd w:val="clear" w:color="auto" w:fill="FFFFFF"/>
+            <w:tcMar>
+              <w:top w:w="135" w:type="dxa"/>
+              <w:left w:w="270" w:type="dxa"/>
+              <w:bottom w:w="135" w:type="dxa"/>
+              <w:right w:w="270" w:type="dxa"/>
+            </w:tcMar>
+            <w:vAlign w:val="center"/>
+            <w:hideMark/>
+          </w:tcPr>
+          <w:p>
+            <w:pPr>
+              <w:ind w:firstLine="0"/>
+              <w:rPr>
+                <w:b/>
+                <w:bCs/>
+              </w:rPr>
+            </w:pPr>
+            <w:r>
+              <w:rPr>
+                <w:b/>
+                <w:bCs/>
+              </w:rPr>
+              <w:t>Зміст</w:t>
+            </w:r>
+          </w:p>
+        </w:tc>
+      </w:tr>
+      <w:tr>
+        <w:trPr>
+          <w:trHeight w:val="490"/>
+        </w:trPr>
+        <w:tc>
+          <w:tcPr>
+            <w:tcW w:w="1755" w:type="dxa"/>
+            <w:shd w:val="clear" w:color="auto" w:fill="FFFFFF"/>
+            <w:tcMar>
+              <w:top w:w="135" w:type="dxa"/>
+              <w:left w:w="270" w:type="dxa"/>
+              <w:bottom w:w="135" w:type="dxa"/>
+              <w:right w:w="270" w:type="dxa"/>
+            </w:tcMar>
+            <w:vAlign w:val="center"/>
+            <w:hideMark/>
+          </w:tcPr>
+          <w:p>
+            <w:pPr>
+              <w:ind w:firstLine="0"/>
+            </w:pPr>
+            <w:proofErr w:type="spellStart"/>
+            <w:r>
+              <w:t>title</w:t>
+            </w:r>
+            <w:proofErr w:type="spellEnd"/>
+          </w:p>
+        </w:tc>
+        <w:tc>
+          <w:tcPr>
+            <w:tcW w:w="2640" w:type="dxa"/>
+            <w:shd w:val="clear" w:color="auto" w:fill="FFFFFF"/>
+            <w:tcMar>
+              <w:top w:w="135" w:type="dxa"/>
+              <w:left w:w="270" w:type="dxa"/>
+              <w:bottom w:w="135" w:type="dxa"/>
+              <w:right w:w="270" w:type="dxa"/>
+            </w:tcMar>
+            <w:vAlign w:val="center"/>
+            <w:hideMark/>
+          </w:tcPr>
+          <w:p>
+            <w:pPr>
+              <w:ind w:firstLine="0"/>
+            </w:pPr>
+            <w:r>
+              <w:t>рядок</w:t>
+            </w:r>
+          </w:p>
+        </w:tc>
+        <w:tc>
+          <w:tcPr>
+            <w:tcW w:w="5231" w:type="dxa"/>
+            <w:shd w:val="clear" w:color="auto" w:fill="FFFFFF"/>
+            <w:tcMar>
+              <w:top w:w="135" w:type="dxa"/>
+              <w:left w:w="270" w:type="dxa"/>
+              <w:bottom w:w="135" w:type="dxa"/>
+              <w:right w:w="270" w:type="dxa"/>
+            </w:tcMar>
+            <w:vAlign w:val="center"/>
+            <w:hideMark/>
+          </w:tcPr>
+          <w:p>
+            <w:pPr>
+              <w:ind w:firstLine="0"/>
+            </w:pPr>
+            <w:r>
+              <w:t>Р</w:t>
+            </w:r>
+            <w:r>
+              <w:t>ядок відображується в заголовку сторінки</w:t>
+            </w:r>
+          </w:p>
+        </w:tc>
+      </w:tr>
+      <w:tr>
+        <w:trPr>
+          <w:trHeight w:val="490"/>
+        </w:trPr>
+        <w:tc>
+          <w:tcPr>
+            <w:tcW w:w="1755" w:type="dxa"/>
+            <w:shd w:val="clear" w:color="auto" w:fill="FFFFFF"/>
+            <w:tcMar>
+              <w:top w:w="135" w:type="dxa"/>
+              <w:left w:w="270" w:type="dxa"/>
+              <w:bottom w:w="135" w:type="dxa"/>
+              <w:right w:w="270" w:type="dxa"/>
+            </w:tcMar>
+            <w:vAlign w:val="center"/>
+            <w:hideMark/>
+          </w:tcPr>
+          <w:p>
+            <w:pPr>
+              <w:ind w:firstLine="0"/>
+            </w:pPr>
+            <w:proofErr w:type="spellStart"/>
+            <w:r>
+              <w:t>plunger</w:t>
+            </w:r>
+            <w:proofErr w:type="spellEnd"/>
+          </w:p>
+        </w:tc>
+        <w:tc>
+          <w:tcPr>
+            <w:tcW w:w="2640" w:type="dxa"/>
+            <w:shd w:val="clear" w:color="auto" w:fill="FFFFFF"/>
+            <w:tcMar>
+              <w:top w:w="135" w:type="dxa"/>
+              <w:left w:w="270" w:type="dxa"/>
+              <w:bottom w:w="135" w:type="dxa"/>
+              <w:right w:w="270" w:type="dxa"/>
+            </w:tcMar>
+            <w:vAlign w:val="center"/>
+            <w:hideMark/>
+          </w:tcPr>
+          <w:p>
+            <w:pPr>
+              <w:ind w:firstLine="0"/>
+            </w:pPr>
+            <w:r>
+              <w:t>m=100, t=100, n=10000</w:t>
+            </w:r>
+          </w:p>
+        </w:tc>
+        <w:tc>
+          <w:tcPr>
+            <w:tcW w:w="5231" w:type="dxa"/>
+            <w:shd w:val="clear" w:color="auto" w:fill="FFFFFF"/>
+            <w:tcMar>
+              <w:top w:w="135" w:type="dxa"/>
+              <w:left w:w="270" w:type="dxa"/>
+              <w:bottom w:w="135" w:type="dxa"/>
+              <w:right w:w="270" w:type="dxa"/>
+            </w:tcMar>
+            <w:vAlign w:val="center"/>
+            <w:hideMark/>
+          </w:tcPr>
+          <w:p>
+            <w:pPr>
+              <w:ind w:firstLine="0"/>
+            </w:pPr>
+            <w:r>
+              <w:t>С</w:t>
+            </w:r>
+            <w:r>
+              <w:t xml:space="preserve">творюється </w:t>
+            </w:r>
+            <w:r>
+              <w:t>лабораторна установка</w:t>
+            </w:r>
+          </w:p>
+        </w:tc>
+      </w:tr>
+      <w:tr>
+        <w:trPr>
+          <w:trHeight w:val="490"/>
+        </w:trPr>
+        <w:tc>
+          <w:tcPr>
+            <w:tcW w:w="1755" w:type="dxa"/>
+            <w:shd w:val="clear" w:color="auto" w:fill="FFFFFF"/>
+            <w:tcMar>
+              <w:top w:w="135" w:type="dxa"/>
+              <w:left w:w="270" w:type="dxa"/>
+              <w:bottom w:w="135" w:type="dxa"/>
+              <w:right w:w="270" w:type="dxa"/>
+            </w:tcMar>
+            <w:vAlign w:val="center"/>
+            <w:hideMark/>
+          </w:tcPr>
+          <w:p>
+            <w:pPr>
+              <w:ind w:firstLine="0"/>
+            </w:pPr>
+            <w:proofErr w:type="spellStart"/>
+            <w:r>
+              <w:t>scale</w:t>
+            </w:r>
+            <w:proofErr w:type="spellEnd"/>
+          </w:p>
+        </w:tc>
+        <w:tc>
+          <w:tcPr>
+            <w:tcW w:w="2640" w:type="dxa"/>
+            <w:shd w:val="clear" w:color="auto" w:fill="FFFFFF"/>
+            <w:tcMar>
+              <w:top w:w="135" w:type="dxa"/>
+              <w:left w:w="270" w:type="dxa"/>
+              <w:bottom w:w="135" w:type="dxa"/>
+              <w:right w:w="270" w:type="dxa"/>
+            </w:tcMar>
+            <w:vAlign w:val="center"/>
+            <w:hideMark/>
+          </w:tcPr>
+          <w:p>
+            <w:pPr>
+              <w:ind w:firstLine="0"/>
+            </w:pPr>
+            <w:r>
+              <w:t>p=1, t=1, s=1, v=1, x=1</w:t>
+            </w:r>
+          </w:p>
+        </w:tc>
+        <w:tc>
+          <w:tcPr>
+            <w:tcW w:w="5231" w:type="dxa"/>
+            <w:shd w:val="clear" w:color="auto" w:fill="FFFFFF"/>
+            <w:tcMar>
+              <w:top w:w="135" w:type="dxa"/>
+              <w:left w:w="270" w:type="dxa"/>
+              <w:bottom w:w="135" w:type="dxa"/>
+              <w:right w:w="270" w:type="dxa"/>
+            </w:tcMar>
+            <w:vAlign w:val="center"/>
+            <w:hideMark/>
+          </w:tcPr>
+          <w:p>
+            <w:pPr>
+              <w:ind w:firstLine="0"/>
+            </w:pPr>
+            <w:r>
+              <w:t>М</w:t>
+            </w:r>
+            <w:r>
+              <w:t xml:space="preserve">асштабування </w:t>
+            </w:r>
+            <w:r>
+              <w:t>діаграм</w:t>
+            </w:r>
+          </w:p>
+        </w:tc>
+      </w:tr>
+      <w:tr>
+        <w:trPr>
+          <w:trHeight w:val="490"/>
+        </w:trPr>
+        <w:tc>
+          <w:tcPr>
+            <w:tcW w:w="1755" w:type="dxa"/>
+            <w:shd w:val="clear" w:color="auto" w:fill="FFFFFF"/>
+            <w:tcMar>
+              <w:top w:w="135" w:type="dxa"/>
+              <w:left w:w="270" w:type="dxa"/>
+              <w:bottom w:w="135" w:type="dxa"/>
+              <w:right w:w="270" w:type="dxa"/>
+            </w:tcMar>
+            <w:vAlign w:val="center"/>
+            <w:hideMark/>
+          </w:tcPr>
+          <w:p>
+            <w:pPr>
+              <w:ind w:firstLine="0"/>
+            </w:pPr>
+            <w:proofErr w:type="spellStart"/>
+            <w:r>
+              <w:t>intake</w:t>
+            </w:r>
+            <w:proofErr w:type="spellEnd"/>
+          </w:p>
+        </w:tc>
+        <w:tc>
+          <w:tcPr>
+            <w:tcW w:w="2640" w:type="dxa"/>
+            <w:shd w:val="clear" w:color="auto" w:fill="FFFFFF"/>
+            <w:tcMar>
+              <w:top w:w="135" w:type="dxa"/>
+              <w:left w:w="270" w:type="dxa"/>
+              <w:bottom w:w="135" w:type="dxa"/>
+              <w:right w:w="270" w:type="dxa"/>
+            </w:tcMar>
+            <w:vAlign w:val="center"/>
+            <w:hideMark/>
+          </w:tcPr>
+          <w:p>
+            <w:pPr>
+              <w:ind w:firstLine="0"/>
+            </w:pPr>
+            <w:r>
+              <w:t>v=, n=</w:t>
+            </w:r>
+          </w:p>
+        </w:tc>
+        <w:tc>
+          <w:tcPr>
+            <w:tcW w:w="5231" w:type="dxa"/>
+            <w:shd w:val="clear" w:color="auto" w:fill="FFFFFF"/>
+            <w:tcMar>
+              <w:top w:w="135" w:type="dxa"/>
+              <w:left w:w="270" w:type="dxa"/>
+              <w:bottom w:w="135" w:type="dxa"/>
+              <w:right w:w="270" w:type="dxa"/>
+            </w:tcMar>
+            <w:vAlign w:val="center"/>
+            <w:hideMark/>
+          </w:tcPr>
+          <w:p>
+            <w:pPr>
+              <w:ind w:firstLine="0"/>
+            </w:pPr>
+            <w:r>
+              <w:t>впуск</w:t>
+            </w:r>
+          </w:p>
+        </w:tc>
+      </w:tr>
+      <w:tr>
+        <w:trPr>
+          <w:trHeight w:val="490"/>
+        </w:trPr>
+        <w:tc>
+          <w:tcPr>
+            <w:tcW w:w="1755" w:type="dxa"/>
+            <w:shd w:val="clear" w:color="auto" w:fill="FFFFFF"/>
+            <w:tcMar>
+              <w:top w:w="135" w:type="dxa"/>
+              <w:left w:w="270" w:type="dxa"/>
+              <w:bottom w:w="135" w:type="dxa"/>
+              <w:right w:w="270" w:type="dxa"/>
+            </w:tcMar>
+            <w:vAlign w:val="center"/>
+            <w:hideMark/>
+          </w:tcPr>
+          <w:p>
+            <w:pPr>
+              <w:ind w:firstLine="0"/>
+            </w:pPr>
+            <w:proofErr w:type="spellStart"/>
+            <w:r>
+              <w:t>compression</w:t>
+            </w:r>
+            <w:proofErr w:type="spellEnd"/>
+          </w:p>
+        </w:tc>
+        <w:tc>
+          <w:tcPr>
+            <w:tcW w:w="2640" w:type="dxa"/>
+            <w:shd w:val="clear" w:color="auto" w:fill="FFFFFF"/>
+            <w:tcMar>
+              <w:top w:w="135" w:type="dxa"/>
+              <w:left w:w="270" w:type="dxa"/>
+              <w:bottom w:w="135" w:type="dxa"/>
+              <w:right w:w="270" w:type="dxa"/>
+            </w:tcMar>
+            <w:vAlign w:val="center"/>
+            <w:hideMark/>
+          </w:tcPr>
+          <w:p>
+            <w:pPr>
+              <w:ind w:firstLine="0"/>
+            </w:pPr>
+            <w:r>
+              <w:t>m=, v=</w:t>
+            </w:r>
+          </w:p>
+        </w:tc>
+        <w:tc>
+          <w:tcPr>
+            <w:tcW w:w="5231" w:type="dxa"/>
+            <w:shd w:val="clear" w:color="auto" w:fill="FFFFFF"/>
+            <w:tcMar>
+              <w:top w:w="135" w:type="dxa"/>
+              <w:left w:w="270" w:type="dxa"/>
+              <w:bottom w:w="135" w:type="dxa"/>
+              <w:right w:w="270" w:type="dxa"/>
+            </w:tcMar>
+            <w:vAlign w:val="center"/>
+            <w:hideMark/>
+          </w:tcPr>
+          <w:p>
+            <w:pPr>
+              <w:ind w:firstLine="0"/>
+            </w:pPr>
+            <w:r>
+              <w:t>стиск</w:t>
+            </w:r>
+          </w:p>
+        </w:tc>
+      </w:tr>
+      <w:tr>
+        <w:trPr>
+          <w:trHeight w:val="490"/>
+        </w:trPr>
+        <w:tc>
+          <w:tcPr>
+            <w:tcW w:w="1755" w:type="dxa"/>
+            <w:shd w:val="clear" w:color="auto" w:fill="FFFFFF"/>
+            <w:tcMar>
+              <w:top w:w="135" w:type="dxa"/>
+              <w:left w:w="270" w:type="dxa"/>
+              <w:bottom w:w="135" w:type="dxa"/>
+              <w:right w:w="270" w:type="dxa"/>
+            </w:tcMar>
+            <w:vAlign w:val="center"/>
+            <w:hideMark/>
+          </w:tcPr>
+          <w:p>
+            <w:pPr>
+              <w:ind w:firstLine="0"/>
+            </w:pPr>
+            <w:proofErr w:type="spellStart"/>
+            <w:r>
+              <w:t>ignition</w:t>
+            </w:r>
+            <w:proofErr w:type="spellEnd"/>
+          </w:p>
+        </w:tc>
+        <w:tc>
+          <w:tcPr>
+            <w:tcW w:w="2640" w:type="dxa"/>
+            <w:shd w:val="clear" w:color="auto" w:fill="FFFFFF"/>
+            <w:tcMar>
+              <w:top w:w="135" w:type="dxa"/>
+              <w:left w:w="270" w:type="dxa"/>
+              <w:bottom w:w="135" w:type="dxa"/>
+              <w:right w:w="270" w:type="dxa"/>
+            </w:tcMar>
+            <w:vAlign w:val="center"/>
+            <w:hideMark/>
+          </w:tcPr>
+          <w:p>
+            <w:pPr>
+              <w:ind w:firstLine="0"/>
+            </w:pPr>
+            <w:proofErr w:type="spellStart"/>
+            <w:r>
+              <w:t>rate</w:t>
+            </w:r>
+            <w:proofErr w:type="spellEnd"/>
+            <w:r>
+              <w:t>=, t=</w:t>
+            </w:r>
+          </w:p>
+        </w:tc>
+        <w:tc>
+          <w:tcPr>
+            <w:tcW w:w="5231" w:type="dxa"/>
+            <w:shd w:val="clear" w:color="auto" w:fill="FFFFFF"/>
+            <w:tcMar>
+              <w:top w:w="135" w:type="dxa"/>
+              <w:left w:w="270" w:type="dxa"/>
+              <w:bottom w:w="135" w:type="dxa"/>
+              <w:right w:w="270" w:type="dxa"/>
+            </w:tcMar>
+            <w:vAlign w:val="center"/>
+            <w:hideMark/>
+          </w:tcPr>
+          <w:p>
+            <w:pPr>
+              <w:ind w:firstLine="0"/>
+            </w:pPr>
+            <w:r>
+              <w:t>запалювання</w:t>
+            </w:r>
+          </w:p>
+        </w:tc>
+      </w:tr>
+      <w:tr>
+        <w:trPr>
+          <w:trHeight w:val="490"/>
+        </w:trPr>
+        <w:tc>
+          <w:tcPr>
+            <w:tcW w:w="1755" w:type="dxa"/>
+            <w:shd w:val="clear" w:color="auto" w:fill="FFFFFF"/>
+            <w:tcMar>
+              <w:top w:w="135" w:type="dxa"/>
+              <w:left w:w="270" w:type="dxa"/>
+              <w:bottom w:w="135" w:type="dxa"/>
+              <w:right w:w="270" w:type="dxa"/>
+            </w:tcMar>
+            <w:vAlign w:val="center"/>
+            <w:hideMark/>
+          </w:tcPr>
+          <w:p>
+            <w:pPr>
+              <w:ind w:firstLine="0"/>
+            </w:pPr>
+            <w:proofErr w:type="spellStart"/>
+            <w:r>
+              <w:t>expansion</w:t>
+            </w:r>
+            <w:proofErr w:type="spellEnd"/>
+          </w:p>
+        </w:tc>
+        <w:tc>
+          <w:tcPr>
+            <w:tcW w:w="2640" w:type="dxa"/>
+            <w:shd w:val="clear" w:color="auto" w:fill="FFFFFF"/>
+            <w:tcMar>
+              <w:top w:w="135" w:type="dxa"/>
+              <w:left w:w="270" w:type="dxa"/>
+              <w:bottom w:w="135" w:type="dxa"/>
+              <w:right w:w="270" w:type="dxa"/>
+            </w:tcMar>
+            <w:vAlign w:val="center"/>
+            <w:hideMark/>
+          </w:tcPr>
+          <w:p>
+            <w:pPr>
+              <w:ind w:firstLine="0"/>
+            </w:pPr>
+            <w:r>
+              <w:t>m=, v=</w:t>
+            </w:r>
+          </w:p>
+        </w:tc>
+        <w:tc>
+          <w:tcPr>
+            <w:tcW w:w="5231" w:type="dxa"/>
+            <w:shd w:val="clear" w:color="auto" w:fill="FFFFFF"/>
+            <w:tcMar>
+              <w:top w:w="135" w:type="dxa"/>
+              <w:left w:w="270" w:type="dxa"/>
+              <w:bottom w:w="135" w:type="dxa"/>
+              <w:right w:w="270" w:type="dxa"/>
+            </w:tcMar>
+            <w:vAlign w:val="center"/>
+            <w:hideMark/>
+          </w:tcPr>
+          <w:p>
+            <w:pPr>
+              <w:ind w:firstLine="0"/>
+            </w:pPr>
+            <w:r>
+              <w:t>розширення (робочий хід)</w:t>
+            </w:r>
+          </w:p>
+        </w:tc>
+      </w:tr>
+      <w:tr>
+        <w:trPr>
+          <w:trHeight w:val="490"/>
+        </w:trPr>
+        <w:tc>
+          <w:tcPr>
+            <w:tcW w:w="1755" w:type="dxa"/>
+            <w:shd w:val="clear" w:color="auto" w:fill="FFFFFF"/>
+            <w:tcMar>
+              <w:top w:w="135" w:type="dxa"/>
+              <w:left w:w="270" w:type="dxa"/>
+              <w:bottom w:w="135" w:type="dxa"/>
+              <w:right w:w="270" w:type="dxa"/>
+            </w:tcMar>
+            <w:vAlign w:val="center"/>
+            <w:hideMark/>
+          </w:tcPr>
+          <w:p>
+            <w:pPr>
+              <w:ind w:firstLine="0"/>
+            </w:pPr>
+            <w:proofErr w:type="spellStart"/>
+            <w:r>
+              <w:t>exhaust</w:t>
+            </w:r>
+            <w:proofErr w:type="spellEnd"/>
+          </w:p>
+        </w:tc>
+        <w:tc>
+          <w:tcPr>
+            <w:tcW w:w="2640" w:type="dxa"/>
+            <w:shd w:val="clear" w:color="auto" w:fill="FFFFFF"/>
+            <w:tcMar>
+              <w:top w:w="135" w:type="dxa"/>
+              <w:left w:w="270" w:type="dxa"/>
+              <w:bottom w:w="135" w:type="dxa"/>
+              <w:right w:w="270" w:type="dxa"/>
+            </w:tcMar>
+            <w:vAlign w:val="center"/>
+            <w:hideMark/>
+          </w:tcPr>
+          <w:p>
+            <w:pPr>
+              <w:ind w:firstLine="0"/>
+            </w:pPr>
+            <w:r>
+              <w:t>m=</w:t>
+            </w:r>
+          </w:p>
+        </w:tc>
+        <w:tc>
+          <w:tcPr>
+            <w:tcW w:w="5231" w:type="dxa"/>
+            <w:shd w:val="clear" w:color="auto" w:fill="FFFFFF"/>
+            <w:tcMar>
+              <w:top w:w="135" w:type="dxa"/>
+              <w:left w:w="270" w:type="dxa"/>
+              <w:bottom w:w="135" w:type="dxa"/>
+              <w:right w:w="270" w:type="dxa"/>
+            </w:tcMar>
+            <w:vAlign w:val="center"/>
+            <w:hideMark/>
+          </w:tcPr>
+          <w:p>
+            <w:pPr>
+              <w:ind w:firstLine="0"/>
+            </w:pPr>
+            <w:r>
+              <w:t>випуск</w:t>
+            </w:r>
+          </w:p>
+        </w:tc>
+      </w:tr>
+      <w:tr>
+        <w:trPr>
+          <w:trHeight w:val="490"/>
+        </w:trPr>
+        <w:tc>
+          <w:tcPr>
+            <w:tcW w:w="1755" w:type="dxa"/>
+            <w:shd w:val="clear" w:color="auto" w:fill="FFFFFF"/>
+            <w:tcMar>
+              <w:top w:w="135" w:type="dxa"/>
+              <w:left w:w="270" w:type="dxa"/>
+              <w:bottom w:w="135" w:type="dxa"/>
+              <w:right w:w="270" w:type="dxa"/>
+            </w:tcMar>
+            <w:vAlign w:val="center"/>
+            <w:hideMark/>
+          </w:tcPr>
+          <w:p>
+            <w:pPr>
+              <w:ind w:firstLine="0"/>
+            </w:pPr>
+            <w:proofErr w:type="spellStart"/>
+            <w:r>
+              <w:t>isobaric</w:t>
+            </w:r>
+            <w:proofErr w:type="spellEnd"/>
+          </w:p>
+        </w:tc>
+        <w:tc>
+          <w:tcPr>
+            <w:tcW w:w="2640" w:type="dxa"/>
+            <w:shd w:val="clear" w:color="auto" w:fill="FFFFFF"/>
+            <w:tcMar>
+              <w:top w:w="135" w:type="dxa"/>
+              <w:left w:w="270" w:type="dxa"/>
+              <w:bottom w:w="135" w:type="dxa"/>
+              <w:right w:w="270" w:type="dxa"/>
+            </w:tcMar>
+            <w:vAlign w:val="center"/>
+            <w:hideMark/>
+          </w:tcPr>
+          <w:p>
+            <w:pPr>
+              <w:ind w:firstLine="0"/>
+            </w:pPr>
+            <w:r>
+              <w:t>v=</w:t>
+            </w:r>
+          </w:p>
+        </w:tc>
+        <w:tc>
+          <w:tcPr>
+            <w:tcW w:w="5231" w:type="dxa"/>
+            <w:shd w:val="clear" w:color="auto" w:fill="FFFFFF"/>
+            <w:tcMar>
+              <w:top w:w="135" w:type="dxa"/>
+              <w:left w:w="270" w:type="dxa"/>
+              <w:bottom w:w="135" w:type="dxa"/>
+              <w:right w:w="270" w:type="dxa"/>
+            </w:tcMar>
+            <w:vAlign w:val="center"/>
+            <w:hideMark/>
+          </w:tcPr>
+          <w:p>
+            <w:pPr>
+              <w:ind w:firstLine="0"/>
+            </w:pPr>
+            <w:r>
+              <w:t>ізобара</w:t>
+            </w:r>
+          </w:p>
+        </w:tc>
+      </w:tr>
+      <w:tr>
+        <w:trPr>
+          <w:trHeight w:val="490"/>
+        </w:trPr>
+        <w:tc>
+          <w:tcPr>
+            <w:tcW w:w="1755" w:type="dxa"/>
+            <w:shd w:val="clear" w:color="auto" w:fill="FFFFFF"/>
+            <w:tcMar>
+              <w:top w:w="135" w:type="dxa"/>
+              <w:left w:w="270" w:type="dxa"/>
+              <w:bottom w:w="135" w:type="dxa"/>
+              <w:right w:w="270" w:type="dxa"/>
+            </w:tcMar>
+            <w:vAlign w:val="center"/>
+            <w:hideMark/>
+          </w:tcPr>
+          <w:p>
+            <w:pPr>
+              <w:ind w:firstLine="0"/>
+            </w:pPr>
+            <w:proofErr w:type="spellStart"/>
+            <w:r>
+              <w:t>adiabatic</w:t>
+            </w:r>
+            <w:proofErr w:type="spellEnd"/>
+          </w:p>
+        </w:tc>
+        <w:tc>
+          <w:tcPr>
+            <w:tcW w:w="2640" w:type="dxa"/>
+            <w:shd w:val="clear" w:color="auto" w:fill="FFFFFF"/>
+            <w:tcMar>
+              <w:top w:w="135" w:type="dxa"/>
+              <w:left w:w="270" w:type="dxa"/>
+              <w:bottom w:w="135" w:type="dxa"/>
+              <w:right w:w="270" w:type="dxa"/>
+            </w:tcMar>
+            <w:vAlign w:val="center"/>
+            <w:hideMark/>
+          </w:tcPr>
+          <w:p>
+            <w:pPr>
+              <w:ind w:firstLine="0"/>
+            </w:pPr>
+            <w:r>
+              <w:t>m=</w:t>
+            </w:r>
+          </w:p>
+        </w:tc>
+        <w:tc>
+          <w:tcPr>
+            <w:tcW w:w="5231" w:type="dxa"/>
+            <w:shd w:val="clear" w:color="auto" w:fill="FFFFFF"/>
+            <w:tcMar>
+              <w:top w:w="135" w:type="dxa"/>
+              <w:left w:w="270" w:type="dxa"/>
+              <w:bottom w:w="135" w:type="dxa"/>
+              <w:right w:w="270" w:type="dxa"/>
+            </w:tcMar>
+            <w:vAlign w:val="center"/>
+            <w:hideMark/>
+          </w:tcPr>
+          <w:p>
+            <w:pPr>
+              <w:ind w:firstLine="0"/>
+            </w:pPr>
+            <w:r>
+              <w:t>адіабата</w:t>
+            </w:r>
+          </w:p>
+        </w:tc>
+      </w:tr>
+      <w:tr>
+        <w:trPr>
+          <w:trHeight w:val="490"/>
+        </w:trPr>
+        <w:tc>
+          <w:tcPr>
+            <w:tcW w:w="1755" w:type="dxa"/>
+            <w:shd w:val="clear" w:color="auto" w:fill="FFFFFF"/>
+            <w:tcMar>
+              <w:top w:w="135" w:type="dxa"/>
+              <w:left w:w="270" w:type="dxa"/>
+              <w:bottom w:w="135" w:type="dxa"/>
+              <w:right w:w="270" w:type="dxa"/>
+            </w:tcMar>
+            <w:vAlign w:val="center"/>
+            <w:hideMark/>
+          </w:tcPr>
+          <w:p>
+            <w:pPr>
+              <w:ind w:firstLine="0"/>
+            </w:pPr>
+            <w:proofErr w:type="spellStart"/>
+            <w:r>
+              <w:t>isohoric</w:t>
+            </w:r>
+            <w:proofErr w:type="spellEnd"/>
+          </w:p>
+        </w:tc>
+        <w:tc>
+          <w:tcPr>
+            <w:tcW w:w="2640" w:type="dxa"/>
+            <w:shd w:val="clear" w:color="auto" w:fill="FFFFFF"/>
+            <w:tcMar>
+              <w:top w:w="135" w:type="dxa"/>
+              <w:left w:w="270" w:type="dxa"/>
+              <w:bottom w:w="135" w:type="dxa"/>
+              <w:right w:w="270" w:type="dxa"/>
+            </w:tcMar>
+            <w:vAlign w:val="center"/>
+            <w:hideMark/>
+          </w:tcPr>
+          <w:p>
+            <w:pPr>
+              <w:ind w:firstLine="0"/>
+            </w:pPr>
+            <w:r>
+              <w:t>m=</w:t>
+            </w:r>
+          </w:p>
+        </w:tc>
+        <w:tc>
+          <w:tcPr>
+            <w:tcW w:w="5231" w:type="dxa"/>
+            <w:shd w:val="clear" w:color="auto" w:fill="FFFFFF"/>
+            <w:tcMar>
+              <w:top w:w="135" w:type="dxa"/>
+              <w:left w:w="270" w:type="dxa"/>
+              <w:bottom w:w="135" w:type="dxa"/>
+              <w:right w:w="270" w:type="dxa"/>
+            </w:tcMar>
+            <w:vAlign w:val="center"/>
+            <w:hideMark/>
+          </w:tcPr>
+          <w:p>
+            <w:pPr>
+              <w:ind w:firstLine="0"/>
+            </w:pPr>
+            <w:r>
+              <w:t>ізохора</w:t>
+            </w:r>
+          </w:p>
+        </w:tc>
+      </w:tr>
+      <w:tr>
+        <w:trPr>
+          <w:trHeight w:val="490"/>
+        </w:trPr>
+        <w:tc>
+          <w:tcPr>
+            <w:tcW w:w="1755" w:type="dxa"/>
+            <w:shd w:val="clear" w:color="auto" w:fill="FFFFFF"/>
+            <w:tcMar>
+              <w:top w:w="135" w:type="dxa"/>
+              <w:left w:w="270" w:type="dxa"/>
+              <w:bottom w:w="135" w:type="dxa"/>
+              <w:right w:w="270" w:type="dxa"/>
+            </w:tcMar>
+            <w:vAlign w:val="center"/>
+            <w:hideMark/>
+          </w:tcPr>
+          <w:p>
+            <w:pPr>
+              <w:ind w:firstLine="0"/>
+            </w:pPr>
+            <w:proofErr w:type="spellStart"/>
+            <w:r>
+              <w:t>isothermic</w:t>
+            </w:r>
+            <w:proofErr w:type="spellEnd"/>
+          </w:p>
+        </w:tc>
+        <w:tc>
+          <w:tcPr>
+            <w:tcW w:w="2640" w:type="dxa"/>
+            <w:shd w:val="clear" w:color="auto" w:fill="FFFFFF"/>
+            <w:tcMar>
+              <w:top w:w="135" w:type="dxa"/>
+              <w:left w:w="270" w:type="dxa"/>
+              <w:bottom w:w="135" w:type="dxa"/>
+              <w:right w:w="270" w:type="dxa"/>
+            </w:tcMar>
+            <w:vAlign w:val="center"/>
+            <w:hideMark/>
+          </w:tcPr>
+          <w:p>
+            <w:pPr>
+              <w:ind w:firstLine="0"/>
+            </w:pPr>
+            <w:r>
+              <w:t>m=</w:t>
+            </w:r>
+          </w:p>
+        </w:tc>
+        <w:tc>
+          <w:tcPr>
+            <w:tcW w:w="5231" w:type="dxa"/>
+            <w:shd w:val="clear" w:color="auto" w:fill="FFFFFF"/>
+            <w:tcMar>
+              <w:top w:w="135" w:type="dxa"/>
+              <w:left w:w="270" w:type="dxa"/>
+              <w:bottom w:w="135" w:type="dxa"/>
+              <w:right w:w="270" w:type="dxa"/>
+            </w:tcMar>
+            <w:vAlign w:val="center"/>
+            <w:hideMark/>
+          </w:tcPr>
+          <w:p>
+            <w:pPr>
+              <w:ind w:firstLine="0"/>
+            </w:pPr>
+            <w:r>
+              <w:t>ізотерма</w:t>
+            </w:r>
+          </w:p>
+        </w:tc>
+      </w:tr>
+      <w:tr>
+        <w:trPr>
+          <w:trHeight w:val="490"/>
+        </w:trPr>
+        <w:tc>
+          <w:tcPr>
+            <w:tcW w:w="1755" w:type="dxa"/>
+            <w:shd w:val="clear" w:color="auto" w:fill="FFFFFF"/>
+            <w:tcMar>
+              <w:top w:w="135" w:type="dxa"/>
+              <w:left w:w="270" w:type="dxa"/>
+              <w:bottom w:w="135" w:type="dxa"/>
+              <w:right w:w="270" w:type="dxa"/>
+            </w:tcMar>
+            <w:vAlign w:val="center"/>
+            <w:hideMark/>
+          </w:tcPr>
+          <w:p>
+            <w:pPr>
+              <w:ind w:firstLine="0"/>
+            </w:pPr>
+            <w:proofErr w:type="spellStart"/>
+            <w:r>
+              <w:t>calm</w:t>
+            </w:r>
+            <w:proofErr w:type="spellEnd"/>
+          </w:p>
+        </w:tc>
+        <w:tc>
+          <w:tcPr>
+            <w:tcW w:w="2640" w:type="dxa"/>
+            <w:shd w:val="clear" w:color="auto" w:fill="FFFFFF"/>
+            <w:tcMar>
+              <w:top w:w="135" w:type="dxa"/>
+              <w:left w:w="270" w:type="dxa"/>
+              <w:bottom w:w="135" w:type="dxa"/>
+              <w:right w:w="270" w:type="dxa"/>
+            </w:tcMar>
+            <w:vAlign w:val="center"/>
+            <w:hideMark/>
+          </w:tcPr>
+          <w:p>
+            <w:pPr>
+              <w:ind w:firstLine="0"/>
+            </w:pPr>
+            <w:proofErr w:type="spellStart"/>
+            <w:r>
+              <w:t>time</w:t>
+            </w:r>
+            <w:proofErr w:type="spellEnd"/>
+            <w:r>
+              <w:t>=400</w:t>
+            </w:r>
+          </w:p>
+        </w:tc>
+        <w:tc>
+          <w:tcPr>
+            <w:tcW w:w="5231" w:type="dxa"/>
+            <w:shd w:val="clear" w:color="auto" w:fill="FFFFFF"/>
+            <w:tcMar>
+              <w:top w:w="135" w:type="dxa"/>
+              <w:left w:w="270" w:type="dxa"/>
+              <w:bottom w:w="135" w:type="dxa"/>
+              <w:right w:w="270" w:type="dxa"/>
+            </w:tcMar>
+            <w:vAlign w:val="center"/>
+            <w:hideMark/>
+          </w:tcPr>
+          <w:p>
+            <w:pPr>
+              <w:ind w:firstLine="0"/>
+            </w:pPr>
+            <w:r>
+              <w:t xml:space="preserve">заспокоєння коливань поршня, </w:t>
+            </w:r>
+            <w:proofErr w:type="spellStart"/>
+            <w:r>
+              <w:t>time</w:t>
+            </w:r>
+            <w:proofErr w:type="spellEnd"/>
+            <w:r>
+              <w:t xml:space="preserve"> - </w:t>
+            </w:r>
+            <w:r>
+              <w:t>тривалість</w:t>
+            </w:r>
+          </w:p>
+        </w:tc>
+      </w:tr>
+      <w:tr>
+        <w:trPr>
+          <w:trHeight w:val="490"/>
+        </w:trPr>
+        <w:tc>
+          <w:tcPr>
+            <w:tcW w:w="1755" w:type="dxa"/>
+            <w:shd w:val="clear" w:color="auto" w:fill="FFFFFF"/>
+            <w:tcMar>
+              <w:top w:w="135" w:type="dxa"/>
+              <w:left w:w="270" w:type="dxa"/>
+              <w:bottom w:w="135" w:type="dxa"/>
+              <w:right w:w="270" w:type="dxa"/>
+            </w:tcMar>
+            <w:vAlign w:val="center"/>
+            <w:hideMark/>
+          </w:tcPr>
+          <w:p>
+            <w:pPr>
+              <w:ind w:firstLine="0"/>
+            </w:pPr>
+            <w:proofErr w:type="spellStart"/>
+            <w:r>
+              <w:t>run</w:t>
+            </w:r>
+            <w:proofErr w:type="spellEnd"/>
+          </w:p>
+        </w:tc>
+        <w:tc>
+          <w:tcPr>
+            <w:tcW w:w="2640" w:type="dxa"/>
+            <w:shd w:val="clear" w:color="auto" w:fill="FFFFFF"/>
+            <w:tcMar>
+              <w:top w:w="135" w:type="dxa"/>
+              <w:left w:w="270" w:type="dxa"/>
+              <w:bottom w:w="135" w:type="dxa"/>
+              <w:right w:w="270" w:type="dxa"/>
+            </w:tcMar>
+            <w:vAlign w:val="center"/>
+            <w:hideMark/>
+          </w:tcPr>
+          <w:p>
+            <w:pPr>
+              <w:ind w:firstLine="0"/>
+            </w:pPr>
+            <w:proofErr w:type="spellStart"/>
+            <w:r>
+              <w:t>time</w:t>
+            </w:r>
+            <w:proofErr w:type="spellEnd"/>
+            <w:r>
+              <w:t>=1e6</w:t>
+            </w:r>
+          </w:p>
+        </w:tc>
+        <w:tc>
+          <w:tcPr>
+            <w:tcW w:w="5231" w:type="dxa"/>
+            <w:shd w:val="clear" w:color="auto" w:fill="FFFFFF"/>
+            <w:tcMar>
+              <w:top w:w="135" w:type="dxa"/>
+              <w:left w:w="270" w:type="dxa"/>
+              <w:bottom w:w="135" w:type="dxa"/>
+              <w:right w:w="270" w:type="dxa"/>
+            </w:tcMar>
+            <w:vAlign w:val="center"/>
+            <w:hideMark/>
+          </w:tcPr>
+          <w:p>
+            <w:pPr>
+              <w:keepNext/>
+              <w:ind w:firstLine="0"/>
+            </w:pPr>
+            <w:r>
+              <w:t xml:space="preserve">просто робить кроки, </w:t>
+            </w:r>
+            <w:proofErr w:type="spellStart"/>
+            <w:r>
+              <w:t>time</w:t>
+            </w:r>
+            <w:proofErr w:type="spellEnd"/>
+            <w:r>
+              <w:t xml:space="preserve"> - кількість тактів</w:t>
+            </w:r>
+          </w:p>
+        </w:tc>
+      </w:tr>
+    </w:tbl>
+    <w:p>
+      <w:pPr>
+        <w:ind w:firstLine="708"/>
+        <w:rPr>
+          <w:lang w:val="en-US"/>
+        </w:rPr>
+      </w:pPr>
+    </w:p>
+    <w:p>
+      <w:pPr>
+        <w:ind w:firstLine="708"/>
+      </w:pPr>
+      <w:r>
+        <w:t xml:space="preserve">Таблиця 1. </w:t>
+      </w:r>
+      <w:r>
+        <w:t>Опис к</w:t>
+      </w:r>
+      <w:r>
+        <w:t>оманд</w:t>
+      </w:r>
+    </w:p>
+    <w:p>
+      <w:pPr>
+        <w:ind w:firstLine="708"/>
+        <w:rPr>
+          <w:lang w:val="en-US"/>
+        </w:rPr>
+      </w:pPr>
     </w:p>
     <w:p>
       <w:pPr>
@@ -5635,7 +7361,6 @@
   <w:style w:type="character" w:default="1" w:styleId="a0">
     <w:name w:val="Default Paragraph Font"/>
     <w:uiPriority w:val="1"/>
-    <w:semiHidden/>
     <w:unhideWhenUsed/>
   </w:style>
   <w:style w:type="table" w:default="1" w:styleId="a1">
@@ -5740,6 +7465,37 @@
     <w:rsid w:val="00890600"/>
     <w:rPr>
       <w:color w:val="666666"/>
+    </w:rPr>
+  </w:style>
+  <w:style w:type="paragraph" w:styleId="a7">
+    <w:name w:val="Normal (Web)"/>
+    <w:basedOn w:val="a"/>
+    <w:uiPriority w:val="99"/>
+    <w:semiHidden/>
+    <w:unhideWhenUsed/>
+    <w:rsid w:val="00E76E64"/>
+    <w:rPr>
+      <w:sz w:val="24"/>
+      <w:szCs w:val="24"/>
+    </w:rPr>
+  </w:style>
+  <w:style w:type="paragraph" w:styleId="a8">
+    <w:name w:val="caption"/>
+    <w:basedOn w:val="a"/>
+    <w:next w:val="a"/>
+    <w:uiPriority w:val="35"/>
+    <w:unhideWhenUsed/>
+    <w:qFormat/>
+    <w:rsid w:val="00B95A2D"/>
+    <w:pPr>
+      <w:spacing w:after="200" w:line="240" w:lineRule="auto"/>
+    </w:pPr>
+    <w:rPr>
+      <w:i/>
+      <w:iCs/>
+      <w:color w:val="44546A" w:themeColor="text2"/>
+      <w:sz w:val="18"/>
+      <w:szCs w:val="18"/>
     </w:rPr>
   </w:style>
 </w:styles>

--- a/docs/Термодинамічні цикли.docx
+++ b/docs/Термодинамічні цикли.docx
@@ -217,37 +217,34 @@
           <w:iCs/>
         </w:rPr>
       </w:pPr>
-      <w:proofErr w:type="spellStart"/>
       <w:r>
         <w:rPr>
           <w:i/>
           <w:iCs/>
         </w:rPr>
-        <w:t>while</w:t>
-      </w:r>
-      <w:proofErr w:type="spellEnd"/>
-      <w:r>
+        <w:t>while (true) {</w:t>
+      </w:r>
+    </w:p>
+    <w:p>
+      <w:pPr>
         <w:rPr>
           <w:i/>
           <w:iCs/>
         </w:rPr>
-        <w:t xml:space="preserve"> (</w:t>
-      </w:r>
-      <w:proofErr w:type="spellStart"/>
+      </w:pPr>
       <w:r>
         <w:rPr>
           <w:i/>
           <w:iCs/>
         </w:rPr>
-        <w:t>true</w:t>
-      </w:r>
-      <w:proofErr w:type="spellEnd"/>
+        <w:t xml:space="preserve">    </w:t>
+      </w:r>
       <w:r>
         <w:rPr>
           <w:i/>
           <w:iCs/>
         </w:rPr>
-        <w:t>) {</w:t>
+        <w:t>крок</w:t>
       </w:r>
     </w:p>
     <w:p>
@@ -262,76 +259,45 @@
           <w:i/>
           <w:iCs/>
         </w:rPr>
-        <w:t xml:space="preserve">    </w:t>
-      </w:r>
-      <w:r>
+        <w:t>}</w:t>
+      </w:r>
+    </w:p>
+    <w:p>
+      <w:r>
+        <w:t xml:space="preserve">Загальний принцип моделювання процесу полягає в тому, що формулюється умова, за якої процес продовжується і визначається алгоритм впливу на параметри моделі в </w:t>
+      </w:r>
+      <w:r>
+        <w:t>кожен</w:t>
+      </w:r>
+      <w:r>
+        <w:t xml:space="preserve"> момент дискретного часу. Якщо позначити умову словом</w:t>
+      </w:r>
+      <w:r>
+        <w:t xml:space="preserve"> «умова»</w:t>
+      </w:r>
+      <w:r>
+        <w:t>, а вплив на параметри словом</w:t>
+      </w:r>
+      <w:r>
+        <w:t xml:space="preserve"> «дія»</w:t>
+      </w:r>
+      <w:r>
+        <w:t>, то алгоритм процесу виглядає так.</w:t>
+      </w:r>
+    </w:p>
+    <w:p>
+      <w:pPr>
         <w:rPr>
           <w:i/>
           <w:iCs/>
         </w:rPr>
-        <w:t>крок</w:t>
-      </w:r>
-    </w:p>
-    <w:p>
-      <w:pPr>
+      </w:pPr>
+      <w:r>
         <w:rPr>
           <w:i/>
           <w:iCs/>
         </w:rPr>
-      </w:pPr>
-      <w:r>
-        <w:rPr>
-          <w:i/>
-          <w:iCs/>
-        </w:rPr>
-        <w:t>}</w:t>
-      </w:r>
-    </w:p>
-    <w:p>
-      <w:r>
-        <w:t xml:space="preserve">Загальний принцип моделювання процесу полягає в тому, що формулюється умова, за якої процес продовжується і визначається алгоритм впливу на параметри моделі в </w:t>
-      </w:r>
-      <w:r>
-        <w:t>кожен</w:t>
-      </w:r>
-      <w:r>
-        <w:t xml:space="preserve"> момент дискретного часу. Якщо позначити умову словом</w:t>
-      </w:r>
-      <w:r>
-        <w:t xml:space="preserve"> «умова»</w:t>
-      </w:r>
-      <w:r>
-        <w:t>, а вплив на параметри словом</w:t>
-      </w:r>
-      <w:r>
-        <w:t xml:space="preserve"> «дія»</w:t>
-      </w:r>
-      <w:r>
-        <w:t>, то алгоритм процесу виглядає так.</w:t>
-      </w:r>
-    </w:p>
-    <w:p>
-      <w:pPr>
-        <w:rPr>
-          <w:i/>
-          <w:iCs/>
-        </w:rPr>
-      </w:pPr>
-      <w:proofErr w:type="spellStart"/>
-      <w:r>
-        <w:rPr>
-          <w:i/>
-          <w:iCs/>
-        </w:rPr>
-        <w:t>while</w:t>
-      </w:r>
-      <w:proofErr w:type="spellEnd"/>
-      <w:r>
-        <w:rPr>
-          <w:i/>
-          <w:iCs/>
-        </w:rPr>
-        <w:t xml:space="preserve"> (</w:t>
+        <w:t>while (</w:t>
       </w:r>
       <w:r>
         <w:rPr>
@@ -842,15 +808,7 @@
     </w:p>
     <w:p>
       <w:r>
-        <w:t xml:space="preserve">Щоб побачити залежність між малими змінами параметрів, </w:t>
-      </w:r>
-      <w:proofErr w:type="spellStart"/>
-      <w:r>
-        <w:t>продиференцюємо</w:t>
-      </w:r>
-      <w:proofErr w:type="spellEnd"/>
-      <w:r>
-        <w:t xml:space="preserve"> рівняння </w:t>
+        <w:t xml:space="preserve">Щоб побачити залежність між малими змінами параметрів, продиференцюємо рівняння </w:t>
       </w:r>
       <m:oMath>
         <m:r>
@@ -1527,15 +1485,7 @@
         <w:t xml:space="preserve">.  </w:t>
       </w:r>
       <w:r>
-        <w:t xml:space="preserve">Після </w:t>
-      </w:r>
-      <w:proofErr w:type="spellStart"/>
-      <w:r>
-        <w:t>дифернціювання</w:t>
-      </w:r>
-      <w:proofErr w:type="spellEnd"/>
-      <w:r>
-        <w:t xml:space="preserve"> </w:t>
+        <w:t xml:space="preserve">Після дифернціювання </w:t>
       </w:r>
       <m:oMath>
         <m:r>
@@ -2377,7 +2327,6 @@
       <w:r>
         <w:t xml:space="preserve"> </w:t>
       </w:r>
-      <w:proofErr w:type="spellStart"/>
       <w:r>
         <w:rPr>
           <w:i/>
@@ -2385,7 +2334,6 @@
         </w:rPr>
         <w:t>ΔQ</w:t>
       </w:r>
-      <w:proofErr w:type="spellEnd"/>
       <w:r>
         <w:t xml:space="preserve"> – різницю в кінетичній енергії вантажу, </w:t>
       </w:r>
@@ -2496,7 +2444,6 @@
       <w:r>
         <w:t xml:space="preserve"> було б найпростішим варіантом, але тоді </w:t>
       </w:r>
-      <w:proofErr w:type="spellStart"/>
       <w:r>
         <w:rPr>
           <w:i/>
@@ -2504,7 +2451,6 @@
         </w:rPr>
         <w:t>ΔQ</w:t>
       </w:r>
-      <w:proofErr w:type="spellEnd"/>
       <w:r>
         <w:rPr>
           <w:i/>
@@ -2701,44 +2647,18 @@
       <w:r>
         <w:t xml:space="preserve">Закон ізотерми </w:t>
       </w:r>
-      <w:proofErr w:type="spellStart"/>
       <w:r>
         <w:rPr>
           <w:i/>
           <w:iCs/>
         </w:rPr>
-        <w:t>PV</w:t>
-      </w:r>
-      <w:proofErr w:type="spellEnd"/>
-      <w:r>
-        <w:rPr>
-          <w:i/>
-          <w:iCs/>
-        </w:rPr>
-        <w:t xml:space="preserve"> = </w:t>
-      </w:r>
-      <w:proofErr w:type="spellStart"/>
-      <w:r>
-        <w:rPr>
-          <w:i/>
-          <w:iCs/>
-        </w:rPr>
-        <w:t>const</w:t>
-      </w:r>
-      <w:proofErr w:type="spellEnd"/>
+        <w:t>PV = const</w:t>
+      </w:r>
       <w:r>
         <w:t xml:space="preserve">.  </w:t>
       </w:r>
       <w:r>
-        <w:t xml:space="preserve">Після </w:t>
-      </w:r>
-      <w:proofErr w:type="spellStart"/>
-      <w:r>
-        <w:t>дифернціювання</w:t>
-      </w:r>
-      <w:proofErr w:type="spellEnd"/>
-      <w:r>
-        <w:t xml:space="preserve"> </w:t>
+        <w:t xml:space="preserve">Після дифернціювання </w:t>
       </w:r>
       <m:oMath>
         <m:r>
@@ -4389,15 +4309,7 @@
         <w:t xml:space="preserve"> В </w:t>
       </w:r>
       <w:r>
-        <w:t xml:space="preserve">процесах, де рухався масивний поршень, ми намагалися зробити цей рух </w:t>
-      </w:r>
-      <w:proofErr w:type="spellStart"/>
-      <w:r>
-        <w:t>плавнішим</w:t>
-      </w:r>
-      <w:proofErr w:type="spellEnd"/>
-      <w:r>
-        <w:t xml:space="preserve">, </w:t>
+        <w:t xml:space="preserve">процесах, де рухався масивний поршень, ми намагалися зробити цей рух плавнішим, </w:t>
       </w:r>
       <w:r>
         <w:t xml:space="preserve">але </w:t>
@@ -4856,6 +4768,15 @@
         <w:t>кількість часток газу</w:t>
       </w:r>
       <w:r>
+        <w:rPr>
+          <w:lang w:val="en-US"/>
+        </w:rPr>
+        <w:t xml:space="preserve"> (</w:t>
+      </w:r>
+      <w:r>
+        <w:t>в тис. штук)</w:t>
+      </w:r>
+      <w:r>
         <w:t>.</w:t>
       </w:r>
     </w:p>
@@ -4945,7 +4866,10 @@
         <w:t>раптово</w:t>
       </w:r>
       <w:r>
-        <w:t xml:space="preserve"> зростає. </w:t>
+        <w:t xml:space="preserve"> зростає.</w:t>
+      </w:r>
+      <w:r>
+        <w:t xml:space="preserve"> </w:t>
       </w:r>
       <w:r>
         <w:t xml:space="preserve">Процес починається з вмикання нагрівача з великим коефіцієнтом нагрівання, і </w:t>
@@ -4957,15 +4881,7 @@
         <w:t>завершується  по досягненні газом заданої температури</w:t>
       </w:r>
       <w:r>
-        <w:t xml:space="preserve">. Параметри процесу – </w:t>
-      </w:r>
-      <w:proofErr w:type="spellStart"/>
-      <w:r>
-        <w:t>рейт</w:t>
-      </w:r>
-      <w:proofErr w:type="spellEnd"/>
-      <w:r>
-        <w:t xml:space="preserve"> нагрівача і цільове значення температури.</w:t>
+        <w:t>. Параметри процесу – рейт нагрівача і цільове значення температури.</w:t>
       </w:r>
     </w:p>
     <w:p>
@@ -5034,15 +4950,6 @@
       <w:r>
         <w:t xml:space="preserve"> Параметр процесу – маса вантажу.</w:t>
       </w:r>
-    </w:p>
-    <w:p>
-      <w:pPr>
-        <w:ind w:firstLine="708"/>
-        <w:rPr>
-          <w:b/>
-          <w:bCs/>
-        </w:rPr>
-      </w:pPr>
     </w:p>
     <w:p>
       <w:pPr>
@@ -5077,60 +4984,6 @@
       <w:r>
         <w:t xml:space="preserve"> процесів, палітра яких є в розпорядженні користувача. </w:t>
       </w:r>
-      <w:r>
-        <w:t xml:space="preserve">Користувач </w:t>
-      </w:r>
-      <w:r>
-        <w:t>запуска</w:t>
-      </w:r>
-      <w:r>
-        <w:t>є</w:t>
-      </w:r>
-      <w:r>
-        <w:t xml:space="preserve"> установку</w:t>
-      </w:r>
-      <w:r>
-        <w:t xml:space="preserve"> і спостеріга</w:t>
-      </w:r>
-      <w:r>
-        <w:t>є</w:t>
-      </w:r>
-      <w:r>
-        <w:t xml:space="preserve"> </w:t>
-      </w:r>
-      <w:r>
-        <w:t xml:space="preserve">її </w:t>
-      </w:r>
-      <w:r>
-        <w:t xml:space="preserve">еволюцію в реальному часі. </w:t>
-      </w:r>
-      <w:r>
-        <w:t xml:space="preserve">І установка, і зразки процесів </w:t>
-      </w:r>
-      <w:proofErr w:type="spellStart"/>
-      <w:r>
-        <w:t>параметризовані</w:t>
-      </w:r>
-      <w:proofErr w:type="spellEnd"/>
-      <w:r>
-        <w:t>, що кардинально розширює простір для творчості і експериментів.</w:t>
-      </w:r>
-    </w:p>
-    <w:p>
-      <w:pPr>
-        <w:ind w:firstLine="708"/>
-        <w:rPr>
-          <w:b/>
-          <w:bCs/>
-        </w:rPr>
-      </w:pPr>
-      <w:r>
-        <w:rPr>
-          <w:b/>
-          <w:bCs/>
-        </w:rPr>
-        <w:t>Команди</w:t>
-      </w:r>
     </w:p>
     <w:p>
       <w:pPr>
@@ -5138,6 +4991,66 @@
       </w:pPr>
       <w:r>
         <w:t>Лабораторна установка створюється і програмується за допомогою скрипту з простим синтаксисом. Скрипт складається  з окремих команд, один рядок – одна команда. Команда має ім’я і параметри.</w:t>
+      </w:r>
+      <w:r>
+        <w:t xml:space="preserve"> </w:t>
+      </w:r>
+    </w:p>
+    <w:p>
+      <w:pPr>
+        <w:ind w:firstLine="708"/>
+      </w:pPr>
+      <w:r>
+        <w:t>С</w:t>
+      </w:r>
+      <w:r>
+        <w:t xml:space="preserve">крипт подається інтерпретатору, який перетворює команди скрипту на виклик методів моделі. </w:t>
+      </w:r>
+      <w:r>
+        <w:t xml:space="preserve">В ході виконання скрипту користувач спостерігає за установкою </w:t>
+      </w:r>
+      <w:r>
+        <w:t>в реальному часі.</w:t>
+      </w:r>
+      <w:r>
+        <w:t xml:space="preserve"> Він бачить не лише рух установки </w:t>
+      </w:r>
+      <w:r>
+        <w:t xml:space="preserve">– </w:t>
+      </w:r>
+      <w:r>
+        <w:t xml:space="preserve">всі </w:t>
+      </w:r>
+      <w:r>
+        <w:t xml:space="preserve">важливі </w:t>
+      </w:r>
+      <w:r>
+        <w:t>параметри</w:t>
+      </w:r>
+      <w:r>
+        <w:t xml:space="preserve"> термодинамічної</w:t>
+      </w:r>
+      <w:r>
+        <w:t xml:space="preserve"> </w:t>
+      </w:r>
+      <w:r>
+        <w:t>системи подаються в реальному часі в числовій і в графічній формі.</w:t>
+      </w:r>
+    </w:p>
+    <w:p>
+      <w:pPr>
+        <w:ind w:firstLine="708"/>
+        <w:rPr>
+          <w:b/>
+          <w:bCs/>
+        </w:rPr>
+      </w:pPr>
+      <w:r>
+        <w:rPr>
+          <w:b/>
+          <w:bCs/>
+        </w:rPr>
+        <w:t>Команди</w:t>
       </w:r>
     </w:p>
     <w:p>
@@ -5464,7 +5377,13 @@
         <w:t xml:space="preserve"> </w:t>
       </w:r>
       <w:r>
-        <w:t xml:space="preserve">починає адіабатичний процес. </w:t>
+        <w:t xml:space="preserve">починає </w:t>
+      </w:r>
+      <w:r>
+        <w:t>ізобар</w:t>
+      </w:r>
+      <w:r>
+        <w:t xml:space="preserve">ичний процес. </w:t>
       </w:r>
       <w:r>
         <w:t>Тут вантаж на поршні незмінний, а межі процесу окреслює</w:t>
@@ -5476,7 +5395,10 @@
         <w:t xml:space="preserve">об’єм газу під поршнем. </w:t>
       </w:r>
       <w:r>
-        <w:t xml:space="preserve">Як і в інших оборотних процесах, напрямок процесу залежить від початкового і кінцевого значення параметра. </w:t>
+        <w:t xml:space="preserve">Об’єм газу змінюється завдяки енергії, яка передається, або відбирається нагрівачем. Цей «прилад» створюється на початку процесу і видаляється одразу після його завершення. </w:t>
+      </w:r>
+      <w:r>
+        <w:t xml:space="preserve">Як і в інших оборотних процесах, напрям процесу залежить від початкового і кінцевого значення параметра. </w:t>
       </w:r>
     </w:p>
     <w:p>
@@ -5535,7 +5457,28 @@
         <w:ind w:firstLine="708"/>
       </w:pPr>
       <w:r>
-        <w:t>Вигляд і дія інших команд, що створюють процеси, подібні до описаних, тому відомості про них зібрані в таблицю</w:t>
+        <w:t xml:space="preserve">Вигляд і дія інших команд, що створюють процеси, подібні до </w:t>
+      </w:r>
+      <w:r>
+        <w:t xml:space="preserve">вже </w:t>
+      </w:r>
+      <w:r>
+        <w:t xml:space="preserve">описаних, тому </w:t>
+      </w:r>
+      <w:r>
+        <w:t xml:space="preserve">короткі </w:t>
+      </w:r>
+      <w:r>
+        <w:t xml:space="preserve">відомості про них </w:t>
+      </w:r>
+      <w:r>
+        <w:t>можна знайти</w:t>
+      </w:r>
+      <w:r>
+        <w:t xml:space="preserve"> в таблиц</w:t>
+      </w:r>
+      <w:r>
+        <w:t>і</w:t>
       </w:r>
       <w:r>
         <w:t xml:space="preserve"> 1</w:t>
@@ -5556,7 +5499,7 @@
     </w:p>
     <w:p>
       <w:pPr>
-        <w:ind w:firstLine="708"/>
+        <w:ind w:firstLine="0"/>
       </w:pPr>
     </w:p>
     <w:p>
@@ -5568,52 +5511,17 @@
       <w:pPr>
         <w:ind w:firstLine="708"/>
       </w:pPr>
+      <w:r>
+        <w:t>Таблиця 1. Опис команд інтерпретатора</w:t>
+      </w:r>
     </w:p>
     <w:p>
       <w:pPr>
         <w:ind w:firstLine="708"/>
       </w:pPr>
     </w:p>
-    <w:p>
-      <w:pPr>
-        <w:pStyle w:val="a8"/>
-        <w:framePr w:hSpace="180" w:wrap="around" w:vAnchor="page" w:hAnchor="page" w:x="1421" w:y="1481"/>
-      </w:pPr>
-      <w:proofErr w:type="spellStart"/>
-      <w:r>
-        <w:t>Table</w:t>
-      </w:r>
-      <w:proofErr w:type="spellEnd"/>
-      <w:r>
-        <w:t xml:space="preserve"> </w:t>
-      </w:r>
-      <w:r>
-        <w:fldChar w:fldCharType="begin"/>
-      </w:r>
-      <w:r>
-        <w:instrText xml:space="preserve"> SEQ Table \* ARABIC </w:instrText>
-      </w:r>
-      <w:r>
-        <w:fldChar w:fldCharType="separate"/>
-      </w:r>
-      <w:r>
-        <w:rPr>
-          <w:noProof/>
-        </w:rPr>
-        <w:t>1</w:t>
-      </w:r>
-      <w:r>
-        <w:fldChar w:fldCharType="end"/>
-      </w:r>
-    </w:p>
-    <w:p>
-      <w:pPr>
-        <w:ind w:firstLine="708"/>
-      </w:pPr>
-    </w:p>
     <w:tbl>
       <w:tblPr>
-        <w:tblpPr w:leftFromText="180" w:rightFromText="180" w:vertAnchor="page" w:horzAnchor="margin" w:tblpY="1481"/>
         <w:tblW w:w="9626" w:type="dxa"/>
         <w:tblBorders>
           <w:top w:val="single" w:sz="4" w:space="0" w:color="auto"/>
@@ -5648,10 +5556,10 @@
             <w:tcW w:w="1755" w:type="dxa"/>
             <w:shd w:val="clear" w:color="auto" w:fill="FFFFFF"/>
             <w:tcMar>
-              <w:top w:w="135" w:type="dxa"/>
-              <w:left w:w="270" w:type="dxa"/>
-              <w:bottom w:w="135" w:type="dxa"/>
-              <w:right w:w="270" w:type="dxa"/>
+              <w:top w:w="80" w:type="dxa"/>
+              <w:left w:w="160" w:type="dxa"/>
+              <w:bottom w:w="80" w:type="dxa"/>
+              <w:right w:w="160" w:type="dxa"/>
             </w:tcMar>
             <w:vAlign w:val="center"/>
             <w:hideMark/>
@@ -5679,10 +5587,10 @@
             <w:tcW w:w="2640" w:type="dxa"/>
             <w:shd w:val="clear" w:color="auto" w:fill="FFFFFF"/>
             <w:tcMar>
-              <w:top w:w="135" w:type="dxa"/>
-              <w:left w:w="270" w:type="dxa"/>
-              <w:bottom w:w="135" w:type="dxa"/>
-              <w:right w:w="270" w:type="dxa"/>
+              <w:top w:w="80" w:type="dxa"/>
+              <w:left w:w="160" w:type="dxa"/>
+              <w:bottom w:w="80" w:type="dxa"/>
+              <w:right w:w="160" w:type="dxa"/>
             </w:tcMar>
             <w:vAlign w:val="center"/>
             <w:hideMark/>
@@ -5709,10 +5617,10 @@
             <w:tcW w:w="5231" w:type="dxa"/>
             <w:shd w:val="clear" w:color="auto" w:fill="FFFFFF"/>
             <w:tcMar>
-              <w:top w:w="135" w:type="dxa"/>
-              <w:left w:w="270" w:type="dxa"/>
-              <w:bottom w:w="135" w:type="dxa"/>
-              <w:right w:w="270" w:type="dxa"/>
+              <w:top w:w="80" w:type="dxa"/>
+              <w:left w:w="160" w:type="dxa"/>
+              <w:bottom w:w="80" w:type="dxa"/>
+              <w:right w:w="160" w:type="dxa"/>
             </w:tcMar>
             <w:vAlign w:val="center"/>
             <w:hideMark/>
@@ -5744,10 +5652,10 @@
             <w:tcW w:w="1755" w:type="dxa"/>
             <w:shd w:val="clear" w:color="auto" w:fill="FFFFFF"/>
             <w:tcMar>
-              <w:top w:w="135" w:type="dxa"/>
-              <w:left w:w="270" w:type="dxa"/>
-              <w:bottom w:w="135" w:type="dxa"/>
-              <w:right w:w="270" w:type="dxa"/>
+              <w:top w:w="80" w:type="dxa"/>
+              <w:left w:w="160" w:type="dxa"/>
+              <w:bottom w:w="80" w:type="dxa"/>
+              <w:right w:w="160" w:type="dxa"/>
             </w:tcMar>
             <w:vAlign w:val="center"/>
             <w:hideMark/>
@@ -5756,11 +5664,9 @@
             <w:pPr>
               <w:ind w:firstLine="0"/>
             </w:pPr>
-            <w:proofErr w:type="spellStart"/>
             <w:r>
               <w:t>title</w:t>
             </w:r>
-            <w:proofErr w:type="spellEnd"/>
           </w:p>
         </w:tc>
         <w:tc>
@@ -5768,10 +5674,10 @@
             <w:tcW w:w="2640" w:type="dxa"/>
             <w:shd w:val="clear" w:color="auto" w:fill="FFFFFF"/>
             <w:tcMar>
-              <w:top w:w="135" w:type="dxa"/>
-              <w:left w:w="270" w:type="dxa"/>
-              <w:bottom w:w="135" w:type="dxa"/>
-              <w:right w:w="270" w:type="dxa"/>
+              <w:top w:w="80" w:type="dxa"/>
+              <w:left w:w="160" w:type="dxa"/>
+              <w:bottom w:w="80" w:type="dxa"/>
+              <w:right w:w="160" w:type="dxa"/>
             </w:tcMar>
             <w:vAlign w:val="center"/>
             <w:hideMark/>
@@ -5790,10 +5696,10 @@
             <w:tcW w:w="5231" w:type="dxa"/>
             <w:shd w:val="clear" w:color="auto" w:fill="FFFFFF"/>
             <w:tcMar>
-              <w:top w:w="135" w:type="dxa"/>
-              <w:left w:w="270" w:type="dxa"/>
-              <w:bottom w:w="135" w:type="dxa"/>
-              <w:right w:w="270" w:type="dxa"/>
+              <w:top w:w="80" w:type="dxa"/>
+              <w:left w:w="160" w:type="dxa"/>
+              <w:bottom w:w="80" w:type="dxa"/>
+              <w:right w:w="160" w:type="dxa"/>
             </w:tcMar>
             <w:vAlign w:val="center"/>
             <w:hideMark/>
@@ -5820,10 +5726,10 @@
             <w:tcW w:w="1755" w:type="dxa"/>
             <w:shd w:val="clear" w:color="auto" w:fill="FFFFFF"/>
             <w:tcMar>
-              <w:top w:w="135" w:type="dxa"/>
-              <w:left w:w="270" w:type="dxa"/>
-              <w:bottom w:w="135" w:type="dxa"/>
-              <w:right w:w="270" w:type="dxa"/>
+              <w:top w:w="80" w:type="dxa"/>
+              <w:left w:w="160" w:type="dxa"/>
+              <w:bottom w:w="80" w:type="dxa"/>
+              <w:right w:w="160" w:type="dxa"/>
             </w:tcMar>
             <w:vAlign w:val="center"/>
             <w:hideMark/>
@@ -5832,11 +5738,9 @@
             <w:pPr>
               <w:ind w:firstLine="0"/>
             </w:pPr>
-            <w:proofErr w:type="spellStart"/>
             <w:r>
               <w:t>plunger</w:t>
             </w:r>
-            <w:proofErr w:type="spellEnd"/>
           </w:p>
         </w:tc>
         <w:tc>
@@ -5844,10 +5748,10 @@
             <w:tcW w:w="2640" w:type="dxa"/>
             <w:shd w:val="clear" w:color="auto" w:fill="FFFFFF"/>
             <w:tcMar>
-              <w:top w:w="135" w:type="dxa"/>
-              <w:left w:w="270" w:type="dxa"/>
-              <w:bottom w:w="135" w:type="dxa"/>
-              <w:right w:w="270" w:type="dxa"/>
+              <w:top w:w="80" w:type="dxa"/>
+              <w:left w:w="160" w:type="dxa"/>
+              <w:bottom w:w="80" w:type="dxa"/>
+              <w:right w:w="160" w:type="dxa"/>
             </w:tcMar>
             <w:vAlign w:val="center"/>
             <w:hideMark/>
@@ -5857,7 +5761,35 @@
               <w:ind w:firstLine="0"/>
             </w:pPr>
             <w:r>
-              <w:t>m=100, t=100, n=10000</w:t>
+              <w:t>m=100</w:t>
+            </w:r>
+            <w:r>
+              <w:t xml:space="preserve"> – маса вантажу</w:t>
+            </w:r>
+            <w:r>
+              <w:t xml:space="preserve"> </w:t>
+            </w:r>
+          </w:p>
+          <w:p>
+            <w:pPr>
+              <w:ind w:firstLine="0"/>
+            </w:pPr>
+            <w:r>
+              <w:t>t=100</w:t>
+            </w:r>
+            <w:r>
+              <w:t xml:space="preserve"> - температура</w:t>
+            </w:r>
+          </w:p>
+          <w:p>
+            <w:pPr>
+              <w:ind w:firstLine="0"/>
+            </w:pPr>
+            <w:r>
+              <w:t>n=10000</w:t>
+            </w:r>
+            <w:r>
+              <w:t xml:space="preserve"> – кількість часток</w:t>
             </w:r>
           </w:p>
         </w:tc>
@@ -5866,10 +5798,10 @@
             <w:tcW w:w="5231" w:type="dxa"/>
             <w:shd w:val="clear" w:color="auto" w:fill="FFFFFF"/>
             <w:tcMar>
-              <w:top w:w="135" w:type="dxa"/>
-              <w:left w:w="270" w:type="dxa"/>
-              <w:bottom w:w="135" w:type="dxa"/>
-              <w:right w:w="270" w:type="dxa"/>
+              <w:top w:w="80" w:type="dxa"/>
+              <w:left w:w="160" w:type="dxa"/>
+              <w:bottom w:w="80" w:type="dxa"/>
+              <w:right w:w="160" w:type="dxa"/>
             </w:tcMar>
             <w:vAlign w:val="center"/>
             <w:hideMark/>
@@ -5899,10 +5831,10 @@
             <w:tcW w:w="1755" w:type="dxa"/>
             <w:shd w:val="clear" w:color="auto" w:fill="FFFFFF"/>
             <w:tcMar>
-              <w:top w:w="135" w:type="dxa"/>
-              <w:left w:w="270" w:type="dxa"/>
-              <w:bottom w:w="135" w:type="dxa"/>
-              <w:right w:w="270" w:type="dxa"/>
+              <w:top w:w="80" w:type="dxa"/>
+              <w:left w:w="160" w:type="dxa"/>
+              <w:bottom w:w="80" w:type="dxa"/>
+              <w:right w:w="160" w:type="dxa"/>
             </w:tcMar>
             <w:vAlign w:val="center"/>
             <w:hideMark/>
@@ -5911,11 +5843,9 @@
             <w:pPr>
               <w:ind w:firstLine="0"/>
             </w:pPr>
-            <w:proofErr w:type="spellStart"/>
             <w:r>
               <w:t>scale</w:t>
             </w:r>
-            <w:proofErr w:type="spellEnd"/>
           </w:p>
         </w:tc>
         <w:tc>
@@ -5923,10 +5853,10 @@
             <w:tcW w:w="2640" w:type="dxa"/>
             <w:shd w:val="clear" w:color="auto" w:fill="FFFFFF"/>
             <w:tcMar>
-              <w:top w:w="135" w:type="dxa"/>
-              <w:left w:w="270" w:type="dxa"/>
-              <w:bottom w:w="135" w:type="dxa"/>
-              <w:right w:w="270" w:type="dxa"/>
+              <w:top w:w="80" w:type="dxa"/>
+              <w:left w:w="160" w:type="dxa"/>
+              <w:bottom w:w="80" w:type="dxa"/>
+              <w:right w:w="160" w:type="dxa"/>
             </w:tcMar>
             <w:vAlign w:val="center"/>
             <w:hideMark/>
@@ -5945,10 +5875,10 @@
             <w:tcW w:w="5231" w:type="dxa"/>
             <w:shd w:val="clear" w:color="auto" w:fill="FFFFFF"/>
             <w:tcMar>
-              <w:top w:w="135" w:type="dxa"/>
-              <w:left w:w="270" w:type="dxa"/>
-              <w:bottom w:w="135" w:type="dxa"/>
-              <w:right w:w="270" w:type="dxa"/>
+              <w:top w:w="80" w:type="dxa"/>
+              <w:left w:w="160" w:type="dxa"/>
+              <w:bottom w:w="80" w:type="dxa"/>
+              <w:right w:w="160" w:type="dxa"/>
             </w:tcMar>
             <w:vAlign w:val="center"/>
             <w:hideMark/>
@@ -5978,10 +5908,10 @@
             <w:tcW w:w="1755" w:type="dxa"/>
             <w:shd w:val="clear" w:color="auto" w:fill="FFFFFF"/>
             <w:tcMar>
-              <w:top w:w="135" w:type="dxa"/>
-              <w:left w:w="270" w:type="dxa"/>
-              <w:bottom w:w="135" w:type="dxa"/>
-              <w:right w:w="270" w:type="dxa"/>
+              <w:top w:w="80" w:type="dxa"/>
+              <w:left w:w="160" w:type="dxa"/>
+              <w:bottom w:w="80" w:type="dxa"/>
+              <w:right w:w="160" w:type="dxa"/>
             </w:tcMar>
             <w:vAlign w:val="center"/>
             <w:hideMark/>
@@ -5990,11 +5920,9 @@
             <w:pPr>
               <w:ind w:firstLine="0"/>
             </w:pPr>
-            <w:proofErr w:type="spellStart"/>
             <w:r>
               <w:t>intake</w:t>
             </w:r>
-            <w:proofErr w:type="spellEnd"/>
           </w:p>
         </w:tc>
         <w:tc>
@@ -6002,10 +5930,10 @@
             <w:tcW w:w="2640" w:type="dxa"/>
             <w:shd w:val="clear" w:color="auto" w:fill="FFFFFF"/>
             <w:tcMar>
-              <w:top w:w="135" w:type="dxa"/>
-              <w:left w:w="270" w:type="dxa"/>
-              <w:bottom w:w="135" w:type="dxa"/>
-              <w:right w:w="270" w:type="dxa"/>
+              <w:top w:w="80" w:type="dxa"/>
+              <w:left w:w="160" w:type="dxa"/>
+              <w:bottom w:w="80" w:type="dxa"/>
+              <w:right w:w="160" w:type="dxa"/>
             </w:tcMar>
             <w:vAlign w:val="center"/>
             <w:hideMark/>
@@ -6015,7 +5943,39 @@
               <w:ind w:firstLine="0"/>
             </w:pPr>
             <w:r>
-              <w:t>v=, n=</w:t>
+              <w:rPr>
+                <w:lang w:val="en-US"/>
+              </w:rPr>
+              <w:t>v</w:t>
+            </w:r>
+            <w:r>
+              <w:rPr>
+                <w:lang w:val="en-US"/>
+              </w:rPr>
+              <w:t xml:space="preserve"> – </w:t>
+            </w:r>
+            <w:r>
+              <w:t>кінцевий об’єм</w:t>
+            </w:r>
+            <w:r>
+              <w:t xml:space="preserve"> </w:t>
+            </w:r>
+          </w:p>
+          <w:p>
+            <w:pPr>
+              <w:ind w:firstLine="0"/>
+            </w:pPr>
+            <w:r>
+              <w:t>n</w:t>
+            </w:r>
+            <w:r>
+              <w:rPr>
+                <w:lang w:val="en-US"/>
+              </w:rPr>
+              <w:t>k</w:t>
+            </w:r>
+            <w:r>
+              <w:t xml:space="preserve"> – кількість часток</w:t>
             </w:r>
           </w:p>
         </w:tc>
@@ -6024,10 +5984,10 @@
             <w:tcW w:w="5231" w:type="dxa"/>
             <w:shd w:val="clear" w:color="auto" w:fill="FFFFFF"/>
             <w:tcMar>
-              <w:top w:w="135" w:type="dxa"/>
-              <w:left w:w="270" w:type="dxa"/>
-              <w:bottom w:w="135" w:type="dxa"/>
-              <w:right w:w="270" w:type="dxa"/>
+              <w:top w:w="80" w:type="dxa"/>
+              <w:left w:w="160" w:type="dxa"/>
+              <w:bottom w:w="80" w:type="dxa"/>
+              <w:right w:w="160" w:type="dxa"/>
             </w:tcMar>
             <w:vAlign w:val="center"/>
             <w:hideMark/>
@@ -6037,7 +5997,16 @@
               <w:ind w:firstLine="0"/>
             </w:pPr>
             <w:r>
-              <w:t>впуск</w:t>
+              <w:t>В</w:t>
+            </w:r>
+            <w:r>
+              <w:t>пуск</w:t>
+            </w:r>
+            <w:r>
+              <w:t xml:space="preserve"> газу </w:t>
+            </w:r>
+            <w:r>
+              <w:t>в робочу зону</w:t>
             </w:r>
           </w:p>
         </w:tc>
@@ -6051,10 +6020,10 @@
             <w:tcW w:w="1755" w:type="dxa"/>
             <w:shd w:val="clear" w:color="auto" w:fill="FFFFFF"/>
             <w:tcMar>
-              <w:top w:w="135" w:type="dxa"/>
-              <w:left w:w="270" w:type="dxa"/>
-              <w:bottom w:w="135" w:type="dxa"/>
-              <w:right w:w="270" w:type="dxa"/>
+              <w:top w:w="80" w:type="dxa"/>
+              <w:left w:w="160" w:type="dxa"/>
+              <w:bottom w:w="80" w:type="dxa"/>
+              <w:right w:w="160" w:type="dxa"/>
             </w:tcMar>
             <w:vAlign w:val="center"/>
             <w:hideMark/>
@@ -6063,11 +6032,9 @@
             <w:pPr>
               <w:ind w:firstLine="0"/>
             </w:pPr>
-            <w:proofErr w:type="spellStart"/>
             <w:r>
               <w:t>compression</w:t>
             </w:r>
-            <w:proofErr w:type="spellEnd"/>
           </w:p>
         </w:tc>
         <w:tc>
@@ -6075,10 +6042,10 @@
             <w:tcW w:w="2640" w:type="dxa"/>
             <w:shd w:val="clear" w:color="auto" w:fill="FFFFFF"/>
             <w:tcMar>
-              <w:top w:w="135" w:type="dxa"/>
-              <w:left w:w="270" w:type="dxa"/>
-              <w:bottom w:w="135" w:type="dxa"/>
-              <w:right w:w="270" w:type="dxa"/>
+              <w:top w:w="80" w:type="dxa"/>
+              <w:left w:w="160" w:type="dxa"/>
+              <w:bottom w:w="80" w:type="dxa"/>
+              <w:right w:w="160" w:type="dxa"/>
             </w:tcMar>
             <w:vAlign w:val="center"/>
             <w:hideMark/>
@@ -6088,7 +6055,39 @@
               <w:ind w:firstLine="0"/>
             </w:pPr>
             <w:r>
-              <w:t>m=, v=</w:t>
+              <w:t>m</w:t>
+            </w:r>
+            <w:r>
+              <w:t xml:space="preserve"> – маса вантажу</w:t>
+            </w:r>
+            <w:r>
+              <w:t xml:space="preserve"> </w:t>
+            </w:r>
+            <w:r>
+              <w:t xml:space="preserve"> </w:t>
+            </w:r>
+          </w:p>
+          <w:p>
+            <w:pPr>
+              <w:ind w:firstLine="0"/>
+            </w:pPr>
+            <w:r>
+              <w:rPr>
+                <w:lang w:val="en-US"/>
+              </w:rPr>
+              <w:t>v</w:t>
+            </w:r>
+            <w:r>
+              <w:rPr>
+                <w:lang w:val="en-US"/>
+              </w:rPr>
+              <w:t xml:space="preserve"> – </w:t>
+            </w:r>
+            <w:r>
+              <w:t>кінцевий об’єм</w:t>
+            </w:r>
+            <w:r>
+              <w:t xml:space="preserve"> </w:t>
             </w:r>
           </w:p>
         </w:tc>
@@ -6097,10 +6096,10 @@
             <w:tcW w:w="5231" w:type="dxa"/>
             <w:shd w:val="clear" w:color="auto" w:fill="FFFFFF"/>
             <w:tcMar>
-              <w:top w:w="135" w:type="dxa"/>
-              <w:left w:w="270" w:type="dxa"/>
-              <w:bottom w:w="135" w:type="dxa"/>
-              <w:right w:w="270" w:type="dxa"/>
+              <w:top w:w="80" w:type="dxa"/>
+              <w:left w:w="160" w:type="dxa"/>
+              <w:bottom w:w="80" w:type="dxa"/>
+              <w:right w:w="160" w:type="dxa"/>
             </w:tcMar>
             <w:vAlign w:val="center"/>
             <w:hideMark/>
@@ -6110,7 +6109,16 @@
               <w:ind w:firstLine="0"/>
             </w:pPr>
             <w:r>
-              <w:t>стиск</w:t>
+              <w:t>С</w:t>
+            </w:r>
+            <w:r>
+              <w:t>тиск</w:t>
+            </w:r>
+            <w:r>
+              <w:t>ання</w:t>
+            </w:r>
+            <w:r>
+              <w:t xml:space="preserve"> газу</w:t>
             </w:r>
           </w:p>
         </w:tc>
@@ -6124,10 +6132,10 @@
             <w:tcW w:w="1755" w:type="dxa"/>
             <w:shd w:val="clear" w:color="auto" w:fill="FFFFFF"/>
             <w:tcMar>
-              <w:top w:w="135" w:type="dxa"/>
-              <w:left w:w="270" w:type="dxa"/>
-              <w:bottom w:w="135" w:type="dxa"/>
-              <w:right w:w="270" w:type="dxa"/>
+              <w:top w:w="80" w:type="dxa"/>
+              <w:left w:w="160" w:type="dxa"/>
+              <w:bottom w:w="80" w:type="dxa"/>
+              <w:right w:w="160" w:type="dxa"/>
             </w:tcMar>
             <w:vAlign w:val="center"/>
             <w:hideMark/>
@@ -6136,11 +6144,9 @@
             <w:pPr>
               <w:ind w:firstLine="0"/>
             </w:pPr>
-            <w:proofErr w:type="spellStart"/>
             <w:r>
               <w:t>ignition</w:t>
             </w:r>
-            <w:proofErr w:type="spellEnd"/>
           </w:p>
         </w:tc>
         <w:tc>
@@ -6148,10 +6154,10 @@
             <w:tcW w:w="2640" w:type="dxa"/>
             <w:shd w:val="clear" w:color="auto" w:fill="FFFFFF"/>
             <w:tcMar>
-              <w:top w:w="135" w:type="dxa"/>
-              <w:left w:w="270" w:type="dxa"/>
-              <w:bottom w:w="135" w:type="dxa"/>
-              <w:right w:w="270" w:type="dxa"/>
+              <w:top w:w="80" w:type="dxa"/>
+              <w:left w:w="160" w:type="dxa"/>
+              <w:bottom w:w="80" w:type="dxa"/>
+              <w:right w:w="160" w:type="dxa"/>
             </w:tcMar>
             <w:vAlign w:val="center"/>
             <w:hideMark/>
@@ -6160,13 +6166,22 @@
             <w:pPr>
               <w:ind w:firstLine="0"/>
             </w:pPr>
-            <w:proofErr w:type="spellStart"/>
             <w:r>
               <w:t>rate</w:t>
             </w:r>
-            <w:proofErr w:type="spellEnd"/>
-            <w:r>
-              <w:t>=, t=</w:t>
+            <w:r>
+              <w:t xml:space="preserve"> – рейт нагрівача</w:t>
+            </w:r>
+          </w:p>
+          <w:p>
+            <w:pPr>
+              <w:ind w:firstLine="0"/>
+            </w:pPr>
+            <w:r>
+              <w:t>t</w:t>
+            </w:r>
+            <w:r>
+              <w:t xml:space="preserve"> – бажана температура</w:t>
             </w:r>
           </w:p>
         </w:tc>
@@ -6175,10 +6190,10 @@
             <w:tcW w:w="5231" w:type="dxa"/>
             <w:shd w:val="clear" w:color="auto" w:fill="FFFFFF"/>
             <w:tcMar>
-              <w:top w:w="135" w:type="dxa"/>
-              <w:left w:w="270" w:type="dxa"/>
-              <w:bottom w:w="135" w:type="dxa"/>
-              <w:right w:w="270" w:type="dxa"/>
+              <w:top w:w="80" w:type="dxa"/>
+              <w:left w:w="160" w:type="dxa"/>
+              <w:bottom w:w="80" w:type="dxa"/>
+              <w:right w:w="160" w:type="dxa"/>
             </w:tcMar>
             <w:vAlign w:val="center"/>
             <w:hideMark/>
@@ -6188,7 +6203,10 @@
               <w:ind w:firstLine="0"/>
             </w:pPr>
             <w:r>
-              <w:t>запалювання</w:t>
+              <w:t>З</w:t>
+            </w:r>
+            <w:r>
+              <w:t>апалювання</w:t>
             </w:r>
           </w:p>
         </w:tc>
@@ -6202,10 +6220,10 @@
             <w:tcW w:w="1755" w:type="dxa"/>
             <w:shd w:val="clear" w:color="auto" w:fill="FFFFFF"/>
             <w:tcMar>
-              <w:top w:w="135" w:type="dxa"/>
-              <w:left w:w="270" w:type="dxa"/>
-              <w:bottom w:w="135" w:type="dxa"/>
-              <w:right w:w="270" w:type="dxa"/>
+              <w:top w:w="80" w:type="dxa"/>
+              <w:left w:w="160" w:type="dxa"/>
+              <w:bottom w:w="80" w:type="dxa"/>
+              <w:right w:w="160" w:type="dxa"/>
             </w:tcMar>
             <w:vAlign w:val="center"/>
             <w:hideMark/>
@@ -6214,11 +6232,9 @@
             <w:pPr>
               <w:ind w:firstLine="0"/>
             </w:pPr>
-            <w:proofErr w:type="spellStart"/>
             <w:r>
               <w:t>expansion</w:t>
             </w:r>
-            <w:proofErr w:type="spellEnd"/>
           </w:p>
         </w:tc>
         <w:tc>
@@ -6226,10 +6242,10 @@
             <w:tcW w:w="2640" w:type="dxa"/>
             <w:shd w:val="clear" w:color="auto" w:fill="FFFFFF"/>
             <w:tcMar>
-              <w:top w:w="135" w:type="dxa"/>
-              <w:left w:w="270" w:type="dxa"/>
-              <w:bottom w:w="135" w:type="dxa"/>
-              <w:right w:w="270" w:type="dxa"/>
+              <w:top w:w="80" w:type="dxa"/>
+              <w:left w:w="160" w:type="dxa"/>
+              <w:bottom w:w="80" w:type="dxa"/>
+              <w:right w:w="160" w:type="dxa"/>
             </w:tcMar>
             <w:vAlign w:val="center"/>
             <w:hideMark/>
@@ -6239,7 +6255,36 @@
               <w:ind w:firstLine="0"/>
             </w:pPr>
             <w:r>
-              <w:t>m=, v=</w:t>
+              <w:t>m</w:t>
+            </w:r>
+            <w:r>
+              <w:t xml:space="preserve"> – маса вантажу</w:t>
+            </w:r>
+            <w:r>
+              <w:t xml:space="preserve">  </w:t>
+            </w:r>
+          </w:p>
+          <w:p>
+            <w:pPr>
+              <w:ind w:firstLine="0"/>
+            </w:pPr>
+            <w:r>
+              <w:rPr>
+                <w:lang w:val="en-US"/>
+              </w:rPr>
+              <w:t>v</w:t>
+            </w:r>
+            <w:r>
+              <w:rPr>
+                <w:lang w:val="en-US"/>
+              </w:rPr>
+              <w:t xml:space="preserve"> – </w:t>
+            </w:r>
+            <w:r>
+              <w:t>кінцевий об’єм</w:t>
+            </w:r>
+            <w:r>
+              <w:t xml:space="preserve"> </w:t>
             </w:r>
           </w:p>
         </w:tc>
@@ -6248,10 +6293,10 @@
             <w:tcW w:w="5231" w:type="dxa"/>
             <w:shd w:val="clear" w:color="auto" w:fill="FFFFFF"/>
             <w:tcMar>
-              <w:top w:w="135" w:type="dxa"/>
-              <w:left w:w="270" w:type="dxa"/>
-              <w:bottom w:w="135" w:type="dxa"/>
-              <w:right w:w="270" w:type="dxa"/>
+              <w:top w:w="80" w:type="dxa"/>
+              <w:left w:w="160" w:type="dxa"/>
+              <w:bottom w:w="80" w:type="dxa"/>
+              <w:right w:w="160" w:type="dxa"/>
             </w:tcMar>
             <w:vAlign w:val="center"/>
             <w:hideMark/>
@@ -6261,7 +6306,10 @@
               <w:ind w:firstLine="0"/>
             </w:pPr>
             <w:r>
-              <w:t>розширення (робочий хід)</w:t>
+              <w:t>Р</w:t>
+            </w:r>
+            <w:r>
+              <w:t>озширення (робочий хід)</w:t>
             </w:r>
           </w:p>
         </w:tc>
@@ -6275,10 +6323,10 @@
             <w:tcW w:w="1755" w:type="dxa"/>
             <w:shd w:val="clear" w:color="auto" w:fill="FFFFFF"/>
             <w:tcMar>
-              <w:top w:w="135" w:type="dxa"/>
-              <w:left w:w="270" w:type="dxa"/>
-              <w:bottom w:w="135" w:type="dxa"/>
-              <w:right w:w="270" w:type="dxa"/>
+              <w:top w:w="80" w:type="dxa"/>
+              <w:left w:w="160" w:type="dxa"/>
+              <w:bottom w:w="80" w:type="dxa"/>
+              <w:right w:w="160" w:type="dxa"/>
             </w:tcMar>
             <w:vAlign w:val="center"/>
             <w:hideMark/>
@@ -6287,11 +6335,9 @@
             <w:pPr>
               <w:ind w:firstLine="0"/>
             </w:pPr>
-            <w:proofErr w:type="spellStart"/>
             <w:r>
               <w:t>exhaust</w:t>
             </w:r>
-            <w:proofErr w:type="spellEnd"/>
           </w:p>
         </w:tc>
         <w:tc>
@@ -6299,10 +6345,10 @@
             <w:tcW w:w="2640" w:type="dxa"/>
             <w:shd w:val="clear" w:color="auto" w:fill="FFFFFF"/>
             <w:tcMar>
-              <w:top w:w="135" w:type="dxa"/>
-              <w:left w:w="270" w:type="dxa"/>
-              <w:bottom w:w="135" w:type="dxa"/>
-              <w:right w:w="270" w:type="dxa"/>
+              <w:top w:w="80" w:type="dxa"/>
+              <w:left w:w="160" w:type="dxa"/>
+              <w:bottom w:w="80" w:type="dxa"/>
+              <w:right w:w="160" w:type="dxa"/>
             </w:tcMar>
             <w:vAlign w:val="center"/>
             <w:hideMark/>
@@ -6312,7 +6358,13 @@
               <w:ind w:firstLine="0"/>
             </w:pPr>
             <w:r>
-              <w:t>m=</w:t>
+              <w:t>m</w:t>
+            </w:r>
+            <w:r>
+              <w:t xml:space="preserve"> – маса вантажу</w:t>
+            </w:r>
+            <w:r>
+              <w:t xml:space="preserve">  </w:t>
             </w:r>
           </w:p>
         </w:tc>
@@ -6321,10 +6373,10 @@
             <w:tcW w:w="5231" w:type="dxa"/>
             <w:shd w:val="clear" w:color="auto" w:fill="FFFFFF"/>
             <w:tcMar>
-              <w:top w:w="135" w:type="dxa"/>
-              <w:left w:w="270" w:type="dxa"/>
-              <w:bottom w:w="135" w:type="dxa"/>
-              <w:right w:w="270" w:type="dxa"/>
+              <w:top w:w="80" w:type="dxa"/>
+              <w:left w:w="160" w:type="dxa"/>
+              <w:bottom w:w="80" w:type="dxa"/>
+              <w:right w:w="160" w:type="dxa"/>
             </w:tcMar>
             <w:vAlign w:val="center"/>
             <w:hideMark/>
@@ -6334,7 +6386,13 @@
               <w:ind w:firstLine="0"/>
             </w:pPr>
             <w:r>
-              <w:t>випуск</w:t>
+              <w:t>В</w:t>
+            </w:r>
+            <w:r>
+              <w:t>и</w:t>
+            </w:r>
+            <w:r>
+              <w:t>даляння газу з робочої зони</w:t>
             </w:r>
           </w:p>
         </w:tc>
@@ -6348,10 +6406,10 @@
             <w:tcW w:w="1755" w:type="dxa"/>
             <w:shd w:val="clear" w:color="auto" w:fill="FFFFFF"/>
             <w:tcMar>
-              <w:top w:w="135" w:type="dxa"/>
-              <w:left w:w="270" w:type="dxa"/>
-              <w:bottom w:w="135" w:type="dxa"/>
-              <w:right w:w="270" w:type="dxa"/>
+              <w:top w:w="80" w:type="dxa"/>
+              <w:left w:w="160" w:type="dxa"/>
+              <w:bottom w:w="80" w:type="dxa"/>
+              <w:right w:w="160" w:type="dxa"/>
             </w:tcMar>
             <w:vAlign w:val="center"/>
             <w:hideMark/>
@@ -6360,11 +6418,9 @@
             <w:pPr>
               <w:ind w:firstLine="0"/>
             </w:pPr>
-            <w:proofErr w:type="spellStart"/>
             <w:r>
               <w:t>isobaric</w:t>
             </w:r>
-            <w:proofErr w:type="spellEnd"/>
           </w:p>
         </w:tc>
         <w:tc>
@@ -6372,10 +6428,10 @@
             <w:tcW w:w="2640" w:type="dxa"/>
             <w:shd w:val="clear" w:color="auto" w:fill="FFFFFF"/>
             <w:tcMar>
-              <w:top w:w="135" w:type="dxa"/>
-              <w:left w:w="270" w:type="dxa"/>
-              <w:bottom w:w="135" w:type="dxa"/>
-              <w:right w:w="270" w:type="dxa"/>
+              <w:top w:w="80" w:type="dxa"/>
+              <w:left w:w="160" w:type="dxa"/>
+              <w:bottom w:w="80" w:type="dxa"/>
+              <w:right w:w="160" w:type="dxa"/>
             </w:tcMar>
             <w:vAlign w:val="center"/>
             <w:hideMark/>
@@ -6385,7 +6441,19 @@
               <w:ind w:firstLine="0"/>
             </w:pPr>
             <w:r>
-              <w:t>v=</w:t>
+              <w:rPr>
+                <w:lang w:val="en-US"/>
+              </w:rPr>
+              <w:t>v</w:t>
+            </w:r>
+            <w:r>
+              <w:rPr>
+                <w:lang w:val="en-US"/>
+              </w:rPr>
+              <w:t xml:space="preserve"> – </w:t>
+            </w:r>
+            <w:r>
+              <w:t>кінцевий об’єм</w:t>
             </w:r>
           </w:p>
         </w:tc>
@@ -6394,10 +6462,10 @@
             <w:tcW w:w="5231" w:type="dxa"/>
             <w:shd w:val="clear" w:color="auto" w:fill="FFFFFF"/>
             <w:tcMar>
-              <w:top w:w="135" w:type="dxa"/>
-              <w:left w:w="270" w:type="dxa"/>
-              <w:bottom w:w="135" w:type="dxa"/>
-              <w:right w:w="270" w:type="dxa"/>
+              <w:top w:w="80" w:type="dxa"/>
+              <w:left w:w="160" w:type="dxa"/>
+              <w:bottom w:w="80" w:type="dxa"/>
+              <w:right w:w="160" w:type="dxa"/>
             </w:tcMar>
             <w:vAlign w:val="center"/>
             <w:hideMark/>
@@ -6407,7 +6475,13 @@
               <w:ind w:firstLine="0"/>
             </w:pPr>
             <w:r>
-              <w:t>ізобара</w:t>
+              <w:t>І</w:t>
+            </w:r>
+            <w:r>
+              <w:t>зобар</w:t>
+            </w:r>
+            <w:r>
+              <w:t>ичний процес (оборотний)</w:t>
             </w:r>
           </w:p>
         </w:tc>
@@ -6421,10 +6495,10 @@
             <w:tcW w:w="1755" w:type="dxa"/>
             <w:shd w:val="clear" w:color="auto" w:fill="FFFFFF"/>
             <w:tcMar>
-              <w:top w:w="135" w:type="dxa"/>
-              <w:left w:w="270" w:type="dxa"/>
-              <w:bottom w:w="135" w:type="dxa"/>
-              <w:right w:w="270" w:type="dxa"/>
+              <w:top w:w="80" w:type="dxa"/>
+              <w:left w:w="160" w:type="dxa"/>
+              <w:bottom w:w="80" w:type="dxa"/>
+              <w:right w:w="160" w:type="dxa"/>
             </w:tcMar>
             <w:vAlign w:val="center"/>
             <w:hideMark/>
@@ -6433,11 +6507,9 @@
             <w:pPr>
               <w:ind w:firstLine="0"/>
             </w:pPr>
-            <w:proofErr w:type="spellStart"/>
             <w:r>
               <w:t>adiabatic</w:t>
             </w:r>
-            <w:proofErr w:type="spellEnd"/>
           </w:p>
         </w:tc>
         <w:tc>
@@ -6445,10 +6517,10 @@
             <w:tcW w:w="2640" w:type="dxa"/>
             <w:shd w:val="clear" w:color="auto" w:fill="FFFFFF"/>
             <w:tcMar>
-              <w:top w:w="135" w:type="dxa"/>
-              <w:left w:w="270" w:type="dxa"/>
-              <w:bottom w:w="135" w:type="dxa"/>
-              <w:right w:w="270" w:type="dxa"/>
+              <w:top w:w="80" w:type="dxa"/>
+              <w:left w:w="160" w:type="dxa"/>
+              <w:bottom w:w="80" w:type="dxa"/>
+              <w:right w:w="160" w:type="dxa"/>
             </w:tcMar>
             <w:vAlign w:val="center"/>
             <w:hideMark/>
@@ -6458,7 +6530,13 @@
               <w:ind w:firstLine="0"/>
             </w:pPr>
             <w:r>
-              <w:t>m=</w:t>
+              <w:t>m</w:t>
+            </w:r>
+            <w:r>
+              <w:t xml:space="preserve"> – маса вантажу</w:t>
+            </w:r>
+            <w:r>
+              <w:t xml:space="preserve">  </w:t>
             </w:r>
           </w:p>
         </w:tc>
@@ -6467,10 +6545,10 @@
             <w:tcW w:w="5231" w:type="dxa"/>
             <w:shd w:val="clear" w:color="auto" w:fill="FFFFFF"/>
             <w:tcMar>
-              <w:top w:w="135" w:type="dxa"/>
-              <w:left w:w="270" w:type="dxa"/>
-              <w:bottom w:w="135" w:type="dxa"/>
-              <w:right w:w="270" w:type="dxa"/>
+              <w:top w:w="80" w:type="dxa"/>
+              <w:left w:w="160" w:type="dxa"/>
+              <w:bottom w:w="80" w:type="dxa"/>
+              <w:right w:w="160" w:type="dxa"/>
             </w:tcMar>
             <w:vAlign w:val="center"/>
             <w:hideMark/>
@@ -6480,7 +6558,16 @@
               <w:ind w:firstLine="0"/>
             </w:pPr>
             <w:r>
-              <w:t>адіабата</w:t>
+              <w:t>А</w:t>
+            </w:r>
+            <w:r>
+              <w:t>діабат</w:t>
+            </w:r>
+            <w:r>
+              <w:t xml:space="preserve">ичний </w:t>
+            </w:r>
+            <w:r>
+              <w:t>процес (оборотний)</w:t>
             </w:r>
           </w:p>
         </w:tc>
@@ -6494,10 +6581,10 @@
             <w:tcW w:w="1755" w:type="dxa"/>
             <w:shd w:val="clear" w:color="auto" w:fill="FFFFFF"/>
             <w:tcMar>
-              <w:top w:w="135" w:type="dxa"/>
-              <w:left w:w="270" w:type="dxa"/>
-              <w:bottom w:w="135" w:type="dxa"/>
-              <w:right w:w="270" w:type="dxa"/>
+              <w:top w:w="80" w:type="dxa"/>
+              <w:left w:w="160" w:type="dxa"/>
+              <w:bottom w:w="80" w:type="dxa"/>
+              <w:right w:w="160" w:type="dxa"/>
             </w:tcMar>
             <w:vAlign w:val="center"/>
             <w:hideMark/>
@@ -6506,11 +6593,9 @@
             <w:pPr>
               <w:ind w:firstLine="0"/>
             </w:pPr>
-            <w:proofErr w:type="spellStart"/>
             <w:r>
               <w:t>isohoric</w:t>
             </w:r>
-            <w:proofErr w:type="spellEnd"/>
           </w:p>
         </w:tc>
         <w:tc>
@@ -6518,10 +6603,10 @@
             <w:tcW w:w="2640" w:type="dxa"/>
             <w:shd w:val="clear" w:color="auto" w:fill="FFFFFF"/>
             <w:tcMar>
-              <w:top w:w="135" w:type="dxa"/>
-              <w:left w:w="270" w:type="dxa"/>
-              <w:bottom w:w="135" w:type="dxa"/>
-              <w:right w:w="270" w:type="dxa"/>
+              <w:top w:w="80" w:type="dxa"/>
+              <w:left w:w="160" w:type="dxa"/>
+              <w:bottom w:w="80" w:type="dxa"/>
+              <w:right w:w="160" w:type="dxa"/>
             </w:tcMar>
             <w:vAlign w:val="center"/>
             <w:hideMark/>
@@ -6531,7 +6616,13 @@
               <w:ind w:firstLine="0"/>
             </w:pPr>
             <w:r>
-              <w:t>m=</w:t>
+              <w:t>m</w:t>
+            </w:r>
+            <w:r>
+              <w:t xml:space="preserve"> – маса вантажу</w:t>
+            </w:r>
+            <w:r>
+              <w:t xml:space="preserve">  </w:t>
             </w:r>
           </w:p>
         </w:tc>
@@ -6540,10 +6631,10 @@
             <w:tcW w:w="5231" w:type="dxa"/>
             <w:shd w:val="clear" w:color="auto" w:fill="FFFFFF"/>
             <w:tcMar>
-              <w:top w:w="135" w:type="dxa"/>
-              <w:left w:w="270" w:type="dxa"/>
-              <w:bottom w:w="135" w:type="dxa"/>
-              <w:right w:w="270" w:type="dxa"/>
+              <w:top w:w="80" w:type="dxa"/>
+              <w:left w:w="160" w:type="dxa"/>
+              <w:bottom w:w="80" w:type="dxa"/>
+              <w:right w:w="160" w:type="dxa"/>
             </w:tcMar>
             <w:vAlign w:val="center"/>
             <w:hideMark/>
@@ -6553,7 +6644,16 @@
               <w:ind w:firstLine="0"/>
             </w:pPr>
             <w:r>
-              <w:t>ізохора</w:t>
+              <w:t>І</w:t>
+            </w:r>
+            <w:r>
+              <w:t>зохор</w:t>
+            </w:r>
+            <w:r>
+              <w:t>ичний</w:t>
+            </w:r>
+            <w:r>
+              <w:t xml:space="preserve"> процес (оборотний)</w:t>
             </w:r>
           </w:p>
         </w:tc>
@@ -6567,10 +6667,10 @@
             <w:tcW w:w="1755" w:type="dxa"/>
             <w:shd w:val="clear" w:color="auto" w:fill="FFFFFF"/>
             <w:tcMar>
-              <w:top w:w="135" w:type="dxa"/>
-              <w:left w:w="270" w:type="dxa"/>
-              <w:bottom w:w="135" w:type="dxa"/>
-              <w:right w:w="270" w:type="dxa"/>
+              <w:top w:w="80" w:type="dxa"/>
+              <w:left w:w="160" w:type="dxa"/>
+              <w:bottom w:w="80" w:type="dxa"/>
+              <w:right w:w="160" w:type="dxa"/>
             </w:tcMar>
             <w:vAlign w:val="center"/>
             <w:hideMark/>
@@ -6579,11 +6679,9 @@
             <w:pPr>
               <w:ind w:firstLine="0"/>
             </w:pPr>
-            <w:proofErr w:type="spellStart"/>
             <w:r>
               <w:t>isothermic</w:t>
             </w:r>
-            <w:proofErr w:type="spellEnd"/>
           </w:p>
         </w:tc>
         <w:tc>
@@ -6591,10 +6689,10 @@
             <w:tcW w:w="2640" w:type="dxa"/>
             <w:shd w:val="clear" w:color="auto" w:fill="FFFFFF"/>
             <w:tcMar>
-              <w:top w:w="135" w:type="dxa"/>
-              <w:left w:w="270" w:type="dxa"/>
-              <w:bottom w:w="135" w:type="dxa"/>
-              <w:right w:w="270" w:type="dxa"/>
+              <w:top w:w="80" w:type="dxa"/>
+              <w:left w:w="160" w:type="dxa"/>
+              <w:bottom w:w="80" w:type="dxa"/>
+              <w:right w:w="160" w:type="dxa"/>
             </w:tcMar>
             <w:vAlign w:val="center"/>
             <w:hideMark/>
@@ -6604,7 +6702,13 @@
               <w:ind w:firstLine="0"/>
             </w:pPr>
             <w:r>
-              <w:t>m=</w:t>
+              <w:t>m</w:t>
+            </w:r>
+            <w:r>
+              <w:t xml:space="preserve"> – маса вантажу</w:t>
+            </w:r>
+            <w:r>
+              <w:t xml:space="preserve">  </w:t>
             </w:r>
           </w:p>
         </w:tc>
@@ -6613,10 +6717,10 @@
             <w:tcW w:w="5231" w:type="dxa"/>
             <w:shd w:val="clear" w:color="auto" w:fill="FFFFFF"/>
             <w:tcMar>
-              <w:top w:w="135" w:type="dxa"/>
-              <w:left w:w="270" w:type="dxa"/>
-              <w:bottom w:w="135" w:type="dxa"/>
-              <w:right w:w="270" w:type="dxa"/>
+              <w:top w:w="80" w:type="dxa"/>
+              <w:left w:w="160" w:type="dxa"/>
+              <w:bottom w:w="80" w:type="dxa"/>
+              <w:right w:w="160" w:type="dxa"/>
             </w:tcMar>
             <w:vAlign w:val="center"/>
             <w:hideMark/>
@@ -6626,7 +6730,16 @@
               <w:ind w:firstLine="0"/>
             </w:pPr>
             <w:r>
-              <w:t>ізотерма</w:t>
+              <w:t>І</w:t>
+            </w:r>
+            <w:r>
+              <w:t>зотерм</w:t>
+            </w:r>
+            <w:r>
+              <w:t>ічний</w:t>
+            </w:r>
+            <w:r>
+              <w:t xml:space="preserve"> процес (оборотний)</w:t>
             </w:r>
           </w:p>
         </w:tc>
@@ -6640,10 +6753,10 @@
             <w:tcW w:w="1755" w:type="dxa"/>
             <w:shd w:val="clear" w:color="auto" w:fill="FFFFFF"/>
             <w:tcMar>
-              <w:top w:w="135" w:type="dxa"/>
-              <w:left w:w="270" w:type="dxa"/>
-              <w:bottom w:w="135" w:type="dxa"/>
-              <w:right w:w="270" w:type="dxa"/>
+              <w:top w:w="80" w:type="dxa"/>
+              <w:left w:w="160" w:type="dxa"/>
+              <w:bottom w:w="80" w:type="dxa"/>
+              <w:right w:w="160" w:type="dxa"/>
             </w:tcMar>
             <w:vAlign w:val="center"/>
             <w:hideMark/>
@@ -6652,11 +6765,9 @@
             <w:pPr>
               <w:ind w:firstLine="0"/>
             </w:pPr>
-            <w:proofErr w:type="spellStart"/>
             <w:r>
               <w:t>calm</w:t>
             </w:r>
-            <w:proofErr w:type="spellEnd"/>
           </w:p>
         </w:tc>
         <w:tc>
@@ -6664,10 +6775,10 @@
             <w:tcW w:w="2640" w:type="dxa"/>
             <w:shd w:val="clear" w:color="auto" w:fill="FFFFFF"/>
             <w:tcMar>
-              <w:top w:w="135" w:type="dxa"/>
-              <w:left w:w="270" w:type="dxa"/>
-              <w:bottom w:w="135" w:type="dxa"/>
-              <w:right w:w="270" w:type="dxa"/>
+              <w:top w:w="80" w:type="dxa"/>
+              <w:left w:w="160" w:type="dxa"/>
+              <w:bottom w:w="80" w:type="dxa"/>
+              <w:right w:w="160" w:type="dxa"/>
             </w:tcMar>
             <w:vAlign w:val="center"/>
             <w:hideMark/>
@@ -6676,13 +6787,11 @@
             <w:pPr>
               <w:ind w:firstLine="0"/>
             </w:pPr>
-            <w:proofErr w:type="spellStart"/>
-            <w:r>
-              <w:t>time</w:t>
-            </w:r>
-            <w:proofErr w:type="spellEnd"/>
-            <w:r>
-              <w:t>=400</w:t>
+            <w:r>
+              <w:t>time=400</w:t>
+            </w:r>
+            <w:r>
+              <w:t xml:space="preserve"> – тривалість</w:t>
             </w:r>
           </w:p>
         </w:tc>
@@ -6691,10 +6800,10 @@
             <w:tcW w:w="5231" w:type="dxa"/>
             <w:shd w:val="clear" w:color="auto" w:fill="FFFFFF"/>
             <w:tcMar>
-              <w:top w:w="135" w:type="dxa"/>
-              <w:left w:w="270" w:type="dxa"/>
-              <w:bottom w:w="135" w:type="dxa"/>
-              <w:right w:w="270" w:type="dxa"/>
+              <w:top w:w="80" w:type="dxa"/>
+              <w:left w:w="160" w:type="dxa"/>
+              <w:bottom w:w="80" w:type="dxa"/>
+              <w:right w:w="160" w:type="dxa"/>
             </w:tcMar>
             <w:vAlign w:val="center"/>
             <w:hideMark/>
@@ -6704,18 +6813,10 @@
               <w:ind w:firstLine="0"/>
             </w:pPr>
             <w:r>
-              <w:t xml:space="preserve">заспокоєння коливань поршня, </w:t>
-            </w:r>
-            <w:proofErr w:type="spellStart"/>
-            <w:r>
-              <w:t>time</w:t>
-            </w:r>
-            <w:proofErr w:type="spellEnd"/>
-            <w:r>
-              <w:t xml:space="preserve"> - </w:t>
-            </w:r>
-            <w:r>
-              <w:t>тривалість</w:t>
+              <w:t>З</w:t>
+            </w:r>
+            <w:r>
+              <w:t>аспокоєння коливань поршня</w:t>
             </w:r>
           </w:p>
         </w:tc>
@@ -6729,10 +6830,10 @@
             <w:tcW w:w="1755" w:type="dxa"/>
             <w:shd w:val="clear" w:color="auto" w:fill="FFFFFF"/>
             <w:tcMar>
-              <w:top w:w="135" w:type="dxa"/>
-              <w:left w:w="270" w:type="dxa"/>
-              <w:bottom w:w="135" w:type="dxa"/>
-              <w:right w:w="270" w:type="dxa"/>
+              <w:top w:w="80" w:type="dxa"/>
+              <w:left w:w="160" w:type="dxa"/>
+              <w:bottom w:w="80" w:type="dxa"/>
+              <w:right w:w="160" w:type="dxa"/>
             </w:tcMar>
             <w:vAlign w:val="center"/>
             <w:hideMark/>
@@ -6741,11 +6842,9 @@
             <w:pPr>
               <w:ind w:firstLine="0"/>
             </w:pPr>
-            <w:proofErr w:type="spellStart"/>
             <w:r>
               <w:t>run</w:t>
             </w:r>
-            <w:proofErr w:type="spellEnd"/>
           </w:p>
         </w:tc>
         <w:tc>
@@ -6753,10 +6852,10 @@
             <w:tcW w:w="2640" w:type="dxa"/>
             <w:shd w:val="clear" w:color="auto" w:fill="FFFFFF"/>
             <w:tcMar>
-              <w:top w:w="135" w:type="dxa"/>
-              <w:left w:w="270" w:type="dxa"/>
-              <w:bottom w:w="135" w:type="dxa"/>
-              <w:right w:w="270" w:type="dxa"/>
+              <w:top w:w="80" w:type="dxa"/>
+              <w:left w:w="160" w:type="dxa"/>
+              <w:bottom w:w="80" w:type="dxa"/>
+              <w:right w:w="160" w:type="dxa"/>
             </w:tcMar>
             <w:vAlign w:val="center"/>
             <w:hideMark/>
@@ -6765,13 +6864,14 @@
             <w:pPr>
               <w:ind w:firstLine="0"/>
             </w:pPr>
-            <w:proofErr w:type="spellStart"/>
-            <w:r>
-              <w:t>time</w:t>
-            </w:r>
-            <w:proofErr w:type="spellEnd"/>
-            <w:r>
-              <w:t>=1e6</w:t>
+            <w:r>
+              <w:t>time=1e6</w:t>
+            </w:r>
+            <w:r>
+              <w:t xml:space="preserve"> </w:t>
+            </w:r>
+            <w:r>
+              <w:t>– тривалість</w:t>
             </w:r>
           </w:p>
         </w:tc>
@@ -6780,10 +6880,10 @@
             <w:tcW w:w="5231" w:type="dxa"/>
             <w:shd w:val="clear" w:color="auto" w:fill="FFFFFF"/>
             <w:tcMar>
-              <w:top w:w="135" w:type="dxa"/>
-              <w:left w:w="270" w:type="dxa"/>
-              <w:bottom w:w="135" w:type="dxa"/>
-              <w:right w:w="270" w:type="dxa"/>
+              <w:top w:w="80" w:type="dxa"/>
+              <w:left w:w="160" w:type="dxa"/>
+              <w:bottom w:w="80" w:type="dxa"/>
+              <w:right w:w="160" w:type="dxa"/>
             </w:tcMar>
             <w:vAlign w:val="center"/>
             <w:hideMark/>
@@ -6794,15 +6894,10 @@
               <w:ind w:firstLine="0"/>
             </w:pPr>
             <w:r>
-              <w:t xml:space="preserve">просто робить кроки, </w:t>
-            </w:r>
-            <w:proofErr w:type="spellStart"/>
-            <w:r>
-              <w:t>time</w:t>
-            </w:r>
-            <w:proofErr w:type="spellEnd"/>
-            <w:r>
-              <w:t xml:space="preserve"> - кількість тактів</w:t>
+              <w:t>П</w:t>
+            </w:r>
+            <w:r>
+              <w:t>росто робить кроки</w:t>
             </w:r>
           </w:p>
         </w:tc>
@@ -6820,52 +6915,16 @@
       <w:pPr>
         <w:ind w:firstLine="708"/>
       </w:pPr>
-      <w:r>
-        <w:t xml:space="preserve">Таблиця 1. </w:t>
-      </w:r>
-      <w:r>
-        <w:t>Опис к</w:t>
-      </w:r>
-      <w:r>
-        <w:t>оманд</w:t>
-      </w:r>
-    </w:p>
-    <w:p>
-      <w:pPr>
-        <w:ind w:firstLine="708"/>
-        <w:rPr>
-          <w:lang w:val="en-US"/>
-        </w:rPr>
-      </w:pPr>
     </w:p>
     <w:p>
       <w:pPr>
         <w:ind w:firstLine="708"/>
       </w:pPr>
-      <w:r>
-        <w:t>Спостереження за станом термодинамічної системи не обмеж</w:t>
-      </w:r>
-      <w:r>
-        <w:t>ені</w:t>
-      </w:r>
-      <w:r>
-        <w:t xml:space="preserve"> </w:t>
-      </w:r>
-      <w:r>
-        <w:t>рух</w:t>
-      </w:r>
-      <w:r>
-        <w:t>ом</w:t>
-      </w:r>
-      <w:r>
-        <w:t xml:space="preserve"> </w:t>
-      </w:r>
-      <w:r>
-        <w:t>поршня і газу</w:t>
-      </w:r>
-      <w:r>
-        <w:t>, параметри системи подаються в реальному часі в числовій і в графічній формі.</w:t>
-      </w:r>
+    </w:p>
+    <w:p>
+      <w:pPr>
+        <w:ind w:firstLine="708"/>
+      </w:pPr>
     </w:p>
     <w:p>
       <w:pPr>

--- a/docs/Термодинамічні цикли.docx
+++ b/docs/Термодинамічні цикли.docx
@@ -44,7 +44,13 @@
         <w:t xml:space="preserve">Щоб зрозуміти, як хаотичний рух мікроскопічних часток газу перетворюється у поступальний рух макрооб’єктів і навпаки, треба про це почути, а краще </w:t>
       </w:r>
       <w:r>
-        <w:t>– побачити, а ще краще спробувати зробити це самому.</w:t>
+        <w:t xml:space="preserve">– побачити, а ще краще спробувати зробити це </w:t>
+      </w:r>
+      <w:r>
+        <w:t>власноруч</w:t>
+      </w:r>
+      <w:r>
+        <w:t>.</w:t>
       </w:r>
       <w:r>
         <w:t xml:space="preserve"> </w:t>
@@ -53,15 +59,16 @@
         <w:t xml:space="preserve">Останнє побажання можна виконати за допомогою моделювання, </w:t>
       </w:r>
       <w:r>
-        <w:t xml:space="preserve">але не механічного а комп’ютерного. В роботі пропонуються такі засобі чисельного моделювання, які дозволяють спостерігати і досліджувати термодинамічні </w:t>
-      </w:r>
-      <w:r>
-        <w:t>цикли</w:t>
-      </w:r>
-      <w:r>
-        <w:t xml:space="preserve"> в реальному часі.</w:t>
-      </w:r>
-    </w:p>
+        <w:t xml:space="preserve">але не механічного а комп’ютерного. В роботі пропонуються такі засобі чисельного моделювання, які </w:t>
+      </w:r>
+      <w:r>
+        <w:t xml:space="preserve">доводять, що термодинамічні процеси є похідними від механіки часток. </w:t>
+      </w:r>
+      <w:r>
+        <w:t>Це не лише демонструє учням, як рівняння ідеального газу витікають з законив збереження енергії та імпульсу, але і дозволяє спостерігати нерівноважні явища, які не виникають в моделях, заснованих на законах ідеального газу.</w:t>
+      </w:r>
+    </w:p>
+    <w:p/>
     <w:p>
       <w:pPr>
         <w:rPr>
@@ -126,12 +133,71 @@
     </w:p>
     <w:p>
       <w:r>
-        <w:t xml:space="preserve">Для моделювання термодинамічних процесів потрібен сосуд із поршнем, робоче тіло, нагрівач і охолоджувач робочого тіла і сила, яка діє на поршень ззовні (рис 1). </w:t>
-      </w:r>
-    </w:p>
-    <w:p>
-      <w:r>
-        <w:t xml:space="preserve">В якості робочого тіла застосуємо ідеальний газ – велику кількість малих за розміром і масою твердих куль. Кулі рухаються за законами механіки, стикаються між собою, зі стінками сосуду і з рухливим поршнем і своїм рухом спричиняють тиск. </w:t>
+        <w:t xml:space="preserve">Для моделювання термодинамічних процесів </w:t>
+      </w:r>
+      <w:r>
+        <w:t>використаємо</w:t>
+      </w:r>
+      <w:r>
+        <w:t xml:space="preserve"> сосуд із поршнем, робоче тіло</w:t>
+      </w:r>
+      <w:r>
+        <w:t xml:space="preserve">, прилад для </w:t>
+      </w:r>
+      <w:r>
+        <w:t>нагріва</w:t>
+      </w:r>
+      <w:r>
+        <w:t>ння або</w:t>
+      </w:r>
+      <w:r>
+        <w:t xml:space="preserve"> охолодж</w:t>
+      </w:r>
+      <w:r>
+        <w:t>ення</w:t>
+      </w:r>
+      <w:r>
+        <w:t xml:space="preserve"> робочого тіла і </w:t>
+      </w:r>
+      <w:del w:id="0" w:author="Volodymyr Bondariev" w:date="2026-08-18T17:47:00Z" w16du:dateUtc="2026-08-18T14:47:00Z">
+        <w:r>
+          <w:delText>сила</w:delText>
+        </w:r>
+      </w:del>
+      <w:r>
+        <w:t>сил</w:t>
+      </w:r>
+      <w:r>
+        <w:t>у</w:t>
+      </w:r>
+      <w:r>
+        <w:t xml:space="preserve">, яка діє на поршень ззовні (рис 1). </w:t>
+      </w:r>
+    </w:p>
+    <w:p>
+      <w:r>
+        <w:t xml:space="preserve">Роль </w:t>
+      </w:r>
+      <w:r>
+        <w:t xml:space="preserve">робочого тіла </w:t>
+      </w:r>
+      <w:r>
+        <w:t>відіграє</w:t>
+      </w:r>
+      <w:r>
+        <w:t xml:space="preserve"> ідеальний газ – велик</w:t>
+      </w:r>
+      <w:r>
+        <w:t>а</w:t>
+      </w:r>
+      <w:r>
+        <w:t xml:space="preserve"> кількість малих за розміром і масою </w:t>
+      </w:r>
+      <w:r>
+        <w:t xml:space="preserve">абсолютно </w:t>
+      </w:r>
+      <w:r>
+        <w:t xml:space="preserve">твердих куль. Кулі рухаються за законами механіки, стикаються між собою, зі стінками сосуду і з рухливим поршнем і своїм рухом спричиняють тиск. </w:t>
       </w:r>
     </w:p>
     <w:p>
@@ -326,6 +392,7 @@
           <w:i/>
           <w:iCs/>
         </w:rPr>
+        <w:lastRenderedPageBreak/>
         <w:t xml:space="preserve">    </w:t>
       </w:r>
       <w:r>
@@ -382,7 +449,6 @@
     </w:p>
     <w:p>
       <w:r>
-        <w:lastRenderedPageBreak/>
         <w:t xml:space="preserve">Умовою може бути досягнення певним параметром процесу встановленої межі. Основні параметри ідеального газу це температура, об’єм, тиск, </w:t>
       </w:r>
       <w:r>
@@ -960,14 +1026,14 @@
               </m:r>
             </m:sup>
           </m:sSup>
-          <w:bookmarkStart w:id="0" w:name="_Hlk236738160"/>
+          <w:bookmarkStart w:id="1" w:name="_Hlk236738160"/>
           <m:r>
             <w:rPr>
               <w:rFonts w:ascii="Cambria Math" w:hAnsi="Cambria Math"/>
             </w:rPr>
             <m:t xml:space="preserve">≈P </m:t>
           </m:r>
-          <w:bookmarkEnd w:id="0"/>
+          <w:bookmarkEnd w:id="1"/>
           <m:d>
             <m:dPr>
               <m:ctrlPr>
@@ -1311,6 +1377,7 @@
     </w:p>
     <w:p>
       <w:r>
+        <w:lastRenderedPageBreak/>
         <w:t xml:space="preserve">Формула (2) власне і є алгоритмом зміни параметрів моделі, а фактор </w:t>
       </w:r>
       <m:oMath>
@@ -1401,7 +1468,6 @@
           <w:b/>
           <w:bCs/>
         </w:rPr>
-        <w:lastRenderedPageBreak/>
         <w:t>Ізобаричний процес</w:t>
       </w:r>
     </w:p>
@@ -3055,7 +3121,7 @@
             </m:r>
           </m:sup>
         </m:sSup>
-        <w:bookmarkStart w:id="1" w:name="_Hlk237028744"/>
+        <w:bookmarkStart w:id="2" w:name="_Hlk237028744"/>
         <m:r>
           <w:rPr>
             <w:rFonts w:ascii="Cambria Math" w:hAnsi="Cambria Math"/>
@@ -3099,7 +3165,7 @@
           </w:rPr>
           <m:t>)</m:t>
         </m:r>
-        <w:bookmarkEnd w:id="1"/>
+        <w:bookmarkEnd w:id="2"/>
         <m:r>
           <w:rPr>
             <w:rFonts w:ascii="Cambria Math" w:hAnsi="Cambria Math"/>
@@ -3352,11 +3418,7 @@
         <w:t xml:space="preserve">нтують. </w:t>
       </w:r>
       <w:r>
-        <w:t xml:space="preserve">Якщо початкова </w:t>
-      </w:r>
-      <w:r>
-        <w:lastRenderedPageBreak/>
-        <w:t>температура T0, а поточна температура газу T, то  відновити початкову температуру можна так</w:t>
+        <w:t>Якщо початкова температура T0, а поточна температура газу T, то  відновити початкову температуру можна так</w:t>
       </w:r>
       <w:r>
         <w:rPr>
@@ -4797,6 +4859,7 @@
     </w:p>
     <w:p>
       <w:r>
+        <w:lastRenderedPageBreak/>
         <w:t>Н</w:t>
       </w:r>
       <w:r>
@@ -4847,7 +4910,6 @@
     </w:p>
     <w:p>
       <w:r>
-        <w:lastRenderedPageBreak/>
         <w:t xml:space="preserve">В реальному процесі запалювання може відбуватися багато чого, але з точки зору </w:t>
       </w:r>
       <w:r>
@@ -4990,10 +5052,7 @@
         <w:ind w:firstLine="708"/>
       </w:pPr>
       <w:r>
-        <w:t>Лабораторна установка створюється і програмується за допомогою скрипту з простим синтаксисом. Скрипт складається  з окремих команд, один рядок – одна команда. Команда має ім’я і параметри.</w:t>
-      </w:r>
-      <w:r>
-        <w:t xml:space="preserve"> </w:t>
+        <w:t xml:space="preserve">Лабораторна установка створюється і програмується за допомогою скрипту з простим синтаксисом. Скрипт складається  з окремих команд, один рядок – одна команда. Команда має ім’я і параметри. </w:t>
       </w:r>
     </w:p>
     <w:p>
@@ -5001,19 +5060,7 @@
         <w:ind w:firstLine="708"/>
       </w:pPr>
       <w:r>
-        <w:t>С</w:t>
-      </w:r>
-      <w:r>
-        <w:t xml:space="preserve">крипт подається інтерпретатору, який перетворює команди скрипту на виклик методів моделі. </w:t>
-      </w:r>
-      <w:r>
-        <w:t xml:space="preserve">В ході виконання скрипту користувач спостерігає за установкою </w:t>
-      </w:r>
-      <w:r>
-        <w:t>в реальному часі.</w:t>
-      </w:r>
-      <w:r>
-        <w:t xml:space="preserve"> Він бачить не лише рух установки </w:t>
+        <w:t xml:space="preserve">Скрипт подається інтерпретатору, який перетворює команди скрипту на виклик методів моделі. В ході виконання скрипту користувач спостерігає за установкою в реальному часі. Він бачить не лише рух установки </w:t>
       </w:r>
       <w:r>
         <w:t xml:space="preserve">– </w:t>
@@ -5317,13 +5364,7 @@
         <w:t xml:space="preserve"> </w:t>
       </w:r>
       <w:r>
-        <w:t xml:space="preserve">– </w:t>
-      </w:r>
-      <w:r>
-        <w:t>тривалість</w:t>
-      </w:r>
-      <w:r>
-        <w:t xml:space="preserve"> </w:t>
+        <w:t xml:space="preserve">– тривалість </w:t>
       </w:r>
       <w:r>
         <w:t>процесу</w:t>
@@ -5383,10 +5424,7 @@
         <w:t>ізобар</w:t>
       </w:r>
       <w:r>
-        <w:t xml:space="preserve">ичний процес. </w:t>
-      </w:r>
-      <w:r>
-        <w:t>Тут вантаж на поршні незмінний, а межі процесу окреслює</w:t>
+        <w:t>ичний процес. Тут вантаж на поршні незмінний, а межі процесу окреслює</w:t>
       </w:r>
       <w:r>
         <w:t xml:space="preserve"> </w:t>
@@ -5423,13 +5461,7 @@
         <w:t xml:space="preserve"> – </w:t>
       </w:r>
       <w:r>
-        <w:t xml:space="preserve">кінцевий </w:t>
-      </w:r>
-      <w:r>
-        <w:t>об’єм газу під поршнем</w:t>
-      </w:r>
-      <w:r>
-        <w:t xml:space="preserve">, </w:t>
+        <w:t xml:space="preserve">кінцевий об’єм газу під поршнем, </w:t>
       </w:r>
       <w:r>
         <w:rPr>
@@ -5577,7 +5609,6 @@
                 <w:b/>
                 <w:bCs/>
               </w:rPr>
-              <w:lastRenderedPageBreak/>
               <w:t>Назва</w:t>
             </w:r>
           </w:p>
@@ -6564,10 +6595,7 @@
               <w:t>діабат</w:t>
             </w:r>
             <w:r>
-              <w:t xml:space="preserve">ичний </w:t>
-            </w:r>
-            <w:r>
-              <w:t>процес (оборотний)</w:t>
+              <w:t>ичний процес (оборотний)</w:t>
             </w:r>
           </w:p>
         </w:tc>
@@ -6736,10 +6764,7 @@
               <w:t>зотерм</w:t>
             </w:r>
             <w:r>
-              <w:t>ічний</w:t>
-            </w:r>
-            <w:r>
-              <w:t xml:space="preserve"> процес (оборотний)</w:t>
+              <w:t>ічний процес (оборотний)</w:t>
             </w:r>
           </w:p>
         </w:tc>
@@ -6868,10 +6893,7 @@
               <w:t>time=1e6</w:t>
             </w:r>
             <w:r>
-              <w:t xml:space="preserve"> </w:t>
-            </w:r>
-            <w:r>
-              <w:t>– тривалість</w:t>
+              <w:t xml:space="preserve"> – тривалість</w:t>
             </w:r>
           </w:p>
         </w:tc>
@@ -6967,6 +6989,14 @@
     </w:sectPr>
   </w:body>
 </w:document>
+</file>
+
+<file path=word/people.xml><?xml version="1.0" encoding="utf-8"?>
+<w15:people xmlns:wpc="http://schemas.microsoft.com/office/word/2010/wordprocessingCanvas" xmlns:cx="http://schemas.microsoft.com/office/drawing/2014/chartex" xmlns:cx1="http://schemas.microsoft.com/office/drawing/2015/9/8/chartex" xmlns:cx2="http://schemas.microsoft.com/office/drawing/2015/10/21/chartex" xmlns:cx3="http://schemas.microsoft.com/office/drawing/2016/5/9/chartex" xmlns:cx4="http://schemas.microsoft.com/office/drawing/2016/5/10/chartex" xmlns:cx5="http://schemas.microsoft.com/office/drawing/2016/5/11/chartex" xmlns:cx6="http://schemas.microsoft.com/office/drawing/2016/5/12/chartex" xmlns:cx7="http://schemas.microsoft.com/office/drawing/2016/5/13/chartex" xmlns:cx8="http://schemas.microsoft.com/office/drawing/2016/5/14/chartex" xmlns:mc="http://schemas.openxmlformats.org/markup-compatibility/2006" xmlns:aink="http://schemas.microsoft.com/office/drawing/2016/ink" xmlns:am3d="http://schemas.microsoft.com/office/drawing/2017/model3d" xmlns:o="urn:schemas-microsoft-com:office:office" xmlns:oel="http://schemas.microsoft.com/office/2019/extlst" xmlns:r="http://schemas.openxmlformats.org/officeDocument/2006/relationships" xmlns:m="http://schemas.openxmlformats.org/officeDocument/2006/math" xmlns:v="urn:schemas-microsoft-com:vml" xmlns:wp14="http://schemas.microsoft.com/office/word/2010/wordprocessingDrawing" xmlns:wp="http://schemas.openxmlformats.org/drawingml/2006/wordprocessingDrawing" xmlns:w10="urn:schemas-microsoft-com:office:word" xmlns:w="http://schemas.openxmlformats.org/wordprocessingml/2006/main" xmlns:w14="http://schemas.microsoft.com/office/word/2010/wordml" xmlns:w15="http://schemas.microsoft.com/office/word/2012/wordml" xmlns:w16cex="http://schemas.microsoft.com/office/word/2018/wordml/cex" xmlns:w16cid="http://schemas.microsoft.com/office/word/2016/wordml/cid" xmlns:w16="http://schemas.microsoft.com/office/word/2018/wordml" xmlns:w16du="http://schemas.microsoft.com/office/word/2023/wordml/word16du" xmlns:w16sdtdh="http://schemas.microsoft.com/office/word/2020/wordml/sdtdatahash" xmlns:w16sdtfl="http://schemas.microsoft.com/office/word/2024/wordml/sdtformatlock" xmlns:w16se="http://schemas.microsoft.com/office/word/2015/wordml/symex" xmlns:wpg="http://schemas.microsoft.com/office/word/2010/wordprocessingGroup" xmlns:wpi="http://schemas.microsoft.com/office/word/2010/wordprocessingInk" xmlns:wne="http://schemas.microsoft.com/office/word/2006/wordml" xmlns:wps="http://schemas.microsoft.com/office/word/2010/wordprocessingShape" mc:Ignorable="w14 w15 w16se w16cid w16 w16cex w16sdtdh w16sdtfl w16du wp14">
+  <w15:person w15:author="Volodymyr Bondariev">
+    <w15:presenceInfo w15:providerId="Windows Live" w15:userId="02b099e88783afd4"/>
+  </w15:person>
+</w15:people>
 </file>
 
 <file path=word/styles.xml><?xml version="1.0" encoding="utf-8"?>
@@ -7420,6 +7450,7 @@
   <w:style w:type="character" w:default="1" w:styleId="a0">
     <w:name w:val="Default Paragraph Font"/>
     <w:uiPriority w:val="1"/>
+    <w:semiHidden/>
     <w:unhideWhenUsed/>
   </w:style>
   <w:style w:type="table" w:default="1" w:styleId="a1">
@@ -7555,6 +7586,19 @@
       <w:color w:val="44546A" w:themeColor="text2"/>
       <w:sz w:val="18"/>
       <w:szCs w:val="18"/>
+    </w:rPr>
+  </w:style>
+  <w:style w:type="paragraph" w:styleId="a9">
+    <w:name w:val="Revision"/>
+    <w:hidden/>
+    <w:uiPriority w:val="99"/>
+    <w:semiHidden/>
+    <w:rsid w:val="001D4CD7"/>
+    <w:rPr>
+      <w:rFonts w:ascii="Times New Roman" w:hAnsi="Times New Roman"/>
+      <w:sz w:val="22"/>
+      <w:szCs w:val="22"/>
+      <w:lang w:val="uk-UA"/>
     </w:rPr>
   </w:style>
 </w:styles>

--- a/docs/Термодинамічні цикли.docx
+++ b/docs/Термодинамічні цикли.docx
@@ -72,164 +72,401 @@
     <w:p>
       <w:pPr>
         <w:rPr>
+          <w:moveFrom w:id="0" w:author="Volodymyr Bondariev" w:date="2026-08-18T17:57:00Z" w16du:dateUtc="2026-08-18T14:57:00Z"/>
           <w:b/>
           <w:bCs/>
         </w:rPr>
       </w:pPr>
-      <w:r>
+      <w:moveFromRangeStart w:id="1" w:author="Volodymyr Bondariev" w:date="2026-08-18T17:57:00Z" w:name="move237968258"/>
+      <w:moveFrom w:id="2" w:author="Volodymyr Bondariev" w:date="2026-08-18T17:57:00Z" w16du:dateUtc="2026-08-18T14:57:00Z">
+        <w:r>
+          <w:rPr>
+            <w:b/>
+            <w:bCs/>
+          </w:rPr>
+          <w:t>Цикли і процеси</w:t>
+        </w:r>
+      </w:moveFrom>
+    </w:p>
+    <w:p>
+      <w:pPr>
+        <w:rPr>
+          <w:moveFrom w:id="3" w:author="Volodymyr Bondariev" w:date="2026-08-18T17:57:00Z" w16du:dateUtc="2026-08-18T14:57:00Z"/>
+        </w:rPr>
+      </w:pPr>
+      <w:moveFrom w:id="4" w:author="Volodymyr Bondariev" w:date="2026-08-18T17:57:00Z" w16du:dateUtc="2026-08-18T14:57:00Z">
+        <w:r>
+          <w:t xml:space="preserve">Ті </w:t>
+        </w:r>
+        <w:r>
+          <w:t>явища</w:t>
+        </w:r>
+        <w:r>
+          <w:t>, які складають основу нашого життя, циклічні – щоб бути корисним, двигун повинен працювати довго</w:t>
+        </w:r>
+        <w:r>
+          <w:t>, а не робити лише один оберт</w:t>
+        </w:r>
+        <w:r>
+          <w:t>. В</w:t>
+        </w:r>
+        <w:r>
+          <w:t>тім в</w:t>
+        </w:r>
+        <w:r>
+          <w:t xml:space="preserve"> циклі мо</w:t>
+        </w:r>
+        <w:r>
+          <w:t xml:space="preserve">жна виділити окремі ділянки, коли параметри системи змінюються монотонно. Стратегія моделювання полягає в тому, що ми створимо моделі певної кількості таких ділянок, а вже з них </w:t>
+        </w:r>
+        <w:r>
+          <w:t>можна</w:t>
+        </w:r>
+        <w:r>
+          <w:t xml:space="preserve"> складати моделі циклів (далі будемо називати ділянки монотонної зміни параметрів процесами).  </w:t>
+        </w:r>
+      </w:moveFrom>
+    </w:p>
+    <w:moveFromRangeEnd w:id="1"/>
+    <w:p>
+      <w:pPr>
         <w:rPr>
           <w:b/>
           <w:bCs/>
         </w:rPr>
-        <w:t>Цикли і процеси</w:t>
-      </w:r>
-    </w:p>
-    <w:p>
-      <w:r>
-        <w:t xml:space="preserve">Ті </w:t>
-      </w:r>
-      <w:r>
-        <w:t>явища</w:t>
-      </w:r>
-      <w:r>
-        <w:t>, які складають основу нашого життя, циклічні – щоб бути корисним, двигун повинен працювати довго</w:t>
-      </w:r>
-      <w:r>
-        <w:t>, а не робити лише один оберт</w:t>
-      </w:r>
-      <w:r>
-        <w:t>. В</w:t>
-      </w:r>
-      <w:r>
-        <w:t>тім в</w:t>
-      </w:r>
-      <w:r>
-        <w:t xml:space="preserve"> циклі мо</w:t>
-      </w:r>
-      <w:r>
-        <w:t xml:space="preserve">жна виділити окремі ділянки, коли параметри системи змінюються монотонно. Стратегія моделювання полягає в тому, що ми створимо моделі певної кількості таких ділянок, а вже з них </w:t>
-      </w:r>
-      <w:r>
-        <w:t>можна</w:t>
-      </w:r>
-      <w:r>
-        <w:t xml:space="preserve"> складати моделі циклів (далі будемо називати ділянки монотонної зміни параметрів процесами).  </w:t>
-      </w:r>
-    </w:p>
-    <w:p>
-      <w:pPr>
+      </w:pPr>
+      <w:r>
         <w:rPr>
           <w:b/>
           <w:bCs/>
         </w:rPr>
+        <w:t>Схема моделі</w:t>
+      </w:r>
+    </w:p>
+    <w:p>
+      <w:r>
+        <w:t xml:space="preserve">Для моделювання термодинамічних процесів </w:t>
+      </w:r>
+      <w:r>
+        <w:t>використаємо</w:t>
+      </w:r>
+      <w:r>
+        <w:t xml:space="preserve"> сосуд із поршнем, робоче тіло</w:t>
+      </w:r>
+      <w:r>
+        <w:t xml:space="preserve">, прилад для </w:t>
+      </w:r>
+      <w:r>
+        <w:t>нагріва</w:t>
+      </w:r>
+      <w:r>
+        <w:t>ння або</w:t>
+      </w:r>
+      <w:r>
+        <w:t xml:space="preserve"> охолодж</w:t>
+      </w:r>
+      <w:r>
+        <w:t>ення</w:t>
+      </w:r>
+      <w:r>
+        <w:t xml:space="preserve"> робочого тіла і </w:t>
+      </w:r>
+      <w:del w:id="5" w:author="Volodymyr Bondariev" w:date="2026-08-18T17:47:00Z" w16du:dateUtc="2026-08-18T14:47:00Z">
+        <w:r>
+          <w:delText>сила</w:delText>
+        </w:r>
+      </w:del>
+      <w:r>
+        <w:t>сил</w:t>
+      </w:r>
+      <w:r>
+        <w:t>у</w:t>
+      </w:r>
+      <w:r>
+        <w:t xml:space="preserve">, яка діє на поршень ззовні (рис 1). </w:t>
+      </w:r>
+    </w:p>
+    <w:p>
+      <w:r>
+        <w:t xml:space="preserve">Роль </w:t>
+      </w:r>
+      <w:r>
+        <w:t xml:space="preserve">робочого тіла </w:t>
+      </w:r>
+      <w:r>
+        <w:t>відіграє</w:t>
+      </w:r>
+      <w:r>
+        <w:t xml:space="preserve"> ідеальний газ – велик</w:t>
+      </w:r>
+      <w:r>
+        <w:t>а</w:t>
+      </w:r>
+      <w:r>
+        <w:t xml:space="preserve"> кількість малих за розміром і масою </w:t>
+      </w:r>
+      <w:r>
+        <w:t xml:space="preserve">абсолютно </w:t>
+      </w:r>
+      <w:r>
+        <w:t>твердих куль. Кулі рухаються за законами механіки, стикаються між собою, з</w:t>
+      </w:r>
+      <w:ins w:id="6" w:author="Volodymyr Bondariev" w:date="2026-08-18T17:50:00Z" w16du:dateUtc="2026-08-18T14:50:00Z">
+        <w:r>
+          <w:rPr>
+            <w:lang w:val="en-US"/>
+          </w:rPr>
+          <w:t xml:space="preserve"> </w:t>
+        </w:r>
+        <w:r>
+          <w:t>нерухомими</w:t>
+        </w:r>
+      </w:ins>
+      <w:del w:id="7" w:author="Volodymyr Bondariev" w:date="2026-08-18T17:50:00Z" w16du:dateUtc="2026-08-18T14:50:00Z">
+        <w:r>
+          <w:delText>і</w:delText>
+        </w:r>
+      </w:del>
+      <w:r>
+        <w:t xml:space="preserve"> стінками сосуду і з </w:t>
+      </w:r>
+      <w:del w:id="8" w:author="Volodymyr Bondariev" w:date="2026-08-18T17:51:00Z" w16du:dateUtc="2026-08-18T14:51:00Z">
+        <w:r>
+          <w:delText xml:space="preserve">рухливим </w:delText>
+        </w:r>
+      </w:del>
+      <w:ins w:id="9" w:author="Volodymyr Bondariev" w:date="2026-08-18T17:51:00Z" w16du:dateUtc="2026-08-18T14:51:00Z">
+        <w:r>
+          <w:t>рух</w:t>
+        </w:r>
+        <w:r>
+          <w:t>оми</w:t>
+        </w:r>
+        <w:r>
+          <w:t xml:space="preserve">м </w:t>
+        </w:r>
+      </w:ins>
+      <w:r>
+        <w:t xml:space="preserve">поршнем і </w:t>
+      </w:r>
+      <w:del w:id="10" w:author="Volodymyr Bondariev" w:date="2026-08-18T17:54:00Z" w16du:dateUtc="2026-08-18T14:54:00Z">
+        <w:r>
+          <w:delText>своїм рухом</w:delText>
+        </w:r>
+      </w:del>
+      <w:ins w:id="11" w:author="Volodymyr Bondariev" w:date="2026-08-18T17:54:00Z" w16du:dateUtc="2026-08-18T14:54:00Z">
+        <w:r>
+          <w:t>таким чином</w:t>
+        </w:r>
+      </w:ins>
+      <w:r>
+        <w:t xml:space="preserve"> спричиняють тиск. </w:t>
+      </w:r>
+    </w:p>
+    <w:p>
+      <w:r>
+        <w:t xml:space="preserve">Нагрівач и охолоджувач це «прилад», який займає прямокутну ділянку простору. Кожна частка газу, яка знаходиться в межах цієї ділянки, збільшує (нагрівання) або зменшує (охолодження) модуль своєї швидкості. Енергія, передана чи забрана від кожної частки робочого тіла, ретельно враховується приладом. </w:t>
+      </w:r>
+    </w:p>
+    <w:p>
+      <w:r>
+        <w:t xml:space="preserve">Джерелом зовнішньої сили буде вантаж, який </w:t>
+      </w:r>
+      <w:del w:id="12" w:author="Volodymyr Bondariev" w:date="2026-08-18T17:55:00Z" w16du:dateUtc="2026-08-18T14:55:00Z">
+        <w:r>
+          <w:delText xml:space="preserve">стоїть </w:delText>
+        </w:r>
+      </w:del>
+      <w:ins w:id="13" w:author="Volodymyr Bondariev" w:date="2026-08-18T17:55:00Z" w16du:dateUtc="2026-08-18T14:55:00Z">
+        <w:r>
+          <w:t>знаходиться</w:t>
+        </w:r>
+        <w:r>
+          <w:t xml:space="preserve"> </w:t>
+        </w:r>
+      </w:ins>
+      <w:r>
+        <w:t>на поршні і завдяки «тяжінню» протидіє силі внутрішнього тиску.</w:t>
+      </w:r>
+    </w:p>
+    <w:p>
+      <w:r>
+        <w:t>Всі процеси розвиваються в дискретному часі.</w:t>
+      </w:r>
+    </w:p>
+    <w:p>
+      <w:pPr>
+        <w:rPr>
+          <w:ins w:id="14" w:author="Volodymyr Bondariev" w:date="2026-08-18T17:57:00Z" w16du:dateUtc="2026-08-18T14:57:00Z"/>
+        </w:rPr>
       </w:pPr>
       <w:r>
-        <w:rPr>
+        <w:t>Модельний простір двовимірний, це</w:t>
+      </w:r>
+      <w:r>
+        <w:rPr>
+          <w:lang w:val="en-US"/>
+        </w:rPr>
+        <w:t xml:space="preserve"> </w:t>
+      </w:r>
+      <w:r>
+        <w:t xml:space="preserve">зменшує кількість ступенів свободи часток ідеального газу з 3 до 2 і </w:t>
+      </w:r>
+      <w:del w:id="15" w:author="Volodymyr Bondariev" w:date="2026-08-18T17:56:00Z" w16du:dateUtc="2026-08-18T14:56:00Z">
+        <w:r>
+          <w:delText>не впливає на інші</w:delText>
+        </w:r>
+      </w:del>
+      <w:ins w:id="16" w:author="Volodymyr Bondariev" w:date="2026-08-18T17:56:00Z" w16du:dateUtc="2026-08-18T14:56:00Z">
+        <w:r>
+          <w:t>що враховується в</w:t>
+        </w:r>
+      </w:ins>
+      <w:r>
+        <w:t xml:space="preserve"> газов</w:t>
+      </w:r>
+      <w:ins w:id="17" w:author="Volodymyr Bondariev" w:date="2026-08-18T17:56:00Z" w16du:dateUtc="2026-08-18T14:56:00Z">
+        <w:r>
+          <w:t>их</w:t>
+        </w:r>
+      </w:ins>
+      <w:del w:id="18" w:author="Volodymyr Bondariev" w:date="2026-08-18T17:56:00Z" w16du:dateUtc="2026-08-18T14:56:00Z">
+        <w:r>
+          <w:delText>і</w:delText>
+        </w:r>
+      </w:del>
+      <w:r>
+        <w:t xml:space="preserve"> закон</w:t>
+      </w:r>
+      <w:ins w:id="19" w:author="Volodymyr Bondariev" w:date="2026-08-18T17:57:00Z" w16du:dateUtc="2026-08-18T14:57:00Z">
+        <w:r>
+          <w:t>ах</w:t>
+        </w:r>
+      </w:ins>
+      <w:del w:id="20" w:author="Volodymyr Bondariev" w:date="2026-08-18T17:57:00Z" w16du:dateUtc="2026-08-18T14:57:00Z">
+        <w:r>
+          <w:delText>и</w:delText>
+        </w:r>
+      </w:del>
+      <w:r>
+        <w:t>, яким підкорюється модель.</w:t>
+      </w:r>
+    </w:p>
+    <w:p>
+      <w:pPr>
+        <w:rPr>
+          <w:moveTo w:id="21" w:author="Volodymyr Bondariev" w:date="2026-08-18T17:57:00Z" w16du:dateUtc="2026-08-18T14:57:00Z"/>
           <w:b/>
           <w:bCs/>
         </w:rPr>
-        <w:t>Схема моделі</w:t>
-      </w:r>
-    </w:p>
-    <w:p>
-      <w:r>
-        <w:t xml:space="preserve">Для моделювання термодинамічних процесів </w:t>
-      </w:r>
-      <w:r>
-        <w:t>використаємо</w:t>
-      </w:r>
-      <w:r>
-        <w:t xml:space="preserve"> сосуд із поршнем, робоче тіло</w:t>
-      </w:r>
-      <w:r>
-        <w:t xml:space="preserve">, прилад для </w:t>
-      </w:r>
-      <w:r>
-        <w:t>нагріва</w:t>
-      </w:r>
-      <w:r>
-        <w:t>ння або</w:t>
-      </w:r>
-      <w:r>
-        <w:t xml:space="preserve"> охолодж</w:t>
-      </w:r>
-      <w:r>
-        <w:t>ення</w:t>
-      </w:r>
-      <w:r>
-        <w:t xml:space="preserve"> робочого тіла і </w:t>
-      </w:r>
-      <w:del w:id="0" w:author="Volodymyr Bondariev" w:date="2026-08-18T17:47:00Z" w16du:dateUtc="2026-08-18T14:47:00Z">
-        <w:r>
-          <w:delText>сила</w:delText>
-        </w:r>
-      </w:del>
-      <w:r>
-        <w:t>сил</w:t>
-      </w:r>
-      <w:r>
-        <w:t>у</w:t>
-      </w:r>
-      <w:r>
-        <w:t xml:space="preserve">, яка діє на поршень ззовні (рис 1). </w:t>
-      </w:r>
-    </w:p>
-    <w:p>
-      <w:r>
-        <w:t xml:space="preserve">Роль </w:t>
-      </w:r>
-      <w:r>
-        <w:t xml:space="preserve">робочого тіла </w:t>
-      </w:r>
-      <w:r>
-        <w:t>відіграє</w:t>
-      </w:r>
-      <w:r>
-        <w:t xml:space="preserve"> ідеальний газ – велик</w:t>
-      </w:r>
-      <w:r>
-        <w:t>а</w:t>
-      </w:r>
-      <w:r>
-        <w:t xml:space="preserve"> кількість малих за розміром і масою </w:t>
-      </w:r>
-      <w:r>
-        <w:t xml:space="preserve">абсолютно </w:t>
-      </w:r>
-      <w:r>
-        <w:t xml:space="preserve">твердих куль. Кулі рухаються за законами механіки, стикаються між собою, зі стінками сосуду і з рухливим поршнем і своїм рухом спричиняють тиск. </w:t>
-      </w:r>
-    </w:p>
-    <w:p>
-      <w:r>
-        <w:t xml:space="preserve">Нагрівач и охолоджувач це «прилад», який займає прямокутну ділянку простору. Кожна частка газу, яка знаходиться в межах цієї ділянки, збільшує (нагрівання) або зменшує (охолодження) модуль своєї швидкості. Енергія, передана чи забрана від кожної частки робочого тіла, ретельно враховується приладом. </w:t>
-      </w:r>
-    </w:p>
-    <w:p>
-      <w:r>
-        <w:t>Джерелом зовнішньої сили буде вантаж, який стоїть на поршні і завдяки «тяжінню» протидіє силі внутрішнього тиску.</w:t>
-      </w:r>
-    </w:p>
-    <w:p>
-      <w:r>
-        <w:t>Всі процеси розвиваються в дискретному часі.</w:t>
-      </w:r>
-    </w:p>
-    <w:p>
-      <w:r>
-        <w:t>Модельний простір двовимірний, це</w:t>
-      </w:r>
-      <w:r>
-        <w:rPr>
-          <w:lang w:val="en-US"/>
-        </w:rPr>
-        <w:t xml:space="preserve"> </w:t>
-      </w:r>
-      <w:r>
-        <w:t>зменшує кількість ступенів свободи часток ідеального газу з 3 до 2 і не впливає на інші газові закони, яким підкорюється модель.</w:t>
-      </w:r>
-    </w:p>
-    <w:p/>
+      </w:pPr>
+      <w:moveToRangeStart w:id="22" w:author="Volodymyr Bondariev" w:date="2026-08-18T17:57:00Z" w:name="move237968258"/>
+      <w:moveTo w:id="23" w:author="Volodymyr Bondariev" w:date="2026-08-18T17:57:00Z" w16du:dateUtc="2026-08-18T14:57:00Z">
+        <w:r>
+          <w:rPr>
+            <w:b/>
+            <w:bCs/>
+          </w:rPr>
+          <w:t>Цикли і процеси</w:t>
+        </w:r>
+      </w:moveTo>
+    </w:p>
+    <w:p>
+      <w:pPr>
+        <w:ind w:firstLine="708"/>
+        <w:rPr>
+          <w:del w:id="24" w:author="Volodymyr Bondariev" w:date="2026-08-18T17:57:00Z" w16du:dateUtc="2026-08-18T14:57:00Z"/>
+          <w:moveTo w:id="25" w:author="Volodymyr Bondariev" w:date="2026-08-18T17:57:00Z" w16du:dateUtc="2026-08-18T14:57:00Z"/>
+        </w:rPr>
+        <w:pPrChange w:id="26" w:author="Volodymyr Bondariev" w:date="2026-08-18T17:57:00Z" w16du:dateUtc="2026-08-18T14:57:00Z">
+          <w:pPr/>
+        </w:pPrChange>
+      </w:pPr>
+      <w:ins w:id="27" w:author="Volodymyr Bondariev" w:date="2026-08-18T17:58:00Z" w16du:dateUtc="2026-08-18T14:58:00Z">
+        <w:r>
+          <w:t>Більшість я</w:t>
+        </w:r>
+      </w:ins>
+      <w:moveTo w:id="28" w:author="Volodymyr Bondariev" w:date="2026-08-18T17:57:00Z" w16du:dateUtc="2026-08-18T14:57:00Z">
+        <w:del w:id="29" w:author="Volodymyr Bondariev" w:date="2026-08-18T17:57:00Z" w16du:dateUtc="2026-08-18T14:57:00Z">
+          <w:r>
+            <w:delText>Ті я</w:delText>
+          </w:r>
+        </w:del>
+        <w:r>
+          <w:t>вищ</w:t>
+        </w:r>
+        <w:del w:id="30" w:author="Volodymyr Bondariev" w:date="2026-08-18T17:58:00Z" w16du:dateUtc="2026-08-18T14:58:00Z">
+          <w:r>
+            <w:delText>а</w:delText>
+          </w:r>
+        </w:del>
+        <w:r>
+          <w:t>, які складають основу нашого життя, циклічні – щоб бути корисним, двигун повинен працювати довго, а не робити лише один оберт. Втім в циклі можна виділити окремі ділянки, коли параметри системи змінюються монотонно. Стратегія моделювання полягає в тому, що</w:t>
+        </w:r>
+      </w:moveTo>
+      <w:ins w:id="31" w:author="Volodymyr Bondariev" w:date="2026-08-18T19:48:00Z" w16du:dateUtc="2026-08-18T16:48:00Z">
+        <w:r>
+          <w:t>б</w:t>
+        </w:r>
+      </w:ins>
+      <w:moveTo w:id="32" w:author="Volodymyr Bondariev" w:date="2026-08-18T17:57:00Z" w16du:dateUtc="2026-08-18T14:57:00Z">
+        <w:r>
+          <w:t xml:space="preserve"> </w:t>
+        </w:r>
+        <w:del w:id="33" w:author="Volodymyr Bondariev" w:date="2026-08-18T19:49:00Z" w16du:dateUtc="2026-08-18T16:49:00Z">
+          <w:r>
+            <w:delText xml:space="preserve">ми </w:delText>
+          </w:r>
+        </w:del>
+        <w:r>
+          <w:t xml:space="preserve">створимо моделі певної кількості таких ділянок, а вже з них можна складати </w:t>
+        </w:r>
+        <w:del w:id="34" w:author="Volodymyr Bondariev" w:date="2026-08-18T19:49:00Z" w16du:dateUtc="2026-08-18T16:49:00Z">
+          <w:r>
+            <w:delText xml:space="preserve">моделі </w:delText>
+          </w:r>
+        </w:del>
+        <w:r>
+          <w:t>цикл</w:t>
+        </w:r>
+        <w:del w:id="35" w:author="Volodymyr Bondariev" w:date="2026-08-18T19:49:00Z" w16du:dateUtc="2026-08-18T16:49:00Z">
+          <w:r>
+            <w:delText>ів</w:delText>
+          </w:r>
+        </w:del>
+      </w:moveTo>
+      <w:ins w:id="36" w:author="Volodymyr Bondariev" w:date="2026-08-18T19:49:00Z" w16du:dateUtc="2026-08-18T16:49:00Z">
+        <w:r>
+          <w:t>и</w:t>
+        </w:r>
+      </w:ins>
+      <w:moveTo w:id="37" w:author="Volodymyr Bondariev" w:date="2026-08-18T17:57:00Z" w16du:dateUtc="2026-08-18T14:57:00Z">
+        <w:r>
+          <w:t xml:space="preserve"> (далі будемо називати ділянки монотонної зміни параметрів процесами).  </w:t>
+        </w:r>
+      </w:moveTo>
+    </w:p>
+    <w:moveToRangeEnd w:id="22"/>
+    <w:p>
+      <w:pPr>
+        <w:ind w:firstLine="708"/>
+        <w:rPr>
+          <w:del w:id="38" w:author="Volodymyr Bondariev" w:date="2026-08-18T17:57:00Z" w16du:dateUtc="2026-08-18T14:57:00Z"/>
+        </w:rPr>
+        <w:pPrChange w:id="39" w:author="Volodymyr Bondariev" w:date="2026-08-18T17:57:00Z" w16du:dateUtc="2026-08-18T14:57:00Z">
+          <w:pPr/>
+        </w:pPrChange>
+      </w:pPr>
+    </w:p>
+    <w:p>
+      <w:pPr>
+        <w:ind w:firstLine="708"/>
+        <w:pPrChange w:id="40" w:author="Volodymyr Bondariev" w:date="2026-08-18T17:57:00Z" w16du:dateUtc="2026-08-18T14:57:00Z">
+          <w:pPr/>
+        </w:pPrChange>
+      </w:pPr>
+    </w:p>
     <w:p>
       <w:pPr>
         <w:rPr>
@@ -283,34 +520,37 @@
           <w:iCs/>
         </w:rPr>
       </w:pPr>
+      <w:proofErr w:type="spellStart"/>
       <w:r>
         <w:rPr>
           <w:i/>
           <w:iCs/>
         </w:rPr>
-        <w:t>while (true) {</w:t>
-      </w:r>
-    </w:p>
-    <w:p>
-      <w:pPr>
+        <w:t>while</w:t>
+      </w:r>
+      <w:proofErr w:type="spellEnd"/>
+      <w:r>
         <w:rPr>
           <w:i/>
           <w:iCs/>
         </w:rPr>
-      </w:pPr>
+        <w:t xml:space="preserve"> (</w:t>
+      </w:r>
+      <w:proofErr w:type="spellStart"/>
       <w:r>
         <w:rPr>
           <w:i/>
           <w:iCs/>
         </w:rPr>
-        <w:t xml:space="preserve">    </w:t>
-      </w:r>
+        <w:t>true</w:t>
+      </w:r>
+      <w:proofErr w:type="spellEnd"/>
       <w:r>
         <w:rPr>
           <w:i/>
           <w:iCs/>
         </w:rPr>
-        <w:t>крок</w:t>
+        <w:t>) {</w:t>
       </w:r>
     </w:p>
     <w:p>
@@ -325,73 +565,186 @@
           <w:i/>
           <w:iCs/>
         </w:rPr>
-        <w:t>}</w:t>
-      </w:r>
-    </w:p>
-    <w:p>
-      <w:r>
-        <w:t xml:space="preserve">Загальний принцип моделювання процесу полягає в тому, що формулюється умова, за якої процес продовжується і визначається алгоритм впливу на параметри моделі в </w:t>
-      </w:r>
-      <w:r>
-        <w:t>кожен</w:t>
-      </w:r>
-      <w:r>
-        <w:t xml:space="preserve"> момент дискретного часу. Якщо позначити умову словом</w:t>
-      </w:r>
-      <w:r>
-        <w:t xml:space="preserve"> «умова»</w:t>
-      </w:r>
-      <w:r>
-        <w:t>, а вплив на параметри словом</w:t>
-      </w:r>
-      <w:r>
-        <w:t xml:space="preserve"> «дія»</w:t>
-      </w:r>
-      <w:r>
-        <w:t>, то алгоритм процесу виглядає так.</w:t>
-      </w:r>
-    </w:p>
-    <w:p>
-      <w:pPr>
+        <w:t xml:space="preserve">    </w:t>
+      </w:r>
+      <w:r>
         <w:rPr>
           <w:i/>
           <w:iCs/>
         </w:rPr>
-      </w:pPr>
-      <w:r>
+        <w:t>крок</w:t>
+      </w:r>
+    </w:p>
+    <w:p>
+      <w:pPr>
         <w:rPr>
           <w:i/>
           <w:iCs/>
         </w:rPr>
-        <w:t>while (</w:t>
-      </w:r>
+      </w:pPr>
       <w:r>
         <w:rPr>
           <w:i/>
           <w:iCs/>
         </w:rPr>
-        <w:t>умова</w:t>
-      </w:r>
-      <w:r>
+        <w:t>}</w:t>
+      </w:r>
+    </w:p>
+    <w:p>
+      <w:r>
+        <w:t xml:space="preserve">Загальний принцип моделювання процесу полягає в тому, що формулюється умова, за якої процес продовжується і визначається алгоритм </w:t>
+      </w:r>
+      <w:del w:id="41" w:author="Volodymyr Bondariev" w:date="2026-08-18T19:50:00Z" w16du:dateUtc="2026-08-18T16:50:00Z">
+        <w:r>
+          <w:delText>впливу на</w:delText>
+        </w:r>
+      </w:del>
+      <w:ins w:id="42" w:author="Volodymyr Bondariev" w:date="2026-08-18T19:50:00Z" w16du:dateUtc="2026-08-18T16:50:00Z">
+        <w:r>
+          <w:t>зміни</w:t>
+        </w:r>
+      </w:ins>
+      <w:r>
+        <w:t xml:space="preserve"> </w:t>
+      </w:r>
+      <w:del w:id="43" w:author="Volodymyr Bondariev" w:date="2026-08-18T19:50:00Z" w16du:dateUtc="2026-08-18T16:50:00Z">
+        <w:r>
+          <w:delText xml:space="preserve">параметри </w:delText>
+        </w:r>
+      </w:del>
+      <w:ins w:id="44" w:author="Volodymyr Bondariev" w:date="2026-08-18T19:50:00Z" w16du:dateUtc="2026-08-18T16:50:00Z">
+        <w:r>
+          <w:t>параметр</w:t>
+        </w:r>
+        <w:r>
+          <w:t>ів</w:t>
+        </w:r>
+        <w:r>
+          <w:t xml:space="preserve"> </w:t>
+        </w:r>
+      </w:ins>
+      <w:r>
+        <w:t xml:space="preserve">моделі в </w:t>
+      </w:r>
+      <w:r>
+        <w:t>кожен</w:t>
+      </w:r>
+      <w:r>
+        <w:t xml:space="preserve"> момент дискретного часу. Якщо позначити умову словом</w:t>
+      </w:r>
+      <w:r>
+        <w:t xml:space="preserve"> «умова»</w:t>
+      </w:r>
+      <w:r>
+        <w:t xml:space="preserve">, а </w:t>
+      </w:r>
+      <w:del w:id="45" w:author="Volodymyr Bondariev" w:date="2026-08-18T19:51:00Z" w16du:dateUtc="2026-08-18T16:51:00Z">
+        <w:r>
+          <w:delText>вплив на параметри</w:delText>
+        </w:r>
+      </w:del>
+      <w:ins w:id="46" w:author="Volodymyr Bondariev" w:date="2026-08-18T19:51:00Z" w16du:dateUtc="2026-08-18T16:51:00Z">
+        <w:r>
+          <w:t xml:space="preserve"> </w:t>
+        </w:r>
+        <w:r>
+          <w:t xml:space="preserve">алгоритм </w:t>
+        </w:r>
+        <w:r>
+          <w:t>зміни</w:t>
+        </w:r>
+        <w:r>
+          <w:t xml:space="preserve"> </w:t>
+        </w:r>
+        <w:r>
+          <w:t>параметр</w:t>
+        </w:r>
+        <w:r>
+          <w:t>ів</w:t>
+        </w:r>
+      </w:ins>
+      <w:r>
+        <w:t xml:space="preserve"> словом</w:t>
+      </w:r>
+      <w:r>
+        <w:t xml:space="preserve"> «дія»</w:t>
+      </w:r>
+      <w:r>
+        <w:t>, то алгоритм процесу виглядає так.</w:t>
+      </w:r>
+    </w:p>
+    <w:p>
+      <w:pPr>
         <w:rPr>
           <w:i/>
           <w:iCs/>
         </w:rPr>
-        <w:t>) {</w:t>
-      </w:r>
-    </w:p>
-    <w:p>
-      <w:pPr>
+      </w:pPr>
+      <w:proofErr w:type="spellStart"/>
+      <w:r>
         <w:rPr>
           <w:i/>
           <w:iCs/>
         </w:rPr>
-      </w:pPr>
+        <w:t>while</w:t>
+      </w:r>
+      <w:proofErr w:type="spellEnd"/>
       <w:r>
         <w:rPr>
           <w:i/>
           <w:iCs/>
         </w:rPr>
+        <w:t xml:space="preserve"> (</w:t>
+      </w:r>
+      <w:r>
+        <w:rPr>
+          <w:i/>
+          <w:iCs/>
+        </w:rPr>
+        <w:t>умова</w:t>
+      </w:r>
+      <w:r>
+        <w:rPr>
+          <w:i/>
+          <w:iCs/>
+        </w:rPr>
+        <w:t>) {</w:t>
+      </w:r>
+    </w:p>
+    <w:p>
+      <w:pPr>
+        <w:rPr>
+          <w:i/>
+          <w:iCs/>
+        </w:rPr>
+      </w:pPr>
+      <w:r>
+        <w:rPr>
+          <w:i/>
+          <w:iCs/>
+        </w:rPr>
+        <w:t xml:space="preserve">    </w:t>
+      </w:r>
+      <w:r>
+        <w:rPr>
+          <w:i/>
+          <w:iCs/>
+        </w:rPr>
+        <w:t>дія</w:t>
+      </w:r>
+    </w:p>
+    <w:p>
+      <w:pPr>
+        <w:rPr>
+          <w:i/>
+          <w:iCs/>
+        </w:rPr>
+      </w:pPr>
+      <w:r>
+        <w:rPr>
+          <w:i/>
+          <w:iCs/>
+        </w:rPr>
         <w:lastRenderedPageBreak/>
         <w:t xml:space="preserve">    </w:t>
       </w:r>
@@ -400,82 +753,213 @@
           <w:i/>
           <w:iCs/>
         </w:rPr>
-        <w:t>дія</w:t>
-      </w:r>
-    </w:p>
-    <w:p>
-      <w:pPr>
+        <w:t>крок</w:t>
+      </w:r>
+      <w:r>
         <w:rPr>
           <w:i/>
           <w:iCs/>
         </w:rPr>
-      </w:pPr>
-      <w:r>
+        <w:t xml:space="preserve"> </w:t>
+      </w:r>
+    </w:p>
+    <w:p>
+      <w:pPr>
         <w:rPr>
           <w:i/>
           <w:iCs/>
         </w:rPr>
-        <w:t xml:space="preserve">    </w:t>
-      </w:r>
+      </w:pPr>
       <w:r>
         <w:rPr>
           <w:i/>
           <w:iCs/>
         </w:rPr>
-        <w:t>крок</w:t>
-      </w:r>
-      <w:r>
-        <w:rPr>
-          <w:i/>
-          <w:iCs/>
-        </w:rPr>
+        <w:t>}</w:t>
+      </w:r>
+    </w:p>
+    <w:p>
+      <w:r>
+        <w:t xml:space="preserve">Умовою може бути досягнення певним параметром процесу встановленої межі. Основні параметри ідеального газу це температура, об’єм, тиск, </w:t>
+      </w:r>
+      <w:r>
+        <w:t>кількість речовини</w:t>
+      </w:r>
+      <w:r>
+        <w:t>.</w:t>
+      </w:r>
+      <w:r>
+        <w:t xml:space="preserve"> Для формулювання умови можна обирати будь-який параметр з тих, що змінюються в ході процесу.</w:t>
+      </w:r>
+    </w:p>
+    <w:p>
+      <w:ins w:id="47" w:author="Volodymyr Bondariev" w:date="2026-08-18T19:52:00Z" w16du:dateUtc="2026-08-18T16:52:00Z">
+        <w:r>
+          <w:t>А</w:t>
+        </w:r>
+        <w:r>
+          <w:t xml:space="preserve">лгоритм </w:t>
+        </w:r>
+        <w:r>
+          <w:t>зміни</w:t>
+        </w:r>
+        <w:r>
+          <w:t xml:space="preserve"> </w:t>
+        </w:r>
+        <w:r>
+          <w:t>параметр</w:t>
+        </w:r>
+        <w:r>
+          <w:t>ів</w:t>
+        </w:r>
+      </w:ins>
+      <w:del w:id="48" w:author="Volodymyr Bondariev" w:date="2026-08-18T19:52:00Z" w16du:dateUtc="2026-08-18T16:52:00Z">
+        <w:r>
+          <w:delText xml:space="preserve">Для впливу </w:delText>
+        </w:r>
+        <w:r>
+          <w:delText>на процес</w:delText>
+        </w:r>
+      </w:del>
+      <w:r>
         <w:t xml:space="preserve"> </w:t>
       </w:r>
-    </w:p>
-    <w:p>
-      <w:pPr>
-        <w:rPr>
-          <w:i/>
-          <w:iCs/>
-        </w:rPr>
-      </w:pPr>
-      <w:r>
-        <w:rPr>
-          <w:i/>
-          <w:iCs/>
-        </w:rPr>
-        <w:t>}</w:t>
-      </w:r>
-    </w:p>
-    <w:p>
-      <w:r>
-        <w:t xml:space="preserve">Умовою може бути досягнення певним параметром процесу встановленої межі. Основні параметри ідеального газу це температура, об’єм, тиск, </w:t>
-      </w:r>
-      <w:r>
-        <w:t>кількість речовини</w:t>
-      </w:r>
-      <w:r>
-        <w:t>.</w:t>
-      </w:r>
-      <w:r>
-        <w:t xml:space="preserve"> Для формулювання умови можна обирати будь-який параметр з тих, що змінюються в ході процесу.</w:t>
-      </w:r>
-    </w:p>
-    <w:p>
-      <w:r>
-        <w:t xml:space="preserve">Для впливу </w:t>
-      </w:r>
-      <w:r>
-        <w:t xml:space="preserve">на процес </w:t>
-      </w:r>
-      <w:r>
-        <w:t xml:space="preserve">(дії) </w:t>
-      </w:r>
-      <w:r>
-        <w:t>можна обирати будь-які параметри, незалежно від того, вважають їх змінними чи константами в певному процесі. Втім безпосередня зміна об’єму шляхом зсуву поршню</w:t>
-      </w:r>
-      <w:r>
-        <w:t xml:space="preserve"> в даній моделі провокує довготривалі перехідні процеси, тому зазвичай будемо користуватися температурою (через швидкість часток) и тиском (через навантаження на поршень).</w:t>
+      <w:r>
+        <w:t>(ді</w:t>
+      </w:r>
+      <w:ins w:id="49" w:author="Volodymyr Bondariev" w:date="2026-08-18T19:52:00Z" w16du:dateUtc="2026-08-18T16:52:00Z">
+        <w:r>
+          <w:t>я</w:t>
+        </w:r>
+      </w:ins>
+      <w:del w:id="50" w:author="Volodymyr Bondariev" w:date="2026-08-18T19:52:00Z" w16du:dateUtc="2026-08-18T16:52:00Z">
+        <w:r>
+          <w:delText>ї</w:delText>
+        </w:r>
+      </w:del>
+      <w:r>
+        <w:t xml:space="preserve">) </w:t>
+      </w:r>
+      <w:r>
+        <w:t>мож</w:t>
+      </w:r>
+      <w:ins w:id="51" w:author="Volodymyr Bondariev" w:date="2026-08-18T19:53:00Z" w16du:dateUtc="2026-08-18T16:53:00Z">
+        <w:r>
+          <w:t>е працювати з</w:t>
+        </w:r>
+      </w:ins>
+      <w:del w:id="52" w:author="Volodymyr Bondariev" w:date="2026-08-18T19:52:00Z" w16du:dateUtc="2026-08-18T16:52:00Z">
+        <w:r>
+          <w:delText>на</w:delText>
+        </w:r>
+      </w:del>
+      <w:del w:id="53" w:author="Volodymyr Bondariev" w:date="2026-08-18T19:53:00Z" w16du:dateUtc="2026-08-18T16:53:00Z">
+        <w:r>
+          <w:delText xml:space="preserve"> обирати</w:delText>
+        </w:r>
+      </w:del>
+      <w:r>
+        <w:t xml:space="preserve"> будь-як</w:t>
+      </w:r>
+      <w:ins w:id="54" w:author="Volodymyr Bondariev" w:date="2026-08-18T19:53:00Z" w16du:dateUtc="2026-08-18T16:53:00Z">
+        <w:r>
+          <w:t>ими</w:t>
+        </w:r>
+      </w:ins>
+      <w:del w:id="55" w:author="Volodymyr Bondariev" w:date="2026-08-18T19:53:00Z" w16du:dateUtc="2026-08-18T16:53:00Z">
+        <w:r>
+          <w:delText>і</w:delText>
+        </w:r>
+      </w:del>
+      <w:r>
+        <w:t xml:space="preserve"> параметр</w:t>
+      </w:r>
+      <w:ins w:id="56" w:author="Volodymyr Bondariev" w:date="2026-08-18T19:53:00Z" w16du:dateUtc="2026-08-18T16:53:00Z">
+        <w:r>
+          <w:t>ам</w:t>
+        </w:r>
+      </w:ins>
+      <w:r>
+        <w:t xml:space="preserve">и, незалежно від того, вважають їх змінними чи </w:t>
+      </w:r>
+      <w:ins w:id="57" w:author="Volodymyr Bondariev" w:date="2026-08-18T19:53:00Z" w16du:dateUtc="2026-08-18T16:53:00Z">
+        <w:r>
+          <w:t>стали</w:t>
+        </w:r>
+      </w:ins>
+      <w:del w:id="58" w:author="Volodymyr Bondariev" w:date="2026-08-18T19:53:00Z" w16du:dateUtc="2026-08-18T16:53:00Z">
+        <w:r>
+          <w:delText>константа</w:delText>
+        </w:r>
+      </w:del>
+      <w:r>
+        <w:t xml:space="preserve">ми в певному процесі. Втім безпосередня зміна об’єму шляхом </w:t>
+      </w:r>
+      <w:ins w:id="59" w:author="Volodymyr Bondariev" w:date="2026-08-18T19:55:00Z" w16du:dateUtc="2026-08-18T16:55:00Z">
+        <w:r>
+          <w:t xml:space="preserve">вимушеного </w:t>
+        </w:r>
+      </w:ins>
+      <w:r>
+        <w:t>зсуву поршню</w:t>
+      </w:r>
+      <w:r>
+        <w:t xml:space="preserve"> в даній моделі провокує довготривалі перехідні процеси, тому зазвичай будемо </w:t>
+      </w:r>
+      <w:del w:id="60" w:author="Volodymyr Bondariev" w:date="2026-08-18T19:56:00Z" w16du:dateUtc="2026-08-18T16:56:00Z">
+        <w:r>
+          <w:delText xml:space="preserve">користуватися </w:delText>
+        </w:r>
+      </w:del>
+      <w:ins w:id="61" w:author="Volodymyr Bondariev" w:date="2026-08-18T19:56:00Z" w16du:dateUtc="2026-08-18T16:56:00Z">
+        <w:r>
+          <w:t>змінювати</w:t>
+        </w:r>
+        <w:r>
+          <w:t xml:space="preserve"> </w:t>
+        </w:r>
+      </w:ins>
+      <w:r>
+        <w:t>температур</w:t>
+      </w:r>
+      <w:ins w:id="62" w:author="Volodymyr Bondariev" w:date="2026-08-18T19:56:00Z" w16du:dateUtc="2026-08-18T16:56:00Z">
+        <w:r>
+          <w:t>у</w:t>
+        </w:r>
+      </w:ins>
+      <w:del w:id="63" w:author="Volodymyr Bondariev" w:date="2026-08-18T19:56:00Z" w16du:dateUtc="2026-08-18T16:56:00Z">
+        <w:r>
+          <w:delText>ою</w:delText>
+        </w:r>
+      </w:del>
+      <w:r>
+        <w:t xml:space="preserve"> (через</w:t>
+      </w:r>
+      <w:ins w:id="64" w:author="Volodymyr Bondariev" w:date="2026-08-18T19:56:00Z" w16du:dateUtc="2026-08-18T16:56:00Z">
+        <w:r>
+          <w:t xml:space="preserve"> кінетичну енергію</w:t>
+        </w:r>
+      </w:ins>
+      <w:del w:id="65" w:author="Volodymyr Bondariev" w:date="2026-08-18T19:56:00Z" w16du:dateUtc="2026-08-18T16:56:00Z">
+        <w:r>
+          <w:delText xml:space="preserve"> швидкість</w:delText>
+        </w:r>
+      </w:del>
+      <w:r>
+        <w:t xml:space="preserve"> часток) и </w:t>
+      </w:r>
+      <w:proofErr w:type="spellStart"/>
+      <w:r>
+        <w:t>тиско</w:t>
+      </w:r>
+      <w:proofErr w:type="spellEnd"/>
+      <w:del w:id="66" w:author="Volodymyr Bondariev" w:date="2026-08-18T19:56:00Z" w16du:dateUtc="2026-08-18T16:56:00Z">
+        <w:r>
+          <w:delText>м</w:delText>
+        </w:r>
+      </w:del>
+      <w:r>
+        <w:t xml:space="preserve"> (через навантаження на поршень).</w:t>
       </w:r>
     </w:p>
     <w:p>
@@ -515,7 +999,54 @@
     </w:p>
     <w:p>
       <w:r>
-        <w:t xml:space="preserve">З самого визначення квазістатичного процесу витікає неможливість його відтворення в цифровій моделі, але можна наблизитися  до того, змінюючи параметри системи малими порціями. Чим менші ті порції, тим ближче до ідеалу, але тут є інше обмеження. Якщо зміни моделі відбуваються занадто повільно, вона втрачає свою навчальну цінність, бо спостерігати </w:t>
+        <w:t xml:space="preserve">З самого визначення квазістатичного процесу витікає неможливість його відтворення в </w:t>
+      </w:r>
+      <w:del w:id="67" w:author="Volodymyr Bondariev" w:date="2026-08-18T19:57:00Z" w16du:dateUtc="2026-08-18T16:57:00Z">
+        <w:r>
+          <w:delText>цифровій моделі</w:delText>
+        </w:r>
+      </w:del>
+      <w:ins w:id="68" w:author="Volodymyr Bondariev" w:date="2026-08-18T19:57:00Z" w16du:dateUtc="2026-08-18T16:57:00Z">
+        <w:r>
+          <w:t>реаль</w:t>
+        </w:r>
+      </w:ins>
+      <w:ins w:id="69" w:author="Volodymyr Bondariev" w:date="2026-08-18T19:58:00Z" w16du:dateUtc="2026-08-18T16:58:00Z">
+        <w:r>
+          <w:t>ності</w:t>
+        </w:r>
+      </w:ins>
+      <w:r>
+        <w:t xml:space="preserve">, але можна наблизитися  до того, змінюючи параметри системи малими порціями. Чим менші ті порції, тим ближче до ідеалу, але тут є </w:t>
+      </w:r>
+      <w:del w:id="70" w:author="Volodymyr Bondariev" w:date="2026-08-18T19:58:00Z" w16du:dateUtc="2026-08-18T16:58:00Z">
+        <w:r>
+          <w:delText xml:space="preserve">інше </w:delText>
+        </w:r>
+      </w:del>
+      <w:ins w:id="71" w:author="Volodymyr Bondariev" w:date="2026-08-18T19:58:00Z" w16du:dateUtc="2026-08-18T16:58:00Z">
+        <w:r>
+          <w:t>інш</w:t>
+        </w:r>
+        <w:r>
+          <w:t>а</w:t>
+        </w:r>
+        <w:r>
+          <w:t xml:space="preserve"> </w:t>
+        </w:r>
+      </w:ins>
+      <w:del w:id="72" w:author="Volodymyr Bondariev" w:date="2026-08-18T19:59:00Z" w16du:dateUtc="2026-08-18T16:59:00Z">
+        <w:r>
+          <w:delText>обмеження</w:delText>
+        </w:r>
+      </w:del>
+      <w:ins w:id="73" w:author="Volodymyr Bondariev" w:date="2026-08-18T19:59:00Z" w16du:dateUtc="2026-08-18T16:59:00Z">
+        <w:r>
+          <w:t>проблема</w:t>
+        </w:r>
+      </w:ins>
+      <w:r>
+        <w:t xml:space="preserve">. Якщо зміни моделі відбуваються занадто повільно, вона втрачає свою навчальну цінність, бо спостерігати </w:t>
       </w:r>
       <w:r>
         <w:t>те, що майже не змінюється,</w:t>
@@ -523,6 +1054,11 @@
       <w:r>
         <w:t xml:space="preserve"> просто не цікаво.</w:t>
       </w:r>
+      <w:ins w:id="74" w:author="Volodymyr Bondariev" w:date="2026-08-18T19:59:00Z" w16du:dateUtc="2026-08-18T16:59:00Z">
+        <w:r>
+          <w:t xml:space="preserve"> </w:t>
+        </w:r>
+      </w:ins>
     </w:p>
     <w:p>
       <w:pPr>
@@ -556,7 +1092,20 @@
         <w:t xml:space="preserve"> процесу</w:t>
       </w:r>
       <w:r>
-        <w:t xml:space="preserve">, в даному випадку </w:t>
+        <w:t xml:space="preserve">, </w:t>
+      </w:r>
+      <w:del w:id="75" w:author="Volodymyr Bondariev" w:date="2026-08-18T20:00:00Z" w16du:dateUtc="2026-08-18T17:00:00Z">
+        <w:r>
+          <w:delText>в даному випадку</w:delText>
+        </w:r>
+      </w:del>
+      <w:ins w:id="76" w:author="Volodymyr Bondariev" w:date="2026-08-18T20:00:00Z" w16du:dateUtc="2026-08-18T17:00:00Z">
+        <w:r>
+          <w:t>наразі</w:t>
+        </w:r>
+      </w:ins>
+      <w:r>
+        <w:t xml:space="preserve"> </w:t>
       </w:r>
       <w:r>
         <w:t xml:space="preserve">було обрано тиск. Тобто </w:t>
@@ -565,11 +1114,16 @@
         <w:t>процес продовжується, доки тиск не д</w:t>
       </w:r>
       <w:r>
-        <w:t>осягне</w:t>
-      </w:r>
-      <w:r>
-        <w:t>н</w:t>
-      </w:r>
+        <w:t>осягн</w:t>
+      </w:r>
+      <w:del w:id="77" w:author="Volodymyr Bondariev" w:date="2026-08-18T20:00:00Z" w16du:dateUtc="2026-08-18T17:00:00Z">
+        <w:r>
+          <w:delText>е</w:delText>
+        </w:r>
+        <w:r>
+          <w:delText>н</w:delText>
+        </w:r>
+      </w:del>
       <w:r>
         <w:t>е</w:t>
       </w:r>
@@ -586,23 +1140,46 @@
         <w:t xml:space="preserve"> тиску</w:t>
       </w:r>
       <w:r>
-        <w:t>, газ буд</w:t>
-      </w:r>
-      <w:r>
-        <w:t>е</w:t>
-      </w:r>
-      <w:r>
-        <w:t xml:space="preserve"> стискати</w:t>
-      </w:r>
-      <w:r>
-        <w:t>ся</w:t>
-      </w:r>
+        <w:t xml:space="preserve">, газ </w:t>
+      </w:r>
+      <w:del w:id="78" w:author="Volodymyr Bondariev" w:date="2026-08-18T20:00:00Z" w16du:dateUtc="2026-08-18T17:00:00Z">
+        <w:r>
+          <w:delText>буд</w:delText>
+        </w:r>
+        <w:r>
+          <w:delText>е</w:delText>
+        </w:r>
+        <w:r>
+          <w:delText xml:space="preserve"> </w:delText>
+        </w:r>
+      </w:del>
+      <w:ins w:id="79" w:author="Volodymyr Bondariev" w:date="2026-08-18T20:00:00Z" w16du:dateUtc="2026-08-18T17:00:00Z">
+        <w:r>
+          <w:t>буд</w:t>
+        </w:r>
+        <w:r>
+          <w:t>уть</w:t>
+        </w:r>
+        <w:r>
+          <w:t xml:space="preserve"> </w:t>
+        </w:r>
+      </w:ins>
+      <w:r>
+        <w:t>стискати</w:t>
+      </w:r>
+      <w:del w:id="80" w:author="Volodymyr Bondariev" w:date="2026-08-18T20:01:00Z" w16du:dateUtc="2026-08-18T17:01:00Z">
+        <w:r>
+          <w:delText>ся</w:delText>
+        </w:r>
+      </w:del>
       <w:r>
         <w:t>, якщо менша, розширювати</w:t>
       </w:r>
-      <w:r>
-        <w:t>ся</w:t>
-      </w:r>
+      <w:del w:id="81" w:author="Volodymyr Bondariev" w:date="2026-08-18T20:01:00Z" w16du:dateUtc="2026-08-18T17:01:00Z">
+        <w:r>
+          <w:delText>ся</w:delText>
+        </w:r>
+      </w:del>
       <w:r>
         <w:t>.</w:t>
       </w:r>
@@ -612,7 +1189,15 @@
     </w:p>
     <w:p>
       <w:r>
-        <w:t>Стискання і розширення є симетричними процесами, тому тут і далі будемо розглядати лише розширення.</w:t>
+        <w:t xml:space="preserve">Стискання і розширення є симетричними процесами, тому тут і далі будемо розглядати лише </w:t>
+      </w:r>
+      <w:ins w:id="82" w:author="Volodymyr Bondariev" w:date="2026-08-18T20:01:00Z" w16du:dateUtc="2026-08-18T17:01:00Z">
+        <w:r>
+          <w:t xml:space="preserve">один з них, а саме, </w:t>
+        </w:r>
+      </w:ins>
+      <w:r>
+        <w:t>розширення.</w:t>
       </w:r>
     </w:p>
     <w:p>
@@ -874,7 +1459,15 @@
     </w:p>
     <w:p>
       <w:r>
-        <w:t xml:space="preserve">Щоб побачити залежність між малими змінами параметрів, продиференцюємо рівняння </w:t>
+        <w:t xml:space="preserve">Щоб побачити залежність між малими змінами параметрів, </w:t>
+      </w:r>
+      <w:proofErr w:type="spellStart"/>
+      <w:r>
+        <w:t>продиференцюємо</w:t>
+      </w:r>
+      <w:proofErr w:type="spellEnd"/>
+      <w:r>
+        <w:t xml:space="preserve"> рівняння </w:t>
       </w:r>
       <m:oMath>
         <m:r>
@@ -931,7 +1524,20 @@
         </m:r>
       </m:oMath>
       <w:r>
-        <w:t xml:space="preserve">. В кінцевих відмінностях це </w:t>
+        <w:t xml:space="preserve">. В кінцевих </w:t>
+      </w:r>
+      <w:ins w:id="83" w:author="Volodymyr Bondariev" w:date="2026-08-18T20:04:00Z" w16du:dateUtc="2026-08-18T17:04:00Z">
+        <w:r>
+          <w:t>різниц</w:t>
+        </w:r>
+      </w:ins>
+      <w:del w:id="84" w:author="Volodymyr Bondariev" w:date="2026-08-18T20:04:00Z" w16du:dateUtc="2026-08-18T17:04:00Z">
+        <w:r>
+          <w:delText>відмінност</w:delText>
+        </w:r>
+      </w:del>
+      <w:r>
+        <w:t xml:space="preserve">ях це </w:t>
       </w:r>
       <m:oMath>
         <m:f>
@@ -1026,14 +1632,14 @@
               </m:r>
             </m:sup>
           </m:sSup>
-          <w:bookmarkStart w:id="1" w:name="_Hlk236738160"/>
+          <w:bookmarkStart w:id="85" w:name="_Hlk236738160"/>
           <m:r>
             <w:rPr>
               <w:rFonts w:ascii="Cambria Math" w:hAnsi="Cambria Math"/>
             </w:rPr>
             <m:t xml:space="preserve">≈P </m:t>
           </m:r>
-          <w:bookmarkEnd w:id="1"/>
+          <w:bookmarkEnd w:id="85"/>
           <m:d>
             <m:dPr>
               <m:ctrlPr>
@@ -1189,14 +1795,37 @@
         <w:t xml:space="preserve"> – проміжок дискретного часу, який в мо</w:t>
       </w:r>
       <w:r>
-        <w:t xml:space="preserve">делі завжди вважається одиничним і тому </w:t>
-      </w:r>
-      <w:r>
-        <w:t>іноді</w:t>
-      </w:r>
-      <w:r>
-        <w:t xml:space="preserve"> </w:t>
-      </w:r>
+        <w:t>дел</w:t>
+      </w:r>
+      <w:ins w:id="86" w:author="Volodymyr Bondariev" w:date="2026-08-18T20:05:00Z" w16du:dateUtc="2026-08-18T17:05:00Z">
+        <w:r>
+          <w:t>і</w:t>
+        </w:r>
+      </w:ins>
+      <w:del w:id="87" w:author="Volodymyr Bondariev" w:date="2026-08-18T20:05:00Z" w16du:dateUtc="2026-08-18T17:05:00Z">
+        <w:r>
+          <w:delText>і</w:delText>
+        </w:r>
+      </w:del>
+      <w:r>
+        <w:t xml:space="preserve"> завжди вважається одиничним і тому </w:t>
+      </w:r>
+      <w:del w:id="88" w:author="Volodymyr Bondariev" w:date="2026-08-18T20:06:00Z" w16du:dateUtc="2026-08-18T17:06:00Z">
+        <w:r>
+          <w:delText>іноді</w:delText>
+        </w:r>
+        <w:r>
+          <w:delText xml:space="preserve"> </w:delText>
+        </w:r>
+      </w:del>
+      <w:ins w:id="89" w:author="Volodymyr Bondariev" w:date="2026-08-18T20:06:00Z" w16du:dateUtc="2026-08-18T17:06:00Z">
+        <w:r>
+          <w:t>зазвичай</w:t>
+        </w:r>
+        <w:r>
+          <w:t xml:space="preserve"> </w:t>
+        </w:r>
+      </w:ins>
       <w:r>
         <w:t xml:space="preserve">буде </w:t>
       </w:r>
@@ -1551,7 +2180,15 @@
         <w:t xml:space="preserve">.  </w:t>
       </w:r>
       <w:r>
-        <w:t xml:space="preserve">Після дифернціювання </w:t>
+        <w:t xml:space="preserve">Після </w:t>
+      </w:r>
+      <w:proofErr w:type="spellStart"/>
+      <w:r>
+        <w:t>дифернціювання</w:t>
+      </w:r>
+      <w:proofErr w:type="spellEnd"/>
+      <w:r>
+        <w:t xml:space="preserve"> </w:t>
       </w:r>
       <m:oMath>
         <m:r>
@@ -1760,9 +2397,11 @@
       <w:r>
         <w:t xml:space="preserve">. Залежність між температурою і </w:t>
       </w:r>
-      <w:r>
-        <w:t xml:space="preserve">середньоквадратичною </w:t>
-      </w:r>
+      <w:del w:id="90" w:author="Volodymyr Bondariev" w:date="2026-08-18T20:08:00Z" w16du:dateUtc="2026-08-18T17:08:00Z">
+        <w:r>
+          <w:delText xml:space="preserve">середньоквадратичною </w:delText>
+        </w:r>
+      </w:del>
       <w:r>
         <w:t>швидкістю часток квадратична</w:t>
       </w:r>
@@ -1860,6 +2499,9 @@
       <w:pPr>
         <w:ind w:firstLine="0"/>
         <w:jc w:val="center"/>
+        <w:rPr>
+          <w:ins w:id="91" w:author="Volodymyr Bondariev" w:date="2026-08-18T20:09:00Z" w16du:dateUtc="2026-08-18T17:09:00Z"/>
+        </w:rPr>
       </w:pPr>
       <m:oMathPara>
         <m:oMath>
@@ -2000,7 +2642,63 @@
     </w:p>
     <w:p>
       <w:pPr>
+        <w:ind w:firstLine="0"/>
+        <w:pPrChange w:id="92" w:author="Volodymyr Bondariev" w:date="2026-08-18T20:09:00Z" w16du:dateUtc="2026-08-18T17:09:00Z">
+          <w:pPr>
+            <w:ind w:firstLine="0"/>
+            <w:jc w:val="center"/>
+          </w:pPr>
+        </w:pPrChange>
+      </w:pPr>
+      <w:ins w:id="93" w:author="Volodymyr Bondariev" w:date="2026-08-18T20:10:00Z" w16du:dateUtc="2026-08-18T17:10:00Z">
+        <w:r>
+          <w:rPr>
+            <w:lang w:val="en-US"/>
+          </w:rPr>
+          <w:t>v</w:t>
+        </w:r>
+        <w:r>
+          <w:t xml:space="preserve"> і </w:t>
+        </w:r>
+        <w:r>
+          <w:rPr>
+            <w:lang w:val="en-US"/>
+          </w:rPr>
+          <w:t xml:space="preserve">v' </w:t>
+        </w:r>
+      </w:ins>
+      <w:ins w:id="94" w:author="Volodymyr Bondariev" w:date="2026-08-18T20:11:00Z" w16du:dateUtc="2026-08-18T17:11:00Z">
+        <w:r>
+          <w:t xml:space="preserve">в рівнянні (4) означають </w:t>
+        </w:r>
+      </w:ins>
+      <w:ins w:id="95" w:author="Volodymyr Bondariev" w:date="2026-08-18T20:13:00Z" w16du:dateUtc="2026-08-18T17:13:00Z">
+        <w:r>
+          <w:t xml:space="preserve">швидкість </w:t>
+        </w:r>
+      </w:ins>
+      <w:ins w:id="96" w:author="Volodymyr Bondariev" w:date="2026-08-18T20:14:00Z" w16du:dateUtc="2026-08-18T17:14:00Z">
+        <w:r>
+          <w:t xml:space="preserve">однієї </w:t>
+        </w:r>
+      </w:ins>
+      <w:ins w:id="97" w:author="Volodymyr Bondariev" w:date="2026-08-18T20:13:00Z" w16du:dateUtc="2026-08-18T17:13:00Z">
+        <w:r>
+          <w:t>частк</w:t>
+        </w:r>
+      </w:ins>
+      <w:ins w:id="98" w:author="Volodymyr Bondariev" w:date="2026-08-18T20:14:00Z" w16du:dateUtc="2026-08-18T17:14:00Z">
+        <w:r>
+          <w:t>и.</w:t>
+        </w:r>
+      </w:ins>
+    </w:p>
+    <w:p>
+      <w:pPr>
         <w:ind w:firstLine="708"/>
+        <w:rPr>
+          <w:ins w:id="99" w:author="Volodymyr Bondariev" w:date="2026-08-18T20:08:00Z" w16du:dateUtc="2026-08-18T17:08:00Z"/>
+        </w:rPr>
       </w:pPr>
       <w:r>
         <w:t>Останнє рівняння і є основою керування ізобаричним процесом.</w:t>
@@ -2010,136 +2708,399 @@
       <w:pPr>
         <w:ind w:firstLine="708"/>
       </w:pPr>
-      <w:r>
-        <w:t xml:space="preserve">Газ під поршнем поводиться як пружина, тому </w:t>
-      </w:r>
-      <w:r>
-        <w:t xml:space="preserve">наша </w:t>
-      </w:r>
-      <w:r>
-        <w:t>«</w:t>
-      </w:r>
-      <w:r>
-        <w:t>лабораторна установка</w:t>
-      </w:r>
-      <w:r>
-        <w:t>»</w:t>
-      </w:r>
-      <w:r>
-        <w:t xml:space="preserve"> </w:t>
-      </w:r>
-      <w:r>
-        <w:t>нагадує</w:t>
-      </w:r>
-      <w:r>
-        <w:t xml:space="preserve"> пружинний маятник з власним періодом коливань</w:t>
-      </w:r>
-      <w:r>
-        <w:t>.</w:t>
-      </w:r>
-      <w:r>
-        <w:t xml:space="preserve"> </w:t>
-      </w:r>
-      <w:r>
-        <w:t>П</w:t>
-      </w:r>
-      <w:r>
-        <w:t>еріодичні дії на неї, в нашому випадку це ступінчасте підвищення температури</w:t>
-      </w:r>
-      <w:r>
-        <w:t>,  можуть провокувати резонансні явища</w:t>
-      </w:r>
-      <w:r>
-        <w:t xml:space="preserve"> і</w:t>
-      </w:r>
-      <w:r>
-        <w:t xml:space="preserve"> необхідність в негативному зворотному зв'язку, який би гасив небажані коливання поршня</w:t>
-      </w:r>
-      <w:r>
-        <w:t xml:space="preserve"> із вантажем</w:t>
-      </w:r>
-      <w:r>
-        <w:t>.</w:t>
-      </w:r>
-      <w:r>
-        <w:t xml:space="preserve"> Наприклад, коли швидкість поршня відрізняється від бажаної, </w:t>
-      </w:r>
-      <w:r>
-        <w:t>наблизити</w:t>
-      </w:r>
-      <w:r>
-        <w:t xml:space="preserve"> її </w:t>
-      </w:r>
-      <w:r>
-        <w:t>до</w:t>
-      </w:r>
-      <w:r>
-        <w:t xml:space="preserve"> бажан</w:t>
-      </w:r>
-      <w:r>
-        <w:t>ої</w:t>
-      </w:r>
-      <w:r>
-        <w:t xml:space="preserve">, а </w:t>
-      </w:r>
-      <w:r>
-        <w:t>зміну</w:t>
-      </w:r>
-      <w:r>
-        <w:t xml:space="preserve"> кінетичн</w:t>
-      </w:r>
-      <w:r>
-        <w:t xml:space="preserve">ої </w:t>
-      </w:r>
-      <w:r>
-        <w:t>енергії</w:t>
-      </w:r>
-      <w:r>
-        <w:t xml:space="preserve"> </w:t>
-      </w:r>
-      <w:r>
-        <w:t>вантажу</w:t>
-      </w:r>
-      <w:r>
-        <w:t xml:space="preserve"> компенсувати кількістю</w:t>
-      </w:r>
-      <w:r>
-        <w:t xml:space="preserve"> тепла, яке передається газу</w:t>
-      </w:r>
-      <w:r>
-        <w:t xml:space="preserve"> нагрівачем</w:t>
-      </w:r>
-      <w:r>
-        <w:t>.</w:t>
-      </w:r>
-      <w:r>
-        <w:t xml:space="preserve"> Ц</w:t>
-      </w:r>
-      <w:r>
-        <w:t>і</w:t>
-      </w:r>
-      <w:r>
-        <w:t xml:space="preserve"> ді</w:t>
-      </w:r>
-      <w:r>
-        <w:t>ї</w:t>
-      </w:r>
-      <w:r>
-        <w:t xml:space="preserve"> описується системою </w:t>
-      </w:r>
-      <w:r>
-        <w:t>рівнянь.</w:t>
-      </w:r>
     </w:p>
     <w:p>
       <w:pPr>
         <w:ind w:firstLine="708"/>
+        <w:rPr>
+          <w:highlight w:val="yellow"/>
+          <w:rPrChange w:id="100" w:author="Volodymyr Bondariev" w:date="2026-08-18T20:58:00Z" w16du:dateUtc="2026-08-18T17:58:00Z">
+            <w:rPr/>
+          </w:rPrChange>
+        </w:rPr>
+      </w:pPr>
+      <w:r>
+        <w:rPr>
+          <w:highlight w:val="yellow"/>
+          <w:rPrChange w:id="101" w:author="Volodymyr Bondariev" w:date="2026-08-18T20:58:00Z" w16du:dateUtc="2026-08-18T17:58:00Z">
+            <w:rPr/>
+          </w:rPrChange>
+        </w:rPr>
+        <w:t xml:space="preserve">Газ під поршнем поводиться як пружина, тому </w:t>
+      </w:r>
+      <w:r>
+        <w:rPr>
+          <w:highlight w:val="yellow"/>
+          <w:rPrChange w:id="102" w:author="Volodymyr Bondariev" w:date="2026-08-18T20:58:00Z" w16du:dateUtc="2026-08-18T17:58:00Z">
+            <w:rPr/>
+          </w:rPrChange>
+        </w:rPr>
+        <w:t xml:space="preserve">наша </w:t>
+      </w:r>
+      <w:r>
+        <w:rPr>
+          <w:highlight w:val="yellow"/>
+          <w:rPrChange w:id="103" w:author="Volodymyr Bondariev" w:date="2026-08-18T20:58:00Z" w16du:dateUtc="2026-08-18T17:58:00Z">
+            <w:rPr/>
+          </w:rPrChange>
+        </w:rPr>
+        <w:t>«</w:t>
+      </w:r>
+      <w:r>
+        <w:rPr>
+          <w:highlight w:val="yellow"/>
+          <w:rPrChange w:id="104" w:author="Volodymyr Bondariev" w:date="2026-08-18T20:58:00Z" w16du:dateUtc="2026-08-18T17:58:00Z">
+            <w:rPr/>
+          </w:rPrChange>
+        </w:rPr>
+        <w:t>лабораторна установка</w:t>
+      </w:r>
+      <w:r>
+        <w:rPr>
+          <w:highlight w:val="yellow"/>
+          <w:rPrChange w:id="105" w:author="Volodymyr Bondariev" w:date="2026-08-18T20:58:00Z" w16du:dateUtc="2026-08-18T17:58:00Z">
+            <w:rPr/>
+          </w:rPrChange>
+        </w:rPr>
+        <w:t>»</w:t>
+      </w:r>
+      <w:r>
+        <w:rPr>
+          <w:highlight w:val="yellow"/>
+          <w:rPrChange w:id="106" w:author="Volodymyr Bondariev" w:date="2026-08-18T20:58:00Z" w16du:dateUtc="2026-08-18T17:58:00Z">
+            <w:rPr/>
+          </w:rPrChange>
+        </w:rPr>
+        <w:t xml:space="preserve"> </w:t>
+      </w:r>
+      <w:r>
+        <w:rPr>
+          <w:highlight w:val="yellow"/>
+          <w:rPrChange w:id="107" w:author="Volodymyr Bondariev" w:date="2026-08-18T20:58:00Z" w16du:dateUtc="2026-08-18T17:58:00Z">
+            <w:rPr/>
+          </w:rPrChange>
+        </w:rPr>
+        <w:t>нагадує</w:t>
+      </w:r>
+      <w:r>
+        <w:rPr>
+          <w:highlight w:val="yellow"/>
+          <w:rPrChange w:id="108" w:author="Volodymyr Bondariev" w:date="2026-08-18T20:58:00Z" w16du:dateUtc="2026-08-18T17:58:00Z">
+            <w:rPr/>
+          </w:rPrChange>
+        </w:rPr>
+        <w:t xml:space="preserve"> пружинний маятник з власним періодом коливань</w:t>
+      </w:r>
+      <w:r>
+        <w:rPr>
+          <w:highlight w:val="yellow"/>
+          <w:rPrChange w:id="109" w:author="Volodymyr Bondariev" w:date="2026-08-18T20:58:00Z" w16du:dateUtc="2026-08-18T17:58:00Z">
+            <w:rPr/>
+          </w:rPrChange>
+        </w:rPr>
+        <w:t>.</w:t>
+      </w:r>
+      <w:r>
+        <w:rPr>
+          <w:highlight w:val="yellow"/>
+          <w:rPrChange w:id="110" w:author="Volodymyr Bondariev" w:date="2026-08-18T20:58:00Z" w16du:dateUtc="2026-08-18T17:58:00Z">
+            <w:rPr/>
+          </w:rPrChange>
+        </w:rPr>
+        <w:t xml:space="preserve"> </w:t>
+      </w:r>
+      <w:r>
+        <w:rPr>
+          <w:highlight w:val="yellow"/>
+          <w:rPrChange w:id="111" w:author="Volodymyr Bondariev" w:date="2026-08-18T20:58:00Z" w16du:dateUtc="2026-08-18T17:58:00Z">
+            <w:rPr/>
+          </w:rPrChange>
+        </w:rPr>
+        <w:t>П</w:t>
+      </w:r>
+      <w:r>
+        <w:rPr>
+          <w:highlight w:val="yellow"/>
+          <w:rPrChange w:id="112" w:author="Volodymyr Bondariev" w:date="2026-08-18T20:58:00Z" w16du:dateUtc="2026-08-18T17:58:00Z">
+            <w:rPr/>
+          </w:rPrChange>
+        </w:rPr>
+        <w:t>еріодичні дії на неї, в нашому випадку це ступінчасте підвищення температури</w:t>
+      </w:r>
+      <w:r>
+        <w:rPr>
+          <w:highlight w:val="yellow"/>
+          <w:rPrChange w:id="113" w:author="Volodymyr Bondariev" w:date="2026-08-18T20:58:00Z" w16du:dateUtc="2026-08-18T17:58:00Z">
+            <w:rPr/>
+          </w:rPrChange>
+        </w:rPr>
+        <w:t>,  можуть провокувати резонансні явища</w:t>
+      </w:r>
+      <w:r>
+        <w:rPr>
+          <w:highlight w:val="yellow"/>
+          <w:rPrChange w:id="114" w:author="Volodymyr Bondariev" w:date="2026-08-18T20:58:00Z" w16du:dateUtc="2026-08-18T17:58:00Z">
+            <w:rPr/>
+          </w:rPrChange>
+        </w:rPr>
+        <w:t xml:space="preserve"> і</w:t>
+      </w:r>
+      <w:r>
+        <w:rPr>
+          <w:highlight w:val="yellow"/>
+          <w:rPrChange w:id="115" w:author="Volodymyr Bondariev" w:date="2026-08-18T20:58:00Z" w16du:dateUtc="2026-08-18T17:58:00Z">
+            <w:rPr/>
+          </w:rPrChange>
+        </w:rPr>
+        <w:t xml:space="preserve"> необхідність в негативному зворотному зв'язку, який би гасив небажані коливання поршня</w:t>
+      </w:r>
+      <w:r>
+        <w:rPr>
+          <w:highlight w:val="yellow"/>
+          <w:rPrChange w:id="116" w:author="Volodymyr Bondariev" w:date="2026-08-18T20:58:00Z" w16du:dateUtc="2026-08-18T17:58:00Z">
+            <w:rPr/>
+          </w:rPrChange>
+        </w:rPr>
+        <w:t xml:space="preserve"> із вантажем</w:t>
+      </w:r>
+      <w:r>
+        <w:rPr>
+          <w:highlight w:val="yellow"/>
+          <w:rPrChange w:id="117" w:author="Volodymyr Bondariev" w:date="2026-08-18T20:58:00Z" w16du:dateUtc="2026-08-18T17:58:00Z">
+            <w:rPr/>
+          </w:rPrChange>
+        </w:rPr>
+        <w:t>.</w:t>
+      </w:r>
+      <w:r>
+        <w:rPr>
+          <w:highlight w:val="yellow"/>
+          <w:rPrChange w:id="118" w:author="Volodymyr Bondariev" w:date="2026-08-18T20:58:00Z" w16du:dateUtc="2026-08-18T17:58:00Z">
+            <w:rPr/>
+          </w:rPrChange>
+        </w:rPr>
+        <w:t xml:space="preserve"> Наприклад, коли швидкість поршня відрізняється від бажаної, </w:t>
+      </w:r>
+      <w:r>
+        <w:rPr>
+          <w:highlight w:val="yellow"/>
+          <w:rPrChange w:id="119" w:author="Volodymyr Bondariev" w:date="2026-08-18T20:58:00Z" w16du:dateUtc="2026-08-18T17:58:00Z">
+            <w:rPr/>
+          </w:rPrChange>
+        </w:rPr>
+        <w:t>наблизити</w:t>
+      </w:r>
+      <w:r>
+        <w:rPr>
+          <w:highlight w:val="yellow"/>
+          <w:rPrChange w:id="120" w:author="Volodymyr Bondariev" w:date="2026-08-18T20:58:00Z" w16du:dateUtc="2026-08-18T17:58:00Z">
+            <w:rPr/>
+          </w:rPrChange>
+        </w:rPr>
+        <w:t xml:space="preserve"> її </w:t>
+      </w:r>
+      <w:r>
+        <w:rPr>
+          <w:highlight w:val="yellow"/>
+          <w:rPrChange w:id="121" w:author="Volodymyr Bondariev" w:date="2026-08-18T20:58:00Z" w16du:dateUtc="2026-08-18T17:58:00Z">
+            <w:rPr/>
+          </w:rPrChange>
+        </w:rPr>
+        <w:t>до</w:t>
+      </w:r>
+      <w:r>
+        <w:rPr>
+          <w:highlight w:val="yellow"/>
+          <w:rPrChange w:id="122" w:author="Volodymyr Bondariev" w:date="2026-08-18T20:58:00Z" w16du:dateUtc="2026-08-18T17:58:00Z">
+            <w:rPr/>
+          </w:rPrChange>
+        </w:rPr>
+        <w:t xml:space="preserve"> бажан</w:t>
+      </w:r>
+      <w:r>
+        <w:rPr>
+          <w:highlight w:val="yellow"/>
+          <w:rPrChange w:id="123" w:author="Volodymyr Bondariev" w:date="2026-08-18T20:58:00Z" w16du:dateUtc="2026-08-18T17:58:00Z">
+            <w:rPr/>
+          </w:rPrChange>
+        </w:rPr>
+        <w:t>ої</w:t>
+      </w:r>
+      <w:r>
+        <w:rPr>
+          <w:highlight w:val="yellow"/>
+          <w:rPrChange w:id="124" w:author="Volodymyr Bondariev" w:date="2026-08-18T20:58:00Z" w16du:dateUtc="2026-08-18T17:58:00Z">
+            <w:rPr/>
+          </w:rPrChange>
+        </w:rPr>
+        <w:t xml:space="preserve">, а </w:t>
+      </w:r>
+      <w:r>
+        <w:rPr>
+          <w:highlight w:val="yellow"/>
+          <w:rPrChange w:id="125" w:author="Volodymyr Bondariev" w:date="2026-08-18T20:58:00Z" w16du:dateUtc="2026-08-18T17:58:00Z">
+            <w:rPr/>
+          </w:rPrChange>
+        </w:rPr>
+        <w:t>зміну</w:t>
+      </w:r>
+      <w:r>
+        <w:rPr>
+          <w:highlight w:val="yellow"/>
+          <w:rPrChange w:id="126" w:author="Volodymyr Bondariev" w:date="2026-08-18T20:58:00Z" w16du:dateUtc="2026-08-18T17:58:00Z">
+            <w:rPr/>
+          </w:rPrChange>
+        </w:rPr>
+        <w:t xml:space="preserve"> кінетичн</w:t>
+      </w:r>
+      <w:r>
+        <w:rPr>
+          <w:highlight w:val="yellow"/>
+          <w:rPrChange w:id="127" w:author="Volodymyr Bondariev" w:date="2026-08-18T20:58:00Z" w16du:dateUtc="2026-08-18T17:58:00Z">
+            <w:rPr/>
+          </w:rPrChange>
+        </w:rPr>
+        <w:t xml:space="preserve">ої </w:t>
+      </w:r>
+      <w:r>
+        <w:rPr>
+          <w:highlight w:val="yellow"/>
+          <w:rPrChange w:id="128" w:author="Volodymyr Bondariev" w:date="2026-08-18T20:58:00Z" w16du:dateUtc="2026-08-18T17:58:00Z">
+            <w:rPr/>
+          </w:rPrChange>
+        </w:rPr>
+        <w:t>енергії</w:t>
+      </w:r>
+      <w:r>
+        <w:rPr>
+          <w:highlight w:val="yellow"/>
+          <w:rPrChange w:id="129" w:author="Volodymyr Bondariev" w:date="2026-08-18T20:58:00Z" w16du:dateUtc="2026-08-18T17:58:00Z">
+            <w:rPr/>
+          </w:rPrChange>
+        </w:rPr>
+        <w:t xml:space="preserve"> </w:t>
+      </w:r>
+      <w:r>
+        <w:rPr>
+          <w:highlight w:val="yellow"/>
+          <w:rPrChange w:id="130" w:author="Volodymyr Bondariev" w:date="2026-08-18T20:58:00Z" w16du:dateUtc="2026-08-18T17:58:00Z">
+            <w:rPr/>
+          </w:rPrChange>
+        </w:rPr>
+        <w:t>вантажу</w:t>
+      </w:r>
+      <w:r>
+        <w:rPr>
+          <w:highlight w:val="yellow"/>
+          <w:rPrChange w:id="131" w:author="Volodymyr Bondariev" w:date="2026-08-18T20:58:00Z" w16du:dateUtc="2026-08-18T17:58:00Z">
+            <w:rPr/>
+          </w:rPrChange>
+        </w:rPr>
+        <w:t xml:space="preserve"> компенсувати кількістю</w:t>
+      </w:r>
+      <w:r>
+        <w:rPr>
+          <w:highlight w:val="yellow"/>
+          <w:rPrChange w:id="132" w:author="Volodymyr Bondariev" w:date="2026-08-18T20:58:00Z" w16du:dateUtc="2026-08-18T17:58:00Z">
+            <w:rPr/>
+          </w:rPrChange>
+        </w:rPr>
+        <w:t xml:space="preserve"> тепла, яке передається газу</w:t>
+      </w:r>
+      <w:r>
+        <w:rPr>
+          <w:highlight w:val="yellow"/>
+          <w:rPrChange w:id="133" w:author="Volodymyr Bondariev" w:date="2026-08-18T20:58:00Z" w16du:dateUtc="2026-08-18T17:58:00Z">
+            <w:rPr/>
+          </w:rPrChange>
+        </w:rPr>
+        <w:t xml:space="preserve"> нагрівачем</w:t>
+      </w:r>
+      <w:r>
+        <w:rPr>
+          <w:highlight w:val="yellow"/>
+          <w:rPrChange w:id="134" w:author="Volodymyr Bondariev" w:date="2026-08-18T20:58:00Z" w16du:dateUtc="2026-08-18T17:58:00Z">
+            <w:rPr/>
+          </w:rPrChange>
+        </w:rPr>
+        <w:t>.</w:t>
+      </w:r>
+      <w:r>
+        <w:rPr>
+          <w:highlight w:val="yellow"/>
+          <w:rPrChange w:id="135" w:author="Volodymyr Bondariev" w:date="2026-08-18T20:58:00Z" w16du:dateUtc="2026-08-18T17:58:00Z">
+            <w:rPr/>
+          </w:rPrChange>
+        </w:rPr>
+        <w:t xml:space="preserve"> Ц</w:t>
+      </w:r>
+      <w:r>
+        <w:rPr>
+          <w:highlight w:val="yellow"/>
+          <w:rPrChange w:id="136" w:author="Volodymyr Bondariev" w:date="2026-08-18T20:58:00Z" w16du:dateUtc="2026-08-18T17:58:00Z">
+            <w:rPr/>
+          </w:rPrChange>
+        </w:rPr>
+        <w:t>і</w:t>
+      </w:r>
+      <w:r>
+        <w:rPr>
+          <w:highlight w:val="yellow"/>
+          <w:rPrChange w:id="137" w:author="Volodymyr Bondariev" w:date="2026-08-18T20:58:00Z" w16du:dateUtc="2026-08-18T17:58:00Z">
+            <w:rPr/>
+          </w:rPrChange>
+        </w:rPr>
+        <w:t xml:space="preserve"> ді</w:t>
+      </w:r>
+      <w:r>
+        <w:rPr>
+          <w:highlight w:val="yellow"/>
+          <w:rPrChange w:id="138" w:author="Volodymyr Bondariev" w:date="2026-08-18T20:58:00Z" w16du:dateUtc="2026-08-18T17:58:00Z">
+            <w:rPr/>
+          </w:rPrChange>
+        </w:rPr>
+        <w:t>ї</w:t>
+      </w:r>
+      <w:r>
+        <w:rPr>
+          <w:highlight w:val="yellow"/>
+          <w:rPrChange w:id="139" w:author="Volodymyr Bondariev" w:date="2026-08-18T20:58:00Z" w16du:dateUtc="2026-08-18T17:58:00Z">
+            <w:rPr/>
+          </w:rPrChange>
+        </w:rPr>
+        <w:t xml:space="preserve"> описується системою </w:t>
+      </w:r>
+      <w:r>
+        <w:rPr>
+          <w:highlight w:val="yellow"/>
+          <w:rPrChange w:id="140" w:author="Volodymyr Bondariev" w:date="2026-08-18T20:58:00Z" w16du:dateUtc="2026-08-18T17:58:00Z">
+            <w:rPr/>
+          </w:rPrChange>
+        </w:rPr>
+        <w:t>рівнянь.</w:t>
+      </w:r>
+    </w:p>
+    <w:p>
+      <w:pPr>
+        <w:ind w:firstLine="708"/>
+        <w:rPr>
+          <w:highlight w:val="yellow"/>
+          <w:rPrChange w:id="141" w:author="Volodymyr Bondariev" w:date="2026-08-18T20:58:00Z" w16du:dateUtc="2026-08-18T17:58:00Z">
+            <w:rPr/>
+          </w:rPrChange>
+        </w:rPr>
       </w:pPr>
       <m:oMathPara>
         <m:oMath>
           <m:r>
             <w:rPr>
               <w:rFonts w:ascii="Cambria Math" w:hAnsi="Cambria Math"/>
+              <w:highlight w:val="yellow"/>
+              <w:rPrChange w:id="142" w:author="Volodymyr Bondariev" w:date="2026-08-18T20:58:00Z" w16du:dateUtc="2026-08-18T17:58:00Z">
+                <w:rPr>
+                  <w:rFonts w:ascii="Cambria Math" w:hAnsi="Cambria Math"/>
+                </w:rPr>
+              </w:rPrChange>
             </w:rPr>
             <m:t>u=f</m:t>
           </m:r>
@@ -2149,6 +3110,13 @@
                 <w:rPr>
                   <w:rFonts w:ascii="Cambria Math" w:hAnsi="Cambria Math"/>
                   <w:i/>
+                  <w:highlight w:val="yellow"/>
+                  <w:rPrChange w:id="143" w:author="Volodymyr Bondariev" w:date="2026-08-18T20:58:00Z" w16du:dateUtc="2026-08-18T17:58:00Z">
+                    <w:rPr>
+                      <w:rFonts w:ascii="Cambria Math" w:hAnsi="Cambria Math"/>
+                      <w:i/>
+                    </w:rPr>
+                  </w:rPrChange>
                 </w:rPr>
               </m:ctrlPr>
             </m:dPr>
@@ -2156,6 +3124,12 @@
               <m:r>
                 <w:rPr>
                   <w:rFonts w:ascii="Cambria Math" w:hAnsi="Cambria Math"/>
+                  <w:highlight w:val="yellow"/>
+                  <w:rPrChange w:id="144" w:author="Volodymyr Bondariev" w:date="2026-08-18T20:58:00Z" w16du:dateUtc="2026-08-18T17:58:00Z">
+                    <w:rPr>
+                      <w:rFonts w:ascii="Cambria Math" w:hAnsi="Cambria Math"/>
+                    </w:rPr>
+                  </w:rPrChange>
                 </w:rPr>
                 <m:t xml:space="preserve">w, </m:t>
               </m:r>
@@ -2165,6 +3139,13 @@
                     <w:rPr>
                       <w:rFonts w:ascii="Cambria Math" w:hAnsi="Cambria Math"/>
                       <w:i/>
+                      <w:highlight w:val="yellow"/>
+                      <w:rPrChange w:id="145" w:author="Volodymyr Bondariev" w:date="2026-08-18T20:58:00Z" w16du:dateUtc="2026-08-18T17:58:00Z">
+                        <w:rPr>
+                          <w:rFonts w:ascii="Cambria Math" w:hAnsi="Cambria Math"/>
+                          <w:i/>
+                        </w:rPr>
+                      </w:rPrChange>
                     </w:rPr>
                   </m:ctrlPr>
                 </m:sSubPr>
@@ -2172,6 +3153,12 @@
                   <m:r>
                     <w:rPr>
                       <w:rFonts w:ascii="Cambria Math" w:hAnsi="Cambria Math"/>
+                      <w:highlight w:val="yellow"/>
+                      <w:rPrChange w:id="146" w:author="Volodymyr Bondariev" w:date="2026-08-18T20:58:00Z" w16du:dateUtc="2026-08-18T17:58:00Z">
+                        <w:rPr>
+                          <w:rFonts w:ascii="Cambria Math" w:hAnsi="Cambria Math"/>
+                        </w:rPr>
+                      </w:rPrChange>
                     </w:rPr>
                     <m:t>v</m:t>
                   </m:r>
@@ -2180,6 +3167,12 @@
                   <m:r>
                     <w:rPr>
                       <w:rFonts w:ascii="Cambria Math" w:hAnsi="Cambria Math"/>
+                      <w:highlight w:val="yellow"/>
+                      <w:rPrChange w:id="147" w:author="Volodymyr Bondariev" w:date="2026-08-18T20:58:00Z" w16du:dateUtc="2026-08-18T17:58:00Z">
+                        <w:rPr>
+                          <w:rFonts w:ascii="Cambria Math" w:hAnsi="Cambria Math"/>
+                        </w:rPr>
+                      </w:rPrChange>
                     </w:rPr>
                     <m:t>p</m:t>
                   </m:r>
@@ -2190,6 +3183,12 @@
           <m:r>
             <w:rPr>
               <w:rFonts w:ascii="Cambria Math" w:hAnsi="Cambria Math"/>
+              <w:highlight w:val="yellow"/>
+              <w:rPrChange w:id="148" w:author="Volodymyr Bondariev" w:date="2026-08-18T20:58:00Z" w16du:dateUtc="2026-08-18T17:58:00Z">
+                <w:rPr>
+                  <w:rFonts w:ascii="Cambria Math" w:hAnsi="Cambria Math"/>
+                </w:rPr>
+              </w:rPrChange>
             </w:rPr>
             <m:t xml:space="preserve"> ;          ΔQ=</m:t>
           </m:r>
@@ -2199,6 +3198,13 @@
                 <w:rPr>
                   <w:rFonts w:ascii="Cambria Math" w:hAnsi="Cambria Math"/>
                   <w:i/>
+                  <w:highlight w:val="yellow"/>
+                  <w:rPrChange w:id="149" w:author="Volodymyr Bondariev" w:date="2026-08-18T20:58:00Z" w16du:dateUtc="2026-08-18T17:58:00Z">
+                    <w:rPr>
+                      <w:rFonts w:ascii="Cambria Math" w:hAnsi="Cambria Math"/>
+                      <w:i/>
+                    </w:rPr>
+                  </w:rPrChange>
                 </w:rPr>
               </m:ctrlPr>
             </m:dPr>
@@ -2209,6 +3215,13 @@
                     <w:rPr>
                       <w:rFonts w:ascii="Cambria Math" w:hAnsi="Cambria Math"/>
                       <w:i/>
+                      <w:highlight w:val="yellow"/>
+                      <w:rPrChange w:id="150" w:author="Volodymyr Bondariev" w:date="2026-08-18T20:58:00Z" w16du:dateUtc="2026-08-18T17:58:00Z">
+                        <w:rPr>
+                          <w:rFonts w:ascii="Cambria Math" w:hAnsi="Cambria Math"/>
+                          <w:i/>
+                        </w:rPr>
+                      </w:rPrChange>
                     </w:rPr>
                   </m:ctrlPr>
                 </m:sSupPr>
@@ -2216,6 +3229,12 @@
                   <m:r>
                     <w:rPr>
                       <w:rFonts w:ascii="Cambria Math" w:hAnsi="Cambria Math"/>
+                      <w:highlight w:val="yellow"/>
+                      <w:rPrChange w:id="151" w:author="Volodymyr Bondariev" w:date="2026-08-18T20:58:00Z" w16du:dateUtc="2026-08-18T17:58:00Z">
+                        <w:rPr>
+                          <w:rFonts w:ascii="Cambria Math" w:hAnsi="Cambria Math"/>
+                        </w:rPr>
+                      </w:rPrChange>
                     </w:rPr>
                     <m:t>u</m:t>
                   </m:r>
@@ -2224,6 +3243,12 @@
                   <m:r>
                     <w:rPr>
                       <w:rFonts w:ascii="Cambria Math" w:hAnsi="Cambria Math"/>
+                      <w:highlight w:val="yellow"/>
+                      <w:rPrChange w:id="152" w:author="Volodymyr Bondariev" w:date="2026-08-18T20:58:00Z" w16du:dateUtc="2026-08-18T17:58:00Z">
+                        <w:rPr>
+                          <w:rFonts w:ascii="Cambria Math" w:hAnsi="Cambria Math"/>
+                        </w:rPr>
+                      </w:rPrChange>
                     </w:rPr>
                     <m:t>2</m:t>
                   </m:r>
@@ -2232,6 +3257,12 @@
               <m:r>
                 <w:rPr>
                   <w:rFonts w:ascii="Cambria Math" w:hAnsi="Cambria Math"/>
+                  <w:highlight w:val="yellow"/>
+                  <w:rPrChange w:id="153" w:author="Volodymyr Bondariev" w:date="2026-08-18T20:58:00Z" w16du:dateUtc="2026-08-18T17:58:00Z">
+                    <w:rPr>
+                      <w:rFonts w:ascii="Cambria Math" w:hAnsi="Cambria Math"/>
+                    </w:rPr>
+                  </w:rPrChange>
                 </w:rPr>
                 <m:t xml:space="preserve">- </m:t>
               </m:r>
@@ -2241,6 +3272,13 @@
                     <w:rPr>
                       <w:rFonts w:ascii="Cambria Math" w:hAnsi="Cambria Math"/>
                       <w:i/>
+                      <w:highlight w:val="yellow"/>
+                      <w:rPrChange w:id="154" w:author="Volodymyr Bondariev" w:date="2026-08-18T20:58:00Z" w16du:dateUtc="2026-08-18T17:58:00Z">
+                        <w:rPr>
+                          <w:rFonts w:ascii="Cambria Math" w:hAnsi="Cambria Math"/>
+                          <w:i/>
+                        </w:rPr>
+                      </w:rPrChange>
                     </w:rPr>
                   </m:ctrlPr>
                 </m:sSubSupPr>
@@ -2248,6 +3286,12 @@
                   <m:r>
                     <w:rPr>
                       <w:rFonts w:ascii="Cambria Math" w:hAnsi="Cambria Math"/>
+                      <w:highlight w:val="yellow"/>
+                      <w:rPrChange w:id="155" w:author="Volodymyr Bondariev" w:date="2026-08-18T20:58:00Z" w16du:dateUtc="2026-08-18T17:58:00Z">
+                        <w:rPr>
+                          <w:rFonts w:ascii="Cambria Math" w:hAnsi="Cambria Math"/>
+                        </w:rPr>
+                      </w:rPrChange>
                     </w:rPr>
                     <m:t>v</m:t>
                   </m:r>
@@ -2256,6 +3300,12 @@
                   <m:r>
                     <w:rPr>
                       <w:rFonts w:ascii="Cambria Math" w:hAnsi="Cambria Math"/>
+                      <w:highlight w:val="yellow"/>
+                      <w:rPrChange w:id="156" w:author="Volodymyr Bondariev" w:date="2026-08-18T20:58:00Z" w16du:dateUtc="2026-08-18T17:58:00Z">
+                        <w:rPr>
+                          <w:rFonts w:ascii="Cambria Math" w:hAnsi="Cambria Math"/>
+                        </w:rPr>
+                      </w:rPrChange>
                     </w:rPr>
                     <m:t>p</m:t>
                   </m:r>
@@ -2264,6 +3314,12 @@
                   <m:r>
                     <w:rPr>
                       <w:rFonts w:ascii="Cambria Math" w:hAnsi="Cambria Math"/>
+                      <w:highlight w:val="yellow"/>
+                      <w:rPrChange w:id="157" w:author="Volodymyr Bondariev" w:date="2026-08-18T20:58:00Z" w16du:dateUtc="2026-08-18T17:58:00Z">
+                        <w:rPr>
+                          <w:rFonts w:ascii="Cambria Math" w:hAnsi="Cambria Math"/>
+                        </w:rPr>
+                      </w:rPrChange>
                     </w:rPr>
                     <m:t>2</m:t>
                   </m:r>
@@ -2277,6 +3333,13 @@
                 <w:rPr>
                   <w:rFonts w:ascii="Cambria Math" w:hAnsi="Cambria Math"/>
                   <w:i/>
+                  <w:highlight w:val="yellow"/>
+                  <w:rPrChange w:id="158" w:author="Volodymyr Bondariev" w:date="2026-08-18T20:58:00Z" w16du:dateUtc="2026-08-18T17:58:00Z">
+                    <w:rPr>
+                      <w:rFonts w:ascii="Cambria Math" w:hAnsi="Cambria Math"/>
+                      <w:i/>
+                    </w:rPr>
+                  </w:rPrChange>
                 </w:rPr>
               </m:ctrlPr>
             </m:fPr>
@@ -2284,6 +3347,12 @@
               <m:r>
                 <w:rPr>
                   <w:rFonts w:ascii="Cambria Math" w:hAnsi="Cambria Math"/>
+                  <w:highlight w:val="yellow"/>
+                  <w:rPrChange w:id="159" w:author="Volodymyr Bondariev" w:date="2026-08-18T20:58:00Z" w16du:dateUtc="2026-08-18T17:58:00Z">
+                    <w:rPr>
+                      <w:rFonts w:ascii="Cambria Math" w:hAnsi="Cambria Math"/>
+                    </w:rPr>
+                  </w:rPrChange>
                 </w:rPr>
                 <m:t>M</m:t>
               </m:r>
@@ -2292,6 +3361,12 @@
               <m:r>
                 <w:rPr>
                   <w:rFonts w:ascii="Cambria Math" w:hAnsi="Cambria Math"/>
+                  <w:highlight w:val="yellow"/>
+                  <w:rPrChange w:id="160" w:author="Volodymyr Bondariev" w:date="2026-08-18T20:58:00Z" w16du:dateUtc="2026-08-18T17:58:00Z">
+                    <w:rPr>
+                      <w:rFonts w:ascii="Cambria Math" w:hAnsi="Cambria Math"/>
+                    </w:rPr>
+                  </w:rPrChange>
                 </w:rPr>
                 <m:t>2</m:t>
               </m:r>
@@ -2300,6 +3375,12 @@
           <m:r>
             <w:rPr>
               <w:rFonts w:ascii="Cambria Math" w:hAnsi="Cambria Math"/>
+              <w:highlight w:val="yellow"/>
+              <w:rPrChange w:id="161" w:author="Volodymyr Bondariev" w:date="2026-08-18T20:58:00Z" w16du:dateUtc="2026-08-18T17:58:00Z">
+                <w:rPr>
+                  <w:rFonts w:ascii="Cambria Math" w:hAnsi="Cambria Math"/>
+                </w:rPr>
+              </w:rPrChange>
             </w:rPr>
             <m:t xml:space="preserve"> ;          </m:t>
           </m:r>
@@ -2309,6 +3390,13 @@
                 <w:rPr>
                   <w:rFonts w:ascii="Cambria Math" w:hAnsi="Cambria Math"/>
                   <w:i/>
+                  <w:highlight w:val="yellow"/>
+                  <w:rPrChange w:id="162" w:author="Volodymyr Bondariev" w:date="2026-08-18T20:58:00Z" w16du:dateUtc="2026-08-18T17:58:00Z">
+                    <w:rPr>
+                      <w:rFonts w:ascii="Cambria Math" w:hAnsi="Cambria Math"/>
+                      <w:i/>
+                    </w:rPr>
+                  </w:rPrChange>
                 </w:rPr>
               </m:ctrlPr>
             </m:sSubPr>
@@ -2316,6 +3404,12 @@
               <m:r>
                 <w:rPr>
                   <w:rFonts w:ascii="Cambria Math" w:hAnsi="Cambria Math"/>
+                  <w:highlight w:val="yellow"/>
+                  <w:rPrChange w:id="163" w:author="Volodymyr Bondariev" w:date="2026-08-18T20:58:00Z" w16du:dateUtc="2026-08-18T17:58:00Z">
+                    <w:rPr>
+                      <w:rFonts w:ascii="Cambria Math" w:hAnsi="Cambria Math"/>
+                    </w:rPr>
+                  </w:rPrChange>
                 </w:rPr>
                 <m:t>ε</m:t>
               </m:r>
@@ -2324,6 +3418,12 @@
               <m:r>
                 <w:rPr>
                   <w:rFonts w:ascii="Cambria Math" w:hAnsi="Cambria Math"/>
+                  <w:highlight w:val="yellow"/>
+                  <w:rPrChange w:id="164" w:author="Volodymyr Bondariev" w:date="2026-08-18T20:58:00Z" w16du:dateUtc="2026-08-18T17:58:00Z">
+                    <w:rPr>
+                      <w:rFonts w:ascii="Cambria Math" w:hAnsi="Cambria Math"/>
+                    </w:rPr>
+                  </w:rPrChange>
                 </w:rPr>
                 <m:t>q</m:t>
               </m:r>
@@ -2332,6 +3432,12 @@
           <m:r>
             <w:rPr>
               <w:rFonts w:ascii="Cambria Math" w:hAnsi="Cambria Math"/>
+              <w:highlight w:val="yellow"/>
+              <w:rPrChange w:id="165" w:author="Volodymyr Bondariev" w:date="2026-08-18T20:58:00Z" w16du:dateUtc="2026-08-18T17:58:00Z">
+                <w:rPr>
+                  <w:rFonts w:ascii="Cambria Math" w:hAnsi="Cambria Math"/>
+                </w:rPr>
+              </w:rPrChange>
             </w:rPr>
             <m:t>=</m:t>
           </m:r>
@@ -2341,6 +3447,13 @@
                 <w:rPr>
                   <w:rFonts w:ascii="Cambria Math" w:hAnsi="Cambria Math"/>
                   <w:i/>
+                  <w:highlight w:val="yellow"/>
+                  <w:rPrChange w:id="166" w:author="Volodymyr Bondariev" w:date="2026-08-18T20:58:00Z" w16du:dateUtc="2026-08-18T17:58:00Z">
+                    <w:rPr>
+                      <w:rFonts w:ascii="Cambria Math" w:hAnsi="Cambria Math"/>
+                      <w:i/>
+                    </w:rPr>
+                  </w:rPrChange>
                 </w:rPr>
               </m:ctrlPr>
             </m:fPr>
@@ -2348,6 +3461,12 @@
               <m:r>
                 <w:rPr>
                   <w:rFonts w:ascii="Cambria Math" w:hAnsi="Cambria Math"/>
+                  <w:highlight w:val="yellow"/>
+                  <w:rPrChange w:id="167" w:author="Volodymyr Bondariev" w:date="2026-08-18T20:58:00Z" w16du:dateUtc="2026-08-18T17:58:00Z">
+                    <w:rPr>
+                      <w:rFonts w:ascii="Cambria Math" w:hAnsi="Cambria Math"/>
+                    </w:rPr>
+                  </w:rPrChange>
                 </w:rPr>
                 <m:t>ΔQ</m:t>
               </m:r>
@@ -2356,11 +3475,657 @@
               <m:r>
                 <w:rPr>
                   <w:rFonts w:ascii="Cambria Math" w:hAnsi="Cambria Math"/>
+                  <w:highlight w:val="yellow"/>
+                  <w:rPrChange w:id="168" w:author="Volodymyr Bondariev" w:date="2026-08-18T20:58:00Z" w16du:dateUtc="2026-08-18T17:58:00Z">
+                    <w:rPr>
+                      <w:rFonts w:ascii="Cambria Math" w:hAnsi="Cambria Math"/>
+                    </w:rPr>
+                  </w:rPrChange>
                 </w:rPr>
                 <m:t>nm</m:t>
               </m:r>
             </m:den>
           </m:f>
+          <m:r>
+            <w:rPr>
+              <w:rFonts w:ascii="Cambria Math" w:hAnsi="Cambria Math"/>
+              <w:highlight w:val="yellow"/>
+              <w:rPrChange w:id="169" w:author="Volodymyr Bondariev" w:date="2026-08-18T20:58:00Z" w16du:dateUtc="2026-08-18T17:58:00Z">
+                <w:rPr>
+                  <w:rFonts w:ascii="Cambria Math" w:hAnsi="Cambria Math"/>
+                </w:rPr>
+              </w:rPrChange>
+            </w:rPr>
+            <m:t xml:space="preserve">   </m:t>
+          </m:r>
+        </m:oMath>
+      </m:oMathPara>
+    </w:p>
+    <w:p>
+      <w:pPr>
+        <w:rPr>
+          <w:highlight w:val="yellow"/>
+          <w:rPrChange w:id="170" w:author="Volodymyr Bondariev" w:date="2026-08-18T20:58:00Z" w16du:dateUtc="2026-08-18T17:58:00Z">
+            <w:rPr/>
+          </w:rPrChange>
+        </w:rPr>
+      </w:pPr>
+      <w:r>
+        <w:rPr>
+          <w:highlight w:val="yellow"/>
+          <w:rPrChange w:id="171" w:author="Volodymyr Bondariev" w:date="2026-08-18T20:58:00Z" w16du:dateUtc="2026-08-18T17:58:00Z">
+            <w:rPr/>
+          </w:rPrChange>
+        </w:rPr>
+        <w:t xml:space="preserve">Тут </w:t>
+      </w:r>
+      <w:r>
+        <w:rPr>
+          <w:i/>
+          <w:iCs/>
+          <w:highlight w:val="yellow"/>
+          <w:rPrChange w:id="172" w:author="Volodymyr Bondariev" w:date="2026-08-18T20:58:00Z" w16du:dateUtc="2026-08-18T17:58:00Z">
+            <w:rPr>
+              <w:i/>
+              <w:iCs/>
+            </w:rPr>
+          </w:rPrChange>
+        </w:rPr>
+        <w:t>u</w:t>
+      </w:r>
+      <w:r>
+        <w:rPr>
+          <w:highlight w:val="yellow"/>
+          <w:rPrChange w:id="173" w:author="Volodymyr Bondariev" w:date="2026-08-18T20:58:00Z" w16du:dateUtc="2026-08-18T17:58:00Z">
+            <w:rPr/>
+          </w:rPrChange>
+        </w:rPr>
+        <w:t xml:space="preserve"> </w:t>
+      </w:r>
+      <w:r>
+        <w:rPr>
+          <w:highlight w:val="yellow"/>
+          <w:rPrChange w:id="174" w:author="Volodymyr Bondariev" w:date="2026-08-18T20:58:00Z" w16du:dateUtc="2026-08-18T17:58:00Z">
+            <w:rPr/>
+          </w:rPrChange>
+        </w:rPr>
+        <w:t>означає</w:t>
+      </w:r>
+      <w:r>
+        <w:rPr>
+          <w:highlight w:val="yellow"/>
+          <w:rPrChange w:id="175" w:author="Volodymyr Bondariev" w:date="2026-08-18T20:58:00Z" w16du:dateUtc="2026-08-18T17:58:00Z">
+            <w:rPr/>
+          </w:rPrChange>
+        </w:rPr>
+        <w:t xml:space="preserve"> швидкість поршня, наближену до бажаної,</w:t>
+      </w:r>
+      <w:r>
+        <w:rPr>
+          <w:highlight w:val="yellow"/>
+          <w:rPrChange w:id="176" w:author="Volodymyr Bondariev" w:date="2026-08-18T20:58:00Z" w16du:dateUtc="2026-08-18T17:58:00Z">
+            <w:rPr/>
+          </w:rPrChange>
+        </w:rPr>
+        <w:t xml:space="preserve"> </w:t>
+      </w:r>
+      <w:proofErr w:type="spellStart"/>
+      <w:r>
+        <w:rPr>
+          <w:i/>
+          <w:iCs/>
+          <w:highlight w:val="yellow"/>
+          <w:rPrChange w:id="177" w:author="Volodymyr Bondariev" w:date="2026-08-18T20:58:00Z" w16du:dateUtc="2026-08-18T17:58:00Z">
+            <w:rPr>
+              <w:i/>
+              <w:iCs/>
+            </w:rPr>
+          </w:rPrChange>
+        </w:rPr>
+        <w:t>ΔQ</w:t>
+      </w:r>
+      <w:proofErr w:type="spellEnd"/>
+      <w:r>
+        <w:rPr>
+          <w:highlight w:val="yellow"/>
+          <w:rPrChange w:id="178" w:author="Volodymyr Bondariev" w:date="2026-08-18T20:58:00Z" w16du:dateUtc="2026-08-18T17:58:00Z">
+            <w:rPr/>
+          </w:rPrChange>
+        </w:rPr>
+        <w:t xml:space="preserve"> – різницю в кінетичній енергії вантажу, </w:t>
+      </w:r>
+      <m:oMath>
+        <m:sSub>
+          <m:sSubPr>
+            <m:ctrlPr>
+              <w:rPr>
+                <w:rFonts w:ascii="Cambria Math" w:hAnsi="Cambria Math"/>
+                <w:i/>
+                <w:highlight w:val="yellow"/>
+                <w:rPrChange w:id="179" w:author="Volodymyr Bondariev" w:date="2026-08-18T20:58:00Z" w16du:dateUtc="2026-08-18T17:58:00Z">
+                  <w:rPr>
+                    <w:rFonts w:ascii="Cambria Math" w:hAnsi="Cambria Math"/>
+                    <w:i/>
+                  </w:rPr>
+                </w:rPrChange>
+              </w:rPr>
+            </m:ctrlPr>
+          </m:sSubPr>
+          <m:e>
+            <m:r>
+              <w:rPr>
+                <w:rFonts w:ascii="Cambria Math" w:hAnsi="Cambria Math"/>
+                <w:highlight w:val="yellow"/>
+                <w:rPrChange w:id="180" w:author="Volodymyr Bondariev" w:date="2026-08-18T20:58:00Z" w16du:dateUtc="2026-08-18T17:58:00Z">
+                  <w:rPr>
+                    <w:rFonts w:ascii="Cambria Math" w:hAnsi="Cambria Math"/>
+                  </w:rPr>
+                </w:rPrChange>
+              </w:rPr>
+              <m:t>ε</m:t>
+            </m:r>
+          </m:e>
+          <m:sub>
+            <m:r>
+              <w:rPr>
+                <w:rFonts w:ascii="Cambria Math" w:hAnsi="Cambria Math"/>
+                <w:highlight w:val="yellow"/>
+                <w:rPrChange w:id="181" w:author="Volodymyr Bondariev" w:date="2026-08-18T20:58:00Z" w16du:dateUtc="2026-08-18T17:58:00Z">
+                  <w:rPr>
+                    <w:rFonts w:ascii="Cambria Math" w:hAnsi="Cambria Math"/>
+                  </w:rPr>
+                </w:rPrChange>
+              </w:rPr>
+              <m:t>q</m:t>
+            </m:r>
+          </m:sub>
+        </m:sSub>
+      </m:oMath>
+      <w:r>
+        <w:rPr>
+          <w:highlight w:val="yellow"/>
+          <w:rPrChange w:id="182" w:author="Volodymyr Bondariev" w:date="2026-08-18T20:58:00Z" w16du:dateUtc="2026-08-18T17:58:00Z">
+            <w:rPr/>
+          </w:rPrChange>
+        </w:rPr>
+        <w:t xml:space="preserve"> </w:t>
+      </w:r>
+      <w:r>
+        <w:rPr>
+          <w:highlight w:val="yellow"/>
+          <w:rPrChange w:id="183" w:author="Volodymyr Bondariev" w:date="2026-08-18T20:58:00Z" w16du:dateUtc="2026-08-18T17:58:00Z">
+            <w:rPr/>
+          </w:rPrChange>
+        </w:rPr>
+        <w:t xml:space="preserve">– </w:t>
+      </w:r>
+      <w:r>
+        <w:rPr>
+          <w:highlight w:val="yellow"/>
+          <w:rPrChange w:id="184" w:author="Volodymyr Bondariev" w:date="2026-08-18T20:58:00Z" w16du:dateUtc="2026-08-18T17:58:00Z">
+            <w:rPr/>
+          </w:rPrChange>
+        </w:rPr>
+        <w:t xml:space="preserve">параметр, яким керується нагрівач при зміні швидкості кожної частки, </w:t>
+      </w:r>
+      <w:r>
+        <w:rPr>
+          <w:i/>
+          <w:iCs/>
+          <w:highlight w:val="yellow"/>
+          <w:rPrChange w:id="185" w:author="Volodymyr Bondariev" w:date="2026-08-18T20:58:00Z" w16du:dateUtc="2026-08-18T17:58:00Z">
+            <w:rPr>
+              <w:i/>
+              <w:iCs/>
+            </w:rPr>
+          </w:rPrChange>
+        </w:rPr>
+        <w:t>n</w:t>
+      </w:r>
+      <w:r>
+        <w:rPr>
+          <w:highlight w:val="yellow"/>
+          <w:rPrChange w:id="186" w:author="Volodymyr Bondariev" w:date="2026-08-18T20:58:00Z" w16du:dateUtc="2026-08-18T17:58:00Z">
+            <w:rPr/>
+          </w:rPrChange>
+        </w:rPr>
+        <w:t xml:space="preserve"> – загальна кількість часток, </w:t>
+      </w:r>
+      <w:r>
+        <w:rPr>
+          <w:i/>
+          <w:iCs/>
+          <w:highlight w:val="yellow"/>
+          <w:rPrChange w:id="187" w:author="Volodymyr Bondariev" w:date="2026-08-18T20:58:00Z" w16du:dateUtc="2026-08-18T17:58:00Z">
+            <w:rPr>
+              <w:i/>
+              <w:iCs/>
+            </w:rPr>
+          </w:rPrChange>
+        </w:rPr>
+        <w:t>m</w:t>
+      </w:r>
+      <w:r>
+        <w:rPr>
+          <w:highlight w:val="yellow"/>
+          <w:rPrChange w:id="188" w:author="Volodymyr Bondariev" w:date="2026-08-18T20:58:00Z" w16du:dateUtc="2026-08-18T17:58:00Z">
+            <w:rPr/>
+          </w:rPrChange>
+        </w:rPr>
+        <w:t xml:space="preserve"> – маса однієї частки. Функція </w:t>
+      </w:r>
+      <w:r>
+        <w:rPr>
+          <w:i/>
+          <w:iCs/>
+          <w:highlight w:val="yellow"/>
+          <w:rPrChange w:id="189" w:author="Volodymyr Bondariev" w:date="2026-08-18T20:58:00Z" w16du:dateUtc="2026-08-18T17:58:00Z">
+            <w:rPr>
+              <w:i/>
+              <w:iCs/>
+            </w:rPr>
+          </w:rPrChange>
+        </w:rPr>
+        <w:t>f</w:t>
+      </w:r>
+      <w:r>
+        <w:rPr>
+          <w:highlight w:val="yellow"/>
+          <w:rPrChange w:id="190" w:author="Volodymyr Bondariev" w:date="2026-08-18T20:58:00Z" w16du:dateUtc="2026-08-18T17:58:00Z">
+            <w:rPr/>
+          </w:rPrChange>
+        </w:rPr>
+        <w:t xml:space="preserve"> визначає, </w:t>
+      </w:r>
+      <w:r>
+        <w:rPr>
+          <w:highlight w:val="yellow"/>
+          <w:rPrChange w:id="191" w:author="Volodymyr Bondariev" w:date="2026-08-18T20:58:00Z" w16du:dateUtc="2026-08-18T17:58:00Z">
+            <w:rPr/>
+          </w:rPrChange>
+        </w:rPr>
+        <w:t xml:space="preserve">як наближувати швидкість поршня до бажаної. </w:t>
+      </w:r>
+      <m:oMath>
+        <m:r>
+          <w:rPr>
+            <w:rFonts w:ascii="Cambria Math" w:hAnsi="Cambria Math"/>
+            <w:highlight w:val="yellow"/>
+            <w:rPrChange w:id="192" w:author="Volodymyr Bondariev" w:date="2026-08-18T20:58:00Z" w16du:dateUtc="2026-08-18T17:58:00Z">
+              <w:rPr>
+                <w:rFonts w:ascii="Cambria Math" w:hAnsi="Cambria Math"/>
+              </w:rPr>
+            </w:rPrChange>
+          </w:rPr>
+          <m:t xml:space="preserve">u= </m:t>
+        </m:r>
+        <m:sSub>
+          <m:sSubPr>
+            <m:ctrlPr>
+              <w:rPr>
+                <w:rFonts w:ascii="Cambria Math" w:hAnsi="Cambria Math"/>
+                <w:i/>
+                <w:highlight w:val="yellow"/>
+                <w:rPrChange w:id="193" w:author="Volodymyr Bondariev" w:date="2026-08-18T20:58:00Z" w16du:dateUtc="2026-08-18T17:58:00Z">
+                  <w:rPr>
+                    <w:rFonts w:ascii="Cambria Math" w:hAnsi="Cambria Math"/>
+                    <w:i/>
+                  </w:rPr>
+                </w:rPrChange>
+              </w:rPr>
+            </m:ctrlPr>
+          </m:sSubPr>
+          <m:e>
+            <m:r>
+              <w:rPr>
+                <w:rFonts w:ascii="Cambria Math" w:hAnsi="Cambria Math"/>
+                <w:highlight w:val="yellow"/>
+                <w:rPrChange w:id="194" w:author="Volodymyr Bondariev" w:date="2026-08-18T20:58:00Z" w16du:dateUtc="2026-08-18T17:58:00Z">
+                  <w:rPr>
+                    <w:rFonts w:ascii="Cambria Math" w:hAnsi="Cambria Math"/>
+                  </w:rPr>
+                </w:rPrChange>
+              </w:rPr>
+              <m:t>v</m:t>
+            </m:r>
+          </m:e>
+          <m:sub>
+            <m:r>
+              <w:rPr>
+                <w:rFonts w:ascii="Cambria Math" w:hAnsi="Cambria Math"/>
+                <w:highlight w:val="yellow"/>
+                <w:rPrChange w:id="195" w:author="Volodymyr Bondariev" w:date="2026-08-18T20:58:00Z" w16du:dateUtc="2026-08-18T17:58:00Z">
+                  <w:rPr>
+                    <w:rFonts w:ascii="Cambria Math" w:hAnsi="Cambria Math"/>
+                  </w:rPr>
+                </w:rPrChange>
+              </w:rPr>
+              <m:t>P</m:t>
+            </m:r>
+          </m:sub>
+        </m:sSub>
+      </m:oMath>
+      <w:r>
+        <w:rPr>
+          <w:highlight w:val="yellow"/>
+          <w:rPrChange w:id="196" w:author="Volodymyr Bondariev" w:date="2026-08-18T20:58:00Z" w16du:dateUtc="2026-08-18T17:58:00Z">
+            <w:rPr/>
+          </w:rPrChange>
+        </w:rPr>
+        <w:t xml:space="preserve"> було б найпростішим варіантом, але тоді </w:t>
+      </w:r>
+      <w:proofErr w:type="spellStart"/>
+      <w:r>
+        <w:rPr>
+          <w:i/>
+          <w:iCs/>
+          <w:highlight w:val="yellow"/>
+          <w:rPrChange w:id="197" w:author="Volodymyr Bondariev" w:date="2026-08-18T20:58:00Z" w16du:dateUtc="2026-08-18T17:58:00Z">
+            <w:rPr>
+              <w:i/>
+              <w:iCs/>
+            </w:rPr>
+          </w:rPrChange>
+        </w:rPr>
+        <w:t>ΔQ</w:t>
+      </w:r>
+      <w:proofErr w:type="spellEnd"/>
+      <w:r>
+        <w:rPr>
+          <w:i/>
+          <w:iCs/>
+          <w:highlight w:val="yellow"/>
+          <w:rPrChange w:id="198" w:author="Volodymyr Bondariev" w:date="2026-08-18T20:58:00Z" w16du:dateUtc="2026-08-18T17:58:00Z">
+            <w:rPr>
+              <w:i/>
+              <w:iCs/>
+            </w:rPr>
+          </w:rPrChange>
+        </w:rPr>
+        <w:t xml:space="preserve">, </w:t>
+      </w:r>
+      <w:r>
+        <w:rPr>
+          <w:highlight w:val="yellow"/>
+          <w:rPrChange w:id="199" w:author="Volodymyr Bondariev" w:date="2026-08-18T20:58:00Z" w16du:dateUtc="2026-08-18T17:58:00Z">
+            <w:rPr/>
+          </w:rPrChange>
+        </w:rPr>
+        <w:t>а з ним і</w:t>
+      </w:r>
+      <w:r>
+        <w:rPr>
+          <w:i/>
+          <w:iCs/>
+          <w:highlight w:val="yellow"/>
+          <w:rPrChange w:id="200" w:author="Volodymyr Bondariev" w:date="2026-08-18T20:58:00Z" w16du:dateUtc="2026-08-18T17:58:00Z">
+            <w:rPr>
+              <w:i/>
+              <w:iCs/>
+            </w:rPr>
+          </w:rPrChange>
+        </w:rPr>
+        <w:t xml:space="preserve"> </w:t>
+      </w:r>
+      <m:oMath>
+        <m:sSub>
+          <m:sSubPr>
+            <m:ctrlPr>
+              <w:rPr>
+                <w:rFonts w:ascii="Cambria Math" w:hAnsi="Cambria Math"/>
+                <w:i/>
+                <w:highlight w:val="yellow"/>
+                <w:rPrChange w:id="201" w:author="Volodymyr Bondariev" w:date="2026-08-18T20:58:00Z" w16du:dateUtc="2026-08-18T17:58:00Z">
+                  <w:rPr>
+                    <w:rFonts w:ascii="Cambria Math" w:hAnsi="Cambria Math"/>
+                    <w:i/>
+                  </w:rPr>
+                </w:rPrChange>
+              </w:rPr>
+            </m:ctrlPr>
+          </m:sSubPr>
+          <m:e>
+            <m:r>
+              <w:rPr>
+                <w:rFonts w:ascii="Cambria Math" w:hAnsi="Cambria Math"/>
+                <w:highlight w:val="yellow"/>
+                <w:rPrChange w:id="202" w:author="Volodymyr Bondariev" w:date="2026-08-18T20:58:00Z" w16du:dateUtc="2026-08-18T17:58:00Z">
+                  <w:rPr>
+                    <w:rFonts w:ascii="Cambria Math" w:hAnsi="Cambria Math"/>
+                  </w:rPr>
+                </w:rPrChange>
+              </w:rPr>
+              <m:t>ε</m:t>
+            </m:r>
+          </m:e>
+          <m:sub>
+            <m:r>
+              <w:rPr>
+                <w:rFonts w:ascii="Cambria Math" w:hAnsi="Cambria Math"/>
+                <w:highlight w:val="yellow"/>
+                <w:rPrChange w:id="203" w:author="Volodymyr Bondariev" w:date="2026-08-18T20:58:00Z" w16du:dateUtc="2026-08-18T17:58:00Z">
+                  <w:rPr>
+                    <w:rFonts w:ascii="Cambria Math" w:hAnsi="Cambria Math"/>
+                  </w:rPr>
+                </w:rPrChange>
+              </w:rPr>
+              <m:t>q</m:t>
+            </m:r>
+          </m:sub>
+        </m:sSub>
+      </m:oMath>
+      <w:r>
+        <w:rPr>
+          <w:i/>
+          <w:highlight w:val="yellow"/>
+          <w:rPrChange w:id="204" w:author="Volodymyr Bondariev" w:date="2026-08-18T20:58:00Z" w16du:dateUtc="2026-08-18T17:58:00Z">
+            <w:rPr>
+              <w:i/>
+            </w:rPr>
+          </w:rPrChange>
+        </w:rPr>
+        <w:t xml:space="preserve"> </w:t>
+      </w:r>
+      <w:r>
+        <w:rPr>
+          <w:highlight w:val="yellow"/>
+          <w:rPrChange w:id="205" w:author="Volodymyr Bondariev" w:date="2026-08-18T20:58:00Z" w16du:dateUtc="2026-08-18T17:58:00Z">
+            <w:rPr/>
+          </w:rPrChange>
+        </w:rPr>
+        <w:t>мож</w:t>
+      </w:r>
+      <w:r>
+        <w:rPr>
+          <w:highlight w:val="yellow"/>
+          <w:rPrChange w:id="206" w:author="Volodymyr Bondariev" w:date="2026-08-18T20:58:00Z" w16du:dateUtc="2026-08-18T17:58:00Z">
+            <w:rPr/>
+          </w:rPrChange>
+        </w:rPr>
+        <w:t>уть</w:t>
+      </w:r>
+      <w:r>
+        <w:rPr>
+          <w:highlight w:val="yellow"/>
+          <w:rPrChange w:id="207" w:author="Volodymyr Bondariev" w:date="2026-08-18T20:58:00Z" w16du:dateUtc="2026-08-18T17:58:00Z">
+            <w:rPr/>
+          </w:rPrChange>
+        </w:rPr>
+        <w:t xml:space="preserve"> </w:t>
+      </w:r>
+      <w:r>
+        <w:rPr>
+          <w:highlight w:val="yellow"/>
+          <w:rPrChange w:id="208" w:author="Volodymyr Bondariev" w:date="2026-08-18T20:58:00Z" w16du:dateUtc="2026-08-18T17:58:00Z">
+            <w:rPr/>
+          </w:rPrChange>
+        </w:rPr>
+        <w:t>стати завеликими, і збільшити похибку обчислень</w:t>
+      </w:r>
+      <w:r>
+        <w:rPr>
+          <w:highlight w:val="yellow"/>
+          <w:rPrChange w:id="209" w:author="Volodymyr Bondariev" w:date="2026-08-18T20:58:00Z" w16du:dateUtc="2026-08-18T17:58:00Z">
+            <w:rPr/>
+          </w:rPrChange>
+        </w:rPr>
+        <w:t xml:space="preserve">, тому різницю між </w:t>
+      </w:r>
+      <w:r>
+        <w:rPr>
+          <w:i/>
+          <w:iCs/>
+          <w:highlight w:val="yellow"/>
+          <w:rPrChange w:id="210" w:author="Volodymyr Bondariev" w:date="2026-08-18T20:58:00Z" w16du:dateUtc="2026-08-18T17:58:00Z">
+            <w:rPr>
+              <w:i/>
+              <w:iCs/>
+            </w:rPr>
+          </w:rPrChange>
+        </w:rPr>
+        <w:t>u</w:t>
+      </w:r>
+      <w:r>
+        <w:rPr>
+          <w:highlight w:val="yellow"/>
+          <w:rPrChange w:id="211" w:author="Volodymyr Bondariev" w:date="2026-08-18T20:58:00Z" w16du:dateUtc="2026-08-18T17:58:00Z">
+            <w:rPr/>
+          </w:rPrChange>
+        </w:rPr>
+        <w:t xml:space="preserve"> і </w:t>
+      </w:r>
+      <m:oMath>
+        <m:sSub>
+          <m:sSubPr>
+            <m:ctrlPr>
+              <w:rPr>
+                <w:rFonts w:ascii="Cambria Math" w:hAnsi="Cambria Math"/>
+                <w:i/>
+                <w:highlight w:val="yellow"/>
+                <w:rPrChange w:id="212" w:author="Volodymyr Bondariev" w:date="2026-08-18T20:58:00Z" w16du:dateUtc="2026-08-18T17:58:00Z">
+                  <w:rPr>
+                    <w:rFonts w:ascii="Cambria Math" w:hAnsi="Cambria Math"/>
+                    <w:i/>
+                  </w:rPr>
+                </w:rPrChange>
+              </w:rPr>
+            </m:ctrlPr>
+          </m:sSubPr>
+          <m:e>
+            <m:r>
+              <w:rPr>
+                <w:rFonts w:ascii="Cambria Math" w:hAnsi="Cambria Math"/>
+                <w:highlight w:val="yellow"/>
+                <w:rPrChange w:id="213" w:author="Volodymyr Bondariev" w:date="2026-08-18T20:58:00Z" w16du:dateUtc="2026-08-18T17:58:00Z">
+                  <w:rPr>
+                    <w:rFonts w:ascii="Cambria Math" w:hAnsi="Cambria Math"/>
+                  </w:rPr>
+                </w:rPrChange>
+              </w:rPr>
+              <m:t>v</m:t>
+            </m:r>
+          </m:e>
+          <m:sub>
+            <m:r>
+              <w:rPr>
+                <w:rFonts w:ascii="Cambria Math" w:hAnsi="Cambria Math"/>
+                <w:highlight w:val="yellow"/>
+                <w:rPrChange w:id="214" w:author="Volodymyr Bondariev" w:date="2026-08-18T20:58:00Z" w16du:dateUtc="2026-08-18T17:58:00Z">
+                  <w:rPr>
+                    <w:rFonts w:ascii="Cambria Math" w:hAnsi="Cambria Math"/>
+                  </w:rPr>
+                </w:rPrChange>
+              </w:rPr>
+              <m:t>p</m:t>
+            </m:r>
+          </m:sub>
+        </m:sSub>
+      </m:oMath>
+      <w:r>
+        <w:rPr>
+          <w:highlight w:val="yellow"/>
+          <w:rPrChange w:id="215" w:author="Volodymyr Bondariev" w:date="2026-08-18T20:58:00Z" w16du:dateUtc="2026-08-18T17:58:00Z">
+            <w:rPr/>
+          </w:rPrChange>
+        </w:rPr>
+        <w:t xml:space="preserve"> варто обмежити якимось пороговим значенням. Поправку нагрівання дає рівняння (5).</w:t>
+      </w:r>
+    </w:p>
+    <w:p>
+      <w:pPr>
+        <w:ind w:firstLine="708"/>
+      </w:pPr>
+      <m:oMathPara>
+        <m:oMath>
+          <m:r>
+            <w:rPr>
+              <w:rFonts w:ascii="Cambria Math" w:hAnsi="Cambria Math"/>
+              <w:highlight w:val="yellow"/>
+              <w:rPrChange w:id="216" w:author="Volodymyr Bondariev" w:date="2026-08-18T20:58:00Z" w16du:dateUtc="2026-08-18T17:58:00Z">
+                <w:rPr>
+                  <w:rFonts w:ascii="Cambria Math" w:hAnsi="Cambria Math"/>
+                </w:rPr>
+              </w:rPrChange>
+            </w:rPr>
+            <m:t xml:space="preserve">v''≈v' (1+ </m:t>
+          </m:r>
+          <m:sSub>
+            <m:sSubPr>
+              <m:ctrlPr>
+                <w:rPr>
+                  <w:rFonts w:ascii="Cambria Math" w:hAnsi="Cambria Math"/>
+                  <w:i/>
+                  <w:highlight w:val="yellow"/>
+                  <w:rPrChange w:id="217" w:author="Volodymyr Bondariev" w:date="2026-08-18T20:58:00Z" w16du:dateUtc="2026-08-18T17:58:00Z">
+                    <w:rPr>
+                      <w:rFonts w:ascii="Cambria Math" w:hAnsi="Cambria Math"/>
+                      <w:i/>
+                    </w:rPr>
+                  </w:rPrChange>
+                </w:rPr>
+              </m:ctrlPr>
+            </m:sSubPr>
+            <m:e>
+              <m:r>
+                <w:rPr>
+                  <w:rFonts w:ascii="Cambria Math" w:hAnsi="Cambria Math"/>
+                  <w:highlight w:val="yellow"/>
+                  <w:rPrChange w:id="218" w:author="Volodymyr Bondariev" w:date="2026-08-18T20:58:00Z" w16du:dateUtc="2026-08-18T17:58:00Z">
+                    <w:rPr>
+                      <w:rFonts w:ascii="Cambria Math" w:hAnsi="Cambria Math"/>
+                    </w:rPr>
+                  </w:rPrChange>
+                </w:rPr>
+                <m:t>ε</m:t>
+              </m:r>
+            </m:e>
+            <m:sub>
+              <m:r>
+                <w:rPr>
+                  <w:rFonts w:ascii="Cambria Math" w:hAnsi="Cambria Math"/>
+                  <w:highlight w:val="yellow"/>
+                  <w:rPrChange w:id="219" w:author="Volodymyr Bondariev" w:date="2026-08-18T20:58:00Z" w16du:dateUtc="2026-08-18T17:58:00Z">
+                    <w:rPr>
+                      <w:rFonts w:ascii="Cambria Math" w:hAnsi="Cambria Math"/>
+                    </w:rPr>
+                  </w:rPrChange>
+                </w:rPr>
+                <m:t>q</m:t>
+              </m:r>
+            </m:sub>
+          </m:sSub>
+          <m:r>
+            <w:rPr>
+              <w:rFonts w:ascii="Cambria Math" w:hAnsi="Cambria Math"/>
+              <w:highlight w:val="yellow"/>
+              <w:rPrChange w:id="220" w:author="Volodymyr Bondariev" w:date="2026-08-18T20:58:00Z" w16du:dateUtc="2026-08-18T17:58:00Z">
+                <w:rPr>
+                  <w:rFonts w:ascii="Cambria Math" w:hAnsi="Cambria Math"/>
+                </w:rPr>
+              </w:rPrChange>
+            </w:rPr>
+            <m:t>)                             (5)</m:t>
+          </m:r>
           <m:r>
             <w:rPr>
               <w:rFonts w:ascii="Cambria Math" w:hAnsi="Cambria Math"/>
@@ -2372,359 +4137,83 @@
     </w:p>
     <w:p>
       <w:r>
-        <w:t xml:space="preserve">Тут </w:t>
-      </w:r>
+        <w:t>Застосування рівнян</w:t>
+      </w:r>
+      <w:r>
+        <w:t>ь</w:t>
+      </w:r>
+      <w:r>
+        <w:t xml:space="preserve"> (4) разом з рівняннями (5) дають прийнятний результат моделювання ізобаричного процесу.</w:t>
+      </w:r>
+    </w:p>
+    <w:p>
+      <w:pPr>
+        <w:rPr>
+          <w:b/>
+          <w:bCs/>
+        </w:rPr>
+      </w:pPr>
+      <w:r>
+        <w:rPr>
+          <w:b/>
+          <w:bCs/>
+        </w:rPr>
+        <w:t>Ізотермічний процес</w:t>
+      </w:r>
+    </w:p>
+    <w:p>
+      <w:r>
+        <w:t xml:space="preserve">Збільшення об’єму відбувається завдяки зменшенню навантаження на поршень, температура газу підтримується </w:t>
+      </w:r>
+      <w:r>
+        <w:t xml:space="preserve">за рахунок </w:t>
+      </w:r>
+      <w:r>
+        <w:t xml:space="preserve">збільшення швидкості часток. </w:t>
+      </w:r>
+    </w:p>
+    <w:p>
+      <w:r>
+        <w:t xml:space="preserve">Закон ізотерми </w:t>
+      </w:r>
+      <w:proofErr w:type="spellStart"/>
       <w:r>
         <w:rPr>
           <w:i/>
           <w:iCs/>
         </w:rPr>
-        <w:t>u</w:t>
-      </w:r>
-      <w:r>
-        <w:t xml:space="preserve"> </w:t>
-      </w:r>
-      <w:r>
-        <w:t>означає</w:t>
-      </w:r>
-      <w:r>
-        <w:t xml:space="preserve"> швидкість поршня, наближену до бажаної,</w:t>
-      </w:r>
-      <w:r>
-        <w:t xml:space="preserve"> </w:t>
-      </w:r>
+        <w:t>PV</w:t>
+      </w:r>
+      <w:proofErr w:type="spellEnd"/>
       <w:r>
         <w:rPr>
           <w:i/>
           <w:iCs/>
         </w:rPr>
-        <w:t>ΔQ</w:t>
-      </w:r>
-      <w:r>
-        <w:t xml:space="preserve"> – різницю в кінетичній енергії вантажу, </w:t>
-      </w:r>
-      <m:oMath>
-        <m:sSub>
-          <m:sSubPr>
-            <m:ctrlPr>
-              <w:rPr>
-                <w:rFonts w:ascii="Cambria Math" w:hAnsi="Cambria Math"/>
-                <w:i/>
-              </w:rPr>
-            </m:ctrlPr>
-          </m:sSubPr>
-          <m:e>
-            <m:r>
-              <w:rPr>
-                <w:rFonts w:ascii="Cambria Math" w:hAnsi="Cambria Math"/>
-              </w:rPr>
-              <m:t>ε</m:t>
-            </m:r>
-          </m:e>
-          <m:sub>
-            <m:r>
-              <w:rPr>
-                <w:rFonts w:ascii="Cambria Math" w:hAnsi="Cambria Math"/>
-              </w:rPr>
-              <m:t>q</m:t>
-            </m:r>
-          </m:sub>
-        </m:sSub>
-      </m:oMath>
-      <w:r>
-        <w:t xml:space="preserve"> </w:t>
-      </w:r>
-      <w:r>
-        <w:t xml:space="preserve">– </w:t>
-      </w:r>
-      <w:r>
-        <w:t xml:space="preserve">параметр, яким керується нагрівач при зміні швидкості кожної частки, </w:t>
-      </w:r>
+        <w:t xml:space="preserve"> = </w:t>
+      </w:r>
+      <w:proofErr w:type="spellStart"/>
       <w:r>
         <w:rPr>
           <w:i/>
           <w:iCs/>
         </w:rPr>
-        <w:t>n</w:t>
-      </w:r>
-      <w:r>
-        <w:t xml:space="preserve"> – загальна кількість часток, </w:t>
-      </w:r>
-      <w:r>
-        <w:rPr>
-          <w:i/>
-          <w:iCs/>
-        </w:rPr>
-        <w:t>m</w:t>
-      </w:r>
-      <w:r>
-        <w:t xml:space="preserve"> – маса однієї частки. Функція </w:t>
-      </w:r>
-      <w:r>
-        <w:rPr>
-          <w:i/>
-          <w:iCs/>
-        </w:rPr>
-        <w:t>f</w:t>
-      </w:r>
-      <w:r>
-        <w:t xml:space="preserve"> визначає, </w:t>
-      </w:r>
-      <w:r>
-        <w:t xml:space="preserve">як наближувати швидкість поршня до бажаної. </w:t>
-      </w:r>
-      <m:oMath>
-        <m:r>
-          <w:rPr>
-            <w:rFonts w:ascii="Cambria Math" w:hAnsi="Cambria Math"/>
-          </w:rPr>
-          <m:t xml:space="preserve">u= </m:t>
-        </m:r>
-        <m:sSub>
-          <m:sSubPr>
-            <m:ctrlPr>
-              <w:rPr>
-                <w:rFonts w:ascii="Cambria Math" w:hAnsi="Cambria Math"/>
-                <w:i/>
-              </w:rPr>
-            </m:ctrlPr>
-          </m:sSubPr>
-          <m:e>
-            <m:r>
-              <w:rPr>
-                <w:rFonts w:ascii="Cambria Math" w:hAnsi="Cambria Math"/>
-              </w:rPr>
-              <m:t>v</m:t>
-            </m:r>
-          </m:e>
-          <m:sub>
-            <m:r>
-              <w:rPr>
-                <w:rFonts w:ascii="Cambria Math" w:hAnsi="Cambria Math"/>
-              </w:rPr>
-              <m:t>P</m:t>
-            </m:r>
-          </m:sub>
-        </m:sSub>
-      </m:oMath>
-      <w:r>
-        <w:t xml:space="preserve"> було б найпростішим варіантом, але тоді </w:t>
-      </w:r>
-      <w:r>
-        <w:rPr>
-          <w:i/>
-          <w:iCs/>
-        </w:rPr>
-        <w:t>ΔQ</w:t>
-      </w:r>
-      <w:r>
-        <w:rPr>
-          <w:i/>
-          <w:iCs/>
-        </w:rPr>
-        <w:t xml:space="preserve">, </w:t>
-      </w:r>
-      <w:r>
-        <w:t>а з ним і</w:t>
-      </w:r>
-      <w:r>
-        <w:rPr>
-          <w:i/>
-          <w:iCs/>
-        </w:rPr>
+        <w:t>const</w:t>
+      </w:r>
+      <w:proofErr w:type="spellEnd"/>
+      <w:r>
+        <w:t xml:space="preserve">.  </w:t>
+      </w:r>
+      <w:r>
+        <w:t xml:space="preserve">Після </w:t>
+      </w:r>
+      <w:proofErr w:type="spellStart"/>
+      <w:r>
+        <w:t>дифернціювання</w:t>
+      </w:r>
+      <w:proofErr w:type="spellEnd"/>
+      <w:r>
         <w:t xml:space="preserve"> </w:t>
-      </w:r>
-      <m:oMath>
-        <m:sSub>
-          <m:sSubPr>
-            <m:ctrlPr>
-              <w:rPr>
-                <w:rFonts w:ascii="Cambria Math" w:hAnsi="Cambria Math"/>
-                <w:i/>
-              </w:rPr>
-            </m:ctrlPr>
-          </m:sSubPr>
-          <m:e>
-            <m:r>
-              <w:rPr>
-                <w:rFonts w:ascii="Cambria Math" w:hAnsi="Cambria Math"/>
-              </w:rPr>
-              <m:t>ε</m:t>
-            </m:r>
-          </m:e>
-          <m:sub>
-            <m:r>
-              <w:rPr>
-                <w:rFonts w:ascii="Cambria Math" w:hAnsi="Cambria Math"/>
-              </w:rPr>
-              <m:t>q</m:t>
-            </m:r>
-          </m:sub>
-        </m:sSub>
-      </m:oMath>
-      <w:r>
-        <w:rPr>
-          <w:i/>
-        </w:rPr>
-        <w:t xml:space="preserve"> </w:t>
-      </w:r>
-      <w:r>
-        <w:t>мож</w:t>
-      </w:r>
-      <w:r>
-        <w:t>уть</w:t>
-      </w:r>
-      <w:r>
-        <w:t xml:space="preserve"> </w:t>
-      </w:r>
-      <w:r>
-        <w:t>стати завеликими, і збільшити похибку обчислень</w:t>
-      </w:r>
-      <w:r>
-        <w:t xml:space="preserve">, тому різницю між </w:t>
-      </w:r>
-      <w:r>
-        <w:rPr>
-          <w:i/>
-          <w:iCs/>
-        </w:rPr>
-        <w:t>u</w:t>
-      </w:r>
-      <w:r>
-        <w:t xml:space="preserve"> і </w:t>
-      </w:r>
-      <m:oMath>
-        <m:sSub>
-          <m:sSubPr>
-            <m:ctrlPr>
-              <w:rPr>
-                <w:rFonts w:ascii="Cambria Math" w:hAnsi="Cambria Math"/>
-                <w:i/>
-              </w:rPr>
-            </m:ctrlPr>
-          </m:sSubPr>
-          <m:e>
-            <m:r>
-              <w:rPr>
-                <w:rFonts w:ascii="Cambria Math" w:hAnsi="Cambria Math"/>
-              </w:rPr>
-              <m:t>v</m:t>
-            </m:r>
-          </m:e>
-          <m:sub>
-            <m:r>
-              <w:rPr>
-                <w:rFonts w:ascii="Cambria Math" w:hAnsi="Cambria Math"/>
-              </w:rPr>
-              <m:t>p</m:t>
-            </m:r>
-          </m:sub>
-        </m:sSub>
-      </m:oMath>
-      <w:r>
-        <w:t xml:space="preserve"> варто обмежити якимось пороговим значенням. Поправку нагрівання дає рівняння (5).</w:t>
-      </w:r>
-    </w:p>
-    <w:p>
-      <w:pPr>
-        <w:ind w:firstLine="708"/>
-      </w:pPr>
-      <m:oMathPara>
-        <m:oMath>
-          <m:r>
-            <w:rPr>
-              <w:rFonts w:ascii="Cambria Math" w:hAnsi="Cambria Math"/>
-            </w:rPr>
-            <m:t xml:space="preserve">v''≈v' (1+ </m:t>
-          </m:r>
-          <m:sSub>
-            <m:sSubPr>
-              <m:ctrlPr>
-                <w:rPr>
-                  <w:rFonts w:ascii="Cambria Math" w:hAnsi="Cambria Math"/>
-                  <w:i/>
-                </w:rPr>
-              </m:ctrlPr>
-            </m:sSubPr>
-            <m:e>
-              <m:r>
-                <w:rPr>
-                  <w:rFonts w:ascii="Cambria Math" w:hAnsi="Cambria Math"/>
-                </w:rPr>
-                <m:t>ε</m:t>
-              </m:r>
-            </m:e>
-            <m:sub>
-              <m:r>
-                <w:rPr>
-                  <w:rFonts w:ascii="Cambria Math" w:hAnsi="Cambria Math"/>
-                </w:rPr>
-                <m:t>q</m:t>
-              </m:r>
-            </m:sub>
-          </m:sSub>
-          <m:r>
-            <w:rPr>
-              <w:rFonts w:ascii="Cambria Math" w:hAnsi="Cambria Math"/>
-            </w:rPr>
-            <m:t xml:space="preserve">)                             (5)   </m:t>
-          </m:r>
-        </m:oMath>
-      </m:oMathPara>
-    </w:p>
-    <w:p>
-      <w:r>
-        <w:t>Застосування рівнян</w:t>
-      </w:r>
-      <w:r>
-        <w:t>ь</w:t>
-      </w:r>
-      <w:r>
-        <w:t xml:space="preserve"> (4) разом з рівняннями (5) дають прийнятний результат моделювання ізобаричного процесу.</w:t>
-      </w:r>
-    </w:p>
-    <w:p>
-      <w:pPr>
-        <w:rPr>
-          <w:b/>
-          <w:bCs/>
-        </w:rPr>
-      </w:pPr>
-      <w:r>
-        <w:rPr>
-          <w:b/>
-          <w:bCs/>
-        </w:rPr>
-        <w:t>Ізотермічний процес</w:t>
-      </w:r>
-    </w:p>
-    <w:p>
-      <w:r>
-        <w:t xml:space="preserve">Збільшення об’єму відбувається завдяки зменшенню навантаження на поршень, температура газу підтримується </w:t>
-      </w:r>
-      <w:r>
-        <w:t xml:space="preserve">за рахунок </w:t>
-      </w:r>
-      <w:r>
-        <w:t xml:space="preserve">збільшення швидкості часток. </w:t>
-      </w:r>
-    </w:p>
-    <w:p>
-      <w:r>
-        <w:t xml:space="preserve">Закон ізотерми </w:t>
-      </w:r>
-      <w:r>
-        <w:rPr>
-          <w:i/>
-          <w:iCs/>
-        </w:rPr>
-        <w:t>PV = const</w:t>
-      </w:r>
-      <w:r>
-        <w:t xml:space="preserve">.  </w:t>
-      </w:r>
-      <w:r>
-        <w:t xml:space="preserve">Після дифернціювання </w:t>
       </w:r>
       <m:oMath>
         <m:r>
@@ -3121,7 +4610,7 @@
             </m:r>
           </m:sup>
         </m:sSup>
-        <w:bookmarkStart w:id="2" w:name="_Hlk237028744"/>
+        <w:bookmarkStart w:id="221" w:name="_Hlk237028744"/>
         <m:r>
           <w:rPr>
             <w:rFonts w:ascii="Cambria Math" w:hAnsi="Cambria Math"/>
@@ -3165,7 +4654,7 @@
           </w:rPr>
           <m:t>)</m:t>
         </m:r>
-        <w:bookmarkEnd w:id="2"/>
+        <w:bookmarkEnd w:id="221"/>
         <m:r>
           <w:rPr>
             <w:rFonts w:ascii="Cambria Math" w:hAnsi="Cambria Math"/>
@@ -3228,6 +4717,7 @@
         </w:rPr>
       </w:pPr>
       <w:r>
+        <w:lastRenderedPageBreak/>
         <w:t xml:space="preserve">Компенсація </w:t>
       </w:r>
       <w:r>
@@ -3859,8 +5349,13 @@
       <w:r>
         <w:t>, з чого витік</w:t>
       </w:r>
-      <w:r>
-        <w:t>ають рівняння (9).</w:t>
+      <w:proofErr w:type="spellStart"/>
+      <w:r>
+        <w:t>ають</w:t>
+      </w:r>
+      <w:proofErr w:type="spellEnd"/>
+      <w:r>
+        <w:t xml:space="preserve"> рівняння (9).</w:t>
       </w:r>
       <w:r>
         <w:t xml:space="preserve"> </w:t>
@@ -4371,7 +5866,15 @@
         <w:t xml:space="preserve"> В </w:t>
       </w:r>
       <w:r>
-        <w:t xml:space="preserve">процесах, де рухався масивний поршень, ми намагалися зробити цей рух плавнішим, </w:t>
+        <w:t xml:space="preserve">процесах, де рухався масивний поршень, ми намагалися зробити цей рух </w:t>
+      </w:r>
+      <w:proofErr w:type="spellStart"/>
+      <w:r>
+        <w:t>плавнішим</w:t>
+      </w:r>
+      <w:proofErr w:type="spellEnd"/>
+      <w:r>
+        <w:t xml:space="preserve">, </w:t>
       </w:r>
       <w:r>
         <w:t xml:space="preserve">але </w:t>
@@ -4854,12 +6357,12 @@
           <w:b/>
           <w:bCs/>
         </w:rPr>
+        <w:lastRenderedPageBreak/>
         <w:t>Стискання</w:t>
       </w:r>
     </w:p>
     <w:p>
       <w:r>
-        <w:lastRenderedPageBreak/>
         <w:t>Н</w:t>
       </w:r>
       <w:r>
@@ -4943,7 +6446,15 @@
         <w:t>завершується  по досягненні газом заданої температури</w:t>
       </w:r>
       <w:r>
-        <w:t>. Параметри процесу – рейт нагрівача і цільове значення температури.</w:t>
+        <w:t xml:space="preserve">. Параметри процесу – </w:t>
+      </w:r>
+      <w:proofErr w:type="spellStart"/>
+      <w:r>
+        <w:t>рейт</w:t>
+      </w:r>
+      <w:proofErr w:type="spellEnd"/>
+      <w:r>
+        <w:t xml:space="preserve"> нагрівача і цільове значення температури.</w:t>
       </w:r>
     </w:p>
     <w:p>
@@ -5695,9 +7206,11 @@
             <w:pPr>
               <w:ind w:firstLine="0"/>
             </w:pPr>
+            <w:proofErr w:type="spellStart"/>
             <w:r>
               <w:t>title</w:t>
             </w:r>
+            <w:proofErr w:type="spellEnd"/>
           </w:p>
         </w:tc>
         <w:tc>
@@ -5769,9 +7282,11 @@
             <w:pPr>
               <w:ind w:firstLine="0"/>
             </w:pPr>
+            <w:proofErr w:type="spellStart"/>
             <w:r>
               <w:t>plunger</w:t>
             </w:r>
+            <w:proofErr w:type="spellEnd"/>
           </w:p>
         </w:tc>
         <w:tc>
@@ -5874,9 +7389,11 @@
             <w:pPr>
               <w:ind w:firstLine="0"/>
             </w:pPr>
+            <w:proofErr w:type="spellStart"/>
             <w:r>
               <w:t>scale</w:t>
             </w:r>
+            <w:proofErr w:type="spellEnd"/>
           </w:p>
         </w:tc>
         <w:tc>
@@ -5951,9 +7468,11 @@
             <w:pPr>
               <w:ind w:firstLine="0"/>
             </w:pPr>
+            <w:proofErr w:type="spellStart"/>
             <w:r>
               <w:t>intake</w:t>
             </w:r>
+            <w:proofErr w:type="spellEnd"/>
           </w:p>
         </w:tc>
         <w:tc>
@@ -6063,9 +7582,11 @@
             <w:pPr>
               <w:ind w:firstLine="0"/>
             </w:pPr>
+            <w:proofErr w:type="spellStart"/>
             <w:r>
               <w:t>compression</w:t>
             </w:r>
+            <w:proofErr w:type="spellEnd"/>
           </w:p>
         </w:tc>
         <w:tc>
@@ -6175,9 +7696,11 @@
             <w:pPr>
               <w:ind w:firstLine="0"/>
             </w:pPr>
+            <w:proofErr w:type="spellStart"/>
             <w:r>
               <w:t>ignition</w:t>
             </w:r>
+            <w:proofErr w:type="spellEnd"/>
           </w:p>
         </w:tc>
         <w:tc>
@@ -6197,11 +7720,21 @@
             <w:pPr>
               <w:ind w:firstLine="0"/>
             </w:pPr>
+            <w:proofErr w:type="spellStart"/>
             <w:r>
               <w:t>rate</w:t>
             </w:r>
-            <w:r>
-              <w:t xml:space="preserve"> – рейт нагрівача</w:t>
+            <w:proofErr w:type="spellEnd"/>
+            <w:r>
+              <w:t xml:space="preserve"> – </w:t>
+            </w:r>
+            <w:proofErr w:type="spellStart"/>
+            <w:r>
+              <w:t>рейт</w:t>
+            </w:r>
+            <w:proofErr w:type="spellEnd"/>
+            <w:r>
+              <w:t xml:space="preserve"> нагрівача</w:t>
             </w:r>
           </w:p>
           <w:p>
@@ -6263,9 +7796,11 @@
             <w:pPr>
               <w:ind w:firstLine="0"/>
             </w:pPr>
+            <w:proofErr w:type="spellStart"/>
             <w:r>
               <w:t>expansion</w:t>
             </w:r>
+            <w:proofErr w:type="spellEnd"/>
           </w:p>
         </w:tc>
         <w:tc>
@@ -6366,9 +7901,11 @@
             <w:pPr>
               <w:ind w:firstLine="0"/>
             </w:pPr>
+            <w:proofErr w:type="spellStart"/>
             <w:r>
               <w:t>exhaust</w:t>
             </w:r>
+            <w:proofErr w:type="spellEnd"/>
           </w:p>
         </w:tc>
         <w:tc>
@@ -6449,9 +7986,11 @@
             <w:pPr>
               <w:ind w:firstLine="0"/>
             </w:pPr>
+            <w:proofErr w:type="spellStart"/>
             <w:r>
               <w:t>isobaric</w:t>
             </w:r>
+            <w:proofErr w:type="spellEnd"/>
           </w:p>
         </w:tc>
         <w:tc>
@@ -6538,9 +8077,11 @@
             <w:pPr>
               <w:ind w:firstLine="0"/>
             </w:pPr>
+            <w:proofErr w:type="spellStart"/>
             <w:r>
               <w:t>adiabatic</w:t>
             </w:r>
+            <w:proofErr w:type="spellEnd"/>
           </w:p>
         </w:tc>
         <w:tc>
@@ -6621,9 +8162,11 @@
             <w:pPr>
               <w:ind w:firstLine="0"/>
             </w:pPr>
+            <w:proofErr w:type="spellStart"/>
             <w:r>
               <w:t>isohoric</w:t>
             </w:r>
+            <w:proofErr w:type="spellEnd"/>
           </w:p>
         </w:tc>
         <w:tc>
@@ -6707,9 +8250,11 @@
             <w:pPr>
               <w:ind w:firstLine="0"/>
             </w:pPr>
+            <w:proofErr w:type="spellStart"/>
             <w:r>
               <w:t>isothermic</w:t>
             </w:r>
+            <w:proofErr w:type="spellEnd"/>
           </w:p>
         </w:tc>
         <w:tc>
@@ -6790,9 +8335,11 @@
             <w:pPr>
               <w:ind w:firstLine="0"/>
             </w:pPr>
+            <w:proofErr w:type="spellStart"/>
             <w:r>
               <w:t>calm</w:t>
             </w:r>
+            <w:proofErr w:type="spellEnd"/>
           </w:p>
         </w:tc>
         <w:tc>
@@ -6812,8 +8359,13 @@
             <w:pPr>
               <w:ind w:firstLine="0"/>
             </w:pPr>
-            <w:r>
-              <w:t>time=400</w:t>
+            <w:proofErr w:type="spellStart"/>
+            <w:r>
+              <w:t>time</w:t>
+            </w:r>
+            <w:proofErr w:type="spellEnd"/>
+            <w:r>
+              <w:t>=400</w:t>
             </w:r>
             <w:r>
               <w:t xml:space="preserve"> – тривалість</w:t>
@@ -6867,9 +8419,11 @@
             <w:pPr>
               <w:ind w:firstLine="0"/>
             </w:pPr>
+            <w:proofErr w:type="spellStart"/>
             <w:r>
               <w:t>run</w:t>
             </w:r>
+            <w:proofErr w:type="spellEnd"/>
           </w:p>
         </w:tc>
         <w:tc>
@@ -6889,8 +8443,13 @@
             <w:pPr>
               <w:ind w:firstLine="0"/>
             </w:pPr>
-            <w:r>
-              <w:t>time=1e6</w:t>
+            <w:proofErr w:type="spellStart"/>
+            <w:r>
+              <w:t>time</w:t>
+            </w:r>
+            <w:proofErr w:type="spellEnd"/>
+            <w:r>
+              <w:t>=1e6</w:t>
             </w:r>
             <w:r>
               <w:t xml:space="preserve"> – тривалість</w:t>
@@ -7897,4 +9456,16 @@
     </a:ext>
   </a:extLst>
 </a:theme>
+</file>
+
+<file path=customXml/item1.xml><?xml version="1.0" encoding="utf-8"?>
+<b:Sources xmlns:b="http://schemas.openxmlformats.org/officeDocument/2006/bibliography" xmlns="http://schemas.openxmlformats.org/officeDocument/2006/bibliography" SelectedStyle="\APASixthEditionOfficeOnline.xsl" StyleName="APA" Version="6"/>
+</file>
+
+<file path=customXml/itemProps1.xml><?xml version="1.0" encoding="utf-8"?>
+<ds:datastoreItem xmlns:ds="http://schemas.openxmlformats.org/officeDocument/2006/customXml" ds:itemID="{099ED23C-A240-456E-9536-270E1AF78B5F}">
+  <ds:schemaRefs>
+    <ds:schemaRef ds:uri="http://schemas.openxmlformats.org/officeDocument/2006/bibliography"/>
+  </ds:schemaRefs>
+</ds:datastoreItem>
 </file>
--- a/docs/Термодинамічні цикли.docx
+++ b/docs/Термодинамічні цикли.docx
@@ -654,10 +654,7 @@
           <w:t>зміни</w:t>
         </w:r>
         <w:r>
-          <w:t xml:space="preserve"> </w:t>
-        </w:r>
-        <w:r>
-          <w:t>параметр</w:t>
+          <w:t xml:space="preserve"> параметр</w:t>
         </w:r>
         <w:r>
           <w:t>ів</w:t>
@@ -804,10 +801,7 @@
           <w:t>зміни</w:t>
         </w:r>
         <w:r>
-          <w:t xml:space="preserve"> </w:t>
-        </w:r>
-        <w:r>
-          <w:t>параметр</w:t>
+          <w:t xml:space="preserve"> параметр</w:t>
         </w:r>
         <w:r>
           <w:t>ів</w:t>
@@ -1884,6 +1878,11 @@
       </w:r>
     </w:p>
     <w:p>
+      <w:pPr>
+        <w:rPr>
+          <w:ins w:id="90" w:author="Volodymyr Bondariev" w:date="2026-08-19T15:20:00Z" w16du:dateUtc="2026-08-19T12:20:00Z"/>
+        </w:rPr>
+      </w:pPr>
       <m:oMathPara>
         <m:oMath>
           <m:sSup>
@@ -2005,8 +2004,26 @@
       </m:oMathPara>
     </w:p>
     <w:p>
-      <w:r>
-        <w:lastRenderedPageBreak/>
+      <w:pPr>
+        <w:rPr>
+          <w:del w:id="91" w:author="Volodymyr Bondariev" w:date="2026-08-19T15:39:00Z" w16du:dateUtc="2026-08-19T12:39:00Z"/>
+        </w:rPr>
+      </w:pPr>
+      <w:ins w:id="92" w:author="Volodymyr Bondariev" w:date="2026-08-19T15:40:00Z" w16du:dateUtc="2026-08-19T12:40:00Z">
+        <w:r>
+          <w:lastRenderedPageBreak/>
+          <w:tab/>
+        </w:r>
+      </w:ins>
+    </w:p>
+    <w:p>
+      <w:pPr>
+        <w:ind w:firstLine="0"/>
+        <w:rPr>
+          <w:ins w:id="93" w:author="Volodymyr Bondariev" w:date="2026-08-19T15:40:00Z" w16du:dateUtc="2026-08-19T12:40:00Z"/>
+        </w:rPr>
+      </w:pPr>
+      <w:r>
         <w:t xml:space="preserve">Формула (2) власне і є алгоритмом зміни параметрів моделі, а фактор </w:t>
       </w:r>
       <m:oMath>
@@ -2081,9 +2098,33 @@
       </w:r>
     </w:p>
     <w:p>
-      <w:r>
-        <w:t xml:space="preserve"> </w:t>
-      </w:r>
+      <w:pPr>
+        <w:ind w:firstLine="708"/>
+        <w:rPr>
+          <w:del w:id="94" w:author="Volodymyr Bondariev" w:date="2026-08-19T15:41:00Z" w16du:dateUtc="2026-08-19T12:41:00Z"/>
+        </w:rPr>
+        <w:pPrChange w:id="95" w:author="Volodymyr Bondariev" w:date="2026-08-19T17:04:00Z" w16du:dateUtc="2026-08-19T14:04:00Z">
+          <w:pPr/>
+        </w:pPrChange>
+      </w:pPr>
+      <w:ins w:id="96" w:author="Volodymyr Bondariev" w:date="2026-08-19T15:40:00Z" w16du:dateUtc="2026-08-19T12:40:00Z">
+        <w:r>
+          <w:t>Бажана швидкість руху поршня виглядає доволі абстрактною для користувача, тому її краще замінити бажаною тривалістю процесу. Залежність тривалості від сталої швидкості вирахувати нескладно, просто зауважимо, що користувач буде встановлювати в дослідах тривалість процесу, а з неї буде обчислюватися швидкість руху поршня і все інше.</w:t>
+        </w:r>
+      </w:ins>
+    </w:p>
+    <w:p>
+      <w:pPr>
+        <w:ind w:firstLine="708"/>
+        <w:pPrChange w:id="97" w:author="Volodymyr Bondariev" w:date="2026-08-19T17:04:00Z" w16du:dateUtc="2026-08-19T14:04:00Z">
+          <w:pPr/>
+        </w:pPrChange>
+      </w:pPr>
+      <w:del w:id="98" w:author="Volodymyr Bondariev" w:date="2026-08-19T15:41:00Z" w16du:dateUtc="2026-08-19T12:41:00Z">
+        <w:r>
+          <w:delText xml:space="preserve"> </w:delText>
+        </w:r>
+      </w:del>
     </w:p>
     <w:p>
       <w:pPr>
@@ -2397,7 +2438,7 @@
       <w:r>
         <w:t xml:space="preserve">. Залежність між температурою і </w:t>
       </w:r>
-      <w:del w:id="90" w:author="Volodymyr Bondariev" w:date="2026-08-18T20:08:00Z" w16du:dateUtc="2026-08-18T17:08:00Z">
+      <w:del w:id="99" w:author="Volodymyr Bondariev" w:date="2026-08-18T20:08:00Z" w16du:dateUtc="2026-08-18T17:08:00Z">
         <w:r>
           <w:delText xml:space="preserve">середньоквадратичною </w:delText>
         </w:r>
@@ -2500,7 +2541,7 @@
         <w:ind w:firstLine="0"/>
         <w:jc w:val="center"/>
         <w:rPr>
-          <w:ins w:id="91" w:author="Volodymyr Bondariev" w:date="2026-08-18T20:09:00Z" w16du:dateUtc="2026-08-18T17:09:00Z"/>
+          <w:ins w:id="100" w:author="Volodymyr Bondariev" w:date="2026-08-18T20:09:00Z" w16du:dateUtc="2026-08-18T17:09:00Z"/>
         </w:rPr>
       </w:pPr>
       <m:oMathPara>
@@ -2643,14 +2684,14 @@
     <w:p>
       <w:pPr>
         <w:ind w:firstLine="0"/>
-        <w:pPrChange w:id="92" w:author="Volodymyr Bondariev" w:date="2026-08-18T20:09:00Z" w16du:dateUtc="2026-08-18T17:09:00Z">
+        <w:pPrChange w:id="101" w:author="Volodymyr Bondariev" w:date="2026-08-18T20:09:00Z" w16du:dateUtc="2026-08-18T17:09:00Z">
           <w:pPr>
             <w:ind w:firstLine="0"/>
             <w:jc w:val="center"/>
           </w:pPr>
         </w:pPrChange>
       </w:pPr>
-      <w:ins w:id="93" w:author="Volodymyr Bondariev" w:date="2026-08-18T20:10:00Z" w16du:dateUtc="2026-08-18T17:10:00Z">
+      <w:ins w:id="102" w:author="Volodymyr Bondariev" w:date="2026-08-18T20:10:00Z" w16du:dateUtc="2026-08-18T17:10:00Z">
         <w:r>
           <w:rPr>
             <w:lang w:val="en-US"/>
@@ -2667,27 +2708,27 @@
           <w:t xml:space="preserve">v' </w:t>
         </w:r>
       </w:ins>
-      <w:ins w:id="94" w:author="Volodymyr Bondariev" w:date="2026-08-18T20:11:00Z" w16du:dateUtc="2026-08-18T17:11:00Z">
+      <w:ins w:id="103" w:author="Volodymyr Bondariev" w:date="2026-08-18T20:11:00Z" w16du:dateUtc="2026-08-18T17:11:00Z">
         <w:r>
           <w:t xml:space="preserve">в рівнянні (4) означають </w:t>
         </w:r>
       </w:ins>
-      <w:ins w:id="95" w:author="Volodymyr Bondariev" w:date="2026-08-18T20:13:00Z" w16du:dateUtc="2026-08-18T17:13:00Z">
+      <w:ins w:id="104" w:author="Volodymyr Bondariev" w:date="2026-08-18T20:13:00Z" w16du:dateUtc="2026-08-18T17:13:00Z">
         <w:r>
           <w:t xml:space="preserve">швидкість </w:t>
         </w:r>
       </w:ins>
-      <w:ins w:id="96" w:author="Volodymyr Bondariev" w:date="2026-08-18T20:14:00Z" w16du:dateUtc="2026-08-18T17:14:00Z">
+      <w:ins w:id="105" w:author="Volodymyr Bondariev" w:date="2026-08-18T20:14:00Z" w16du:dateUtc="2026-08-18T17:14:00Z">
         <w:r>
           <w:t xml:space="preserve">однієї </w:t>
         </w:r>
       </w:ins>
-      <w:ins w:id="97" w:author="Volodymyr Bondariev" w:date="2026-08-18T20:13:00Z" w16du:dateUtc="2026-08-18T17:13:00Z">
+      <w:ins w:id="106" w:author="Volodymyr Bondariev" w:date="2026-08-18T20:13:00Z" w16du:dateUtc="2026-08-18T17:13:00Z">
         <w:r>
           <w:t>частк</w:t>
         </w:r>
       </w:ins>
-      <w:ins w:id="98" w:author="Volodymyr Bondariev" w:date="2026-08-18T20:14:00Z" w16du:dateUtc="2026-08-18T17:14:00Z">
+      <w:ins w:id="107" w:author="Volodymyr Bondariev" w:date="2026-08-18T20:14:00Z" w16du:dateUtc="2026-08-18T17:14:00Z">
         <w:r>
           <w:t>и.</w:t>
         </w:r>
@@ -2697,7 +2738,7 @@
       <w:pPr>
         <w:ind w:firstLine="708"/>
         <w:rPr>
-          <w:ins w:id="99" w:author="Volodymyr Bondariev" w:date="2026-08-18T20:08:00Z" w16du:dateUtc="2026-08-18T17:08:00Z"/>
+          <w:ins w:id="108" w:author="Volodymyr Bondariev" w:date="2026-08-18T20:08:00Z" w16du:dateUtc="2026-08-18T17:08:00Z"/>
         </w:rPr>
       </w:pPr>
       <w:r>
@@ -2712,94 +2753,13 @@
     <w:p>
       <w:pPr>
         <w:ind w:firstLine="708"/>
-        <w:rPr>
-          <w:highlight w:val="yellow"/>
-          <w:rPrChange w:id="100" w:author="Volodymyr Bondariev" w:date="2026-08-18T20:58:00Z" w16du:dateUtc="2026-08-18T17:58:00Z">
-            <w:rPr/>
-          </w:rPrChange>
-        </w:rPr>
-      </w:pPr>
-      <w:r>
-        <w:rPr>
-          <w:highlight w:val="yellow"/>
-          <w:rPrChange w:id="101" w:author="Volodymyr Bondariev" w:date="2026-08-18T20:58:00Z" w16du:dateUtc="2026-08-18T17:58:00Z">
-            <w:rPr/>
-          </w:rPrChange>
-        </w:rPr>
-        <w:t xml:space="preserve">Газ під поршнем поводиться як пружина, тому </w:t>
-      </w:r>
-      <w:r>
-        <w:rPr>
-          <w:highlight w:val="yellow"/>
-          <w:rPrChange w:id="102" w:author="Volodymyr Bondariev" w:date="2026-08-18T20:58:00Z" w16du:dateUtc="2026-08-18T17:58:00Z">
-            <w:rPr/>
-          </w:rPrChange>
-        </w:rPr>
-        <w:t xml:space="preserve">наша </w:t>
-      </w:r>
-      <w:r>
-        <w:rPr>
-          <w:highlight w:val="yellow"/>
-          <w:rPrChange w:id="103" w:author="Volodymyr Bondariev" w:date="2026-08-18T20:58:00Z" w16du:dateUtc="2026-08-18T17:58:00Z">
-            <w:rPr/>
-          </w:rPrChange>
-        </w:rPr>
-        <w:t>«</w:t>
-      </w:r>
-      <w:r>
-        <w:rPr>
-          <w:highlight w:val="yellow"/>
-          <w:rPrChange w:id="104" w:author="Volodymyr Bondariev" w:date="2026-08-18T20:58:00Z" w16du:dateUtc="2026-08-18T17:58:00Z">
-            <w:rPr/>
-          </w:rPrChange>
-        </w:rPr>
-        <w:t>лабораторна установка</w:t>
-      </w:r>
-      <w:r>
-        <w:rPr>
-          <w:highlight w:val="yellow"/>
-          <w:rPrChange w:id="105" w:author="Volodymyr Bondariev" w:date="2026-08-18T20:58:00Z" w16du:dateUtc="2026-08-18T17:58:00Z">
-            <w:rPr/>
-          </w:rPrChange>
-        </w:rPr>
-        <w:t>»</w:t>
-      </w:r>
-      <w:r>
-        <w:rPr>
-          <w:highlight w:val="yellow"/>
-          <w:rPrChange w:id="106" w:author="Volodymyr Bondariev" w:date="2026-08-18T20:58:00Z" w16du:dateUtc="2026-08-18T17:58:00Z">
-            <w:rPr/>
-          </w:rPrChange>
-        </w:rPr>
-        <w:t xml:space="preserve"> </w:t>
-      </w:r>
-      <w:r>
-        <w:rPr>
-          <w:highlight w:val="yellow"/>
-          <w:rPrChange w:id="107" w:author="Volodymyr Bondariev" w:date="2026-08-18T20:58:00Z" w16du:dateUtc="2026-08-18T17:58:00Z">
-            <w:rPr/>
-          </w:rPrChange>
-        </w:rPr>
-        <w:t>нагадує</w:t>
-      </w:r>
-      <w:r>
-        <w:rPr>
-          <w:highlight w:val="yellow"/>
-          <w:rPrChange w:id="108" w:author="Volodymyr Bondariev" w:date="2026-08-18T20:58:00Z" w16du:dateUtc="2026-08-18T17:58:00Z">
-            <w:rPr/>
-          </w:rPrChange>
-        </w:rPr>
-        <w:t xml:space="preserve"> пружинний маятник з власним періодом коливань</w:t>
-      </w:r>
-      <w:r>
         <w:rPr>
           <w:highlight w:val="yellow"/>
           <w:rPrChange w:id="109" w:author="Volodymyr Bondariev" w:date="2026-08-18T20:58:00Z" w16du:dateUtc="2026-08-18T17:58:00Z">
             <w:rPr/>
           </w:rPrChange>
         </w:rPr>
-        <w:t>.</w:t>
-      </w:r>
+      </w:pPr>
       <w:r>
         <w:rPr>
           <w:highlight w:val="yellow"/>
@@ -2807,7 +2767,7 @@
             <w:rPr/>
           </w:rPrChange>
         </w:rPr>
-        <w:t xml:space="preserve"> </w:t>
+        <w:t xml:space="preserve">Газ під поршнем поводиться як пружина, тому </w:t>
       </w:r>
       <w:r>
         <w:rPr>
@@ -2816,7 +2776,7 @@
             <w:rPr/>
           </w:rPrChange>
         </w:rPr>
-        <w:t>П</w:t>
+        <w:t xml:space="preserve">наша </w:t>
       </w:r>
       <w:r>
         <w:rPr>
@@ -2825,7 +2785,7 @@
             <w:rPr/>
           </w:rPrChange>
         </w:rPr>
-        <w:t>еріодичні дії на неї, в нашому випадку це ступінчасте підвищення температури</w:t>
+        <w:t>«</w:t>
       </w:r>
       <w:r>
         <w:rPr>
@@ -2834,7 +2794,7 @@
             <w:rPr/>
           </w:rPrChange>
         </w:rPr>
-        <w:t>,  можуть провокувати резонансні явища</w:t>
+        <w:t>лабораторна установка</w:t>
       </w:r>
       <w:r>
         <w:rPr>
@@ -2843,7 +2803,7 @@
             <w:rPr/>
           </w:rPrChange>
         </w:rPr>
-        <w:t xml:space="preserve"> і</w:t>
+        <w:t>»</w:t>
       </w:r>
       <w:r>
         <w:rPr>
@@ -2852,7 +2812,7 @@
             <w:rPr/>
           </w:rPrChange>
         </w:rPr>
-        <w:t xml:space="preserve"> необхідність в негативному зворотному зв'язку, який би гасив небажані коливання поршня</w:t>
+        <w:t xml:space="preserve"> </w:t>
       </w:r>
       <w:r>
         <w:rPr>
@@ -2861,7 +2821,7 @@
             <w:rPr/>
           </w:rPrChange>
         </w:rPr>
-        <w:t xml:space="preserve"> із вантажем</w:t>
+        <w:t>нагадує</w:t>
       </w:r>
       <w:r>
         <w:rPr>
@@ -2870,7 +2830,7 @@
             <w:rPr/>
           </w:rPrChange>
         </w:rPr>
-        <w:t>.</w:t>
+        <w:t xml:space="preserve"> пружинний маятник з власним періодом коливань</w:t>
       </w:r>
       <w:r>
         <w:rPr>
@@ -2879,7 +2839,7 @@
             <w:rPr/>
           </w:rPrChange>
         </w:rPr>
-        <w:t xml:space="preserve"> Наприклад, коли швидкість поршня відрізняється від бажаної, </w:t>
+        <w:t>.</w:t>
       </w:r>
       <w:r>
         <w:rPr>
@@ -2888,7 +2848,7 @@
             <w:rPr/>
           </w:rPrChange>
         </w:rPr>
-        <w:t>наблизити</w:t>
+        <w:t xml:space="preserve"> </w:t>
       </w:r>
       <w:r>
         <w:rPr>
@@ -2897,7 +2857,7 @@
             <w:rPr/>
           </w:rPrChange>
         </w:rPr>
-        <w:t xml:space="preserve"> її </w:t>
+        <w:t>П</w:t>
       </w:r>
       <w:r>
         <w:rPr>
@@ -2906,7 +2866,7 @@
             <w:rPr/>
           </w:rPrChange>
         </w:rPr>
-        <w:t>до</w:t>
+        <w:t>еріодичні дії на неї, в нашому випадку це ступінчасте підвищення температури</w:t>
       </w:r>
       <w:r>
         <w:rPr>
@@ -2915,7 +2875,7 @@
             <w:rPr/>
           </w:rPrChange>
         </w:rPr>
-        <w:t xml:space="preserve"> бажан</w:t>
+        <w:t>,  можуть провокувати резонансні явища</w:t>
       </w:r>
       <w:r>
         <w:rPr>
@@ -2924,7 +2884,7 @@
             <w:rPr/>
           </w:rPrChange>
         </w:rPr>
-        <w:t>ої</w:t>
+        <w:t xml:space="preserve"> і</w:t>
       </w:r>
       <w:r>
         <w:rPr>
@@ -2933,7 +2893,7 @@
             <w:rPr/>
           </w:rPrChange>
         </w:rPr>
-        <w:t xml:space="preserve">, а </w:t>
+        <w:t xml:space="preserve"> необхідність в негативному зворотному зв'язку, який би гасив небажані коливання поршня</w:t>
       </w:r>
       <w:r>
         <w:rPr>
@@ -2942,7 +2902,7 @@
             <w:rPr/>
           </w:rPrChange>
         </w:rPr>
-        <w:t>зміну</w:t>
+        <w:t xml:space="preserve"> із вантажем</w:t>
       </w:r>
       <w:r>
         <w:rPr>
@@ -2951,7 +2911,7 @@
             <w:rPr/>
           </w:rPrChange>
         </w:rPr>
-        <w:t xml:space="preserve"> кінетичн</w:t>
+        <w:t>.</w:t>
       </w:r>
       <w:r>
         <w:rPr>
@@ -2960,7 +2920,7 @@
             <w:rPr/>
           </w:rPrChange>
         </w:rPr>
-        <w:t xml:space="preserve">ої </w:t>
+        <w:t xml:space="preserve"> Наприклад, коли швидкість поршня відрізняється від бажаної, </w:t>
       </w:r>
       <w:r>
         <w:rPr>
@@ -2969,7 +2929,7 @@
             <w:rPr/>
           </w:rPrChange>
         </w:rPr>
-        <w:t>енергії</w:t>
+        <w:t>наблизити</w:t>
       </w:r>
       <w:r>
         <w:rPr>
@@ -2978,7 +2938,7 @@
             <w:rPr/>
           </w:rPrChange>
         </w:rPr>
-        <w:t xml:space="preserve"> </w:t>
+        <w:t xml:space="preserve"> її </w:t>
       </w:r>
       <w:r>
         <w:rPr>
@@ -2987,7 +2947,7 @@
             <w:rPr/>
           </w:rPrChange>
         </w:rPr>
-        <w:t>вантажу</w:t>
+        <w:t>до</w:t>
       </w:r>
       <w:r>
         <w:rPr>
@@ -2996,7 +2956,7 @@
             <w:rPr/>
           </w:rPrChange>
         </w:rPr>
-        <w:t xml:space="preserve"> компенсувати кількістю</w:t>
+        <w:t xml:space="preserve"> бажан</w:t>
       </w:r>
       <w:r>
         <w:rPr>
@@ -3005,7 +2965,7 @@
             <w:rPr/>
           </w:rPrChange>
         </w:rPr>
-        <w:t xml:space="preserve"> тепла, яке передається газу</w:t>
+        <w:t>ої</w:t>
       </w:r>
       <w:r>
         <w:rPr>
@@ -3014,7 +2974,7 @@
             <w:rPr/>
           </w:rPrChange>
         </w:rPr>
-        <w:t xml:space="preserve"> нагрівачем</w:t>
+        <w:t xml:space="preserve">, а </w:t>
       </w:r>
       <w:r>
         <w:rPr>
@@ -3023,7 +2983,7 @@
             <w:rPr/>
           </w:rPrChange>
         </w:rPr>
-        <w:t>.</w:t>
+        <w:t>зміну</w:t>
       </w:r>
       <w:r>
         <w:rPr>
@@ -3032,7 +2992,7 @@
             <w:rPr/>
           </w:rPrChange>
         </w:rPr>
-        <w:t xml:space="preserve"> Ц</w:t>
+        <w:t xml:space="preserve"> кінетичн</w:t>
       </w:r>
       <w:r>
         <w:rPr>
@@ -3041,7 +3001,7 @@
             <w:rPr/>
           </w:rPrChange>
         </w:rPr>
-        <w:t>і</w:t>
+        <w:t xml:space="preserve">ої </w:t>
       </w:r>
       <w:r>
         <w:rPr>
@@ -3050,7 +3010,7 @@
             <w:rPr/>
           </w:rPrChange>
         </w:rPr>
-        <w:t xml:space="preserve"> ді</w:t>
+        <w:t>енергії</w:t>
       </w:r>
       <w:r>
         <w:rPr>
@@ -3059,7 +3019,7 @@
             <w:rPr/>
           </w:rPrChange>
         </w:rPr>
-        <w:t>ї</w:t>
+        <w:t xml:space="preserve"> </w:t>
       </w:r>
       <w:r>
         <w:rPr>
@@ -3068,7 +3028,7 @@
             <w:rPr/>
           </w:rPrChange>
         </w:rPr>
-        <w:t xml:space="preserve"> описується системою </w:t>
+        <w:t>вантажу</w:t>
       </w:r>
       <w:r>
         <w:rPr>
@@ -3077,6 +3037,87 @@
             <w:rPr/>
           </w:rPrChange>
         </w:rPr>
+        <w:t xml:space="preserve"> компенсувати кількістю</w:t>
+      </w:r>
+      <w:r>
+        <w:rPr>
+          <w:highlight w:val="yellow"/>
+          <w:rPrChange w:id="141" w:author="Volodymyr Bondariev" w:date="2026-08-18T20:58:00Z" w16du:dateUtc="2026-08-18T17:58:00Z">
+            <w:rPr/>
+          </w:rPrChange>
+        </w:rPr>
+        <w:t xml:space="preserve"> тепла, яке передається газу</w:t>
+      </w:r>
+      <w:r>
+        <w:rPr>
+          <w:highlight w:val="yellow"/>
+          <w:rPrChange w:id="142" w:author="Volodymyr Bondariev" w:date="2026-08-18T20:58:00Z" w16du:dateUtc="2026-08-18T17:58:00Z">
+            <w:rPr/>
+          </w:rPrChange>
+        </w:rPr>
+        <w:t xml:space="preserve"> нагрівачем</w:t>
+      </w:r>
+      <w:r>
+        <w:rPr>
+          <w:highlight w:val="yellow"/>
+          <w:rPrChange w:id="143" w:author="Volodymyr Bondariev" w:date="2026-08-18T20:58:00Z" w16du:dateUtc="2026-08-18T17:58:00Z">
+            <w:rPr/>
+          </w:rPrChange>
+        </w:rPr>
+        <w:t>.</w:t>
+      </w:r>
+      <w:r>
+        <w:rPr>
+          <w:highlight w:val="yellow"/>
+          <w:rPrChange w:id="144" w:author="Volodymyr Bondariev" w:date="2026-08-18T20:58:00Z" w16du:dateUtc="2026-08-18T17:58:00Z">
+            <w:rPr/>
+          </w:rPrChange>
+        </w:rPr>
+        <w:t xml:space="preserve"> Ц</w:t>
+      </w:r>
+      <w:r>
+        <w:rPr>
+          <w:highlight w:val="yellow"/>
+          <w:rPrChange w:id="145" w:author="Volodymyr Bondariev" w:date="2026-08-18T20:58:00Z" w16du:dateUtc="2026-08-18T17:58:00Z">
+            <w:rPr/>
+          </w:rPrChange>
+        </w:rPr>
+        <w:t>і</w:t>
+      </w:r>
+      <w:r>
+        <w:rPr>
+          <w:highlight w:val="yellow"/>
+          <w:rPrChange w:id="146" w:author="Volodymyr Bondariev" w:date="2026-08-18T20:58:00Z" w16du:dateUtc="2026-08-18T17:58:00Z">
+            <w:rPr/>
+          </w:rPrChange>
+        </w:rPr>
+        <w:t xml:space="preserve"> ді</w:t>
+      </w:r>
+      <w:r>
+        <w:rPr>
+          <w:highlight w:val="yellow"/>
+          <w:rPrChange w:id="147" w:author="Volodymyr Bondariev" w:date="2026-08-18T20:58:00Z" w16du:dateUtc="2026-08-18T17:58:00Z">
+            <w:rPr/>
+          </w:rPrChange>
+        </w:rPr>
+        <w:t>ї</w:t>
+      </w:r>
+      <w:r>
+        <w:rPr>
+          <w:highlight w:val="yellow"/>
+          <w:rPrChange w:id="148" w:author="Volodymyr Bondariev" w:date="2026-08-18T20:58:00Z" w16du:dateUtc="2026-08-18T17:58:00Z">
+            <w:rPr/>
+          </w:rPrChange>
+        </w:rPr>
+        <w:t xml:space="preserve"> описується системою </w:t>
+      </w:r>
+      <w:r>
+        <w:rPr>
+          <w:highlight w:val="yellow"/>
+          <w:rPrChange w:id="149" w:author="Volodymyr Bondariev" w:date="2026-08-18T20:58:00Z" w16du:dateUtc="2026-08-18T17:58:00Z">
+            <w:rPr/>
+          </w:rPrChange>
+        </w:rPr>
         <w:t>рівнянь.</w:t>
       </w:r>
     </w:p>
@@ -3085,7 +3126,7 @@
         <w:ind w:firstLine="708"/>
         <w:rPr>
           <w:highlight w:val="yellow"/>
-          <w:rPrChange w:id="141" w:author="Volodymyr Bondariev" w:date="2026-08-18T20:58:00Z" w16du:dateUtc="2026-08-18T17:58:00Z">
+          <w:rPrChange w:id="150" w:author="Volodymyr Bondariev" w:date="2026-08-18T20:58:00Z" w16du:dateUtc="2026-08-18T17:58:00Z">
             <w:rPr/>
           </w:rPrChange>
         </w:rPr>
@@ -3096,7 +3137,7 @@
             <w:rPr>
               <w:rFonts w:ascii="Cambria Math" w:hAnsi="Cambria Math"/>
               <w:highlight w:val="yellow"/>
-              <w:rPrChange w:id="142" w:author="Volodymyr Bondariev" w:date="2026-08-18T20:58:00Z" w16du:dateUtc="2026-08-18T17:58:00Z">
+              <w:rPrChange w:id="151" w:author="Volodymyr Bondariev" w:date="2026-08-18T20:58:00Z" w16du:dateUtc="2026-08-18T17:58:00Z">
                 <w:rPr>
                   <w:rFonts w:ascii="Cambria Math" w:hAnsi="Cambria Math"/>
                 </w:rPr>
@@ -3111,12 +3152,6 @@
                   <w:rFonts w:ascii="Cambria Math" w:hAnsi="Cambria Math"/>
                   <w:i/>
                   <w:highlight w:val="yellow"/>
-                  <w:rPrChange w:id="143" w:author="Volodymyr Bondariev" w:date="2026-08-18T20:58:00Z" w16du:dateUtc="2026-08-18T17:58:00Z">
-                    <w:rPr>
-                      <w:rFonts w:ascii="Cambria Math" w:hAnsi="Cambria Math"/>
-                      <w:i/>
-                    </w:rPr>
-                  </w:rPrChange>
                 </w:rPr>
               </m:ctrlPr>
             </m:dPr>
@@ -3125,7 +3160,7 @@
                 <w:rPr>
                   <w:rFonts w:ascii="Cambria Math" w:hAnsi="Cambria Math"/>
                   <w:highlight w:val="yellow"/>
-                  <w:rPrChange w:id="144" w:author="Volodymyr Bondariev" w:date="2026-08-18T20:58:00Z" w16du:dateUtc="2026-08-18T17:58:00Z">
+                  <w:rPrChange w:id="152" w:author="Volodymyr Bondariev" w:date="2026-08-18T20:58:00Z" w16du:dateUtc="2026-08-18T17:58:00Z">
                     <w:rPr>
                       <w:rFonts w:ascii="Cambria Math" w:hAnsi="Cambria Math"/>
                     </w:rPr>
@@ -3140,12 +3175,6 @@
                       <w:rFonts w:ascii="Cambria Math" w:hAnsi="Cambria Math"/>
                       <w:i/>
                       <w:highlight w:val="yellow"/>
-                      <w:rPrChange w:id="145" w:author="Volodymyr Bondariev" w:date="2026-08-18T20:58:00Z" w16du:dateUtc="2026-08-18T17:58:00Z">
-                        <w:rPr>
-                          <w:rFonts w:ascii="Cambria Math" w:hAnsi="Cambria Math"/>
-                          <w:i/>
-                        </w:rPr>
-                      </w:rPrChange>
                     </w:rPr>
                   </m:ctrlPr>
                 </m:sSubPr>
@@ -3154,7 +3183,7 @@
                     <w:rPr>
                       <w:rFonts w:ascii="Cambria Math" w:hAnsi="Cambria Math"/>
                       <w:highlight w:val="yellow"/>
-                      <w:rPrChange w:id="146" w:author="Volodymyr Bondariev" w:date="2026-08-18T20:58:00Z" w16du:dateUtc="2026-08-18T17:58:00Z">
+                      <w:rPrChange w:id="153" w:author="Volodymyr Bondariev" w:date="2026-08-18T20:58:00Z" w16du:dateUtc="2026-08-18T17:58:00Z">
                         <w:rPr>
                           <w:rFonts w:ascii="Cambria Math" w:hAnsi="Cambria Math"/>
                         </w:rPr>
@@ -3168,7 +3197,7 @@
                     <w:rPr>
                       <w:rFonts w:ascii="Cambria Math" w:hAnsi="Cambria Math"/>
                       <w:highlight w:val="yellow"/>
-                      <w:rPrChange w:id="147" w:author="Volodymyr Bondariev" w:date="2026-08-18T20:58:00Z" w16du:dateUtc="2026-08-18T17:58:00Z">
+                      <w:rPrChange w:id="154" w:author="Volodymyr Bondariev" w:date="2026-08-18T20:58:00Z" w16du:dateUtc="2026-08-18T17:58:00Z">
                         <w:rPr>
                           <w:rFonts w:ascii="Cambria Math" w:hAnsi="Cambria Math"/>
                         </w:rPr>
@@ -3184,7 +3213,7 @@
             <w:rPr>
               <w:rFonts w:ascii="Cambria Math" w:hAnsi="Cambria Math"/>
               <w:highlight w:val="yellow"/>
-              <w:rPrChange w:id="148" w:author="Volodymyr Bondariev" w:date="2026-08-18T20:58:00Z" w16du:dateUtc="2026-08-18T17:58:00Z">
+              <w:rPrChange w:id="155" w:author="Volodymyr Bondariev" w:date="2026-08-18T20:58:00Z" w16du:dateUtc="2026-08-18T17:58:00Z">
                 <w:rPr>
                   <w:rFonts w:ascii="Cambria Math" w:hAnsi="Cambria Math"/>
                 </w:rPr>
@@ -3199,12 +3228,6 @@
                   <w:rFonts w:ascii="Cambria Math" w:hAnsi="Cambria Math"/>
                   <w:i/>
                   <w:highlight w:val="yellow"/>
-                  <w:rPrChange w:id="149" w:author="Volodymyr Bondariev" w:date="2026-08-18T20:58:00Z" w16du:dateUtc="2026-08-18T17:58:00Z">
-                    <w:rPr>
-                      <w:rFonts w:ascii="Cambria Math" w:hAnsi="Cambria Math"/>
-                      <w:i/>
-                    </w:rPr>
-                  </w:rPrChange>
                 </w:rPr>
               </m:ctrlPr>
             </m:dPr>
@@ -3216,87 +3239,10 @@
                       <w:rFonts w:ascii="Cambria Math" w:hAnsi="Cambria Math"/>
                       <w:i/>
                       <w:highlight w:val="yellow"/>
-                      <w:rPrChange w:id="150" w:author="Volodymyr Bondariev" w:date="2026-08-18T20:58:00Z" w16du:dateUtc="2026-08-18T17:58:00Z">
-                        <w:rPr>
-                          <w:rFonts w:ascii="Cambria Math" w:hAnsi="Cambria Math"/>
-                          <w:i/>
-                        </w:rPr>
-                      </w:rPrChange>
                     </w:rPr>
                   </m:ctrlPr>
                 </m:sSupPr>
                 <m:e>
-                  <m:r>
-                    <w:rPr>
-                      <w:rFonts w:ascii="Cambria Math" w:hAnsi="Cambria Math"/>
-                      <w:highlight w:val="yellow"/>
-                      <w:rPrChange w:id="151" w:author="Volodymyr Bondariev" w:date="2026-08-18T20:58:00Z" w16du:dateUtc="2026-08-18T17:58:00Z">
-                        <w:rPr>
-                          <w:rFonts w:ascii="Cambria Math" w:hAnsi="Cambria Math"/>
-                        </w:rPr>
-                      </w:rPrChange>
-                    </w:rPr>
-                    <m:t>u</m:t>
-                  </m:r>
-                </m:e>
-                <m:sup>
-                  <m:r>
-                    <w:rPr>
-                      <w:rFonts w:ascii="Cambria Math" w:hAnsi="Cambria Math"/>
-                      <w:highlight w:val="yellow"/>
-                      <w:rPrChange w:id="152" w:author="Volodymyr Bondariev" w:date="2026-08-18T20:58:00Z" w16du:dateUtc="2026-08-18T17:58:00Z">
-                        <w:rPr>
-                          <w:rFonts w:ascii="Cambria Math" w:hAnsi="Cambria Math"/>
-                        </w:rPr>
-                      </w:rPrChange>
-                    </w:rPr>
-                    <m:t>2</m:t>
-                  </m:r>
-                </m:sup>
-              </m:sSup>
-              <m:r>
-                <w:rPr>
-                  <w:rFonts w:ascii="Cambria Math" w:hAnsi="Cambria Math"/>
-                  <w:highlight w:val="yellow"/>
-                  <w:rPrChange w:id="153" w:author="Volodymyr Bondariev" w:date="2026-08-18T20:58:00Z" w16du:dateUtc="2026-08-18T17:58:00Z">
-                    <w:rPr>
-                      <w:rFonts w:ascii="Cambria Math" w:hAnsi="Cambria Math"/>
-                    </w:rPr>
-                  </w:rPrChange>
-                </w:rPr>
-                <m:t xml:space="preserve">- </m:t>
-              </m:r>
-              <m:sSubSup>
-                <m:sSubSupPr>
-                  <m:ctrlPr>
-                    <w:rPr>
-                      <w:rFonts w:ascii="Cambria Math" w:hAnsi="Cambria Math"/>
-                      <w:i/>
-                      <w:highlight w:val="yellow"/>
-                      <w:rPrChange w:id="154" w:author="Volodymyr Bondariev" w:date="2026-08-18T20:58:00Z" w16du:dateUtc="2026-08-18T17:58:00Z">
-                        <w:rPr>
-                          <w:rFonts w:ascii="Cambria Math" w:hAnsi="Cambria Math"/>
-                          <w:i/>
-                        </w:rPr>
-                      </w:rPrChange>
-                    </w:rPr>
-                  </m:ctrlPr>
-                </m:sSubSupPr>
-                <m:e>
-                  <m:r>
-                    <w:rPr>
-                      <w:rFonts w:ascii="Cambria Math" w:hAnsi="Cambria Math"/>
-                      <w:highlight w:val="yellow"/>
-                      <w:rPrChange w:id="155" w:author="Volodymyr Bondariev" w:date="2026-08-18T20:58:00Z" w16du:dateUtc="2026-08-18T17:58:00Z">
-                        <w:rPr>
-                          <w:rFonts w:ascii="Cambria Math" w:hAnsi="Cambria Math"/>
-                        </w:rPr>
-                      </w:rPrChange>
-                    </w:rPr>
-                    <m:t>v</m:t>
-                  </m:r>
-                </m:e>
-                <m:sub>
                   <m:r>
                     <w:rPr>
                       <w:rFonts w:ascii="Cambria Math" w:hAnsi="Cambria Math"/>
@@ -3307,9 +3253,9 @@
                         </w:rPr>
                       </w:rPrChange>
                     </w:rPr>
-                    <m:t>p</m:t>
+                    <m:t>u</m:t>
                   </m:r>
-                </m:sub>
+                </m:e>
                 <m:sup>
                   <m:r>
                     <w:rPr>
@@ -3324,6 +3270,71 @@
                     <m:t>2</m:t>
                   </m:r>
                 </m:sup>
+              </m:sSup>
+              <m:r>
+                <w:rPr>
+                  <w:rFonts w:ascii="Cambria Math" w:hAnsi="Cambria Math"/>
+                  <w:highlight w:val="yellow"/>
+                  <w:rPrChange w:id="158" w:author="Volodymyr Bondariev" w:date="2026-08-18T20:58:00Z" w16du:dateUtc="2026-08-18T17:58:00Z">
+                    <w:rPr>
+                      <w:rFonts w:ascii="Cambria Math" w:hAnsi="Cambria Math"/>
+                    </w:rPr>
+                  </w:rPrChange>
+                </w:rPr>
+                <m:t xml:space="preserve">- </m:t>
+              </m:r>
+              <m:sSubSup>
+                <m:sSubSupPr>
+                  <m:ctrlPr>
+                    <w:rPr>
+                      <w:rFonts w:ascii="Cambria Math" w:hAnsi="Cambria Math"/>
+                      <w:i/>
+                      <w:highlight w:val="yellow"/>
+                    </w:rPr>
+                  </m:ctrlPr>
+                </m:sSubSupPr>
+                <m:e>
+                  <m:r>
+                    <w:rPr>
+                      <w:rFonts w:ascii="Cambria Math" w:hAnsi="Cambria Math"/>
+                      <w:highlight w:val="yellow"/>
+                      <w:rPrChange w:id="159" w:author="Volodymyr Bondariev" w:date="2026-08-18T20:58:00Z" w16du:dateUtc="2026-08-18T17:58:00Z">
+                        <w:rPr>
+                          <w:rFonts w:ascii="Cambria Math" w:hAnsi="Cambria Math"/>
+                        </w:rPr>
+                      </w:rPrChange>
+                    </w:rPr>
+                    <m:t>v</m:t>
+                  </m:r>
+                </m:e>
+                <m:sub>
+                  <m:r>
+                    <w:rPr>
+                      <w:rFonts w:ascii="Cambria Math" w:hAnsi="Cambria Math"/>
+                      <w:highlight w:val="yellow"/>
+                      <w:rPrChange w:id="160" w:author="Volodymyr Bondariev" w:date="2026-08-18T20:58:00Z" w16du:dateUtc="2026-08-18T17:58:00Z">
+                        <w:rPr>
+                          <w:rFonts w:ascii="Cambria Math" w:hAnsi="Cambria Math"/>
+                        </w:rPr>
+                      </w:rPrChange>
+                    </w:rPr>
+                    <m:t>p</m:t>
+                  </m:r>
+                </m:sub>
+                <m:sup>
+                  <m:r>
+                    <w:rPr>
+                      <w:rFonts w:ascii="Cambria Math" w:hAnsi="Cambria Math"/>
+                      <w:highlight w:val="yellow"/>
+                      <w:rPrChange w:id="161" w:author="Volodymyr Bondariev" w:date="2026-08-18T20:58:00Z" w16du:dateUtc="2026-08-18T17:58:00Z">
+                        <w:rPr>
+                          <w:rFonts w:ascii="Cambria Math" w:hAnsi="Cambria Math"/>
+                        </w:rPr>
+                      </w:rPrChange>
+                    </w:rPr>
+                    <m:t>2</m:t>
+                  </m:r>
+                </m:sup>
               </m:sSubSup>
             </m:e>
           </m:d>
@@ -3334,12 +3345,6 @@
                   <w:rFonts w:ascii="Cambria Math" w:hAnsi="Cambria Math"/>
                   <w:i/>
                   <w:highlight w:val="yellow"/>
-                  <w:rPrChange w:id="158" w:author="Volodymyr Bondariev" w:date="2026-08-18T20:58:00Z" w16du:dateUtc="2026-08-18T17:58:00Z">
-                    <w:rPr>
-                      <w:rFonts w:ascii="Cambria Math" w:hAnsi="Cambria Math"/>
-                      <w:i/>
-                    </w:rPr>
-                  </w:rPrChange>
                 </w:rPr>
               </m:ctrlPr>
             </m:fPr>
@@ -3348,7 +3353,7 @@
                 <w:rPr>
                   <w:rFonts w:ascii="Cambria Math" w:hAnsi="Cambria Math"/>
                   <w:highlight w:val="yellow"/>
-                  <w:rPrChange w:id="159" w:author="Volodymyr Bondariev" w:date="2026-08-18T20:58:00Z" w16du:dateUtc="2026-08-18T17:58:00Z">
+                  <w:rPrChange w:id="162" w:author="Volodymyr Bondariev" w:date="2026-08-18T20:58:00Z" w16du:dateUtc="2026-08-18T17:58:00Z">
                     <w:rPr>
                       <w:rFonts w:ascii="Cambria Math" w:hAnsi="Cambria Math"/>
                     </w:rPr>
@@ -3362,7 +3367,7 @@
                 <w:rPr>
                   <w:rFonts w:ascii="Cambria Math" w:hAnsi="Cambria Math"/>
                   <w:highlight w:val="yellow"/>
-                  <w:rPrChange w:id="160" w:author="Volodymyr Bondariev" w:date="2026-08-18T20:58:00Z" w16du:dateUtc="2026-08-18T17:58:00Z">
+                  <w:rPrChange w:id="163" w:author="Volodymyr Bondariev" w:date="2026-08-18T20:58:00Z" w16du:dateUtc="2026-08-18T17:58:00Z">
                     <w:rPr>
                       <w:rFonts w:ascii="Cambria Math" w:hAnsi="Cambria Math"/>
                     </w:rPr>
@@ -3376,7 +3381,7 @@
             <w:rPr>
               <w:rFonts w:ascii="Cambria Math" w:hAnsi="Cambria Math"/>
               <w:highlight w:val="yellow"/>
-              <w:rPrChange w:id="161" w:author="Volodymyr Bondariev" w:date="2026-08-18T20:58:00Z" w16du:dateUtc="2026-08-18T17:58:00Z">
+              <w:rPrChange w:id="164" w:author="Volodymyr Bondariev" w:date="2026-08-18T20:58:00Z" w16du:dateUtc="2026-08-18T17:58:00Z">
                 <w:rPr>
                   <w:rFonts w:ascii="Cambria Math" w:hAnsi="Cambria Math"/>
                 </w:rPr>
@@ -3391,12 +3396,6 @@
                   <w:rFonts w:ascii="Cambria Math" w:hAnsi="Cambria Math"/>
                   <w:i/>
                   <w:highlight w:val="yellow"/>
-                  <w:rPrChange w:id="162" w:author="Volodymyr Bondariev" w:date="2026-08-18T20:58:00Z" w16du:dateUtc="2026-08-18T17:58:00Z">
-                    <w:rPr>
-                      <w:rFonts w:ascii="Cambria Math" w:hAnsi="Cambria Math"/>
-                      <w:i/>
-                    </w:rPr>
-                  </w:rPrChange>
                 </w:rPr>
               </m:ctrlPr>
             </m:sSubPr>
@@ -3405,7 +3404,7 @@
                 <w:rPr>
                   <w:rFonts w:ascii="Cambria Math" w:hAnsi="Cambria Math"/>
                   <w:highlight w:val="yellow"/>
-                  <w:rPrChange w:id="163" w:author="Volodymyr Bondariev" w:date="2026-08-18T20:58:00Z" w16du:dateUtc="2026-08-18T17:58:00Z">
+                  <w:rPrChange w:id="165" w:author="Volodymyr Bondariev" w:date="2026-08-18T20:58:00Z" w16du:dateUtc="2026-08-18T17:58:00Z">
                     <w:rPr>
                       <w:rFonts w:ascii="Cambria Math" w:hAnsi="Cambria Math"/>
                     </w:rPr>
@@ -3419,7 +3418,7 @@
                 <w:rPr>
                   <w:rFonts w:ascii="Cambria Math" w:hAnsi="Cambria Math"/>
                   <w:highlight w:val="yellow"/>
-                  <w:rPrChange w:id="164" w:author="Volodymyr Bondariev" w:date="2026-08-18T20:58:00Z" w16du:dateUtc="2026-08-18T17:58:00Z">
+                  <w:rPrChange w:id="166" w:author="Volodymyr Bondariev" w:date="2026-08-18T20:58:00Z" w16du:dateUtc="2026-08-18T17:58:00Z">
                     <w:rPr>
                       <w:rFonts w:ascii="Cambria Math" w:hAnsi="Cambria Math"/>
                     </w:rPr>
@@ -3433,7 +3432,7 @@
             <w:rPr>
               <w:rFonts w:ascii="Cambria Math" w:hAnsi="Cambria Math"/>
               <w:highlight w:val="yellow"/>
-              <w:rPrChange w:id="165" w:author="Volodymyr Bondariev" w:date="2026-08-18T20:58:00Z" w16du:dateUtc="2026-08-18T17:58:00Z">
+              <w:rPrChange w:id="167" w:author="Volodymyr Bondariev" w:date="2026-08-18T20:58:00Z" w16du:dateUtc="2026-08-18T17:58:00Z">
                 <w:rPr>
                   <w:rFonts w:ascii="Cambria Math" w:hAnsi="Cambria Math"/>
                 </w:rPr>
@@ -3448,12 +3447,6 @@
                   <w:rFonts w:ascii="Cambria Math" w:hAnsi="Cambria Math"/>
                   <w:i/>
                   <w:highlight w:val="yellow"/>
-                  <w:rPrChange w:id="166" w:author="Volodymyr Bondariev" w:date="2026-08-18T20:58:00Z" w16du:dateUtc="2026-08-18T17:58:00Z">
-                    <w:rPr>
-                      <w:rFonts w:ascii="Cambria Math" w:hAnsi="Cambria Math"/>
-                      <w:i/>
-                    </w:rPr>
-                  </w:rPrChange>
                 </w:rPr>
               </m:ctrlPr>
             </m:fPr>
@@ -3462,7 +3455,7 @@
                 <w:rPr>
                   <w:rFonts w:ascii="Cambria Math" w:hAnsi="Cambria Math"/>
                   <w:highlight w:val="yellow"/>
-                  <w:rPrChange w:id="167" w:author="Volodymyr Bondariev" w:date="2026-08-18T20:58:00Z" w16du:dateUtc="2026-08-18T17:58:00Z">
+                  <w:rPrChange w:id="168" w:author="Volodymyr Bondariev" w:date="2026-08-18T20:58:00Z" w16du:dateUtc="2026-08-18T17:58:00Z">
                     <w:rPr>
                       <w:rFonts w:ascii="Cambria Math" w:hAnsi="Cambria Math"/>
                     </w:rPr>
@@ -3476,7 +3469,7 @@
                 <w:rPr>
                   <w:rFonts w:ascii="Cambria Math" w:hAnsi="Cambria Math"/>
                   <w:highlight w:val="yellow"/>
-                  <w:rPrChange w:id="168" w:author="Volodymyr Bondariev" w:date="2026-08-18T20:58:00Z" w16du:dateUtc="2026-08-18T17:58:00Z">
+                  <w:rPrChange w:id="169" w:author="Volodymyr Bondariev" w:date="2026-08-18T20:58:00Z" w16du:dateUtc="2026-08-18T17:58:00Z">
                     <w:rPr>
                       <w:rFonts w:ascii="Cambria Math" w:hAnsi="Cambria Math"/>
                     </w:rPr>
@@ -3490,7 +3483,7 @@
             <w:rPr>
               <w:rFonts w:ascii="Cambria Math" w:hAnsi="Cambria Math"/>
               <w:highlight w:val="yellow"/>
-              <w:rPrChange w:id="169" w:author="Volodymyr Bondariev" w:date="2026-08-18T20:58:00Z" w16du:dateUtc="2026-08-18T17:58:00Z">
+              <w:rPrChange w:id="170" w:author="Volodymyr Bondariev" w:date="2026-08-18T20:58:00Z" w16du:dateUtc="2026-08-18T17:58:00Z">
                 <w:rPr>
                   <w:rFonts w:ascii="Cambria Math" w:hAnsi="Cambria Math"/>
                 </w:rPr>
@@ -3505,18 +3498,18 @@
       <w:pPr>
         <w:rPr>
           <w:highlight w:val="yellow"/>
-          <w:rPrChange w:id="170" w:author="Volodymyr Bondariev" w:date="2026-08-18T20:58:00Z" w16du:dateUtc="2026-08-18T17:58:00Z">
-            <w:rPr/>
-          </w:rPrChange>
-        </w:rPr>
-      </w:pPr>
-      <w:r>
-        <w:rPr>
-          <w:highlight w:val="yellow"/>
           <w:rPrChange w:id="171" w:author="Volodymyr Bondariev" w:date="2026-08-18T20:58:00Z" w16du:dateUtc="2026-08-18T17:58:00Z">
             <w:rPr/>
           </w:rPrChange>
         </w:rPr>
+      </w:pPr>
+      <w:r>
+        <w:rPr>
+          <w:highlight w:val="yellow"/>
+          <w:rPrChange w:id="172" w:author="Volodymyr Bondariev" w:date="2026-08-18T20:58:00Z" w16du:dateUtc="2026-08-18T17:58:00Z">
+            <w:rPr/>
+          </w:rPrChange>
+        </w:rPr>
         <w:t xml:space="preserve">Тут </w:t>
       </w:r>
       <w:r>
@@ -3524,7 +3517,7 @@
           <w:i/>
           <w:iCs/>
           <w:highlight w:val="yellow"/>
-          <w:rPrChange w:id="172" w:author="Volodymyr Bondariev" w:date="2026-08-18T20:58:00Z" w16du:dateUtc="2026-08-18T17:58:00Z">
+          <w:rPrChange w:id="173" w:author="Volodymyr Bondariev" w:date="2026-08-18T20:58:00Z" w16du:dateUtc="2026-08-18T17:58:00Z">
             <w:rPr>
               <w:i/>
               <w:iCs/>
@@ -3536,20 +3529,11 @@
       <w:r>
         <w:rPr>
           <w:highlight w:val="yellow"/>
-          <w:rPrChange w:id="173" w:author="Volodymyr Bondariev" w:date="2026-08-18T20:58:00Z" w16du:dateUtc="2026-08-18T17:58:00Z">
-            <w:rPr/>
-          </w:rPrChange>
-        </w:rPr>
-        <w:t xml:space="preserve"> </w:t>
-      </w:r>
-      <w:r>
-        <w:rPr>
-          <w:highlight w:val="yellow"/>
           <w:rPrChange w:id="174" w:author="Volodymyr Bondariev" w:date="2026-08-18T20:58:00Z" w16du:dateUtc="2026-08-18T17:58:00Z">
             <w:rPr/>
           </w:rPrChange>
         </w:rPr>
-        <w:t>означає</w:t>
+        <w:t xml:space="preserve"> </w:t>
       </w:r>
       <w:r>
         <w:rPr>
@@ -3558,7 +3542,7 @@
             <w:rPr/>
           </w:rPrChange>
         </w:rPr>
-        <w:t xml:space="preserve"> швидкість поршня, наближену до бажаної,</w:t>
+        <w:t>означає</w:t>
       </w:r>
       <w:r>
         <w:rPr>
@@ -3567,6 +3551,15 @@
             <w:rPr/>
           </w:rPrChange>
         </w:rPr>
+        <w:t xml:space="preserve"> швидкість поршня, наближену до бажаної,</w:t>
+      </w:r>
+      <w:r>
+        <w:rPr>
+          <w:highlight w:val="yellow"/>
+          <w:rPrChange w:id="177" w:author="Volodymyr Bondariev" w:date="2026-08-18T20:58:00Z" w16du:dateUtc="2026-08-18T17:58:00Z">
+            <w:rPr/>
+          </w:rPrChange>
+        </w:rPr>
         <w:t xml:space="preserve"> </w:t>
       </w:r>
       <w:proofErr w:type="spellStart"/>
@@ -3575,7 +3568,7 @@
           <w:i/>
           <w:iCs/>
           <w:highlight w:val="yellow"/>
-          <w:rPrChange w:id="177" w:author="Volodymyr Bondariev" w:date="2026-08-18T20:58:00Z" w16du:dateUtc="2026-08-18T17:58:00Z">
+          <w:rPrChange w:id="178" w:author="Volodymyr Bondariev" w:date="2026-08-18T20:58:00Z" w16du:dateUtc="2026-08-18T17:58:00Z">
             <w:rPr>
               <w:i/>
               <w:iCs/>
@@ -3588,7 +3581,7 @@
       <w:r>
         <w:rPr>
           <w:highlight w:val="yellow"/>
-          <w:rPrChange w:id="178" w:author="Volodymyr Bondariev" w:date="2026-08-18T20:58:00Z" w16du:dateUtc="2026-08-18T17:58:00Z">
+          <w:rPrChange w:id="179" w:author="Volodymyr Bondariev" w:date="2026-08-18T20:58:00Z" w16du:dateUtc="2026-08-18T17:58:00Z">
             <w:rPr/>
           </w:rPrChange>
         </w:rPr>
@@ -3602,12 +3595,6 @@
                 <w:rFonts w:ascii="Cambria Math" w:hAnsi="Cambria Math"/>
                 <w:i/>
                 <w:highlight w:val="yellow"/>
-                <w:rPrChange w:id="179" w:author="Volodymyr Bondariev" w:date="2026-08-18T20:58:00Z" w16du:dateUtc="2026-08-18T17:58:00Z">
-                  <w:rPr>
-                    <w:rFonts w:ascii="Cambria Math" w:hAnsi="Cambria Math"/>
-                    <w:i/>
-                  </w:rPr>
-                </w:rPrChange>
               </w:rPr>
             </m:ctrlPr>
           </m:sSubPr>
@@ -3766,12 +3753,6 @@
                 <w:rFonts w:ascii="Cambria Math" w:hAnsi="Cambria Math"/>
                 <w:i/>
                 <w:highlight w:val="yellow"/>
-                <w:rPrChange w:id="193" w:author="Volodymyr Bondariev" w:date="2026-08-18T20:58:00Z" w16du:dateUtc="2026-08-18T17:58:00Z">
-                  <w:rPr>
-                    <w:rFonts w:ascii="Cambria Math" w:hAnsi="Cambria Math"/>
-                    <w:i/>
-                  </w:rPr>
-                </w:rPrChange>
               </w:rPr>
             </m:ctrlPr>
           </m:sSubPr>
@@ -3780,7 +3761,7 @@
               <w:rPr>
                 <w:rFonts w:ascii="Cambria Math" w:hAnsi="Cambria Math"/>
                 <w:highlight w:val="yellow"/>
-                <w:rPrChange w:id="194" w:author="Volodymyr Bondariev" w:date="2026-08-18T20:58:00Z" w16du:dateUtc="2026-08-18T17:58:00Z">
+                <w:rPrChange w:id="193" w:author="Volodymyr Bondariev" w:date="2026-08-18T20:58:00Z" w16du:dateUtc="2026-08-18T17:58:00Z">
                   <w:rPr>
                     <w:rFonts w:ascii="Cambria Math" w:hAnsi="Cambria Math"/>
                   </w:rPr>
@@ -3794,7 +3775,7 @@
               <w:rPr>
                 <w:rFonts w:ascii="Cambria Math" w:hAnsi="Cambria Math"/>
                 <w:highlight w:val="yellow"/>
-                <w:rPrChange w:id="195" w:author="Volodymyr Bondariev" w:date="2026-08-18T20:58:00Z" w16du:dateUtc="2026-08-18T17:58:00Z">
+                <w:rPrChange w:id="194" w:author="Volodymyr Bondariev" w:date="2026-08-18T20:58:00Z" w16du:dateUtc="2026-08-18T17:58:00Z">
                   <w:rPr>
                     <w:rFonts w:ascii="Cambria Math" w:hAnsi="Cambria Math"/>
                   </w:rPr>
@@ -3808,13 +3789,28 @@
       <w:r>
         <w:rPr>
           <w:highlight w:val="yellow"/>
-          <w:rPrChange w:id="196" w:author="Volodymyr Bondariev" w:date="2026-08-18T20:58:00Z" w16du:dateUtc="2026-08-18T17:58:00Z">
+          <w:rPrChange w:id="195" w:author="Volodymyr Bondariev" w:date="2026-08-18T20:58:00Z" w16du:dateUtc="2026-08-18T17:58:00Z">
             <w:rPr/>
           </w:rPrChange>
         </w:rPr>
         <w:t xml:space="preserve"> було б найпростішим варіантом, але тоді </w:t>
       </w:r>
       <w:proofErr w:type="spellStart"/>
+      <w:r>
+        <w:rPr>
+          <w:i/>
+          <w:iCs/>
+          <w:highlight w:val="yellow"/>
+          <w:rPrChange w:id="196" w:author="Volodymyr Bondariev" w:date="2026-08-18T20:58:00Z" w16du:dateUtc="2026-08-18T17:58:00Z">
+            <w:rPr>
+              <w:i/>
+              <w:iCs/>
+            </w:rPr>
+          </w:rPrChange>
+        </w:rPr>
+        <w:t>ΔQ</w:t>
+      </w:r>
+      <w:proofErr w:type="spellEnd"/>
       <w:r>
         <w:rPr>
           <w:i/>
@@ -3827,38 +3823,23 @@
             </w:rPr>
           </w:rPrChange>
         </w:rPr>
-        <w:t>ΔQ</w:t>
-      </w:r>
-      <w:proofErr w:type="spellEnd"/>
+        <w:t xml:space="preserve">, </w:t>
+      </w:r>
+      <w:r>
+        <w:rPr>
+          <w:highlight w:val="yellow"/>
+          <w:rPrChange w:id="198" w:author="Volodymyr Bondariev" w:date="2026-08-18T20:58:00Z" w16du:dateUtc="2026-08-18T17:58:00Z">
+            <w:rPr/>
+          </w:rPrChange>
+        </w:rPr>
+        <w:t>а з ним і</w:t>
+      </w:r>
       <w:r>
         <w:rPr>
           <w:i/>
           <w:iCs/>
           <w:highlight w:val="yellow"/>
-          <w:rPrChange w:id="198" w:author="Volodymyr Bondariev" w:date="2026-08-18T20:58:00Z" w16du:dateUtc="2026-08-18T17:58:00Z">
-            <w:rPr>
-              <w:i/>
-              <w:iCs/>
-            </w:rPr>
-          </w:rPrChange>
-        </w:rPr>
-        <w:t xml:space="preserve">, </w:t>
-      </w:r>
-      <w:r>
-        <w:rPr>
-          <w:highlight w:val="yellow"/>
           <w:rPrChange w:id="199" w:author="Volodymyr Bondariev" w:date="2026-08-18T20:58:00Z" w16du:dateUtc="2026-08-18T17:58:00Z">
-            <w:rPr/>
-          </w:rPrChange>
-        </w:rPr>
-        <w:t>а з ним і</w:t>
-      </w:r>
-      <w:r>
-        <w:rPr>
-          <w:i/>
-          <w:iCs/>
-          <w:highlight w:val="yellow"/>
-          <w:rPrChange w:id="200" w:author="Volodymyr Bondariev" w:date="2026-08-18T20:58:00Z" w16du:dateUtc="2026-08-18T17:58:00Z">
             <w:rPr>
               <w:i/>
               <w:iCs/>
@@ -3875,12 +3856,6 @@
                 <w:rFonts w:ascii="Cambria Math" w:hAnsi="Cambria Math"/>
                 <w:i/>
                 <w:highlight w:val="yellow"/>
-                <w:rPrChange w:id="201" w:author="Volodymyr Bondariev" w:date="2026-08-18T20:58:00Z" w16du:dateUtc="2026-08-18T17:58:00Z">
-                  <w:rPr>
-                    <w:rFonts w:ascii="Cambria Math" w:hAnsi="Cambria Math"/>
-                    <w:i/>
-                  </w:rPr>
-                </w:rPrChange>
               </w:rPr>
             </m:ctrlPr>
           </m:sSubPr>
@@ -3889,7 +3864,7 @@
               <w:rPr>
                 <w:rFonts w:ascii="Cambria Math" w:hAnsi="Cambria Math"/>
                 <w:highlight w:val="yellow"/>
-                <w:rPrChange w:id="202" w:author="Volodymyr Bondariev" w:date="2026-08-18T20:58:00Z" w16du:dateUtc="2026-08-18T17:58:00Z">
+                <w:rPrChange w:id="200" w:author="Volodymyr Bondariev" w:date="2026-08-18T20:58:00Z" w16du:dateUtc="2026-08-18T17:58:00Z">
                   <w:rPr>
                     <w:rFonts w:ascii="Cambria Math" w:hAnsi="Cambria Math"/>
                   </w:rPr>
@@ -3903,7 +3878,7 @@
               <w:rPr>
                 <w:rFonts w:ascii="Cambria Math" w:hAnsi="Cambria Math"/>
                 <w:highlight w:val="yellow"/>
-                <w:rPrChange w:id="203" w:author="Volodymyr Bondariev" w:date="2026-08-18T20:58:00Z" w16du:dateUtc="2026-08-18T17:58:00Z">
+                <w:rPrChange w:id="201" w:author="Volodymyr Bondariev" w:date="2026-08-18T20:58:00Z" w16du:dateUtc="2026-08-18T17:58:00Z">
                   <w:rPr>
                     <w:rFonts w:ascii="Cambria Math" w:hAnsi="Cambria Math"/>
                   </w:rPr>
@@ -3918,7 +3893,7 @@
         <w:rPr>
           <w:i/>
           <w:highlight w:val="yellow"/>
-          <w:rPrChange w:id="204" w:author="Volodymyr Bondariev" w:date="2026-08-18T20:58:00Z" w16du:dateUtc="2026-08-18T17:58:00Z">
+          <w:rPrChange w:id="202" w:author="Volodymyr Bondariev" w:date="2026-08-18T20:58:00Z" w16du:dateUtc="2026-08-18T17:58:00Z">
             <w:rPr>
               <w:i/>
             </w:rPr>
@@ -3929,11 +3904,29 @@
       <w:r>
         <w:rPr>
           <w:highlight w:val="yellow"/>
+          <w:rPrChange w:id="203" w:author="Volodymyr Bondariev" w:date="2026-08-18T20:58:00Z" w16du:dateUtc="2026-08-18T17:58:00Z">
+            <w:rPr/>
+          </w:rPrChange>
+        </w:rPr>
+        <w:t>мож</w:t>
+      </w:r>
+      <w:r>
+        <w:rPr>
+          <w:highlight w:val="yellow"/>
+          <w:rPrChange w:id="204" w:author="Volodymyr Bondariev" w:date="2026-08-18T20:58:00Z" w16du:dateUtc="2026-08-18T17:58:00Z">
+            <w:rPr/>
+          </w:rPrChange>
+        </w:rPr>
+        <w:t>уть</w:t>
+      </w:r>
+      <w:r>
+        <w:rPr>
+          <w:highlight w:val="yellow"/>
           <w:rPrChange w:id="205" w:author="Volodymyr Bondariev" w:date="2026-08-18T20:58:00Z" w16du:dateUtc="2026-08-18T17:58:00Z">
             <w:rPr/>
           </w:rPrChange>
         </w:rPr>
-        <w:t>мож</w:t>
+        <w:t xml:space="preserve"> </w:t>
       </w:r>
       <w:r>
         <w:rPr>
@@ -3942,7 +3935,7 @@
             <w:rPr/>
           </w:rPrChange>
         </w:rPr>
-        <w:t>уть</w:t>
+        <w:t>стати завеликими, і збільшити похибку обчислень</w:t>
       </w:r>
       <w:r>
         <w:rPr>
@@ -3951,24 +3944,6 @@
             <w:rPr/>
           </w:rPrChange>
         </w:rPr>
-        <w:t xml:space="preserve"> </w:t>
-      </w:r>
-      <w:r>
-        <w:rPr>
-          <w:highlight w:val="yellow"/>
-          <w:rPrChange w:id="208" w:author="Volodymyr Bondariev" w:date="2026-08-18T20:58:00Z" w16du:dateUtc="2026-08-18T17:58:00Z">
-            <w:rPr/>
-          </w:rPrChange>
-        </w:rPr>
-        <w:t>стати завеликими, і збільшити похибку обчислень</w:t>
-      </w:r>
-      <w:r>
-        <w:rPr>
-          <w:highlight w:val="yellow"/>
-          <w:rPrChange w:id="209" w:author="Volodymyr Bondariev" w:date="2026-08-18T20:58:00Z" w16du:dateUtc="2026-08-18T17:58:00Z">
-            <w:rPr/>
-          </w:rPrChange>
-        </w:rPr>
         <w:t xml:space="preserve">, тому різницю між </w:t>
       </w:r>
       <w:r>
@@ -3976,7 +3951,7 @@
           <w:i/>
           <w:iCs/>
           <w:highlight w:val="yellow"/>
-          <w:rPrChange w:id="210" w:author="Volodymyr Bondariev" w:date="2026-08-18T20:58:00Z" w16du:dateUtc="2026-08-18T17:58:00Z">
+          <w:rPrChange w:id="208" w:author="Volodymyr Bondariev" w:date="2026-08-18T20:58:00Z" w16du:dateUtc="2026-08-18T17:58:00Z">
             <w:rPr>
               <w:i/>
               <w:iCs/>
@@ -3988,7 +3963,7 @@
       <w:r>
         <w:rPr>
           <w:highlight w:val="yellow"/>
-          <w:rPrChange w:id="211" w:author="Volodymyr Bondariev" w:date="2026-08-18T20:58:00Z" w16du:dateUtc="2026-08-18T17:58:00Z">
+          <w:rPrChange w:id="209" w:author="Volodymyr Bondariev" w:date="2026-08-18T20:58:00Z" w16du:dateUtc="2026-08-18T17:58:00Z">
             <w:rPr/>
           </w:rPrChange>
         </w:rPr>
@@ -4002,12 +3977,6 @@
                 <w:rFonts w:ascii="Cambria Math" w:hAnsi="Cambria Math"/>
                 <w:i/>
                 <w:highlight w:val="yellow"/>
-                <w:rPrChange w:id="212" w:author="Volodymyr Bondariev" w:date="2026-08-18T20:58:00Z" w16du:dateUtc="2026-08-18T17:58:00Z">
-                  <w:rPr>
-                    <w:rFonts w:ascii="Cambria Math" w:hAnsi="Cambria Math"/>
-                    <w:i/>
-                  </w:rPr>
-                </w:rPrChange>
               </w:rPr>
             </m:ctrlPr>
           </m:sSubPr>
@@ -4016,7 +3985,7 @@
               <w:rPr>
                 <w:rFonts w:ascii="Cambria Math" w:hAnsi="Cambria Math"/>
                 <w:highlight w:val="yellow"/>
-                <w:rPrChange w:id="213" w:author="Volodymyr Bondariev" w:date="2026-08-18T20:58:00Z" w16du:dateUtc="2026-08-18T17:58:00Z">
+                <w:rPrChange w:id="210" w:author="Volodymyr Bondariev" w:date="2026-08-18T20:58:00Z" w16du:dateUtc="2026-08-18T17:58:00Z">
                   <w:rPr>
                     <w:rFonts w:ascii="Cambria Math" w:hAnsi="Cambria Math"/>
                   </w:rPr>
@@ -4030,7 +3999,7 @@
               <w:rPr>
                 <w:rFonts w:ascii="Cambria Math" w:hAnsi="Cambria Math"/>
                 <w:highlight w:val="yellow"/>
-                <w:rPrChange w:id="214" w:author="Volodymyr Bondariev" w:date="2026-08-18T20:58:00Z" w16du:dateUtc="2026-08-18T17:58:00Z">
+                <w:rPrChange w:id="211" w:author="Volodymyr Bondariev" w:date="2026-08-18T20:58:00Z" w16du:dateUtc="2026-08-18T17:58:00Z">
                   <w:rPr>
                     <w:rFonts w:ascii="Cambria Math" w:hAnsi="Cambria Math"/>
                   </w:rPr>
@@ -4044,7 +4013,7 @@
       <w:r>
         <w:rPr>
           <w:highlight w:val="yellow"/>
-          <w:rPrChange w:id="215" w:author="Volodymyr Bondariev" w:date="2026-08-18T20:58:00Z" w16du:dateUtc="2026-08-18T17:58:00Z">
+          <w:rPrChange w:id="212" w:author="Volodymyr Bondariev" w:date="2026-08-18T20:58:00Z" w16du:dateUtc="2026-08-18T17:58:00Z">
             <w:rPr/>
           </w:rPrChange>
         </w:rPr>
@@ -4054,6 +4023,12 @@
     <w:p>
       <w:pPr>
         <w:ind w:firstLine="708"/>
+        <w:rPr>
+          <w:highlight w:val="yellow"/>
+          <w:rPrChange w:id="213" w:author="Volodymyr Bondariev" w:date="2026-08-19T08:22:00Z" w16du:dateUtc="2026-08-19T05:22:00Z">
+            <w:rPr/>
+          </w:rPrChange>
+        </w:rPr>
       </w:pPr>
       <m:oMathPara>
         <m:oMath>
@@ -4061,7 +4036,7 @@
             <w:rPr>
               <w:rFonts w:ascii="Cambria Math" w:hAnsi="Cambria Math"/>
               <w:highlight w:val="yellow"/>
-              <w:rPrChange w:id="216" w:author="Volodymyr Bondariev" w:date="2026-08-18T20:58:00Z" w16du:dateUtc="2026-08-18T17:58:00Z">
+              <w:rPrChange w:id="214" w:author="Volodymyr Bondariev" w:date="2026-08-19T08:22:00Z" w16du:dateUtc="2026-08-19T05:22:00Z">
                 <w:rPr>
                   <w:rFonts w:ascii="Cambria Math" w:hAnsi="Cambria Math"/>
                 </w:rPr>
@@ -4076,12 +4051,6 @@
                   <w:rFonts w:ascii="Cambria Math" w:hAnsi="Cambria Math"/>
                   <w:i/>
                   <w:highlight w:val="yellow"/>
-                  <w:rPrChange w:id="217" w:author="Volodymyr Bondariev" w:date="2026-08-18T20:58:00Z" w16du:dateUtc="2026-08-18T17:58:00Z">
-                    <w:rPr>
-                      <w:rFonts w:ascii="Cambria Math" w:hAnsi="Cambria Math"/>
-                      <w:i/>
-                    </w:rPr>
-                  </w:rPrChange>
                 </w:rPr>
               </m:ctrlPr>
             </m:sSubPr>
@@ -4090,7 +4059,7 @@
                 <w:rPr>
                   <w:rFonts w:ascii="Cambria Math" w:hAnsi="Cambria Math"/>
                   <w:highlight w:val="yellow"/>
-                  <w:rPrChange w:id="218" w:author="Volodymyr Bondariev" w:date="2026-08-18T20:58:00Z" w16du:dateUtc="2026-08-18T17:58:00Z">
+                  <w:rPrChange w:id="215" w:author="Volodymyr Bondariev" w:date="2026-08-19T08:22:00Z" w16du:dateUtc="2026-08-19T05:22:00Z">
                     <w:rPr>
                       <w:rFonts w:ascii="Cambria Math" w:hAnsi="Cambria Math"/>
                     </w:rPr>
@@ -4104,7 +4073,7 @@
                 <w:rPr>
                   <w:rFonts w:ascii="Cambria Math" w:hAnsi="Cambria Math"/>
                   <w:highlight w:val="yellow"/>
-                  <w:rPrChange w:id="219" w:author="Volodymyr Bondariev" w:date="2026-08-18T20:58:00Z" w16du:dateUtc="2026-08-18T17:58:00Z">
+                  <w:rPrChange w:id="216" w:author="Volodymyr Bondariev" w:date="2026-08-19T08:22:00Z" w16du:dateUtc="2026-08-19T05:22:00Z">
                     <w:rPr>
                       <w:rFonts w:ascii="Cambria Math" w:hAnsi="Cambria Math"/>
                     </w:rPr>
@@ -4118,31 +4087,43 @@
             <w:rPr>
               <w:rFonts w:ascii="Cambria Math" w:hAnsi="Cambria Math"/>
               <w:highlight w:val="yellow"/>
-              <w:rPrChange w:id="220" w:author="Volodymyr Bondariev" w:date="2026-08-18T20:58:00Z" w16du:dateUtc="2026-08-18T17:58:00Z">
+              <w:rPrChange w:id="217" w:author="Volodymyr Bondariev" w:date="2026-08-19T08:22:00Z" w16du:dateUtc="2026-08-19T05:22:00Z">
                 <w:rPr>
                   <w:rFonts w:ascii="Cambria Math" w:hAnsi="Cambria Math"/>
                 </w:rPr>
               </w:rPrChange>
             </w:rPr>
-            <m:t>)                             (5)</m:t>
-          </m:r>
-          <m:r>
-            <w:rPr>
-              <w:rFonts w:ascii="Cambria Math" w:hAnsi="Cambria Math"/>
-            </w:rPr>
-            <m:t xml:space="preserve">   </m:t>
+            <m:t xml:space="preserve">)                             (5)   </m:t>
           </m:r>
         </m:oMath>
       </m:oMathPara>
     </w:p>
     <w:p>
       <w:r>
+        <w:rPr>
+          <w:highlight w:val="yellow"/>
+          <w:rPrChange w:id="218" w:author="Volodymyr Bondariev" w:date="2026-08-19T08:22:00Z" w16du:dateUtc="2026-08-19T05:22:00Z">
+            <w:rPr/>
+          </w:rPrChange>
+        </w:rPr>
         <w:t>Застосування рівнян</w:t>
       </w:r>
       <w:r>
+        <w:rPr>
+          <w:highlight w:val="yellow"/>
+          <w:rPrChange w:id="219" w:author="Volodymyr Bondariev" w:date="2026-08-19T08:22:00Z" w16du:dateUtc="2026-08-19T05:22:00Z">
+            <w:rPr/>
+          </w:rPrChange>
+        </w:rPr>
         <w:t>ь</w:t>
       </w:r>
       <w:r>
+        <w:rPr>
+          <w:highlight w:val="yellow"/>
+          <w:rPrChange w:id="220" w:author="Volodymyr Bondariev" w:date="2026-08-19T08:22:00Z" w16du:dateUtc="2026-08-19T05:22:00Z">
+            <w:rPr/>
+          </w:rPrChange>
+        </w:rPr>
         <w:t xml:space="preserve"> (4) разом з рівняннями (5) дають прийнятний результат моделювання ізобаричного процесу.</w:t>
       </w:r>
     </w:p>
@@ -4163,13 +4144,54 @@
     </w:p>
     <w:p>
       <w:r>
-        <w:t xml:space="preserve">Збільшення об’єму відбувається завдяки зменшенню навантаження на поршень, температура газу підтримується </w:t>
-      </w:r>
+        <w:t xml:space="preserve">Збільшення об’єму </w:t>
+      </w:r>
+      <w:ins w:id="221" w:author="Volodymyr Bondariev" w:date="2026-08-19T15:00:00Z" w16du:dateUtc="2026-08-19T12:00:00Z">
+        <w:r>
+          <w:t xml:space="preserve">газу </w:t>
+        </w:r>
+      </w:ins>
+      <w:r>
+        <w:t xml:space="preserve">відбувається завдяки зменшенню навантаження на поршень, температура газу </w:t>
+      </w:r>
+      <w:del w:id="222" w:author="Volodymyr Bondariev" w:date="2026-08-19T15:00:00Z" w16du:dateUtc="2026-08-19T12:00:00Z">
+        <w:r>
+          <w:delText xml:space="preserve">підтримується </w:delText>
+        </w:r>
+      </w:del>
+      <w:ins w:id="223" w:author="Volodymyr Bondariev" w:date="2026-08-19T15:00:00Z" w16du:dateUtc="2026-08-19T12:00:00Z">
+        <w:r>
+          <w:t>не знижується</w:t>
+        </w:r>
+        <w:r>
+          <w:t xml:space="preserve"> </w:t>
+        </w:r>
+      </w:ins>
       <w:r>
         <w:t xml:space="preserve">за рахунок </w:t>
       </w:r>
-      <w:r>
-        <w:t xml:space="preserve">збільшення швидкості часток. </w:t>
+      <w:del w:id="224" w:author="Volodymyr Bondariev" w:date="2026-08-19T08:24:00Z" w16du:dateUtc="2026-08-19T05:24:00Z">
+        <w:r>
+          <w:delText>збільшення швидкості часток</w:delText>
+        </w:r>
+      </w:del>
+      <w:ins w:id="225" w:author="Volodymyr Bondariev" w:date="2026-08-19T08:25:00Z" w16du:dateUtc="2026-08-19T05:25:00Z">
+        <w:r>
+          <w:t xml:space="preserve">отримання </w:t>
+        </w:r>
+      </w:ins>
+      <w:ins w:id="226" w:author="Volodymyr Bondariev" w:date="2026-08-19T08:24:00Z" w16du:dateUtc="2026-08-19T05:24:00Z">
+        <w:r>
+          <w:t>ене</w:t>
+        </w:r>
+      </w:ins>
+      <w:ins w:id="227" w:author="Volodymyr Bondariev" w:date="2026-08-19T08:25:00Z" w16du:dateUtc="2026-08-19T05:25:00Z">
+        <w:r>
+          <w:t>ргії від нагрівача</w:t>
+        </w:r>
+      </w:ins>
+      <w:r>
+        <w:t xml:space="preserve">. </w:t>
       </w:r>
     </w:p>
     <w:p>
@@ -4230,7 +4252,78 @@
         <w:t>,</w:t>
       </w:r>
       <w:r>
-        <w:t xml:space="preserve"> яке подібне до (2)  і визначає, як має змінюватися навантаження, щоб дотриматися бажаної постійної швидкості поршня </w:t>
+        <w:t xml:space="preserve"> яке подібне до </w:t>
+      </w:r>
+      <w:ins w:id="228" w:author="Volodymyr Bondariev" w:date="2026-08-19T08:26:00Z" w16du:dateUtc="2026-08-19T05:26:00Z">
+        <w:r>
+          <w:t xml:space="preserve">рівняння </w:t>
+        </w:r>
+      </w:ins>
+      <w:r>
+        <w:t xml:space="preserve">(2)  і визначає, як має змінюватися навантаження, щоб </w:t>
+      </w:r>
+      <w:del w:id="229" w:author="Volodymyr Bondariev" w:date="2026-08-19T15:02:00Z" w16du:dateUtc="2026-08-19T12:02:00Z">
+        <w:r>
+          <w:delText xml:space="preserve">дотриматися </w:delText>
+        </w:r>
+      </w:del>
+      <w:ins w:id="230" w:author="Volodymyr Bondariev" w:date="2026-08-19T15:02:00Z" w16du:dateUtc="2026-08-19T12:02:00Z">
+        <w:r>
+          <w:t>забезпечити</w:t>
+        </w:r>
+        <w:r>
+          <w:t xml:space="preserve"> </w:t>
+        </w:r>
+      </w:ins>
+      <w:r>
+        <w:t>бажан</w:t>
+      </w:r>
+      <w:ins w:id="231" w:author="Volodymyr Bondariev" w:date="2026-08-19T15:02:00Z" w16du:dateUtc="2026-08-19T12:02:00Z">
+        <w:r>
+          <w:t>у</w:t>
+        </w:r>
+      </w:ins>
+      <w:del w:id="232" w:author="Volodymyr Bondariev" w:date="2026-08-19T15:02:00Z" w16du:dateUtc="2026-08-19T12:02:00Z">
+        <w:r>
+          <w:delText>ої</w:delText>
+        </w:r>
+      </w:del>
+      <w:r>
+        <w:t xml:space="preserve"> </w:t>
+      </w:r>
+      <w:del w:id="233" w:author="Volodymyr Bondariev" w:date="2026-08-19T15:02:00Z" w16du:dateUtc="2026-08-19T12:02:00Z">
+        <w:r>
+          <w:delText xml:space="preserve">постійної </w:delText>
+        </w:r>
+      </w:del>
+      <w:r>
+        <w:t>швидк</w:t>
+      </w:r>
+      <w:ins w:id="234" w:author="Volodymyr Bondariev" w:date="2026-08-19T15:02:00Z" w16du:dateUtc="2026-08-19T12:02:00Z">
+        <w:r>
+          <w:t>і</w:t>
+        </w:r>
+      </w:ins>
+      <w:del w:id="235" w:author="Volodymyr Bondariev" w:date="2026-08-19T15:02:00Z" w16du:dateUtc="2026-08-19T12:02:00Z">
+        <w:r>
+          <w:delText>о</w:delText>
+        </w:r>
+      </w:del>
+      <w:r>
+        <w:t>ст</w:t>
+      </w:r>
+      <w:ins w:id="236" w:author="Volodymyr Bondariev" w:date="2026-08-19T15:02:00Z" w16du:dateUtc="2026-08-19T12:02:00Z">
+        <w:r>
+          <w:t>ь</w:t>
+        </w:r>
+      </w:ins>
+      <w:del w:id="237" w:author="Volodymyr Bondariev" w:date="2026-08-19T15:02:00Z" w16du:dateUtc="2026-08-19T12:02:00Z">
+        <w:r>
+          <w:delText>і</w:delText>
+        </w:r>
+      </w:del>
+      <w:r>
+        <w:t xml:space="preserve"> поршня </w:t>
       </w:r>
       <w:r>
         <w:rPr>
@@ -4373,43 +4466,59 @@
             </m:e>
           </m:d>
           <m:r>
-            <w:rPr>
-              <w:rFonts w:ascii="Cambria Math" w:hAnsi="Cambria Math"/>
-            </w:rPr>
-            <m:t xml:space="preserve">=M </m:t>
+            <w:del w:id="238" w:author="Volodymyr Bondariev" w:date="2026-08-19T15:06:00Z" w16du:dateUtc="2026-08-19T12:06:00Z">
+              <w:rPr>
+                <w:rFonts w:ascii="Cambria Math" w:hAnsi="Cambria Math"/>
+              </w:rPr>
+              <m:t xml:space="preserve">=M </m:t>
+            </w:del>
           </m:r>
           <m:d>
             <m:dPr>
               <m:ctrlPr>
-                <w:rPr>
-                  <w:rFonts w:ascii="Cambria Math" w:hAnsi="Cambria Math"/>
-                  <w:i/>
-                </w:rPr>
+                <w:del w:id="239" w:author="Volodymyr Bondariev" w:date="2026-08-19T15:06:00Z" w16du:dateUtc="2026-08-19T12:06:00Z">
+                  <w:rPr>
+                    <w:rFonts w:ascii="Cambria Math" w:hAnsi="Cambria Math"/>
+                    <w:i/>
+                  </w:rPr>
+                </w:del>
               </m:ctrlPr>
             </m:dPr>
             <m:e>
               <m:r>
-                <w:rPr>
-                  <w:rFonts w:ascii="Cambria Math" w:hAnsi="Cambria Math"/>
-                </w:rPr>
-                <m:t>1-</m:t>
+                <w:del w:id="240" w:author="Volodymyr Bondariev" w:date="2026-08-19T15:06:00Z" w16du:dateUtc="2026-08-19T12:06:00Z">
+                  <w:rPr>
+                    <w:rFonts w:ascii="Cambria Math" w:hAnsi="Cambria Math"/>
+                  </w:rPr>
+                  <m:t>1-</m:t>
+                </w:del>
               </m:r>
               <m:r>
-                <m:rPr>
-                  <m:sty m:val="p"/>
-                </m:rPr>
-                <w:rPr>
-                  <w:rFonts w:ascii="Cambria Math" w:hAnsi="Cambria Math"/>
-                </w:rPr>
-                <m:t>ε</m:t>
+                <w:del w:id="241" w:author="Volodymyr Bondariev" w:date="2026-08-19T15:06:00Z" w16du:dateUtc="2026-08-19T12:06:00Z">
+                  <m:rPr>
+                    <m:sty m:val="p"/>
+                  </m:rPr>
+                  <w:rPr>
+                    <w:rFonts w:ascii="Cambria Math" w:hAnsi="Cambria Math"/>
+                  </w:rPr>
+                  <m:t>ε</m:t>
+                </w:del>
               </m:r>
             </m:e>
           </m:d>
           <m:r>
+            <w:del w:id="242" w:author="Volodymyr Bondariev" w:date="2026-08-19T15:06:00Z" w16du:dateUtc="2026-08-19T12:06:00Z">
+              <w:rPr>
+                <w:rFonts w:ascii="Cambria Math" w:hAnsi="Cambria Math"/>
+              </w:rPr>
+              <m:t xml:space="preserve">  </m:t>
+            </w:del>
+          </m:r>
+          <m:r>
             <w:rPr>
               <w:rFonts w:ascii="Cambria Math" w:hAnsi="Cambria Math"/>
             </w:rPr>
-            <m:t xml:space="preserve">             (6)  </m:t>
+            <m:t xml:space="preserve">           (6)  </m:t>
           </m:r>
         </m:oMath>
       </m:oMathPara>
@@ -4452,6 +4561,7 @@
         <w:ind w:firstLine="0"/>
       </w:pPr>
       <w:r>
+        <w:lastRenderedPageBreak/>
         <w:t xml:space="preserve">З адаптованого для представленої моделі закону адіабати </w:t>
       </w:r>
       <m:oMath>
@@ -4529,7 +4639,23 @@
         <w:t xml:space="preserve"> </w:t>
       </w:r>
       <w:r>
-        <w:t xml:space="preserve">. Щоб процес був ізотермічним, там потрібно надати газу енергію, яка компенсує знижку температури на </w:t>
+        <w:t xml:space="preserve">. Щоб </w:t>
+      </w:r>
+      <w:ins w:id="243" w:author="Volodymyr Bondariev" w:date="2026-08-19T15:05:00Z" w16du:dateUtc="2026-08-19T12:05:00Z">
+        <w:r>
+          <w:t xml:space="preserve">зробити </w:t>
+        </w:r>
+      </w:ins>
+      <w:r>
+        <w:t xml:space="preserve">процес </w:t>
+      </w:r>
+      <w:del w:id="244" w:author="Volodymyr Bondariev" w:date="2026-08-19T15:05:00Z" w16du:dateUtc="2026-08-19T12:05:00Z">
+        <w:r>
+          <w:delText xml:space="preserve">був </w:delText>
+        </w:r>
+      </w:del>
+      <w:r>
+        <w:t xml:space="preserve">ізотермічним, там потрібно надати газу енергію, яка компенсує знижку температури на </w:t>
       </w:r>
       <m:oMath>
         <m:r>
@@ -4610,7 +4736,7 @@
             </m:r>
           </m:sup>
         </m:sSup>
-        <w:bookmarkStart w:id="221" w:name="_Hlk237028744"/>
+        <w:bookmarkStart w:id="245" w:name="_Hlk237028744"/>
         <m:r>
           <w:rPr>
             <w:rFonts w:ascii="Cambria Math" w:hAnsi="Cambria Math"/>
@@ -4654,13 +4780,76 @@
           </w:rPr>
           <m:t>)</m:t>
         </m:r>
-        <w:bookmarkEnd w:id="221"/>
+        <w:bookmarkEnd w:id="245"/>
         <m:r>
-          <w:rPr>
-            <w:rFonts w:ascii="Cambria Math" w:hAnsi="Cambria Math"/>
-            <w:lang w:val="en-US"/>
-          </w:rPr>
-          <m:t>=T(1+ ε)</m:t>
+          <w:ins w:id="246" w:author="Volodymyr Bondariev" w:date="2026-08-19T15:06:00Z" w16du:dateUtc="2026-08-19T12:06:00Z">
+            <w:rPr>
+              <w:rFonts w:ascii="Cambria Math" w:hAnsi="Cambria Math"/>
+            </w:rPr>
+            <m:t xml:space="preserve">= </m:t>
+          </w:ins>
+        </m:r>
+        <m:r>
+          <w:ins w:id="247" w:author="Volodymyr Bondariev" w:date="2026-08-19T15:06:00Z" w16du:dateUtc="2026-08-19T12:06:00Z">
+            <w:rPr>
+              <w:rFonts w:ascii="Cambria Math" w:hAnsi="Cambria Math"/>
+              <w:lang w:val="en-US"/>
+            </w:rPr>
+            <m:t xml:space="preserve">T(1+ </m:t>
+          </w:ins>
+        </m:r>
+        <m:f>
+          <m:fPr>
+            <m:ctrlPr>
+              <w:ins w:id="248" w:author="Volodymyr Bondariev" w:date="2026-08-19T15:06:00Z" w16du:dateUtc="2026-08-19T12:06:00Z">
+                <w:rPr>
+                  <w:rFonts w:ascii="Cambria Math" w:hAnsi="Cambria Math"/>
+                  <w:i/>
+                  <w:lang w:val="en-US"/>
+                </w:rPr>
+              </w:ins>
+            </m:ctrlPr>
+          </m:fPr>
+          <m:num>
+            <m:r>
+              <w:ins w:id="249" w:author="Volodymyr Bondariev" w:date="2026-08-19T15:06:00Z" w16du:dateUtc="2026-08-19T12:06:00Z">
+                <w:rPr>
+                  <w:rFonts w:ascii="Cambria Math" w:hAnsi="Cambria Math"/>
+                  <w:lang w:val="en-US"/>
+                </w:rPr>
+                <m:t>ws</m:t>
+              </w:ins>
+            </m:r>
+          </m:num>
+          <m:den>
+            <m:r>
+              <w:ins w:id="250" w:author="Volodymyr Bondariev" w:date="2026-08-19T15:06:00Z" w16du:dateUtc="2026-08-19T12:06:00Z">
+                <w:rPr>
+                  <w:rFonts w:ascii="Cambria Math" w:hAnsi="Cambria Math"/>
+                  <w:lang w:val="en-US"/>
+                </w:rPr>
+                <m:t>V</m:t>
+              </w:ins>
+            </m:r>
+          </m:den>
+        </m:f>
+        <m:r>
+          <w:ins w:id="251" w:author="Volodymyr Bondariev" w:date="2026-08-19T15:06:00Z" w16du:dateUtc="2026-08-19T12:06:00Z">
+            <w:rPr>
+              <w:rFonts w:ascii="Cambria Math" w:hAnsi="Cambria Math"/>
+              <w:lang w:val="en-US"/>
+            </w:rPr>
+            <m:t>)</m:t>
+          </w:ins>
+        </m:r>
+        <m:r>
+          <w:del w:id="252" w:author="Volodymyr Bondariev" w:date="2026-08-19T15:06:00Z" w16du:dateUtc="2026-08-19T12:06:00Z">
+            <w:rPr>
+              <w:rFonts w:ascii="Cambria Math" w:hAnsi="Cambria Math"/>
+              <w:lang w:val="en-US"/>
+            </w:rPr>
+            <m:t>=T(1+ ε)</m:t>
+          </w:del>
         </m:r>
       </m:oMath>
       <w:r>
@@ -4672,37 +4861,47 @@
         </w:rPr>
         <w:t xml:space="preserve"> </w:t>
       </w:r>
-      <w:r>
-        <w:t>і т</w:t>
-      </w:r>
-      <w:r>
-        <w:t xml:space="preserve">ут </w:t>
-      </w:r>
+      <w:del w:id="253" w:author="Volodymyr Bondariev" w:date="2026-08-19T15:06:00Z" w16du:dateUtc="2026-08-19T12:06:00Z">
+        <w:r>
+          <w:delText>і т</w:delText>
+        </w:r>
+        <w:r>
+          <w:delText xml:space="preserve">ут </w:delText>
+        </w:r>
+      </w:del>
       <m:oMath>
         <m:r>
-          <w:rPr>
-            <w:rFonts w:ascii="Cambria Math" w:hAnsi="Cambria Math"/>
-            <w:lang w:val="en-US"/>
-          </w:rPr>
-          <m:t>ε</m:t>
+          <w:del w:id="254" w:author="Volodymyr Bondariev" w:date="2026-08-19T15:06:00Z" w16du:dateUtc="2026-08-19T12:06:00Z">
+            <w:rPr>
+              <w:rFonts w:ascii="Cambria Math" w:hAnsi="Cambria Math"/>
+              <w:lang w:val="en-US"/>
+            </w:rPr>
+            <m:t>ε</m:t>
+          </w:del>
         </m:r>
       </m:oMath>
-      <w:r>
-        <w:t xml:space="preserve"> те саме, що в формулі (6), бо </w:t>
-      </w:r>
+      <w:del w:id="255" w:author="Volodymyr Bondariev" w:date="2026-08-19T15:06:00Z" w16du:dateUtc="2026-08-19T12:06:00Z">
+        <w:r>
+          <w:delText xml:space="preserve"> те саме, що в формулі (6), бо </w:delText>
+        </w:r>
+      </w:del>
       <m:oMath>
         <m:r>
-          <w:rPr>
-            <w:rFonts w:ascii="Cambria Math" w:hAnsi="Cambria Math"/>
-          </w:rPr>
-          <m:t>w</m:t>
+          <w:del w:id="256" w:author="Volodymyr Bondariev" w:date="2026-08-19T15:06:00Z" w16du:dateUtc="2026-08-19T12:06:00Z">
+            <w:rPr>
+              <w:rFonts w:ascii="Cambria Math" w:hAnsi="Cambria Math"/>
+            </w:rPr>
+            <m:t>w</m:t>
+          </w:del>
         </m:r>
         <m:r>
-          <w:rPr>
-            <w:rFonts w:ascii="Cambria Math" w:hAnsi="Cambria Math"/>
-            <w:lang w:val="en-US"/>
-          </w:rPr>
-          <m:t>s=∆V</m:t>
+          <w:del w:id="257" w:author="Volodymyr Bondariev" w:date="2026-08-19T15:06:00Z" w16du:dateUtc="2026-08-19T12:06:00Z">
+            <w:rPr>
+              <w:rFonts w:ascii="Cambria Math" w:hAnsi="Cambria Math"/>
+              <w:lang w:val="en-US"/>
+            </w:rPr>
+            <m:t>s=∆V</m:t>
+          </w:del>
         </m:r>
       </m:oMath>
       <w:r>
@@ -4717,7 +4916,6 @@
         </w:rPr>
       </w:pPr>
       <w:r>
-        <w:lastRenderedPageBreak/>
         <w:t xml:space="preserve">Компенсація </w:t>
       </w:r>
       <w:r>
@@ -4797,12 +4995,46 @@
         <w:t xml:space="preserve"> </w:t>
       </w:r>
       <w:r>
-        <w:t>модуль швидкості кожної частки треба збільшити за  формулою (7)</w:t>
+        <w:t>модуль швид</w:t>
+      </w:r>
+      <w:ins w:id="258" w:author="Volodymyr Bondariev" w:date="2026-08-19T15:10:00Z" w16du:dateUtc="2026-08-19T12:10:00Z">
+        <w:r>
+          <w:t>к</w:t>
+        </w:r>
+      </w:ins>
+      <w:ins w:id="259" w:author="Volodymyr Bondariev" w:date="2026-08-19T15:09:00Z" w16du:dateUtc="2026-08-19T12:09:00Z">
+        <w:r>
+          <w:t>і</w:t>
+        </w:r>
+      </w:ins>
+      <w:del w:id="260" w:author="Volodymyr Bondariev" w:date="2026-08-19T15:09:00Z" w16du:dateUtc="2026-08-19T12:09:00Z">
+        <w:r>
+          <w:delText>ко</w:delText>
+        </w:r>
+      </w:del>
+      <w:r>
+        <w:t>ст</w:t>
+      </w:r>
+      <w:ins w:id="261" w:author="Volodymyr Bondariev" w:date="2026-08-19T15:09:00Z" w16du:dateUtc="2026-08-19T12:09:00Z">
+        <w:r>
+          <w:t>ь</w:t>
+        </w:r>
+      </w:ins>
+      <w:del w:id="262" w:author="Volodymyr Bondariev" w:date="2026-08-19T15:09:00Z" w16du:dateUtc="2026-08-19T12:09:00Z">
+        <w:r>
+          <w:delText>і</w:delText>
+        </w:r>
+      </w:del>
+      <w:r>
+        <w:t xml:space="preserve"> кожної частки треба збільшити за  формулою (7)</w:t>
       </w:r>
     </w:p>
     <w:p>
       <w:pPr>
         <w:ind w:firstLine="0"/>
+        <w:rPr>
+          <w:ins w:id="263" w:author="Volodymyr Bondariev" w:date="2026-08-19T15:12:00Z" w16du:dateUtc="2026-08-19T12:12:00Z"/>
+        </w:rPr>
       </w:pPr>
       <m:oMathPara>
         <m:oMath>
@@ -4865,10 +5097,29 @@
                 </m:fPr>
                 <m:num>
                   <m:r>
-                    <w:rPr>
-                      <w:rFonts w:ascii="Cambria Math" w:hAnsi="Cambria Math"/>
-                    </w:rPr>
-                    <m:t>ε</m:t>
+                    <w:del w:id="264" w:author="Volodymyr Bondariev" w:date="2026-08-19T15:08:00Z" w16du:dateUtc="2026-08-19T12:08:00Z">
+                      <w:rPr>
+                        <w:rFonts w:ascii="Cambria Math" w:hAnsi="Cambria Math"/>
+                      </w:rPr>
+                      <m:t>ε</m:t>
+                    </w:del>
+                  </m:r>
+                  <m:r>
+                    <w:ins w:id="265" w:author="Volodymyr Bondariev" w:date="2026-08-19T15:08:00Z" w16du:dateUtc="2026-08-19T12:08:00Z">
+                      <w:rPr>
+                        <w:rFonts w:ascii="Cambria Math" w:hAnsi="Cambria Math"/>
+                      </w:rPr>
+                      <m:t>w</m:t>
+                    </w:ins>
+                  </m:r>
+                  <m:r>
+                    <w:ins w:id="266" w:author="Volodymyr Bondariev" w:date="2026-08-19T15:08:00Z" w16du:dateUtc="2026-08-19T12:08:00Z">
+                      <w:rPr>
+                        <w:rFonts w:ascii="Cambria Math" w:hAnsi="Cambria Math"/>
+                        <w:lang w:val="en-US"/>
+                      </w:rPr>
+                      <m:t>s</m:t>
+                    </w:ins>
                   </m:r>
                 </m:num>
                 <m:den>
@@ -4877,6 +5128,14 @@
                       <w:rFonts w:ascii="Cambria Math" w:hAnsi="Cambria Math"/>
                     </w:rPr>
                     <m:t>2</m:t>
+                  </m:r>
+                  <m:r>
+                    <w:ins w:id="267" w:author="Volodymyr Bondariev" w:date="2026-08-19T15:08:00Z" w16du:dateUtc="2026-08-19T12:08:00Z">
+                      <w:rPr>
+                        <w:rFonts w:ascii="Cambria Math" w:hAnsi="Cambria Math"/>
+                      </w:rPr>
+                      <m:t>V</m:t>
+                    </w:ins>
                   </m:r>
                 </m:den>
               </m:f>
@@ -4893,26 +5152,80 @@
     </w:p>
     <w:p>
       <w:pPr>
+        <w:rPr>
+          <w:ins w:id="268" w:author="Volodymyr Bondariev" w:date="2026-08-19T15:12:00Z" w16du:dateUtc="2026-08-19T12:12:00Z"/>
+        </w:rPr>
+      </w:pPr>
+      <w:ins w:id="269" w:author="Volodymyr Bondariev" w:date="2026-08-19T15:12:00Z" w16du:dateUtc="2026-08-19T12:12:00Z">
+        <w:r>
+          <w:rPr>
+            <w:rPrChange w:id="270" w:author="Volodymyr Bondariev" w:date="2026-08-19T15:13:00Z" w16du:dateUtc="2026-08-19T12:13:00Z">
+              <w:rPr>
+                <w:highlight w:val="yellow"/>
+              </w:rPr>
+            </w:rPrChange>
+          </w:rPr>
+          <w:t>Отже зміна навантаження в моделі імітація ізотермічного процесу керується рівнянням (6), а зміна швидкості часток – рівнянням (7).</w:t>
+        </w:r>
+      </w:ins>
+    </w:p>
+    <w:p>
+      <w:pPr>
         <w:ind w:firstLine="0"/>
+      </w:pPr>
+    </w:p>
+    <w:p>
+      <w:pPr>
+        <w:ind w:firstLine="0"/>
         <w:rPr>
           <w:i/>
+          <w:highlight w:val="yellow"/>
+          <w:rPrChange w:id="271" w:author="Volodymyr Bondariev" w:date="2026-08-19T15:12:00Z" w16du:dateUtc="2026-08-19T12:12:00Z">
+            <w:rPr>
+              <w:i/>
+            </w:rPr>
+          </w:rPrChange>
         </w:rPr>
       </w:pPr>
       <w:r>
         <w:tab/>
       </w:r>
       <w:r>
+        <w:rPr>
+          <w:highlight w:val="yellow"/>
+          <w:rPrChange w:id="272" w:author="Volodymyr Bondariev" w:date="2026-08-19T15:12:00Z" w16du:dateUtc="2026-08-19T12:12:00Z">
+            <w:rPr/>
+          </w:rPrChange>
+        </w:rPr>
         <w:t>Ознакою ізотермічного процесу є незмінність температури газу на протязі всього часу. Втім наближений характер рівнянь и стохастична природа моделі цього не гара</w:t>
       </w:r>
       <w:r>
+        <w:rPr>
+          <w:highlight w:val="yellow"/>
+          <w:rPrChange w:id="273" w:author="Volodymyr Bondariev" w:date="2026-08-19T15:12:00Z" w16du:dateUtc="2026-08-19T12:12:00Z">
+            <w:rPr/>
+          </w:rPrChange>
+        </w:rPr>
         <w:t xml:space="preserve">нтують. </w:t>
       </w:r>
       <w:r>
+        <w:rPr>
+          <w:highlight w:val="yellow"/>
+          <w:rPrChange w:id="274" w:author="Volodymyr Bondariev" w:date="2026-08-19T15:12:00Z" w16du:dateUtc="2026-08-19T12:12:00Z">
+            <w:rPr/>
+          </w:rPrChange>
+        </w:rPr>
         <w:t>Якщо початкова температура T0, а поточна температура газу T, то  відновити початкову температуру можна так</w:t>
       </w:r>
       <w:r>
         <w:rPr>
+          <w:highlight w:val="yellow"/>
           <w:lang w:val="en-US"/>
+          <w:rPrChange w:id="275" w:author="Volodymyr Bondariev" w:date="2026-08-19T15:12:00Z" w16du:dateUtc="2026-08-19T12:12:00Z">
+            <w:rPr>
+              <w:lang w:val="en-US"/>
+            </w:rPr>
+          </w:rPrChange>
         </w:rPr>
         <w:t xml:space="preserve"> </w:t>
       </w:r>
@@ -4923,6 +5236,13 @@
               <w:rPr>
                 <w:rFonts w:ascii="Cambria Math" w:hAnsi="Cambria Math"/>
                 <w:i/>
+                <w:highlight w:val="yellow"/>
+                <w:rPrChange w:id="276" w:author="Volodymyr Bondariev" w:date="2026-08-19T15:12:00Z" w16du:dateUtc="2026-08-19T12:12:00Z">
+                  <w:rPr>
+                    <w:rFonts w:ascii="Cambria Math" w:hAnsi="Cambria Math"/>
+                    <w:i/>
+                  </w:rPr>
+                </w:rPrChange>
               </w:rPr>
             </m:ctrlPr>
           </m:sSubPr>
@@ -4930,6 +5250,12 @@
             <m:r>
               <w:rPr>
                 <w:rFonts w:ascii="Cambria Math" w:hAnsi="Cambria Math"/>
+                <w:highlight w:val="yellow"/>
+                <w:rPrChange w:id="277" w:author="Volodymyr Bondariev" w:date="2026-08-19T15:12:00Z" w16du:dateUtc="2026-08-19T12:12:00Z">
+                  <w:rPr>
+                    <w:rFonts w:ascii="Cambria Math" w:hAnsi="Cambria Math"/>
+                  </w:rPr>
+                </w:rPrChange>
               </w:rPr>
               <m:t>T</m:t>
             </m:r>
@@ -4938,6 +5264,12 @@
             <m:r>
               <w:rPr>
                 <w:rFonts w:ascii="Cambria Math" w:hAnsi="Cambria Math"/>
+                <w:highlight w:val="yellow"/>
+                <w:rPrChange w:id="278" w:author="Volodymyr Bondariev" w:date="2026-08-19T15:12:00Z" w16du:dateUtc="2026-08-19T12:12:00Z">
+                  <w:rPr>
+                    <w:rFonts w:ascii="Cambria Math" w:hAnsi="Cambria Math"/>
+                  </w:rPr>
+                </w:rPrChange>
               </w:rPr>
               <m:t>0</m:t>
             </m:r>
@@ -4946,6 +5278,12 @@
         <m:r>
           <w:rPr>
             <w:rFonts w:ascii="Cambria Math" w:hAnsi="Cambria Math"/>
+            <w:highlight w:val="yellow"/>
+            <w:rPrChange w:id="279" w:author="Volodymyr Bondariev" w:date="2026-08-19T15:12:00Z" w16du:dateUtc="2026-08-19T12:12:00Z">
+              <w:rPr>
+                <w:rFonts w:ascii="Cambria Math" w:hAnsi="Cambria Math"/>
+              </w:rPr>
+            </w:rPrChange>
           </w:rPr>
           <m:t>=T</m:t>
         </m:r>
@@ -4955,6 +5293,13 @@
               <w:rPr>
                 <w:rFonts w:ascii="Cambria Math" w:hAnsi="Cambria Math"/>
                 <w:i/>
+                <w:highlight w:val="yellow"/>
+                <w:rPrChange w:id="280" w:author="Volodymyr Bondariev" w:date="2026-08-19T15:12:00Z" w16du:dateUtc="2026-08-19T12:12:00Z">
+                  <w:rPr>
+                    <w:rFonts w:ascii="Cambria Math" w:hAnsi="Cambria Math"/>
+                    <w:i/>
+                  </w:rPr>
+                </w:rPrChange>
               </w:rPr>
             </m:ctrlPr>
           </m:dPr>
@@ -4962,6 +5307,12 @@
             <m:r>
               <w:rPr>
                 <w:rFonts w:ascii="Cambria Math" w:hAnsi="Cambria Math"/>
+                <w:highlight w:val="yellow"/>
+                <w:rPrChange w:id="281" w:author="Volodymyr Bondariev" w:date="2026-08-19T15:12:00Z" w16du:dateUtc="2026-08-19T12:12:00Z">
+                  <w:rPr>
+                    <w:rFonts w:ascii="Cambria Math" w:hAnsi="Cambria Math"/>
+                  </w:rPr>
+                </w:rPrChange>
               </w:rPr>
               <m:t xml:space="preserve">1+ </m:t>
             </m:r>
@@ -4971,6 +5322,13 @@
                   <w:rPr>
                     <w:rFonts w:ascii="Cambria Math" w:hAnsi="Cambria Math"/>
                     <w:i/>
+                    <w:highlight w:val="yellow"/>
+                    <w:rPrChange w:id="282" w:author="Volodymyr Bondariev" w:date="2026-08-19T15:12:00Z" w16du:dateUtc="2026-08-19T12:12:00Z">
+                      <w:rPr>
+                        <w:rFonts w:ascii="Cambria Math" w:hAnsi="Cambria Math"/>
+                        <w:i/>
+                      </w:rPr>
+                    </w:rPrChange>
                   </w:rPr>
                 </m:ctrlPr>
               </m:fPr>
@@ -4978,6 +5336,12 @@
                 <m:r>
                   <w:rPr>
                     <w:rFonts w:ascii="Cambria Math" w:hAnsi="Cambria Math"/>
+                    <w:highlight w:val="yellow"/>
+                    <w:rPrChange w:id="283" w:author="Volodymyr Bondariev" w:date="2026-08-19T15:12:00Z" w16du:dateUtc="2026-08-19T12:12:00Z">
+                      <w:rPr>
+                        <w:rFonts w:ascii="Cambria Math" w:hAnsi="Cambria Math"/>
+                      </w:rPr>
+                    </w:rPrChange>
                   </w:rPr>
                   <m:t>To-T</m:t>
                 </m:r>
@@ -4986,6 +5350,12 @@
                 <m:r>
                   <w:rPr>
                     <w:rFonts w:ascii="Cambria Math" w:hAnsi="Cambria Math"/>
+                    <w:highlight w:val="yellow"/>
+                    <w:rPrChange w:id="284" w:author="Volodymyr Bondariev" w:date="2026-08-19T15:12:00Z" w16du:dateUtc="2026-08-19T12:12:00Z">
+                      <w:rPr>
+                        <w:rFonts w:ascii="Cambria Math" w:hAnsi="Cambria Math"/>
+                      </w:rPr>
+                    </w:rPrChange>
                   </w:rPr>
                   <m:t>T</m:t>
                 </m:r>
@@ -4996,23 +5366,59 @@
       </m:oMath>
       <w:r>
         <w:rPr>
+          <w:highlight w:val="yellow"/>
           <w:lang w:val="en-US"/>
+          <w:rPrChange w:id="285" w:author="Volodymyr Bondariev" w:date="2026-08-19T15:12:00Z" w16du:dateUtc="2026-08-19T12:12:00Z">
+            <w:rPr>
+              <w:lang w:val="en-US"/>
+            </w:rPr>
+          </w:rPrChange>
         </w:rPr>
         <w:t xml:space="preserve">. </w:t>
       </w:r>
       <w:r>
+        <w:rPr>
+          <w:highlight w:val="yellow"/>
+          <w:rPrChange w:id="286" w:author="Volodymyr Bondariev" w:date="2026-08-19T15:12:00Z" w16du:dateUtc="2026-08-19T12:12:00Z">
+            <w:rPr/>
+          </w:rPrChange>
+        </w:rPr>
         <w:t>З урахуванням того, що температура пропорційна квадрату середньоквадратичної швидкості часток</w:t>
       </w:r>
       <w:r>
+        <w:rPr>
+          <w:highlight w:val="yellow"/>
+          <w:rPrChange w:id="287" w:author="Volodymyr Bondariev" w:date="2026-08-19T15:12:00Z" w16du:dateUtc="2026-08-19T12:12:00Z">
+            <w:rPr/>
+          </w:rPrChange>
+        </w:rPr>
         <w:t>,</w:t>
       </w:r>
       <w:r>
+        <w:rPr>
+          <w:highlight w:val="yellow"/>
+          <w:rPrChange w:id="288" w:author="Volodymyr Bondariev" w:date="2026-08-19T15:12:00Z" w16du:dateUtc="2026-08-19T12:12:00Z">
+            <w:rPr/>
+          </w:rPrChange>
+        </w:rPr>
         <w:t xml:space="preserve"> поправка до швидкості часток задається </w:t>
       </w:r>
       <w:r>
+        <w:rPr>
+          <w:highlight w:val="yellow"/>
+          <w:rPrChange w:id="289" w:author="Volodymyr Bondariev" w:date="2026-08-19T15:12:00Z" w16du:dateUtc="2026-08-19T12:12:00Z">
+            <w:rPr/>
+          </w:rPrChange>
+        </w:rPr>
         <w:t>рівнянням</w:t>
       </w:r>
       <w:r>
+        <w:rPr>
+          <w:highlight w:val="yellow"/>
+          <w:rPrChange w:id="290" w:author="Volodymyr Bondariev" w:date="2026-08-19T15:12:00Z" w16du:dateUtc="2026-08-19T12:12:00Z">
+            <w:rPr/>
+          </w:rPrChange>
+        </w:rPr>
         <w:t xml:space="preserve"> (8)</w:t>
       </w:r>
     </w:p>
@@ -5021,6 +5427,12 @@
         <w:ind w:firstLine="0"/>
         <w:rPr>
           <w:i/>
+          <w:highlight w:val="yellow"/>
+          <w:rPrChange w:id="291" w:author="Volodymyr Bondariev" w:date="2026-08-19T15:12:00Z" w16du:dateUtc="2026-08-19T12:12:00Z">
+            <w:rPr>
+              <w:i/>
+            </w:rPr>
+          </w:rPrChange>
         </w:rPr>
       </w:pPr>
       <m:oMathPara>
@@ -5031,6 +5443,13 @@
                 <w:rPr>
                   <w:rFonts w:ascii="Cambria Math" w:hAnsi="Cambria Math"/>
                   <w:i/>
+                  <w:highlight w:val="yellow"/>
+                  <w:rPrChange w:id="292" w:author="Volodymyr Bondariev" w:date="2026-08-19T15:12:00Z" w16du:dateUtc="2026-08-19T12:12:00Z">
+                    <w:rPr>
+                      <w:rFonts w:ascii="Cambria Math" w:hAnsi="Cambria Math"/>
+                      <w:i/>
+                    </w:rPr>
+                  </w:rPrChange>
                 </w:rPr>
               </m:ctrlPr>
             </m:sSupPr>
@@ -5038,6 +5457,12 @@
               <m:r>
                 <w:rPr>
                   <w:rFonts w:ascii="Cambria Math" w:hAnsi="Cambria Math"/>
+                  <w:highlight w:val="yellow"/>
+                  <w:rPrChange w:id="293" w:author="Volodymyr Bondariev" w:date="2026-08-19T15:12:00Z" w16du:dateUtc="2026-08-19T12:12:00Z">
+                    <w:rPr>
+                      <w:rFonts w:ascii="Cambria Math" w:hAnsi="Cambria Math"/>
+                    </w:rPr>
+                  </w:rPrChange>
                 </w:rPr>
                 <m:t>v</m:t>
               </m:r>
@@ -5046,6 +5471,12 @@
               <m:r>
                 <w:rPr>
                   <w:rFonts w:ascii="Cambria Math" w:hAnsi="Cambria Math"/>
+                  <w:highlight w:val="yellow"/>
+                  <w:rPrChange w:id="294" w:author="Volodymyr Bondariev" w:date="2026-08-19T15:12:00Z" w16du:dateUtc="2026-08-19T12:12:00Z">
+                    <w:rPr>
+                      <w:rFonts w:ascii="Cambria Math" w:hAnsi="Cambria Math"/>
+                    </w:rPr>
+                  </w:rPrChange>
                 </w:rPr>
                 <m:t>''</m:t>
               </m:r>
@@ -5054,6 +5485,12 @@
           <m:r>
             <w:rPr>
               <w:rFonts w:ascii="Cambria Math" w:hAnsi="Cambria Math"/>
+              <w:highlight w:val="yellow"/>
+              <w:rPrChange w:id="295" w:author="Volodymyr Bondariev" w:date="2026-08-19T15:12:00Z" w16du:dateUtc="2026-08-19T12:12:00Z">
+                <w:rPr>
+                  <w:rFonts w:ascii="Cambria Math" w:hAnsi="Cambria Math"/>
+                </w:rPr>
+              </w:rPrChange>
             </w:rPr>
             <m:t>=</m:t>
           </m:r>
@@ -5063,6 +5500,13 @@
                 <w:rPr>
                   <w:rFonts w:ascii="Cambria Math" w:hAnsi="Cambria Math"/>
                   <w:i/>
+                  <w:highlight w:val="yellow"/>
+                  <w:rPrChange w:id="296" w:author="Volodymyr Bondariev" w:date="2026-08-19T15:12:00Z" w16du:dateUtc="2026-08-19T12:12:00Z">
+                    <w:rPr>
+                      <w:rFonts w:ascii="Cambria Math" w:hAnsi="Cambria Math"/>
+                      <w:i/>
+                    </w:rPr>
+                  </w:rPrChange>
                 </w:rPr>
               </m:ctrlPr>
             </m:sSupPr>
@@ -5070,6 +5514,12 @@
               <m:r>
                 <w:rPr>
                   <w:rFonts w:ascii="Cambria Math" w:hAnsi="Cambria Math"/>
+                  <w:highlight w:val="yellow"/>
+                  <w:rPrChange w:id="297" w:author="Volodymyr Bondariev" w:date="2026-08-19T15:12:00Z" w16du:dateUtc="2026-08-19T12:12:00Z">
+                    <w:rPr>
+                      <w:rFonts w:ascii="Cambria Math" w:hAnsi="Cambria Math"/>
+                    </w:rPr>
+                  </w:rPrChange>
                 </w:rPr>
                 <m:t>v</m:t>
               </m:r>
@@ -5078,6 +5528,12 @@
               <m:r>
                 <w:rPr>
                   <w:rFonts w:ascii="Cambria Math" w:hAnsi="Cambria Math"/>
+                  <w:highlight w:val="yellow"/>
+                  <w:rPrChange w:id="298" w:author="Volodymyr Bondariev" w:date="2026-08-19T15:12:00Z" w16du:dateUtc="2026-08-19T12:12:00Z">
+                    <w:rPr>
+                      <w:rFonts w:ascii="Cambria Math" w:hAnsi="Cambria Math"/>
+                    </w:rPr>
+                  </w:rPrChange>
                 </w:rPr>
                 <m:t>'</m:t>
               </m:r>
@@ -5089,6 +5545,13 @@
                 <w:rPr>
                   <w:rFonts w:ascii="Cambria Math" w:hAnsi="Cambria Math"/>
                   <w:i/>
+                  <w:highlight w:val="yellow"/>
+                  <w:rPrChange w:id="299" w:author="Volodymyr Bondariev" w:date="2026-08-19T15:12:00Z" w16du:dateUtc="2026-08-19T12:12:00Z">
+                    <w:rPr>
+                      <w:rFonts w:ascii="Cambria Math" w:hAnsi="Cambria Math"/>
+                      <w:i/>
+                    </w:rPr>
+                  </w:rPrChange>
                 </w:rPr>
               </m:ctrlPr>
             </m:dPr>
@@ -5096,6 +5559,12 @@
               <m:r>
                 <w:rPr>
                   <w:rFonts w:ascii="Cambria Math" w:hAnsi="Cambria Math"/>
+                  <w:highlight w:val="yellow"/>
+                  <w:rPrChange w:id="300" w:author="Volodymyr Bondariev" w:date="2026-08-19T15:12:00Z" w16du:dateUtc="2026-08-19T12:12:00Z">
+                    <w:rPr>
+                      <w:rFonts w:ascii="Cambria Math" w:hAnsi="Cambria Math"/>
+                    </w:rPr>
+                  </w:rPrChange>
                 </w:rPr>
                 <m:t xml:space="preserve">1+ </m:t>
               </m:r>
@@ -5105,6 +5574,13 @@
                     <w:rPr>
                       <w:rFonts w:ascii="Cambria Math" w:hAnsi="Cambria Math"/>
                       <w:i/>
+                      <w:highlight w:val="yellow"/>
+                      <w:rPrChange w:id="301" w:author="Volodymyr Bondariev" w:date="2026-08-19T15:12:00Z" w16du:dateUtc="2026-08-19T12:12:00Z">
+                        <w:rPr>
+                          <w:rFonts w:ascii="Cambria Math" w:hAnsi="Cambria Math"/>
+                          <w:i/>
+                        </w:rPr>
+                      </w:rPrChange>
                     </w:rPr>
                   </m:ctrlPr>
                 </m:fPr>
@@ -5112,6 +5588,12 @@
                   <m:r>
                     <w:rPr>
                       <w:rFonts w:ascii="Cambria Math" w:hAnsi="Cambria Math"/>
+                      <w:highlight w:val="yellow"/>
+                      <w:rPrChange w:id="302" w:author="Volodymyr Bondariev" w:date="2026-08-19T15:12:00Z" w16du:dateUtc="2026-08-19T12:12:00Z">
+                        <w:rPr>
+                          <w:rFonts w:ascii="Cambria Math" w:hAnsi="Cambria Math"/>
+                        </w:rPr>
+                      </w:rPrChange>
                     </w:rPr>
                     <m:t>To-T</m:t>
                   </m:r>
@@ -5120,6 +5602,12 @@
                   <m:r>
                     <w:rPr>
                       <w:rFonts w:ascii="Cambria Math" w:hAnsi="Cambria Math"/>
+                      <w:highlight w:val="yellow"/>
+                      <w:rPrChange w:id="303" w:author="Volodymyr Bondariev" w:date="2026-08-19T15:12:00Z" w16du:dateUtc="2026-08-19T12:12:00Z">
+                        <w:rPr>
+                          <w:rFonts w:ascii="Cambria Math" w:hAnsi="Cambria Math"/>
+                        </w:rPr>
+                      </w:rPrChange>
                     </w:rPr>
                     <m:t>2T</m:t>
                   </m:r>
@@ -5130,6 +5618,12 @@
           <m:r>
             <w:rPr>
               <w:rFonts w:ascii="Cambria Math" w:hAnsi="Cambria Math"/>
+              <w:highlight w:val="yellow"/>
+              <w:rPrChange w:id="304" w:author="Volodymyr Bondariev" w:date="2026-08-19T15:12:00Z" w16du:dateUtc="2026-08-19T12:12:00Z">
+                <w:rPr>
+                  <w:rFonts w:ascii="Cambria Math" w:hAnsi="Cambria Math"/>
+                </w:rPr>
+              </w:rPrChange>
             </w:rPr>
             <m:t xml:space="preserve">                                         (8)</m:t>
           </m:r>
@@ -5137,33 +5631,94 @@
       </m:oMathPara>
     </w:p>
     <w:p>
-      <w:r>
-        <w:t xml:space="preserve">Отже </w:t>
-      </w:r>
-      <w:r>
-        <w:t xml:space="preserve">зміна навантаження в моделі </w:t>
-      </w:r>
-      <w:r>
-        <w:t xml:space="preserve">імітація ізотермічного процесу керується </w:t>
-      </w:r>
-      <w:r>
-        <w:t>рівнянням</w:t>
-      </w:r>
-      <w:r>
-        <w:t xml:space="preserve"> </w:t>
-      </w:r>
-      <w:r>
-        <w:t>(</w:t>
-      </w:r>
-      <w:r>
-        <w:t>6)</w:t>
-      </w:r>
-      <w:r>
-        <w:t>, а зміна швидкості часток – рівняннями (7) і (8)</w:t>
-      </w:r>
-      <w:r>
-        <w:t>.</w:t>
-      </w:r>
+      <w:pPr>
+        <w:rPr>
+          <w:del w:id="305" w:author="Volodymyr Bondariev" w:date="2026-08-19T15:12:00Z" w16du:dateUtc="2026-08-19T12:12:00Z"/>
+        </w:rPr>
+      </w:pPr>
+      <w:del w:id="306" w:author="Volodymyr Bondariev" w:date="2026-08-19T15:12:00Z" w16du:dateUtc="2026-08-19T12:12:00Z">
+        <w:r>
+          <w:rPr>
+            <w:highlight w:val="yellow"/>
+            <w:rPrChange w:id="307" w:author="Volodymyr Bondariev" w:date="2026-08-19T15:12:00Z" w16du:dateUtc="2026-08-19T12:12:00Z">
+              <w:rPr/>
+            </w:rPrChange>
+          </w:rPr>
+          <w:delText xml:space="preserve">Отже </w:delText>
+        </w:r>
+        <w:r>
+          <w:rPr>
+            <w:highlight w:val="yellow"/>
+            <w:rPrChange w:id="308" w:author="Volodymyr Bondariev" w:date="2026-08-19T15:12:00Z" w16du:dateUtc="2026-08-19T12:12:00Z">
+              <w:rPr/>
+            </w:rPrChange>
+          </w:rPr>
+          <w:delText xml:space="preserve">зміна навантаження в моделі </w:delText>
+        </w:r>
+        <w:r>
+          <w:rPr>
+            <w:highlight w:val="yellow"/>
+            <w:rPrChange w:id="309" w:author="Volodymyr Bondariev" w:date="2026-08-19T15:12:00Z" w16du:dateUtc="2026-08-19T12:12:00Z">
+              <w:rPr/>
+            </w:rPrChange>
+          </w:rPr>
+          <w:delText xml:space="preserve">імітація ізотермічного процесу керується </w:delText>
+        </w:r>
+        <w:r>
+          <w:rPr>
+            <w:highlight w:val="yellow"/>
+            <w:rPrChange w:id="310" w:author="Volodymyr Bondariev" w:date="2026-08-19T15:12:00Z" w16du:dateUtc="2026-08-19T12:12:00Z">
+              <w:rPr/>
+            </w:rPrChange>
+          </w:rPr>
+          <w:delText>рівнянням</w:delText>
+        </w:r>
+        <w:r>
+          <w:rPr>
+            <w:highlight w:val="yellow"/>
+            <w:rPrChange w:id="311" w:author="Volodymyr Bondariev" w:date="2026-08-19T15:12:00Z" w16du:dateUtc="2026-08-19T12:12:00Z">
+              <w:rPr/>
+            </w:rPrChange>
+          </w:rPr>
+          <w:delText xml:space="preserve"> </w:delText>
+        </w:r>
+        <w:r>
+          <w:rPr>
+            <w:highlight w:val="yellow"/>
+            <w:rPrChange w:id="312" w:author="Volodymyr Bondariev" w:date="2026-08-19T15:12:00Z" w16du:dateUtc="2026-08-19T12:12:00Z">
+              <w:rPr/>
+            </w:rPrChange>
+          </w:rPr>
+          <w:delText>(</w:delText>
+        </w:r>
+        <w:r>
+          <w:rPr>
+            <w:highlight w:val="yellow"/>
+            <w:rPrChange w:id="313" w:author="Volodymyr Bondariev" w:date="2026-08-19T15:12:00Z" w16du:dateUtc="2026-08-19T12:12:00Z">
+              <w:rPr/>
+            </w:rPrChange>
+          </w:rPr>
+          <w:delText>6)</w:delText>
+        </w:r>
+        <w:r>
+          <w:rPr>
+            <w:highlight w:val="yellow"/>
+            <w:rPrChange w:id="314" w:author="Volodymyr Bondariev" w:date="2026-08-19T15:12:00Z" w16du:dateUtc="2026-08-19T12:12:00Z">
+              <w:rPr/>
+            </w:rPrChange>
+          </w:rPr>
+          <w:delText>, а зміна швидкості часток – рівняннями (7) і (8)</w:delText>
+        </w:r>
+        <w:r>
+          <w:rPr>
+            <w:highlight w:val="yellow"/>
+            <w:rPrChange w:id="315" w:author="Volodymyr Bondariev" w:date="2026-08-19T15:12:00Z" w16du:dateUtc="2026-08-19T12:12:00Z">
+              <w:rPr/>
+            </w:rPrChange>
+          </w:rPr>
+          <w:delText>.</w:delText>
+        </w:r>
+      </w:del>
     </w:p>
     <w:p>
       <w:pPr>
@@ -5251,7 +5806,20 @@
         <w:t>шир</w:t>
       </w:r>
       <w:r>
-        <w:t xml:space="preserve">ення навантаження на поршень </w:t>
+        <w:t xml:space="preserve">ення </w:t>
+      </w:r>
+      <w:del w:id="316" w:author="Volodymyr Bondariev" w:date="2026-08-19T15:13:00Z" w16du:dateUtc="2026-08-19T12:13:00Z">
+        <w:r>
+          <w:delText>навантаження на поршень</w:delText>
+        </w:r>
+      </w:del>
+      <w:ins w:id="317" w:author="Volodymyr Bondariev" w:date="2026-08-19T15:13:00Z" w16du:dateUtc="2026-08-19T12:13:00Z">
+        <w:r>
+          <w:t>тиск</w:t>
+        </w:r>
+      </w:ins>
+      <w:r>
+        <w:t xml:space="preserve"> </w:t>
       </w:r>
       <w:r>
         <w:t xml:space="preserve">і температура газу </w:t>
@@ -5349,13 +5917,8 @@
       <w:r>
         <w:t>, з чого витік</w:t>
       </w:r>
-      <w:proofErr w:type="spellStart"/>
-      <w:r>
-        <w:t>ають</w:t>
-      </w:r>
-      <w:proofErr w:type="spellEnd"/>
-      <w:r>
-        <w:t xml:space="preserve"> рівняння (9).</w:t>
+      <w:r>
+        <w:t>ають рівняння (9).</w:t>
       </w:r>
       <w:r>
         <w:t xml:space="preserve"> </w:t>
@@ -5622,11 +6185,29 @@
           <m:t>T</m:t>
         </m:r>
         <m:r>
+          <w:del w:id="318" w:author="Volodymyr Bondariev" w:date="2026-08-19T15:42:00Z" w16du:dateUtc="2026-08-19T12:42:00Z">
+            <w:rPr>
+              <w:rFonts w:ascii="Cambria Math" w:hAnsi="Cambria Math"/>
+              <w:lang w:val="en-US"/>
+            </w:rPr>
+            <m:t xml:space="preserve"> </m:t>
+          </w:del>
+        </m:r>
+        <m:r>
           <w:rPr>
             <w:rFonts w:ascii="Cambria Math" w:hAnsi="Cambria Math"/>
             <w:lang w:val="en-US"/>
           </w:rPr>
-          <m:t xml:space="preserve"> ∝ </m:t>
+          <m:t>∝</m:t>
+        </m:r>
+        <m:r>
+          <w:del w:id="319" w:author="Volodymyr Bondariev" w:date="2026-08-19T15:42:00Z" w16du:dateUtc="2026-08-19T12:42:00Z">
+            <w:rPr>
+              <w:rFonts w:ascii="Cambria Math" w:hAnsi="Cambria Math"/>
+              <w:lang w:val="en-US"/>
+            </w:rPr>
+            <m:t xml:space="preserve"> </m:t>
+          </w:del>
         </m:r>
         <m:sSup>
           <m:sSupPr>
@@ -5663,7 +6244,29 @@
         <w:rPr>
           <w:iCs/>
         </w:rPr>
-        <w:t>. Рівняння (9) перетворюються на (10)</w:t>
+        <w:t xml:space="preserve">. </w:t>
+      </w:r>
+      <w:ins w:id="320" w:author="Volodymyr Bondariev" w:date="2026-08-19T15:42:00Z" w16du:dateUtc="2026-08-19T12:42:00Z">
+        <w:r>
+          <w:rPr>
+            <w:iCs/>
+          </w:rPr>
+          <w:t>Як наслідок, р</w:t>
+        </w:r>
+      </w:ins>
+      <w:del w:id="321" w:author="Volodymyr Bondariev" w:date="2026-08-19T15:42:00Z" w16du:dateUtc="2026-08-19T12:42:00Z">
+        <w:r>
+          <w:rPr>
+            <w:iCs/>
+          </w:rPr>
+          <w:delText>Р</w:delText>
+        </w:r>
+      </w:del>
+      <w:r>
+        <w:rPr>
+          <w:iCs/>
+        </w:rPr>
+        <w:t>івняння (9) перетворюються на (10)</w:t>
       </w:r>
     </w:p>
     <w:p>
@@ -5844,6 +6447,11 @@
       </m:oMathPara>
     </w:p>
     <w:p>
+      <w:pPr>
+        <w:rPr>
+          <w:del w:id="322" w:author="Volodymyr Bondariev" w:date="2026-08-19T15:18:00Z" w16du:dateUtc="2026-08-19T12:18:00Z"/>
+        </w:rPr>
+      </w:pPr>
       <w:r>
         <w:t xml:space="preserve">Залишилося визначити </w:t>
       </w:r>
@@ -5866,15 +6474,15 @@
         <w:t xml:space="preserve"> В </w:t>
       </w:r>
       <w:r>
-        <w:t xml:space="preserve">процесах, де рухався масивний поршень, ми намагалися зробити цей рух </w:t>
-      </w:r>
-      <w:proofErr w:type="spellStart"/>
-      <w:r>
-        <w:t>плавнішим</w:t>
-      </w:r>
-      <w:proofErr w:type="spellEnd"/>
-      <w:r>
-        <w:t xml:space="preserve">, </w:t>
+        <w:t>процесах, де рухався масивний поршень, ми намагалися зробити цей рух плавн</w:t>
+      </w:r>
+      <w:del w:id="323" w:author="Volodymyr Bondariev" w:date="2026-08-19T15:43:00Z" w16du:dateUtc="2026-08-19T12:43:00Z">
+        <w:r>
+          <w:delText>іш</w:delText>
+        </w:r>
+      </w:del>
+      <w:r>
+        <w:t xml:space="preserve">им, </w:t>
       </w:r>
       <w:r>
         <w:t xml:space="preserve">але </w:t>
@@ -5889,7 +6497,15 @@
         <w:ind w:firstLine="708"/>
       </w:pPr>
       <w:r>
-        <w:t xml:space="preserve">Пов’яжемо ε з </w:t>
+        <w:t>Пов’яжемо ε</w:t>
+      </w:r>
+      <w:ins w:id="324" w:author="Volodymyr Bondariev" w:date="2026-08-19T15:44:00Z" w16du:dateUtc="2026-08-19T12:44:00Z">
+        <w:r>
+          <w:t xml:space="preserve"> безпосередньо</w:t>
+        </w:r>
+      </w:ins>
+      <w:r>
+        <w:t xml:space="preserve"> з </w:t>
       </w:r>
       <w:r>
         <w:t xml:space="preserve"> триваліст</w:t>
@@ -6213,6 +6829,11 @@
       </m:oMathPara>
     </w:p>
     <w:p>
+      <w:pPr>
+        <w:rPr>
+          <w:ins w:id="325" w:author="Volodymyr Bondariev" w:date="2026-08-19T15:47:00Z" w16du:dateUtc="2026-08-19T12:47:00Z"/>
+        </w:rPr>
+      </w:pPr>
       <w:r>
         <w:t>Рівняння (</w:t>
       </w:r>
@@ -6226,9 +6847,212 @@
         <w:t>1</w:t>
       </w:r>
       <w:r>
-        <w:t>) визначають модель ізохоричного процесу.</w:t>
-      </w:r>
-    </w:p>
+        <w:t xml:space="preserve">) визначають </w:t>
+      </w:r>
+      <w:ins w:id="326" w:author="Volodymyr Bondariev" w:date="2026-08-19T15:45:00Z" w16du:dateUtc="2026-08-19T12:45:00Z">
+        <w:r>
+          <w:t>спосіб керування</w:t>
+        </w:r>
+      </w:ins>
+      <w:del w:id="327" w:author="Volodymyr Bondariev" w:date="2026-08-19T15:45:00Z" w16du:dateUtc="2026-08-19T12:45:00Z">
+        <w:r>
+          <w:delText>модель</w:delText>
+        </w:r>
+      </w:del>
+      <w:r>
+        <w:t xml:space="preserve"> ізохоричн</w:t>
+      </w:r>
+      <w:ins w:id="328" w:author="Volodymyr Bondariev" w:date="2026-08-19T15:46:00Z" w16du:dateUtc="2026-08-19T12:46:00Z">
+        <w:r>
+          <w:t>им</w:t>
+        </w:r>
+      </w:ins>
+      <w:del w:id="329" w:author="Volodymyr Bondariev" w:date="2026-08-19T15:46:00Z" w16du:dateUtc="2026-08-19T12:46:00Z">
+        <w:r>
+          <w:delText>ого</w:delText>
+        </w:r>
+      </w:del>
+      <w:r>
+        <w:t xml:space="preserve"> процес</w:t>
+      </w:r>
+      <w:ins w:id="330" w:author="Volodymyr Bondariev" w:date="2026-08-19T15:46:00Z" w16du:dateUtc="2026-08-19T12:46:00Z">
+        <w:r>
+          <w:t>ом</w:t>
+        </w:r>
+      </w:ins>
+      <w:del w:id="331" w:author="Volodymyr Bondariev" w:date="2026-08-19T15:46:00Z" w16du:dateUtc="2026-08-19T12:46:00Z">
+        <w:r>
+          <w:delText>у</w:delText>
+        </w:r>
+      </w:del>
+      <w:r>
+        <w:t>.</w:t>
+      </w:r>
+    </w:p>
+    <w:p>
+      <w:pPr>
+        <w:rPr>
+          <w:ins w:id="332" w:author="Volodymyr Bondariev" w:date="2026-08-19T15:47:00Z" w16du:dateUtc="2026-08-19T12:47:00Z"/>
+          <w:b/>
+          <w:bCs/>
+          <w:rPrChange w:id="333" w:author="Volodymyr Bondariev" w:date="2026-08-19T15:47:00Z" w16du:dateUtc="2026-08-19T12:47:00Z">
+            <w:rPr>
+              <w:ins w:id="334" w:author="Volodymyr Bondariev" w:date="2026-08-19T15:47:00Z" w16du:dateUtc="2026-08-19T12:47:00Z"/>
+            </w:rPr>
+          </w:rPrChange>
+        </w:rPr>
+      </w:pPr>
+      <w:ins w:id="335" w:author="Volodymyr Bondariev" w:date="2026-08-19T17:07:00Z" w16du:dateUtc="2026-08-19T14:07:00Z">
+        <w:r>
+          <w:rPr>
+            <w:b/>
+            <w:bCs/>
+          </w:rPr>
+          <w:t>Зв</w:t>
+        </w:r>
+      </w:ins>
+      <w:ins w:id="336" w:author="Volodymyr Bondariev" w:date="2026-08-19T15:47:00Z" w16du:dateUtc="2026-08-19T12:47:00Z">
+        <w:r>
+          <w:rPr>
+            <w:b/>
+            <w:bCs/>
+            <w:rPrChange w:id="337" w:author="Volodymyr Bondariev" w:date="2026-08-19T15:47:00Z" w16du:dateUtc="2026-08-19T12:47:00Z">
+              <w:rPr/>
+            </w:rPrChange>
+          </w:rPr>
+          <w:t>ор</w:t>
+        </w:r>
+      </w:ins>
+      <w:ins w:id="338" w:author="Volodymyr Bondariev" w:date="2026-08-19T15:48:00Z" w16du:dateUtc="2026-08-19T12:48:00Z">
+        <w:r>
+          <w:rPr>
+            <w:b/>
+            <w:bCs/>
+          </w:rPr>
+          <w:t>о</w:t>
+        </w:r>
+      </w:ins>
+      <w:ins w:id="339" w:author="Volodymyr Bondariev" w:date="2026-08-19T15:47:00Z" w16du:dateUtc="2026-08-19T12:47:00Z">
+        <w:r>
+          <w:rPr>
+            <w:b/>
+            <w:bCs/>
+            <w:rPrChange w:id="340" w:author="Volodymyr Bondariev" w:date="2026-08-19T15:47:00Z" w16du:dateUtc="2026-08-19T12:47:00Z">
+              <w:rPr/>
+            </w:rPrChange>
+          </w:rPr>
+          <w:t>тний зв’язок</w:t>
+        </w:r>
+      </w:ins>
+    </w:p>
+    <w:p>
+      <w:pPr>
+        <w:rPr>
+          <w:ins w:id="341" w:author="Volodymyr Bondariev" w:date="2026-08-19T15:47:00Z" w16du:dateUtc="2026-08-19T12:47:00Z"/>
+        </w:rPr>
+      </w:pPr>
+      <w:ins w:id="342" w:author="Volodymyr Bondariev" w:date="2026-08-19T16:39:00Z" w16du:dateUtc="2026-08-19T13:39:00Z">
+        <w:r>
+          <w:t>В квазіс</w:t>
+        </w:r>
+      </w:ins>
+      <w:ins w:id="343" w:author="Volodymyr Bondariev" w:date="2026-08-19T16:40:00Z" w16du:dateUtc="2026-08-19T13:40:00Z">
+        <w:r>
+          <w:t>таціонарних процесах весь час треб</w:t>
+        </w:r>
+      </w:ins>
+      <w:ins w:id="344" w:author="Volodymyr Bondariev" w:date="2026-08-19T16:41:00Z" w16du:dateUtc="2026-08-19T13:41:00Z">
+        <w:r>
+          <w:t>а</w:t>
+        </w:r>
+      </w:ins>
+      <w:ins w:id="345" w:author="Volodymyr Bondariev" w:date="2026-08-19T16:40:00Z" w16du:dateUtc="2026-08-19T13:40:00Z">
+        <w:r>
+          <w:t xml:space="preserve"> підтримувати незмінніс</w:t>
+        </w:r>
+      </w:ins>
+      <w:ins w:id="346" w:author="Volodymyr Bondariev" w:date="2026-08-19T16:41:00Z" w16du:dateUtc="2026-08-19T13:41:00Z">
+        <w:r>
+          <w:t>т</w:t>
+        </w:r>
+      </w:ins>
+      <w:ins w:id="347" w:author="Volodymyr Bondariev" w:date="2026-08-19T16:40:00Z" w16du:dateUtc="2026-08-19T13:40:00Z">
+        <w:r>
+          <w:t>ь певн</w:t>
+        </w:r>
+      </w:ins>
+      <w:ins w:id="348" w:author="Volodymyr Bondariev" w:date="2026-08-19T16:41:00Z" w16du:dateUtc="2026-08-19T13:41:00Z">
+        <w:r>
+          <w:t>о</w:t>
+        </w:r>
+      </w:ins>
+      <w:ins w:id="349" w:author="Volodymyr Bondariev" w:date="2026-08-19T16:40:00Z" w16du:dateUtc="2026-08-19T13:40:00Z">
+        <w:r>
+          <w:t>го параметру</w:t>
+        </w:r>
+      </w:ins>
+      <w:ins w:id="350" w:author="Volodymyr Bondariev" w:date="2026-08-19T16:41:00Z" w16du:dateUtc="2026-08-19T13:41:00Z">
+        <w:r>
+          <w:t>, в ізоба</w:t>
+        </w:r>
+      </w:ins>
+      <w:ins w:id="351" w:author="Volodymyr Bondariev" w:date="2026-08-19T16:42:00Z" w16du:dateUtc="2026-08-19T13:42:00Z">
+        <w:r>
+          <w:t xml:space="preserve">рі це тиск, в ізотермі </w:t>
+        </w:r>
+      </w:ins>
+      <w:ins w:id="352" w:author="Volodymyr Bondariev" w:date="2026-08-19T17:03:00Z" w16du:dateUtc="2026-08-19T14:03:00Z">
+        <w:r>
+          <w:t>темпер</w:t>
+        </w:r>
+      </w:ins>
+      <w:ins w:id="353" w:author="Volodymyr Bondariev" w:date="2026-08-19T17:08:00Z" w16du:dateUtc="2026-08-19T14:08:00Z">
+        <w:r>
+          <w:t>а</w:t>
+        </w:r>
+      </w:ins>
+      <w:ins w:id="354" w:author="Volodymyr Bondariev" w:date="2026-08-19T17:03:00Z" w16du:dateUtc="2026-08-19T14:03:00Z">
+        <w:r>
+          <w:t>тура, в ізохорі об</w:t>
+        </w:r>
+      </w:ins>
+      <w:ins w:id="355" w:author="Volodymyr Bondariev" w:date="2026-08-19T17:04:00Z" w16du:dateUtc="2026-08-19T14:04:00Z">
+        <w:r>
+          <w:t>’єм, навіть в адіабаті виявилось</w:t>
+        </w:r>
+      </w:ins>
+      <w:ins w:id="356" w:author="Volodymyr Bondariev" w:date="2026-08-19T17:05:00Z" w16du:dateUtc="2026-08-19T14:05:00Z">
+        <w:r>
+          <w:t>, що бажано підтримувати сталу швидкість поршня.</w:t>
+        </w:r>
+      </w:ins>
+      <w:ins w:id="357" w:author="Volodymyr Bondariev" w:date="2026-08-19T17:06:00Z" w16du:dateUtc="2026-08-19T14:06:00Z">
+        <w:r>
+          <w:t xml:space="preserve"> </w:t>
+        </w:r>
+      </w:ins>
+      <w:ins w:id="358" w:author="Volodymyr Bondariev" w:date="2026-08-19T17:07:00Z" w16du:dateUtc="2026-08-19T14:07:00Z">
+        <w:r>
+          <w:t>Для такої підтримки потрібен негативний зворотний зв</w:t>
+        </w:r>
+      </w:ins>
+      <w:ins w:id="359" w:author="Volodymyr Bondariev" w:date="2026-08-19T17:08:00Z" w16du:dateUtc="2026-08-19T14:08:00Z">
+        <w:r>
+          <w:t>’</w:t>
+        </w:r>
+      </w:ins>
+      <w:ins w:id="360" w:author="Volodymyr Bondariev" w:date="2026-08-19T17:07:00Z" w16du:dateUtc="2026-08-19T14:07:00Z">
+        <w:r>
+          <w:t>язок</w:t>
+        </w:r>
+      </w:ins>
+      <w:ins w:id="361" w:author="Volodymyr Bondariev" w:date="2026-08-19T17:08:00Z" w16du:dateUtc="2026-08-19T14:08:00Z">
+        <w:r>
+          <w:t>, який в різних процесах організований по-різному.</w:t>
+        </w:r>
+      </w:ins>
+    </w:p>
+    <w:p/>
     <w:p/>
     <w:p>
       <w:pPr>
@@ -6251,6 +7075,7 @@
         <w:ind w:firstLine="708"/>
       </w:pPr>
       <w:r>
+        <w:lastRenderedPageBreak/>
         <w:t>Оборотні процеси мають велике значення для розуміння теорії, але на практиці всі процеси необоротні. Нам потрібно мати моделі деяких необоротних процесів, щоб складати з них термодинамічні цикли більш наближені до циклів реальних двигунів, турбін</w:t>
       </w:r>
       <w:r>
@@ -6357,7 +7182,6 @@
           <w:b/>
           <w:bCs/>
         </w:rPr>
-        <w:lastRenderedPageBreak/>
         <w:t>Стискання</w:t>
       </w:r>
     </w:p>
@@ -6809,7 +7633,11 @@
         <w:t xml:space="preserve">починає адіабатичний процес. </w:t>
       </w:r>
       <w:r>
-        <w:t xml:space="preserve">Як було зазначено раніше, процес протікає завдяки відносно повільній зміни навантаження на поршні. Початковий вантаж той, що несе установка на момент виконання команди, кінцевий вантаж задає команда. Залежно від того, яке з двох значень більше, </w:t>
+        <w:t xml:space="preserve">Як було зазначено раніше, процес протікає завдяки відносно повільній зміни навантаження на поршні. Початковий вантаж той, що несе </w:t>
+      </w:r>
+      <w:r>
+        <w:lastRenderedPageBreak/>
+        <w:t xml:space="preserve">установка на момент виконання команди, кінцевий вантаж задає команда. Залежно від того, яке з двох значень більше, </w:t>
       </w:r>
       <w:r>
         <w:t>відбувається адіабатичне розширення, або стискання газу.</w:t>
@@ -8337,6 +9165,7 @@
             </w:pPr>
             <w:proofErr w:type="spellStart"/>
             <w:r>
+              <w:lastRenderedPageBreak/>
               <w:t>calm</w:t>
             </w:r>
             <w:proofErr w:type="spellEnd"/>

--- a/docs/Термодинамічні цикли.docx
+++ b/docs/Термодинамічні цикли.docx
@@ -177,10 +177,7 @@
         </w:r>
       </w:del>
       <w:r>
-        <w:t>сил</w:t>
-      </w:r>
-      <w:r>
-        <w:t>у</w:t>
+        <w:t>силу</w:t>
       </w:r>
       <w:r>
         <w:t xml:space="preserve">, яка діє на поршень ззовні (рис 1). </w:t>
@@ -214,7 +211,11 @@
       <w:ins w:id="6" w:author="Volodymyr Bondariev" w:date="2026-08-18T17:50:00Z" w16du:dateUtc="2026-08-18T14:50:00Z">
         <w:r>
           <w:rPr>
-            <w:lang w:val="en-US"/>
+            <w:rPrChange w:id="7" w:author="Volodymyr Bondariev" w:date="2026-08-20T12:55:00Z" w16du:dateUtc="2026-08-20T09:55:00Z">
+              <w:rPr>
+                <w:lang w:val="en-US"/>
+              </w:rPr>
+            </w:rPrChange>
           </w:rPr>
           <w:t xml:space="preserve"> </w:t>
         </w:r>
@@ -222,7 +223,7 @@
           <w:t>нерухомими</w:t>
         </w:r>
       </w:ins>
-      <w:del w:id="7" w:author="Volodymyr Bondariev" w:date="2026-08-18T17:50:00Z" w16du:dateUtc="2026-08-18T14:50:00Z">
+      <w:del w:id="8" w:author="Volodymyr Bondariev" w:date="2026-08-18T17:50:00Z" w16du:dateUtc="2026-08-18T14:50:00Z">
         <w:r>
           <w:delText>і</w:delText>
         </w:r>
@@ -230,31 +231,25 @@
       <w:r>
         <w:t xml:space="preserve"> стінками сосуду і з </w:t>
       </w:r>
-      <w:del w:id="8" w:author="Volodymyr Bondariev" w:date="2026-08-18T17:51:00Z" w16du:dateUtc="2026-08-18T14:51:00Z">
+      <w:del w:id="9" w:author="Volodymyr Bondariev" w:date="2026-08-18T17:51:00Z" w16du:dateUtc="2026-08-18T14:51:00Z">
         <w:r>
           <w:delText xml:space="preserve">рухливим </w:delText>
         </w:r>
       </w:del>
-      <w:ins w:id="9" w:author="Volodymyr Bondariev" w:date="2026-08-18T17:51:00Z" w16du:dateUtc="2026-08-18T14:51:00Z">
-        <w:r>
-          <w:t>рух</w:t>
-        </w:r>
-        <w:r>
-          <w:t>оми</w:t>
-        </w:r>
-        <w:r>
-          <w:t xml:space="preserve">м </w:t>
+      <w:ins w:id="10" w:author="Volodymyr Bondariev" w:date="2026-08-18T17:51:00Z" w16du:dateUtc="2026-08-18T14:51:00Z">
+        <w:r>
+          <w:t xml:space="preserve">рухомим </w:t>
         </w:r>
       </w:ins>
       <w:r>
         <w:t xml:space="preserve">поршнем і </w:t>
       </w:r>
-      <w:del w:id="10" w:author="Volodymyr Bondariev" w:date="2026-08-18T17:54:00Z" w16du:dateUtc="2026-08-18T14:54:00Z">
+      <w:del w:id="11" w:author="Volodymyr Bondariev" w:date="2026-08-18T17:54:00Z" w16du:dateUtc="2026-08-18T14:54:00Z">
         <w:r>
           <w:delText>своїм рухом</w:delText>
         </w:r>
       </w:del>
-      <w:ins w:id="11" w:author="Volodymyr Bondariev" w:date="2026-08-18T17:54:00Z" w16du:dateUtc="2026-08-18T14:54:00Z">
+      <w:ins w:id="12" w:author="Volodymyr Bondariev" w:date="2026-08-18T17:54:00Z" w16du:dateUtc="2026-08-18T14:54:00Z">
         <w:r>
           <w:t>таким чином</w:t>
         </w:r>
@@ -272,17 +267,14 @@
       <w:r>
         <w:t xml:space="preserve">Джерелом зовнішньої сили буде вантаж, який </w:t>
       </w:r>
-      <w:del w:id="12" w:author="Volodymyr Bondariev" w:date="2026-08-18T17:55:00Z" w16du:dateUtc="2026-08-18T14:55:00Z">
+      <w:del w:id="13" w:author="Volodymyr Bondariev" w:date="2026-08-18T17:55:00Z" w16du:dateUtc="2026-08-18T14:55:00Z">
         <w:r>
           <w:delText xml:space="preserve">стоїть </w:delText>
         </w:r>
       </w:del>
-      <w:ins w:id="13" w:author="Volodymyr Bondariev" w:date="2026-08-18T17:55:00Z" w16du:dateUtc="2026-08-18T14:55:00Z">
-        <w:r>
-          <w:t>знаходиться</w:t>
-        </w:r>
-        <w:r>
-          <w:t xml:space="preserve"> </w:t>
+      <w:ins w:id="14" w:author="Volodymyr Bondariev" w:date="2026-08-18T17:55:00Z" w16du:dateUtc="2026-08-18T14:55:00Z">
+        <w:r>
+          <w:t xml:space="preserve">знаходиться </w:t>
         </w:r>
       </w:ins>
       <w:r>
@@ -297,7 +289,7 @@
     <w:p>
       <w:pPr>
         <w:rPr>
-          <w:ins w:id="14" w:author="Volodymyr Bondariev" w:date="2026-08-18T17:57:00Z" w16du:dateUtc="2026-08-18T14:57:00Z"/>
+          <w:ins w:id="15" w:author="Volodymyr Bondariev" w:date="2026-08-18T17:57:00Z" w16du:dateUtc="2026-08-18T14:57:00Z"/>
         </w:rPr>
       </w:pPr>
       <w:r>
@@ -305,19 +297,23 @@
       </w:r>
       <w:r>
         <w:rPr>
-          <w:lang w:val="en-US"/>
+          <w:rPrChange w:id="16" w:author="Volodymyr Bondariev" w:date="2026-08-20T12:55:00Z" w16du:dateUtc="2026-08-20T09:55:00Z">
+            <w:rPr>
+              <w:lang w:val="en-US"/>
+            </w:rPr>
+          </w:rPrChange>
         </w:rPr>
         <w:t xml:space="preserve"> </w:t>
       </w:r>
       <w:r>
         <w:t xml:space="preserve">зменшує кількість ступенів свободи часток ідеального газу з 3 до 2 і </w:t>
       </w:r>
-      <w:del w:id="15" w:author="Volodymyr Bondariev" w:date="2026-08-18T17:56:00Z" w16du:dateUtc="2026-08-18T14:56:00Z">
+      <w:del w:id="17" w:author="Volodymyr Bondariev" w:date="2026-08-18T17:56:00Z" w16du:dateUtc="2026-08-18T14:56:00Z">
         <w:r>
           <w:delText>не впливає на інші</w:delText>
         </w:r>
       </w:del>
-      <w:ins w:id="16" w:author="Volodymyr Bondariev" w:date="2026-08-18T17:56:00Z" w16du:dateUtc="2026-08-18T14:56:00Z">
+      <w:ins w:id="18" w:author="Volodymyr Bondariev" w:date="2026-08-18T17:56:00Z" w16du:dateUtc="2026-08-18T14:56:00Z">
         <w:r>
           <w:t>що враховується в</w:t>
         </w:r>
@@ -325,12 +321,12 @@
       <w:r>
         <w:t xml:space="preserve"> газов</w:t>
       </w:r>
-      <w:ins w:id="17" w:author="Volodymyr Bondariev" w:date="2026-08-18T17:56:00Z" w16du:dateUtc="2026-08-18T14:56:00Z">
+      <w:ins w:id="19" w:author="Volodymyr Bondariev" w:date="2026-08-18T17:56:00Z" w16du:dateUtc="2026-08-18T14:56:00Z">
         <w:r>
           <w:t>их</w:t>
         </w:r>
       </w:ins>
-      <w:del w:id="18" w:author="Volodymyr Bondariev" w:date="2026-08-18T17:56:00Z" w16du:dateUtc="2026-08-18T14:56:00Z">
+      <w:del w:id="20" w:author="Volodymyr Bondariev" w:date="2026-08-18T17:56:00Z" w16du:dateUtc="2026-08-18T14:56:00Z">
         <w:r>
           <w:delText>і</w:delText>
         </w:r>
@@ -338,12 +334,12 @@
       <w:r>
         <w:t xml:space="preserve"> закон</w:t>
       </w:r>
-      <w:ins w:id="19" w:author="Volodymyr Bondariev" w:date="2026-08-18T17:57:00Z" w16du:dateUtc="2026-08-18T14:57:00Z">
+      <w:ins w:id="21" w:author="Volodymyr Bondariev" w:date="2026-08-18T17:57:00Z" w16du:dateUtc="2026-08-18T14:57:00Z">
         <w:r>
           <w:t>ах</w:t>
         </w:r>
       </w:ins>
-      <w:del w:id="20" w:author="Volodymyr Bondariev" w:date="2026-08-18T17:57:00Z" w16du:dateUtc="2026-08-18T14:57:00Z">
+      <w:del w:id="22" w:author="Volodymyr Bondariev" w:date="2026-08-18T17:57:00Z" w16du:dateUtc="2026-08-18T14:57:00Z">
         <w:r>
           <w:delText>и</w:delText>
         </w:r>
@@ -355,13 +351,13 @@
     <w:p>
       <w:pPr>
         <w:rPr>
-          <w:moveTo w:id="21" w:author="Volodymyr Bondariev" w:date="2026-08-18T17:57:00Z" w16du:dateUtc="2026-08-18T14:57:00Z"/>
+          <w:moveTo w:id="23" w:author="Volodymyr Bondariev" w:date="2026-08-18T17:57:00Z" w16du:dateUtc="2026-08-18T14:57:00Z"/>
           <w:b/>
           <w:bCs/>
         </w:rPr>
       </w:pPr>
-      <w:moveToRangeStart w:id="22" w:author="Volodymyr Bondariev" w:date="2026-08-18T17:57:00Z" w:name="move237968258"/>
-      <w:moveTo w:id="23" w:author="Volodymyr Bondariev" w:date="2026-08-18T17:57:00Z" w16du:dateUtc="2026-08-18T14:57:00Z">
+      <w:moveToRangeStart w:id="24" w:author="Volodymyr Bondariev" w:date="2026-08-18T17:57:00Z" w:name="move237968258"/>
+      <w:moveTo w:id="25" w:author="Volodymyr Bondariev" w:date="2026-08-18T17:57:00Z" w16du:dateUtc="2026-08-18T14:57:00Z">
         <w:r>
           <w:rPr>
             <w:b/>
@@ -375,20 +371,20 @@
       <w:pPr>
         <w:ind w:firstLine="708"/>
         <w:rPr>
-          <w:del w:id="24" w:author="Volodymyr Bondariev" w:date="2026-08-18T17:57:00Z" w16du:dateUtc="2026-08-18T14:57:00Z"/>
-          <w:moveTo w:id="25" w:author="Volodymyr Bondariev" w:date="2026-08-18T17:57:00Z" w16du:dateUtc="2026-08-18T14:57:00Z"/>
-        </w:rPr>
-        <w:pPrChange w:id="26" w:author="Volodymyr Bondariev" w:date="2026-08-18T17:57:00Z" w16du:dateUtc="2026-08-18T14:57:00Z">
+          <w:del w:id="26" w:author="Volodymyr Bondariev" w:date="2026-08-18T17:57:00Z" w16du:dateUtc="2026-08-18T14:57:00Z"/>
+          <w:moveTo w:id="27" w:author="Volodymyr Bondariev" w:date="2026-08-18T17:57:00Z" w16du:dateUtc="2026-08-18T14:57:00Z"/>
+        </w:rPr>
+        <w:pPrChange w:id="28" w:author="Volodymyr Bondariev" w:date="2026-08-18T17:57:00Z" w16du:dateUtc="2026-08-18T14:57:00Z">
           <w:pPr/>
         </w:pPrChange>
       </w:pPr>
-      <w:ins w:id="27" w:author="Volodymyr Bondariev" w:date="2026-08-18T17:58:00Z" w16du:dateUtc="2026-08-18T14:58:00Z">
+      <w:ins w:id="29" w:author="Volodymyr Bondariev" w:date="2026-08-18T17:58:00Z" w16du:dateUtc="2026-08-18T14:58:00Z">
         <w:r>
           <w:t>Більшість я</w:t>
         </w:r>
       </w:ins>
-      <w:moveTo w:id="28" w:author="Volodymyr Bondariev" w:date="2026-08-18T17:57:00Z" w16du:dateUtc="2026-08-18T14:57:00Z">
-        <w:del w:id="29" w:author="Volodymyr Bondariev" w:date="2026-08-18T17:57:00Z" w16du:dateUtc="2026-08-18T14:57:00Z">
+      <w:moveTo w:id="30" w:author="Volodymyr Bondariev" w:date="2026-08-18T17:57:00Z" w16du:dateUtc="2026-08-18T14:57:00Z">
+        <w:del w:id="31" w:author="Volodymyr Bondariev" w:date="2026-08-18T17:57:00Z" w16du:dateUtc="2026-08-18T14:57:00Z">
           <w:r>
             <w:delText>Ті я</w:delText>
           </w:r>
@@ -396,7 +392,7 @@
         <w:r>
           <w:t>вищ</w:t>
         </w:r>
-        <w:del w:id="30" w:author="Volodymyr Bondariev" w:date="2026-08-18T17:58:00Z" w16du:dateUtc="2026-08-18T14:58:00Z">
+        <w:del w:id="32" w:author="Volodymyr Bondariev" w:date="2026-08-18T17:58:00Z" w16du:dateUtc="2026-08-18T14:58:00Z">
           <w:r>
             <w:delText>а</w:delText>
           </w:r>
@@ -405,16 +401,16 @@
           <w:t>, які складають основу нашого життя, циклічні – щоб бути корисним, двигун повинен працювати довго, а не робити лише один оберт. Втім в циклі можна виділити окремі ділянки, коли параметри системи змінюються монотонно. Стратегія моделювання полягає в тому, що</w:t>
         </w:r>
       </w:moveTo>
-      <w:ins w:id="31" w:author="Volodymyr Bondariev" w:date="2026-08-18T19:48:00Z" w16du:dateUtc="2026-08-18T16:48:00Z">
+      <w:ins w:id="33" w:author="Volodymyr Bondariev" w:date="2026-08-18T19:48:00Z" w16du:dateUtc="2026-08-18T16:48:00Z">
         <w:r>
           <w:t>б</w:t>
         </w:r>
       </w:ins>
-      <w:moveTo w:id="32" w:author="Volodymyr Bondariev" w:date="2026-08-18T17:57:00Z" w16du:dateUtc="2026-08-18T14:57:00Z">
+      <w:moveTo w:id="34" w:author="Volodymyr Bondariev" w:date="2026-08-18T17:57:00Z" w16du:dateUtc="2026-08-18T14:57:00Z">
         <w:r>
           <w:t xml:space="preserve"> </w:t>
         </w:r>
-        <w:del w:id="33" w:author="Volodymyr Bondariev" w:date="2026-08-18T19:49:00Z" w16du:dateUtc="2026-08-18T16:49:00Z">
+        <w:del w:id="35" w:author="Volodymyr Bondariev" w:date="2026-08-18T19:49:00Z" w16du:dateUtc="2026-08-18T16:49:00Z">
           <w:r>
             <w:delText xml:space="preserve">ми </w:delText>
           </w:r>
@@ -422,7 +418,7 @@
         <w:r>
           <w:t xml:space="preserve">створимо моделі певної кількості таких ділянок, а вже з них можна складати </w:t>
         </w:r>
-        <w:del w:id="34" w:author="Volodymyr Bondariev" w:date="2026-08-18T19:49:00Z" w16du:dateUtc="2026-08-18T16:49:00Z">
+        <w:del w:id="36" w:author="Volodymyr Bondariev" w:date="2026-08-18T19:49:00Z" w16du:dateUtc="2026-08-18T16:49:00Z">
           <w:r>
             <w:delText xml:space="preserve">моделі </w:delText>
           </w:r>
@@ -430,31 +426,31 @@
         <w:r>
           <w:t>цикл</w:t>
         </w:r>
-        <w:del w:id="35" w:author="Volodymyr Bondariev" w:date="2026-08-18T19:49:00Z" w16du:dateUtc="2026-08-18T16:49:00Z">
+        <w:del w:id="37" w:author="Volodymyr Bondariev" w:date="2026-08-18T19:49:00Z" w16du:dateUtc="2026-08-18T16:49:00Z">
           <w:r>
             <w:delText>ів</w:delText>
           </w:r>
         </w:del>
       </w:moveTo>
-      <w:ins w:id="36" w:author="Volodymyr Bondariev" w:date="2026-08-18T19:49:00Z" w16du:dateUtc="2026-08-18T16:49:00Z">
+      <w:ins w:id="38" w:author="Volodymyr Bondariev" w:date="2026-08-18T19:49:00Z" w16du:dateUtc="2026-08-18T16:49:00Z">
         <w:r>
           <w:t>и</w:t>
         </w:r>
       </w:ins>
-      <w:moveTo w:id="37" w:author="Volodymyr Bondariev" w:date="2026-08-18T17:57:00Z" w16du:dateUtc="2026-08-18T14:57:00Z">
+      <w:moveTo w:id="39" w:author="Volodymyr Bondariev" w:date="2026-08-18T17:57:00Z" w16du:dateUtc="2026-08-18T14:57:00Z">
         <w:r>
           <w:t xml:space="preserve"> (далі будемо називати ділянки монотонної зміни параметрів процесами).  </w:t>
         </w:r>
       </w:moveTo>
     </w:p>
-    <w:moveToRangeEnd w:id="22"/>
+    <w:moveToRangeEnd w:id="24"/>
     <w:p>
       <w:pPr>
         <w:ind w:firstLine="708"/>
         <w:rPr>
-          <w:del w:id="38" w:author="Volodymyr Bondariev" w:date="2026-08-18T17:57:00Z" w16du:dateUtc="2026-08-18T14:57:00Z"/>
-        </w:rPr>
-        <w:pPrChange w:id="39" w:author="Volodymyr Bondariev" w:date="2026-08-18T17:57:00Z" w16du:dateUtc="2026-08-18T14:57:00Z">
+          <w:del w:id="40" w:author="Volodymyr Bondariev" w:date="2026-08-18T17:57:00Z" w16du:dateUtc="2026-08-18T14:57:00Z"/>
+        </w:rPr>
+        <w:pPrChange w:id="41" w:author="Volodymyr Bondariev" w:date="2026-08-18T17:57:00Z" w16du:dateUtc="2026-08-18T14:57:00Z">
           <w:pPr/>
         </w:pPrChange>
       </w:pPr>
@@ -462,7 +458,7 @@
     <w:p>
       <w:pPr>
         <w:ind w:firstLine="708"/>
-        <w:pPrChange w:id="40" w:author="Volodymyr Bondariev" w:date="2026-08-18T17:57:00Z" w16du:dateUtc="2026-08-18T14:57:00Z">
+        <w:pPrChange w:id="42" w:author="Volodymyr Bondariev" w:date="2026-08-18T17:57:00Z" w16du:dateUtc="2026-08-18T14:57:00Z">
           <w:pPr/>
         </w:pPrChange>
       </w:pPr>
@@ -594,36 +590,30 @@
       <w:r>
         <w:t xml:space="preserve">Загальний принцип моделювання процесу полягає в тому, що формулюється умова, за якої процес продовжується і визначається алгоритм </w:t>
       </w:r>
-      <w:del w:id="41" w:author="Volodymyr Bondariev" w:date="2026-08-18T19:50:00Z" w16du:dateUtc="2026-08-18T16:50:00Z">
+      <w:del w:id="43" w:author="Volodymyr Bondariev" w:date="2026-08-18T19:50:00Z" w16du:dateUtc="2026-08-18T16:50:00Z">
         <w:r>
           <w:delText>впливу на</w:delText>
-        </w:r>
-      </w:del>
-      <w:ins w:id="42" w:author="Volodymyr Bondariev" w:date="2026-08-18T19:50:00Z" w16du:dateUtc="2026-08-18T16:50:00Z">
-        <w:r>
-          <w:t>зміни</w:t>
-        </w:r>
-      </w:ins>
-      <w:r>
-        <w:t xml:space="preserve"> </w:t>
-      </w:r>
-      <w:del w:id="43" w:author="Volodymyr Bondariev" w:date="2026-08-18T19:50:00Z" w16du:dateUtc="2026-08-18T16:50:00Z">
-        <w:r>
-          <w:delText xml:space="preserve">параметри </w:delText>
         </w:r>
       </w:del>
       <w:ins w:id="44" w:author="Volodymyr Bondariev" w:date="2026-08-18T19:50:00Z" w16du:dateUtc="2026-08-18T16:50:00Z">
         <w:r>
-          <w:t>параметр</w:t>
-        </w:r>
-        <w:r>
-          <w:t>ів</w:t>
-        </w:r>
-        <w:r>
-          <w:t xml:space="preserve"> </w:t>
+          <w:t>зміни</w:t>
         </w:r>
       </w:ins>
       <w:r>
+        <w:t xml:space="preserve"> </w:t>
+      </w:r>
+      <w:del w:id="45" w:author="Volodymyr Bondariev" w:date="2026-08-18T19:50:00Z" w16du:dateUtc="2026-08-18T16:50:00Z">
+        <w:r>
+          <w:delText xml:space="preserve">параметри </w:delText>
+        </w:r>
+      </w:del>
+      <w:ins w:id="46" w:author="Volodymyr Bondariev" w:date="2026-08-18T19:50:00Z" w16du:dateUtc="2026-08-18T16:50:00Z">
+        <w:r>
+          <w:t xml:space="preserve">параметрів </w:t>
+        </w:r>
+      </w:ins>
+      <w:r>
         <w:t xml:space="preserve">моделі в </w:t>
       </w:r>
       <w:r>
@@ -638,26 +628,14 @@
       <w:r>
         <w:t xml:space="preserve">, а </w:t>
       </w:r>
-      <w:del w:id="45" w:author="Volodymyr Bondariev" w:date="2026-08-18T19:51:00Z" w16du:dateUtc="2026-08-18T16:51:00Z">
+      <w:del w:id="47" w:author="Volodymyr Bondariev" w:date="2026-08-18T19:51:00Z" w16du:dateUtc="2026-08-18T16:51:00Z">
         <w:r>
           <w:delText>вплив на параметри</w:delText>
         </w:r>
       </w:del>
-      <w:ins w:id="46" w:author="Volodymyr Bondariev" w:date="2026-08-18T19:51:00Z" w16du:dateUtc="2026-08-18T16:51:00Z">
-        <w:r>
-          <w:t xml:space="preserve"> </w:t>
-        </w:r>
-        <w:r>
-          <w:t xml:space="preserve">алгоритм </w:t>
-        </w:r>
-        <w:r>
-          <w:t>зміни</w:t>
-        </w:r>
-        <w:r>
-          <w:t xml:space="preserve"> параметр</w:t>
-        </w:r>
-        <w:r>
-          <w:t>ів</w:t>
+      <w:ins w:id="48" w:author="Volodymyr Bondariev" w:date="2026-08-18T19:51:00Z" w16du:dateUtc="2026-08-18T16:51:00Z">
+        <w:r>
+          <w:t xml:space="preserve"> алгоритм зміни параметрів</w:t>
         </w:r>
       </w:ins>
       <w:r>
@@ -790,64 +768,52 @@
       </w:r>
     </w:p>
     <w:p>
-      <w:ins w:id="47" w:author="Volodymyr Bondariev" w:date="2026-08-18T19:52:00Z" w16du:dateUtc="2026-08-18T16:52:00Z">
-        <w:r>
-          <w:t>А</w:t>
-        </w:r>
-        <w:r>
-          <w:t xml:space="preserve">лгоритм </w:t>
-        </w:r>
-        <w:r>
-          <w:t>зміни</w:t>
-        </w:r>
-        <w:r>
-          <w:t xml:space="preserve"> параметр</w:t>
-        </w:r>
-        <w:r>
-          <w:t>ів</w:t>
-        </w:r>
-      </w:ins>
-      <w:del w:id="48" w:author="Volodymyr Bondariev" w:date="2026-08-18T19:52:00Z" w16du:dateUtc="2026-08-18T16:52:00Z">
-        <w:r>
-          <w:delText xml:space="preserve">Для впливу </w:delText>
-        </w:r>
-        <w:r>
-          <w:delText>на процес</w:delText>
-        </w:r>
-      </w:del>
-      <w:r>
-        <w:t xml:space="preserve"> </w:t>
-      </w:r>
-      <w:r>
-        <w:t>(ді</w:t>
-      </w:r>
       <w:ins w:id="49" w:author="Volodymyr Bondariev" w:date="2026-08-18T19:52:00Z" w16du:dateUtc="2026-08-18T16:52:00Z">
         <w:r>
-          <w:t>я</w:t>
+          <w:t>Алгоритм зміни параметрів</w:t>
         </w:r>
       </w:ins>
       <w:del w:id="50" w:author="Volodymyr Bondariev" w:date="2026-08-18T19:52:00Z" w16du:dateUtc="2026-08-18T16:52:00Z">
         <w:r>
-          <w:delText>ї</w:delText>
+          <w:delText xml:space="preserve">Для впливу </w:delText>
+        </w:r>
+        <w:r>
+          <w:delText>на процес</w:delText>
         </w:r>
       </w:del>
       <w:r>
-        <w:t xml:space="preserve">) </w:t>
-      </w:r>
-      <w:r>
-        <w:t>мож</w:t>
-      </w:r>
-      <w:ins w:id="51" w:author="Volodymyr Bondariev" w:date="2026-08-18T19:53:00Z" w16du:dateUtc="2026-08-18T16:53:00Z">
-        <w:r>
-          <w:t>е працювати з</w:t>
+        <w:t xml:space="preserve"> </w:t>
+      </w:r>
+      <w:r>
+        <w:t>(ді</w:t>
+      </w:r>
+      <w:ins w:id="51" w:author="Volodymyr Bondariev" w:date="2026-08-18T19:52:00Z" w16du:dateUtc="2026-08-18T16:52:00Z">
+        <w:r>
+          <w:t>я</w:t>
         </w:r>
       </w:ins>
       <w:del w:id="52" w:author="Volodymyr Bondariev" w:date="2026-08-18T19:52:00Z" w16du:dateUtc="2026-08-18T16:52:00Z">
         <w:r>
+          <w:delText>ї</w:delText>
+        </w:r>
+      </w:del>
+      <w:r>
+        <w:t xml:space="preserve">) </w:t>
+      </w:r>
+      <w:r>
+        <w:t>мож</w:t>
+      </w:r>
+      <w:ins w:id="53" w:author="Volodymyr Bondariev" w:date="2026-08-18T19:53:00Z" w16du:dateUtc="2026-08-18T16:53:00Z">
+        <w:r>
+          <w:t>е працювати з</w:t>
+        </w:r>
+      </w:ins>
+      <w:del w:id="54" w:author="Volodymyr Bondariev" w:date="2026-08-18T19:52:00Z" w16du:dateUtc="2026-08-18T16:52:00Z">
+        <w:r>
           <w:delText>на</w:delText>
         </w:r>
       </w:del>
-      <w:del w:id="53" w:author="Volodymyr Bondariev" w:date="2026-08-18T19:53:00Z" w16du:dateUtc="2026-08-18T16:53:00Z">
+      <w:del w:id="55" w:author="Volodymyr Bondariev" w:date="2026-08-18T19:53:00Z" w16du:dateUtc="2026-08-18T16:53:00Z">
         <w:r>
           <w:delText xml:space="preserve"> обирати</w:delText>
         </w:r>
@@ -855,12 +821,12 @@
       <w:r>
         <w:t xml:space="preserve"> будь-як</w:t>
       </w:r>
-      <w:ins w:id="54" w:author="Volodymyr Bondariev" w:date="2026-08-18T19:53:00Z" w16du:dateUtc="2026-08-18T16:53:00Z">
+      <w:ins w:id="56" w:author="Volodymyr Bondariev" w:date="2026-08-18T19:53:00Z" w16du:dateUtc="2026-08-18T16:53:00Z">
         <w:r>
           <w:t>ими</w:t>
         </w:r>
       </w:ins>
-      <w:del w:id="55" w:author="Volodymyr Bondariev" w:date="2026-08-18T19:53:00Z" w16du:dateUtc="2026-08-18T16:53:00Z">
+      <w:del w:id="57" w:author="Volodymyr Bondariev" w:date="2026-08-18T19:53:00Z" w16du:dateUtc="2026-08-18T16:53:00Z">
         <w:r>
           <w:delText>і</w:delText>
         </w:r>
@@ -868,7 +834,7 @@
       <w:r>
         <w:t xml:space="preserve"> параметр</w:t>
       </w:r>
-      <w:ins w:id="56" w:author="Volodymyr Bondariev" w:date="2026-08-18T19:53:00Z" w16du:dateUtc="2026-08-18T16:53:00Z">
+      <w:ins w:id="58" w:author="Volodymyr Bondariev" w:date="2026-08-18T19:53:00Z" w16du:dateUtc="2026-08-18T16:53:00Z">
         <w:r>
           <w:t>ам</w:t>
         </w:r>
@@ -876,12 +842,12 @@
       <w:r>
         <w:t xml:space="preserve">и, незалежно від того, вважають їх змінними чи </w:t>
       </w:r>
-      <w:ins w:id="57" w:author="Volodymyr Bondariev" w:date="2026-08-18T19:53:00Z" w16du:dateUtc="2026-08-18T16:53:00Z">
+      <w:ins w:id="59" w:author="Volodymyr Bondariev" w:date="2026-08-18T19:53:00Z" w16du:dateUtc="2026-08-18T16:53:00Z">
         <w:r>
           <w:t>стали</w:t>
         </w:r>
       </w:ins>
-      <w:del w:id="58" w:author="Volodymyr Bondariev" w:date="2026-08-18T19:53:00Z" w16du:dateUtc="2026-08-18T16:53:00Z">
+      <w:del w:id="60" w:author="Volodymyr Bondariev" w:date="2026-08-18T19:53:00Z" w16du:dateUtc="2026-08-18T16:53:00Z">
         <w:r>
           <w:delText>константа</w:delText>
         </w:r>
@@ -889,7 +855,7 @@
       <w:r>
         <w:t xml:space="preserve">ми в певному процесі. Втім безпосередня зміна об’єму шляхом </w:t>
       </w:r>
-      <w:ins w:id="59" w:author="Volodymyr Bondariev" w:date="2026-08-18T19:55:00Z" w16du:dateUtc="2026-08-18T16:55:00Z">
+      <w:ins w:id="61" w:author="Volodymyr Bondariev" w:date="2026-08-18T19:55:00Z" w16du:dateUtc="2026-08-18T16:55:00Z">
         <w:r>
           <w:t xml:space="preserve">вимушеного </w:t>
         </w:r>
@@ -900,42 +866,39 @@
       <w:r>
         <w:t xml:space="preserve"> в даній моделі провокує довготривалі перехідні процеси, тому зазвичай будемо </w:t>
       </w:r>
-      <w:del w:id="60" w:author="Volodymyr Bondariev" w:date="2026-08-18T19:56:00Z" w16du:dateUtc="2026-08-18T16:56:00Z">
+      <w:del w:id="62" w:author="Volodymyr Bondariev" w:date="2026-08-18T19:56:00Z" w16du:dateUtc="2026-08-18T16:56:00Z">
         <w:r>
           <w:delText xml:space="preserve">користуватися </w:delText>
         </w:r>
       </w:del>
-      <w:ins w:id="61" w:author="Volodymyr Bondariev" w:date="2026-08-18T19:56:00Z" w16du:dateUtc="2026-08-18T16:56:00Z">
-        <w:r>
-          <w:t>змінювати</w:t>
-        </w:r>
-        <w:r>
-          <w:t xml:space="preserve"> </w:t>
+      <w:ins w:id="63" w:author="Volodymyr Bondariev" w:date="2026-08-18T19:56:00Z" w16du:dateUtc="2026-08-18T16:56:00Z">
+        <w:r>
+          <w:t xml:space="preserve">змінювати </w:t>
         </w:r>
       </w:ins>
       <w:r>
         <w:t>температур</w:t>
       </w:r>
-      <w:ins w:id="62" w:author="Volodymyr Bondariev" w:date="2026-08-18T19:56:00Z" w16du:dateUtc="2026-08-18T16:56:00Z">
+      <w:ins w:id="64" w:author="Volodymyr Bondariev" w:date="2026-08-18T19:56:00Z" w16du:dateUtc="2026-08-18T16:56:00Z">
         <w:r>
           <w:t>у</w:t>
-        </w:r>
-      </w:ins>
-      <w:del w:id="63" w:author="Volodymyr Bondariev" w:date="2026-08-18T19:56:00Z" w16du:dateUtc="2026-08-18T16:56:00Z">
-        <w:r>
-          <w:delText>ою</w:delText>
-        </w:r>
-      </w:del>
-      <w:r>
-        <w:t xml:space="preserve"> (через</w:t>
-      </w:r>
-      <w:ins w:id="64" w:author="Volodymyr Bondariev" w:date="2026-08-18T19:56:00Z" w16du:dateUtc="2026-08-18T16:56:00Z">
-        <w:r>
-          <w:t xml:space="preserve"> кінетичну енергію</w:t>
         </w:r>
       </w:ins>
       <w:del w:id="65" w:author="Volodymyr Bondariev" w:date="2026-08-18T19:56:00Z" w16du:dateUtc="2026-08-18T16:56:00Z">
         <w:r>
+          <w:delText>ою</w:delText>
+        </w:r>
+      </w:del>
+      <w:r>
+        <w:t xml:space="preserve"> (через</w:t>
+      </w:r>
+      <w:ins w:id="66" w:author="Volodymyr Bondariev" w:date="2026-08-18T19:56:00Z" w16du:dateUtc="2026-08-18T16:56:00Z">
+        <w:r>
+          <w:t xml:space="preserve"> кінетичну енергію</w:t>
+        </w:r>
+      </w:ins>
+      <w:del w:id="67" w:author="Volodymyr Bondariev" w:date="2026-08-18T19:56:00Z" w16du:dateUtc="2026-08-18T16:56:00Z">
+        <w:r>
           <w:delText xml:space="preserve"> швидкість</w:delText>
         </w:r>
       </w:del>
@@ -947,7 +910,7 @@
         <w:t>тиско</w:t>
       </w:r>
       <w:proofErr w:type="spellEnd"/>
-      <w:del w:id="66" w:author="Volodymyr Bondariev" w:date="2026-08-18T19:56:00Z" w16du:dateUtc="2026-08-18T16:56:00Z">
+      <w:del w:id="68" w:author="Volodymyr Bondariev" w:date="2026-08-18T19:56:00Z" w16du:dateUtc="2026-08-18T16:56:00Z">
         <w:r>
           <w:delText>м</w:delText>
         </w:r>
@@ -995,17 +958,17 @@
       <w:r>
         <w:t xml:space="preserve">З самого визначення квазістатичного процесу витікає неможливість його відтворення в </w:t>
       </w:r>
-      <w:del w:id="67" w:author="Volodymyr Bondariev" w:date="2026-08-18T19:57:00Z" w16du:dateUtc="2026-08-18T16:57:00Z">
+      <w:del w:id="69" w:author="Volodymyr Bondariev" w:date="2026-08-18T19:57:00Z" w16du:dateUtc="2026-08-18T16:57:00Z">
         <w:r>
           <w:delText>цифровій моделі</w:delText>
         </w:r>
       </w:del>
-      <w:ins w:id="68" w:author="Volodymyr Bondariev" w:date="2026-08-18T19:57:00Z" w16du:dateUtc="2026-08-18T16:57:00Z">
+      <w:ins w:id="70" w:author="Volodymyr Bondariev" w:date="2026-08-18T19:57:00Z" w16du:dateUtc="2026-08-18T16:57:00Z">
         <w:r>
           <w:t>реаль</w:t>
         </w:r>
       </w:ins>
-      <w:ins w:id="69" w:author="Volodymyr Bondariev" w:date="2026-08-18T19:58:00Z" w16du:dateUtc="2026-08-18T16:58:00Z">
+      <w:ins w:id="71" w:author="Volodymyr Bondariev" w:date="2026-08-18T19:58:00Z" w16du:dateUtc="2026-08-18T16:58:00Z">
         <w:r>
           <w:t>ності</w:t>
         </w:r>
@@ -1013,28 +976,22 @@
       <w:r>
         <w:t xml:space="preserve">, але можна наблизитися  до того, змінюючи параметри системи малими порціями. Чим менші ті порції, тим ближче до ідеалу, але тут є </w:t>
       </w:r>
-      <w:del w:id="70" w:author="Volodymyr Bondariev" w:date="2026-08-18T19:58:00Z" w16du:dateUtc="2026-08-18T16:58:00Z">
+      <w:del w:id="72" w:author="Volodymyr Bondariev" w:date="2026-08-18T19:58:00Z" w16du:dateUtc="2026-08-18T16:58:00Z">
         <w:r>
           <w:delText xml:space="preserve">інше </w:delText>
         </w:r>
       </w:del>
-      <w:ins w:id="71" w:author="Volodymyr Bondariev" w:date="2026-08-18T19:58:00Z" w16du:dateUtc="2026-08-18T16:58:00Z">
-        <w:r>
-          <w:t>інш</w:t>
-        </w:r>
-        <w:r>
-          <w:t>а</w:t>
-        </w:r>
-        <w:r>
-          <w:t xml:space="preserve"> </w:t>
+      <w:ins w:id="73" w:author="Volodymyr Bondariev" w:date="2026-08-18T19:58:00Z" w16du:dateUtc="2026-08-18T16:58:00Z">
+        <w:r>
+          <w:t xml:space="preserve">інша </w:t>
         </w:r>
       </w:ins>
-      <w:del w:id="72" w:author="Volodymyr Bondariev" w:date="2026-08-18T19:59:00Z" w16du:dateUtc="2026-08-18T16:59:00Z">
+      <w:del w:id="74" w:author="Volodymyr Bondariev" w:date="2026-08-18T19:59:00Z" w16du:dateUtc="2026-08-18T16:59:00Z">
         <w:r>
           <w:delText>обмеження</w:delText>
         </w:r>
       </w:del>
-      <w:ins w:id="73" w:author="Volodymyr Bondariev" w:date="2026-08-18T19:59:00Z" w16du:dateUtc="2026-08-18T16:59:00Z">
+      <w:ins w:id="75" w:author="Volodymyr Bondariev" w:date="2026-08-18T19:59:00Z" w16du:dateUtc="2026-08-18T16:59:00Z">
         <w:r>
           <w:t>проблема</w:t>
         </w:r>
@@ -1048,7 +1005,7 @@
       <w:r>
         <w:t xml:space="preserve"> просто не цікаво.</w:t>
       </w:r>
-      <w:ins w:id="74" w:author="Volodymyr Bondariev" w:date="2026-08-18T19:59:00Z" w16du:dateUtc="2026-08-18T16:59:00Z">
+      <w:ins w:id="76" w:author="Volodymyr Bondariev" w:date="2026-08-18T19:59:00Z" w16du:dateUtc="2026-08-18T16:59:00Z">
         <w:r>
           <w:t xml:space="preserve"> </w:t>
         </w:r>
@@ -1088,12 +1045,12 @@
       <w:r>
         <w:t xml:space="preserve">, </w:t>
       </w:r>
-      <w:del w:id="75" w:author="Volodymyr Bondariev" w:date="2026-08-18T20:00:00Z" w16du:dateUtc="2026-08-18T17:00:00Z">
+      <w:del w:id="77" w:author="Volodymyr Bondariev" w:date="2026-08-18T20:00:00Z" w16du:dateUtc="2026-08-18T17:00:00Z">
         <w:r>
           <w:delText>в даному випадку</w:delText>
         </w:r>
       </w:del>
-      <w:ins w:id="76" w:author="Volodymyr Bondariev" w:date="2026-08-18T20:00:00Z" w16du:dateUtc="2026-08-18T17:00:00Z">
+      <w:ins w:id="78" w:author="Volodymyr Bondariev" w:date="2026-08-18T20:00:00Z" w16du:dateUtc="2026-08-18T17:00:00Z">
         <w:r>
           <w:t>наразі</w:t>
         </w:r>
@@ -1110,7 +1067,7 @@
       <w:r>
         <w:t>осягн</w:t>
       </w:r>
-      <w:del w:id="77" w:author="Volodymyr Bondariev" w:date="2026-08-18T20:00:00Z" w16du:dateUtc="2026-08-18T17:00:00Z">
+      <w:del w:id="79" w:author="Volodymyr Bondariev" w:date="2026-08-18T20:00:00Z" w16du:dateUtc="2026-08-18T17:00:00Z">
         <w:r>
           <w:delText>е</w:delText>
         </w:r>
@@ -1136,7 +1093,7 @@
       <w:r>
         <w:t xml:space="preserve">, газ </w:t>
       </w:r>
-      <w:del w:id="78" w:author="Volodymyr Bondariev" w:date="2026-08-18T20:00:00Z" w16du:dateUtc="2026-08-18T17:00:00Z">
+      <w:del w:id="80" w:author="Volodymyr Bondariev" w:date="2026-08-18T20:00:00Z" w16du:dateUtc="2026-08-18T17:00:00Z">
         <w:r>
           <w:delText>буд</w:delText>
         </w:r>
@@ -1147,21 +1104,15 @@
           <w:delText xml:space="preserve"> </w:delText>
         </w:r>
       </w:del>
-      <w:ins w:id="79" w:author="Volodymyr Bondariev" w:date="2026-08-18T20:00:00Z" w16du:dateUtc="2026-08-18T17:00:00Z">
-        <w:r>
-          <w:t>буд</w:t>
-        </w:r>
-        <w:r>
-          <w:t>уть</w:t>
-        </w:r>
-        <w:r>
-          <w:t xml:space="preserve"> </w:t>
+      <w:ins w:id="81" w:author="Volodymyr Bondariev" w:date="2026-08-18T20:00:00Z" w16du:dateUtc="2026-08-18T17:00:00Z">
+        <w:r>
+          <w:t xml:space="preserve">будуть </w:t>
         </w:r>
       </w:ins>
       <w:r>
         <w:t>стискати</w:t>
       </w:r>
-      <w:del w:id="80" w:author="Volodymyr Bondariev" w:date="2026-08-18T20:01:00Z" w16du:dateUtc="2026-08-18T17:01:00Z">
+      <w:del w:id="82" w:author="Volodymyr Bondariev" w:date="2026-08-18T20:01:00Z" w16du:dateUtc="2026-08-18T17:01:00Z">
         <w:r>
           <w:delText>ся</w:delText>
         </w:r>
@@ -1169,7 +1120,7 @@
       <w:r>
         <w:t>, якщо менша, розширювати</w:t>
       </w:r>
-      <w:del w:id="81" w:author="Volodymyr Bondariev" w:date="2026-08-18T20:01:00Z" w16du:dateUtc="2026-08-18T17:01:00Z">
+      <w:del w:id="83" w:author="Volodymyr Bondariev" w:date="2026-08-18T20:01:00Z" w16du:dateUtc="2026-08-18T17:01:00Z">
         <w:r>
           <w:delText>ся</w:delText>
         </w:r>
@@ -1185,7 +1136,7 @@
       <w:r>
         <w:t xml:space="preserve">Стискання і розширення є симетричними процесами, тому тут і далі будемо розглядати лише </w:t>
       </w:r>
-      <w:ins w:id="82" w:author="Volodymyr Bondariev" w:date="2026-08-18T20:01:00Z" w16du:dateUtc="2026-08-18T17:01:00Z">
+      <w:ins w:id="84" w:author="Volodymyr Bondariev" w:date="2026-08-18T20:01:00Z" w16du:dateUtc="2026-08-18T17:01:00Z">
         <w:r>
           <w:t xml:space="preserve">один з них, а саме, </w:t>
         </w:r>
@@ -1520,12 +1471,12 @@
       <w:r>
         <w:t xml:space="preserve">. В кінцевих </w:t>
       </w:r>
-      <w:ins w:id="83" w:author="Volodymyr Bondariev" w:date="2026-08-18T20:04:00Z" w16du:dateUtc="2026-08-18T17:04:00Z">
+      <w:ins w:id="85" w:author="Volodymyr Bondariev" w:date="2026-08-18T20:04:00Z" w16du:dateUtc="2026-08-18T17:04:00Z">
         <w:r>
           <w:t>різниц</w:t>
         </w:r>
       </w:ins>
-      <w:del w:id="84" w:author="Volodymyr Bondariev" w:date="2026-08-18T20:04:00Z" w16du:dateUtc="2026-08-18T17:04:00Z">
+      <w:del w:id="86" w:author="Volodymyr Bondariev" w:date="2026-08-18T20:04:00Z" w16du:dateUtc="2026-08-18T17:04:00Z">
         <w:r>
           <w:delText>відмінност</w:delText>
         </w:r>
@@ -1626,14 +1577,14 @@
               </m:r>
             </m:sup>
           </m:sSup>
-          <w:bookmarkStart w:id="85" w:name="_Hlk236738160"/>
+          <w:bookmarkStart w:id="87" w:name="_Hlk236738160"/>
           <m:r>
             <w:rPr>
               <w:rFonts w:ascii="Cambria Math" w:hAnsi="Cambria Math"/>
             </w:rPr>
             <m:t xml:space="preserve">≈P </m:t>
           </m:r>
-          <w:bookmarkEnd w:id="85"/>
+          <w:bookmarkEnd w:id="87"/>
           <m:d>
             <m:dPr>
               <m:ctrlPr>
@@ -1788,15 +1739,17 @@
       <w:r>
         <w:t xml:space="preserve"> – проміжок дискретного часу, який в мо</w:t>
       </w:r>
+      <w:proofErr w:type="spellStart"/>
       <w:r>
         <w:t>дел</w:t>
       </w:r>
-      <w:ins w:id="86" w:author="Volodymyr Bondariev" w:date="2026-08-18T20:05:00Z" w16du:dateUtc="2026-08-18T17:05:00Z">
+      <w:ins w:id="88" w:author="Volodymyr Bondariev" w:date="2026-08-18T20:05:00Z" w16du:dateUtc="2026-08-18T17:05:00Z">
         <w:r>
           <w:t>і</w:t>
         </w:r>
       </w:ins>
-      <w:del w:id="87" w:author="Volodymyr Bondariev" w:date="2026-08-18T20:05:00Z" w16du:dateUtc="2026-08-18T17:05:00Z">
+      <w:proofErr w:type="spellEnd"/>
+      <w:del w:id="89" w:author="Volodymyr Bondariev" w:date="2026-08-18T20:05:00Z" w16du:dateUtc="2026-08-18T17:05:00Z">
         <w:r>
           <w:delText>і</w:delText>
         </w:r>
@@ -1804,7 +1757,7 @@
       <w:r>
         <w:t xml:space="preserve"> завжди вважається одиничним і тому </w:t>
       </w:r>
-      <w:del w:id="88" w:author="Volodymyr Bondariev" w:date="2026-08-18T20:06:00Z" w16du:dateUtc="2026-08-18T17:06:00Z">
+      <w:del w:id="90" w:author="Volodymyr Bondariev" w:date="2026-08-18T20:06:00Z" w16du:dateUtc="2026-08-18T17:06:00Z">
         <w:r>
           <w:delText>іноді</w:delText>
         </w:r>
@@ -1812,12 +1765,9 @@
           <w:delText xml:space="preserve"> </w:delText>
         </w:r>
       </w:del>
-      <w:ins w:id="89" w:author="Volodymyr Bondariev" w:date="2026-08-18T20:06:00Z" w16du:dateUtc="2026-08-18T17:06:00Z">
-        <w:r>
-          <w:t>зазвичай</w:t>
-        </w:r>
-        <w:r>
-          <w:t xml:space="preserve"> </w:t>
+      <w:ins w:id="91" w:author="Volodymyr Bondariev" w:date="2026-08-18T20:06:00Z" w16du:dateUtc="2026-08-18T17:06:00Z">
+        <w:r>
+          <w:t xml:space="preserve">зазвичай </w:t>
         </w:r>
       </w:ins>
       <w:r>
@@ -1880,7 +1830,7 @@
     <w:p>
       <w:pPr>
         <w:rPr>
-          <w:ins w:id="90" w:author="Volodymyr Bondariev" w:date="2026-08-19T15:20:00Z" w16du:dateUtc="2026-08-19T12:20:00Z"/>
+          <w:ins w:id="92" w:author="Volodymyr Bondariev" w:date="2026-08-19T15:20:00Z" w16du:dateUtc="2026-08-19T12:20:00Z"/>
         </w:rPr>
       </w:pPr>
       <m:oMathPara>
@@ -2006,10 +1956,10 @@
     <w:p>
       <w:pPr>
         <w:rPr>
-          <w:del w:id="91" w:author="Volodymyr Bondariev" w:date="2026-08-19T15:39:00Z" w16du:dateUtc="2026-08-19T12:39:00Z"/>
+          <w:del w:id="93" w:author="Volodymyr Bondariev" w:date="2026-08-19T15:39:00Z" w16du:dateUtc="2026-08-19T12:39:00Z"/>
         </w:rPr>
       </w:pPr>
-      <w:ins w:id="92" w:author="Volodymyr Bondariev" w:date="2026-08-19T15:40:00Z" w16du:dateUtc="2026-08-19T12:40:00Z">
+      <w:ins w:id="94" w:author="Volodymyr Bondariev" w:date="2026-08-19T15:40:00Z" w16du:dateUtc="2026-08-19T12:40:00Z">
         <w:r>
           <w:lastRenderedPageBreak/>
           <w:tab/>
@@ -2020,7 +1970,7 @@
       <w:pPr>
         <w:ind w:firstLine="0"/>
         <w:rPr>
-          <w:ins w:id="93" w:author="Volodymyr Bondariev" w:date="2026-08-19T15:40:00Z" w16du:dateUtc="2026-08-19T12:40:00Z"/>
+          <w:ins w:id="95" w:author="Volodymyr Bondariev" w:date="2026-08-19T15:40:00Z" w16du:dateUtc="2026-08-19T12:40:00Z"/>
         </w:rPr>
       </w:pPr>
       <w:r>
@@ -2101,26 +2051,26 @@
       <w:pPr>
         <w:ind w:firstLine="708"/>
         <w:rPr>
-          <w:del w:id="94" w:author="Volodymyr Bondariev" w:date="2026-08-19T15:41:00Z" w16du:dateUtc="2026-08-19T12:41:00Z"/>
-        </w:rPr>
-        <w:pPrChange w:id="95" w:author="Volodymyr Bondariev" w:date="2026-08-19T17:04:00Z" w16du:dateUtc="2026-08-19T14:04:00Z">
-          <w:pPr/>
-        </w:pPrChange>
-      </w:pPr>
-      <w:ins w:id="96" w:author="Volodymyr Bondariev" w:date="2026-08-19T15:40:00Z" w16du:dateUtc="2026-08-19T12:40:00Z">
-        <w:r>
-          <w:t>Бажана швидкість руху поршня виглядає доволі абстрактною для користувача, тому її краще замінити бажаною тривалістю процесу. Залежність тривалості від сталої швидкості вирахувати нескладно, просто зауважимо, що користувач буде встановлювати в дослідах тривалість процесу, а з неї буде обчислюватися швидкість руху поршня і все інше.</w:t>
-        </w:r>
-      </w:ins>
-    </w:p>
-    <w:p>
-      <w:pPr>
-        <w:ind w:firstLine="708"/>
+          <w:del w:id="96" w:author="Volodymyr Bondariev" w:date="2026-08-19T15:41:00Z" w16du:dateUtc="2026-08-19T12:41:00Z"/>
+        </w:rPr>
         <w:pPrChange w:id="97" w:author="Volodymyr Bondariev" w:date="2026-08-19T17:04:00Z" w16du:dateUtc="2026-08-19T14:04:00Z">
           <w:pPr/>
         </w:pPrChange>
       </w:pPr>
-      <w:del w:id="98" w:author="Volodymyr Bondariev" w:date="2026-08-19T15:41:00Z" w16du:dateUtc="2026-08-19T12:41:00Z">
+      <w:ins w:id="98" w:author="Volodymyr Bondariev" w:date="2026-08-19T15:40:00Z" w16du:dateUtc="2026-08-19T12:40:00Z">
+        <w:r>
+          <w:t>Бажана швидкість руху поршня виглядає доволі абстрактною для користувача, тому її краще замінити бажаною тривалістю процесу. Залежність тривалості від сталої швидкості вирахувати нескладно, просто зауважимо, що користувач буде встановлювати в дослідах тривалість процесу, а з неї буде обчислюватися швидкість руху поршня і все інше.</w:t>
+        </w:r>
+      </w:ins>
+    </w:p>
+    <w:p>
+      <w:pPr>
+        <w:ind w:firstLine="708"/>
+        <w:pPrChange w:id="99" w:author="Volodymyr Bondariev" w:date="2026-08-19T17:04:00Z" w16du:dateUtc="2026-08-19T14:04:00Z">
+          <w:pPr/>
+        </w:pPrChange>
+      </w:pPr>
+      <w:del w:id="100" w:author="Volodymyr Bondariev" w:date="2026-08-19T15:41:00Z" w16du:dateUtc="2026-08-19T12:41:00Z">
         <w:r>
           <w:delText xml:space="preserve"> </w:delText>
         </w:r>
@@ -2438,7 +2388,7 @@
       <w:r>
         <w:t xml:space="preserve">. Залежність між температурою і </w:t>
       </w:r>
-      <w:del w:id="99" w:author="Volodymyr Bondariev" w:date="2026-08-18T20:08:00Z" w16du:dateUtc="2026-08-18T17:08:00Z">
+      <w:del w:id="101" w:author="Volodymyr Bondariev" w:date="2026-08-18T20:08:00Z" w16du:dateUtc="2026-08-18T17:08:00Z">
         <w:r>
           <w:delText xml:space="preserve">середньоквадратичною </w:delText>
         </w:r>
@@ -2541,7 +2491,7 @@
         <w:ind w:firstLine="0"/>
         <w:jc w:val="center"/>
         <w:rPr>
-          <w:ins w:id="100" w:author="Volodymyr Bondariev" w:date="2026-08-18T20:09:00Z" w16du:dateUtc="2026-08-18T17:09:00Z"/>
+          <w:ins w:id="102" w:author="Volodymyr Bondariev" w:date="2026-08-18T20:09:00Z" w16du:dateUtc="2026-08-18T17:09:00Z"/>
         </w:rPr>
       </w:pPr>
       <m:oMathPara>
@@ -2684,17 +2634,21 @@
     <w:p>
       <w:pPr>
         <w:ind w:firstLine="0"/>
-        <w:pPrChange w:id="101" w:author="Volodymyr Bondariev" w:date="2026-08-18T20:09:00Z" w16du:dateUtc="2026-08-18T17:09:00Z">
+        <w:pPrChange w:id="103" w:author="Volodymyr Bondariev" w:date="2026-08-18T20:09:00Z" w16du:dateUtc="2026-08-18T17:09:00Z">
           <w:pPr>
             <w:ind w:firstLine="0"/>
             <w:jc w:val="center"/>
           </w:pPr>
         </w:pPrChange>
       </w:pPr>
-      <w:ins w:id="102" w:author="Volodymyr Bondariev" w:date="2026-08-18T20:10:00Z" w16du:dateUtc="2026-08-18T17:10:00Z">
+      <w:ins w:id="104" w:author="Volodymyr Bondariev" w:date="2026-08-18T20:10:00Z" w16du:dateUtc="2026-08-18T17:10:00Z">
         <w:r>
           <w:rPr>
-            <w:lang w:val="en-US"/>
+            <w:rPrChange w:id="105" w:author="Volodymyr Bondariev" w:date="2026-08-20T12:55:00Z" w16du:dateUtc="2026-08-20T09:55:00Z">
+              <w:rPr>
+                <w:lang w:val="en-US"/>
+              </w:rPr>
+            </w:rPrChange>
           </w:rPr>
           <w:t>v</w:t>
         </w:r>
@@ -2703,32 +2657,36 @@
         </w:r>
         <w:r>
           <w:rPr>
-            <w:lang w:val="en-US"/>
+            <w:rPrChange w:id="106" w:author="Volodymyr Bondariev" w:date="2026-08-20T12:55:00Z" w16du:dateUtc="2026-08-20T09:55:00Z">
+              <w:rPr>
+                <w:lang w:val="en-US"/>
+              </w:rPr>
+            </w:rPrChange>
           </w:rPr>
           <w:t xml:space="preserve">v' </w:t>
         </w:r>
       </w:ins>
-      <w:ins w:id="103" w:author="Volodymyr Bondariev" w:date="2026-08-18T20:11:00Z" w16du:dateUtc="2026-08-18T17:11:00Z">
+      <w:ins w:id="107" w:author="Volodymyr Bondariev" w:date="2026-08-18T20:11:00Z" w16du:dateUtc="2026-08-18T17:11:00Z">
         <w:r>
           <w:t xml:space="preserve">в рівнянні (4) означають </w:t>
         </w:r>
       </w:ins>
-      <w:ins w:id="104" w:author="Volodymyr Bondariev" w:date="2026-08-18T20:13:00Z" w16du:dateUtc="2026-08-18T17:13:00Z">
+      <w:ins w:id="108" w:author="Volodymyr Bondariev" w:date="2026-08-18T20:13:00Z" w16du:dateUtc="2026-08-18T17:13:00Z">
         <w:r>
           <w:t xml:space="preserve">швидкість </w:t>
         </w:r>
       </w:ins>
-      <w:ins w:id="105" w:author="Volodymyr Bondariev" w:date="2026-08-18T20:14:00Z" w16du:dateUtc="2026-08-18T17:14:00Z">
+      <w:ins w:id="109" w:author="Volodymyr Bondariev" w:date="2026-08-18T20:14:00Z" w16du:dateUtc="2026-08-18T17:14:00Z">
         <w:r>
           <w:t xml:space="preserve">однієї </w:t>
         </w:r>
       </w:ins>
-      <w:ins w:id="106" w:author="Volodymyr Bondariev" w:date="2026-08-18T20:13:00Z" w16du:dateUtc="2026-08-18T17:13:00Z">
+      <w:ins w:id="110" w:author="Volodymyr Bondariev" w:date="2026-08-18T20:13:00Z" w16du:dateUtc="2026-08-18T17:13:00Z">
         <w:r>
           <w:t>частк</w:t>
         </w:r>
       </w:ins>
-      <w:ins w:id="107" w:author="Volodymyr Bondariev" w:date="2026-08-18T20:14:00Z" w16du:dateUtc="2026-08-18T17:14:00Z">
+      <w:ins w:id="111" w:author="Volodymyr Bondariev" w:date="2026-08-18T20:14:00Z" w16du:dateUtc="2026-08-18T17:14:00Z">
         <w:r>
           <w:t>и.</w:t>
         </w:r>
@@ -2738,7 +2696,7 @@
       <w:pPr>
         <w:ind w:firstLine="708"/>
         <w:rPr>
-          <w:ins w:id="108" w:author="Volodymyr Bondariev" w:date="2026-08-18T20:08:00Z" w16du:dateUtc="2026-08-18T17:08:00Z"/>
+          <w:ins w:id="112" w:author="Volodymyr Bondariev" w:date="2026-08-18T20:08:00Z" w16du:dateUtc="2026-08-18T17:08:00Z"/>
         </w:rPr>
       </w:pPr>
       <w:r>
@@ -2755,7 +2713,7 @@
         <w:ind w:firstLine="708"/>
         <w:rPr>
           <w:highlight w:val="yellow"/>
-          <w:rPrChange w:id="109" w:author="Volodymyr Bondariev" w:date="2026-08-18T20:58:00Z" w16du:dateUtc="2026-08-18T17:58:00Z">
+          <w:rPrChange w:id="113" w:author="Volodymyr Bondariev" w:date="2026-08-20T12:55:00Z" w16du:dateUtc="2026-08-20T09:55:00Z">
             <w:rPr/>
           </w:rPrChange>
         </w:rPr>
@@ -2763,7 +2721,7 @@
       <w:r>
         <w:rPr>
           <w:highlight w:val="yellow"/>
-          <w:rPrChange w:id="110" w:author="Volodymyr Bondariev" w:date="2026-08-18T20:58:00Z" w16du:dateUtc="2026-08-18T17:58:00Z">
+          <w:rPrChange w:id="114" w:author="Volodymyr Bondariev" w:date="2026-08-20T12:55:00Z" w16du:dateUtc="2026-08-20T09:55:00Z">
             <w:rPr/>
           </w:rPrChange>
         </w:rPr>
@@ -2772,7 +2730,7 @@
       <w:r>
         <w:rPr>
           <w:highlight w:val="yellow"/>
-          <w:rPrChange w:id="111" w:author="Volodymyr Bondariev" w:date="2026-08-18T20:58:00Z" w16du:dateUtc="2026-08-18T17:58:00Z">
+          <w:rPrChange w:id="115" w:author="Volodymyr Bondariev" w:date="2026-08-20T12:55:00Z" w16du:dateUtc="2026-08-20T09:55:00Z">
             <w:rPr/>
           </w:rPrChange>
         </w:rPr>
@@ -2781,7 +2739,7 @@
       <w:r>
         <w:rPr>
           <w:highlight w:val="yellow"/>
-          <w:rPrChange w:id="112" w:author="Volodymyr Bondariev" w:date="2026-08-18T20:58:00Z" w16du:dateUtc="2026-08-18T17:58:00Z">
+          <w:rPrChange w:id="116" w:author="Volodymyr Bondariev" w:date="2026-08-20T12:55:00Z" w16du:dateUtc="2026-08-20T09:55:00Z">
             <w:rPr/>
           </w:rPrChange>
         </w:rPr>
@@ -2790,7 +2748,7 @@
       <w:r>
         <w:rPr>
           <w:highlight w:val="yellow"/>
-          <w:rPrChange w:id="113" w:author="Volodymyr Bondariev" w:date="2026-08-18T20:58:00Z" w16du:dateUtc="2026-08-18T17:58:00Z">
+          <w:rPrChange w:id="117" w:author="Volodymyr Bondariev" w:date="2026-08-20T12:55:00Z" w16du:dateUtc="2026-08-20T09:55:00Z">
             <w:rPr/>
           </w:rPrChange>
         </w:rPr>
@@ -2799,7 +2757,7 @@
       <w:r>
         <w:rPr>
           <w:highlight w:val="yellow"/>
-          <w:rPrChange w:id="114" w:author="Volodymyr Bondariev" w:date="2026-08-18T20:58:00Z" w16du:dateUtc="2026-08-18T17:58:00Z">
+          <w:rPrChange w:id="118" w:author="Volodymyr Bondariev" w:date="2026-08-20T12:55:00Z" w16du:dateUtc="2026-08-20T09:55:00Z">
             <w:rPr/>
           </w:rPrChange>
         </w:rPr>
@@ -2808,7 +2766,7 @@
       <w:r>
         <w:rPr>
           <w:highlight w:val="yellow"/>
-          <w:rPrChange w:id="115" w:author="Volodymyr Bondariev" w:date="2026-08-18T20:58:00Z" w16du:dateUtc="2026-08-18T17:58:00Z">
+          <w:rPrChange w:id="119" w:author="Volodymyr Bondariev" w:date="2026-08-20T12:55:00Z" w16du:dateUtc="2026-08-20T09:55:00Z">
             <w:rPr/>
           </w:rPrChange>
         </w:rPr>
@@ -2817,7 +2775,7 @@
       <w:r>
         <w:rPr>
           <w:highlight w:val="yellow"/>
-          <w:rPrChange w:id="116" w:author="Volodymyr Bondariev" w:date="2026-08-18T20:58:00Z" w16du:dateUtc="2026-08-18T17:58:00Z">
+          <w:rPrChange w:id="120" w:author="Volodymyr Bondariev" w:date="2026-08-20T12:55:00Z" w16du:dateUtc="2026-08-20T09:55:00Z">
             <w:rPr/>
           </w:rPrChange>
         </w:rPr>
@@ -2826,7 +2784,7 @@
       <w:r>
         <w:rPr>
           <w:highlight w:val="yellow"/>
-          <w:rPrChange w:id="117" w:author="Volodymyr Bondariev" w:date="2026-08-18T20:58:00Z" w16du:dateUtc="2026-08-18T17:58:00Z">
+          <w:rPrChange w:id="121" w:author="Volodymyr Bondariev" w:date="2026-08-20T12:55:00Z" w16du:dateUtc="2026-08-20T09:55:00Z">
             <w:rPr/>
           </w:rPrChange>
         </w:rPr>
@@ -2835,7 +2793,7 @@
       <w:r>
         <w:rPr>
           <w:highlight w:val="yellow"/>
-          <w:rPrChange w:id="118" w:author="Volodymyr Bondariev" w:date="2026-08-18T20:58:00Z" w16du:dateUtc="2026-08-18T17:58:00Z">
+          <w:rPrChange w:id="122" w:author="Volodymyr Bondariev" w:date="2026-08-20T12:55:00Z" w16du:dateUtc="2026-08-20T09:55:00Z">
             <w:rPr/>
           </w:rPrChange>
         </w:rPr>
@@ -2844,7 +2802,7 @@
       <w:r>
         <w:rPr>
           <w:highlight w:val="yellow"/>
-          <w:rPrChange w:id="119" w:author="Volodymyr Bondariev" w:date="2026-08-18T20:58:00Z" w16du:dateUtc="2026-08-18T17:58:00Z">
+          <w:rPrChange w:id="123" w:author="Volodymyr Bondariev" w:date="2026-08-20T12:55:00Z" w16du:dateUtc="2026-08-20T09:55:00Z">
             <w:rPr/>
           </w:rPrChange>
         </w:rPr>
@@ -2853,7 +2811,7 @@
       <w:r>
         <w:rPr>
           <w:highlight w:val="yellow"/>
-          <w:rPrChange w:id="120" w:author="Volodymyr Bondariev" w:date="2026-08-18T20:58:00Z" w16du:dateUtc="2026-08-18T17:58:00Z">
+          <w:rPrChange w:id="124" w:author="Volodymyr Bondariev" w:date="2026-08-20T12:55:00Z" w16du:dateUtc="2026-08-20T09:55:00Z">
             <w:rPr/>
           </w:rPrChange>
         </w:rPr>
@@ -2862,7 +2820,7 @@
       <w:r>
         <w:rPr>
           <w:highlight w:val="yellow"/>
-          <w:rPrChange w:id="121" w:author="Volodymyr Bondariev" w:date="2026-08-18T20:58:00Z" w16du:dateUtc="2026-08-18T17:58:00Z">
+          <w:rPrChange w:id="125" w:author="Volodymyr Bondariev" w:date="2026-08-20T12:55:00Z" w16du:dateUtc="2026-08-20T09:55:00Z">
             <w:rPr/>
           </w:rPrChange>
         </w:rPr>
@@ -2871,7 +2829,7 @@
       <w:r>
         <w:rPr>
           <w:highlight w:val="yellow"/>
-          <w:rPrChange w:id="122" w:author="Volodymyr Bondariev" w:date="2026-08-18T20:58:00Z" w16du:dateUtc="2026-08-18T17:58:00Z">
+          <w:rPrChange w:id="126" w:author="Volodymyr Bondariev" w:date="2026-08-20T12:55:00Z" w16du:dateUtc="2026-08-20T09:55:00Z">
             <w:rPr/>
           </w:rPrChange>
         </w:rPr>
@@ -2880,7 +2838,7 @@
       <w:r>
         <w:rPr>
           <w:highlight w:val="yellow"/>
-          <w:rPrChange w:id="123" w:author="Volodymyr Bondariev" w:date="2026-08-18T20:58:00Z" w16du:dateUtc="2026-08-18T17:58:00Z">
+          <w:rPrChange w:id="127" w:author="Volodymyr Bondariev" w:date="2026-08-20T12:55:00Z" w16du:dateUtc="2026-08-20T09:55:00Z">
             <w:rPr/>
           </w:rPrChange>
         </w:rPr>
@@ -2889,7 +2847,7 @@
       <w:r>
         <w:rPr>
           <w:highlight w:val="yellow"/>
-          <w:rPrChange w:id="124" w:author="Volodymyr Bondariev" w:date="2026-08-18T20:58:00Z" w16du:dateUtc="2026-08-18T17:58:00Z">
+          <w:rPrChange w:id="128" w:author="Volodymyr Bondariev" w:date="2026-08-20T12:55:00Z" w16du:dateUtc="2026-08-20T09:55:00Z">
             <w:rPr/>
           </w:rPrChange>
         </w:rPr>
@@ -2898,7 +2856,7 @@
       <w:r>
         <w:rPr>
           <w:highlight w:val="yellow"/>
-          <w:rPrChange w:id="125" w:author="Volodymyr Bondariev" w:date="2026-08-18T20:58:00Z" w16du:dateUtc="2026-08-18T17:58:00Z">
+          <w:rPrChange w:id="129" w:author="Volodymyr Bondariev" w:date="2026-08-20T12:55:00Z" w16du:dateUtc="2026-08-20T09:55:00Z">
             <w:rPr/>
           </w:rPrChange>
         </w:rPr>
@@ -2907,7 +2865,7 @@
       <w:r>
         <w:rPr>
           <w:highlight w:val="yellow"/>
-          <w:rPrChange w:id="126" w:author="Volodymyr Bondariev" w:date="2026-08-18T20:58:00Z" w16du:dateUtc="2026-08-18T17:58:00Z">
+          <w:rPrChange w:id="130" w:author="Volodymyr Bondariev" w:date="2026-08-20T12:55:00Z" w16du:dateUtc="2026-08-20T09:55:00Z">
             <w:rPr/>
           </w:rPrChange>
         </w:rPr>
@@ -2916,7 +2874,7 @@
       <w:r>
         <w:rPr>
           <w:highlight w:val="yellow"/>
-          <w:rPrChange w:id="127" w:author="Volodymyr Bondariev" w:date="2026-08-18T20:58:00Z" w16du:dateUtc="2026-08-18T17:58:00Z">
+          <w:rPrChange w:id="131" w:author="Volodymyr Bondariev" w:date="2026-08-20T12:55:00Z" w16du:dateUtc="2026-08-20T09:55:00Z">
             <w:rPr/>
           </w:rPrChange>
         </w:rPr>
@@ -2925,7 +2883,7 @@
       <w:r>
         <w:rPr>
           <w:highlight w:val="yellow"/>
-          <w:rPrChange w:id="128" w:author="Volodymyr Bondariev" w:date="2026-08-18T20:58:00Z" w16du:dateUtc="2026-08-18T17:58:00Z">
+          <w:rPrChange w:id="132" w:author="Volodymyr Bondariev" w:date="2026-08-20T12:55:00Z" w16du:dateUtc="2026-08-20T09:55:00Z">
             <w:rPr/>
           </w:rPrChange>
         </w:rPr>
@@ -2934,7 +2892,7 @@
       <w:r>
         <w:rPr>
           <w:highlight w:val="yellow"/>
-          <w:rPrChange w:id="129" w:author="Volodymyr Bondariev" w:date="2026-08-18T20:58:00Z" w16du:dateUtc="2026-08-18T17:58:00Z">
+          <w:rPrChange w:id="133" w:author="Volodymyr Bondariev" w:date="2026-08-20T12:55:00Z" w16du:dateUtc="2026-08-20T09:55:00Z">
             <w:rPr/>
           </w:rPrChange>
         </w:rPr>
@@ -2943,7 +2901,7 @@
       <w:r>
         <w:rPr>
           <w:highlight w:val="yellow"/>
-          <w:rPrChange w:id="130" w:author="Volodymyr Bondariev" w:date="2026-08-18T20:58:00Z" w16du:dateUtc="2026-08-18T17:58:00Z">
+          <w:rPrChange w:id="134" w:author="Volodymyr Bondariev" w:date="2026-08-20T12:55:00Z" w16du:dateUtc="2026-08-20T09:55:00Z">
             <w:rPr/>
           </w:rPrChange>
         </w:rPr>
@@ -2952,7 +2910,7 @@
       <w:r>
         <w:rPr>
           <w:highlight w:val="yellow"/>
-          <w:rPrChange w:id="131" w:author="Volodymyr Bondariev" w:date="2026-08-18T20:58:00Z" w16du:dateUtc="2026-08-18T17:58:00Z">
+          <w:rPrChange w:id="135" w:author="Volodymyr Bondariev" w:date="2026-08-20T12:55:00Z" w16du:dateUtc="2026-08-20T09:55:00Z">
             <w:rPr/>
           </w:rPrChange>
         </w:rPr>
@@ -2961,7 +2919,7 @@
       <w:r>
         <w:rPr>
           <w:highlight w:val="yellow"/>
-          <w:rPrChange w:id="132" w:author="Volodymyr Bondariev" w:date="2026-08-18T20:58:00Z" w16du:dateUtc="2026-08-18T17:58:00Z">
+          <w:rPrChange w:id="136" w:author="Volodymyr Bondariev" w:date="2026-08-20T12:55:00Z" w16du:dateUtc="2026-08-20T09:55:00Z">
             <w:rPr/>
           </w:rPrChange>
         </w:rPr>
@@ -2970,7 +2928,7 @@
       <w:r>
         <w:rPr>
           <w:highlight w:val="yellow"/>
-          <w:rPrChange w:id="133" w:author="Volodymyr Bondariev" w:date="2026-08-18T20:58:00Z" w16du:dateUtc="2026-08-18T17:58:00Z">
+          <w:rPrChange w:id="137" w:author="Volodymyr Bondariev" w:date="2026-08-20T12:55:00Z" w16du:dateUtc="2026-08-20T09:55:00Z">
             <w:rPr/>
           </w:rPrChange>
         </w:rPr>
@@ -2979,7 +2937,7 @@
       <w:r>
         <w:rPr>
           <w:highlight w:val="yellow"/>
-          <w:rPrChange w:id="134" w:author="Volodymyr Bondariev" w:date="2026-08-18T20:58:00Z" w16du:dateUtc="2026-08-18T17:58:00Z">
+          <w:rPrChange w:id="138" w:author="Volodymyr Bondariev" w:date="2026-08-20T12:55:00Z" w16du:dateUtc="2026-08-20T09:55:00Z">
             <w:rPr/>
           </w:rPrChange>
         </w:rPr>
@@ -2988,7 +2946,7 @@
       <w:r>
         <w:rPr>
           <w:highlight w:val="yellow"/>
-          <w:rPrChange w:id="135" w:author="Volodymyr Bondariev" w:date="2026-08-18T20:58:00Z" w16du:dateUtc="2026-08-18T17:58:00Z">
+          <w:rPrChange w:id="139" w:author="Volodymyr Bondariev" w:date="2026-08-20T12:55:00Z" w16du:dateUtc="2026-08-20T09:55:00Z">
             <w:rPr/>
           </w:rPrChange>
         </w:rPr>
@@ -2997,7 +2955,7 @@
       <w:r>
         <w:rPr>
           <w:highlight w:val="yellow"/>
-          <w:rPrChange w:id="136" w:author="Volodymyr Bondariev" w:date="2026-08-18T20:58:00Z" w16du:dateUtc="2026-08-18T17:58:00Z">
+          <w:rPrChange w:id="140" w:author="Volodymyr Bondariev" w:date="2026-08-20T12:55:00Z" w16du:dateUtc="2026-08-20T09:55:00Z">
             <w:rPr/>
           </w:rPrChange>
         </w:rPr>
@@ -3006,7 +2964,7 @@
       <w:r>
         <w:rPr>
           <w:highlight w:val="yellow"/>
-          <w:rPrChange w:id="137" w:author="Volodymyr Bondariev" w:date="2026-08-18T20:58:00Z" w16du:dateUtc="2026-08-18T17:58:00Z">
+          <w:rPrChange w:id="141" w:author="Volodymyr Bondariev" w:date="2026-08-20T12:55:00Z" w16du:dateUtc="2026-08-20T09:55:00Z">
             <w:rPr/>
           </w:rPrChange>
         </w:rPr>
@@ -3015,7 +2973,7 @@
       <w:r>
         <w:rPr>
           <w:highlight w:val="yellow"/>
-          <w:rPrChange w:id="138" w:author="Volodymyr Bondariev" w:date="2026-08-18T20:58:00Z" w16du:dateUtc="2026-08-18T17:58:00Z">
+          <w:rPrChange w:id="142" w:author="Volodymyr Bondariev" w:date="2026-08-20T12:55:00Z" w16du:dateUtc="2026-08-20T09:55:00Z">
             <w:rPr/>
           </w:rPrChange>
         </w:rPr>
@@ -3024,7 +2982,7 @@
       <w:r>
         <w:rPr>
           <w:highlight w:val="yellow"/>
-          <w:rPrChange w:id="139" w:author="Volodymyr Bondariev" w:date="2026-08-18T20:58:00Z" w16du:dateUtc="2026-08-18T17:58:00Z">
+          <w:rPrChange w:id="143" w:author="Volodymyr Bondariev" w:date="2026-08-20T12:55:00Z" w16du:dateUtc="2026-08-20T09:55:00Z">
             <w:rPr/>
           </w:rPrChange>
         </w:rPr>
@@ -3033,7 +2991,7 @@
       <w:r>
         <w:rPr>
           <w:highlight w:val="yellow"/>
-          <w:rPrChange w:id="140" w:author="Volodymyr Bondariev" w:date="2026-08-18T20:58:00Z" w16du:dateUtc="2026-08-18T17:58:00Z">
+          <w:rPrChange w:id="144" w:author="Volodymyr Bondariev" w:date="2026-08-20T12:55:00Z" w16du:dateUtc="2026-08-20T09:55:00Z">
             <w:rPr/>
           </w:rPrChange>
         </w:rPr>
@@ -3042,7 +3000,7 @@
       <w:r>
         <w:rPr>
           <w:highlight w:val="yellow"/>
-          <w:rPrChange w:id="141" w:author="Volodymyr Bondariev" w:date="2026-08-18T20:58:00Z" w16du:dateUtc="2026-08-18T17:58:00Z">
+          <w:rPrChange w:id="145" w:author="Volodymyr Bondariev" w:date="2026-08-20T12:55:00Z" w16du:dateUtc="2026-08-20T09:55:00Z">
             <w:rPr/>
           </w:rPrChange>
         </w:rPr>
@@ -3051,7 +3009,7 @@
       <w:r>
         <w:rPr>
           <w:highlight w:val="yellow"/>
-          <w:rPrChange w:id="142" w:author="Volodymyr Bondariev" w:date="2026-08-18T20:58:00Z" w16du:dateUtc="2026-08-18T17:58:00Z">
+          <w:rPrChange w:id="146" w:author="Volodymyr Bondariev" w:date="2026-08-20T12:55:00Z" w16du:dateUtc="2026-08-20T09:55:00Z">
             <w:rPr/>
           </w:rPrChange>
         </w:rPr>
@@ -3060,7 +3018,7 @@
       <w:r>
         <w:rPr>
           <w:highlight w:val="yellow"/>
-          <w:rPrChange w:id="143" w:author="Volodymyr Bondariev" w:date="2026-08-18T20:58:00Z" w16du:dateUtc="2026-08-18T17:58:00Z">
+          <w:rPrChange w:id="147" w:author="Volodymyr Bondariev" w:date="2026-08-20T12:55:00Z" w16du:dateUtc="2026-08-20T09:55:00Z">
             <w:rPr/>
           </w:rPrChange>
         </w:rPr>
@@ -3069,7 +3027,7 @@
       <w:r>
         <w:rPr>
           <w:highlight w:val="yellow"/>
-          <w:rPrChange w:id="144" w:author="Volodymyr Bondariev" w:date="2026-08-18T20:58:00Z" w16du:dateUtc="2026-08-18T17:58:00Z">
+          <w:rPrChange w:id="148" w:author="Volodymyr Bondariev" w:date="2026-08-20T12:55:00Z" w16du:dateUtc="2026-08-20T09:55:00Z">
             <w:rPr/>
           </w:rPrChange>
         </w:rPr>
@@ -3078,7 +3036,7 @@
       <w:r>
         <w:rPr>
           <w:highlight w:val="yellow"/>
-          <w:rPrChange w:id="145" w:author="Volodymyr Bondariev" w:date="2026-08-18T20:58:00Z" w16du:dateUtc="2026-08-18T17:58:00Z">
+          <w:rPrChange w:id="149" w:author="Volodymyr Bondariev" w:date="2026-08-20T12:55:00Z" w16du:dateUtc="2026-08-20T09:55:00Z">
             <w:rPr/>
           </w:rPrChange>
         </w:rPr>
@@ -3087,7 +3045,7 @@
       <w:r>
         <w:rPr>
           <w:highlight w:val="yellow"/>
-          <w:rPrChange w:id="146" w:author="Volodymyr Bondariev" w:date="2026-08-18T20:58:00Z" w16du:dateUtc="2026-08-18T17:58:00Z">
+          <w:rPrChange w:id="150" w:author="Volodymyr Bondariev" w:date="2026-08-20T12:55:00Z" w16du:dateUtc="2026-08-20T09:55:00Z">
             <w:rPr/>
           </w:rPrChange>
         </w:rPr>
@@ -3096,7 +3054,7 @@
       <w:r>
         <w:rPr>
           <w:highlight w:val="yellow"/>
-          <w:rPrChange w:id="147" w:author="Volodymyr Bondariev" w:date="2026-08-18T20:58:00Z" w16du:dateUtc="2026-08-18T17:58:00Z">
+          <w:rPrChange w:id="151" w:author="Volodymyr Bondariev" w:date="2026-08-20T12:55:00Z" w16du:dateUtc="2026-08-20T09:55:00Z">
             <w:rPr/>
           </w:rPrChange>
         </w:rPr>
@@ -3105,7 +3063,7 @@
       <w:r>
         <w:rPr>
           <w:highlight w:val="yellow"/>
-          <w:rPrChange w:id="148" w:author="Volodymyr Bondariev" w:date="2026-08-18T20:58:00Z" w16du:dateUtc="2026-08-18T17:58:00Z">
+          <w:rPrChange w:id="152" w:author="Volodymyr Bondariev" w:date="2026-08-20T12:55:00Z" w16du:dateUtc="2026-08-20T09:55:00Z">
             <w:rPr/>
           </w:rPrChange>
         </w:rPr>
@@ -3114,7 +3072,7 @@
       <w:r>
         <w:rPr>
           <w:highlight w:val="yellow"/>
-          <w:rPrChange w:id="149" w:author="Volodymyr Bondariev" w:date="2026-08-18T20:58:00Z" w16du:dateUtc="2026-08-18T17:58:00Z">
+          <w:rPrChange w:id="153" w:author="Volodymyr Bondariev" w:date="2026-08-20T12:55:00Z" w16du:dateUtc="2026-08-20T09:55:00Z">
             <w:rPr/>
           </w:rPrChange>
         </w:rPr>
@@ -3126,7 +3084,7 @@
         <w:ind w:firstLine="708"/>
         <w:rPr>
           <w:highlight w:val="yellow"/>
-          <w:rPrChange w:id="150" w:author="Volodymyr Bondariev" w:date="2026-08-18T20:58:00Z" w16du:dateUtc="2026-08-18T17:58:00Z">
+          <w:rPrChange w:id="154" w:author="Volodymyr Bondariev" w:date="2026-08-20T12:55:00Z" w16du:dateUtc="2026-08-20T09:55:00Z">
             <w:rPr/>
           </w:rPrChange>
         </w:rPr>
@@ -3137,7 +3095,7 @@
             <w:rPr>
               <w:rFonts w:ascii="Cambria Math" w:hAnsi="Cambria Math"/>
               <w:highlight w:val="yellow"/>
-              <w:rPrChange w:id="151" w:author="Volodymyr Bondariev" w:date="2026-08-18T20:58:00Z" w16du:dateUtc="2026-08-18T17:58:00Z">
+              <w:rPrChange w:id="155" w:author="Volodymyr Bondariev" w:date="2026-08-20T12:55:00Z" w16du:dateUtc="2026-08-20T09:55:00Z">
                 <w:rPr>
                   <w:rFonts w:ascii="Cambria Math" w:hAnsi="Cambria Math"/>
                 </w:rPr>
@@ -3160,7 +3118,7 @@
                 <w:rPr>
                   <w:rFonts w:ascii="Cambria Math" w:hAnsi="Cambria Math"/>
                   <w:highlight w:val="yellow"/>
-                  <w:rPrChange w:id="152" w:author="Volodymyr Bondariev" w:date="2026-08-18T20:58:00Z" w16du:dateUtc="2026-08-18T17:58:00Z">
+                  <w:rPrChange w:id="156" w:author="Volodymyr Bondariev" w:date="2026-08-20T12:55:00Z" w16du:dateUtc="2026-08-20T09:55:00Z">
                     <w:rPr>
                       <w:rFonts w:ascii="Cambria Math" w:hAnsi="Cambria Math"/>
                     </w:rPr>
@@ -3183,7 +3141,7 @@
                     <w:rPr>
                       <w:rFonts w:ascii="Cambria Math" w:hAnsi="Cambria Math"/>
                       <w:highlight w:val="yellow"/>
-                      <w:rPrChange w:id="153" w:author="Volodymyr Bondariev" w:date="2026-08-18T20:58:00Z" w16du:dateUtc="2026-08-18T17:58:00Z">
+                      <w:rPrChange w:id="157" w:author="Volodymyr Bondariev" w:date="2026-08-20T12:55:00Z" w16du:dateUtc="2026-08-20T09:55:00Z">
                         <w:rPr>
                           <w:rFonts w:ascii="Cambria Math" w:hAnsi="Cambria Math"/>
                         </w:rPr>
@@ -3197,7 +3155,7 @@
                     <w:rPr>
                       <w:rFonts w:ascii="Cambria Math" w:hAnsi="Cambria Math"/>
                       <w:highlight w:val="yellow"/>
-                      <w:rPrChange w:id="154" w:author="Volodymyr Bondariev" w:date="2026-08-18T20:58:00Z" w16du:dateUtc="2026-08-18T17:58:00Z">
+                      <w:rPrChange w:id="158" w:author="Volodymyr Bondariev" w:date="2026-08-20T12:55:00Z" w16du:dateUtc="2026-08-20T09:55:00Z">
                         <w:rPr>
                           <w:rFonts w:ascii="Cambria Math" w:hAnsi="Cambria Math"/>
                         </w:rPr>
@@ -3213,7 +3171,7 @@
             <w:rPr>
               <w:rFonts w:ascii="Cambria Math" w:hAnsi="Cambria Math"/>
               <w:highlight w:val="yellow"/>
-              <w:rPrChange w:id="155" w:author="Volodymyr Bondariev" w:date="2026-08-18T20:58:00Z" w16du:dateUtc="2026-08-18T17:58:00Z">
+              <w:rPrChange w:id="159" w:author="Volodymyr Bondariev" w:date="2026-08-20T12:55:00Z" w16du:dateUtc="2026-08-20T09:55:00Z">
                 <w:rPr>
                   <w:rFonts w:ascii="Cambria Math" w:hAnsi="Cambria Math"/>
                 </w:rPr>
@@ -3247,7 +3205,7 @@
                     <w:rPr>
                       <w:rFonts w:ascii="Cambria Math" w:hAnsi="Cambria Math"/>
                       <w:highlight w:val="yellow"/>
-                      <w:rPrChange w:id="156" w:author="Volodymyr Bondariev" w:date="2026-08-18T20:58:00Z" w16du:dateUtc="2026-08-18T17:58:00Z">
+                      <w:rPrChange w:id="160" w:author="Volodymyr Bondariev" w:date="2026-08-20T12:55:00Z" w16du:dateUtc="2026-08-20T09:55:00Z">
                         <w:rPr>
                           <w:rFonts w:ascii="Cambria Math" w:hAnsi="Cambria Math"/>
                         </w:rPr>
@@ -3261,7 +3219,7 @@
                     <w:rPr>
                       <w:rFonts w:ascii="Cambria Math" w:hAnsi="Cambria Math"/>
                       <w:highlight w:val="yellow"/>
-                      <w:rPrChange w:id="157" w:author="Volodymyr Bondariev" w:date="2026-08-18T20:58:00Z" w16du:dateUtc="2026-08-18T17:58:00Z">
+                      <w:rPrChange w:id="161" w:author="Volodymyr Bondariev" w:date="2026-08-20T12:55:00Z" w16du:dateUtc="2026-08-20T09:55:00Z">
                         <w:rPr>
                           <w:rFonts w:ascii="Cambria Math" w:hAnsi="Cambria Math"/>
                         </w:rPr>
@@ -3275,7 +3233,7 @@
                 <w:rPr>
                   <w:rFonts w:ascii="Cambria Math" w:hAnsi="Cambria Math"/>
                   <w:highlight w:val="yellow"/>
-                  <w:rPrChange w:id="158" w:author="Volodymyr Bondariev" w:date="2026-08-18T20:58:00Z" w16du:dateUtc="2026-08-18T17:58:00Z">
+                  <w:rPrChange w:id="162" w:author="Volodymyr Bondariev" w:date="2026-08-20T12:55:00Z" w16du:dateUtc="2026-08-20T09:55:00Z">
                     <w:rPr>
                       <w:rFonts w:ascii="Cambria Math" w:hAnsi="Cambria Math"/>
                     </w:rPr>
@@ -3298,7 +3256,7 @@
                     <w:rPr>
                       <w:rFonts w:ascii="Cambria Math" w:hAnsi="Cambria Math"/>
                       <w:highlight w:val="yellow"/>
-                      <w:rPrChange w:id="159" w:author="Volodymyr Bondariev" w:date="2026-08-18T20:58:00Z" w16du:dateUtc="2026-08-18T17:58:00Z">
+                      <w:rPrChange w:id="163" w:author="Volodymyr Bondariev" w:date="2026-08-20T12:55:00Z" w16du:dateUtc="2026-08-20T09:55:00Z">
                         <w:rPr>
                           <w:rFonts w:ascii="Cambria Math" w:hAnsi="Cambria Math"/>
                         </w:rPr>
@@ -3312,7 +3270,7 @@
                     <w:rPr>
                       <w:rFonts w:ascii="Cambria Math" w:hAnsi="Cambria Math"/>
                       <w:highlight w:val="yellow"/>
-                      <w:rPrChange w:id="160" w:author="Volodymyr Bondariev" w:date="2026-08-18T20:58:00Z" w16du:dateUtc="2026-08-18T17:58:00Z">
+                      <w:rPrChange w:id="164" w:author="Volodymyr Bondariev" w:date="2026-08-20T12:55:00Z" w16du:dateUtc="2026-08-20T09:55:00Z">
                         <w:rPr>
                           <w:rFonts w:ascii="Cambria Math" w:hAnsi="Cambria Math"/>
                         </w:rPr>
@@ -3326,7 +3284,7 @@
                     <w:rPr>
                       <w:rFonts w:ascii="Cambria Math" w:hAnsi="Cambria Math"/>
                       <w:highlight w:val="yellow"/>
-                      <w:rPrChange w:id="161" w:author="Volodymyr Bondariev" w:date="2026-08-18T20:58:00Z" w16du:dateUtc="2026-08-18T17:58:00Z">
+                      <w:rPrChange w:id="165" w:author="Volodymyr Bondariev" w:date="2026-08-20T12:55:00Z" w16du:dateUtc="2026-08-20T09:55:00Z">
                         <w:rPr>
                           <w:rFonts w:ascii="Cambria Math" w:hAnsi="Cambria Math"/>
                         </w:rPr>
@@ -3353,7 +3311,7 @@
                 <w:rPr>
                   <w:rFonts w:ascii="Cambria Math" w:hAnsi="Cambria Math"/>
                   <w:highlight w:val="yellow"/>
-                  <w:rPrChange w:id="162" w:author="Volodymyr Bondariev" w:date="2026-08-18T20:58:00Z" w16du:dateUtc="2026-08-18T17:58:00Z">
+                  <w:rPrChange w:id="166" w:author="Volodymyr Bondariev" w:date="2026-08-20T12:55:00Z" w16du:dateUtc="2026-08-20T09:55:00Z">
                     <w:rPr>
                       <w:rFonts w:ascii="Cambria Math" w:hAnsi="Cambria Math"/>
                     </w:rPr>
@@ -3367,7 +3325,7 @@
                 <w:rPr>
                   <w:rFonts w:ascii="Cambria Math" w:hAnsi="Cambria Math"/>
                   <w:highlight w:val="yellow"/>
-                  <w:rPrChange w:id="163" w:author="Volodymyr Bondariev" w:date="2026-08-18T20:58:00Z" w16du:dateUtc="2026-08-18T17:58:00Z">
+                  <w:rPrChange w:id="167" w:author="Volodymyr Bondariev" w:date="2026-08-20T12:55:00Z" w16du:dateUtc="2026-08-20T09:55:00Z">
                     <w:rPr>
                       <w:rFonts w:ascii="Cambria Math" w:hAnsi="Cambria Math"/>
                     </w:rPr>
@@ -3381,7 +3339,7 @@
             <w:rPr>
               <w:rFonts w:ascii="Cambria Math" w:hAnsi="Cambria Math"/>
               <w:highlight w:val="yellow"/>
-              <w:rPrChange w:id="164" w:author="Volodymyr Bondariev" w:date="2026-08-18T20:58:00Z" w16du:dateUtc="2026-08-18T17:58:00Z">
+              <w:rPrChange w:id="168" w:author="Volodymyr Bondariev" w:date="2026-08-20T12:55:00Z" w16du:dateUtc="2026-08-20T09:55:00Z">
                 <w:rPr>
                   <w:rFonts w:ascii="Cambria Math" w:hAnsi="Cambria Math"/>
                 </w:rPr>
@@ -3404,7 +3362,7 @@
                 <w:rPr>
                   <w:rFonts w:ascii="Cambria Math" w:hAnsi="Cambria Math"/>
                   <w:highlight w:val="yellow"/>
-                  <w:rPrChange w:id="165" w:author="Volodymyr Bondariev" w:date="2026-08-18T20:58:00Z" w16du:dateUtc="2026-08-18T17:58:00Z">
+                  <w:rPrChange w:id="169" w:author="Volodymyr Bondariev" w:date="2026-08-20T12:55:00Z" w16du:dateUtc="2026-08-20T09:55:00Z">
                     <w:rPr>
                       <w:rFonts w:ascii="Cambria Math" w:hAnsi="Cambria Math"/>
                     </w:rPr>
@@ -3418,7 +3376,7 @@
                 <w:rPr>
                   <w:rFonts w:ascii="Cambria Math" w:hAnsi="Cambria Math"/>
                   <w:highlight w:val="yellow"/>
-                  <w:rPrChange w:id="166" w:author="Volodymyr Bondariev" w:date="2026-08-18T20:58:00Z" w16du:dateUtc="2026-08-18T17:58:00Z">
+                  <w:rPrChange w:id="170" w:author="Volodymyr Bondariev" w:date="2026-08-20T12:55:00Z" w16du:dateUtc="2026-08-20T09:55:00Z">
                     <w:rPr>
                       <w:rFonts w:ascii="Cambria Math" w:hAnsi="Cambria Math"/>
                     </w:rPr>
@@ -3432,7 +3390,7 @@
             <w:rPr>
               <w:rFonts w:ascii="Cambria Math" w:hAnsi="Cambria Math"/>
               <w:highlight w:val="yellow"/>
-              <w:rPrChange w:id="167" w:author="Volodymyr Bondariev" w:date="2026-08-18T20:58:00Z" w16du:dateUtc="2026-08-18T17:58:00Z">
+              <w:rPrChange w:id="171" w:author="Volodymyr Bondariev" w:date="2026-08-20T12:55:00Z" w16du:dateUtc="2026-08-20T09:55:00Z">
                 <w:rPr>
                   <w:rFonts w:ascii="Cambria Math" w:hAnsi="Cambria Math"/>
                 </w:rPr>
@@ -3455,7 +3413,7 @@
                 <w:rPr>
                   <w:rFonts w:ascii="Cambria Math" w:hAnsi="Cambria Math"/>
                   <w:highlight w:val="yellow"/>
-                  <w:rPrChange w:id="168" w:author="Volodymyr Bondariev" w:date="2026-08-18T20:58:00Z" w16du:dateUtc="2026-08-18T17:58:00Z">
+                  <w:rPrChange w:id="172" w:author="Volodymyr Bondariev" w:date="2026-08-20T12:55:00Z" w16du:dateUtc="2026-08-20T09:55:00Z">
                     <w:rPr>
                       <w:rFonts w:ascii="Cambria Math" w:hAnsi="Cambria Math"/>
                     </w:rPr>
@@ -3469,7 +3427,7 @@
                 <w:rPr>
                   <w:rFonts w:ascii="Cambria Math" w:hAnsi="Cambria Math"/>
                   <w:highlight w:val="yellow"/>
-                  <w:rPrChange w:id="169" w:author="Volodymyr Bondariev" w:date="2026-08-18T20:58:00Z" w16du:dateUtc="2026-08-18T17:58:00Z">
+                  <w:rPrChange w:id="173" w:author="Volodymyr Bondariev" w:date="2026-08-20T12:55:00Z" w16du:dateUtc="2026-08-20T09:55:00Z">
                     <w:rPr>
                       <w:rFonts w:ascii="Cambria Math" w:hAnsi="Cambria Math"/>
                     </w:rPr>
@@ -3483,7 +3441,7 @@
             <w:rPr>
               <w:rFonts w:ascii="Cambria Math" w:hAnsi="Cambria Math"/>
               <w:highlight w:val="yellow"/>
-              <w:rPrChange w:id="170" w:author="Volodymyr Bondariev" w:date="2026-08-18T20:58:00Z" w16du:dateUtc="2026-08-18T17:58:00Z">
+              <w:rPrChange w:id="174" w:author="Volodymyr Bondariev" w:date="2026-08-20T12:55:00Z" w16du:dateUtc="2026-08-20T09:55:00Z">
                 <w:rPr>
                   <w:rFonts w:ascii="Cambria Math" w:hAnsi="Cambria Math"/>
                 </w:rPr>
@@ -3498,7 +3456,7 @@
       <w:pPr>
         <w:rPr>
           <w:highlight w:val="yellow"/>
-          <w:rPrChange w:id="171" w:author="Volodymyr Bondariev" w:date="2026-08-18T20:58:00Z" w16du:dateUtc="2026-08-18T17:58:00Z">
+          <w:rPrChange w:id="175" w:author="Volodymyr Bondariev" w:date="2026-08-20T12:55:00Z" w16du:dateUtc="2026-08-20T09:55:00Z">
             <w:rPr/>
           </w:rPrChange>
         </w:rPr>
@@ -3506,7 +3464,7 @@
       <w:r>
         <w:rPr>
           <w:highlight w:val="yellow"/>
-          <w:rPrChange w:id="172" w:author="Volodymyr Bondariev" w:date="2026-08-18T20:58:00Z" w16du:dateUtc="2026-08-18T17:58:00Z">
+          <w:rPrChange w:id="176" w:author="Volodymyr Bondariev" w:date="2026-08-20T12:55:00Z" w16du:dateUtc="2026-08-20T09:55:00Z">
             <w:rPr/>
           </w:rPrChange>
         </w:rPr>
@@ -3517,7 +3475,7 @@
           <w:i/>
           <w:iCs/>
           <w:highlight w:val="yellow"/>
-          <w:rPrChange w:id="173" w:author="Volodymyr Bondariev" w:date="2026-08-18T20:58:00Z" w16du:dateUtc="2026-08-18T17:58:00Z">
+          <w:rPrChange w:id="177" w:author="Volodymyr Bondariev" w:date="2026-08-20T12:55:00Z" w16du:dateUtc="2026-08-20T09:55:00Z">
             <w:rPr>
               <w:i/>
               <w:iCs/>
@@ -3529,7 +3487,7 @@
       <w:r>
         <w:rPr>
           <w:highlight w:val="yellow"/>
-          <w:rPrChange w:id="174" w:author="Volodymyr Bondariev" w:date="2026-08-18T20:58:00Z" w16du:dateUtc="2026-08-18T17:58:00Z">
+          <w:rPrChange w:id="178" w:author="Volodymyr Bondariev" w:date="2026-08-20T12:55:00Z" w16du:dateUtc="2026-08-20T09:55:00Z">
             <w:rPr/>
           </w:rPrChange>
         </w:rPr>
@@ -3538,7 +3496,7 @@
       <w:r>
         <w:rPr>
           <w:highlight w:val="yellow"/>
-          <w:rPrChange w:id="175" w:author="Volodymyr Bondariev" w:date="2026-08-18T20:58:00Z" w16du:dateUtc="2026-08-18T17:58:00Z">
+          <w:rPrChange w:id="179" w:author="Volodymyr Bondariev" w:date="2026-08-20T12:55:00Z" w16du:dateUtc="2026-08-20T09:55:00Z">
             <w:rPr/>
           </w:rPrChange>
         </w:rPr>
@@ -3547,7 +3505,7 @@
       <w:r>
         <w:rPr>
           <w:highlight w:val="yellow"/>
-          <w:rPrChange w:id="176" w:author="Volodymyr Bondariev" w:date="2026-08-18T20:58:00Z" w16du:dateUtc="2026-08-18T17:58:00Z">
+          <w:rPrChange w:id="180" w:author="Volodymyr Bondariev" w:date="2026-08-20T12:55:00Z" w16du:dateUtc="2026-08-20T09:55:00Z">
             <w:rPr/>
           </w:rPrChange>
         </w:rPr>
@@ -3556,7 +3514,7 @@
       <w:r>
         <w:rPr>
           <w:highlight w:val="yellow"/>
-          <w:rPrChange w:id="177" w:author="Volodymyr Bondariev" w:date="2026-08-18T20:58:00Z" w16du:dateUtc="2026-08-18T17:58:00Z">
+          <w:rPrChange w:id="181" w:author="Volodymyr Bondariev" w:date="2026-08-20T12:55:00Z" w16du:dateUtc="2026-08-20T09:55:00Z">
             <w:rPr/>
           </w:rPrChange>
         </w:rPr>
@@ -3568,7 +3526,7 @@
           <w:i/>
           <w:iCs/>
           <w:highlight w:val="yellow"/>
-          <w:rPrChange w:id="178" w:author="Volodymyr Bondariev" w:date="2026-08-18T20:58:00Z" w16du:dateUtc="2026-08-18T17:58:00Z">
+          <w:rPrChange w:id="182" w:author="Volodymyr Bondariev" w:date="2026-08-20T12:55:00Z" w16du:dateUtc="2026-08-20T09:55:00Z">
             <w:rPr>
               <w:i/>
               <w:iCs/>
@@ -3581,7 +3539,7 @@
       <w:r>
         <w:rPr>
           <w:highlight w:val="yellow"/>
-          <w:rPrChange w:id="179" w:author="Volodymyr Bondariev" w:date="2026-08-18T20:58:00Z" w16du:dateUtc="2026-08-18T17:58:00Z">
+          <w:rPrChange w:id="183" w:author="Volodymyr Bondariev" w:date="2026-08-20T12:55:00Z" w16du:dateUtc="2026-08-20T09:55:00Z">
             <w:rPr/>
           </w:rPrChange>
         </w:rPr>
@@ -3603,7 +3561,7 @@
               <w:rPr>
                 <w:rFonts w:ascii="Cambria Math" w:hAnsi="Cambria Math"/>
                 <w:highlight w:val="yellow"/>
-                <w:rPrChange w:id="180" w:author="Volodymyr Bondariev" w:date="2026-08-18T20:58:00Z" w16du:dateUtc="2026-08-18T17:58:00Z">
+                <w:rPrChange w:id="184" w:author="Volodymyr Bondariev" w:date="2026-08-20T12:55:00Z" w16du:dateUtc="2026-08-20T09:55:00Z">
                   <w:rPr>
                     <w:rFonts w:ascii="Cambria Math" w:hAnsi="Cambria Math"/>
                   </w:rPr>
@@ -3617,7 +3575,7 @@
               <w:rPr>
                 <w:rFonts w:ascii="Cambria Math" w:hAnsi="Cambria Math"/>
                 <w:highlight w:val="yellow"/>
-                <w:rPrChange w:id="181" w:author="Volodymyr Bondariev" w:date="2026-08-18T20:58:00Z" w16du:dateUtc="2026-08-18T17:58:00Z">
+                <w:rPrChange w:id="185" w:author="Volodymyr Bondariev" w:date="2026-08-20T12:55:00Z" w16du:dateUtc="2026-08-20T09:55:00Z">
                   <w:rPr>
                     <w:rFonts w:ascii="Cambria Math" w:hAnsi="Cambria Math"/>
                   </w:rPr>
@@ -3631,7 +3589,7 @@
       <w:r>
         <w:rPr>
           <w:highlight w:val="yellow"/>
-          <w:rPrChange w:id="182" w:author="Volodymyr Bondariev" w:date="2026-08-18T20:58:00Z" w16du:dateUtc="2026-08-18T17:58:00Z">
+          <w:rPrChange w:id="186" w:author="Volodymyr Bondariev" w:date="2026-08-20T12:55:00Z" w16du:dateUtc="2026-08-20T09:55:00Z">
             <w:rPr/>
           </w:rPrChange>
         </w:rPr>
@@ -3640,7 +3598,7 @@
       <w:r>
         <w:rPr>
           <w:highlight w:val="yellow"/>
-          <w:rPrChange w:id="183" w:author="Volodymyr Bondariev" w:date="2026-08-18T20:58:00Z" w16du:dateUtc="2026-08-18T17:58:00Z">
+          <w:rPrChange w:id="187" w:author="Volodymyr Bondariev" w:date="2026-08-20T12:55:00Z" w16du:dateUtc="2026-08-20T09:55:00Z">
             <w:rPr/>
           </w:rPrChange>
         </w:rPr>
@@ -3649,7 +3607,7 @@
       <w:r>
         <w:rPr>
           <w:highlight w:val="yellow"/>
-          <w:rPrChange w:id="184" w:author="Volodymyr Bondariev" w:date="2026-08-18T20:58:00Z" w16du:dateUtc="2026-08-18T17:58:00Z">
+          <w:rPrChange w:id="188" w:author="Volodymyr Bondariev" w:date="2026-08-20T12:55:00Z" w16du:dateUtc="2026-08-20T09:55:00Z">
             <w:rPr/>
           </w:rPrChange>
         </w:rPr>
@@ -3660,7 +3618,7 @@
           <w:i/>
           <w:iCs/>
           <w:highlight w:val="yellow"/>
-          <w:rPrChange w:id="185" w:author="Volodymyr Bondariev" w:date="2026-08-18T20:58:00Z" w16du:dateUtc="2026-08-18T17:58:00Z">
+          <w:rPrChange w:id="189" w:author="Volodymyr Bondariev" w:date="2026-08-20T12:55:00Z" w16du:dateUtc="2026-08-20T09:55:00Z">
             <w:rPr>
               <w:i/>
               <w:iCs/>
@@ -3672,7 +3630,7 @@
       <w:r>
         <w:rPr>
           <w:highlight w:val="yellow"/>
-          <w:rPrChange w:id="186" w:author="Volodymyr Bondariev" w:date="2026-08-18T20:58:00Z" w16du:dateUtc="2026-08-18T17:58:00Z">
+          <w:rPrChange w:id="190" w:author="Volodymyr Bondariev" w:date="2026-08-20T12:55:00Z" w16du:dateUtc="2026-08-20T09:55:00Z">
             <w:rPr/>
           </w:rPrChange>
         </w:rPr>
@@ -3683,7 +3641,7 @@
           <w:i/>
           <w:iCs/>
           <w:highlight w:val="yellow"/>
-          <w:rPrChange w:id="187" w:author="Volodymyr Bondariev" w:date="2026-08-18T20:58:00Z" w16du:dateUtc="2026-08-18T17:58:00Z">
+          <w:rPrChange w:id="191" w:author="Volodymyr Bondariev" w:date="2026-08-20T12:55:00Z" w16du:dateUtc="2026-08-20T09:55:00Z">
             <w:rPr>
               <w:i/>
               <w:iCs/>
@@ -3695,7 +3653,7 @@
       <w:r>
         <w:rPr>
           <w:highlight w:val="yellow"/>
-          <w:rPrChange w:id="188" w:author="Volodymyr Bondariev" w:date="2026-08-18T20:58:00Z" w16du:dateUtc="2026-08-18T17:58:00Z">
+          <w:rPrChange w:id="192" w:author="Volodymyr Bondariev" w:date="2026-08-20T12:55:00Z" w16du:dateUtc="2026-08-20T09:55:00Z">
             <w:rPr/>
           </w:rPrChange>
         </w:rPr>
@@ -3706,7 +3664,7 @@
           <w:i/>
           <w:iCs/>
           <w:highlight w:val="yellow"/>
-          <w:rPrChange w:id="189" w:author="Volodymyr Bondariev" w:date="2026-08-18T20:58:00Z" w16du:dateUtc="2026-08-18T17:58:00Z">
+          <w:rPrChange w:id="193" w:author="Volodymyr Bondariev" w:date="2026-08-20T12:55:00Z" w16du:dateUtc="2026-08-20T09:55:00Z">
             <w:rPr>
               <w:i/>
               <w:iCs/>
@@ -3718,7 +3676,7 @@
       <w:r>
         <w:rPr>
           <w:highlight w:val="yellow"/>
-          <w:rPrChange w:id="190" w:author="Volodymyr Bondariev" w:date="2026-08-18T20:58:00Z" w16du:dateUtc="2026-08-18T17:58:00Z">
+          <w:rPrChange w:id="194" w:author="Volodymyr Bondariev" w:date="2026-08-20T12:55:00Z" w16du:dateUtc="2026-08-20T09:55:00Z">
             <w:rPr/>
           </w:rPrChange>
         </w:rPr>
@@ -3727,7 +3685,7 @@
       <w:r>
         <w:rPr>
           <w:highlight w:val="yellow"/>
-          <w:rPrChange w:id="191" w:author="Volodymyr Bondariev" w:date="2026-08-18T20:58:00Z" w16du:dateUtc="2026-08-18T17:58:00Z">
+          <w:rPrChange w:id="195" w:author="Volodymyr Bondariev" w:date="2026-08-20T12:55:00Z" w16du:dateUtc="2026-08-20T09:55:00Z">
             <w:rPr/>
           </w:rPrChange>
         </w:rPr>
@@ -3738,7 +3696,7 @@
           <w:rPr>
             <w:rFonts w:ascii="Cambria Math" w:hAnsi="Cambria Math"/>
             <w:highlight w:val="yellow"/>
-            <w:rPrChange w:id="192" w:author="Volodymyr Bondariev" w:date="2026-08-18T20:58:00Z" w16du:dateUtc="2026-08-18T17:58:00Z">
+            <w:rPrChange w:id="196" w:author="Volodymyr Bondariev" w:date="2026-08-20T12:55:00Z" w16du:dateUtc="2026-08-20T09:55:00Z">
               <w:rPr>
                 <w:rFonts w:ascii="Cambria Math" w:hAnsi="Cambria Math"/>
               </w:rPr>
@@ -3761,7 +3719,7 @@
               <w:rPr>
                 <w:rFonts w:ascii="Cambria Math" w:hAnsi="Cambria Math"/>
                 <w:highlight w:val="yellow"/>
-                <w:rPrChange w:id="193" w:author="Volodymyr Bondariev" w:date="2026-08-18T20:58:00Z" w16du:dateUtc="2026-08-18T17:58:00Z">
+                <w:rPrChange w:id="197" w:author="Volodymyr Bondariev" w:date="2026-08-20T12:55:00Z" w16du:dateUtc="2026-08-20T09:55:00Z">
                   <w:rPr>
                     <w:rFonts w:ascii="Cambria Math" w:hAnsi="Cambria Math"/>
                   </w:rPr>
@@ -3775,7 +3733,7 @@
               <w:rPr>
                 <w:rFonts w:ascii="Cambria Math" w:hAnsi="Cambria Math"/>
                 <w:highlight w:val="yellow"/>
-                <w:rPrChange w:id="194" w:author="Volodymyr Bondariev" w:date="2026-08-18T20:58:00Z" w16du:dateUtc="2026-08-18T17:58:00Z">
+                <w:rPrChange w:id="198" w:author="Volodymyr Bondariev" w:date="2026-08-20T12:55:00Z" w16du:dateUtc="2026-08-20T09:55:00Z">
                   <w:rPr>
                     <w:rFonts w:ascii="Cambria Math" w:hAnsi="Cambria Math"/>
                   </w:rPr>
@@ -3789,7 +3747,7 @@
       <w:r>
         <w:rPr>
           <w:highlight w:val="yellow"/>
-          <w:rPrChange w:id="195" w:author="Volodymyr Bondariev" w:date="2026-08-18T20:58:00Z" w16du:dateUtc="2026-08-18T17:58:00Z">
+          <w:rPrChange w:id="199" w:author="Volodymyr Bondariev" w:date="2026-08-20T12:55:00Z" w16du:dateUtc="2026-08-20T09:55:00Z">
             <w:rPr/>
           </w:rPrChange>
         </w:rPr>
@@ -3801,7 +3759,7 @@
           <w:i/>
           <w:iCs/>
           <w:highlight w:val="yellow"/>
-          <w:rPrChange w:id="196" w:author="Volodymyr Bondariev" w:date="2026-08-18T20:58:00Z" w16du:dateUtc="2026-08-18T17:58:00Z">
+          <w:rPrChange w:id="200" w:author="Volodymyr Bondariev" w:date="2026-08-20T12:55:00Z" w16du:dateUtc="2026-08-20T09:55:00Z">
             <w:rPr>
               <w:i/>
               <w:iCs/>
@@ -3816,7 +3774,7 @@
           <w:i/>
           <w:iCs/>
           <w:highlight w:val="yellow"/>
-          <w:rPrChange w:id="197" w:author="Volodymyr Bondariev" w:date="2026-08-18T20:58:00Z" w16du:dateUtc="2026-08-18T17:58:00Z">
+          <w:rPrChange w:id="201" w:author="Volodymyr Bondariev" w:date="2026-08-20T12:55:00Z" w16du:dateUtc="2026-08-20T09:55:00Z">
             <w:rPr>
               <w:i/>
               <w:iCs/>
@@ -3828,7 +3786,7 @@
       <w:r>
         <w:rPr>
           <w:highlight w:val="yellow"/>
-          <w:rPrChange w:id="198" w:author="Volodymyr Bondariev" w:date="2026-08-18T20:58:00Z" w16du:dateUtc="2026-08-18T17:58:00Z">
+          <w:rPrChange w:id="202" w:author="Volodymyr Bondariev" w:date="2026-08-20T12:55:00Z" w16du:dateUtc="2026-08-20T09:55:00Z">
             <w:rPr/>
           </w:rPrChange>
         </w:rPr>
@@ -3839,7 +3797,7 @@
           <w:i/>
           <w:iCs/>
           <w:highlight w:val="yellow"/>
-          <w:rPrChange w:id="199" w:author="Volodymyr Bondariev" w:date="2026-08-18T20:58:00Z" w16du:dateUtc="2026-08-18T17:58:00Z">
+          <w:rPrChange w:id="203" w:author="Volodymyr Bondariev" w:date="2026-08-20T12:55:00Z" w16du:dateUtc="2026-08-20T09:55:00Z">
             <w:rPr>
               <w:i/>
               <w:iCs/>
@@ -3864,7 +3822,7 @@
               <w:rPr>
                 <w:rFonts w:ascii="Cambria Math" w:hAnsi="Cambria Math"/>
                 <w:highlight w:val="yellow"/>
-                <w:rPrChange w:id="200" w:author="Volodymyr Bondariev" w:date="2026-08-18T20:58:00Z" w16du:dateUtc="2026-08-18T17:58:00Z">
+                <w:rPrChange w:id="204" w:author="Volodymyr Bondariev" w:date="2026-08-20T12:55:00Z" w16du:dateUtc="2026-08-20T09:55:00Z">
                   <w:rPr>
                     <w:rFonts w:ascii="Cambria Math" w:hAnsi="Cambria Math"/>
                   </w:rPr>
@@ -3878,7 +3836,7 @@
               <w:rPr>
                 <w:rFonts w:ascii="Cambria Math" w:hAnsi="Cambria Math"/>
                 <w:highlight w:val="yellow"/>
-                <w:rPrChange w:id="201" w:author="Volodymyr Bondariev" w:date="2026-08-18T20:58:00Z" w16du:dateUtc="2026-08-18T17:58:00Z">
+                <w:rPrChange w:id="205" w:author="Volodymyr Bondariev" w:date="2026-08-20T12:55:00Z" w16du:dateUtc="2026-08-20T09:55:00Z">
                   <w:rPr>
                     <w:rFonts w:ascii="Cambria Math" w:hAnsi="Cambria Math"/>
                   </w:rPr>
@@ -3893,7 +3851,7 @@
         <w:rPr>
           <w:i/>
           <w:highlight w:val="yellow"/>
-          <w:rPrChange w:id="202" w:author="Volodymyr Bondariev" w:date="2026-08-18T20:58:00Z" w16du:dateUtc="2026-08-18T17:58:00Z">
+          <w:rPrChange w:id="206" w:author="Volodymyr Bondariev" w:date="2026-08-20T12:55:00Z" w16du:dateUtc="2026-08-20T09:55:00Z">
             <w:rPr>
               <w:i/>
             </w:rPr>
@@ -3904,7 +3862,7 @@
       <w:r>
         <w:rPr>
           <w:highlight w:val="yellow"/>
-          <w:rPrChange w:id="203" w:author="Volodymyr Bondariev" w:date="2026-08-18T20:58:00Z" w16du:dateUtc="2026-08-18T17:58:00Z">
+          <w:rPrChange w:id="207" w:author="Volodymyr Bondariev" w:date="2026-08-20T12:55:00Z" w16du:dateUtc="2026-08-20T09:55:00Z">
             <w:rPr/>
           </w:rPrChange>
         </w:rPr>
@@ -3913,7 +3871,7 @@
       <w:r>
         <w:rPr>
           <w:highlight w:val="yellow"/>
-          <w:rPrChange w:id="204" w:author="Volodymyr Bondariev" w:date="2026-08-18T20:58:00Z" w16du:dateUtc="2026-08-18T17:58:00Z">
+          <w:rPrChange w:id="208" w:author="Volodymyr Bondariev" w:date="2026-08-20T12:55:00Z" w16du:dateUtc="2026-08-20T09:55:00Z">
             <w:rPr/>
           </w:rPrChange>
         </w:rPr>
@@ -3922,7 +3880,7 @@
       <w:r>
         <w:rPr>
           <w:highlight w:val="yellow"/>
-          <w:rPrChange w:id="205" w:author="Volodymyr Bondariev" w:date="2026-08-18T20:58:00Z" w16du:dateUtc="2026-08-18T17:58:00Z">
+          <w:rPrChange w:id="209" w:author="Volodymyr Bondariev" w:date="2026-08-20T12:55:00Z" w16du:dateUtc="2026-08-20T09:55:00Z">
             <w:rPr/>
           </w:rPrChange>
         </w:rPr>
@@ -3931,7 +3889,7 @@
       <w:r>
         <w:rPr>
           <w:highlight w:val="yellow"/>
-          <w:rPrChange w:id="206" w:author="Volodymyr Bondariev" w:date="2026-08-18T20:58:00Z" w16du:dateUtc="2026-08-18T17:58:00Z">
+          <w:rPrChange w:id="210" w:author="Volodymyr Bondariev" w:date="2026-08-20T12:55:00Z" w16du:dateUtc="2026-08-20T09:55:00Z">
             <w:rPr/>
           </w:rPrChange>
         </w:rPr>
@@ -3940,7 +3898,7 @@
       <w:r>
         <w:rPr>
           <w:highlight w:val="yellow"/>
-          <w:rPrChange w:id="207" w:author="Volodymyr Bondariev" w:date="2026-08-18T20:58:00Z" w16du:dateUtc="2026-08-18T17:58:00Z">
+          <w:rPrChange w:id="211" w:author="Volodymyr Bondariev" w:date="2026-08-20T12:55:00Z" w16du:dateUtc="2026-08-20T09:55:00Z">
             <w:rPr/>
           </w:rPrChange>
         </w:rPr>
@@ -3951,7 +3909,7 @@
           <w:i/>
           <w:iCs/>
           <w:highlight w:val="yellow"/>
-          <w:rPrChange w:id="208" w:author="Volodymyr Bondariev" w:date="2026-08-18T20:58:00Z" w16du:dateUtc="2026-08-18T17:58:00Z">
+          <w:rPrChange w:id="212" w:author="Volodymyr Bondariev" w:date="2026-08-20T12:55:00Z" w16du:dateUtc="2026-08-20T09:55:00Z">
             <w:rPr>
               <w:i/>
               <w:iCs/>
@@ -3963,7 +3921,7 @@
       <w:r>
         <w:rPr>
           <w:highlight w:val="yellow"/>
-          <w:rPrChange w:id="209" w:author="Volodymyr Bondariev" w:date="2026-08-18T20:58:00Z" w16du:dateUtc="2026-08-18T17:58:00Z">
+          <w:rPrChange w:id="213" w:author="Volodymyr Bondariev" w:date="2026-08-20T12:55:00Z" w16du:dateUtc="2026-08-20T09:55:00Z">
             <w:rPr/>
           </w:rPrChange>
         </w:rPr>
@@ -3985,7 +3943,7 @@
               <w:rPr>
                 <w:rFonts w:ascii="Cambria Math" w:hAnsi="Cambria Math"/>
                 <w:highlight w:val="yellow"/>
-                <w:rPrChange w:id="210" w:author="Volodymyr Bondariev" w:date="2026-08-18T20:58:00Z" w16du:dateUtc="2026-08-18T17:58:00Z">
+                <w:rPrChange w:id="214" w:author="Volodymyr Bondariev" w:date="2026-08-20T12:55:00Z" w16du:dateUtc="2026-08-20T09:55:00Z">
                   <w:rPr>
                     <w:rFonts w:ascii="Cambria Math" w:hAnsi="Cambria Math"/>
                   </w:rPr>
@@ -3999,7 +3957,7 @@
               <w:rPr>
                 <w:rFonts w:ascii="Cambria Math" w:hAnsi="Cambria Math"/>
                 <w:highlight w:val="yellow"/>
-                <w:rPrChange w:id="211" w:author="Volodymyr Bondariev" w:date="2026-08-18T20:58:00Z" w16du:dateUtc="2026-08-18T17:58:00Z">
+                <w:rPrChange w:id="215" w:author="Volodymyr Bondariev" w:date="2026-08-20T12:55:00Z" w16du:dateUtc="2026-08-20T09:55:00Z">
                   <w:rPr>
                     <w:rFonts w:ascii="Cambria Math" w:hAnsi="Cambria Math"/>
                   </w:rPr>
@@ -4013,7 +3971,7 @@
       <w:r>
         <w:rPr>
           <w:highlight w:val="yellow"/>
-          <w:rPrChange w:id="212" w:author="Volodymyr Bondariev" w:date="2026-08-18T20:58:00Z" w16du:dateUtc="2026-08-18T17:58:00Z">
+          <w:rPrChange w:id="216" w:author="Volodymyr Bondariev" w:date="2026-08-20T12:55:00Z" w16du:dateUtc="2026-08-20T09:55:00Z">
             <w:rPr/>
           </w:rPrChange>
         </w:rPr>
@@ -4025,7 +3983,7 @@
         <w:ind w:firstLine="708"/>
         <w:rPr>
           <w:highlight w:val="yellow"/>
-          <w:rPrChange w:id="213" w:author="Volodymyr Bondariev" w:date="2026-08-19T08:22:00Z" w16du:dateUtc="2026-08-19T05:22:00Z">
+          <w:rPrChange w:id="217" w:author="Volodymyr Bondariev" w:date="2026-08-20T12:55:00Z" w16du:dateUtc="2026-08-20T09:55:00Z">
             <w:rPr/>
           </w:rPrChange>
         </w:rPr>
@@ -4036,7 +3994,7 @@
             <w:rPr>
               <w:rFonts w:ascii="Cambria Math" w:hAnsi="Cambria Math"/>
               <w:highlight w:val="yellow"/>
-              <w:rPrChange w:id="214" w:author="Volodymyr Bondariev" w:date="2026-08-19T08:22:00Z" w16du:dateUtc="2026-08-19T05:22:00Z">
+              <w:rPrChange w:id="218" w:author="Volodymyr Bondariev" w:date="2026-08-20T12:55:00Z" w16du:dateUtc="2026-08-20T09:55:00Z">
                 <w:rPr>
                   <w:rFonts w:ascii="Cambria Math" w:hAnsi="Cambria Math"/>
                 </w:rPr>
@@ -4059,7 +4017,7 @@
                 <w:rPr>
                   <w:rFonts w:ascii="Cambria Math" w:hAnsi="Cambria Math"/>
                   <w:highlight w:val="yellow"/>
-                  <w:rPrChange w:id="215" w:author="Volodymyr Bondariev" w:date="2026-08-19T08:22:00Z" w16du:dateUtc="2026-08-19T05:22:00Z">
+                  <w:rPrChange w:id="219" w:author="Volodymyr Bondariev" w:date="2026-08-20T12:55:00Z" w16du:dateUtc="2026-08-20T09:55:00Z">
                     <w:rPr>
                       <w:rFonts w:ascii="Cambria Math" w:hAnsi="Cambria Math"/>
                     </w:rPr>
@@ -4073,7 +4031,7 @@
                 <w:rPr>
                   <w:rFonts w:ascii="Cambria Math" w:hAnsi="Cambria Math"/>
                   <w:highlight w:val="yellow"/>
-                  <w:rPrChange w:id="216" w:author="Volodymyr Bondariev" w:date="2026-08-19T08:22:00Z" w16du:dateUtc="2026-08-19T05:22:00Z">
+                  <w:rPrChange w:id="220" w:author="Volodymyr Bondariev" w:date="2026-08-20T12:55:00Z" w16du:dateUtc="2026-08-20T09:55:00Z">
                     <w:rPr>
                       <w:rFonts w:ascii="Cambria Math" w:hAnsi="Cambria Math"/>
                     </w:rPr>
@@ -4087,7 +4045,7 @@
             <w:rPr>
               <w:rFonts w:ascii="Cambria Math" w:hAnsi="Cambria Math"/>
               <w:highlight w:val="yellow"/>
-              <w:rPrChange w:id="217" w:author="Volodymyr Bondariev" w:date="2026-08-19T08:22:00Z" w16du:dateUtc="2026-08-19T05:22:00Z">
+              <w:rPrChange w:id="221" w:author="Volodymyr Bondariev" w:date="2026-08-20T12:55:00Z" w16du:dateUtc="2026-08-20T09:55:00Z">
                 <w:rPr>
                   <w:rFonts w:ascii="Cambria Math" w:hAnsi="Cambria Math"/>
                 </w:rPr>
@@ -4102,7 +4060,7 @@
       <w:r>
         <w:rPr>
           <w:highlight w:val="yellow"/>
-          <w:rPrChange w:id="218" w:author="Volodymyr Bondariev" w:date="2026-08-19T08:22:00Z" w16du:dateUtc="2026-08-19T05:22:00Z">
+          <w:rPrChange w:id="222" w:author="Volodymyr Bondariev" w:date="2026-08-20T12:55:00Z" w16du:dateUtc="2026-08-20T09:55:00Z">
             <w:rPr/>
           </w:rPrChange>
         </w:rPr>
@@ -4111,7 +4069,7 @@
       <w:r>
         <w:rPr>
           <w:highlight w:val="yellow"/>
-          <w:rPrChange w:id="219" w:author="Volodymyr Bondariev" w:date="2026-08-19T08:22:00Z" w16du:dateUtc="2026-08-19T05:22:00Z">
+          <w:rPrChange w:id="223" w:author="Volodymyr Bondariev" w:date="2026-08-20T12:55:00Z" w16du:dateUtc="2026-08-20T09:55:00Z">
             <w:rPr/>
           </w:rPrChange>
         </w:rPr>
@@ -4120,7 +4078,7 @@
       <w:r>
         <w:rPr>
           <w:highlight w:val="yellow"/>
-          <w:rPrChange w:id="220" w:author="Volodymyr Bondariev" w:date="2026-08-19T08:22:00Z" w16du:dateUtc="2026-08-19T05:22:00Z">
+          <w:rPrChange w:id="224" w:author="Volodymyr Bondariev" w:date="2026-08-20T12:55:00Z" w16du:dateUtc="2026-08-20T09:55:00Z">
             <w:rPr/>
           </w:rPrChange>
         </w:rPr>
@@ -4146,7 +4104,7 @@
       <w:r>
         <w:t xml:space="preserve">Збільшення об’єму </w:t>
       </w:r>
-      <w:ins w:id="221" w:author="Volodymyr Bondariev" w:date="2026-08-19T15:00:00Z" w16du:dateUtc="2026-08-19T12:00:00Z">
+      <w:ins w:id="225" w:author="Volodymyr Bondariev" w:date="2026-08-19T15:00:00Z" w16du:dateUtc="2026-08-19T12:00:00Z">
         <w:r>
           <w:t xml:space="preserve">газу </w:t>
         </w:r>
@@ -4154,38 +4112,35 @@
       <w:r>
         <w:t xml:space="preserve">відбувається завдяки зменшенню навантаження на поршень, температура газу </w:t>
       </w:r>
-      <w:del w:id="222" w:author="Volodymyr Bondariev" w:date="2026-08-19T15:00:00Z" w16du:dateUtc="2026-08-19T12:00:00Z">
+      <w:del w:id="226" w:author="Volodymyr Bondariev" w:date="2026-08-19T15:00:00Z" w16du:dateUtc="2026-08-19T12:00:00Z">
         <w:r>
           <w:delText xml:space="preserve">підтримується </w:delText>
         </w:r>
       </w:del>
-      <w:ins w:id="223" w:author="Volodymyr Bondariev" w:date="2026-08-19T15:00:00Z" w16du:dateUtc="2026-08-19T12:00:00Z">
-        <w:r>
-          <w:t>не знижується</w:t>
-        </w:r>
-        <w:r>
-          <w:t xml:space="preserve"> </w:t>
+      <w:ins w:id="227" w:author="Volodymyr Bondariev" w:date="2026-08-19T15:00:00Z" w16du:dateUtc="2026-08-19T12:00:00Z">
+        <w:r>
+          <w:t xml:space="preserve">не знижується </w:t>
         </w:r>
       </w:ins>
       <w:r>
         <w:t xml:space="preserve">за рахунок </w:t>
       </w:r>
-      <w:del w:id="224" w:author="Volodymyr Bondariev" w:date="2026-08-19T08:24:00Z" w16du:dateUtc="2026-08-19T05:24:00Z">
+      <w:del w:id="228" w:author="Volodymyr Bondariev" w:date="2026-08-19T08:24:00Z" w16du:dateUtc="2026-08-19T05:24:00Z">
         <w:r>
           <w:delText>збільшення швидкості часток</w:delText>
         </w:r>
       </w:del>
-      <w:ins w:id="225" w:author="Volodymyr Bondariev" w:date="2026-08-19T08:25:00Z" w16du:dateUtc="2026-08-19T05:25:00Z">
+      <w:ins w:id="229" w:author="Volodymyr Bondariev" w:date="2026-08-19T08:25:00Z" w16du:dateUtc="2026-08-19T05:25:00Z">
         <w:r>
           <w:t xml:space="preserve">отримання </w:t>
         </w:r>
       </w:ins>
-      <w:ins w:id="226" w:author="Volodymyr Bondariev" w:date="2026-08-19T08:24:00Z" w16du:dateUtc="2026-08-19T05:24:00Z">
+      <w:ins w:id="230" w:author="Volodymyr Bondariev" w:date="2026-08-19T08:24:00Z" w16du:dateUtc="2026-08-19T05:24:00Z">
         <w:r>
           <w:t>ене</w:t>
         </w:r>
       </w:ins>
-      <w:ins w:id="227" w:author="Volodymyr Bondariev" w:date="2026-08-19T08:25:00Z" w16du:dateUtc="2026-08-19T05:25:00Z">
+      <w:ins w:id="231" w:author="Volodymyr Bondariev" w:date="2026-08-19T08:25:00Z" w16du:dateUtc="2026-08-19T05:25:00Z">
         <w:r>
           <w:t>ргії від нагрівача</w:t>
         </w:r>
@@ -4254,7 +4209,7 @@
       <w:r>
         <w:t xml:space="preserve"> яке подібне до </w:t>
       </w:r>
-      <w:ins w:id="228" w:author="Volodymyr Bondariev" w:date="2026-08-19T08:26:00Z" w16du:dateUtc="2026-08-19T05:26:00Z">
+      <w:ins w:id="232" w:author="Volodymyr Bondariev" w:date="2026-08-19T08:26:00Z" w16du:dateUtc="2026-08-19T05:26:00Z">
         <w:r>
           <w:t xml:space="preserve">рівняння </w:t>
         </w:r>
@@ -4262,28 +4217,25 @@
       <w:r>
         <w:t xml:space="preserve">(2)  і визначає, як має змінюватися навантаження, щоб </w:t>
       </w:r>
-      <w:del w:id="229" w:author="Volodymyr Bondariev" w:date="2026-08-19T15:02:00Z" w16du:dateUtc="2026-08-19T12:02:00Z">
+      <w:del w:id="233" w:author="Volodymyr Bondariev" w:date="2026-08-19T15:02:00Z" w16du:dateUtc="2026-08-19T12:02:00Z">
         <w:r>
           <w:delText xml:space="preserve">дотриматися </w:delText>
         </w:r>
       </w:del>
-      <w:ins w:id="230" w:author="Volodymyr Bondariev" w:date="2026-08-19T15:02:00Z" w16du:dateUtc="2026-08-19T12:02:00Z">
-        <w:r>
-          <w:t>забезпечити</w:t>
-        </w:r>
-        <w:r>
-          <w:t xml:space="preserve"> </w:t>
+      <w:ins w:id="234" w:author="Volodymyr Bondariev" w:date="2026-08-19T15:02:00Z" w16du:dateUtc="2026-08-19T12:02:00Z">
+        <w:r>
+          <w:t xml:space="preserve">забезпечити </w:t>
         </w:r>
       </w:ins>
       <w:r>
         <w:t>бажан</w:t>
       </w:r>
-      <w:ins w:id="231" w:author="Volodymyr Bondariev" w:date="2026-08-19T15:02:00Z" w16du:dateUtc="2026-08-19T12:02:00Z">
+      <w:ins w:id="235" w:author="Volodymyr Bondariev" w:date="2026-08-19T15:02:00Z" w16du:dateUtc="2026-08-19T12:02:00Z">
         <w:r>
           <w:t>у</w:t>
         </w:r>
       </w:ins>
-      <w:del w:id="232" w:author="Volodymyr Bondariev" w:date="2026-08-19T15:02:00Z" w16du:dateUtc="2026-08-19T12:02:00Z">
+      <w:del w:id="236" w:author="Volodymyr Bondariev" w:date="2026-08-19T15:02:00Z" w16du:dateUtc="2026-08-19T12:02:00Z">
         <w:r>
           <w:delText>ої</w:delText>
         </w:r>
@@ -4291,7 +4243,7 @@
       <w:r>
         <w:t xml:space="preserve"> </w:t>
       </w:r>
-      <w:del w:id="233" w:author="Volodymyr Bondariev" w:date="2026-08-19T15:02:00Z" w16du:dateUtc="2026-08-19T12:02:00Z">
+      <w:del w:id="237" w:author="Volodymyr Bondariev" w:date="2026-08-19T15:02:00Z" w16du:dateUtc="2026-08-19T12:02:00Z">
         <w:r>
           <w:delText xml:space="preserve">постійної </w:delText>
         </w:r>
@@ -4299,12 +4251,12 @@
       <w:r>
         <w:t>швидк</w:t>
       </w:r>
-      <w:ins w:id="234" w:author="Volodymyr Bondariev" w:date="2026-08-19T15:02:00Z" w16du:dateUtc="2026-08-19T12:02:00Z">
+      <w:ins w:id="238" w:author="Volodymyr Bondariev" w:date="2026-08-19T15:02:00Z" w16du:dateUtc="2026-08-19T12:02:00Z">
         <w:r>
           <w:t>і</w:t>
         </w:r>
       </w:ins>
-      <w:del w:id="235" w:author="Volodymyr Bondariev" w:date="2026-08-19T15:02:00Z" w16du:dateUtc="2026-08-19T12:02:00Z">
+      <w:del w:id="239" w:author="Volodymyr Bondariev" w:date="2026-08-19T15:02:00Z" w16du:dateUtc="2026-08-19T12:02:00Z">
         <w:r>
           <w:delText>о</w:delText>
         </w:r>
@@ -4312,12 +4264,12 @@
       <w:r>
         <w:t>ст</w:t>
       </w:r>
-      <w:ins w:id="236" w:author="Volodymyr Bondariev" w:date="2026-08-19T15:02:00Z" w16du:dateUtc="2026-08-19T12:02:00Z">
+      <w:ins w:id="240" w:author="Volodymyr Bondariev" w:date="2026-08-19T15:02:00Z" w16du:dateUtc="2026-08-19T12:02:00Z">
         <w:r>
           <w:t>ь</w:t>
         </w:r>
       </w:ins>
-      <w:del w:id="237" w:author="Volodymyr Bondariev" w:date="2026-08-19T15:02:00Z" w16du:dateUtc="2026-08-19T12:02:00Z">
+      <w:del w:id="241" w:author="Volodymyr Bondariev" w:date="2026-08-19T15:02:00Z" w16du:dateUtc="2026-08-19T12:02:00Z">
         <w:r>
           <w:delText>і</w:delText>
         </w:r>
@@ -4466,7 +4418,7 @@
             </m:e>
           </m:d>
           <m:r>
-            <w:del w:id="238" w:author="Volodymyr Bondariev" w:date="2026-08-19T15:06:00Z" w16du:dateUtc="2026-08-19T12:06:00Z">
+            <w:del w:id="242" w:author="Volodymyr Bondariev" w:date="2026-08-19T15:06:00Z" w16du:dateUtc="2026-08-19T12:06:00Z">
               <w:rPr>
                 <w:rFonts w:ascii="Cambria Math" w:hAnsi="Cambria Math"/>
               </w:rPr>
@@ -4476,7 +4428,7 @@
           <m:d>
             <m:dPr>
               <m:ctrlPr>
-                <w:del w:id="239" w:author="Volodymyr Bondariev" w:date="2026-08-19T15:06:00Z" w16du:dateUtc="2026-08-19T12:06:00Z">
+                <w:del w:id="243" w:author="Volodymyr Bondariev" w:date="2026-08-19T15:06:00Z" w16du:dateUtc="2026-08-19T12:06:00Z">
                   <w:rPr>
                     <w:rFonts w:ascii="Cambria Math" w:hAnsi="Cambria Math"/>
                     <w:i/>
@@ -4486,7 +4438,7 @@
             </m:dPr>
             <m:e>
               <m:r>
-                <w:del w:id="240" w:author="Volodymyr Bondariev" w:date="2026-08-19T15:06:00Z" w16du:dateUtc="2026-08-19T12:06:00Z">
+                <w:del w:id="244" w:author="Volodymyr Bondariev" w:date="2026-08-19T15:06:00Z" w16du:dateUtc="2026-08-19T12:06:00Z">
                   <w:rPr>
                     <w:rFonts w:ascii="Cambria Math" w:hAnsi="Cambria Math"/>
                   </w:rPr>
@@ -4494,7 +4446,7 @@
                 </w:del>
               </m:r>
               <m:r>
-                <w:del w:id="241" w:author="Volodymyr Bondariev" w:date="2026-08-19T15:06:00Z" w16du:dateUtc="2026-08-19T12:06:00Z">
+                <w:del w:id="245" w:author="Volodymyr Bondariev" w:date="2026-08-19T15:06:00Z" w16du:dateUtc="2026-08-19T12:06:00Z">
                   <m:rPr>
                     <m:sty m:val="p"/>
                   </m:rPr>
@@ -4507,7 +4459,7 @@
             </m:e>
           </m:d>
           <m:r>
-            <w:del w:id="242" w:author="Volodymyr Bondariev" w:date="2026-08-19T15:06:00Z" w16du:dateUtc="2026-08-19T12:06:00Z">
+            <w:del w:id="246" w:author="Volodymyr Bondariev" w:date="2026-08-19T15:06:00Z" w16du:dateUtc="2026-08-19T12:06:00Z">
               <w:rPr>
                 <w:rFonts w:ascii="Cambria Math" w:hAnsi="Cambria Math"/>
               </w:rPr>
@@ -4574,14 +4526,23 @@
         <m:r>
           <w:rPr>
             <w:rFonts w:ascii="Cambria Math" w:hAnsi="Cambria Math"/>
-            <w:lang w:val="en-US"/>
+            <w:rPrChange w:id="247" w:author="Volodymyr Bondariev" w:date="2026-08-20T12:55:00Z" w16du:dateUtc="2026-08-20T09:55:00Z">
+              <w:rPr>
+                <w:rFonts w:ascii="Cambria Math" w:hAnsi="Cambria Math"/>
+                <w:lang w:val="en-US"/>
+              </w:rPr>
+            </w:rPrChange>
           </w:rPr>
           <m:t>V=const</m:t>
         </m:r>
       </m:oMath>
       <w:r>
         <w:rPr>
-          <w:lang w:val="en-US"/>
+          <w:rPrChange w:id="248" w:author="Volodymyr Bondariev" w:date="2026-08-20T12:55:00Z" w16du:dateUtc="2026-08-20T09:55:00Z">
+            <w:rPr>
+              <w:lang w:val="en-US"/>
+            </w:rPr>
+          </w:rPrChange>
         </w:rPr>
         <w:t xml:space="preserve"> </w:t>
       </w:r>
@@ -4598,7 +4559,12 @@
         <m:r>
           <w:rPr>
             <w:rFonts w:ascii="Cambria Math" w:hAnsi="Cambria Math"/>
-            <w:lang w:val="en-US"/>
+            <w:rPrChange w:id="249" w:author="Volodymyr Bondariev" w:date="2026-08-20T12:55:00Z" w16du:dateUtc="2026-08-20T09:55:00Z">
+              <w:rPr>
+                <w:rFonts w:ascii="Cambria Math" w:hAnsi="Cambria Math"/>
+                <w:lang w:val="en-US"/>
+              </w:rPr>
+            </w:rPrChange>
           </w:rPr>
           <m:t>T=-T</m:t>
         </m:r>
@@ -4608,7 +4574,13 @@
               <w:rPr>
                 <w:rFonts w:ascii="Cambria Math" w:hAnsi="Cambria Math"/>
                 <w:i/>
-                <w:lang w:val="en-US"/>
+                <w:rPrChange w:id="250" w:author="Volodymyr Bondariev" w:date="2026-08-20T12:55:00Z" w16du:dateUtc="2026-08-20T09:55:00Z">
+                  <w:rPr>
+                    <w:rFonts w:ascii="Cambria Math" w:hAnsi="Cambria Math"/>
+                    <w:i/>
+                    <w:lang w:val="en-US"/>
+                  </w:rPr>
+                </w:rPrChange>
               </w:rPr>
             </m:ctrlPr>
           </m:fPr>
@@ -4616,7 +4588,12 @@
             <m:r>
               <w:rPr>
                 <w:rFonts w:ascii="Cambria Math" w:hAnsi="Cambria Math"/>
-                <w:lang w:val="en-US"/>
+                <w:rPrChange w:id="251" w:author="Volodymyr Bondariev" w:date="2026-08-20T12:55:00Z" w16du:dateUtc="2026-08-20T09:55:00Z">
+                  <w:rPr>
+                    <w:rFonts w:ascii="Cambria Math" w:hAnsi="Cambria Math"/>
+                    <w:lang w:val="en-US"/>
+                  </w:rPr>
+                </w:rPrChange>
               </w:rPr>
               <m:t>dV</m:t>
             </m:r>
@@ -4625,7 +4602,12 @@
             <m:r>
               <w:rPr>
                 <w:rFonts w:ascii="Cambria Math" w:hAnsi="Cambria Math"/>
-                <w:lang w:val="en-US"/>
+                <w:rPrChange w:id="252" w:author="Volodymyr Bondariev" w:date="2026-08-20T12:55:00Z" w16du:dateUtc="2026-08-20T09:55:00Z">
+                  <w:rPr>
+                    <w:rFonts w:ascii="Cambria Math" w:hAnsi="Cambria Math"/>
+                    <w:lang w:val="en-US"/>
+                  </w:rPr>
+                </w:rPrChange>
               </w:rPr>
               <m:t>V</m:t>
             </m:r>
@@ -4634,14 +4616,18 @@
       </m:oMath>
       <w:r>
         <w:rPr>
-          <w:lang w:val="en-US"/>
+          <w:rPrChange w:id="253" w:author="Volodymyr Bondariev" w:date="2026-08-20T12:55:00Z" w16du:dateUtc="2026-08-20T09:55:00Z">
+            <w:rPr>
+              <w:lang w:val="en-US"/>
+            </w:rPr>
+          </w:rPrChange>
         </w:rPr>
         <w:t xml:space="preserve"> </w:t>
       </w:r>
       <w:r>
         <w:t xml:space="preserve">. Щоб </w:t>
       </w:r>
-      <w:ins w:id="243" w:author="Volodymyr Bondariev" w:date="2026-08-19T15:05:00Z" w16du:dateUtc="2026-08-19T12:05:00Z">
+      <w:ins w:id="254" w:author="Volodymyr Bondariev" w:date="2026-08-19T15:05:00Z" w16du:dateUtc="2026-08-19T12:05:00Z">
         <w:r>
           <w:t xml:space="preserve">зробити </w:t>
         </w:r>
@@ -4649,7 +4635,7 @@
       <w:r>
         <w:t xml:space="preserve">процес </w:t>
       </w:r>
-      <w:del w:id="244" w:author="Volodymyr Bondariev" w:date="2026-08-19T15:05:00Z" w16du:dateUtc="2026-08-19T12:05:00Z">
+      <w:del w:id="255" w:author="Volodymyr Bondariev" w:date="2026-08-19T15:05:00Z" w16du:dateUtc="2026-08-19T12:05:00Z">
         <w:r>
           <w:delText xml:space="preserve">був </w:delText>
         </w:r>
@@ -4661,7 +4647,12 @@
         <m:r>
           <w:rPr>
             <w:rFonts w:ascii="Cambria Math" w:hAnsi="Cambria Math"/>
-            <w:lang w:val="en-US"/>
+            <w:rPrChange w:id="256" w:author="Volodymyr Bondariev" w:date="2026-08-20T12:55:00Z" w16du:dateUtc="2026-08-20T09:55:00Z">
+              <w:rPr>
+                <w:rFonts w:ascii="Cambria Math" w:hAnsi="Cambria Math"/>
+                <w:lang w:val="en-US"/>
+              </w:rPr>
+            </w:rPrChange>
           </w:rPr>
           <m:t>T</m:t>
         </m:r>
@@ -4671,7 +4662,13 @@
               <w:rPr>
                 <w:rFonts w:ascii="Cambria Math" w:hAnsi="Cambria Math"/>
                 <w:i/>
-                <w:lang w:val="en-US"/>
+                <w:rPrChange w:id="257" w:author="Volodymyr Bondariev" w:date="2026-08-20T12:55:00Z" w16du:dateUtc="2026-08-20T09:55:00Z">
+                  <w:rPr>
+                    <w:rFonts w:ascii="Cambria Math" w:hAnsi="Cambria Math"/>
+                    <w:i/>
+                    <w:lang w:val="en-US"/>
+                  </w:rPr>
+                </w:rPrChange>
               </w:rPr>
             </m:ctrlPr>
           </m:fPr>
@@ -4679,7 +4676,12 @@
             <m:r>
               <w:rPr>
                 <w:rFonts w:ascii="Cambria Math" w:hAnsi="Cambria Math"/>
-                <w:lang w:val="en-US"/>
+                <w:rPrChange w:id="258" w:author="Volodymyr Bondariev" w:date="2026-08-20T12:55:00Z" w16du:dateUtc="2026-08-20T09:55:00Z">
+                  <w:rPr>
+                    <w:rFonts w:ascii="Cambria Math" w:hAnsi="Cambria Math"/>
+                    <w:lang w:val="en-US"/>
+                  </w:rPr>
+                </w:rPrChange>
               </w:rPr>
               <m:t>dV</m:t>
             </m:r>
@@ -4688,7 +4690,12 @@
             <m:r>
               <w:rPr>
                 <w:rFonts w:ascii="Cambria Math" w:hAnsi="Cambria Math"/>
-                <w:lang w:val="en-US"/>
+                <w:rPrChange w:id="259" w:author="Volodymyr Bondariev" w:date="2026-08-20T12:55:00Z" w16du:dateUtc="2026-08-20T09:55:00Z">
+                  <w:rPr>
+                    <w:rFonts w:ascii="Cambria Math" w:hAnsi="Cambria Math"/>
+                    <w:lang w:val="en-US"/>
+                  </w:rPr>
+                </w:rPrChange>
               </w:rPr>
               <m:t>V</m:t>
             </m:r>
@@ -4708,7 +4715,13 @@
               <w:rPr>
                 <w:rFonts w:ascii="Cambria Math" w:hAnsi="Cambria Math"/>
                 <w:i/>
-                <w:lang w:val="en-US"/>
+                <w:rPrChange w:id="260" w:author="Volodymyr Bondariev" w:date="2026-08-20T12:55:00Z" w16du:dateUtc="2026-08-20T09:55:00Z">
+                  <w:rPr>
+                    <w:rFonts w:ascii="Cambria Math" w:hAnsi="Cambria Math"/>
+                    <w:i/>
+                    <w:lang w:val="en-US"/>
+                  </w:rPr>
+                </w:rPrChange>
               </w:rPr>
             </m:ctrlPr>
           </m:sSupPr>
@@ -4730,17 +4743,27 @@
             <m:r>
               <w:rPr>
                 <w:rFonts w:ascii="Cambria Math" w:hAnsi="Cambria Math"/>
-                <w:lang w:val="en-US"/>
+                <w:rPrChange w:id="261" w:author="Volodymyr Bondariev" w:date="2026-08-20T12:55:00Z" w16du:dateUtc="2026-08-20T09:55:00Z">
+                  <w:rPr>
+                    <w:rFonts w:ascii="Cambria Math" w:hAnsi="Cambria Math"/>
+                    <w:lang w:val="en-US"/>
+                  </w:rPr>
+                </w:rPrChange>
               </w:rPr>
               <m:t>'</m:t>
             </m:r>
           </m:sup>
         </m:sSup>
-        <w:bookmarkStart w:id="245" w:name="_Hlk237028744"/>
+        <w:bookmarkStart w:id="262" w:name="_Hlk237028744"/>
         <m:r>
           <w:rPr>
             <w:rFonts w:ascii="Cambria Math" w:hAnsi="Cambria Math"/>
-            <w:lang w:val="en-US"/>
+            <w:rPrChange w:id="263" w:author="Volodymyr Bondariev" w:date="2026-08-20T12:55:00Z" w16du:dateUtc="2026-08-20T09:55:00Z">
+              <w:rPr>
+                <w:rFonts w:ascii="Cambria Math" w:hAnsi="Cambria Math"/>
+                <w:lang w:val="en-US"/>
+              </w:rPr>
+            </w:rPrChange>
           </w:rPr>
           <m:t xml:space="preserve">≈T(1+ </m:t>
         </m:r>
@@ -4750,7 +4773,13 @@
               <w:rPr>
                 <w:rFonts w:ascii="Cambria Math" w:hAnsi="Cambria Math"/>
                 <w:i/>
-                <w:lang w:val="en-US"/>
+                <w:rPrChange w:id="264" w:author="Volodymyr Bondariev" w:date="2026-08-20T12:55:00Z" w16du:dateUtc="2026-08-20T09:55:00Z">
+                  <w:rPr>
+                    <w:rFonts w:ascii="Cambria Math" w:hAnsi="Cambria Math"/>
+                    <w:i/>
+                    <w:lang w:val="en-US"/>
+                  </w:rPr>
+                </w:rPrChange>
               </w:rPr>
             </m:ctrlPr>
           </m:fPr>
@@ -4758,7 +4787,12 @@
             <m:r>
               <w:rPr>
                 <w:rFonts w:ascii="Cambria Math" w:hAnsi="Cambria Math"/>
-                <w:lang w:val="en-US"/>
+                <w:rPrChange w:id="265" w:author="Volodymyr Bondariev" w:date="2026-08-20T12:55:00Z" w16du:dateUtc="2026-08-20T09:55:00Z">
+                  <w:rPr>
+                    <w:rFonts w:ascii="Cambria Math" w:hAnsi="Cambria Math"/>
+                    <w:lang w:val="en-US"/>
+                  </w:rPr>
+                </w:rPrChange>
               </w:rPr>
               <m:t>∆V</m:t>
             </m:r>
@@ -4767,7 +4801,12 @@
             <m:r>
               <w:rPr>
                 <w:rFonts w:ascii="Cambria Math" w:hAnsi="Cambria Math"/>
-                <w:lang w:val="en-US"/>
+                <w:rPrChange w:id="266" w:author="Volodymyr Bondariev" w:date="2026-08-20T12:55:00Z" w16du:dateUtc="2026-08-20T09:55:00Z">
+                  <w:rPr>
+                    <w:rFonts w:ascii="Cambria Math" w:hAnsi="Cambria Math"/>
+                    <w:lang w:val="en-US"/>
+                  </w:rPr>
+                </w:rPrChange>
               </w:rPr>
               <m:t>V</m:t>
             </m:r>
@@ -4776,13 +4815,18 @@
         <m:r>
           <w:rPr>
             <w:rFonts w:ascii="Cambria Math" w:hAnsi="Cambria Math"/>
-            <w:lang w:val="en-US"/>
+            <w:rPrChange w:id="267" w:author="Volodymyr Bondariev" w:date="2026-08-20T12:55:00Z" w16du:dateUtc="2026-08-20T09:55:00Z">
+              <w:rPr>
+                <w:rFonts w:ascii="Cambria Math" w:hAnsi="Cambria Math"/>
+                <w:lang w:val="en-US"/>
+              </w:rPr>
+            </w:rPrChange>
           </w:rPr>
           <m:t>)</m:t>
         </m:r>
-        <w:bookmarkEnd w:id="245"/>
+        <w:bookmarkEnd w:id="262"/>
         <m:r>
-          <w:ins w:id="246" w:author="Volodymyr Bondariev" w:date="2026-08-19T15:06:00Z" w16du:dateUtc="2026-08-19T12:06:00Z">
+          <w:ins w:id="268" w:author="Volodymyr Bondariev" w:date="2026-08-19T15:06:00Z" w16du:dateUtc="2026-08-19T12:06:00Z">
             <w:rPr>
               <w:rFonts w:ascii="Cambria Math" w:hAnsi="Cambria Math"/>
             </w:rPr>
@@ -4790,10 +4834,15 @@
           </w:ins>
         </m:r>
         <m:r>
-          <w:ins w:id="247" w:author="Volodymyr Bondariev" w:date="2026-08-19T15:06:00Z" w16du:dateUtc="2026-08-19T12:06:00Z">
+          <w:ins w:id="269" w:author="Volodymyr Bondariev" w:date="2026-08-19T15:06:00Z" w16du:dateUtc="2026-08-19T12:06:00Z">
             <w:rPr>
               <w:rFonts w:ascii="Cambria Math" w:hAnsi="Cambria Math"/>
-              <w:lang w:val="en-US"/>
+              <w:rPrChange w:id="270" w:author="Volodymyr Bondariev" w:date="2026-08-20T12:55:00Z" w16du:dateUtc="2026-08-20T09:55:00Z">
+                <w:rPr>
+                  <w:rFonts w:ascii="Cambria Math" w:hAnsi="Cambria Math"/>
+                  <w:lang w:val="en-US"/>
+                </w:rPr>
+              </w:rPrChange>
             </w:rPr>
             <m:t xml:space="preserve">T(1+ </m:t>
           </w:ins>
@@ -4801,21 +4850,32 @@
         <m:f>
           <m:fPr>
             <m:ctrlPr>
-              <w:ins w:id="248" w:author="Volodymyr Bondariev" w:date="2026-08-19T15:06:00Z" w16du:dateUtc="2026-08-19T12:06:00Z">
+              <w:ins w:id="271" w:author="Volodymyr Bondariev" w:date="2026-08-19T15:06:00Z" w16du:dateUtc="2026-08-19T12:06:00Z">
                 <w:rPr>
                   <w:rFonts w:ascii="Cambria Math" w:hAnsi="Cambria Math"/>
                   <w:i/>
-                  <w:lang w:val="en-US"/>
+                  <w:rPrChange w:id="272" w:author="Volodymyr Bondariev" w:date="2026-08-20T12:55:00Z" w16du:dateUtc="2026-08-20T09:55:00Z">
+                    <w:rPr>
+                      <w:rFonts w:ascii="Cambria Math" w:hAnsi="Cambria Math"/>
+                      <w:i/>
+                      <w:lang w:val="en-US"/>
+                    </w:rPr>
+                  </w:rPrChange>
                 </w:rPr>
               </w:ins>
             </m:ctrlPr>
           </m:fPr>
           <m:num>
             <m:r>
-              <w:ins w:id="249" w:author="Volodymyr Bondariev" w:date="2026-08-19T15:06:00Z" w16du:dateUtc="2026-08-19T12:06:00Z">
-                <w:rPr>
-                  <w:rFonts w:ascii="Cambria Math" w:hAnsi="Cambria Math"/>
-                  <w:lang w:val="en-US"/>
+              <w:ins w:id="273" w:author="Volodymyr Bondariev" w:date="2026-08-19T15:06:00Z" w16du:dateUtc="2026-08-19T12:06:00Z">
+                <w:rPr>
+                  <w:rFonts w:ascii="Cambria Math" w:hAnsi="Cambria Math"/>
+                  <w:rPrChange w:id="274" w:author="Volodymyr Bondariev" w:date="2026-08-20T12:55:00Z" w16du:dateUtc="2026-08-20T09:55:00Z">
+                    <w:rPr>
+                      <w:rFonts w:ascii="Cambria Math" w:hAnsi="Cambria Math"/>
+                      <w:lang w:val="en-US"/>
+                    </w:rPr>
+                  </w:rPrChange>
                 </w:rPr>
                 <m:t>ws</m:t>
               </w:ins>
@@ -4823,10 +4883,15 @@
           </m:num>
           <m:den>
             <m:r>
-              <w:ins w:id="250" w:author="Volodymyr Bondariev" w:date="2026-08-19T15:06:00Z" w16du:dateUtc="2026-08-19T12:06:00Z">
-                <w:rPr>
-                  <w:rFonts w:ascii="Cambria Math" w:hAnsi="Cambria Math"/>
-                  <w:lang w:val="en-US"/>
+              <w:ins w:id="275" w:author="Volodymyr Bondariev" w:date="2026-08-19T15:06:00Z" w16du:dateUtc="2026-08-19T12:06:00Z">
+                <w:rPr>
+                  <w:rFonts w:ascii="Cambria Math" w:hAnsi="Cambria Math"/>
+                  <w:rPrChange w:id="276" w:author="Volodymyr Bondariev" w:date="2026-08-20T12:55:00Z" w16du:dateUtc="2026-08-20T09:55:00Z">
+                    <w:rPr>
+                      <w:rFonts w:ascii="Cambria Math" w:hAnsi="Cambria Math"/>
+                      <w:lang w:val="en-US"/>
+                    </w:rPr>
+                  </w:rPrChange>
                 </w:rPr>
                 <m:t>V</m:t>
               </w:ins>
@@ -4834,19 +4899,29 @@
           </m:den>
         </m:f>
         <m:r>
-          <w:ins w:id="251" w:author="Volodymyr Bondariev" w:date="2026-08-19T15:06:00Z" w16du:dateUtc="2026-08-19T12:06:00Z">
+          <w:ins w:id="277" w:author="Volodymyr Bondariev" w:date="2026-08-19T15:06:00Z" w16du:dateUtc="2026-08-19T12:06:00Z">
             <w:rPr>
               <w:rFonts w:ascii="Cambria Math" w:hAnsi="Cambria Math"/>
-              <w:lang w:val="en-US"/>
+              <w:rPrChange w:id="278" w:author="Volodymyr Bondariev" w:date="2026-08-20T12:55:00Z" w16du:dateUtc="2026-08-20T09:55:00Z">
+                <w:rPr>
+                  <w:rFonts w:ascii="Cambria Math" w:hAnsi="Cambria Math"/>
+                  <w:lang w:val="en-US"/>
+                </w:rPr>
+              </w:rPrChange>
             </w:rPr>
             <m:t>)</m:t>
           </w:ins>
         </m:r>
         <m:r>
-          <w:del w:id="252" w:author="Volodymyr Bondariev" w:date="2026-08-19T15:06:00Z" w16du:dateUtc="2026-08-19T12:06:00Z">
+          <w:del w:id="279" w:author="Volodymyr Bondariev" w:date="2026-08-19T15:06:00Z" w16du:dateUtc="2026-08-19T12:06:00Z">
             <w:rPr>
               <w:rFonts w:ascii="Cambria Math" w:hAnsi="Cambria Math"/>
-              <w:lang w:val="en-US"/>
+              <w:rPrChange w:id="280" w:author="Volodymyr Bondariev" w:date="2026-08-20T12:55:00Z" w16du:dateUtc="2026-08-20T09:55:00Z">
+                <w:rPr>
+                  <w:rFonts w:ascii="Cambria Math" w:hAnsi="Cambria Math"/>
+                  <w:lang w:val="en-US"/>
+                </w:rPr>
+              </w:rPrChange>
             </w:rPr>
             <m:t>=T(1+ ε)</m:t>
           </w:del>
@@ -4857,11 +4932,15 @@
       </w:r>
       <w:r>
         <w:rPr>
-          <w:lang w:val="en-US"/>
+          <w:rPrChange w:id="281" w:author="Volodymyr Bondariev" w:date="2026-08-20T12:55:00Z" w16du:dateUtc="2026-08-20T09:55:00Z">
+            <w:rPr>
+              <w:lang w:val="en-US"/>
+            </w:rPr>
+          </w:rPrChange>
         </w:rPr>
         <w:t xml:space="preserve"> </w:t>
       </w:r>
-      <w:del w:id="253" w:author="Volodymyr Bondariev" w:date="2026-08-19T15:06:00Z" w16du:dateUtc="2026-08-19T12:06:00Z">
+      <w:del w:id="282" w:author="Volodymyr Bondariev" w:date="2026-08-19T15:06:00Z" w16du:dateUtc="2026-08-19T12:06:00Z">
         <w:r>
           <w:delText>і т</w:delText>
         </w:r>
@@ -4871,23 +4950,28 @@
       </w:del>
       <m:oMath>
         <m:r>
-          <w:del w:id="254" w:author="Volodymyr Bondariev" w:date="2026-08-19T15:06:00Z" w16du:dateUtc="2026-08-19T12:06:00Z">
+          <w:del w:id="283" w:author="Volodymyr Bondariev" w:date="2026-08-19T15:06:00Z" w16du:dateUtc="2026-08-19T12:06:00Z">
             <w:rPr>
               <w:rFonts w:ascii="Cambria Math" w:hAnsi="Cambria Math"/>
-              <w:lang w:val="en-US"/>
+              <w:rPrChange w:id="284" w:author="Volodymyr Bondariev" w:date="2026-08-20T12:55:00Z" w16du:dateUtc="2026-08-20T09:55:00Z">
+                <w:rPr>
+                  <w:rFonts w:ascii="Cambria Math" w:hAnsi="Cambria Math"/>
+                  <w:lang w:val="en-US"/>
+                </w:rPr>
+              </w:rPrChange>
             </w:rPr>
             <m:t>ε</m:t>
           </w:del>
         </m:r>
       </m:oMath>
-      <w:del w:id="255" w:author="Volodymyr Bondariev" w:date="2026-08-19T15:06:00Z" w16du:dateUtc="2026-08-19T12:06:00Z">
+      <w:del w:id="285" w:author="Volodymyr Bondariev" w:date="2026-08-19T15:06:00Z" w16du:dateUtc="2026-08-19T12:06:00Z">
         <w:r>
           <w:delText xml:space="preserve"> те саме, що в формулі (6), бо </w:delText>
         </w:r>
       </w:del>
       <m:oMath>
         <m:r>
-          <w:del w:id="256" w:author="Volodymyr Bondariev" w:date="2026-08-19T15:06:00Z" w16du:dateUtc="2026-08-19T12:06:00Z">
+          <w:del w:id="286" w:author="Volodymyr Bondariev" w:date="2026-08-19T15:06:00Z" w16du:dateUtc="2026-08-19T12:06:00Z">
             <w:rPr>
               <w:rFonts w:ascii="Cambria Math" w:hAnsi="Cambria Math"/>
             </w:rPr>
@@ -4895,10 +4979,15 @@
           </w:del>
         </m:r>
         <m:r>
-          <w:del w:id="257" w:author="Volodymyr Bondariev" w:date="2026-08-19T15:06:00Z" w16du:dateUtc="2026-08-19T12:06:00Z">
+          <w:del w:id="287" w:author="Volodymyr Bondariev" w:date="2026-08-19T15:06:00Z" w16du:dateUtc="2026-08-19T12:06:00Z">
             <w:rPr>
               <w:rFonts w:ascii="Cambria Math" w:hAnsi="Cambria Math"/>
-              <w:lang w:val="en-US"/>
+              <w:rPrChange w:id="288" w:author="Volodymyr Bondariev" w:date="2026-08-20T12:55:00Z" w16du:dateUtc="2026-08-20T09:55:00Z">
+                <w:rPr>
+                  <w:rFonts w:ascii="Cambria Math" w:hAnsi="Cambria Math"/>
+                  <w:lang w:val="en-US"/>
+                </w:rPr>
+              </w:rPrChange>
             </w:rPr>
             <m:t>s=∆V</m:t>
           </w:del>
@@ -4912,7 +5001,11 @@
       <w:pPr>
         <w:ind w:firstLine="708"/>
         <w:rPr>
-          <w:lang w:val="en-US"/>
+          <w:rPrChange w:id="289" w:author="Volodymyr Bondariev" w:date="2026-08-20T12:55:00Z" w16du:dateUtc="2026-08-20T09:55:00Z">
+            <w:rPr>
+              <w:lang w:val="en-US"/>
+            </w:rPr>
+          </w:rPrChange>
         </w:rPr>
       </w:pPr>
       <w:r>
@@ -4951,7 +5044,12 @@
         <m:r>
           <w:rPr>
             <w:rFonts w:ascii="Cambria Math" w:hAnsi="Cambria Math"/>
-            <w:lang w:val="en-US"/>
+            <w:rPrChange w:id="290" w:author="Volodymyr Bondariev" w:date="2026-08-20T12:55:00Z" w16du:dateUtc="2026-08-20T09:55:00Z">
+              <w:rPr>
+                <w:rFonts w:ascii="Cambria Math" w:hAnsi="Cambria Math"/>
+                <w:lang w:val="en-US"/>
+              </w:rPr>
+            </w:rPrChange>
           </w:rPr>
           <m:t>∝</m:t>
         </m:r>
@@ -4961,7 +5059,13 @@
               <w:rPr>
                 <w:rFonts w:ascii="Cambria Math" w:hAnsi="Cambria Math"/>
                 <w:i/>
-                <w:lang w:val="en-US"/>
+                <w:rPrChange w:id="291" w:author="Volodymyr Bondariev" w:date="2026-08-20T12:55:00Z" w16du:dateUtc="2026-08-20T09:55:00Z">
+                  <w:rPr>
+                    <w:rFonts w:ascii="Cambria Math" w:hAnsi="Cambria Math"/>
+                    <w:i/>
+                    <w:lang w:val="en-US"/>
+                  </w:rPr>
+                </w:rPrChange>
               </w:rPr>
             </m:ctrlPr>
           </m:sSupPr>
@@ -4969,7 +5073,12 @@
             <m:r>
               <w:rPr>
                 <w:rFonts w:ascii="Cambria Math" w:hAnsi="Cambria Math"/>
-                <w:lang w:val="en-US"/>
+                <w:rPrChange w:id="292" w:author="Volodymyr Bondariev" w:date="2026-08-20T12:55:00Z" w16du:dateUtc="2026-08-20T09:55:00Z">
+                  <w:rPr>
+                    <w:rFonts w:ascii="Cambria Math" w:hAnsi="Cambria Math"/>
+                    <w:lang w:val="en-US"/>
+                  </w:rPr>
+                </w:rPrChange>
               </w:rPr>
               <m:t>v</m:t>
             </m:r>
@@ -4978,7 +5087,12 @@
             <m:r>
               <w:rPr>
                 <w:rFonts w:ascii="Cambria Math" w:hAnsi="Cambria Math"/>
-                <w:lang w:val="en-US"/>
+                <w:rPrChange w:id="293" w:author="Volodymyr Bondariev" w:date="2026-08-20T12:55:00Z" w16du:dateUtc="2026-08-20T09:55:00Z">
+                  <w:rPr>
+                    <w:rFonts w:ascii="Cambria Math" w:hAnsi="Cambria Math"/>
+                    <w:lang w:val="en-US"/>
+                  </w:rPr>
+                </w:rPrChange>
               </w:rPr>
               <m:t>2</m:t>
             </m:r>
@@ -4987,7 +5101,11 @@
       </m:oMath>
       <w:r>
         <w:rPr>
-          <w:lang w:val="en-US"/>
+          <w:rPrChange w:id="294" w:author="Volodymyr Bondariev" w:date="2026-08-20T12:55:00Z" w16du:dateUtc="2026-08-20T09:55:00Z">
+            <w:rPr>
+              <w:lang w:val="en-US"/>
+            </w:rPr>
+          </w:rPrChange>
         </w:rPr>
         <w:t>,</w:t>
       </w:r>
@@ -4997,17 +5115,17 @@
       <w:r>
         <w:t>модуль швид</w:t>
       </w:r>
-      <w:ins w:id="258" w:author="Volodymyr Bondariev" w:date="2026-08-19T15:10:00Z" w16du:dateUtc="2026-08-19T12:10:00Z">
+      <w:ins w:id="295" w:author="Volodymyr Bondariev" w:date="2026-08-19T15:10:00Z" w16du:dateUtc="2026-08-19T12:10:00Z">
         <w:r>
           <w:t>к</w:t>
         </w:r>
       </w:ins>
-      <w:ins w:id="259" w:author="Volodymyr Bondariev" w:date="2026-08-19T15:09:00Z" w16du:dateUtc="2026-08-19T12:09:00Z">
+      <w:ins w:id="296" w:author="Volodymyr Bondariev" w:date="2026-08-19T15:09:00Z" w16du:dateUtc="2026-08-19T12:09:00Z">
         <w:r>
           <w:t>і</w:t>
         </w:r>
       </w:ins>
-      <w:del w:id="260" w:author="Volodymyr Bondariev" w:date="2026-08-19T15:09:00Z" w16du:dateUtc="2026-08-19T12:09:00Z">
+      <w:del w:id="297" w:author="Volodymyr Bondariev" w:date="2026-08-19T15:09:00Z" w16du:dateUtc="2026-08-19T12:09:00Z">
         <w:r>
           <w:delText>ко</w:delText>
         </w:r>
@@ -5015,12 +5133,12 @@
       <w:r>
         <w:t>ст</w:t>
       </w:r>
-      <w:ins w:id="261" w:author="Volodymyr Bondariev" w:date="2026-08-19T15:09:00Z" w16du:dateUtc="2026-08-19T12:09:00Z">
+      <w:ins w:id="298" w:author="Volodymyr Bondariev" w:date="2026-08-19T15:09:00Z" w16du:dateUtc="2026-08-19T12:09:00Z">
         <w:r>
           <w:t>ь</w:t>
         </w:r>
       </w:ins>
-      <w:del w:id="262" w:author="Volodymyr Bondariev" w:date="2026-08-19T15:09:00Z" w16du:dateUtc="2026-08-19T12:09:00Z">
+      <w:del w:id="299" w:author="Volodymyr Bondariev" w:date="2026-08-19T15:09:00Z" w16du:dateUtc="2026-08-19T12:09:00Z">
         <w:r>
           <w:delText>і</w:delText>
         </w:r>
@@ -5033,7 +5151,7 @@
       <w:pPr>
         <w:ind w:firstLine="0"/>
         <w:rPr>
-          <w:ins w:id="263" w:author="Volodymyr Bondariev" w:date="2026-08-19T15:12:00Z" w16du:dateUtc="2026-08-19T12:12:00Z"/>
+          <w:ins w:id="300" w:author="Volodymyr Bondariev" w:date="2026-08-19T15:12:00Z" w16du:dateUtc="2026-08-19T12:12:00Z"/>
         </w:rPr>
       </w:pPr>
       <m:oMathPara>
@@ -5097,7 +5215,7 @@
                 </m:fPr>
                 <m:num>
                   <m:r>
-                    <w:del w:id="264" w:author="Volodymyr Bondariev" w:date="2026-08-19T15:08:00Z" w16du:dateUtc="2026-08-19T12:08:00Z">
+                    <w:del w:id="301" w:author="Volodymyr Bondariev" w:date="2026-08-19T15:08:00Z" w16du:dateUtc="2026-08-19T12:08:00Z">
                       <w:rPr>
                         <w:rFonts w:ascii="Cambria Math" w:hAnsi="Cambria Math"/>
                       </w:rPr>
@@ -5105,7 +5223,7 @@
                     </w:del>
                   </m:r>
                   <m:r>
-                    <w:ins w:id="265" w:author="Volodymyr Bondariev" w:date="2026-08-19T15:08:00Z" w16du:dateUtc="2026-08-19T12:08:00Z">
+                    <w:ins w:id="302" w:author="Volodymyr Bondariev" w:date="2026-08-19T15:08:00Z" w16du:dateUtc="2026-08-19T12:08:00Z">
                       <w:rPr>
                         <w:rFonts w:ascii="Cambria Math" w:hAnsi="Cambria Math"/>
                       </w:rPr>
@@ -5113,10 +5231,15 @@
                     </w:ins>
                   </m:r>
                   <m:r>
-                    <w:ins w:id="266" w:author="Volodymyr Bondariev" w:date="2026-08-19T15:08:00Z" w16du:dateUtc="2026-08-19T12:08:00Z">
+                    <w:ins w:id="303" w:author="Volodymyr Bondariev" w:date="2026-08-19T15:08:00Z" w16du:dateUtc="2026-08-19T12:08:00Z">
                       <w:rPr>
                         <w:rFonts w:ascii="Cambria Math" w:hAnsi="Cambria Math"/>
-                        <w:lang w:val="en-US"/>
+                        <w:rPrChange w:id="304" w:author="Volodymyr Bondariev" w:date="2026-08-20T12:55:00Z" w16du:dateUtc="2026-08-20T09:55:00Z">
+                          <w:rPr>
+                            <w:rFonts w:ascii="Cambria Math" w:hAnsi="Cambria Math"/>
+                            <w:lang w:val="en-US"/>
+                          </w:rPr>
+                        </w:rPrChange>
                       </w:rPr>
                       <m:t>s</m:t>
                     </w:ins>
@@ -5130,7 +5253,7 @@
                     <m:t>2</m:t>
                   </m:r>
                   <m:r>
-                    <w:ins w:id="267" w:author="Volodymyr Bondariev" w:date="2026-08-19T15:08:00Z" w16du:dateUtc="2026-08-19T12:08:00Z">
+                    <w:ins w:id="305" w:author="Volodymyr Bondariev" w:date="2026-08-19T15:08:00Z" w16du:dateUtc="2026-08-19T12:08:00Z">
                       <w:rPr>
                         <w:rFonts w:ascii="Cambria Math" w:hAnsi="Cambria Math"/>
                       </w:rPr>
@@ -5153,13 +5276,13 @@
     <w:p>
       <w:pPr>
         <w:rPr>
-          <w:ins w:id="268" w:author="Volodymyr Bondariev" w:date="2026-08-19T15:12:00Z" w16du:dateUtc="2026-08-19T12:12:00Z"/>
+          <w:ins w:id="306" w:author="Volodymyr Bondariev" w:date="2026-08-19T15:12:00Z" w16du:dateUtc="2026-08-19T12:12:00Z"/>
         </w:rPr>
       </w:pPr>
-      <w:ins w:id="269" w:author="Volodymyr Bondariev" w:date="2026-08-19T15:12:00Z" w16du:dateUtc="2026-08-19T12:12:00Z">
+      <w:ins w:id="307" w:author="Volodymyr Bondariev" w:date="2026-08-19T15:12:00Z" w16du:dateUtc="2026-08-19T12:12:00Z">
         <w:r>
           <w:rPr>
-            <w:rPrChange w:id="270" w:author="Volodymyr Bondariev" w:date="2026-08-19T15:13:00Z" w16du:dateUtc="2026-08-19T12:13:00Z">
+            <w:rPrChange w:id="308" w:author="Volodymyr Bondariev" w:date="2026-08-20T12:55:00Z" w16du:dateUtc="2026-08-20T09:55:00Z">
               <w:rPr>
                 <w:highlight w:val="yellow"/>
               </w:rPr>
@@ -5180,7 +5303,7 @@
         <w:rPr>
           <w:i/>
           <w:highlight w:val="yellow"/>
-          <w:rPrChange w:id="271" w:author="Volodymyr Bondariev" w:date="2026-08-19T15:12:00Z" w16du:dateUtc="2026-08-19T12:12:00Z">
+          <w:rPrChange w:id="309" w:author="Volodymyr Bondariev" w:date="2026-08-20T12:55:00Z" w16du:dateUtc="2026-08-20T09:55:00Z">
             <w:rPr>
               <w:i/>
             </w:rPr>
@@ -5193,7 +5316,7 @@
       <w:r>
         <w:rPr>
           <w:highlight w:val="yellow"/>
-          <w:rPrChange w:id="272" w:author="Volodymyr Bondariev" w:date="2026-08-19T15:12:00Z" w16du:dateUtc="2026-08-19T12:12:00Z">
+          <w:rPrChange w:id="310" w:author="Volodymyr Bondariev" w:date="2026-08-20T12:55:00Z" w16du:dateUtc="2026-08-20T09:55:00Z">
             <w:rPr/>
           </w:rPrChange>
         </w:rPr>
@@ -5202,7 +5325,7 @@
       <w:r>
         <w:rPr>
           <w:highlight w:val="yellow"/>
-          <w:rPrChange w:id="273" w:author="Volodymyr Bondariev" w:date="2026-08-19T15:12:00Z" w16du:dateUtc="2026-08-19T12:12:00Z">
+          <w:rPrChange w:id="311" w:author="Volodymyr Bondariev" w:date="2026-08-20T12:55:00Z" w16du:dateUtc="2026-08-20T09:55:00Z">
             <w:rPr/>
           </w:rPrChange>
         </w:rPr>
@@ -5211,7 +5334,7 @@
       <w:r>
         <w:rPr>
           <w:highlight w:val="yellow"/>
-          <w:rPrChange w:id="274" w:author="Volodymyr Bondariev" w:date="2026-08-19T15:12:00Z" w16du:dateUtc="2026-08-19T12:12:00Z">
+          <w:rPrChange w:id="312" w:author="Volodymyr Bondariev" w:date="2026-08-20T12:55:00Z" w16du:dateUtc="2026-08-20T09:55:00Z">
             <w:rPr/>
           </w:rPrChange>
         </w:rPr>
@@ -5220,8 +5343,7 @@
       <w:r>
         <w:rPr>
           <w:highlight w:val="yellow"/>
-          <w:lang w:val="en-US"/>
-          <w:rPrChange w:id="275" w:author="Volodymyr Bondariev" w:date="2026-08-19T15:12:00Z" w16du:dateUtc="2026-08-19T12:12:00Z">
+          <w:rPrChange w:id="313" w:author="Volodymyr Bondariev" w:date="2026-08-20T12:55:00Z" w16du:dateUtc="2026-08-20T09:55:00Z">
             <w:rPr>
               <w:lang w:val="en-US"/>
             </w:rPr>
@@ -5237,12 +5359,6 @@
                 <w:rFonts w:ascii="Cambria Math" w:hAnsi="Cambria Math"/>
                 <w:i/>
                 <w:highlight w:val="yellow"/>
-                <w:rPrChange w:id="276" w:author="Volodymyr Bondariev" w:date="2026-08-19T15:12:00Z" w16du:dateUtc="2026-08-19T12:12:00Z">
-                  <w:rPr>
-                    <w:rFonts w:ascii="Cambria Math" w:hAnsi="Cambria Math"/>
-                    <w:i/>
-                  </w:rPr>
-                </w:rPrChange>
               </w:rPr>
             </m:ctrlPr>
           </m:sSubPr>
@@ -5251,7 +5367,7 @@
               <w:rPr>
                 <w:rFonts w:ascii="Cambria Math" w:hAnsi="Cambria Math"/>
                 <w:highlight w:val="yellow"/>
-                <w:rPrChange w:id="277" w:author="Volodymyr Bondariev" w:date="2026-08-19T15:12:00Z" w16du:dateUtc="2026-08-19T12:12:00Z">
+                <w:rPrChange w:id="314" w:author="Volodymyr Bondariev" w:date="2026-08-20T12:55:00Z" w16du:dateUtc="2026-08-20T09:55:00Z">
                   <w:rPr>
                     <w:rFonts w:ascii="Cambria Math" w:hAnsi="Cambria Math"/>
                   </w:rPr>
@@ -5265,7 +5381,7 @@
               <w:rPr>
                 <w:rFonts w:ascii="Cambria Math" w:hAnsi="Cambria Math"/>
                 <w:highlight w:val="yellow"/>
-                <w:rPrChange w:id="278" w:author="Volodymyr Bondariev" w:date="2026-08-19T15:12:00Z" w16du:dateUtc="2026-08-19T12:12:00Z">
+                <w:rPrChange w:id="315" w:author="Volodymyr Bondariev" w:date="2026-08-20T12:55:00Z" w16du:dateUtc="2026-08-20T09:55:00Z">
                   <w:rPr>
                     <w:rFonts w:ascii="Cambria Math" w:hAnsi="Cambria Math"/>
                   </w:rPr>
@@ -5279,7 +5395,7 @@
           <w:rPr>
             <w:rFonts w:ascii="Cambria Math" w:hAnsi="Cambria Math"/>
             <w:highlight w:val="yellow"/>
-            <w:rPrChange w:id="279" w:author="Volodymyr Bondariev" w:date="2026-08-19T15:12:00Z" w16du:dateUtc="2026-08-19T12:12:00Z">
+            <w:rPrChange w:id="316" w:author="Volodymyr Bondariev" w:date="2026-08-20T12:55:00Z" w16du:dateUtc="2026-08-20T09:55:00Z">
               <w:rPr>
                 <w:rFonts w:ascii="Cambria Math" w:hAnsi="Cambria Math"/>
               </w:rPr>
@@ -5294,12 +5410,6 @@
                 <w:rFonts w:ascii="Cambria Math" w:hAnsi="Cambria Math"/>
                 <w:i/>
                 <w:highlight w:val="yellow"/>
-                <w:rPrChange w:id="280" w:author="Volodymyr Bondariev" w:date="2026-08-19T15:12:00Z" w16du:dateUtc="2026-08-19T12:12:00Z">
-                  <w:rPr>
-                    <w:rFonts w:ascii="Cambria Math" w:hAnsi="Cambria Math"/>
-                    <w:i/>
-                  </w:rPr>
-                </w:rPrChange>
               </w:rPr>
             </m:ctrlPr>
           </m:dPr>
@@ -5308,7 +5418,7 @@
               <w:rPr>
                 <w:rFonts w:ascii="Cambria Math" w:hAnsi="Cambria Math"/>
                 <w:highlight w:val="yellow"/>
-                <w:rPrChange w:id="281" w:author="Volodymyr Bondariev" w:date="2026-08-19T15:12:00Z" w16du:dateUtc="2026-08-19T12:12:00Z">
+                <w:rPrChange w:id="317" w:author="Volodymyr Bondariev" w:date="2026-08-20T12:55:00Z" w16du:dateUtc="2026-08-20T09:55:00Z">
                   <w:rPr>
                     <w:rFonts w:ascii="Cambria Math" w:hAnsi="Cambria Math"/>
                   </w:rPr>
@@ -5323,12 +5433,6 @@
                     <w:rFonts w:ascii="Cambria Math" w:hAnsi="Cambria Math"/>
                     <w:i/>
                     <w:highlight w:val="yellow"/>
-                    <w:rPrChange w:id="282" w:author="Volodymyr Bondariev" w:date="2026-08-19T15:12:00Z" w16du:dateUtc="2026-08-19T12:12:00Z">
-                      <w:rPr>
-                        <w:rFonts w:ascii="Cambria Math" w:hAnsi="Cambria Math"/>
-                        <w:i/>
-                      </w:rPr>
-                    </w:rPrChange>
                   </w:rPr>
                 </m:ctrlPr>
               </m:fPr>
@@ -5337,7 +5441,7 @@
                   <w:rPr>
                     <w:rFonts w:ascii="Cambria Math" w:hAnsi="Cambria Math"/>
                     <w:highlight w:val="yellow"/>
-                    <w:rPrChange w:id="283" w:author="Volodymyr Bondariev" w:date="2026-08-19T15:12:00Z" w16du:dateUtc="2026-08-19T12:12:00Z">
+                    <w:rPrChange w:id="318" w:author="Volodymyr Bondariev" w:date="2026-08-20T12:55:00Z" w16du:dateUtc="2026-08-20T09:55:00Z">
                       <w:rPr>
                         <w:rFonts w:ascii="Cambria Math" w:hAnsi="Cambria Math"/>
                       </w:rPr>
@@ -5351,7 +5455,7 @@
                   <w:rPr>
                     <w:rFonts w:ascii="Cambria Math" w:hAnsi="Cambria Math"/>
                     <w:highlight w:val="yellow"/>
-                    <w:rPrChange w:id="284" w:author="Volodymyr Bondariev" w:date="2026-08-19T15:12:00Z" w16du:dateUtc="2026-08-19T12:12:00Z">
+                    <w:rPrChange w:id="319" w:author="Volodymyr Bondariev" w:date="2026-08-20T12:55:00Z" w16du:dateUtc="2026-08-20T09:55:00Z">
                       <w:rPr>
                         <w:rFonts w:ascii="Cambria Math" w:hAnsi="Cambria Math"/>
                       </w:rPr>
@@ -5367,8 +5471,7 @@
       <w:r>
         <w:rPr>
           <w:highlight w:val="yellow"/>
-          <w:lang w:val="en-US"/>
-          <w:rPrChange w:id="285" w:author="Volodymyr Bondariev" w:date="2026-08-19T15:12:00Z" w16du:dateUtc="2026-08-19T12:12:00Z">
+          <w:rPrChange w:id="320" w:author="Volodymyr Bondariev" w:date="2026-08-20T12:55:00Z" w16du:dateUtc="2026-08-20T09:55:00Z">
             <w:rPr>
               <w:lang w:val="en-US"/>
             </w:rPr>
@@ -5379,7 +5482,7 @@
       <w:r>
         <w:rPr>
           <w:highlight w:val="yellow"/>
-          <w:rPrChange w:id="286" w:author="Volodymyr Bondariev" w:date="2026-08-19T15:12:00Z" w16du:dateUtc="2026-08-19T12:12:00Z">
+          <w:rPrChange w:id="321" w:author="Volodymyr Bondariev" w:date="2026-08-20T12:55:00Z" w16du:dateUtc="2026-08-20T09:55:00Z">
             <w:rPr/>
           </w:rPrChange>
         </w:rPr>
@@ -5388,7 +5491,7 @@
       <w:r>
         <w:rPr>
           <w:highlight w:val="yellow"/>
-          <w:rPrChange w:id="287" w:author="Volodymyr Bondariev" w:date="2026-08-19T15:12:00Z" w16du:dateUtc="2026-08-19T12:12:00Z">
+          <w:rPrChange w:id="322" w:author="Volodymyr Bondariev" w:date="2026-08-20T12:55:00Z" w16du:dateUtc="2026-08-20T09:55:00Z">
             <w:rPr/>
           </w:rPrChange>
         </w:rPr>
@@ -5397,7 +5500,7 @@
       <w:r>
         <w:rPr>
           <w:highlight w:val="yellow"/>
-          <w:rPrChange w:id="288" w:author="Volodymyr Bondariev" w:date="2026-08-19T15:12:00Z" w16du:dateUtc="2026-08-19T12:12:00Z">
+          <w:rPrChange w:id="323" w:author="Volodymyr Bondariev" w:date="2026-08-20T12:55:00Z" w16du:dateUtc="2026-08-20T09:55:00Z">
             <w:rPr/>
           </w:rPrChange>
         </w:rPr>
@@ -5406,7 +5509,7 @@
       <w:r>
         <w:rPr>
           <w:highlight w:val="yellow"/>
-          <w:rPrChange w:id="289" w:author="Volodymyr Bondariev" w:date="2026-08-19T15:12:00Z" w16du:dateUtc="2026-08-19T12:12:00Z">
+          <w:rPrChange w:id="324" w:author="Volodymyr Bondariev" w:date="2026-08-20T12:55:00Z" w16du:dateUtc="2026-08-20T09:55:00Z">
             <w:rPr/>
           </w:rPrChange>
         </w:rPr>
@@ -5415,7 +5518,7 @@
       <w:r>
         <w:rPr>
           <w:highlight w:val="yellow"/>
-          <w:rPrChange w:id="290" w:author="Volodymyr Bondariev" w:date="2026-08-19T15:12:00Z" w16du:dateUtc="2026-08-19T12:12:00Z">
+          <w:rPrChange w:id="325" w:author="Volodymyr Bondariev" w:date="2026-08-20T12:55:00Z" w16du:dateUtc="2026-08-20T09:55:00Z">
             <w:rPr/>
           </w:rPrChange>
         </w:rPr>
@@ -5428,7 +5531,7 @@
         <w:rPr>
           <w:i/>
           <w:highlight w:val="yellow"/>
-          <w:rPrChange w:id="291" w:author="Volodymyr Bondariev" w:date="2026-08-19T15:12:00Z" w16du:dateUtc="2026-08-19T12:12:00Z">
+          <w:rPrChange w:id="326" w:author="Volodymyr Bondariev" w:date="2026-08-20T12:55:00Z" w16du:dateUtc="2026-08-20T09:55:00Z">
             <w:rPr>
               <w:i/>
             </w:rPr>
@@ -5444,12 +5547,6 @@
                   <w:rFonts w:ascii="Cambria Math" w:hAnsi="Cambria Math"/>
                   <w:i/>
                   <w:highlight w:val="yellow"/>
-                  <w:rPrChange w:id="292" w:author="Volodymyr Bondariev" w:date="2026-08-19T15:12:00Z" w16du:dateUtc="2026-08-19T12:12:00Z">
-                    <w:rPr>
-                      <w:rFonts w:ascii="Cambria Math" w:hAnsi="Cambria Math"/>
-                      <w:i/>
-                    </w:rPr>
-                  </w:rPrChange>
                 </w:rPr>
               </m:ctrlPr>
             </m:sSupPr>
@@ -5458,7 +5555,7 @@
                 <w:rPr>
                   <w:rFonts w:ascii="Cambria Math" w:hAnsi="Cambria Math"/>
                   <w:highlight w:val="yellow"/>
-                  <w:rPrChange w:id="293" w:author="Volodymyr Bondariev" w:date="2026-08-19T15:12:00Z" w16du:dateUtc="2026-08-19T12:12:00Z">
+                  <w:rPrChange w:id="327" w:author="Volodymyr Bondariev" w:date="2026-08-20T12:55:00Z" w16du:dateUtc="2026-08-20T09:55:00Z">
                     <w:rPr>
                       <w:rFonts w:ascii="Cambria Math" w:hAnsi="Cambria Math"/>
                     </w:rPr>
@@ -5472,7 +5569,7 @@
                 <w:rPr>
                   <w:rFonts w:ascii="Cambria Math" w:hAnsi="Cambria Math"/>
                   <w:highlight w:val="yellow"/>
-                  <w:rPrChange w:id="294" w:author="Volodymyr Bondariev" w:date="2026-08-19T15:12:00Z" w16du:dateUtc="2026-08-19T12:12:00Z">
+                  <w:rPrChange w:id="328" w:author="Volodymyr Bondariev" w:date="2026-08-20T12:55:00Z" w16du:dateUtc="2026-08-20T09:55:00Z">
                     <w:rPr>
                       <w:rFonts w:ascii="Cambria Math" w:hAnsi="Cambria Math"/>
                     </w:rPr>
@@ -5486,7 +5583,7 @@
             <w:rPr>
               <w:rFonts w:ascii="Cambria Math" w:hAnsi="Cambria Math"/>
               <w:highlight w:val="yellow"/>
-              <w:rPrChange w:id="295" w:author="Volodymyr Bondariev" w:date="2026-08-19T15:12:00Z" w16du:dateUtc="2026-08-19T12:12:00Z">
+              <w:rPrChange w:id="329" w:author="Volodymyr Bondariev" w:date="2026-08-20T12:55:00Z" w16du:dateUtc="2026-08-20T09:55:00Z">
                 <w:rPr>
                   <w:rFonts w:ascii="Cambria Math" w:hAnsi="Cambria Math"/>
                 </w:rPr>
@@ -5501,12 +5598,6 @@
                   <w:rFonts w:ascii="Cambria Math" w:hAnsi="Cambria Math"/>
                   <w:i/>
                   <w:highlight w:val="yellow"/>
-                  <w:rPrChange w:id="296" w:author="Volodymyr Bondariev" w:date="2026-08-19T15:12:00Z" w16du:dateUtc="2026-08-19T12:12:00Z">
-                    <w:rPr>
-                      <w:rFonts w:ascii="Cambria Math" w:hAnsi="Cambria Math"/>
-                      <w:i/>
-                    </w:rPr>
-                  </w:rPrChange>
                 </w:rPr>
               </m:ctrlPr>
             </m:sSupPr>
@@ -5515,7 +5606,7 @@
                 <w:rPr>
                   <w:rFonts w:ascii="Cambria Math" w:hAnsi="Cambria Math"/>
                   <w:highlight w:val="yellow"/>
-                  <w:rPrChange w:id="297" w:author="Volodymyr Bondariev" w:date="2026-08-19T15:12:00Z" w16du:dateUtc="2026-08-19T12:12:00Z">
+                  <w:rPrChange w:id="330" w:author="Volodymyr Bondariev" w:date="2026-08-20T12:55:00Z" w16du:dateUtc="2026-08-20T09:55:00Z">
                     <w:rPr>
                       <w:rFonts w:ascii="Cambria Math" w:hAnsi="Cambria Math"/>
                     </w:rPr>
@@ -5529,7 +5620,7 @@
                 <w:rPr>
                   <w:rFonts w:ascii="Cambria Math" w:hAnsi="Cambria Math"/>
                   <w:highlight w:val="yellow"/>
-                  <w:rPrChange w:id="298" w:author="Volodymyr Bondariev" w:date="2026-08-19T15:12:00Z" w16du:dateUtc="2026-08-19T12:12:00Z">
+                  <w:rPrChange w:id="331" w:author="Volodymyr Bondariev" w:date="2026-08-20T12:55:00Z" w16du:dateUtc="2026-08-20T09:55:00Z">
                     <w:rPr>
                       <w:rFonts w:ascii="Cambria Math" w:hAnsi="Cambria Math"/>
                     </w:rPr>
@@ -5546,12 +5637,6 @@
                   <w:rFonts w:ascii="Cambria Math" w:hAnsi="Cambria Math"/>
                   <w:i/>
                   <w:highlight w:val="yellow"/>
-                  <w:rPrChange w:id="299" w:author="Volodymyr Bondariev" w:date="2026-08-19T15:12:00Z" w16du:dateUtc="2026-08-19T12:12:00Z">
-                    <w:rPr>
-                      <w:rFonts w:ascii="Cambria Math" w:hAnsi="Cambria Math"/>
-                      <w:i/>
-                    </w:rPr>
-                  </w:rPrChange>
                 </w:rPr>
               </m:ctrlPr>
             </m:dPr>
@@ -5560,7 +5645,7 @@
                 <w:rPr>
                   <w:rFonts w:ascii="Cambria Math" w:hAnsi="Cambria Math"/>
                   <w:highlight w:val="yellow"/>
-                  <w:rPrChange w:id="300" w:author="Volodymyr Bondariev" w:date="2026-08-19T15:12:00Z" w16du:dateUtc="2026-08-19T12:12:00Z">
+                  <w:rPrChange w:id="332" w:author="Volodymyr Bondariev" w:date="2026-08-20T12:55:00Z" w16du:dateUtc="2026-08-20T09:55:00Z">
                     <w:rPr>
                       <w:rFonts w:ascii="Cambria Math" w:hAnsi="Cambria Math"/>
                     </w:rPr>
@@ -5575,12 +5660,6 @@
                       <w:rFonts w:ascii="Cambria Math" w:hAnsi="Cambria Math"/>
                       <w:i/>
                       <w:highlight w:val="yellow"/>
-                      <w:rPrChange w:id="301" w:author="Volodymyr Bondariev" w:date="2026-08-19T15:12:00Z" w16du:dateUtc="2026-08-19T12:12:00Z">
-                        <w:rPr>
-                          <w:rFonts w:ascii="Cambria Math" w:hAnsi="Cambria Math"/>
-                          <w:i/>
-                        </w:rPr>
-                      </w:rPrChange>
                     </w:rPr>
                   </m:ctrlPr>
                 </m:fPr>
@@ -5589,7 +5668,7 @@
                     <w:rPr>
                       <w:rFonts w:ascii="Cambria Math" w:hAnsi="Cambria Math"/>
                       <w:highlight w:val="yellow"/>
-                      <w:rPrChange w:id="302" w:author="Volodymyr Bondariev" w:date="2026-08-19T15:12:00Z" w16du:dateUtc="2026-08-19T12:12:00Z">
+                      <w:rPrChange w:id="333" w:author="Volodymyr Bondariev" w:date="2026-08-20T12:55:00Z" w16du:dateUtc="2026-08-20T09:55:00Z">
                         <w:rPr>
                           <w:rFonts w:ascii="Cambria Math" w:hAnsi="Cambria Math"/>
                         </w:rPr>
@@ -5603,7 +5682,7 @@
                     <w:rPr>
                       <w:rFonts w:ascii="Cambria Math" w:hAnsi="Cambria Math"/>
                       <w:highlight w:val="yellow"/>
-                      <w:rPrChange w:id="303" w:author="Volodymyr Bondariev" w:date="2026-08-19T15:12:00Z" w16du:dateUtc="2026-08-19T12:12:00Z">
+                      <w:rPrChange w:id="334" w:author="Volodymyr Bondariev" w:date="2026-08-20T12:55:00Z" w16du:dateUtc="2026-08-20T09:55:00Z">
                         <w:rPr>
                           <w:rFonts w:ascii="Cambria Math" w:hAnsi="Cambria Math"/>
                         </w:rPr>
@@ -5619,7 +5698,7 @@
             <w:rPr>
               <w:rFonts w:ascii="Cambria Math" w:hAnsi="Cambria Math"/>
               <w:highlight w:val="yellow"/>
-              <w:rPrChange w:id="304" w:author="Volodymyr Bondariev" w:date="2026-08-19T15:12:00Z" w16du:dateUtc="2026-08-19T12:12:00Z">
+              <w:rPrChange w:id="335" w:author="Volodymyr Bondariev" w:date="2026-08-20T12:55:00Z" w16du:dateUtc="2026-08-20T09:55:00Z">
                 <w:rPr>
                   <w:rFonts w:ascii="Cambria Math" w:hAnsi="Cambria Math"/>
                 </w:rPr>
@@ -5633,14 +5712,14 @@
     <w:p>
       <w:pPr>
         <w:rPr>
-          <w:del w:id="305" w:author="Volodymyr Bondariev" w:date="2026-08-19T15:12:00Z" w16du:dateUtc="2026-08-19T12:12:00Z"/>
+          <w:del w:id="336" w:author="Volodymyr Bondariev" w:date="2026-08-19T15:12:00Z" w16du:dateUtc="2026-08-19T12:12:00Z"/>
         </w:rPr>
       </w:pPr>
-      <w:del w:id="306" w:author="Volodymyr Bondariev" w:date="2026-08-19T15:12:00Z" w16du:dateUtc="2026-08-19T12:12:00Z">
+      <w:del w:id="337" w:author="Volodymyr Bondariev" w:date="2026-08-19T15:12:00Z" w16du:dateUtc="2026-08-19T12:12:00Z">
         <w:r>
           <w:rPr>
             <w:highlight w:val="yellow"/>
-            <w:rPrChange w:id="307" w:author="Volodymyr Bondariev" w:date="2026-08-19T15:12:00Z" w16du:dateUtc="2026-08-19T12:12:00Z">
+            <w:rPrChange w:id="338" w:author="Volodymyr Bondariev" w:date="2026-08-20T12:55:00Z" w16du:dateUtc="2026-08-20T09:55:00Z">
               <w:rPr/>
             </w:rPrChange>
           </w:rPr>
@@ -5649,7 +5728,7 @@
         <w:r>
           <w:rPr>
             <w:highlight w:val="yellow"/>
-            <w:rPrChange w:id="308" w:author="Volodymyr Bondariev" w:date="2026-08-19T15:12:00Z" w16du:dateUtc="2026-08-19T12:12:00Z">
+            <w:rPrChange w:id="339" w:author="Volodymyr Bondariev" w:date="2026-08-20T12:55:00Z" w16du:dateUtc="2026-08-20T09:55:00Z">
               <w:rPr/>
             </w:rPrChange>
           </w:rPr>
@@ -5658,7 +5737,7 @@
         <w:r>
           <w:rPr>
             <w:highlight w:val="yellow"/>
-            <w:rPrChange w:id="309" w:author="Volodymyr Bondariev" w:date="2026-08-19T15:12:00Z" w16du:dateUtc="2026-08-19T12:12:00Z">
+            <w:rPrChange w:id="340" w:author="Volodymyr Bondariev" w:date="2026-08-20T12:55:00Z" w16du:dateUtc="2026-08-20T09:55:00Z">
               <w:rPr/>
             </w:rPrChange>
           </w:rPr>
@@ -5667,7 +5746,7 @@
         <w:r>
           <w:rPr>
             <w:highlight w:val="yellow"/>
-            <w:rPrChange w:id="310" w:author="Volodymyr Bondariev" w:date="2026-08-19T15:12:00Z" w16du:dateUtc="2026-08-19T12:12:00Z">
+            <w:rPrChange w:id="341" w:author="Volodymyr Bondariev" w:date="2026-08-20T12:55:00Z" w16du:dateUtc="2026-08-20T09:55:00Z">
               <w:rPr/>
             </w:rPrChange>
           </w:rPr>
@@ -5676,7 +5755,7 @@
         <w:r>
           <w:rPr>
             <w:highlight w:val="yellow"/>
-            <w:rPrChange w:id="311" w:author="Volodymyr Bondariev" w:date="2026-08-19T15:12:00Z" w16du:dateUtc="2026-08-19T12:12:00Z">
+            <w:rPrChange w:id="342" w:author="Volodymyr Bondariev" w:date="2026-08-20T12:55:00Z" w16du:dateUtc="2026-08-20T09:55:00Z">
               <w:rPr/>
             </w:rPrChange>
           </w:rPr>
@@ -5685,7 +5764,7 @@
         <w:r>
           <w:rPr>
             <w:highlight w:val="yellow"/>
-            <w:rPrChange w:id="312" w:author="Volodymyr Bondariev" w:date="2026-08-19T15:12:00Z" w16du:dateUtc="2026-08-19T12:12:00Z">
+            <w:rPrChange w:id="343" w:author="Volodymyr Bondariev" w:date="2026-08-20T12:55:00Z" w16du:dateUtc="2026-08-20T09:55:00Z">
               <w:rPr/>
             </w:rPrChange>
           </w:rPr>
@@ -5694,7 +5773,7 @@
         <w:r>
           <w:rPr>
             <w:highlight w:val="yellow"/>
-            <w:rPrChange w:id="313" w:author="Volodymyr Bondariev" w:date="2026-08-19T15:12:00Z" w16du:dateUtc="2026-08-19T12:12:00Z">
+            <w:rPrChange w:id="344" w:author="Volodymyr Bondariev" w:date="2026-08-20T12:55:00Z" w16du:dateUtc="2026-08-20T09:55:00Z">
               <w:rPr/>
             </w:rPrChange>
           </w:rPr>
@@ -5703,7 +5782,7 @@
         <w:r>
           <w:rPr>
             <w:highlight w:val="yellow"/>
-            <w:rPrChange w:id="314" w:author="Volodymyr Bondariev" w:date="2026-08-19T15:12:00Z" w16du:dateUtc="2026-08-19T12:12:00Z">
+            <w:rPrChange w:id="345" w:author="Volodymyr Bondariev" w:date="2026-08-20T12:55:00Z" w16du:dateUtc="2026-08-20T09:55:00Z">
               <w:rPr/>
             </w:rPrChange>
           </w:rPr>
@@ -5712,7 +5791,7 @@
         <w:r>
           <w:rPr>
             <w:highlight w:val="yellow"/>
-            <w:rPrChange w:id="315" w:author="Volodymyr Bondariev" w:date="2026-08-19T15:12:00Z" w16du:dateUtc="2026-08-19T12:12:00Z">
+            <w:rPrChange w:id="346" w:author="Volodymyr Bondariev" w:date="2026-08-20T12:55:00Z" w16du:dateUtc="2026-08-20T09:55:00Z">
               <w:rPr/>
             </w:rPrChange>
           </w:rPr>
@@ -5750,7 +5829,11 @@
       </w:r>
       <w:r>
         <w:rPr>
-          <w:lang w:val="en-US"/>
+          <w:rPrChange w:id="347" w:author="Volodymyr Bondariev" w:date="2026-08-20T12:55:00Z" w16du:dateUtc="2026-08-20T09:55:00Z">
+            <w:rPr>
+              <w:lang w:val="en-US"/>
+            </w:rPr>
+          </w:rPrChange>
         </w:rPr>
         <w:t>“</w:t>
       </w:r>
@@ -5759,7 +5842,11 @@
       </w:r>
       <w:r>
         <w:rPr>
-          <w:lang w:val="en-US"/>
+          <w:rPrChange w:id="348" w:author="Volodymyr Bondariev" w:date="2026-08-20T12:55:00Z" w16du:dateUtc="2026-08-20T09:55:00Z">
+            <w:rPr>
+              <w:lang w:val="en-US"/>
+            </w:rPr>
+          </w:rPrChange>
         </w:rPr>
         <w:t>”</w:t>
       </w:r>
@@ -5768,7 +5855,11 @@
       </w:r>
       <w:r>
         <w:rPr>
-          <w:lang w:val="en-US"/>
+          <w:rPrChange w:id="349" w:author="Volodymyr Bondariev" w:date="2026-08-20T12:55:00Z" w16du:dateUtc="2026-08-20T09:55:00Z">
+            <w:rPr>
+              <w:lang w:val="en-US"/>
+            </w:rPr>
+          </w:rPrChange>
         </w:rPr>
         <w:t>“</w:t>
       </w:r>
@@ -5783,7 +5874,11 @@
       </w:r>
       <w:r>
         <w:rPr>
-          <w:lang w:val="en-US"/>
+          <w:rPrChange w:id="350" w:author="Volodymyr Bondariev" w:date="2026-08-20T12:55:00Z" w16du:dateUtc="2026-08-20T09:55:00Z">
+            <w:rPr>
+              <w:lang w:val="en-US"/>
+            </w:rPr>
+          </w:rPrChange>
         </w:rPr>
         <w:t>”</w:t>
       </w:r>
@@ -5808,12 +5903,12 @@
       <w:r>
         <w:t xml:space="preserve">ення </w:t>
       </w:r>
-      <w:del w:id="316" w:author="Volodymyr Bondariev" w:date="2026-08-19T15:13:00Z" w16du:dateUtc="2026-08-19T12:13:00Z">
+      <w:del w:id="351" w:author="Volodymyr Bondariev" w:date="2026-08-19T15:13:00Z" w16du:dateUtc="2026-08-19T12:13:00Z">
         <w:r>
           <w:delText>навантаження на поршень</w:delText>
         </w:r>
       </w:del>
-      <w:ins w:id="317" w:author="Volodymyr Bondariev" w:date="2026-08-19T15:13:00Z" w16du:dateUtc="2026-08-19T12:13:00Z">
+      <w:ins w:id="352" w:author="Volodymyr Bondariev" w:date="2026-08-19T15:13:00Z" w16du:dateUtc="2026-08-19T12:13:00Z">
         <w:r>
           <w:t>тиск</w:t>
         </w:r>
@@ -5860,7 +5955,13 @@
               <w:rPr>
                 <w:rFonts w:ascii="Cambria Math" w:hAnsi="Cambria Math"/>
                 <w:i/>
-                <w:lang w:val="en-US"/>
+                <w:rPrChange w:id="353" w:author="Volodymyr Bondariev" w:date="2026-08-20T12:55:00Z" w16du:dateUtc="2026-08-20T09:55:00Z">
+                  <w:rPr>
+                    <w:rFonts w:ascii="Cambria Math" w:hAnsi="Cambria Math"/>
+                    <w:i/>
+                    <w:lang w:val="en-US"/>
+                  </w:rPr>
+                </w:rPrChange>
               </w:rPr>
             </m:ctrlPr>
           </m:sSupPr>
@@ -5868,7 +5969,12 @@
             <m:r>
               <w:rPr>
                 <w:rFonts w:ascii="Cambria Math" w:hAnsi="Cambria Math"/>
-                <w:lang w:val="en-US"/>
+                <w:rPrChange w:id="354" w:author="Volodymyr Bondariev" w:date="2026-08-20T12:55:00Z" w16du:dateUtc="2026-08-20T09:55:00Z">
+                  <w:rPr>
+                    <w:rFonts w:ascii="Cambria Math" w:hAnsi="Cambria Math"/>
+                    <w:lang w:val="en-US"/>
+                  </w:rPr>
+                </w:rPrChange>
               </w:rPr>
               <m:t>T</m:t>
             </m:r>
@@ -5877,7 +5983,12 @@
             <m:r>
               <w:rPr>
                 <w:rFonts w:ascii="Cambria Math" w:hAnsi="Cambria Math"/>
-                <w:lang w:val="en-US"/>
+                <w:rPrChange w:id="355" w:author="Volodymyr Bondariev" w:date="2026-08-20T12:55:00Z" w16du:dateUtc="2026-08-20T09:55:00Z">
+                  <w:rPr>
+                    <w:rFonts w:ascii="Cambria Math" w:hAnsi="Cambria Math"/>
+                    <w:lang w:val="en-US"/>
+                  </w:rPr>
+                </w:rPrChange>
               </w:rPr>
               <m:t>-1</m:t>
             </m:r>
@@ -5886,14 +5997,23 @@
         <m:r>
           <w:rPr>
             <w:rFonts w:ascii="Cambria Math" w:hAnsi="Cambria Math"/>
-            <w:lang w:val="en-US"/>
+            <w:rPrChange w:id="356" w:author="Volodymyr Bondariev" w:date="2026-08-20T12:55:00Z" w16du:dateUtc="2026-08-20T09:55:00Z">
+              <w:rPr>
+                <w:rFonts w:ascii="Cambria Math" w:hAnsi="Cambria Math"/>
+                <w:lang w:val="en-US"/>
+              </w:rPr>
+            </w:rPrChange>
           </w:rPr>
           <m:t>=const</m:t>
         </m:r>
       </m:oMath>
       <w:r>
         <w:rPr>
-          <w:lang w:val="en-US"/>
+          <w:rPrChange w:id="357" w:author="Volodymyr Bondariev" w:date="2026-08-20T12:55:00Z" w16du:dateUtc="2026-08-20T09:55:00Z">
+            <w:rPr>
+              <w:lang w:val="en-US"/>
+            </w:rPr>
+          </w:rPrChange>
         </w:rPr>
         <w:t xml:space="preserve">, </w:t>
       </w:r>
@@ -5917,8 +6037,13 @@
       <w:r>
         <w:t>, з чого витік</w:t>
       </w:r>
-      <w:r>
-        <w:t>ають рівняння (9).</w:t>
+      <w:proofErr w:type="spellStart"/>
+      <w:r>
+        <w:t>ають</w:t>
+      </w:r>
+      <w:proofErr w:type="spellEnd"/>
+      <w:r>
+        <w:t xml:space="preserve"> рівняння (9).</w:t>
       </w:r>
       <w:r>
         <w:t xml:space="preserve"> </w:t>
@@ -5928,7 +6053,12 @@
       <w:pPr>
         <w:rPr>
           <w:i/>
-          <w:lang w:val="en-US"/>
+          <w:rPrChange w:id="358" w:author="Volodymyr Bondariev" w:date="2026-08-20T12:55:00Z" w16du:dateUtc="2026-08-20T09:55:00Z">
+            <w:rPr>
+              <w:i/>
+              <w:lang w:val="en-US"/>
+            </w:rPr>
+          </w:rPrChange>
         </w:rPr>
       </w:pPr>
       <m:oMathPara>
@@ -5986,7 +6116,12 @@
           <m:r>
             <w:rPr>
               <w:rFonts w:ascii="Cambria Math" w:hAnsi="Cambria Math"/>
-              <w:lang w:val="en-US"/>
+              <w:rPrChange w:id="359" w:author="Volodymyr Bondariev" w:date="2026-08-20T12:55:00Z" w16du:dateUtc="2026-08-20T09:55:00Z">
+                <w:rPr>
+                  <w:rFonts w:ascii="Cambria Math" w:hAnsi="Cambria Math"/>
+                  <w:lang w:val="en-US"/>
+                </w:rPr>
+              </w:rPrChange>
             </w:rPr>
             <m:t xml:space="preserve">;  </m:t>
           </m:r>
@@ -6009,7 +6144,12 @@
               <m:r>
                 <w:rPr>
                   <w:rFonts w:ascii="Cambria Math" w:hAnsi="Cambria Math"/>
-                  <w:lang w:val="en-US"/>
+                  <w:rPrChange w:id="360" w:author="Volodymyr Bondariev" w:date="2026-08-20T12:55:00Z" w16du:dateUtc="2026-08-20T09:55:00Z">
+                    <w:rPr>
+                      <w:rFonts w:ascii="Cambria Math" w:hAnsi="Cambria Math"/>
+                      <w:lang w:val="en-US"/>
+                    </w:rPr>
+                  </w:rPrChange>
                 </w:rPr>
                 <m:t xml:space="preserve">   </m:t>
               </m:r>
@@ -6062,7 +6202,12 @@
           <m:r>
             <w:rPr>
               <w:rFonts w:ascii="Cambria Math" w:hAnsi="Cambria Math"/>
-              <w:lang w:val="en-US"/>
+              <w:rPrChange w:id="361" w:author="Volodymyr Bondariev" w:date="2026-08-20T12:55:00Z" w16du:dateUtc="2026-08-20T09:55:00Z">
+                <w:rPr>
+                  <w:rFonts w:ascii="Cambria Math" w:hAnsi="Cambria Math"/>
+                  <w:lang w:val="en-US"/>
+                </w:rPr>
+              </w:rPrChange>
             </w:rPr>
             <m:t>;    ε=</m:t>
           </m:r>
@@ -6072,7 +6217,13 @@
                 <w:rPr>
                   <w:rFonts w:ascii="Cambria Math" w:hAnsi="Cambria Math"/>
                   <w:i/>
-                  <w:lang w:val="en-US"/>
+                  <w:rPrChange w:id="362" w:author="Volodymyr Bondariev" w:date="2026-08-20T12:55:00Z" w16du:dateUtc="2026-08-20T09:55:00Z">
+                    <w:rPr>
+                      <w:rFonts w:ascii="Cambria Math" w:hAnsi="Cambria Math"/>
+                      <w:i/>
+                      <w:lang w:val="en-US"/>
+                    </w:rPr>
+                  </w:rPrChange>
                 </w:rPr>
               </m:ctrlPr>
             </m:fPr>
@@ -6080,7 +6231,12 @@
               <m:r>
                 <w:rPr>
                   <w:rFonts w:ascii="Cambria Math" w:hAnsi="Cambria Math"/>
-                  <w:lang w:val="en-US"/>
+                  <w:rPrChange w:id="363" w:author="Volodymyr Bondariev" w:date="2026-08-20T12:55:00Z" w16du:dateUtc="2026-08-20T09:55:00Z">
+                    <w:rPr>
+                      <w:rFonts w:ascii="Cambria Math" w:hAnsi="Cambria Math"/>
+                      <w:lang w:val="en-US"/>
+                    </w:rPr>
+                  </w:rPrChange>
                 </w:rPr>
                 <m:t>ΔP</m:t>
               </m:r>
@@ -6089,7 +6245,12 @@
               <m:r>
                 <w:rPr>
                   <w:rFonts w:ascii="Cambria Math" w:hAnsi="Cambria Math"/>
-                  <w:lang w:val="en-US"/>
+                  <w:rPrChange w:id="364" w:author="Volodymyr Bondariev" w:date="2026-08-20T12:55:00Z" w16du:dateUtc="2026-08-20T09:55:00Z">
+                    <w:rPr>
+                      <w:rFonts w:ascii="Cambria Math" w:hAnsi="Cambria Math"/>
+                      <w:lang w:val="en-US"/>
+                    </w:rPr>
+                  </w:rPrChange>
                 </w:rPr>
                 <m:t>P</m:t>
               </m:r>
@@ -6098,7 +6259,12 @@
           <m:r>
             <w:rPr>
               <w:rFonts w:ascii="Cambria Math" w:hAnsi="Cambria Math"/>
-              <w:lang w:val="en-US"/>
+              <w:rPrChange w:id="365" w:author="Volodymyr Bondariev" w:date="2026-08-20T12:55:00Z" w16du:dateUtc="2026-08-20T09:55:00Z">
+                <w:rPr>
+                  <w:rFonts w:ascii="Cambria Math" w:hAnsi="Cambria Math"/>
+                  <w:lang w:val="en-US"/>
+                </w:rPr>
+              </w:rPrChange>
             </w:rPr>
             <m:t xml:space="preserve">                        (9)</m:t>
           </m:r>
@@ -6115,18 +6281,17 @@
         <w:rPr>
           <w:iCs/>
         </w:rPr>
-        <w:t xml:space="preserve">Тобто </w:t>
+        <w:t>Тобто на кожному кроці дискретного часу температура і</w:t>
       </w:r>
       <w:r>
         <w:rPr>
           <w:iCs/>
-        </w:rPr>
-        <w:t>на кожному кроці дискретного часу температура і</w:t>
-      </w:r>
-      <w:r>
-        <w:rPr>
-          <w:iCs/>
-          <w:lang w:val="en-US"/>
+          <w:rPrChange w:id="366" w:author="Volodymyr Bondariev" w:date="2026-08-20T12:55:00Z" w16du:dateUtc="2026-08-20T09:55:00Z">
+            <w:rPr>
+              <w:iCs/>
+              <w:lang w:val="en-US"/>
+            </w:rPr>
+          </w:rPrChange>
         </w:rPr>
         <w:t xml:space="preserve"> </w:t>
       </w:r>
@@ -6159,7 +6324,12 @@
         <m:r>
           <w:rPr>
             <w:rFonts w:ascii="Cambria Math" w:hAnsi="Cambria Math"/>
-            <w:lang w:val="en-US"/>
+            <w:rPrChange w:id="367" w:author="Volodymyr Bondariev" w:date="2026-08-20T12:55:00Z" w16du:dateUtc="2026-08-20T09:55:00Z">
+              <w:rPr>
+                <w:rFonts w:ascii="Cambria Math" w:hAnsi="Cambria Math"/>
+                <w:lang w:val="en-US"/>
+              </w:rPr>
+            </w:rPrChange>
           </w:rPr>
           <m:t>∝M</m:t>
         </m:r>
@@ -6167,7 +6337,12 @@
       <w:r>
         <w:rPr>
           <w:iCs/>
-          <w:lang w:val="en-US"/>
+          <w:rPrChange w:id="368" w:author="Volodymyr Bondariev" w:date="2026-08-20T12:55:00Z" w16du:dateUtc="2026-08-20T09:55:00Z">
+            <w:rPr>
+              <w:iCs/>
+              <w:lang w:val="en-US"/>
+            </w:rPr>
+          </w:rPrChange>
         </w:rPr>
         <w:t xml:space="preserve">, </w:t>
       </w:r>
@@ -6185,10 +6360,15 @@
           <m:t>T</m:t>
         </m:r>
         <m:r>
-          <w:del w:id="318" w:author="Volodymyr Bondariev" w:date="2026-08-19T15:42:00Z" w16du:dateUtc="2026-08-19T12:42:00Z">
+          <w:del w:id="369" w:author="Volodymyr Bondariev" w:date="2026-08-19T15:42:00Z" w16du:dateUtc="2026-08-19T12:42:00Z">
             <w:rPr>
               <w:rFonts w:ascii="Cambria Math" w:hAnsi="Cambria Math"/>
-              <w:lang w:val="en-US"/>
+              <w:rPrChange w:id="370" w:author="Volodymyr Bondariev" w:date="2026-08-20T12:55:00Z" w16du:dateUtc="2026-08-20T09:55:00Z">
+                <w:rPr>
+                  <w:rFonts w:ascii="Cambria Math" w:hAnsi="Cambria Math"/>
+                  <w:lang w:val="en-US"/>
+                </w:rPr>
+              </w:rPrChange>
             </w:rPr>
             <m:t xml:space="preserve"> </m:t>
           </w:del>
@@ -6196,15 +6376,25 @@
         <m:r>
           <w:rPr>
             <w:rFonts w:ascii="Cambria Math" w:hAnsi="Cambria Math"/>
-            <w:lang w:val="en-US"/>
+            <w:rPrChange w:id="371" w:author="Volodymyr Bondariev" w:date="2026-08-20T12:55:00Z" w16du:dateUtc="2026-08-20T09:55:00Z">
+              <w:rPr>
+                <w:rFonts w:ascii="Cambria Math" w:hAnsi="Cambria Math"/>
+                <w:lang w:val="en-US"/>
+              </w:rPr>
+            </w:rPrChange>
           </w:rPr>
           <m:t>∝</m:t>
         </m:r>
         <m:r>
-          <w:del w:id="319" w:author="Volodymyr Bondariev" w:date="2026-08-19T15:42:00Z" w16du:dateUtc="2026-08-19T12:42:00Z">
+          <w:del w:id="372" w:author="Volodymyr Bondariev" w:date="2026-08-19T15:42:00Z" w16du:dateUtc="2026-08-19T12:42:00Z">
             <w:rPr>
               <w:rFonts w:ascii="Cambria Math" w:hAnsi="Cambria Math"/>
-              <w:lang w:val="en-US"/>
+              <w:rPrChange w:id="373" w:author="Volodymyr Bondariev" w:date="2026-08-20T12:55:00Z" w16du:dateUtc="2026-08-20T09:55:00Z">
+                <w:rPr>
+                  <w:rFonts w:ascii="Cambria Math" w:hAnsi="Cambria Math"/>
+                  <w:lang w:val="en-US"/>
+                </w:rPr>
+              </w:rPrChange>
             </w:rPr>
             <m:t xml:space="preserve"> </m:t>
           </w:del>
@@ -6216,7 +6406,14 @@
                 <w:rFonts w:ascii="Cambria Math" w:hAnsi="Cambria Math"/>
                 <w:i/>
                 <w:iCs/>
-                <w:lang w:val="en-US"/>
+                <w:rPrChange w:id="374" w:author="Volodymyr Bondariev" w:date="2026-08-20T12:55:00Z" w16du:dateUtc="2026-08-20T09:55:00Z">
+                  <w:rPr>
+                    <w:rFonts w:ascii="Cambria Math" w:hAnsi="Cambria Math"/>
+                    <w:i/>
+                    <w:iCs/>
+                    <w:lang w:val="en-US"/>
+                  </w:rPr>
+                </w:rPrChange>
               </w:rPr>
             </m:ctrlPr>
           </m:sSupPr>
@@ -6224,7 +6421,12 @@
             <m:r>
               <w:rPr>
                 <w:rFonts w:ascii="Cambria Math" w:hAnsi="Cambria Math"/>
-                <w:lang w:val="en-US"/>
+                <w:rPrChange w:id="375" w:author="Volodymyr Bondariev" w:date="2026-08-20T12:55:00Z" w16du:dateUtc="2026-08-20T09:55:00Z">
+                  <w:rPr>
+                    <w:rFonts w:ascii="Cambria Math" w:hAnsi="Cambria Math"/>
+                    <w:lang w:val="en-US"/>
+                  </w:rPr>
+                </w:rPrChange>
               </w:rPr>
               <m:t>v</m:t>
             </m:r>
@@ -6233,7 +6435,12 @@
             <m:r>
               <w:rPr>
                 <w:rFonts w:ascii="Cambria Math" w:hAnsi="Cambria Math"/>
-                <w:lang w:val="en-US"/>
+                <w:rPrChange w:id="376" w:author="Volodymyr Bondariev" w:date="2026-08-20T12:55:00Z" w16du:dateUtc="2026-08-20T09:55:00Z">
+                  <w:rPr>
+                    <w:rFonts w:ascii="Cambria Math" w:hAnsi="Cambria Math"/>
+                    <w:lang w:val="en-US"/>
+                  </w:rPr>
+                </w:rPrChange>
               </w:rPr>
               <m:t>2</m:t>
             </m:r>
@@ -6246,7 +6453,7 @@
         </w:rPr>
         <w:t xml:space="preserve">. </w:t>
       </w:r>
-      <w:ins w:id="320" w:author="Volodymyr Bondariev" w:date="2026-08-19T15:42:00Z" w16du:dateUtc="2026-08-19T12:42:00Z">
+      <w:ins w:id="377" w:author="Volodymyr Bondariev" w:date="2026-08-19T15:42:00Z" w16du:dateUtc="2026-08-19T12:42:00Z">
         <w:r>
           <w:rPr>
             <w:iCs/>
@@ -6254,7 +6461,7 @@
           <w:t>Як наслідок, р</w:t>
         </w:r>
       </w:ins>
-      <w:del w:id="321" w:author="Volodymyr Bondariev" w:date="2026-08-19T15:42:00Z" w16du:dateUtc="2026-08-19T12:42:00Z">
+      <w:del w:id="378" w:author="Volodymyr Bondariev" w:date="2026-08-19T15:42:00Z" w16du:dateUtc="2026-08-19T12:42:00Z">
         <w:r>
           <w:rPr>
             <w:iCs/>
@@ -6368,7 +6575,12 @@
           <m:r>
             <w:rPr>
               <w:rFonts w:ascii="Cambria Math" w:hAnsi="Cambria Math"/>
-              <w:lang w:val="en-US"/>
+              <w:rPrChange w:id="379" w:author="Volodymyr Bondariev" w:date="2026-08-20T12:55:00Z" w16du:dateUtc="2026-08-20T09:55:00Z">
+                <w:rPr>
+                  <w:rFonts w:ascii="Cambria Math" w:hAnsi="Cambria Math"/>
+                  <w:lang w:val="en-US"/>
+                </w:rPr>
+              </w:rPrChange>
             </w:rPr>
             <m:t>;</m:t>
           </m:r>
@@ -6449,7 +6661,7 @@
     <w:p>
       <w:pPr>
         <w:rPr>
-          <w:del w:id="322" w:author="Volodymyr Bondariev" w:date="2026-08-19T15:18:00Z" w16du:dateUtc="2026-08-19T12:18:00Z"/>
+          <w:del w:id="380" w:author="Volodymyr Bondariev" w:date="2026-08-19T15:18:00Z" w16du:dateUtc="2026-08-19T12:18:00Z"/>
         </w:rPr>
       </w:pPr>
       <w:r>
@@ -6476,7 +6688,7 @@
       <w:r>
         <w:t>процесах, де рухався масивний поршень, ми намагалися зробити цей рух плавн</w:t>
       </w:r>
-      <w:del w:id="323" w:author="Volodymyr Bondariev" w:date="2026-08-19T15:43:00Z" w16du:dateUtc="2026-08-19T12:43:00Z">
+      <w:del w:id="381" w:author="Volodymyr Bondariev" w:date="2026-08-19T15:43:00Z" w16du:dateUtc="2026-08-19T12:43:00Z">
         <w:r>
           <w:delText>іш</w:delText>
         </w:r>
@@ -6499,7 +6711,7 @@
       <w:r>
         <w:t>Пов’яжемо ε</w:t>
       </w:r>
-      <w:ins w:id="324" w:author="Volodymyr Bondariev" w:date="2026-08-19T15:44:00Z" w16du:dateUtc="2026-08-19T12:44:00Z">
+      <w:ins w:id="382" w:author="Volodymyr Bondariev" w:date="2026-08-19T15:44:00Z" w16du:dateUtc="2026-08-19T12:44:00Z">
         <w:r>
           <w:t xml:space="preserve"> безпосередньо</w:t>
         </w:r>
@@ -6831,7 +7043,7 @@
     <w:p>
       <w:pPr>
         <w:rPr>
-          <w:ins w:id="325" w:author="Volodymyr Bondariev" w:date="2026-08-19T15:47:00Z" w16du:dateUtc="2026-08-19T12:47:00Z"/>
+          <w:ins w:id="383" w:author="Volodymyr Bondariev" w:date="2026-08-19T15:47:00Z" w16du:dateUtc="2026-08-19T12:47:00Z"/>
         </w:rPr>
       </w:pPr>
       <w:r>
@@ -6849,12 +7061,12 @@
       <w:r>
         <w:t xml:space="preserve">) визначають </w:t>
       </w:r>
-      <w:ins w:id="326" w:author="Volodymyr Bondariev" w:date="2026-08-19T15:45:00Z" w16du:dateUtc="2026-08-19T12:45:00Z">
+      <w:ins w:id="384" w:author="Volodymyr Bondariev" w:date="2026-08-19T15:45:00Z" w16du:dateUtc="2026-08-19T12:45:00Z">
         <w:r>
           <w:t>спосіб керування</w:t>
         </w:r>
       </w:ins>
-      <w:del w:id="327" w:author="Volodymyr Bondariev" w:date="2026-08-19T15:45:00Z" w16du:dateUtc="2026-08-19T12:45:00Z">
+      <w:del w:id="385" w:author="Volodymyr Bondariev" w:date="2026-08-19T15:45:00Z" w16du:dateUtc="2026-08-19T12:45:00Z">
         <w:r>
           <w:delText>модель</w:delText>
         </w:r>
@@ -6862,12 +7074,12 @@
       <w:r>
         <w:t xml:space="preserve"> ізохоричн</w:t>
       </w:r>
-      <w:ins w:id="328" w:author="Volodymyr Bondariev" w:date="2026-08-19T15:46:00Z" w16du:dateUtc="2026-08-19T12:46:00Z">
+      <w:ins w:id="386" w:author="Volodymyr Bondariev" w:date="2026-08-19T15:46:00Z" w16du:dateUtc="2026-08-19T12:46:00Z">
         <w:r>
           <w:t>им</w:t>
         </w:r>
       </w:ins>
-      <w:del w:id="329" w:author="Volodymyr Bondariev" w:date="2026-08-19T15:46:00Z" w16du:dateUtc="2026-08-19T12:46:00Z">
+      <w:del w:id="387" w:author="Volodymyr Bondariev" w:date="2026-08-19T15:46:00Z" w16du:dateUtc="2026-08-19T12:46:00Z">
         <w:r>
           <w:delText>ого</w:delText>
         </w:r>
@@ -6875,12 +7087,12 @@
       <w:r>
         <w:t xml:space="preserve"> процес</w:t>
       </w:r>
-      <w:ins w:id="330" w:author="Volodymyr Bondariev" w:date="2026-08-19T15:46:00Z" w16du:dateUtc="2026-08-19T12:46:00Z">
+      <w:ins w:id="388" w:author="Volodymyr Bondariev" w:date="2026-08-19T15:46:00Z" w16du:dateUtc="2026-08-19T12:46:00Z">
         <w:r>
           <w:t>ом</w:t>
         </w:r>
       </w:ins>
-      <w:del w:id="331" w:author="Volodymyr Bondariev" w:date="2026-08-19T15:46:00Z" w16du:dateUtc="2026-08-19T12:46:00Z">
+      <w:del w:id="389" w:author="Volodymyr Bondariev" w:date="2026-08-19T15:46:00Z" w16du:dateUtc="2026-08-19T12:46:00Z">
         <w:r>
           <w:delText>у</w:delText>
         </w:r>
@@ -6892,17 +7104,17 @@
     <w:p>
       <w:pPr>
         <w:rPr>
-          <w:ins w:id="332" w:author="Volodymyr Bondariev" w:date="2026-08-19T15:47:00Z" w16du:dateUtc="2026-08-19T12:47:00Z"/>
+          <w:ins w:id="390" w:author="Volodymyr Bondariev" w:date="2026-08-19T15:47:00Z" w16du:dateUtc="2026-08-19T12:47:00Z"/>
           <w:b/>
           <w:bCs/>
-          <w:rPrChange w:id="333" w:author="Volodymyr Bondariev" w:date="2026-08-19T15:47:00Z" w16du:dateUtc="2026-08-19T12:47:00Z">
-            <w:rPr>
-              <w:ins w:id="334" w:author="Volodymyr Bondariev" w:date="2026-08-19T15:47:00Z" w16du:dateUtc="2026-08-19T12:47:00Z"/>
+          <w:rPrChange w:id="391" w:author="Volodymyr Bondariev" w:date="2026-08-20T12:55:00Z" w16du:dateUtc="2026-08-20T09:55:00Z">
+            <w:rPr>
+              <w:ins w:id="392" w:author="Volodymyr Bondariev" w:date="2026-08-19T15:47:00Z" w16du:dateUtc="2026-08-19T12:47:00Z"/>
             </w:rPr>
           </w:rPrChange>
         </w:rPr>
       </w:pPr>
-      <w:ins w:id="335" w:author="Volodymyr Bondariev" w:date="2026-08-19T17:07:00Z" w16du:dateUtc="2026-08-19T14:07:00Z">
+      <w:ins w:id="393" w:author="Volodymyr Bondariev" w:date="2026-08-19T17:07:00Z" w16du:dateUtc="2026-08-19T14:07:00Z">
         <w:r>
           <w:rPr>
             <w:b/>
@@ -6911,19 +7123,19 @@
           <w:t>Зв</w:t>
         </w:r>
       </w:ins>
-      <w:ins w:id="336" w:author="Volodymyr Bondariev" w:date="2026-08-19T15:47:00Z" w16du:dateUtc="2026-08-19T12:47:00Z">
+      <w:ins w:id="394" w:author="Volodymyr Bondariev" w:date="2026-08-19T15:47:00Z" w16du:dateUtc="2026-08-19T12:47:00Z">
         <w:r>
           <w:rPr>
             <w:b/>
             <w:bCs/>
-            <w:rPrChange w:id="337" w:author="Volodymyr Bondariev" w:date="2026-08-19T15:47:00Z" w16du:dateUtc="2026-08-19T12:47:00Z">
+            <w:rPrChange w:id="395" w:author="Volodymyr Bondariev" w:date="2026-08-20T12:55:00Z" w16du:dateUtc="2026-08-20T09:55:00Z">
               <w:rPr/>
             </w:rPrChange>
           </w:rPr>
           <w:t>ор</w:t>
         </w:r>
       </w:ins>
-      <w:ins w:id="338" w:author="Volodymyr Bondariev" w:date="2026-08-19T15:48:00Z" w16du:dateUtc="2026-08-19T12:48:00Z">
+      <w:ins w:id="396" w:author="Volodymyr Bondariev" w:date="2026-08-19T15:48:00Z" w16du:dateUtc="2026-08-19T12:48:00Z">
         <w:r>
           <w:rPr>
             <w:b/>
@@ -6932,12 +7144,12 @@
           <w:t>о</w:t>
         </w:r>
       </w:ins>
-      <w:ins w:id="339" w:author="Volodymyr Bondariev" w:date="2026-08-19T15:47:00Z" w16du:dateUtc="2026-08-19T12:47:00Z">
+      <w:ins w:id="397" w:author="Volodymyr Bondariev" w:date="2026-08-19T15:47:00Z" w16du:dateUtc="2026-08-19T12:47:00Z">
         <w:r>
           <w:rPr>
             <w:b/>
             <w:bCs/>
-            <w:rPrChange w:id="340" w:author="Volodymyr Bondariev" w:date="2026-08-19T15:47:00Z" w16du:dateUtc="2026-08-19T12:47:00Z">
+            <w:rPrChange w:id="398" w:author="Volodymyr Bondariev" w:date="2026-08-20T12:55:00Z" w16du:dateUtc="2026-08-20T09:55:00Z">
               <w:rPr/>
             </w:rPrChange>
           </w:rPr>
@@ -6948,105 +7160,105 @@
     <w:p>
       <w:pPr>
         <w:rPr>
-          <w:ins w:id="341" w:author="Volodymyr Bondariev" w:date="2026-08-19T15:47:00Z" w16du:dateUtc="2026-08-19T12:47:00Z"/>
+          <w:ins w:id="399" w:author="Volodymyr Bondariev" w:date="2026-08-19T15:47:00Z" w16du:dateUtc="2026-08-19T12:47:00Z"/>
         </w:rPr>
       </w:pPr>
-      <w:ins w:id="342" w:author="Volodymyr Bondariev" w:date="2026-08-19T16:39:00Z" w16du:dateUtc="2026-08-19T13:39:00Z">
+      <w:ins w:id="400" w:author="Volodymyr Bondariev" w:date="2026-08-19T16:39:00Z" w16du:dateUtc="2026-08-19T13:39:00Z">
         <w:r>
           <w:t>В квазіс</w:t>
         </w:r>
       </w:ins>
-      <w:ins w:id="343" w:author="Volodymyr Bondariev" w:date="2026-08-19T16:40:00Z" w16du:dateUtc="2026-08-19T13:40:00Z">
+      <w:ins w:id="401" w:author="Volodymyr Bondariev" w:date="2026-08-19T16:40:00Z" w16du:dateUtc="2026-08-19T13:40:00Z">
         <w:r>
           <w:t>таціонарних процесах весь час треб</w:t>
         </w:r>
       </w:ins>
-      <w:ins w:id="344" w:author="Volodymyr Bondariev" w:date="2026-08-19T16:41:00Z" w16du:dateUtc="2026-08-19T13:41:00Z">
+      <w:ins w:id="402" w:author="Volodymyr Bondariev" w:date="2026-08-19T16:41:00Z" w16du:dateUtc="2026-08-19T13:41:00Z">
         <w:r>
           <w:t>а</w:t>
         </w:r>
       </w:ins>
-      <w:ins w:id="345" w:author="Volodymyr Bondariev" w:date="2026-08-19T16:40:00Z" w16du:dateUtc="2026-08-19T13:40:00Z">
+      <w:ins w:id="403" w:author="Volodymyr Bondariev" w:date="2026-08-19T16:40:00Z" w16du:dateUtc="2026-08-19T13:40:00Z">
         <w:r>
           <w:t xml:space="preserve"> підтримувати незмінніс</w:t>
         </w:r>
       </w:ins>
-      <w:ins w:id="346" w:author="Volodymyr Bondariev" w:date="2026-08-19T16:41:00Z" w16du:dateUtc="2026-08-19T13:41:00Z">
+      <w:ins w:id="404" w:author="Volodymyr Bondariev" w:date="2026-08-19T16:41:00Z" w16du:dateUtc="2026-08-19T13:41:00Z">
         <w:r>
           <w:t>т</w:t>
         </w:r>
       </w:ins>
-      <w:ins w:id="347" w:author="Volodymyr Bondariev" w:date="2026-08-19T16:40:00Z" w16du:dateUtc="2026-08-19T13:40:00Z">
+      <w:ins w:id="405" w:author="Volodymyr Bondariev" w:date="2026-08-19T16:40:00Z" w16du:dateUtc="2026-08-19T13:40:00Z">
         <w:r>
           <w:t>ь певн</w:t>
         </w:r>
       </w:ins>
-      <w:ins w:id="348" w:author="Volodymyr Bondariev" w:date="2026-08-19T16:41:00Z" w16du:dateUtc="2026-08-19T13:41:00Z">
+      <w:ins w:id="406" w:author="Volodymyr Bondariev" w:date="2026-08-19T16:41:00Z" w16du:dateUtc="2026-08-19T13:41:00Z">
         <w:r>
           <w:t>о</w:t>
         </w:r>
       </w:ins>
-      <w:ins w:id="349" w:author="Volodymyr Bondariev" w:date="2026-08-19T16:40:00Z" w16du:dateUtc="2026-08-19T13:40:00Z">
+      <w:ins w:id="407" w:author="Volodymyr Bondariev" w:date="2026-08-19T16:40:00Z" w16du:dateUtc="2026-08-19T13:40:00Z">
         <w:r>
           <w:t>го параметру</w:t>
         </w:r>
       </w:ins>
-      <w:ins w:id="350" w:author="Volodymyr Bondariev" w:date="2026-08-19T16:41:00Z" w16du:dateUtc="2026-08-19T13:41:00Z">
+      <w:ins w:id="408" w:author="Volodymyr Bondariev" w:date="2026-08-19T16:41:00Z" w16du:dateUtc="2026-08-19T13:41:00Z">
         <w:r>
           <w:t>, в ізоба</w:t>
         </w:r>
       </w:ins>
-      <w:ins w:id="351" w:author="Volodymyr Bondariev" w:date="2026-08-19T16:42:00Z" w16du:dateUtc="2026-08-19T13:42:00Z">
+      <w:ins w:id="409" w:author="Volodymyr Bondariev" w:date="2026-08-19T16:42:00Z" w16du:dateUtc="2026-08-19T13:42:00Z">
         <w:r>
           <w:t xml:space="preserve">рі це тиск, в ізотермі </w:t>
         </w:r>
       </w:ins>
-      <w:ins w:id="352" w:author="Volodymyr Bondariev" w:date="2026-08-19T17:03:00Z" w16du:dateUtc="2026-08-19T14:03:00Z">
+      <w:ins w:id="410" w:author="Volodymyr Bondariev" w:date="2026-08-19T17:03:00Z" w16du:dateUtc="2026-08-19T14:03:00Z">
         <w:r>
           <w:t>темпер</w:t>
         </w:r>
       </w:ins>
-      <w:ins w:id="353" w:author="Volodymyr Bondariev" w:date="2026-08-19T17:08:00Z" w16du:dateUtc="2026-08-19T14:08:00Z">
+      <w:ins w:id="411" w:author="Volodymyr Bondariev" w:date="2026-08-19T17:08:00Z" w16du:dateUtc="2026-08-19T14:08:00Z">
         <w:r>
           <w:t>а</w:t>
         </w:r>
       </w:ins>
-      <w:ins w:id="354" w:author="Volodymyr Bondariev" w:date="2026-08-19T17:03:00Z" w16du:dateUtc="2026-08-19T14:03:00Z">
+      <w:ins w:id="412" w:author="Volodymyr Bondariev" w:date="2026-08-19T17:03:00Z" w16du:dateUtc="2026-08-19T14:03:00Z">
         <w:r>
           <w:t>тура, в ізохорі об</w:t>
         </w:r>
       </w:ins>
-      <w:ins w:id="355" w:author="Volodymyr Bondariev" w:date="2026-08-19T17:04:00Z" w16du:dateUtc="2026-08-19T14:04:00Z">
+      <w:ins w:id="413" w:author="Volodymyr Bondariev" w:date="2026-08-19T17:04:00Z" w16du:dateUtc="2026-08-19T14:04:00Z">
         <w:r>
           <w:t>’єм, навіть в адіабаті виявилось</w:t>
         </w:r>
       </w:ins>
-      <w:ins w:id="356" w:author="Volodymyr Bondariev" w:date="2026-08-19T17:05:00Z" w16du:dateUtc="2026-08-19T14:05:00Z">
+      <w:ins w:id="414" w:author="Volodymyr Bondariev" w:date="2026-08-19T17:05:00Z" w16du:dateUtc="2026-08-19T14:05:00Z">
         <w:r>
           <w:t>, що бажано підтримувати сталу швидкість поршня.</w:t>
         </w:r>
       </w:ins>
-      <w:ins w:id="357" w:author="Volodymyr Bondariev" w:date="2026-08-19T17:06:00Z" w16du:dateUtc="2026-08-19T14:06:00Z">
+      <w:ins w:id="415" w:author="Volodymyr Bondariev" w:date="2026-08-19T17:06:00Z" w16du:dateUtc="2026-08-19T14:06:00Z">
         <w:r>
           <w:t xml:space="preserve"> </w:t>
         </w:r>
       </w:ins>
-      <w:ins w:id="358" w:author="Volodymyr Bondariev" w:date="2026-08-19T17:07:00Z" w16du:dateUtc="2026-08-19T14:07:00Z">
+      <w:ins w:id="416" w:author="Volodymyr Bondariev" w:date="2026-08-19T17:07:00Z" w16du:dateUtc="2026-08-19T14:07:00Z">
         <w:r>
           <w:t>Для такої підтримки потрібен негативний зворотний зв</w:t>
         </w:r>
       </w:ins>
-      <w:ins w:id="359" w:author="Volodymyr Bondariev" w:date="2026-08-19T17:08:00Z" w16du:dateUtc="2026-08-19T14:08:00Z">
+      <w:ins w:id="417" w:author="Volodymyr Bondariev" w:date="2026-08-19T17:08:00Z" w16du:dateUtc="2026-08-19T14:08:00Z">
         <w:r>
           <w:t>’</w:t>
         </w:r>
       </w:ins>
-      <w:ins w:id="360" w:author="Volodymyr Bondariev" w:date="2026-08-19T17:07:00Z" w16du:dateUtc="2026-08-19T14:07:00Z">
+      <w:ins w:id="418" w:author="Volodymyr Bondariev" w:date="2026-08-19T17:07:00Z" w16du:dateUtc="2026-08-19T14:07:00Z">
         <w:r>
           <w:t>язок</w:t>
         </w:r>
       </w:ins>
-      <w:ins w:id="361" w:author="Volodymyr Bondariev" w:date="2026-08-19T17:08:00Z" w16du:dateUtc="2026-08-19T14:08:00Z">
+      <w:ins w:id="419" w:author="Volodymyr Bondariev" w:date="2026-08-19T17:08:00Z" w16du:dateUtc="2026-08-19T14:08:00Z">
         <w:r>
           <w:t>, який в різних процесах організований по-різному.</w:t>
         </w:r>
@@ -7079,13 +7291,7 @@
         <w:t>Оборотні процеси мають велике значення для розуміння теорії, але на практиці всі процеси необоротні. Нам потрібно мати моделі деяких необоротних процесів, щоб складати з них термодинамічні цикли більш наближені до циклів реальних двигунів, турбін</w:t>
       </w:r>
       <w:r>
-        <w:t xml:space="preserve"> і </w:t>
-      </w:r>
-      <w:r>
-        <w:t>холодильник</w:t>
-      </w:r>
-      <w:r>
-        <w:t xml:space="preserve">ів. </w:t>
+        <w:t xml:space="preserve"> і холодильників. </w:t>
       </w:r>
     </w:p>
     <w:p>
@@ -7134,19 +7340,13 @@
     </w:p>
     <w:p>
       <w:r>
-        <w:t xml:space="preserve">Процес закінчується, коли об’єм газу досягає заданої величини. </w:t>
-      </w:r>
-      <w:r>
-        <w:t>Параметр</w:t>
+        <w:t>Процес закінчується, коли об’єм газу досягає заданої величини. Параметр</w:t>
       </w:r>
       <w:r>
         <w:t>и</w:t>
       </w:r>
       <w:r>
-        <w:t xml:space="preserve"> процесу</w:t>
-      </w:r>
-      <w:r>
-        <w:t xml:space="preserve"> – порогове значення об’єму</w:t>
+        <w:t xml:space="preserve"> процесу – порогове значення об’єму</w:t>
       </w:r>
       <w:r>
         <w:t xml:space="preserve"> і </w:t>
@@ -7159,7 +7359,11 @@
       </w:r>
       <w:r>
         <w:rPr>
-          <w:lang w:val="en-US"/>
+          <w:rPrChange w:id="420" w:author="Volodymyr Bondariev" w:date="2026-08-20T12:55:00Z" w16du:dateUtc="2026-08-20T09:55:00Z">
+            <w:rPr>
+              <w:lang w:val="en-US"/>
+            </w:rPr>
+          </w:rPrChange>
         </w:rPr>
         <w:t xml:space="preserve"> (</w:t>
       </w:r>
@@ -7443,46 +7647,69 @@
           <w:bCs/>
         </w:rPr>
       </w:pPr>
+      <w:proofErr w:type="spellStart"/>
       <w:r>
         <w:rPr>
           <w:b/>
           <w:bCs/>
           <w:i/>
           <w:iCs/>
-          <w:lang w:val="en-US"/>
+          <w:rPrChange w:id="421" w:author="Volodymyr Bondariev" w:date="2026-08-20T12:55:00Z" w16du:dateUtc="2026-08-20T09:55:00Z">
+            <w:rPr>
+              <w:b/>
+              <w:bCs/>
+              <w:i/>
+              <w:iCs/>
+              <w:lang w:val="en-US"/>
+            </w:rPr>
+          </w:rPrChange>
         </w:rPr>
         <w:t>plunger</w:t>
       </w:r>
+      <w:proofErr w:type="spellEnd"/>
     </w:p>
     <w:p>
       <w:pPr>
         <w:ind w:firstLine="708"/>
         <w:rPr>
-          <w:lang w:val="en-US"/>
+          <w:rPrChange w:id="422" w:author="Volodymyr Bondariev" w:date="2026-08-20T12:55:00Z" w16du:dateUtc="2026-08-20T09:55:00Z">
+            <w:rPr>
+              <w:lang w:val="en-US"/>
+            </w:rPr>
+          </w:rPrChange>
         </w:rPr>
       </w:pPr>
       <w:r>
         <w:t xml:space="preserve">Команда на ім’я </w:t>
       </w:r>
+      <w:proofErr w:type="spellStart"/>
       <w:r>
         <w:rPr>
           <w:i/>
           <w:iCs/>
-          <w:lang w:val="en-US"/>
+          <w:rPrChange w:id="423" w:author="Volodymyr Bondariev" w:date="2026-08-20T12:55:00Z" w16du:dateUtc="2026-08-20T09:55:00Z">
+            <w:rPr>
+              <w:i/>
+              <w:iCs/>
+              <w:lang w:val="en-US"/>
+            </w:rPr>
+          </w:rPrChange>
         </w:rPr>
         <w:t>plunger</w:t>
       </w:r>
-      <w:r>
-        <w:rPr>
-          <w:lang w:val="en-US"/>
+      <w:proofErr w:type="spellEnd"/>
+      <w:r>
+        <w:rPr>
+          <w:rPrChange w:id="424" w:author="Volodymyr Bondariev" w:date="2026-08-20T12:55:00Z" w16du:dateUtc="2026-08-20T09:55:00Z">
+            <w:rPr>
+              <w:lang w:val="en-US"/>
+            </w:rPr>
+          </w:rPrChange>
         </w:rPr>
         <w:t xml:space="preserve"> </w:t>
       </w:r>
       <w:r>
-        <w:t xml:space="preserve">створює </w:t>
-      </w:r>
-      <w:r>
-        <w:t xml:space="preserve">лабораторну установку. </w:t>
+        <w:t xml:space="preserve">створює лабораторну установку. </w:t>
       </w:r>
       <w:r>
         <w:t xml:space="preserve">Команда </w:t>
@@ -7510,7 +7737,11 @@
       </w:r>
       <w:r>
         <w:rPr>
-          <w:lang w:val="en-US"/>
+          <w:rPrChange w:id="425" w:author="Volodymyr Bondariev" w:date="2026-08-20T12:55:00Z" w16du:dateUtc="2026-08-20T09:55:00Z">
+            <w:rPr>
+              <w:lang w:val="en-US"/>
+            </w:rPr>
+          </w:rPrChange>
         </w:rPr>
         <w:t>:</w:t>
       </w:r>
@@ -7519,13 +7750,21 @@
       </w:r>
       <w:r>
         <w:rPr>
-          <w:lang w:val="en-US"/>
+          <w:rPrChange w:id="426" w:author="Volodymyr Bondariev" w:date="2026-08-20T12:55:00Z" w16du:dateUtc="2026-08-20T09:55:00Z">
+            <w:rPr>
+              <w:lang w:val="en-US"/>
+            </w:rPr>
+          </w:rPrChange>
         </w:rPr>
         <w:t xml:space="preserve">m </w:t>
       </w:r>
       <w:r>
         <w:rPr>
-          <w:lang w:val="en-US"/>
+          <w:rPrChange w:id="427" w:author="Volodymyr Bondariev" w:date="2026-08-20T12:55:00Z" w16du:dateUtc="2026-08-20T09:55:00Z">
+            <w:rPr>
+              <w:lang w:val="en-US"/>
+            </w:rPr>
+          </w:rPrChange>
         </w:rPr>
         <w:t xml:space="preserve">– </w:t>
       </w:r>
@@ -7534,13 +7773,21 @@
       </w:r>
       <w:r>
         <w:rPr>
-          <w:lang w:val="en-US"/>
+          <w:rPrChange w:id="428" w:author="Volodymyr Bondariev" w:date="2026-08-20T12:55:00Z" w16du:dateUtc="2026-08-20T09:55:00Z">
+            <w:rPr>
+              <w:lang w:val="en-US"/>
+            </w:rPr>
+          </w:rPrChange>
         </w:rPr>
         <w:t xml:space="preserve">, </w:t>
       </w:r>
       <w:r>
         <w:rPr>
-          <w:lang w:val="en-US"/>
+          <w:rPrChange w:id="429" w:author="Volodymyr Bondariev" w:date="2026-08-20T12:55:00Z" w16du:dateUtc="2026-08-20T09:55:00Z">
+            <w:rPr>
+              <w:lang w:val="en-US"/>
+            </w:rPr>
+          </w:rPrChange>
         </w:rPr>
         <w:t>t</w:t>
       </w:r>
@@ -7549,7 +7796,11 @@
       </w:r>
       <w:r>
         <w:rPr>
-          <w:lang w:val="en-US"/>
+          <w:rPrChange w:id="430" w:author="Volodymyr Bondariev" w:date="2026-08-20T12:55:00Z" w16du:dateUtc="2026-08-20T09:55:00Z">
+            <w:rPr>
+              <w:lang w:val="en-US"/>
+            </w:rPr>
+          </w:rPrChange>
         </w:rPr>
         <w:t>n</w:t>
       </w:r>
@@ -7562,11 +7813,27 @@
       <w:r>
         <w:t xml:space="preserve">Наприклад, команда </w:t>
       </w:r>
-      <w:r>
-        <w:rPr>
-          <w:lang w:val="en-US"/>
-        </w:rPr>
-        <w:t>plunger m=1000, t=100, n=10000</w:t>
+      <w:proofErr w:type="spellStart"/>
+      <w:r>
+        <w:rPr>
+          <w:rPrChange w:id="431" w:author="Volodymyr Bondariev" w:date="2026-08-20T12:55:00Z" w16du:dateUtc="2026-08-20T09:55:00Z">
+            <w:rPr>
+              <w:lang w:val="en-US"/>
+            </w:rPr>
+          </w:rPrChange>
+        </w:rPr>
+        <w:t>plunger</w:t>
+      </w:r>
+      <w:proofErr w:type="spellEnd"/>
+      <w:r>
+        <w:rPr>
+          <w:rPrChange w:id="432" w:author="Volodymyr Bondariev" w:date="2026-08-20T12:55:00Z" w16du:dateUtc="2026-08-20T09:55:00Z">
+            <w:rPr>
+              <w:lang w:val="en-US"/>
+            </w:rPr>
+          </w:rPrChange>
+        </w:rPr>
+        <w:t xml:space="preserve"> m=1000, t=100, n=10000</w:t>
       </w:r>
       <w:r>
         <w:t xml:space="preserve"> створює установку, яка зображена на </w:t>
@@ -7597,16 +7864,26 @@
           <w:bCs/>
         </w:rPr>
       </w:pPr>
+      <w:proofErr w:type="spellStart"/>
       <w:r>
         <w:rPr>
           <w:b/>
           <w:bCs/>
           <w:i/>
           <w:iCs/>
-          <w:lang w:val="en-US"/>
+          <w:rPrChange w:id="433" w:author="Volodymyr Bondariev" w:date="2026-08-20T12:55:00Z" w16du:dateUtc="2026-08-20T09:55:00Z">
+            <w:rPr>
+              <w:b/>
+              <w:bCs/>
+              <w:i/>
+              <w:iCs/>
+              <w:lang w:val="en-US"/>
+            </w:rPr>
+          </w:rPrChange>
         </w:rPr>
         <w:t>adiabatic</w:t>
       </w:r>
+      <w:proofErr w:type="spellEnd"/>
     </w:p>
     <w:p>
       <w:pPr>
@@ -7615,17 +7892,29 @@
       <w:r>
         <w:t xml:space="preserve">Команда </w:t>
       </w:r>
+      <w:proofErr w:type="spellStart"/>
       <w:r>
         <w:rPr>
           <w:i/>
           <w:iCs/>
-          <w:lang w:val="en-US"/>
+          <w:rPrChange w:id="434" w:author="Volodymyr Bondariev" w:date="2026-08-20T12:55:00Z" w16du:dateUtc="2026-08-20T09:55:00Z">
+            <w:rPr>
+              <w:i/>
+              <w:iCs/>
+              <w:lang w:val="en-US"/>
+            </w:rPr>
+          </w:rPrChange>
         </w:rPr>
         <w:t>adiabatic</w:t>
       </w:r>
-      <w:r>
-        <w:rPr>
-          <w:lang w:val="en-US"/>
+      <w:proofErr w:type="spellEnd"/>
+      <w:r>
+        <w:rPr>
+          <w:rPrChange w:id="435" w:author="Volodymyr Bondariev" w:date="2026-08-20T12:55:00Z" w16du:dateUtc="2026-08-20T09:55:00Z">
+            <w:rPr>
+              <w:lang w:val="en-US"/>
+            </w:rPr>
+          </w:rPrChange>
         </w:rPr>
         <w:t xml:space="preserve"> </w:t>
       </w:r>
@@ -7652,7 +7941,11 @@
       </w:r>
       <w:r>
         <w:rPr>
-          <w:lang w:val="en-US"/>
+          <w:rPrChange w:id="436" w:author="Volodymyr Bondariev" w:date="2026-08-20T12:55:00Z" w16du:dateUtc="2026-08-20T09:55:00Z">
+            <w:rPr>
+              <w:lang w:val="en-US"/>
+            </w:rPr>
+          </w:rPrChange>
         </w:rPr>
         <w:t>:</w:t>
       </w:r>
@@ -7663,7 +7956,13 @@
         <w:rPr>
           <w:i/>
           <w:iCs/>
-          <w:lang w:val="en-US"/>
+          <w:rPrChange w:id="437" w:author="Volodymyr Bondariev" w:date="2026-08-20T12:55:00Z" w16du:dateUtc="2026-08-20T09:55:00Z">
+            <w:rPr>
+              <w:i/>
+              <w:iCs/>
+              <w:lang w:val="en-US"/>
+            </w:rPr>
+          </w:rPrChange>
         </w:rPr>
         <w:t>m</w:t>
       </w:r>
@@ -7684,29 +7983,42 @@
       </w:r>
       <w:r>
         <w:rPr>
-          <w:lang w:val="en-US"/>
+          <w:rPrChange w:id="438" w:author="Volodymyr Bondariev" w:date="2026-08-20T12:55:00Z" w16du:dateUtc="2026-08-20T09:55:00Z">
+            <w:rPr>
+              <w:lang w:val="en-US"/>
+            </w:rPr>
+          </w:rPrChange>
         </w:rPr>
         <w:t xml:space="preserve">  </w:t>
       </w:r>
+      <w:proofErr w:type="spellStart"/>
       <w:r>
         <w:rPr>
           <w:i/>
           <w:iCs/>
-          <w:lang w:val="en-US"/>
+          <w:rPrChange w:id="439" w:author="Volodymyr Bondariev" w:date="2026-08-20T12:55:00Z" w16du:dateUtc="2026-08-20T09:55:00Z">
+            <w:rPr>
+              <w:i/>
+              <w:iCs/>
+              <w:lang w:val="en-US"/>
+            </w:rPr>
+          </w:rPrChange>
         </w:rPr>
         <w:t>time</w:t>
       </w:r>
-      <w:r>
-        <w:rPr>
-          <w:lang w:val="en-US"/>
+      <w:proofErr w:type="spellEnd"/>
+      <w:r>
+        <w:rPr>
+          <w:rPrChange w:id="440" w:author="Volodymyr Bondariev" w:date="2026-08-20T12:55:00Z" w16du:dateUtc="2026-08-20T09:55:00Z">
+            <w:rPr>
+              <w:lang w:val="en-US"/>
+            </w:rPr>
+          </w:rPrChange>
         </w:rPr>
         <w:t xml:space="preserve"> </w:t>
       </w:r>
       <w:r>
-        <w:t xml:space="preserve">– тривалість </w:t>
-      </w:r>
-      <w:r>
-        <w:t>процесу</w:t>
+        <w:t>– тривалість процесу</w:t>
       </w:r>
       <w:r>
         <w:t xml:space="preserve"> в кроках.  </w:t>
@@ -7721,19 +8033,37 @@
           <w:bCs/>
           <w:i/>
           <w:iCs/>
-          <w:lang w:val="en-US"/>
+          <w:rPrChange w:id="441" w:author="Volodymyr Bondariev" w:date="2026-08-20T12:55:00Z" w16du:dateUtc="2026-08-20T09:55:00Z">
+            <w:rPr>
+              <w:b/>
+              <w:bCs/>
+              <w:i/>
+              <w:iCs/>
+              <w:lang w:val="en-US"/>
+            </w:rPr>
+          </w:rPrChange>
         </w:rPr>
       </w:pPr>
+      <w:proofErr w:type="spellStart"/>
       <w:r>
         <w:rPr>
           <w:b/>
           <w:bCs/>
           <w:i/>
           <w:iCs/>
-          <w:lang w:val="en-US"/>
+          <w:rPrChange w:id="442" w:author="Volodymyr Bondariev" w:date="2026-08-20T12:55:00Z" w16du:dateUtc="2026-08-20T09:55:00Z">
+            <w:rPr>
+              <w:b/>
+              <w:bCs/>
+              <w:i/>
+              <w:iCs/>
+              <w:lang w:val="en-US"/>
+            </w:rPr>
+          </w:rPrChange>
         </w:rPr>
         <w:t>isobaric</w:t>
       </w:r>
+      <w:proofErr w:type="spellEnd"/>
     </w:p>
     <w:p>
       <w:pPr>
@@ -7742,17 +8072,29 @@
       <w:r>
         <w:t xml:space="preserve">Команда </w:t>
       </w:r>
+      <w:proofErr w:type="spellStart"/>
       <w:r>
         <w:rPr>
           <w:i/>
           <w:iCs/>
-          <w:lang w:val="en-US"/>
+          <w:rPrChange w:id="443" w:author="Volodymyr Bondariev" w:date="2026-08-20T12:55:00Z" w16du:dateUtc="2026-08-20T09:55:00Z">
+            <w:rPr>
+              <w:i/>
+              <w:iCs/>
+              <w:lang w:val="en-US"/>
+            </w:rPr>
+          </w:rPrChange>
         </w:rPr>
         <w:t>isobaric</w:t>
       </w:r>
-      <w:r>
-        <w:rPr>
-          <w:lang w:val="en-US"/>
+      <w:proofErr w:type="spellEnd"/>
+      <w:r>
+        <w:rPr>
+          <w:rPrChange w:id="444" w:author="Volodymyr Bondariev" w:date="2026-08-20T12:55:00Z" w16du:dateUtc="2026-08-20T09:55:00Z">
+            <w:rPr>
+              <w:lang w:val="en-US"/>
+            </w:rPr>
+          </w:rPrChange>
         </w:rPr>
         <w:t xml:space="preserve"> </w:t>
       </w:r>
@@ -7789,38 +8131,57 @@
         <w:rPr>
           <w:i/>
           <w:iCs/>
-          <w:lang w:val="en-US"/>
+          <w:rPrChange w:id="445" w:author="Volodymyr Bondariev" w:date="2026-08-20T12:55:00Z" w16du:dateUtc="2026-08-20T09:55:00Z">
+            <w:rPr>
+              <w:i/>
+              <w:iCs/>
+              <w:lang w:val="en-US"/>
+            </w:rPr>
+          </w:rPrChange>
         </w:rPr>
         <w:t>v</w:t>
       </w:r>
       <w:r>
         <w:rPr>
-          <w:lang w:val="en-US"/>
+          <w:rPrChange w:id="446" w:author="Volodymyr Bondariev" w:date="2026-08-20T12:55:00Z" w16du:dateUtc="2026-08-20T09:55:00Z">
+            <w:rPr>
+              <w:lang w:val="en-US"/>
+            </w:rPr>
+          </w:rPrChange>
         </w:rPr>
         <w:t xml:space="preserve"> – </w:t>
       </w:r>
       <w:r>
         <w:t xml:space="preserve">кінцевий об’єм газу під поршнем, </w:t>
       </w:r>
+      <w:proofErr w:type="spellStart"/>
       <w:r>
         <w:rPr>
           <w:i/>
           <w:iCs/>
-          <w:lang w:val="en-US"/>
+          <w:rPrChange w:id="447" w:author="Volodymyr Bondariev" w:date="2026-08-20T12:55:00Z" w16du:dateUtc="2026-08-20T09:55:00Z">
+            <w:rPr>
+              <w:i/>
+              <w:iCs/>
+              <w:lang w:val="en-US"/>
+            </w:rPr>
+          </w:rPrChange>
         </w:rPr>
         <w:t>time</w:t>
       </w:r>
-      <w:r>
-        <w:rPr>
-          <w:lang w:val="en-US"/>
+      <w:proofErr w:type="spellEnd"/>
+      <w:r>
+        <w:rPr>
+          <w:rPrChange w:id="448" w:author="Volodymyr Bondariev" w:date="2026-08-20T12:55:00Z" w16du:dateUtc="2026-08-20T09:55:00Z">
+            <w:rPr>
+              <w:lang w:val="en-US"/>
+            </w:rPr>
+          </w:rPrChange>
         </w:rPr>
         <w:t xml:space="preserve"> </w:t>
       </w:r>
       <w:r>
-        <w:t xml:space="preserve">– тривалість </w:t>
-      </w:r>
-      <w:r>
-        <w:t xml:space="preserve">процесу.  </w:t>
+        <w:t xml:space="preserve">– тривалість процесу.  </w:t>
       </w:r>
     </w:p>
     <w:p>
@@ -8322,13 +8683,21 @@
             </w:pPr>
             <w:r>
               <w:rPr>
-                <w:lang w:val="en-US"/>
+                <w:rPrChange w:id="449" w:author="Volodymyr Bondariev" w:date="2026-08-20T12:55:00Z" w16du:dateUtc="2026-08-20T09:55:00Z">
+                  <w:rPr>
+                    <w:lang w:val="en-US"/>
+                  </w:rPr>
+                </w:rPrChange>
               </w:rPr>
               <w:t>v</w:t>
             </w:r>
             <w:r>
               <w:rPr>
-                <w:lang w:val="en-US"/>
+                <w:rPrChange w:id="450" w:author="Volodymyr Bondariev" w:date="2026-08-20T12:55:00Z" w16du:dateUtc="2026-08-20T09:55:00Z">
+                  <w:rPr>
+                    <w:lang w:val="en-US"/>
+                  </w:rPr>
+                </w:rPrChange>
               </w:rPr>
               <w:t xml:space="preserve"> – </w:t>
             </w:r>
@@ -8343,15 +8712,21 @@
             <w:pPr>
               <w:ind w:firstLine="0"/>
             </w:pPr>
+            <w:proofErr w:type="spellStart"/>
             <w:r>
               <w:t>n</w:t>
             </w:r>
             <w:r>
               <w:rPr>
-                <w:lang w:val="en-US"/>
+                <w:rPrChange w:id="451" w:author="Volodymyr Bondariev" w:date="2026-08-20T12:55:00Z" w16du:dateUtc="2026-08-20T09:55:00Z">
+                  <w:rPr>
+                    <w:lang w:val="en-US"/>
+                  </w:rPr>
+                </w:rPrChange>
               </w:rPr>
               <w:t>k</w:t>
             </w:r>
+            <w:proofErr w:type="spellEnd"/>
             <w:r>
               <w:t xml:space="preserve"> – кількість часток</w:t>
             </w:r>
@@ -8438,10 +8813,7 @@
               <w:t>m</w:t>
             </w:r>
             <w:r>
-              <w:t xml:space="preserve"> – маса вантажу</w:t>
-            </w:r>
-            <w:r>
-              <w:t xml:space="preserve"> </w:t>
+              <w:t xml:space="preserve"> – маса вантажу </w:t>
             </w:r>
             <w:r>
               <w:t xml:space="preserve"> </w:t>
@@ -8453,21 +8825,16 @@
             </w:pPr>
             <w:r>
               <w:rPr>
-                <w:lang w:val="en-US"/>
-              </w:rPr>
-              <w:t>v</w:t>
+                <w:rPrChange w:id="452" w:author="Volodymyr Bondariev" w:date="2026-08-20T12:55:00Z" w16du:dateUtc="2026-08-20T09:55:00Z">
+                  <w:rPr>
+                    <w:lang w:val="en-US"/>
+                  </w:rPr>
+                </w:rPrChange>
+              </w:rPr>
+              <w:t xml:space="preserve">v – </w:t>
             </w:r>
             <w:r>
-              <w:rPr>
-                <w:lang w:val="en-US"/>
-              </w:rPr>
-              <w:t xml:space="preserve"> – </w:t>
-            </w:r>
-            <w:r>
-              <w:t>кінцевий об’єм</w:t>
-            </w:r>
-            <w:r>
-              <w:t xml:space="preserve"> </w:t>
+              <w:t xml:space="preserve">кінцевий об’єм </w:t>
             </w:r>
           </w:p>
         </w:tc>
@@ -8649,13 +9016,7 @@
               <w:ind w:firstLine="0"/>
             </w:pPr>
             <w:r>
-              <w:t>m</w:t>
-            </w:r>
-            <w:r>
-              <w:t xml:space="preserve"> – маса вантажу</w:t>
-            </w:r>
-            <w:r>
-              <w:t xml:space="preserve">  </w:t>
+              <w:t xml:space="preserve">m – маса вантажу  </w:t>
             </w:r>
           </w:p>
           <w:p>
@@ -8664,21 +9025,16 @@
             </w:pPr>
             <w:r>
               <w:rPr>
-                <w:lang w:val="en-US"/>
-              </w:rPr>
-              <w:t>v</w:t>
+                <w:rPrChange w:id="453" w:author="Volodymyr Bondariev" w:date="2026-08-20T12:55:00Z" w16du:dateUtc="2026-08-20T09:55:00Z">
+                  <w:rPr>
+                    <w:lang w:val="en-US"/>
+                  </w:rPr>
+                </w:rPrChange>
+              </w:rPr>
+              <w:t xml:space="preserve">v – </w:t>
             </w:r>
             <w:r>
-              <w:rPr>
-                <w:lang w:val="en-US"/>
-              </w:rPr>
-              <w:t xml:space="preserve"> – </w:t>
-            </w:r>
-            <w:r>
-              <w:t>кінцевий об’єм</w:t>
-            </w:r>
-            <w:r>
-              <w:t xml:space="preserve"> </w:t>
+              <w:t xml:space="preserve">кінцевий об’єм </w:t>
             </w:r>
           </w:p>
         </w:tc>
@@ -8754,13 +9110,7 @@
               <w:ind w:firstLine="0"/>
             </w:pPr>
             <w:r>
-              <w:t>m</w:t>
-            </w:r>
-            <w:r>
-              <w:t xml:space="preserve"> – маса вантажу</w:t>
-            </w:r>
-            <w:r>
-              <w:t xml:space="preserve">  </w:t>
+              <w:t xml:space="preserve">m – маса вантажу  </w:t>
             </w:r>
           </w:p>
         </w:tc>
@@ -8840,15 +9190,13 @@
             </w:pPr>
             <w:r>
               <w:rPr>
-                <w:lang w:val="en-US"/>
-              </w:rPr>
-              <w:t>v</w:t>
-            </w:r>
-            <w:r>
-              <w:rPr>
-                <w:lang w:val="en-US"/>
-              </w:rPr>
-              <w:t xml:space="preserve"> – </w:t>
+                <w:rPrChange w:id="454" w:author="Volodymyr Bondariev" w:date="2026-08-20T12:55:00Z" w16du:dateUtc="2026-08-20T09:55:00Z">
+                  <w:rPr>
+                    <w:lang w:val="en-US"/>
+                  </w:rPr>
+                </w:rPrChange>
+              </w:rPr>
+              <w:t xml:space="preserve">v – </w:t>
             </w:r>
             <w:r>
               <w:t>кінцевий об’єм</w:t>
@@ -8930,13 +9278,7 @@
               <w:ind w:firstLine="0"/>
             </w:pPr>
             <w:r>
-              <w:t>m</w:t>
-            </w:r>
-            <w:r>
-              <w:t xml:space="preserve"> – маса вантажу</w:t>
-            </w:r>
-            <w:r>
-              <w:t xml:space="preserve">  </w:t>
+              <w:t xml:space="preserve">m – маса вантажу  </w:t>
             </w:r>
           </w:p>
         </w:tc>
@@ -9015,13 +9357,7 @@
               <w:ind w:firstLine="0"/>
             </w:pPr>
             <w:r>
-              <w:t>m</w:t>
-            </w:r>
-            <w:r>
-              <w:t xml:space="preserve"> – маса вантажу</w:t>
-            </w:r>
-            <w:r>
-              <w:t xml:space="preserve">  </w:t>
+              <w:t xml:space="preserve">m – маса вантажу  </w:t>
             </w:r>
           </w:p>
         </w:tc>
@@ -9049,10 +9385,7 @@
               <w:t>зохор</w:t>
             </w:r>
             <w:r>
-              <w:t>ичний</w:t>
-            </w:r>
-            <w:r>
-              <w:t xml:space="preserve"> процес (оборотний)</w:t>
+              <w:t>ичний процес (оборотний)</w:t>
             </w:r>
           </w:p>
         </w:tc>
@@ -9103,13 +9436,7 @@
               <w:ind w:firstLine="0"/>
             </w:pPr>
             <w:r>
-              <w:t>m</w:t>
-            </w:r>
-            <w:r>
-              <w:t xml:space="preserve"> – маса вантажу</w:t>
-            </w:r>
-            <w:r>
-              <w:t xml:space="preserve">  </w:t>
+              <w:t xml:space="preserve">m – маса вантажу  </w:t>
             </w:r>
           </w:p>
         </w:tc>
@@ -9317,7 +9644,11 @@
       <w:pPr>
         <w:ind w:firstLine="708"/>
         <w:rPr>
-          <w:lang w:val="en-US"/>
+          <w:rPrChange w:id="455" w:author="Volodymyr Bondariev" w:date="2026-08-20T12:55:00Z" w16du:dateUtc="2026-08-20T09:55:00Z">
+            <w:rPr>
+              <w:lang w:val="en-US"/>
+            </w:rPr>
+          </w:rPrChange>
         </w:rPr>
       </w:pPr>
     </w:p>

--- a/docs/Термодинамічні цикли.docx
+++ b/docs/Термодинамічні цикли.docx
@@ -72,396 +72,178 @@
     <w:p>
       <w:pPr>
         <w:rPr>
-          <w:moveFrom w:id="0" w:author="Volodymyr Bondariev" w:date="2026-08-18T17:57:00Z" w16du:dateUtc="2026-08-18T14:57:00Z"/>
           <w:b/>
           <w:bCs/>
         </w:rPr>
       </w:pPr>
-      <w:moveFromRangeStart w:id="1" w:author="Volodymyr Bondariev" w:date="2026-08-18T17:57:00Z" w:name="move237968258"/>
-      <w:moveFrom w:id="2" w:author="Volodymyr Bondariev" w:date="2026-08-18T17:57:00Z" w16du:dateUtc="2026-08-18T14:57:00Z">
-        <w:r>
-          <w:rPr>
-            <w:b/>
-            <w:bCs/>
-          </w:rPr>
-          <w:t>Цикли і процеси</w:t>
-        </w:r>
-      </w:moveFrom>
-    </w:p>
-    <w:p>
-      <w:pPr>
-        <w:rPr>
-          <w:moveFrom w:id="3" w:author="Volodymyr Bondariev" w:date="2026-08-18T17:57:00Z" w16du:dateUtc="2026-08-18T14:57:00Z"/>
-        </w:rPr>
-      </w:pPr>
-      <w:moveFrom w:id="4" w:author="Volodymyr Bondariev" w:date="2026-08-18T17:57:00Z" w16du:dateUtc="2026-08-18T14:57:00Z">
-        <w:r>
-          <w:t xml:space="preserve">Ті </w:t>
-        </w:r>
-        <w:r>
-          <w:t>явища</w:t>
-        </w:r>
-        <w:r>
-          <w:t>, які складають основу нашого життя, циклічні – щоб бути корисним, двигун повинен працювати довго</w:t>
-        </w:r>
-        <w:r>
-          <w:t>, а не робити лише один оберт</w:t>
-        </w:r>
-        <w:r>
-          <w:t>. В</w:t>
-        </w:r>
-        <w:r>
-          <w:t>тім в</w:t>
-        </w:r>
-        <w:r>
-          <w:t xml:space="preserve"> циклі мо</w:t>
-        </w:r>
-        <w:r>
-          <w:t xml:space="preserve">жна виділити окремі ділянки, коли параметри системи змінюються монотонно. Стратегія моделювання полягає в тому, що ми створимо моделі певної кількості таких ділянок, а вже з них </w:t>
-        </w:r>
-        <w:r>
-          <w:t>можна</w:t>
-        </w:r>
-        <w:r>
-          <w:t xml:space="preserve"> складати моделі циклів (далі будемо називати ділянки монотонної зміни параметрів процесами).  </w:t>
-        </w:r>
-      </w:moveFrom>
-    </w:p>
-    <w:moveFromRangeEnd w:id="1"/>
-    <w:p>
-      <w:pPr>
+      <w:r>
         <w:rPr>
           <w:b/>
           <w:bCs/>
         </w:rPr>
-      </w:pPr>
-      <w:r>
+        <w:t>Схема моделі</w:t>
+      </w:r>
+    </w:p>
+    <w:p>
+      <w:r>
+        <w:t xml:space="preserve">Для моделювання термодинамічних процесів </w:t>
+      </w:r>
+      <w:r>
+        <w:t>використаємо</w:t>
+      </w:r>
+      <w:r>
+        <w:t xml:space="preserve"> сосуд із поршнем, робоче тіло</w:t>
+      </w:r>
+      <w:r>
+        <w:t xml:space="preserve">, прилад для </w:t>
+      </w:r>
+      <w:r>
+        <w:t>нагріва</w:t>
+      </w:r>
+      <w:r>
+        <w:t>ння або</w:t>
+      </w:r>
+      <w:r>
+        <w:t xml:space="preserve"> охолодж</w:t>
+      </w:r>
+      <w:r>
+        <w:t>ення</w:t>
+      </w:r>
+      <w:r>
+        <w:t xml:space="preserve"> робочого тіла і </w:t>
+      </w:r>
+      <w:r>
+        <w:t>силу</w:t>
+      </w:r>
+      <w:r>
+        <w:t xml:space="preserve">, яка діє на поршень ззовні (рис 1). </w:t>
+      </w:r>
+    </w:p>
+    <w:p>
+      <w:r>
+        <w:t xml:space="preserve">Роль </w:t>
+      </w:r>
+      <w:r>
+        <w:t xml:space="preserve">робочого тіла </w:t>
+      </w:r>
+      <w:r>
+        <w:t>відіграє</w:t>
+      </w:r>
+      <w:r>
+        <w:t xml:space="preserve"> ідеальний газ – велик</w:t>
+      </w:r>
+      <w:r>
+        <w:t>а</w:t>
+      </w:r>
+      <w:r>
+        <w:t xml:space="preserve"> кількість малих за розміром і масою </w:t>
+      </w:r>
+      <w:r>
+        <w:t xml:space="preserve">абсолютно </w:t>
+      </w:r>
+      <w:r>
+        <w:t>твердих куль. Кулі рухаються за законами механіки, стикаються між собою, з</w:t>
+      </w:r>
+      <w:r>
+        <w:t xml:space="preserve"> нерухомими</w:t>
+      </w:r>
+      <w:r>
+        <w:t xml:space="preserve"> стінками сосуду і з </w:t>
+      </w:r>
+      <w:r>
+        <w:t xml:space="preserve">рухомим </w:t>
+      </w:r>
+      <w:r>
+        <w:t xml:space="preserve">поршнем і </w:t>
+      </w:r>
+      <w:r>
+        <w:t>таким чином</w:t>
+      </w:r>
+      <w:r>
+        <w:t xml:space="preserve"> спричиняють тиск. </w:t>
+      </w:r>
+    </w:p>
+    <w:p>
+      <w:r>
+        <w:t xml:space="preserve">Нагрівач и охолоджувач це «прилад», який займає прямокутну ділянку простору. Кожна частка газу, яка знаходиться в межах цієї ділянки, збільшує (нагрівання) або зменшує (охолодження) модуль своєї швидкості. Енергія, передана чи забрана від кожної частки робочого тіла, ретельно враховується приладом. </w:t>
+      </w:r>
+    </w:p>
+    <w:p>
+      <w:r>
+        <w:t xml:space="preserve">Джерелом зовнішньої сили буде вантаж, який </w:t>
+      </w:r>
+      <w:r>
+        <w:t xml:space="preserve">знаходиться </w:t>
+      </w:r>
+      <w:r>
+        <w:t>на поршні і завдяки «тяжінню» протидіє силі внутрішнього тиску.</w:t>
+      </w:r>
+    </w:p>
+    <w:p>
+      <w:r>
+        <w:t>Всі процеси розвиваються в дискретному часі.</w:t>
+      </w:r>
+    </w:p>
+    <w:p>
+      <w:r>
+        <w:t>Модельний простір двовимірний, це</w:t>
+      </w:r>
+      <w:r>
+        <w:t xml:space="preserve"> зменшує кількість ступенів свободи часток ідеального газу з 3 до 2 і </w:t>
+      </w:r>
+      <w:r>
+        <w:t>що враховується в</w:t>
+      </w:r>
+      <w:r>
+        <w:t xml:space="preserve"> газов</w:t>
+      </w:r>
+      <w:r>
+        <w:t>их</w:t>
+      </w:r>
+      <w:r>
+        <w:t xml:space="preserve"> закон</w:t>
+      </w:r>
+      <w:r>
+        <w:t>ах</w:t>
+      </w:r>
+      <w:r>
+        <w:t>, яким підкорюється модель.</w:t>
+      </w:r>
+    </w:p>
+    <w:p>
+      <w:pPr>
         <w:rPr>
           <w:b/>
           <w:bCs/>
         </w:rPr>
-        <w:t>Схема моделі</w:t>
-      </w:r>
-    </w:p>
-    <w:p>
-      <w:r>
-        <w:t xml:space="preserve">Для моделювання термодинамічних процесів </w:t>
-      </w:r>
-      <w:r>
-        <w:t>використаємо</w:t>
-      </w:r>
-      <w:r>
-        <w:t xml:space="preserve"> сосуд із поршнем, робоче тіло</w:t>
-      </w:r>
-      <w:r>
-        <w:t xml:space="preserve">, прилад для </w:t>
-      </w:r>
-      <w:r>
-        <w:t>нагріва</w:t>
-      </w:r>
-      <w:r>
-        <w:t>ння або</w:t>
-      </w:r>
-      <w:r>
-        <w:t xml:space="preserve"> охолодж</w:t>
-      </w:r>
-      <w:r>
-        <w:t>ення</w:t>
-      </w:r>
-      <w:r>
-        <w:t xml:space="preserve"> робочого тіла і </w:t>
-      </w:r>
-      <w:del w:id="5" w:author="Volodymyr Bondariev" w:date="2026-08-18T17:47:00Z" w16du:dateUtc="2026-08-18T14:47:00Z">
-        <w:r>
-          <w:delText>сила</w:delText>
-        </w:r>
-      </w:del>
-      <w:r>
-        <w:t>силу</w:t>
-      </w:r>
-      <w:r>
-        <w:t xml:space="preserve">, яка діє на поршень ззовні (рис 1). </w:t>
-      </w:r>
-    </w:p>
-    <w:p>
-      <w:r>
-        <w:t xml:space="preserve">Роль </w:t>
-      </w:r>
-      <w:r>
-        <w:t xml:space="preserve">робочого тіла </w:t>
-      </w:r>
-      <w:r>
-        <w:t>відіграє</w:t>
-      </w:r>
-      <w:r>
-        <w:t xml:space="preserve"> ідеальний газ – велик</w:t>
-      </w:r>
-      <w:r>
-        <w:t>а</w:t>
-      </w:r>
-      <w:r>
-        <w:t xml:space="preserve"> кількість малих за розміром і масою </w:t>
-      </w:r>
-      <w:r>
-        <w:t xml:space="preserve">абсолютно </w:t>
-      </w:r>
-      <w:r>
-        <w:t>твердих куль. Кулі рухаються за законами механіки, стикаються між собою, з</w:t>
-      </w:r>
-      <w:ins w:id="6" w:author="Volodymyr Bondariev" w:date="2026-08-18T17:50:00Z" w16du:dateUtc="2026-08-18T14:50:00Z">
-        <w:r>
-          <w:rPr>
-            <w:rPrChange w:id="7" w:author="Volodymyr Bondariev" w:date="2026-08-20T12:55:00Z" w16du:dateUtc="2026-08-20T09:55:00Z">
-              <w:rPr>
-                <w:lang w:val="en-US"/>
-              </w:rPr>
-            </w:rPrChange>
-          </w:rPr>
-          <w:t xml:space="preserve"> </w:t>
-        </w:r>
-        <w:r>
-          <w:t>нерухомими</w:t>
-        </w:r>
-      </w:ins>
-      <w:del w:id="8" w:author="Volodymyr Bondariev" w:date="2026-08-18T17:50:00Z" w16du:dateUtc="2026-08-18T14:50:00Z">
-        <w:r>
-          <w:delText>і</w:delText>
-        </w:r>
-      </w:del>
-      <w:r>
-        <w:t xml:space="preserve"> стінками сосуду і з </w:t>
-      </w:r>
-      <w:del w:id="9" w:author="Volodymyr Bondariev" w:date="2026-08-18T17:51:00Z" w16du:dateUtc="2026-08-18T14:51:00Z">
-        <w:r>
-          <w:delText xml:space="preserve">рухливим </w:delText>
-        </w:r>
-      </w:del>
-      <w:ins w:id="10" w:author="Volodymyr Bondariev" w:date="2026-08-18T17:51:00Z" w16du:dateUtc="2026-08-18T14:51:00Z">
-        <w:r>
-          <w:t xml:space="preserve">рухомим </w:t>
-        </w:r>
-      </w:ins>
-      <w:r>
-        <w:t xml:space="preserve">поршнем і </w:t>
-      </w:r>
-      <w:del w:id="11" w:author="Volodymyr Bondariev" w:date="2026-08-18T17:54:00Z" w16du:dateUtc="2026-08-18T14:54:00Z">
-        <w:r>
-          <w:delText>своїм рухом</w:delText>
-        </w:r>
-      </w:del>
-      <w:ins w:id="12" w:author="Volodymyr Bondariev" w:date="2026-08-18T17:54:00Z" w16du:dateUtc="2026-08-18T14:54:00Z">
-        <w:r>
-          <w:t>таким чином</w:t>
-        </w:r>
-      </w:ins>
-      <w:r>
-        <w:t xml:space="preserve"> спричиняють тиск. </w:t>
-      </w:r>
-    </w:p>
-    <w:p>
-      <w:r>
-        <w:t xml:space="preserve">Нагрівач и охолоджувач це «прилад», який займає прямокутну ділянку простору. Кожна частка газу, яка знаходиться в межах цієї ділянки, збільшує (нагрівання) або зменшує (охолодження) модуль своєї швидкості. Енергія, передана чи забрана від кожної частки робочого тіла, ретельно враховується приладом. </w:t>
-      </w:r>
-    </w:p>
-    <w:p>
-      <w:r>
-        <w:t xml:space="preserve">Джерелом зовнішньої сили буде вантаж, який </w:t>
-      </w:r>
-      <w:del w:id="13" w:author="Volodymyr Bondariev" w:date="2026-08-18T17:55:00Z" w16du:dateUtc="2026-08-18T14:55:00Z">
-        <w:r>
-          <w:delText xml:space="preserve">стоїть </w:delText>
-        </w:r>
-      </w:del>
-      <w:ins w:id="14" w:author="Volodymyr Bondariev" w:date="2026-08-18T17:55:00Z" w16du:dateUtc="2026-08-18T14:55:00Z">
-        <w:r>
-          <w:t xml:space="preserve">знаходиться </w:t>
-        </w:r>
-      </w:ins>
-      <w:r>
-        <w:t>на поршні і завдяки «тяжінню» протидіє силі внутрішнього тиску.</w:t>
-      </w:r>
-    </w:p>
-    <w:p>
-      <w:r>
-        <w:t>Всі процеси розвиваються в дискретному часі.</w:t>
-      </w:r>
-    </w:p>
-    <w:p>
-      <w:pPr>
-        <w:rPr>
-          <w:ins w:id="15" w:author="Volodymyr Bondariev" w:date="2026-08-18T17:57:00Z" w16du:dateUtc="2026-08-18T14:57:00Z"/>
-        </w:rPr>
-      </w:pPr>
-      <w:r>
-        <w:t>Модельний простір двовимірний, це</w:t>
-      </w:r>
-      <w:r>
-        <w:rPr>
-          <w:rPrChange w:id="16" w:author="Volodymyr Bondariev" w:date="2026-08-20T12:55:00Z" w16du:dateUtc="2026-08-20T09:55:00Z">
-            <w:rPr>
-              <w:lang w:val="en-US"/>
-            </w:rPr>
-          </w:rPrChange>
-        </w:rPr>
-        <w:t xml:space="preserve"> </w:t>
-      </w:r>
-      <w:r>
-        <w:t xml:space="preserve">зменшує кількість ступенів свободи часток ідеального газу з 3 до 2 і </w:t>
-      </w:r>
-      <w:del w:id="17" w:author="Volodymyr Bondariev" w:date="2026-08-18T17:56:00Z" w16du:dateUtc="2026-08-18T14:56:00Z">
-        <w:r>
-          <w:delText>не впливає на інші</w:delText>
-        </w:r>
-      </w:del>
-      <w:ins w:id="18" w:author="Volodymyr Bondariev" w:date="2026-08-18T17:56:00Z" w16du:dateUtc="2026-08-18T14:56:00Z">
-        <w:r>
-          <w:t>що враховується в</w:t>
-        </w:r>
-      </w:ins>
-      <w:r>
-        <w:t xml:space="preserve"> газов</w:t>
-      </w:r>
-      <w:ins w:id="19" w:author="Volodymyr Bondariev" w:date="2026-08-18T17:56:00Z" w16du:dateUtc="2026-08-18T14:56:00Z">
-        <w:r>
-          <w:t>их</w:t>
-        </w:r>
-      </w:ins>
-      <w:del w:id="20" w:author="Volodymyr Bondariev" w:date="2026-08-18T17:56:00Z" w16du:dateUtc="2026-08-18T14:56:00Z">
-        <w:r>
-          <w:delText>і</w:delText>
-        </w:r>
-      </w:del>
-      <w:r>
-        <w:t xml:space="preserve"> закон</w:t>
-      </w:r>
-      <w:ins w:id="21" w:author="Volodymyr Bondariev" w:date="2026-08-18T17:57:00Z" w16du:dateUtc="2026-08-18T14:57:00Z">
-        <w:r>
-          <w:t>ах</w:t>
-        </w:r>
-      </w:ins>
-      <w:del w:id="22" w:author="Volodymyr Bondariev" w:date="2026-08-18T17:57:00Z" w16du:dateUtc="2026-08-18T14:57:00Z">
-        <w:r>
-          <w:delText>и</w:delText>
-        </w:r>
-      </w:del>
-      <w:r>
-        <w:t>, яким підкорюється модель.</w:t>
-      </w:r>
-    </w:p>
-    <w:p>
-      <w:pPr>
-        <w:rPr>
-          <w:moveTo w:id="23" w:author="Volodymyr Bondariev" w:date="2026-08-18T17:57:00Z" w16du:dateUtc="2026-08-18T14:57:00Z"/>
+      </w:pPr>
+      <w:r>
+        <w:rPr>
           <w:b/>
           <w:bCs/>
         </w:rPr>
-      </w:pPr>
-      <w:moveToRangeStart w:id="24" w:author="Volodymyr Bondariev" w:date="2026-08-18T17:57:00Z" w:name="move237968258"/>
-      <w:moveTo w:id="25" w:author="Volodymyr Bondariev" w:date="2026-08-18T17:57:00Z" w16du:dateUtc="2026-08-18T14:57:00Z">
-        <w:r>
-          <w:rPr>
-            <w:b/>
-            <w:bCs/>
-          </w:rPr>
-          <w:t>Цикли і процеси</w:t>
-        </w:r>
-      </w:moveTo>
+        <w:t>Цикли і процеси</w:t>
+      </w:r>
     </w:p>
     <w:p>
       <w:pPr>
         <w:ind w:firstLine="708"/>
-        <w:rPr>
-          <w:del w:id="26" w:author="Volodymyr Bondariev" w:date="2026-08-18T17:57:00Z" w16du:dateUtc="2026-08-18T14:57:00Z"/>
-          <w:moveTo w:id="27" w:author="Volodymyr Bondariev" w:date="2026-08-18T17:57:00Z" w16du:dateUtc="2026-08-18T14:57:00Z"/>
-        </w:rPr>
-        <w:pPrChange w:id="28" w:author="Volodymyr Bondariev" w:date="2026-08-18T17:57:00Z" w16du:dateUtc="2026-08-18T14:57:00Z">
-          <w:pPr/>
-        </w:pPrChange>
-      </w:pPr>
-      <w:ins w:id="29" w:author="Volodymyr Bondariev" w:date="2026-08-18T17:58:00Z" w16du:dateUtc="2026-08-18T14:58:00Z">
-        <w:r>
-          <w:t>Більшість я</w:t>
-        </w:r>
-      </w:ins>
-      <w:moveTo w:id="30" w:author="Volodymyr Bondariev" w:date="2026-08-18T17:57:00Z" w16du:dateUtc="2026-08-18T14:57:00Z">
-        <w:del w:id="31" w:author="Volodymyr Bondariev" w:date="2026-08-18T17:57:00Z" w16du:dateUtc="2026-08-18T14:57:00Z">
-          <w:r>
-            <w:delText>Ті я</w:delText>
-          </w:r>
-        </w:del>
-        <w:r>
-          <w:t>вищ</w:t>
-        </w:r>
-        <w:del w:id="32" w:author="Volodymyr Bondariev" w:date="2026-08-18T17:58:00Z" w16du:dateUtc="2026-08-18T14:58:00Z">
-          <w:r>
-            <w:delText>а</w:delText>
-          </w:r>
-        </w:del>
-        <w:r>
-          <w:t>, які складають основу нашого життя, циклічні – щоб бути корисним, двигун повинен працювати довго, а не робити лише один оберт. Втім в циклі можна виділити окремі ділянки, коли параметри системи змінюються монотонно. Стратегія моделювання полягає в тому, що</w:t>
-        </w:r>
-      </w:moveTo>
-      <w:ins w:id="33" w:author="Volodymyr Bondariev" w:date="2026-08-18T19:48:00Z" w16du:dateUtc="2026-08-18T16:48:00Z">
-        <w:r>
-          <w:t>б</w:t>
-        </w:r>
-      </w:ins>
-      <w:moveTo w:id="34" w:author="Volodymyr Bondariev" w:date="2026-08-18T17:57:00Z" w16du:dateUtc="2026-08-18T14:57:00Z">
-        <w:r>
-          <w:t xml:space="preserve"> </w:t>
-        </w:r>
-        <w:del w:id="35" w:author="Volodymyr Bondariev" w:date="2026-08-18T19:49:00Z" w16du:dateUtc="2026-08-18T16:49:00Z">
-          <w:r>
-            <w:delText xml:space="preserve">ми </w:delText>
-          </w:r>
-        </w:del>
-        <w:r>
-          <w:t xml:space="preserve">створимо моделі певної кількості таких ділянок, а вже з них можна складати </w:t>
-        </w:r>
-        <w:del w:id="36" w:author="Volodymyr Bondariev" w:date="2026-08-18T19:49:00Z" w16du:dateUtc="2026-08-18T16:49:00Z">
-          <w:r>
-            <w:delText xml:space="preserve">моделі </w:delText>
-          </w:r>
-        </w:del>
-        <w:r>
-          <w:t>цикл</w:t>
-        </w:r>
-        <w:del w:id="37" w:author="Volodymyr Bondariev" w:date="2026-08-18T19:49:00Z" w16du:dateUtc="2026-08-18T16:49:00Z">
-          <w:r>
-            <w:delText>ів</w:delText>
-          </w:r>
-        </w:del>
-      </w:moveTo>
-      <w:ins w:id="38" w:author="Volodymyr Bondariev" w:date="2026-08-18T19:49:00Z" w16du:dateUtc="2026-08-18T16:49:00Z">
-        <w:r>
-          <w:t>и</w:t>
-        </w:r>
-      </w:ins>
-      <w:moveTo w:id="39" w:author="Volodymyr Bondariev" w:date="2026-08-18T17:57:00Z" w16du:dateUtc="2026-08-18T14:57:00Z">
-        <w:r>
-          <w:t xml:space="preserve"> (далі будемо називати ділянки монотонної зміни параметрів процесами).  </w:t>
-        </w:r>
-      </w:moveTo>
-    </w:p>
-    <w:moveToRangeEnd w:id="24"/>
-    <w:p>
-      <w:pPr>
-        <w:ind w:firstLine="708"/>
-        <w:rPr>
-          <w:del w:id="40" w:author="Volodymyr Bondariev" w:date="2026-08-18T17:57:00Z" w16du:dateUtc="2026-08-18T14:57:00Z"/>
-        </w:rPr>
-        <w:pPrChange w:id="41" w:author="Volodymyr Bondariev" w:date="2026-08-18T17:57:00Z" w16du:dateUtc="2026-08-18T14:57:00Z">
-          <w:pPr/>
-        </w:pPrChange>
-      </w:pPr>
-    </w:p>
-    <w:p>
-      <w:pPr>
-        <w:ind w:firstLine="708"/>
-        <w:pPrChange w:id="42" w:author="Volodymyr Bondariev" w:date="2026-08-18T17:57:00Z" w16du:dateUtc="2026-08-18T14:57:00Z">
-          <w:pPr/>
-        </w:pPrChange>
-      </w:pPr>
+      </w:pPr>
+      <w:r>
+        <w:t>Більшість явищ, які складають основу нашого життя, циклічні – щоб бути корисним, двигун повинен працювати довго, а не робити лише один оберт. Втім в циклі можна виділити окремі ділянки, коли параметри системи змінюються монотонно. Стратегія моделювання полягає в тому, що</w:t>
+      </w:r>
+      <w:r>
+        <w:t>б</w:t>
+      </w:r>
+      <w:r>
+        <w:t xml:space="preserve"> створимо моделі певної кількості таких ділянок, а вже з них можна складати цикл</w:t>
+      </w:r>
+      <w:r>
+        <w:t>и</w:t>
+      </w:r>
+      <w:r>
+        <w:t xml:space="preserve"> (далі будемо називати ділянки монотонної зміни параметрів процесами).  </w:t>
+      </w:r>
     </w:p>
     <w:p>
       <w:pPr>
@@ -590,29 +372,15 @@
       <w:r>
         <w:t xml:space="preserve">Загальний принцип моделювання процесу полягає в тому, що формулюється умова, за якої процес продовжується і визначається алгоритм </w:t>
       </w:r>
-      <w:del w:id="43" w:author="Volodymyr Bondariev" w:date="2026-08-18T19:50:00Z" w16du:dateUtc="2026-08-18T16:50:00Z">
-        <w:r>
-          <w:delText>впливу на</w:delText>
-        </w:r>
-      </w:del>
-      <w:ins w:id="44" w:author="Volodymyr Bondariev" w:date="2026-08-18T19:50:00Z" w16du:dateUtc="2026-08-18T16:50:00Z">
-        <w:r>
-          <w:t>зміни</w:t>
-        </w:r>
-      </w:ins>
+      <w:r>
+        <w:t>зміни</w:t>
+      </w:r>
       <w:r>
         <w:t xml:space="preserve"> </w:t>
       </w:r>
-      <w:del w:id="45" w:author="Volodymyr Bondariev" w:date="2026-08-18T19:50:00Z" w16du:dateUtc="2026-08-18T16:50:00Z">
-        <w:r>
-          <w:delText xml:space="preserve">параметри </w:delText>
-        </w:r>
-      </w:del>
-      <w:ins w:id="46" w:author="Volodymyr Bondariev" w:date="2026-08-18T19:50:00Z" w16du:dateUtc="2026-08-18T16:50:00Z">
-        <w:r>
-          <w:t xml:space="preserve">параметрів </w:t>
-        </w:r>
-      </w:ins>
+      <w:r>
+        <w:t xml:space="preserve">параметрів </w:t>
+      </w:r>
       <w:r>
         <w:t xml:space="preserve">моделі в </w:t>
       </w:r>
@@ -628,16 +396,9 @@
       <w:r>
         <w:t xml:space="preserve">, а </w:t>
       </w:r>
-      <w:del w:id="47" w:author="Volodymyr Bondariev" w:date="2026-08-18T19:51:00Z" w16du:dateUtc="2026-08-18T16:51:00Z">
-        <w:r>
-          <w:delText>вплив на параметри</w:delText>
-        </w:r>
-      </w:del>
-      <w:ins w:id="48" w:author="Volodymyr Bondariev" w:date="2026-08-18T19:51:00Z" w16du:dateUtc="2026-08-18T16:51:00Z">
-        <w:r>
-          <w:t xml:space="preserve"> алгоритм зміни параметрів</w:t>
-        </w:r>
-      </w:ins>
+      <w:r>
+        <w:t xml:space="preserve"> алгоритм зміни параметрів</w:t>
+      </w:r>
       <w:r>
         <w:t xml:space="preserve"> словом</w:t>
       </w:r>
@@ -768,140 +529,72 @@
       </w:r>
     </w:p>
     <w:p>
-      <w:ins w:id="49" w:author="Volodymyr Bondariev" w:date="2026-08-18T19:52:00Z" w16du:dateUtc="2026-08-18T16:52:00Z">
-        <w:r>
-          <w:t>Алгоритм зміни параметрів</w:t>
-        </w:r>
-      </w:ins>
-      <w:del w:id="50" w:author="Volodymyr Bondariev" w:date="2026-08-18T19:52:00Z" w16du:dateUtc="2026-08-18T16:52:00Z">
-        <w:r>
-          <w:delText xml:space="preserve">Для впливу </w:delText>
-        </w:r>
-        <w:r>
-          <w:delText>на процес</w:delText>
-        </w:r>
-      </w:del>
+      <w:r>
+        <w:t>Алгоритм зміни параметрів</w:t>
+      </w:r>
       <w:r>
         <w:t xml:space="preserve"> </w:t>
       </w:r>
       <w:r>
         <w:t>(ді</w:t>
       </w:r>
-      <w:ins w:id="51" w:author="Volodymyr Bondariev" w:date="2026-08-18T19:52:00Z" w16du:dateUtc="2026-08-18T16:52:00Z">
-        <w:r>
-          <w:t>я</w:t>
-        </w:r>
-      </w:ins>
-      <w:del w:id="52" w:author="Volodymyr Bondariev" w:date="2026-08-18T19:52:00Z" w16du:dateUtc="2026-08-18T16:52:00Z">
-        <w:r>
-          <w:delText>ї</w:delText>
-        </w:r>
-      </w:del>
+      <w:r>
+        <w:t>я</w:t>
+      </w:r>
       <w:r>
         <w:t xml:space="preserve">) </w:t>
       </w:r>
       <w:r>
         <w:t>мож</w:t>
       </w:r>
-      <w:ins w:id="53" w:author="Volodymyr Bondariev" w:date="2026-08-18T19:53:00Z" w16du:dateUtc="2026-08-18T16:53:00Z">
-        <w:r>
-          <w:t>е працювати з</w:t>
-        </w:r>
-      </w:ins>
-      <w:del w:id="54" w:author="Volodymyr Bondariev" w:date="2026-08-18T19:52:00Z" w16du:dateUtc="2026-08-18T16:52:00Z">
-        <w:r>
-          <w:delText>на</w:delText>
-        </w:r>
-      </w:del>
-      <w:del w:id="55" w:author="Volodymyr Bondariev" w:date="2026-08-18T19:53:00Z" w16du:dateUtc="2026-08-18T16:53:00Z">
-        <w:r>
-          <w:delText xml:space="preserve"> обирати</w:delText>
-        </w:r>
-      </w:del>
+      <w:r>
+        <w:t>е працювати з</w:t>
+      </w:r>
       <w:r>
         <w:t xml:space="preserve"> будь-як</w:t>
       </w:r>
-      <w:ins w:id="56" w:author="Volodymyr Bondariev" w:date="2026-08-18T19:53:00Z" w16du:dateUtc="2026-08-18T16:53:00Z">
-        <w:r>
-          <w:t>ими</w:t>
-        </w:r>
-      </w:ins>
-      <w:del w:id="57" w:author="Volodymyr Bondariev" w:date="2026-08-18T19:53:00Z" w16du:dateUtc="2026-08-18T16:53:00Z">
-        <w:r>
-          <w:delText>і</w:delText>
-        </w:r>
-      </w:del>
+      <w:r>
+        <w:t>ими</w:t>
+      </w:r>
       <w:r>
         <w:t xml:space="preserve"> параметр</w:t>
       </w:r>
-      <w:ins w:id="58" w:author="Volodymyr Bondariev" w:date="2026-08-18T19:53:00Z" w16du:dateUtc="2026-08-18T16:53:00Z">
-        <w:r>
-          <w:t>ам</w:t>
-        </w:r>
-      </w:ins>
+      <w:r>
+        <w:t>ам</w:t>
+      </w:r>
       <w:r>
         <w:t xml:space="preserve">и, незалежно від того, вважають їх змінними чи </w:t>
       </w:r>
-      <w:ins w:id="59" w:author="Volodymyr Bondariev" w:date="2026-08-18T19:53:00Z" w16du:dateUtc="2026-08-18T16:53:00Z">
-        <w:r>
-          <w:t>стали</w:t>
-        </w:r>
-      </w:ins>
-      <w:del w:id="60" w:author="Volodymyr Bondariev" w:date="2026-08-18T19:53:00Z" w16du:dateUtc="2026-08-18T16:53:00Z">
-        <w:r>
-          <w:delText>константа</w:delText>
-        </w:r>
-      </w:del>
+      <w:r>
+        <w:t>стали</w:t>
+      </w:r>
       <w:r>
         <w:t xml:space="preserve">ми в певному процесі. Втім безпосередня зміна об’єму шляхом </w:t>
       </w:r>
-      <w:ins w:id="61" w:author="Volodymyr Bondariev" w:date="2026-08-18T19:55:00Z" w16du:dateUtc="2026-08-18T16:55:00Z">
-        <w:r>
-          <w:t xml:space="preserve">вимушеного </w:t>
-        </w:r>
-      </w:ins>
+      <w:r>
+        <w:t xml:space="preserve">вимушеного </w:t>
+      </w:r>
       <w:r>
         <w:t>зсуву поршню</w:t>
       </w:r>
       <w:r>
         <w:t xml:space="preserve"> в даній моделі провокує довготривалі перехідні процеси, тому зазвичай будемо </w:t>
       </w:r>
-      <w:del w:id="62" w:author="Volodymyr Bondariev" w:date="2026-08-18T19:56:00Z" w16du:dateUtc="2026-08-18T16:56:00Z">
-        <w:r>
-          <w:delText xml:space="preserve">користуватися </w:delText>
-        </w:r>
-      </w:del>
-      <w:ins w:id="63" w:author="Volodymyr Bondariev" w:date="2026-08-18T19:56:00Z" w16du:dateUtc="2026-08-18T16:56:00Z">
-        <w:r>
-          <w:t xml:space="preserve">змінювати </w:t>
-        </w:r>
-      </w:ins>
+      <w:r>
+        <w:t xml:space="preserve">змінювати </w:t>
+      </w:r>
       <w:r>
         <w:t>температур</w:t>
       </w:r>
-      <w:ins w:id="64" w:author="Volodymyr Bondariev" w:date="2026-08-18T19:56:00Z" w16du:dateUtc="2026-08-18T16:56:00Z">
-        <w:r>
-          <w:t>у</w:t>
-        </w:r>
-      </w:ins>
-      <w:del w:id="65" w:author="Volodymyr Bondariev" w:date="2026-08-18T19:56:00Z" w16du:dateUtc="2026-08-18T16:56:00Z">
-        <w:r>
-          <w:delText>ою</w:delText>
-        </w:r>
-      </w:del>
+      <w:r>
+        <w:t>у</w:t>
+      </w:r>
       <w:r>
         <w:t xml:space="preserve"> (через</w:t>
       </w:r>
-      <w:ins w:id="66" w:author="Volodymyr Bondariev" w:date="2026-08-18T19:56:00Z" w16du:dateUtc="2026-08-18T16:56:00Z">
-        <w:r>
-          <w:t xml:space="preserve"> кінетичну енергію</w:t>
-        </w:r>
-      </w:ins>
-      <w:del w:id="67" w:author="Volodymyr Bondariev" w:date="2026-08-18T19:56:00Z" w16du:dateUtc="2026-08-18T16:56:00Z">
-        <w:r>
-          <w:delText xml:space="preserve"> швидкість</w:delText>
-        </w:r>
-      </w:del>
+      <w:r>
+        <w:t xml:space="preserve"> кінетичну енергію</w:t>
+      </w:r>
       <w:r>
         <w:t xml:space="preserve"> часток) и </w:t>
       </w:r>
@@ -910,11 +603,6 @@
         <w:t>тиско</w:t>
       </w:r>
       <w:proofErr w:type="spellEnd"/>
-      <w:del w:id="68" w:author="Volodymyr Bondariev" w:date="2026-08-18T19:56:00Z" w16du:dateUtc="2026-08-18T16:56:00Z">
-        <w:r>
-          <w:delText>м</w:delText>
-        </w:r>
-      </w:del>
       <w:r>
         <w:t xml:space="preserve"> (через навантаження на поршень).</w:t>
       </w:r>
@@ -958,44 +646,15 @@
       <w:r>
         <w:t xml:space="preserve">З самого визначення квазістатичного процесу витікає неможливість його відтворення в </w:t>
       </w:r>
-      <w:del w:id="69" w:author="Volodymyr Bondariev" w:date="2026-08-18T19:57:00Z" w16du:dateUtc="2026-08-18T16:57:00Z">
-        <w:r>
-          <w:delText>цифровій моделі</w:delText>
-        </w:r>
-      </w:del>
-      <w:ins w:id="70" w:author="Volodymyr Bondariev" w:date="2026-08-18T19:57:00Z" w16du:dateUtc="2026-08-18T16:57:00Z">
-        <w:r>
-          <w:t>реаль</w:t>
-        </w:r>
-      </w:ins>
-      <w:ins w:id="71" w:author="Volodymyr Bondariev" w:date="2026-08-18T19:58:00Z" w16du:dateUtc="2026-08-18T16:58:00Z">
-        <w:r>
-          <w:t>ності</w:t>
-        </w:r>
-      </w:ins>
+      <w:r>
+        <w:t>реальності</w:t>
+      </w:r>
       <w:r>
         <w:t xml:space="preserve">, але можна наблизитися  до того, змінюючи параметри системи малими порціями. Чим менші ті порції, тим ближче до ідеалу, але тут є </w:t>
       </w:r>
-      <w:del w:id="72" w:author="Volodymyr Bondariev" w:date="2026-08-18T19:58:00Z" w16du:dateUtc="2026-08-18T16:58:00Z">
-        <w:r>
-          <w:delText xml:space="preserve">інше </w:delText>
-        </w:r>
-      </w:del>
-      <w:ins w:id="73" w:author="Volodymyr Bondariev" w:date="2026-08-18T19:58:00Z" w16du:dateUtc="2026-08-18T16:58:00Z">
-        <w:r>
-          <w:t xml:space="preserve">інша </w:t>
-        </w:r>
-      </w:ins>
-      <w:del w:id="74" w:author="Volodymyr Bondariev" w:date="2026-08-18T19:59:00Z" w16du:dateUtc="2026-08-18T16:59:00Z">
-        <w:r>
-          <w:delText>обмеження</w:delText>
-        </w:r>
-      </w:del>
-      <w:ins w:id="75" w:author="Volodymyr Bondariev" w:date="2026-08-18T19:59:00Z" w16du:dateUtc="2026-08-18T16:59:00Z">
-        <w:r>
-          <w:t>проблема</w:t>
-        </w:r>
-      </w:ins>
+      <w:r>
+        <w:t>інша проблема</w:t>
+      </w:r>
       <w:r>
         <w:t xml:space="preserve">. Якщо зміни моделі відбуваються занадто повільно, вона втрачає свою навчальну цінність, бо спостерігати </w:t>
       </w:r>
@@ -1005,11 +664,9 @@
       <w:r>
         <w:t xml:space="preserve"> просто не цікаво.</w:t>
       </w:r>
-      <w:ins w:id="76" w:author="Volodymyr Bondariev" w:date="2026-08-18T19:59:00Z" w16du:dateUtc="2026-08-18T16:59:00Z">
-        <w:r>
-          <w:t xml:space="preserve"> </w:t>
-        </w:r>
-      </w:ins>
+      <w:r>
+        <w:t xml:space="preserve"> </w:t>
+      </w:r>
     </w:p>
     <w:p>
       <w:pPr>
@@ -1045,16 +702,9 @@
       <w:r>
         <w:t xml:space="preserve">, </w:t>
       </w:r>
-      <w:del w:id="77" w:author="Volodymyr Bondariev" w:date="2026-08-18T20:00:00Z" w16du:dateUtc="2026-08-18T17:00:00Z">
-        <w:r>
-          <w:delText>в даному випадку</w:delText>
-        </w:r>
-      </w:del>
-      <w:ins w:id="78" w:author="Volodymyr Bondariev" w:date="2026-08-18T20:00:00Z" w16du:dateUtc="2026-08-18T17:00:00Z">
-        <w:r>
-          <w:t>наразі</w:t>
-        </w:r>
-      </w:ins>
+      <w:r>
+        <w:t>наразі</w:t>
+      </w:r>
       <w:r>
         <w:t xml:space="preserve"> </w:t>
       </w:r>
@@ -1067,14 +717,6 @@
       <w:r>
         <w:t>осягн</w:t>
       </w:r>
-      <w:del w:id="79" w:author="Volodymyr Bondariev" w:date="2026-08-18T20:00:00Z" w16du:dateUtc="2026-08-18T17:00:00Z">
-        <w:r>
-          <w:delText>е</w:delText>
-        </w:r>
-        <w:r>
-          <w:delText>н</w:delText>
-        </w:r>
-      </w:del>
       <w:r>
         <w:t>е</w:t>
       </w:r>
@@ -1093,40 +735,11 @@
       <w:r>
         <w:t xml:space="preserve">, газ </w:t>
       </w:r>
-      <w:del w:id="80" w:author="Volodymyr Bondariev" w:date="2026-08-18T20:00:00Z" w16du:dateUtc="2026-08-18T17:00:00Z">
-        <w:r>
-          <w:delText>буд</w:delText>
-        </w:r>
-        <w:r>
-          <w:delText>е</w:delText>
-        </w:r>
-        <w:r>
-          <w:delText xml:space="preserve"> </w:delText>
-        </w:r>
-      </w:del>
-      <w:ins w:id="81" w:author="Volodymyr Bondariev" w:date="2026-08-18T20:00:00Z" w16du:dateUtc="2026-08-18T17:00:00Z">
-        <w:r>
-          <w:t xml:space="preserve">будуть </w:t>
-        </w:r>
-      </w:ins>
-      <w:r>
-        <w:t>стискати</w:t>
-      </w:r>
-      <w:del w:id="82" w:author="Volodymyr Bondariev" w:date="2026-08-18T20:01:00Z" w16du:dateUtc="2026-08-18T17:01:00Z">
-        <w:r>
-          <w:delText>ся</w:delText>
-        </w:r>
-      </w:del>
-      <w:r>
-        <w:t>, якщо менша, розширювати</w:t>
-      </w:r>
-      <w:del w:id="83" w:author="Volodymyr Bondariev" w:date="2026-08-18T20:01:00Z" w16du:dateUtc="2026-08-18T17:01:00Z">
-        <w:r>
-          <w:delText>ся</w:delText>
-        </w:r>
-      </w:del>
-      <w:r>
-        <w:t>.</w:t>
+      <w:r>
+        <w:t xml:space="preserve">будуть </w:t>
+      </w:r>
+      <w:r>
+        <w:t>стискати, якщо менша, розширювати.</w:t>
       </w:r>
       <w:r>
         <w:t xml:space="preserve"> </w:t>
@@ -1136,11 +749,9 @@
       <w:r>
         <w:t xml:space="preserve">Стискання і розширення є симетричними процесами, тому тут і далі будемо розглядати лише </w:t>
       </w:r>
-      <w:ins w:id="84" w:author="Volodymyr Bondariev" w:date="2026-08-18T20:01:00Z" w16du:dateUtc="2026-08-18T17:01:00Z">
-        <w:r>
-          <w:t xml:space="preserve">один з них, а саме, </w:t>
-        </w:r>
-      </w:ins>
+      <w:r>
+        <w:t xml:space="preserve">один з них, а саме, </w:t>
+      </w:r>
       <w:r>
         <w:t>розширення.</w:t>
       </w:r>
@@ -1471,16 +1082,9 @@
       <w:r>
         <w:t xml:space="preserve">. В кінцевих </w:t>
       </w:r>
-      <w:ins w:id="85" w:author="Volodymyr Bondariev" w:date="2026-08-18T20:04:00Z" w16du:dateUtc="2026-08-18T17:04:00Z">
-        <w:r>
-          <w:t>різниц</w:t>
-        </w:r>
-      </w:ins>
-      <w:del w:id="86" w:author="Volodymyr Bondariev" w:date="2026-08-18T20:04:00Z" w16du:dateUtc="2026-08-18T17:04:00Z">
-        <w:r>
-          <w:delText>відмінност</w:delText>
-        </w:r>
-      </w:del>
+      <w:r>
+        <w:t>різниц</w:t>
+      </w:r>
       <w:r>
         <w:t xml:space="preserve">ях це </w:t>
       </w:r>
@@ -1577,14 +1181,14 @@
               </m:r>
             </m:sup>
           </m:sSup>
-          <w:bookmarkStart w:id="87" w:name="_Hlk236738160"/>
+          <w:bookmarkStart w:id="0" w:name="_Hlk236738160"/>
           <m:r>
             <w:rPr>
               <w:rFonts w:ascii="Cambria Math" w:hAnsi="Cambria Math"/>
             </w:rPr>
             <m:t xml:space="preserve">≈P </m:t>
           </m:r>
-          <w:bookmarkEnd w:id="87"/>
+          <w:bookmarkEnd w:id="0"/>
           <m:d>
             <m:dPr>
               <m:ctrlPr>
@@ -1743,33 +1347,16 @@
       <w:r>
         <w:t>дел</w:t>
       </w:r>
-      <w:ins w:id="88" w:author="Volodymyr Bondariev" w:date="2026-08-18T20:05:00Z" w16du:dateUtc="2026-08-18T17:05:00Z">
-        <w:r>
-          <w:t>і</w:t>
-        </w:r>
-      </w:ins>
+      <w:r>
+        <w:t>і</w:t>
+      </w:r>
       <w:proofErr w:type="spellEnd"/>
-      <w:del w:id="89" w:author="Volodymyr Bondariev" w:date="2026-08-18T20:05:00Z" w16du:dateUtc="2026-08-18T17:05:00Z">
-        <w:r>
-          <w:delText>і</w:delText>
-        </w:r>
-      </w:del>
       <w:r>
         <w:t xml:space="preserve"> завжди вважається одиничним і тому </w:t>
       </w:r>
-      <w:del w:id="90" w:author="Volodymyr Bondariev" w:date="2026-08-18T20:06:00Z" w16du:dateUtc="2026-08-18T17:06:00Z">
-        <w:r>
-          <w:delText>іноді</w:delText>
-        </w:r>
-        <w:r>
-          <w:delText xml:space="preserve"> </w:delText>
-        </w:r>
-      </w:del>
-      <w:ins w:id="91" w:author="Volodymyr Bondariev" w:date="2026-08-18T20:06:00Z" w16du:dateUtc="2026-08-18T17:06:00Z">
-        <w:r>
-          <w:t xml:space="preserve">зазвичай </w:t>
-        </w:r>
-      </w:ins>
+      <w:r>
+        <w:t xml:space="preserve">зазвичай </w:t>
+      </w:r>
       <w:r>
         <w:t xml:space="preserve">буде </w:t>
       </w:r>
@@ -1828,11 +1415,6 @@
       </w:r>
     </w:p>
     <w:p>
-      <w:pPr>
-        <w:rPr>
-          <w:ins w:id="92" w:author="Volodymyr Bondariev" w:date="2026-08-19T15:20:00Z" w16du:dateUtc="2026-08-19T12:20:00Z"/>
-        </w:rPr>
-      </w:pPr>
       <m:oMathPara>
         <m:oMath>
           <m:sSup>
@@ -1955,24 +1537,12 @@
     </w:p>
     <w:p>
       <w:pPr>
-        <w:rPr>
-          <w:del w:id="93" w:author="Volodymyr Bondariev" w:date="2026-08-19T15:39:00Z" w16du:dateUtc="2026-08-19T12:39:00Z"/>
-        </w:rPr>
-      </w:pPr>
-      <w:ins w:id="94" w:author="Volodymyr Bondariev" w:date="2026-08-19T15:40:00Z" w16du:dateUtc="2026-08-19T12:40:00Z">
-        <w:r>
-          <w:lastRenderedPageBreak/>
-          <w:tab/>
-        </w:r>
-      </w:ins>
-    </w:p>
-    <w:p>
-      <w:pPr>
         <w:ind w:firstLine="0"/>
-        <w:rPr>
-          <w:ins w:id="95" w:author="Volodymyr Bondariev" w:date="2026-08-19T15:40:00Z" w16du:dateUtc="2026-08-19T12:40:00Z"/>
-        </w:rPr>
-      </w:pPr>
+      </w:pPr>
+      <w:r>
+        <w:lastRenderedPageBreak/>
+        <w:tab/>
+      </w:r>
       <w:r>
         <w:t xml:space="preserve">Формула (2) власне і є алгоритмом зміни параметрів моделі, а фактор </w:t>
       </w:r>
@@ -2050,31 +1620,10 @@
     <w:p>
       <w:pPr>
         <w:ind w:firstLine="708"/>
-        <w:rPr>
-          <w:del w:id="96" w:author="Volodymyr Bondariev" w:date="2026-08-19T15:41:00Z" w16du:dateUtc="2026-08-19T12:41:00Z"/>
-        </w:rPr>
-        <w:pPrChange w:id="97" w:author="Volodymyr Bondariev" w:date="2026-08-19T17:04:00Z" w16du:dateUtc="2026-08-19T14:04:00Z">
-          <w:pPr/>
-        </w:pPrChange>
-      </w:pPr>
-      <w:ins w:id="98" w:author="Volodymyr Bondariev" w:date="2026-08-19T15:40:00Z" w16du:dateUtc="2026-08-19T12:40:00Z">
-        <w:r>
-          <w:t>Бажана швидкість руху поршня виглядає доволі абстрактною для користувача, тому її краще замінити бажаною тривалістю процесу. Залежність тривалості від сталої швидкості вирахувати нескладно, просто зауважимо, що користувач буде встановлювати в дослідах тривалість процесу, а з неї буде обчислюватися швидкість руху поршня і все інше.</w:t>
-        </w:r>
-      </w:ins>
-    </w:p>
-    <w:p>
-      <w:pPr>
-        <w:ind w:firstLine="708"/>
-        <w:pPrChange w:id="99" w:author="Volodymyr Bondariev" w:date="2026-08-19T17:04:00Z" w16du:dateUtc="2026-08-19T14:04:00Z">
-          <w:pPr/>
-        </w:pPrChange>
-      </w:pPr>
-      <w:del w:id="100" w:author="Volodymyr Bondariev" w:date="2026-08-19T15:41:00Z" w16du:dateUtc="2026-08-19T12:41:00Z">
-        <w:r>
-          <w:delText xml:space="preserve"> </w:delText>
-        </w:r>
-      </w:del>
+      </w:pPr>
+      <w:r>
+        <w:t>Бажана швидкість руху поршня виглядає доволі абстрактною для користувача, тому її краще замінити бажаною тривалістю процесу. Залежність тривалості від сталої швидкості вирахувати нескладно, просто зауважимо, що користувач буде встановлювати в дослідах тривалість процесу, а з неї буде обчислюватися швидкість руху поршня і все інше.</w:t>
+      </w:r>
     </w:p>
     <w:p>
       <w:pPr>
@@ -2386,15 +1935,7 @@
         <w:t>змінює температуру опосередковано, через підвищення модуля швидкості кожної частки</w:t>
       </w:r>
       <w:r>
-        <w:t xml:space="preserve">. Залежність між температурою і </w:t>
-      </w:r>
-      <w:del w:id="101" w:author="Volodymyr Bondariev" w:date="2026-08-18T20:08:00Z" w16du:dateUtc="2026-08-18T17:08:00Z">
-        <w:r>
-          <w:delText xml:space="preserve">середньоквадратичною </w:delText>
-        </w:r>
-      </w:del>
-      <w:r>
-        <w:t>швидкістю часток квадратична</w:t>
+        <w:t>. Залежність між температурою і швидкістю часток квадратична</w:t>
       </w:r>
       <w:r>
         <w:t>,</w:t>
@@ -2490,9 +2031,6 @@
       <w:pPr>
         <w:ind w:firstLine="0"/>
         <w:jc w:val="center"/>
-        <w:rPr>
-          <w:ins w:id="102" w:author="Volodymyr Bondariev" w:date="2026-08-18T20:09:00Z" w16du:dateUtc="2026-08-18T17:09:00Z"/>
-        </w:rPr>
       </w:pPr>
       <m:oMathPara>
         <m:oMath>
@@ -2634,70 +2172,14 @@
     <w:p>
       <w:pPr>
         <w:ind w:firstLine="0"/>
-        <w:pPrChange w:id="103" w:author="Volodymyr Bondariev" w:date="2026-08-18T20:09:00Z" w16du:dateUtc="2026-08-18T17:09:00Z">
-          <w:pPr>
-            <w:ind w:firstLine="0"/>
-            <w:jc w:val="center"/>
-          </w:pPr>
-        </w:pPrChange>
-      </w:pPr>
-      <w:ins w:id="104" w:author="Volodymyr Bondariev" w:date="2026-08-18T20:10:00Z" w16du:dateUtc="2026-08-18T17:10:00Z">
-        <w:r>
-          <w:rPr>
-            <w:rPrChange w:id="105" w:author="Volodymyr Bondariev" w:date="2026-08-20T12:55:00Z" w16du:dateUtc="2026-08-20T09:55:00Z">
-              <w:rPr>
-                <w:lang w:val="en-US"/>
-              </w:rPr>
-            </w:rPrChange>
-          </w:rPr>
-          <w:t>v</w:t>
-        </w:r>
-        <w:r>
-          <w:t xml:space="preserve"> і </w:t>
-        </w:r>
-        <w:r>
-          <w:rPr>
-            <w:rPrChange w:id="106" w:author="Volodymyr Bondariev" w:date="2026-08-20T12:55:00Z" w16du:dateUtc="2026-08-20T09:55:00Z">
-              <w:rPr>
-                <w:lang w:val="en-US"/>
-              </w:rPr>
-            </w:rPrChange>
-          </w:rPr>
-          <w:t xml:space="preserve">v' </w:t>
-        </w:r>
-      </w:ins>
-      <w:ins w:id="107" w:author="Volodymyr Bondariev" w:date="2026-08-18T20:11:00Z" w16du:dateUtc="2026-08-18T17:11:00Z">
-        <w:r>
-          <w:t xml:space="preserve">в рівнянні (4) означають </w:t>
-        </w:r>
-      </w:ins>
-      <w:ins w:id="108" w:author="Volodymyr Bondariev" w:date="2026-08-18T20:13:00Z" w16du:dateUtc="2026-08-18T17:13:00Z">
-        <w:r>
-          <w:t xml:space="preserve">швидкість </w:t>
-        </w:r>
-      </w:ins>
-      <w:ins w:id="109" w:author="Volodymyr Bondariev" w:date="2026-08-18T20:14:00Z" w16du:dateUtc="2026-08-18T17:14:00Z">
-        <w:r>
-          <w:t xml:space="preserve">однієї </w:t>
-        </w:r>
-      </w:ins>
-      <w:ins w:id="110" w:author="Volodymyr Bondariev" w:date="2026-08-18T20:13:00Z" w16du:dateUtc="2026-08-18T17:13:00Z">
-        <w:r>
-          <w:t>частк</w:t>
-        </w:r>
-      </w:ins>
-      <w:ins w:id="111" w:author="Volodymyr Bondariev" w:date="2026-08-18T20:14:00Z" w16du:dateUtc="2026-08-18T17:14:00Z">
-        <w:r>
-          <w:t>и.</w:t>
-        </w:r>
-      </w:ins>
+      </w:pPr>
+      <w:r>
+        <w:t>v і v' в рівнянні (4) означають швидкість однієї частки.</w:t>
+      </w:r>
     </w:p>
     <w:p>
       <w:pPr>
         <w:ind w:firstLine="708"/>
-        <w:rPr>
-          <w:ins w:id="112" w:author="Volodymyr Bondariev" w:date="2026-08-18T20:08:00Z" w16du:dateUtc="2026-08-18T17:08:00Z"/>
-        </w:rPr>
       </w:pPr>
       <w:r>
         <w:t>Останнє рівняння і є основою керування ізобаричним процесом.</w:t>
@@ -2713,368 +2195,245 @@
         <w:ind w:firstLine="708"/>
         <w:rPr>
           <w:highlight w:val="yellow"/>
-          <w:rPrChange w:id="113" w:author="Volodymyr Bondariev" w:date="2026-08-20T12:55:00Z" w16du:dateUtc="2026-08-20T09:55:00Z">
-            <w:rPr/>
-          </w:rPrChange>
-        </w:rPr>
-      </w:pPr>
-      <w:r>
-        <w:rPr>
-          <w:highlight w:val="yellow"/>
-          <w:rPrChange w:id="114" w:author="Volodymyr Bondariev" w:date="2026-08-20T12:55:00Z" w16du:dateUtc="2026-08-20T09:55:00Z">
-            <w:rPr/>
-          </w:rPrChange>
+        </w:rPr>
+      </w:pPr>
+      <w:r>
+        <w:rPr>
+          <w:highlight w:val="yellow"/>
         </w:rPr>
         <w:t xml:space="preserve">Газ під поршнем поводиться як пружина, тому </w:t>
       </w:r>
       <w:r>
         <w:rPr>
           <w:highlight w:val="yellow"/>
-          <w:rPrChange w:id="115" w:author="Volodymyr Bondariev" w:date="2026-08-20T12:55:00Z" w16du:dateUtc="2026-08-20T09:55:00Z">
-            <w:rPr/>
-          </w:rPrChange>
         </w:rPr>
         <w:t xml:space="preserve">наша </w:t>
       </w:r>
       <w:r>
         <w:rPr>
           <w:highlight w:val="yellow"/>
-          <w:rPrChange w:id="116" w:author="Volodymyr Bondariev" w:date="2026-08-20T12:55:00Z" w16du:dateUtc="2026-08-20T09:55:00Z">
-            <w:rPr/>
-          </w:rPrChange>
         </w:rPr>
         <w:t>«</w:t>
       </w:r>
       <w:r>
         <w:rPr>
           <w:highlight w:val="yellow"/>
-          <w:rPrChange w:id="117" w:author="Volodymyr Bondariev" w:date="2026-08-20T12:55:00Z" w16du:dateUtc="2026-08-20T09:55:00Z">
-            <w:rPr/>
-          </w:rPrChange>
         </w:rPr>
         <w:t>лабораторна установка</w:t>
       </w:r>
       <w:r>
         <w:rPr>
           <w:highlight w:val="yellow"/>
-          <w:rPrChange w:id="118" w:author="Volodymyr Bondariev" w:date="2026-08-20T12:55:00Z" w16du:dateUtc="2026-08-20T09:55:00Z">
-            <w:rPr/>
-          </w:rPrChange>
         </w:rPr>
         <w:t>»</w:t>
       </w:r>
       <w:r>
         <w:rPr>
           <w:highlight w:val="yellow"/>
-          <w:rPrChange w:id="119" w:author="Volodymyr Bondariev" w:date="2026-08-20T12:55:00Z" w16du:dateUtc="2026-08-20T09:55:00Z">
-            <w:rPr/>
-          </w:rPrChange>
         </w:rPr>
         <w:t xml:space="preserve"> </w:t>
       </w:r>
       <w:r>
         <w:rPr>
           <w:highlight w:val="yellow"/>
-          <w:rPrChange w:id="120" w:author="Volodymyr Bondariev" w:date="2026-08-20T12:55:00Z" w16du:dateUtc="2026-08-20T09:55:00Z">
-            <w:rPr/>
-          </w:rPrChange>
         </w:rPr>
         <w:t>нагадує</w:t>
       </w:r>
       <w:r>
         <w:rPr>
           <w:highlight w:val="yellow"/>
-          <w:rPrChange w:id="121" w:author="Volodymyr Bondariev" w:date="2026-08-20T12:55:00Z" w16du:dateUtc="2026-08-20T09:55:00Z">
-            <w:rPr/>
-          </w:rPrChange>
         </w:rPr>
         <w:t xml:space="preserve"> пружинний маятник з власним періодом коливань</w:t>
       </w:r>
       <w:r>
         <w:rPr>
           <w:highlight w:val="yellow"/>
-          <w:rPrChange w:id="122" w:author="Volodymyr Bondariev" w:date="2026-08-20T12:55:00Z" w16du:dateUtc="2026-08-20T09:55:00Z">
-            <w:rPr/>
-          </w:rPrChange>
         </w:rPr>
         <w:t>.</w:t>
       </w:r>
       <w:r>
         <w:rPr>
           <w:highlight w:val="yellow"/>
-          <w:rPrChange w:id="123" w:author="Volodymyr Bondariev" w:date="2026-08-20T12:55:00Z" w16du:dateUtc="2026-08-20T09:55:00Z">
-            <w:rPr/>
-          </w:rPrChange>
         </w:rPr>
         <w:t xml:space="preserve"> </w:t>
       </w:r>
       <w:r>
         <w:rPr>
           <w:highlight w:val="yellow"/>
-          <w:rPrChange w:id="124" w:author="Volodymyr Bondariev" w:date="2026-08-20T12:55:00Z" w16du:dateUtc="2026-08-20T09:55:00Z">
-            <w:rPr/>
-          </w:rPrChange>
         </w:rPr>
         <w:t>П</w:t>
       </w:r>
       <w:r>
         <w:rPr>
           <w:highlight w:val="yellow"/>
-          <w:rPrChange w:id="125" w:author="Volodymyr Bondariev" w:date="2026-08-20T12:55:00Z" w16du:dateUtc="2026-08-20T09:55:00Z">
-            <w:rPr/>
-          </w:rPrChange>
         </w:rPr>
         <w:t>еріодичні дії на неї, в нашому випадку це ступінчасте підвищення температури</w:t>
       </w:r>
       <w:r>
         <w:rPr>
           <w:highlight w:val="yellow"/>
-          <w:rPrChange w:id="126" w:author="Volodymyr Bondariev" w:date="2026-08-20T12:55:00Z" w16du:dateUtc="2026-08-20T09:55:00Z">
-            <w:rPr/>
-          </w:rPrChange>
         </w:rPr>
         <w:t>,  можуть провокувати резонансні явища</w:t>
       </w:r>
       <w:r>
         <w:rPr>
           <w:highlight w:val="yellow"/>
-          <w:rPrChange w:id="127" w:author="Volodymyr Bondariev" w:date="2026-08-20T12:55:00Z" w16du:dateUtc="2026-08-20T09:55:00Z">
-            <w:rPr/>
-          </w:rPrChange>
         </w:rPr>
         <w:t xml:space="preserve"> і</w:t>
       </w:r>
       <w:r>
         <w:rPr>
           <w:highlight w:val="yellow"/>
-          <w:rPrChange w:id="128" w:author="Volodymyr Bondariev" w:date="2026-08-20T12:55:00Z" w16du:dateUtc="2026-08-20T09:55:00Z">
-            <w:rPr/>
-          </w:rPrChange>
         </w:rPr>
         <w:t xml:space="preserve"> необхідність в негативному зворотному зв'язку, який би гасив небажані коливання поршня</w:t>
       </w:r>
       <w:r>
         <w:rPr>
           <w:highlight w:val="yellow"/>
-          <w:rPrChange w:id="129" w:author="Volodymyr Bondariev" w:date="2026-08-20T12:55:00Z" w16du:dateUtc="2026-08-20T09:55:00Z">
-            <w:rPr/>
-          </w:rPrChange>
         </w:rPr>
         <w:t xml:space="preserve"> із вантажем</w:t>
       </w:r>
       <w:r>
         <w:rPr>
           <w:highlight w:val="yellow"/>
-          <w:rPrChange w:id="130" w:author="Volodymyr Bondariev" w:date="2026-08-20T12:55:00Z" w16du:dateUtc="2026-08-20T09:55:00Z">
-            <w:rPr/>
-          </w:rPrChange>
         </w:rPr>
         <w:t>.</w:t>
       </w:r>
       <w:r>
         <w:rPr>
           <w:highlight w:val="yellow"/>
-          <w:rPrChange w:id="131" w:author="Volodymyr Bondariev" w:date="2026-08-20T12:55:00Z" w16du:dateUtc="2026-08-20T09:55:00Z">
-            <w:rPr/>
-          </w:rPrChange>
         </w:rPr>
         <w:t xml:space="preserve"> Наприклад, коли швидкість поршня відрізняється від бажаної, </w:t>
       </w:r>
       <w:r>
         <w:rPr>
           <w:highlight w:val="yellow"/>
-          <w:rPrChange w:id="132" w:author="Volodymyr Bondariev" w:date="2026-08-20T12:55:00Z" w16du:dateUtc="2026-08-20T09:55:00Z">
-            <w:rPr/>
-          </w:rPrChange>
         </w:rPr>
         <w:t>наблизити</w:t>
       </w:r>
       <w:r>
         <w:rPr>
           <w:highlight w:val="yellow"/>
-          <w:rPrChange w:id="133" w:author="Volodymyr Bondariev" w:date="2026-08-20T12:55:00Z" w16du:dateUtc="2026-08-20T09:55:00Z">
-            <w:rPr/>
-          </w:rPrChange>
         </w:rPr>
         <w:t xml:space="preserve"> її </w:t>
       </w:r>
       <w:r>
         <w:rPr>
           <w:highlight w:val="yellow"/>
-          <w:rPrChange w:id="134" w:author="Volodymyr Bondariev" w:date="2026-08-20T12:55:00Z" w16du:dateUtc="2026-08-20T09:55:00Z">
-            <w:rPr/>
-          </w:rPrChange>
         </w:rPr>
         <w:t>до</w:t>
       </w:r>
       <w:r>
         <w:rPr>
           <w:highlight w:val="yellow"/>
-          <w:rPrChange w:id="135" w:author="Volodymyr Bondariev" w:date="2026-08-20T12:55:00Z" w16du:dateUtc="2026-08-20T09:55:00Z">
-            <w:rPr/>
-          </w:rPrChange>
         </w:rPr>
         <w:t xml:space="preserve"> бажан</w:t>
       </w:r>
       <w:r>
         <w:rPr>
           <w:highlight w:val="yellow"/>
-          <w:rPrChange w:id="136" w:author="Volodymyr Bondariev" w:date="2026-08-20T12:55:00Z" w16du:dateUtc="2026-08-20T09:55:00Z">
-            <w:rPr/>
-          </w:rPrChange>
         </w:rPr>
         <w:t>ої</w:t>
       </w:r>
       <w:r>
         <w:rPr>
           <w:highlight w:val="yellow"/>
-          <w:rPrChange w:id="137" w:author="Volodymyr Bondariev" w:date="2026-08-20T12:55:00Z" w16du:dateUtc="2026-08-20T09:55:00Z">
-            <w:rPr/>
-          </w:rPrChange>
         </w:rPr>
         <w:t xml:space="preserve">, а </w:t>
       </w:r>
       <w:r>
         <w:rPr>
           <w:highlight w:val="yellow"/>
-          <w:rPrChange w:id="138" w:author="Volodymyr Bondariev" w:date="2026-08-20T12:55:00Z" w16du:dateUtc="2026-08-20T09:55:00Z">
-            <w:rPr/>
-          </w:rPrChange>
         </w:rPr>
         <w:t>зміну</w:t>
       </w:r>
       <w:r>
         <w:rPr>
           <w:highlight w:val="yellow"/>
-          <w:rPrChange w:id="139" w:author="Volodymyr Bondariev" w:date="2026-08-20T12:55:00Z" w16du:dateUtc="2026-08-20T09:55:00Z">
-            <w:rPr/>
-          </w:rPrChange>
         </w:rPr>
         <w:t xml:space="preserve"> кінетичн</w:t>
       </w:r>
       <w:r>
         <w:rPr>
           <w:highlight w:val="yellow"/>
-          <w:rPrChange w:id="140" w:author="Volodymyr Bondariev" w:date="2026-08-20T12:55:00Z" w16du:dateUtc="2026-08-20T09:55:00Z">
-            <w:rPr/>
-          </w:rPrChange>
         </w:rPr>
         <w:t xml:space="preserve">ої </w:t>
       </w:r>
       <w:r>
         <w:rPr>
           <w:highlight w:val="yellow"/>
-          <w:rPrChange w:id="141" w:author="Volodymyr Bondariev" w:date="2026-08-20T12:55:00Z" w16du:dateUtc="2026-08-20T09:55:00Z">
-            <w:rPr/>
-          </w:rPrChange>
         </w:rPr>
         <w:t>енергії</w:t>
       </w:r>
       <w:r>
         <w:rPr>
           <w:highlight w:val="yellow"/>
-          <w:rPrChange w:id="142" w:author="Volodymyr Bondariev" w:date="2026-08-20T12:55:00Z" w16du:dateUtc="2026-08-20T09:55:00Z">
-            <w:rPr/>
-          </w:rPrChange>
         </w:rPr>
         <w:t xml:space="preserve"> </w:t>
       </w:r>
       <w:r>
         <w:rPr>
           <w:highlight w:val="yellow"/>
-          <w:rPrChange w:id="143" w:author="Volodymyr Bondariev" w:date="2026-08-20T12:55:00Z" w16du:dateUtc="2026-08-20T09:55:00Z">
-            <w:rPr/>
-          </w:rPrChange>
         </w:rPr>
         <w:t>вантажу</w:t>
       </w:r>
       <w:r>
         <w:rPr>
           <w:highlight w:val="yellow"/>
-          <w:rPrChange w:id="144" w:author="Volodymyr Bondariev" w:date="2026-08-20T12:55:00Z" w16du:dateUtc="2026-08-20T09:55:00Z">
-            <w:rPr/>
-          </w:rPrChange>
         </w:rPr>
         <w:t xml:space="preserve"> компенсувати кількістю</w:t>
       </w:r>
       <w:r>
         <w:rPr>
           <w:highlight w:val="yellow"/>
-          <w:rPrChange w:id="145" w:author="Volodymyr Bondariev" w:date="2026-08-20T12:55:00Z" w16du:dateUtc="2026-08-20T09:55:00Z">
-            <w:rPr/>
-          </w:rPrChange>
         </w:rPr>
         <w:t xml:space="preserve"> тепла, яке передається газу</w:t>
       </w:r>
       <w:r>
         <w:rPr>
           <w:highlight w:val="yellow"/>
-          <w:rPrChange w:id="146" w:author="Volodymyr Bondariev" w:date="2026-08-20T12:55:00Z" w16du:dateUtc="2026-08-20T09:55:00Z">
-            <w:rPr/>
-          </w:rPrChange>
         </w:rPr>
         <w:t xml:space="preserve"> нагрівачем</w:t>
       </w:r>
       <w:r>
         <w:rPr>
           <w:highlight w:val="yellow"/>
-          <w:rPrChange w:id="147" w:author="Volodymyr Bondariev" w:date="2026-08-20T12:55:00Z" w16du:dateUtc="2026-08-20T09:55:00Z">
-            <w:rPr/>
-          </w:rPrChange>
         </w:rPr>
         <w:t>.</w:t>
       </w:r>
       <w:r>
         <w:rPr>
           <w:highlight w:val="yellow"/>
-          <w:rPrChange w:id="148" w:author="Volodymyr Bondariev" w:date="2026-08-20T12:55:00Z" w16du:dateUtc="2026-08-20T09:55:00Z">
-            <w:rPr/>
-          </w:rPrChange>
         </w:rPr>
         <w:t xml:space="preserve"> Ц</w:t>
       </w:r>
       <w:r>
         <w:rPr>
           <w:highlight w:val="yellow"/>
-          <w:rPrChange w:id="149" w:author="Volodymyr Bondariev" w:date="2026-08-20T12:55:00Z" w16du:dateUtc="2026-08-20T09:55:00Z">
-            <w:rPr/>
-          </w:rPrChange>
         </w:rPr>
         <w:t>і</w:t>
       </w:r>
       <w:r>
         <w:rPr>
           <w:highlight w:val="yellow"/>
-          <w:rPrChange w:id="150" w:author="Volodymyr Bondariev" w:date="2026-08-20T12:55:00Z" w16du:dateUtc="2026-08-20T09:55:00Z">
-            <w:rPr/>
-          </w:rPrChange>
         </w:rPr>
         <w:t xml:space="preserve"> ді</w:t>
       </w:r>
       <w:r>
         <w:rPr>
           <w:highlight w:val="yellow"/>
-          <w:rPrChange w:id="151" w:author="Volodymyr Bondariev" w:date="2026-08-20T12:55:00Z" w16du:dateUtc="2026-08-20T09:55:00Z">
-            <w:rPr/>
-          </w:rPrChange>
         </w:rPr>
         <w:t>ї</w:t>
       </w:r>
       <w:r>
         <w:rPr>
           <w:highlight w:val="yellow"/>
-          <w:rPrChange w:id="152" w:author="Volodymyr Bondariev" w:date="2026-08-20T12:55:00Z" w16du:dateUtc="2026-08-20T09:55:00Z">
-            <w:rPr/>
-          </w:rPrChange>
         </w:rPr>
         <w:t xml:space="preserve"> описується системою </w:t>
       </w:r>
       <w:r>
         <w:rPr>
           <w:highlight w:val="yellow"/>
-          <w:rPrChange w:id="153" w:author="Volodymyr Bondariev" w:date="2026-08-20T12:55:00Z" w16du:dateUtc="2026-08-20T09:55:00Z">
-            <w:rPr/>
-          </w:rPrChange>
         </w:rPr>
         <w:t>рівнянь.</w:t>
       </w:r>
@@ -3084,9 +2443,6 @@
         <w:ind w:firstLine="708"/>
         <w:rPr>
           <w:highlight w:val="yellow"/>
-          <w:rPrChange w:id="154" w:author="Volodymyr Bondariev" w:date="2026-08-20T12:55:00Z" w16du:dateUtc="2026-08-20T09:55:00Z">
-            <w:rPr/>
-          </w:rPrChange>
         </w:rPr>
       </w:pPr>
       <m:oMathPara>
@@ -3095,11 +2451,6 @@
             <w:rPr>
               <w:rFonts w:ascii="Cambria Math" w:hAnsi="Cambria Math"/>
               <w:highlight w:val="yellow"/>
-              <w:rPrChange w:id="155" w:author="Volodymyr Bondariev" w:date="2026-08-20T12:55:00Z" w16du:dateUtc="2026-08-20T09:55:00Z">
-                <w:rPr>
-                  <w:rFonts w:ascii="Cambria Math" w:hAnsi="Cambria Math"/>
-                </w:rPr>
-              </w:rPrChange>
             </w:rPr>
             <m:t>u=f</m:t>
           </m:r>
@@ -3118,11 +2469,6 @@
                 <w:rPr>
                   <w:rFonts w:ascii="Cambria Math" w:hAnsi="Cambria Math"/>
                   <w:highlight w:val="yellow"/>
-                  <w:rPrChange w:id="156" w:author="Volodymyr Bondariev" w:date="2026-08-20T12:55:00Z" w16du:dateUtc="2026-08-20T09:55:00Z">
-                    <w:rPr>
-                      <w:rFonts w:ascii="Cambria Math" w:hAnsi="Cambria Math"/>
-                    </w:rPr>
-                  </w:rPrChange>
                 </w:rPr>
                 <m:t xml:space="preserve">w, </m:t>
               </m:r>
@@ -3141,11 +2487,6 @@
                     <w:rPr>
                       <w:rFonts w:ascii="Cambria Math" w:hAnsi="Cambria Math"/>
                       <w:highlight w:val="yellow"/>
-                      <w:rPrChange w:id="157" w:author="Volodymyr Bondariev" w:date="2026-08-20T12:55:00Z" w16du:dateUtc="2026-08-20T09:55:00Z">
-                        <w:rPr>
-                          <w:rFonts w:ascii="Cambria Math" w:hAnsi="Cambria Math"/>
-                        </w:rPr>
-                      </w:rPrChange>
                     </w:rPr>
                     <m:t>v</m:t>
                   </m:r>
@@ -3155,11 +2496,6 @@
                     <w:rPr>
                       <w:rFonts w:ascii="Cambria Math" w:hAnsi="Cambria Math"/>
                       <w:highlight w:val="yellow"/>
-                      <w:rPrChange w:id="158" w:author="Volodymyr Bondariev" w:date="2026-08-20T12:55:00Z" w16du:dateUtc="2026-08-20T09:55:00Z">
-                        <w:rPr>
-                          <w:rFonts w:ascii="Cambria Math" w:hAnsi="Cambria Math"/>
-                        </w:rPr>
-                      </w:rPrChange>
                     </w:rPr>
                     <m:t>p</m:t>
                   </m:r>
@@ -3171,11 +2507,6 @@
             <w:rPr>
               <w:rFonts w:ascii="Cambria Math" w:hAnsi="Cambria Math"/>
               <w:highlight w:val="yellow"/>
-              <w:rPrChange w:id="159" w:author="Volodymyr Bondariev" w:date="2026-08-20T12:55:00Z" w16du:dateUtc="2026-08-20T09:55:00Z">
-                <w:rPr>
-                  <w:rFonts w:ascii="Cambria Math" w:hAnsi="Cambria Math"/>
-                </w:rPr>
-              </w:rPrChange>
             </w:rPr>
             <m:t xml:space="preserve"> ;          ΔQ=</m:t>
           </m:r>
@@ -3205,11 +2536,6 @@
                     <w:rPr>
                       <w:rFonts w:ascii="Cambria Math" w:hAnsi="Cambria Math"/>
                       <w:highlight w:val="yellow"/>
-                      <w:rPrChange w:id="160" w:author="Volodymyr Bondariev" w:date="2026-08-20T12:55:00Z" w16du:dateUtc="2026-08-20T09:55:00Z">
-                        <w:rPr>
-                          <w:rFonts w:ascii="Cambria Math" w:hAnsi="Cambria Math"/>
-                        </w:rPr>
-                      </w:rPrChange>
                     </w:rPr>
                     <m:t>u</m:t>
                   </m:r>
@@ -3219,11 +2545,6 @@
                     <w:rPr>
                       <w:rFonts w:ascii="Cambria Math" w:hAnsi="Cambria Math"/>
                       <w:highlight w:val="yellow"/>
-                      <w:rPrChange w:id="161" w:author="Volodymyr Bondariev" w:date="2026-08-20T12:55:00Z" w16du:dateUtc="2026-08-20T09:55:00Z">
-                        <w:rPr>
-                          <w:rFonts w:ascii="Cambria Math" w:hAnsi="Cambria Math"/>
-                        </w:rPr>
-                      </w:rPrChange>
                     </w:rPr>
                     <m:t>2</m:t>
                   </m:r>
@@ -3233,11 +2554,6 @@
                 <w:rPr>
                   <w:rFonts w:ascii="Cambria Math" w:hAnsi="Cambria Math"/>
                   <w:highlight w:val="yellow"/>
-                  <w:rPrChange w:id="162" w:author="Volodymyr Bondariev" w:date="2026-08-20T12:55:00Z" w16du:dateUtc="2026-08-20T09:55:00Z">
-                    <w:rPr>
-                      <w:rFonts w:ascii="Cambria Math" w:hAnsi="Cambria Math"/>
-                    </w:rPr>
-                  </w:rPrChange>
                 </w:rPr>
                 <m:t xml:space="preserve">- </m:t>
               </m:r>
@@ -3256,11 +2572,6 @@
                     <w:rPr>
                       <w:rFonts w:ascii="Cambria Math" w:hAnsi="Cambria Math"/>
                       <w:highlight w:val="yellow"/>
-                      <w:rPrChange w:id="163" w:author="Volodymyr Bondariev" w:date="2026-08-20T12:55:00Z" w16du:dateUtc="2026-08-20T09:55:00Z">
-                        <w:rPr>
-                          <w:rFonts w:ascii="Cambria Math" w:hAnsi="Cambria Math"/>
-                        </w:rPr>
-                      </w:rPrChange>
                     </w:rPr>
                     <m:t>v</m:t>
                   </m:r>
@@ -3270,11 +2581,6 @@
                     <w:rPr>
                       <w:rFonts w:ascii="Cambria Math" w:hAnsi="Cambria Math"/>
                       <w:highlight w:val="yellow"/>
-                      <w:rPrChange w:id="164" w:author="Volodymyr Bondariev" w:date="2026-08-20T12:55:00Z" w16du:dateUtc="2026-08-20T09:55:00Z">
-                        <w:rPr>
-                          <w:rFonts w:ascii="Cambria Math" w:hAnsi="Cambria Math"/>
-                        </w:rPr>
-                      </w:rPrChange>
                     </w:rPr>
                     <m:t>p</m:t>
                   </m:r>
@@ -3284,11 +2590,6 @@
                     <w:rPr>
                       <w:rFonts w:ascii="Cambria Math" w:hAnsi="Cambria Math"/>
                       <w:highlight w:val="yellow"/>
-                      <w:rPrChange w:id="165" w:author="Volodymyr Bondariev" w:date="2026-08-20T12:55:00Z" w16du:dateUtc="2026-08-20T09:55:00Z">
-                        <w:rPr>
-                          <w:rFonts w:ascii="Cambria Math" w:hAnsi="Cambria Math"/>
-                        </w:rPr>
-                      </w:rPrChange>
                     </w:rPr>
                     <m:t>2</m:t>
                   </m:r>
@@ -3311,11 +2612,6 @@
                 <w:rPr>
                   <w:rFonts w:ascii="Cambria Math" w:hAnsi="Cambria Math"/>
                   <w:highlight w:val="yellow"/>
-                  <w:rPrChange w:id="166" w:author="Volodymyr Bondariev" w:date="2026-08-20T12:55:00Z" w16du:dateUtc="2026-08-20T09:55:00Z">
-                    <w:rPr>
-                      <w:rFonts w:ascii="Cambria Math" w:hAnsi="Cambria Math"/>
-                    </w:rPr>
-                  </w:rPrChange>
                 </w:rPr>
                 <m:t>M</m:t>
               </m:r>
@@ -3325,11 +2621,6 @@
                 <w:rPr>
                   <w:rFonts w:ascii="Cambria Math" w:hAnsi="Cambria Math"/>
                   <w:highlight w:val="yellow"/>
-                  <w:rPrChange w:id="167" w:author="Volodymyr Bondariev" w:date="2026-08-20T12:55:00Z" w16du:dateUtc="2026-08-20T09:55:00Z">
-                    <w:rPr>
-                      <w:rFonts w:ascii="Cambria Math" w:hAnsi="Cambria Math"/>
-                    </w:rPr>
-                  </w:rPrChange>
                 </w:rPr>
                 <m:t>2</m:t>
               </m:r>
@@ -3339,11 +2630,6 @@
             <w:rPr>
               <w:rFonts w:ascii="Cambria Math" w:hAnsi="Cambria Math"/>
               <w:highlight w:val="yellow"/>
-              <w:rPrChange w:id="168" w:author="Volodymyr Bondariev" w:date="2026-08-20T12:55:00Z" w16du:dateUtc="2026-08-20T09:55:00Z">
-                <w:rPr>
-                  <w:rFonts w:ascii="Cambria Math" w:hAnsi="Cambria Math"/>
-                </w:rPr>
-              </w:rPrChange>
             </w:rPr>
             <m:t xml:space="preserve"> ;          </m:t>
           </m:r>
@@ -3362,11 +2648,6 @@
                 <w:rPr>
                   <w:rFonts w:ascii="Cambria Math" w:hAnsi="Cambria Math"/>
                   <w:highlight w:val="yellow"/>
-                  <w:rPrChange w:id="169" w:author="Volodymyr Bondariev" w:date="2026-08-20T12:55:00Z" w16du:dateUtc="2026-08-20T09:55:00Z">
-                    <w:rPr>
-                      <w:rFonts w:ascii="Cambria Math" w:hAnsi="Cambria Math"/>
-                    </w:rPr>
-                  </w:rPrChange>
                 </w:rPr>
                 <m:t>ε</m:t>
               </m:r>
@@ -3376,11 +2657,6 @@
                 <w:rPr>
                   <w:rFonts w:ascii="Cambria Math" w:hAnsi="Cambria Math"/>
                   <w:highlight w:val="yellow"/>
-                  <w:rPrChange w:id="170" w:author="Volodymyr Bondariev" w:date="2026-08-20T12:55:00Z" w16du:dateUtc="2026-08-20T09:55:00Z">
-                    <w:rPr>
-                      <w:rFonts w:ascii="Cambria Math" w:hAnsi="Cambria Math"/>
-                    </w:rPr>
-                  </w:rPrChange>
                 </w:rPr>
                 <m:t>q</m:t>
               </m:r>
@@ -3390,11 +2666,6 @@
             <w:rPr>
               <w:rFonts w:ascii="Cambria Math" w:hAnsi="Cambria Math"/>
               <w:highlight w:val="yellow"/>
-              <w:rPrChange w:id="171" w:author="Volodymyr Bondariev" w:date="2026-08-20T12:55:00Z" w16du:dateUtc="2026-08-20T09:55:00Z">
-                <w:rPr>
-                  <w:rFonts w:ascii="Cambria Math" w:hAnsi="Cambria Math"/>
-                </w:rPr>
-              </w:rPrChange>
             </w:rPr>
             <m:t>=</m:t>
           </m:r>
@@ -3413,11 +2684,6 @@
                 <w:rPr>
                   <w:rFonts w:ascii="Cambria Math" w:hAnsi="Cambria Math"/>
                   <w:highlight w:val="yellow"/>
-                  <w:rPrChange w:id="172" w:author="Volodymyr Bondariev" w:date="2026-08-20T12:55:00Z" w16du:dateUtc="2026-08-20T09:55:00Z">
-                    <w:rPr>
-                      <w:rFonts w:ascii="Cambria Math" w:hAnsi="Cambria Math"/>
-                    </w:rPr>
-                  </w:rPrChange>
                 </w:rPr>
                 <m:t>ΔQ</m:t>
               </m:r>
@@ -3427,11 +2693,6 @@
                 <w:rPr>
                   <w:rFonts w:ascii="Cambria Math" w:hAnsi="Cambria Math"/>
                   <w:highlight w:val="yellow"/>
-                  <w:rPrChange w:id="173" w:author="Volodymyr Bondariev" w:date="2026-08-20T12:55:00Z" w16du:dateUtc="2026-08-20T09:55:00Z">
-                    <w:rPr>
-                      <w:rFonts w:ascii="Cambria Math" w:hAnsi="Cambria Math"/>
-                    </w:rPr>
-                  </w:rPrChange>
                 </w:rPr>
                 <m:t>nm</m:t>
               </m:r>
@@ -3441,11 +2702,6 @@
             <w:rPr>
               <w:rFonts w:ascii="Cambria Math" w:hAnsi="Cambria Math"/>
               <w:highlight w:val="yellow"/>
-              <w:rPrChange w:id="174" w:author="Volodymyr Bondariev" w:date="2026-08-20T12:55:00Z" w16du:dateUtc="2026-08-20T09:55:00Z">
-                <w:rPr>
-                  <w:rFonts w:ascii="Cambria Math" w:hAnsi="Cambria Math"/>
-                </w:rPr>
-              </w:rPrChange>
             </w:rPr>
             <m:t xml:space="preserve">   </m:t>
           </m:r>
@@ -3456,17 +2712,11 @@
       <w:pPr>
         <w:rPr>
           <w:highlight w:val="yellow"/>
-          <w:rPrChange w:id="175" w:author="Volodymyr Bondariev" w:date="2026-08-20T12:55:00Z" w16du:dateUtc="2026-08-20T09:55:00Z">
-            <w:rPr/>
-          </w:rPrChange>
-        </w:rPr>
-      </w:pPr>
-      <w:r>
-        <w:rPr>
-          <w:highlight w:val="yellow"/>
-          <w:rPrChange w:id="176" w:author="Volodymyr Bondariev" w:date="2026-08-20T12:55:00Z" w16du:dateUtc="2026-08-20T09:55:00Z">
-            <w:rPr/>
-          </w:rPrChange>
+        </w:rPr>
+      </w:pPr>
+      <w:r>
+        <w:rPr>
+          <w:highlight w:val="yellow"/>
         </w:rPr>
         <w:t xml:space="preserve">Тут </w:t>
       </w:r>
@@ -3475,48 +2725,30 @@
           <w:i/>
           <w:iCs/>
           <w:highlight w:val="yellow"/>
-          <w:rPrChange w:id="177" w:author="Volodymyr Bondariev" w:date="2026-08-20T12:55:00Z" w16du:dateUtc="2026-08-20T09:55:00Z">
-            <w:rPr>
-              <w:i/>
-              <w:iCs/>
-            </w:rPr>
-          </w:rPrChange>
         </w:rPr>
         <w:t>u</w:t>
       </w:r>
       <w:r>
         <w:rPr>
           <w:highlight w:val="yellow"/>
-          <w:rPrChange w:id="178" w:author="Volodymyr Bondariev" w:date="2026-08-20T12:55:00Z" w16du:dateUtc="2026-08-20T09:55:00Z">
-            <w:rPr/>
-          </w:rPrChange>
         </w:rPr>
         <w:t xml:space="preserve"> </w:t>
       </w:r>
       <w:r>
         <w:rPr>
           <w:highlight w:val="yellow"/>
-          <w:rPrChange w:id="179" w:author="Volodymyr Bondariev" w:date="2026-08-20T12:55:00Z" w16du:dateUtc="2026-08-20T09:55:00Z">
-            <w:rPr/>
-          </w:rPrChange>
         </w:rPr>
         <w:t>означає</w:t>
       </w:r>
       <w:r>
         <w:rPr>
           <w:highlight w:val="yellow"/>
-          <w:rPrChange w:id="180" w:author="Volodymyr Bondariev" w:date="2026-08-20T12:55:00Z" w16du:dateUtc="2026-08-20T09:55:00Z">
-            <w:rPr/>
-          </w:rPrChange>
         </w:rPr>
         <w:t xml:space="preserve"> швидкість поршня, наближену до бажаної,</w:t>
       </w:r>
       <w:r>
         <w:rPr>
           <w:highlight w:val="yellow"/>
-          <w:rPrChange w:id="181" w:author="Volodymyr Bondariev" w:date="2026-08-20T12:55:00Z" w16du:dateUtc="2026-08-20T09:55:00Z">
-            <w:rPr/>
-          </w:rPrChange>
         </w:rPr>
         <w:t xml:space="preserve"> </w:t>
       </w:r>
@@ -3526,12 +2758,6 @@
           <w:i/>
           <w:iCs/>
           <w:highlight w:val="yellow"/>
-          <w:rPrChange w:id="182" w:author="Volodymyr Bondariev" w:date="2026-08-20T12:55:00Z" w16du:dateUtc="2026-08-20T09:55:00Z">
-            <w:rPr>
-              <w:i/>
-              <w:iCs/>
-            </w:rPr>
-          </w:rPrChange>
         </w:rPr>
         <w:t>ΔQ</w:t>
       </w:r>
@@ -3539,9 +2765,6 @@
       <w:r>
         <w:rPr>
           <w:highlight w:val="yellow"/>
-          <w:rPrChange w:id="183" w:author="Volodymyr Bondariev" w:date="2026-08-20T12:55:00Z" w16du:dateUtc="2026-08-20T09:55:00Z">
-            <w:rPr/>
-          </w:rPrChange>
         </w:rPr>
         <w:t xml:space="preserve"> – різницю в кінетичній енергії вантажу, </w:t>
       </w:r>
@@ -3561,11 +2784,6 @@
               <w:rPr>
                 <w:rFonts w:ascii="Cambria Math" w:hAnsi="Cambria Math"/>
                 <w:highlight w:val="yellow"/>
-                <w:rPrChange w:id="184" w:author="Volodymyr Bondariev" w:date="2026-08-20T12:55:00Z" w16du:dateUtc="2026-08-20T09:55:00Z">
-                  <w:rPr>
-                    <w:rFonts w:ascii="Cambria Math" w:hAnsi="Cambria Math"/>
-                  </w:rPr>
-                </w:rPrChange>
               </w:rPr>
               <m:t>ε</m:t>
             </m:r>
@@ -3575,11 +2793,6 @@
               <w:rPr>
                 <w:rFonts w:ascii="Cambria Math" w:hAnsi="Cambria Math"/>
                 <w:highlight w:val="yellow"/>
-                <w:rPrChange w:id="185" w:author="Volodymyr Bondariev" w:date="2026-08-20T12:55:00Z" w16du:dateUtc="2026-08-20T09:55:00Z">
-                  <w:rPr>
-                    <w:rFonts w:ascii="Cambria Math" w:hAnsi="Cambria Math"/>
-                  </w:rPr>
-                </w:rPrChange>
               </w:rPr>
               <m:t>q</m:t>
             </m:r>
@@ -3589,27 +2802,18 @@
       <w:r>
         <w:rPr>
           <w:highlight w:val="yellow"/>
-          <w:rPrChange w:id="186" w:author="Volodymyr Bondariev" w:date="2026-08-20T12:55:00Z" w16du:dateUtc="2026-08-20T09:55:00Z">
-            <w:rPr/>
-          </w:rPrChange>
         </w:rPr>
         <w:t xml:space="preserve"> </w:t>
       </w:r>
       <w:r>
         <w:rPr>
           <w:highlight w:val="yellow"/>
-          <w:rPrChange w:id="187" w:author="Volodymyr Bondariev" w:date="2026-08-20T12:55:00Z" w16du:dateUtc="2026-08-20T09:55:00Z">
-            <w:rPr/>
-          </w:rPrChange>
         </w:rPr>
         <w:t xml:space="preserve">– </w:t>
       </w:r>
       <w:r>
         <w:rPr>
           <w:highlight w:val="yellow"/>
-          <w:rPrChange w:id="188" w:author="Volodymyr Bondariev" w:date="2026-08-20T12:55:00Z" w16du:dateUtc="2026-08-20T09:55:00Z">
-            <w:rPr/>
-          </w:rPrChange>
         </w:rPr>
         <w:t xml:space="preserve">параметр, яким керується нагрівач при зміні швидкості кожної частки, </w:t>
       </w:r>
@@ -3618,21 +2822,12 @@
           <w:i/>
           <w:iCs/>
           <w:highlight w:val="yellow"/>
-          <w:rPrChange w:id="189" w:author="Volodymyr Bondariev" w:date="2026-08-20T12:55:00Z" w16du:dateUtc="2026-08-20T09:55:00Z">
-            <w:rPr>
-              <w:i/>
-              <w:iCs/>
-            </w:rPr>
-          </w:rPrChange>
         </w:rPr>
         <w:t>n</w:t>
       </w:r>
       <w:r>
         <w:rPr>
           <w:highlight w:val="yellow"/>
-          <w:rPrChange w:id="190" w:author="Volodymyr Bondariev" w:date="2026-08-20T12:55:00Z" w16du:dateUtc="2026-08-20T09:55:00Z">
-            <w:rPr/>
-          </w:rPrChange>
         </w:rPr>
         <w:t xml:space="preserve"> – загальна кількість часток, </w:t>
       </w:r>
@@ -3641,21 +2836,12 @@
           <w:i/>
           <w:iCs/>
           <w:highlight w:val="yellow"/>
-          <w:rPrChange w:id="191" w:author="Volodymyr Bondariev" w:date="2026-08-20T12:55:00Z" w16du:dateUtc="2026-08-20T09:55:00Z">
-            <w:rPr>
-              <w:i/>
-              <w:iCs/>
-            </w:rPr>
-          </w:rPrChange>
         </w:rPr>
         <w:t>m</w:t>
       </w:r>
       <w:r>
         <w:rPr>
           <w:highlight w:val="yellow"/>
-          <w:rPrChange w:id="192" w:author="Volodymyr Bondariev" w:date="2026-08-20T12:55:00Z" w16du:dateUtc="2026-08-20T09:55:00Z">
-            <w:rPr/>
-          </w:rPrChange>
         </w:rPr>
         <w:t xml:space="preserve"> – маса однієї частки. Функція </w:t>
       </w:r>
@@ -3664,30 +2850,18 @@
           <w:i/>
           <w:iCs/>
           <w:highlight w:val="yellow"/>
-          <w:rPrChange w:id="193" w:author="Volodymyr Bondariev" w:date="2026-08-20T12:55:00Z" w16du:dateUtc="2026-08-20T09:55:00Z">
-            <w:rPr>
-              <w:i/>
-              <w:iCs/>
-            </w:rPr>
-          </w:rPrChange>
         </w:rPr>
         <w:t>f</w:t>
       </w:r>
       <w:r>
         <w:rPr>
           <w:highlight w:val="yellow"/>
-          <w:rPrChange w:id="194" w:author="Volodymyr Bondariev" w:date="2026-08-20T12:55:00Z" w16du:dateUtc="2026-08-20T09:55:00Z">
-            <w:rPr/>
-          </w:rPrChange>
         </w:rPr>
         <w:t xml:space="preserve"> визначає, </w:t>
       </w:r>
       <w:r>
         <w:rPr>
           <w:highlight w:val="yellow"/>
-          <w:rPrChange w:id="195" w:author="Volodymyr Bondariev" w:date="2026-08-20T12:55:00Z" w16du:dateUtc="2026-08-20T09:55:00Z">
-            <w:rPr/>
-          </w:rPrChange>
         </w:rPr>
         <w:t xml:space="preserve">як наближувати швидкість поршня до бажаної. </w:t>
       </w:r>
@@ -3696,11 +2870,6 @@
           <w:rPr>
             <w:rFonts w:ascii="Cambria Math" w:hAnsi="Cambria Math"/>
             <w:highlight w:val="yellow"/>
-            <w:rPrChange w:id="196" w:author="Volodymyr Bondariev" w:date="2026-08-20T12:55:00Z" w16du:dateUtc="2026-08-20T09:55:00Z">
-              <w:rPr>
-                <w:rFonts w:ascii="Cambria Math" w:hAnsi="Cambria Math"/>
-              </w:rPr>
-            </w:rPrChange>
           </w:rPr>
           <m:t xml:space="preserve">u= </m:t>
         </m:r>
@@ -3719,11 +2888,6 @@
               <w:rPr>
                 <w:rFonts w:ascii="Cambria Math" w:hAnsi="Cambria Math"/>
                 <w:highlight w:val="yellow"/>
-                <w:rPrChange w:id="197" w:author="Volodymyr Bondariev" w:date="2026-08-20T12:55:00Z" w16du:dateUtc="2026-08-20T09:55:00Z">
-                  <w:rPr>
-                    <w:rFonts w:ascii="Cambria Math" w:hAnsi="Cambria Math"/>
-                  </w:rPr>
-                </w:rPrChange>
               </w:rPr>
               <m:t>v</m:t>
             </m:r>
@@ -3733,11 +2897,6 @@
               <w:rPr>
                 <w:rFonts w:ascii="Cambria Math" w:hAnsi="Cambria Math"/>
                 <w:highlight w:val="yellow"/>
-                <w:rPrChange w:id="198" w:author="Volodymyr Bondariev" w:date="2026-08-20T12:55:00Z" w16du:dateUtc="2026-08-20T09:55:00Z">
-                  <w:rPr>
-                    <w:rFonts w:ascii="Cambria Math" w:hAnsi="Cambria Math"/>
-                  </w:rPr>
-                </w:rPrChange>
               </w:rPr>
               <m:t>P</m:t>
             </m:r>
@@ -3747,9 +2906,6 @@
       <w:r>
         <w:rPr>
           <w:highlight w:val="yellow"/>
-          <w:rPrChange w:id="199" w:author="Volodymyr Bondariev" w:date="2026-08-20T12:55:00Z" w16du:dateUtc="2026-08-20T09:55:00Z">
-            <w:rPr/>
-          </w:rPrChange>
         </w:rPr>
         <w:t xml:space="preserve"> було б найпростішим варіантом, але тоді </w:t>
       </w:r>
@@ -3759,12 +2915,6 @@
           <w:i/>
           <w:iCs/>
           <w:highlight w:val="yellow"/>
-          <w:rPrChange w:id="200" w:author="Volodymyr Bondariev" w:date="2026-08-20T12:55:00Z" w16du:dateUtc="2026-08-20T09:55:00Z">
-            <w:rPr>
-              <w:i/>
-              <w:iCs/>
-            </w:rPr>
-          </w:rPrChange>
         </w:rPr>
         <w:t>ΔQ</w:t>
       </w:r>
@@ -3774,21 +2924,12 @@
           <w:i/>
           <w:iCs/>
           <w:highlight w:val="yellow"/>
-          <w:rPrChange w:id="201" w:author="Volodymyr Bondariev" w:date="2026-08-20T12:55:00Z" w16du:dateUtc="2026-08-20T09:55:00Z">
-            <w:rPr>
-              <w:i/>
-              <w:iCs/>
-            </w:rPr>
-          </w:rPrChange>
         </w:rPr>
         <w:t xml:space="preserve">, </w:t>
       </w:r>
       <w:r>
         <w:rPr>
           <w:highlight w:val="yellow"/>
-          <w:rPrChange w:id="202" w:author="Volodymyr Bondariev" w:date="2026-08-20T12:55:00Z" w16du:dateUtc="2026-08-20T09:55:00Z">
-            <w:rPr/>
-          </w:rPrChange>
         </w:rPr>
         <w:t>а з ним і</w:t>
       </w:r>
@@ -3797,12 +2938,6 @@
           <w:i/>
           <w:iCs/>
           <w:highlight w:val="yellow"/>
-          <w:rPrChange w:id="203" w:author="Volodymyr Bondariev" w:date="2026-08-20T12:55:00Z" w16du:dateUtc="2026-08-20T09:55:00Z">
-            <w:rPr>
-              <w:i/>
-              <w:iCs/>
-            </w:rPr>
-          </w:rPrChange>
         </w:rPr>
         <w:t xml:space="preserve"> </w:t>
       </w:r>
@@ -3822,11 +2957,6 @@
               <w:rPr>
                 <w:rFonts w:ascii="Cambria Math" w:hAnsi="Cambria Math"/>
                 <w:highlight w:val="yellow"/>
-                <w:rPrChange w:id="204" w:author="Volodymyr Bondariev" w:date="2026-08-20T12:55:00Z" w16du:dateUtc="2026-08-20T09:55:00Z">
-                  <w:rPr>
-                    <w:rFonts w:ascii="Cambria Math" w:hAnsi="Cambria Math"/>
-                  </w:rPr>
-                </w:rPrChange>
               </w:rPr>
               <m:t>ε</m:t>
             </m:r>
@@ -3836,11 +2966,6 @@
               <w:rPr>
                 <w:rFonts w:ascii="Cambria Math" w:hAnsi="Cambria Math"/>
                 <w:highlight w:val="yellow"/>
-                <w:rPrChange w:id="205" w:author="Volodymyr Bondariev" w:date="2026-08-20T12:55:00Z" w16du:dateUtc="2026-08-20T09:55:00Z">
-                  <w:rPr>
-                    <w:rFonts w:ascii="Cambria Math" w:hAnsi="Cambria Math"/>
-                  </w:rPr>
-                </w:rPrChange>
               </w:rPr>
               <m:t>q</m:t>
             </m:r>
@@ -3851,56 +2976,36 @@
         <w:rPr>
           <w:i/>
           <w:highlight w:val="yellow"/>
-          <w:rPrChange w:id="206" w:author="Volodymyr Bondariev" w:date="2026-08-20T12:55:00Z" w16du:dateUtc="2026-08-20T09:55:00Z">
-            <w:rPr>
-              <w:i/>
-            </w:rPr>
-          </w:rPrChange>
         </w:rPr>
         <w:t xml:space="preserve"> </w:t>
       </w:r>
       <w:r>
         <w:rPr>
           <w:highlight w:val="yellow"/>
-          <w:rPrChange w:id="207" w:author="Volodymyr Bondariev" w:date="2026-08-20T12:55:00Z" w16du:dateUtc="2026-08-20T09:55:00Z">
-            <w:rPr/>
-          </w:rPrChange>
         </w:rPr>
         <w:t>мож</w:t>
       </w:r>
       <w:r>
         <w:rPr>
           <w:highlight w:val="yellow"/>
-          <w:rPrChange w:id="208" w:author="Volodymyr Bondariev" w:date="2026-08-20T12:55:00Z" w16du:dateUtc="2026-08-20T09:55:00Z">
-            <w:rPr/>
-          </w:rPrChange>
         </w:rPr>
         <w:t>уть</w:t>
       </w:r>
       <w:r>
         <w:rPr>
           <w:highlight w:val="yellow"/>
-          <w:rPrChange w:id="209" w:author="Volodymyr Bondariev" w:date="2026-08-20T12:55:00Z" w16du:dateUtc="2026-08-20T09:55:00Z">
-            <w:rPr/>
-          </w:rPrChange>
         </w:rPr>
         <w:t xml:space="preserve"> </w:t>
       </w:r>
       <w:r>
         <w:rPr>
           <w:highlight w:val="yellow"/>
-          <w:rPrChange w:id="210" w:author="Volodymyr Bondariev" w:date="2026-08-20T12:55:00Z" w16du:dateUtc="2026-08-20T09:55:00Z">
-            <w:rPr/>
-          </w:rPrChange>
         </w:rPr>
         <w:t>стати завеликими, і збільшити похибку обчислень</w:t>
       </w:r>
       <w:r>
         <w:rPr>
           <w:highlight w:val="yellow"/>
-          <w:rPrChange w:id="211" w:author="Volodymyr Bondariev" w:date="2026-08-20T12:55:00Z" w16du:dateUtc="2026-08-20T09:55:00Z">
-            <w:rPr/>
-          </w:rPrChange>
         </w:rPr>
         <w:t xml:space="preserve">, тому різницю між </w:t>
       </w:r>
@@ -3909,21 +3014,12 @@
           <w:i/>
           <w:iCs/>
           <w:highlight w:val="yellow"/>
-          <w:rPrChange w:id="212" w:author="Volodymyr Bondariev" w:date="2026-08-20T12:55:00Z" w16du:dateUtc="2026-08-20T09:55:00Z">
-            <w:rPr>
-              <w:i/>
-              <w:iCs/>
-            </w:rPr>
-          </w:rPrChange>
         </w:rPr>
         <w:t>u</w:t>
       </w:r>
       <w:r>
         <w:rPr>
           <w:highlight w:val="yellow"/>
-          <w:rPrChange w:id="213" w:author="Volodymyr Bondariev" w:date="2026-08-20T12:55:00Z" w16du:dateUtc="2026-08-20T09:55:00Z">
-            <w:rPr/>
-          </w:rPrChange>
         </w:rPr>
         <w:t xml:space="preserve"> і </w:t>
       </w:r>
@@ -3943,11 +3039,6 @@
               <w:rPr>
                 <w:rFonts w:ascii="Cambria Math" w:hAnsi="Cambria Math"/>
                 <w:highlight w:val="yellow"/>
-                <w:rPrChange w:id="214" w:author="Volodymyr Bondariev" w:date="2026-08-20T12:55:00Z" w16du:dateUtc="2026-08-20T09:55:00Z">
-                  <w:rPr>
-                    <w:rFonts w:ascii="Cambria Math" w:hAnsi="Cambria Math"/>
-                  </w:rPr>
-                </w:rPrChange>
               </w:rPr>
               <m:t>v</m:t>
             </m:r>
@@ -3957,11 +3048,6 @@
               <w:rPr>
                 <w:rFonts w:ascii="Cambria Math" w:hAnsi="Cambria Math"/>
                 <w:highlight w:val="yellow"/>
-                <w:rPrChange w:id="215" w:author="Volodymyr Bondariev" w:date="2026-08-20T12:55:00Z" w16du:dateUtc="2026-08-20T09:55:00Z">
-                  <w:rPr>
-                    <w:rFonts w:ascii="Cambria Math" w:hAnsi="Cambria Math"/>
-                  </w:rPr>
-                </w:rPrChange>
               </w:rPr>
               <m:t>p</m:t>
             </m:r>
@@ -3971,9 +3057,6 @@
       <w:r>
         <w:rPr>
           <w:highlight w:val="yellow"/>
-          <w:rPrChange w:id="216" w:author="Volodymyr Bondariev" w:date="2026-08-20T12:55:00Z" w16du:dateUtc="2026-08-20T09:55:00Z">
-            <w:rPr/>
-          </w:rPrChange>
         </w:rPr>
         <w:t xml:space="preserve"> варто обмежити якимось пороговим значенням. Поправку нагрівання дає рівняння (5).</w:t>
       </w:r>
@@ -3983,9 +3066,6 @@
         <w:ind w:firstLine="708"/>
         <w:rPr>
           <w:highlight w:val="yellow"/>
-          <w:rPrChange w:id="217" w:author="Volodymyr Bondariev" w:date="2026-08-20T12:55:00Z" w16du:dateUtc="2026-08-20T09:55:00Z">
-            <w:rPr/>
-          </w:rPrChange>
         </w:rPr>
       </w:pPr>
       <m:oMathPara>
@@ -3994,11 +3074,6 @@
             <w:rPr>
               <w:rFonts w:ascii="Cambria Math" w:hAnsi="Cambria Math"/>
               <w:highlight w:val="yellow"/>
-              <w:rPrChange w:id="218" w:author="Volodymyr Bondariev" w:date="2026-08-20T12:55:00Z" w16du:dateUtc="2026-08-20T09:55:00Z">
-                <w:rPr>
-                  <w:rFonts w:ascii="Cambria Math" w:hAnsi="Cambria Math"/>
-                </w:rPr>
-              </w:rPrChange>
             </w:rPr>
             <m:t xml:space="preserve">v''≈v' (1+ </m:t>
           </m:r>
@@ -4017,11 +3092,6 @@
                 <w:rPr>
                   <w:rFonts w:ascii="Cambria Math" w:hAnsi="Cambria Math"/>
                   <w:highlight w:val="yellow"/>
-                  <w:rPrChange w:id="219" w:author="Volodymyr Bondariev" w:date="2026-08-20T12:55:00Z" w16du:dateUtc="2026-08-20T09:55:00Z">
-                    <w:rPr>
-                      <w:rFonts w:ascii="Cambria Math" w:hAnsi="Cambria Math"/>
-                    </w:rPr>
-                  </w:rPrChange>
                 </w:rPr>
                 <m:t>ε</m:t>
               </m:r>
@@ -4031,11 +3101,6 @@
                 <w:rPr>
                   <w:rFonts w:ascii="Cambria Math" w:hAnsi="Cambria Math"/>
                   <w:highlight w:val="yellow"/>
-                  <w:rPrChange w:id="220" w:author="Volodymyr Bondariev" w:date="2026-08-20T12:55:00Z" w16du:dateUtc="2026-08-20T09:55:00Z">
-                    <w:rPr>
-                      <w:rFonts w:ascii="Cambria Math" w:hAnsi="Cambria Math"/>
-                    </w:rPr>
-                  </w:rPrChange>
                 </w:rPr>
                 <m:t>q</m:t>
               </m:r>
@@ -4045,11 +3110,6 @@
             <w:rPr>
               <w:rFonts w:ascii="Cambria Math" w:hAnsi="Cambria Math"/>
               <w:highlight w:val="yellow"/>
-              <w:rPrChange w:id="221" w:author="Volodymyr Bondariev" w:date="2026-08-20T12:55:00Z" w16du:dateUtc="2026-08-20T09:55:00Z">
-                <w:rPr>
-                  <w:rFonts w:ascii="Cambria Math" w:hAnsi="Cambria Math"/>
-                </w:rPr>
-              </w:rPrChange>
             </w:rPr>
             <m:t xml:space="preserve">)                             (5)   </m:t>
           </m:r>
@@ -4060,27 +3120,18 @@
       <w:r>
         <w:rPr>
           <w:highlight w:val="yellow"/>
-          <w:rPrChange w:id="222" w:author="Volodymyr Bondariev" w:date="2026-08-20T12:55:00Z" w16du:dateUtc="2026-08-20T09:55:00Z">
-            <w:rPr/>
-          </w:rPrChange>
         </w:rPr>
         <w:t>Застосування рівнян</w:t>
       </w:r>
       <w:r>
         <w:rPr>
           <w:highlight w:val="yellow"/>
-          <w:rPrChange w:id="223" w:author="Volodymyr Bondariev" w:date="2026-08-20T12:55:00Z" w16du:dateUtc="2026-08-20T09:55:00Z">
-            <w:rPr/>
-          </w:rPrChange>
         </w:rPr>
         <w:t>ь</w:t>
       </w:r>
       <w:r>
         <w:rPr>
           <w:highlight w:val="yellow"/>
-          <w:rPrChange w:id="224" w:author="Volodymyr Bondariev" w:date="2026-08-20T12:55:00Z" w16du:dateUtc="2026-08-20T09:55:00Z">
-            <w:rPr/>
-          </w:rPrChange>
         </w:rPr>
         <w:t xml:space="preserve"> (4) разом з рівняннями (5) дають прийнятний результат моделювання ізобаричного процесу.</w:t>
       </w:r>
@@ -4104,47 +3155,21 @@
       <w:r>
         <w:t xml:space="preserve">Збільшення об’єму </w:t>
       </w:r>
-      <w:ins w:id="225" w:author="Volodymyr Bondariev" w:date="2026-08-19T15:00:00Z" w16du:dateUtc="2026-08-19T12:00:00Z">
-        <w:r>
-          <w:t xml:space="preserve">газу </w:t>
-        </w:r>
-      </w:ins>
+      <w:r>
+        <w:t xml:space="preserve">газу </w:t>
+      </w:r>
       <w:r>
         <w:t xml:space="preserve">відбувається завдяки зменшенню навантаження на поршень, температура газу </w:t>
       </w:r>
-      <w:del w:id="226" w:author="Volodymyr Bondariev" w:date="2026-08-19T15:00:00Z" w16du:dateUtc="2026-08-19T12:00:00Z">
-        <w:r>
-          <w:delText xml:space="preserve">підтримується </w:delText>
-        </w:r>
-      </w:del>
-      <w:ins w:id="227" w:author="Volodymyr Bondariev" w:date="2026-08-19T15:00:00Z" w16du:dateUtc="2026-08-19T12:00:00Z">
-        <w:r>
-          <w:t xml:space="preserve">не знижується </w:t>
-        </w:r>
-      </w:ins>
+      <w:r>
+        <w:t xml:space="preserve">не знижується </w:t>
+      </w:r>
       <w:r>
         <w:t xml:space="preserve">за рахунок </w:t>
       </w:r>
-      <w:del w:id="228" w:author="Volodymyr Bondariev" w:date="2026-08-19T08:24:00Z" w16du:dateUtc="2026-08-19T05:24:00Z">
-        <w:r>
-          <w:delText>збільшення швидкості часток</w:delText>
-        </w:r>
-      </w:del>
-      <w:ins w:id="229" w:author="Volodymyr Bondariev" w:date="2026-08-19T08:25:00Z" w16du:dateUtc="2026-08-19T05:25:00Z">
-        <w:r>
-          <w:t xml:space="preserve">отримання </w:t>
-        </w:r>
-      </w:ins>
-      <w:ins w:id="230" w:author="Volodymyr Bondariev" w:date="2026-08-19T08:24:00Z" w16du:dateUtc="2026-08-19T05:24:00Z">
-        <w:r>
-          <w:t>ене</w:t>
-        </w:r>
-      </w:ins>
-      <w:ins w:id="231" w:author="Volodymyr Bondariev" w:date="2026-08-19T08:25:00Z" w16du:dateUtc="2026-08-19T05:25:00Z">
-        <w:r>
-          <w:t>ргії від нагрівача</w:t>
-        </w:r>
-      </w:ins>
+      <w:r>
+        <w:t>отримання енергії від нагрівача</w:t>
+      </w:r>
       <w:r>
         <w:t xml:space="preserve">. </w:t>
       </w:r>
@@ -4209,71 +3234,33 @@
       <w:r>
         <w:t xml:space="preserve"> яке подібне до </w:t>
       </w:r>
-      <w:ins w:id="232" w:author="Volodymyr Bondariev" w:date="2026-08-19T08:26:00Z" w16du:dateUtc="2026-08-19T05:26:00Z">
-        <w:r>
-          <w:t xml:space="preserve">рівняння </w:t>
-        </w:r>
-      </w:ins>
+      <w:r>
+        <w:t xml:space="preserve">рівняння </w:t>
+      </w:r>
       <w:r>
         <w:t xml:space="preserve">(2)  і визначає, як має змінюватися навантаження, щоб </w:t>
       </w:r>
-      <w:del w:id="233" w:author="Volodymyr Bondariev" w:date="2026-08-19T15:02:00Z" w16du:dateUtc="2026-08-19T12:02:00Z">
-        <w:r>
-          <w:delText xml:space="preserve">дотриматися </w:delText>
-        </w:r>
-      </w:del>
-      <w:ins w:id="234" w:author="Volodymyr Bondariev" w:date="2026-08-19T15:02:00Z" w16du:dateUtc="2026-08-19T12:02:00Z">
-        <w:r>
-          <w:t xml:space="preserve">забезпечити </w:t>
-        </w:r>
-      </w:ins>
+      <w:r>
+        <w:t xml:space="preserve">забезпечити </w:t>
+      </w:r>
       <w:r>
         <w:t>бажан</w:t>
       </w:r>
-      <w:ins w:id="235" w:author="Volodymyr Bondariev" w:date="2026-08-19T15:02:00Z" w16du:dateUtc="2026-08-19T12:02:00Z">
-        <w:r>
-          <w:t>у</w:t>
-        </w:r>
-      </w:ins>
-      <w:del w:id="236" w:author="Volodymyr Bondariev" w:date="2026-08-19T15:02:00Z" w16du:dateUtc="2026-08-19T12:02:00Z">
-        <w:r>
-          <w:delText>ої</w:delText>
-        </w:r>
-      </w:del>
-      <w:r>
-        <w:t xml:space="preserve"> </w:t>
-      </w:r>
-      <w:del w:id="237" w:author="Volodymyr Bondariev" w:date="2026-08-19T15:02:00Z" w16du:dateUtc="2026-08-19T12:02:00Z">
-        <w:r>
-          <w:delText xml:space="preserve">постійної </w:delText>
-        </w:r>
-      </w:del>
-      <w:r>
-        <w:t>швидк</w:t>
-      </w:r>
-      <w:ins w:id="238" w:author="Volodymyr Bondariev" w:date="2026-08-19T15:02:00Z" w16du:dateUtc="2026-08-19T12:02:00Z">
-        <w:r>
-          <w:t>і</w:t>
-        </w:r>
-      </w:ins>
-      <w:del w:id="239" w:author="Volodymyr Bondariev" w:date="2026-08-19T15:02:00Z" w16du:dateUtc="2026-08-19T12:02:00Z">
-        <w:r>
-          <w:delText>о</w:delText>
-        </w:r>
-      </w:del>
+      <w:r>
+        <w:t>у</w:t>
+      </w:r>
+      <w:r>
+        <w:t xml:space="preserve"> швидк</w:t>
+      </w:r>
+      <w:r>
+        <w:t>і</w:t>
+      </w:r>
       <w:r>
         <w:t>ст</w:t>
       </w:r>
-      <w:ins w:id="240" w:author="Volodymyr Bondariev" w:date="2026-08-19T15:02:00Z" w16du:dateUtc="2026-08-19T12:02:00Z">
-        <w:r>
-          <w:t>ь</w:t>
-        </w:r>
-      </w:ins>
-      <w:del w:id="241" w:author="Volodymyr Bondariev" w:date="2026-08-19T15:02:00Z" w16du:dateUtc="2026-08-19T12:02:00Z">
-        <w:r>
-          <w:delText>і</w:delText>
-        </w:r>
-      </w:del>
+      <w:r>
+        <w:t>ь</w:t>
+      </w:r>
       <w:r>
         <w:t xml:space="preserve"> поршня </w:t>
       </w:r>
@@ -4418,55 +3405,6 @@
             </m:e>
           </m:d>
           <m:r>
-            <w:del w:id="242" w:author="Volodymyr Bondariev" w:date="2026-08-19T15:06:00Z" w16du:dateUtc="2026-08-19T12:06:00Z">
-              <w:rPr>
-                <w:rFonts w:ascii="Cambria Math" w:hAnsi="Cambria Math"/>
-              </w:rPr>
-              <m:t xml:space="preserve">=M </m:t>
-            </w:del>
-          </m:r>
-          <m:d>
-            <m:dPr>
-              <m:ctrlPr>
-                <w:del w:id="243" w:author="Volodymyr Bondariev" w:date="2026-08-19T15:06:00Z" w16du:dateUtc="2026-08-19T12:06:00Z">
-                  <w:rPr>
-                    <w:rFonts w:ascii="Cambria Math" w:hAnsi="Cambria Math"/>
-                    <w:i/>
-                  </w:rPr>
-                </w:del>
-              </m:ctrlPr>
-            </m:dPr>
-            <m:e>
-              <m:r>
-                <w:del w:id="244" w:author="Volodymyr Bondariev" w:date="2026-08-19T15:06:00Z" w16du:dateUtc="2026-08-19T12:06:00Z">
-                  <w:rPr>
-                    <w:rFonts w:ascii="Cambria Math" w:hAnsi="Cambria Math"/>
-                  </w:rPr>
-                  <m:t>1-</m:t>
-                </w:del>
-              </m:r>
-              <m:r>
-                <w:del w:id="245" w:author="Volodymyr Bondariev" w:date="2026-08-19T15:06:00Z" w16du:dateUtc="2026-08-19T12:06:00Z">
-                  <m:rPr>
-                    <m:sty m:val="p"/>
-                  </m:rPr>
-                  <w:rPr>
-                    <w:rFonts w:ascii="Cambria Math" w:hAnsi="Cambria Math"/>
-                  </w:rPr>
-                  <m:t>ε</m:t>
-                </w:del>
-              </m:r>
-            </m:e>
-          </m:d>
-          <m:r>
-            <w:del w:id="246" w:author="Volodymyr Bondariev" w:date="2026-08-19T15:06:00Z" w16du:dateUtc="2026-08-19T12:06:00Z">
-              <w:rPr>
-                <w:rFonts w:ascii="Cambria Math" w:hAnsi="Cambria Math"/>
-              </w:rPr>
-              <m:t xml:space="preserve">  </m:t>
-            </w:del>
-          </m:r>
-          <m:r>
             <w:rPr>
               <w:rFonts w:ascii="Cambria Math" w:hAnsi="Cambria Math"/>
             </w:rPr>
@@ -4521,52 +3459,18 @@
           <w:rPr>
             <w:rFonts w:ascii="Cambria Math" w:hAnsi="Cambria Math"/>
           </w:rPr>
-          <m:t>T</m:t>
-        </m:r>
-        <m:r>
-          <w:rPr>
-            <w:rFonts w:ascii="Cambria Math" w:hAnsi="Cambria Math"/>
-            <w:rPrChange w:id="247" w:author="Volodymyr Bondariev" w:date="2026-08-20T12:55:00Z" w16du:dateUtc="2026-08-20T09:55:00Z">
-              <w:rPr>
-                <w:rFonts w:ascii="Cambria Math" w:hAnsi="Cambria Math"/>
-                <w:lang w:val="en-US"/>
-              </w:rPr>
-            </w:rPrChange>
-          </w:rPr>
-          <m:t>V=const</m:t>
+          <m:t>TV=const</m:t>
         </m:r>
       </m:oMath>
       <w:r>
-        <w:rPr>
-          <w:rPrChange w:id="248" w:author="Volodymyr Bondariev" w:date="2026-08-20T12:55:00Z" w16du:dateUtc="2026-08-20T09:55:00Z">
-            <w:rPr>
-              <w:lang w:val="en-US"/>
-            </w:rPr>
-          </w:rPrChange>
-        </w:rPr>
-        <w:t xml:space="preserve"> </w:t>
-      </w:r>
-      <w:r>
-        <w:t xml:space="preserve">витікає, що </w:t>
+        <w:t xml:space="preserve"> витікає, що </w:t>
       </w:r>
       <m:oMath>
         <m:r>
           <w:rPr>
             <w:rFonts w:ascii="Cambria Math" w:hAnsi="Cambria Math"/>
           </w:rPr>
-          <m:t>d</m:t>
-        </m:r>
-        <m:r>
-          <w:rPr>
-            <w:rFonts w:ascii="Cambria Math" w:hAnsi="Cambria Math"/>
-            <w:rPrChange w:id="249" w:author="Volodymyr Bondariev" w:date="2026-08-20T12:55:00Z" w16du:dateUtc="2026-08-20T09:55:00Z">
-              <w:rPr>
-                <w:rFonts w:ascii="Cambria Math" w:hAnsi="Cambria Math"/>
-                <w:lang w:val="en-US"/>
-              </w:rPr>
-            </w:rPrChange>
-          </w:rPr>
-          <m:t>T=-T</m:t>
+          <m:t>dT=-T</m:t>
         </m:r>
         <m:f>
           <m:fPr>
@@ -4574,13 +3478,6 @@
               <w:rPr>
                 <w:rFonts w:ascii="Cambria Math" w:hAnsi="Cambria Math"/>
                 <w:i/>
-                <w:rPrChange w:id="250" w:author="Volodymyr Bondariev" w:date="2026-08-20T12:55:00Z" w16du:dateUtc="2026-08-20T09:55:00Z">
-                  <w:rPr>
-                    <w:rFonts w:ascii="Cambria Math" w:hAnsi="Cambria Math"/>
-                    <w:i/>
-                    <w:lang w:val="en-US"/>
-                  </w:rPr>
-                </w:rPrChange>
               </w:rPr>
             </m:ctrlPr>
           </m:fPr>
@@ -4588,12 +3485,6 @@
             <m:r>
               <w:rPr>
                 <w:rFonts w:ascii="Cambria Math" w:hAnsi="Cambria Math"/>
-                <w:rPrChange w:id="251" w:author="Volodymyr Bondariev" w:date="2026-08-20T12:55:00Z" w16du:dateUtc="2026-08-20T09:55:00Z">
-                  <w:rPr>
-                    <w:rFonts w:ascii="Cambria Math" w:hAnsi="Cambria Math"/>
-                    <w:lang w:val="en-US"/>
-                  </w:rPr>
-                </w:rPrChange>
               </w:rPr>
               <m:t>dV</m:t>
             </m:r>
@@ -4602,12 +3493,6 @@
             <m:r>
               <w:rPr>
                 <w:rFonts w:ascii="Cambria Math" w:hAnsi="Cambria Math"/>
-                <w:rPrChange w:id="252" w:author="Volodymyr Bondariev" w:date="2026-08-20T12:55:00Z" w16du:dateUtc="2026-08-20T09:55:00Z">
-                  <w:rPr>
-                    <w:rFonts w:ascii="Cambria Math" w:hAnsi="Cambria Math"/>
-                    <w:lang w:val="en-US"/>
-                  </w:rPr>
-                </w:rPrChange>
               </w:rPr>
               <m:t>V</m:t>
             </m:r>
@@ -4615,44 +3500,21 @@
         </m:f>
       </m:oMath>
       <w:r>
-        <w:rPr>
-          <w:rPrChange w:id="253" w:author="Volodymyr Bondariev" w:date="2026-08-20T12:55:00Z" w16du:dateUtc="2026-08-20T09:55:00Z">
-            <w:rPr>
-              <w:lang w:val="en-US"/>
-            </w:rPr>
-          </w:rPrChange>
-        </w:rPr>
         <w:t xml:space="preserve"> </w:t>
       </w:r>
       <w:r>
         <w:t xml:space="preserve">. Щоб </w:t>
       </w:r>
-      <w:ins w:id="254" w:author="Volodymyr Bondariev" w:date="2026-08-19T15:05:00Z" w16du:dateUtc="2026-08-19T12:05:00Z">
-        <w:r>
-          <w:t xml:space="preserve">зробити </w:t>
-        </w:r>
-      </w:ins>
-      <w:r>
-        <w:t xml:space="preserve">процес </w:t>
-      </w:r>
-      <w:del w:id="255" w:author="Volodymyr Bondariev" w:date="2026-08-19T15:05:00Z" w16du:dateUtc="2026-08-19T12:05:00Z">
-        <w:r>
-          <w:delText xml:space="preserve">був </w:delText>
-        </w:r>
-      </w:del>
-      <w:r>
-        <w:t xml:space="preserve">ізотермічним, там потрібно надати газу енергію, яка компенсує знижку температури на </w:t>
+      <w:r>
+        <w:t xml:space="preserve">зробити </w:t>
+      </w:r>
+      <w:r>
+        <w:t xml:space="preserve">процес ізотермічним, там потрібно надати газу енергію, яка компенсує знижку температури на </w:t>
       </w:r>
       <m:oMath>
         <m:r>
           <w:rPr>
             <w:rFonts w:ascii="Cambria Math" w:hAnsi="Cambria Math"/>
-            <w:rPrChange w:id="256" w:author="Volodymyr Bondariev" w:date="2026-08-20T12:55:00Z" w16du:dateUtc="2026-08-20T09:55:00Z">
-              <w:rPr>
-                <w:rFonts w:ascii="Cambria Math" w:hAnsi="Cambria Math"/>
-                <w:lang w:val="en-US"/>
-              </w:rPr>
-            </w:rPrChange>
           </w:rPr>
           <m:t>T</m:t>
         </m:r>
@@ -4662,13 +3524,6 @@
               <w:rPr>
                 <w:rFonts w:ascii="Cambria Math" w:hAnsi="Cambria Math"/>
                 <w:i/>
-                <w:rPrChange w:id="257" w:author="Volodymyr Bondariev" w:date="2026-08-20T12:55:00Z" w16du:dateUtc="2026-08-20T09:55:00Z">
-                  <w:rPr>
-                    <w:rFonts w:ascii="Cambria Math" w:hAnsi="Cambria Math"/>
-                    <w:i/>
-                    <w:lang w:val="en-US"/>
-                  </w:rPr>
-                </w:rPrChange>
               </w:rPr>
             </m:ctrlPr>
           </m:fPr>
@@ -4676,12 +3531,6 @@
             <m:r>
               <w:rPr>
                 <w:rFonts w:ascii="Cambria Math" w:hAnsi="Cambria Math"/>
-                <w:rPrChange w:id="258" w:author="Volodymyr Bondariev" w:date="2026-08-20T12:55:00Z" w16du:dateUtc="2026-08-20T09:55:00Z">
-                  <w:rPr>
-                    <w:rFonts w:ascii="Cambria Math" w:hAnsi="Cambria Math"/>
-                    <w:lang w:val="en-US"/>
-                  </w:rPr>
-                </w:rPrChange>
               </w:rPr>
               <m:t>dV</m:t>
             </m:r>
@@ -4690,12 +3539,6 @@
             <m:r>
               <w:rPr>
                 <w:rFonts w:ascii="Cambria Math" w:hAnsi="Cambria Math"/>
-                <w:rPrChange w:id="259" w:author="Volodymyr Bondariev" w:date="2026-08-20T12:55:00Z" w16du:dateUtc="2026-08-20T09:55:00Z">
-                  <w:rPr>
-                    <w:rFonts w:ascii="Cambria Math" w:hAnsi="Cambria Math"/>
-                    <w:lang w:val="en-US"/>
-                  </w:rPr>
-                </w:rPrChange>
               </w:rPr>
               <m:t>V</m:t>
             </m:r>
@@ -4715,13 +3558,6 @@
               <w:rPr>
                 <w:rFonts w:ascii="Cambria Math" w:hAnsi="Cambria Math"/>
                 <w:i/>
-                <w:rPrChange w:id="260" w:author="Volodymyr Bondariev" w:date="2026-08-20T12:55:00Z" w16du:dateUtc="2026-08-20T09:55:00Z">
-                  <w:rPr>
-                    <w:rFonts w:ascii="Cambria Math" w:hAnsi="Cambria Math"/>
-                    <w:i/>
-                    <w:lang w:val="en-US"/>
-                  </w:rPr>
-                </w:rPrChange>
               </w:rPr>
             </m:ctrlPr>
           </m:sSupPr>
@@ -4732,38 +3568,20 @@
               </w:rPr>
               <m:t>T</m:t>
             </m:r>
-            <m:ctrlPr>
-              <w:rPr>
-                <w:rFonts w:ascii="Cambria Math" w:hAnsi="Cambria Math"/>
-                <w:i/>
-              </w:rPr>
-            </m:ctrlPr>
           </m:e>
           <m:sup>
             <m:r>
               <w:rPr>
                 <w:rFonts w:ascii="Cambria Math" w:hAnsi="Cambria Math"/>
-                <w:rPrChange w:id="261" w:author="Volodymyr Bondariev" w:date="2026-08-20T12:55:00Z" w16du:dateUtc="2026-08-20T09:55:00Z">
-                  <w:rPr>
-                    <w:rFonts w:ascii="Cambria Math" w:hAnsi="Cambria Math"/>
-                    <w:lang w:val="en-US"/>
-                  </w:rPr>
-                </w:rPrChange>
               </w:rPr>
               <m:t>'</m:t>
             </m:r>
           </m:sup>
         </m:sSup>
-        <w:bookmarkStart w:id="262" w:name="_Hlk237028744"/>
+        <w:bookmarkStart w:id="1" w:name="_Hlk237028744"/>
         <m:r>
           <w:rPr>
             <w:rFonts w:ascii="Cambria Math" w:hAnsi="Cambria Math"/>
-            <w:rPrChange w:id="263" w:author="Volodymyr Bondariev" w:date="2026-08-20T12:55:00Z" w16du:dateUtc="2026-08-20T09:55:00Z">
-              <w:rPr>
-                <w:rFonts w:ascii="Cambria Math" w:hAnsi="Cambria Math"/>
-                <w:lang w:val="en-US"/>
-              </w:rPr>
-            </w:rPrChange>
           </w:rPr>
           <m:t xml:space="preserve">≈T(1+ </m:t>
         </m:r>
@@ -4773,13 +3591,6 @@
               <w:rPr>
                 <w:rFonts w:ascii="Cambria Math" w:hAnsi="Cambria Math"/>
                 <w:i/>
-                <w:rPrChange w:id="264" w:author="Volodymyr Bondariev" w:date="2026-08-20T12:55:00Z" w16du:dateUtc="2026-08-20T09:55:00Z">
-                  <w:rPr>
-                    <w:rFonts w:ascii="Cambria Math" w:hAnsi="Cambria Math"/>
-                    <w:i/>
-                    <w:lang w:val="en-US"/>
-                  </w:rPr>
-                </w:rPrChange>
               </w:rPr>
             </m:ctrlPr>
           </m:fPr>
@@ -4787,12 +3598,6 @@
             <m:r>
               <w:rPr>
                 <w:rFonts w:ascii="Cambria Math" w:hAnsi="Cambria Math"/>
-                <w:rPrChange w:id="265" w:author="Volodymyr Bondariev" w:date="2026-08-20T12:55:00Z" w16du:dateUtc="2026-08-20T09:55:00Z">
-                  <w:rPr>
-                    <w:rFonts w:ascii="Cambria Math" w:hAnsi="Cambria Math"/>
-                    <w:lang w:val="en-US"/>
-                  </w:rPr>
-                </w:rPrChange>
               </w:rPr>
               <m:t>∆V</m:t>
             </m:r>
@@ -4801,12 +3606,6 @@
             <m:r>
               <w:rPr>
                 <w:rFonts w:ascii="Cambria Math" w:hAnsi="Cambria Math"/>
-                <w:rPrChange w:id="266" w:author="Volodymyr Bondariev" w:date="2026-08-20T12:55:00Z" w16du:dateUtc="2026-08-20T09:55:00Z">
-                  <w:rPr>
-                    <w:rFonts w:ascii="Cambria Math" w:hAnsi="Cambria Math"/>
-                    <w:lang w:val="en-US"/>
-                  </w:rPr>
-                </w:rPrChange>
               </w:rPr>
               <m:t>V</m:t>
             </m:r>
@@ -4815,198 +3614,59 @@
         <m:r>
           <w:rPr>
             <w:rFonts w:ascii="Cambria Math" w:hAnsi="Cambria Math"/>
-            <w:rPrChange w:id="267" w:author="Volodymyr Bondariev" w:date="2026-08-20T12:55:00Z" w16du:dateUtc="2026-08-20T09:55:00Z">
-              <w:rPr>
-                <w:rFonts w:ascii="Cambria Math" w:hAnsi="Cambria Math"/>
-                <w:lang w:val="en-US"/>
-              </w:rPr>
-            </w:rPrChange>
           </w:rPr>
           <m:t>)</m:t>
         </m:r>
-        <w:bookmarkEnd w:id="262"/>
+        <w:bookmarkEnd w:id="1"/>
         <m:r>
-          <w:ins w:id="268" w:author="Volodymyr Bondariev" w:date="2026-08-19T15:06:00Z" w16du:dateUtc="2026-08-19T12:06:00Z">
-            <w:rPr>
-              <w:rFonts w:ascii="Cambria Math" w:hAnsi="Cambria Math"/>
-            </w:rPr>
-            <m:t xml:space="preserve">= </m:t>
-          </w:ins>
-        </m:r>
-        <m:r>
-          <w:ins w:id="269" w:author="Volodymyr Bondariev" w:date="2026-08-19T15:06:00Z" w16du:dateUtc="2026-08-19T12:06:00Z">
-            <w:rPr>
-              <w:rFonts w:ascii="Cambria Math" w:hAnsi="Cambria Math"/>
-              <w:rPrChange w:id="270" w:author="Volodymyr Bondariev" w:date="2026-08-20T12:55:00Z" w16du:dateUtc="2026-08-20T09:55:00Z">
-                <w:rPr>
-                  <w:rFonts w:ascii="Cambria Math" w:hAnsi="Cambria Math"/>
-                  <w:lang w:val="en-US"/>
-                </w:rPr>
-              </w:rPrChange>
-            </w:rPr>
-            <m:t xml:space="preserve">T(1+ </m:t>
-          </w:ins>
+          <w:rPr>
+            <w:rFonts w:ascii="Cambria Math" w:hAnsi="Cambria Math"/>
+          </w:rPr>
+          <m:t xml:space="preserve">= T(1+ </m:t>
         </m:r>
         <m:f>
           <m:fPr>
             <m:ctrlPr>
-              <w:ins w:id="271" w:author="Volodymyr Bondariev" w:date="2026-08-19T15:06:00Z" w16du:dateUtc="2026-08-19T12:06:00Z">
-                <w:rPr>
-                  <w:rFonts w:ascii="Cambria Math" w:hAnsi="Cambria Math"/>
-                  <w:i/>
-                  <w:rPrChange w:id="272" w:author="Volodymyr Bondariev" w:date="2026-08-20T12:55:00Z" w16du:dateUtc="2026-08-20T09:55:00Z">
-                    <w:rPr>
-                      <w:rFonts w:ascii="Cambria Math" w:hAnsi="Cambria Math"/>
-                      <w:i/>
-                      <w:lang w:val="en-US"/>
-                    </w:rPr>
-                  </w:rPrChange>
-                </w:rPr>
-              </w:ins>
+              <w:rPr>
+                <w:rFonts w:ascii="Cambria Math" w:hAnsi="Cambria Math"/>
+                <w:i/>
+              </w:rPr>
             </m:ctrlPr>
           </m:fPr>
           <m:num>
             <m:r>
-              <w:ins w:id="273" w:author="Volodymyr Bondariev" w:date="2026-08-19T15:06:00Z" w16du:dateUtc="2026-08-19T12:06:00Z">
-                <w:rPr>
-                  <w:rFonts w:ascii="Cambria Math" w:hAnsi="Cambria Math"/>
-                  <w:rPrChange w:id="274" w:author="Volodymyr Bondariev" w:date="2026-08-20T12:55:00Z" w16du:dateUtc="2026-08-20T09:55:00Z">
-                    <w:rPr>
-                      <w:rFonts w:ascii="Cambria Math" w:hAnsi="Cambria Math"/>
-                      <w:lang w:val="en-US"/>
-                    </w:rPr>
-                  </w:rPrChange>
-                </w:rPr>
-                <m:t>ws</m:t>
-              </w:ins>
+              <w:rPr>
+                <w:rFonts w:ascii="Cambria Math" w:hAnsi="Cambria Math"/>
+              </w:rPr>
+              <m:t>ws</m:t>
             </m:r>
           </m:num>
           <m:den>
             <m:r>
-              <w:ins w:id="275" w:author="Volodymyr Bondariev" w:date="2026-08-19T15:06:00Z" w16du:dateUtc="2026-08-19T12:06:00Z">
-                <w:rPr>
-                  <w:rFonts w:ascii="Cambria Math" w:hAnsi="Cambria Math"/>
-                  <w:rPrChange w:id="276" w:author="Volodymyr Bondariev" w:date="2026-08-20T12:55:00Z" w16du:dateUtc="2026-08-20T09:55:00Z">
-                    <w:rPr>
-                      <w:rFonts w:ascii="Cambria Math" w:hAnsi="Cambria Math"/>
-                      <w:lang w:val="en-US"/>
-                    </w:rPr>
-                  </w:rPrChange>
-                </w:rPr>
-                <m:t>V</m:t>
-              </w:ins>
+              <w:rPr>
+                <w:rFonts w:ascii="Cambria Math" w:hAnsi="Cambria Math"/>
+              </w:rPr>
+              <m:t>V</m:t>
             </m:r>
           </m:den>
         </m:f>
         <m:r>
-          <w:ins w:id="277" w:author="Volodymyr Bondariev" w:date="2026-08-19T15:06:00Z" w16du:dateUtc="2026-08-19T12:06:00Z">
-            <w:rPr>
-              <w:rFonts w:ascii="Cambria Math" w:hAnsi="Cambria Math"/>
-              <w:rPrChange w:id="278" w:author="Volodymyr Bondariev" w:date="2026-08-20T12:55:00Z" w16du:dateUtc="2026-08-20T09:55:00Z">
-                <w:rPr>
-                  <w:rFonts w:ascii="Cambria Math" w:hAnsi="Cambria Math"/>
-                  <w:lang w:val="en-US"/>
-                </w:rPr>
-              </w:rPrChange>
-            </w:rPr>
-            <m:t>)</m:t>
-          </w:ins>
-        </m:r>
-        <m:r>
-          <w:del w:id="279" w:author="Volodymyr Bondariev" w:date="2026-08-19T15:06:00Z" w16du:dateUtc="2026-08-19T12:06:00Z">
-            <w:rPr>
-              <w:rFonts w:ascii="Cambria Math" w:hAnsi="Cambria Math"/>
-              <w:rPrChange w:id="280" w:author="Volodymyr Bondariev" w:date="2026-08-20T12:55:00Z" w16du:dateUtc="2026-08-20T09:55:00Z">
-                <w:rPr>
-                  <w:rFonts w:ascii="Cambria Math" w:hAnsi="Cambria Math"/>
-                  <w:lang w:val="en-US"/>
-                </w:rPr>
-              </w:rPrChange>
-            </w:rPr>
-            <m:t>=T(1+ ε)</m:t>
-          </w:del>
+          <w:rPr>
+            <w:rFonts w:ascii="Cambria Math" w:hAnsi="Cambria Math"/>
+          </w:rPr>
+          <m:t>)</m:t>
         </m:r>
       </m:oMath>
       <w:r>
         <w:t xml:space="preserve"> </w:t>
       </w:r>
       <w:r>
-        <w:rPr>
-          <w:rPrChange w:id="281" w:author="Volodymyr Bondariev" w:date="2026-08-20T12:55:00Z" w16du:dateUtc="2026-08-20T09:55:00Z">
-            <w:rPr>
-              <w:lang w:val="en-US"/>
-            </w:rPr>
-          </w:rPrChange>
-        </w:rPr>
-        <w:t xml:space="preserve"> </w:t>
-      </w:r>
-      <w:del w:id="282" w:author="Volodymyr Bondariev" w:date="2026-08-19T15:06:00Z" w16du:dateUtc="2026-08-19T12:06:00Z">
-        <w:r>
-          <w:delText>і т</w:delText>
-        </w:r>
-        <w:r>
-          <w:delText xml:space="preserve">ут </w:delText>
-        </w:r>
-      </w:del>
-      <m:oMath>
-        <m:r>
-          <w:del w:id="283" w:author="Volodymyr Bondariev" w:date="2026-08-19T15:06:00Z" w16du:dateUtc="2026-08-19T12:06:00Z">
-            <w:rPr>
-              <w:rFonts w:ascii="Cambria Math" w:hAnsi="Cambria Math"/>
-              <w:rPrChange w:id="284" w:author="Volodymyr Bondariev" w:date="2026-08-20T12:55:00Z" w16du:dateUtc="2026-08-20T09:55:00Z">
-                <w:rPr>
-                  <w:rFonts w:ascii="Cambria Math" w:hAnsi="Cambria Math"/>
-                  <w:lang w:val="en-US"/>
-                </w:rPr>
-              </w:rPrChange>
-            </w:rPr>
-            <m:t>ε</m:t>
-          </w:del>
-        </m:r>
-      </m:oMath>
-      <w:del w:id="285" w:author="Volodymyr Bondariev" w:date="2026-08-19T15:06:00Z" w16du:dateUtc="2026-08-19T12:06:00Z">
-        <w:r>
-          <w:delText xml:space="preserve"> те саме, що в формулі (6), бо </w:delText>
-        </w:r>
-      </w:del>
-      <m:oMath>
-        <m:r>
-          <w:del w:id="286" w:author="Volodymyr Bondariev" w:date="2026-08-19T15:06:00Z" w16du:dateUtc="2026-08-19T12:06:00Z">
-            <w:rPr>
-              <w:rFonts w:ascii="Cambria Math" w:hAnsi="Cambria Math"/>
-            </w:rPr>
-            <m:t>w</m:t>
-          </w:del>
-        </m:r>
-        <m:r>
-          <w:del w:id="287" w:author="Volodymyr Bondariev" w:date="2026-08-19T15:06:00Z" w16du:dateUtc="2026-08-19T12:06:00Z">
-            <w:rPr>
-              <w:rFonts w:ascii="Cambria Math" w:hAnsi="Cambria Math"/>
-              <w:rPrChange w:id="288" w:author="Volodymyr Bondariev" w:date="2026-08-20T12:55:00Z" w16du:dateUtc="2026-08-20T09:55:00Z">
-                <w:rPr>
-                  <w:rFonts w:ascii="Cambria Math" w:hAnsi="Cambria Math"/>
-                  <w:lang w:val="en-US"/>
-                </w:rPr>
-              </w:rPrChange>
-            </w:rPr>
-            <m:t>s=∆V</m:t>
-          </w:del>
-        </m:r>
-      </m:oMath>
-      <w:r>
-        <w:t>.</w:t>
+        <w:t xml:space="preserve"> .</w:t>
       </w:r>
     </w:p>
     <w:p>
       <w:pPr>
         <w:ind w:firstLine="708"/>
-        <w:rPr>
-          <w:rPrChange w:id="289" w:author="Volodymyr Bondariev" w:date="2026-08-20T12:55:00Z" w16du:dateUtc="2026-08-20T09:55:00Z">
-            <w:rPr>
-              <w:lang w:val="en-US"/>
-            </w:rPr>
-          </w:rPrChange>
-        </w:rPr>
       </w:pPr>
       <w:r>
         <w:t xml:space="preserve">Компенсація </w:t>
@@ -5039,19 +3699,7 @@
           <w:rPr>
             <w:rFonts w:ascii="Cambria Math" w:hAnsi="Cambria Math"/>
           </w:rPr>
-          <m:t>T</m:t>
-        </m:r>
-        <m:r>
-          <w:rPr>
-            <w:rFonts w:ascii="Cambria Math" w:hAnsi="Cambria Math"/>
-            <w:rPrChange w:id="290" w:author="Volodymyr Bondariev" w:date="2026-08-20T12:55:00Z" w16du:dateUtc="2026-08-20T09:55:00Z">
-              <w:rPr>
-                <w:rFonts w:ascii="Cambria Math" w:hAnsi="Cambria Math"/>
-                <w:lang w:val="en-US"/>
-              </w:rPr>
-            </w:rPrChange>
-          </w:rPr>
-          <m:t>∝</m:t>
+          <m:t>T∝</m:t>
         </m:r>
         <m:sSup>
           <m:sSupPr>
@@ -5059,13 +3707,6 @@
               <w:rPr>
                 <w:rFonts w:ascii="Cambria Math" w:hAnsi="Cambria Math"/>
                 <w:i/>
-                <w:rPrChange w:id="291" w:author="Volodymyr Bondariev" w:date="2026-08-20T12:55:00Z" w16du:dateUtc="2026-08-20T09:55:00Z">
-                  <w:rPr>
-                    <w:rFonts w:ascii="Cambria Math" w:hAnsi="Cambria Math"/>
-                    <w:i/>
-                    <w:lang w:val="en-US"/>
-                  </w:rPr>
-                </w:rPrChange>
               </w:rPr>
             </m:ctrlPr>
           </m:sSupPr>
@@ -5073,12 +3714,6 @@
             <m:r>
               <w:rPr>
                 <w:rFonts w:ascii="Cambria Math" w:hAnsi="Cambria Math"/>
-                <w:rPrChange w:id="292" w:author="Volodymyr Bondariev" w:date="2026-08-20T12:55:00Z" w16du:dateUtc="2026-08-20T09:55:00Z">
-                  <w:rPr>
-                    <w:rFonts w:ascii="Cambria Math" w:hAnsi="Cambria Math"/>
-                    <w:lang w:val="en-US"/>
-                  </w:rPr>
-                </w:rPrChange>
               </w:rPr>
               <m:t>v</m:t>
             </m:r>
@@ -5087,12 +3722,6 @@
             <m:r>
               <w:rPr>
                 <w:rFonts w:ascii="Cambria Math" w:hAnsi="Cambria Math"/>
-                <w:rPrChange w:id="293" w:author="Volodymyr Bondariev" w:date="2026-08-20T12:55:00Z" w16du:dateUtc="2026-08-20T09:55:00Z">
-                  <w:rPr>
-                    <w:rFonts w:ascii="Cambria Math" w:hAnsi="Cambria Math"/>
-                    <w:lang w:val="en-US"/>
-                  </w:rPr>
-                </w:rPrChange>
               </w:rPr>
               <m:t>2</m:t>
             </m:r>
@@ -5100,49 +3729,20 @@
         </m:sSup>
       </m:oMath>
       <w:r>
-        <w:rPr>
-          <w:rPrChange w:id="294" w:author="Volodymyr Bondariev" w:date="2026-08-20T12:55:00Z" w16du:dateUtc="2026-08-20T09:55:00Z">
-            <w:rPr>
-              <w:lang w:val="en-US"/>
-            </w:rPr>
-          </w:rPrChange>
-        </w:rPr>
-        <w:t>,</w:t>
-      </w:r>
-      <w:r>
-        <w:t xml:space="preserve"> </w:t>
+        <w:t xml:space="preserve">, </w:t>
       </w:r>
       <w:r>
         <w:t>модуль швид</w:t>
       </w:r>
-      <w:ins w:id="295" w:author="Volodymyr Bondariev" w:date="2026-08-19T15:10:00Z" w16du:dateUtc="2026-08-19T12:10:00Z">
-        <w:r>
-          <w:t>к</w:t>
-        </w:r>
-      </w:ins>
-      <w:ins w:id="296" w:author="Volodymyr Bondariev" w:date="2026-08-19T15:09:00Z" w16du:dateUtc="2026-08-19T12:09:00Z">
-        <w:r>
-          <w:t>і</w:t>
-        </w:r>
-      </w:ins>
-      <w:del w:id="297" w:author="Volodymyr Bondariev" w:date="2026-08-19T15:09:00Z" w16du:dateUtc="2026-08-19T12:09:00Z">
-        <w:r>
-          <w:delText>ко</w:delText>
-        </w:r>
-      </w:del>
+      <w:r>
+        <w:t>кі</w:t>
+      </w:r>
       <w:r>
         <w:t>ст</w:t>
       </w:r>
-      <w:ins w:id="298" w:author="Volodymyr Bondariev" w:date="2026-08-19T15:09:00Z" w16du:dateUtc="2026-08-19T12:09:00Z">
-        <w:r>
-          <w:t>ь</w:t>
-        </w:r>
-      </w:ins>
-      <w:del w:id="299" w:author="Volodymyr Bondariev" w:date="2026-08-19T15:09:00Z" w16du:dateUtc="2026-08-19T12:09:00Z">
-        <w:r>
-          <w:delText>і</w:delText>
-        </w:r>
-      </w:del>
+      <w:r>
+        <w:t>ь</w:t>
+      </w:r>
       <w:r>
         <w:t xml:space="preserve"> кожної частки треба збільшити за  формулою (7)</w:t>
       </w:r>
@@ -5150,9 +3750,6 @@
     <w:p>
       <w:pPr>
         <w:ind w:firstLine="0"/>
-        <w:rPr>
-          <w:ins w:id="300" w:author="Volodymyr Bondariev" w:date="2026-08-19T15:12:00Z" w16du:dateUtc="2026-08-19T12:12:00Z"/>
-        </w:rPr>
       </w:pPr>
       <m:oMathPara>
         <m:oMath>
@@ -5215,34 +3812,10 @@
                 </m:fPr>
                 <m:num>
                   <m:r>
-                    <w:del w:id="301" w:author="Volodymyr Bondariev" w:date="2026-08-19T15:08:00Z" w16du:dateUtc="2026-08-19T12:08:00Z">
-                      <w:rPr>
-                        <w:rFonts w:ascii="Cambria Math" w:hAnsi="Cambria Math"/>
-                      </w:rPr>
-                      <m:t>ε</m:t>
-                    </w:del>
-                  </m:r>
-                  <m:r>
-                    <w:ins w:id="302" w:author="Volodymyr Bondariev" w:date="2026-08-19T15:08:00Z" w16du:dateUtc="2026-08-19T12:08:00Z">
-                      <w:rPr>
-                        <w:rFonts w:ascii="Cambria Math" w:hAnsi="Cambria Math"/>
-                      </w:rPr>
-                      <m:t>w</m:t>
-                    </w:ins>
-                  </m:r>
-                  <m:r>
-                    <w:ins w:id="303" w:author="Volodymyr Bondariev" w:date="2026-08-19T15:08:00Z" w16du:dateUtc="2026-08-19T12:08:00Z">
-                      <w:rPr>
-                        <w:rFonts w:ascii="Cambria Math" w:hAnsi="Cambria Math"/>
-                        <w:rPrChange w:id="304" w:author="Volodymyr Bondariev" w:date="2026-08-20T12:55:00Z" w16du:dateUtc="2026-08-20T09:55:00Z">
-                          <w:rPr>
-                            <w:rFonts w:ascii="Cambria Math" w:hAnsi="Cambria Math"/>
-                            <w:lang w:val="en-US"/>
-                          </w:rPr>
-                        </w:rPrChange>
-                      </w:rPr>
-                      <m:t>s</m:t>
-                    </w:ins>
+                    <w:rPr>
+                      <w:rFonts w:ascii="Cambria Math" w:hAnsi="Cambria Math"/>
+                    </w:rPr>
+                    <m:t>ws</m:t>
                   </m:r>
                 </m:num>
                 <m:den>
@@ -5250,15 +3823,7 @@
                     <w:rPr>
                       <w:rFonts w:ascii="Cambria Math" w:hAnsi="Cambria Math"/>
                     </w:rPr>
-                    <m:t>2</m:t>
-                  </m:r>
-                  <m:r>
-                    <w:ins w:id="305" w:author="Volodymyr Bondariev" w:date="2026-08-19T15:08:00Z" w16du:dateUtc="2026-08-19T12:08:00Z">
-                      <w:rPr>
-                        <w:rFonts w:ascii="Cambria Math" w:hAnsi="Cambria Math"/>
-                      </w:rPr>
-                      <m:t>V</m:t>
-                    </w:ins>
+                    <m:t>2V</m:t>
                   </m:r>
                 </m:den>
               </m:f>
@@ -5274,23 +3839,9 @@
       </m:oMathPara>
     </w:p>
     <w:p>
-      <w:pPr>
-        <w:rPr>
-          <w:ins w:id="306" w:author="Volodymyr Bondariev" w:date="2026-08-19T15:12:00Z" w16du:dateUtc="2026-08-19T12:12:00Z"/>
-        </w:rPr>
-      </w:pPr>
-      <w:ins w:id="307" w:author="Volodymyr Bondariev" w:date="2026-08-19T15:12:00Z" w16du:dateUtc="2026-08-19T12:12:00Z">
-        <w:r>
-          <w:rPr>
-            <w:rPrChange w:id="308" w:author="Volodymyr Bondariev" w:date="2026-08-20T12:55:00Z" w16du:dateUtc="2026-08-20T09:55:00Z">
-              <w:rPr>
-                <w:highlight w:val="yellow"/>
-              </w:rPr>
-            </w:rPrChange>
-          </w:rPr>
-          <w:t>Отже зміна навантаження в моделі імітація ізотермічного процесу керується рівнянням (6), а зміна швидкості часток – рівнянням (7).</w:t>
-        </w:r>
-      </w:ins>
+      <w:r>
+        <w:t>Отже зміна навантаження в моделі імітація ізотермічного процесу керується рівнянням (6), а зміна швидкості часток – рівнянням (7).</w:t>
+      </w:r>
     </w:p>
     <w:p>
       <w:pPr>
@@ -5303,11 +3854,6 @@
         <w:rPr>
           <w:i/>
           <w:highlight w:val="yellow"/>
-          <w:rPrChange w:id="309" w:author="Volodymyr Bondariev" w:date="2026-08-20T12:55:00Z" w16du:dateUtc="2026-08-20T09:55:00Z">
-            <w:rPr>
-              <w:i/>
-            </w:rPr>
-          </w:rPrChange>
         </w:rPr>
       </w:pPr>
       <w:r>
@@ -5316,38 +3862,24 @@
       <w:r>
         <w:rPr>
           <w:highlight w:val="yellow"/>
-          <w:rPrChange w:id="310" w:author="Volodymyr Bondariev" w:date="2026-08-20T12:55:00Z" w16du:dateUtc="2026-08-20T09:55:00Z">
-            <w:rPr/>
-          </w:rPrChange>
         </w:rPr>
         <w:t>Ознакою ізотермічного процесу є незмінність температури газу на протязі всього часу. Втім наближений характер рівнянь и стохастична природа моделі цього не гара</w:t>
       </w:r>
       <w:r>
         <w:rPr>
           <w:highlight w:val="yellow"/>
-          <w:rPrChange w:id="311" w:author="Volodymyr Bondariev" w:date="2026-08-20T12:55:00Z" w16du:dateUtc="2026-08-20T09:55:00Z">
-            <w:rPr/>
-          </w:rPrChange>
         </w:rPr>
         <w:t xml:space="preserve">нтують. </w:t>
       </w:r>
       <w:r>
         <w:rPr>
           <w:highlight w:val="yellow"/>
-          <w:rPrChange w:id="312" w:author="Volodymyr Bondariev" w:date="2026-08-20T12:55:00Z" w16du:dateUtc="2026-08-20T09:55:00Z">
-            <w:rPr/>
-          </w:rPrChange>
         </w:rPr>
         <w:t>Якщо початкова температура T0, а поточна температура газу T, то  відновити початкову температуру можна так</w:t>
       </w:r>
       <w:r>
         <w:rPr>
           <w:highlight w:val="yellow"/>
-          <w:rPrChange w:id="313" w:author="Volodymyr Bondariev" w:date="2026-08-20T12:55:00Z" w16du:dateUtc="2026-08-20T09:55:00Z">
-            <w:rPr>
-              <w:lang w:val="en-US"/>
-            </w:rPr>
-          </w:rPrChange>
         </w:rPr>
         <w:t xml:space="preserve"> </w:t>
       </w:r>
@@ -5367,11 +3899,6 @@
               <w:rPr>
                 <w:rFonts w:ascii="Cambria Math" w:hAnsi="Cambria Math"/>
                 <w:highlight w:val="yellow"/>
-                <w:rPrChange w:id="314" w:author="Volodymyr Bondariev" w:date="2026-08-20T12:55:00Z" w16du:dateUtc="2026-08-20T09:55:00Z">
-                  <w:rPr>
-                    <w:rFonts w:ascii="Cambria Math" w:hAnsi="Cambria Math"/>
-                  </w:rPr>
-                </w:rPrChange>
               </w:rPr>
               <m:t>T</m:t>
             </m:r>
@@ -5381,11 +3908,6 @@
               <w:rPr>
                 <w:rFonts w:ascii="Cambria Math" w:hAnsi="Cambria Math"/>
                 <w:highlight w:val="yellow"/>
-                <w:rPrChange w:id="315" w:author="Volodymyr Bondariev" w:date="2026-08-20T12:55:00Z" w16du:dateUtc="2026-08-20T09:55:00Z">
-                  <w:rPr>
-                    <w:rFonts w:ascii="Cambria Math" w:hAnsi="Cambria Math"/>
-                  </w:rPr>
-                </w:rPrChange>
               </w:rPr>
               <m:t>0</m:t>
             </m:r>
@@ -5395,11 +3917,6 @@
           <w:rPr>
             <w:rFonts w:ascii="Cambria Math" w:hAnsi="Cambria Math"/>
             <w:highlight w:val="yellow"/>
-            <w:rPrChange w:id="316" w:author="Volodymyr Bondariev" w:date="2026-08-20T12:55:00Z" w16du:dateUtc="2026-08-20T09:55:00Z">
-              <w:rPr>
-                <w:rFonts w:ascii="Cambria Math" w:hAnsi="Cambria Math"/>
-              </w:rPr>
-            </w:rPrChange>
           </w:rPr>
           <m:t>=T</m:t>
         </m:r>
@@ -5418,11 +3935,6 @@
               <w:rPr>
                 <w:rFonts w:ascii="Cambria Math" w:hAnsi="Cambria Math"/>
                 <w:highlight w:val="yellow"/>
-                <w:rPrChange w:id="317" w:author="Volodymyr Bondariev" w:date="2026-08-20T12:55:00Z" w16du:dateUtc="2026-08-20T09:55:00Z">
-                  <w:rPr>
-                    <w:rFonts w:ascii="Cambria Math" w:hAnsi="Cambria Math"/>
-                  </w:rPr>
-                </w:rPrChange>
               </w:rPr>
               <m:t xml:space="preserve">1+ </m:t>
             </m:r>
@@ -5441,11 +3953,6 @@
                   <w:rPr>
                     <w:rFonts w:ascii="Cambria Math" w:hAnsi="Cambria Math"/>
                     <w:highlight w:val="yellow"/>
-                    <w:rPrChange w:id="318" w:author="Volodymyr Bondariev" w:date="2026-08-20T12:55:00Z" w16du:dateUtc="2026-08-20T09:55:00Z">
-                      <w:rPr>
-                        <w:rFonts w:ascii="Cambria Math" w:hAnsi="Cambria Math"/>
-                      </w:rPr>
-                    </w:rPrChange>
                   </w:rPr>
                   <m:t>To-T</m:t>
                 </m:r>
@@ -5455,11 +3962,6 @@
                   <w:rPr>
                     <w:rFonts w:ascii="Cambria Math" w:hAnsi="Cambria Math"/>
                     <w:highlight w:val="yellow"/>
-                    <w:rPrChange w:id="319" w:author="Volodymyr Bondariev" w:date="2026-08-20T12:55:00Z" w16du:dateUtc="2026-08-20T09:55:00Z">
-                      <w:rPr>
-                        <w:rFonts w:ascii="Cambria Math" w:hAnsi="Cambria Math"/>
-                      </w:rPr>
-                    </w:rPrChange>
                   </w:rPr>
                   <m:t>T</m:t>
                 </m:r>
@@ -5471,56 +3973,30 @@
       <w:r>
         <w:rPr>
           <w:highlight w:val="yellow"/>
-          <w:rPrChange w:id="320" w:author="Volodymyr Bondariev" w:date="2026-08-20T12:55:00Z" w16du:dateUtc="2026-08-20T09:55:00Z">
-            <w:rPr>
-              <w:lang w:val="en-US"/>
-            </w:rPr>
-          </w:rPrChange>
-        </w:rPr>
-        <w:t xml:space="preserve">. </w:t>
-      </w:r>
-      <w:r>
-        <w:rPr>
-          <w:highlight w:val="yellow"/>
-          <w:rPrChange w:id="321" w:author="Volodymyr Bondariev" w:date="2026-08-20T12:55:00Z" w16du:dateUtc="2026-08-20T09:55:00Z">
-            <w:rPr/>
-          </w:rPrChange>
-        </w:rPr>
-        <w:t>З урахуванням того, що температура пропорційна квадрату середньоквадратичної швидкості часток</w:t>
-      </w:r>
-      <w:r>
-        <w:rPr>
-          <w:highlight w:val="yellow"/>
-          <w:rPrChange w:id="322" w:author="Volodymyr Bondariev" w:date="2026-08-20T12:55:00Z" w16du:dateUtc="2026-08-20T09:55:00Z">
-            <w:rPr/>
-          </w:rPrChange>
+        </w:rPr>
+        <w:t>. З урахуванням того, що температура пропорційна квадрату середньоквадратичної швидкості часток</w:t>
+      </w:r>
+      <w:r>
+        <w:rPr>
+          <w:highlight w:val="yellow"/>
         </w:rPr>
         <w:t>,</w:t>
       </w:r>
       <w:r>
         <w:rPr>
           <w:highlight w:val="yellow"/>
-          <w:rPrChange w:id="323" w:author="Volodymyr Bondariev" w:date="2026-08-20T12:55:00Z" w16du:dateUtc="2026-08-20T09:55:00Z">
-            <w:rPr/>
-          </w:rPrChange>
         </w:rPr>
         <w:t xml:space="preserve"> поправка до швидкості часток задається </w:t>
       </w:r>
       <w:r>
         <w:rPr>
           <w:highlight w:val="yellow"/>
-          <w:rPrChange w:id="324" w:author="Volodymyr Bondariev" w:date="2026-08-20T12:55:00Z" w16du:dateUtc="2026-08-20T09:55:00Z">
-            <w:rPr/>
-          </w:rPrChange>
         </w:rPr>
         <w:t>рівнянням</w:t>
       </w:r>
       <w:r>
         <w:rPr>
           <w:highlight w:val="yellow"/>
-          <w:rPrChange w:id="325" w:author="Volodymyr Bondariev" w:date="2026-08-20T12:55:00Z" w16du:dateUtc="2026-08-20T09:55:00Z">
-            <w:rPr/>
-          </w:rPrChange>
         </w:rPr>
         <w:t xml:space="preserve"> (8)</w:t>
       </w:r>
@@ -5531,11 +4007,6 @@
         <w:rPr>
           <w:i/>
           <w:highlight w:val="yellow"/>
-          <w:rPrChange w:id="326" w:author="Volodymyr Bondariev" w:date="2026-08-20T12:55:00Z" w16du:dateUtc="2026-08-20T09:55:00Z">
-            <w:rPr>
-              <w:i/>
-            </w:rPr>
-          </w:rPrChange>
         </w:rPr>
       </w:pPr>
       <m:oMathPara>
@@ -5555,11 +4026,6 @@
                 <w:rPr>
                   <w:rFonts w:ascii="Cambria Math" w:hAnsi="Cambria Math"/>
                   <w:highlight w:val="yellow"/>
-                  <w:rPrChange w:id="327" w:author="Volodymyr Bondariev" w:date="2026-08-20T12:55:00Z" w16du:dateUtc="2026-08-20T09:55:00Z">
-                    <w:rPr>
-                      <w:rFonts w:ascii="Cambria Math" w:hAnsi="Cambria Math"/>
-                    </w:rPr>
-                  </w:rPrChange>
                 </w:rPr>
                 <m:t>v</m:t>
               </m:r>
@@ -5569,11 +4035,6 @@
                 <w:rPr>
                   <w:rFonts w:ascii="Cambria Math" w:hAnsi="Cambria Math"/>
                   <w:highlight w:val="yellow"/>
-                  <w:rPrChange w:id="328" w:author="Volodymyr Bondariev" w:date="2026-08-20T12:55:00Z" w16du:dateUtc="2026-08-20T09:55:00Z">
-                    <w:rPr>
-                      <w:rFonts w:ascii="Cambria Math" w:hAnsi="Cambria Math"/>
-                    </w:rPr>
-                  </w:rPrChange>
                 </w:rPr>
                 <m:t>''</m:t>
               </m:r>
@@ -5583,11 +4044,6 @@
             <w:rPr>
               <w:rFonts w:ascii="Cambria Math" w:hAnsi="Cambria Math"/>
               <w:highlight w:val="yellow"/>
-              <w:rPrChange w:id="329" w:author="Volodymyr Bondariev" w:date="2026-08-20T12:55:00Z" w16du:dateUtc="2026-08-20T09:55:00Z">
-                <w:rPr>
-                  <w:rFonts w:ascii="Cambria Math" w:hAnsi="Cambria Math"/>
-                </w:rPr>
-              </w:rPrChange>
             </w:rPr>
             <m:t>=</m:t>
           </m:r>
@@ -5606,11 +4062,6 @@
                 <w:rPr>
                   <w:rFonts w:ascii="Cambria Math" w:hAnsi="Cambria Math"/>
                   <w:highlight w:val="yellow"/>
-                  <w:rPrChange w:id="330" w:author="Volodymyr Bondariev" w:date="2026-08-20T12:55:00Z" w16du:dateUtc="2026-08-20T09:55:00Z">
-                    <w:rPr>
-                      <w:rFonts w:ascii="Cambria Math" w:hAnsi="Cambria Math"/>
-                    </w:rPr>
-                  </w:rPrChange>
                 </w:rPr>
                 <m:t>v</m:t>
               </m:r>
@@ -5620,11 +4071,6 @@
                 <w:rPr>
                   <w:rFonts w:ascii="Cambria Math" w:hAnsi="Cambria Math"/>
                   <w:highlight w:val="yellow"/>
-                  <w:rPrChange w:id="331" w:author="Volodymyr Bondariev" w:date="2026-08-20T12:55:00Z" w16du:dateUtc="2026-08-20T09:55:00Z">
-                    <w:rPr>
-                      <w:rFonts w:ascii="Cambria Math" w:hAnsi="Cambria Math"/>
-                    </w:rPr>
-                  </w:rPrChange>
                 </w:rPr>
                 <m:t>'</m:t>
               </m:r>
@@ -5645,11 +4091,6 @@
                 <w:rPr>
                   <w:rFonts w:ascii="Cambria Math" w:hAnsi="Cambria Math"/>
                   <w:highlight w:val="yellow"/>
-                  <w:rPrChange w:id="332" w:author="Volodymyr Bondariev" w:date="2026-08-20T12:55:00Z" w16du:dateUtc="2026-08-20T09:55:00Z">
-                    <w:rPr>
-                      <w:rFonts w:ascii="Cambria Math" w:hAnsi="Cambria Math"/>
-                    </w:rPr>
-                  </w:rPrChange>
                 </w:rPr>
                 <m:t xml:space="preserve">1+ </m:t>
               </m:r>
@@ -5668,11 +4109,6 @@
                     <w:rPr>
                       <w:rFonts w:ascii="Cambria Math" w:hAnsi="Cambria Math"/>
                       <w:highlight w:val="yellow"/>
-                      <w:rPrChange w:id="333" w:author="Volodymyr Bondariev" w:date="2026-08-20T12:55:00Z" w16du:dateUtc="2026-08-20T09:55:00Z">
-                        <w:rPr>
-                          <w:rFonts w:ascii="Cambria Math" w:hAnsi="Cambria Math"/>
-                        </w:rPr>
-                      </w:rPrChange>
                     </w:rPr>
                     <m:t>To-T</m:t>
                   </m:r>
@@ -5682,11 +4118,6 @@
                     <w:rPr>
                       <w:rFonts w:ascii="Cambria Math" w:hAnsi="Cambria Math"/>
                       <w:highlight w:val="yellow"/>
-                      <w:rPrChange w:id="334" w:author="Volodymyr Bondariev" w:date="2026-08-20T12:55:00Z" w16du:dateUtc="2026-08-20T09:55:00Z">
-                        <w:rPr>
-                          <w:rFonts w:ascii="Cambria Math" w:hAnsi="Cambria Math"/>
-                        </w:rPr>
-                      </w:rPrChange>
                     </w:rPr>
                     <m:t>2T</m:t>
                   </m:r>
@@ -5698,11 +4129,6 @@
             <w:rPr>
               <w:rFonts w:ascii="Cambria Math" w:hAnsi="Cambria Math"/>
               <w:highlight w:val="yellow"/>
-              <w:rPrChange w:id="335" w:author="Volodymyr Bondariev" w:date="2026-08-20T12:55:00Z" w16du:dateUtc="2026-08-20T09:55:00Z">
-                <w:rPr>
-                  <w:rFonts w:ascii="Cambria Math" w:hAnsi="Cambria Math"/>
-                </w:rPr>
-              </w:rPrChange>
             </w:rPr>
             <m:t xml:space="preserve">                                         (8)</m:t>
           </m:r>
@@ -5712,96 +4138,6 @@
     <w:p>
       <w:pPr>
         <w:rPr>
-          <w:del w:id="336" w:author="Volodymyr Bondariev" w:date="2026-08-19T15:12:00Z" w16du:dateUtc="2026-08-19T12:12:00Z"/>
-        </w:rPr>
-      </w:pPr>
-      <w:del w:id="337" w:author="Volodymyr Bondariev" w:date="2026-08-19T15:12:00Z" w16du:dateUtc="2026-08-19T12:12:00Z">
-        <w:r>
-          <w:rPr>
-            <w:highlight w:val="yellow"/>
-            <w:rPrChange w:id="338" w:author="Volodymyr Bondariev" w:date="2026-08-20T12:55:00Z" w16du:dateUtc="2026-08-20T09:55:00Z">
-              <w:rPr/>
-            </w:rPrChange>
-          </w:rPr>
-          <w:delText xml:space="preserve">Отже </w:delText>
-        </w:r>
-        <w:r>
-          <w:rPr>
-            <w:highlight w:val="yellow"/>
-            <w:rPrChange w:id="339" w:author="Volodymyr Bondariev" w:date="2026-08-20T12:55:00Z" w16du:dateUtc="2026-08-20T09:55:00Z">
-              <w:rPr/>
-            </w:rPrChange>
-          </w:rPr>
-          <w:delText xml:space="preserve">зміна навантаження в моделі </w:delText>
-        </w:r>
-        <w:r>
-          <w:rPr>
-            <w:highlight w:val="yellow"/>
-            <w:rPrChange w:id="340" w:author="Volodymyr Bondariev" w:date="2026-08-20T12:55:00Z" w16du:dateUtc="2026-08-20T09:55:00Z">
-              <w:rPr/>
-            </w:rPrChange>
-          </w:rPr>
-          <w:delText xml:space="preserve">імітація ізотермічного процесу керується </w:delText>
-        </w:r>
-        <w:r>
-          <w:rPr>
-            <w:highlight w:val="yellow"/>
-            <w:rPrChange w:id="341" w:author="Volodymyr Bondariev" w:date="2026-08-20T12:55:00Z" w16du:dateUtc="2026-08-20T09:55:00Z">
-              <w:rPr/>
-            </w:rPrChange>
-          </w:rPr>
-          <w:delText>рівнянням</w:delText>
-        </w:r>
-        <w:r>
-          <w:rPr>
-            <w:highlight w:val="yellow"/>
-            <w:rPrChange w:id="342" w:author="Volodymyr Bondariev" w:date="2026-08-20T12:55:00Z" w16du:dateUtc="2026-08-20T09:55:00Z">
-              <w:rPr/>
-            </w:rPrChange>
-          </w:rPr>
-          <w:delText xml:space="preserve"> </w:delText>
-        </w:r>
-        <w:r>
-          <w:rPr>
-            <w:highlight w:val="yellow"/>
-            <w:rPrChange w:id="343" w:author="Volodymyr Bondariev" w:date="2026-08-20T12:55:00Z" w16du:dateUtc="2026-08-20T09:55:00Z">
-              <w:rPr/>
-            </w:rPrChange>
-          </w:rPr>
-          <w:delText>(</w:delText>
-        </w:r>
-        <w:r>
-          <w:rPr>
-            <w:highlight w:val="yellow"/>
-            <w:rPrChange w:id="344" w:author="Volodymyr Bondariev" w:date="2026-08-20T12:55:00Z" w16du:dateUtc="2026-08-20T09:55:00Z">
-              <w:rPr/>
-            </w:rPrChange>
-          </w:rPr>
-          <w:delText>6)</w:delText>
-        </w:r>
-        <w:r>
-          <w:rPr>
-            <w:highlight w:val="yellow"/>
-            <w:rPrChange w:id="345" w:author="Volodymyr Bondariev" w:date="2026-08-20T12:55:00Z" w16du:dateUtc="2026-08-20T09:55:00Z">
-              <w:rPr/>
-            </w:rPrChange>
-          </w:rPr>
-          <w:delText>, а зміна швидкості часток – рівняннями (7) і (8)</w:delText>
-        </w:r>
-        <w:r>
-          <w:rPr>
-            <w:highlight w:val="yellow"/>
-            <w:rPrChange w:id="346" w:author="Volodymyr Bondariev" w:date="2026-08-20T12:55:00Z" w16du:dateUtc="2026-08-20T09:55:00Z">
-              <w:rPr/>
-            </w:rPrChange>
-          </w:rPr>
-          <w:delText>.</w:delText>
-        </w:r>
-      </w:del>
-    </w:p>
-    <w:p>
-      <w:pPr>
-        <w:rPr>
           <w:b/>
           <w:bCs/>
         </w:rPr>
@@ -5828,39 +4164,18 @@
         <w:t xml:space="preserve">ізняти фази </w:t>
       </w:r>
       <w:r>
-        <w:rPr>
-          <w:rPrChange w:id="347" w:author="Volodymyr Bondariev" w:date="2026-08-20T12:55:00Z" w16du:dateUtc="2026-08-20T09:55:00Z">
-            <w:rPr>
-              <w:lang w:val="en-US"/>
-            </w:rPr>
-          </w:rPrChange>
-        </w:rPr>
         <w:t>“</w:t>
       </w:r>
       <w:r>
         <w:t>стискання</w:t>
       </w:r>
       <w:r>
-        <w:rPr>
-          <w:rPrChange w:id="348" w:author="Volodymyr Bondariev" w:date="2026-08-20T12:55:00Z" w16du:dateUtc="2026-08-20T09:55:00Z">
-            <w:rPr>
-              <w:lang w:val="en-US"/>
-            </w:rPr>
-          </w:rPrChange>
-        </w:rPr>
         <w:t>”</w:t>
       </w:r>
       <w:r>
         <w:t xml:space="preserve"> і </w:t>
       </w:r>
       <w:r>
-        <w:rPr>
-          <w:rPrChange w:id="349" w:author="Volodymyr Bondariev" w:date="2026-08-20T12:55:00Z" w16du:dateUtc="2026-08-20T09:55:00Z">
-            <w:rPr>
-              <w:lang w:val="en-US"/>
-            </w:rPr>
-          </w:rPrChange>
-        </w:rPr>
         <w:t>“</w:t>
       </w:r>
       <w:r>
@@ -5873,13 +4188,6 @@
         <w:t>ення</w:t>
       </w:r>
       <w:r>
-        <w:rPr>
-          <w:rPrChange w:id="350" w:author="Volodymyr Bondariev" w:date="2026-08-20T12:55:00Z" w16du:dateUtc="2026-08-20T09:55:00Z">
-            <w:rPr>
-              <w:lang w:val="en-US"/>
-            </w:rPr>
-          </w:rPrChange>
-        </w:rPr>
         <w:t>”</w:t>
       </w:r>
       <w:r>
@@ -5903,16 +4211,9 @@
       <w:r>
         <w:t xml:space="preserve">ення </w:t>
       </w:r>
-      <w:del w:id="351" w:author="Volodymyr Bondariev" w:date="2026-08-19T15:13:00Z" w16du:dateUtc="2026-08-19T12:13:00Z">
-        <w:r>
-          <w:delText>навантаження на поршень</w:delText>
-        </w:r>
-      </w:del>
-      <w:ins w:id="352" w:author="Volodymyr Bondariev" w:date="2026-08-19T15:13:00Z" w16du:dateUtc="2026-08-19T12:13:00Z">
-        <w:r>
-          <w:t>тиск</w:t>
-        </w:r>
-      </w:ins>
+      <w:r>
+        <w:t>тиск</w:t>
+      </w:r>
       <w:r>
         <w:t xml:space="preserve"> </w:t>
       </w:r>
@@ -5955,13 +4256,6 @@
               <w:rPr>
                 <w:rFonts w:ascii="Cambria Math" w:hAnsi="Cambria Math"/>
                 <w:i/>
-                <w:rPrChange w:id="353" w:author="Volodymyr Bondariev" w:date="2026-08-20T12:55:00Z" w16du:dateUtc="2026-08-20T09:55:00Z">
-                  <w:rPr>
-                    <w:rFonts w:ascii="Cambria Math" w:hAnsi="Cambria Math"/>
-                    <w:i/>
-                    <w:lang w:val="en-US"/>
-                  </w:rPr>
-                </w:rPrChange>
               </w:rPr>
             </m:ctrlPr>
           </m:sSupPr>
@@ -5969,12 +4263,6 @@
             <m:r>
               <w:rPr>
                 <w:rFonts w:ascii="Cambria Math" w:hAnsi="Cambria Math"/>
-                <w:rPrChange w:id="354" w:author="Volodymyr Bondariev" w:date="2026-08-20T12:55:00Z" w16du:dateUtc="2026-08-20T09:55:00Z">
-                  <w:rPr>
-                    <w:rFonts w:ascii="Cambria Math" w:hAnsi="Cambria Math"/>
-                    <w:lang w:val="en-US"/>
-                  </w:rPr>
-                </w:rPrChange>
               </w:rPr>
               <m:t>T</m:t>
             </m:r>
@@ -5983,12 +4271,6 @@
             <m:r>
               <w:rPr>
                 <w:rFonts w:ascii="Cambria Math" w:hAnsi="Cambria Math"/>
-                <w:rPrChange w:id="355" w:author="Volodymyr Bondariev" w:date="2026-08-20T12:55:00Z" w16du:dateUtc="2026-08-20T09:55:00Z">
-                  <w:rPr>
-                    <w:rFonts w:ascii="Cambria Math" w:hAnsi="Cambria Math"/>
-                    <w:lang w:val="en-US"/>
-                  </w:rPr>
-                </w:rPrChange>
               </w:rPr>
               <m:t>-1</m:t>
             </m:r>
@@ -5997,28 +4279,12 @@
         <m:r>
           <w:rPr>
             <w:rFonts w:ascii="Cambria Math" w:hAnsi="Cambria Math"/>
-            <w:rPrChange w:id="356" w:author="Volodymyr Bondariev" w:date="2026-08-20T12:55:00Z" w16du:dateUtc="2026-08-20T09:55:00Z">
-              <w:rPr>
-                <w:rFonts w:ascii="Cambria Math" w:hAnsi="Cambria Math"/>
-                <w:lang w:val="en-US"/>
-              </w:rPr>
-            </w:rPrChange>
           </w:rPr>
           <m:t>=const</m:t>
         </m:r>
       </m:oMath>
       <w:r>
-        <w:rPr>
-          <w:rPrChange w:id="357" w:author="Volodymyr Bondariev" w:date="2026-08-20T12:55:00Z" w16du:dateUtc="2026-08-20T09:55:00Z">
-            <w:rPr>
-              <w:lang w:val="en-US"/>
-            </w:rPr>
-          </w:rPrChange>
-        </w:rPr>
-        <w:t xml:space="preserve">, </w:t>
-      </w:r>
-      <w:r>
-        <w:t>що нагадує ізобарични</w:t>
+        <w:t>, що нагадує ізобарични</w:t>
       </w:r>
       <w:r>
         <w:t>й закон</w:t>
@@ -6053,12 +4319,6 @@
       <w:pPr>
         <w:rPr>
           <w:i/>
-          <w:rPrChange w:id="358" w:author="Volodymyr Bondariev" w:date="2026-08-20T12:55:00Z" w16du:dateUtc="2026-08-20T09:55:00Z">
-            <w:rPr>
-              <w:i/>
-              <w:lang w:val="en-US"/>
-            </w:rPr>
-          </w:rPrChange>
         </w:rPr>
       </w:pPr>
       <m:oMathPara>
@@ -6116,12 +4376,6 @@
           <m:r>
             <w:rPr>
               <w:rFonts w:ascii="Cambria Math" w:hAnsi="Cambria Math"/>
-              <w:rPrChange w:id="359" w:author="Volodymyr Bondariev" w:date="2026-08-20T12:55:00Z" w16du:dateUtc="2026-08-20T09:55:00Z">
-                <w:rPr>
-                  <w:rFonts w:ascii="Cambria Math" w:hAnsi="Cambria Math"/>
-                  <w:lang w:val="en-US"/>
-                </w:rPr>
-              </w:rPrChange>
             </w:rPr>
             <m:t xml:space="preserve">;  </m:t>
           </m:r>
@@ -6139,25 +4393,7 @@
                 <w:rPr>
                   <w:rFonts w:ascii="Cambria Math" w:hAnsi="Cambria Math"/>
                 </w:rPr>
-                <m:t xml:space="preserve"> </m:t>
-              </m:r>
-              <m:r>
-                <w:rPr>
-                  <w:rFonts w:ascii="Cambria Math" w:hAnsi="Cambria Math"/>
-                  <w:rPrChange w:id="360" w:author="Volodymyr Bondariev" w:date="2026-08-20T12:55:00Z" w16du:dateUtc="2026-08-20T09:55:00Z">
-                    <w:rPr>
-                      <w:rFonts w:ascii="Cambria Math" w:hAnsi="Cambria Math"/>
-                      <w:lang w:val="en-US"/>
-                    </w:rPr>
-                  </w:rPrChange>
-                </w:rPr>
-                <m:t xml:space="preserve">   </m:t>
-              </m:r>
-              <m:r>
-                <w:rPr>
-                  <w:rFonts w:ascii="Cambria Math" w:hAnsi="Cambria Math"/>
-                </w:rPr>
-                <m:t>P</m:t>
+                <m:t xml:space="preserve">    P</m:t>
               </m:r>
             </m:e>
             <m:sup>
@@ -6197,19 +4433,7 @@
             <w:rPr>
               <w:rFonts w:ascii="Cambria Math" w:hAnsi="Cambria Math"/>
             </w:rPr>
-            <m:t xml:space="preserve"> </m:t>
-          </m:r>
-          <m:r>
-            <w:rPr>
-              <w:rFonts w:ascii="Cambria Math" w:hAnsi="Cambria Math"/>
-              <w:rPrChange w:id="361" w:author="Volodymyr Bondariev" w:date="2026-08-20T12:55:00Z" w16du:dateUtc="2026-08-20T09:55:00Z">
-                <w:rPr>
-                  <w:rFonts w:ascii="Cambria Math" w:hAnsi="Cambria Math"/>
-                  <w:lang w:val="en-US"/>
-                </w:rPr>
-              </w:rPrChange>
-            </w:rPr>
-            <m:t>;    ε=</m:t>
+            <m:t xml:space="preserve"> ;    ε=</m:t>
           </m:r>
           <m:f>
             <m:fPr>
@@ -6217,13 +4441,6 @@
                 <w:rPr>
                   <w:rFonts w:ascii="Cambria Math" w:hAnsi="Cambria Math"/>
                   <w:i/>
-                  <w:rPrChange w:id="362" w:author="Volodymyr Bondariev" w:date="2026-08-20T12:55:00Z" w16du:dateUtc="2026-08-20T09:55:00Z">
-                    <w:rPr>
-                      <w:rFonts w:ascii="Cambria Math" w:hAnsi="Cambria Math"/>
-                      <w:i/>
-                      <w:lang w:val="en-US"/>
-                    </w:rPr>
-                  </w:rPrChange>
                 </w:rPr>
               </m:ctrlPr>
             </m:fPr>
@@ -6231,12 +4448,6 @@
               <m:r>
                 <w:rPr>
                   <w:rFonts w:ascii="Cambria Math" w:hAnsi="Cambria Math"/>
-                  <w:rPrChange w:id="363" w:author="Volodymyr Bondariev" w:date="2026-08-20T12:55:00Z" w16du:dateUtc="2026-08-20T09:55:00Z">
-                    <w:rPr>
-                      <w:rFonts w:ascii="Cambria Math" w:hAnsi="Cambria Math"/>
-                      <w:lang w:val="en-US"/>
-                    </w:rPr>
-                  </w:rPrChange>
                 </w:rPr>
                 <m:t>ΔP</m:t>
               </m:r>
@@ -6245,12 +4456,6 @@
               <m:r>
                 <w:rPr>
                   <w:rFonts w:ascii="Cambria Math" w:hAnsi="Cambria Math"/>
-                  <w:rPrChange w:id="364" w:author="Volodymyr Bondariev" w:date="2026-08-20T12:55:00Z" w16du:dateUtc="2026-08-20T09:55:00Z">
-                    <w:rPr>
-                      <w:rFonts w:ascii="Cambria Math" w:hAnsi="Cambria Math"/>
-                      <w:lang w:val="en-US"/>
-                    </w:rPr>
-                  </w:rPrChange>
                 </w:rPr>
                 <m:t>P</m:t>
               </m:r>
@@ -6259,12 +4464,6 @@
           <m:r>
             <w:rPr>
               <w:rFonts w:ascii="Cambria Math" w:hAnsi="Cambria Math"/>
-              <w:rPrChange w:id="365" w:author="Volodymyr Bondariev" w:date="2026-08-20T12:55:00Z" w16du:dateUtc="2026-08-20T09:55:00Z">
-                <w:rPr>
-                  <w:rFonts w:ascii="Cambria Math" w:hAnsi="Cambria Math"/>
-                  <w:lang w:val="en-US"/>
-                </w:rPr>
-              </w:rPrChange>
             </w:rPr>
             <m:t xml:space="preserve">                        (9)</m:t>
           </m:r>
@@ -6281,25 +4480,7 @@
         <w:rPr>
           <w:iCs/>
         </w:rPr>
-        <w:t>Тобто на кожному кроці дискретного часу температура і</w:t>
-      </w:r>
-      <w:r>
-        <w:rPr>
-          <w:iCs/>
-          <w:rPrChange w:id="366" w:author="Volodymyr Bondariev" w:date="2026-08-20T12:55:00Z" w16du:dateUtc="2026-08-20T09:55:00Z">
-            <w:rPr>
-              <w:iCs/>
-              <w:lang w:val="en-US"/>
-            </w:rPr>
-          </w:rPrChange>
-        </w:rPr>
-        <w:t xml:space="preserve"> </w:t>
-      </w:r>
-      <w:r>
-        <w:rPr>
-          <w:iCs/>
-        </w:rPr>
-        <w:t>тиск змінюються в однаковому темпі.</w:t>
+        <w:t>Тобто на кожному кроці дискретного часу температура і тиск змінюються в однаковому темпі.</w:t>
       </w:r>
     </w:p>
     <w:p>
@@ -6319,85 +4500,21 @@
           <w:rPr>
             <w:rFonts w:ascii="Cambria Math" w:hAnsi="Cambria Math"/>
           </w:rPr>
-          <m:t>P</m:t>
-        </m:r>
-        <m:r>
-          <w:rPr>
-            <w:rFonts w:ascii="Cambria Math" w:hAnsi="Cambria Math"/>
-            <w:rPrChange w:id="367" w:author="Volodymyr Bondariev" w:date="2026-08-20T12:55:00Z" w16du:dateUtc="2026-08-20T09:55:00Z">
-              <w:rPr>
-                <w:rFonts w:ascii="Cambria Math" w:hAnsi="Cambria Math"/>
-                <w:lang w:val="en-US"/>
-              </w:rPr>
-            </w:rPrChange>
-          </w:rPr>
-          <m:t>∝M</m:t>
+          <m:t>P∝M</m:t>
         </m:r>
       </m:oMath>
       <w:r>
         <w:rPr>
           <w:iCs/>
-          <w:rPrChange w:id="368" w:author="Volodymyr Bondariev" w:date="2026-08-20T12:55:00Z" w16du:dateUtc="2026-08-20T09:55:00Z">
-            <w:rPr>
-              <w:iCs/>
-              <w:lang w:val="en-US"/>
-            </w:rPr>
-          </w:rPrChange>
-        </w:rPr>
-        <w:t xml:space="preserve">, </w:t>
-      </w:r>
-      <w:r>
-        <w:rPr>
-          <w:iCs/>
-        </w:rPr>
-        <w:t xml:space="preserve">а між температурою и швидкістю квадратична </w:t>
+        </w:rPr>
+        <w:t xml:space="preserve">, а між температурою и швидкістю квадратична </w:t>
       </w:r>
       <m:oMath>
         <m:r>
           <w:rPr>
             <w:rFonts w:ascii="Cambria Math" w:hAnsi="Cambria Math"/>
           </w:rPr>
-          <m:t>T</m:t>
-        </m:r>
-        <m:r>
-          <w:del w:id="369" w:author="Volodymyr Bondariev" w:date="2026-08-19T15:42:00Z" w16du:dateUtc="2026-08-19T12:42:00Z">
-            <w:rPr>
-              <w:rFonts w:ascii="Cambria Math" w:hAnsi="Cambria Math"/>
-              <w:rPrChange w:id="370" w:author="Volodymyr Bondariev" w:date="2026-08-20T12:55:00Z" w16du:dateUtc="2026-08-20T09:55:00Z">
-                <w:rPr>
-                  <w:rFonts w:ascii="Cambria Math" w:hAnsi="Cambria Math"/>
-                  <w:lang w:val="en-US"/>
-                </w:rPr>
-              </w:rPrChange>
-            </w:rPr>
-            <m:t xml:space="preserve"> </m:t>
-          </w:del>
-        </m:r>
-        <m:r>
-          <w:rPr>
-            <w:rFonts w:ascii="Cambria Math" w:hAnsi="Cambria Math"/>
-            <w:rPrChange w:id="371" w:author="Volodymyr Bondariev" w:date="2026-08-20T12:55:00Z" w16du:dateUtc="2026-08-20T09:55:00Z">
-              <w:rPr>
-                <w:rFonts w:ascii="Cambria Math" w:hAnsi="Cambria Math"/>
-                <w:lang w:val="en-US"/>
-              </w:rPr>
-            </w:rPrChange>
-          </w:rPr>
-          <m:t>∝</m:t>
-        </m:r>
-        <m:r>
-          <w:del w:id="372" w:author="Volodymyr Bondariev" w:date="2026-08-19T15:42:00Z" w16du:dateUtc="2026-08-19T12:42:00Z">
-            <w:rPr>
-              <w:rFonts w:ascii="Cambria Math" w:hAnsi="Cambria Math"/>
-              <w:rPrChange w:id="373" w:author="Volodymyr Bondariev" w:date="2026-08-20T12:55:00Z" w16du:dateUtc="2026-08-20T09:55:00Z">
-                <w:rPr>
-                  <w:rFonts w:ascii="Cambria Math" w:hAnsi="Cambria Math"/>
-                  <w:lang w:val="en-US"/>
-                </w:rPr>
-              </w:rPrChange>
-            </w:rPr>
-            <m:t xml:space="preserve"> </m:t>
-          </w:del>
+          <m:t>T∝</m:t>
         </m:r>
         <m:sSup>
           <m:sSupPr>
@@ -6406,14 +4523,6 @@
                 <w:rFonts w:ascii="Cambria Math" w:hAnsi="Cambria Math"/>
                 <w:i/>
                 <w:iCs/>
-                <w:rPrChange w:id="374" w:author="Volodymyr Bondariev" w:date="2026-08-20T12:55:00Z" w16du:dateUtc="2026-08-20T09:55:00Z">
-                  <w:rPr>
-                    <w:rFonts w:ascii="Cambria Math" w:hAnsi="Cambria Math"/>
-                    <w:i/>
-                    <w:iCs/>
-                    <w:lang w:val="en-US"/>
-                  </w:rPr>
-                </w:rPrChange>
               </w:rPr>
             </m:ctrlPr>
           </m:sSupPr>
@@ -6421,12 +4530,6 @@
             <m:r>
               <w:rPr>
                 <w:rFonts w:ascii="Cambria Math" w:hAnsi="Cambria Math"/>
-                <w:rPrChange w:id="375" w:author="Volodymyr Bondariev" w:date="2026-08-20T12:55:00Z" w16du:dateUtc="2026-08-20T09:55:00Z">
-                  <w:rPr>
-                    <w:rFonts w:ascii="Cambria Math" w:hAnsi="Cambria Math"/>
-                    <w:lang w:val="en-US"/>
-                  </w:rPr>
-                </w:rPrChange>
               </w:rPr>
               <m:t>v</m:t>
             </m:r>
@@ -6435,12 +4538,6 @@
             <m:r>
               <w:rPr>
                 <w:rFonts w:ascii="Cambria Math" w:hAnsi="Cambria Math"/>
-                <w:rPrChange w:id="376" w:author="Volodymyr Bondariev" w:date="2026-08-20T12:55:00Z" w16du:dateUtc="2026-08-20T09:55:00Z">
-                  <w:rPr>
-                    <w:rFonts w:ascii="Cambria Math" w:hAnsi="Cambria Math"/>
-                    <w:lang w:val="en-US"/>
-                  </w:rPr>
-                </w:rPrChange>
               </w:rPr>
               <m:t>2</m:t>
             </m:r>
@@ -6453,22 +4550,12 @@
         </w:rPr>
         <w:t xml:space="preserve">. </w:t>
       </w:r>
-      <w:ins w:id="377" w:author="Volodymyr Bondariev" w:date="2026-08-19T15:42:00Z" w16du:dateUtc="2026-08-19T12:42:00Z">
-        <w:r>
-          <w:rPr>
-            <w:iCs/>
-          </w:rPr>
-          <w:t>Як наслідок, р</w:t>
-        </w:r>
-      </w:ins>
-      <w:del w:id="378" w:author="Volodymyr Bondariev" w:date="2026-08-19T15:42:00Z" w16du:dateUtc="2026-08-19T12:42:00Z">
-        <w:r>
-          <w:rPr>
-            <w:iCs/>
-          </w:rPr>
-          <w:delText>Р</w:delText>
-        </w:r>
-      </w:del>
+      <w:r>
+        <w:rPr>
+          <w:iCs/>
+        </w:rPr>
+        <w:t>Як наслідок, р</w:t>
+      </w:r>
       <w:r>
         <w:rPr>
           <w:iCs/>
@@ -6570,25 +4657,7 @@
             <w:rPr>
               <w:rFonts w:ascii="Cambria Math" w:hAnsi="Cambria Math"/>
             </w:rPr>
-            <m:t xml:space="preserve"> </m:t>
-          </m:r>
-          <m:r>
-            <w:rPr>
-              <w:rFonts w:ascii="Cambria Math" w:hAnsi="Cambria Math"/>
-              <w:rPrChange w:id="379" w:author="Volodymyr Bondariev" w:date="2026-08-20T12:55:00Z" w16du:dateUtc="2026-08-20T09:55:00Z">
-                <w:rPr>
-                  <w:rFonts w:ascii="Cambria Math" w:hAnsi="Cambria Math"/>
-                  <w:lang w:val="en-US"/>
-                </w:rPr>
-              </w:rPrChange>
-            </w:rPr>
-            <m:t>;</m:t>
-          </m:r>
-          <m:r>
-            <w:rPr>
-              <w:rFonts w:ascii="Cambria Math" w:hAnsi="Cambria Math"/>
-            </w:rPr>
-            <m:t xml:space="preserve">      </m:t>
+            <m:t xml:space="preserve"> ;      </m:t>
           </m:r>
           <m:sSup>
             <m:sSupPr>
@@ -6659,11 +4728,6 @@
       </m:oMathPara>
     </w:p>
     <w:p>
-      <w:pPr>
-        <w:rPr>
-          <w:del w:id="380" w:author="Volodymyr Bondariev" w:date="2026-08-19T15:18:00Z" w16du:dateUtc="2026-08-19T12:18:00Z"/>
-        </w:rPr>
-      </w:pPr>
       <w:r>
         <w:t xml:space="preserve">Залишилося визначити </w:t>
       </w:r>
@@ -6686,15 +4750,7 @@
         <w:t xml:space="preserve"> В </w:t>
       </w:r>
       <w:r>
-        <w:t>процесах, де рухався масивний поршень, ми намагалися зробити цей рух плавн</w:t>
-      </w:r>
-      <w:del w:id="381" w:author="Volodymyr Bondariev" w:date="2026-08-19T15:43:00Z" w16du:dateUtc="2026-08-19T12:43:00Z">
-        <w:r>
-          <w:delText>іш</w:delText>
-        </w:r>
-      </w:del>
-      <w:r>
-        <w:t xml:space="preserve">им, </w:t>
+        <w:t xml:space="preserve">процесах, де рухався масивний поршень, ми намагалися зробити цей рух плавним, </w:t>
       </w:r>
       <w:r>
         <w:t xml:space="preserve">але </w:t>
@@ -6703,7 +4759,6 @@
         <w:t>в даному випадку це не має сенсу.</w:t>
       </w:r>
     </w:p>
-    <w:p/>
     <w:p>
       <w:pPr>
         <w:ind w:firstLine="708"/>
@@ -6711,11 +4766,9 @@
       <w:r>
         <w:t>Пов’яжемо ε</w:t>
       </w:r>
-      <w:ins w:id="382" w:author="Volodymyr Bondariev" w:date="2026-08-19T15:44:00Z" w16du:dateUtc="2026-08-19T12:44:00Z">
-        <w:r>
-          <w:t xml:space="preserve"> безпосередньо</w:t>
-        </w:r>
-      </w:ins>
+      <w:r>
+        <w:t xml:space="preserve"> безпосередньо</w:t>
+      </w:r>
       <w:r>
         <w:t xml:space="preserve"> з </w:t>
       </w:r>
@@ -7041,11 +5094,6 @@
       </m:oMathPara>
     </w:p>
     <w:p>
-      <w:pPr>
-        <w:rPr>
-          <w:ins w:id="383" w:author="Volodymyr Bondariev" w:date="2026-08-19T15:47:00Z" w16du:dateUtc="2026-08-19T12:47:00Z"/>
-        </w:rPr>
-      </w:pPr>
       <w:r>
         <w:t>Рівняння (</w:t>
       </w:r>
@@ -7061,42 +5109,21 @@
       <w:r>
         <w:t xml:space="preserve">) визначають </w:t>
       </w:r>
-      <w:ins w:id="384" w:author="Volodymyr Bondariev" w:date="2026-08-19T15:45:00Z" w16du:dateUtc="2026-08-19T12:45:00Z">
-        <w:r>
-          <w:t>спосіб керування</w:t>
-        </w:r>
-      </w:ins>
-      <w:del w:id="385" w:author="Volodymyr Bondariev" w:date="2026-08-19T15:45:00Z" w16du:dateUtc="2026-08-19T12:45:00Z">
-        <w:r>
-          <w:delText>модель</w:delText>
-        </w:r>
-      </w:del>
+      <w:r>
+        <w:t>спосіб керування</w:t>
+      </w:r>
       <w:r>
         <w:t xml:space="preserve"> ізохоричн</w:t>
       </w:r>
-      <w:ins w:id="386" w:author="Volodymyr Bondariev" w:date="2026-08-19T15:46:00Z" w16du:dateUtc="2026-08-19T12:46:00Z">
-        <w:r>
-          <w:t>им</w:t>
-        </w:r>
-      </w:ins>
-      <w:del w:id="387" w:author="Volodymyr Bondariev" w:date="2026-08-19T15:46:00Z" w16du:dateUtc="2026-08-19T12:46:00Z">
-        <w:r>
-          <w:delText>ого</w:delText>
-        </w:r>
-      </w:del>
+      <w:r>
+        <w:t>им</w:t>
+      </w:r>
       <w:r>
         <w:t xml:space="preserve"> процес</w:t>
       </w:r>
-      <w:ins w:id="388" w:author="Volodymyr Bondariev" w:date="2026-08-19T15:46:00Z" w16du:dateUtc="2026-08-19T12:46:00Z">
-        <w:r>
-          <w:t>ом</w:t>
-        </w:r>
-      </w:ins>
-      <w:del w:id="389" w:author="Volodymyr Bondariev" w:date="2026-08-19T15:46:00Z" w16du:dateUtc="2026-08-19T12:46:00Z">
-        <w:r>
-          <w:delText>у</w:delText>
-        </w:r>
-      </w:del>
+      <w:r>
+        <w:t>ом</w:t>
+      </w:r>
       <w:r>
         <w:t>.</w:t>
       </w:r>
@@ -7104,168 +5131,711 @@
     <w:p>
       <w:pPr>
         <w:rPr>
-          <w:ins w:id="390" w:author="Volodymyr Bondariev" w:date="2026-08-19T15:47:00Z" w16du:dateUtc="2026-08-19T12:47:00Z"/>
           <w:b/>
           <w:bCs/>
-          <w:rPrChange w:id="391" w:author="Volodymyr Bondariev" w:date="2026-08-20T12:55:00Z" w16du:dateUtc="2026-08-20T09:55:00Z">
+          <w:lang w:val="en-US"/>
+        </w:rPr>
+      </w:pPr>
+      <w:r>
+        <w:rPr>
+          <w:b/>
+          <w:bCs/>
+        </w:rPr>
+        <w:t>Зв</w:t>
+      </w:r>
+      <w:r>
+        <w:rPr>
+          <w:b/>
+          <w:bCs/>
+        </w:rPr>
+        <w:t>оротний зв’язок</w:t>
+      </w:r>
+    </w:p>
+    <w:p>
+      <w:r>
+        <w:t>Н</w:t>
+      </w:r>
+      <w:r>
+        <w:t>аша лабораторна установка ніколи не знаходиться в повністю врівноваженому стані. Кількість часток газу занадто мала порівняно з реальною кількістю молекул, тому випадкові флуктуації щільності часток спричинюють хоч невеликі, але помітні рухи поршню навколо його рівноважного положення. Більше того, з часом рухи поршня починають нагадувати гармонійні коливання навколо положення рівноваги</w:t>
+      </w:r>
+      <w:r>
+        <w:t>, це накладається на будь-які повільні процеси і погіршує вигляд діаграм і графіків.</w:t>
+      </w:r>
+    </w:p>
+    <w:p>
+      <w:pPr>
+        <w:rPr>
+          <w:iCs/>
+        </w:rPr>
+      </w:pPr>
+      <w:r>
+        <w:t>Причина</w:t>
+      </w:r>
+      <w:r>
+        <w:t xml:space="preserve"> коливань</w:t>
+      </w:r>
+      <w:r>
+        <w:t xml:space="preserve"> полягає</w:t>
+      </w:r>
+      <w:r>
+        <w:t xml:space="preserve"> в тому, що навантажений поршень з газом є природним гармонійним осцилятором. З рівняння (1), яке ми застосували при моделюванні адіабати, можна зрозуміти, як залежить сила спротиву газу, якщо ми зміщуємо поршень на малу відстань.</w:t>
+      </w:r>
+      <w:r>
+        <w:t xml:space="preserve"> Врахуємо, </w:t>
+      </w:r>
+      <w:r>
+        <w:lastRenderedPageBreak/>
+        <w:t xml:space="preserve">що </w:t>
+      </w:r>
+      <w:r>
+        <w:rPr>
+          <w:lang w:val="en-US"/>
+        </w:rPr>
+        <w:t xml:space="preserve">P=F/w, </w:t>
+      </w:r>
+      <w:r>
+        <w:t xml:space="preserve">а </w:t>
+      </w:r>
+      <w:r>
+        <w:rPr>
+          <w:lang w:val="en-US"/>
+        </w:rPr>
+        <w:t xml:space="preserve">V = </w:t>
+      </w:r>
+      <w:proofErr w:type="spellStart"/>
+      <w:r>
+        <w:rPr>
+          <w:lang w:val="en-US"/>
+        </w:rPr>
+        <w:t>wh</w:t>
+      </w:r>
+      <w:proofErr w:type="spellEnd"/>
+      <w:r>
+        <w:t>.</w:t>
+      </w:r>
+      <w:r>
+        <w:rPr>
+          <w:iCs/>
+        </w:rPr>
+        <w:t xml:space="preserve"> </w:t>
+      </w:r>
+      <w:r>
+        <w:rPr>
+          <w:iCs/>
+        </w:rPr>
+        <w:t xml:space="preserve">Тут </w:t>
+      </w:r>
+      <w:r>
+        <w:rPr>
+          <w:iCs/>
+          <w:lang w:val="en-US"/>
+        </w:rPr>
+        <w:t xml:space="preserve"> </w:t>
+      </w:r>
+      <w:r>
+        <w:rPr>
+          <w:iCs/>
+          <w:lang w:val="en-US"/>
+        </w:rPr>
+        <w:t>F</w:t>
+      </w:r>
+      <w:r>
+        <w:rPr>
+          <w:iCs/>
+          <w:lang w:val="en-US"/>
+        </w:rPr>
+        <w:t xml:space="preserve">– </w:t>
+      </w:r>
+      <w:r>
+        <w:rPr>
+          <w:iCs/>
+        </w:rPr>
+        <w:t xml:space="preserve">сила, з якою газ тисне на поршень в положенні рівноваги, </w:t>
+      </w:r>
+      <w:r>
+        <w:rPr>
+          <w:iCs/>
+          <w:lang w:val="en-US"/>
+        </w:rPr>
+        <w:t xml:space="preserve">h – </w:t>
+      </w:r>
+      <w:r>
+        <w:rPr>
+          <w:iCs/>
+        </w:rPr>
+        <w:t>висота стовпа газу під поршнем</w:t>
+      </w:r>
+      <w:r>
+        <w:rPr>
+          <w:iCs/>
+          <w:lang w:val="en-US"/>
+        </w:rPr>
+        <w:t xml:space="preserve"> </w:t>
+      </w:r>
+      <w:r>
+        <w:rPr>
+          <w:iCs/>
+        </w:rPr>
+        <w:t>в тому ж положенні</w:t>
+      </w:r>
+      <w:r>
+        <w:rPr>
+          <w:iCs/>
+        </w:rPr>
+        <w:t>,</w:t>
+      </w:r>
+      <w:r>
+        <w:rPr>
+          <w:iCs/>
+        </w:rPr>
+        <w:t xml:space="preserve"> </w:t>
+      </w:r>
+      <w:r>
+        <w:rPr>
+          <w:iCs/>
+          <w:lang w:val="en-US"/>
+        </w:rPr>
+        <w:t xml:space="preserve">w – </w:t>
+      </w:r>
+      <w:r>
+        <w:rPr>
+          <w:iCs/>
+        </w:rPr>
+        <w:t>площа поршня, яка в двовимірній моделі просто ширина.</w:t>
+      </w:r>
+      <w:r>
+        <w:rPr>
+          <w:iCs/>
+        </w:rPr>
+        <w:t xml:space="preserve"> </w:t>
+      </w:r>
+      <w:r>
+        <w:rPr>
+          <w:iCs/>
+        </w:rPr>
+        <w:t>Тоді рівняння (1) перетвориться на таке.</w:t>
+      </w:r>
+    </w:p>
+    <w:p>
+      <w:pPr>
+        <w:rPr>
+          <w:i/>
+        </w:rPr>
+      </w:pPr>
+      <m:oMathPara>
+        <m:oMath>
+          <m:r>
             <w:rPr>
-              <w:ins w:id="392" w:author="Volodymyr Bondariev" w:date="2026-08-19T15:47:00Z" w16du:dateUtc="2026-08-19T12:47:00Z"/>
+              <w:rFonts w:ascii="Cambria Math" w:hAnsi="Cambria Math"/>
+              <w:lang w:val="en-US"/>
             </w:rPr>
-          </w:rPrChange>
-        </w:rPr>
-      </w:pPr>
-      <w:ins w:id="393" w:author="Volodymyr Bondariev" w:date="2026-08-19T17:07:00Z" w16du:dateUtc="2026-08-19T14:07:00Z">
-        <w:r>
+            <m:t>F+∆F</m:t>
+          </m:r>
+          <m:r>
+            <w:rPr>
+              <w:rFonts w:ascii="Cambria Math" w:hAnsi="Cambria Math"/>
+            </w:rPr>
+            <m:t>≈</m:t>
+          </m:r>
+          <m:r>
+            <w:rPr>
+              <w:rFonts w:ascii="Cambria Math" w:hAnsi="Cambria Math"/>
+            </w:rPr>
+            <m:t>F</m:t>
+          </m:r>
+          <m:r>
+            <w:rPr>
+              <w:rFonts w:ascii="Cambria Math" w:hAnsi="Cambria Math"/>
+            </w:rPr>
+            <m:t xml:space="preserve"> </m:t>
+          </m:r>
+          <m:d>
+            <m:dPr>
+              <m:ctrlPr>
+                <w:rPr>
+                  <w:rFonts w:ascii="Cambria Math" w:hAnsi="Cambria Math"/>
+                  <w:i/>
+                </w:rPr>
+              </m:ctrlPr>
+            </m:dPr>
+            <m:e>
+              <m:r>
+                <w:rPr>
+                  <w:rFonts w:ascii="Cambria Math" w:hAnsi="Cambria Math"/>
+                </w:rPr>
+                <m:t>1-2</m:t>
+              </m:r>
+              <m:f>
+                <m:fPr>
+                  <m:ctrlPr>
+                    <w:rPr>
+                      <w:rFonts w:ascii="Cambria Math" w:hAnsi="Cambria Math"/>
+                      <w:i/>
+                    </w:rPr>
+                  </m:ctrlPr>
+                </m:fPr>
+                <m:num>
+                  <m:r>
+                    <w:rPr>
+                      <w:rFonts w:ascii="Cambria Math" w:hAnsi="Cambria Math"/>
+                    </w:rPr>
+                    <m:t>Δ</m:t>
+                  </m:r>
+                  <m:r>
+                    <w:rPr>
+                      <w:rFonts w:ascii="Cambria Math" w:hAnsi="Cambria Math"/>
+                    </w:rPr>
+                    <m:t>h</m:t>
+                  </m:r>
+                </m:num>
+                <m:den>
+                  <m:r>
+                    <w:rPr>
+                      <w:rFonts w:ascii="Cambria Math" w:hAnsi="Cambria Math"/>
+                    </w:rPr>
+                    <m:t>h</m:t>
+                  </m:r>
+                </m:den>
+              </m:f>
+            </m:e>
+          </m:d>
+          <m:r>
+            <w:rPr>
+              <w:rFonts w:ascii="Cambria Math" w:hAnsi="Cambria Math"/>
+            </w:rPr>
+            <m:t xml:space="preserve"> </m:t>
+          </m:r>
+        </m:oMath>
+      </m:oMathPara>
+    </w:p>
+    <w:p>
+      <w:pPr>
+        <w:rPr>
+          <w:i/>
+          <w:lang w:val="en-US"/>
+        </w:rPr>
+      </w:pPr>
+      <m:oMathPara>
+        <m:oMath>
+          <m:r>
+            <w:rPr>
+              <w:rFonts w:ascii="Cambria Math" w:hAnsi="Cambria Math"/>
+              <w:lang w:val="en-US"/>
+            </w:rPr>
+            <m:t>∆F</m:t>
+          </m:r>
+          <m:r>
+            <w:rPr>
+              <w:rFonts w:ascii="Cambria Math" w:hAnsi="Cambria Math"/>
+            </w:rPr>
+            <m:t>≈</m:t>
+          </m:r>
+          <m:r>
+            <w:rPr>
+              <w:rFonts w:ascii="Cambria Math" w:hAnsi="Cambria Math"/>
+            </w:rPr>
+            <m:t>-</m:t>
+          </m:r>
+          <m:r>
+            <w:rPr>
+              <w:rFonts w:ascii="Cambria Math" w:hAnsi="Cambria Math"/>
+            </w:rPr>
+            <m:t>2</m:t>
+          </m:r>
+          <m:r>
+            <w:rPr>
+              <w:rFonts w:ascii="Cambria Math" w:hAnsi="Cambria Math"/>
+              <w:lang w:val="en-US"/>
+            </w:rPr>
+            <m:t>F</m:t>
+          </m:r>
+          <m:f>
+            <m:fPr>
+              <m:ctrlPr>
+                <w:rPr>
+                  <w:rFonts w:ascii="Cambria Math" w:hAnsi="Cambria Math"/>
+                  <w:i/>
+                </w:rPr>
+              </m:ctrlPr>
+            </m:fPr>
+            <m:num>
+              <m:r>
+                <w:rPr>
+                  <w:rFonts w:ascii="Cambria Math" w:hAnsi="Cambria Math"/>
+                </w:rPr>
+                <m:t>Δ</m:t>
+              </m:r>
+              <m:r>
+                <w:rPr>
+                  <w:rFonts w:ascii="Cambria Math" w:hAnsi="Cambria Math"/>
+                </w:rPr>
+                <m:t>h</m:t>
+              </m:r>
+            </m:num>
+            <m:den>
+              <m:r>
+                <w:rPr>
+                  <w:rFonts w:ascii="Cambria Math" w:hAnsi="Cambria Math"/>
+                </w:rPr>
+                <m:t>h</m:t>
+              </m:r>
+            </m:den>
+          </m:f>
+        </m:oMath>
+      </m:oMathPara>
+    </w:p>
+    <w:p>
+      <w:pPr>
+        <w:rPr>
+          <w:iCs/>
+        </w:rPr>
+      </w:pPr>
+      <w:r>
+        <w:rPr>
+          <w:iCs/>
+        </w:rPr>
+        <w:t xml:space="preserve">В стані рівноваги сила </w:t>
+      </w:r>
+      <w:r>
+        <w:rPr>
+          <w:iCs/>
+          <w:lang w:val="en-US"/>
+        </w:rPr>
+        <w:t xml:space="preserve">F = Mg, </w:t>
+      </w:r>
+      <w:r>
+        <w:rPr>
+          <w:iCs/>
+        </w:rPr>
+        <w:t xml:space="preserve">де </w:t>
+      </w:r>
+      <w:r>
+        <w:rPr>
+          <w:iCs/>
+          <w:lang w:val="en-US"/>
+        </w:rPr>
+        <w:t xml:space="preserve">M – </w:t>
+      </w:r>
+      <w:r>
+        <w:rPr>
+          <w:iCs/>
+        </w:rPr>
+        <w:t xml:space="preserve">маса вантажу, </w:t>
+      </w:r>
+      <w:r>
+        <w:rPr>
+          <w:iCs/>
+          <w:lang w:val="en-US"/>
+        </w:rPr>
+        <w:t>g –</w:t>
+      </w:r>
+      <w:r>
+        <w:rPr>
+          <w:iCs/>
+        </w:rPr>
+        <w:t xml:space="preserve"> прискорення тяжіння, тому</w:t>
+      </w:r>
+    </w:p>
+    <w:p>
+      <w:pPr>
+        <w:rPr>
+          <w:i/>
+          <w:lang w:val="en-US"/>
+        </w:rPr>
+      </w:pPr>
+      <m:oMathPara>
+        <m:oMath>
+          <m:r>
+            <w:rPr>
+              <w:rFonts w:ascii="Cambria Math" w:hAnsi="Cambria Math"/>
+              <w:lang w:val="en-US"/>
+            </w:rPr>
+            <m:t>∆F</m:t>
+          </m:r>
+          <m:r>
+            <w:rPr>
+              <w:rFonts w:ascii="Cambria Math" w:hAnsi="Cambria Math"/>
+            </w:rPr>
+            <m:t>≈</m:t>
+          </m:r>
+          <m:r>
+            <w:rPr>
+              <w:rFonts w:ascii="Cambria Math" w:hAnsi="Cambria Math"/>
+            </w:rPr>
+            <m:t>-</m:t>
+          </m:r>
+          <m:f>
+            <m:fPr>
+              <m:ctrlPr>
+                <w:rPr>
+                  <w:rFonts w:ascii="Cambria Math" w:hAnsi="Cambria Math"/>
+                  <w:i/>
+                </w:rPr>
+              </m:ctrlPr>
+            </m:fPr>
+            <m:num>
+              <m:r>
+                <w:rPr>
+                  <w:rFonts w:ascii="Cambria Math" w:hAnsi="Cambria Math"/>
+                </w:rPr>
+                <m:t>2</m:t>
+              </m:r>
+              <m:r>
+                <w:rPr>
+                  <w:rFonts w:ascii="Cambria Math" w:hAnsi="Cambria Math"/>
+                  <w:lang w:val="en-US"/>
+                </w:rPr>
+                <m:t>Mg</m:t>
+              </m:r>
+            </m:num>
+            <m:den>
+              <m:r>
+                <w:rPr>
+                  <w:rFonts w:ascii="Cambria Math" w:hAnsi="Cambria Math"/>
+                </w:rPr>
+                <m:t>h</m:t>
+              </m:r>
+            </m:den>
+          </m:f>
+          <m:r>
+            <w:rPr>
+              <w:rFonts w:ascii="Cambria Math" w:hAnsi="Cambria Math"/>
+            </w:rPr>
+            <m:t>∆h</m:t>
+          </m:r>
+          <m:r>
+            <w:rPr>
+              <w:rFonts w:ascii="Cambria Math" w:hAnsi="Cambria Math"/>
+              <w:lang w:val="en-US"/>
+            </w:rPr>
+            <m:t>=k∆h</m:t>
+          </m:r>
+        </m:oMath>
+      </m:oMathPara>
+    </w:p>
+    <w:p>
+      <w:pPr>
+        <w:ind w:firstLine="0"/>
+        <w:rPr>
+          <w:iCs/>
+        </w:rPr>
+      </w:pPr>
+      <w:r>
+        <w:rPr>
+          <w:iCs/>
+        </w:rPr>
+        <w:t xml:space="preserve">що є законом </w:t>
+      </w:r>
+      <w:proofErr w:type="spellStart"/>
+      <w:r>
+        <w:rPr>
+          <w:iCs/>
+        </w:rPr>
+        <w:t>Гука</w:t>
+      </w:r>
+      <w:proofErr w:type="spellEnd"/>
+      <w:r>
+        <w:rPr>
+          <w:iCs/>
+        </w:rPr>
+        <w:t xml:space="preserve"> з коефіцієнтом жорсткості </w:t>
+      </w:r>
+      <w:r>
+        <w:rPr>
+          <w:iCs/>
+          <w:lang w:val="en-US"/>
+        </w:rPr>
+        <w:t>k</w:t>
+      </w:r>
+      <w:r>
+        <w:rPr>
+          <w:iCs/>
+        </w:rPr>
+        <w:t>, і з</w:t>
+      </w:r>
+      <w:r>
+        <w:rPr>
+          <w:iCs/>
+        </w:rPr>
+        <w:t xml:space="preserve"> цього можна вивести період коливань</w:t>
+      </w:r>
+      <w:r>
+        <w:rPr>
+          <w:iCs/>
+        </w:rPr>
+        <w:t>.</w:t>
+      </w:r>
+    </w:p>
+    <w:p>
+      <w:pPr>
+        <w:ind w:firstLine="0"/>
+        <w:rPr>
+          <w:iCs/>
+        </w:rPr>
+      </w:pPr>
+      <w:r>
+        <w:rPr>
+          <w:iCs/>
+        </w:rPr>
+        <w:tab/>
+        <w:t>Для гармонічного осцилятора</w:t>
+      </w:r>
+      <w:r>
+        <w:rPr>
+          <w:iCs/>
+          <w:lang w:val="en-US"/>
+        </w:rPr>
+        <w:t xml:space="preserve">  </w:t>
+      </w:r>
+      <m:oMath>
+        <m:r>
           <w:rPr>
-            <w:b/>
-            <w:bCs/>
+            <w:rFonts w:ascii="Cambria Math" w:hAnsi="Cambria Math"/>
+            <w:lang w:val="en-US"/>
           </w:rPr>
-          <w:t>Зв</w:t>
-        </w:r>
-      </w:ins>
-      <w:ins w:id="394" w:author="Volodymyr Bondariev" w:date="2026-08-19T15:47:00Z" w16du:dateUtc="2026-08-19T12:47:00Z">
-        <w:r>
-          <w:rPr>
-            <w:b/>
-            <w:bCs/>
-            <w:rPrChange w:id="395" w:author="Volodymyr Bondariev" w:date="2026-08-20T12:55:00Z" w16du:dateUtc="2026-08-20T09:55:00Z">
-              <w:rPr/>
-            </w:rPrChange>
-          </w:rPr>
-          <w:t>ор</w:t>
-        </w:r>
-      </w:ins>
-      <w:ins w:id="396" w:author="Volodymyr Bondariev" w:date="2026-08-19T15:48:00Z" w16du:dateUtc="2026-08-19T12:48:00Z">
-        <w:r>
-          <w:rPr>
-            <w:b/>
-            <w:bCs/>
-          </w:rPr>
-          <w:t>о</w:t>
-        </w:r>
-      </w:ins>
-      <w:ins w:id="397" w:author="Volodymyr Bondariev" w:date="2026-08-19T15:47:00Z" w16du:dateUtc="2026-08-19T12:47:00Z">
-        <w:r>
-          <w:rPr>
-            <w:b/>
-            <w:bCs/>
-            <w:rPrChange w:id="398" w:author="Volodymyr Bondariev" w:date="2026-08-20T12:55:00Z" w16du:dateUtc="2026-08-20T09:55:00Z">
-              <w:rPr/>
-            </w:rPrChange>
-          </w:rPr>
-          <w:t>тний зв’язок</w:t>
-        </w:r>
-      </w:ins>
-    </w:p>
-    <w:p>
-      <w:pPr>
-        <w:rPr>
-          <w:ins w:id="399" w:author="Volodymyr Bondariev" w:date="2026-08-19T15:47:00Z" w16du:dateUtc="2026-08-19T12:47:00Z"/>
-        </w:rPr>
-      </w:pPr>
-      <w:ins w:id="400" w:author="Volodymyr Bondariev" w:date="2026-08-19T16:39:00Z" w16du:dateUtc="2026-08-19T13:39:00Z">
-        <w:r>
-          <w:t>В квазіс</w:t>
-        </w:r>
-      </w:ins>
-      <w:ins w:id="401" w:author="Volodymyr Bondariev" w:date="2026-08-19T16:40:00Z" w16du:dateUtc="2026-08-19T13:40:00Z">
-        <w:r>
-          <w:t>таціонарних процесах весь час треб</w:t>
-        </w:r>
-      </w:ins>
-      <w:ins w:id="402" w:author="Volodymyr Bondariev" w:date="2026-08-19T16:41:00Z" w16du:dateUtc="2026-08-19T13:41:00Z">
-        <w:r>
-          <w:t>а</w:t>
-        </w:r>
-      </w:ins>
-      <w:ins w:id="403" w:author="Volodymyr Bondariev" w:date="2026-08-19T16:40:00Z" w16du:dateUtc="2026-08-19T13:40:00Z">
-        <w:r>
-          <w:t xml:space="preserve"> підтримувати незмінніс</w:t>
-        </w:r>
-      </w:ins>
-      <w:ins w:id="404" w:author="Volodymyr Bondariev" w:date="2026-08-19T16:41:00Z" w16du:dateUtc="2026-08-19T13:41:00Z">
-        <w:r>
-          <w:t>т</w:t>
-        </w:r>
-      </w:ins>
-      <w:ins w:id="405" w:author="Volodymyr Bondariev" w:date="2026-08-19T16:40:00Z" w16du:dateUtc="2026-08-19T13:40:00Z">
-        <w:r>
-          <w:t>ь певн</w:t>
-        </w:r>
-      </w:ins>
-      <w:ins w:id="406" w:author="Volodymyr Bondariev" w:date="2026-08-19T16:41:00Z" w16du:dateUtc="2026-08-19T13:41:00Z">
-        <w:r>
-          <w:t>о</w:t>
-        </w:r>
-      </w:ins>
-      <w:ins w:id="407" w:author="Volodymyr Bondariev" w:date="2026-08-19T16:40:00Z" w16du:dateUtc="2026-08-19T13:40:00Z">
-        <w:r>
-          <w:t>го параметру</w:t>
-        </w:r>
-      </w:ins>
-      <w:ins w:id="408" w:author="Volodymyr Bondariev" w:date="2026-08-19T16:41:00Z" w16du:dateUtc="2026-08-19T13:41:00Z">
-        <w:r>
-          <w:t>, в ізоба</w:t>
-        </w:r>
-      </w:ins>
-      <w:ins w:id="409" w:author="Volodymyr Bondariev" w:date="2026-08-19T16:42:00Z" w16du:dateUtc="2026-08-19T13:42:00Z">
-        <w:r>
-          <w:t xml:space="preserve">рі це тиск, в ізотермі </w:t>
-        </w:r>
-      </w:ins>
-      <w:ins w:id="410" w:author="Volodymyr Bondariev" w:date="2026-08-19T17:03:00Z" w16du:dateUtc="2026-08-19T14:03:00Z">
-        <w:r>
-          <w:t>темпер</w:t>
-        </w:r>
-      </w:ins>
-      <w:ins w:id="411" w:author="Volodymyr Bondariev" w:date="2026-08-19T17:08:00Z" w16du:dateUtc="2026-08-19T14:08:00Z">
-        <w:r>
-          <w:t>а</w:t>
-        </w:r>
-      </w:ins>
-      <w:ins w:id="412" w:author="Volodymyr Bondariev" w:date="2026-08-19T17:03:00Z" w16du:dateUtc="2026-08-19T14:03:00Z">
-        <w:r>
-          <w:t>тура, в ізохорі об</w:t>
-        </w:r>
-      </w:ins>
-      <w:ins w:id="413" w:author="Volodymyr Bondariev" w:date="2026-08-19T17:04:00Z" w16du:dateUtc="2026-08-19T14:04:00Z">
-        <w:r>
-          <w:t>’єм, навіть в адіабаті виявилось</w:t>
-        </w:r>
-      </w:ins>
-      <w:ins w:id="414" w:author="Volodymyr Bondariev" w:date="2026-08-19T17:05:00Z" w16du:dateUtc="2026-08-19T14:05:00Z">
-        <w:r>
-          <w:t>, що бажано підтримувати сталу швидкість поршня.</w:t>
-        </w:r>
-      </w:ins>
-      <w:ins w:id="415" w:author="Volodymyr Bondariev" w:date="2026-08-19T17:06:00Z" w16du:dateUtc="2026-08-19T14:06:00Z">
-        <w:r>
-          <w:t xml:space="preserve"> </w:t>
-        </w:r>
-      </w:ins>
-      <w:ins w:id="416" w:author="Volodymyr Bondariev" w:date="2026-08-19T17:07:00Z" w16du:dateUtc="2026-08-19T14:07:00Z">
-        <w:r>
-          <w:t>Для такої підтримки потрібен негативний зворотний зв</w:t>
-        </w:r>
-      </w:ins>
-      <w:ins w:id="417" w:author="Volodymyr Bondariev" w:date="2026-08-19T17:08:00Z" w16du:dateUtc="2026-08-19T14:08:00Z">
-        <w:r>
-          <w:t>’</w:t>
-        </w:r>
-      </w:ins>
-      <w:ins w:id="418" w:author="Volodymyr Bondariev" w:date="2026-08-19T17:07:00Z" w16du:dateUtc="2026-08-19T14:07:00Z">
-        <w:r>
-          <w:t>язок</w:t>
-        </w:r>
-      </w:ins>
-      <w:ins w:id="419" w:author="Volodymyr Bondariev" w:date="2026-08-19T17:08:00Z" w16du:dateUtc="2026-08-19T14:08:00Z">
-        <w:r>
-          <w:t>, який в різних процесах організований по-різному.</w:t>
-        </w:r>
-      </w:ins>
+          <m:t>T=2π</m:t>
+        </m:r>
+        <m:rad>
+          <m:radPr>
+            <m:degHide m:val="1"/>
+            <m:ctrlPr>
+              <w:rPr>
+                <w:rFonts w:ascii="Cambria Math" w:hAnsi="Cambria Math"/>
+                <w:i/>
+                <w:lang w:val="en-US"/>
+              </w:rPr>
+            </m:ctrlPr>
+          </m:radPr>
+          <m:deg/>
+          <m:e>
+            <m:f>
+              <m:fPr>
+                <m:type m:val="lin"/>
+                <m:ctrlPr>
+                  <w:rPr>
+                    <w:rFonts w:ascii="Cambria Math" w:hAnsi="Cambria Math"/>
+                    <w:i/>
+                    <w:lang w:val="en-US"/>
+                  </w:rPr>
+                </m:ctrlPr>
+              </m:fPr>
+              <m:num>
+                <m:r>
+                  <w:rPr>
+                    <w:rFonts w:ascii="Cambria Math" w:hAnsi="Cambria Math"/>
+                    <w:lang w:val="en-US"/>
+                  </w:rPr>
+                  <m:t>M</m:t>
+                </m:r>
+              </m:num>
+              <m:den>
+                <m:r>
+                  <w:rPr>
+                    <w:rFonts w:ascii="Cambria Math" w:hAnsi="Cambria Math"/>
+                    <w:lang w:val="en-US"/>
+                  </w:rPr>
+                  <m:t>k</m:t>
+                </m:r>
+              </m:den>
+            </m:f>
+          </m:e>
+        </m:rad>
+      </m:oMath>
+      <w:r>
+        <w:rPr>
+          <w:lang w:val="en-US"/>
+        </w:rPr>
+        <w:t xml:space="preserve"> . </w:t>
+      </w:r>
+      <w:r>
+        <w:t xml:space="preserve">Підставляємо </w:t>
+      </w:r>
+      <w:r>
+        <w:rPr>
+          <w:lang w:val="en-US"/>
+        </w:rPr>
+        <w:t>k</w:t>
+      </w:r>
+      <w:r>
+        <w:t xml:space="preserve">, скорочуємо і отримуємо кінцеву формулу, з якої видно, що частота коливань залежить лише від висоти </w:t>
+      </w:r>
+      <w:r>
+        <w:rPr>
+          <w:lang w:val="en-US"/>
+        </w:rPr>
+        <w:t xml:space="preserve">h </w:t>
+      </w:r>
+      <w:r>
+        <w:t>стовпа газу під поршнем.</w:t>
+      </w:r>
+    </w:p>
+    <w:p>
+      <w:pPr>
+        <w:rPr>
+          <w:b/>
+          <w:bCs/>
+        </w:rPr>
+      </w:pPr>
+      <m:oMathPara>
+        <m:oMath>
+          <m:r>
+            <w:rPr>
+              <w:rFonts w:ascii="Cambria Math" w:hAnsi="Cambria Math"/>
+              <w:lang w:val="en-US"/>
+            </w:rPr>
+            <m:t>T=2π</m:t>
+          </m:r>
+          <m:rad>
+            <m:radPr>
+              <m:degHide m:val="1"/>
+              <m:ctrlPr>
+                <w:rPr>
+                  <w:rFonts w:ascii="Cambria Math" w:hAnsi="Cambria Math"/>
+                  <w:i/>
+                  <w:lang w:val="en-US"/>
+                </w:rPr>
+              </m:ctrlPr>
+            </m:radPr>
+            <m:deg/>
+            <m:e>
+              <m:f>
+                <m:fPr>
+                  <m:type m:val="lin"/>
+                  <m:ctrlPr>
+                    <w:rPr>
+                      <w:rFonts w:ascii="Cambria Math" w:hAnsi="Cambria Math"/>
+                      <w:i/>
+                      <w:lang w:val="en-US"/>
+                    </w:rPr>
+                  </m:ctrlPr>
+                </m:fPr>
+                <m:num>
+                  <m:r>
+                    <w:rPr>
+                      <w:rFonts w:ascii="Cambria Math" w:hAnsi="Cambria Math"/>
+                      <w:lang w:val="en-US"/>
+                    </w:rPr>
+                    <m:t>h</m:t>
+                  </m:r>
+                </m:num>
+                <m:den>
+                  <m:r>
+                    <w:rPr>
+                      <w:rFonts w:ascii="Cambria Math" w:hAnsi="Cambria Math"/>
+                      <w:lang w:val="en-US"/>
+                    </w:rPr>
+                    <m:t>2g</m:t>
+                  </m:r>
+                </m:den>
+              </m:f>
+            </m:e>
+          </m:rad>
+        </m:oMath>
+      </m:oMathPara>
     </w:p>
     <w:p/>
     <w:p/>
+    <w:p/>
     <w:p>
       <w:pPr>
         <w:ind w:firstLine="708"/>
@@ -7287,7 +5857,6 @@
         <w:ind w:firstLine="708"/>
       </w:pPr>
       <w:r>
-        <w:lastRenderedPageBreak/>
         <w:t>Оборотні процеси мають велике значення для розуміння теорії, але на практиці всі процеси необоротні. Нам потрібно мати моделі деяких необоротних процесів, щоб складати з них термодинамічні цикли більш наближені до циклів реальних двигунів, турбін</w:t>
       </w:r>
       <w:r>
@@ -7358,17 +5927,7 @@
         <w:t>кількість часток газу</w:t>
       </w:r>
       <w:r>
-        <w:rPr>
-          <w:rPrChange w:id="420" w:author="Volodymyr Bondariev" w:date="2026-08-20T12:55:00Z" w16du:dateUtc="2026-08-20T09:55:00Z">
-            <w:rPr>
-              <w:lang w:val="en-US"/>
-            </w:rPr>
-          </w:rPrChange>
-        </w:rPr>
-        <w:t xml:space="preserve"> (</w:t>
-      </w:r>
-      <w:r>
-        <w:t>в тис. штук)</w:t>
+        <w:t xml:space="preserve"> (в тис. штук)</w:t>
       </w:r>
       <w:r>
         <w:t>.</w:t>
@@ -7557,6 +6116,7 @@
         <w:pStyle w:val="2"/>
       </w:pPr>
       <w:r>
+        <w:lastRenderedPageBreak/>
         <w:t>Програмний додаток</w:t>
       </w:r>
     </w:p>
@@ -7654,15 +6214,6 @@
           <w:bCs/>
           <w:i/>
           <w:iCs/>
-          <w:rPrChange w:id="421" w:author="Volodymyr Bondariev" w:date="2026-08-20T12:55:00Z" w16du:dateUtc="2026-08-20T09:55:00Z">
-            <w:rPr>
-              <w:b/>
-              <w:bCs/>
-              <w:i/>
-              <w:iCs/>
-              <w:lang w:val="en-US"/>
-            </w:rPr>
-          </w:rPrChange>
         </w:rPr>
         <w:t>plunger</w:t>
       </w:r>
@@ -7671,13 +6222,6 @@
     <w:p>
       <w:pPr>
         <w:ind w:firstLine="708"/>
-        <w:rPr>
-          <w:rPrChange w:id="422" w:author="Volodymyr Bondariev" w:date="2026-08-20T12:55:00Z" w16du:dateUtc="2026-08-20T09:55:00Z">
-            <w:rPr>
-              <w:lang w:val="en-US"/>
-            </w:rPr>
-          </w:rPrChange>
-        </w:rPr>
       </w:pPr>
       <w:r>
         <w:t xml:space="preserve">Команда на ім’я </w:t>
@@ -7687,29 +6231,12 @@
         <w:rPr>
           <w:i/>
           <w:iCs/>
-          <w:rPrChange w:id="423" w:author="Volodymyr Bondariev" w:date="2026-08-20T12:55:00Z" w16du:dateUtc="2026-08-20T09:55:00Z">
-            <w:rPr>
-              <w:i/>
-              <w:iCs/>
-              <w:lang w:val="en-US"/>
-            </w:rPr>
-          </w:rPrChange>
         </w:rPr>
         <w:t>plunger</w:t>
       </w:r>
       <w:proofErr w:type="spellEnd"/>
       <w:r>
-        <w:rPr>
-          <w:rPrChange w:id="424" w:author="Volodymyr Bondariev" w:date="2026-08-20T12:55:00Z" w16du:dateUtc="2026-08-20T09:55:00Z">
-            <w:rPr>
-              <w:lang w:val="en-US"/>
-            </w:rPr>
-          </w:rPrChange>
-        </w:rPr>
-        <w:t xml:space="preserve"> </w:t>
-      </w:r>
-      <w:r>
-        <w:t xml:space="preserve">створює лабораторну установку. </w:t>
+        <w:t xml:space="preserve"> створює лабораторну установку. </w:t>
       </w:r>
       <w:r>
         <w:t xml:space="preserve">Команда </w:t>
@@ -7733,75 +6260,21 @@
         <w:t xml:space="preserve"> зад</w:t>
       </w:r>
       <w:r>
-        <w:t>ає три</w:t>
-      </w:r>
-      <w:r>
-        <w:rPr>
-          <w:rPrChange w:id="425" w:author="Volodymyr Bondariev" w:date="2026-08-20T12:55:00Z" w16du:dateUtc="2026-08-20T09:55:00Z">
-            <w:rPr>
-              <w:lang w:val="en-US"/>
-            </w:rPr>
-          </w:rPrChange>
-        </w:rPr>
-        <w:t>:</w:t>
-      </w:r>
-      <w:r>
-        <w:t xml:space="preserve"> </w:t>
-      </w:r>
-      <w:r>
-        <w:rPr>
-          <w:rPrChange w:id="426" w:author="Volodymyr Bondariev" w:date="2026-08-20T12:55:00Z" w16du:dateUtc="2026-08-20T09:55:00Z">
-            <w:rPr>
-              <w:lang w:val="en-US"/>
-            </w:rPr>
-          </w:rPrChange>
-        </w:rPr>
-        <w:t xml:space="preserve">m </w:t>
-      </w:r>
-      <w:r>
-        <w:rPr>
-          <w:rPrChange w:id="427" w:author="Volodymyr Bondariev" w:date="2026-08-20T12:55:00Z" w16du:dateUtc="2026-08-20T09:55:00Z">
-            <w:rPr>
-              <w:lang w:val="en-US"/>
-            </w:rPr>
-          </w:rPrChange>
-        </w:rPr>
-        <w:t xml:space="preserve">– </w:t>
-      </w:r>
-      <w:r>
-        <w:t>маса вантажу на поршні</w:t>
-      </w:r>
-      <w:r>
-        <w:rPr>
-          <w:rPrChange w:id="428" w:author="Volodymyr Bondariev" w:date="2026-08-20T12:55:00Z" w16du:dateUtc="2026-08-20T09:55:00Z">
-            <w:rPr>
-              <w:lang w:val="en-US"/>
-            </w:rPr>
-          </w:rPrChange>
-        </w:rPr>
-        <w:t xml:space="preserve">, </w:t>
-      </w:r>
-      <w:r>
-        <w:rPr>
-          <w:rPrChange w:id="429" w:author="Volodymyr Bondariev" w:date="2026-08-20T12:55:00Z" w16du:dateUtc="2026-08-20T09:55:00Z">
-            <w:rPr>
-              <w:lang w:val="en-US"/>
-            </w:rPr>
-          </w:rPrChange>
-        </w:rPr>
+        <w:t>ає три:</w:t>
+      </w:r>
+      <w:r>
+        <w:t xml:space="preserve"> m </w:t>
+      </w:r>
+      <w:r>
+        <w:t xml:space="preserve">– маса вантажу на поршні, </w:t>
+      </w:r>
+      <w:r>
         <w:t>t</w:t>
       </w:r>
       <w:r>
         <w:t xml:space="preserve"> – температура газу, </w:t>
       </w:r>
       <w:r>
-        <w:rPr>
-          <w:rPrChange w:id="430" w:author="Volodymyr Bondariev" w:date="2026-08-20T12:55:00Z" w16du:dateUtc="2026-08-20T09:55:00Z">
-            <w:rPr>
-              <w:lang w:val="en-US"/>
-            </w:rPr>
-          </w:rPrChange>
-        </w:rPr>
         <w:t>n</w:t>
       </w:r>
       <w:r>
@@ -7815,28 +6288,11 @@
       </w:r>
       <w:proofErr w:type="spellStart"/>
       <w:r>
-        <w:rPr>
-          <w:rPrChange w:id="431" w:author="Volodymyr Bondariev" w:date="2026-08-20T12:55:00Z" w16du:dateUtc="2026-08-20T09:55:00Z">
-            <w:rPr>
-              <w:lang w:val="en-US"/>
-            </w:rPr>
-          </w:rPrChange>
-        </w:rPr>
         <w:t>plunger</w:t>
       </w:r>
       <w:proofErr w:type="spellEnd"/>
       <w:r>
-        <w:rPr>
-          <w:rPrChange w:id="432" w:author="Volodymyr Bondariev" w:date="2026-08-20T12:55:00Z" w16du:dateUtc="2026-08-20T09:55:00Z">
-            <w:rPr>
-              <w:lang w:val="en-US"/>
-            </w:rPr>
-          </w:rPrChange>
-        </w:rPr>
-        <w:t xml:space="preserve"> m=1000, t=100, n=10000</w:t>
-      </w:r>
-      <w:r>
-        <w:t xml:space="preserve"> створює установку, яка зображена на </w:t>
+        <w:t xml:space="preserve"> m=1000, t=100, n=10000 створює установку, яка зображена на </w:t>
       </w:r>
       <w:r>
         <w:rPr>
@@ -7871,15 +6327,6 @@
           <w:bCs/>
           <w:i/>
           <w:iCs/>
-          <w:rPrChange w:id="433" w:author="Volodymyr Bondariev" w:date="2026-08-20T12:55:00Z" w16du:dateUtc="2026-08-20T09:55:00Z">
-            <w:rPr>
-              <w:b/>
-              <w:bCs/>
-              <w:i/>
-              <w:iCs/>
-              <w:lang w:val="en-US"/>
-            </w:rPr>
-          </w:rPrChange>
         </w:rPr>
         <w:t>adiabatic</w:t>
       </w:r>
@@ -7897,36 +6344,15 @@
         <w:rPr>
           <w:i/>
           <w:iCs/>
-          <w:rPrChange w:id="434" w:author="Volodymyr Bondariev" w:date="2026-08-20T12:55:00Z" w16du:dateUtc="2026-08-20T09:55:00Z">
-            <w:rPr>
-              <w:i/>
-              <w:iCs/>
-              <w:lang w:val="en-US"/>
-            </w:rPr>
-          </w:rPrChange>
         </w:rPr>
         <w:t>adiabatic</w:t>
       </w:r>
       <w:proofErr w:type="spellEnd"/>
       <w:r>
-        <w:rPr>
-          <w:rPrChange w:id="435" w:author="Volodymyr Bondariev" w:date="2026-08-20T12:55:00Z" w16du:dateUtc="2026-08-20T09:55:00Z">
-            <w:rPr>
-              <w:lang w:val="en-US"/>
-            </w:rPr>
-          </w:rPrChange>
-        </w:rPr>
-        <w:t xml:space="preserve"> </w:t>
-      </w:r>
-      <w:r>
-        <w:t xml:space="preserve">починає адіабатичний процес. </w:t>
-      </w:r>
-      <w:r>
-        <w:t xml:space="preserve">Як було зазначено раніше, процес протікає завдяки відносно повільній зміни навантаження на поршні. Початковий вантаж той, що несе </w:t>
-      </w:r>
-      <w:r>
-        <w:lastRenderedPageBreak/>
-        <w:t xml:space="preserve">установка на момент виконання команди, кінцевий вантаж задає команда. Залежно від того, яке з двох значень більше, </w:t>
+        <w:t xml:space="preserve"> починає адіабатичний процес. </w:t>
+      </w:r>
+      <w:r>
+        <w:t xml:space="preserve">Як було зазначено раніше, процес протікає завдяки відносно повільній зміни навантаження на поршні. Початковий вантаж той, що несе установка на момент виконання команди, кінцевий вантаж задає команда. Залежно від того, яке з двох значень більше, </w:t>
       </w:r>
       <w:r>
         <w:t>відбувається адіабатичне розширення, або стискання газу.</w:t>
@@ -7937,32 +6363,12 @@
         <w:ind w:firstLine="708"/>
       </w:pPr>
       <w:r>
-        <w:t>Параметри команди</w:t>
-      </w:r>
-      <w:r>
-        <w:rPr>
-          <w:rPrChange w:id="436" w:author="Volodymyr Bondariev" w:date="2026-08-20T12:55:00Z" w16du:dateUtc="2026-08-20T09:55:00Z">
-            <w:rPr>
-              <w:lang w:val="en-US"/>
-            </w:rPr>
-          </w:rPrChange>
-        </w:rPr>
-        <w:t>:</w:t>
-      </w:r>
-      <w:r>
-        <w:t xml:space="preserve"> </w:t>
+        <w:t xml:space="preserve">Параметри команди: </w:t>
       </w:r>
       <w:r>
         <w:rPr>
           <w:i/>
           <w:iCs/>
-          <w:rPrChange w:id="437" w:author="Volodymyr Bondariev" w:date="2026-08-20T12:55:00Z" w16du:dateUtc="2026-08-20T09:55:00Z">
-            <w:rPr>
-              <w:i/>
-              <w:iCs/>
-              <w:lang w:val="en-US"/>
-            </w:rPr>
-          </w:rPrChange>
         </w:rPr>
         <w:t>m</w:t>
       </w:r>
@@ -7979,46 +6385,19 @@
         <w:t>а</w:t>
       </w:r>
       <w:r>
-        <w:t xml:space="preserve"> поршні,</w:t>
-      </w:r>
-      <w:r>
-        <w:rPr>
-          <w:rPrChange w:id="438" w:author="Volodymyr Bondariev" w:date="2026-08-20T12:55:00Z" w16du:dateUtc="2026-08-20T09:55:00Z">
-            <w:rPr>
-              <w:lang w:val="en-US"/>
-            </w:rPr>
-          </w:rPrChange>
-        </w:rPr>
-        <w:t xml:space="preserve">  </w:t>
+        <w:t xml:space="preserve"> поршні,  </w:t>
       </w:r>
       <w:proofErr w:type="spellStart"/>
       <w:r>
         <w:rPr>
           <w:i/>
           <w:iCs/>
-          <w:rPrChange w:id="439" w:author="Volodymyr Bondariev" w:date="2026-08-20T12:55:00Z" w16du:dateUtc="2026-08-20T09:55:00Z">
-            <w:rPr>
-              <w:i/>
-              <w:iCs/>
-              <w:lang w:val="en-US"/>
-            </w:rPr>
-          </w:rPrChange>
         </w:rPr>
         <w:t>time</w:t>
       </w:r>
       <w:proofErr w:type="spellEnd"/>
       <w:r>
-        <w:rPr>
-          <w:rPrChange w:id="440" w:author="Volodymyr Bondariev" w:date="2026-08-20T12:55:00Z" w16du:dateUtc="2026-08-20T09:55:00Z">
-            <w:rPr>
-              <w:lang w:val="en-US"/>
-            </w:rPr>
-          </w:rPrChange>
-        </w:rPr>
-        <w:t xml:space="preserve"> </w:t>
-      </w:r>
-      <w:r>
-        <w:t>– тривалість процесу</w:t>
+        <w:t xml:space="preserve"> – тривалість процесу</w:t>
       </w:r>
       <w:r>
         <w:t xml:space="preserve"> в кроках.  </w:t>
@@ -8033,15 +6412,6 @@
           <w:bCs/>
           <w:i/>
           <w:iCs/>
-          <w:rPrChange w:id="441" w:author="Volodymyr Bondariev" w:date="2026-08-20T12:55:00Z" w16du:dateUtc="2026-08-20T09:55:00Z">
-            <w:rPr>
-              <w:b/>
-              <w:bCs/>
-              <w:i/>
-              <w:iCs/>
-              <w:lang w:val="en-US"/>
-            </w:rPr>
-          </w:rPrChange>
         </w:rPr>
       </w:pPr>
       <w:proofErr w:type="spellStart"/>
@@ -8051,15 +6421,6 @@
           <w:bCs/>
           <w:i/>
           <w:iCs/>
-          <w:rPrChange w:id="442" w:author="Volodymyr Bondariev" w:date="2026-08-20T12:55:00Z" w16du:dateUtc="2026-08-20T09:55:00Z">
-            <w:rPr>
-              <w:b/>
-              <w:bCs/>
-              <w:i/>
-              <w:iCs/>
-              <w:lang w:val="en-US"/>
-            </w:rPr>
-          </w:rPrChange>
         </w:rPr>
         <w:t>isobaric</w:t>
       </w:r>
@@ -8077,40 +6438,23 @@
         <w:rPr>
           <w:i/>
           <w:iCs/>
-          <w:rPrChange w:id="443" w:author="Volodymyr Bondariev" w:date="2026-08-20T12:55:00Z" w16du:dateUtc="2026-08-20T09:55:00Z">
-            <w:rPr>
-              <w:i/>
-              <w:iCs/>
-              <w:lang w:val="en-US"/>
-            </w:rPr>
-          </w:rPrChange>
         </w:rPr>
         <w:t>isobaric</w:t>
       </w:r>
       <w:proofErr w:type="spellEnd"/>
       <w:r>
-        <w:rPr>
-          <w:rPrChange w:id="444" w:author="Volodymyr Bondariev" w:date="2026-08-20T12:55:00Z" w16du:dateUtc="2026-08-20T09:55:00Z">
-            <w:rPr>
-              <w:lang w:val="en-US"/>
-            </w:rPr>
-          </w:rPrChange>
-        </w:rPr>
+        <w:t xml:space="preserve"> починає </w:t>
+      </w:r>
+      <w:r>
+        <w:t>ізобар</w:t>
+      </w:r>
+      <w:r>
+        <w:t>ичний процес. Тут вантаж на поршні незмінний, а межі процесу окреслює</w:t>
+      </w:r>
+      <w:r>
         <w:t xml:space="preserve"> </w:t>
       </w:r>
       <w:r>
-        <w:t xml:space="preserve">починає </w:t>
-      </w:r>
-      <w:r>
-        <w:t>ізобар</w:t>
-      </w:r>
-      <w:r>
-        <w:t>ичний процес. Тут вантаж на поршні незмінний, а межі процесу окреслює</w:t>
-      </w:r>
-      <w:r>
-        <w:t xml:space="preserve"> </w:t>
-      </w:r>
-      <w:r>
         <w:t xml:space="preserve">об’єм газу під поршнем. </w:t>
       </w:r>
       <w:r>
@@ -8131,57 +6475,23 @@
         <w:rPr>
           <w:i/>
           <w:iCs/>
-          <w:rPrChange w:id="445" w:author="Volodymyr Bondariev" w:date="2026-08-20T12:55:00Z" w16du:dateUtc="2026-08-20T09:55:00Z">
-            <w:rPr>
-              <w:i/>
-              <w:iCs/>
-              <w:lang w:val="en-US"/>
-            </w:rPr>
-          </w:rPrChange>
         </w:rPr>
         <w:t>v</w:t>
       </w:r>
       <w:r>
-        <w:rPr>
-          <w:rPrChange w:id="446" w:author="Volodymyr Bondariev" w:date="2026-08-20T12:55:00Z" w16du:dateUtc="2026-08-20T09:55:00Z">
-            <w:rPr>
-              <w:lang w:val="en-US"/>
-            </w:rPr>
-          </w:rPrChange>
-        </w:rPr>
-        <w:t xml:space="preserve"> – </w:t>
-      </w:r>
-      <w:r>
-        <w:t xml:space="preserve">кінцевий об’єм газу під поршнем, </w:t>
+        <w:t xml:space="preserve"> – кінцевий об’єм газу під поршнем, </w:t>
       </w:r>
       <w:proofErr w:type="spellStart"/>
       <w:r>
         <w:rPr>
           <w:i/>
           <w:iCs/>
-          <w:rPrChange w:id="447" w:author="Volodymyr Bondariev" w:date="2026-08-20T12:55:00Z" w16du:dateUtc="2026-08-20T09:55:00Z">
-            <w:rPr>
-              <w:i/>
-              <w:iCs/>
-              <w:lang w:val="en-US"/>
-            </w:rPr>
-          </w:rPrChange>
         </w:rPr>
         <w:t>time</w:t>
       </w:r>
       <w:proofErr w:type="spellEnd"/>
       <w:r>
-        <w:rPr>
-          <w:rPrChange w:id="448" w:author="Volodymyr Bondariev" w:date="2026-08-20T12:55:00Z" w16du:dateUtc="2026-08-20T09:55:00Z">
-            <w:rPr>
-              <w:lang w:val="en-US"/>
-            </w:rPr>
-          </w:rPrChange>
-        </w:rPr>
-        <w:t xml:space="preserve"> </w:t>
-      </w:r>
-      <w:r>
-        <w:t xml:space="preserve">– тривалість процесу.  </w:t>
+        <w:t xml:space="preserve"> – тривалість процесу.  </w:t>
       </w:r>
     </w:p>
     <w:p>
@@ -8659,6 +6969,7 @@
             </w:pPr>
             <w:proofErr w:type="spellStart"/>
             <w:r>
+              <w:lastRenderedPageBreak/>
               <w:t>intake</w:t>
             </w:r>
             <w:proofErr w:type="spellEnd"/>
@@ -8682,27 +6993,10 @@
               <w:ind w:firstLine="0"/>
             </w:pPr>
             <w:r>
-              <w:rPr>
-                <w:rPrChange w:id="449" w:author="Volodymyr Bondariev" w:date="2026-08-20T12:55:00Z" w16du:dateUtc="2026-08-20T09:55:00Z">
-                  <w:rPr>
-                    <w:lang w:val="en-US"/>
-                  </w:rPr>
-                </w:rPrChange>
-              </w:rPr>
               <w:t>v</w:t>
             </w:r>
             <w:r>
-              <w:rPr>
-                <w:rPrChange w:id="450" w:author="Volodymyr Bondariev" w:date="2026-08-20T12:55:00Z" w16du:dateUtc="2026-08-20T09:55:00Z">
-                  <w:rPr>
-                    <w:lang w:val="en-US"/>
-                  </w:rPr>
-                </w:rPrChange>
-              </w:rPr>
-              <w:t xml:space="preserve"> – </w:t>
-            </w:r>
-            <w:r>
-              <w:t>кінцевий об’єм</w:t>
+              <w:t xml:space="preserve"> – кінцевий об’єм</w:t>
             </w:r>
             <w:r>
               <w:t xml:space="preserve"> </w:t>
@@ -8717,13 +7011,6 @@
               <w:t>n</w:t>
             </w:r>
             <w:r>
-              <w:rPr>
-                <w:rPrChange w:id="451" w:author="Volodymyr Bondariev" w:date="2026-08-20T12:55:00Z" w16du:dateUtc="2026-08-20T09:55:00Z">
-                  <w:rPr>
-                    <w:lang w:val="en-US"/>
-                  </w:rPr>
-                </w:rPrChange>
-              </w:rPr>
               <w:t>k</w:t>
             </w:r>
             <w:proofErr w:type="spellEnd"/>
@@ -8824,17 +7111,7 @@
               <w:ind w:firstLine="0"/>
             </w:pPr>
             <w:r>
-              <w:rPr>
-                <w:rPrChange w:id="452" w:author="Volodymyr Bondariev" w:date="2026-08-20T12:55:00Z" w16du:dateUtc="2026-08-20T09:55:00Z">
-                  <w:rPr>
-                    <w:lang w:val="en-US"/>
-                  </w:rPr>
-                </w:rPrChange>
-              </w:rPr>
-              <w:t xml:space="preserve">v – </w:t>
-            </w:r>
-            <w:r>
-              <w:t xml:space="preserve">кінцевий об’єм </w:t>
+              <w:t xml:space="preserve">v – кінцевий об’єм </w:t>
             </w:r>
           </w:p>
         </w:tc>
@@ -9024,17 +7301,7 @@
               <w:ind w:firstLine="0"/>
             </w:pPr>
             <w:r>
-              <w:rPr>
-                <w:rPrChange w:id="453" w:author="Volodymyr Bondariev" w:date="2026-08-20T12:55:00Z" w16du:dateUtc="2026-08-20T09:55:00Z">
-                  <w:rPr>
-                    <w:lang w:val="en-US"/>
-                  </w:rPr>
-                </w:rPrChange>
-              </w:rPr>
-              <w:t xml:space="preserve">v – </w:t>
-            </w:r>
-            <w:r>
-              <w:t xml:space="preserve">кінцевий об’єм </w:t>
+              <w:t xml:space="preserve">v – кінцевий об’єм </w:t>
             </w:r>
           </w:p>
         </w:tc>
@@ -9189,17 +7456,7 @@
               <w:ind w:firstLine="0"/>
             </w:pPr>
             <w:r>
-              <w:rPr>
-                <w:rPrChange w:id="454" w:author="Volodymyr Bondariev" w:date="2026-08-20T12:55:00Z" w16du:dateUtc="2026-08-20T09:55:00Z">
-                  <w:rPr>
-                    <w:lang w:val="en-US"/>
-                  </w:rPr>
-                </w:rPrChange>
-              </w:rPr>
-              <w:t xml:space="preserve">v – </w:t>
-            </w:r>
-            <w:r>
-              <w:t>кінцевий об’єм</w:t>
+              <w:t>v – кінцевий об’єм</w:t>
             </w:r>
           </w:p>
         </w:tc>
@@ -9492,7 +7749,6 @@
             </w:pPr>
             <w:proofErr w:type="spellStart"/>
             <w:r>
-              <w:lastRenderedPageBreak/>
               <w:t>calm</w:t>
             </w:r>
             <w:proofErr w:type="spellEnd"/>
@@ -9643,13 +7899,6 @@
     <w:p>
       <w:pPr>
         <w:ind w:firstLine="708"/>
-        <w:rPr>
-          <w:rPrChange w:id="455" w:author="Volodymyr Bondariev" w:date="2026-08-20T12:55:00Z" w16du:dateUtc="2026-08-20T09:55:00Z">
-            <w:rPr>
-              <w:lang w:val="en-US"/>
-            </w:rPr>
-          </w:rPrChange>
-        </w:rPr>
       </w:pPr>
     </w:p>
     <w:p>
@@ -9708,14 +7957,6 @@
     </w:sectPr>
   </w:body>
 </w:document>
-</file>
-
-<file path=word/people.xml><?xml version="1.0" encoding="utf-8"?>
-<w15:people xmlns:wpc="http://schemas.microsoft.com/office/word/2010/wordprocessingCanvas" xmlns:cx="http://schemas.microsoft.com/office/drawing/2014/chartex" xmlns:cx1="http://schemas.microsoft.com/office/drawing/2015/9/8/chartex" xmlns:cx2="http://schemas.microsoft.com/office/drawing/2015/10/21/chartex" xmlns:cx3="http://schemas.microsoft.com/office/drawing/2016/5/9/chartex" xmlns:cx4="http://schemas.microsoft.com/office/drawing/2016/5/10/chartex" xmlns:cx5="http://schemas.microsoft.com/office/drawing/2016/5/11/chartex" xmlns:cx6="http://schemas.microsoft.com/office/drawing/2016/5/12/chartex" xmlns:cx7="http://schemas.microsoft.com/office/drawing/2016/5/13/chartex" xmlns:cx8="http://schemas.microsoft.com/office/drawing/2016/5/14/chartex" xmlns:mc="http://schemas.openxmlformats.org/markup-compatibility/2006" xmlns:aink="http://schemas.microsoft.com/office/drawing/2016/ink" xmlns:am3d="http://schemas.microsoft.com/office/drawing/2017/model3d" xmlns:o="urn:schemas-microsoft-com:office:office" xmlns:oel="http://schemas.microsoft.com/office/2019/extlst" xmlns:r="http://schemas.openxmlformats.org/officeDocument/2006/relationships" xmlns:m="http://schemas.openxmlformats.org/officeDocument/2006/math" xmlns:v="urn:schemas-microsoft-com:vml" xmlns:wp14="http://schemas.microsoft.com/office/word/2010/wordprocessingDrawing" xmlns:wp="http://schemas.openxmlformats.org/drawingml/2006/wordprocessingDrawing" xmlns:w10="urn:schemas-microsoft-com:office:word" xmlns:w="http://schemas.openxmlformats.org/wordprocessingml/2006/main" xmlns:w14="http://schemas.microsoft.com/office/word/2010/wordml" xmlns:w15="http://schemas.microsoft.com/office/word/2012/wordml" xmlns:w16cex="http://schemas.microsoft.com/office/word/2018/wordml/cex" xmlns:w16cid="http://schemas.microsoft.com/office/word/2016/wordml/cid" xmlns:w16="http://schemas.microsoft.com/office/word/2018/wordml" xmlns:w16du="http://schemas.microsoft.com/office/word/2023/wordml/word16du" xmlns:w16sdtdh="http://schemas.microsoft.com/office/word/2020/wordml/sdtdatahash" xmlns:w16sdtfl="http://schemas.microsoft.com/office/word/2024/wordml/sdtformatlock" xmlns:w16se="http://schemas.microsoft.com/office/word/2015/wordml/symex" xmlns:wpg="http://schemas.microsoft.com/office/word/2010/wordprocessingGroup" xmlns:wpi="http://schemas.microsoft.com/office/word/2010/wordprocessingInk" xmlns:wne="http://schemas.microsoft.com/office/word/2006/wordml" xmlns:wps="http://schemas.microsoft.com/office/word/2010/wordprocessingShape" mc:Ignorable="w14 w15 w16se w16cid w16 w16cex w16sdtdh w16sdtfl w16du wp14">
-  <w15:person w15:author="Volodymyr Bondariev">
-    <w15:presenceInfo w15:providerId="Windows Live" w15:userId="02b099e88783afd4"/>
-  </w15:person>
-</w15:people>
 </file>
 
 <file path=word/styles.xml><?xml version="1.0" encoding="utf-8"?>

--- a/docs/Термодинамічні цикли.docx
+++ b/docs/Термодинамічні цикли.docx
@@ -1343,14 +1343,12 @@
       <w:r>
         <w:t xml:space="preserve"> – проміжок дискретного часу, який в мо</w:t>
       </w:r>
-      <w:proofErr w:type="spellStart"/>
       <w:r>
         <w:t>дел</w:t>
       </w:r>
       <w:r>
         <w:t>і</w:t>
       </w:r>
-      <w:proofErr w:type="spellEnd"/>
       <w:r>
         <w:t xml:space="preserve"> завжди вважається одиничним і тому </w:t>
       </w:r>
@@ -2192,952 +2190,6 @@
     </w:p>
     <w:p>
       <w:pPr>
-        <w:ind w:firstLine="708"/>
-        <w:rPr>
-          <w:highlight w:val="yellow"/>
-        </w:rPr>
-      </w:pPr>
-      <w:r>
-        <w:rPr>
-          <w:highlight w:val="yellow"/>
-        </w:rPr>
-        <w:t xml:space="preserve">Газ під поршнем поводиться як пружина, тому </w:t>
-      </w:r>
-      <w:r>
-        <w:rPr>
-          <w:highlight w:val="yellow"/>
-        </w:rPr>
-        <w:t xml:space="preserve">наша </w:t>
-      </w:r>
-      <w:r>
-        <w:rPr>
-          <w:highlight w:val="yellow"/>
-        </w:rPr>
-        <w:t>«</w:t>
-      </w:r>
-      <w:r>
-        <w:rPr>
-          <w:highlight w:val="yellow"/>
-        </w:rPr>
-        <w:t>лабораторна установка</w:t>
-      </w:r>
-      <w:r>
-        <w:rPr>
-          <w:highlight w:val="yellow"/>
-        </w:rPr>
-        <w:t>»</w:t>
-      </w:r>
-      <w:r>
-        <w:rPr>
-          <w:highlight w:val="yellow"/>
-        </w:rPr>
-        <w:t xml:space="preserve"> </w:t>
-      </w:r>
-      <w:r>
-        <w:rPr>
-          <w:highlight w:val="yellow"/>
-        </w:rPr>
-        <w:t>нагадує</w:t>
-      </w:r>
-      <w:r>
-        <w:rPr>
-          <w:highlight w:val="yellow"/>
-        </w:rPr>
-        <w:t xml:space="preserve"> пружинний маятник з власним періодом коливань</w:t>
-      </w:r>
-      <w:r>
-        <w:rPr>
-          <w:highlight w:val="yellow"/>
-        </w:rPr>
-        <w:t>.</w:t>
-      </w:r>
-      <w:r>
-        <w:rPr>
-          <w:highlight w:val="yellow"/>
-        </w:rPr>
-        <w:t xml:space="preserve"> </w:t>
-      </w:r>
-      <w:r>
-        <w:rPr>
-          <w:highlight w:val="yellow"/>
-        </w:rPr>
-        <w:t>П</w:t>
-      </w:r>
-      <w:r>
-        <w:rPr>
-          <w:highlight w:val="yellow"/>
-        </w:rPr>
-        <w:t>еріодичні дії на неї, в нашому випадку це ступінчасте підвищення температури</w:t>
-      </w:r>
-      <w:r>
-        <w:rPr>
-          <w:highlight w:val="yellow"/>
-        </w:rPr>
-        <w:t>,  можуть провокувати резонансні явища</w:t>
-      </w:r>
-      <w:r>
-        <w:rPr>
-          <w:highlight w:val="yellow"/>
-        </w:rPr>
-        <w:t xml:space="preserve"> і</w:t>
-      </w:r>
-      <w:r>
-        <w:rPr>
-          <w:highlight w:val="yellow"/>
-        </w:rPr>
-        <w:t xml:space="preserve"> необхідність в негативному зворотному зв'язку, який би гасив небажані коливання поршня</w:t>
-      </w:r>
-      <w:r>
-        <w:rPr>
-          <w:highlight w:val="yellow"/>
-        </w:rPr>
-        <w:t xml:space="preserve"> із вантажем</w:t>
-      </w:r>
-      <w:r>
-        <w:rPr>
-          <w:highlight w:val="yellow"/>
-        </w:rPr>
-        <w:t>.</w:t>
-      </w:r>
-      <w:r>
-        <w:rPr>
-          <w:highlight w:val="yellow"/>
-        </w:rPr>
-        <w:t xml:space="preserve"> Наприклад, коли швидкість поршня відрізняється від бажаної, </w:t>
-      </w:r>
-      <w:r>
-        <w:rPr>
-          <w:highlight w:val="yellow"/>
-        </w:rPr>
-        <w:t>наблизити</w:t>
-      </w:r>
-      <w:r>
-        <w:rPr>
-          <w:highlight w:val="yellow"/>
-        </w:rPr>
-        <w:t xml:space="preserve"> її </w:t>
-      </w:r>
-      <w:r>
-        <w:rPr>
-          <w:highlight w:val="yellow"/>
-        </w:rPr>
-        <w:t>до</w:t>
-      </w:r>
-      <w:r>
-        <w:rPr>
-          <w:highlight w:val="yellow"/>
-        </w:rPr>
-        <w:t xml:space="preserve"> бажан</w:t>
-      </w:r>
-      <w:r>
-        <w:rPr>
-          <w:highlight w:val="yellow"/>
-        </w:rPr>
-        <w:t>ої</w:t>
-      </w:r>
-      <w:r>
-        <w:rPr>
-          <w:highlight w:val="yellow"/>
-        </w:rPr>
-        <w:t xml:space="preserve">, а </w:t>
-      </w:r>
-      <w:r>
-        <w:rPr>
-          <w:highlight w:val="yellow"/>
-        </w:rPr>
-        <w:t>зміну</w:t>
-      </w:r>
-      <w:r>
-        <w:rPr>
-          <w:highlight w:val="yellow"/>
-        </w:rPr>
-        <w:t xml:space="preserve"> кінетичн</w:t>
-      </w:r>
-      <w:r>
-        <w:rPr>
-          <w:highlight w:val="yellow"/>
-        </w:rPr>
-        <w:t xml:space="preserve">ої </w:t>
-      </w:r>
-      <w:r>
-        <w:rPr>
-          <w:highlight w:val="yellow"/>
-        </w:rPr>
-        <w:t>енергії</w:t>
-      </w:r>
-      <w:r>
-        <w:rPr>
-          <w:highlight w:val="yellow"/>
-        </w:rPr>
-        <w:t xml:space="preserve"> </w:t>
-      </w:r>
-      <w:r>
-        <w:rPr>
-          <w:highlight w:val="yellow"/>
-        </w:rPr>
-        <w:t>вантажу</w:t>
-      </w:r>
-      <w:r>
-        <w:rPr>
-          <w:highlight w:val="yellow"/>
-        </w:rPr>
-        <w:t xml:space="preserve"> компенсувати кількістю</w:t>
-      </w:r>
-      <w:r>
-        <w:rPr>
-          <w:highlight w:val="yellow"/>
-        </w:rPr>
-        <w:t xml:space="preserve"> тепла, яке передається газу</w:t>
-      </w:r>
-      <w:r>
-        <w:rPr>
-          <w:highlight w:val="yellow"/>
-        </w:rPr>
-        <w:t xml:space="preserve"> нагрівачем</w:t>
-      </w:r>
-      <w:r>
-        <w:rPr>
-          <w:highlight w:val="yellow"/>
-        </w:rPr>
-        <w:t>.</w:t>
-      </w:r>
-      <w:r>
-        <w:rPr>
-          <w:highlight w:val="yellow"/>
-        </w:rPr>
-        <w:t xml:space="preserve"> Ц</w:t>
-      </w:r>
-      <w:r>
-        <w:rPr>
-          <w:highlight w:val="yellow"/>
-        </w:rPr>
-        <w:t>і</w:t>
-      </w:r>
-      <w:r>
-        <w:rPr>
-          <w:highlight w:val="yellow"/>
-        </w:rPr>
-        <w:t xml:space="preserve"> ді</w:t>
-      </w:r>
-      <w:r>
-        <w:rPr>
-          <w:highlight w:val="yellow"/>
-        </w:rPr>
-        <w:t>ї</w:t>
-      </w:r>
-      <w:r>
-        <w:rPr>
-          <w:highlight w:val="yellow"/>
-        </w:rPr>
-        <w:t xml:space="preserve"> описується системою </w:t>
-      </w:r>
-      <w:r>
-        <w:rPr>
-          <w:highlight w:val="yellow"/>
-        </w:rPr>
-        <w:t>рівнянь.</w:t>
-      </w:r>
-    </w:p>
-    <w:p>
-      <w:pPr>
-        <w:ind w:firstLine="708"/>
-        <w:rPr>
-          <w:highlight w:val="yellow"/>
-        </w:rPr>
-      </w:pPr>
-      <m:oMathPara>
-        <m:oMath>
-          <m:r>
-            <w:rPr>
-              <w:rFonts w:ascii="Cambria Math" w:hAnsi="Cambria Math"/>
-              <w:highlight w:val="yellow"/>
-            </w:rPr>
-            <m:t>u=f</m:t>
-          </m:r>
-          <m:d>
-            <m:dPr>
-              <m:ctrlPr>
-                <w:rPr>
-                  <w:rFonts w:ascii="Cambria Math" w:hAnsi="Cambria Math"/>
-                  <w:i/>
-                  <w:highlight w:val="yellow"/>
-                </w:rPr>
-              </m:ctrlPr>
-            </m:dPr>
-            <m:e>
-              <m:r>
-                <w:rPr>
-                  <w:rFonts w:ascii="Cambria Math" w:hAnsi="Cambria Math"/>
-                  <w:highlight w:val="yellow"/>
-                </w:rPr>
-                <m:t xml:space="preserve">w, </m:t>
-              </m:r>
-              <m:sSub>
-                <m:sSubPr>
-                  <m:ctrlPr>
-                    <w:rPr>
-                      <w:rFonts w:ascii="Cambria Math" w:hAnsi="Cambria Math"/>
-                      <w:i/>
-                      <w:highlight w:val="yellow"/>
-                    </w:rPr>
-                  </m:ctrlPr>
-                </m:sSubPr>
-                <m:e>
-                  <m:r>
-                    <w:rPr>
-                      <w:rFonts w:ascii="Cambria Math" w:hAnsi="Cambria Math"/>
-                      <w:highlight w:val="yellow"/>
-                    </w:rPr>
-                    <m:t>v</m:t>
-                  </m:r>
-                </m:e>
-                <m:sub>
-                  <m:r>
-                    <w:rPr>
-                      <w:rFonts w:ascii="Cambria Math" w:hAnsi="Cambria Math"/>
-                      <w:highlight w:val="yellow"/>
-                    </w:rPr>
-                    <m:t>p</m:t>
-                  </m:r>
-                </m:sub>
-              </m:sSub>
-            </m:e>
-          </m:d>
-          <m:r>
-            <w:rPr>
-              <w:rFonts w:ascii="Cambria Math" w:hAnsi="Cambria Math"/>
-              <w:highlight w:val="yellow"/>
-            </w:rPr>
-            <m:t xml:space="preserve"> ;          ΔQ=</m:t>
-          </m:r>
-          <m:d>
-            <m:dPr>
-              <m:ctrlPr>
-                <w:rPr>
-                  <w:rFonts w:ascii="Cambria Math" w:hAnsi="Cambria Math"/>
-                  <w:i/>
-                  <w:highlight w:val="yellow"/>
-                </w:rPr>
-              </m:ctrlPr>
-            </m:dPr>
-            <m:e>
-              <m:sSup>
-                <m:sSupPr>
-                  <m:ctrlPr>
-                    <w:rPr>
-                      <w:rFonts w:ascii="Cambria Math" w:hAnsi="Cambria Math"/>
-                      <w:i/>
-                      <w:highlight w:val="yellow"/>
-                    </w:rPr>
-                  </m:ctrlPr>
-                </m:sSupPr>
-                <m:e>
-                  <m:r>
-                    <w:rPr>
-                      <w:rFonts w:ascii="Cambria Math" w:hAnsi="Cambria Math"/>
-                      <w:highlight w:val="yellow"/>
-                    </w:rPr>
-                    <m:t>u</m:t>
-                  </m:r>
-                </m:e>
-                <m:sup>
-                  <m:r>
-                    <w:rPr>
-                      <w:rFonts w:ascii="Cambria Math" w:hAnsi="Cambria Math"/>
-                      <w:highlight w:val="yellow"/>
-                    </w:rPr>
-                    <m:t>2</m:t>
-                  </m:r>
-                </m:sup>
-              </m:sSup>
-              <m:r>
-                <w:rPr>
-                  <w:rFonts w:ascii="Cambria Math" w:hAnsi="Cambria Math"/>
-                  <w:highlight w:val="yellow"/>
-                </w:rPr>
-                <m:t xml:space="preserve">- </m:t>
-              </m:r>
-              <m:sSubSup>
-                <m:sSubSupPr>
-                  <m:ctrlPr>
-                    <w:rPr>
-                      <w:rFonts w:ascii="Cambria Math" w:hAnsi="Cambria Math"/>
-                      <w:i/>
-                      <w:highlight w:val="yellow"/>
-                    </w:rPr>
-                  </m:ctrlPr>
-                </m:sSubSupPr>
-                <m:e>
-                  <m:r>
-                    <w:rPr>
-                      <w:rFonts w:ascii="Cambria Math" w:hAnsi="Cambria Math"/>
-                      <w:highlight w:val="yellow"/>
-                    </w:rPr>
-                    <m:t>v</m:t>
-                  </m:r>
-                </m:e>
-                <m:sub>
-                  <m:r>
-                    <w:rPr>
-                      <w:rFonts w:ascii="Cambria Math" w:hAnsi="Cambria Math"/>
-                      <w:highlight w:val="yellow"/>
-                    </w:rPr>
-                    <m:t>p</m:t>
-                  </m:r>
-                </m:sub>
-                <m:sup>
-                  <m:r>
-                    <w:rPr>
-                      <w:rFonts w:ascii="Cambria Math" w:hAnsi="Cambria Math"/>
-                      <w:highlight w:val="yellow"/>
-                    </w:rPr>
-                    <m:t>2</m:t>
-                  </m:r>
-                </m:sup>
-              </m:sSubSup>
-            </m:e>
-          </m:d>
-          <m:f>
-            <m:fPr>
-              <m:ctrlPr>
-                <w:rPr>
-                  <w:rFonts w:ascii="Cambria Math" w:hAnsi="Cambria Math"/>
-                  <w:i/>
-                  <w:highlight w:val="yellow"/>
-                </w:rPr>
-              </m:ctrlPr>
-            </m:fPr>
-            <m:num>
-              <m:r>
-                <w:rPr>
-                  <w:rFonts w:ascii="Cambria Math" w:hAnsi="Cambria Math"/>
-                  <w:highlight w:val="yellow"/>
-                </w:rPr>
-                <m:t>M</m:t>
-              </m:r>
-            </m:num>
-            <m:den>
-              <m:r>
-                <w:rPr>
-                  <w:rFonts w:ascii="Cambria Math" w:hAnsi="Cambria Math"/>
-                  <w:highlight w:val="yellow"/>
-                </w:rPr>
-                <m:t>2</m:t>
-              </m:r>
-            </m:den>
-          </m:f>
-          <m:r>
-            <w:rPr>
-              <w:rFonts w:ascii="Cambria Math" w:hAnsi="Cambria Math"/>
-              <w:highlight w:val="yellow"/>
-            </w:rPr>
-            <m:t xml:space="preserve"> ;          </m:t>
-          </m:r>
-          <m:sSub>
-            <m:sSubPr>
-              <m:ctrlPr>
-                <w:rPr>
-                  <w:rFonts w:ascii="Cambria Math" w:hAnsi="Cambria Math"/>
-                  <w:i/>
-                  <w:highlight w:val="yellow"/>
-                </w:rPr>
-              </m:ctrlPr>
-            </m:sSubPr>
-            <m:e>
-              <m:r>
-                <w:rPr>
-                  <w:rFonts w:ascii="Cambria Math" w:hAnsi="Cambria Math"/>
-                  <w:highlight w:val="yellow"/>
-                </w:rPr>
-                <m:t>ε</m:t>
-              </m:r>
-            </m:e>
-            <m:sub>
-              <m:r>
-                <w:rPr>
-                  <w:rFonts w:ascii="Cambria Math" w:hAnsi="Cambria Math"/>
-                  <w:highlight w:val="yellow"/>
-                </w:rPr>
-                <m:t>q</m:t>
-              </m:r>
-            </m:sub>
-          </m:sSub>
-          <m:r>
-            <w:rPr>
-              <w:rFonts w:ascii="Cambria Math" w:hAnsi="Cambria Math"/>
-              <w:highlight w:val="yellow"/>
-            </w:rPr>
-            <m:t>=</m:t>
-          </m:r>
-          <m:f>
-            <m:fPr>
-              <m:ctrlPr>
-                <w:rPr>
-                  <w:rFonts w:ascii="Cambria Math" w:hAnsi="Cambria Math"/>
-                  <w:i/>
-                  <w:highlight w:val="yellow"/>
-                </w:rPr>
-              </m:ctrlPr>
-            </m:fPr>
-            <m:num>
-              <m:r>
-                <w:rPr>
-                  <w:rFonts w:ascii="Cambria Math" w:hAnsi="Cambria Math"/>
-                  <w:highlight w:val="yellow"/>
-                </w:rPr>
-                <m:t>ΔQ</m:t>
-              </m:r>
-            </m:num>
-            <m:den>
-              <m:r>
-                <w:rPr>
-                  <w:rFonts w:ascii="Cambria Math" w:hAnsi="Cambria Math"/>
-                  <w:highlight w:val="yellow"/>
-                </w:rPr>
-                <m:t>nm</m:t>
-              </m:r>
-            </m:den>
-          </m:f>
-          <m:r>
-            <w:rPr>
-              <w:rFonts w:ascii="Cambria Math" w:hAnsi="Cambria Math"/>
-              <w:highlight w:val="yellow"/>
-            </w:rPr>
-            <m:t xml:space="preserve">   </m:t>
-          </m:r>
-        </m:oMath>
-      </m:oMathPara>
-    </w:p>
-    <w:p>
-      <w:pPr>
-        <w:rPr>
-          <w:highlight w:val="yellow"/>
-        </w:rPr>
-      </w:pPr>
-      <w:r>
-        <w:rPr>
-          <w:highlight w:val="yellow"/>
-        </w:rPr>
-        <w:t xml:space="preserve">Тут </w:t>
-      </w:r>
-      <w:r>
-        <w:rPr>
-          <w:i/>
-          <w:iCs/>
-          <w:highlight w:val="yellow"/>
-        </w:rPr>
-        <w:t>u</w:t>
-      </w:r>
-      <w:r>
-        <w:rPr>
-          <w:highlight w:val="yellow"/>
-        </w:rPr>
-        <w:t xml:space="preserve"> </w:t>
-      </w:r>
-      <w:r>
-        <w:rPr>
-          <w:highlight w:val="yellow"/>
-        </w:rPr>
-        <w:t>означає</w:t>
-      </w:r>
-      <w:r>
-        <w:rPr>
-          <w:highlight w:val="yellow"/>
-        </w:rPr>
-        <w:t xml:space="preserve"> швидкість поршня, наближену до бажаної,</w:t>
-      </w:r>
-      <w:r>
-        <w:rPr>
-          <w:highlight w:val="yellow"/>
-        </w:rPr>
-        <w:t xml:space="preserve"> </w:t>
-      </w:r>
-      <w:proofErr w:type="spellStart"/>
-      <w:r>
-        <w:rPr>
-          <w:i/>
-          <w:iCs/>
-          <w:highlight w:val="yellow"/>
-        </w:rPr>
-        <w:t>ΔQ</w:t>
-      </w:r>
-      <w:proofErr w:type="spellEnd"/>
-      <w:r>
-        <w:rPr>
-          <w:highlight w:val="yellow"/>
-        </w:rPr>
-        <w:t xml:space="preserve"> – різницю в кінетичній енергії вантажу, </w:t>
-      </w:r>
-      <m:oMath>
-        <m:sSub>
-          <m:sSubPr>
-            <m:ctrlPr>
-              <w:rPr>
-                <w:rFonts w:ascii="Cambria Math" w:hAnsi="Cambria Math"/>
-                <w:i/>
-                <w:highlight w:val="yellow"/>
-              </w:rPr>
-            </m:ctrlPr>
-          </m:sSubPr>
-          <m:e>
-            <m:r>
-              <w:rPr>
-                <w:rFonts w:ascii="Cambria Math" w:hAnsi="Cambria Math"/>
-                <w:highlight w:val="yellow"/>
-              </w:rPr>
-              <m:t>ε</m:t>
-            </m:r>
-          </m:e>
-          <m:sub>
-            <m:r>
-              <w:rPr>
-                <w:rFonts w:ascii="Cambria Math" w:hAnsi="Cambria Math"/>
-                <w:highlight w:val="yellow"/>
-              </w:rPr>
-              <m:t>q</m:t>
-            </m:r>
-          </m:sub>
-        </m:sSub>
-      </m:oMath>
-      <w:r>
-        <w:rPr>
-          <w:highlight w:val="yellow"/>
-        </w:rPr>
-        <w:t xml:space="preserve"> </w:t>
-      </w:r>
-      <w:r>
-        <w:rPr>
-          <w:highlight w:val="yellow"/>
-        </w:rPr>
-        <w:t xml:space="preserve">– </w:t>
-      </w:r>
-      <w:r>
-        <w:rPr>
-          <w:highlight w:val="yellow"/>
-        </w:rPr>
-        <w:t xml:space="preserve">параметр, яким керується нагрівач при зміні швидкості кожної частки, </w:t>
-      </w:r>
-      <w:r>
-        <w:rPr>
-          <w:i/>
-          <w:iCs/>
-          <w:highlight w:val="yellow"/>
-        </w:rPr>
-        <w:t>n</w:t>
-      </w:r>
-      <w:r>
-        <w:rPr>
-          <w:highlight w:val="yellow"/>
-        </w:rPr>
-        <w:t xml:space="preserve"> – загальна кількість часток, </w:t>
-      </w:r>
-      <w:r>
-        <w:rPr>
-          <w:i/>
-          <w:iCs/>
-          <w:highlight w:val="yellow"/>
-        </w:rPr>
-        <w:t>m</w:t>
-      </w:r>
-      <w:r>
-        <w:rPr>
-          <w:highlight w:val="yellow"/>
-        </w:rPr>
-        <w:t xml:space="preserve"> – маса однієї частки. Функція </w:t>
-      </w:r>
-      <w:r>
-        <w:rPr>
-          <w:i/>
-          <w:iCs/>
-          <w:highlight w:val="yellow"/>
-        </w:rPr>
-        <w:t>f</w:t>
-      </w:r>
-      <w:r>
-        <w:rPr>
-          <w:highlight w:val="yellow"/>
-        </w:rPr>
-        <w:t xml:space="preserve"> визначає, </w:t>
-      </w:r>
-      <w:r>
-        <w:rPr>
-          <w:highlight w:val="yellow"/>
-        </w:rPr>
-        <w:t xml:space="preserve">як наближувати швидкість поршня до бажаної. </w:t>
-      </w:r>
-      <m:oMath>
-        <m:r>
-          <w:rPr>
-            <w:rFonts w:ascii="Cambria Math" w:hAnsi="Cambria Math"/>
-            <w:highlight w:val="yellow"/>
-          </w:rPr>
-          <m:t xml:space="preserve">u= </m:t>
-        </m:r>
-        <m:sSub>
-          <m:sSubPr>
-            <m:ctrlPr>
-              <w:rPr>
-                <w:rFonts w:ascii="Cambria Math" w:hAnsi="Cambria Math"/>
-                <w:i/>
-                <w:highlight w:val="yellow"/>
-              </w:rPr>
-            </m:ctrlPr>
-          </m:sSubPr>
-          <m:e>
-            <m:r>
-              <w:rPr>
-                <w:rFonts w:ascii="Cambria Math" w:hAnsi="Cambria Math"/>
-                <w:highlight w:val="yellow"/>
-              </w:rPr>
-              <m:t>v</m:t>
-            </m:r>
-          </m:e>
-          <m:sub>
-            <m:r>
-              <w:rPr>
-                <w:rFonts w:ascii="Cambria Math" w:hAnsi="Cambria Math"/>
-                <w:highlight w:val="yellow"/>
-              </w:rPr>
-              <m:t>P</m:t>
-            </m:r>
-          </m:sub>
-        </m:sSub>
-      </m:oMath>
-      <w:r>
-        <w:rPr>
-          <w:highlight w:val="yellow"/>
-        </w:rPr>
-        <w:t xml:space="preserve"> було б найпростішим варіантом, але тоді </w:t>
-      </w:r>
-      <w:proofErr w:type="spellStart"/>
-      <w:r>
-        <w:rPr>
-          <w:i/>
-          <w:iCs/>
-          <w:highlight w:val="yellow"/>
-        </w:rPr>
-        <w:t>ΔQ</w:t>
-      </w:r>
-      <w:proofErr w:type="spellEnd"/>
-      <w:r>
-        <w:rPr>
-          <w:i/>
-          <w:iCs/>
-          <w:highlight w:val="yellow"/>
-        </w:rPr>
-        <w:t xml:space="preserve">, </w:t>
-      </w:r>
-      <w:r>
-        <w:rPr>
-          <w:highlight w:val="yellow"/>
-        </w:rPr>
-        <w:t>а з ним і</w:t>
-      </w:r>
-      <w:r>
-        <w:rPr>
-          <w:i/>
-          <w:iCs/>
-          <w:highlight w:val="yellow"/>
-        </w:rPr>
-        <w:t xml:space="preserve"> </w:t>
-      </w:r>
-      <m:oMath>
-        <m:sSub>
-          <m:sSubPr>
-            <m:ctrlPr>
-              <w:rPr>
-                <w:rFonts w:ascii="Cambria Math" w:hAnsi="Cambria Math"/>
-                <w:i/>
-                <w:highlight w:val="yellow"/>
-              </w:rPr>
-            </m:ctrlPr>
-          </m:sSubPr>
-          <m:e>
-            <m:r>
-              <w:rPr>
-                <w:rFonts w:ascii="Cambria Math" w:hAnsi="Cambria Math"/>
-                <w:highlight w:val="yellow"/>
-              </w:rPr>
-              <m:t>ε</m:t>
-            </m:r>
-          </m:e>
-          <m:sub>
-            <m:r>
-              <w:rPr>
-                <w:rFonts w:ascii="Cambria Math" w:hAnsi="Cambria Math"/>
-                <w:highlight w:val="yellow"/>
-              </w:rPr>
-              <m:t>q</m:t>
-            </m:r>
-          </m:sub>
-        </m:sSub>
-      </m:oMath>
-      <w:r>
-        <w:rPr>
-          <w:i/>
-          <w:highlight w:val="yellow"/>
-        </w:rPr>
-        <w:t xml:space="preserve"> </w:t>
-      </w:r>
-      <w:r>
-        <w:rPr>
-          <w:highlight w:val="yellow"/>
-        </w:rPr>
-        <w:t>мож</w:t>
-      </w:r>
-      <w:r>
-        <w:rPr>
-          <w:highlight w:val="yellow"/>
-        </w:rPr>
-        <w:t>уть</w:t>
-      </w:r>
-      <w:r>
-        <w:rPr>
-          <w:highlight w:val="yellow"/>
-        </w:rPr>
-        <w:t xml:space="preserve"> </w:t>
-      </w:r>
-      <w:r>
-        <w:rPr>
-          <w:highlight w:val="yellow"/>
-        </w:rPr>
-        <w:t>стати завеликими, і збільшити похибку обчислень</w:t>
-      </w:r>
-      <w:r>
-        <w:rPr>
-          <w:highlight w:val="yellow"/>
-        </w:rPr>
-        <w:t xml:space="preserve">, тому різницю між </w:t>
-      </w:r>
-      <w:r>
-        <w:rPr>
-          <w:i/>
-          <w:iCs/>
-          <w:highlight w:val="yellow"/>
-        </w:rPr>
-        <w:t>u</w:t>
-      </w:r>
-      <w:r>
-        <w:rPr>
-          <w:highlight w:val="yellow"/>
-        </w:rPr>
-        <w:t xml:space="preserve"> і </w:t>
-      </w:r>
-      <m:oMath>
-        <m:sSub>
-          <m:sSubPr>
-            <m:ctrlPr>
-              <w:rPr>
-                <w:rFonts w:ascii="Cambria Math" w:hAnsi="Cambria Math"/>
-                <w:i/>
-                <w:highlight w:val="yellow"/>
-              </w:rPr>
-            </m:ctrlPr>
-          </m:sSubPr>
-          <m:e>
-            <m:r>
-              <w:rPr>
-                <w:rFonts w:ascii="Cambria Math" w:hAnsi="Cambria Math"/>
-                <w:highlight w:val="yellow"/>
-              </w:rPr>
-              <m:t>v</m:t>
-            </m:r>
-          </m:e>
-          <m:sub>
-            <m:r>
-              <w:rPr>
-                <w:rFonts w:ascii="Cambria Math" w:hAnsi="Cambria Math"/>
-                <w:highlight w:val="yellow"/>
-              </w:rPr>
-              <m:t>p</m:t>
-            </m:r>
-          </m:sub>
-        </m:sSub>
-      </m:oMath>
-      <w:r>
-        <w:rPr>
-          <w:highlight w:val="yellow"/>
-        </w:rPr>
-        <w:t xml:space="preserve"> варто обмежити якимось пороговим значенням. Поправку нагрівання дає рівняння (5).</w:t>
-      </w:r>
-    </w:p>
-    <w:p>
-      <w:pPr>
-        <w:ind w:firstLine="708"/>
-        <w:rPr>
-          <w:highlight w:val="yellow"/>
-        </w:rPr>
-      </w:pPr>
-      <m:oMathPara>
-        <m:oMath>
-          <m:r>
-            <w:rPr>
-              <w:rFonts w:ascii="Cambria Math" w:hAnsi="Cambria Math"/>
-              <w:highlight w:val="yellow"/>
-            </w:rPr>
-            <m:t xml:space="preserve">v''≈v' (1+ </m:t>
-          </m:r>
-          <m:sSub>
-            <m:sSubPr>
-              <m:ctrlPr>
-                <w:rPr>
-                  <w:rFonts w:ascii="Cambria Math" w:hAnsi="Cambria Math"/>
-                  <w:i/>
-                  <w:highlight w:val="yellow"/>
-                </w:rPr>
-              </m:ctrlPr>
-            </m:sSubPr>
-            <m:e>
-              <m:r>
-                <w:rPr>
-                  <w:rFonts w:ascii="Cambria Math" w:hAnsi="Cambria Math"/>
-                  <w:highlight w:val="yellow"/>
-                </w:rPr>
-                <m:t>ε</m:t>
-              </m:r>
-            </m:e>
-            <m:sub>
-              <m:r>
-                <w:rPr>
-                  <w:rFonts w:ascii="Cambria Math" w:hAnsi="Cambria Math"/>
-                  <w:highlight w:val="yellow"/>
-                </w:rPr>
-                <m:t>q</m:t>
-              </m:r>
-            </m:sub>
-          </m:sSub>
-          <m:r>
-            <w:rPr>
-              <w:rFonts w:ascii="Cambria Math" w:hAnsi="Cambria Math"/>
-              <w:highlight w:val="yellow"/>
-            </w:rPr>
-            <m:t xml:space="preserve">)                             (5)   </m:t>
-          </m:r>
-        </m:oMath>
-      </m:oMathPara>
-    </w:p>
-    <w:p>
-      <w:r>
-        <w:rPr>
-          <w:highlight w:val="yellow"/>
-        </w:rPr>
-        <w:t>Застосування рівнян</w:t>
-      </w:r>
-      <w:r>
-        <w:rPr>
-          <w:highlight w:val="yellow"/>
-        </w:rPr>
-        <w:t>ь</w:t>
-      </w:r>
-      <w:r>
-        <w:rPr>
-          <w:highlight w:val="yellow"/>
-        </w:rPr>
-        <w:t xml:space="preserve"> (4) разом з рівняннями (5) дають прийнятний результат моделювання ізобаричного процесу.</w:t>
-      </w:r>
-    </w:p>
-    <w:p>
-      <w:pPr>
         <w:rPr>
           <w:b/>
           <w:bCs/>
@@ -3451,7 +2503,6 @@
         <w:ind w:firstLine="0"/>
       </w:pPr>
       <w:r>
-        <w:lastRenderedPageBreak/>
         <w:t xml:space="preserve">З адаптованого для представленої моделі закону адіабати </w:t>
       </w:r>
       <m:oMath>
@@ -3839,301 +2890,14 @@
       </m:oMathPara>
     </w:p>
     <w:p>
+      <w:pPr>
+        <w:rPr>
+          <w:lang w:val="en-US"/>
+        </w:rPr>
+      </w:pPr>
       <w:r>
         <w:t>Отже зміна навантаження в моделі імітація ізотермічного процесу керується рівнянням (6), а зміна швидкості часток – рівнянням (7).</w:t>
       </w:r>
-    </w:p>
-    <w:p>
-      <w:pPr>
-        <w:ind w:firstLine="0"/>
-      </w:pPr>
-    </w:p>
-    <w:p>
-      <w:pPr>
-        <w:ind w:firstLine="0"/>
-        <w:rPr>
-          <w:i/>
-          <w:highlight w:val="yellow"/>
-        </w:rPr>
-      </w:pPr>
-      <w:r>
-        <w:tab/>
-      </w:r>
-      <w:r>
-        <w:rPr>
-          <w:highlight w:val="yellow"/>
-        </w:rPr>
-        <w:t>Ознакою ізотермічного процесу є незмінність температури газу на протязі всього часу. Втім наближений характер рівнянь и стохастична природа моделі цього не гара</w:t>
-      </w:r>
-      <w:r>
-        <w:rPr>
-          <w:highlight w:val="yellow"/>
-        </w:rPr>
-        <w:t xml:space="preserve">нтують. </w:t>
-      </w:r>
-      <w:r>
-        <w:rPr>
-          <w:highlight w:val="yellow"/>
-        </w:rPr>
-        <w:t>Якщо початкова температура T0, а поточна температура газу T, то  відновити початкову температуру можна так</w:t>
-      </w:r>
-      <w:r>
-        <w:rPr>
-          <w:highlight w:val="yellow"/>
-        </w:rPr>
-        <w:t xml:space="preserve"> </w:t>
-      </w:r>
-      <m:oMath>
-        <m:sSub>
-          <m:sSubPr>
-            <m:ctrlPr>
-              <w:rPr>
-                <w:rFonts w:ascii="Cambria Math" w:hAnsi="Cambria Math"/>
-                <w:i/>
-                <w:highlight w:val="yellow"/>
-              </w:rPr>
-            </m:ctrlPr>
-          </m:sSubPr>
-          <m:e>
-            <m:r>
-              <w:rPr>
-                <w:rFonts w:ascii="Cambria Math" w:hAnsi="Cambria Math"/>
-                <w:highlight w:val="yellow"/>
-              </w:rPr>
-              <m:t>T</m:t>
-            </m:r>
-          </m:e>
-          <m:sub>
-            <m:r>
-              <w:rPr>
-                <w:rFonts w:ascii="Cambria Math" w:hAnsi="Cambria Math"/>
-                <w:highlight w:val="yellow"/>
-              </w:rPr>
-              <m:t>0</m:t>
-            </m:r>
-          </m:sub>
-        </m:sSub>
-        <m:r>
-          <w:rPr>
-            <w:rFonts w:ascii="Cambria Math" w:hAnsi="Cambria Math"/>
-            <w:highlight w:val="yellow"/>
-          </w:rPr>
-          <m:t>=T</m:t>
-        </m:r>
-        <m:d>
-          <m:dPr>
-            <m:ctrlPr>
-              <w:rPr>
-                <w:rFonts w:ascii="Cambria Math" w:hAnsi="Cambria Math"/>
-                <w:i/>
-                <w:highlight w:val="yellow"/>
-              </w:rPr>
-            </m:ctrlPr>
-          </m:dPr>
-          <m:e>
-            <m:r>
-              <w:rPr>
-                <w:rFonts w:ascii="Cambria Math" w:hAnsi="Cambria Math"/>
-                <w:highlight w:val="yellow"/>
-              </w:rPr>
-              <m:t xml:space="preserve">1+ </m:t>
-            </m:r>
-            <m:f>
-              <m:fPr>
-                <m:ctrlPr>
-                  <w:rPr>
-                    <w:rFonts w:ascii="Cambria Math" w:hAnsi="Cambria Math"/>
-                    <w:i/>
-                    <w:highlight w:val="yellow"/>
-                  </w:rPr>
-                </m:ctrlPr>
-              </m:fPr>
-              <m:num>
-                <m:r>
-                  <w:rPr>
-                    <w:rFonts w:ascii="Cambria Math" w:hAnsi="Cambria Math"/>
-                    <w:highlight w:val="yellow"/>
-                  </w:rPr>
-                  <m:t>To-T</m:t>
-                </m:r>
-              </m:num>
-              <m:den>
-                <m:r>
-                  <w:rPr>
-                    <w:rFonts w:ascii="Cambria Math" w:hAnsi="Cambria Math"/>
-                    <w:highlight w:val="yellow"/>
-                  </w:rPr>
-                  <m:t>T</m:t>
-                </m:r>
-              </m:den>
-            </m:f>
-          </m:e>
-        </m:d>
-      </m:oMath>
-      <w:r>
-        <w:rPr>
-          <w:highlight w:val="yellow"/>
-        </w:rPr>
-        <w:t>. З урахуванням того, що температура пропорційна квадрату середньоквадратичної швидкості часток</w:t>
-      </w:r>
-      <w:r>
-        <w:rPr>
-          <w:highlight w:val="yellow"/>
-        </w:rPr>
-        <w:t>,</w:t>
-      </w:r>
-      <w:r>
-        <w:rPr>
-          <w:highlight w:val="yellow"/>
-        </w:rPr>
-        <w:t xml:space="preserve"> поправка до швидкості часток задається </w:t>
-      </w:r>
-      <w:r>
-        <w:rPr>
-          <w:highlight w:val="yellow"/>
-        </w:rPr>
-        <w:t>рівнянням</w:t>
-      </w:r>
-      <w:r>
-        <w:rPr>
-          <w:highlight w:val="yellow"/>
-        </w:rPr>
-        <w:t xml:space="preserve"> (8)</w:t>
-      </w:r>
-    </w:p>
-    <w:p>
-      <w:pPr>
-        <w:ind w:firstLine="0"/>
-        <w:rPr>
-          <w:i/>
-          <w:highlight w:val="yellow"/>
-        </w:rPr>
-      </w:pPr>
-      <m:oMathPara>
-        <m:oMath>
-          <m:sSup>
-            <m:sSupPr>
-              <m:ctrlPr>
-                <w:rPr>
-                  <w:rFonts w:ascii="Cambria Math" w:hAnsi="Cambria Math"/>
-                  <w:i/>
-                  <w:highlight w:val="yellow"/>
-                </w:rPr>
-              </m:ctrlPr>
-            </m:sSupPr>
-            <m:e>
-              <m:r>
-                <w:rPr>
-                  <w:rFonts w:ascii="Cambria Math" w:hAnsi="Cambria Math"/>
-                  <w:highlight w:val="yellow"/>
-                </w:rPr>
-                <m:t>v</m:t>
-              </m:r>
-            </m:e>
-            <m:sup>
-              <m:r>
-                <w:rPr>
-                  <w:rFonts w:ascii="Cambria Math" w:hAnsi="Cambria Math"/>
-                  <w:highlight w:val="yellow"/>
-                </w:rPr>
-                <m:t>''</m:t>
-              </m:r>
-            </m:sup>
-          </m:sSup>
-          <m:r>
-            <w:rPr>
-              <w:rFonts w:ascii="Cambria Math" w:hAnsi="Cambria Math"/>
-              <w:highlight w:val="yellow"/>
-            </w:rPr>
-            <m:t>=</m:t>
-          </m:r>
-          <m:sSup>
-            <m:sSupPr>
-              <m:ctrlPr>
-                <w:rPr>
-                  <w:rFonts w:ascii="Cambria Math" w:hAnsi="Cambria Math"/>
-                  <w:i/>
-                  <w:highlight w:val="yellow"/>
-                </w:rPr>
-              </m:ctrlPr>
-            </m:sSupPr>
-            <m:e>
-              <m:r>
-                <w:rPr>
-                  <w:rFonts w:ascii="Cambria Math" w:hAnsi="Cambria Math"/>
-                  <w:highlight w:val="yellow"/>
-                </w:rPr>
-                <m:t>v</m:t>
-              </m:r>
-            </m:e>
-            <m:sup>
-              <m:r>
-                <w:rPr>
-                  <w:rFonts w:ascii="Cambria Math" w:hAnsi="Cambria Math"/>
-                  <w:highlight w:val="yellow"/>
-                </w:rPr>
-                <m:t>'</m:t>
-              </m:r>
-            </m:sup>
-          </m:sSup>
-          <m:d>
-            <m:dPr>
-              <m:ctrlPr>
-                <w:rPr>
-                  <w:rFonts w:ascii="Cambria Math" w:hAnsi="Cambria Math"/>
-                  <w:i/>
-                  <w:highlight w:val="yellow"/>
-                </w:rPr>
-              </m:ctrlPr>
-            </m:dPr>
-            <m:e>
-              <m:r>
-                <w:rPr>
-                  <w:rFonts w:ascii="Cambria Math" w:hAnsi="Cambria Math"/>
-                  <w:highlight w:val="yellow"/>
-                </w:rPr>
-                <m:t xml:space="preserve">1+ </m:t>
-              </m:r>
-              <m:f>
-                <m:fPr>
-                  <m:ctrlPr>
-                    <w:rPr>
-                      <w:rFonts w:ascii="Cambria Math" w:hAnsi="Cambria Math"/>
-                      <w:i/>
-                      <w:highlight w:val="yellow"/>
-                    </w:rPr>
-                  </m:ctrlPr>
-                </m:fPr>
-                <m:num>
-                  <m:r>
-                    <w:rPr>
-                      <w:rFonts w:ascii="Cambria Math" w:hAnsi="Cambria Math"/>
-                      <w:highlight w:val="yellow"/>
-                    </w:rPr>
-                    <m:t>To-T</m:t>
-                  </m:r>
-                </m:num>
-                <m:den>
-                  <m:r>
-                    <w:rPr>
-                      <w:rFonts w:ascii="Cambria Math" w:hAnsi="Cambria Math"/>
-                      <w:highlight w:val="yellow"/>
-                    </w:rPr>
-                    <m:t>2T</m:t>
-                  </m:r>
-                </m:den>
-              </m:f>
-            </m:e>
-          </m:d>
-          <m:r>
-            <w:rPr>
-              <w:rFonts w:ascii="Cambria Math" w:hAnsi="Cambria Math"/>
-              <w:highlight w:val="yellow"/>
-            </w:rPr>
-            <m:t xml:space="preserve">                                         (8)</m:t>
-          </m:r>
-        </m:oMath>
-      </m:oMathPara>
     </w:p>
     <w:p>
       <w:pPr>
@@ -4303,13 +3067,8 @@
       <w:r>
         <w:t>, з чого витік</w:t>
       </w:r>
-      <w:proofErr w:type="spellStart"/>
-      <w:r>
-        <w:t>ають</w:t>
-      </w:r>
-      <w:proofErr w:type="spellEnd"/>
-      <w:r>
-        <w:t xml:space="preserve"> рівняння (9).</w:t>
+      <w:r>
+        <w:t>ають рівняння (9).</w:t>
       </w:r>
       <w:r>
         <w:t xml:space="preserve"> </w:t>
@@ -4480,6 +3239,7 @@
         <w:rPr>
           <w:iCs/>
         </w:rPr>
+        <w:lastRenderedPageBreak/>
         <w:t>Тобто на кожному кроці дискретного часу температура і тиск змінюються в однаковому темпі.</w:t>
       </w:r>
     </w:p>
@@ -5133,7 +3893,6 @@
         <w:rPr>
           <w:b/>
           <w:bCs/>
-          <w:lang w:val="en-US"/>
         </w:rPr>
       </w:pPr>
       <w:r>
@@ -5153,13 +3912,10 @@
     </w:p>
     <w:p>
       <w:r>
-        <w:t>Н</w:t>
-      </w:r>
-      <w:r>
-        <w:t>аша лабораторна установка ніколи не знаходиться в повністю врівноваженому стані. Кількість часток газу занадто мала порівняно з реальною кількістю молекул, тому випадкові флуктуації щільності часток спричинюють хоч невеликі, але помітні рухи поршню навколо його рівноважного положення. Більше того, з часом рухи поршня починають нагадувати гармонійні коливання навколо положення рівноваги</w:t>
-      </w:r>
-      <w:r>
-        <w:t>, це накладається на будь-які повільні процеси і погіршує вигляд діаграм і графіків.</w:t>
+        <w:t>Наша лабораторна установка ніколи не знаходиться в повністю врівноваженому стані. Кількість часток газу занадто мала порівняно з реальною кількістю молекул, тому випадкові флуктуації щільності часток спричинюють хоч невеликі, але помітні рухи поршню навколо його рівноважного положення. Більше того, з часом рухи поршня починають нагадувати гармонійні коливання навколо положення рівноваги</w:t>
+      </w:r>
+      <w:r>
+        <w:t>.</w:t>
       </w:r>
     </w:p>
     <w:p>
@@ -5178,35 +3934,37 @@
         <w:t xml:space="preserve"> полягає</w:t>
       </w:r>
       <w:r>
-        <w:t xml:space="preserve"> в тому, що навантажений поршень з газом є природним гармонійним осцилятором. З рівняння (1), яке ми застосували при моделюванні адіабати, можна зрозуміти, як залежить сила спротиву газу, якщо ми зміщуємо поршень на малу відстань.</w:t>
-      </w:r>
-      <w:r>
-        <w:t xml:space="preserve"> Врахуємо, </w:t>
-      </w:r>
-      <w:r>
-        <w:lastRenderedPageBreak/>
-        <w:t xml:space="preserve">що </w:t>
-      </w:r>
-      <w:r>
-        <w:rPr>
-          <w:lang w:val="en-US"/>
-        </w:rPr>
-        <w:t xml:space="preserve">P=F/w, </w:t>
-      </w:r>
-      <w:r>
-        <w:t xml:space="preserve">а </w:t>
-      </w:r>
-      <w:r>
-        <w:rPr>
-          <w:lang w:val="en-US"/>
-        </w:rPr>
-        <w:t xml:space="preserve">V = </w:t>
+        <w:t xml:space="preserve"> в тому, що навантажений поршень з газом є природним гармонійним осцилятором. </w:t>
+      </w:r>
+      <w:r>
+        <w:t>Р</w:t>
+      </w:r>
+      <w:r>
+        <w:t>івняння (1), яке ми застосували при моделюванні адіабати,</w:t>
+      </w:r>
+      <w:r>
+        <w:t xml:space="preserve"> показує</w:t>
+      </w:r>
+      <w:r>
+        <w:t xml:space="preserve">, як залежить сила спротиву газу, </w:t>
+      </w:r>
+      <w:r>
+        <w:t>від зсуву</w:t>
+      </w:r>
+      <w:r>
+        <w:t xml:space="preserve"> порш</w:t>
+      </w:r>
+      <w:r>
+        <w:t>ня</w:t>
+      </w:r>
+      <w:r>
+        <w:t xml:space="preserve"> на малу відстань.</w:t>
+      </w:r>
+      <w:r>
+        <w:t xml:space="preserve"> Врахуємо, що P=F/w, а V = </w:t>
       </w:r>
       <w:proofErr w:type="spellStart"/>
       <w:r>
-        <w:rPr>
-          <w:lang w:val="en-US"/>
-        </w:rPr>
         <w:t>wh</w:t>
       </w:r>
       <w:proofErr w:type="spellEnd"/>
@@ -5217,103 +3975,13 @@
         <w:rPr>
           <w:iCs/>
         </w:rPr>
-        <w:t xml:space="preserve"> </w:t>
+        <w:t xml:space="preserve"> Тут  F– сила, з якою газ тисне на поршень в положенні рівноваги, h – висота стовпа газу під поршнем в тому ж положенні, w – площа поршня, яка в двовимірній моделі просто ширина. Тоді рівняння (1) перетвориться на </w:t>
       </w:r>
       <w:r>
         <w:rPr>
           <w:iCs/>
         </w:rPr>
-        <w:t xml:space="preserve">Тут </w:t>
-      </w:r>
-      <w:r>
-        <w:rPr>
-          <w:iCs/>
-          <w:lang w:val="en-US"/>
-        </w:rPr>
-        <w:t xml:space="preserve"> </w:t>
-      </w:r>
-      <w:r>
-        <w:rPr>
-          <w:iCs/>
-          <w:lang w:val="en-US"/>
-        </w:rPr>
-        <w:t>F</w:t>
-      </w:r>
-      <w:r>
-        <w:rPr>
-          <w:iCs/>
-          <w:lang w:val="en-US"/>
-        </w:rPr>
-        <w:t xml:space="preserve">– </w:t>
-      </w:r>
-      <w:r>
-        <w:rPr>
-          <w:iCs/>
-        </w:rPr>
-        <w:t xml:space="preserve">сила, з якою газ тисне на поршень в положенні рівноваги, </w:t>
-      </w:r>
-      <w:r>
-        <w:rPr>
-          <w:iCs/>
-          <w:lang w:val="en-US"/>
-        </w:rPr>
-        <w:t xml:space="preserve">h – </w:t>
-      </w:r>
-      <w:r>
-        <w:rPr>
-          <w:iCs/>
-        </w:rPr>
-        <w:t>висота стовпа газу під поршнем</w:t>
-      </w:r>
-      <w:r>
-        <w:rPr>
-          <w:iCs/>
-          <w:lang w:val="en-US"/>
-        </w:rPr>
-        <w:t xml:space="preserve"> </w:t>
-      </w:r>
-      <w:r>
-        <w:rPr>
-          <w:iCs/>
-        </w:rPr>
-        <w:t>в тому ж положенні</w:t>
-      </w:r>
-      <w:r>
-        <w:rPr>
-          <w:iCs/>
-        </w:rPr>
-        <w:t>,</w:t>
-      </w:r>
-      <w:r>
-        <w:rPr>
-          <w:iCs/>
-        </w:rPr>
-        <w:t xml:space="preserve"> </w:t>
-      </w:r>
-      <w:r>
-        <w:rPr>
-          <w:iCs/>
-          <w:lang w:val="en-US"/>
-        </w:rPr>
-        <w:t xml:space="preserve">w – </w:t>
-      </w:r>
-      <w:r>
-        <w:rPr>
-          <w:iCs/>
-        </w:rPr>
-        <w:t>площа поршня, яка в двовимірній моделі просто ширина.</w:t>
-      </w:r>
-      <w:r>
-        <w:rPr>
-          <w:iCs/>
-        </w:rPr>
-        <w:t xml:space="preserve"> </w:t>
-      </w:r>
-      <w:r>
-        <w:rPr>
-          <w:iCs/>
-        </w:rPr>
-        <w:t>Тоді рівняння (1) перетвориться на таке.</w:t>
+        <w:t>наступне.</w:t>
       </w:r>
     </w:p>
     <w:p>
@@ -5327,27 +3995,8 @@
           <m:r>
             <w:rPr>
               <w:rFonts w:ascii="Cambria Math" w:hAnsi="Cambria Math"/>
-              <w:lang w:val="en-US"/>
             </w:rPr>
-            <m:t>F+∆F</m:t>
-          </m:r>
-          <m:r>
-            <w:rPr>
-              <w:rFonts w:ascii="Cambria Math" w:hAnsi="Cambria Math"/>
-            </w:rPr>
-            <m:t>≈</m:t>
-          </m:r>
-          <m:r>
-            <w:rPr>
-              <w:rFonts w:ascii="Cambria Math" w:hAnsi="Cambria Math"/>
-            </w:rPr>
-            <m:t>F</m:t>
-          </m:r>
-          <m:r>
-            <w:rPr>
-              <w:rFonts w:ascii="Cambria Math" w:hAnsi="Cambria Math"/>
-            </w:rPr>
-            <m:t xml:space="preserve"> </m:t>
+            <m:t xml:space="preserve">F+∆F≈F </m:t>
           </m:r>
           <m:d>
             <m:dPr>
@@ -5379,13 +4028,7 @@
                     <w:rPr>
                       <w:rFonts w:ascii="Cambria Math" w:hAnsi="Cambria Math"/>
                     </w:rPr>
-                    <m:t>Δ</m:t>
-                  </m:r>
-                  <m:r>
-                    <w:rPr>
-                      <w:rFonts w:ascii="Cambria Math" w:hAnsi="Cambria Math"/>
-                    </w:rPr>
-                    <m:t>h</m:t>
+                    <m:t>Δh</m:t>
                   </m:r>
                 </m:num>
                 <m:den>
@@ -5412,7 +4055,6 @@
       <w:pPr>
         <w:rPr>
           <w:i/>
-          <w:lang w:val="en-US"/>
         </w:rPr>
       </w:pPr>
       <m:oMathPara>
@@ -5420,34 +4062,8 @@
           <m:r>
             <w:rPr>
               <w:rFonts w:ascii="Cambria Math" w:hAnsi="Cambria Math"/>
-              <w:lang w:val="en-US"/>
             </w:rPr>
-            <m:t>∆F</m:t>
-          </m:r>
-          <m:r>
-            <w:rPr>
-              <w:rFonts w:ascii="Cambria Math" w:hAnsi="Cambria Math"/>
-            </w:rPr>
-            <m:t>≈</m:t>
-          </m:r>
-          <m:r>
-            <w:rPr>
-              <w:rFonts w:ascii="Cambria Math" w:hAnsi="Cambria Math"/>
-            </w:rPr>
-            <m:t>-</m:t>
-          </m:r>
-          <m:r>
-            <w:rPr>
-              <w:rFonts w:ascii="Cambria Math" w:hAnsi="Cambria Math"/>
-            </w:rPr>
-            <m:t>2</m:t>
-          </m:r>
-          <m:r>
-            <w:rPr>
-              <w:rFonts w:ascii="Cambria Math" w:hAnsi="Cambria Math"/>
-              <w:lang w:val="en-US"/>
-            </w:rPr>
-            <m:t>F</m:t>
+            <m:t>∆F≈-2F</m:t>
           </m:r>
           <m:f>
             <m:fPr>
@@ -5463,13 +4079,7 @@
                 <w:rPr>
                   <w:rFonts w:ascii="Cambria Math" w:hAnsi="Cambria Math"/>
                 </w:rPr>
-                <m:t>Δ</m:t>
-              </m:r>
-              <m:r>
-                <w:rPr>
-                  <w:rFonts w:ascii="Cambria Math" w:hAnsi="Cambria Math"/>
-                </w:rPr>
-                <m:t>h</m:t>
+                <m:t>Δh</m:t>
               </m:r>
             </m:num>
             <m:den>
@@ -5494,53 +4104,27 @@
         <w:rPr>
           <w:iCs/>
         </w:rPr>
-        <w:t xml:space="preserve">В стані рівноваги сила </w:t>
-      </w:r>
+        <w:t xml:space="preserve">В стані рівноваги сила F = </w:t>
+      </w:r>
+      <w:proofErr w:type="spellStart"/>
       <w:r>
         <w:rPr>
           <w:iCs/>
-          <w:lang w:val="en-US"/>
-        </w:rPr>
-        <w:t xml:space="preserve">F = Mg, </w:t>
-      </w:r>
+        </w:rPr>
+        <w:t>Mg</w:t>
+      </w:r>
+      <w:proofErr w:type="spellEnd"/>
       <w:r>
         <w:rPr>
           <w:iCs/>
         </w:rPr>
-        <w:t xml:space="preserve">де </w:t>
-      </w:r>
-      <w:r>
-        <w:rPr>
-          <w:iCs/>
-          <w:lang w:val="en-US"/>
-        </w:rPr>
-        <w:t xml:space="preserve">M – </w:t>
-      </w:r>
-      <w:r>
-        <w:rPr>
-          <w:iCs/>
-        </w:rPr>
-        <w:t xml:space="preserve">маса вантажу, </w:t>
-      </w:r>
-      <w:r>
-        <w:rPr>
-          <w:iCs/>
-          <w:lang w:val="en-US"/>
-        </w:rPr>
-        <w:t>g –</w:t>
-      </w:r>
-      <w:r>
-        <w:rPr>
-          <w:iCs/>
-        </w:rPr>
-        <w:t xml:space="preserve"> прискорення тяжіння, тому</w:t>
+        <w:t>, де M – маса вантажу, g – прискорення тяжіння, тому</w:t>
       </w:r>
     </w:p>
     <w:p>
       <w:pPr>
         <w:rPr>
           <w:i/>
-          <w:lang w:val="en-US"/>
         </w:rPr>
       </w:pPr>
       <m:oMathPara>
@@ -5548,21 +4132,8 @@
           <m:r>
             <w:rPr>
               <w:rFonts w:ascii="Cambria Math" w:hAnsi="Cambria Math"/>
-              <w:lang w:val="en-US"/>
             </w:rPr>
-            <m:t>∆F</m:t>
-          </m:r>
-          <m:r>
-            <w:rPr>
-              <w:rFonts w:ascii="Cambria Math" w:hAnsi="Cambria Math"/>
-            </w:rPr>
-            <m:t>≈</m:t>
-          </m:r>
-          <m:r>
-            <w:rPr>
-              <w:rFonts w:ascii="Cambria Math" w:hAnsi="Cambria Math"/>
-            </w:rPr>
-            <m:t>-</m:t>
+            <m:t>∆F≈-</m:t>
           </m:r>
           <m:f>
             <m:fPr>
@@ -5578,14 +4149,7 @@
                 <w:rPr>
                   <w:rFonts w:ascii="Cambria Math" w:hAnsi="Cambria Math"/>
                 </w:rPr>
-                <m:t>2</m:t>
-              </m:r>
-              <m:r>
-                <w:rPr>
-                  <w:rFonts w:ascii="Cambria Math" w:hAnsi="Cambria Math"/>
-                  <w:lang w:val="en-US"/>
-                </w:rPr>
-                <m:t>Mg</m:t>
+                <m:t>2Mg</m:t>
               </m:r>
             </m:num>
             <m:den>
@@ -5601,14 +4165,7 @@
             <w:rPr>
               <w:rFonts w:ascii="Cambria Math" w:hAnsi="Cambria Math"/>
             </w:rPr>
-            <m:t>∆h</m:t>
-          </m:r>
-          <m:r>
-            <w:rPr>
-              <w:rFonts w:ascii="Cambria Math" w:hAnsi="Cambria Math"/>
-              <w:lang w:val="en-US"/>
-            </w:rPr>
-            <m:t>=k∆h</m:t>
+            <m:t>∆h=k∆h</m:t>
           </m:r>
         </m:oMath>
       </m:oMathPara>
@@ -5638,14 +4195,7 @@
         <w:rPr>
           <w:iCs/>
         </w:rPr>
-        <w:t xml:space="preserve"> з коефіцієнтом жорсткості </w:t>
-      </w:r>
-      <w:r>
-        <w:rPr>
-          <w:iCs/>
-          <w:lang w:val="en-US"/>
-        </w:rPr>
-        <w:t>k</w:t>
+        <w:t xml:space="preserve"> з коефіцієнтом жорсткості k</w:t>
       </w:r>
       <w:r>
         <w:rPr>
@@ -5683,7 +4233,6 @@
       <w:r>
         <w:rPr>
           <w:iCs/>
-          <w:lang w:val="en-US"/>
         </w:rPr>
         <w:t xml:space="preserve">  </w:t>
       </w:r>
@@ -5691,7 +4240,6 @@
         <m:r>
           <w:rPr>
             <w:rFonts w:ascii="Cambria Math" w:hAnsi="Cambria Math"/>
-            <w:lang w:val="en-US"/>
           </w:rPr>
           <m:t>T=2π</m:t>
         </m:r>
@@ -5702,7 +4250,6 @@
               <w:rPr>
                 <w:rFonts w:ascii="Cambria Math" w:hAnsi="Cambria Math"/>
                 <w:i/>
-                <w:lang w:val="en-US"/>
               </w:rPr>
             </m:ctrlPr>
           </m:radPr>
@@ -5715,7 +4262,6 @@
                   <w:rPr>
                     <w:rFonts w:ascii="Cambria Math" w:hAnsi="Cambria Math"/>
                     <w:i/>
-                    <w:lang w:val="en-US"/>
                   </w:rPr>
                 </m:ctrlPr>
               </m:fPr>
@@ -5723,7 +4269,6 @@
                 <m:r>
                   <w:rPr>
                     <w:rFonts w:ascii="Cambria Math" w:hAnsi="Cambria Math"/>
-                    <w:lang w:val="en-US"/>
                   </w:rPr>
                   <m:t>M</m:t>
                 </m:r>
@@ -5732,7 +4277,6 @@
                 <m:r>
                   <w:rPr>
                     <w:rFonts w:ascii="Cambria Math" w:hAnsi="Cambria Math"/>
-                    <w:lang w:val="en-US"/>
                   </w:rPr>
                   <m:t>k</m:t>
                 </m:r>
@@ -5742,31 +4286,7 @@
         </m:rad>
       </m:oMath>
       <w:r>
-        <w:rPr>
-          <w:lang w:val="en-US"/>
-        </w:rPr>
-        <w:t xml:space="preserve"> . </w:t>
-      </w:r>
-      <w:r>
-        <w:t xml:space="preserve">Підставляємо </w:t>
-      </w:r>
-      <w:r>
-        <w:rPr>
-          <w:lang w:val="en-US"/>
-        </w:rPr>
-        <w:t>k</w:t>
-      </w:r>
-      <w:r>
-        <w:t xml:space="preserve">, скорочуємо і отримуємо кінцеву формулу, з якої видно, що частота коливань залежить лише від висоти </w:t>
-      </w:r>
-      <w:r>
-        <w:rPr>
-          <w:lang w:val="en-US"/>
-        </w:rPr>
-        <w:t xml:space="preserve">h </w:t>
-      </w:r>
-      <w:r>
-        <w:t>стовпа газу під поршнем.</w:t>
+        <w:t xml:space="preserve"> . Підставляємо k, скорочуємо і отримуємо кінцеву формулу, з якої видно, що частота коливань залежить лише від висоти h стовпа газу під поршнем.</w:t>
       </w:r>
     </w:p>
     <w:p>
@@ -5781,7 +4301,6 @@
           <m:r>
             <w:rPr>
               <w:rFonts w:ascii="Cambria Math" w:hAnsi="Cambria Math"/>
-              <w:lang w:val="en-US"/>
             </w:rPr>
             <m:t>T=2π</m:t>
           </m:r>
@@ -5792,7 +4311,6 @@
                 <w:rPr>
                   <w:rFonts w:ascii="Cambria Math" w:hAnsi="Cambria Math"/>
                   <w:i/>
-                  <w:lang w:val="en-US"/>
                 </w:rPr>
               </m:ctrlPr>
             </m:radPr>
@@ -5805,7 +4323,6 @@
                     <w:rPr>
                       <w:rFonts w:ascii="Cambria Math" w:hAnsi="Cambria Math"/>
                       <w:i/>
-                      <w:lang w:val="en-US"/>
                     </w:rPr>
                   </m:ctrlPr>
                 </m:fPr>
@@ -5813,7 +4330,6 @@
                   <m:r>
                     <w:rPr>
                       <w:rFonts w:ascii="Cambria Math" w:hAnsi="Cambria Math"/>
-                      <w:lang w:val="en-US"/>
                     </w:rPr>
                     <m:t>h</m:t>
                   </m:r>
@@ -5822,7 +4338,6 @@
                   <m:r>
                     <w:rPr>
                       <w:rFonts w:ascii="Cambria Math" w:hAnsi="Cambria Math"/>
-                      <w:lang w:val="en-US"/>
                     </w:rPr>
                     <m:t>2g</m:t>
                   </m:r>
@@ -5833,9 +4348,604 @@
         </m:oMath>
       </m:oMathPara>
     </w:p>
-    <w:p/>
-    <w:p/>
-    <w:p/>
+    <w:p>
+      <w:r>
+        <w:t>Ці коливання накладаються на будь-які процеси та, у разі повільних оборотних процесів, погіршують результати вимірювань і вигляд діаграм</w:t>
+      </w:r>
+      <w:r>
+        <w:t>.</w:t>
+      </w:r>
+      <w:r>
+        <w:t xml:space="preserve"> </w:t>
+      </w:r>
+      <w:r>
+        <w:t>Для стабілізації процесів потрібен негативний зворотний зв’язок по тим параметрам, значення яких повинні зберігатися на протязі процесу</w:t>
+      </w:r>
+      <w:r>
+        <w:t xml:space="preserve">. В ізобаричному процесі це може бути тиск, в ізотермічному об’єм тощо. </w:t>
+      </w:r>
+    </w:p>
+    <w:p>
+      <w:r>
+        <w:t xml:space="preserve">В усіх процесах можна підтримувати сталу швидкість руху поршня (у ізохоричному це нульова швидкість). Підтримка полягає в тому, що на кожному кроці процесу </w:t>
+      </w:r>
+      <w:r>
+        <w:t xml:space="preserve">будемо замінювати дійсну швидкість поршня бажаною, а надлишок або дефіцит енергії системи, який виникне при такій </w:t>
+      </w:r>
+      <w:r>
+        <w:t>заміни,  будемо компенсувати шляхом зміни енергії газу.</w:t>
+      </w:r>
+      <w:r>
+        <w:rPr>
+          <w:lang w:val="en-US"/>
+        </w:rPr>
+        <w:t xml:space="preserve"> </w:t>
+      </w:r>
+      <w:r>
+        <w:t>Відповідні розрахунки дає система (12).</w:t>
+      </w:r>
+    </w:p>
+    <w:p>
+      <m:oMath>
+        <m:r>
+          <w:rPr>
+            <w:rFonts w:ascii="Cambria Math" w:hAnsi="Cambria Math"/>
+          </w:rPr>
+          <m:t xml:space="preserve"> ΔQ=</m:t>
+        </m:r>
+        <m:d>
+          <m:dPr>
+            <m:ctrlPr>
+              <w:rPr>
+                <w:rFonts w:ascii="Cambria Math" w:hAnsi="Cambria Math"/>
+                <w:i/>
+              </w:rPr>
+            </m:ctrlPr>
+          </m:dPr>
+          <m:e>
+            <m:sSup>
+              <m:sSupPr>
+                <m:ctrlPr>
+                  <w:rPr>
+                    <w:rFonts w:ascii="Cambria Math" w:hAnsi="Cambria Math"/>
+                    <w:i/>
+                  </w:rPr>
+                </m:ctrlPr>
+              </m:sSupPr>
+              <m:e>
+                <m:r>
+                  <w:rPr>
+                    <w:rFonts w:ascii="Cambria Math" w:hAnsi="Cambria Math"/>
+                    <w:lang w:val="en-US"/>
+                  </w:rPr>
+                  <m:t>w</m:t>
+                </m:r>
+              </m:e>
+              <m:sup>
+                <m:r>
+                  <w:rPr>
+                    <w:rFonts w:ascii="Cambria Math" w:hAnsi="Cambria Math"/>
+                  </w:rPr>
+                  <m:t>2</m:t>
+                </m:r>
+              </m:sup>
+            </m:sSup>
+            <m:r>
+              <w:rPr>
+                <w:rFonts w:ascii="Cambria Math" w:hAnsi="Cambria Math"/>
+              </w:rPr>
+              <m:t xml:space="preserve">- </m:t>
+            </m:r>
+            <m:sSubSup>
+              <m:sSubSupPr>
+                <m:ctrlPr>
+                  <w:rPr>
+                    <w:rFonts w:ascii="Cambria Math" w:hAnsi="Cambria Math"/>
+                    <w:i/>
+                  </w:rPr>
+                </m:ctrlPr>
+              </m:sSubSupPr>
+              <m:e>
+                <m:r>
+                  <w:rPr>
+                    <w:rFonts w:ascii="Cambria Math" w:hAnsi="Cambria Math"/>
+                  </w:rPr>
+                  <m:t>v</m:t>
+                </m:r>
+              </m:e>
+              <m:sub>
+                <m:r>
+                  <w:rPr>
+                    <w:rFonts w:ascii="Cambria Math" w:hAnsi="Cambria Math"/>
+                  </w:rPr>
+                  <m:t>p</m:t>
+                </m:r>
+              </m:sub>
+              <m:sup>
+                <m:r>
+                  <w:rPr>
+                    <w:rFonts w:ascii="Cambria Math" w:hAnsi="Cambria Math"/>
+                  </w:rPr>
+                  <m:t>2</m:t>
+                </m:r>
+              </m:sup>
+            </m:sSubSup>
+          </m:e>
+        </m:d>
+        <m:f>
+          <m:fPr>
+            <m:ctrlPr>
+              <w:rPr>
+                <w:rFonts w:ascii="Cambria Math" w:hAnsi="Cambria Math"/>
+                <w:i/>
+              </w:rPr>
+            </m:ctrlPr>
+          </m:fPr>
+          <m:num>
+            <m:r>
+              <w:rPr>
+                <w:rFonts w:ascii="Cambria Math" w:hAnsi="Cambria Math"/>
+              </w:rPr>
+              <m:t>M</m:t>
+            </m:r>
+          </m:num>
+          <m:den>
+            <m:r>
+              <w:rPr>
+                <w:rFonts w:ascii="Cambria Math" w:hAnsi="Cambria Math"/>
+              </w:rPr>
+              <m:t>2</m:t>
+            </m:r>
+          </m:den>
+        </m:f>
+        <m:r>
+          <w:rPr>
+            <w:rFonts w:ascii="Cambria Math" w:hAnsi="Cambria Math"/>
+          </w:rPr>
+          <m:t xml:space="preserve"> ;          </m:t>
+        </m:r>
+        <m:sSub>
+          <m:sSubPr>
+            <m:ctrlPr>
+              <w:rPr>
+                <w:rFonts w:ascii="Cambria Math" w:hAnsi="Cambria Math"/>
+                <w:i/>
+              </w:rPr>
+            </m:ctrlPr>
+          </m:sSubPr>
+          <m:e>
+            <m:r>
+              <w:rPr>
+                <w:rFonts w:ascii="Cambria Math" w:hAnsi="Cambria Math"/>
+              </w:rPr>
+              <m:t>ε</m:t>
+            </m:r>
+          </m:e>
+          <m:sub>
+            <m:r>
+              <w:rPr>
+                <w:rFonts w:ascii="Cambria Math" w:hAnsi="Cambria Math"/>
+              </w:rPr>
+              <m:t>q</m:t>
+            </m:r>
+          </m:sub>
+        </m:sSub>
+        <m:r>
+          <w:rPr>
+            <w:rFonts w:ascii="Cambria Math" w:hAnsi="Cambria Math"/>
+          </w:rPr>
+          <m:t>=</m:t>
+        </m:r>
+        <m:f>
+          <m:fPr>
+            <m:ctrlPr>
+              <w:rPr>
+                <w:rFonts w:ascii="Cambria Math" w:hAnsi="Cambria Math"/>
+                <w:i/>
+              </w:rPr>
+            </m:ctrlPr>
+          </m:fPr>
+          <m:num>
+            <m:r>
+              <w:rPr>
+                <w:rFonts w:ascii="Cambria Math" w:hAnsi="Cambria Math"/>
+              </w:rPr>
+              <m:t>ΔQ</m:t>
+            </m:r>
+          </m:num>
+          <m:den>
+            <m:r>
+              <w:rPr>
+                <w:rFonts w:ascii="Cambria Math" w:hAnsi="Cambria Math"/>
+              </w:rPr>
+              <m:t>nm</m:t>
+            </m:r>
+          </m:den>
+        </m:f>
+        <m:r>
+          <w:rPr>
+            <w:rFonts w:ascii="Cambria Math" w:hAnsi="Cambria Math"/>
+          </w:rPr>
+          <m:t xml:space="preserve"> ;   </m:t>
+        </m:r>
+        <m:r>
+          <w:rPr>
+            <w:rFonts w:ascii="Cambria Math" w:hAnsi="Cambria Math"/>
+            <w:lang w:val="en-US"/>
+          </w:rPr>
+          <m:t xml:space="preserve">     </m:t>
+        </m:r>
+        <m:r>
+          <w:rPr>
+            <w:rFonts w:ascii="Cambria Math" w:hAnsi="Cambria Math"/>
+          </w:rPr>
+          <m:t xml:space="preserve">v'≈v (1+ </m:t>
+        </m:r>
+        <m:sSub>
+          <m:sSubPr>
+            <m:ctrlPr>
+              <w:rPr>
+                <w:rFonts w:ascii="Cambria Math" w:hAnsi="Cambria Math"/>
+                <w:i/>
+              </w:rPr>
+            </m:ctrlPr>
+          </m:sSubPr>
+          <m:e>
+            <m:r>
+              <w:rPr>
+                <w:rFonts w:ascii="Cambria Math" w:hAnsi="Cambria Math"/>
+              </w:rPr>
+              <m:t>ε</m:t>
+            </m:r>
+          </m:e>
+          <m:sub>
+            <m:r>
+              <w:rPr>
+                <w:rFonts w:ascii="Cambria Math" w:hAnsi="Cambria Math"/>
+              </w:rPr>
+              <m:t>q</m:t>
+            </m:r>
+          </m:sub>
+        </m:sSub>
+        <m:r>
+          <w:rPr>
+            <w:rFonts w:ascii="Cambria Math" w:hAnsi="Cambria Math"/>
+          </w:rPr>
+          <m:t xml:space="preserve">)    </m:t>
+        </m:r>
+      </m:oMath>
+      <w:r>
+        <w:t xml:space="preserve">                 (12)</w:t>
+      </w:r>
+    </w:p>
+    <w:p>
+      <w:r>
+        <w:t xml:space="preserve">Тут </w:t>
+      </w:r>
+      <m:oMath>
+        <m:r>
+          <w:rPr>
+            <w:rFonts w:ascii="Cambria Math" w:hAnsi="Cambria Math"/>
+          </w:rPr>
+          <m:t>ΔQ</m:t>
+        </m:r>
+      </m:oMath>
+      <w:r>
+        <w:t xml:space="preserve"> – надлишок або дефіцит енергії, який треба компенсувати, </w:t>
+      </w:r>
+      <w:r>
+        <w:rPr>
+          <w:lang w:val="en-US"/>
+        </w:rPr>
+        <w:t>w</w:t>
+      </w:r>
+      <w:r>
+        <w:t xml:space="preserve"> – бажана швидкість поршня,  </w:t>
+      </w:r>
+      <m:oMath>
+        <m:sSubSup>
+          <m:sSubSupPr>
+            <m:ctrlPr>
+              <w:rPr>
+                <w:rFonts w:ascii="Cambria Math" w:hAnsi="Cambria Math"/>
+                <w:i/>
+              </w:rPr>
+            </m:ctrlPr>
+          </m:sSubSupPr>
+          <m:e>
+            <m:r>
+              <w:rPr>
+                <w:rFonts w:ascii="Cambria Math" w:hAnsi="Cambria Math"/>
+              </w:rPr>
+              <m:t>v</m:t>
+            </m:r>
+          </m:e>
+          <m:sub>
+            <m:r>
+              <w:rPr>
+                <w:rFonts w:ascii="Cambria Math" w:hAnsi="Cambria Math"/>
+              </w:rPr>
+              <m:t>p</m:t>
+            </m:r>
+          </m:sub>
+          <m:sup/>
+        </m:sSubSup>
+      </m:oMath>
+      <w:r>
+        <w:t xml:space="preserve">- дійсна швидкість поршня, </w:t>
+      </w:r>
+      <w:r>
+        <w:rPr>
+          <w:lang w:val="en-US"/>
+        </w:rPr>
+        <w:t xml:space="preserve">n – </w:t>
+      </w:r>
+      <w:r>
+        <w:t xml:space="preserve">кількість часток, </w:t>
+      </w:r>
+      <w:r>
+        <w:rPr>
+          <w:lang w:val="en-US"/>
+        </w:rPr>
+        <w:t xml:space="preserve">m – </w:t>
+      </w:r>
+      <w:r>
+        <w:t>маса частки</w:t>
+      </w:r>
+      <w:r>
+        <w:t xml:space="preserve">, </w:t>
+      </w:r>
+      <w:r>
+        <w:rPr>
+          <w:lang w:val="en-US"/>
+        </w:rPr>
+        <w:t xml:space="preserve">v </w:t>
+      </w:r>
+      <w:r>
+        <w:t xml:space="preserve">і </w:t>
+      </w:r>
+      <w:r>
+        <w:rPr>
+          <w:lang w:val="en-US"/>
+        </w:rPr>
+        <w:t xml:space="preserve">v' – </w:t>
+      </w:r>
+      <w:r>
+        <w:t>швидкість частки до і після компенсації.</w:t>
+      </w:r>
+    </w:p>
+    <w:p>
+      <w:r>
+        <w:lastRenderedPageBreak/>
+        <w:t xml:space="preserve">В разі, коли для гамування коливань поправки (12) недостатньо, можливі додаткові заходи. Так в ізотермічному процесі застосовується зворотній зв’язок по температурі газу. </w:t>
+      </w:r>
+      <w:r>
+        <w:t xml:space="preserve">Якщо початкова температура </w:t>
+      </w:r>
+      <m:oMath>
+        <m:r>
+          <w:rPr>
+            <w:rFonts w:ascii="Cambria Math" w:hAnsi="Cambria Math"/>
+          </w:rPr>
+          <m:t>To</m:t>
+        </m:r>
+      </m:oMath>
+      <w:r>
+        <w:t xml:space="preserve">, а поточна температура газу T, то  відновити початкову температуру можна так </w:t>
+      </w:r>
+      <m:oMath>
+        <m:sSub>
+          <m:sSubPr>
+            <m:ctrlPr>
+              <w:rPr>
+                <w:rFonts w:ascii="Cambria Math" w:hAnsi="Cambria Math"/>
+                <w:i/>
+              </w:rPr>
+            </m:ctrlPr>
+          </m:sSubPr>
+          <m:e>
+            <m:r>
+              <w:rPr>
+                <w:rFonts w:ascii="Cambria Math" w:hAnsi="Cambria Math"/>
+              </w:rPr>
+              <m:t>T</m:t>
+            </m:r>
+          </m:e>
+          <m:sub>
+            <m:r>
+              <w:rPr>
+                <w:rFonts w:ascii="Cambria Math" w:hAnsi="Cambria Math"/>
+              </w:rPr>
+              <m:t>0</m:t>
+            </m:r>
+          </m:sub>
+        </m:sSub>
+        <m:r>
+          <w:rPr>
+            <w:rFonts w:ascii="Cambria Math" w:hAnsi="Cambria Math"/>
+          </w:rPr>
+          <m:t>=T</m:t>
+        </m:r>
+        <m:d>
+          <m:dPr>
+            <m:ctrlPr>
+              <w:rPr>
+                <w:rFonts w:ascii="Cambria Math" w:hAnsi="Cambria Math"/>
+                <w:i/>
+              </w:rPr>
+            </m:ctrlPr>
+          </m:dPr>
+          <m:e>
+            <m:r>
+              <w:rPr>
+                <w:rFonts w:ascii="Cambria Math" w:hAnsi="Cambria Math"/>
+              </w:rPr>
+              <m:t xml:space="preserve">1+ </m:t>
+            </m:r>
+            <m:f>
+              <m:fPr>
+                <m:ctrlPr>
+                  <w:rPr>
+                    <w:rFonts w:ascii="Cambria Math" w:hAnsi="Cambria Math"/>
+                    <w:i/>
+                  </w:rPr>
+                </m:ctrlPr>
+              </m:fPr>
+              <m:num>
+                <m:r>
+                  <w:rPr>
+                    <w:rFonts w:ascii="Cambria Math" w:hAnsi="Cambria Math"/>
+                  </w:rPr>
+                  <m:t>To-T</m:t>
+                </m:r>
+              </m:num>
+              <m:den>
+                <m:r>
+                  <w:rPr>
+                    <w:rFonts w:ascii="Cambria Math" w:hAnsi="Cambria Math"/>
+                  </w:rPr>
+                  <m:t>T</m:t>
+                </m:r>
+              </m:den>
+            </m:f>
+          </m:e>
+        </m:d>
+      </m:oMath>
+      <w:r>
+        <w:t>. З урахуванням того, що температура пропорційна квадрату швидкості часток, поправка до швидкості часток задається рівнянням (</w:t>
+      </w:r>
+      <w:r>
+        <w:t>13</w:t>
+      </w:r>
+      <w:r>
+        <w:t>)</w:t>
+      </w:r>
+    </w:p>
+    <w:p>
+      <w:pPr>
+        <w:ind w:firstLine="0"/>
+        <w:rPr>
+          <w:i/>
+        </w:rPr>
+      </w:pPr>
+      <m:oMathPara>
+        <m:oMath>
+          <m:sSup>
+            <m:sSupPr>
+              <m:ctrlPr>
+                <w:rPr>
+                  <w:rFonts w:ascii="Cambria Math" w:hAnsi="Cambria Math"/>
+                  <w:i/>
+                </w:rPr>
+              </m:ctrlPr>
+            </m:sSupPr>
+            <m:e>
+              <m:r>
+                <w:rPr>
+                  <w:rFonts w:ascii="Cambria Math" w:hAnsi="Cambria Math"/>
+                </w:rPr>
+                <m:t>v</m:t>
+              </m:r>
+            </m:e>
+            <m:sup>
+              <m:r>
+                <w:rPr>
+                  <w:rFonts w:ascii="Cambria Math" w:hAnsi="Cambria Math"/>
+                </w:rPr>
+                <m:t>''</m:t>
+              </m:r>
+            </m:sup>
+          </m:sSup>
+          <m:r>
+            <w:rPr>
+              <w:rFonts w:ascii="Cambria Math" w:hAnsi="Cambria Math"/>
+            </w:rPr>
+            <m:t>=</m:t>
+          </m:r>
+          <m:sSup>
+            <m:sSupPr>
+              <m:ctrlPr>
+                <w:rPr>
+                  <w:rFonts w:ascii="Cambria Math" w:hAnsi="Cambria Math"/>
+                  <w:i/>
+                </w:rPr>
+              </m:ctrlPr>
+            </m:sSupPr>
+            <m:e>
+              <m:r>
+                <w:rPr>
+                  <w:rFonts w:ascii="Cambria Math" w:hAnsi="Cambria Math"/>
+                </w:rPr>
+                <m:t>v</m:t>
+              </m:r>
+            </m:e>
+            <m:sup>
+              <m:r>
+                <w:rPr>
+                  <w:rFonts w:ascii="Cambria Math" w:hAnsi="Cambria Math"/>
+                </w:rPr>
+                <m:t>'</m:t>
+              </m:r>
+            </m:sup>
+          </m:sSup>
+          <m:d>
+            <m:dPr>
+              <m:ctrlPr>
+                <w:rPr>
+                  <w:rFonts w:ascii="Cambria Math" w:hAnsi="Cambria Math"/>
+                  <w:i/>
+                </w:rPr>
+              </m:ctrlPr>
+            </m:dPr>
+            <m:e>
+              <m:r>
+                <w:rPr>
+                  <w:rFonts w:ascii="Cambria Math" w:hAnsi="Cambria Math"/>
+                </w:rPr>
+                <m:t xml:space="preserve">1+ </m:t>
+              </m:r>
+              <m:f>
+                <m:fPr>
+                  <m:ctrlPr>
+                    <w:rPr>
+                      <w:rFonts w:ascii="Cambria Math" w:hAnsi="Cambria Math"/>
+                      <w:i/>
+                    </w:rPr>
+                  </m:ctrlPr>
+                </m:fPr>
+                <m:num>
+                  <m:r>
+                    <w:rPr>
+                      <w:rFonts w:ascii="Cambria Math" w:hAnsi="Cambria Math"/>
+                    </w:rPr>
+                    <m:t>To-T</m:t>
+                  </m:r>
+                </m:num>
+                <m:den>
+                  <m:r>
+                    <w:rPr>
+                      <w:rFonts w:ascii="Cambria Math" w:hAnsi="Cambria Math"/>
+                    </w:rPr>
+                    <m:t>2T</m:t>
+                  </m:r>
+                </m:den>
+              </m:f>
+            </m:e>
+          </m:d>
+          <m:r>
+            <w:rPr>
+              <w:rFonts w:ascii="Cambria Math" w:hAnsi="Cambria Math"/>
+            </w:rPr>
+            <m:t xml:space="preserve">                                         (13)</m:t>
+          </m:r>
+        </m:oMath>
+      </m:oMathPara>
+    </w:p>
+    <w:p>
+      <w:pPr>
+        <w:ind w:firstLine="0"/>
+      </w:pPr>
+    </w:p>
     <w:p>
       <w:pPr>
         <w:ind w:firstLine="708"/>
@@ -6116,8 +5226,114 @@
         <w:pStyle w:val="2"/>
       </w:pPr>
       <w:r>
+        <w:t>Програмний додаток</w:t>
+      </w:r>
+    </w:p>
+    <w:p>
+      <w:pPr>
+        <w:ind w:firstLine="708"/>
+      </w:pPr>
+      <w:r>
+        <w:t>Додаток</w:t>
+      </w:r>
+      <w:r>
+        <w:t xml:space="preserve"> надає користувачу лабораторну установку – сосуд із поршнем, </w:t>
+      </w:r>
+      <w:r>
+        <w:t xml:space="preserve">і </w:t>
+      </w:r>
+      <w:r>
+        <w:t xml:space="preserve">можливість </w:t>
+      </w:r>
+      <w:r>
+        <w:t xml:space="preserve">складати </w:t>
+      </w:r>
+      <w:r>
+        <w:t>термодинамічні цикли з</w:t>
+      </w:r>
+      <w:r>
+        <w:t xml:space="preserve"> процесів, палітра яких є в розпорядженні користувача. </w:t>
+      </w:r>
+    </w:p>
+    <w:p>
+      <w:pPr>
+        <w:ind w:firstLine="708"/>
+      </w:pPr>
+      <w:r>
+        <w:t xml:space="preserve">Лабораторна установка створюється і програмується за допомогою скрипту з простим синтаксисом. Скрипт складається  з окремих команд, один рядок – одна команда. Команда має ім’я і параметри. </w:t>
+      </w:r>
+    </w:p>
+    <w:p>
+      <w:pPr>
+        <w:ind w:firstLine="708"/>
+      </w:pPr>
+      <w:r>
+        <w:t xml:space="preserve">Скрипт подається інтерпретатору, який перетворює команди скрипту на виклик методів моделі. В ході виконання скрипту користувач спостерігає за установкою в реальному часі. Він бачить не лише рух установки </w:t>
+      </w:r>
+      <w:r>
+        <w:t xml:space="preserve">– </w:t>
+      </w:r>
+      <w:r>
+        <w:t xml:space="preserve">всі </w:t>
+      </w:r>
+      <w:r>
+        <w:t xml:space="preserve">важливі </w:t>
+      </w:r>
+      <w:r>
+        <w:t>параметри</w:t>
+      </w:r>
+      <w:r>
+        <w:t xml:space="preserve"> термодинамічної</w:t>
+      </w:r>
+      <w:r>
+        <w:t xml:space="preserve"> </w:t>
+      </w:r>
+      <w:r>
+        <w:t>системи подаються в реальному часі в числовій і в графічній формі.</w:t>
+      </w:r>
+    </w:p>
+    <w:p>
+      <w:pPr>
+        <w:ind w:firstLine="708"/>
+        <w:rPr>
+          <w:b/>
+          <w:bCs/>
+          <w:lang w:val="en-US"/>
+        </w:rPr>
+      </w:pPr>
+      <w:r>
+        <w:rPr>
+          <w:b/>
+          <w:bCs/>
+        </w:rPr>
+        <w:t>Вимірювання</w:t>
+      </w:r>
+    </w:p>
+    <w:p>
+      <w:pPr>
+        <w:ind w:firstLine="708"/>
+      </w:pPr>
+      <w:r>
         <w:lastRenderedPageBreak/>
-        <w:t>Програмний додаток</w:t>
+        <w:t>На ко</w:t>
+      </w:r>
+      <w:r>
+        <w:t>жному кроці модельного часу відбувається вимірювання параметрів процесу</w:t>
+      </w:r>
+      <w:r>
+        <w:rPr>
+          <w:lang w:val="en-US"/>
+        </w:rPr>
+        <w:t xml:space="preserve">. </w:t>
+      </w:r>
+      <w:r>
+        <w:t xml:space="preserve">Вимірювання стосуються газу, який знаходиться під поршнем і складаються з </w:t>
+      </w:r>
+      <w:r>
+        <w:t>шести</w:t>
+      </w:r>
+      <w:r>
+        <w:t xml:space="preserve"> показників.</w:t>
       </w:r>
     </w:p>
     <w:p>
@@ -6125,63 +5341,840 @@
         <w:ind w:firstLine="708"/>
       </w:pPr>
       <w:r>
-        <w:t>Додаток</w:t>
-      </w:r>
-      <w:r>
-        <w:t xml:space="preserve"> надає користувачу лабораторну установку – сосуд із поршнем, </w:t>
-      </w:r>
-      <w:r>
-        <w:t xml:space="preserve">і </w:t>
-      </w:r>
-      <w:r>
-        <w:t xml:space="preserve">можливість </w:t>
-      </w:r>
-      <w:r>
-        <w:t xml:space="preserve">складати </w:t>
-      </w:r>
-      <w:r>
-        <w:t>термодинамічні цикли з</w:t>
-      </w:r>
-      <w:r>
-        <w:t xml:space="preserve"> процесів, палітра яких є в розпорядженні користувача. </w:t>
+        <w:t>Об’єм</w:t>
+      </w:r>
+      <w:r>
+        <w:t xml:space="preserve"> </w:t>
+      </w:r>
+      <w:r>
+        <w:rPr>
+          <w:i/>
+          <w:iCs/>
+          <w:lang w:val="en-US"/>
+        </w:rPr>
+        <w:t>V</w:t>
+      </w:r>
+      <w:r>
+        <w:rPr>
+          <w:lang w:val="en-US"/>
+        </w:rPr>
+        <w:t xml:space="preserve"> </w:t>
+      </w:r>
+      <w:r>
+        <w:t>– добуток ширини поршня на висоту стовпа газу під поршнем.</w:t>
       </w:r>
     </w:p>
     <w:p>
       <w:pPr>
         <w:ind w:firstLine="708"/>
-      </w:pPr>
-      <w:r>
-        <w:t xml:space="preserve">Лабораторна установка створюється і програмується за допомогою скрипту з простим синтаксисом. Скрипт складається  з окремих команд, один рядок – одна команда. Команда має ім’я і параметри. </w:t>
+        <w:rPr>
+          <w:lang w:val="en-US"/>
+        </w:rPr>
+      </w:pPr>
+      <w:r>
+        <w:t xml:space="preserve">Тиск </w:t>
+      </w:r>
+      <w:r>
+        <w:rPr>
+          <w:i/>
+          <w:iCs/>
+          <w:lang w:val="en-US"/>
+        </w:rPr>
+        <w:t>P</w:t>
+      </w:r>
+      <w:r>
+        <w:rPr>
+          <w:lang w:val="en-US"/>
+        </w:rPr>
+        <w:t xml:space="preserve"> </w:t>
+      </w:r>
+      <w:r>
+        <w:t>–</w:t>
+      </w:r>
+      <w:r>
+        <w:t xml:space="preserve"> енергія часток газу, віднесена до об’єму газу</w:t>
+      </w:r>
+      <w:r>
+        <w:rPr>
+          <w:lang w:val="en-US"/>
+        </w:rPr>
+        <w:t xml:space="preserve">,  </w:t>
+      </w:r>
+      <m:oMath>
+        <m:r>
+          <w:rPr>
+            <w:rFonts w:ascii="Cambria Math" w:hAnsi="Cambria Math"/>
+          </w:rPr>
+          <m:t>P</m:t>
+        </m:r>
+        <m:r>
+          <w:rPr>
+            <w:rFonts w:ascii="Cambria Math" w:hAnsi="Cambria Math"/>
+            <w:lang w:val="en-US"/>
+          </w:rPr>
+          <m:t>=E/V</m:t>
+        </m:r>
+      </m:oMath>
+      <w:r>
+        <w:rPr>
+          <w:lang w:val="en-US"/>
+        </w:rPr>
+        <w:t xml:space="preserve">, </w:t>
+      </w:r>
+      <w:r>
+        <w:t xml:space="preserve">де </w:t>
+      </w:r>
+      <m:oMath>
+        <m:r>
+          <w:rPr>
+            <w:rFonts w:ascii="Cambria Math" w:hAnsi="Cambria Math"/>
+          </w:rPr>
+          <m:t>E</m:t>
+        </m:r>
+        <m:r>
+          <w:rPr>
+            <w:rFonts w:ascii="Cambria Math" w:hAnsi="Cambria Math"/>
+            <w:lang w:val="en-US"/>
+          </w:rPr>
+          <m:t>=</m:t>
+        </m:r>
+        <m:f>
+          <m:fPr>
+            <m:ctrlPr>
+              <w:rPr>
+                <w:rFonts w:ascii="Cambria Math" w:hAnsi="Cambria Math"/>
+                <w:i/>
+                <w:lang w:val="en-US"/>
+              </w:rPr>
+            </m:ctrlPr>
+          </m:fPr>
+          <m:num>
+            <m:r>
+              <w:rPr>
+                <w:rFonts w:ascii="Cambria Math" w:hAnsi="Cambria Math"/>
+                <w:lang w:val="en-US"/>
+              </w:rPr>
+              <m:t>m</m:t>
+            </m:r>
+          </m:num>
+          <m:den>
+            <m:r>
+              <w:rPr>
+                <w:rFonts w:ascii="Cambria Math" w:hAnsi="Cambria Math"/>
+                <w:lang w:val="en-US"/>
+              </w:rPr>
+              <m:t>2</m:t>
+            </m:r>
+          </m:den>
+        </m:f>
+        <m:nary>
+          <m:naryPr>
+            <m:chr m:val="∑"/>
+            <m:limLoc m:val="subSup"/>
+            <m:supHide m:val="1"/>
+            <m:ctrlPr>
+              <w:rPr>
+                <w:rFonts w:ascii="Cambria Math" w:hAnsi="Cambria Math"/>
+                <w:i/>
+                <w:lang w:val="en-US"/>
+              </w:rPr>
+            </m:ctrlPr>
+          </m:naryPr>
+          <m:sub>
+            <m:r>
+              <w:rPr>
+                <w:rFonts w:ascii="Cambria Math" w:hAnsi="Cambria Math"/>
+                <w:lang w:val="en-US"/>
+              </w:rPr>
+              <m:t>i</m:t>
+            </m:r>
+          </m:sub>
+          <m:sup/>
+          <m:e>
+            <m:sSubSup>
+              <m:sSubSupPr>
+                <m:ctrlPr>
+                  <w:rPr>
+                    <w:rFonts w:ascii="Cambria Math" w:hAnsi="Cambria Math"/>
+                    <w:i/>
+                    <w:lang w:val="en-US"/>
+                  </w:rPr>
+                </m:ctrlPr>
+              </m:sSubSupPr>
+              <m:e>
+                <m:r>
+                  <w:rPr>
+                    <w:rFonts w:ascii="Cambria Math" w:hAnsi="Cambria Math"/>
+                    <w:lang w:val="en-US"/>
+                  </w:rPr>
+                  <m:t>v</m:t>
+                </m:r>
+              </m:e>
+              <m:sub>
+                <m:r>
+                  <w:rPr>
+                    <w:rFonts w:ascii="Cambria Math" w:hAnsi="Cambria Math"/>
+                    <w:lang w:val="en-US"/>
+                  </w:rPr>
+                  <m:t>i</m:t>
+                </m:r>
+              </m:sub>
+              <m:sup>
+                <m:r>
+                  <w:rPr>
+                    <w:rFonts w:ascii="Cambria Math" w:hAnsi="Cambria Math"/>
+                    <w:lang w:val="en-US"/>
+                  </w:rPr>
+                  <m:t>2</m:t>
+                </m:r>
+              </m:sup>
+            </m:sSubSup>
+          </m:e>
+        </m:nary>
+      </m:oMath>
+      <w:r>
+        <w:rPr>
+          <w:lang w:val="en-US"/>
+        </w:rPr>
+        <w:t>.</w:t>
       </w:r>
     </w:p>
     <w:p>
       <w:pPr>
         <w:ind w:firstLine="708"/>
-      </w:pPr>
-      <w:r>
-        <w:t xml:space="preserve">Скрипт подається інтерпретатору, який перетворює команди скрипту на виклик методів моделі. В ході виконання скрипту користувач спостерігає за установкою в реальному часі. Він бачить не лише рух установки </w:t>
+        <w:rPr>
+          <w:lang w:val="en-US"/>
+        </w:rPr>
+      </w:pPr>
+      <w:r>
+        <w:t>Температура</w:t>
+      </w:r>
+      <w:r>
+        <w:t xml:space="preserve"> </w:t>
+      </w:r>
+      <w:r>
+        <w:rPr>
+          <w:lang w:val="en-US"/>
+        </w:rPr>
+        <w:t xml:space="preserve"> </w:t>
+      </w:r>
+      <w:r>
+        <w:rPr>
+          <w:i/>
+          <w:iCs/>
+          <w:lang w:val="en-US"/>
+        </w:rPr>
+        <w:t>T</w:t>
+      </w:r>
+      <w:r>
+        <w:rPr>
+          <w:lang w:val="en-US"/>
+        </w:rPr>
+        <w:t xml:space="preserve"> </w:t>
       </w:r>
       <w:r>
         <w:t xml:space="preserve">– </w:t>
       </w:r>
       <w:r>
-        <w:t xml:space="preserve">всі </w:t>
-      </w:r>
-      <w:r>
-        <w:t xml:space="preserve">важливі </w:t>
-      </w:r>
-      <w:r>
-        <w:t>параметри</w:t>
-      </w:r>
-      <w:r>
-        <w:t xml:space="preserve"> термодинамічної</w:t>
+        <w:t>загальна енергія газу</w:t>
+      </w:r>
+      <w:r>
+        <w:rPr>
+          <w:lang w:val="en-US"/>
+        </w:rPr>
+        <w:t xml:space="preserve">, </w:t>
       </w:r>
       <w:r>
         <w:t xml:space="preserve"> </w:t>
       </w:r>
-      <w:r>
-        <w:t>системи подаються в реальному часі в числовій і в графічній формі.</w:t>
-      </w:r>
+      <m:oMath>
+        <m:r>
+          <w:rPr>
+            <w:rFonts w:ascii="Cambria Math" w:hAnsi="Cambria Math"/>
+          </w:rPr>
+          <m:t>T</m:t>
+        </m:r>
+        <m:r>
+          <w:rPr>
+            <w:rFonts w:ascii="Cambria Math" w:hAnsi="Cambria Math"/>
+            <w:lang w:val="en-US"/>
+          </w:rPr>
+          <m:t>=E/nB</m:t>
+        </m:r>
+      </m:oMath>
+      <w:r>
+        <w:rPr>
+          <w:lang w:val="en-US"/>
+        </w:rPr>
+        <w:t>.</w:t>
+      </w:r>
+    </w:p>
+    <w:p>
+      <w:pPr>
+        <w:ind w:firstLine="708"/>
+      </w:pPr>
+    </w:p>
+    <w:p>
+      <w:pPr>
+        <w:ind w:firstLine="708"/>
+        <w:rPr>
+          <w:lang w:val="en-US"/>
+        </w:rPr>
+      </w:pPr>
+      <w:r>
+        <w:t>Робота</w:t>
+      </w:r>
+      <w:r>
+        <w:rPr>
+          <w:lang w:val="en-US"/>
+        </w:rPr>
+        <w:t xml:space="preserve"> </w:t>
+      </w:r>
+      <w:r>
+        <w:rPr>
+          <w:lang w:val="en-US"/>
+        </w:rPr>
+        <w:t xml:space="preserve"> </w:t>
+      </w:r>
+      <w:r>
+        <w:rPr>
+          <w:i/>
+          <w:iCs/>
+          <w:lang w:val="en-US"/>
+        </w:rPr>
+        <w:t>A</w:t>
+      </w:r>
+      <w:r>
+        <w:rPr>
+          <w:lang w:val="en-US"/>
+        </w:rPr>
+        <w:t xml:space="preserve"> </w:t>
+      </w:r>
+      <w:r>
+        <w:rPr>
+          <w:lang w:val="en-US"/>
+        </w:rPr>
+        <w:t>–</w:t>
+      </w:r>
+      <w:r>
+        <w:rPr>
+          <w:lang w:val="en-US"/>
+        </w:rPr>
+        <w:t xml:space="preserve"> </w:t>
+      </w:r>
+      <w:r>
+        <w:t>робота газу</w:t>
+      </w:r>
+      <w:r>
+        <w:t>, виконана</w:t>
+      </w:r>
+      <w:r>
+        <w:t xml:space="preserve"> по відношенню до вантажу на поршні</w:t>
+      </w:r>
+      <w:r>
+        <w:t xml:space="preserve">. Робота складається з потенційної </w:t>
+      </w:r>
+      <w:r>
+        <w:rPr>
+          <w:lang w:val="en-US"/>
+        </w:rPr>
+        <w:t xml:space="preserve">(U) </w:t>
+      </w:r>
+      <w:r>
+        <w:t xml:space="preserve">і кінетичної </w:t>
+      </w:r>
+      <w:r>
+        <w:rPr>
+          <w:lang w:val="en-US"/>
+        </w:rPr>
+        <w:t xml:space="preserve">(K) </w:t>
+      </w:r>
+      <w:r>
+        <w:t>частин</w:t>
+      </w:r>
+      <w:r>
+        <w:t>,</w:t>
+      </w:r>
+      <w:r>
+        <w:rPr>
+          <w:lang w:val="en-US"/>
+        </w:rPr>
+        <w:t xml:space="preserve"> </w:t>
+      </w:r>
+      <m:oMath>
+        <m:r>
+          <w:rPr>
+            <w:rFonts w:ascii="Cambria Math" w:hAnsi="Cambria Math"/>
+            <w:lang w:val="en-US"/>
+          </w:rPr>
+          <m:t>A=U+K</m:t>
+        </m:r>
+      </m:oMath>
+      <w:r>
+        <w:t xml:space="preserve">. </w:t>
+      </w:r>
+      <w:r>
+        <w:t>Потенційна частина накопичувальна</w:t>
+      </w:r>
+      <w:r>
+        <w:t>,</w:t>
+      </w:r>
+      <w:r>
+        <w:rPr>
+          <w:lang w:val="en-US"/>
+        </w:rPr>
+        <w:t xml:space="preserve"> </w:t>
+      </w:r>
+      <m:oMath>
+        <m:sSup>
+          <m:sSupPr>
+            <m:ctrlPr>
+              <w:rPr>
+                <w:rFonts w:ascii="Cambria Math" w:hAnsi="Cambria Math"/>
+                <w:i/>
+                <w:lang w:val="en-US"/>
+              </w:rPr>
+            </m:ctrlPr>
+          </m:sSupPr>
+          <m:e>
+            <m:r>
+              <w:rPr>
+                <w:rFonts w:ascii="Cambria Math" w:hAnsi="Cambria Math"/>
+                <w:lang w:val="en-US"/>
+              </w:rPr>
+              <m:t>U</m:t>
+            </m:r>
+          </m:e>
+          <m:sup>
+            <m:r>
+              <w:rPr>
+                <w:rFonts w:ascii="Cambria Math" w:hAnsi="Cambria Math"/>
+                <w:lang w:val="en-US"/>
+              </w:rPr>
+              <m:t>'</m:t>
+            </m:r>
+          </m:sup>
+        </m:sSup>
+        <m:r>
+          <w:rPr>
+            <w:rFonts w:ascii="Cambria Math" w:hAnsi="Cambria Math"/>
+            <w:lang w:val="en-US"/>
+          </w:rPr>
+          <m:t xml:space="preserve">= </m:t>
+        </m:r>
+        <m:r>
+          <w:rPr>
+            <w:rFonts w:ascii="Cambria Math" w:hAnsi="Cambria Math"/>
+            <w:lang w:val="en-US"/>
+          </w:rPr>
+          <m:t>U</m:t>
+        </m:r>
+        <m:r>
+          <w:rPr>
+            <w:rFonts w:ascii="Cambria Math" w:hAnsi="Cambria Math"/>
+            <w:lang w:val="en-US"/>
+          </w:rPr>
+          <m:t>+</m:t>
+        </m:r>
+        <m:r>
+          <w:rPr>
+            <w:rFonts w:ascii="Cambria Math" w:hAnsi="Cambria Math"/>
+            <w:lang w:val="en-US"/>
+          </w:rPr>
+          <m:t>Δ</m:t>
+        </m:r>
+        <m:r>
+          <w:rPr>
+            <w:rFonts w:ascii="Cambria Math" w:hAnsi="Cambria Math"/>
+            <w:lang w:val="en-US"/>
+          </w:rPr>
+          <m:t xml:space="preserve">hMg </m:t>
+        </m:r>
+      </m:oMath>
+      <w:r>
+        <w:t xml:space="preserve">. Кінетична частина точкова, </w:t>
+      </w:r>
+      <m:oMath>
+        <m:r>
+          <w:rPr>
+            <w:rFonts w:ascii="Cambria Math" w:hAnsi="Cambria Math"/>
+          </w:rPr>
+          <m:t>K</m:t>
+        </m:r>
+        <m:r>
+          <w:rPr>
+            <w:rFonts w:ascii="Cambria Math" w:hAnsi="Cambria Math"/>
+            <w:lang w:val="en-US"/>
+          </w:rPr>
+          <m:t>=M</m:t>
+        </m:r>
+        <m:sSubSup>
+          <m:sSubSupPr>
+            <m:ctrlPr>
+              <w:rPr>
+                <w:rFonts w:ascii="Cambria Math" w:hAnsi="Cambria Math"/>
+                <w:i/>
+                <w:lang w:val="en-US"/>
+              </w:rPr>
+            </m:ctrlPr>
+          </m:sSubSupPr>
+          <m:e>
+            <m:r>
+              <w:rPr>
+                <w:rFonts w:ascii="Cambria Math" w:hAnsi="Cambria Math"/>
+                <w:lang w:val="en-US"/>
+              </w:rPr>
+              <m:t>v</m:t>
+            </m:r>
+          </m:e>
+          <m:sub>
+            <m:r>
+              <w:rPr>
+                <w:rFonts w:ascii="Cambria Math" w:hAnsi="Cambria Math"/>
+                <w:lang w:val="en-US"/>
+              </w:rPr>
+              <m:t>p</m:t>
+            </m:r>
+          </m:sub>
+          <m:sup>
+            <m:r>
+              <w:rPr>
+                <w:rFonts w:ascii="Cambria Math" w:hAnsi="Cambria Math"/>
+                <w:lang w:val="en-US"/>
+              </w:rPr>
+              <m:t>2</m:t>
+            </m:r>
+          </m:sup>
+        </m:sSubSup>
+        <m:r>
+          <w:rPr>
+            <w:rFonts w:ascii="Cambria Math" w:hAnsi="Cambria Math"/>
+            <w:lang w:val="en-US"/>
+          </w:rPr>
+          <m:t>/2</m:t>
+        </m:r>
+      </m:oMath>
+      <w:r>
+        <w:t xml:space="preserve"> .</w:t>
+      </w:r>
+    </w:p>
+    <w:p>
+      <w:pPr>
+        <w:ind w:firstLine="708"/>
+      </w:pPr>
+      <w:r>
+        <w:t>Тепло</w:t>
+      </w:r>
+      <w:r>
+        <w:rPr>
+          <w:lang w:val="en-US"/>
+        </w:rPr>
+        <w:t xml:space="preserve"> </w:t>
+      </w:r>
+      <w:r>
+        <w:rPr>
+          <w:i/>
+          <w:iCs/>
+          <w:lang w:val="en-US"/>
+        </w:rPr>
+        <w:t>Q</w:t>
+      </w:r>
+      <w:r>
+        <w:rPr>
+          <w:lang w:val="en-US"/>
+        </w:rPr>
+        <w:t xml:space="preserve"> </w:t>
+      </w:r>
+      <w:r>
+        <w:rPr>
+          <w:lang w:val="en-US"/>
+        </w:rPr>
+        <w:t>–</w:t>
+      </w:r>
+      <w:r>
+        <w:rPr>
+          <w:lang w:val="en-US"/>
+        </w:rPr>
+        <w:t xml:space="preserve"> </w:t>
+      </w:r>
+      <w:r>
+        <w:t xml:space="preserve">сумарна </w:t>
+      </w:r>
+      <w:r>
+        <w:t>кількість</w:t>
+      </w:r>
+      <w:r>
+        <w:t xml:space="preserve"> енергії, яку газ отримав від нагрівачів. </w:t>
+      </w:r>
+      <m:oMath>
+        <m:sSup>
+          <m:sSupPr>
+            <m:ctrlPr>
+              <w:rPr>
+                <w:rFonts w:ascii="Cambria Math" w:hAnsi="Cambria Math"/>
+                <w:i/>
+                <w:lang w:val="en-US"/>
+              </w:rPr>
+            </m:ctrlPr>
+          </m:sSupPr>
+          <m:e>
+            <m:r>
+              <w:rPr>
+                <w:rFonts w:ascii="Cambria Math" w:hAnsi="Cambria Math"/>
+              </w:rPr>
+              <m:t>Q</m:t>
+            </m:r>
+            <m:ctrlPr>
+              <w:rPr>
+                <w:rFonts w:ascii="Cambria Math" w:hAnsi="Cambria Math"/>
+                <w:i/>
+              </w:rPr>
+            </m:ctrlPr>
+          </m:e>
+          <m:sup>
+            <m:r>
+              <w:rPr>
+                <w:rFonts w:ascii="Cambria Math" w:hAnsi="Cambria Math"/>
+                <w:lang w:val="en-US"/>
+              </w:rPr>
+              <m:t>'</m:t>
+            </m:r>
+          </m:sup>
+        </m:sSup>
+        <m:r>
+          <w:rPr>
+            <w:rFonts w:ascii="Cambria Math" w:hAnsi="Cambria Math"/>
+            <w:lang w:val="en-US"/>
+          </w:rPr>
+          <m:t xml:space="preserve">=Q+ </m:t>
+        </m:r>
+        <m:nary>
+          <m:naryPr>
+            <m:chr m:val="∑"/>
+            <m:limLoc m:val="subSup"/>
+            <m:supHide m:val="1"/>
+            <m:ctrlPr>
+              <w:rPr>
+                <w:rFonts w:ascii="Cambria Math" w:hAnsi="Cambria Math"/>
+                <w:i/>
+                <w:lang w:val="en-US"/>
+              </w:rPr>
+            </m:ctrlPr>
+          </m:naryPr>
+          <m:sub>
+            <m:r>
+              <w:rPr>
+                <w:rFonts w:ascii="Cambria Math" w:hAnsi="Cambria Math"/>
+                <w:lang w:val="en-US"/>
+              </w:rPr>
+              <m:t>i</m:t>
+            </m:r>
+          </m:sub>
+          <m:sup/>
+          <m:e>
+            <m:sSub>
+              <m:sSubPr>
+                <m:ctrlPr>
+                  <w:rPr>
+                    <w:rFonts w:ascii="Cambria Math" w:hAnsi="Cambria Math"/>
+                    <w:i/>
+                    <w:lang w:val="en-US"/>
+                  </w:rPr>
+                </m:ctrlPr>
+              </m:sSubPr>
+              <m:e>
+                <m:r>
+                  <w:rPr>
+                    <w:rFonts w:ascii="Cambria Math" w:hAnsi="Cambria Math"/>
+                    <w:lang w:val="en-US"/>
+                  </w:rPr>
+                  <m:t>q</m:t>
+                </m:r>
+              </m:e>
+              <m:sub>
+                <m:r>
+                  <w:rPr>
+                    <w:rFonts w:ascii="Cambria Math" w:hAnsi="Cambria Math"/>
+                    <w:lang w:val="en-US"/>
+                  </w:rPr>
+                  <m:t>i</m:t>
+                </m:r>
+              </m:sub>
+            </m:sSub>
+          </m:e>
+        </m:nary>
+      </m:oMath>
+      <w:r>
+        <w:rPr>
+          <w:lang w:val="en-US"/>
+        </w:rPr>
+        <w:t xml:space="preserve">. </w:t>
+      </w:r>
+      <w:r>
+        <w:t xml:space="preserve">Тут </w:t>
+      </w:r>
+      <m:oMath>
+        <m:sSub>
+          <m:sSubPr>
+            <m:ctrlPr>
+              <w:rPr>
+                <w:rFonts w:ascii="Cambria Math" w:hAnsi="Cambria Math"/>
+                <w:i/>
+                <w:lang w:val="en-US"/>
+              </w:rPr>
+            </m:ctrlPr>
+          </m:sSubPr>
+          <m:e>
+            <m:r>
+              <w:rPr>
+                <w:rFonts w:ascii="Cambria Math" w:hAnsi="Cambria Math"/>
+                <w:lang w:val="en-US"/>
+              </w:rPr>
+              <m:t>q</m:t>
+            </m:r>
+          </m:e>
+          <m:sub>
+            <m:r>
+              <w:rPr>
+                <w:rFonts w:ascii="Cambria Math" w:hAnsi="Cambria Math"/>
+                <w:lang w:val="en-US"/>
+              </w:rPr>
+              <m:t>i</m:t>
+            </m:r>
+          </m:sub>
+        </m:sSub>
+      </m:oMath>
+      <w:r>
+        <w:t xml:space="preserve"> – кінетична енергія, додана нагрівачем одній частці</w:t>
+      </w:r>
+    </w:p>
+    <w:p>
+      <w:pPr>
+        <w:ind w:firstLine="708"/>
+        <w:rPr>
+          <w:lang w:val="en-US"/>
+        </w:rPr>
+      </w:pPr>
+      <w:r>
+        <w:t>Ентропія</w:t>
+      </w:r>
+      <w:r>
+        <w:t xml:space="preserve"> </w:t>
+      </w:r>
+      <w:r>
+        <w:rPr>
+          <w:i/>
+          <w:iCs/>
+          <w:lang w:val="en-US"/>
+        </w:rPr>
+        <w:t>S</w:t>
+      </w:r>
+      <w:r>
+        <w:rPr>
+          <w:lang w:val="en-US"/>
+        </w:rPr>
+        <w:t xml:space="preserve"> </w:t>
+      </w:r>
+      <w:r>
+        <w:rPr>
+          <w:lang w:val="en-US"/>
+        </w:rPr>
+        <w:t>–</w:t>
+      </w:r>
+      <w:r>
+        <w:rPr>
+          <w:lang w:val="en-US"/>
+        </w:rPr>
+        <w:t xml:space="preserve">       </w:t>
+      </w:r>
+      <m:oMath>
+        <m:sSup>
+          <m:sSupPr>
+            <m:ctrlPr>
+              <w:rPr>
+                <w:rFonts w:ascii="Cambria Math" w:hAnsi="Cambria Math"/>
+                <w:i/>
+                <w:lang w:val="en-US"/>
+              </w:rPr>
+            </m:ctrlPr>
+          </m:sSupPr>
+          <m:e>
+            <m:r>
+              <w:rPr>
+                <w:rFonts w:ascii="Cambria Math" w:hAnsi="Cambria Math"/>
+                <w:lang w:val="en-US"/>
+              </w:rPr>
+              <m:t>S</m:t>
+            </m:r>
+          </m:e>
+          <m:sup>
+            <m:r>
+              <w:rPr>
+                <w:rFonts w:ascii="Cambria Math" w:hAnsi="Cambria Math"/>
+                <w:lang w:val="en-US"/>
+              </w:rPr>
+              <m:t>'</m:t>
+            </m:r>
+          </m:sup>
+        </m:sSup>
+        <m:r>
+          <w:rPr>
+            <w:rFonts w:ascii="Cambria Math" w:hAnsi="Cambria Math"/>
+            <w:lang w:val="en-US"/>
+          </w:rPr>
+          <m:t>=S+ ∆Q/T</m:t>
+        </m:r>
+      </m:oMath>
+      <w:r>
+        <w:rPr>
+          <w:lang w:val="en-US"/>
+        </w:rPr>
+        <w:t>.</w:t>
+      </w:r>
+    </w:p>
+    <w:p>
+      <w:pPr>
+        <w:ind w:firstLine="708"/>
+        <w:rPr>
+          <w:lang w:val="en-US"/>
+        </w:rPr>
+      </w:pPr>
+    </w:p>
+    <w:p>
+      <w:pPr>
+        <w:ind w:firstLine="708"/>
+        <w:rPr>
+          <w:b/>
+          <w:bCs/>
+        </w:rPr>
+      </w:pPr>
+      <w:r>
+        <w:rPr>
+          <w:b/>
+          <w:bCs/>
+        </w:rPr>
+        <w:t>Відображення вимірювань</w:t>
+      </w:r>
+    </w:p>
+    <w:p>
+      <w:pPr>
+        <w:ind w:firstLine="708"/>
+      </w:pPr>
+    </w:p>
+    <w:p>
+      <w:pPr>
+        <w:ind w:firstLine="708"/>
+      </w:pPr>
+    </w:p>
+    <w:p>
+      <w:pPr>
+        <w:ind w:firstLine="708"/>
+      </w:pPr>
+    </w:p>
+    <w:p>
+      <w:pPr>
+        <w:ind w:firstLine="708"/>
+      </w:pPr>
     </w:p>
     <w:p>
       <w:pPr>
@@ -6619,6 +6612,7 @@
                 <w:b/>
                 <w:bCs/>
               </w:rPr>
+              <w:lastRenderedPageBreak/>
               <w:t>Назва</w:t>
             </w:r>
           </w:p>
@@ -6969,7 +6963,6 @@
             </w:pPr>
             <w:proofErr w:type="spellStart"/>
             <w:r>
-              <w:lastRenderedPageBreak/>
               <w:t>intake</w:t>
             </w:r>
             <w:proofErr w:type="spellEnd"/>

--- a/docs/Термодинамічні цикли.docx
+++ b/docs/Термодинамічні цикли.docx
@@ -1343,12 +1343,14 @@
       <w:r>
         <w:t xml:space="preserve"> – проміжок дискретного часу, який в мо</w:t>
       </w:r>
+      <w:proofErr w:type="spellStart"/>
       <w:r>
         <w:t>дел</w:t>
       </w:r>
       <w:r>
         <w:t>і</w:t>
       </w:r>
+      <w:proofErr w:type="spellEnd"/>
       <w:r>
         <w:t xml:space="preserve"> завжди вважається одиничним і тому </w:t>
       </w:r>
@@ -1538,7 +1540,6 @@
         <w:ind w:firstLine="0"/>
       </w:pPr>
       <w:r>
-        <w:lastRenderedPageBreak/>
         <w:tab/>
       </w:r>
       <w:r>
@@ -1620,6 +1621,7 @@
         <w:ind w:firstLine="708"/>
       </w:pPr>
       <w:r>
+        <w:lastRenderedPageBreak/>
         <w:t>Бажана швидкість руху поршня виглядає доволі абстрактною для користувача, тому її краще замінити бажаною тривалістю процесу. Залежність тривалості від сталої швидкості вирахувати нескладно, просто зауважимо, що користувач буде встановлювати в дослідах тривалість процесу, а з неї буде обчислюватися швидкість руху поршня і все інше.</w:t>
       </w:r>
     </w:p>
@@ -3067,8 +3069,13 @@
       <w:r>
         <w:t>, з чого витік</w:t>
       </w:r>
-      <w:r>
-        <w:t>ають рівняння (9).</w:t>
+      <w:proofErr w:type="spellStart"/>
+      <w:r>
+        <w:t>ають</w:t>
+      </w:r>
+      <w:proofErr w:type="spellEnd"/>
+      <w:r>
+        <w:t xml:space="preserve"> рівняння (9).</w:t>
       </w:r>
       <w:r>
         <w:t xml:space="preserve"> </w:t>
@@ -3239,7 +3246,6 @@
         <w:rPr>
           <w:iCs/>
         </w:rPr>
-        <w:lastRenderedPageBreak/>
         <w:t>Тобто на кожному кроці дискретного часу температура і тиск змінюються в однаковому темпі.</w:t>
       </w:r>
     </w:p>
@@ -4716,7 +4722,6 @@
     </w:p>
     <w:p>
       <w:r>
-        <w:lastRenderedPageBreak/>
         <w:t xml:space="preserve">В разі, коли для гамування коливань поправки (12) недостатньо, можливі додаткові заходи. Так в ізотермічному процесі застосовується зворотній зв’язок по температурі газу. </w:t>
       </w:r>
       <w:r>
@@ -5314,7 +5319,6 @@
         <w:ind w:firstLine="708"/>
       </w:pPr>
       <w:r>
-        <w:lastRenderedPageBreak/>
         <w:t>На ко</w:t>
       </w:r>
       <w:r>
@@ -5341,10 +5345,7 @@
         <w:ind w:firstLine="708"/>
       </w:pPr>
       <w:r>
-        <w:t>Об’єм</w:t>
-      </w:r>
-      <w:r>
-        <w:t xml:space="preserve"> </w:t>
+        <w:t xml:space="preserve">Об’єм </w:t>
       </w:r>
       <w:r>
         <w:rPr>
@@ -5622,6 +5623,7 @@
         </w:rPr>
       </w:pPr>
       <w:r>
+        <w:lastRenderedPageBreak/>
         <w:t>Робота</w:t>
       </w:r>
       <w:r>
@@ -5760,35 +5762,7 @@
             <w:rFonts w:ascii="Cambria Math" w:hAnsi="Cambria Math"/>
             <w:lang w:val="en-US"/>
           </w:rPr>
-          <m:t xml:space="preserve">= </m:t>
-        </m:r>
-        <m:r>
-          <w:rPr>
-            <w:rFonts w:ascii="Cambria Math" w:hAnsi="Cambria Math"/>
-            <w:lang w:val="en-US"/>
-          </w:rPr>
-          <m:t>U</m:t>
-        </m:r>
-        <m:r>
-          <w:rPr>
-            <w:rFonts w:ascii="Cambria Math" w:hAnsi="Cambria Math"/>
-            <w:lang w:val="en-US"/>
-          </w:rPr>
-          <m:t>+</m:t>
-        </m:r>
-        <m:r>
-          <w:rPr>
-            <w:rFonts w:ascii="Cambria Math" w:hAnsi="Cambria Math"/>
-            <w:lang w:val="en-US"/>
-          </w:rPr>
-          <m:t>Δ</m:t>
-        </m:r>
-        <m:r>
-          <w:rPr>
-            <w:rFonts w:ascii="Cambria Math" w:hAnsi="Cambria Math"/>
-            <w:lang w:val="en-US"/>
-          </w:rPr>
-          <m:t xml:space="preserve">hMg </m:t>
+          <m:t xml:space="preserve">= U+ΔhMg </m:t>
         </m:r>
       </m:oMath>
       <w:r>
@@ -5861,6 +5835,10 @@
     <w:p>
       <w:pPr>
         <w:ind w:firstLine="708"/>
+        <w:rPr>
+          <w:i/>
+          <w:lang w:val="en-US"/>
+        </w:rPr>
       </w:pPr>
       <w:r>
         <w:t>Тепло</w:t>
@@ -5892,13 +5870,7 @@
         <w:t>–</w:t>
       </w:r>
       <w:r>
-        <w:rPr>
-          <w:lang w:val="en-US"/>
-        </w:rPr>
         <w:t xml:space="preserve"> </w:t>
-      </w:r>
-      <w:r>
-        <w:t xml:space="preserve">сумарна </w:t>
       </w:r>
       <w:r>
         <w:t>кількість</w:t>
@@ -6047,13 +6019,158 @@
       <w:r>
         <w:t xml:space="preserve"> – кінетична енергія, додана нагрівачем одній частці</w:t>
       </w:r>
+      <w:r>
+        <w:t>.</w:t>
+      </w:r>
+      <w:r>
+        <w:t xml:space="preserve"> Отримана і віддана газом енергія рахуються окремо у вигляді двох складових </w:t>
+      </w:r>
+      <m:oMath>
+        <m:sSub>
+          <m:sSubPr>
+            <m:ctrlPr>
+              <w:rPr>
+                <w:rFonts w:ascii="Cambria Math" w:hAnsi="Cambria Math"/>
+                <w:i/>
+              </w:rPr>
+            </m:ctrlPr>
+          </m:sSubPr>
+          <m:e>
+            <m:r>
+              <w:rPr>
+                <w:rFonts w:ascii="Cambria Math" w:hAnsi="Cambria Math"/>
+                <w:lang w:val="en-US"/>
+              </w:rPr>
+              <m:t>Q</m:t>
+            </m:r>
+          </m:e>
+          <m:sub>
+            <m:r>
+              <w:rPr>
+                <w:rFonts w:ascii="Cambria Math" w:hAnsi="Cambria Math"/>
+              </w:rPr>
+              <m:t>+</m:t>
+            </m:r>
+          </m:sub>
+        </m:sSub>
+      </m:oMath>
+      <w:r>
+        <w:t xml:space="preserve">і </w:t>
+      </w:r>
+      <m:oMath>
+        <m:sSub>
+          <m:sSubPr>
+            <m:ctrlPr>
+              <w:rPr>
+                <w:rFonts w:ascii="Cambria Math" w:hAnsi="Cambria Math"/>
+                <w:i/>
+              </w:rPr>
+            </m:ctrlPr>
+          </m:sSubPr>
+          <m:e>
+            <m:r>
+              <w:rPr>
+                <w:rFonts w:ascii="Cambria Math" w:hAnsi="Cambria Math"/>
+                <w:lang w:val="en-US"/>
+              </w:rPr>
+              <m:t>Q</m:t>
+            </m:r>
+          </m:e>
+          <m:sub>
+            <m:r>
+              <w:rPr>
+                <w:rFonts w:ascii="Cambria Math" w:hAnsi="Cambria Math"/>
+              </w:rPr>
+              <m:t>-</m:t>
+            </m:r>
+          </m:sub>
+        </m:sSub>
+      </m:oMath>
+      <w:r>
+        <w:t xml:space="preserve"> відповідно. </w:t>
+      </w:r>
+      <m:oMath>
+        <m:r>
+          <w:rPr>
+            <w:rFonts w:ascii="Cambria Math" w:hAnsi="Cambria Math"/>
+          </w:rPr>
+          <m:t>Q</m:t>
+        </m:r>
+        <m:r>
+          <w:rPr>
+            <w:rFonts w:ascii="Cambria Math" w:hAnsi="Cambria Math"/>
+            <w:lang w:val="en-US"/>
+          </w:rPr>
+          <m:t xml:space="preserve">= </m:t>
+        </m:r>
+        <m:sSub>
+          <m:sSubPr>
+            <m:ctrlPr>
+              <w:rPr>
+                <w:rFonts w:ascii="Cambria Math" w:hAnsi="Cambria Math"/>
+                <w:i/>
+              </w:rPr>
+            </m:ctrlPr>
+          </m:sSubPr>
+          <m:e>
+            <m:r>
+              <w:rPr>
+                <w:rFonts w:ascii="Cambria Math" w:hAnsi="Cambria Math"/>
+                <w:lang w:val="en-US"/>
+              </w:rPr>
+              <m:t>Q</m:t>
+            </m:r>
+          </m:e>
+          <m:sub>
+            <m:r>
+              <w:rPr>
+                <w:rFonts w:ascii="Cambria Math" w:hAnsi="Cambria Math"/>
+              </w:rPr>
+              <m:t>+</m:t>
+            </m:r>
+          </m:sub>
+        </m:sSub>
+        <m:r>
+          <w:rPr>
+            <w:rFonts w:ascii="Cambria Math" w:hAnsi="Cambria Math"/>
+          </w:rPr>
+          <m:t>-</m:t>
+        </m:r>
+        <m:sSub>
+          <m:sSubPr>
+            <m:ctrlPr>
+              <w:rPr>
+                <w:rFonts w:ascii="Cambria Math" w:hAnsi="Cambria Math"/>
+                <w:i/>
+              </w:rPr>
+            </m:ctrlPr>
+          </m:sSubPr>
+          <m:e>
+            <m:r>
+              <w:rPr>
+                <w:rFonts w:ascii="Cambria Math" w:hAnsi="Cambria Math"/>
+                <w:lang w:val="en-US"/>
+              </w:rPr>
+              <m:t>Q</m:t>
+            </m:r>
+          </m:e>
+          <m:sub>
+            <m:r>
+              <w:rPr>
+                <w:rFonts w:ascii="Cambria Math" w:hAnsi="Cambria Math"/>
+              </w:rPr>
+              <m:t>-</m:t>
+            </m:r>
+          </m:sub>
+        </m:sSub>
+      </m:oMath>
+      <w:r>
+        <w:t xml:space="preserve"> .</w:t>
+      </w:r>
     </w:p>
     <w:p>
       <w:pPr>
         <w:ind w:firstLine="708"/>
-        <w:rPr>
-          <w:lang w:val="en-US"/>
-        </w:rPr>
       </w:pPr>
       <w:r>
         <w:t>Ентропія</w:t>
@@ -6073,19 +6190,16 @@
         <w:rPr>
           <w:lang w:val="en-US"/>
         </w:rPr>
-        <w:t xml:space="preserve"> </w:t>
+        <w:t xml:space="preserve"> –  </w:t>
+      </w:r>
+      <w:r>
+        <w:t>вираховується за формулою</w:t>
       </w:r>
       <w:r>
         <w:rPr>
           <w:lang w:val="en-US"/>
         </w:rPr>
-        <w:t>–</w:t>
-      </w:r>
-      <w:r>
-        <w:rPr>
-          <w:lang w:val="en-US"/>
-        </w:rPr>
-        <w:t xml:space="preserve">       </w:t>
+        <w:t xml:space="preserve">  </w:t>
       </w:r>
       <m:oMath>
         <m:sSup>
@@ -6126,19 +6240,94 @@
         </m:r>
       </m:oMath>
       <w:r>
+        <w:t xml:space="preserve">, де </w:t>
+      </w:r>
+      <m:oMath>
+        <m:r>
+          <w:rPr>
+            <w:rFonts w:ascii="Cambria Math" w:hAnsi="Cambria Math"/>
+            <w:lang w:val="en-US"/>
+          </w:rPr>
+          <m:t>∆Q</m:t>
+        </m:r>
+      </m:oMath>
+      <w:r>
+        <w:t xml:space="preserve"> – кількість тепла, отриманого газом на протязі одного кроку процесу.</w:t>
+      </w:r>
+    </w:p>
+    <w:p>
+      <w:pPr>
+        <w:ind w:firstLine="708"/>
         <w:rPr>
           <w:lang w:val="en-US"/>
         </w:rPr>
-        <w:t>.</w:t>
-      </w:r>
-    </w:p>
-    <w:p>
-      <w:pPr>
-        <w:ind w:firstLine="708"/>
+      </w:pPr>
+      <w:r>
+        <w:t xml:space="preserve">Всі перераховані показники </w:t>
+      </w:r>
+      <w:r>
+        <w:t>відображуються в реальному часі в числовій і графічній формі. Графіка складається т трьох діаграм</w:t>
+      </w:r>
+      <w:r>
         <w:rPr>
           <w:lang w:val="en-US"/>
         </w:rPr>
-      </w:pPr>
+        <w:t>:</w:t>
+      </w:r>
+      <w:r>
+        <w:t xml:space="preserve"> </w:t>
+      </w:r>
+      <w:r>
+        <w:rPr>
+          <w:lang w:val="en-US"/>
+        </w:rPr>
+        <w:t xml:space="preserve">PV – </w:t>
+      </w:r>
+      <w:r>
+        <w:t>тиск/об’єм</w:t>
+      </w:r>
+      <w:r>
+        <w:rPr>
+          <w:lang w:val="en-US"/>
+        </w:rPr>
+        <w:t>, TV</w:t>
+      </w:r>
+      <w:r>
+        <w:rPr>
+          <w:lang w:val="en-US"/>
+        </w:rPr>
+        <w:t xml:space="preserve"> – </w:t>
+      </w:r>
+      <w:r>
+        <w:t>т</w:t>
+      </w:r>
+      <w:r>
+        <w:t>емпература</w:t>
+      </w:r>
+      <w:r>
+        <w:t>/об’єм</w:t>
+      </w:r>
+      <w:r>
+        <w:rPr>
+          <w:lang w:val="en-US"/>
+        </w:rPr>
+        <w:t>, SV</w:t>
+      </w:r>
+      <w:r>
+        <w:rPr>
+          <w:lang w:val="en-US"/>
+        </w:rPr>
+        <w:t xml:space="preserve"> – </w:t>
+      </w:r>
+      <w:r>
+        <w:t>ентропія</w:t>
+      </w:r>
+      <w:r>
+        <w:t>/об’єм</w:t>
+      </w:r>
+      <w:r>
+        <w:t xml:space="preserve">. </w:t>
+      </w:r>
     </w:p>
     <w:p>
       <w:pPr>
@@ -6146,36 +6335,124 @@
         <w:rPr>
           <w:b/>
           <w:bCs/>
-        </w:rPr>
-      </w:pPr>
-      <w:r>
+          <w:lang w:val="en-US"/>
+        </w:rPr>
+      </w:pPr>
+    </w:p>
+    <w:p>
+      <w:pPr>
+        <w:ind w:firstLine="708"/>
         <w:rPr>
           <w:b/>
           <w:bCs/>
         </w:rPr>
-        <w:t>Відображення вимірювань</w:t>
-      </w:r>
+      </w:pPr>
+      <w:r>
+        <w:rPr>
+          <w:b/>
+          <w:bCs/>
+        </w:rPr>
+        <w:t>Інтерпретатор</w:t>
+      </w:r>
+    </w:p>
+    <w:p>
+      <w:pPr>
+        <w:ind w:firstLine="0"/>
+      </w:pPr>
+      <w:r>
+        <w:rPr>
+          <w:lang w:val="en-US"/>
+        </w:rPr>
+        <w:tab/>
+      </w:r>
+      <w:r>
+        <w:t>Створення, спостереження і дослідження термодинамічних циклів відбувається за допомогою скриптів, які виконуються інтерпретатором. Скрипт складається з команд</w:t>
+      </w:r>
+      <w:r>
+        <w:t xml:space="preserve">, </w:t>
+      </w:r>
+      <w:r>
+        <w:t>команди</w:t>
+      </w:r>
+      <w:r>
+        <w:t xml:space="preserve"> виконуються</w:t>
+      </w:r>
+      <w:r>
+        <w:t xml:space="preserve"> по черзі</w:t>
+      </w:r>
+      <w:r>
+        <w:t xml:space="preserve"> в тому порядку, в якому написані</w:t>
+      </w:r>
+      <w:r>
+        <w:rPr>
+          <w:lang w:val="en-US"/>
+        </w:rPr>
+        <w:t>;</w:t>
+      </w:r>
+      <w:r>
+        <w:t xml:space="preserve"> </w:t>
+      </w:r>
+      <w:r>
+        <w:t>в</w:t>
+      </w:r>
+      <w:r>
+        <w:t xml:space="preserve"> одному рядку скрипт</w:t>
+      </w:r>
+      <w:r>
+        <w:t>у</w:t>
+      </w:r>
+      <w:r>
+        <w:t xml:space="preserve"> – одна команда</w:t>
+      </w:r>
+      <w:r>
+        <w:t>.</w:t>
+      </w:r>
+    </w:p>
+    <w:p>
+      <w:pPr>
+        <w:ind w:firstLine="0"/>
+      </w:pPr>
+      <w:r>
+        <w:tab/>
+        <w:t xml:space="preserve">Команда </w:t>
+      </w:r>
+      <w:r>
+        <w:t>складається</w:t>
+      </w:r>
+      <w:r>
+        <w:t xml:space="preserve"> з ключового слова</w:t>
+      </w:r>
+      <w:r>
+        <w:t xml:space="preserve"> і </w:t>
+      </w:r>
+      <w:r>
+        <w:t>параметр</w:t>
+      </w:r>
+      <w:r>
+        <w:t>ів, параметри відділяються від ключового слова щонайменше одним пробілом. Формат параметру «ім’я=значення», роздільником між параметрами є кома. Якщо команда має лише один параметр, він вважається безіменним, і формат параметру просто «значення».</w:t>
+      </w:r>
+    </w:p>
+    <w:p>
+      <w:pPr>
+        <w:ind w:firstLine="0"/>
+      </w:pPr>
+    </w:p>
+    <w:p>
+      <w:pPr>
+        <w:ind w:firstLine="0"/>
+      </w:pPr>
+    </w:p>
+    <w:p>
+      <w:pPr>
+        <w:ind w:firstLine="0"/>
+      </w:pPr>
     </w:p>
     <w:p>
       <w:pPr>
         <w:ind w:firstLine="708"/>
       </w:pPr>
     </w:p>
-    <w:p>
-      <w:pPr>
-        <w:ind w:firstLine="708"/>
-      </w:pPr>
-    </w:p>
-    <w:p>
-      <w:pPr>
-        <w:ind w:firstLine="708"/>
-      </w:pPr>
-    </w:p>
-    <w:p>
-      <w:pPr>
-        <w:ind w:firstLine="708"/>
-      </w:pPr>
-    </w:p>
+    <w:p/>
     <w:p>
       <w:pPr>
         <w:ind w:firstLine="708"/>
@@ -6547,6 +6824,7 @@
         <w:ind w:firstLine="708"/>
       </w:pPr>
       <w:r>
+        <w:lastRenderedPageBreak/>
         <w:t>Таблиця 1. Опис команд інтерпретатора</w:t>
       </w:r>
     </w:p>
@@ -6612,7 +6890,6 @@
                 <w:b/>
                 <w:bCs/>
               </w:rPr>
-              <w:lastRenderedPageBreak/>
               <w:t>Назва</w:t>
             </w:r>
           </w:p>
@@ -7903,6 +8180,33 @@
       <w:pPr>
         <w:ind w:firstLine="708"/>
       </w:pPr>
+    </w:p>
+    <w:p>
+      <w:pPr>
+        <w:ind w:firstLine="708"/>
+        <w:rPr>
+          <w:b/>
+          <w:bCs/>
+          <w:lang w:val="en-US"/>
+        </w:rPr>
+      </w:pPr>
+    </w:p>
+    <w:p>
+      <w:pPr>
+        <w:ind w:firstLine="708"/>
+        <w:rPr>
+          <w:b/>
+          <w:bCs/>
+        </w:rPr>
+      </w:pPr>
+      <w:r>
+        <w:rPr>
+          <w:b/>
+          <w:bCs/>
+          <w:highlight w:val="yellow"/>
+        </w:rPr>
+        <w:t>Тестування</w:t>
+      </w:r>
     </w:p>
     <w:p>
       <w:pPr>
@@ -8344,10 +8648,10 @@
   <w:style w:type="paragraph" w:default="1" w:styleId="a">
     <w:name w:val="Normal"/>
     <w:qFormat/>
-    <w:rsid w:val="005C3214"/>
+    <w:rsid w:val="008A20D6"/>
     <w:pPr>
       <w:spacing w:line="276" w:lineRule="auto"/>
-      <w:ind w:firstLine="720"/>
+      <w:ind w:firstLine="240"/>
     </w:pPr>
     <w:rPr>
       <w:rFonts w:ascii="Times New Roman" w:hAnsi="Times New Roman"/>

--- a/docs/Термодинамічні цикли.docx
+++ b/docs/Термодинамічні цикли.docx
@@ -1343,14 +1343,12 @@
       <w:r>
         <w:t xml:space="preserve"> – проміжок дискретного часу, який в мо</w:t>
       </w:r>
-      <w:proofErr w:type="spellStart"/>
       <w:r>
         <w:t>дел</w:t>
       </w:r>
       <w:r>
         <w:t>і</w:t>
       </w:r>
-      <w:proofErr w:type="spellEnd"/>
       <w:r>
         <w:t xml:space="preserve"> завжди вважається одиничним і тому </w:t>
       </w:r>
@@ -3069,13 +3067,8 @@
       <w:r>
         <w:t>, з чого витік</w:t>
       </w:r>
-      <w:proofErr w:type="spellStart"/>
-      <w:r>
-        <w:t>ають</w:t>
-      </w:r>
-      <w:proofErr w:type="spellEnd"/>
-      <w:r>
-        <w:t xml:space="preserve"> рівняння (9).</w:t>
+      <w:r>
+        <w:t>ають рівняння (9).</w:t>
       </w:r>
       <w:r>
         <w:t xml:space="preserve"> </w:t>
@@ -6290,43 +6283,19 @@
         <w:rPr>
           <w:lang w:val="en-US"/>
         </w:rPr>
-        <w:t>, TV</w:t>
+        <w:t xml:space="preserve">, TV – </w:t>
+      </w:r>
+      <w:r>
+        <w:t>температура/об’єм</w:t>
       </w:r>
       <w:r>
         <w:rPr>
           <w:lang w:val="en-US"/>
         </w:rPr>
-        <w:t xml:space="preserve"> – </w:t>
-      </w:r>
-      <w:r>
-        <w:t>т</w:t>
-      </w:r>
-      <w:r>
-        <w:t>емпература</w:t>
-      </w:r>
-      <w:r>
-        <w:t>/об’єм</w:t>
-      </w:r>
-      <w:r>
-        <w:rPr>
-          <w:lang w:val="en-US"/>
-        </w:rPr>
-        <w:t>, SV</w:t>
-      </w:r>
-      <w:r>
-        <w:rPr>
-          <w:lang w:val="en-US"/>
-        </w:rPr>
-        <w:t xml:space="preserve"> – </w:t>
-      </w:r>
-      <w:r>
-        <w:t>ентропія</w:t>
-      </w:r>
-      <w:r>
-        <w:t>/об’єм</w:t>
-      </w:r>
-      <w:r>
-        <w:t xml:space="preserve">. </w:t>
+        <w:t xml:space="preserve">, SV – </w:t>
+      </w:r>
+      <w:r>
+        <w:t xml:space="preserve">ентропія/об’єм. </w:t>
       </w:r>
     </w:p>
     <w:p>
@@ -6431,165 +6400,53 @@
       <w:r>
         <w:t>ів, параметри відділяються від ключового слова щонайменше одним пробілом. Формат параметру «ім’я=значення», роздільником між параметрами є кома. Якщо команда має лише один параметр, він вважається безіменним, і формат параметру просто «значення».</w:t>
       </w:r>
+      <w:r>
+        <w:t xml:space="preserve"> В разі, коли параметр команди має </w:t>
+      </w:r>
+      <w:proofErr w:type="spellStart"/>
+      <w:r>
+        <w:t>зна</w:t>
+      </w:r>
+      <w:proofErr w:type="spellEnd"/>
     </w:p>
     <w:p>
       <w:pPr>
         <w:ind w:firstLine="0"/>
       </w:pPr>
-    </w:p>
-    <w:p>
-      <w:pPr>
-        <w:ind w:firstLine="0"/>
-      </w:pPr>
-    </w:p>
-    <w:p>
-      <w:pPr>
-        <w:ind w:firstLine="0"/>
-      </w:pPr>
+      <w:r>
+        <w:rPr>
+          <w:lang w:val="en-US"/>
+        </w:rPr>
+        <w:tab/>
+      </w:r>
+      <w:r>
+        <w:t>Розглянемо деякі команди.</w:t>
+      </w:r>
     </w:p>
     <w:p>
       <w:pPr>
         <w:ind w:firstLine="708"/>
-      </w:pPr>
-    </w:p>
-    <w:p/>
-    <w:p>
-      <w:pPr>
-        <w:ind w:firstLine="708"/>
-        <w:rPr>
-          <w:b/>
-          <w:bCs/>
-        </w:rPr>
-      </w:pPr>
-      <w:r>
-        <w:rPr>
-          <w:b/>
-          <w:bCs/>
-        </w:rPr>
-        <w:t>Команди</w:t>
-      </w:r>
-    </w:p>
-    <w:p>
-      <w:pPr>
-        <w:ind w:firstLine="708"/>
-        <w:rPr>
-          <w:b/>
-          <w:bCs/>
-        </w:rPr>
-      </w:pPr>
-      <w:proofErr w:type="spellStart"/>
-      <w:r>
         <w:rPr>
           <w:b/>
           <w:bCs/>
           <w:i/>
           <w:iCs/>
         </w:rPr>
-        <w:t>plunger</w:t>
-      </w:r>
-      <w:proofErr w:type="spellEnd"/>
-    </w:p>
-    <w:p>
-      <w:pPr>
-        <w:ind w:firstLine="708"/>
-      </w:pPr>
-      <w:r>
-        <w:t xml:space="preserve">Команда на ім’я </w:t>
-      </w:r>
-      <w:proofErr w:type="spellStart"/>
-      <w:r>
-        <w:rPr>
-          <w:i/>
-          <w:iCs/>
-        </w:rPr>
-        <w:t>plunger</w:t>
-      </w:r>
-      <w:proofErr w:type="spellEnd"/>
-      <w:r>
-        <w:t xml:space="preserve"> створює лабораторну установку. </w:t>
-      </w:r>
-      <w:r>
-        <w:t xml:space="preserve">Команда </w:t>
-      </w:r>
-      <w:r>
-        <w:t xml:space="preserve">має </w:t>
-      </w:r>
-      <w:r>
-        <w:t xml:space="preserve">багато параметрів, які стосуються розмірів сосуду з поршнем і </w:t>
-      </w:r>
-      <w:r>
-        <w:t>характеристик</w:t>
-      </w:r>
-      <w:r>
-        <w:t xml:space="preserve"> газу, але користувач </w:t>
-      </w:r>
-      <w:r>
-        <w:t>зазвичай</w:t>
-      </w:r>
-      <w:r>
-        <w:t xml:space="preserve"> зад</w:t>
-      </w:r>
-      <w:r>
-        <w:t>ає три:</w:t>
-      </w:r>
-      <w:r>
-        <w:t xml:space="preserve"> m </w:t>
-      </w:r>
-      <w:r>
-        <w:t xml:space="preserve">– маса вантажу на поршні, </w:t>
-      </w:r>
-      <w:r>
-        <w:t>t</w:t>
-      </w:r>
-      <w:r>
-        <w:t xml:space="preserve"> – температура газу, </w:t>
-      </w:r>
-      <w:r>
-        <w:t>n</w:t>
-      </w:r>
-      <w:r>
-        <w:t xml:space="preserve"> – кількість часток газу. Газ, якщо він є, вже знаходиться у врівноваженому стані, положення поршня відповідає газовому закону</w:t>
-      </w:r>
-      <w:r>
-        <w:t xml:space="preserve">. </w:t>
-      </w:r>
-      <w:r>
-        <w:t xml:space="preserve">Наприклад, команда </w:t>
-      </w:r>
-      <w:proofErr w:type="spellStart"/>
-      <w:r>
-        <w:t>plunger</w:t>
-      </w:r>
-      <w:proofErr w:type="spellEnd"/>
-      <w:r>
-        <w:t xml:space="preserve"> m=1000, t=100, n=10000 створює установку, яка зображена на </w:t>
-      </w:r>
-      <w:r>
-        <w:rPr>
-          <w:highlight w:val="yellow"/>
-        </w:rPr>
-        <w:t>рис</w:t>
-      </w:r>
-      <w:r>
-        <w:t xml:space="preserve"> </w:t>
-      </w:r>
-    </w:p>
-    <w:p>
-      <w:pPr>
-        <w:ind w:firstLine="708"/>
-      </w:pPr>
-      <w:r>
-        <w:t>Більшість команд розпочинають різні термодинамічні процеси.</w:t>
-      </w:r>
-    </w:p>
-    <w:p>
-      <w:pPr>
-        <w:ind w:firstLine="708"/>
+      </w:pPr>
+      <w:r>
         <w:rPr>
           <w:b/>
           <w:bCs/>
         </w:rPr>
-      </w:pPr>
+        <w:t>Команд</w:t>
+      </w:r>
+      <w:r>
+        <w:rPr>
+          <w:b/>
+          <w:bCs/>
+        </w:rPr>
+        <w:t xml:space="preserve">а </w:t>
+      </w:r>
       <w:proofErr w:type="spellStart"/>
       <w:r>
         <w:rPr>
@@ -6598,7 +6455,7 @@
           <w:i/>
           <w:iCs/>
         </w:rPr>
-        <w:t>adiabatic</w:t>
+        <w:t>plunger</w:t>
       </w:r>
       <w:proofErr w:type="spellEnd"/>
     </w:p>
@@ -6607,7 +6464,7 @@
         <w:ind w:firstLine="708"/>
       </w:pPr>
       <w:r>
-        <w:t xml:space="preserve">Команда </w:t>
+        <w:t xml:space="preserve">Команда на ім’я </w:t>
       </w:r>
       <w:proofErr w:type="spellStart"/>
       <w:r>
@@ -6615,17 +6472,79 @@
           <w:i/>
           <w:iCs/>
         </w:rPr>
-        <w:t>adiabatic</w:t>
+        <w:t>plunger</w:t>
       </w:r>
       <w:proofErr w:type="spellEnd"/>
       <w:r>
-        <w:t xml:space="preserve"> починає адіабатичний процес. </w:t>
-      </w:r>
-      <w:r>
-        <w:t xml:space="preserve">Як було зазначено раніше, процес протікає завдяки відносно повільній зміни навантаження на поршні. Початковий вантаж той, що несе установка на момент виконання команди, кінцевий вантаж задає команда. Залежно від того, яке з двох значень більше, </w:t>
-      </w:r>
-      <w:r>
-        <w:t>відбувається адіабатичне розширення, або стискання газу.</w:t>
+        <w:t xml:space="preserve"> створює лабораторну установку. </w:t>
+      </w:r>
+      <w:r>
+        <w:t xml:space="preserve">Команда </w:t>
+      </w:r>
+      <w:r>
+        <w:t xml:space="preserve">має </w:t>
+      </w:r>
+      <w:r>
+        <w:t xml:space="preserve">багато параметрів, які стосуються розмірів сосуду з поршнем і </w:t>
+      </w:r>
+      <w:r>
+        <w:t>характеристик</w:t>
+      </w:r>
+      <w:r>
+        <w:t xml:space="preserve"> газу, але користувач </w:t>
+      </w:r>
+      <w:r>
+        <w:t>зазвичай</w:t>
+      </w:r>
+      <w:r>
+        <w:t xml:space="preserve"> зад</w:t>
+      </w:r>
+      <w:r>
+        <w:t>ає три:</w:t>
+      </w:r>
+      <w:r>
+        <w:t xml:space="preserve"> m </w:t>
+      </w:r>
+      <w:r>
+        <w:t xml:space="preserve">– маса вантажу на поршні, </w:t>
+      </w:r>
+      <w:r>
+        <w:t>t</w:t>
+      </w:r>
+      <w:r>
+        <w:t xml:space="preserve"> – температура газу, </w:t>
+      </w:r>
+      <w:r>
+        <w:t>n</w:t>
+      </w:r>
+      <w:r>
+        <w:t xml:space="preserve"> – кількість часток газу. Газ, якщо він є, знаходиться у врівноваженому стані</w:t>
+      </w:r>
+      <w:r>
+        <w:t xml:space="preserve"> (наскільки це взагалі можливо</w:t>
+      </w:r>
+      <w:r>
+        <w:t xml:space="preserve">. </w:t>
+      </w:r>
+      <w:r>
+        <w:t xml:space="preserve">Наприклад, команда </w:t>
+      </w:r>
+      <w:proofErr w:type="spellStart"/>
+      <w:r>
+        <w:t>plunger</w:t>
+      </w:r>
+      <w:proofErr w:type="spellEnd"/>
+      <w:r>
+        <w:t xml:space="preserve"> m=1000, t=100, n=10000 створює установку, яка зображена на </w:t>
+      </w:r>
+      <w:r>
+        <w:rPr>
+          <w:highlight w:val="yellow"/>
+        </w:rPr>
+        <w:t>рис</w:t>
+      </w:r>
+      <w:r>
+        <w:t xml:space="preserve"> </w:t>
       </w:r>
     </w:p>
     <w:p>
@@ -6633,130 +6552,247 @@
         <w:ind w:firstLine="708"/>
       </w:pPr>
       <w:r>
-        <w:t xml:space="preserve">Параметри команди: </w:t>
-      </w:r>
-      <w:r>
-        <w:rPr>
-          <w:i/>
-          <w:iCs/>
-        </w:rPr>
-        <w:t>m</w:t>
-      </w:r>
-      <w:r>
-        <w:t xml:space="preserve"> – </w:t>
-      </w:r>
-      <w:r>
-        <w:t xml:space="preserve">кінцева </w:t>
-      </w:r>
-      <w:r>
-        <w:t>маса вантажу н</w:t>
-      </w:r>
-      <w:r>
-        <w:t>а</w:t>
-      </w:r>
-      <w:r>
-        <w:t xml:space="preserve"> поршні,  </w:t>
+        <w:t>Лише п</w:t>
+      </w:r>
+      <w:r>
+        <w:t xml:space="preserve">ісля виконання команди </w:t>
+      </w:r>
+      <w:r>
+        <w:rPr>
+          <w:lang w:val="en-US"/>
+        </w:rPr>
+        <w:t xml:space="preserve">plunger </w:t>
+      </w:r>
+      <w:r>
+        <w:t xml:space="preserve">стає можливим </w:t>
+      </w:r>
+      <w:r>
+        <w:t>створювати термодинамічні процеси.</w:t>
+      </w:r>
+    </w:p>
+    <w:p>
+      <w:pPr>
+        <w:ind w:firstLine="708"/>
+        <w:rPr>
+          <w:b/>
+          <w:bCs/>
+        </w:rPr>
+      </w:pPr>
+      <w:r>
+        <w:rPr>
+          <w:b/>
+          <w:bCs/>
+        </w:rPr>
+        <w:t xml:space="preserve"> </w:t>
+      </w:r>
+      <w:r>
+        <w:rPr>
+          <w:b/>
+          <w:bCs/>
+        </w:rPr>
+        <w:t xml:space="preserve">Команда </w:t>
       </w:r>
       <w:proofErr w:type="spellStart"/>
       <w:r>
-        <w:rPr>
-          <w:i/>
-          <w:iCs/>
-        </w:rPr>
-        <w:t>time</w:t>
-      </w:r>
-      <w:proofErr w:type="spellEnd"/>
-      <w:r>
-        <w:t xml:space="preserve"> – тривалість процесу</w:t>
-      </w:r>
-      <w:r>
-        <w:t xml:space="preserve"> в кроках.  </w:t>
-      </w:r>
-    </w:p>
-    <w:p>
-      <w:pPr>
-        <w:ind w:firstLine="708"/>
-        <w:jc w:val="both"/>
         <w:rPr>
           <w:b/>
           <w:bCs/>
           <w:i/>
           <w:iCs/>
         </w:rPr>
-      </w:pPr>
+        <w:t>adiabatic</w:t>
+      </w:r>
+      <w:proofErr w:type="spellEnd"/>
+    </w:p>
+    <w:p>
+      <w:pPr>
+        <w:ind w:firstLine="708"/>
+      </w:pPr>
+      <w:r>
+        <w:t xml:space="preserve">Команда </w:t>
+      </w:r>
       <w:proofErr w:type="spellStart"/>
       <w:r>
+        <w:rPr>
+          <w:i/>
+          <w:iCs/>
+        </w:rPr>
+        <w:t>adiabatic</w:t>
+      </w:r>
+      <w:proofErr w:type="spellEnd"/>
+      <w:r>
+        <w:t xml:space="preserve"> </w:t>
+      </w:r>
+      <w:r>
+        <w:t>створю</w:t>
+      </w:r>
+      <w:r>
+        <w:t xml:space="preserve">є адіабатичний процес. </w:t>
+      </w:r>
+      <w:r>
+        <w:t xml:space="preserve">Процес починається з поточного стану лабораторної установки і закінчується тоді, коли маса навантаження поршня досягне цільового значення, вказаного в команді. </w:t>
+      </w:r>
+      <w:r>
+        <w:t>Залежно від того, яке значен</w:t>
+      </w:r>
+      <w:r>
+        <w:t>ня</w:t>
+      </w:r>
+      <w:r>
+        <w:t xml:space="preserve"> більше, </w:t>
+      </w:r>
+      <w:r>
+        <w:t xml:space="preserve">початкове чи цільове, </w:t>
+      </w:r>
+      <w:r>
+        <w:t>відбувається адіабатичне розширення або стискання газу.</w:t>
+      </w:r>
+    </w:p>
+    <w:p>
+      <w:pPr>
+        <w:ind w:firstLine="708"/>
+      </w:pPr>
+      <w:r>
+        <w:t xml:space="preserve">Параметри команди: </w:t>
+      </w:r>
+      <w:r>
+        <w:rPr>
+          <w:i/>
+          <w:iCs/>
+        </w:rPr>
+        <w:t>m</w:t>
+      </w:r>
+      <w:r>
+        <w:t xml:space="preserve"> – </w:t>
+      </w:r>
+      <w:r>
+        <w:t xml:space="preserve">кінцева </w:t>
+      </w:r>
+      <w:r>
+        <w:t>маса вантажу н</w:t>
+      </w:r>
+      <w:r>
+        <w:t>а</w:t>
+      </w:r>
+      <w:r>
+        <w:t xml:space="preserve"> поршні,  </w:t>
+      </w:r>
+      <w:proofErr w:type="spellStart"/>
+      <w:r>
+        <w:rPr>
+          <w:i/>
+          <w:iCs/>
+        </w:rPr>
+        <w:t>time</w:t>
+      </w:r>
+      <w:proofErr w:type="spellEnd"/>
+      <w:r>
+        <w:t xml:space="preserve"> – тривалість процесу</w:t>
+      </w:r>
+      <w:r>
+        <w:t xml:space="preserve"> в кроках.  </w:t>
+      </w:r>
+    </w:p>
+    <w:p>
+      <w:pPr>
+        <w:ind w:firstLine="708"/>
+        <w:jc w:val="both"/>
         <w:rPr>
           <w:b/>
           <w:bCs/>
           <w:i/>
           <w:iCs/>
         </w:rPr>
-        <w:t>isobaric</w:t>
-      </w:r>
-      <w:proofErr w:type="spellEnd"/>
-    </w:p>
-    <w:p>
-      <w:pPr>
-        <w:ind w:firstLine="708"/>
-      </w:pPr>
-      <w:r>
+      </w:pPr>
+      <w:r>
+        <w:rPr>
+          <w:b/>
+          <w:bCs/>
+        </w:rPr>
         <w:t xml:space="preserve">Команда </w:t>
       </w:r>
       <w:proofErr w:type="spellStart"/>
       <w:r>
         <w:rPr>
+          <w:b/>
+          <w:bCs/>
           <w:i/>
           <w:iCs/>
         </w:rPr>
         <w:t>isobaric</w:t>
       </w:r>
       <w:proofErr w:type="spellEnd"/>
-      <w:r>
-        <w:t xml:space="preserve"> починає </w:t>
-      </w:r>
-      <w:r>
-        <w:t>ізобар</w:t>
-      </w:r>
-      <w:r>
-        <w:t>ичний процес. Тут вантаж на поршні незмінний, а межі процесу окреслює</w:t>
-      </w:r>
-      <w:r>
-        <w:t xml:space="preserve"> </w:t>
-      </w:r>
-      <w:r>
-        <w:t xml:space="preserve">об’єм газу під поршнем. </w:t>
-      </w:r>
-      <w:r>
-        <w:t xml:space="preserve">Об’єм газу змінюється завдяки енергії, яка передається, або відбирається нагрівачем. Цей «прилад» створюється на початку процесу і видаляється одразу після його завершення. </w:t>
-      </w:r>
-      <w:r>
-        <w:t xml:space="preserve">Як і в інших оборотних процесах, напрям процесу залежить від початкового і кінцевого значення параметра. </w:t>
-      </w:r>
     </w:p>
     <w:p>
       <w:pPr>
         <w:ind w:firstLine="708"/>
       </w:pPr>
       <w:r>
-        <w:t xml:space="preserve">Параметри команди: </w:t>
-      </w:r>
+        <w:t xml:space="preserve">Команда </w:t>
+      </w:r>
+      <w:proofErr w:type="spellStart"/>
       <w:r>
         <w:rPr>
           <w:i/>
           <w:iCs/>
         </w:rPr>
-        <w:t>v</w:t>
-      </w:r>
-      <w:r>
-        <w:t xml:space="preserve"> – кінцевий об’єм газу під поршнем, </w:t>
-      </w:r>
-      <w:proofErr w:type="spellStart"/>
+        <w:t>isobaric</w:t>
+      </w:r>
+      <w:proofErr w:type="spellEnd"/>
+      <w:r>
+        <w:t xml:space="preserve"> </w:t>
+      </w:r>
+      <w:r>
+        <w:t>створю</w:t>
+      </w:r>
+      <w:r>
+        <w:t>є</w:t>
+      </w:r>
+      <w:r>
+        <w:t xml:space="preserve"> </w:t>
+      </w:r>
+      <w:r>
+        <w:t>ізобар</w:t>
+      </w:r>
+      <w:r>
+        <w:t>ичний процес. Тут вантаж на поршні незмінний, а межі процесу окреслює</w:t>
+      </w:r>
+      <w:r>
+        <w:t xml:space="preserve"> </w:t>
+      </w:r>
+      <w:r>
+        <w:t xml:space="preserve">об’єм газу під поршнем. </w:t>
+      </w:r>
+      <w:r>
+        <w:t xml:space="preserve">Об’єм газу змінюється завдяки енергії, яка передається, або відбирається нагрівачем. Цей «прилад» створюється на початку процесу і видаляється одразу після його завершення. </w:t>
+      </w:r>
+      <w:r>
+        <w:t xml:space="preserve">Як і в інших оборотних процесах, напрям процесу залежить від початкового і кінцевого значення параметра. </w:t>
+      </w:r>
+    </w:p>
+    <w:p>
+      <w:pPr>
+        <w:ind w:firstLine="708"/>
+      </w:pPr>
+      <w:r>
+        <w:t xml:space="preserve">Параметри команди: </w:t>
+      </w:r>
       <w:r>
         <w:rPr>
           <w:i/>
           <w:iCs/>
         </w:rPr>
+        <w:t>v</w:t>
+      </w:r>
+      <w:r>
+        <w:t xml:space="preserve"> – кінцевий об’єм газу під поршнем, </w:t>
+      </w:r>
+      <w:proofErr w:type="spellStart"/>
+      <w:r>
+        <w:rPr>
+          <w:i/>
+          <w:iCs/>
+        </w:rPr>
         <w:t>time</w:t>
       </w:r>
       <w:proofErr w:type="spellEnd"/>
@@ -6767,6 +6803,525 @@
     <w:p>
       <w:pPr>
         <w:ind w:firstLine="708"/>
+        <w:jc w:val="both"/>
+        <w:rPr>
+          <w:b/>
+          <w:bCs/>
+          <w:i/>
+          <w:iCs/>
+        </w:rPr>
+      </w:pPr>
+      <w:r>
+        <w:rPr>
+          <w:b/>
+          <w:bCs/>
+        </w:rPr>
+        <w:t xml:space="preserve">Команда </w:t>
+      </w:r>
+      <w:proofErr w:type="spellStart"/>
+      <w:r>
+        <w:rPr>
+          <w:b/>
+          <w:bCs/>
+          <w:i/>
+          <w:iCs/>
+        </w:rPr>
+        <w:t>iso</w:t>
+      </w:r>
+      <w:proofErr w:type="spellEnd"/>
+      <w:r>
+        <w:rPr>
+          <w:b/>
+          <w:bCs/>
+          <w:i/>
+          <w:iCs/>
+          <w:lang w:val="en-US"/>
+        </w:rPr>
+        <w:t>term</w:t>
+      </w:r>
+      <w:proofErr w:type="spellStart"/>
+      <w:r>
+        <w:rPr>
+          <w:b/>
+          <w:bCs/>
+          <w:i/>
+          <w:iCs/>
+        </w:rPr>
+        <w:t>ic</w:t>
+      </w:r>
+      <w:proofErr w:type="spellEnd"/>
+    </w:p>
+    <w:p>
+      <w:pPr>
+        <w:ind w:firstLine="708"/>
+      </w:pPr>
+      <w:r>
+        <w:t xml:space="preserve">Команда </w:t>
+      </w:r>
+      <w:proofErr w:type="spellStart"/>
+      <w:r>
+        <w:rPr>
+          <w:i/>
+          <w:iCs/>
+        </w:rPr>
+        <w:t>isotermic</w:t>
+      </w:r>
+      <w:proofErr w:type="spellEnd"/>
+      <w:r>
+        <w:t xml:space="preserve"> </w:t>
+      </w:r>
+      <w:r>
+        <w:t>створю</w:t>
+      </w:r>
+      <w:r>
+        <w:t>є ізо</w:t>
+      </w:r>
+      <w:r>
+        <w:t>термі</w:t>
+      </w:r>
+      <w:r>
+        <w:t>чний процес.</w:t>
+      </w:r>
+      <w:r>
+        <w:t xml:space="preserve"> Головним параметром команди є маса вантажу на поршні </w:t>
+      </w:r>
+      <w:r>
+        <w:rPr>
+          <w:lang w:val="en-US"/>
+        </w:rPr>
+        <w:t>(</w:t>
+      </w:r>
+      <w:r>
+        <w:t>як в команді</w:t>
+      </w:r>
+      <w:r>
+        <w:rPr>
+          <w:lang w:val="en-US"/>
+        </w:rPr>
+        <w:t xml:space="preserve"> adiabatic). </w:t>
+      </w:r>
+      <w:r>
+        <w:t xml:space="preserve">Для підтримки сталої температури газу використовується нагрівач </w:t>
+      </w:r>
+      <w:r>
+        <w:rPr>
+          <w:lang w:val="en-US"/>
+        </w:rPr>
+        <w:t>(</w:t>
+      </w:r>
+      <w:r>
+        <w:t>як в команді</w:t>
+      </w:r>
+      <w:r>
+        <w:rPr>
+          <w:lang w:val="en-US"/>
+        </w:rPr>
+        <w:t xml:space="preserve"> </w:t>
+      </w:r>
+      <w:proofErr w:type="spellStart"/>
+      <w:r>
+        <w:rPr>
+          <w:i/>
+          <w:iCs/>
+        </w:rPr>
+        <w:t>iso</w:t>
+      </w:r>
+      <w:proofErr w:type="spellEnd"/>
+      <w:r>
+        <w:rPr>
+          <w:i/>
+          <w:iCs/>
+          <w:lang w:val="en-US"/>
+        </w:rPr>
+        <w:t>term</w:t>
+      </w:r>
+      <w:proofErr w:type="spellStart"/>
+      <w:r>
+        <w:rPr>
+          <w:i/>
+          <w:iCs/>
+        </w:rPr>
+        <w:t>ic</w:t>
+      </w:r>
+      <w:proofErr w:type="spellEnd"/>
+      <w:r>
+        <w:rPr>
+          <w:lang w:val="en-US"/>
+        </w:rPr>
+        <w:t>)</w:t>
+      </w:r>
+      <w:r>
+        <w:t>.</w:t>
+      </w:r>
+    </w:p>
+    <w:p>
+      <w:pPr>
+        <w:ind w:firstLine="708"/>
+      </w:pPr>
+      <w:r>
+        <w:t xml:space="preserve">Параметри команди: </w:t>
+      </w:r>
+      <w:r>
+        <w:rPr>
+          <w:i/>
+          <w:iCs/>
+        </w:rPr>
+        <w:t>m</w:t>
+      </w:r>
+      <w:r>
+        <w:t xml:space="preserve"> – кінцева маса вантажу на поршні,  </w:t>
+      </w:r>
+      <w:proofErr w:type="spellStart"/>
+      <w:r>
+        <w:rPr>
+          <w:i/>
+          <w:iCs/>
+        </w:rPr>
+        <w:t>time</w:t>
+      </w:r>
+      <w:proofErr w:type="spellEnd"/>
+      <w:r>
+        <w:t xml:space="preserve"> – тривалість процесу в кроках.</w:t>
+      </w:r>
+    </w:p>
+    <w:p>
+      <w:pPr>
+        <w:ind w:firstLine="708"/>
+        <w:jc w:val="both"/>
+        <w:rPr>
+          <w:b/>
+          <w:bCs/>
+          <w:i/>
+          <w:iCs/>
+          <w:lang w:val="en-US"/>
+        </w:rPr>
+      </w:pPr>
+      <w:r>
+        <w:rPr>
+          <w:b/>
+          <w:bCs/>
+        </w:rPr>
+        <w:t xml:space="preserve">Команда </w:t>
+      </w:r>
+      <w:proofErr w:type="spellStart"/>
+      <w:r>
+        <w:rPr>
+          <w:b/>
+          <w:bCs/>
+          <w:i/>
+          <w:iCs/>
+        </w:rPr>
+        <w:t>iso</w:t>
+      </w:r>
+      <w:r>
+        <w:rPr>
+          <w:b/>
+          <w:bCs/>
+          <w:i/>
+          <w:iCs/>
+          <w:lang w:val="en-US"/>
+        </w:rPr>
+        <w:t>hor</w:t>
+      </w:r>
+      <w:r>
+        <w:rPr>
+          <w:b/>
+          <w:bCs/>
+          <w:i/>
+          <w:iCs/>
+        </w:rPr>
+        <w:t>ic</w:t>
+      </w:r>
+      <w:proofErr w:type="spellEnd"/>
+    </w:p>
+    <w:p>
+      <w:pPr>
+        <w:jc w:val="both"/>
+      </w:pPr>
+      <w:r>
+        <w:tab/>
+      </w:r>
+      <w:r>
+        <w:t xml:space="preserve">Команда </w:t>
+      </w:r>
+      <w:proofErr w:type="spellStart"/>
+      <w:r>
+        <w:rPr>
+          <w:i/>
+          <w:iCs/>
+        </w:rPr>
+        <w:t>iso</w:t>
+      </w:r>
+      <w:r>
+        <w:rPr>
+          <w:i/>
+          <w:iCs/>
+          <w:lang w:val="en-US"/>
+        </w:rPr>
+        <w:t>hor</w:t>
+      </w:r>
+      <w:r>
+        <w:rPr>
+          <w:i/>
+          <w:iCs/>
+        </w:rPr>
+        <w:t>ic</w:t>
+      </w:r>
+      <w:proofErr w:type="spellEnd"/>
+      <w:r>
+        <w:t xml:space="preserve"> </w:t>
+      </w:r>
+      <w:r>
+        <w:t>створю</w:t>
+      </w:r>
+      <w:r>
+        <w:t>є ізо</w:t>
+      </w:r>
+      <w:r>
+        <w:t>хори</w:t>
+      </w:r>
+      <w:r>
+        <w:t>чний процес</w:t>
+      </w:r>
+      <w:r>
+        <w:t xml:space="preserve">, який відбувається завдяки синхронній  зміні тиску і температури </w:t>
+      </w:r>
+      <w:proofErr w:type="spellStart"/>
+      <w:r>
+        <w:t>газа</w:t>
+      </w:r>
+      <w:proofErr w:type="spellEnd"/>
+      <w:r>
+        <w:t>. Процес продовжується, доки маса вантажу, яка визначає тиск не досягне значення, вказаного в параметрі.</w:t>
+      </w:r>
+    </w:p>
+    <w:p>
+      <w:pPr>
+        <w:ind w:firstLine="708"/>
+      </w:pPr>
+      <w:r>
+        <w:t xml:space="preserve">Параметри команди: </w:t>
+      </w:r>
+      <w:r>
+        <w:rPr>
+          <w:i/>
+          <w:iCs/>
+        </w:rPr>
+        <w:t>m</w:t>
+      </w:r>
+      <w:r>
+        <w:t xml:space="preserve"> – кінцева маса вантажу на поршні,  </w:t>
+      </w:r>
+      <w:proofErr w:type="spellStart"/>
+      <w:r>
+        <w:rPr>
+          <w:i/>
+          <w:iCs/>
+        </w:rPr>
+        <w:t>time</w:t>
+      </w:r>
+      <w:proofErr w:type="spellEnd"/>
+      <w:r>
+        <w:t xml:space="preserve"> – тривалість процесу в кроках.</w:t>
+      </w:r>
+    </w:p>
+    <w:p>
+      <w:pPr>
+        <w:ind w:firstLine="708"/>
+        <w:rPr>
+          <w:lang w:val="en-US"/>
+        </w:rPr>
+      </w:pPr>
+      <w:r>
+        <w:lastRenderedPageBreak/>
+        <w:t>Низка команд стосується нерівноважних процесів, з яких можна складати двигунів, турбін і холодильників.</w:t>
+      </w:r>
+      <w:r>
+        <w:rPr>
+          <w:lang w:val="en-US"/>
+        </w:rPr>
+        <w:t xml:space="preserve">  </w:t>
+      </w:r>
+    </w:p>
+    <w:p>
+      <w:pPr>
+        <w:ind w:firstLine="708"/>
+        <w:rPr>
+          <w:lang w:val="en-US"/>
+        </w:rPr>
+      </w:pPr>
+    </w:p>
+    <w:p>
+      <w:pPr>
+        <w:ind w:firstLine="708"/>
+      </w:pPr>
+      <w:r>
+        <w:t>Команда</w:t>
+      </w:r>
+      <w:r>
+        <w:rPr>
+          <w:b/>
+          <w:bCs/>
+          <w:lang w:val="en-US"/>
+        </w:rPr>
+        <w:t xml:space="preserve"> intake</w:t>
+      </w:r>
+      <w:r>
+        <w:rPr>
+          <w:lang w:val="en-US"/>
+        </w:rPr>
+        <w:t xml:space="preserve"> </w:t>
+      </w:r>
+      <w:r>
+        <w:t xml:space="preserve">виконує впуск газу в простір під поршнем. </w:t>
+      </w:r>
+    </w:p>
+    <w:p>
+      <w:pPr>
+        <w:ind w:firstLine="708"/>
+      </w:pPr>
+      <w:r>
+        <w:t>Параметри команди:</w:t>
+      </w:r>
+      <w:r>
+        <w:t xml:space="preserve"> </w:t>
+      </w:r>
+      <w:r>
+        <w:t>v – кінцевий об’єм</w:t>
+      </w:r>
+      <w:r>
+        <w:rPr>
+          <w:lang w:val="en-US"/>
+        </w:rPr>
+        <w:t xml:space="preserve">, </w:t>
+      </w:r>
+      <w:r>
+        <w:t xml:space="preserve"> n – </w:t>
+      </w:r>
+      <w:r>
+        <w:t xml:space="preserve">загальна </w:t>
+      </w:r>
+      <w:r>
+        <w:t>кількість часток</w:t>
+      </w:r>
+    </w:p>
+    <w:p>
+      <w:pPr>
+        <w:ind w:firstLine="708"/>
+      </w:pPr>
+    </w:p>
+    <w:p>
+      <w:pPr>
+        <w:ind w:firstLine="708"/>
+      </w:pPr>
+    </w:p>
+    <w:p>
+      <w:pPr>
+        <w:ind w:firstLine="708"/>
+        <w:rPr>
+          <w:lang w:val="en-US"/>
+        </w:rPr>
+      </w:pPr>
+      <w:r>
+        <w:t>Команда</w:t>
+      </w:r>
+      <w:r>
+        <w:t xml:space="preserve"> </w:t>
+      </w:r>
+      <w:proofErr w:type="spellStart"/>
+      <w:r>
+        <w:t>compression</w:t>
+      </w:r>
+      <w:proofErr w:type="spellEnd"/>
+    </w:p>
+    <w:p>
+      <w:pPr>
+        <w:ind w:firstLine="708"/>
+        <w:rPr>
+          <w:lang w:val="en-US"/>
+        </w:rPr>
+      </w:pPr>
+      <w:r>
+        <w:t xml:space="preserve">Команда </w:t>
+      </w:r>
+      <w:r>
+        <w:rPr>
+          <w:lang w:val="en-US"/>
+        </w:rPr>
+        <w:t>ignition</w:t>
+      </w:r>
+    </w:p>
+    <w:p>
+      <w:pPr>
+        <w:ind w:firstLine="708"/>
+        <w:rPr>
+          <w:lang w:val="en-US"/>
+        </w:rPr>
+      </w:pPr>
+      <w:r>
+        <w:t>Команда</w:t>
+      </w:r>
+      <w:r>
+        <w:t xml:space="preserve"> </w:t>
+      </w:r>
+      <w:proofErr w:type="spellStart"/>
+      <w:r>
+        <w:t>expansion</w:t>
+      </w:r>
+      <w:proofErr w:type="spellEnd"/>
+    </w:p>
+    <w:p>
+      <w:pPr>
+        <w:ind w:firstLine="708"/>
+        <w:rPr>
+          <w:lang w:val="en-US"/>
+        </w:rPr>
+      </w:pPr>
+      <w:r>
+        <w:t>Команда</w:t>
+      </w:r>
+      <w:r>
+        <w:t xml:space="preserve"> </w:t>
+      </w:r>
+      <w:proofErr w:type="spellStart"/>
+      <w:r>
+        <w:t>exhaust</w:t>
+      </w:r>
+      <w:proofErr w:type="spellEnd"/>
+    </w:p>
+    <w:p>
+      <w:pPr>
+        <w:ind w:firstLine="708"/>
+      </w:pPr>
+    </w:p>
+    <w:p>
+      <w:pPr>
+        <w:ind w:firstLine="708"/>
+      </w:pPr>
+    </w:p>
+    <w:p>
+      <w:pPr>
+        <w:ind w:firstLine="708"/>
+      </w:pPr>
+    </w:p>
+    <w:p>
+      <w:pPr>
+        <w:ind w:firstLine="708"/>
+      </w:pPr>
+    </w:p>
+    <w:p>
+      <w:pPr>
+        <w:ind w:firstLine="708"/>
+      </w:pPr>
+    </w:p>
+    <w:p>
+      <w:pPr>
+        <w:ind w:firstLine="708"/>
+      </w:pPr>
+    </w:p>
+    <w:p>
+      <w:pPr>
+        <w:ind w:firstLine="708"/>
       </w:pPr>
       <w:r>
         <w:t xml:space="preserve">Вигляд і дія інших команд, що створюють процеси, подібні до </w:t>
@@ -6808,23 +7363,7 @@
       <w:pPr>
         <w:ind w:firstLine="708"/>
       </w:pPr>
-    </w:p>
-    <w:p>
-      <w:pPr>
-        <w:ind w:firstLine="0"/>
-      </w:pPr>
-    </w:p>
-    <w:p>
-      <w:pPr>
-        <w:ind w:firstLine="708"/>
-      </w:pPr>
-    </w:p>
-    <w:p>
-      <w:pPr>
-        <w:ind w:firstLine="708"/>
-      </w:pPr>
-      <w:r>
-        <w:lastRenderedPageBreak/>
+      <w:r>
         <w:t>Таблиця 1. Опис команд інтерпретатора</w:t>
       </w:r>
     </w:p>
@@ -7276,14 +7815,9 @@
             <w:pPr>
               <w:ind w:firstLine="0"/>
             </w:pPr>
-            <w:proofErr w:type="spellStart"/>
             <w:r>
               <w:t>n</w:t>
             </w:r>
-            <w:r>
-              <w:t>k</w:t>
-            </w:r>
-            <w:proofErr w:type="spellEnd"/>
             <w:r>
               <w:t xml:space="preserve"> – кількість часток</w:t>
             </w:r>
@@ -7462,11 +7996,9 @@
             <w:pPr>
               <w:ind w:firstLine="0"/>
             </w:pPr>
-            <w:proofErr w:type="spellStart"/>
             <w:r>
-              <w:t>rate</w:t>
+              <w:t>r</w:t>
             </w:r>
-            <w:proofErr w:type="spellEnd"/>
             <w:r>
               <w:t xml:space="preserve"> – </w:t>
             </w:r>
@@ -7487,7 +8019,13 @@
               <w:t>t</w:t>
             </w:r>
             <w:r>
-              <w:t xml:space="preserve"> – бажана температура</w:t>
+              <w:t xml:space="preserve"> – </w:t>
+            </w:r>
+            <w:r>
+              <w:t>кінцева</w:t>
+            </w:r>
+            <w:r>
+              <w:t xml:space="preserve"> температура</w:t>
             </w:r>
           </w:p>
         </w:tc>
@@ -7861,6 +8399,7 @@
             </w:pPr>
             <w:proofErr w:type="spellStart"/>
             <w:r>
+              <w:lastRenderedPageBreak/>
               <w:t>isohoric</w:t>
             </w:r>
             <w:proofErr w:type="spellEnd"/>
@@ -8011,17 +8550,20 @@
               <w:right w:w="160" w:type="dxa"/>
             </w:tcMar>
             <w:vAlign w:val="center"/>
-            <w:hideMark/>
           </w:tcPr>
           <w:p>
             <w:pPr>
               <w:ind w:firstLine="0"/>
+              <w:rPr>
+                <w:lang w:val="en-US"/>
+              </w:rPr>
             </w:pPr>
-            <w:proofErr w:type="spellStart"/>
             <w:r>
-              <w:t>calm</w:t>
+              <w:rPr>
+                <w:lang w:val="en-US"/>
+              </w:rPr>
+              <w:t>report</w:t>
             </w:r>
-            <w:proofErr w:type="spellEnd"/>
           </w:p>
         </w:tc>
         <w:tc>
@@ -8035,23 +8577,11 @@
               <w:right w:w="160" w:type="dxa"/>
             </w:tcMar>
             <w:vAlign w:val="center"/>
-            <w:hideMark/>
           </w:tcPr>
           <w:p>
             <w:pPr>
               <w:ind w:firstLine="0"/>
             </w:pPr>
-            <w:proofErr w:type="spellStart"/>
-            <w:r>
-              <w:t>time</w:t>
-            </w:r>
-            <w:proofErr w:type="spellEnd"/>
-            <w:r>
-              <w:t>=400</w:t>
-            </w:r>
-            <w:r>
-              <w:t xml:space="preserve"> – тривалість</w:t>
-            </w:r>
           </w:p>
         </w:tc>
         <w:tc>
@@ -8065,18 +8595,11 @@
               <w:right w:w="160" w:type="dxa"/>
             </w:tcMar>
             <w:vAlign w:val="center"/>
-            <w:hideMark/>
           </w:tcPr>
           <w:p>
             <w:pPr>
               <w:ind w:firstLine="0"/>
             </w:pPr>
-            <w:r>
-              <w:t>З</w:t>
-            </w:r>
-            <w:r>
-              <w:t>аспокоєння коливань поршня</w:t>
-            </w:r>
           </w:p>
         </w:tc>
       </w:tr>

--- a/docs/Термодинамічні цикли.docx
+++ b/docs/Термодинамічні цикли.docx
@@ -7175,6 +7175,35 @@
       <w:r>
         <w:t xml:space="preserve">виконує впуск газу в простір під поршнем. </w:t>
       </w:r>
+      <w:r>
+        <w:t xml:space="preserve">На початку процесу газ додається порціями, по 200 частинок на кожному кроці. Далі газ </w:t>
+      </w:r>
+      <w:proofErr w:type="spellStart"/>
+      <w:r>
+        <w:t>адіабатично</w:t>
+      </w:r>
+      <w:proofErr w:type="spellEnd"/>
+      <w:r>
+        <w:t xml:space="preserve"> розширюється, поки об’єм газу не досягне рівня, зазначеного в параметрі команди.</w:t>
+      </w:r>
+      <w:r>
+        <w:t xml:space="preserve"> </w:t>
+      </w:r>
+      <w:r>
+        <w:t xml:space="preserve">Якщо </w:t>
+      </w:r>
+      <w:r>
+        <w:t>кількість часток</w:t>
+      </w:r>
+      <w:r>
+        <w:t xml:space="preserve"> недостатн</w:t>
+      </w:r>
+      <w:r>
+        <w:t>я</w:t>
+      </w:r>
+      <w:r>
+        <w:t>, процес не завершується.</w:t>
+      </w:r>
     </w:p>
     <w:p>
       <w:pPr>
@@ -7204,23 +7233,168 @@
       <w:r>
         <w:t>кількість часток</w:t>
       </w:r>
+      <w:r>
+        <w:t>.</w:t>
+      </w:r>
     </w:p>
     <w:p>
       <w:pPr>
         <w:ind w:firstLine="708"/>
       </w:pPr>
+      <w:r>
+        <w:t>Команда</w:t>
+      </w:r>
+      <w:r>
+        <w:t xml:space="preserve"> </w:t>
+      </w:r>
+      <w:r>
+        <w:rPr>
+          <w:b/>
+          <w:bCs/>
+          <w:lang w:val="en-US"/>
+        </w:rPr>
+        <w:t>compression</w:t>
+      </w:r>
+      <w:r>
+        <w:t xml:space="preserve"> стискає газ під поршнем. Перед першим кроком процесу на поршень ставиться вантаж.</w:t>
+      </w:r>
+      <w:r>
+        <w:t xml:space="preserve"> Процес полягає в тому, що</w:t>
+      </w:r>
+      <w:r>
+        <w:t xml:space="preserve"> </w:t>
+      </w:r>
+      <w:r>
+        <w:t xml:space="preserve">газ стискається вантажем, поки </w:t>
+      </w:r>
+      <w:r>
+        <w:t>об’єм газу не досягне рівня, зазначеного в параметрі команди.</w:t>
+      </w:r>
+      <w:r>
+        <w:t xml:space="preserve"> Якщо вантаж недостатній, процес не завершується.</w:t>
+      </w:r>
     </w:p>
     <w:p>
       <w:pPr>
         <w:ind w:firstLine="708"/>
       </w:pPr>
+      <w:r>
+        <w:t>Параметри команди:</w:t>
+      </w:r>
+      <w:r>
+        <w:t xml:space="preserve"> </w:t>
+      </w:r>
+      <w:r>
+        <w:rPr>
+          <w:lang w:val="en-US"/>
+        </w:rPr>
+        <w:t xml:space="preserve">m – </w:t>
+      </w:r>
+      <w:r>
+        <w:t>маса вантажу, встановленого на початку процесу</w:t>
+      </w:r>
+      <w:r>
+        <w:rPr>
+          <w:lang w:val="en-US"/>
+        </w:rPr>
+        <w:t>,</w:t>
+      </w:r>
+      <w:r>
+        <w:t xml:space="preserve"> </w:t>
+      </w:r>
+      <w:r>
+        <w:t>v – кінцевий об’єм</w:t>
+      </w:r>
+      <w:r>
+        <w:rPr>
+          <w:lang w:val="en-US"/>
+        </w:rPr>
+        <w:t xml:space="preserve"> </w:t>
+      </w:r>
+      <w:r>
+        <w:t>газу.</w:t>
+      </w:r>
     </w:p>
     <w:p>
       <w:pPr>
         <w:ind w:firstLine="708"/>
-        <w:rPr>
-          <w:lang w:val="en-US"/>
-        </w:rPr>
+      </w:pPr>
+      <w:r>
+        <w:t xml:space="preserve">Команда </w:t>
+      </w:r>
+      <w:r>
+        <w:rPr>
+          <w:b/>
+          <w:bCs/>
+          <w:lang w:val="en-US"/>
+        </w:rPr>
+        <w:t>ignition</w:t>
+      </w:r>
+      <w:r>
+        <w:t xml:space="preserve"> моделює запалення горючої суміші під поршнем. </w:t>
+      </w:r>
+      <w:r>
+        <w:t xml:space="preserve">Процес полягає в </w:t>
+      </w:r>
+      <w:proofErr w:type="spellStart"/>
+      <w:r>
+        <w:t>експоненційному</w:t>
+      </w:r>
+      <w:proofErr w:type="spellEnd"/>
+      <w:r>
+        <w:t xml:space="preserve"> збільшенні температури газу під поршнем.</w:t>
+      </w:r>
+      <w:r>
+        <w:t xml:space="preserve"> Процес завершиться, коли температура газу перевищить ту, що вказана в параметрі.</w:t>
+      </w:r>
+    </w:p>
+    <w:p>
+      <w:pPr>
+        <w:ind w:firstLine="708"/>
+      </w:pPr>
+      <w:r>
+        <w:t>Параметри команди:</w:t>
+      </w:r>
+      <w:r>
+        <w:t xml:space="preserve"> </w:t>
+      </w:r>
+      <w:r>
+        <w:rPr>
+          <w:lang w:val="en-US"/>
+        </w:rPr>
+        <w:t xml:space="preserve">t – </w:t>
+      </w:r>
+      <w:r>
+        <w:t xml:space="preserve">кінцева </w:t>
+      </w:r>
+      <w:r>
+        <w:t>температура газу</w:t>
+      </w:r>
+      <w:r>
+        <w:t xml:space="preserve">, </w:t>
+      </w:r>
+      <w:r>
+        <w:rPr>
+          <w:lang w:val="en-US"/>
+        </w:rPr>
+        <w:t xml:space="preserve">r – </w:t>
+      </w:r>
+      <w:r>
+        <w:t xml:space="preserve">показник експоненти (за замовчанням </w:t>
+      </w:r>
+      <w:r>
+        <w:rPr>
+          <w:lang w:val="en-US"/>
+        </w:rPr>
+        <w:t xml:space="preserve">r = </w:t>
+      </w:r>
+      <w:r>
+        <w:t>1.1)</w:t>
+      </w:r>
+    </w:p>
+    <w:p>
+      <w:pPr>
+        <w:ind w:firstLine="708"/>
       </w:pPr>
       <w:r>
         <w:t>Команда</w:t>
@@ -7228,71 +7402,188 @@
       <w:r>
         <w:t xml:space="preserve"> </w:t>
       </w:r>
+      <w:r>
+        <w:rPr>
+          <w:b/>
+          <w:bCs/>
+          <w:lang w:val="en-US"/>
+        </w:rPr>
+        <w:t>expansion</w:t>
+      </w:r>
+      <w:r>
+        <w:rPr>
+          <w:lang w:val="en-US"/>
+        </w:rPr>
+        <w:t xml:space="preserve"> </w:t>
+      </w:r>
+      <w:r>
+        <w:t xml:space="preserve">дозволяє нагрітому газу розширитися і виконати корисну роботу. Перед </w:t>
+      </w:r>
+      <w:r>
+        <w:t>першим кроком процесу на поршень ставиться вантаж</w:t>
+      </w:r>
+      <w:r>
+        <w:t>. Процес завершиться, кол</w:t>
+      </w:r>
+      <w:r>
+        <w:t xml:space="preserve">и газ досягне </w:t>
+      </w:r>
+      <w:r>
+        <w:t>об’єму</w:t>
+      </w:r>
+      <w:r>
+        <w:t>, зазначеного в параметрі команди.</w:t>
+      </w:r>
+    </w:p>
+    <w:p>
+      <w:pPr>
+        <w:ind w:firstLine="708"/>
+      </w:pPr>
+      <w:r>
+        <w:t>Параметри команди:</w:t>
+      </w:r>
+      <w:r>
+        <w:t xml:space="preserve"> </w:t>
+      </w:r>
+      <w:r>
+        <w:rPr>
+          <w:lang w:val="en-US"/>
+        </w:rPr>
+        <w:t xml:space="preserve">m – </w:t>
+      </w:r>
+      <w:r>
+        <w:t>маса вантажу, встановленого на початку процесу</w:t>
+      </w:r>
+      <w:r>
+        <w:rPr>
+          <w:lang w:val="en-US"/>
+        </w:rPr>
+        <w:t>,</w:t>
+      </w:r>
+      <w:r>
+        <w:t xml:space="preserve"> </w:t>
+      </w:r>
+      <w:r>
+        <w:t>v – кінцевий об’єм</w:t>
+      </w:r>
+      <w:r>
+        <w:rPr>
+          <w:lang w:val="en-US"/>
+        </w:rPr>
+        <w:t xml:space="preserve"> </w:t>
+      </w:r>
+      <w:r>
+        <w:t>газу.</w:t>
+      </w:r>
+    </w:p>
+    <w:p>
+      <w:pPr>
+        <w:ind w:firstLine="708"/>
+        <w:rPr>
+          <w:lang w:val="en-US"/>
+        </w:rPr>
+      </w:pPr>
+      <w:r>
+        <w:t>Команда</w:t>
+      </w:r>
+      <w:r>
+        <w:t xml:space="preserve"> </w:t>
+      </w:r>
       <w:proofErr w:type="spellStart"/>
       <w:r>
-        <w:t>compression</w:t>
+        <w:rPr>
+          <w:b/>
+          <w:bCs/>
+        </w:rPr>
+        <w:t>exhaust</w:t>
       </w:r>
       <w:proofErr w:type="spellEnd"/>
+      <w:r>
+        <w:t xml:space="preserve"> робить випуск газу з простору під поршнем. Нижня стінка сосуду відкривається</w:t>
+      </w:r>
+      <w:r>
+        <w:t xml:space="preserve">, </w:t>
+      </w:r>
+      <w:r>
+        <w:t xml:space="preserve">під дією </w:t>
+      </w:r>
+      <w:r>
+        <w:t xml:space="preserve">свого </w:t>
+      </w:r>
+      <w:r>
+        <w:t xml:space="preserve">вантажу поршень знижується і витискає газ назовні. </w:t>
+      </w:r>
+      <w:r>
+        <w:t>Процес завершується, коли поршень досягає свого найнижчого з усіх можливих положень.</w:t>
+      </w:r>
     </w:p>
     <w:p>
       <w:pPr>
         <w:ind w:firstLine="708"/>
-        <w:rPr>
-          <w:lang w:val="en-US"/>
-        </w:rPr>
-      </w:pPr>
-      <w:r>
-        <w:t xml:space="preserve">Команда </w:t>
-      </w:r>
-      <w:r>
-        <w:rPr>
-          <w:lang w:val="en-US"/>
-        </w:rPr>
-        <w:t>ignition</w:t>
+      </w:pPr>
+      <w:r>
+        <w:t>Параметр команди:</w:t>
+      </w:r>
+      <w:r>
+        <w:t xml:space="preserve"> </w:t>
+      </w:r>
+      <w:r>
+        <w:rPr>
+          <w:lang w:val="en-US"/>
+        </w:rPr>
+        <w:t xml:space="preserve">m – </w:t>
+      </w:r>
+      <w:r>
+        <w:t>маса вантажу</w:t>
+      </w:r>
+      <w:r>
+        <w:t>.</w:t>
       </w:r>
     </w:p>
     <w:p>
       <w:pPr>
         <w:ind w:firstLine="708"/>
-        <w:rPr>
-          <w:lang w:val="en-US"/>
-        </w:rPr>
-      </w:pPr>
-      <w:r>
-        <w:t>Команда</w:t>
-      </w:r>
-      <w:r>
-        <w:t xml:space="preserve"> </w:t>
-      </w:r>
+      </w:pPr>
+      <w:r>
+        <w:t>На завершення згадаємо команди, які можна назвати допоміжними.</w:t>
+      </w:r>
+    </w:p>
+    <w:p>
+      <w:pPr>
+        <w:ind w:firstLine="708"/>
+      </w:pPr>
       <w:proofErr w:type="spellStart"/>
       <w:r>
-        <w:t>expansion</w:t>
+        <w:t>scale</w:t>
       </w:r>
       <w:proofErr w:type="spellEnd"/>
+      <w:r>
+        <w:tab/>
+        <w:t>p=1, t=1, s=1, v=1, x=1</w:t>
+      </w:r>
+      <w:r>
+        <w:tab/>
+        <w:t>Масштабування діаграм</w:t>
+      </w:r>
     </w:p>
     <w:p>
       <w:pPr>
         <w:ind w:firstLine="708"/>
-        <w:rPr>
-          <w:lang w:val="en-US"/>
-        </w:rPr>
-      </w:pPr>
-      <w:r>
-        <w:t>Команда</w:t>
-      </w:r>
-      <w:r>
-        <w:t xml:space="preserve"> </w:t>
-      </w:r>
-      <w:proofErr w:type="spellStart"/>
-      <w:r>
-        <w:t>exhaust</w:t>
-      </w:r>
-      <w:proofErr w:type="spellEnd"/>
+      </w:pPr>
     </w:p>
     <w:p>
       <w:pPr>
         <w:ind w:firstLine="708"/>
-      </w:pPr>
+        <w:rPr>
+          <w:lang w:val="en-US"/>
+        </w:rPr>
+      </w:pPr>
+      <w:r>
+        <w:rPr>
+          <w:lang w:val="en-US"/>
+        </w:rPr>
+        <w:t>report</w:t>
+      </w:r>
     </w:p>
     <w:p>
       <w:pPr>
@@ -7302,7 +7593,16 @@
     <w:p>
       <w:pPr>
         <w:ind w:firstLine="708"/>
-      </w:pPr>
+        <w:rPr>
+          <w:lang w:val="en-US"/>
+        </w:rPr>
+      </w:pPr>
+      <w:r>
+        <w:rPr>
+          <w:lang w:val="en-US"/>
+        </w:rPr>
+        <w:t>run</w:t>
+      </w:r>
     </w:p>
     <w:p>
       <w:pPr>
@@ -7312,17 +7612,34 @@
     <w:p>
       <w:pPr>
         <w:ind w:firstLine="708"/>
-      </w:pPr>
+        <w:rPr>
+          <w:lang w:val="en-US"/>
+        </w:rPr>
+      </w:pPr>
+      <w:r>
+        <w:rPr>
+          <w:lang w:val="en-US"/>
+        </w:rPr>
+        <w:t>title</w:t>
+      </w:r>
     </w:p>
     <w:p>
       <w:pPr>
         <w:ind w:firstLine="708"/>
+        <w:rPr>
+          <w:lang w:val="en-US"/>
+        </w:rPr>
       </w:pPr>
     </w:p>
     <w:p>
       <w:pPr>
         <w:ind w:firstLine="708"/>
       </w:pPr>
+    </w:p>
+    <w:p>
+      <w:pPr>
+        <w:ind w:firstLine="708"/>
+      </w:pPr>
       <w:r>
         <w:t xml:space="preserve">Вигляд і дія інших команд, що створюють процеси, подібні до </w:t>
       </w:r>
@@ -7359,1336 +7676,6 @@
         <w:ind w:firstLine="708"/>
       </w:pPr>
     </w:p>
-    <w:p>
-      <w:pPr>
-        <w:ind w:firstLine="708"/>
-      </w:pPr>
-      <w:r>
-        <w:t>Таблиця 1. Опис команд інтерпретатора</w:t>
-      </w:r>
-    </w:p>
-    <w:p>
-      <w:pPr>
-        <w:ind w:firstLine="708"/>
-      </w:pPr>
-    </w:p>
-    <w:tbl>
-      <w:tblPr>
-        <w:tblW w:w="9626" w:type="dxa"/>
-        <w:tblBorders>
-          <w:top w:val="single" w:sz="4" w:space="0" w:color="auto"/>
-          <w:left w:val="single" w:sz="4" w:space="0" w:color="auto"/>
-          <w:bottom w:val="single" w:sz="4" w:space="0" w:color="auto"/>
-          <w:right w:val="single" w:sz="4" w:space="0" w:color="auto"/>
-          <w:insideH w:val="single" w:sz="4" w:space="0" w:color="auto"/>
-          <w:insideV w:val="single" w:sz="4" w:space="0" w:color="auto"/>
-        </w:tblBorders>
-        <w:shd w:val="clear" w:color="auto" w:fill="FFFFFF"/>
-        <w:tblLayout w:type="fixed"/>
-        <w:tblCellMar>
-          <w:top w:w="15" w:type="dxa"/>
-          <w:left w:w="15" w:type="dxa"/>
-          <w:bottom w:w="15" w:type="dxa"/>
-          <w:right w:w="15" w:type="dxa"/>
-        </w:tblCellMar>
-        <w:tblLook w:val="04A0" w:firstRow="1" w:lastRow="0" w:firstColumn="1" w:lastColumn="0" w:noHBand="0" w:noVBand="1"/>
-      </w:tblPr>
-      <w:tblGrid>
-        <w:gridCol w:w="1755"/>
-        <w:gridCol w:w="2640"/>
-        <w:gridCol w:w="5231"/>
-      </w:tblGrid>
-      <w:tr>
-        <w:trPr>
-          <w:trHeight w:val="490"/>
-          <w:tblHeader/>
-        </w:trPr>
-        <w:tc>
-          <w:tcPr>
-            <w:tcW w:w="1755" w:type="dxa"/>
-            <w:shd w:val="clear" w:color="auto" w:fill="FFFFFF"/>
-            <w:tcMar>
-              <w:top w:w="80" w:type="dxa"/>
-              <w:left w:w="160" w:type="dxa"/>
-              <w:bottom w:w="80" w:type="dxa"/>
-              <w:right w:w="160" w:type="dxa"/>
-            </w:tcMar>
-            <w:vAlign w:val="center"/>
-            <w:hideMark/>
-          </w:tcPr>
-          <w:p>
-            <w:pPr>
-              <w:ind w:firstLine="0"/>
-              <w:rPr>
-                <w:b/>
-                <w:bCs/>
-              </w:rPr>
-            </w:pPr>
-            <w:r>
-              <w:rPr>
-                <w:b/>
-                <w:bCs/>
-              </w:rPr>
-              <w:t>Назва</w:t>
-            </w:r>
-          </w:p>
-        </w:tc>
-        <w:tc>
-          <w:tcPr>
-            <w:tcW w:w="2640" w:type="dxa"/>
-            <w:shd w:val="clear" w:color="auto" w:fill="FFFFFF"/>
-            <w:tcMar>
-              <w:top w:w="80" w:type="dxa"/>
-              <w:left w:w="160" w:type="dxa"/>
-              <w:bottom w:w="80" w:type="dxa"/>
-              <w:right w:w="160" w:type="dxa"/>
-            </w:tcMar>
-            <w:vAlign w:val="center"/>
-            <w:hideMark/>
-          </w:tcPr>
-          <w:p>
-            <w:pPr>
-              <w:ind w:firstLine="0"/>
-              <w:rPr>
-                <w:b/>
-                <w:bCs/>
-              </w:rPr>
-            </w:pPr>
-            <w:r>
-              <w:rPr>
-                <w:b/>
-                <w:bCs/>
-              </w:rPr>
-              <w:t>Параметри</w:t>
-            </w:r>
-          </w:p>
-        </w:tc>
-        <w:tc>
-          <w:tcPr>
-            <w:tcW w:w="5231" w:type="dxa"/>
-            <w:shd w:val="clear" w:color="auto" w:fill="FFFFFF"/>
-            <w:tcMar>
-              <w:top w:w="80" w:type="dxa"/>
-              <w:left w:w="160" w:type="dxa"/>
-              <w:bottom w:w="80" w:type="dxa"/>
-              <w:right w:w="160" w:type="dxa"/>
-            </w:tcMar>
-            <w:vAlign w:val="center"/>
-            <w:hideMark/>
-          </w:tcPr>
-          <w:p>
-            <w:pPr>
-              <w:ind w:firstLine="0"/>
-              <w:rPr>
-                <w:b/>
-                <w:bCs/>
-              </w:rPr>
-            </w:pPr>
-            <w:r>
-              <w:rPr>
-                <w:b/>
-                <w:bCs/>
-              </w:rPr>
-              <w:t>Зміст</w:t>
-            </w:r>
-          </w:p>
-        </w:tc>
-      </w:tr>
-      <w:tr>
-        <w:trPr>
-          <w:trHeight w:val="490"/>
-        </w:trPr>
-        <w:tc>
-          <w:tcPr>
-            <w:tcW w:w="1755" w:type="dxa"/>
-            <w:shd w:val="clear" w:color="auto" w:fill="FFFFFF"/>
-            <w:tcMar>
-              <w:top w:w="80" w:type="dxa"/>
-              <w:left w:w="160" w:type="dxa"/>
-              <w:bottom w:w="80" w:type="dxa"/>
-              <w:right w:w="160" w:type="dxa"/>
-            </w:tcMar>
-            <w:vAlign w:val="center"/>
-            <w:hideMark/>
-          </w:tcPr>
-          <w:p>
-            <w:pPr>
-              <w:ind w:firstLine="0"/>
-            </w:pPr>
-            <w:proofErr w:type="spellStart"/>
-            <w:r>
-              <w:t>title</w:t>
-            </w:r>
-            <w:proofErr w:type="spellEnd"/>
-          </w:p>
-        </w:tc>
-        <w:tc>
-          <w:tcPr>
-            <w:tcW w:w="2640" w:type="dxa"/>
-            <w:shd w:val="clear" w:color="auto" w:fill="FFFFFF"/>
-            <w:tcMar>
-              <w:top w:w="80" w:type="dxa"/>
-              <w:left w:w="160" w:type="dxa"/>
-              <w:bottom w:w="80" w:type="dxa"/>
-              <w:right w:w="160" w:type="dxa"/>
-            </w:tcMar>
-            <w:vAlign w:val="center"/>
-            <w:hideMark/>
-          </w:tcPr>
-          <w:p>
-            <w:pPr>
-              <w:ind w:firstLine="0"/>
-            </w:pPr>
-            <w:r>
-              <w:t>рядок</w:t>
-            </w:r>
-          </w:p>
-        </w:tc>
-        <w:tc>
-          <w:tcPr>
-            <w:tcW w:w="5231" w:type="dxa"/>
-            <w:shd w:val="clear" w:color="auto" w:fill="FFFFFF"/>
-            <w:tcMar>
-              <w:top w:w="80" w:type="dxa"/>
-              <w:left w:w="160" w:type="dxa"/>
-              <w:bottom w:w="80" w:type="dxa"/>
-              <w:right w:w="160" w:type="dxa"/>
-            </w:tcMar>
-            <w:vAlign w:val="center"/>
-            <w:hideMark/>
-          </w:tcPr>
-          <w:p>
-            <w:pPr>
-              <w:ind w:firstLine="0"/>
-            </w:pPr>
-            <w:r>
-              <w:t>Р</w:t>
-            </w:r>
-            <w:r>
-              <w:t>ядок відображується в заголовку сторінки</w:t>
-            </w:r>
-          </w:p>
-        </w:tc>
-      </w:tr>
-      <w:tr>
-        <w:trPr>
-          <w:trHeight w:val="490"/>
-        </w:trPr>
-        <w:tc>
-          <w:tcPr>
-            <w:tcW w:w="1755" w:type="dxa"/>
-            <w:shd w:val="clear" w:color="auto" w:fill="FFFFFF"/>
-            <w:tcMar>
-              <w:top w:w="80" w:type="dxa"/>
-              <w:left w:w="160" w:type="dxa"/>
-              <w:bottom w:w="80" w:type="dxa"/>
-              <w:right w:w="160" w:type="dxa"/>
-            </w:tcMar>
-            <w:vAlign w:val="center"/>
-            <w:hideMark/>
-          </w:tcPr>
-          <w:p>
-            <w:pPr>
-              <w:ind w:firstLine="0"/>
-            </w:pPr>
-            <w:proofErr w:type="spellStart"/>
-            <w:r>
-              <w:t>plunger</w:t>
-            </w:r>
-            <w:proofErr w:type="spellEnd"/>
-          </w:p>
-        </w:tc>
-        <w:tc>
-          <w:tcPr>
-            <w:tcW w:w="2640" w:type="dxa"/>
-            <w:shd w:val="clear" w:color="auto" w:fill="FFFFFF"/>
-            <w:tcMar>
-              <w:top w:w="80" w:type="dxa"/>
-              <w:left w:w="160" w:type="dxa"/>
-              <w:bottom w:w="80" w:type="dxa"/>
-              <w:right w:w="160" w:type="dxa"/>
-            </w:tcMar>
-            <w:vAlign w:val="center"/>
-            <w:hideMark/>
-          </w:tcPr>
-          <w:p>
-            <w:pPr>
-              <w:ind w:firstLine="0"/>
-            </w:pPr>
-            <w:r>
-              <w:t>m=100</w:t>
-            </w:r>
-            <w:r>
-              <w:t xml:space="preserve"> – маса вантажу</w:t>
-            </w:r>
-            <w:r>
-              <w:t xml:space="preserve"> </w:t>
-            </w:r>
-          </w:p>
-          <w:p>
-            <w:pPr>
-              <w:ind w:firstLine="0"/>
-            </w:pPr>
-            <w:r>
-              <w:t>t=100</w:t>
-            </w:r>
-            <w:r>
-              <w:t xml:space="preserve"> - температура</w:t>
-            </w:r>
-          </w:p>
-          <w:p>
-            <w:pPr>
-              <w:ind w:firstLine="0"/>
-            </w:pPr>
-            <w:r>
-              <w:t>n=10000</w:t>
-            </w:r>
-            <w:r>
-              <w:t xml:space="preserve"> – кількість часток</w:t>
-            </w:r>
-          </w:p>
-        </w:tc>
-        <w:tc>
-          <w:tcPr>
-            <w:tcW w:w="5231" w:type="dxa"/>
-            <w:shd w:val="clear" w:color="auto" w:fill="FFFFFF"/>
-            <w:tcMar>
-              <w:top w:w="80" w:type="dxa"/>
-              <w:left w:w="160" w:type="dxa"/>
-              <w:bottom w:w="80" w:type="dxa"/>
-              <w:right w:w="160" w:type="dxa"/>
-            </w:tcMar>
-            <w:vAlign w:val="center"/>
-            <w:hideMark/>
-          </w:tcPr>
-          <w:p>
-            <w:pPr>
-              <w:ind w:firstLine="0"/>
-            </w:pPr>
-            <w:r>
-              <w:t>С</w:t>
-            </w:r>
-            <w:r>
-              <w:t xml:space="preserve">творюється </w:t>
-            </w:r>
-            <w:r>
-              <w:t>лабораторна установка</w:t>
-            </w:r>
-          </w:p>
-        </w:tc>
-      </w:tr>
-      <w:tr>
-        <w:trPr>
-          <w:trHeight w:val="490"/>
-        </w:trPr>
-        <w:tc>
-          <w:tcPr>
-            <w:tcW w:w="1755" w:type="dxa"/>
-            <w:shd w:val="clear" w:color="auto" w:fill="FFFFFF"/>
-            <w:tcMar>
-              <w:top w:w="80" w:type="dxa"/>
-              <w:left w:w="160" w:type="dxa"/>
-              <w:bottom w:w="80" w:type="dxa"/>
-              <w:right w:w="160" w:type="dxa"/>
-            </w:tcMar>
-            <w:vAlign w:val="center"/>
-            <w:hideMark/>
-          </w:tcPr>
-          <w:p>
-            <w:pPr>
-              <w:ind w:firstLine="0"/>
-            </w:pPr>
-            <w:proofErr w:type="spellStart"/>
-            <w:r>
-              <w:t>scale</w:t>
-            </w:r>
-            <w:proofErr w:type="spellEnd"/>
-          </w:p>
-        </w:tc>
-        <w:tc>
-          <w:tcPr>
-            <w:tcW w:w="2640" w:type="dxa"/>
-            <w:shd w:val="clear" w:color="auto" w:fill="FFFFFF"/>
-            <w:tcMar>
-              <w:top w:w="80" w:type="dxa"/>
-              <w:left w:w="160" w:type="dxa"/>
-              <w:bottom w:w="80" w:type="dxa"/>
-              <w:right w:w="160" w:type="dxa"/>
-            </w:tcMar>
-            <w:vAlign w:val="center"/>
-            <w:hideMark/>
-          </w:tcPr>
-          <w:p>
-            <w:pPr>
-              <w:ind w:firstLine="0"/>
-            </w:pPr>
-            <w:r>
-              <w:t>p=1, t=1, s=1, v=1, x=1</w:t>
-            </w:r>
-          </w:p>
-        </w:tc>
-        <w:tc>
-          <w:tcPr>
-            <w:tcW w:w="5231" w:type="dxa"/>
-            <w:shd w:val="clear" w:color="auto" w:fill="FFFFFF"/>
-            <w:tcMar>
-              <w:top w:w="80" w:type="dxa"/>
-              <w:left w:w="160" w:type="dxa"/>
-              <w:bottom w:w="80" w:type="dxa"/>
-              <w:right w:w="160" w:type="dxa"/>
-            </w:tcMar>
-            <w:vAlign w:val="center"/>
-            <w:hideMark/>
-          </w:tcPr>
-          <w:p>
-            <w:pPr>
-              <w:ind w:firstLine="0"/>
-            </w:pPr>
-            <w:r>
-              <w:t>М</w:t>
-            </w:r>
-            <w:r>
-              <w:t xml:space="preserve">асштабування </w:t>
-            </w:r>
-            <w:r>
-              <w:t>діаграм</w:t>
-            </w:r>
-          </w:p>
-        </w:tc>
-      </w:tr>
-      <w:tr>
-        <w:trPr>
-          <w:trHeight w:val="490"/>
-        </w:trPr>
-        <w:tc>
-          <w:tcPr>
-            <w:tcW w:w="1755" w:type="dxa"/>
-            <w:shd w:val="clear" w:color="auto" w:fill="FFFFFF"/>
-            <w:tcMar>
-              <w:top w:w="80" w:type="dxa"/>
-              <w:left w:w="160" w:type="dxa"/>
-              <w:bottom w:w="80" w:type="dxa"/>
-              <w:right w:w="160" w:type="dxa"/>
-            </w:tcMar>
-            <w:vAlign w:val="center"/>
-            <w:hideMark/>
-          </w:tcPr>
-          <w:p>
-            <w:pPr>
-              <w:ind w:firstLine="0"/>
-            </w:pPr>
-            <w:proofErr w:type="spellStart"/>
-            <w:r>
-              <w:t>intake</w:t>
-            </w:r>
-            <w:proofErr w:type="spellEnd"/>
-          </w:p>
-        </w:tc>
-        <w:tc>
-          <w:tcPr>
-            <w:tcW w:w="2640" w:type="dxa"/>
-            <w:shd w:val="clear" w:color="auto" w:fill="FFFFFF"/>
-            <w:tcMar>
-              <w:top w:w="80" w:type="dxa"/>
-              <w:left w:w="160" w:type="dxa"/>
-              <w:bottom w:w="80" w:type="dxa"/>
-              <w:right w:w="160" w:type="dxa"/>
-            </w:tcMar>
-            <w:vAlign w:val="center"/>
-            <w:hideMark/>
-          </w:tcPr>
-          <w:p>
-            <w:pPr>
-              <w:ind w:firstLine="0"/>
-            </w:pPr>
-            <w:r>
-              <w:t>v</w:t>
-            </w:r>
-            <w:r>
-              <w:t xml:space="preserve"> – кінцевий об’єм</w:t>
-            </w:r>
-            <w:r>
-              <w:t xml:space="preserve"> </w:t>
-            </w:r>
-          </w:p>
-          <w:p>
-            <w:pPr>
-              <w:ind w:firstLine="0"/>
-            </w:pPr>
-            <w:r>
-              <w:t>n</w:t>
-            </w:r>
-            <w:r>
-              <w:t xml:space="preserve"> – кількість часток</w:t>
-            </w:r>
-          </w:p>
-        </w:tc>
-        <w:tc>
-          <w:tcPr>
-            <w:tcW w:w="5231" w:type="dxa"/>
-            <w:shd w:val="clear" w:color="auto" w:fill="FFFFFF"/>
-            <w:tcMar>
-              <w:top w:w="80" w:type="dxa"/>
-              <w:left w:w="160" w:type="dxa"/>
-              <w:bottom w:w="80" w:type="dxa"/>
-              <w:right w:w="160" w:type="dxa"/>
-            </w:tcMar>
-            <w:vAlign w:val="center"/>
-            <w:hideMark/>
-          </w:tcPr>
-          <w:p>
-            <w:pPr>
-              <w:ind w:firstLine="0"/>
-            </w:pPr>
-            <w:r>
-              <w:t>В</w:t>
-            </w:r>
-            <w:r>
-              <w:t>пуск</w:t>
-            </w:r>
-            <w:r>
-              <w:t xml:space="preserve"> газу </w:t>
-            </w:r>
-            <w:r>
-              <w:t>в робочу зону</w:t>
-            </w:r>
-          </w:p>
-        </w:tc>
-      </w:tr>
-      <w:tr>
-        <w:trPr>
-          <w:trHeight w:val="490"/>
-        </w:trPr>
-        <w:tc>
-          <w:tcPr>
-            <w:tcW w:w="1755" w:type="dxa"/>
-            <w:shd w:val="clear" w:color="auto" w:fill="FFFFFF"/>
-            <w:tcMar>
-              <w:top w:w="80" w:type="dxa"/>
-              <w:left w:w="160" w:type="dxa"/>
-              <w:bottom w:w="80" w:type="dxa"/>
-              <w:right w:w="160" w:type="dxa"/>
-            </w:tcMar>
-            <w:vAlign w:val="center"/>
-            <w:hideMark/>
-          </w:tcPr>
-          <w:p>
-            <w:pPr>
-              <w:ind w:firstLine="0"/>
-            </w:pPr>
-            <w:proofErr w:type="spellStart"/>
-            <w:r>
-              <w:t>compression</w:t>
-            </w:r>
-            <w:proofErr w:type="spellEnd"/>
-          </w:p>
-        </w:tc>
-        <w:tc>
-          <w:tcPr>
-            <w:tcW w:w="2640" w:type="dxa"/>
-            <w:shd w:val="clear" w:color="auto" w:fill="FFFFFF"/>
-            <w:tcMar>
-              <w:top w:w="80" w:type="dxa"/>
-              <w:left w:w="160" w:type="dxa"/>
-              <w:bottom w:w="80" w:type="dxa"/>
-              <w:right w:w="160" w:type="dxa"/>
-            </w:tcMar>
-            <w:vAlign w:val="center"/>
-            <w:hideMark/>
-          </w:tcPr>
-          <w:p>
-            <w:pPr>
-              <w:ind w:firstLine="0"/>
-            </w:pPr>
-            <w:r>
-              <w:t>m</w:t>
-            </w:r>
-            <w:r>
-              <w:t xml:space="preserve"> – маса вантажу </w:t>
-            </w:r>
-            <w:r>
-              <w:t xml:space="preserve"> </w:t>
-            </w:r>
-          </w:p>
-          <w:p>
-            <w:pPr>
-              <w:ind w:firstLine="0"/>
-            </w:pPr>
-            <w:r>
-              <w:t xml:space="preserve">v – кінцевий об’єм </w:t>
-            </w:r>
-          </w:p>
-        </w:tc>
-        <w:tc>
-          <w:tcPr>
-            <w:tcW w:w="5231" w:type="dxa"/>
-            <w:shd w:val="clear" w:color="auto" w:fill="FFFFFF"/>
-            <w:tcMar>
-              <w:top w:w="80" w:type="dxa"/>
-              <w:left w:w="160" w:type="dxa"/>
-              <w:bottom w:w="80" w:type="dxa"/>
-              <w:right w:w="160" w:type="dxa"/>
-            </w:tcMar>
-            <w:vAlign w:val="center"/>
-            <w:hideMark/>
-          </w:tcPr>
-          <w:p>
-            <w:pPr>
-              <w:ind w:firstLine="0"/>
-            </w:pPr>
-            <w:r>
-              <w:t>С</w:t>
-            </w:r>
-            <w:r>
-              <w:t>тиск</w:t>
-            </w:r>
-            <w:r>
-              <w:t>ання</w:t>
-            </w:r>
-            <w:r>
-              <w:t xml:space="preserve"> газу</w:t>
-            </w:r>
-          </w:p>
-        </w:tc>
-      </w:tr>
-      <w:tr>
-        <w:trPr>
-          <w:trHeight w:val="490"/>
-        </w:trPr>
-        <w:tc>
-          <w:tcPr>
-            <w:tcW w:w="1755" w:type="dxa"/>
-            <w:shd w:val="clear" w:color="auto" w:fill="FFFFFF"/>
-            <w:tcMar>
-              <w:top w:w="80" w:type="dxa"/>
-              <w:left w:w="160" w:type="dxa"/>
-              <w:bottom w:w="80" w:type="dxa"/>
-              <w:right w:w="160" w:type="dxa"/>
-            </w:tcMar>
-            <w:vAlign w:val="center"/>
-            <w:hideMark/>
-          </w:tcPr>
-          <w:p>
-            <w:pPr>
-              <w:ind w:firstLine="0"/>
-            </w:pPr>
-            <w:proofErr w:type="spellStart"/>
-            <w:r>
-              <w:t>ignition</w:t>
-            </w:r>
-            <w:proofErr w:type="spellEnd"/>
-          </w:p>
-        </w:tc>
-        <w:tc>
-          <w:tcPr>
-            <w:tcW w:w="2640" w:type="dxa"/>
-            <w:shd w:val="clear" w:color="auto" w:fill="FFFFFF"/>
-            <w:tcMar>
-              <w:top w:w="80" w:type="dxa"/>
-              <w:left w:w="160" w:type="dxa"/>
-              <w:bottom w:w="80" w:type="dxa"/>
-              <w:right w:w="160" w:type="dxa"/>
-            </w:tcMar>
-            <w:vAlign w:val="center"/>
-            <w:hideMark/>
-          </w:tcPr>
-          <w:p>
-            <w:pPr>
-              <w:ind w:firstLine="0"/>
-            </w:pPr>
-            <w:r>
-              <w:t>r</w:t>
-            </w:r>
-            <w:r>
-              <w:t xml:space="preserve"> – </w:t>
-            </w:r>
-            <w:proofErr w:type="spellStart"/>
-            <w:r>
-              <w:t>рейт</w:t>
-            </w:r>
-            <w:proofErr w:type="spellEnd"/>
-            <w:r>
-              <w:t xml:space="preserve"> нагрівача</w:t>
-            </w:r>
-          </w:p>
-          <w:p>
-            <w:pPr>
-              <w:ind w:firstLine="0"/>
-            </w:pPr>
-            <w:r>
-              <w:t>t</w:t>
-            </w:r>
-            <w:r>
-              <w:t xml:space="preserve"> – </w:t>
-            </w:r>
-            <w:r>
-              <w:t>кінцева</w:t>
-            </w:r>
-            <w:r>
-              <w:t xml:space="preserve"> температура</w:t>
-            </w:r>
-          </w:p>
-        </w:tc>
-        <w:tc>
-          <w:tcPr>
-            <w:tcW w:w="5231" w:type="dxa"/>
-            <w:shd w:val="clear" w:color="auto" w:fill="FFFFFF"/>
-            <w:tcMar>
-              <w:top w:w="80" w:type="dxa"/>
-              <w:left w:w="160" w:type="dxa"/>
-              <w:bottom w:w="80" w:type="dxa"/>
-              <w:right w:w="160" w:type="dxa"/>
-            </w:tcMar>
-            <w:vAlign w:val="center"/>
-            <w:hideMark/>
-          </w:tcPr>
-          <w:p>
-            <w:pPr>
-              <w:ind w:firstLine="0"/>
-            </w:pPr>
-            <w:r>
-              <w:t>З</w:t>
-            </w:r>
-            <w:r>
-              <w:t>апалювання</w:t>
-            </w:r>
-          </w:p>
-        </w:tc>
-      </w:tr>
-      <w:tr>
-        <w:trPr>
-          <w:trHeight w:val="490"/>
-        </w:trPr>
-        <w:tc>
-          <w:tcPr>
-            <w:tcW w:w="1755" w:type="dxa"/>
-            <w:shd w:val="clear" w:color="auto" w:fill="FFFFFF"/>
-            <w:tcMar>
-              <w:top w:w="80" w:type="dxa"/>
-              <w:left w:w="160" w:type="dxa"/>
-              <w:bottom w:w="80" w:type="dxa"/>
-              <w:right w:w="160" w:type="dxa"/>
-            </w:tcMar>
-            <w:vAlign w:val="center"/>
-            <w:hideMark/>
-          </w:tcPr>
-          <w:p>
-            <w:pPr>
-              <w:ind w:firstLine="0"/>
-            </w:pPr>
-            <w:proofErr w:type="spellStart"/>
-            <w:r>
-              <w:t>expansion</w:t>
-            </w:r>
-            <w:proofErr w:type="spellEnd"/>
-          </w:p>
-        </w:tc>
-        <w:tc>
-          <w:tcPr>
-            <w:tcW w:w="2640" w:type="dxa"/>
-            <w:shd w:val="clear" w:color="auto" w:fill="FFFFFF"/>
-            <w:tcMar>
-              <w:top w:w="80" w:type="dxa"/>
-              <w:left w:w="160" w:type="dxa"/>
-              <w:bottom w:w="80" w:type="dxa"/>
-              <w:right w:w="160" w:type="dxa"/>
-            </w:tcMar>
-            <w:vAlign w:val="center"/>
-            <w:hideMark/>
-          </w:tcPr>
-          <w:p>
-            <w:pPr>
-              <w:ind w:firstLine="0"/>
-            </w:pPr>
-            <w:r>
-              <w:t xml:space="preserve">m – маса вантажу  </w:t>
-            </w:r>
-          </w:p>
-          <w:p>
-            <w:pPr>
-              <w:ind w:firstLine="0"/>
-            </w:pPr>
-            <w:r>
-              <w:t xml:space="preserve">v – кінцевий об’єм </w:t>
-            </w:r>
-          </w:p>
-        </w:tc>
-        <w:tc>
-          <w:tcPr>
-            <w:tcW w:w="5231" w:type="dxa"/>
-            <w:shd w:val="clear" w:color="auto" w:fill="FFFFFF"/>
-            <w:tcMar>
-              <w:top w:w="80" w:type="dxa"/>
-              <w:left w:w="160" w:type="dxa"/>
-              <w:bottom w:w="80" w:type="dxa"/>
-              <w:right w:w="160" w:type="dxa"/>
-            </w:tcMar>
-            <w:vAlign w:val="center"/>
-            <w:hideMark/>
-          </w:tcPr>
-          <w:p>
-            <w:pPr>
-              <w:ind w:firstLine="0"/>
-            </w:pPr>
-            <w:r>
-              <w:t>Р</w:t>
-            </w:r>
-            <w:r>
-              <w:t>озширення (робочий хід)</w:t>
-            </w:r>
-          </w:p>
-        </w:tc>
-      </w:tr>
-      <w:tr>
-        <w:trPr>
-          <w:trHeight w:val="490"/>
-        </w:trPr>
-        <w:tc>
-          <w:tcPr>
-            <w:tcW w:w="1755" w:type="dxa"/>
-            <w:shd w:val="clear" w:color="auto" w:fill="FFFFFF"/>
-            <w:tcMar>
-              <w:top w:w="80" w:type="dxa"/>
-              <w:left w:w="160" w:type="dxa"/>
-              <w:bottom w:w="80" w:type="dxa"/>
-              <w:right w:w="160" w:type="dxa"/>
-            </w:tcMar>
-            <w:vAlign w:val="center"/>
-            <w:hideMark/>
-          </w:tcPr>
-          <w:p>
-            <w:pPr>
-              <w:ind w:firstLine="0"/>
-            </w:pPr>
-            <w:proofErr w:type="spellStart"/>
-            <w:r>
-              <w:t>exhaust</w:t>
-            </w:r>
-            <w:proofErr w:type="spellEnd"/>
-          </w:p>
-        </w:tc>
-        <w:tc>
-          <w:tcPr>
-            <w:tcW w:w="2640" w:type="dxa"/>
-            <w:shd w:val="clear" w:color="auto" w:fill="FFFFFF"/>
-            <w:tcMar>
-              <w:top w:w="80" w:type="dxa"/>
-              <w:left w:w="160" w:type="dxa"/>
-              <w:bottom w:w="80" w:type="dxa"/>
-              <w:right w:w="160" w:type="dxa"/>
-            </w:tcMar>
-            <w:vAlign w:val="center"/>
-            <w:hideMark/>
-          </w:tcPr>
-          <w:p>
-            <w:pPr>
-              <w:ind w:firstLine="0"/>
-            </w:pPr>
-            <w:r>
-              <w:t xml:space="preserve">m – маса вантажу  </w:t>
-            </w:r>
-          </w:p>
-        </w:tc>
-        <w:tc>
-          <w:tcPr>
-            <w:tcW w:w="5231" w:type="dxa"/>
-            <w:shd w:val="clear" w:color="auto" w:fill="FFFFFF"/>
-            <w:tcMar>
-              <w:top w:w="80" w:type="dxa"/>
-              <w:left w:w="160" w:type="dxa"/>
-              <w:bottom w:w="80" w:type="dxa"/>
-              <w:right w:w="160" w:type="dxa"/>
-            </w:tcMar>
-            <w:vAlign w:val="center"/>
-            <w:hideMark/>
-          </w:tcPr>
-          <w:p>
-            <w:pPr>
-              <w:ind w:firstLine="0"/>
-            </w:pPr>
-            <w:r>
-              <w:t>В</w:t>
-            </w:r>
-            <w:r>
-              <w:t>и</w:t>
-            </w:r>
-            <w:r>
-              <w:t>даляння газу з робочої зони</w:t>
-            </w:r>
-          </w:p>
-        </w:tc>
-      </w:tr>
-      <w:tr>
-        <w:trPr>
-          <w:trHeight w:val="490"/>
-        </w:trPr>
-        <w:tc>
-          <w:tcPr>
-            <w:tcW w:w="1755" w:type="dxa"/>
-            <w:shd w:val="clear" w:color="auto" w:fill="FFFFFF"/>
-            <w:tcMar>
-              <w:top w:w="80" w:type="dxa"/>
-              <w:left w:w="160" w:type="dxa"/>
-              <w:bottom w:w="80" w:type="dxa"/>
-              <w:right w:w="160" w:type="dxa"/>
-            </w:tcMar>
-            <w:vAlign w:val="center"/>
-            <w:hideMark/>
-          </w:tcPr>
-          <w:p>
-            <w:pPr>
-              <w:ind w:firstLine="0"/>
-            </w:pPr>
-            <w:proofErr w:type="spellStart"/>
-            <w:r>
-              <w:t>isobaric</w:t>
-            </w:r>
-            <w:proofErr w:type="spellEnd"/>
-          </w:p>
-        </w:tc>
-        <w:tc>
-          <w:tcPr>
-            <w:tcW w:w="2640" w:type="dxa"/>
-            <w:shd w:val="clear" w:color="auto" w:fill="FFFFFF"/>
-            <w:tcMar>
-              <w:top w:w="80" w:type="dxa"/>
-              <w:left w:w="160" w:type="dxa"/>
-              <w:bottom w:w="80" w:type="dxa"/>
-              <w:right w:w="160" w:type="dxa"/>
-            </w:tcMar>
-            <w:vAlign w:val="center"/>
-            <w:hideMark/>
-          </w:tcPr>
-          <w:p>
-            <w:pPr>
-              <w:ind w:firstLine="0"/>
-            </w:pPr>
-            <w:r>
-              <w:t>v – кінцевий об’єм</w:t>
-            </w:r>
-          </w:p>
-        </w:tc>
-        <w:tc>
-          <w:tcPr>
-            <w:tcW w:w="5231" w:type="dxa"/>
-            <w:shd w:val="clear" w:color="auto" w:fill="FFFFFF"/>
-            <w:tcMar>
-              <w:top w:w="80" w:type="dxa"/>
-              <w:left w:w="160" w:type="dxa"/>
-              <w:bottom w:w="80" w:type="dxa"/>
-              <w:right w:w="160" w:type="dxa"/>
-            </w:tcMar>
-            <w:vAlign w:val="center"/>
-            <w:hideMark/>
-          </w:tcPr>
-          <w:p>
-            <w:pPr>
-              <w:ind w:firstLine="0"/>
-            </w:pPr>
-            <w:r>
-              <w:t>І</w:t>
-            </w:r>
-            <w:r>
-              <w:t>зобар</w:t>
-            </w:r>
-            <w:r>
-              <w:t>ичний процес (оборотний)</w:t>
-            </w:r>
-          </w:p>
-        </w:tc>
-      </w:tr>
-      <w:tr>
-        <w:trPr>
-          <w:trHeight w:val="490"/>
-        </w:trPr>
-        <w:tc>
-          <w:tcPr>
-            <w:tcW w:w="1755" w:type="dxa"/>
-            <w:shd w:val="clear" w:color="auto" w:fill="FFFFFF"/>
-            <w:tcMar>
-              <w:top w:w="80" w:type="dxa"/>
-              <w:left w:w="160" w:type="dxa"/>
-              <w:bottom w:w="80" w:type="dxa"/>
-              <w:right w:w="160" w:type="dxa"/>
-            </w:tcMar>
-            <w:vAlign w:val="center"/>
-            <w:hideMark/>
-          </w:tcPr>
-          <w:p>
-            <w:pPr>
-              <w:ind w:firstLine="0"/>
-            </w:pPr>
-            <w:proofErr w:type="spellStart"/>
-            <w:r>
-              <w:t>adiabatic</w:t>
-            </w:r>
-            <w:proofErr w:type="spellEnd"/>
-          </w:p>
-        </w:tc>
-        <w:tc>
-          <w:tcPr>
-            <w:tcW w:w="2640" w:type="dxa"/>
-            <w:shd w:val="clear" w:color="auto" w:fill="FFFFFF"/>
-            <w:tcMar>
-              <w:top w:w="80" w:type="dxa"/>
-              <w:left w:w="160" w:type="dxa"/>
-              <w:bottom w:w="80" w:type="dxa"/>
-              <w:right w:w="160" w:type="dxa"/>
-            </w:tcMar>
-            <w:vAlign w:val="center"/>
-            <w:hideMark/>
-          </w:tcPr>
-          <w:p>
-            <w:pPr>
-              <w:ind w:firstLine="0"/>
-            </w:pPr>
-            <w:r>
-              <w:t xml:space="preserve">m – маса вантажу  </w:t>
-            </w:r>
-          </w:p>
-        </w:tc>
-        <w:tc>
-          <w:tcPr>
-            <w:tcW w:w="5231" w:type="dxa"/>
-            <w:shd w:val="clear" w:color="auto" w:fill="FFFFFF"/>
-            <w:tcMar>
-              <w:top w:w="80" w:type="dxa"/>
-              <w:left w:w="160" w:type="dxa"/>
-              <w:bottom w:w="80" w:type="dxa"/>
-              <w:right w:w="160" w:type="dxa"/>
-            </w:tcMar>
-            <w:vAlign w:val="center"/>
-            <w:hideMark/>
-          </w:tcPr>
-          <w:p>
-            <w:pPr>
-              <w:ind w:firstLine="0"/>
-            </w:pPr>
-            <w:r>
-              <w:t>А</w:t>
-            </w:r>
-            <w:r>
-              <w:t>діабат</w:t>
-            </w:r>
-            <w:r>
-              <w:t>ичний процес (оборотний)</w:t>
-            </w:r>
-          </w:p>
-        </w:tc>
-      </w:tr>
-      <w:tr>
-        <w:trPr>
-          <w:trHeight w:val="490"/>
-        </w:trPr>
-        <w:tc>
-          <w:tcPr>
-            <w:tcW w:w="1755" w:type="dxa"/>
-            <w:shd w:val="clear" w:color="auto" w:fill="FFFFFF"/>
-            <w:tcMar>
-              <w:top w:w="80" w:type="dxa"/>
-              <w:left w:w="160" w:type="dxa"/>
-              <w:bottom w:w="80" w:type="dxa"/>
-              <w:right w:w="160" w:type="dxa"/>
-            </w:tcMar>
-            <w:vAlign w:val="center"/>
-            <w:hideMark/>
-          </w:tcPr>
-          <w:p>
-            <w:pPr>
-              <w:ind w:firstLine="0"/>
-            </w:pPr>
-            <w:proofErr w:type="spellStart"/>
-            <w:r>
-              <w:lastRenderedPageBreak/>
-              <w:t>isohoric</w:t>
-            </w:r>
-            <w:proofErr w:type="spellEnd"/>
-          </w:p>
-        </w:tc>
-        <w:tc>
-          <w:tcPr>
-            <w:tcW w:w="2640" w:type="dxa"/>
-            <w:shd w:val="clear" w:color="auto" w:fill="FFFFFF"/>
-            <w:tcMar>
-              <w:top w:w="80" w:type="dxa"/>
-              <w:left w:w="160" w:type="dxa"/>
-              <w:bottom w:w="80" w:type="dxa"/>
-              <w:right w:w="160" w:type="dxa"/>
-            </w:tcMar>
-            <w:vAlign w:val="center"/>
-            <w:hideMark/>
-          </w:tcPr>
-          <w:p>
-            <w:pPr>
-              <w:ind w:firstLine="0"/>
-            </w:pPr>
-            <w:r>
-              <w:t xml:space="preserve">m – маса вантажу  </w:t>
-            </w:r>
-          </w:p>
-        </w:tc>
-        <w:tc>
-          <w:tcPr>
-            <w:tcW w:w="5231" w:type="dxa"/>
-            <w:shd w:val="clear" w:color="auto" w:fill="FFFFFF"/>
-            <w:tcMar>
-              <w:top w:w="80" w:type="dxa"/>
-              <w:left w:w="160" w:type="dxa"/>
-              <w:bottom w:w="80" w:type="dxa"/>
-              <w:right w:w="160" w:type="dxa"/>
-            </w:tcMar>
-            <w:vAlign w:val="center"/>
-            <w:hideMark/>
-          </w:tcPr>
-          <w:p>
-            <w:pPr>
-              <w:ind w:firstLine="0"/>
-            </w:pPr>
-            <w:r>
-              <w:t>І</w:t>
-            </w:r>
-            <w:r>
-              <w:t>зохор</w:t>
-            </w:r>
-            <w:r>
-              <w:t>ичний процес (оборотний)</w:t>
-            </w:r>
-          </w:p>
-        </w:tc>
-      </w:tr>
-      <w:tr>
-        <w:trPr>
-          <w:trHeight w:val="490"/>
-        </w:trPr>
-        <w:tc>
-          <w:tcPr>
-            <w:tcW w:w="1755" w:type="dxa"/>
-            <w:shd w:val="clear" w:color="auto" w:fill="FFFFFF"/>
-            <w:tcMar>
-              <w:top w:w="80" w:type="dxa"/>
-              <w:left w:w="160" w:type="dxa"/>
-              <w:bottom w:w="80" w:type="dxa"/>
-              <w:right w:w="160" w:type="dxa"/>
-            </w:tcMar>
-            <w:vAlign w:val="center"/>
-            <w:hideMark/>
-          </w:tcPr>
-          <w:p>
-            <w:pPr>
-              <w:ind w:firstLine="0"/>
-            </w:pPr>
-            <w:proofErr w:type="spellStart"/>
-            <w:r>
-              <w:t>isothermic</w:t>
-            </w:r>
-            <w:proofErr w:type="spellEnd"/>
-          </w:p>
-        </w:tc>
-        <w:tc>
-          <w:tcPr>
-            <w:tcW w:w="2640" w:type="dxa"/>
-            <w:shd w:val="clear" w:color="auto" w:fill="FFFFFF"/>
-            <w:tcMar>
-              <w:top w:w="80" w:type="dxa"/>
-              <w:left w:w="160" w:type="dxa"/>
-              <w:bottom w:w="80" w:type="dxa"/>
-              <w:right w:w="160" w:type="dxa"/>
-            </w:tcMar>
-            <w:vAlign w:val="center"/>
-            <w:hideMark/>
-          </w:tcPr>
-          <w:p>
-            <w:pPr>
-              <w:ind w:firstLine="0"/>
-            </w:pPr>
-            <w:r>
-              <w:t xml:space="preserve">m – маса вантажу  </w:t>
-            </w:r>
-          </w:p>
-        </w:tc>
-        <w:tc>
-          <w:tcPr>
-            <w:tcW w:w="5231" w:type="dxa"/>
-            <w:shd w:val="clear" w:color="auto" w:fill="FFFFFF"/>
-            <w:tcMar>
-              <w:top w:w="80" w:type="dxa"/>
-              <w:left w:w="160" w:type="dxa"/>
-              <w:bottom w:w="80" w:type="dxa"/>
-              <w:right w:w="160" w:type="dxa"/>
-            </w:tcMar>
-            <w:vAlign w:val="center"/>
-            <w:hideMark/>
-          </w:tcPr>
-          <w:p>
-            <w:pPr>
-              <w:ind w:firstLine="0"/>
-            </w:pPr>
-            <w:r>
-              <w:t>І</w:t>
-            </w:r>
-            <w:r>
-              <w:t>зотерм</w:t>
-            </w:r>
-            <w:r>
-              <w:t>ічний процес (оборотний)</w:t>
-            </w:r>
-          </w:p>
-        </w:tc>
-      </w:tr>
-      <w:tr>
-        <w:trPr>
-          <w:trHeight w:val="490"/>
-        </w:trPr>
-        <w:tc>
-          <w:tcPr>
-            <w:tcW w:w="1755" w:type="dxa"/>
-            <w:shd w:val="clear" w:color="auto" w:fill="FFFFFF"/>
-            <w:tcMar>
-              <w:top w:w="80" w:type="dxa"/>
-              <w:left w:w="160" w:type="dxa"/>
-              <w:bottom w:w="80" w:type="dxa"/>
-              <w:right w:w="160" w:type="dxa"/>
-            </w:tcMar>
-            <w:vAlign w:val="center"/>
-          </w:tcPr>
-          <w:p>
-            <w:pPr>
-              <w:ind w:firstLine="0"/>
-              <w:rPr>
-                <w:lang w:val="en-US"/>
-              </w:rPr>
-            </w:pPr>
-            <w:r>
-              <w:rPr>
-                <w:lang w:val="en-US"/>
-              </w:rPr>
-              <w:t>report</w:t>
-            </w:r>
-          </w:p>
-        </w:tc>
-        <w:tc>
-          <w:tcPr>
-            <w:tcW w:w="2640" w:type="dxa"/>
-            <w:shd w:val="clear" w:color="auto" w:fill="FFFFFF"/>
-            <w:tcMar>
-              <w:top w:w="80" w:type="dxa"/>
-              <w:left w:w="160" w:type="dxa"/>
-              <w:bottom w:w="80" w:type="dxa"/>
-              <w:right w:w="160" w:type="dxa"/>
-            </w:tcMar>
-            <w:vAlign w:val="center"/>
-          </w:tcPr>
-          <w:p>
-            <w:pPr>
-              <w:ind w:firstLine="0"/>
-            </w:pPr>
-          </w:p>
-        </w:tc>
-        <w:tc>
-          <w:tcPr>
-            <w:tcW w:w="5231" w:type="dxa"/>
-            <w:shd w:val="clear" w:color="auto" w:fill="FFFFFF"/>
-            <w:tcMar>
-              <w:top w:w="80" w:type="dxa"/>
-              <w:left w:w="160" w:type="dxa"/>
-              <w:bottom w:w="80" w:type="dxa"/>
-              <w:right w:w="160" w:type="dxa"/>
-            </w:tcMar>
-            <w:vAlign w:val="center"/>
-          </w:tcPr>
-          <w:p>
-            <w:pPr>
-              <w:ind w:firstLine="0"/>
-            </w:pPr>
-          </w:p>
-        </w:tc>
-      </w:tr>
-      <w:tr>
-        <w:trPr>
-          <w:trHeight w:val="490"/>
-        </w:trPr>
-        <w:tc>
-          <w:tcPr>
-            <w:tcW w:w="1755" w:type="dxa"/>
-            <w:shd w:val="clear" w:color="auto" w:fill="FFFFFF"/>
-            <w:tcMar>
-              <w:top w:w="80" w:type="dxa"/>
-              <w:left w:w="160" w:type="dxa"/>
-              <w:bottom w:w="80" w:type="dxa"/>
-              <w:right w:w="160" w:type="dxa"/>
-            </w:tcMar>
-            <w:vAlign w:val="center"/>
-            <w:hideMark/>
-          </w:tcPr>
-          <w:p>
-            <w:pPr>
-              <w:ind w:firstLine="0"/>
-            </w:pPr>
-            <w:proofErr w:type="spellStart"/>
-            <w:r>
-              <w:t>run</w:t>
-            </w:r>
-            <w:proofErr w:type="spellEnd"/>
-          </w:p>
-        </w:tc>
-        <w:tc>
-          <w:tcPr>
-            <w:tcW w:w="2640" w:type="dxa"/>
-            <w:shd w:val="clear" w:color="auto" w:fill="FFFFFF"/>
-            <w:tcMar>
-              <w:top w:w="80" w:type="dxa"/>
-              <w:left w:w="160" w:type="dxa"/>
-              <w:bottom w:w="80" w:type="dxa"/>
-              <w:right w:w="160" w:type="dxa"/>
-            </w:tcMar>
-            <w:vAlign w:val="center"/>
-            <w:hideMark/>
-          </w:tcPr>
-          <w:p>
-            <w:pPr>
-              <w:ind w:firstLine="0"/>
-            </w:pPr>
-            <w:proofErr w:type="spellStart"/>
-            <w:r>
-              <w:t>time</w:t>
-            </w:r>
-            <w:proofErr w:type="spellEnd"/>
-            <w:r>
-              <w:t>=1e6</w:t>
-            </w:r>
-            <w:r>
-              <w:t xml:space="preserve"> – тривалість</w:t>
-            </w:r>
-          </w:p>
-        </w:tc>
-        <w:tc>
-          <w:tcPr>
-            <w:tcW w:w="5231" w:type="dxa"/>
-            <w:shd w:val="clear" w:color="auto" w:fill="FFFFFF"/>
-            <w:tcMar>
-              <w:top w:w="80" w:type="dxa"/>
-              <w:left w:w="160" w:type="dxa"/>
-              <w:bottom w:w="80" w:type="dxa"/>
-              <w:right w:w="160" w:type="dxa"/>
-            </w:tcMar>
-            <w:vAlign w:val="center"/>
-            <w:hideMark/>
-          </w:tcPr>
-          <w:p>
-            <w:pPr>
-              <w:keepNext/>
-              <w:ind w:firstLine="0"/>
-            </w:pPr>
-            <w:r>
-              <w:t>П</w:t>
-            </w:r>
-            <w:r>
-              <w:t>росто робить кроки</w:t>
-            </w:r>
-          </w:p>
-        </w:tc>
-      </w:tr>
-    </w:tbl>
     <w:p>
       <w:pPr>
         <w:ind w:firstLine="708"/>

--- a/docs/Термодинамічні цикли.docx
+++ b/docs/Термодинамічні цикли.docx
@@ -7187,22 +7187,13 @@
         <w:t xml:space="preserve"> розширюється, поки об’єм газу не досягне рівня, зазначеного в параметрі команди.</w:t>
       </w:r>
       <w:r>
-        <w:t xml:space="preserve"> </w:t>
-      </w:r>
-      <w:r>
-        <w:t xml:space="preserve">Якщо </w:t>
+        <w:t xml:space="preserve"> Якщо </w:t>
       </w:r>
       <w:r>
         <w:t>кількість часток</w:t>
       </w:r>
       <w:r>
-        <w:t xml:space="preserve"> недостатн</w:t>
-      </w:r>
-      <w:r>
-        <w:t>я</w:t>
-      </w:r>
-      <w:r>
-        <w:t>, процес не завершується.</w:t>
+        <w:t xml:space="preserve"> недостатня, процес не завершується.</w:t>
       </w:r>
     </w:p>
     <w:p>
@@ -7265,13 +7256,7 @@
         <w:t xml:space="preserve"> </w:t>
       </w:r>
       <w:r>
-        <w:t xml:space="preserve">газ стискається вантажем, поки </w:t>
-      </w:r>
-      <w:r>
-        <w:t>об’єм газу не досягне рівня, зазначеного в параметрі команди.</w:t>
-      </w:r>
-      <w:r>
-        <w:t xml:space="preserve"> Якщо вантаж недостатній, процес не завершується.</w:t>
+        <w:t>газ стискається вантажем, поки об’єм газу не досягне рівня, зазначеного в параметрі команди. Якщо вантаж недостатній, процес не завершується.</w:t>
       </w:r>
     </w:p>
     <w:p>
@@ -7365,13 +7350,7 @@
         <w:t xml:space="preserve">t – </w:t>
       </w:r>
       <w:r>
-        <w:t xml:space="preserve">кінцева </w:t>
-      </w:r>
-      <w:r>
-        <w:t>температура газу</w:t>
-      </w:r>
-      <w:r>
-        <w:t xml:space="preserve">, </w:t>
+        <w:t xml:space="preserve">кінцева температура газу, </w:t>
       </w:r>
       <w:r>
         <w:rPr>
@@ -7417,22 +7396,7 @@
         <w:t xml:space="preserve"> </w:t>
       </w:r>
       <w:r>
-        <w:t xml:space="preserve">дозволяє нагрітому газу розширитися і виконати корисну роботу. Перед </w:t>
-      </w:r>
-      <w:r>
-        <w:t>першим кроком процесу на поршень ставиться вантаж</w:t>
-      </w:r>
-      <w:r>
-        <w:t>. Процес завершиться, кол</w:t>
-      </w:r>
-      <w:r>
-        <w:t xml:space="preserve">и газ досягне </w:t>
-      </w:r>
-      <w:r>
-        <w:t>об’єму</w:t>
-      </w:r>
-      <w:r>
-        <w:t>, зазначеного в параметрі команди.</w:t>
+        <w:t>дозволяє нагрітому газу розширитися і виконати корисну роботу. Перед першим кроком процесу на поршень ставиться вантаж. Процес завершиться, коли газ досягне об’єму, зазначеного в параметрі команди.</w:t>
       </w:r>
     </w:p>
     <w:p>
@@ -7534,10 +7498,7 @@
         <w:t xml:space="preserve">m – </w:t>
       </w:r>
       <w:r>
-        <w:t>маса вантажу</w:t>
-      </w:r>
-      <w:r>
-        <w:t>.</w:t>
+        <w:t>маса вантажу.</w:t>
       </w:r>
     </w:p>
     <w:p>
@@ -7552,152 +7513,508 @@
       <w:pPr>
         <w:ind w:firstLine="708"/>
       </w:pPr>
+      <w:r>
+        <w:t>Команда</w:t>
+      </w:r>
+      <w:r>
+        <w:t xml:space="preserve"> </w:t>
+      </w:r>
       <w:proofErr w:type="spellStart"/>
       <w:r>
-        <w:t>scale</w:t>
-      </w:r>
-      <w:proofErr w:type="spellEnd"/>
-      <w:r>
-        <w:tab/>
-        <w:t>p=1, t=1, s=1, v=1, x=1</w:t>
-      </w:r>
-      <w:r>
-        <w:tab/>
-        <w:t>Масштабування діаграм</w:t>
-      </w:r>
-    </w:p>
-    <w:p>
-      <w:pPr>
-        <w:ind w:firstLine="708"/>
-      </w:pPr>
-    </w:p>
-    <w:p>
-      <w:pPr>
-        <w:ind w:firstLine="708"/>
-        <w:rPr>
-          <w:lang w:val="en-US"/>
-        </w:rPr>
-      </w:pPr>
-      <w:r>
-        <w:rPr>
-          <w:lang w:val="en-US"/>
-        </w:rPr>
-        <w:t>report</w:t>
-      </w:r>
-    </w:p>
-    <w:p>
-      <w:pPr>
-        <w:ind w:firstLine="708"/>
-      </w:pPr>
-    </w:p>
-    <w:p>
-      <w:pPr>
-        <w:ind w:firstLine="708"/>
-        <w:rPr>
-          <w:lang w:val="en-US"/>
-        </w:rPr>
-      </w:pPr>
-      <w:r>
-        <w:rPr>
-          <w:lang w:val="en-US"/>
-        </w:rPr>
-        <w:t>run</w:t>
-      </w:r>
-    </w:p>
-    <w:p>
-      <w:pPr>
-        <w:ind w:firstLine="708"/>
-      </w:pPr>
-    </w:p>
-    <w:p>
-      <w:pPr>
-        <w:ind w:firstLine="708"/>
-        <w:rPr>
-          <w:lang w:val="en-US"/>
-        </w:rPr>
-      </w:pPr>
-      <w:r>
-        <w:rPr>
-          <w:lang w:val="en-US"/>
-        </w:rPr>
-        <w:t>title</w:t>
-      </w:r>
-    </w:p>
-    <w:p>
-      <w:pPr>
-        <w:ind w:firstLine="708"/>
-        <w:rPr>
-          <w:lang w:val="en-US"/>
-        </w:rPr>
-      </w:pPr>
-    </w:p>
-    <w:p>
-      <w:pPr>
-        <w:ind w:firstLine="708"/>
-      </w:pPr>
-    </w:p>
-    <w:p>
-      <w:pPr>
-        <w:ind w:firstLine="708"/>
-      </w:pPr>
-      <w:r>
-        <w:t xml:space="preserve">Вигляд і дія інших команд, що створюють процеси, подібні до </w:t>
-      </w:r>
-      <w:r>
-        <w:t xml:space="preserve">вже </w:t>
-      </w:r>
-      <w:r>
-        <w:t xml:space="preserve">описаних, тому </w:t>
-      </w:r>
-      <w:r>
-        <w:t xml:space="preserve">короткі </w:t>
-      </w:r>
-      <w:r>
-        <w:t xml:space="preserve">відомості про них </w:t>
-      </w:r>
-      <w:r>
-        <w:t>можна знайти</w:t>
-      </w:r>
-      <w:r>
-        <w:t xml:space="preserve"> в таблиц</w:t>
-      </w:r>
-      <w:r>
-        <w:t>і</w:t>
-      </w:r>
-      <w:r>
-        <w:t xml:space="preserve"> 1</w:t>
-      </w:r>
-      <w:r>
-        <w:t>.</w:t>
-      </w:r>
-    </w:p>
-    <w:p>
-      <w:pPr>
-        <w:ind w:firstLine="708"/>
-      </w:pPr>
-    </w:p>
-    <w:p>
-      <w:pPr>
-        <w:ind w:firstLine="708"/>
-      </w:pPr>
-    </w:p>
-    <w:p>
-      <w:pPr>
-        <w:ind w:firstLine="708"/>
-      </w:pPr>
-    </w:p>
-    <w:p>
-      <w:pPr>
-        <w:ind w:firstLine="708"/>
-      </w:pPr>
-    </w:p>
-    <w:p>
-      <w:pPr>
-        <w:ind w:firstLine="708"/>
         <w:rPr>
           <w:b/>
           <w:bCs/>
-          <w:lang w:val="en-US"/>
+        </w:rPr>
+        <w:t>scale</w:t>
+      </w:r>
+      <w:proofErr w:type="spellEnd"/>
+      <w:r>
+        <w:tab/>
+      </w:r>
+      <w:r>
+        <w:t>встановлює м</w:t>
+      </w:r>
+      <w:r>
+        <w:t>асштаб діаграм</w:t>
+      </w:r>
+      <w:r>
+        <w:rPr>
+          <w:lang w:val="en-US"/>
+        </w:rPr>
+        <w:t xml:space="preserve"> </w:t>
+      </w:r>
+      <w:r>
+        <w:t xml:space="preserve">і очищує журнал вимірів </w:t>
+      </w:r>
+    </w:p>
+    <w:p>
+      <w:pPr>
+        <w:ind w:firstLine="708"/>
+      </w:pPr>
+      <w:r>
+        <w:t>Параметри команди:</w:t>
+      </w:r>
+      <w:r>
+        <w:t xml:space="preserve"> </w:t>
+      </w:r>
+      <w:r>
+        <w:t>p=1</w:t>
+      </w:r>
+      <w:r>
+        <w:t xml:space="preserve"> – тиск</w:t>
+      </w:r>
+      <w:r>
+        <w:t>, t=1</w:t>
+      </w:r>
+      <w:r>
+        <w:t xml:space="preserve"> – температура</w:t>
+      </w:r>
+      <w:r>
+        <w:t>, s=1</w:t>
+      </w:r>
+      <w:r>
+        <w:t xml:space="preserve"> – ентропія</w:t>
+      </w:r>
+      <w:r>
+        <w:t>, v=1</w:t>
+      </w:r>
+      <w:r>
+        <w:t xml:space="preserve"> – об’єм для діаграм </w:t>
+      </w:r>
+      <w:r>
+        <w:rPr>
+          <w:lang w:val="en-US"/>
+        </w:rPr>
+        <w:t xml:space="preserve">PV </w:t>
+      </w:r>
+      <w:r>
+        <w:t xml:space="preserve">і </w:t>
+      </w:r>
+      <w:r>
+        <w:rPr>
+          <w:lang w:val="en-US"/>
+        </w:rPr>
+        <w:t>TV</w:t>
+      </w:r>
+      <w:r>
+        <w:t>, x=1</w:t>
+      </w:r>
+      <w:r>
+        <w:rPr>
+          <w:lang w:val="en-US"/>
+        </w:rPr>
+        <w:t xml:space="preserve"> – </w:t>
+      </w:r>
+      <w:r>
+        <w:t xml:space="preserve">об’єм для діаграми </w:t>
+      </w:r>
+      <w:r>
+        <w:rPr>
+          <w:lang w:val="en-US"/>
+        </w:rPr>
+        <w:t>SV.</w:t>
+      </w:r>
+      <w:r>
+        <w:t xml:space="preserve"> Разом з параметром показане </w:t>
+      </w:r>
+      <w:r>
+        <w:t xml:space="preserve">його </w:t>
+      </w:r>
+      <w:r>
+        <w:t>значення за замовчанням.</w:t>
+      </w:r>
+    </w:p>
+    <w:p>
+      <w:pPr>
+        <w:ind w:firstLine="708"/>
+        <w:rPr>
+          <w:i/>
+        </w:rPr>
+      </w:pPr>
+      <w:r>
+        <w:t>Команда</w:t>
+      </w:r>
+      <w:r>
+        <w:t xml:space="preserve"> </w:t>
+      </w:r>
+      <w:r>
+        <w:rPr>
+          <w:b/>
+          <w:bCs/>
+          <w:lang w:val="en-US"/>
+        </w:rPr>
+        <w:t>report</w:t>
+      </w:r>
+      <w:r>
+        <w:t xml:space="preserve"> показує коефіцієнт корисної дії (або </w:t>
+      </w:r>
+      <w:r>
+        <w:t>холодильний коефіцієнт</w:t>
+      </w:r>
+      <w:r>
+        <w:t>) для ква</w:t>
+      </w:r>
+      <w:r>
+        <w:t xml:space="preserve">зістаціонарних </w:t>
+      </w:r>
+      <w:r>
+        <w:t>циклів</w:t>
+      </w:r>
+      <w:r>
+        <w:t xml:space="preserve">. Коефіцієнти обчислюються двома способами: через пряме вимірювання теплообміну і </w:t>
+      </w:r>
+      <w:r>
+        <w:t>робот</w:t>
+      </w:r>
+      <w:r>
+        <w:t xml:space="preserve">и газу і через теоретичні формули, так як </w:t>
+      </w:r>
+      <m:oMath>
+        <m:r>
+          <m:rPr>
+            <m:sty m:val="p"/>
+          </m:rPr>
+          <w:rPr>
+            <w:rFonts w:ascii="Cambria Math" w:hAnsi="Cambria Math"/>
+          </w:rPr>
+          <m:t>η</m:t>
+        </m:r>
+        <m:r>
+          <w:rPr>
+            <w:rFonts w:ascii="Cambria Math" w:hAnsi="Cambria Math"/>
+            <w:lang w:val="en-US"/>
+          </w:rPr>
+          <m:t xml:space="preserve">= </m:t>
+        </m:r>
+        <m:f>
+          <m:fPr>
+            <m:type m:val="lin"/>
+            <m:ctrlPr>
+              <w:rPr>
+                <w:rFonts w:ascii="Cambria Math" w:hAnsi="Cambria Math"/>
+                <w:i/>
+                <w:lang w:val="en-US"/>
+              </w:rPr>
+            </m:ctrlPr>
+          </m:fPr>
+          <m:num>
+            <m:sSub>
+              <m:sSubPr>
+                <m:ctrlPr>
+                  <w:rPr>
+                    <w:rFonts w:ascii="Cambria Math" w:hAnsi="Cambria Math"/>
+                    <w:i/>
+                    <w:lang w:val="en-US"/>
+                  </w:rPr>
+                </m:ctrlPr>
+              </m:sSubPr>
+              <m:e>
+                <m:r>
+                  <w:rPr>
+                    <w:rFonts w:ascii="Cambria Math" w:hAnsi="Cambria Math"/>
+                    <w:lang w:val="en-US"/>
+                  </w:rPr>
+                  <m:t>(</m:t>
+                </m:r>
+                <m:r>
+                  <w:rPr>
+                    <w:rFonts w:ascii="Cambria Math" w:hAnsi="Cambria Math"/>
+                    <w:lang w:val="en-US"/>
+                  </w:rPr>
+                  <m:t>T</m:t>
+                </m:r>
+              </m:e>
+              <m:sub>
+                <m:r>
+                  <w:rPr>
+                    <w:rFonts w:ascii="Cambria Math" w:hAnsi="Cambria Math"/>
+                  </w:rPr>
+                  <m:t>н</m:t>
+                </m:r>
+              </m:sub>
+            </m:sSub>
+            <m:r>
+              <w:rPr>
+                <w:rFonts w:ascii="Cambria Math" w:hAnsi="Cambria Math"/>
+              </w:rPr>
+              <m:t xml:space="preserve">- </m:t>
+            </m:r>
+            <m:sSub>
+              <m:sSubPr>
+                <m:ctrlPr>
+                  <w:rPr>
+                    <w:rFonts w:ascii="Cambria Math" w:hAnsi="Cambria Math"/>
+                    <w:i/>
+                    <w:lang w:val="en-US"/>
+                  </w:rPr>
+                </m:ctrlPr>
+              </m:sSubPr>
+              <m:e>
+                <m:r>
+                  <w:rPr>
+                    <w:rFonts w:ascii="Cambria Math" w:hAnsi="Cambria Math"/>
+                    <w:lang w:val="en-US"/>
+                  </w:rPr>
+                  <m:t>T</m:t>
+                </m:r>
+              </m:e>
+              <m:sub>
+                <m:r>
+                  <w:rPr>
+                    <w:rFonts w:ascii="Cambria Math" w:hAnsi="Cambria Math"/>
+                  </w:rPr>
+                  <m:t>х</m:t>
+                </m:r>
+              </m:sub>
+            </m:sSub>
+            <m:r>
+              <w:rPr>
+                <w:rFonts w:ascii="Cambria Math" w:hAnsi="Cambria Math"/>
+                <w:lang w:val="en-US"/>
+              </w:rPr>
+              <m:t>)</m:t>
+            </m:r>
+          </m:num>
+          <m:den>
+            <m:sSub>
+              <m:sSubPr>
+                <m:ctrlPr>
+                  <w:rPr>
+                    <w:rFonts w:ascii="Cambria Math" w:hAnsi="Cambria Math"/>
+                    <w:i/>
+                    <w:lang w:val="en-US"/>
+                  </w:rPr>
+                </m:ctrlPr>
+              </m:sSubPr>
+              <m:e>
+                <m:r>
+                  <w:rPr>
+                    <w:rFonts w:ascii="Cambria Math" w:hAnsi="Cambria Math"/>
+                    <w:lang w:val="en-US"/>
+                  </w:rPr>
+                  <m:t>T</m:t>
+                </m:r>
+              </m:e>
+              <m:sub>
+                <m:r>
+                  <w:rPr>
+                    <w:rFonts w:ascii="Cambria Math" w:hAnsi="Cambria Math"/>
+                  </w:rPr>
+                  <m:t>н</m:t>
+                </m:r>
+              </m:sub>
+            </m:sSub>
+          </m:den>
+        </m:f>
+      </m:oMath>
+      <w:r>
+        <w:t xml:space="preserve"> для прямого циклу Карно.</w:t>
+      </w:r>
+    </w:p>
+    <w:p>
+      <w:pPr>
+        <w:ind w:firstLine="708"/>
+      </w:pPr>
+      <w:r>
+        <w:t>Параметр команди</w:t>
+      </w:r>
+      <w:r>
+        <w:t xml:space="preserve"> – ідентифікатор циклу. Можливі наступні значення параметра: </w:t>
+      </w:r>
+      <w:proofErr w:type="spellStart"/>
+      <w:r>
+        <w:rPr>
+          <w:lang w:val="en-US"/>
+        </w:rPr>
+        <w:t>carnot</w:t>
+      </w:r>
+      <w:proofErr w:type="spellEnd"/>
+      <w:r>
+        <w:rPr>
+          <w:lang w:val="en-US"/>
+        </w:rPr>
+        <w:t xml:space="preserve">, </w:t>
+      </w:r>
+      <w:proofErr w:type="spellStart"/>
+      <w:r>
+        <w:rPr>
+          <w:lang w:val="en-US"/>
+        </w:rPr>
+        <w:t>rcarnot</w:t>
+      </w:r>
+      <w:proofErr w:type="spellEnd"/>
+      <w:r>
+        <w:rPr>
+          <w:lang w:val="en-US"/>
+        </w:rPr>
+        <w:t xml:space="preserve">, otto, </w:t>
+      </w:r>
+      <w:proofErr w:type="spellStart"/>
+      <w:r>
+        <w:rPr>
+          <w:lang w:val="en-US"/>
+        </w:rPr>
+        <w:t>rotto</w:t>
+      </w:r>
+      <w:proofErr w:type="spellEnd"/>
+      <w:r>
+        <w:rPr>
+          <w:lang w:val="en-US"/>
+        </w:rPr>
+        <w:t xml:space="preserve">, </w:t>
+      </w:r>
+      <w:proofErr w:type="spellStart"/>
+      <w:r>
+        <w:rPr>
+          <w:lang w:val="en-US"/>
+        </w:rPr>
+        <w:t>brython</w:t>
+      </w:r>
+      <w:proofErr w:type="spellEnd"/>
+      <w:r>
+        <w:rPr>
+          <w:lang w:val="en-US"/>
+        </w:rPr>
+        <w:t xml:space="preserve">, </w:t>
+      </w:r>
+      <w:proofErr w:type="spellStart"/>
+      <w:r>
+        <w:rPr>
+          <w:lang w:val="en-US"/>
+        </w:rPr>
+        <w:t>r</w:t>
+      </w:r>
+      <w:r>
+        <w:rPr>
+          <w:lang w:val="en-US"/>
+        </w:rPr>
+        <w:t>brython</w:t>
+      </w:r>
+      <w:proofErr w:type="spellEnd"/>
+      <w:r>
+        <w:rPr>
+          <w:lang w:val="en-US"/>
+        </w:rPr>
+        <w:t>.</w:t>
+      </w:r>
+    </w:p>
+    <w:p>
+      <w:pPr>
+        <w:ind w:firstLine="708"/>
+      </w:pPr>
+      <w:r>
+        <w:t>Команда</w:t>
+      </w:r>
+      <w:r>
+        <w:t xml:space="preserve"> </w:t>
+      </w:r>
+      <w:r>
+        <w:rPr>
+          <w:b/>
+          <w:bCs/>
+          <w:lang w:val="en-US"/>
+        </w:rPr>
+        <w:t>run</w:t>
+      </w:r>
+      <w:r>
+        <w:rPr>
+          <w:lang w:val="en-US"/>
+        </w:rPr>
+        <w:t xml:space="preserve"> </w:t>
+      </w:r>
+      <w:r>
+        <w:t>створює тривіальний  процес, в якому нема ніякої дії, а є лише кроки. Команда дозволяє спостерігати подальшу еволюціє лабораторної установки після того як попередній процес вже завершився.</w:t>
+      </w:r>
+    </w:p>
+    <w:p>
+      <w:pPr>
+        <w:ind w:firstLine="708"/>
+      </w:pPr>
+      <w:r>
+        <w:t>Параметр команди</w:t>
+      </w:r>
+      <w:r>
+        <w:rPr>
+          <w:lang w:val="en-US"/>
+        </w:rPr>
+        <w:t>:</w:t>
+      </w:r>
+      <w:r>
+        <w:t xml:space="preserve"> </w:t>
+      </w:r>
+      <w:r>
+        <w:rPr>
+          <w:lang w:val="en-US"/>
+        </w:rPr>
+        <w:t>time</w:t>
+      </w:r>
+      <w:r>
+        <w:rPr>
+          <w:lang w:val="en-US"/>
+        </w:rPr>
+        <w:t xml:space="preserve">=1e6 </w:t>
+      </w:r>
+      <w:r>
+        <w:t>–</w:t>
+      </w:r>
+      <w:r>
+        <w:rPr>
+          <w:lang w:val="en-US"/>
+        </w:rPr>
+        <w:t xml:space="preserve"> </w:t>
+      </w:r>
+      <w:r>
+        <w:t>тривалість тривіального процесу.</w:t>
+      </w:r>
+    </w:p>
+    <w:p>
+      <w:pPr>
+        <w:ind w:firstLine="708"/>
+      </w:pPr>
+      <w:r>
+        <w:t>Команда</w:t>
+      </w:r>
+      <w:r>
+        <w:t xml:space="preserve"> </w:t>
+      </w:r>
+      <w:r>
+        <w:rPr>
+          <w:lang w:val="en-US"/>
+        </w:rPr>
+        <w:t>title</w:t>
+      </w:r>
+      <w:r>
+        <w:t xml:space="preserve"> – дає назву скрипту, яка відображується на екрані під час виконання скрипту.</w:t>
+      </w:r>
+    </w:p>
+    <w:p>
+      <w:pPr>
+        <w:ind w:firstLine="708"/>
+      </w:pPr>
+      <w:r>
+        <w:t>Парамет</w:t>
+      </w:r>
+      <w:r>
+        <w:t>ром</w:t>
+      </w:r>
+      <w:r>
+        <w:t xml:space="preserve"> команди</w:t>
+      </w:r>
+      <w:r>
+        <w:t xml:space="preserve"> є рядок – назва скрипту.</w:t>
+      </w:r>
+    </w:p>
+    <w:p>
+      <w:pPr>
+        <w:ind w:firstLine="708"/>
+      </w:pPr>
+    </w:p>
+    <w:p>
+      <w:pPr>
+        <w:ind w:firstLine="0"/>
+        <w:rPr>
+          <w:b/>
+          <w:bCs/>
         </w:rPr>
       </w:pPr>
     </w:p>

--- a/docs/Термодинамічні цикли.docx
+++ b/docs/Термодинамічні цикли.docx
@@ -7714,14 +7714,7 @@
                     <w:rFonts w:ascii="Cambria Math" w:hAnsi="Cambria Math"/>
                     <w:lang w:val="en-US"/>
                   </w:rPr>
-                  <m:t>(</m:t>
-                </m:r>
-                <m:r>
-                  <w:rPr>
-                    <w:rFonts w:ascii="Cambria Math" w:hAnsi="Cambria Math"/>
-                    <w:lang w:val="en-US"/>
-                  </w:rPr>
-                  <m:t>T</m:t>
+                  <m:t>(T</m:t>
                 </m:r>
               </m:e>
               <m:sub>
@@ -8024,53 +8017,1933 @@
         <w:rPr>
           <w:b/>
           <w:bCs/>
+          <w:lang w:val="en-US"/>
         </w:rPr>
       </w:pPr>
       <w:r>
         <w:rPr>
           <w:b/>
           <w:bCs/>
-          <w:highlight w:val="yellow"/>
-        </w:rPr>
-        <w:t>Тестування</w:t>
+        </w:rPr>
+        <w:t>Перевірка моделі</w:t>
       </w:r>
     </w:p>
     <w:p>
       <w:pPr>
         <w:ind w:firstLine="708"/>
       </w:pPr>
+      <w:r>
+        <w:t xml:space="preserve">Термодинамічні цикли мають певні інтегральні характеристики, такі як </w:t>
+      </w:r>
+      <w:r>
+        <w:t xml:space="preserve">коефіцієнт корисної дії або </w:t>
+      </w:r>
+      <w:r>
+        <w:t>холодильний коефіцієнт</w:t>
+      </w:r>
+      <w:r>
+        <w:rPr>
+          <w:lang w:val="en-US"/>
+        </w:rPr>
+        <w:t>.</w:t>
+      </w:r>
+      <w:r>
+        <w:t xml:space="preserve"> Для моделі </w:t>
+      </w:r>
+      <w:r>
+        <w:t xml:space="preserve">оборотного </w:t>
+      </w:r>
+      <w:r>
+        <w:t>терм</w:t>
+      </w:r>
+      <w:r>
+        <w:t>одинамічного</w:t>
+      </w:r>
+      <w:r>
+        <w:t xml:space="preserve"> циклу </w:t>
+      </w:r>
+      <w:proofErr w:type="spellStart"/>
+      <w:r>
+        <w:t>ккд</w:t>
+      </w:r>
+      <w:proofErr w:type="spellEnd"/>
+      <w:r>
+        <w:t xml:space="preserve"> можна вирахувати </w:t>
+      </w:r>
+      <w:r>
+        <w:t xml:space="preserve">двома способами: 1) </w:t>
+      </w:r>
+      <w:r>
+        <w:t>як відношення роботи, яку виконав газ</w:t>
+      </w:r>
+      <w:r>
+        <w:t>,</w:t>
+      </w:r>
+      <w:r>
+        <w:t xml:space="preserve"> до отриманого </w:t>
+      </w:r>
+      <w:r>
+        <w:t xml:space="preserve">газом </w:t>
+      </w:r>
+      <w:r>
+        <w:t>тепла</w:t>
+      </w:r>
+      <w:r>
+        <w:t xml:space="preserve"> або 2) за теоретичною формулою, яка для кожного циклю своя. </w:t>
+      </w:r>
+      <w:r>
+        <w:t xml:space="preserve">Перший спосіб передбачає складання значень роботи і тепла на кожному кроці модельного часу, тобто чисельне інтегрування. Другий спосіб також потребує вимірювань, але інших і в значно меншій кількості. </w:t>
+      </w:r>
+      <w:r>
+        <w:t xml:space="preserve">В ідеальній моделі обидва </w:t>
+      </w:r>
+      <w:r>
+        <w:t>способ</w:t>
+      </w:r>
+      <w:r>
+        <w:t>и</w:t>
+      </w:r>
+      <w:r>
+        <w:t xml:space="preserve"> мають </w:t>
+      </w:r>
+      <w:r>
+        <w:t>давати однаковий результат</w:t>
+      </w:r>
+      <w:r>
+        <w:t xml:space="preserve">, а різниця між ними </w:t>
+      </w:r>
+      <w:r>
+        <w:t>може слугувати</w:t>
+      </w:r>
+      <w:r>
+        <w:t xml:space="preserve"> мірою адекватності моделі.</w:t>
+      </w:r>
     </w:p>
     <w:p>
       <w:pPr>
         <w:ind w:firstLine="708"/>
       </w:pPr>
+      <w:r>
+        <w:lastRenderedPageBreak/>
+        <w:t xml:space="preserve">Для прямого циклу </w:t>
+      </w:r>
+      <w:r>
+        <w:t>будемо вимірювати</w:t>
+      </w:r>
+      <w:r>
+        <w:t xml:space="preserve"> </w:t>
+      </w:r>
+      <w:proofErr w:type="spellStart"/>
+      <w:r>
+        <w:t>ккд</w:t>
+      </w:r>
+      <w:proofErr w:type="spellEnd"/>
+      <w:r>
+        <w:t xml:space="preserve">, для зворотного циклу будемо вимірювати </w:t>
+      </w:r>
+      <w:r>
+        <w:t>холодильний коефіцієнт</w:t>
+      </w:r>
+      <w:r>
+        <w:t>.</w:t>
+      </w:r>
+      <w:r>
+        <w:t xml:space="preserve"> Для кожного циклу зробимо </w:t>
+      </w:r>
+      <w:r>
+        <w:t xml:space="preserve">100 спостережень і вирахуємо відносну різницю </w:t>
+      </w:r>
+      <m:oMath>
+        <m:sSub>
+          <m:sSubPr>
+            <m:ctrlPr>
+              <w:rPr>
+                <w:rFonts w:ascii="Cambria Math" w:hAnsi="Cambria Math"/>
+                <w:i/>
+              </w:rPr>
+            </m:ctrlPr>
+          </m:sSubPr>
+          <m:e>
+            <m:r>
+              <w:rPr>
+                <w:rFonts w:ascii="Cambria Math" w:hAnsi="Cambria Math"/>
+              </w:rPr>
+              <m:t>d</m:t>
+            </m:r>
+          </m:e>
+          <m:sub>
+            <m:r>
+              <w:rPr>
+                <w:rFonts w:ascii="Cambria Math" w:hAnsi="Cambria Math"/>
+                <w:lang w:val="en-US"/>
+              </w:rPr>
+              <m:t>i</m:t>
+            </m:r>
+          </m:sub>
+        </m:sSub>
+        <m:r>
+          <w:rPr>
+            <w:rFonts w:ascii="Cambria Math" w:hAnsi="Cambria Math"/>
+          </w:rPr>
+          <m:t>=</m:t>
+        </m:r>
+        <m:f>
+          <m:fPr>
+            <m:ctrlPr>
+              <w:rPr>
+                <w:rFonts w:ascii="Cambria Math" w:hAnsi="Cambria Math"/>
+                <w:i/>
+                <w:lang w:val="en-US"/>
+              </w:rPr>
+            </m:ctrlPr>
+          </m:fPr>
+          <m:num>
+            <m:d>
+              <m:dPr>
+                <m:begChr m:val="|"/>
+                <m:endChr m:val="|"/>
+                <m:ctrlPr>
+                  <w:rPr>
+                    <w:rFonts w:ascii="Cambria Math" w:hAnsi="Cambria Math"/>
+                    <w:i/>
+                    <w:lang w:val="en-US"/>
+                  </w:rPr>
+                </m:ctrlPr>
+              </m:dPr>
+              <m:e>
+                <m:sSub>
+                  <m:sSubPr>
+                    <m:ctrlPr>
+                      <w:rPr>
+                        <w:rFonts w:ascii="Cambria Math" w:hAnsi="Cambria Math"/>
+                        <w:i/>
+                        <w:lang w:val="en-US"/>
+                      </w:rPr>
+                    </m:ctrlPr>
+                  </m:sSubPr>
+                  <m:e>
+                    <m:r>
+                      <w:rPr>
+                        <w:rFonts w:ascii="Cambria Math" w:hAnsi="Cambria Math"/>
+                        <w:lang w:val="en-US"/>
+                      </w:rPr>
+                      <m:t>p</m:t>
+                    </m:r>
+                  </m:e>
+                  <m:sub>
+                    <m:r>
+                      <w:rPr>
+                        <w:rFonts w:ascii="Cambria Math" w:hAnsi="Cambria Math"/>
+                        <w:lang w:val="en-US"/>
+                      </w:rPr>
+                      <m:t>i</m:t>
+                    </m:r>
+                  </m:sub>
+                </m:sSub>
+                <m:r>
+                  <w:rPr>
+                    <w:rFonts w:ascii="Cambria Math" w:hAnsi="Cambria Math"/>
+                    <w:lang w:val="en-US"/>
+                  </w:rPr>
+                  <m:t>-</m:t>
+                </m:r>
+                <m:sSub>
+                  <m:sSubPr>
+                    <m:ctrlPr>
+                      <w:rPr>
+                        <w:rFonts w:ascii="Cambria Math" w:hAnsi="Cambria Math"/>
+                        <w:i/>
+                        <w:lang w:val="en-US"/>
+                      </w:rPr>
+                    </m:ctrlPr>
+                  </m:sSubPr>
+                  <m:e>
+                    <m:r>
+                      <w:rPr>
+                        <w:rFonts w:ascii="Cambria Math" w:hAnsi="Cambria Math"/>
+                        <w:lang w:val="en-US"/>
+                      </w:rPr>
+                      <m:t>t</m:t>
+                    </m:r>
+                  </m:e>
+                  <m:sub>
+                    <m:r>
+                      <w:rPr>
+                        <w:rFonts w:ascii="Cambria Math" w:hAnsi="Cambria Math"/>
+                        <w:lang w:val="en-US"/>
+                      </w:rPr>
+                      <m:t>i</m:t>
+                    </m:r>
+                  </m:sub>
+                </m:sSub>
+              </m:e>
+            </m:d>
+          </m:num>
+          <m:den>
+            <m:d>
+              <m:dPr>
+                <m:begChr m:val="|"/>
+                <m:endChr m:val="|"/>
+                <m:ctrlPr>
+                  <w:rPr>
+                    <w:rFonts w:ascii="Cambria Math" w:hAnsi="Cambria Math"/>
+                    <w:i/>
+                    <w:lang w:val="en-US"/>
+                  </w:rPr>
+                </m:ctrlPr>
+              </m:dPr>
+              <m:e>
+                <m:sSub>
+                  <m:sSubPr>
+                    <m:ctrlPr>
+                      <w:rPr>
+                        <w:rFonts w:ascii="Cambria Math" w:hAnsi="Cambria Math"/>
+                        <w:i/>
+                        <w:lang w:val="en-US"/>
+                      </w:rPr>
+                    </m:ctrlPr>
+                  </m:sSubPr>
+                  <m:e>
+                    <m:r>
+                      <w:rPr>
+                        <w:rFonts w:ascii="Cambria Math" w:hAnsi="Cambria Math"/>
+                        <w:lang w:val="en-US"/>
+                      </w:rPr>
+                      <m:t>t</m:t>
+                    </m:r>
+                  </m:e>
+                  <m:sub>
+                    <m:r>
+                      <w:rPr>
+                        <w:rFonts w:ascii="Cambria Math" w:hAnsi="Cambria Math"/>
+                        <w:lang w:val="en-US"/>
+                      </w:rPr>
+                      <m:t>i</m:t>
+                    </m:r>
+                  </m:sub>
+                </m:sSub>
+              </m:e>
+            </m:d>
+          </m:den>
+        </m:f>
+      </m:oMath>
+      <w:r>
+        <w:t xml:space="preserve"> </w:t>
+      </w:r>
+      <w:r>
+        <w:t>між результат</w:t>
+      </w:r>
+      <w:r>
+        <w:t>о</w:t>
+      </w:r>
+      <w:r>
+        <w:t xml:space="preserve">м першого </w:t>
+      </w:r>
+      <m:oMath>
+        <m:sSub>
+          <m:sSubPr>
+            <m:ctrlPr>
+              <w:rPr>
+                <w:rFonts w:ascii="Cambria Math" w:hAnsi="Cambria Math"/>
+                <w:i/>
+                <w:lang w:val="en-US"/>
+              </w:rPr>
+            </m:ctrlPr>
+          </m:sSubPr>
+          <m:e>
+            <m:r>
+              <w:rPr>
+                <w:rFonts w:ascii="Cambria Math" w:hAnsi="Cambria Math"/>
+                <w:lang w:val="en-US"/>
+              </w:rPr>
+              <m:t>p</m:t>
+            </m:r>
+          </m:e>
+          <m:sub>
+            <m:r>
+              <w:rPr>
+                <w:rFonts w:ascii="Cambria Math" w:hAnsi="Cambria Math"/>
+                <w:lang w:val="en-US"/>
+              </w:rPr>
+              <m:t>i</m:t>
+            </m:r>
+          </m:sub>
+        </m:sSub>
+      </m:oMath>
+      <w:r>
+        <w:t xml:space="preserve"> </w:t>
+      </w:r>
+      <w:r>
+        <w:t xml:space="preserve">і </w:t>
+      </w:r>
+      <w:r>
+        <w:t xml:space="preserve">результатом </w:t>
+      </w:r>
+      <w:r>
+        <w:t xml:space="preserve">другого </w:t>
+      </w:r>
+      <m:oMath>
+        <m:sSub>
+          <m:sSubPr>
+            <m:ctrlPr>
+              <w:rPr>
+                <w:rFonts w:ascii="Cambria Math" w:hAnsi="Cambria Math"/>
+                <w:i/>
+                <w:lang w:val="en-US"/>
+              </w:rPr>
+            </m:ctrlPr>
+          </m:sSubPr>
+          <m:e>
+            <m:r>
+              <w:rPr>
+                <w:rFonts w:ascii="Cambria Math" w:hAnsi="Cambria Math"/>
+                <w:lang w:val="en-US"/>
+              </w:rPr>
+              <m:t>t</m:t>
+            </m:r>
+          </m:e>
+          <m:sub>
+            <m:r>
+              <w:rPr>
+                <w:rFonts w:ascii="Cambria Math" w:hAnsi="Cambria Math"/>
+                <w:lang w:val="en-US"/>
+              </w:rPr>
+              <m:t>i</m:t>
+            </m:r>
+          </m:sub>
+        </m:sSub>
+        <m:r>
+          <w:rPr>
+            <w:rFonts w:ascii="Cambria Math" w:hAnsi="Cambria Math"/>
+            <w:lang w:val="en-US"/>
+          </w:rPr>
+          <m:t xml:space="preserve"> </m:t>
+        </m:r>
+      </m:oMath>
+      <w:r>
+        <w:t>способу</w:t>
+      </w:r>
+      <w:r>
+        <w:t xml:space="preserve"> (п</w:t>
+      </w:r>
+      <w:r>
+        <w:t>росто для зручності будемо називати перший спосіб підрахунку практичним</w:t>
+      </w:r>
+      <w:r>
+        <w:rPr>
+          <w:lang w:val="en-US"/>
+        </w:rPr>
+        <w:t xml:space="preserve">, </w:t>
+      </w:r>
+      <w:r>
+        <w:t>а другий теоретичним</w:t>
+      </w:r>
+      <w:r>
+        <w:t>)</w:t>
+      </w:r>
+      <w:r>
+        <w:t xml:space="preserve">. </w:t>
+      </w:r>
+    </w:p>
+    <w:p>
+      <w:pPr>
+        <w:ind w:firstLine="708"/>
+      </w:pPr>
+      <w:r>
+        <w:t xml:space="preserve">Середня відносна різниця </w:t>
+      </w:r>
+      <w:r>
+        <w:t xml:space="preserve">(14) </w:t>
+      </w:r>
+      <w:r>
+        <w:t>буде природним покажчиком адекватності моделі</w:t>
+      </w:r>
+      <w:r>
+        <w:rPr>
+          <w:lang w:val="en-US"/>
+        </w:rPr>
+        <w:t>.</w:t>
+      </w:r>
+      <w:r>
+        <w:t xml:space="preserve"> </w:t>
+      </w:r>
+    </w:p>
+    <w:p>
+      <w:pPr>
+        <w:ind w:firstLine="708"/>
+        <w:rPr>
+          <w:b/>
+          <w:bCs/>
+          <w:lang w:val="en-US"/>
+        </w:rPr>
+      </w:pPr>
+    </w:p>
+    <w:p>
+      <w:pPr>
+        <w:ind w:firstLine="708"/>
+        <w:rPr>
+          <w:i/>
+          <w:lang w:val="en-US"/>
+        </w:rPr>
+      </w:pPr>
+      <m:oMathPara>
+        <m:oMath>
+          <m:r>
+            <w:rPr>
+              <w:rFonts w:ascii="Cambria Math" w:hAnsi="Cambria Math"/>
+            </w:rPr>
+            <m:t>d</m:t>
+          </m:r>
+          <m:r>
+            <w:rPr>
+              <w:rFonts w:ascii="Cambria Math" w:hAnsi="Cambria Math"/>
+            </w:rPr>
+            <m:t>=</m:t>
+          </m:r>
+          <m:f>
+            <m:fPr>
+              <m:ctrlPr>
+                <w:rPr>
+                  <w:rFonts w:ascii="Cambria Math" w:hAnsi="Cambria Math"/>
+                  <w:i/>
+                </w:rPr>
+              </m:ctrlPr>
+            </m:fPr>
+            <m:num>
+              <m:r>
+                <w:rPr>
+                  <w:rFonts w:ascii="Cambria Math" w:hAnsi="Cambria Math"/>
+                </w:rPr>
+                <m:t>1</m:t>
+              </m:r>
+            </m:num>
+            <m:den>
+              <m:r>
+                <w:rPr>
+                  <w:rFonts w:ascii="Cambria Math" w:hAnsi="Cambria Math"/>
+                </w:rPr>
+                <m:t>N</m:t>
+              </m:r>
+            </m:den>
+          </m:f>
+          <m:r>
+            <w:rPr>
+              <w:rFonts w:ascii="Cambria Math" w:hAnsi="Cambria Math"/>
+            </w:rPr>
+            <m:t xml:space="preserve"> </m:t>
+          </m:r>
+          <m:nary>
+            <m:naryPr>
+              <m:chr m:val="∑"/>
+              <m:limLoc m:val="undOvr"/>
+              <m:ctrlPr>
+                <w:rPr>
+                  <w:rFonts w:ascii="Cambria Math" w:hAnsi="Cambria Math"/>
+                  <w:i/>
+                </w:rPr>
+              </m:ctrlPr>
+            </m:naryPr>
+            <m:sub>
+              <m:r>
+                <w:rPr>
+                  <w:rFonts w:ascii="Cambria Math" w:hAnsi="Cambria Math"/>
+                  <w:lang w:val="en-US"/>
+                </w:rPr>
+                <m:t>i=1</m:t>
+              </m:r>
+            </m:sub>
+            <m:sup>
+              <m:r>
+                <w:rPr>
+                  <w:rFonts w:ascii="Cambria Math" w:hAnsi="Cambria Math"/>
+                </w:rPr>
+                <m:t>N</m:t>
+              </m:r>
+            </m:sup>
+            <m:e>
+              <m:f>
+                <m:fPr>
+                  <m:ctrlPr>
+                    <w:rPr>
+                      <w:rFonts w:ascii="Cambria Math" w:hAnsi="Cambria Math"/>
+                      <w:i/>
+                      <w:lang w:val="en-US"/>
+                    </w:rPr>
+                  </m:ctrlPr>
+                </m:fPr>
+                <m:num>
+                  <m:d>
+                    <m:dPr>
+                      <m:begChr m:val="|"/>
+                      <m:endChr m:val="|"/>
+                      <m:ctrlPr>
+                        <w:rPr>
+                          <w:rFonts w:ascii="Cambria Math" w:hAnsi="Cambria Math"/>
+                          <w:i/>
+                          <w:lang w:val="en-US"/>
+                        </w:rPr>
+                      </m:ctrlPr>
+                    </m:dPr>
+                    <m:e>
+                      <m:sSub>
+                        <m:sSubPr>
+                          <m:ctrlPr>
+                            <w:rPr>
+                              <w:rFonts w:ascii="Cambria Math" w:hAnsi="Cambria Math"/>
+                              <w:i/>
+                              <w:lang w:val="en-US"/>
+                            </w:rPr>
+                          </m:ctrlPr>
+                        </m:sSubPr>
+                        <m:e>
+                          <m:r>
+                            <w:rPr>
+                              <w:rFonts w:ascii="Cambria Math" w:hAnsi="Cambria Math"/>
+                              <w:lang w:val="en-US"/>
+                            </w:rPr>
+                            <m:t>p</m:t>
+                          </m:r>
+                        </m:e>
+                        <m:sub>
+                          <m:r>
+                            <w:rPr>
+                              <w:rFonts w:ascii="Cambria Math" w:hAnsi="Cambria Math"/>
+                              <w:lang w:val="en-US"/>
+                            </w:rPr>
+                            <m:t>i</m:t>
+                          </m:r>
+                        </m:sub>
+                      </m:sSub>
+                      <m:r>
+                        <w:rPr>
+                          <w:rFonts w:ascii="Cambria Math" w:hAnsi="Cambria Math"/>
+                          <w:lang w:val="en-US"/>
+                        </w:rPr>
+                        <m:t>-</m:t>
+                      </m:r>
+                      <m:sSub>
+                        <m:sSubPr>
+                          <m:ctrlPr>
+                            <w:rPr>
+                              <w:rFonts w:ascii="Cambria Math" w:hAnsi="Cambria Math"/>
+                              <w:i/>
+                              <w:lang w:val="en-US"/>
+                            </w:rPr>
+                          </m:ctrlPr>
+                        </m:sSubPr>
+                        <m:e>
+                          <m:r>
+                            <w:rPr>
+                              <w:rFonts w:ascii="Cambria Math" w:hAnsi="Cambria Math"/>
+                              <w:lang w:val="en-US"/>
+                            </w:rPr>
+                            <m:t>t</m:t>
+                          </m:r>
+                        </m:e>
+                        <m:sub>
+                          <m:r>
+                            <w:rPr>
+                              <w:rFonts w:ascii="Cambria Math" w:hAnsi="Cambria Math"/>
+                              <w:lang w:val="en-US"/>
+                            </w:rPr>
+                            <m:t>i</m:t>
+                          </m:r>
+                        </m:sub>
+                      </m:sSub>
+                    </m:e>
+                  </m:d>
+                </m:num>
+                <m:den>
+                  <m:d>
+                    <m:dPr>
+                      <m:begChr m:val="|"/>
+                      <m:endChr m:val="|"/>
+                      <m:ctrlPr>
+                        <w:rPr>
+                          <w:rFonts w:ascii="Cambria Math" w:hAnsi="Cambria Math"/>
+                          <w:i/>
+                          <w:lang w:val="en-US"/>
+                        </w:rPr>
+                      </m:ctrlPr>
+                    </m:dPr>
+                    <m:e>
+                      <m:sSub>
+                        <m:sSubPr>
+                          <m:ctrlPr>
+                            <w:rPr>
+                              <w:rFonts w:ascii="Cambria Math" w:hAnsi="Cambria Math"/>
+                              <w:i/>
+                              <w:lang w:val="en-US"/>
+                            </w:rPr>
+                          </m:ctrlPr>
+                        </m:sSubPr>
+                        <m:e>
+                          <m:r>
+                            <w:rPr>
+                              <w:rFonts w:ascii="Cambria Math" w:hAnsi="Cambria Math"/>
+                              <w:lang w:val="en-US"/>
+                            </w:rPr>
+                            <m:t>t</m:t>
+                          </m:r>
+                        </m:e>
+                        <m:sub>
+                          <m:r>
+                            <w:rPr>
+                              <w:rFonts w:ascii="Cambria Math" w:hAnsi="Cambria Math"/>
+                              <w:lang w:val="en-US"/>
+                            </w:rPr>
+                            <m:t>i</m:t>
+                          </m:r>
+                        </m:sub>
+                      </m:sSub>
+                    </m:e>
+                  </m:d>
+                </m:den>
+              </m:f>
+            </m:e>
+          </m:nary>
+          <m:r>
+            <w:rPr>
+              <w:rFonts w:ascii="Cambria Math" w:hAnsi="Cambria Math"/>
+            </w:rPr>
+            <m:t xml:space="preserve"> </m:t>
+          </m:r>
+          <m:r>
+            <w:rPr>
+              <w:rFonts w:ascii="Cambria Math" w:hAnsi="Cambria Math"/>
+              <w:lang w:val="en-US"/>
+            </w:rPr>
+            <m:t xml:space="preserve">                             (14)</m:t>
+          </m:r>
+        </m:oMath>
+      </m:oMathPara>
     </w:p>
     <w:p>
       <w:pPr>
         <w:ind w:firstLine="0"/>
       </w:pPr>
     </w:p>
+    <w:tbl>
+      <w:tblPr>
+        <w:tblStyle w:val="aa"/>
+        <w:tblpPr w:leftFromText="180" w:rightFromText="180" w:vertAnchor="page" w:horzAnchor="margin" w:tblpY="4737"/>
+        <w:tblW w:w="0" w:type="auto"/>
+        <w:tblLook w:val="04A0" w:firstRow="1" w:lastRow="0" w:firstColumn="1" w:lastColumn="0" w:noHBand="0" w:noVBand="1"/>
+      </w:tblPr>
+      <w:tblGrid>
+        <w:gridCol w:w="1065"/>
+        <w:gridCol w:w="2505"/>
+        <w:gridCol w:w="1371"/>
+        <w:gridCol w:w="1489"/>
+        <w:gridCol w:w="2111"/>
+        <w:gridCol w:w="1088"/>
+      </w:tblGrid>
+      <w:tr>
+        <w:tc>
+          <w:tcPr>
+            <w:tcW w:w="1065" w:type="dxa"/>
+          </w:tcPr>
+          <w:p>
+            <w:pPr>
+              <w:ind w:firstLine="0"/>
+            </w:pPr>
+            <w:r>
+              <w:t>Цикл</w:t>
+            </w:r>
+          </w:p>
+        </w:tc>
+        <w:tc>
+          <w:tcPr>
+            <w:tcW w:w="2505" w:type="dxa"/>
+          </w:tcPr>
+          <w:p>
+            <w:pPr>
+              <w:ind w:firstLine="0"/>
+            </w:pPr>
+            <w:r>
+              <w:t>Формула</w:t>
+            </w:r>
+          </w:p>
+        </w:tc>
+        <w:tc>
+          <w:tcPr>
+            <w:tcW w:w="1371" w:type="dxa"/>
+          </w:tcPr>
+          <w:p>
+            <w:pPr>
+              <w:ind w:firstLine="0"/>
+              <w:rPr>
+                <w:lang w:val="en-US"/>
+              </w:rPr>
+            </w:pPr>
+            <w:r>
+              <w:rPr>
+                <w:lang w:val="en-US"/>
+              </w:rPr>
+              <w:t>p</w:t>
+            </w:r>
+          </w:p>
+        </w:tc>
+        <w:tc>
+          <w:tcPr>
+            <w:tcW w:w="1489" w:type="dxa"/>
+          </w:tcPr>
+          <w:p>
+            <w:pPr>
+              <w:ind w:firstLine="0"/>
+              <w:rPr>
+                <w:lang w:val="en-US"/>
+              </w:rPr>
+            </w:pPr>
+            <w:r>
+              <w:rPr>
+                <w:lang w:val="en-US"/>
+              </w:rPr>
+              <w:t>t</w:t>
+            </w:r>
+          </w:p>
+        </w:tc>
+        <w:tc>
+          <w:tcPr>
+            <w:tcW w:w="2111" w:type="dxa"/>
+          </w:tcPr>
+          <w:p>
+            <w:pPr>
+              <w:ind w:firstLine="0"/>
+            </w:pPr>
+            <w:r>
+              <w:rPr>
+                <w:lang w:val="en-US"/>
+              </w:rPr>
+              <w:t>d</w:t>
+            </w:r>
+            <w:r>
+              <w:t xml:space="preserve"> – відносна різниця</w:t>
+            </w:r>
+          </w:p>
+        </w:tc>
+        <w:tc>
+          <w:tcPr>
+            <w:tcW w:w="1088" w:type="dxa"/>
+          </w:tcPr>
+          <w:p>
+            <w:pPr>
+              <w:ind w:firstLine="0"/>
+            </w:pPr>
+          </w:p>
+        </w:tc>
+      </w:tr>
+      <w:tr>
+        <w:tc>
+          <w:tcPr>
+            <w:tcW w:w="1065" w:type="dxa"/>
+          </w:tcPr>
+          <w:p>
+            <w:pPr>
+              <w:ind w:firstLine="0"/>
+              <w:jc w:val="both"/>
+              <w:rPr>
+                <w:lang w:val="en-US"/>
+              </w:rPr>
+            </w:pPr>
+            <w:proofErr w:type="spellStart"/>
+            <w:r>
+              <w:rPr>
+                <w:lang w:val="en-US"/>
+              </w:rPr>
+              <w:t>carnot</w:t>
+            </w:r>
+            <w:proofErr w:type="spellEnd"/>
+          </w:p>
+        </w:tc>
+        <w:tc>
+          <w:tcPr>
+            <w:tcW w:w="2505" w:type="dxa"/>
+          </w:tcPr>
+          <w:p>
+            <w:pPr>
+              <w:ind w:firstLine="0"/>
+              <w:jc w:val="both"/>
+            </w:pPr>
+            <m:oMathPara>
+              <m:oMath>
+                <m:r>
+                  <m:rPr>
+                    <m:sty m:val="p"/>
+                  </m:rPr>
+                  <w:rPr>
+                    <w:rFonts w:ascii="Cambria Math" w:hAnsi="Cambria Math"/>
+                  </w:rPr>
+                  <m:t>η</m:t>
+                </m:r>
+                <m:r>
+                  <w:rPr>
+                    <w:rFonts w:ascii="Cambria Math" w:hAnsi="Cambria Math"/>
+                    <w:lang w:val="en-US"/>
+                  </w:rPr>
+                  <m:t>=</m:t>
+                </m:r>
+                <m:f>
+                  <m:fPr>
+                    <m:type m:val="lin"/>
+                    <m:ctrlPr>
+                      <w:rPr>
+                        <w:rFonts w:ascii="Cambria Math" w:hAnsi="Cambria Math"/>
+                        <w:i/>
+                        <w:lang w:val="en-US"/>
+                      </w:rPr>
+                    </m:ctrlPr>
+                  </m:fPr>
+                  <m:num>
+                    <m:sSub>
+                      <m:sSubPr>
+                        <m:ctrlPr>
+                          <w:rPr>
+                            <w:rFonts w:ascii="Cambria Math" w:hAnsi="Cambria Math"/>
+                            <w:i/>
+                            <w:lang w:val="en-US"/>
+                          </w:rPr>
+                        </m:ctrlPr>
+                      </m:sSubPr>
+                      <m:e>
+                        <m:r>
+                          <w:rPr>
+                            <w:rFonts w:ascii="Cambria Math" w:hAnsi="Cambria Math"/>
+                            <w:lang w:val="en-US"/>
+                          </w:rPr>
+                          <m:t>(T</m:t>
+                        </m:r>
+                      </m:e>
+                      <m:sub>
+                        <m:r>
+                          <w:rPr>
+                            <w:rFonts w:ascii="Cambria Math" w:hAnsi="Cambria Math"/>
+                          </w:rPr>
+                          <m:t>н</m:t>
+                        </m:r>
+                      </m:sub>
+                    </m:sSub>
+                    <m:r>
+                      <w:rPr>
+                        <w:rFonts w:ascii="Cambria Math" w:hAnsi="Cambria Math"/>
+                      </w:rPr>
+                      <m:t>-</m:t>
+                    </m:r>
+                    <m:sSub>
+                      <m:sSubPr>
+                        <m:ctrlPr>
+                          <w:rPr>
+                            <w:rFonts w:ascii="Cambria Math" w:hAnsi="Cambria Math"/>
+                            <w:i/>
+                            <w:lang w:val="en-US"/>
+                          </w:rPr>
+                        </m:ctrlPr>
+                      </m:sSubPr>
+                      <m:e>
+                        <m:r>
+                          <w:rPr>
+                            <w:rFonts w:ascii="Cambria Math" w:hAnsi="Cambria Math"/>
+                            <w:lang w:val="en-US"/>
+                          </w:rPr>
+                          <m:t>T</m:t>
+                        </m:r>
+                      </m:e>
+                      <m:sub>
+                        <m:r>
+                          <w:rPr>
+                            <w:rFonts w:ascii="Cambria Math" w:hAnsi="Cambria Math"/>
+                          </w:rPr>
+                          <m:t>х</m:t>
+                        </m:r>
+                      </m:sub>
+                    </m:sSub>
+                    <m:r>
+                      <w:rPr>
+                        <w:rFonts w:ascii="Cambria Math" w:hAnsi="Cambria Math"/>
+                        <w:lang w:val="en-US"/>
+                      </w:rPr>
+                      <m:t>)</m:t>
+                    </m:r>
+                  </m:num>
+                  <m:den>
+                    <m:sSub>
+                      <m:sSubPr>
+                        <m:ctrlPr>
+                          <w:rPr>
+                            <w:rFonts w:ascii="Cambria Math" w:hAnsi="Cambria Math"/>
+                            <w:i/>
+                            <w:lang w:val="en-US"/>
+                          </w:rPr>
+                        </m:ctrlPr>
+                      </m:sSubPr>
+                      <m:e>
+                        <m:r>
+                          <w:rPr>
+                            <w:rFonts w:ascii="Cambria Math" w:hAnsi="Cambria Math"/>
+                            <w:lang w:val="en-US"/>
+                          </w:rPr>
+                          <m:t>T</m:t>
+                        </m:r>
+                      </m:e>
+                      <m:sub>
+                        <m:r>
+                          <w:rPr>
+                            <w:rFonts w:ascii="Cambria Math" w:hAnsi="Cambria Math"/>
+                          </w:rPr>
+                          <m:t>н</m:t>
+                        </m:r>
+                      </m:sub>
+                    </m:sSub>
+                  </m:den>
+                </m:f>
+              </m:oMath>
+            </m:oMathPara>
+          </w:p>
+        </w:tc>
+        <w:tc>
+          <w:tcPr>
+            <w:tcW w:w="1371" w:type="dxa"/>
+          </w:tcPr>
+          <w:p>
+            <w:pPr>
+              <w:ind w:firstLine="0"/>
+              <w:jc w:val="both"/>
+              <w:rPr>
+                <w:lang w:val="en-US"/>
+              </w:rPr>
+            </w:pPr>
+            <w:r>
+              <w:rPr>
+                <w:lang w:val="en-US"/>
+              </w:rPr>
+              <w:t>0.39741282</w:t>
+            </w:r>
+          </w:p>
+        </w:tc>
+        <w:tc>
+          <w:tcPr>
+            <w:tcW w:w="1489" w:type="dxa"/>
+          </w:tcPr>
+          <w:p>
+            <w:pPr>
+              <w:ind w:firstLine="0"/>
+              <w:jc w:val="both"/>
+            </w:pPr>
+            <w:r>
+              <w:rPr>
+                <w:lang w:val="en-US"/>
+              </w:rPr>
+              <w:t>0.39337606</w:t>
+            </w:r>
+          </w:p>
+        </w:tc>
+        <w:tc>
+          <w:tcPr>
+            <w:tcW w:w="2111" w:type="dxa"/>
+          </w:tcPr>
+          <w:p>
+            <w:pPr>
+              <w:ind w:firstLine="0"/>
+              <w:jc w:val="both"/>
+            </w:pPr>
+            <w:r>
+              <w:t>0.019</w:t>
+            </w:r>
+          </w:p>
+        </w:tc>
+        <w:tc>
+          <w:tcPr>
+            <w:tcW w:w="1088" w:type="dxa"/>
+          </w:tcPr>
+          <w:p>
+            <w:pPr>
+              <w:ind w:firstLine="0"/>
+              <w:jc w:val="both"/>
+            </w:pPr>
+          </w:p>
+        </w:tc>
+      </w:tr>
+      <w:tr>
+        <w:tc>
+          <w:tcPr>
+            <w:tcW w:w="1065" w:type="dxa"/>
+          </w:tcPr>
+          <w:p>
+            <w:pPr>
+              <w:ind w:firstLine="0"/>
+              <w:jc w:val="both"/>
+              <w:rPr>
+                <w:lang w:val="en-US"/>
+              </w:rPr>
+            </w:pPr>
+            <w:proofErr w:type="spellStart"/>
+            <w:r>
+              <w:rPr>
+                <w:lang w:val="en-US"/>
+              </w:rPr>
+              <w:t>rcarnot</w:t>
+            </w:r>
+            <w:proofErr w:type="spellEnd"/>
+          </w:p>
+        </w:tc>
+        <w:tc>
+          <w:tcPr>
+            <w:tcW w:w="2505" w:type="dxa"/>
+          </w:tcPr>
+          <w:p>
+            <w:pPr>
+              <w:ind w:firstLine="0"/>
+              <w:jc w:val="both"/>
+              <w:rPr>
+                <w:i/>
+              </w:rPr>
+            </w:pPr>
+            <m:oMathPara>
+              <m:oMath>
+                <m:r>
+                  <w:rPr>
+                    <w:rFonts w:ascii="Cambria Math" w:hAnsi="Cambria Math"/>
+                  </w:rPr>
+                  <m:t>ε=</m:t>
+                </m:r>
+                <m:sSub>
+                  <m:sSubPr>
+                    <m:ctrlPr>
+                      <w:rPr>
+                        <w:rFonts w:ascii="Cambria Math" w:hAnsi="Cambria Math"/>
+                        <w:i/>
+                        <w:lang w:val="en-US"/>
+                      </w:rPr>
+                    </m:ctrlPr>
+                  </m:sSubPr>
+                  <m:e>
+                    <m:r>
+                      <w:rPr>
+                        <w:rFonts w:ascii="Cambria Math" w:hAnsi="Cambria Math"/>
+                        <w:lang w:val="en-US"/>
+                      </w:rPr>
+                      <m:t>T</m:t>
+                    </m:r>
+                  </m:e>
+                  <m:sub>
+                    <m:r>
+                      <w:rPr>
+                        <w:rFonts w:ascii="Cambria Math" w:hAnsi="Cambria Math"/>
+                      </w:rPr>
+                      <m:t>х</m:t>
+                    </m:r>
+                  </m:sub>
+                </m:sSub>
+                <m:r>
+                  <w:rPr>
+                    <w:rFonts w:ascii="Cambria Math" w:hAnsi="Cambria Math"/>
+                    <w:lang w:val="en-US"/>
+                  </w:rPr>
+                  <m:t>/(</m:t>
+                </m:r>
+                <m:sSub>
+                  <m:sSubPr>
+                    <m:ctrlPr>
+                      <w:rPr>
+                        <w:rFonts w:ascii="Cambria Math" w:hAnsi="Cambria Math"/>
+                        <w:i/>
+                        <w:lang w:val="en-US"/>
+                      </w:rPr>
+                    </m:ctrlPr>
+                  </m:sSubPr>
+                  <m:e>
+                    <m:r>
+                      <w:rPr>
+                        <w:rFonts w:ascii="Cambria Math" w:hAnsi="Cambria Math"/>
+                        <w:lang w:val="en-US"/>
+                      </w:rPr>
+                      <m:t>T</m:t>
+                    </m:r>
+                  </m:e>
+                  <m:sub>
+                    <m:r>
+                      <w:rPr>
+                        <w:rFonts w:ascii="Cambria Math" w:hAnsi="Cambria Math"/>
+                      </w:rPr>
+                      <m:t>н</m:t>
+                    </m:r>
+                  </m:sub>
+                </m:sSub>
+                <m:r>
+                  <w:rPr>
+                    <w:rFonts w:ascii="Cambria Math" w:hAnsi="Cambria Math"/>
+                    <w:lang w:val="en-US"/>
+                  </w:rPr>
+                  <m:t>-</m:t>
+                </m:r>
+                <m:sSub>
+                  <m:sSubPr>
+                    <m:ctrlPr>
+                      <w:rPr>
+                        <w:rFonts w:ascii="Cambria Math" w:hAnsi="Cambria Math"/>
+                        <w:i/>
+                        <w:lang w:val="en-US"/>
+                      </w:rPr>
+                    </m:ctrlPr>
+                  </m:sSubPr>
+                  <m:e>
+                    <m:r>
+                      <w:rPr>
+                        <w:rFonts w:ascii="Cambria Math" w:hAnsi="Cambria Math"/>
+                        <w:lang w:val="en-US"/>
+                      </w:rPr>
+                      <m:t>T</m:t>
+                    </m:r>
+                  </m:e>
+                  <m:sub>
+                    <m:r>
+                      <w:rPr>
+                        <w:rFonts w:ascii="Cambria Math" w:hAnsi="Cambria Math"/>
+                      </w:rPr>
+                      <m:t>х</m:t>
+                    </m:r>
+                  </m:sub>
+                </m:sSub>
+                <m:r>
+                  <w:rPr>
+                    <w:rFonts w:ascii="Cambria Math" w:hAnsi="Cambria Math"/>
+                    <w:lang w:val="en-US"/>
+                  </w:rPr>
+                  <m:t>)</m:t>
+                </m:r>
+              </m:oMath>
+            </m:oMathPara>
+          </w:p>
+        </w:tc>
+        <w:tc>
+          <w:tcPr>
+            <w:tcW w:w="1371" w:type="dxa"/>
+          </w:tcPr>
+          <w:p>
+            <w:pPr>
+              <w:ind w:firstLine="0"/>
+              <w:jc w:val="both"/>
+            </w:pPr>
+            <w:r>
+              <w:t>1.463639841</w:t>
+            </w:r>
+          </w:p>
+        </w:tc>
+        <w:tc>
+          <w:tcPr>
+            <w:tcW w:w="1489" w:type="dxa"/>
+          </w:tcPr>
+          <w:p>
+            <w:pPr>
+              <w:ind w:firstLine="0"/>
+              <w:jc w:val="both"/>
+            </w:pPr>
+            <w:r>
+              <w:t>1.547761518</w:t>
+            </w:r>
+          </w:p>
+        </w:tc>
+        <w:tc>
+          <w:tcPr>
+            <w:tcW w:w="2111" w:type="dxa"/>
+          </w:tcPr>
+          <w:p>
+            <w:pPr>
+              <w:ind w:firstLine="0"/>
+              <w:jc w:val="both"/>
+              <w:rPr>
+                <w:lang w:val="en-US"/>
+              </w:rPr>
+            </w:pPr>
+            <w:r>
+              <w:t>0.054</w:t>
+            </w:r>
+          </w:p>
+        </w:tc>
+        <w:tc>
+          <w:tcPr>
+            <w:tcW w:w="1088" w:type="dxa"/>
+          </w:tcPr>
+          <w:p>
+            <w:pPr>
+              <w:ind w:firstLine="0"/>
+              <w:jc w:val="both"/>
+            </w:pPr>
+          </w:p>
+        </w:tc>
+      </w:tr>
+      <w:tr>
+        <w:tc>
+          <w:tcPr>
+            <w:tcW w:w="1065" w:type="dxa"/>
+          </w:tcPr>
+          <w:p>
+            <w:pPr>
+              <w:ind w:firstLine="0"/>
+              <w:jc w:val="both"/>
+              <w:rPr>
+                <w:lang w:val="en-US"/>
+              </w:rPr>
+            </w:pPr>
+            <w:proofErr w:type="spellStart"/>
+            <w:r>
+              <w:rPr>
+                <w:lang w:val="en-US"/>
+              </w:rPr>
+              <w:t>brython</w:t>
+            </w:r>
+            <w:proofErr w:type="spellEnd"/>
+          </w:p>
+        </w:tc>
+        <w:tc>
+          <w:tcPr>
+            <w:tcW w:w="2505" w:type="dxa"/>
+          </w:tcPr>
+          <w:p>
+            <w:pPr>
+              <w:ind w:firstLine="0"/>
+              <w:jc w:val="both"/>
+            </w:pPr>
+            <m:oMathPara>
+              <m:oMath>
+                <m:r>
+                  <m:rPr>
+                    <m:sty m:val="p"/>
+                  </m:rPr>
+                  <w:rPr>
+                    <w:rFonts w:ascii="Cambria Math" w:hAnsi="Cambria Math"/>
+                  </w:rPr>
+                  <m:t>η</m:t>
+                </m:r>
+                <m:r>
+                  <w:rPr>
+                    <w:rFonts w:ascii="Cambria Math" w:hAnsi="Cambria Math"/>
+                    <w:lang w:val="en-US"/>
+                  </w:rPr>
+                  <m:t xml:space="preserve">=1- </m:t>
+                </m:r>
+                <m:rad>
+                  <m:radPr>
+                    <m:degHide m:val="1"/>
+                    <m:ctrlPr>
+                      <w:rPr>
+                        <w:rFonts w:ascii="Cambria Math" w:hAnsi="Cambria Math"/>
+                        <w:i/>
+                        <w:lang w:val="en-US"/>
+                      </w:rPr>
+                    </m:ctrlPr>
+                  </m:radPr>
+                  <m:deg/>
+                  <m:e>
+                    <m:sSub>
+                      <m:sSubPr>
+                        <m:ctrlPr>
+                          <w:rPr>
+                            <w:rFonts w:ascii="Cambria Math" w:hAnsi="Cambria Math"/>
+                            <w:i/>
+                            <w:lang w:val="en-US"/>
+                          </w:rPr>
+                        </m:ctrlPr>
+                      </m:sSubPr>
+                      <m:e>
+                        <m:r>
+                          <w:rPr>
+                            <w:rFonts w:ascii="Cambria Math" w:hAnsi="Cambria Math"/>
+                            <w:lang w:val="en-US"/>
+                          </w:rPr>
+                          <m:t>P</m:t>
+                        </m:r>
+                      </m:e>
+                      <m:sub>
+                        <m:r>
+                          <w:rPr>
+                            <w:rFonts w:ascii="Cambria Math" w:hAnsi="Cambria Math"/>
+                            <w:lang w:val="en-US"/>
+                          </w:rPr>
+                          <m:t>2</m:t>
+                        </m:r>
+                      </m:sub>
+                    </m:sSub>
+                    <m:r>
+                      <w:rPr>
+                        <w:rFonts w:ascii="Cambria Math" w:hAnsi="Cambria Math"/>
+                        <w:lang w:val="en-US"/>
+                      </w:rPr>
+                      <m:t>/</m:t>
+                    </m:r>
+                    <m:sSub>
+                      <m:sSubPr>
+                        <m:ctrlPr>
+                          <w:rPr>
+                            <w:rFonts w:ascii="Cambria Math" w:hAnsi="Cambria Math"/>
+                            <w:i/>
+                            <w:lang w:val="en-US"/>
+                          </w:rPr>
+                        </m:ctrlPr>
+                      </m:sSubPr>
+                      <m:e>
+                        <m:r>
+                          <w:rPr>
+                            <w:rFonts w:ascii="Cambria Math" w:hAnsi="Cambria Math"/>
+                            <w:lang w:val="en-US"/>
+                          </w:rPr>
+                          <m:t>P</m:t>
+                        </m:r>
+                      </m:e>
+                      <m:sub>
+                        <m:r>
+                          <w:rPr>
+                            <w:rFonts w:ascii="Cambria Math" w:hAnsi="Cambria Math"/>
+                            <w:lang w:val="en-US"/>
+                          </w:rPr>
+                          <m:t>1</m:t>
+                        </m:r>
+                      </m:sub>
+                    </m:sSub>
+                  </m:e>
+                </m:rad>
+              </m:oMath>
+            </m:oMathPara>
+          </w:p>
+        </w:tc>
+        <w:tc>
+          <w:tcPr>
+            <w:tcW w:w="1371" w:type="dxa"/>
+          </w:tcPr>
+          <w:p>
+            <w:pPr>
+              <w:ind w:firstLine="0"/>
+              <w:jc w:val="both"/>
+            </w:pPr>
+          </w:p>
+        </w:tc>
+        <w:tc>
+          <w:tcPr>
+            <w:tcW w:w="1489" w:type="dxa"/>
+          </w:tcPr>
+          <w:p>
+            <w:pPr>
+              <w:ind w:firstLine="0"/>
+              <w:jc w:val="both"/>
+            </w:pPr>
+          </w:p>
+        </w:tc>
+        <w:tc>
+          <w:tcPr>
+            <w:tcW w:w="2111" w:type="dxa"/>
+          </w:tcPr>
+          <w:p>
+            <w:pPr>
+              <w:ind w:firstLine="0"/>
+              <w:jc w:val="both"/>
+            </w:pPr>
+          </w:p>
+        </w:tc>
+        <w:tc>
+          <w:tcPr>
+            <w:tcW w:w="1088" w:type="dxa"/>
+          </w:tcPr>
+          <w:p>
+            <w:pPr>
+              <w:ind w:firstLine="0"/>
+              <w:jc w:val="both"/>
+            </w:pPr>
+          </w:p>
+        </w:tc>
+      </w:tr>
+      <w:tr>
+        <w:tc>
+          <w:tcPr>
+            <w:tcW w:w="1065" w:type="dxa"/>
+          </w:tcPr>
+          <w:p>
+            <w:pPr>
+              <w:ind w:firstLine="0"/>
+              <w:jc w:val="both"/>
+            </w:pPr>
+            <w:proofErr w:type="spellStart"/>
+            <w:r>
+              <w:rPr>
+                <w:lang w:val="en-US"/>
+              </w:rPr>
+              <w:t>rbrython</w:t>
+            </w:r>
+            <w:proofErr w:type="spellEnd"/>
+          </w:p>
+        </w:tc>
+        <w:tc>
+          <w:tcPr>
+            <w:tcW w:w="2505" w:type="dxa"/>
+          </w:tcPr>
+          <w:p>
+            <w:pPr>
+              <w:ind w:firstLine="0"/>
+              <w:jc w:val="both"/>
+            </w:pPr>
+            <m:oMathPara>
+              <m:oMath>
+                <m:r>
+                  <w:rPr>
+                    <w:rFonts w:ascii="Cambria Math" w:hAnsi="Cambria Math"/>
+                  </w:rPr>
+                  <m:t>ε</m:t>
+                </m:r>
+                <m:r>
+                  <w:rPr>
+                    <w:rFonts w:ascii="Cambria Math" w:hAnsi="Cambria Math"/>
+                    <w:lang w:val="en-US"/>
+                  </w:rPr>
+                  <m:t>=</m:t>
+                </m:r>
+                <m:rad>
+                  <m:radPr>
+                    <m:degHide m:val="1"/>
+                    <m:ctrlPr>
+                      <w:rPr>
+                        <w:rFonts w:ascii="Cambria Math" w:hAnsi="Cambria Math"/>
+                        <w:i/>
+                        <w:lang w:val="en-US"/>
+                      </w:rPr>
+                    </m:ctrlPr>
+                  </m:radPr>
+                  <m:deg/>
+                  <m:e>
+                    <m:sSub>
+                      <m:sSubPr>
+                        <m:ctrlPr>
+                          <w:rPr>
+                            <w:rFonts w:ascii="Cambria Math" w:hAnsi="Cambria Math"/>
+                            <w:i/>
+                            <w:lang w:val="en-US"/>
+                          </w:rPr>
+                        </m:ctrlPr>
+                      </m:sSubPr>
+                      <m:e>
+                        <m:r>
+                          <w:rPr>
+                            <w:rFonts w:ascii="Cambria Math" w:hAnsi="Cambria Math"/>
+                            <w:lang w:val="en-US"/>
+                          </w:rPr>
+                          <m:t>P</m:t>
+                        </m:r>
+                      </m:e>
+                      <m:sub>
+                        <m:r>
+                          <w:rPr>
+                            <w:rFonts w:ascii="Cambria Math" w:hAnsi="Cambria Math"/>
+                            <w:lang w:val="en-US"/>
+                          </w:rPr>
+                          <m:t>1</m:t>
+                        </m:r>
+                      </m:sub>
+                    </m:sSub>
+                    <m:r>
+                      <w:rPr>
+                        <w:rFonts w:ascii="Cambria Math" w:hAnsi="Cambria Math"/>
+                        <w:lang w:val="en-US"/>
+                      </w:rPr>
+                      <m:t>/</m:t>
+                    </m:r>
+                    <m:sSub>
+                      <m:sSubPr>
+                        <m:ctrlPr>
+                          <w:rPr>
+                            <w:rFonts w:ascii="Cambria Math" w:hAnsi="Cambria Math"/>
+                            <w:i/>
+                            <w:lang w:val="en-US"/>
+                          </w:rPr>
+                        </m:ctrlPr>
+                      </m:sSubPr>
+                      <m:e>
+                        <m:r>
+                          <w:rPr>
+                            <w:rFonts w:ascii="Cambria Math" w:hAnsi="Cambria Math"/>
+                            <w:lang w:val="en-US"/>
+                          </w:rPr>
+                          <m:t>P</m:t>
+                        </m:r>
+                      </m:e>
+                      <m:sub>
+                        <m:r>
+                          <w:rPr>
+                            <w:rFonts w:ascii="Cambria Math" w:hAnsi="Cambria Math"/>
+                            <w:lang w:val="en-US"/>
+                          </w:rPr>
+                          <m:t>2</m:t>
+                        </m:r>
+                      </m:sub>
+                    </m:sSub>
+                  </m:e>
+                </m:rad>
+              </m:oMath>
+            </m:oMathPara>
+          </w:p>
+        </w:tc>
+        <w:tc>
+          <w:tcPr>
+            <w:tcW w:w="1371" w:type="dxa"/>
+          </w:tcPr>
+          <w:p>
+            <w:pPr>
+              <w:ind w:firstLine="0"/>
+              <w:jc w:val="both"/>
+            </w:pPr>
+          </w:p>
+        </w:tc>
+        <w:tc>
+          <w:tcPr>
+            <w:tcW w:w="1489" w:type="dxa"/>
+          </w:tcPr>
+          <w:p>
+            <w:pPr>
+              <w:ind w:firstLine="0"/>
+              <w:jc w:val="both"/>
+            </w:pPr>
+          </w:p>
+        </w:tc>
+        <w:tc>
+          <w:tcPr>
+            <w:tcW w:w="2111" w:type="dxa"/>
+          </w:tcPr>
+          <w:p>
+            <w:pPr>
+              <w:ind w:firstLine="0"/>
+              <w:jc w:val="both"/>
+            </w:pPr>
+          </w:p>
+        </w:tc>
+        <w:tc>
+          <w:tcPr>
+            <w:tcW w:w="1088" w:type="dxa"/>
+          </w:tcPr>
+          <w:p>
+            <w:pPr>
+              <w:ind w:firstLine="0"/>
+              <w:jc w:val="both"/>
+            </w:pPr>
+          </w:p>
+        </w:tc>
+      </w:tr>
+      <w:tr>
+        <w:tc>
+          <w:tcPr>
+            <w:tcW w:w="1065" w:type="dxa"/>
+          </w:tcPr>
+          <w:p>
+            <w:pPr>
+              <w:ind w:firstLine="0"/>
+              <w:jc w:val="both"/>
+              <w:rPr>
+                <w:lang w:val="en-US"/>
+              </w:rPr>
+            </w:pPr>
+            <w:r>
+              <w:rPr>
+                <w:lang w:val="en-US"/>
+              </w:rPr>
+              <w:t>otto</w:t>
+            </w:r>
+          </w:p>
+        </w:tc>
+        <w:tc>
+          <w:tcPr>
+            <w:tcW w:w="2505" w:type="dxa"/>
+          </w:tcPr>
+          <w:p>
+            <w:pPr>
+              <w:ind w:firstLine="0"/>
+              <w:jc w:val="both"/>
+            </w:pPr>
+            <m:oMathPara>
+              <m:oMath>
+                <m:r>
+                  <m:rPr>
+                    <m:sty m:val="p"/>
+                  </m:rPr>
+                  <w:rPr>
+                    <w:rFonts w:ascii="Cambria Math" w:hAnsi="Cambria Math"/>
+                  </w:rPr>
+                  <m:t>η</m:t>
+                </m:r>
+                <m:r>
+                  <w:rPr>
+                    <w:rFonts w:ascii="Cambria Math" w:hAnsi="Cambria Math"/>
+                    <w:lang w:val="en-US"/>
+                  </w:rPr>
+                  <m:t>=1-</m:t>
+                </m:r>
+                <m:sSub>
+                  <m:sSubPr>
+                    <m:ctrlPr>
+                      <w:rPr>
+                        <w:rFonts w:ascii="Cambria Math" w:hAnsi="Cambria Math"/>
+                        <w:i/>
+                        <w:lang w:val="en-US"/>
+                      </w:rPr>
+                    </m:ctrlPr>
+                  </m:sSubPr>
+                  <m:e>
+                    <m:r>
+                      <w:rPr>
+                        <w:rFonts w:ascii="Cambria Math" w:hAnsi="Cambria Math"/>
+                        <w:lang w:val="en-US"/>
+                      </w:rPr>
+                      <m:t>V</m:t>
+                    </m:r>
+                  </m:e>
+                  <m:sub>
+                    <m:r>
+                      <w:rPr>
+                        <w:rFonts w:ascii="Cambria Math" w:hAnsi="Cambria Math"/>
+                        <w:lang w:val="en-US"/>
+                      </w:rPr>
+                      <m:t>min</m:t>
+                    </m:r>
+                  </m:sub>
+                </m:sSub>
+                <m:r>
+                  <w:rPr>
+                    <w:rFonts w:ascii="Cambria Math" w:hAnsi="Cambria Math"/>
+                    <w:lang w:val="en-US"/>
+                  </w:rPr>
+                  <m:t>/</m:t>
+                </m:r>
+                <m:sSub>
+                  <m:sSubPr>
+                    <m:ctrlPr>
+                      <w:rPr>
+                        <w:rFonts w:ascii="Cambria Math" w:hAnsi="Cambria Math"/>
+                        <w:i/>
+                        <w:lang w:val="en-US"/>
+                      </w:rPr>
+                    </m:ctrlPr>
+                  </m:sSubPr>
+                  <m:e>
+                    <m:r>
+                      <w:rPr>
+                        <w:rFonts w:ascii="Cambria Math" w:hAnsi="Cambria Math"/>
+                        <w:lang w:val="en-US"/>
+                      </w:rPr>
+                      <m:t>V</m:t>
+                    </m:r>
+                  </m:e>
+                  <m:sub>
+                    <m:r>
+                      <w:rPr>
+                        <w:rFonts w:ascii="Cambria Math" w:hAnsi="Cambria Math"/>
+                        <w:lang w:val="en-US"/>
+                      </w:rPr>
+                      <m:t>max</m:t>
+                    </m:r>
+                  </m:sub>
+                </m:sSub>
+              </m:oMath>
+            </m:oMathPara>
+          </w:p>
+        </w:tc>
+        <w:tc>
+          <w:tcPr>
+            <w:tcW w:w="1371" w:type="dxa"/>
+          </w:tcPr>
+          <w:p>
+            <w:pPr>
+              <w:ind w:firstLine="0"/>
+              <w:jc w:val="both"/>
+            </w:pPr>
+          </w:p>
+        </w:tc>
+        <w:tc>
+          <w:tcPr>
+            <w:tcW w:w="1489" w:type="dxa"/>
+          </w:tcPr>
+          <w:p>
+            <w:pPr>
+              <w:ind w:firstLine="0"/>
+              <w:jc w:val="both"/>
+            </w:pPr>
+          </w:p>
+        </w:tc>
+        <w:tc>
+          <w:tcPr>
+            <w:tcW w:w="2111" w:type="dxa"/>
+          </w:tcPr>
+          <w:p>
+            <w:pPr>
+              <w:ind w:firstLine="0"/>
+              <w:jc w:val="both"/>
+            </w:pPr>
+          </w:p>
+        </w:tc>
+        <w:tc>
+          <w:tcPr>
+            <w:tcW w:w="1088" w:type="dxa"/>
+          </w:tcPr>
+          <w:p>
+            <w:pPr>
+              <w:ind w:firstLine="0"/>
+              <w:jc w:val="both"/>
+            </w:pPr>
+          </w:p>
+        </w:tc>
+      </w:tr>
+      <w:tr>
+        <w:tc>
+          <w:tcPr>
+            <w:tcW w:w="1065" w:type="dxa"/>
+          </w:tcPr>
+          <w:p>
+            <w:pPr>
+              <w:ind w:firstLine="0"/>
+              <w:jc w:val="both"/>
+              <w:rPr>
+                <w:lang w:val="en-US"/>
+              </w:rPr>
+            </w:pPr>
+            <w:proofErr w:type="spellStart"/>
+            <w:r>
+              <w:rPr>
+                <w:lang w:val="en-US"/>
+              </w:rPr>
+              <w:t>rotto</w:t>
+            </w:r>
+            <w:proofErr w:type="spellEnd"/>
+          </w:p>
+        </w:tc>
+        <w:tc>
+          <w:tcPr>
+            <w:tcW w:w="2505" w:type="dxa"/>
+          </w:tcPr>
+          <w:p>
+            <w:pPr>
+              <w:ind w:firstLine="0"/>
+              <w:jc w:val="both"/>
+            </w:pPr>
+            <m:oMathPara>
+              <m:oMath>
+                <m:r>
+                  <w:rPr>
+                    <w:rFonts w:ascii="Cambria Math" w:hAnsi="Cambria Math"/>
+                  </w:rPr>
+                  <m:t>ε=</m:t>
+                </m:r>
+                <m:sSub>
+                  <m:sSubPr>
+                    <m:ctrlPr>
+                      <w:rPr>
+                        <w:rFonts w:ascii="Cambria Math" w:hAnsi="Cambria Math"/>
+                        <w:i/>
+                        <w:lang w:val="en-US"/>
+                      </w:rPr>
+                    </m:ctrlPr>
+                  </m:sSubPr>
+                  <m:e>
+                    <m:r>
+                      <w:rPr>
+                        <w:rFonts w:ascii="Cambria Math" w:hAnsi="Cambria Math"/>
+                        <w:lang w:val="en-US"/>
+                      </w:rPr>
+                      <m:t>V</m:t>
+                    </m:r>
+                  </m:e>
+                  <m:sub>
+                    <m:r>
+                      <w:rPr>
+                        <w:rFonts w:ascii="Cambria Math" w:hAnsi="Cambria Math"/>
+                        <w:lang w:val="en-US"/>
+                      </w:rPr>
+                      <m:t>max</m:t>
+                    </m:r>
+                  </m:sub>
+                </m:sSub>
+                <m:r>
+                  <w:rPr>
+                    <w:rFonts w:ascii="Cambria Math" w:hAnsi="Cambria Math"/>
+                    <w:lang w:val="en-US"/>
+                  </w:rPr>
+                  <m:t>/</m:t>
+                </m:r>
+                <m:sSub>
+                  <m:sSubPr>
+                    <m:ctrlPr>
+                      <w:rPr>
+                        <w:rFonts w:ascii="Cambria Math" w:hAnsi="Cambria Math"/>
+                        <w:i/>
+                        <w:lang w:val="en-US"/>
+                      </w:rPr>
+                    </m:ctrlPr>
+                  </m:sSubPr>
+                  <m:e>
+                    <m:r>
+                      <w:rPr>
+                        <w:rFonts w:ascii="Cambria Math" w:hAnsi="Cambria Math"/>
+                        <w:lang w:val="en-US"/>
+                      </w:rPr>
+                      <m:t>V</m:t>
+                    </m:r>
+                  </m:e>
+                  <m:sub>
+                    <m:r>
+                      <w:rPr>
+                        <w:rFonts w:ascii="Cambria Math" w:hAnsi="Cambria Math"/>
+                        <w:lang w:val="en-US"/>
+                      </w:rPr>
+                      <m:t>min</m:t>
+                    </m:r>
+                  </m:sub>
+                </m:sSub>
+              </m:oMath>
+            </m:oMathPara>
+          </w:p>
+        </w:tc>
+        <w:tc>
+          <w:tcPr>
+            <w:tcW w:w="1371" w:type="dxa"/>
+          </w:tcPr>
+          <w:p>
+            <w:pPr>
+              <w:ind w:firstLine="0"/>
+              <w:jc w:val="both"/>
+            </w:pPr>
+          </w:p>
+        </w:tc>
+        <w:tc>
+          <w:tcPr>
+            <w:tcW w:w="1489" w:type="dxa"/>
+          </w:tcPr>
+          <w:p>
+            <w:pPr>
+              <w:ind w:firstLine="0"/>
+              <w:jc w:val="both"/>
+            </w:pPr>
+          </w:p>
+        </w:tc>
+        <w:tc>
+          <w:tcPr>
+            <w:tcW w:w="2111" w:type="dxa"/>
+          </w:tcPr>
+          <w:p>
+            <w:pPr>
+              <w:ind w:firstLine="0"/>
+              <w:jc w:val="both"/>
+            </w:pPr>
+          </w:p>
+        </w:tc>
+        <w:tc>
+          <w:tcPr>
+            <w:tcW w:w="1088" w:type="dxa"/>
+          </w:tcPr>
+          <w:p>
+            <w:pPr>
+              <w:ind w:firstLine="0"/>
+              <w:jc w:val="both"/>
+            </w:pPr>
+          </w:p>
+        </w:tc>
+      </w:tr>
+    </w:tbl>
     <w:p>
       <w:pPr>
         <w:ind w:firstLine="0"/>
-      </w:pPr>
-    </w:p>
-    <w:p>
-      <w:pPr>
-        <w:ind w:firstLine="0"/>
-      </w:pPr>
-    </w:p>
-    <w:p>
-      <w:pPr>
-        <w:ind w:firstLine="0"/>
-      </w:pPr>
-    </w:p>
-    <w:p>
-      <w:pPr>
-        <w:ind w:firstLine="0"/>
-        <w:rPr>
-          <w:lang w:val="en-US"/>
-        </w:rPr>
       </w:pPr>
     </w:p>
     <w:sectPr>
@@ -8685,6 +10558,311 @@
       <w:lang w:val="uk-UA"/>
     </w:rPr>
   </w:style>
+  <w:style w:type="table" w:styleId="aa">
+    <w:name w:val="Table Grid"/>
+    <w:basedOn w:val="a1"/>
+    <w:uiPriority w:val="59"/>
+    <w:rsid w:val="00BB61F5"/>
+    <w:tblPr>
+      <w:tblBorders>
+        <w:top w:val="single" w:sz="4" w:space="0" w:color="auto"/>
+        <w:left w:val="single" w:sz="4" w:space="0" w:color="auto"/>
+        <w:bottom w:val="single" w:sz="4" w:space="0" w:color="auto"/>
+        <w:right w:val="single" w:sz="4" w:space="0" w:color="auto"/>
+        <w:insideH w:val="single" w:sz="4" w:space="0" w:color="auto"/>
+        <w:insideV w:val="single" w:sz="4" w:space="0" w:color="auto"/>
+      </w:tblBorders>
+    </w:tblPr>
+  </w:style>
+  <w:style w:type="table" w:styleId="ab">
+    <w:name w:val="Grid Table Light"/>
+    <w:basedOn w:val="a1"/>
+    <w:uiPriority w:val="40"/>
+    <w:rsid w:val="00BB61F5"/>
+    <w:tblPr>
+      <w:tblBorders>
+        <w:top w:val="single" w:sz="4" w:space="0" w:color="BFBFBF" w:themeColor="background1" w:themeShade="BF"/>
+        <w:left w:val="single" w:sz="4" w:space="0" w:color="BFBFBF" w:themeColor="background1" w:themeShade="BF"/>
+        <w:bottom w:val="single" w:sz="4" w:space="0" w:color="BFBFBF" w:themeColor="background1" w:themeShade="BF"/>
+        <w:right w:val="single" w:sz="4" w:space="0" w:color="BFBFBF" w:themeColor="background1" w:themeShade="BF"/>
+        <w:insideH w:val="single" w:sz="4" w:space="0" w:color="BFBFBF" w:themeColor="background1" w:themeShade="BF"/>
+        <w:insideV w:val="single" w:sz="4" w:space="0" w:color="BFBFBF" w:themeColor="background1" w:themeShade="BF"/>
+      </w:tblBorders>
+    </w:tblPr>
+  </w:style>
+  <w:style w:type="table" w:styleId="11">
+    <w:name w:val="Plain Table 1"/>
+    <w:basedOn w:val="a1"/>
+    <w:uiPriority w:val="41"/>
+    <w:rsid w:val="00BB61F5"/>
+    <w:tblPr>
+      <w:tblStyleRowBandSize w:val="1"/>
+      <w:tblStyleColBandSize w:val="1"/>
+      <w:tblBorders>
+        <w:top w:val="single" w:sz="4" w:space="0" w:color="BFBFBF" w:themeColor="background1" w:themeShade="BF"/>
+        <w:left w:val="single" w:sz="4" w:space="0" w:color="BFBFBF" w:themeColor="background1" w:themeShade="BF"/>
+        <w:bottom w:val="single" w:sz="4" w:space="0" w:color="BFBFBF" w:themeColor="background1" w:themeShade="BF"/>
+        <w:right w:val="single" w:sz="4" w:space="0" w:color="BFBFBF" w:themeColor="background1" w:themeShade="BF"/>
+        <w:insideH w:val="single" w:sz="4" w:space="0" w:color="BFBFBF" w:themeColor="background1" w:themeShade="BF"/>
+        <w:insideV w:val="single" w:sz="4" w:space="0" w:color="BFBFBF" w:themeColor="background1" w:themeShade="BF"/>
+      </w:tblBorders>
+    </w:tblPr>
+    <w:tblStylePr w:type="firstRow">
+      <w:rPr>
+        <w:b/>
+        <w:bCs/>
+      </w:rPr>
+    </w:tblStylePr>
+    <w:tblStylePr w:type="lastRow">
+      <w:rPr>
+        <w:b/>
+        <w:bCs/>
+      </w:rPr>
+      <w:tblPr/>
+      <w:tcPr>
+        <w:tcBorders>
+          <w:top w:val="double" w:sz="4" w:space="0" w:color="BFBFBF" w:themeColor="background1" w:themeShade="BF"/>
+        </w:tcBorders>
+      </w:tcPr>
+    </w:tblStylePr>
+    <w:tblStylePr w:type="firstCol">
+      <w:rPr>
+        <w:b/>
+        <w:bCs/>
+      </w:rPr>
+    </w:tblStylePr>
+    <w:tblStylePr w:type="lastCol">
+      <w:rPr>
+        <w:b/>
+        <w:bCs/>
+      </w:rPr>
+    </w:tblStylePr>
+    <w:tblStylePr w:type="band1Vert">
+      <w:tblPr/>
+      <w:tcPr>
+        <w:shd w:val="clear" w:color="auto" w:fill="F2F2F2" w:themeFill="background1" w:themeFillShade="F2"/>
+      </w:tcPr>
+    </w:tblStylePr>
+    <w:tblStylePr w:type="band1Horz">
+      <w:tblPr/>
+      <w:tcPr>
+        <w:shd w:val="clear" w:color="auto" w:fill="F2F2F2" w:themeFill="background1" w:themeFillShade="F2"/>
+      </w:tcPr>
+    </w:tblStylePr>
+  </w:style>
+  <w:style w:type="table" w:styleId="21">
+    <w:name w:val="Plain Table 2"/>
+    <w:basedOn w:val="a1"/>
+    <w:uiPriority w:val="42"/>
+    <w:rsid w:val="00BB61F5"/>
+    <w:tblPr>
+      <w:tblStyleRowBandSize w:val="1"/>
+      <w:tblStyleColBandSize w:val="1"/>
+      <w:tblBorders>
+        <w:top w:val="single" w:sz="4" w:space="0" w:color="7F7F7F" w:themeColor="text1" w:themeTint="80"/>
+        <w:bottom w:val="single" w:sz="4" w:space="0" w:color="7F7F7F" w:themeColor="text1" w:themeTint="80"/>
+      </w:tblBorders>
+    </w:tblPr>
+    <w:tblStylePr w:type="firstRow">
+      <w:rPr>
+        <w:b/>
+        <w:bCs/>
+      </w:rPr>
+      <w:tblPr/>
+      <w:tcPr>
+        <w:tcBorders>
+          <w:bottom w:val="single" w:sz="4" w:space="0" w:color="7F7F7F" w:themeColor="text1" w:themeTint="80"/>
+        </w:tcBorders>
+      </w:tcPr>
+    </w:tblStylePr>
+    <w:tblStylePr w:type="lastRow">
+      <w:rPr>
+        <w:b/>
+        <w:bCs/>
+      </w:rPr>
+      <w:tblPr/>
+      <w:tcPr>
+        <w:tcBorders>
+          <w:top w:val="single" w:sz="4" w:space="0" w:color="7F7F7F" w:themeColor="text1" w:themeTint="80"/>
+        </w:tcBorders>
+      </w:tcPr>
+    </w:tblStylePr>
+    <w:tblStylePr w:type="firstCol">
+      <w:rPr>
+        <w:b/>
+        <w:bCs/>
+      </w:rPr>
+    </w:tblStylePr>
+    <w:tblStylePr w:type="lastCol">
+      <w:rPr>
+        <w:b/>
+        <w:bCs/>
+      </w:rPr>
+    </w:tblStylePr>
+    <w:tblStylePr w:type="band1Vert">
+      <w:tblPr/>
+      <w:tcPr>
+        <w:tcBorders>
+          <w:left w:val="single" w:sz="4" w:space="0" w:color="7F7F7F" w:themeColor="text1" w:themeTint="80"/>
+          <w:right w:val="single" w:sz="4" w:space="0" w:color="7F7F7F" w:themeColor="text1" w:themeTint="80"/>
+        </w:tcBorders>
+      </w:tcPr>
+    </w:tblStylePr>
+    <w:tblStylePr w:type="band2Vert">
+      <w:tblPr/>
+      <w:tcPr>
+        <w:tcBorders>
+          <w:left w:val="single" w:sz="4" w:space="0" w:color="7F7F7F" w:themeColor="text1" w:themeTint="80"/>
+          <w:right w:val="single" w:sz="4" w:space="0" w:color="7F7F7F" w:themeColor="text1" w:themeTint="80"/>
+        </w:tcBorders>
+      </w:tcPr>
+    </w:tblStylePr>
+    <w:tblStylePr w:type="band1Horz">
+      <w:tblPr/>
+      <w:tcPr>
+        <w:tcBorders>
+          <w:top w:val="single" w:sz="4" w:space="0" w:color="7F7F7F" w:themeColor="text1" w:themeTint="80"/>
+          <w:bottom w:val="single" w:sz="4" w:space="0" w:color="7F7F7F" w:themeColor="text1" w:themeTint="80"/>
+        </w:tcBorders>
+      </w:tcPr>
+    </w:tblStylePr>
+  </w:style>
+  <w:style w:type="table" w:styleId="3">
+    <w:name w:val="Plain Table 3"/>
+    <w:basedOn w:val="a1"/>
+    <w:uiPriority w:val="43"/>
+    <w:rsid w:val="00BB61F5"/>
+    <w:tblPr>
+      <w:tblStyleRowBandSize w:val="1"/>
+      <w:tblStyleColBandSize w:val="1"/>
+    </w:tblPr>
+    <w:tblStylePr w:type="firstRow">
+      <w:rPr>
+        <w:b/>
+        <w:bCs/>
+        <w:caps/>
+      </w:rPr>
+      <w:tblPr/>
+      <w:tcPr>
+        <w:tcBorders>
+          <w:bottom w:val="single" w:sz="4" w:space="0" w:color="7F7F7F" w:themeColor="text1" w:themeTint="80"/>
+        </w:tcBorders>
+      </w:tcPr>
+    </w:tblStylePr>
+    <w:tblStylePr w:type="lastRow">
+      <w:rPr>
+        <w:b/>
+        <w:bCs/>
+        <w:caps/>
+      </w:rPr>
+      <w:tblPr/>
+      <w:tcPr>
+        <w:tcBorders>
+          <w:top w:val="nil"/>
+        </w:tcBorders>
+      </w:tcPr>
+    </w:tblStylePr>
+    <w:tblStylePr w:type="firstCol">
+      <w:rPr>
+        <w:b/>
+        <w:bCs/>
+        <w:caps/>
+      </w:rPr>
+      <w:tblPr/>
+      <w:tcPr>
+        <w:tcBorders>
+          <w:right w:val="single" w:sz="4" w:space="0" w:color="7F7F7F" w:themeColor="text1" w:themeTint="80"/>
+        </w:tcBorders>
+      </w:tcPr>
+    </w:tblStylePr>
+    <w:tblStylePr w:type="lastCol">
+      <w:rPr>
+        <w:b/>
+        <w:bCs/>
+        <w:caps/>
+      </w:rPr>
+      <w:tblPr/>
+      <w:tcPr>
+        <w:tcBorders>
+          <w:left w:val="nil"/>
+        </w:tcBorders>
+      </w:tcPr>
+    </w:tblStylePr>
+    <w:tblStylePr w:type="band1Vert">
+      <w:tblPr/>
+      <w:tcPr>
+        <w:shd w:val="clear" w:color="auto" w:fill="F2F2F2" w:themeFill="background1" w:themeFillShade="F2"/>
+      </w:tcPr>
+    </w:tblStylePr>
+    <w:tblStylePr w:type="band1Horz">
+      <w:tblPr/>
+      <w:tcPr>
+        <w:shd w:val="clear" w:color="auto" w:fill="F2F2F2" w:themeFill="background1" w:themeFillShade="F2"/>
+      </w:tcPr>
+    </w:tblStylePr>
+    <w:tblStylePr w:type="neCell">
+      <w:tblPr/>
+      <w:tcPr>
+        <w:tcBorders>
+          <w:left w:val="nil"/>
+        </w:tcBorders>
+      </w:tcPr>
+    </w:tblStylePr>
+    <w:tblStylePr w:type="nwCell">
+      <w:tblPr/>
+      <w:tcPr>
+        <w:tcBorders>
+          <w:right w:val="nil"/>
+        </w:tcBorders>
+      </w:tcPr>
+    </w:tblStylePr>
+  </w:style>
+  <w:style w:type="table" w:styleId="4">
+    <w:name w:val="Plain Table 4"/>
+    <w:basedOn w:val="a1"/>
+    <w:uiPriority w:val="44"/>
+    <w:rsid w:val="00BB61F5"/>
+    <w:tblPr>
+      <w:tblStyleRowBandSize w:val="1"/>
+      <w:tblStyleColBandSize w:val="1"/>
+    </w:tblPr>
+    <w:tblStylePr w:type="firstRow">
+      <w:rPr>
+        <w:b/>
+        <w:bCs/>
+      </w:rPr>
+    </w:tblStylePr>
+    <w:tblStylePr w:type="lastRow">
+      <w:rPr>
+        <w:b/>
+        <w:bCs/>
+      </w:rPr>
+    </w:tblStylePr>
+    <w:tblStylePr w:type="firstCol">
+      <w:rPr>
+        <w:b/>
+        <w:bCs/>
+      </w:rPr>
+    </w:tblStylePr>
+    <w:tblStylePr w:type="lastCol">
+      <w:rPr>
+        <w:b/>
+        <w:bCs/>
+      </w:rPr>
+    </w:tblStylePr>
+    <w:tblStylePr w:type="band1Vert">
+      <w:tblPr/>
+      <w:tcPr>
+        <w:shd w:val="clear" w:color="auto" w:fill="F2F2F2" w:themeFill="background1" w:themeFillShade="F2"/>
+      </w:tcPr>
+    </w:tblStylePr>
+    <w:tblStylePr w:type="band1Horz">
+      <w:tblPr/>
+      <w:tcPr>
+        <w:shd w:val="clear" w:color="auto" w:fill="F2F2F2" w:themeFill="background1" w:themeFillShade="F2"/>
+      </w:tcPr>
+    </w:tblStylePr>
+  </w:style>
 </w:styles>
 </file>
 

--- a/docs/Термодинамічні цикли.docx
+++ b/docs/Термодинамічні цикли.docx
@@ -8731,12 +8731,12 @@
         <w:tblLook w:val="04A0" w:firstRow="1" w:lastRow="0" w:firstColumn="1" w:lastColumn="0" w:noHBand="0" w:noVBand="1"/>
       </w:tblPr>
       <w:tblGrid>
-        <w:gridCol w:w="1065"/>
-        <w:gridCol w:w="2505"/>
+        <w:gridCol w:w="1048"/>
+        <w:gridCol w:w="2956"/>
         <w:gridCol w:w="1371"/>
-        <w:gridCol w:w="1489"/>
-        <w:gridCol w:w="2111"/>
-        <w:gridCol w:w="1088"/>
+        <w:gridCol w:w="1468"/>
+        <w:gridCol w:w="1856"/>
+        <w:gridCol w:w="930"/>
       </w:tblGrid>
       <w:tr>
         <w:tc>
@@ -8754,7 +8754,7 @@
         </w:tc>
         <w:tc>
           <w:tcPr>
-            <w:tcW w:w="2505" w:type="dxa"/>
+            <w:tcW w:w="3250" w:type="dxa"/>
           </w:tcPr>
           <w:p>
             <w:pPr>
@@ -8767,7 +8767,7 @@
         </w:tc>
         <w:tc>
           <w:tcPr>
-            <w:tcW w:w="1371" w:type="dxa"/>
+            <w:tcW w:w="626" w:type="dxa"/>
           </w:tcPr>
           <w:p>
             <w:pPr>
@@ -8858,7 +8858,7 @@
         </w:tc>
         <w:tc>
           <w:tcPr>
-            <w:tcW w:w="2505" w:type="dxa"/>
+            <w:tcW w:w="3250" w:type="dxa"/>
           </w:tcPr>
           <w:p>
             <w:pPr>
@@ -9002,7 +9002,7 @@
         </w:tc>
         <w:tc>
           <w:tcPr>
-            <w:tcW w:w="1371" w:type="dxa"/>
+            <w:tcW w:w="626" w:type="dxa"/>
           </w:tcPr>
           <w:p>
             <w:pPr>
@@ -9088,7 +9088,7 @@
         </w:tc>
         <w:tc>
           <w:tcPr>
-            <w:tcW w:w="2505" w:type="dxa"/>
+            <w:tcW w:w="3250" w:type="dxa"/>
           </w:tcPr>
           <w:p>
             <w:pPr>
@@ -9217,7 +9217,7 @@
         </w:tc>
         <w:tc>
           <w:tcPr>
-            <w:tcW w:w="1371" w:type="dxa"/>
+            <w:tcW w:w="626" w:type="dxa"/>
           </w:tcPr>
           <w:p>
             <w:pPr>
@@ -9297,7 +9297,7 @@
         </w:tc>
         <w:tc>
           <w:tcPr>
-            <w:tcW w:w="2505" w:type="dxa"/>
+            <w:tcW w:w="3250" w:type="dxa"/>
           </w:tcPr>
           <w:p>
             <w:pPr>
@@ -9360,7 +9360,7 @@
                             <w:rFonts w:ascii="Cambria Math" w:hAnsi="Cambria Math"/>
                             <w:lang w:val="en-US"/>
                           </w:rPr>
-                          <m:t>2</m:t>
+                          <m:t>min</m:t>
                         </m:r>
                       </m:sub>
                     </m:sSub>
@@ -9396,7 +9396,7 @@
                             <w:rFonts w:ascii="Cambria Math" w:hAnsi="Cambria Math"/>
                             <w:lang w:val="en-US"/>
                           </w:rPr>
-                          <m:t>1</m:t>
+                          <m:t>max</m:t>
                         </m:r>
                       </m:sub>
                     </m:sSub>
@@ -9408,7 +9408,7 @@
         </w:tc>
         <w:tc>
           <w:tcPr>
-            <w:tcW w:w="1371" w:type="dxa"/>
+            <w:tcW w:w="626" w:type="dxa"/>
           </w:tcPr>
           <w:p>
             <w:pPr>
@@ -9473,7 +9473,7 @@
         </w:tc>
         <w:tc>
           <w:tcPr>
-            <w:tcW w:w="2505" w:type="dxa"/>
+            <w:tcW w:w="3250" w:type="dxa"/>
           </w:tcPr>
           <w:p>
             <w:pPr>
@@ -9494,6 +9494,13 @@
                     <w:lang w:val="en-US"/>
                   </w:rPr>
                   <m:t>=</m:t>
+                </m:r>
+                <m:r>
+                  <w:rPr>
+                    <w:rFonts w:ascii="Cambria Math" w:hAnsi="Cambria Math"/>
+                    <w:lang w:val="en-US"/>
+                  </w:rPr>
+                  <m:t>1/(</m:t>
                 </m:r>
                 <m:rad>
                   <m:radPr>
@@ -9533,7 +9540,7 @@
                             <w:rFonts w:ascii="Cambria Math" w:hAnsi="Cambria Math"/>
                             <w:lang w:val="en-US"/>
                           </w:rPr>
-                          <m:t>1</m:t>
+                          <m:t>max</m:t>
                         </m:r>
                       </m:sub>
                     </m:sSub>
@@ -9569,19 +9576,26 @@
                             <w:rFonts w:ascii="Cambria Math" w:hAnsi="Cambria Math"/>
                             <w:lang w:val="en-US"/>
                           </w:rPr>
-                          <m:t>2</m:t>
+                          <m:t>min</m:t>
                         </m:r>
                       </m:sub>
                     </m:sSub>
                   </m:e>
                 </m:rad>
+                <m:r>
+                  <w:rPr>
+                    <w:rFonts w:ascii="Cambria Math" w:hAnsi="Cambria Math"/>
+                    <w:lang w:val="en-US"/>
+                  </w:rPr>
+                  <m:t xml:space="preserve">-1)  </m:t>
+                </m:r>
               </m:oMath>
             </m:oMathPara>
           </w:p>
         </w:tc>
         <w:tc>
           <w:tcPr>
-            <w:tcW w:w="1371" w:type="dxa"/>
+            <w:tcW w:w="626" w:type="dxa"/>
           </w:tcPr>
           <w:p>
             <w:pPr>
@@ -9647,7 +9661,7 @@
         </w:tc>
         <w:tc>
           <w:tcPr>
-            <w:tcW w:w="2505" w:type="dxa"/>
+            <w:tcW w:w="3250" w:type="dxa"/>
           </w:tcPr>
           <w:p>
             <w:pPr>
@@ -9743,7 +9757,7 @@
         </w:tc>
         <w:tc>
           <w:tcPr>
-            <w:tcW w:w="1371" w:type="dxa"/>
+            <w:tcW w:w="626" w:type="dxa"/>
           </w:tcPr>
           <w:p>
             <w:pPr>
@@ -9811,7 +9825,7 @@
         </w:tc>
         <w:tc>
           <w:tcPr>
-            <w:tcW w:w="2505" w:type="dxa"/>
+            <w:tcW w:w="3250" w:type="dxa"/>
           </w:tcPr>
           <w:p>
             <w:pPr>
@@ -9826,6 +9840,12 @@
                   </w:rPr>
                   <m:t>ε=</m:t>
                 </m:r>
+                <m:r>
+                  <w:rPr>
+                    <w:rFonts w:ascii="Cambria Math" w:hAnsi="Cambria Math"/>
+                  </w:rPr>
+                  <m:t>1/</m:t>
+                </m:r>
                 <m:sSub>
                   <m:sSubPr>
                     <m:ctrlPr>
@@ -9837,6 +9857,13 @@
                     </m:ctrlPr>
                   </m:sSubPr>
                   <m:e>
+                    <m:r>
+                      <w:rPr>
+                        <w:rFonts w:ascii="Cambria Math" w:hAnsi="Cambria Math"/>
+                        <w:lang w:val="en-US"/>
+                      </w:rPr>
+                      <m:t>(</m:t>
+                    </m:r>
                     <m:r>
                       <w:rPr>
                         <w:rFonts w:ascii="Cambria Math" w:hAnsi="Cambria Math"/>
@@ -9891,13 +9918,20 @@
                     </m:r>
                   </m:sub>
                 </m:sSub>
+                <m:r>
+                  <w:rPr>
+                    <w:rFonts w:ascii="Cambria Math" w:hAnsi="Cambria Math"/>
+                    <w:lang w:val="en-US"/>
+                  </w:rPr>
+                  <m:t xml:space="preserve">-1) </m:t>
+                </m:r>
               </m:oMath>
             </m:oMathPara>
           </w:p>
         </w:tc>
         <w:tc>
           <w:tcPr>
-            <w:tcW w:w="1371" w:type="dxa"/>
+            <w:tcW w:w="626" w:type="dxa"/>
           </w:tcPr>
           <w:p>
             <w:pPr>
@@ -9945,6 +9979,9 @@
       <w:pPr>
         <w:ind w:firstLine="0"/>
       </w:pPr>
+      <w:r>
+        <w:t>Таблиця 1 – Перевірка моделі</w:t>
+      </w:r>
     </w:p>
     <w:sectPr>
       <w:pgSz w:w="11906" w:h="16838"/>

--- a/docs/Термодинамічні цикли.docx
+++ b/docs/Термодинамічні цикли.docx
@@ -1343,12 +1343,14 @@
       <w:r>
         <w:t xml:space="preserve"> – проміжок дискретного часу, який в мо</w:t>
       </w:r>
+      <w:proofErr w:type="spellStart"/>
       <w:r>
         <w:t>дел</w:t>
       </w:r>
       <w:r>
         <w:t>і</w:t>
       </w:r>
+      <w:proofErr w:type="spellEnd"/>
       <w:r>
         <w:t xml:space="preserve"> завжди вважається одиничним і тому </w:t>
       </w:r>
@@ -3067,8 +3069,13 @@
       <w:r>
         <w:t>, з чого витік</w:t>
       </w:r>
-      <w:r>
-        <w:t>ають рівняння (9).</w:t>
+      <w:proofErr w:type="spellStart"/>
+      <w:r>
+        <w:t>ають</w:t>
+      </w:r>
+      <w:proofErr w:type="spellEnd"/>
+      <w:r>
+        <w:t xml:space="preserve"> рівняння (9).</w:t>
       </w:r>
       <w:r>
         <w:t xml:space="preserve"> </w:t>
@@ -8033,10 +8040,7 @@
         <w:ind w:firstLine="708"/>
       </w:pPr>
       <w:r>
-        <w:t xml:space="preserve">Термодинамічні цикли мають певні інтегральні характеристики, такі як </w:t>
-      </w:r>
-      <w:r>
-        <w:t xml:space="preserve">коефіцієнт корисної дії або </w:t>
+        <w:t xml:space="preserve">Термодинамічні цикли мають певні інтегральні характеристики, такі як коефіцієнт корисної дії або </w:t>
       </w:r>
       <w:r>
         <w:t>холодильний коефіцієнт</w:t>
@@ -8125,13 +8129,7 @@
       </w:pPr>
       <w:r>
         <w:lastRenderedPageBreak/>
-        <w:t xml:space="preserve">Для прямого циклу </w:t>
-      </w:r>
-      <w:r>
-        <w:t>будемо вимірювати</w:t>
-      </w:r>
-      <w:r>
-        <w:t xml:space="preserve"> </w:t>
+        <w:t xml:space="preserve">Для прямого циклу будемо вимірювати </w:t>
       </w:r>
       <w:proofErr w:type="spellStart"/>
       <w:r>
@@ -8492,13 +8490,7 @@
             <w:rPr>
               <w:rFonts w:ascii="Cambria Math" w:hAnsi="Cambria Math"/>
             </w:rPr>
-            <m:t>d</m:t>
-          </m:r>
-          <m:r>
-            <w:rPr>
-              <w:rFonts w:ascii="Cambria Math" w:hAnsi="Cambria Math"/>
-            </w:rPr>
-            <m:t>=</m:t>
+            <m:t>d=</m:t>
           </m:r>
           <m:f>
             <m:fPr>
@@ -8735,13 +8727,12 @@
         <w:gridCol w:w="2956"/>
         <w:gridCol w:w="1371"/>
         <w:gridCol w:w="1468"/>
-        <w:gridCol w:w="1856"/>
-        <w:gridCol w:w="930"/>
+        <w:gridCol w:w="2032"/>
       </w:tblGrid>
       <w:tr>
         <w:tc>
           <w:tcPr>
-            <w:tcW w:w="1065" w:type="dxa"/>
+            <w:tcW w:w="1048" w:type="dxa"/>
           </w:tcPr>
           <w:p>
             <w:pPr>
@@ -8754,7 +8745,7 @@
         </w:tc>
         <w:tc>
           <w:tcPr>
-            <w:tcW w:w="3250" w:type="dxa"/>
+            <w:tcW w:w="2956" w:type="dxa"/>
           </w:tcPr>
           <w:p>
             <w:pPr>
@@ -8767,7 +8758,7 @@
         </w:tc>
         <w:tc>
           <w:tcPr>
-            <w:tcW w:w="626" w:type="dxa"/>
+            <w:tcW w:w="1371" w:type="dxa"/>
           </w:tcPr>
           <w:p>
             <w:pPr>
@@ -8786,7 +8777,7 @@
         </w:tc>
         <w:tc>
           <w:tcPr>
-            <w:tcW w:w="1489" w:type="dxa"/>
+            <w:tcW w:w="1468" w:type="dxa"/>
           </w:tcPr>
           <w:p>
             <w:pPr>
@@ -8805,7 +8796,7 @@
         </w:tc>
         <w:tc>
           <w:tcPr>
-            <w:tcW w:w="2111" w:type="dxa"/>
+            <w:tcW w:w="2032" w:type="dxa"/>
           </w:tcPr>
           <w:p>
             <w:pPr>
@@ -8818,25 +8809,24 @@
               <w:t>d</w:t>
             </w:r>
             <w:r>
-              <w:t xml:space="preserve"> – відносна різниця</w:t>
+              <w:t xml:space="preserve"> – різниця</w:t>
             </w:r>
-          </w:p>
-        </w:tc>
-        <w:tc>
-          <w:tcPr>
-            <w:tcW w:w="1088" w:type="dxa"/>
-          </w:tcPr>
-          <w:p>
-            <w:pPr>
-              <w:ind w:firstLine="0"/>
-            </w:pPr>
+            <w:r>
+              <w:rPr>
+                <w:lang w:val="en-US"/>
+              </w:rPr>
+              <w:t xml:space="preserve"> </w:t>
+            </w:r>
+            <w:r>
+              <w:t>за (14)</w:t>
+            </w:r>
           </w:p>
         </w:tc>
       </w:tr>
       <w:tr>
         <w:tc>
           <w:tcPr>
-            <w:tcW w:w="1065" w:type="dxa"/>
+            <w:tcW w:w="1048" w:type="dxa"/>
           </w:tcPr>
           <w:p>
             <w:pPr>
@@ -8858,7 +8848,7 @@
         </w:tc>
         <w:tc>
           <w:tcPr>
-            <w:tcW w:w="3250" w:type="dxa"/>
+            <w:tcW w:w="2956" w:type="dxa"/>
           </w:tcPr>
           <w:p>
             <w:pPr>
@@ -9002,7 +8992,7 @@
         </w:tc>
         <w:tc>
           <w:tcPr>
-            <w:tcW w:w="626" w:type="dxa"/>
+            <w:tcW w:w="1371" w:type="dxa"/>
           </w:tcPr>
           <w:p>
             <w:pPr>
@@ -9016,13 +9006,13 @@
               <w:rPr>
                 <w:lang w:val="en-US"/>
               </w:rPr>
-              <w:t>0.39741282</w:t>
+              <w:t>0.3974</w:t>
             </w:r>
           </w:p>
         </w:tc>
         <w:tc>
           <w:tcPr>
-            <w:tcW w:w="1489" w:type="dxa"/>
+            <w:tcW w:w="1468" w:type="dxa"/>
           </w:tcPr>
           <w:p>
             <w:pPr>
@@ -9033,13 +9023,16 @@
               <w:rPr>
                 <w:lang w:val="en-US"/>
               </w:rPr>
-              <w:t>0.39337606</w:t>
+              <w:t>0.393</w:t>
+            </w:r>
+            <w:r>
+              <w:t>4</w:t>
             </w:r>
           </w:p>
         </w:tc>
         <w:tc>
           <w:tcPr>
-            <w:tcW w:w="2111" w:type="dxa"/>
+            <w:tcW w:w="2032" w:type="dxa"/>
           </w:tcPr>
           <w:p>
             <w:pPr>
@@ -9051,22 +9044,11 @@
             </w:r>
           </w:p>
         </w:tc>
-        <w:tc>
-          <w:tcPr>
-            <w:tcW w:w="1088" w:type="dxa"/>
-          </w:tcPr>
-          <w:p>
-            <w:pPr>
-              <w:ind w:firstLine="0"/>
-              <w:jc w:val="both"/>
-            </w:pPr>
-          </w:p>
-        </w:tc>
       </w:tr>
       <w:tr>
         <w:tc>
           <w:tcPr>
-            <w:tcW w:w="1065" w:type="dxa"/>
+            <w:tcW w:w="1048" w:type="dxa"/>
           </w:tcPr>
           <w:p>
             <w:pPr>
@@ -9088,7 +9070,7 @@
         </w:tc>
         <w:tc>
           <w:tcPr>
-            <w:tcW w:w="3250" w:type="dxa"/>
+            <w:tcW w:w="2956" w:type="dxa"/>
           </w:tcPr>
           <w:p>
             <w:pPr>
@@ -9217,7 +9199,7 @@
         </w:tc>
         <w:tc>
           <w:tcPr>
-            <w:tcW w:w="626" w:type="dxa"/>
+            <w:tcW w:w="1371" w:type="dxa"/>
           </w:tcPr>
           <w:p>
             <w:pPr>
@@ -9225,13 +9207,13 @@
               <w:jc w:val="both"/>
             </w:pPr>
             <w:r>
-              <w:t>1.463639841</w:t>
+              <w:t>1.4636</w:t>
             </w:r>
           </w:p>
         </w:tc>
         <w:tc>
           <w:tcPr>
-            <w:tcW w:w="1489" w:type="dxa"/>
+            <w:tcW w:w="1468" w:type="dxa"/>
           </w:tcPr>
           <w:p>
             <w:pPr>
@@ -9239,13 +9221,13 @@
               <w:jc w:val="both"/>
             </w:pPr>
             <w:r>
-              <w:t>1.547761518</w:t>
+              <w:t>1.5477</w:t>
             </w:r>
           </w:p>
         </w:tc>
         <w:tc>
           <w:tcPr>
-            <w:tcW w:w="2111" w:type="dxa"/>
+            <w:tcW w:w="2032" w:type="dxa"/>
           </w:tcPr>
           <w:p>
             <w:pPr>
@@ -9260,22 +9242,11 @@
             </w:r>
           </w:p>
         </w:tc>
-        <w:tc>
-          <w:tcPr>
-            <w:tcW w:w="1088" w:type="dxa"/>
-          </w:tcPr>
-          <w:p>
-            <w:pPr>
-              <w:ind w:firstLine="0"/>
-              <w:jc w:val="both"/>
-            </w:pPr>
-          </w:p>
-        </w:tc>
       </w:tr>
       <w:tr>
         <w:tc>
           <w:tcPr>
-            <w:tcW w:w="1065" w:type="dxa"/>
+            <w:tcW w:w="1048" w:type="dxa"/>
           </w:tcPr>
           <w:p>
             <w:pPr>
@@ -9297,7 +9268,7 @@
         </w:tc>
         <w:tc>
           <w:tcPr>
-            <w:tcW w:w="3250" w:type="dxa"/>
+            <w:tcW w:w="2956" w:type="dxa"/>
           </w:tcPr>
           <w:p>
             <w:pPr>
@@ -9408,53 +9379,57 @@
         </w:tc>
         <w:tc>
           <w:tcPr>
-            <w:tcW w:w="626" w:type="dxa"/>
+            <w:tcW w:w="1371" w:type="dxa"/>
           </w:tcPr>
           <w:p>
             <w:pPr>
               <w:ind w:firstLine="0"/>
               <w:jc w:val="both"/>
             </w:pPr>
+            <w:r>
+              <w:t>0.5819</w:t>
+            </w:r>
           </w:p>
         </w:tc>
         <w:tc>
           <w:tcPr>
-            <w:tcW w:w="1489" w:type="dxa"/>
+            <w:tcW w:w="1468" w:type="dxa"/>
           </w:tcPr>
           <w:p>
             <w:pPr>
               <w:ind w:firstLine="0"/>
               <w:jc w:val="both"/>
             </w:pPr>
+            <w:r>
+              <w:t>0.5658</w:t>
+            </w:r>
           </w:p>
         </w:tc>
         <w:tc>
           <w:tcPr>
-            <w:tcW w:w="2111" w:type="dxa"/>
+            <w:tcW w:w="2032" w:type="dxa"/>
           </w:tcPr>
           <w:p>
             <w:pPr>
               <w:ind w:firstLine="0"/>
               <w:jc w:val="both"/>
+              <w:rPr>
+                <w:lang w:val="en-US"/>
+              </w:rPr>
             </w:pPr>
-          </w:p>
-        </w:tc>
-        <w:tc>
-          <w:tcPr>
-            <w:tcW w:w="1088" w:type="dxa"/>
-          </w:tcPr>
-          <w:p>
-            <w:pPr>
-              <w:ind w:firstLine="0"/>
-              <w:jc w:val="both"/>
-            </w:pPr>
+            <w:r>
+              <w:rPr>
+                <w:lang w:val="en-US"/>
+              </w:rPr>
+              <w:t>0.028</w:t>
+            </w:r>
           </w:p>
         </w:tc>
       </w:tr>
       <w:tr>
         <w:tc>
           <w:tcPr>
-            <w:tcW w:w="1065" w:type="dxa"/>
+            <w:tcW w:w="1048" w:type="dxa"/>
           </w:tcPr>
           <w:p>
             <w:pPr>
@@ -9473,7 +9448,7 @@
         </w:tc>
         <w:tc>
           <w:tcPr>
-            <w:tcW w:w="3250" w:type="dxa"/>
+            <w:tcW w:w="2956" w:type="dxa"/>
           </w:tcPr>
           <w:p>
             <w:pPr>
@@ -9493,14 +9468,7 @@
                     <w:rFonts w:ascii="Cambria Math" w:hAnsi="Cambria Math"/>
                     <w:lang w:val="en-US"/>
                   </w:rPr>
-                  <m:t>=</m:t>
-                </m:r>
-                <m:r>
-                  <w:rPr>
-                    <w:rFonts w:ascii="Cambria Math" w:hAnsi="Cambria Math"/>
-                    <w:lang w:val="en-US"/>
-                  </w:rPr>
-                  <m:t>1/(</m:t>
+                  <m:t>=1/(</m:t>
                 </m:r>
                 <m:rad>
                   <m:radPr>
@@ -9595,7 +9563,7 @@
         </w:tc>
         <w:tc>
           <w:tcPr>
-            <w:tcW w:w="626" w:type="dxa"/>
+            <w:tcW w:w="1371" w:type="dxa"/>
           </w:tcPr>
           <w:p>
             <w:pPr>
@@ -9606,7 +9574,7 @@
         </w:tc>
         <w:tc>
           <w:tcPr>
-            <w:tcW w:w="1489" w:type="dxa"/>
+            <w:tcW w:w="1468" w:type="dxa"/>
           </w:tcPr>
           <w:p>
             <w:pPr>
@@ -9617,18 +9585,7 @@
         </w:tc>
         <w:tc>
           <w:tcPr>
-            <w:tcW w:w="2111" w:type="dxa"/>
-          </w:tcPr>
-          <w:p>
-            <w:pPr>
-              <w:ind w:firstLine="0"/>
-              <w:jc w:val="both"/>
-            </w:pPr>
-          </w:p>
-        </w:tc>
-        <w:tc>
-          <w:tcPr>
-            <w:tcW w:w="1088" w:type="dxa"/>
+            <w:tcW w:w="2032" w:type="dxa"/>
           </w:tcPr>
           <w:p>
             <w:pPr>
@@ -9641,7 +9598,7 @@
       <w:tr>
         <w:tc>
           <w:tcPr>
-            <w:tcW w:w="1065" w:type="dxa"/>
+            <w:tcW w:w="1048" w:type="dxa"/>
           </w:tcPr>
           <w:p>
             <w:pPr>
@@ -9661,7 +9618,7 @@
         </w:tc>
         <w:tc>
           <w:tcPr>
-            <w:tcW w:w="3250" w:type="dxa"/>
+            <w:tcW w:w="2956" w:type="dxa"/>
           </w:tcPr>
           <w:p>
             <w:pPr>
@@ -9757,7 +9714,7 @@
         </w:tc>
         <w:tc>
           <w:tcPr>
-            <w:tcW w:w="626" w:type="dxa"/>
+            <w:tcW w:w="1371" w:type="dxa"/>
           </w:tcPr>
           <w:p>
             <w:pPr>
@@ -9768,7 +9725,7 @@
         </w:tc>
         <w:tc>
           <w:tcPr>
-            <w:tcW w:w="1489" w:type="dxa"/>
+            <w:tcW w:w="1468" w:type="dxa"/>
           </w:tcPr>
           <w:p>
             <w:pPr>
@@ -9779,18 +9736,7 @@
         </w:tc>
         <w:tc>
           <w:tcPr>
-            <w:tcW w:w="2111" w:type="dxa"/>
-          </w:tcPr>
-          <w:p>
-            <w:pPr>
-              <w:ind w:firstLine="0"/>
-              <w:jc w:val="both"/>
-            </w:pPr>
-          </w:p>
-        </w:tc>
-        <w:tc>
-          <w:tcPr>
-            <w:tcW w:w="1088" w:type="dxa"/>
+            <w:tcW w:w="2032" w:type="dxa"/>
           </w:tcPr>
           <w:p>
             <w:pPr>
@@ -9803,7 +9749,7 @@
       <w:tr>
         <w:tc>
           <w:tcPr>
-            <w:tcW w:w="1065" w:type="dxa"/>
+            <w:tcW w:w="1048" w:type="dxa"/>
           </w:tcPr>
           <w:p>
             <w:pPr>
@@ -9825,7 +9771,7 @@
         </w:tc>
         <w:tc>
           <w:tcPr>
-            <w:tcW w:w="3250" w:type="dxa"/>
+            <w:tcW w:w="2956" w:type="dxa"/>
           </w:tcPr>
           <w:p>
             <w:pPr>
@@ -9838,13 +9784,7 @@
                   <w:rPr>
                     <w:rFonts w:ascii="Cambria Math" w:hAnsi="Cambria Math"/>
                   </w:rPr>
-                  <m:t>ε=</m:t>
-                </m:r>
-                <m:r>
-                  <w:rPr>
-                    <w:rFonts w:ascii="Cambria Math" w:hAnsi="Cambria Math"/>
-                  </w:rPr>
-                  <m:t>1/</m:t>
+                  <m:t>ε=1/</m:t>
                 </m:r>
                 <m:sSub>
                   <m:sSubPr>
@@ -9862,14 +9802,7 @@
                         <w:rFonts w:ascii="Cambria Math" w:hAnsi="Cambria Math"/>
                         <w:lang w:val="en-US"/>
                       </w:rPr>
-                      <m:t>(</m:t>
-                    </m:r>
-                    <m:r>
-                      <w:rPr>
-                        <w:rFonts w:ascii="Cambria Math" w:hAnsi="Cambria Math"/>
-                        <w:lang w:val="en-US"/>
-                      </w:rPr>
-                      <m:t>V</m:t>
+                      <m:t>(V</m:t>
                     </m:r>
                   </m:e>
                   <m:sub>
@@ -9931,7 +9864,7 @@
         </w:tc>
         <w:tc>
           <w:tcPr>
-            <w:tcW w:w="626" w:type="dxa"/>
+            <w:tcW w:w="1371" w:type="dxa"/>
           </w:tcPr>
           <w:p>
             <w:pPr>
@@ -9942,7 +9875,7 @@
         </w:tc>
         <w:tc>
           <w:tcPr>
-            <w:tcW w:w="1489" w:type="dxa"/>
+            <w:tcW w:w="1468" w:type="dxa"/>
           </w:tcPr>
           <w:p>
             <w:pPr>
@@ -9953,18 +9886,7 @@
         </w:tc>
         <w:tc>
           <w:tcPr>
-            <w:tcW w:w="2111" w:type="dxa"/>
-          </w:tcPr>
-          <w:p>
-            <w:pPr>
-              <w:ind w:firstLine="0"/>
-              <w:jc w:val="both"/>
-            </w:pPr>
-          </w:p>
-        </w:tc>
-        <w:tc>
-          <w:tcPr>
-            <w:tcW w:w="1088" w:type="dxa"/>
+            <w:tcW w:w="2032" w:type="dxa"/>
           </w:tcPr>
           <w:p>
             <w:pPr>

--- a/docs/Термодинамічні цикли.docx
+++ b/docs/Термодинамічні цикли.docx
@@ -1343,14 +1343,12 @@
       <w:r>
         <w:t xml:space="preserve"> – проміжок дискретного часу, який в мо</w:t>
       </w:r>
-      <w:proofErr w:type="spellStart"/>
       <w:r>
         <w:t>дел</w:t>
       </w:r>
       <w:r>
         <w:t>і</w:t>
       </w:r>
-      <w:proofErr w:type="spellEnd"/>
       <w:r>
         <w:t xml:space="preserve"> завжди вважається одиничним і тому </w:t>
       </w:r>
@@ -3069,13 +3067,8 @@
       <w:r>
         <w:t>, з чого витік</w:t>
       </w:r>
-      <w:proofErr w:type="spellStart"/>
-      <w:r>
-        <w:t>ають</w:t>
-      </w:r>
-      <w:proofErr w:type="spellEnd"/>
-      <w:r>
-        <w:t xml:space="preserve"> рівняння (9).</w:t>
+      <w:r>
+        <w:t>ають рівняння (9).</w:t>
       </w:r>
       <w:r>
         <w:t xml:space="preserve"> </w:t>
@@ -9569,7 +9562,13 @@
             <w:pPr>
               <w:ind w:firstLine="0"/>
               <w:jc w:val="both"/>
+              <w:rPr>
+                <w:lang w:val="en-US"/>
+              </w:rPr>
             </w:pPr>
+            <w:r>
+              <w:t>0.73237</w:t>
+            </w:r>
           </w:p>
         </w:tc>
         <w:tc>
@@ -9580,7 +9579,19 @@
             <w:pPr>
               <w:ind w:firstLine="0"/>
               <w:jc w:val="both"/>
+              <w:rPr>
+                <w:lang w:val="en-US"/>
+              </w:rPr>
             </w:pPr>
+            <w:r>
+              <w:t>0.7316</w:t>
+            </w:r>
+            <w:r>
+              <w:rPr>
+                <w:lang w:val="en-US"/>
+              </w:rPr>
+              <w:t>8</w:t>
+            </w:r>
           </w:p>
         </w:tc>
         <w:tc>
@@ -9591,7 +9602,19 @@
             <w:pPr>
               <w:ind w:firstLine="0"/>
               <w:jc w:val="both"/>
+              <w:rPr>
+                <w:lang w:val="en-US"/>
+              </w:rPr>
             </w:pPr>
+            <w:r>
+              <w:t>0.00</w:t>
+            </w:r>
+            <w:r>
+              <w:rPr>
+                <w:lang w:val="en-US"/>
+              </w:rPr>
+              <w:t>4</w:t>
+            </w:r>
           </w:p>
         </w:tc>
       </w:tr>

--- a/docs/Термодинамічні цикли.docx
+++ b/docs/Термодинамічні цикли.docx
@@ -165,7 +165,13 @@
     </w:p>
     <w:p>
       <w:r>
-        <w:t xml:space="preserve">Нагрівач и охолоджувач це «прилад», який займає прямокутну ділянку простору. Кожна частка газу, яка знаходиться в межах цієї ділянки, збільшує (нагрівання) або зменшує (охолодження) модуль своєї швидкості. Енергія, передана чи забрана від кожної частки робочого тіла, ретельно враховується приладом. </w:t>
+        <w:t xml:space="preserve">Нагрівач </w:t>
+      </w:r>
+      <w:r>
+        <w:t>або</w:t>
+      </w:r>
+      <w:r>
+        <w:t xml:space="preserve"> охолоджувач це «прилад», який займає прямокутну ділянку простору. Кожна частка газу, яка знаходиться в межах цієї ділянки, збільшує (нагрівання) або зменшує (охолодження) модуль своєї швидкості. Енергія, передана чи забрана від кожної частки робочого тіла, ретельно враховується приладом. </w:t>
       </w:r>
     </w:p>
     <w:p>
@@ -189,7 +195,13 @@
         <w:t>Модельний простір двовимірний, це</w:t>
       </w:r>
       <w:r>
-        <w:t xml:space="preserve"> зменшує кількість ступенів свободи часток ідеального газу з 3 до 2 і </w:t>
+        <w:t xml:space="preserve"> зменшує кількість ступенів свободи часток ідеального газу з 3 до 2</w:t>
+      </w:r>
+      <w:r>
+        <w:t>,</w:t>
+      </w:r>
+      <w:r>
+        <w:t xml:space="preserve"> </w:t>
       </w:r>
       <w:r>
         <w:t>що враховується в</w:t>
@@ -230,19 +242,79 @@
         <w:ind w:firstLine="708"/>
       </w:pPr>
       <w:r>
-        <w:t>Більшість явищ, які складають основу нашого життя, циклічні – щоб бути корисним, двигун повинен працювати довго, а не робити лише один оберт. Втім в циклі можна виділити окремі ділянки, коли параметри системи змінюються монотонно. Стратегія моделювання полягає в тому, що</w:t>
+        <w:t>Більшість явищ, які складають основу нашого життя, циклічні – щоб бути корисним, двигун повинен працювати довго, а не робити лише один оберт. Втім в циклі можна виділити окремі ділянки, коли параметри системи змінюються монотонно</w:t>
+      </w:r>
+      <w:r>
+        <w:t xml:space="preserve"> (для короткості</w:t>
+      </w:r>
+      <w:r>
+        <w:t xml:space="preserve"> будемо називати ділянки монотонної зміни параметрів процесами</w:t>
+      </w:r>
+      <w:r>
+        <w:t>)</w:t>
+      </w:r>
+      <w:r>
+        <w:t>. Стратегія моделювання полягає в тому, що</w:t>
       </w:r>
       <w:r>
         <w:t>б</w:t>
       </w:r>
       <w:r>
-        <w:t xml:space="preserve"> створимо моделі певної кількості таких ділянок, а вже з них можна складати цикл</w:t>
+        <w:t xml:space="preserve"> створи</w:t>
+      </w:r>
+      <w:r>
+        <w:t>ти</w:t>
+      </w:r>
+      <w:r>
+        <w:t xml:space="preserve"> </w:t>
+      </w:r>
+      <w:r>
+        <w:t>певн</w:t>
+      </w:r>
+      <w:r>
+        <w:t>у</w:t>
+      </w:r>
+      <w:r>
+        <w:t xml:space="preserve"> кільк</w:t>
+      </w:r>
+      <w:r>
+        <w:t>і</w:t>
+      </w:r>
+      <w:r>
+        <w:t>ст</w:t>
+      </w:r>
+      <w:r>
+        <w:t>ь</w:t>
+      </w:r>
+      <w:r>
+        <w:t xml:space="preserve"> </w:t>
+      </w:r>
+      <w:r>
+        <w:t>модел</w:t>
+      </w:r>
+      <w:r>
+        <w:t>ей процесів</w:t>
+      </w:r>
+      <w:r>
+        <w:t xml:space="preserve">, а </w:t>
+      </w:r>
+      <w:r>
+        <w:t>потім</w:t>
+      </w:r>
+      <w:r>
+        <w:t xml:space="preserve"> складати </w:t>
+      </w:r>
+      <w:r>
+        <w:t xml:space="preserve">з них </w:t>
+      </w:r>
+      <w:r>
+        <w:t>цикл</w:t>
       </w:r>
       <w:r>
         <w:t>и</w:t>
       </w:r>
       <w:r>
-        <w:t xml:space="preserve"> (далі будемо називати ділянки монотонної зміни параметрів процесами).  </w:t>
+        <w:t xml:space="preserve">.  </w:t>
       </w:r>
     </w:p>
     <w:p>
@@ -270,19 +342,19 @@
     </w:p>
     <w:p>
       <w:r>
-        <w:t xml:space="preserve">Еволюція моделі відбувається в дискретному часі, на кожному такті часу робиться обчислення, яке </w:t>
-      </w:r>
-      <w:r>
-        <w:t>вираховує</w:t>
-      </w:r>
-      <w:r>
-        <w:t xml:space="preserve"> наступній стан моделі </w:t>
-      </w:r>
-      <w:r>
-        <w:t>і</w:t>
-      </w:r>
-      <w:r>
-        <w:t xml:space="preserve">з попереднього. Якщо позначити таке обчислення словом </w:t>
+        <w:t>Еволюція моделі відбувається в дискретному часі, на кожному такті часу обчисл</w:t>
+      </w:r>
+      <w:r>
+        <w:t>юється</w:t>
+      </w:r>
+      <w:r>
+        <w:t xml:space="preserve"> наступній стан моделі</w:t>
+      </w:r>
+      <w:r>
+        <w:t>, виходячи</w:t>
+      </w:r>
+      <w:r>
+        <w:t xml:space="preserve"> з попереднього. Якщо позначити таке обчислення словом </w:t>
       </w:r>
       <w:r>
         <w:t>«крок»</w:t>
@@ -516,7 +588,16 @@
     </w:p>
     <w:p>
       <w:r>
-        <w:t xml:space="preserve">Умовою може бути досягнення певним параметром процесу встановленої межі. Основні параметри ідеального газу це температура, об’єм, тиск, </w:t>
+        <w:t xml:space="preserve">Умовою </w:t>
+      </w:r>
+      <w:r>
+        <w:t xml:space="preserve">повторення є знаходження моделі в певній області простору параметрів, </w:t>
+      </w:r>
+      <w:r>
+        <w:t>наприклад, температура газу не перевищує 300, або вантаж на поршні не більше, ніж 200, або логічний вираз, побудований з подібних обмежень</w:t>
+      </w:r>
+      <w:r>
+        <w:t xml:space="preserve">. Основні параметри ідеального газу це температура, об’єм, тиск, </w:t>
       </w:r>
       <w:r>
         <w:t>кількість речовини</w:t>
@@ -525,7 +606,13 @@
         <w:t>.</w:t>
       </w:r>
       <w:r>
-        <w:t xml:space="preserve"> Для формулювання умови можна обирати будь-який параметр з тих, що змінюються в ході процесу.</w:t>
+        <w:t xml:space="preserve"> Для формулювання умови можна обирати будь-який параметр</w:t>
+      </w:r>
+      <w:r>
+        <w:t>и</w:t>
+      </w:r>
+      <w:r>
+        <w:t xml:space="preserve"> з тих, що змінюються в ході процесу.</w:t>
       </w:r>
     </w:p>
     <w:p>
@@ -536,6 +623,9 @@
         <w:t xml:space="preserve"> </w:t>
       </w:r>
       <w:r>
+        <w:t xml:space="preserve">протягом одного кроку </w:t>
+      </w:r>
+      <w:r>
         <w:t>(ді</w:t>
       </w:r>
       <w:r>
@@ -569,25 +659,28 @@
         <w:t>стали</w:t>
       </w:r>
       <w:r>
-        <w:t xml:space="preserve">ми в певному процесі. Втім безпосередня зміна об’єму шляхом </w:t>
-      </w:r>
-      <w:r>
-        <w:t xml:space="preserve">вимушеного </w:t>
-      </w:r>
-      <w:r>
-        <w:t>зсуву поршню</w:t>
-      </w:r>
-      <w:r>
-        <w:t xml:space="preserve"> в даній моделі провокує довготривалі перехідні процеси, тому зазвичай будемо </w:t>
-      </w:r>
-      <w:r>
-        <w:t xml:space="preserve">змінювати </w:t>
+        <w:t xml:space="preserve">ми в певному процесі. </w:t>
+      </w:r>
+      <w:r>
+        <w:t>Найчастіше будуть</w:t>
+      </w:r>
+      <w:r>
+        <w:t xml:space="preserve"> </w:t>
+      </w:r>
+      <w:r>
+        <w:t>змінювати</w:t>
+      </w:r>
+      <w:r>
+        <w:t>ся</w:t>
+      </w:r>
+      <w:r>
+        <w:t xml:space="preserve"> </w:t>
       </w:r>
       <w:r>
         <w:t>температур</w:t>
       </w:r>
       <w:r>
-        <w:t>у</w:t>
+        <w:t>а</w:t>
       </w:r>
       <w:r>
         <w:t xml:space="preserve"> (через</w:t>
@@ -596,15 +689,7 @@
         <w:t xml:space="preserve"> кінетичну енергію</w:t>
       </w:r>
       <w:r>
-        <w:t xml:space="preserve"> часток) и </w:t>
-      </w:r>
-      <w:proofErr w:type="spellStart"/>
-      <w:r>
-        <w:t>тиско</w:t>
-      </w:r>
-      <w:proofErr w:type="spellEnd"/>
-      <w:r>
-        <w:t xml:space="preserve"> (через навантаження на поршень).</w:t>
+        <w:t xml:space="preserve"> часток) и тиск (через навантаження на поршень).</w:t>
       </w:r>
     </w:p>
     <w:p>
@@ -624,7 +709,25 @@
     </w:p>
     <w:p>
       <w:r>
-        <w:t>Відомо, що термодинамічні процеси можуть бути оборотними і необоротними. Оборотний термодинамічний процес – квазістатичний, система проходить через нескінченну послідовність рівноважних станів, в ньому відсутні тертя, в'язкість, теплопередача через скінченну різницю температур тощо. В необоротн</w:t>
+        <w:t xml:space="preserve">Відомо, що термодинамічні процеси можуть бути оборотними і необоротними. Оборотний термодинамічний процес </w:t>
+      </w:r>
+      <w:r>
+        <w:t>є</w:t>
+      </w:r>
+      <w:r>
+        <w:t xml:space="preserve"> квазістатични</w:t>
+      </w:r>
+      <w:r>
+        <w:t>м</w:t>
+      </w:r>
+      <w:r>
+        <w:t xml:space="preserve">, </w:t>
+      </w:r>
+      <w:r>
+        <w:t xml:space="preserve">тобто </w:t>
+      </w:r>
+      <w:r>
+        <w:t>система проходить через нескінченну послідовність рівноважних станів, в ньому відсутні тертя, в'язкість, теплопередача через скінченну різницю температур тощо. В необоротн</w:t>
       </w:r>
       <w:r>
         <w:t>их</w:t>
@@ -662,10 +765,16 @@
         <w:t>те, що майже не змінюється,</w:t>
       </w:r>
       <w:r>
-        <w:t xml:space="preserve"> просто не цікаво.</w:t>
+        <w:t xml:space="preserve"> просто не цікаво</w:t>
+      </w:r>
+      <w:r>
+        <w:t>. В моделях оборотних процесів</w:t>
       </w:r>
       <w:r>
         <w:t xml:space="preserve"> </w:t>
+      </w:r>
+      <w:r>
+        <w:t>потрібно шукати прийнятний компроміс між точністю і динамічністю.</w:t>
       </w:r>
     </w:p>
     <w:p>
@@ -693,9 +802,17 @@
       <w:r>
         <w:t xml:space="preserve"> використати для умови </w:t>
       </w:r>
-      <w:r>
-        <w:t>припинення</w:t>
-      </w:r>
+      <w:proofErr w:type="spellStart"/>
+      <w:r>
+        <w:t>пр</w:t>
+      </w:r>
+      <w:r>
+        <w:t>довж</w:t>
+      </w:r>
+      <w:r>
+        <w:t>ення</w:t>
+      </w:r>
+      <w:proofErr w:type="spellEnd"/>
       <w:r>
         <w:t xml:space="preserve"> процесу</w:t>
       </w:r>
@@ -758,25 +875,10 @@
     </w:p>
     <w:p>
       <w:r>
-        <w:t>Процедура</w:t>
-      </w:r>
-      <w:r>
-        <w:t xml:space="preserve"> змі</w:t>
-      </w:r>
-      <w:r>
-        <w:t>н</w:t>
-      </w:r>
-      <w:r>
-        <w:t xml:space="preserve">и параметрів </w:t>
-      </w:r>
-      <w:r>
-        <w:t>(</w:t>
-      </w:r>
-      <w:r>
-        <w:t>дія</w:t>
-      </w:r>
-      <w:r>
-        <w:t xml:space="preserve">) </w:t>
+        <w:t>Дія в адіабатичному процесі</w:t>
+      </w:r>
+      <w:r>
+        <w:t xml:space="preserve"> </w:t>
       </w:r>
       <w:r>
         <w:t xml:space="preserve">зводиться до </w:t>
@@ -1288,7 +1390,13 @@
         </m:r>
       </m:oMath>
       <w:r>
-        <w:t xml:space="preserve"> – збільшення об’єму завдяки руху поршня і теоретично це незалежна змінна. Втім в нашій моделі поршень може нести значне навантаження, тому бажано, щоб він рухався з </w:t>
+        <w:t xml:space="preserve"> – збільшення об’єму завдяки руху поршня</w:t>
+      </w:r>
+      <w:r>
+        <w:t>,</w:t>
+      </w:r>
+      <w:r>
+        <w:t xml:space="preserve"> і теоретично це незалежна змінна. Втім в нашій моделі поршень може нести значне навантаження, тому бажано, щоб він рухався з </w:t>
       </w:r>
       <w:r>
         <w:t>невеликою п</w:t>
@@ -1341,7 +1449,19 @@
         </m:r>
       </m:oMath>
       <w:r>
-        <w:t xml:space="preserve"> – проміжок дискретного часу, який в мо</w:t>
+        <w:t xml:space="preserve"> – </w:t>
+      </w:r>
+      <w:r>
+        <w:t>тривалість одного кроку</w:t>
+      </w:r>
+      <w:r>
+        <w:t>, як</w:t>
+      </w:r>
+      <w:r>
+        <w:t>а</w:t>
+      </w:r>
+      <w:r>
+        <w:t xml:space="preserve"> в мо</w:t>
       </w:r>
       <w:r>
         <w:t>дел</w:t>
@@ -1350,7 +1470,13 @@
         <w:t>і</w:t>
       </w:r>
       <w:r>
-        <w:t xml:space="preserve"> завжди вважається одиничним і тому </w:t>
+        <w:t xml:space="preserve"> завжди </w:t>
+      </w:r>
+      <w:r>
+        <w:t xml:space="preserve">дорівнює одиниці </w:t>
+      </w:r>
+      <w:r>
+        <w:t xml:space="preserve">і тому </w:t>
       </w:r>
       <w:r>
         <w:t xml:space="preserve">зазвичай </w:t>
@@ -1373,10 +1499,10 @@
     </w:p>
     <w:p>
       <w:r>
-        <w:t>П</w:t>
-      </w:r>
-      <w:r>
-        <w:t>ричиною зовнішнього ти</w:t>
+        <w:t>Джерелом</w:t>
+      </w:r>
+      <w:r>
+        <w:t xml:space="preserve"> зовнішнього ти</w:t>
       </w:r>
       <w:r>
         <w:t>с</w:t>
@@ -1538,6 +1664,7 @@
         <w:ind w:firstLine="0"/>
       </w:pPr>
       <w:r>
+        <w:lastRenderedPageBreak/>
         <w:tab/>
       </w:r>
       <w:r>
@@ -1619,8 +1746,13 @@
         <w:ind w:firstLine="708"/>
       </w:pPr>
       <w:r>
-        <w:lastRenderedPageBreak/>
-        <w:t>Бажана швидкість руху поршня виглядає доволі абстрактною для користувача, тому її краще замінити бажаною тривалістю процесу. Залежність тривалості від сталої швидкості вирахувати нескладно, просто зауважимо, що користувач буде встановлювати в дослідах тривалість процесу, а з неї буде обчислюватися швидкість руху поршня і все інше.</w:t>
+        <w:t xml:space="preserve">Бажана швидкість руху поршня виглядає доволі абстрактною для користувача, тому її краще замінити бажаною тривалістю процесу. Залежність тривалості від сталої швидкості вирахувати нескладно, просто зауважимо, що користувач буде встановлювати в дослідах </w:t>
+      </w:r>
+      <w:r>
+        <w:t xml:space="preserve">бажану </w:t>
+      </w:r>
+      <w:r>
+        <w:t>тривалість процесу, а з неї буде обчислюватися швидкість руху поршня і все інше.</w:t>
       </w:r>
     </w:p>
     <w:p>
@@ -1718,13 +1850,17 @@
         <w:t xml:space="preserve">.  </w:t>
       </w:r>
       <w:r>
-        <w:t xml:space="preserve">Після </w:t>
-      </w:r>
-      <w:proofErr w:type="spellStart"/>
-      <w:r>
-        <w:t>дифернціювання</w:t>
-      </w:r>
-      <w:proofErr w:type="spellEnd"/>
+        <w:t>Після дифер</w:t>
+      </w:r>
+      <w:r>
+        <w:t>е</w:t>
+      </w:r>
+      <w:r>
+        <w:t>нціювання</w:t>
+      </w:r>
+      <w:r>
+        <w:t>,</w:t>
+      </w:r>
       <w:r>
         <w:t xml:space="preserve"> </w:t>
       </w:r>
@@ -1736,6 +1872,9 @@
           <m:t>TdV-VdT=0</m:t>
         </m:r>
       </m:oMath>
+      <w:r>
+        <w:t>,</w:t>
+      </w:r>
       <w:r>
         <w:t xml:space="preserve"> і спрощення отримаємо рівняння (3), </w:t>
       </w:r>
@@ -2172,21 +2311,19 @@
         <w:ind w:firstLine="0"/>
       </w:pPr>
       <w:r>
-        <w:t>v і v' в рівнянні (4) означають швидкість однієї частки.</w:t>
-      </w:r>
-    </w:p>
-    <w:p>
-      <w:pPr>
-        <w:ind w:firstLine="708"/>
-      </w:pPr>
+        <w:t>v і v' в рівнянні (4) означають швидкість однієї частки</w:t>
+      </w:r>
+      <w:r>
+        <w:t xml:space="preserve"> до і після підвищення</w:t>
+      </w:r>
+      <w:r>
+        <w:t>.</w:t>
+      </w:r>
+    </w:p>
+    <w:p>
       <w:r>
         <w:t>Останнє рівняння і є основою керування ізобаричним процесом.</w:t>
       </w:r>
-    </w:p>
-    <w:p>
-      <w:pPr>
-        <w:ind w:firstLine="708"/>
-      </w:pPr>
     </w:p>
     <w:p>
       <w:pPr>
@@ -2214,16 +2351,10 @@
         <w:t xml:space="preserve">відбувається завдяки зменшенню навантаження на поршень, температура газу </w:t>
       </w:r>
       <w:r>
-        <w:t xml:space="preserve">не знижується </w:t>
-      </w:r>
-      <w:r>
-        <w:t xml:space="preserve">за рахунок </w:t>
-      </w:r>
-      <w:r>
-        <w:t>отримання енергії від нагрівача</w:t>
-      </w:r>
-      <w:r>
-        <w:t xml:space="preserve">. </w:t>
+        <w:t>не знижується</w:t>
+      </w:r>
+      <w:r>
+        <w:t>, бо нагрівач підтримує середньоквадратичну швидкість часток незмінною.</w:t>
       </w:r>
     </w:p>
     <w:p>
@@ -2259,15 +2390,13 @@
         <w:t xml:space="preserve">.  </w:t>
       </w:r>
       <w:r>
-        <w:t xml:space="preserve">Після </w:t>
-      </w:r>
-      <w:proofErr w:type="spellStart"/>
-      <w:r>
-        <w:t>дифернціювання</w:t>
-      </w:r>
-      <w:proofErr w:type="spellEnd"/>
-      <w:r>
-        <w:t xml:space="preserve"> </w:t>
+        <w:t>Після дифер</w:t>
+      </w:r>
+      <w:r>
+        <w:t>е</w:t>
+      </w:r>
+      <w:r>
+        <w:t xml:space="preserve">нціювання </w:t>
       </w:r>
       <m:oMath>
         <m:r>
@@ -2466,11 +2595,7 @@
       </m:oMathPara>
     </w:p>
     <w:p>
-      <w:pPr>
-        <w:ind w:firstLine="0"/>
-      </w:pPr>
-      <w:r>
-        <w:tab/>
+      <w:r>
         <w:t xml:space="preserve">Розширення </w:t>
       </w:r>
       <w:r>
@@ -2716,9 +2841,6 @@
       </w:r>
     </w:p>
     <w:p>
-      <w:pPr>
-        <w:ind w:firstLine="708"/>
-      </w:pPr>
       <w:r>
         <w:t xml:space="preserve">Компенсація </w:t>
       </w:r>
@@ -2795,7 +2917,21 @@
         <w:t>ь</w:t>
       </w:r>
       <w:r>
-        <w:t xml:space="preserve"> кожної частки треба збільшити за  формулою (7)</w:t>
+        <w:t xml:space="preserve"> кожної частки треба </w:t>
+      </w:r>
+      <w:proofErr w:type="spellStart"/>
+      <w:r>
+        <w:t>збільш</w:t>
+      </w:r>
+      <w:r>
+        <w:t>ув</w:t>
+      </w:r>
+      <w:r>
+        <w:t>ити</w:t>
+      </w:r>
+      <w:proofErr w:type="spellEnd"/>
+      <w:r>
+        <w:t xml:space="preserve"> за  формулою (7)</w:t>
       </w:r>
     </w:p>
     <w:p>
@@ -3252,7 +3388,20 @@
         <w:rPr>
           <w:iCs/>
         </w:rPr>
-        <w:t xml:space="preserve">Нагадаємо, що в моделі мі можемо впливати на температуру через швидкість часток, а на зовнішній тиск через навантаження поршня. Залежність між тиском і навантаженням пряма </w:t>
+        <w:lastRenderedPageBreak/>
+        <w:t>Нагадаємо, що в моделі м</w:t>
+      </w:r>
+      <w:r>
+        <w:rPr>
+          <w:iCs/>
+        </w:rPr>
+        <w:t>и</w:t>
+      </w:r>
+      <w:r>
+        <w:rPr>
+          <w:iCs/>
+        </w:rPr>
+        <w:t xml:space="preserve"> можемо впливати на температуру через швидкість часток, а на зовнішній тиск через навантаження поршня. Залежність між тиском і навантаженням пряма </w:t>
       </w:r>
       <m:oMath>
         <m:r>
@@ -3519,9 +3668,6 @@
       </w:r>
     </w:p>
     <w:p>
-      <w:pPr>
-        <w:ind w:firstLine="708"/>
-      </w:pPr>
       <w:r>
         <w:t>Пов’яжемо ε</w:t>
       </w:r>
@@ -3930,10 +4076,10 @@
         <w:t xml:space="preserve"> коливань</w:t>
       </w:r>
       <w:r>
-        <w:t xml:space="preserve"> полягає</w:t>
-      </w:r>
-      <w:r>
-        <w:t xml:space="preserve"> в тому, що навантажений поршень з газом є природним гармонійним осцилятором. </w:t>
+        <w:t xml:space="preserve"> </w:t>
+      </w:r>
+      <w:r>
+        <w:t xml:space="preserve">в тому, що навантажений поршень з газом є природним гармонійним осцилятором. </w:t>
       </w:r>
       <w:r>
         <w:t>Р</w:t>
@@ -3960,21 +4106,44 @@
         <w:t xml:space="preserve"> на малу відстань.</w:t>
       </w:r>
       <w:r>
-        <w:t xml:space="preserve"> Врахуємо, що P=F/w, а V = </w:t>
-      </w:r>
-      <w:proofErr w:type="spellStart"/>
-      <w:r>
-        <w:t>wh</w:t>
-      </w:r>
-      <w:proofErr w:type="spellEnd"/>
-      <w:r>
-        <w:t>.</w:t>
+        <w:t xml:space="preserve"> Врахуємо, що P=F/</w:t>
+      </w:r>
+      <w:r>
+        <w:rPr>
+          <w:lang w:val="en-US"/>
+        </w:rPr>
+        <w:t>s</w:t>
+      </w:r>
+      <w:r>
+        <w:t xml:space="preserve">, а V = </w:t>
+      </w:r>
+      <w:r>
+        <w:rPr>
+          <w:lang w:val="en-US"/>
+        </w:rPr>
+        <w:t>s</w:t>
+      </w:r>
+      <w:r>
+        <w:t>h.</w:t>
       </w:r>
       <w:r>
         <w:rPr>
           <w:iCs/>
         </w:rPr>
-        <w:t xml:space="preserve"> Тут  F– сила, з якою газ тисне на поршень в положенні рівноваги, h – висота стовпа газу під поршнем в тому ж положенні, w – площа поршня, яка в двовимірній моделі просто ширина. Тоді рівняння (1) перетвориться на </w:t>
+        <w:t xml:space="preserve"> Тут  F– сила, з якою газ тисне на поршень в положенні рівноваги, h – висота стовпа газу під поршнем в тому ж положенні, </w:t>
+      </w:r>
+      <w:r>
+        <w:rPr>
+          <w:iCs/>
+          <w:lang w:val="en-US"/>
+        </w:rPr>
+        <w:t>s</w:t>
+      </w:r>
+      <w:r>
+        <w:rPr>
+          <w:iCs/>
+        </w:rPr>
+        <w:t xml:space="preserve"> – площа поршня, яка в двовимірній моделі просто ширина. Тоді рівняння (1) перетвориться на </w:t>
       </w:r>
       <w:r>
         <w:rPr>
@@ -4217,7 +4386,6 @@
     </w:p>
     <w:p>
       <w:pPr>
-        <w:ind w:firstLine="0"/>
         <w:rPr>
           <w:iCs/>
         </w:rPr>
@@ -4226,7 +4394,6 @@
         <w:rPr>
           <w:iCs/>
         </w:rPr>
-        <w:tab/>
         <w:t>Для гармонічного осцилятора</w:t>
       </w:r>
       <w:r>
@@ -4285,7 +4452,13 @@
         </m:rad>
       </m:oMath>
       <w:r>
-        <w:t xml:space="preserve"> . Підставляємо k, скорочуємо і отримуємо кінцеву формулу, з якої видно, що частота коливань залежить лише від висоти h стовпа газу під поршнем.</w:t>
+        <w:t xml:space="preserve"> . Підставляємо k, скорочуємо і отримуємо кінцеву формулу, з якої видно, що частота коливань </w:t>
+      </w:r>
+      <w:r>
+        <w:t xml:space="preserve">поршня з вантажем </w:t>
+      </w:r>
+      <w:r>
+        <w:t>залежить лише від висоти h стовпа газу під поршнем.</w:t>
       </w:r>
     </w:p>
     <w:p>
@@ -4348,8 +4521,20 @@
       </m:oMathPara>
     </w:p>
     <w:p>
-      <w:r>
-        <w:t>Ці коливання накладаються на будь-які процеси та, у разі повільних оборотних процесів, погіршують результати вимірювань і вигляд діаграм</w:t>
+      <w:pPr>
+        <w:rPr>
+          <w:b/>
+          <w:bCs/>
+        </w:rPr>
+      </w:pPr>
+      <w:r>
+        <w:t xml:space="preserve">Ці коливання накладаються на будь-які процеси </w:t>
+      </w:r>
+      <w:r>
+        <w:t>і</w:t>
+      </w:r>
+      <w:r>
+        <w:t xml:space="preserve"> у разі повільних оборотних процесів погіршують результати вимірювань і вигляд діаграм</w:t>
       </w:r>
       <w:r>
         <w:t>.</w:t>
@@ -4381,128 +4566,362 @@
         <w:t xml:space="preserve"> </w:t>
       </w:r>
       <w:r>
-        <w:t>Відповідні розрахунки дає система (12).</w:t>
-      </w:r>
-    </w:p>
-    <w:p>
+        <w:t>Відповідні розрахунки дає система</w:t>
+      </w:r>
+      <w:r>
+        <w:t xml:space="preserve"> рівнянь</w:t>
+      </w:r>
+      <w:r>
+        <w:t xml:space="preserve"> (12).</w:t>
+      </w:r>
+    </w:p>
+    <w:p>
+      <m:oMathPara>
+        <m:oMath>
+          <m:r>
+            <w:rPr>
+              <w:rFonts w:ascii="Cambria Math" w:hAnsi="Cambria Math"/>
+            </w:rPr>
+            <m:t xml:space="preserve"> ΔQ=</m:t>
+          </m:r>
+          <m:d>
+            <m:dPr>
+              <m:ctrlPr>
+                <w:rPr>
+                  <w:rFonts w:ascii="Cambria Math" w:hAnsi="Cambria Math"/>
+                  <w:i/>
+                </w:rPr>
+              </m:ctrlPr>
+            </m:dPr>
+            <m:e>
+              <m:sSup>
+                <m:sSupPr>
+                  <m:ctrlPr>
+                    <w:rPr>
+                      <w:rFonts w:ascii="Cambria Math" w:hAnsi="Cambria Math"/>
+                      <w:i/>
+                    </w:rPr>
+                  </m:ctrlPr>
+                </m:sSupPr>
+                <m:e>
+                  <m:r>
+                    <w:rPr>
+                      <w:rFonts w:ascii="Cambria Math" w:hAnsi="Cambria Math"/>
+                      <w:lang w:val="en-US"/>
+                    </w:rPr>
+                    <m:t>w</m:t>
+                  </m:r>
+                </m:e>
+                <m:sup>
+                  <m:r>
+                    <w:rPr>
+                      <w:rFonts w:ascii="Cambria Math" w:hAnsi="Cambria Math"/>
+                    </w:rPr>
+                    <m:t>2</m:t>
+                  </m:r>
+                </m:sup>
+              </m:sSup>
+              <m:r>
+                <w:rPr>
+                  <w:rFonts w:ascii="Cambria Math" w:hAnsi="Cambria Math"/>
+                </w:rPr>
+                <m:t xml:space="preserve">- </m:t>
+              </m:r>
+              <m:sSubSup>
+                <m:sSubSupPr>
+                  <m:ctrlPr>
+                    <w:rPr>
+                      <w:rFonts w:ascii="Cambria Math" w:hAnsi="Cambria Math"/>
+                      <w:i/>
+                    </w:rPr>
+                  </m:ctrlPr>
+                </m:sSubSupPr>
+                <m:e>
+                  <m:r>
+                    <w:rPr>
+                      <w:rFonts w:ascii="Cambria Math" w:hAnsi="Cambria Math"/>
+                    </w:rPr>
+                    <m:t>v</m:t>
+                  </m:r>
+                </m:e>
+                <m:sub>
+                  <m:r>
+                    <w:rPr>
+                      <w:rFonts w:ascii="Cambria Math" w:hAnsi="Cambria Math"/>
+                    </w:rPr>
+                    <m:t>p</m:t>
+                  </m:r>
+                </m:sub>
+                <m:sup>
+                  <m:r>
+                    <w:rPr>
+                      <w:rFonts w:ascii="Cambria Math" w:hAnsi="Cambria Math"/>
+                    </w:rPr>
+                    <m:t>2</m:t>
+                  </m:r>
+                </m:sup>
+              </m:sSubSup>
+            </m:e>
+          </m:d>
+          <m:f>
+            <m:fPr>
+              <m:ctrlPr>
+                <w:rPr>
+                  <w:rFonts w:ascii="Cambria Math" w:hAnsi="Cambria Math"/>
+                  <w:i/>
+                </w:rPr>
+              </m:ctrlPr>
+            </m:fPr>
+            <m:num>
+              <m:r>
+                <w:rPr>
+                  <w:rFonts w:ascii="Cambria Math" w:hAnsi="Cambria Math"/>
+                </w:rPr>
+                <m:t>M</m:t>
+              </m:r>
+            </m:num>
+            <m:den>
+              <m:r>
+                <w:rPr>
+                  <w:rFonts w:ascii="Cambria Math" w:hAnsi="Cambria Math"/>
+                </w:rPr>
+                <m:t>2</m:t>
+              </m:r>
+            </m:den>
+          </m:f>
+          <m:r>
+            <w:rPr>
+              <w:rFonts w:ascii="Cambria Math" w:hAnsi="Cambria Math"/>
+            </w:rPr>
+            <m:t xml:space="preserve"> ;          </m:t>
+          </m:r>
+          <m:sSub>
+            <m:sSubPr>
+              <m:ctrlPr>
+                <w:rPr>
+                  <w:rFonts w:ascii="Cambria Math" w:hAnsi="Cambria Math"/>
+                  <w:i/>
+                </w:rPr>
+              </m:ctrlPr>
+            </m:sSubPr>
+            <m:e>
+              <m:r>
+                <w:rPr>
+                  <w:rFonts w:ascii="Cambria Math" w:hAnsi="Cambria Math"/>
+                </w:rPr>
+                <m:t>ε</m:t>
+              </m:r>
+            </m:e>
+            <m:sub>
+              <m:r>
+                <w:rPr>
+                  <w:rFonts w:ascii="Cambria Math" w:hAnsi="Cambria Math"/>
+                </w:rPr>
+                <m:t>q</m:t>
+              </m:r>
+            </m:sub>
+          </m:sSub>
+          <m:r>
+            <w:rPr>
+              <w:rFonts w:ascii="Cambria Math" w:hAnsi="Cambria Math"/>
+            </w:rPr>
+            <m:t>=</m:t>
+          </m:r>
+          <m:f>
+            <m:fPr>
+              <m:ctrlPr>
+                <w:rPr>
+                  <w:rFonts w:ascii="Cambria Math" w:hAnsi="Cambria Math"/>
+                  <w:i/>
+                </w:rPr>
+              </m:ctrlPr>
+            </m:fPr>
+            <m:num>
+              <m:r>
+                <w:rPr>
+                  <w:rFonts w:ascii="Cambria Math" w:hAnsi="Cambria Math"/>
+                </w:rPr>
+                <m:t>ΔQ</m:t>
+              </m:r>
+            </m:num>
+            <m:den>
+              <m:r>
+                <w:rPr>
+                  <w:rFonts w:ascii="Cambria Math" w:hAnsi="Cambria Math"/>
+                </w:rPr>
+                <m:t>nm</m:t>
+              </m:r>
+            </m:den>
+          </m:f>
+          <m:r>
+            <w:rPr>
+              <w:rFonts w:ascii="Cambria Math" w:hAnsi="Cambria Math"/>
+            </w:rPr>
+            <m:t xml:space="preserve"> ;   </m:t>
+          </m:r>
+          <m:r>
+            <w:rPr>
+              <w:rFonts w:ascii="Cambria Math" w:hAnsi="Cambria Math"/>
+              <w:lang w:val="en-US"/>
+            </w:rPr>
+            <m:t xml:space="preserve">     </m:t>
+          </m:r>
+          <m:r>
+            <w:rPr>
+              <w:rFonts w:ascii="Cambria Math" w:hAnsi="Cambria Math"/>
+            </w:rPr>
+            <m:t xml:space="preserve">v'≈v (1+ </m:t>
+          </m:r>
+          <m:sSub>
+            <m:sSubPr>
+              <m:ctrlPr>
+                <w:rPr>
+                  <w:rFonts w:ascii="Cambria Math" w:hAnsi="Cambria Math"/>
+                  <w:i/>
+                </w:rPr>
+              </m:ctrlPr>
+            </m:sSubPr>
+            <m:e>
+              <m:r>
+                <w:rPr>
+                  <w:rFonts w:ascii="Cambria Math" w:hAnsi="Cambria Math"/>
+                </w:rPr>
+                <m:t>ε</m:t>
+              </m:r>
+            </m:e>
+            <m:sub>
+              <m:r>
+                <w:rPr>
+                  <w:rFonts w:ascii="Cambria Math" w:hAnsi="Cambria Math"/>
+                </w:rPr>
+                <m:t>q</m:t>
+              </m:r>
+            </m:sub>
+          </m:sSub>
+          <m:r>
+            <w:rPr>
+              <w:rFonts w:ascii="Cambria Math" w:hAnsi="Cambria Math"/>
+            </w:rPr>
+            <m:t>)                                (12)</m:t>
+          </m:r>
+        </m:oMath>
+      </m:oMathPara>
+    </w:p>
+    <w:p>
+      <w:r>
+        <w:t xml:space="preserve">Тут </w:t>
+      </w:r>
       <m:oMath>
         <m:r>
           <w:rPr>
             <w:rFonts w:ascii="Cambria Math" w:hAnsi="Cambria Math"/>
           </w:rPr>
-          <m:t xml:space="preserve"> ΔQ=</m:t>
+          <m:t>ΔQ</m:t>
         </m:r>
-        <m:d>
-          <m:dPr>
+      </m:oMath>
+      <w:r>
+        <w:t xml:space="preserve"> – надлишок або дефіцит енергії, який треба компенсувати, </w:t>
+      </w:r>
+      <w:r>
+        <w:rPr>
+          <w:lang w:val="en-US"/>
+        </w:rPr>
+        <w:t>w</w:t>
+      </w:r>
+      <w:r>
+        <w:t xml:space="preserve"> – бажана швидкість поршня,  </w:t>
+      </w:r>
+      <m:oMath>
+        <m:sSubSup>
+          <m:sSubSupPr>
             <m:ctrlPr>
               <w:rPr>
                 <w:rFonts w:ascii="Cambria Math" w:hAnsi="Cambria Math"/>
                 <w:i/>
               </w:rPr>
             </m:ctrlPr>
-          </m:dPr>
+          </m:sSubSupPr>
           <m:e>
-            <m:sSup>
-              <m:sSupPr>
-                <m:ctrlPr>
-                  <w:rPr>
-                    <w:rFonts w:ascii="Cambria Math" w:hAnsi="Cambria Math"/>
-                    <w:i/>
-                  </w:rPr>
-                </m:ctrlPr>
-              </m:sSupPr>
-              <m:e>
-                <m:r>
-                  <w:rPr>
-                    <w:rFonts w:ascii="Cambria Math" w:hAnsi="Cambria Math"/>
-                    <w:lang w:val="en-US"/>
-                  </w:rPr>
-                  <m:t>w</m:t>
-                </m:r>
-              </m:e>
-              <m:sup>
-                <m:r>
-                  <w:rPr>
-                    <w:rFonts w:ascii="Cambria Math" w:hAnsi="Cambria Math"/>
-                  </w:rPr>
-                  <m:t>2</m:t>
-                </m:r>
-              </m:sup>
-            </m:sSup>
             <m:r>
               <w:rPr>
                 <w:rFonts w:ascii="Cambria Math" w:hAnsi="Cambria Math"/>
               </w:rPr>
-              <m:t xml:space="preserve">- </m:t>
+              <m:t>v</m:t>
             </m:r>
-            <m:sSubSup>
-              <m:sSubSupPr>
-                <m:ctrlPr>
-                  <w:rPr>
-                    <w:rFonts w:ascii="Cambria Math" w:hAnsi="Cambria Math"/>
-                    <w:i/>
-                  </w:rPr>
-                </m:ctrlPr>
-              </m:sSubSupPr>
-              <m:e>
-                <m:r>
-                  <w:rPr>
-                    <w:rFonts w:ascii="Cambria Math" w:hAnsi="Cambria Math"/>
-                  </w:rPr>
-                  <m:t>v</m:t>
-                </m:r>
-              </m:e>
-              <m:sub>
-                <m:r>
-                  <w:rPr>
-                    <w:rFonts w:ascii="Cambria Math" w:hAnsi="Cambria Math"/>
-                  </w:rPr>
-                  <m:t>p</m:t>
-                </m:r>
-              </m:sub>
-              <m:sup>
-                <m:r>
-                  <w:rPr>
-                    <w:rFonts w:ascii="Cambria Math" w:hAnsi="Cambria Math"/>
-                  </w:rPr>
-                  <m:t>2</m:t>
-                </m:r>
-              </m:sup>
-            </m:sSubSup>
           </m:e>
-        </m:d>
-        <m:f>
-          <m:fPr>
-            <m:ctrlPr>
-              <w:rPr>
-                <w:rFonts w:ascii="Cambria Math" w:hAnsi="Cambria Math"/>
-                <w:i/>
-              </w:rPr>
-            </m:ctrlPr>
-          </m:fPr>
-          <m:num>
+          <m:sub>
             <m:r>
               <w:rPr>
                 <w:rFonts w:ascii="Cambria Math" w:hAnsi="Cambria Math"/>
               </w:rPr>
-              <m:t>M</m:t>
+              <m:t>p</m:t>
             </m:r>
-          </m:num>
-          <m:den>
-            <m:r>
-              <w:rPr>
-                <w:rFonts w:ascii="Cambria Math" w:hAnsi="Cambria Math"/>
-              </w:rPr>
-              <m:t>2</m:t>
-            </m:r>
-          </m:den>
-        </m:f>
+          </m:sub>
+          <m:sup/>
+        </m:sSubSup>
+      </m:oMath>
+      <w:r>
+        <w:t xml:space="preserve">- дійсна швидкість поршня, </w:t>
+      </w:r>
+      <w:r>
+        <w:rPr>
+          <w:lang w:val="en-US"/>
+        </w:rPr>
+        <w:t xml:space="preserve">n – </w:t>
+      </w:r>
+      <w:r>
+        <w:t xml:space="preserve">кількість часток, </w:t>
+      </w:r>
+      <w:r>
+        <w:rPr>
+          <w:lang w:val="en-US"/>
+        </w:rPr>
+        <w:t xml:space="preserve">m – </w:t>
+      </w:r>
+      <w:r>
+        <w:t>маса частки</w:t>
+      </w:r>
+      <w:r>
+        <w:t xml:space="preserve">, </w:t>
+      </w:r>
+      <w:r>
+        <w:rPr>
+          <w:lang w:val="en-US"/>
+        </w:rPr>
+        <w:t xml:space="preserve">v </w:t>
+      </w:r>
+      <w:r>
+        <w:t xml:space="preserve">і </w:t>
+      </w:r>
+      <w:r>
+        <w:rPr>
+          <w:lang w:val="en-US"/>
+        </w:rPr>
+        <w:t xml:space="preserve">v' – </w:t>
+      </w:r>
+      <w:r>
+        <w:t>швидкість частки до і після компенсації.</w:t>
+      </w:r>
+    </w:p>
+    <w:p>
+      <w:r>
+        <w:t xml:space="preserve">В разі, коли для гамування коливань поправки (12) недостатньо, можливі додаткові заходи. Так в ізотермічному процесі застосовується зворотній зв’язок по температурі газу. </w:t>
+      </w:r>
+      <w:r>
+        <w:t xml:space="preserve">Якщо початкова температура </w:t>
+      </w:r>
+      <m:oMath>
         <m:r>
           <w:rPr>
             <w:rFonts w:ascii="Cambria Math" w:hAnsi="Cambria Math"/>
           </w:rPr>
-          <m:t xml:space="preserve"> ;          </m:t>
+          <m:t>To</m:t>
         </m:r>
+      </m:oMath>
+      <w:r>
+        <w:t xml:space="preserve">, а поточна температура газу T, то  відновити початкову температуру можна так </w:t>
+      </w:r>
+      <m:oMath>
         <m:sSub>
           <m:sSubPr>
             <m:ctrlPr>
@@ -4517,7 +4936,7 @@
               <w:rPr>
                 <w:rFonts w:ascii="Cambria Math" w:hAnsi="Cambria Math"/>
               </w:rPr>
-              <m:t>ε</m:t>
+              <m:t>T</m:t>
             </m:r>
           </m:e>
           <m:sub>
@@ -4525,7 +4944,7 @@
               <w:rPr>
                 <w:rFonts w:ascii="Cambria Math" w:hAnsi="Cambria Math"/>
               </w:rPr>
-              <m:t>q</m:t>
+              <m:t>0</m:t>
             </m:r>
           </m:sub>
         </m:sSub>
@@ -4535,234 +4954,12 @@
           </w:rPr>
           <m:t>=</m:t>
         </m:r>
-        <m:f>
-          <m:fPr>
-            <m:ctrlPr>
-              <w:rPr>
-                <w:rFonts w:ascii="Cambria Math" w:hAnsi="Cambria Math"/>
-                <w:i/>
-              </w:rPr>
-            </m:ctrlPr>
-          </m:fPr>
-          <m:num>
-            <m:r>
-              <w:rPr>
-                <w:rFonts w:ascii="Cambria Math" w:hAnsi="Cambria Math"/>
-              </w:rPr>
-              <m:t>ΔQ</m:t>
-            </m:r>
-          </m:num>
-          <m:den>
-            <m:r>
-              <w:rPr>
-                <w:rFonts w:ascii="Cambria Math" w:hAnsi="Cambria Math"/>
-              </w:rPr>
-              <m:t>nm</m:t>
-            </m:r>
-          </m:den>
-        </m:f>
         <m:r>
           <w:rPr>
             <w:rFonts w:ascii="Cambria Math" w:hAnsi="Cambria Math"/>
           </w:rPr>
-          <m:t xml:space="preserve"> ;   </m:t>
-        </m:r>
-        <m:r>
-          <w:rPr>
-            <w:rFonts w:ascii="Cambria Math" w:hAnsi="Cambria Math"/>
-            <w:lang w:val="en-US"/>
-          </w:rPr>
-          <m:t xml:space="preserve">     </m:t>
-        </m:r>
-        <m:r>
-          <w:rPr>
-            <w:rFonts w:ascii="Cambria Math" w:hAnsi="Cambria Math"/>
-          </w:rPr>
-          <m:t xml:space="preserve">v'≈v (1+ </m:t>
-        </m:r>
-        <m:sSub>
-          <m:sSubPr>
-            <m:ctrlPr>
-              <w:rPr>
-                <w:rFonts w:ascii="Cambria Math" w:hAnsi="Cambria Math"/>
-                <w:i/>
-              </w:rPr>
-            </m:ctrlPr>
-          </m:sSubPr>
-          <m:e>
-            <m:r>
-              <w:rPr>
-                <w:rFonts w:ascii="Cambria Math" w:hAnsi="Cambria Math"/>
-              </w:rPr>
-              <m:t>ε</m:t>
-            </m:r>
-          </m:e>
-          <m:sub>
-            <m:r>
-              <w:rPr>
-                <w:rFonts w:ascii="Cambria Math" w:hAnsi="Cambria Math"/>
-              </w:rPr>
-              <m:t>q</m:t>
-            </m:r>
-          </m:sub>
-        </m:sSub>
-        <m:r>
-          <w:rPr>
-            <w:rFonts w:ascii="Cambria Math" w:hAnsi="Cambria Math"/>
-          </w:rPr>
-          <m:t xml:space="preserve">)    </m:t>
-        </m:r>
-      </m:oMath>
-      <w:r>
-        <w:t xml:space="preserve">                 (12)</w:t>
-      </w:r>
-    </w:p>
-    <w:p>
-      <w:r>
-        <w:t xml:space="preserve">Тут </w:t>
-      </w:r>
-      <m:oMath>
-        <m:r>
-          <w:rPr>
-            <w:rFonts w:ascii="Cambria Math" w:hAnsi="Cambria Math"/>
-          </w:rPr>
-          <m:t>ΔQ</m:t>
-        </m:r>
-      </m:oMath>
-      <w:r>
-        <w:t xml:space="preserve"> – надлишок або дефіцит енергії, який треба компенсувати, </w:t>
-      </w:r>
-      <w:r>
-        <w:rPr>
-          <w:lang w:val="en-US"/>
-        </w:rPr>
-        <w:t>w</w:t>
-      </w:r>
-      <w:r>
-        <w:t xml:space="preserve"> – бажана швидкість поршня,  </w:t>
-      </w:r>
-      <m:oMath>
-        <m:sSubSup>
-          <m:sSubSupPr>
-            <m:ctrlPr>
-              <w:rPr>
-                <w:rFonts w:ascii="Cambria Math" w:hAnsi="Cambria Math"/>
-                <w:i/>
-              </w:rPr>
-            </m:ctrlPr>
-          </m:sSubSupPr>
-          <m:e>
-            <m:r>
-              <w:rPr>
-                <w:rFonts w:ascii="Cambria Math" w:hAnsi="Cambria Math"/>
-              </w:rPr>
-              <m:t>v</m:t>
-            </m:r>
-          </m:e>
-          <m:sub>
-            <m:r>
-              <w:rPr>
-                <w:rFonts w:ascii="Cambria Math" w:hAnsi="Cambria Math"/>
-              </w:rPr>
-              <m:t>p</m:t>
-            </m:r>
-          </m:sub>
-          <m:sup/>
-        </m:sSubSup>
-      </m:oMath>
-      <w:r>
-        <w:t xml:space="preserve">- дійсна швидкість поршня, </w:t>
-      </w:r>
-      <w:r>
-        <w:rPr>
-          <w:lang w:val="en-US"/>
-        </w:rPr>
-        <w:t xml:space="preserve">n – </w:t>
-      </w:r>
-      <w:r>
-        <w:t xml:space="preserve">кількість часток, </w:t>
-      </w:r>
-      <w:r>
-        <w:rPr>
-          <w:lang w:val="en-US"/>
-        </w:rPr>
-        <w:t xml:space="preserve">m – </w:t>
-      </w:r>
-      <w:r>
-        <w:t>маса частки</w:t>
-      </w:r>
-      <w:r>
-        <w:t xml:space="preserve">, </w:t>
-      </w:r>
-      <w:r>
-        <w:rPr>
-          <w:lang w:val="en-US"/>
-        </w:rPr>
-        <w:t xml:space="preserve">v </w:t>
-      </w:r>
-      <w:r>
-        <w:t xml:space="preserve">і </w:t>
-      </w:r>
-      <w:r>
-        <w:rPr>
-          <w:lang w:val="en-US"/>
-        </w:rPr>
-        <w:t xml:space="preserve">v' – </w:t>
-      </w:r>
-      <w:r>
-        <w:t>швидкість частки до і після компенсації.</w:t>
-      </w:r>
-    </w:p>
-    <w:p>
-      <w:r>
-        <w:t xml:space="preserve">В разі, коли для гамування коливань поправки (12) недостатньо, можливі додаткові заходи. Так в ізотермічному процесі застосовується зворотній зв’язок по температурі газу. </w:t>
-      </w:r>
-      <w:r>
-        <w:t xml:space="preserve">Якщо початкова температура </w:t>
-      </w:r>
-      <m:oMath>
-        <m:r>
-          <w:rPr>
-            <w:rFonts w:ascii="Cambria Math" w:hAnsi="Cambria Math"/>
-          </w:rPr>
-          <m:t>To</m:t>
-        </m:r>
-      </m:oMath>
-      <w:r>
-        <w:t xml:space="preserve">, а поточна температура газу T, то  відновити початкову температуру можна так </w:t>
-      </w:r>
-      <m:oMath>
-        <m:sSub>
-          <m:sSubPr>
-            <m:ctrlPr>
-              <w:rPr>
-                <w:rFonts w:ascii="Cambria Math" w:hAnsi="Cambria Math"/>
-                <w:i/>
-              </w:rPr>
-            </m:ctrlPr>
-          </m:sSubPr>
-          <m:e>
-            <m:r>
-              <w:rPr>
-                <w:rFonts w:ascii="Cambria Math" w:hAnsi="Cambria Math"/>
-              </w:rPr>
-              <m:t>T</m:t>
-            </m:r>
-          </m:e>
-          <m:sub>
-            <m:r>
-              <w:rPr>
-                <w:rFonts w:ascii="Cambria Math" w:hAnsi="Cambria Math"/>
-              </w:rPr>
-              <m:t>0</m:t>
-            </m:r>
-          </m:sub>
-        </m:sSub>
-        <m:r>
-          <w:rPr>
-            <w:rFonts w:ascii="Cambria Math" w:hAnsi="Cambria Math"/>
-          </w:rPr>
-          <m:t>=T</m:t>
+          <w:lastRenderedPageBreak/>
+          <m:t>T</m:t>
         </m:r>
         <m:d>
           <m:dPr>
@@ -4965,7 +5162,13 @@
         <w:ind w:firstLine="708"/>
       </w:pPr>
       <w:r>
-        <w:t>Оборотні процеси мають велике значення для розуміння теорії, але на практиці всі процеси необоротні. Нам потрібно мати моделі деяких необоротних процесів, щоб складати з них термодинамічні цикли більш наближені до циклів реальних двигунів, турбін</w:t>
+        <w:t>Оборотні процеси мають велике значення для розуміння теорії, але на практиці всі процеси необоротні. Нам потрібно мати моделі деяких необоротних процесів, щоб складати з них термодинамічні цикли</w:t>
+      </w:r>
+      <w:r>
+        <w:t>,</w:t>
+      </w:r>
+      <w:r>
+        <w:t xml:space="preserve"> наближені до циклів реальних двигунів, турбін</w:t>
       </w:r>
       <w:r>
         <w:t xml:space="preserve"> і холодильників. </w:t>
@@ -4980,342 +5183,285 @@
         </w:rPr>
       </w:pPr>
       <w:r>
-        <w:t>Розглянемо декілька моделей процесів, а саме таких, з яких можна скласти бензиновий цикл Отто.</w:t>
+        <w:t xml:space="preserve">Розглянемо декілька моделей процесів, а саме таких, з яких можна скласти бензиновий цикл </w:t>
+      </w:r>
+      <w:r>
+        <w:t>Отто.</w:t>
       </w:r>
       <w:r>
         <w:t xml:space="preserve"> </w:t>
       </w:r>
       <w:r>
-        <w:t xml:space="preserve">Умови в оборотних процесах виглядають та само, як і в оборотних, а дії простіші і полягають у зміні якогось одного з параметрів моделі, а то і зовсім </w:t>
-      </w:r>
-      <w:r>
-        <w:t>непотрібні</w:t>
-      </w:r>
-      <w:r>
-        <w:t xml:space="preserve">. Тому обмежимося вербальним описом процесів. </w:t>
-      </w:r>
-    </w:p>
-    <w:p>
-      <w:pPr>
+        <w:t>Умови в оборотних процесах виглядають та само, як і в оборотних, а дії простіші і полягають у зміні якогось одного з параметрів моделі</w:t>
+      </w:r>
+      <w:r>
+        <w:t>, т</w:t>
+      </w:r>
+      <w:r>
+        <w:t xml:space="preserve">ому обмежимося вербальним описом процесів. </w:t>
+      </w:r>
+    </w:p>
+    <w:p>
+      <w:r>
         <w:rPr>
           <w:b/>
           <w:bCs/>
         </w:rPr>
-      </w:pPr>
-      <w:r>
+        <w:t>Впуск</w:t>
+      </w:r>
+    </w:p>
+    <w:p>
+      <w:r>
+        <w:t>Простір під поршнем поступово заповнюється газом із невеликою температурою. На поршні міні</w:t>
+      </w:r>
+      <w:r>
+        <w:t>мальне постійне навантаження. Під тиском доданого газу поршень підіймається, об’єм, який займає газ, поступово збільшується.</w:t>
+      </w:r>
+    </w:p>
+    <w:p>
+      <w:r>
+        <w:t>Процес закінчується, коли об’єм газу досягає заданої величини. Параметр</w:t>
+      </w:r>
+      <w:r>
+        <w:t>и</w:t>
+      </w:r>
+      <w:r>
+        <w:t xml:space="preserve"> процесу – порогове значення об’єму</w:t>
+      </w:r>
+      <w:r>
+        <w:t xml:space="preserve"> і </w:t>
+      </w:r>
+      <w:r>
+        <w:t xml:space="preserve">загальна </w:t>
+      </w:r>
+      <w:r>
+        <w:t>кількість часток газу</w:t>
+      </w:r>
+      <w:r>
+        <w:t xml:space="preserve"> (в тис. штук)</w:t>
+      </w:r>
+      <w:r>
+        <w:t>.</w:t>
+      </w:r>
+    </w:p>
+    <w:p>
+      <w:pPr>
         <w:rPr>
           <w:b/>
           <w:bCs/>
         </w:rPr>
-        <w:t>Впуск</w:t>
-      </w:r>
-    </w:p>
-    <w:p>
-      <w:r>
-        <w:t>Простір під поршнем поступово заповнюється газом із невеликою температурою. На поршні мінімальне постійне навантаження. Під тиском доданого газу поршень підіймається, об’єм, який займає газ, поступово збільшується.</w:t>
-      </w:r>
-    </w:p>
-    <w:p>
-      <w:r>
-        <w:t>Процес закінчується, коли об’єм газу досягає заданої величини. Параметр</w:t>
-      </w:r>
-      <w:r>
-        <w:t>и</w:t>
-      </w:r>
-      <w:r>
-        <w:t xml:space="preserve"> процесу – порогове значення об’єму</w:t>
-      </w:r>
-      <w:r>
-        <w:t xml:space="preserve"> і </w:t>
-      </w:r>
-      <w:r>
-        <w:t xml:space="preserve">загальна </w:t>
-      </w:r>
-      <w:r>
-        <w:t>кількість часток газу</w:t>
-      </w:r>
-      <w:r>
-        <w:t xml:space="preserve"> (в тис. штук)</w:t>
-      </w:r>
-      <w:r>
-        <w:t>.</w:t>
-      </w:r>
-    </w:p>
-    <w:p>
-      <w:pPr>
+      </w:pPr>
+      <w:r>
         <w:rPr>
           <w:b/>
           <w:bCs/>
         </w:rPr>
-      </w:pPr>
-      <w:r>
+        <w:t>Стискання</w:t>
+      </w:r>
+    </w:p>
+    <w:p>
+      <w:r>
+        <w:t>Н</w:t>
+      </w:r>
+      <w:r>
+        <w:t xml:space="preserve">а поршні невелике </w:t>
+      </w:r>
+      <w:r>
+        <w:t xml:space="preserve">постійне </w:t>
+      </w:r>
+      <w:r>
+        <w:t xml:space="preserve">навантаження, в робочому просторі </w:t>
+      </w:r>
+      <w:r>
+        <w:t>відносно</w:t>
+      </w:r>
+      <w:r>
+        <w:t xml:space="preserve"> холодний газ.</w:t>
+      </w:r>
+      <w:r>
+        <w:t xml:space="preserve"> Під дією вантажу газ стискається, об’єм під поршнем зменшується. Процес закінчується, коли об’єм газу досягає заданої величини. Параметр</w:t>
+      </w:r>
+      <w:r>
+        <w:t>и</w:t>
+      </w:r>
+      <w:r>
+        <w:t xml:space="preserve"> процесу – </w:t>
+      </w:r>
+      <w:r>
+        <w:t xml:space="preserve">маса вантажу і </w:t>
+      </w:r>
+      <w:r>
+        <w:t>порогове значення об’єму.</w:t>
+      </w:r>
+    </w:p>
+    <w:p>
+      <w:pPr>
         <w:rPr>
           <w:b/>
           <w:bCs/>
         </w:rPr>
-        <w:t>Стискання</w:t>
-      </w:r>
-    </w:p>
-    <w:p>
-      <w:r>
-        <w:t>Н</w:t>
-      </w:r>
-      <w:r>
-        <w:t xml:space="preserve">а поршні невелике </w:t>
-      </w:r>
-      <w:r>
-        <w:t xml:space="preserve">постійне </w:t>
-      </w:r>
-      <w:r>
-        <w:t xml:space="preserve">навантаження, в робочому просторі </w:t>
-      </w:r>
-      <w:r>
-        <w:t>відносно</w:t>
-      </w:r>
-      <w:r>
-        <w:t xml:space="preserve"> холодний газ.</w:t>
-      </w:r>
-      <w:r>
-        <w:t xml:space="preserve"> Під дією вантажу газ стискається, об’єм під поршнем зменшується. Процес закінчується, коли об’єм газу досягає заданої величини. Параметр</w:t>
-      </w:r>
-      <w:r>
-        <w:t>и</w:t>
-      </w:r>
-      <w:r>
-        <w:t xml:space="preserve"> процесу – </w:t>
-      </w:r>
-      <w:r>
-        <w:t xml:space="preserve">маса вантажу і </w:t>
-      </w:r>
-      <w:r>
-        <w:t>порогове значення об’єму.</w:t>
-      </w:r>
-    </w:p>
-    <w:p>
-      <w:pPr>
+      </w:pPr>
+      <w:r>
         <w:rPr>
           <w:b/>
           <w:bCs/>
         </w:rPr>
-      </w:pPr>
-      <w:r>
+        <w:t>Запалювання</w:t>
+      </w:r>
+    </w:p>
+    <w:p>
+      <w:r>
+        <w:t xml:space="preserve">В реальному процесі запалювання може відбуватися багато чого, але з точки зору </w:t>
+      </w:r>
+      <w:r>
+        <w:t xml:space="preserve">термодинамічного моделювання </w:t>
+      </w:r>
+      <w:r>
+        <w:t xml:space="preserve"> важливо, що внутрішня енергія </w:t>
+      </w:r>
+      <w:r>
+        <w:t>робочого тіла</w:t>
+      </w:r>
+      <w:r>
+        <w:t xml:space="preserve"> </w:t>
+      </w:r>
+      <w:r>
+        <w:t>раптово</w:t>
+      </w:r>
+      <w:r>
+        <w:t xml:space="preserve"> зростає.</w:t>
+      </w:r>
+      <w:r>
+        <w:t xml:space="preserve"> </w:t>
+      </w:r>
+      <w:r>
+        <w:t xml:space="preserve">Процес починається з вмикання нагрівача з великим коефіцієнтом нагрівання, і </w:t>
+      </w:r>
+      <w:r>
+        <w:t xml:space="preserve">швидко </w:t>
+      </w:r>
+      <w:r>
+        <w:t>завершується  по досягненні газом заданої температури</w:t>
+      </w:r>
+      <w:r>
+        <w:t xml:space="preserve">. Параметри процесу – </w:t>
+      </w:r>
+      <w:proofErr w:type="spellStart"/>
+      <w:r>
+        <w:t>рейт</w:t>
+      </w:r>
+      <w:proofErr w:type="spellEnd"/>
+      <w:r>
+        <w:t xml:space="preserve"> нагрівача і цільове значення температури.</w:t>
+      </w:r>
+    </w:p>
+    <w:p>
+      <w:pPr>
         <w:rPr>
           <w:b/>
           <w:bCs/>
         </w:rPr>
-        <w:t>Запалювання</w:t>
-      </w:r>
-    </w:p>
-    <w:p>
-      <w:r>
-        <w:t xml:space="preserve">В реальному процесі запалювання може відбуватися багато чого, але з точки зору </w:t>
-      </w:r>
-      <w:r>
-        <w:t xml:space="preserve">термодинамічного моделювання </w:t>
-      </w:r>
-      <w:r>
-        <w:t xml:space="preserve"> важливо, що внутрішня енергія </w:t>
-      </w:r>
-      <w:r>
-        <w:t>робочого тіла</w:t>
-      </w:r>
-      <w:r>
-        <w:t xml:space="preserve"> </w:t>
-      </w:r>
-      <w:r>
-        <w:t>раптово</w:t>
-      </w:r>
-      <w:r>
-        <w:t xml:space="preserve"> зростає.</w:t>
-      </w:r>
-      <w:r>
-        <w:t xml:space="preserve"> </w:t>
-      </w:r>
-      <w:r>
-        <w:t xml:space="preserve">Процес починається з вмикання нагрівача з великим коефіцієнтом нагрівання, і </w:t>
-      </w:r>
-      <w:r>
-        <w:t xml:space="preserve">швидко </w:t>
-      </w:r>
-      <w:r>
-        <w:t>завершується  по досягненні газом заданої температури</w:t>
-      </w:r>
-      <w:r>
-        <w:t xml:space="preserve">. Параметри процесу – </w:t>
-      </w:r>
-      <w:proofErr w:type="spellStart"/>
-      <w:r>
-        <w:t>рейт</w:t>
-      </w:r>
-      <w:proofErr w:type="spellEnd"/>
-      <w:r>
-        <w:t xml:space="preserve"> нагрівача і цільове значення температури.</w:t>
-      </w:r>
-    </w:p>
-    <w:p>
-      <w:pPr>
+      </w:pPr>
+      <w:r>
         <w:rPr>
           <w:b/>
           <w:bCs/>
         </w:rPr>
-      </w:pPr>
-      <w:r>
+        <w:t>Розширення</w:t>
+      </w:r>
+    </w:p>
+    <w:p>
+      <w:r>
+        <w:t xml:space="preserve">Нагрітий </w:t>
+      </w:r>
+      <w:r>
+        <w:t xml:space="preserve">до високої температури </w:t>
+      </w:r>
+      <w:r>
+        <w:t>газ розширюється і штовхає поршень з великим вантажем</w:t>
+      </w:r>
+      <w:r>
+        <w:t>. Процес за</w:t>
+      </w:r>
+      <w:r>
+        <w:t>верш</w:t>
+      </w:r>
+      <w:r>
+        <w:t>ується, коли об’єм газу досягає певної величини</w:t>
+      </w:r>
+      <w:r>
+        <w:t>. В цьому процесі газ виконує корисну роботу. Параметри процесу – маса вантажу і порогове значення об’єму.</w:t>
+      </w:r>
+    </w:p>
+    <w:p>
+      <w:pPr>
         <w:rPr>
           <w:b/>
           <w:bCs/>
         </w:rPr>
-        <w:t>Розширення</w:t>
-      </w:r>
-    </w:p>
-    <w:p>
-      <w:r>
-        <w:t xml:space="preserve">Нагрітий </w:t>
-      </w:r>
-      <w:r>
-        <w:t xml:space="preserve">до високої температури </w:t>
-      </w:r>
-      <w:r>
-        <w:t>газ розширюється і штовхає поршень з великим вантажем</w:t>
-      </w:r>
-      <w:r>
-        <w:t>. Процес за</w:t>
-      </w:r>
-      <w:r>
-        <w:t>верш</w:t>
-      </w:r>
-      <w:r>
-        <w:t>ується, коли об’єм газу досягає певної величини</w:t>
-      </w:r>
-      <w:r>
-        <w:t>. В цьому процесі газ виконує корисну роботу. Параметри процесу – маса вантажу і порогове значення об’єму.</w:t>
-      </w:r>
-    </w:p>
-    <w:p>
-      <w:pPr>
+      </w:pPr>
+      <w:r>
         <w:rPr>
           <w:b/>
           <w:bCs/>
         </w:rPr>
-      </w:pPr>
-      <w:r>
+        <w:t>Випуск</w:t>
+      </w:r>
+    </w:p>
+    <w:p>
+      <w:r>
+        <w:t>Відпрацьований газ випускається назовні. Під впливом невелик</w:t>
+      </w:r>
+      <w:r>
+        <w:t>ого вантажу</w:t>
+      </w:r>
+      <w:r>
+        <w:t xml:space="preserve"> поршень опускається і займає найнижче положення.</w:t>
+      </w:r>
+      <w:r>
+        <w:t xml:space="preserve"> Параметр процесу – маса вантажу.</w:t>
+      </w:r>
+    </w:p>
+    <w:p>
+      <w:pPr>
         <w:rPr>
           <w:b/>
           <w:bCs/>
-        </w:rPr>
-        <w:t>Випуск</w:t>
-      </w:r>
-    </w:p>
-    <w:p>
-      <w:r>
-        <w:t>Відпрацьований газ випускається назовні. Під впливом невелик</w:t>
-      </w:r>
-      <w:r>
-        <w:t>ого вантажу</w:t>
-      </w:r>
-      <w:r>
-        <w:t xml:space="preserve"> поршень опускається і займає найнижче положення.</w:t>
-      </w:r>
-      <w:r>
-        <w:t xml:space="preserve"> Параметр процесу – маса вантажу.</w:t>
-      </w:r>
-    </w:p>
-    <w:p>
-      <w:pPr>
-        <w:pStyle w:val="2"/>
+          <w:lang w:val="en-US"/>
+        </w:rPr>
       </w:pPr>
       <w:r>
-        <w:t>Програмний додаток</w:t>
-      </w:r>
-    </w:p>
-    <w:p>
-      <w:pPr>
-        <w:ind w:firstLine="708"/>
-      </w:pPr>
-      <w:r>
-        <w:t>Додаток</w:t>
-      </w:r>
-      <w:r>
-        <w:t xml:space="preserve"> надає користувачу лабораторну установку – сосуд із поршнем, </w:t>
-      </w:r>
-      <w:r>
-        <w:t xml:space="preserve">і </w:t>
-      </w:r>
-      <w:r>
-        <w:t xml:space="preserve">можливість </w:t>
-      </w:r>
-      <w:r>
-        <w:t xml:space="preserve">складати </w:t>
-      </w:r>
-      <w:r>
-        <w:t>термодинамічні цикли з</w:t>
-      </w:r>
-      <w:r>
-        <w:t xml:space="preserve"> процесів, палітра яких є в розпорядженні користувача. </w:t>
-      </w:r>
-    </w:p>
-    <w:p>
-      <w:pPr>
-        <w:ind w:firstLine="708"/>
-      </w:pPr>
-      <w:r>
-        <w:t xml:space="preserve">Лабораторна установка створюється і програмується за допомогою скрипту з простим синтаксисом. Скрипт складається  з окремих команд, один рядок – одна команда. Команда має ім’я і параметри. </w:t>
-      </w:r>
-    </w:p>
-    <w:p>
-      <w:pPr>
-        <w:ind w:firstLine="708"/>
-      </w:pPr>
-      <w:r>
-        <w:t xml:space="preserve">Скрипт подається інтерпретатору, який перетворює команди скрипту на виклик методів моделі. В ході виконання скрипту користувач спостерігає за установкою в реальному часі. Він бачить не лише рух установки </w:t>
-      </w:r>
-      <w:r>
-        <w:t xml:space="preserve">– </w:t>
-      </w:r>
-      <w:r>
-        <w:t xml:space="preserve">всі </w:t>
-      </w:r>
-      <w:r>
-        <w:t xml:space="preserve">важливі </w:t>
-      </w:r>
-      <w:r>
-        <w:t>параметри</w:t>
-      </w:r>
-      <w:r>
-        <w:t xml:space="preserve"> термодинамічної</w:t>
-      </w:r>
-      <w:r>
-        <w:t xml:space="preserve"> </w:t>
-      </w:r>
-      <w:r>
-        <w:t>системи подаються в реальному часі в числовій і в графічній формі.</w:t>
-      </w:r>
-    </w:p>
-    <w:p>
-      <w:pPr>
-        <w:ind w:firstLine="708"/>
         <w:rPr>
           <w:b/>
           <w:bCs/>
-          <w:lang w:val="en-US"/>
-        </w:rPr>
-      </w:pPr>
-      <w:r>
-        <w:rPr>
-          <w:b/>
-          <w:bCs/>
         </w:rPr>
         <w:t>Вимірювання</w:t>
       </w:r>
     </w:p>
     <w:p>
-      <w:pPr>
-        <w:ind w:firstLine="708"/>
-      </w:pPr>
       <w:r>
         <w:t>На ко</w:t>
       </w:r>
       <w:r>
-        <w:t>жному кроці модельного часу відбувається вимірювання параметрів процесу</w:t>
+        <w:t>жному кроці модельного часу вимірю</w:t>
+      </w:r>
+      <w:r>
+        <w:t>ються</w:t>
+      </w:r>
+      <w:r>
+        <w:t xml:space="preserve"> </w:t>
+      </w:r>
+      <w:r>
+        <w:t xml:space="preserve">шість </w:t>
+      </w:r>
+      <w:r>
+        <w:t>параметр</w:t>
+      </w:r>
+      <w:r>
+        <w:t>ів</w:t>
+      </w:r>
+      <w:r>
+        <w:t xml:space="preserve"> процесу</w:t>
       </w:r>
       <w:r>
         <w:rPr>
@@ -5323,20 +5469,8 @@
         </w:rPr>
         <w:t xml:space="preserve">. </w:t>
       </w:r>
-      <w:r>
-        <w:t xml:space="preserve">Вимірювання стосуються газу, який знаходиться під поршнем і складаються з </w:t>
-      </w:r>
-      <w:r>
-        <w:t>шести</w:t>
-      </w:r>
-      <w:r>
-        <w:t xml:space="preserve"> показників.</w:t>
-      </w:r>
-    </w:p>
-    <w:p>
-      <w:pPr>
-        <w:ind w:firstLine="708"/>
-      </w:pPr>
+    </w:p>
+    <w:p>
       <w:r>
         <w:t xml:space="preserve">Об’єм </w:t>
       </w:r>
@@ -5355,15 +5489,70 @@
         <w:t xml:space="preserve"> </w:t>
       </w:r>
       <w:r>
-        <w:t>– добуток ширини поршня на висоту стовпа газу під поршнем.</w:t>
+        <w:t>– добуток ширини поршня</w:t>
+      </w:r>
+      <w:r>
+        <w:rPr>
+          <w:lang w:val="en-US"/>
+        </w:rPr>
+        <w:t xml:space="preserve"> </w:t>
+      </w:r>
+      <w:r>
+        <w:rPr>
+          <w:i/>
+          <w:iCs/>
+          <w:lang w:val="en-US"/>
+        </w:rPr>
+        <w:t>s</w:t>
+      </w:r>
+      <w:r>
+        <w:t xml:space="preserve"> на висоту стовпа газу під поршнем</w:t>
+      </w:r>
+      <w:r>
+        <w:rPr>
+          <w:lang w:val="en-US"/>
+        </w:rPr>
+        <w:t xml:space="preserve"> </w:t>
+      </w:r>
+      <w:r>
+        <w:rPr>
+          <w:i/>
+          <w:iCs/>
+          <w:lang w:val="en-US"/>
+        </w:rPr>
+        <w:t>h</w:t>
+      </w:r>
+      <w:r>
+        <w:rPr>
+          <w:lang w:val="en-US"/>
+        </w:rPr>
+        <w:t>.</w:t>
+      </w:r>
+      <w:r>
+        <w:t xml:space="preserve"> </w:t>
+      </w:r>
+      <m:oMath>
+        <m:r>
+          <w:rPr>
+            <w:rFonts w:ascii="Cambria Math" w:hAnsi="Cambria Math"/>
+          </w:rPr>
+          <m:t>V</m:t>
+        </m:r>
+        <m:r>
+          <w:rPr>
+            <w:rFonts w:ascii="Cambria Math" w:hAnsi="Cambria Math"/>
+            <w:lang w:val="en-US"/>
+          </w:rPr>
+          <m:t>=sh</m:t>
+        </m:r>
+      </m:oMath>
+      <w:r>
+        <w:t>.</w:t>
       </w:r>
     </w:p>
     <w:p>
       <w:pPr>
-        <w:ind w:firstLine="708"/>
-        <w:rPr>
-          <w:lang w:val="en-US"/>
-        </w:rPr>
+        <w:ind w:firstLine="0"/>
       </w:pPr>
       <w:r>
         <w:t xml:space="preserve">Тиск </w:t>
@@ -5416,7 +5605,7 @@
         <w:t xml:space="preserve">, </w:t>
       </w:r>
       <w:r>
-        <w:t xml:space="preserve">де </w:t>
+        <w:t xml:space="preserve"> </w:t>
       </w:r>
       <m:oMath>
         <m:r>
@@ -5527,19 +5716,60 @@
         </m:nary>
       </m:oMath>
       <w:r>
-        <w:rPr>
-          <w:lang w:val="en-US"/>
-        </w:rPr>
-        <w:t>.</w:t>
-      </w:r>
-    </w:p>
-    <w:p>
-      <w:pPr>
-        <w:ind w:firstLine="708"/>
-        <w:rPr>
-          <w:lang w:val="en-US"/>
-        </w:rPr>
-      </w:pPr>
+        <w:t xml:space="preserve">, де </w:t>
+      </w:r>
+      <w:r>
+        <w:rPr>
+          <w:lang w:val="en-US"/>
+        </w:rPr>
+        <w:t xml:space="preserve">m – </w:t>
+      </w:r>
+      <w:r>
+        <w:t xml:space="preserve">маса частки, </w:t>
+      </w:r>
+      <m:oMath>
+        <m:sSub>
+          <m:sSubPr>
+            <m:ctrlPr>
+              <w:rPr>
+                <w:rFonts w:ascii="Cambria Math" w:hAnsi="Cambria Math"/>
+                <w:i/>
+              </w:rPr>
+            </m:ctrlPr>
+          </m:sSubPr>
+          <m:e>
+            <m:r>
+              <w:rPr>
+                <w:rFonts w:ascii="Cambria Math" w:hAnsi="Cambria Math"/>
+                <w:lang w:val="en-US"/>
+              </w:rPr>
+              <m:t>v</m:t>
+            </m:r>
+          </m:e>
+          <m:sub>
+            <m:r>
+              <w:rPr>
+                <w:rFonts w:ascii="Cambria Math" w:hAnsi="Cambria Math"/>
+              </w:rPr>
+              <m:t>i</m:t>
+            </m:r>
+          </m:sub>
+        </m:sSub>
+      </m:oMath>
+      <w:r>
+        <w:t xml:space="preserve"> </w:t>
+      </w:r>
+      <w:r>
+        <w:rPr>
+          <w:lang w:val="en-US"/>
+        </w:rPr>
+        <w:t xml:space="preserve">– </w:t>
+      </w:r>
+      <w:r>
+        <w:t>модуль швидкості частки.</w:t>
+      </w:r>
+    </w:p>
+    <w:p>
       <w:r>
         <w:t>Температура</w:t>
       </w:r>
@@ -5593,30 +5823,41 @@
             <w:rFonts w:ascii="Cambria Math" w:hAnsi="Cambria Math"/>
             <w:lang w:val="en-US"/>
           </w:rPr>
-          <m:t>=E/nB</m:t>
+          <m:t>=E/n</m:t>
         </m:r>
       </m:oMath>
       <w:r>
-        <w:rPr>
-          <w:lang w:val="en-US"/>
-        </w:rPr>
+        <w:t xml:space="preserve">, де </w:t>
+      </w:r>
+      <w:r>
+        <w:rPr>
+          <w:lang w:val="en-US"/>
+        </w:rPr>
+        <w:t xml:space="preserve">n – </w:t>
+      </w:r>
+      <w:r>
+        <w:t xml:space="preserve">кількість часток, </w:t>
+      </w:r>
+      <w:r>
+        <w:rPr>
+          <w:lang w:val="en-US"/>
+        </w:rPr>
+        <w:t xml:space="preserve">B – </w:t>
+      </w:r>
+      <w:r>
+        <w:t xml:space="preserve">модельний аналог сталої </w:t>
+      </w:r>
+      <w:proofErr w:type="spellStart"/>
+      <w:r>
+        <w:t>Больцмана</w:t>
+      </w:r>
+      <w:proofErr w:type="spellEnd"/>
+      <w:r>
         <w:t>.</w:t>
       </w:r>
     </w:p>
     <w:p>
-      <w:pPr>
-        <w:ind w:firstLine="708"/>
-      </w:pPr>
-    </w:p>
-    <w:p>
-      <w:pPr>
-        <w:ind w:firstLine="708"/>
-        <w:rPr>
-          <w:lang w:val="en-US"/>
-        </w:rPr>
-      </w:pPr>
-      <w:r>
-        <w:lastRenderedPageBreak/>
+      <w:r>
         <w:t>Робота</w:t>
       </w:r>
       <w:r>
@@ -5658,31 +5899,47 @@
         <w:t xml:space="preserve"> </w:t>
       </w:r>
       <w:r>
-        <w:t>робота газу</w:t>
-      </w:r>
-      <w:r>
-        <w:t>, виконана</w:t>
-      </w:r>
-      <w:r>
-        <w:t xml:space="preserve"> по відношенню до вантажу на поршні</w:t>
+        <w:t>робота</w:t>
+      </w:r>
+      <w:r>
+        <w:t>, яку виконав</w:t>
+      </w:r>
+      <w:r>
+        <w:t xml:space="preserve"> газ</w:t>
       </w:r>
       <w:r>
         <w:t xml:space="preserve">. Робота складається з потенційної </w:t>
       </w:r>
       <w:r>
         <w:rPr>
-          <w:lang w:val="en-US"/>
-        </w:rPr>
-        <w:t xml:space="preserve">(U) </w:t>
+          <w:i/>
+          <w:iCs/>
+          <w:lang w:val="en-US"/>
+        </w:rPr>
+        <w:t>U</w:t>
+      </w:r>
+      <w:r>
+        <w:rPr>
+          <w:lang w:val="en-US"/>
+        </w:rPr>
+        <w:t xml:space="preserve"> </w:t>
       </w:r>
       <w:r>
         <w:t xml:space="preserve">і кінетичної </w:t>
       </w:r>
       <w:r>
         <w:rPr>
-          <w:lang w:val="en-US"/>
-        </w:rPr>
-        <w:t xml:space="preserve">(K) </w:t>
+          <w:i/>
+          <w:iCs/>
+          <w:lang w:val="en-US"/>
+        </w:rPr>
+        <w:t>K</w:t>
+      </w:r>
+      <w:r>
+        <w:rPr>
+          <w:lang w:val="en-US"/>
+        </w:rPr>
+        <w:t xml:space="preserve"> </w:t>
       </w:r>
       <w:r>
         <w:t>частин</w:t>
@@ -5702,7 +5959,21 @@
             <w:rFonts w:ascii="Cambria Math" w:hAnsi="Cambria Math"/>
             <w:lang w:val="en-US"/>
           </w:rPr>
-          <m:t>A=U+K</m:t>
+          <m:t>A=U</m:t>
+        </m:r>
+        <m:r>
+          <w:rPr>
+            <w:rFonts w:ascii="Cambria Math" w:hAnsi="Cambria Math"/>
+            <w:lang w:val="en-US"/>
+          </w:rPr>
+          <m:t>±</m:t>
+        </m:r>
+        <m:r>
+          <w:rPr>
+            <w:rFonts w:ascii="Cambria Math" w:hAnsi="Cambria Math"/>
+            <w:lang w:val="en-US"/>
+          </w:rPr>
+          <m:t>K</m:t>
         </m:r>
       </m:oMath>
       <w:r>
@@ -5755,11 +6026,43 @@
             <w:rFonts w:ascii="Cambria Math" w:hAnsi="Cambria Math"/>
             <w:lang w:val="en-US"/>
           </w:rPr>
-          <m:t xml:space="preserve">= U+ΔhMg </m:t>
+          <m:t>= U+ΔhMg</m:t>
         </m:r>
       </m:oMath>
       <w:r>
-        <w:t xml:space="preserve">. Кінетична частина точкова, </w:t>
+        <w:t xml:space="preserve">, </w:t>
+      </w:r>
+      <m:oMath>
+        <m:r>
+          <w:rPr>
+            <w:rFonts w:ascii="Cambria Math" w:hAnsi="Cambria Math"/>
+            <w:lang w:val="en-US"/>
+          </w:rPr>
+          <m:t>Δh</m:t>
+        </m:r>
+      </m:oMath>
+      <w:r>
+        <w:t xml:space="preserve"> </w:t>
+      </w:r>
+      <w:r>
+        <w:t xml:space="preserve">- зміна висоти вантажу на протязі одного кроку часу. </w:t>
+      </w:r>
+      <w:r>
+        <w:rPr>
+          <w:i/>
+          <w:iCs/>
+          <w:lang w:val="en-US"/>
+        </w:rPr>
+        <w:t>K</w:t>
+      </w:r>
+      <w:r>
+        <w:t xml:space="preserve"> це кінетична енергія вантажу</w:t>
+      </w:r>
+      <w:r>
+        <w:t xml:space="preserve"> на поршні</w:t>
+      </w:r>
+      <w:r>
+        <w:t xml:space="preserve">, </w:t>
       </w:r>
       <m:oMath>
         <m:r>
@@ -5824,10 +6127,30 @@
       <w:r>
         <w:t xml:space="preserve"> .</w:t>
       </w:r>
+      <w:r>
+        <w:t xml:space="preserve"> Якщо поршен</w:t>
+      </w:r>
+      <w:r>
+        <w:t>ь</w:t>
+      </w:r>
+      <w:r>
+        <w:t xml:space="preserve"> рухається в напрямку розширення</w:t>
+      </w:r>
+      <w:r>
+        <w:t xml:space="preserve">, </w:t>
+      </w:r>
+      <w:r>
+        <w:rPr>
+          <w:lang w:val="en-US"/>
+        </w:rPr>
+        <w:t>K</w:t>
+      </w:r>
+      <w:r>
+        <w:t xml:space="preserve"> додається, якщо в протилежному напрямку – віднімається. </w:t>
+      </w:r>
     </w:p>
     <w:p>
       <w:pPr>
-        <w:ind w:firstLine="708"/>
         <w:rPr>
           <w:i/>
           <w:lang w:val="en-US"/>
@@ -5869,7 +6192,13 @@
         <w:t>кількість</w:t>
       </w:r>
       <w:r>
-        <w:t xml:space="preserve"> енергії, яку газ отримав від нагрівачів. </w:t>
+        <w:t xml:space="preserve"> енергії, яку газ отримав від нагрівач</w:t>
+      </w:r>
+      <w:r>
+        <w:t>а</w:t>
+      </w:r>
+      <w:r>
+        <w:t xml:space="preserve">. </w:t>
       </w:r>
       <m:oMath>
         <m:sSup>
@@ -6162,9 +6491,6 @@
       </w:r>
     </w:p>
     <w:p>
-      <w:pPr>
-        <w:ind w:firstLine="708"/>
-      </w:pPr>
       <w:r>
         <w:t>Ентропія</w:t>
       </w:r>
@@ -6245,1904 +6571,136 @@
         </m:r>
       </m:oMath>
       <w:r>
-        <w:t xml:space="preserve"> – кількість тепла, отриманого газом на протязі одного кроку процесу.</w:t>
+        <w:t xml:space="preserve"> – кількість тепла, отриманого газом на протязі одного кроку</w:t>
+      </w:r>
+      <w:r>
+        <w:t xml:space="preserve">, </w:t>
+      </w:r>
+      <w:r>
+        <w:rPr>
+          <w:i/>
+          <w:iCs/>
+          <w:lang w:val="en-US"/>
+        </w:rPr>
+        <w:t>T</w:t>
+      </w:r>
+      <w:r>
+        <w:rPr>
+          <w:lang w:val="en-US"/>
+        </w:rPr>
+        <w:t xml:space="preserve"> – </w:t>
+      </w:r>
+      <w:r>
+        <w:t>поточна температура газу</w:t>
+      </w:r>
+      <w:r>
+        <w:t>.</w:t>
+      </w:r>
+    </w:p>
+    <w:p>
+      <w:r>
+        <w:lastRenderedPageBreak/>
+        <w:t xml:space="preserve">Всі перераховані показники </w:t>
+      </w:r>
+      <w:r>
+        <w:t>відображуються в реальному часі в числовій і графічній формі. Графіка складається т трьох діаграм</w:t>
+      </w:r>
+      <w:r>
+        <w:rPr>
+          <w:lang w:val="en-US"/>
+        </w:rPr>
+        <w:t>:</w:t>
+      </w:r>
+      <w:r>
+        <w:t xml:space="preserve"> </w:t>
+      </w:r>
+      <w:r>
+        <w:rPr>
+          <w:lang w:val="en-US"/>
+        </w:rPr>
+        <w:t xml:space="preserve">PV – </w:t>
+      </w:r>
+      <w:r>
+        <w:t>тиск/об’єм</w:t>
+      </w:r>
+      <w:r>
+        <w:rPr>
+          <w:lang w:val="en-US"/>
+        </w:rPr>
+        <w:t xml:space="preserve">, TV – </w:t>
+      </w:r>
+      <w:r>
+        <w:t>температура/об’єм</w:t>
+      </w:r>
+      <w:r>
+        <w:rPr>
+          <w:lang w:val="en-US"/>
+        </w:rPr>
+        <w:t xml:space="preserve">, SV – </w:t>
+      </w:r>
+      <w:r>
+        <w:t xml:space="preserve">ентропія/об’єм. </w:t>
       </w:r>
     </w:p>
     <w:p>
       <w:pPr>
         <w:ind w:firstLine="708"/>
         <w:rPr>
-          <w:lang w:val="en-US"/>
-        </w:rPr>
-      </w:pPr>
-      <w:r>
-        <w:t xml:space="preserve">Всі перераховані показники </w:t>
-      </w:r>
-      <w:r>
-        <w:t>відображуються в реальному часі в числовій і графічній формі. Графіка складається т трьох діаграм</w:t>
-      </w:r>
-      <w:r>
-        <w:rPr>
-          <w:lang w:val="en-US"/>
-        </w:rPr>
-        <w:t>:</w:t>
-      </w:r>
-      <w:r>
-        <w:t xml:space="preserve"> </w:t>
-      </w:r>
-      <w:r>
-        <w:rPr>
-          <w:lang w:val="en-US"/>
-        </w:rPr>
-        <w:t xml:space="preserve">PV – </w:t>
-      </w:r>
-      <w:r>
-        <w:t>тиск/об’єм</w:t>
-      </w:r>
-      <w:r>
-        <w:rPr>
-          <w:lang w:val="en-US"/>
-        </w:rPr>
-        <w:t xml:space="preserve">, TV – </w:t>
-      </w:r>
-      <w:r>
-        <w:t>температура/об’єм</w:t>
-      </w:r>
-      <w:r>
-        <w:rPr>
-          <w:lang w:val="en-US"/>
-        </w:rPr>
-        <w:t xml:space="preserve">, SV – </w:t>
-      </w:r>
-      <w:r>
-        <w:t xml:space="preserve">ентропія/об’єм. </w:t>
-      </w:r>
-    </w:p>
-    <w:p>
-      <w:pPr>
-        <w:ind w:firstLine="708"/>
-        <w:rPr>
           <w:b/>
           <w:bCs/>
           <w:lang w:val="en-US"/>
         </w:rPr>
       </w:pPr>
-    </w:p>
-    <w:p>
-      <w:pPr>
-        <w:ind w:firstLine="708"/>
+      <w:r>
         <w:rPr>
           <w:b/>
           <w:bCs/>
         </w:rPr>
-      </w:pPr>
-      <w:r>
-        <w:rPr>
-          <w:b/>
-          <w:bCs/>
-        </w:rPr>
-        <w:t>Інтерпретатор</w:t>
-      </w:r>
-    </w:p>
-    <w:p>
-      <w:pPr>
-        <w:ind w:firstLine="0"/>
-      </w:pPr>
-      <w:r>
-        <w:rPr>
-          <w:lang w:val="en-US"/>
-        </w:rPr>
-        <w:tab/>
-      </w:r>
-      <w:r>
-        <w:t>Створення, спостереження і дослідження термодинамічних циклів відбувається за допомогою скриптів, які виконуються інтерпретатором. Скрипт складається з команд</w:t>
-      </w:r>
-      <w:r>
-        <w:t xml:space="preserve">, </w:t>
-      </w:r>
-      <w:r>
-        <w:t>команди</w:t>
-      </w:r>
-      <w:r>
-        <w:t xml:space="preserve"> виконуються</w:t>
-      </w:r>
-      <w:r>
-        <w:t xml:space="preserve"> по черзі</w:t>
-      </w:r>
-      <w:r>
-        <w:t xml:space="preserve"> в тому порядку, в якому написані</w:t>
-      </w:r>
-      <w:r>
-        <w:rPr>
-          <w:lang w:val="en-US"/>
-        </w:rPr>
-        <w:t>;</w:t>
-      </w:r>
-      <w:r>
-        <w:t xml:space="preserve"> </w:t>
-      </w:r>
-      <w:r>
-        <w:t>в</w:t>
-      </w:r>
-      <w:r>
-        <w:t xml:space="preserve"> одному рядку скрипт</w:t>
-      </w:r>
-      <w:r>
-        <w:t>у</w:t>
-      </w:r>
-      <w:r>
-        <w:t xml:space="preserve"> – одна команда</w:t>
-      </w:r>
-      <w:r>
+        <w:t>Перевірка моделі</w:t>
+      </w:r>
+    </w:p>
+    <w:p>
+      <w:r>
+        <w:t xml:space="preserve">Термодинамічні цикли мають певні інтегральні характеристики, такі як коефіцієнт корисної дії або </w:t>
+      </w:r>
+      <w:r>
+        <w:t>холодильний коефіцієнт</w:t>
+      </w:r>
+      <w:r>
+        <w:rPr>
+          <w:lang w:val="en-US"/>
+        </w:rPr>
         <w:t>.</w:t>
       </w:r>
-    </w:p>
-    <w:p>
-      <w:pPr>
-        <w:ind w:firstLine="0"/>
-      </w:pPr>
-      <w:r>
-        <w:tab/>
-        <w:t xml:space="preserve">Команда </w:t>
-      </w:r>
-      <w:r>
-        <w:t>складається</w:t>
-      </w:r>
-      <w:r>
-        <w:t xml:space="preserve"> з ключового слова</w:t>
-      </w:r>
-      <w:r>
-        <w:t xml:space="preserve"> і </w:t>
-      </w:r>
-      <w:r>
-        <w:t>параметр</w:t>
-      </w:r>
-      <w:r>
-        <w:t>ів, параметри відділяються від ключового слова щонайменше одним пробілом. Формат параметру «ім’я=значення», роздільником між параметрами є кома. Якщо команда має лише один параметр, він вважається безіменним, і формат параметру просто «значення».</w:t>
-      </w:r>
-      <w:r>
-        <w:t xml:space="preserve"> В разі, коли параметр команди має </w:t>
+      <w:r>
+        <w:t xml:space="preserve"> Для моделі оборотного термодинамічного циклу </w:t>
       </w:r>
       <w:proofErr w:type="spellStart"/>
       <w:r>
-        <w:t>зна</w:t>
+        <w:t>ккд</w:t>
       </w:r>
       <w:proofErr w:type="spellEnd"/>
-    </w:p>
-    <w:p>
-      <w:pPr>
-        <w:ind w:firstLine="0"/>
-      </w:pPr>
-      <w:r>
-        <w:rPr>
-          <w:lang w:val="en-US"/>
-        </w:rPr>
-        <w:tab/>
-      </w:r>
-      <w:r>
-        <w:t>Розглянемо деякі команди.</w:t>
-      </w:r>
-    </w:p>
-    <w:p>
-      <w:pPr>
-        <w:ind w:firstLine="708"/>
-        <w:rPr>
-          <w:b/>
-          <w:bCs/>
-          <w:i/>
-          <w:iCs/>
-        </w:rPr>
-      </w:pPr>
-      <w:r>
-        <w:rPr>
-          <w:b/>
-          <w:bCs/>
-        </w:rPr>
-        <w:t>Команд</w:t>
-      </w:r>
-      <w:r>
-        <w:rPr>
-          <w:b/>
-          <w:bCs/>
-        </w:rPr>
-        <w:t xml:space="preserve">а </w:t>
+      <w:r>
+        <w:t xml:space="preserve"> можна вирахувати двома способами: 1) як відношення роботи, яку виконав газ, до отриманого газом тепла або 2) за теоретичною формулою, яка для кожного циклю своя. Перший спосіб передбачає складання значень роботи і тепла на кожному кроці модельного часу, тобто чисельне інтегрування. Другий спосіб також потребує вимірювань, але інших і в значно меншій кількості. В ідеальній моделі обидва способи мають давати однаковий результат, а різниця між ними може слугувати мірою адекватності моделі.</w:t>
+      </w:r>
+    </w:p>
+    <w:p>
+      <w:r>
+        <w:t xml:space="preserve">Для прямого циклу будемо вимірювати </w:t>
       </w:r>
       <w:proofErr w:type="spellStart"/>
       <w:r>
-        <w:rPr>
-          <w:b/>
-          <w:bCs/>
-          <w:i/>
-          <w:iCs/>
-        </w:rPr>
-        <w:t>plunger</w:t>
+        <w:t>ккд</w:t>
       </w:r>
       <w:proofErr w:type="spellEnd"/>
-    </w:p>
-    <w:p>
-      <w:pPr>
-        <w:ind w:firstLine="708"/>
-      </w:pPr>
-      <w:r>
-        <w:t xml:space="preserve">Команда на ім’я </w:t>
-      </w:r>
-      <w:proofErr w:type="spellStart"/>
-      <w:r>
-        <w:rPr>
-          <w:i/>
-          <w:iCs/>
-        </w:rPr>
-        <w:t>plunger</w:t>
-      </w:r>
-      <w:proofErr w:type="spellEnd"/>
-      <w:r>
-        <w:t xml:space="preserve"> створює лабораторну установку. </w:t>
-      </w:r>
-      <w:r>
-        <w:t xml:space="preserve">Команда </w:t>
-      </w:r>
-      <w:r>
-        <w:t xml:space="preserve">має </w:t>
-      </w:r>
-      <w:r>
-        <w:t xml:space="preserve">багато параметрів, які стосуються розмірів сосуду з поршнем і </w:t>
-      </w:r>
-      <w:r>
-        <w:t>характеристик</w:t>
-      </w:r>
-      <w:r>
-        <w:t xml:space="preserve"> газу, але користувач </w:t>
-      </w:r>
-      <w:r>
-        <w:t>зазвичай</w:t>
-      </w:r>
-      <w:r>
-        <w:t xml:space="preserve"> зад</w:t>
-      </w:r>
-      <w:r>
-        <w:t>ає три:</w:t>
-      </w:r>
-      <w:r>
-        <w:t xml:space="preserve"> m </w:t>
-      </w:r>
-      <w:r>
-        <w:t xml:space="preserve">– маса вантажу на поршні, </w:t>
-      </w:r>
-      <w:r>
-        <w:t>t</w:t>
-      </w:r>
-      <w:r>
-        <w:t xml:space="preserve"> – температура газу, </w:t>
-      </w:r>
-      <w:r>
-        <w:t>n</w:t>
-      </w:r>
-      <w:r>
-        <w:t xml:space="preserve"> – кількість часток газу. Газ, якщо він є, знаходиться у врівноваженому стані</w:t>
-      </w:r>
-      <w:r>
-        <w:t xml:space="preserve"> (наскільки це взагалі можливо</w:t>
-      </w:r>
-      <w:r>
-        <w:t xml:space="preserve">. </w:t>
-      </w:r>
-      <w:r>
-        <w:t xml:space="preserve">Наприклад, команда </w:t>
-      </w:r>
-      <w:proofErr w:type="spellStart"/>
-      <w:r>
-        <w:t>plunger</w:t>
-      </w:r>
-      <w:proofErr w:type="spellEnd"/>
-      <w:r>
-        <w:t xml:space="preserve"> m=1000, t=100, n=10000 створює установку, яка зображена на </w:t>
-      </w:r>
-      <w:r>
-        <w:rPr>
-          <w:highlight w:val="yellow"/>
-        </w:rPr>
-        <w:t>рис</w:t>
-      </w:r>
-      <w:r>
-        <w:t xml:space="preserve"> </w:t>
-      </w:r>
-    </w:p>
-    <w:p>
-      <w:pPr>
-        <w:ind w:firstLine="708"/>
-      </w:pPr>
-      <w:r>
-        <w:t>Лише п</w:t>
-      </w:r>
-      <w:r>
-        <w:t xml:space="preserve">ісля виконання команди </w:t>
-      </w:r>
-      <w:r>
-        <w:rPr>
-          <w:lang w:val="en-US"/>
-        </w:rPr>
-        <w:t xml:space="preserve">plunger </w:t>
-      </w:r>
-      <w:r>
-        <w:t xml:space="preserve">стає можливим </w:t>
-      </w:r>
-      <w:r>
-        <w:t>створювати термодинамічні процеси.</w:t>
-      </w:r>
-    </w:p>
-    <w:p>
-      <w:pPr>
-        <w:ind w:firstLine="708"/>
-        <w:rPr>
-          <w:b/>
-          <w:bCs/>
-        </w:rPr>
-      </w:pPr>
-      <w:r>
-        <w:rPr>
-          <w:b/>
-          <w:bCs/>
-        </w:rPr>
-        <w:t xml:space="preserve"> </w:t>
-      </w:r>
-      <w:r>
-        <w:rPr>
-          <w:b/>
-          <w:bCs/>
-        </w:rPr>
-        <w:t xml:space="preserve">Команда </w:t>
-      </w:r>
-      <w:proofErr w:type="spellStart"/>
-      <w:r>
-        <w:rPr>
-          <w:b/>
-          <w:bCs/>
-          <w:i/>
-          <w:iCs/>
-        </w:rPr>
-        <w:t>adiabatic</w:t>
-      </w:r>
-      <w:proofErr w:type="spellEnd"/>
-    </w:p>
-    <w:p>
-      <w:pPr>
-        <w:ind w:firstLine="708"/>
-      </w:pPr>
-      <w:r>
-        <w:t xml:space="preserve">Команда </w:t>
-      </w:r>
-      <w:proofErr w:type="spellStart"/>
-      <w:r>
-        <w:rPr>
-          <w:i/>
-          <w:iCs/>
-        </w:rPr>
-        <w:t>adiabatic</w:t>
-      </w:r>
-      <w:proofErr w:type="spellEnd"/>
-      <w:r>
-        <w:t xml:space="preserve"> </w:t>
-      </w:r>
-      <w:r>
-        <w:t>створю</w:t>
-      </w:r>
-      <w:r>
-        <w:t xml:space="preserve">є адіабатичний процес. </w:t>
-      </w:r>
-      <w:r>
-        <w:t xml:space="preserve">Процес починається з поточного стану лабораторної установки і закінчується тоді, коли маса навантаження поршня досягне цільового значення, вказаного в команді. </w:t>
-      </w:r>
-      <w:r>
-        <w:t>Залежно від того, яке значен</w:t>
-      </w:r>
-      <w:r>
-        <w:t>ня</w:t>
-      </w:r>
-      <w:r>
-        <w:t xml:space="preserve"> більше, </w:t>
-      </w:r>
-      <w:r>
-        <w:t xml:space="preserve">початкове чи цільове, </w:t>
-      </w:r>
-      <w:r>
-        <w:t>відбувається адіабатичне розширення або стискання газу.</w:t>
-      </w:r>
-    </w:p>
-    <w:p>
-      <w:pPr>
-        <w:ind w:firstLine="708"/>
-      </w:pPr>
-      <w:r>
-        <w:t xml:space="preserve">Параметри команди: </w:t>
-      </w:r>
-      <w:r>
-        <w:rPr>
-          <w:i/>
-          <w:iCs/>
-        </w:rPr>
-        <w:t>m</w:t>
-      </w:r>
-      <w:r>
-        <w:t xml:space="preserve"> – </w:t>
-      </w:r>
-      <w:r>
-        <w:t xml:space="preserve">кінцева </w:t>
-      </w:r>
-      <w:r>
-        <w:t>маса вантажу н</w:t>
-      </w:r>
-      <w:r>
-        <w:t>а</w:t>
-      </w:r>
-      <w:r>
-        <w:t xml:space="preserve"> поршні,  </w:t>
-      </w:r>
-      <w:proofErr w:type="spellStart"/>
-      <w:r>
-        <w:rPr>
-          <w:i/>
-          <w:iCs/>
-        </w:rPr>
-        <w:t>time</w:t>
-      </w:r>
-      <w:proofErr w:type="spellEnd"/>
-      <w:r>
-        <w:t xml:space="preserve"> – тривалість процесу</w:t>
-      </w:r>
-      <w:r>
-        <w:t xml:space="preserve"> в кроках.  </w:t>
-      </w:r>
-    </w:p>
-    <w:p>
-      <w:pPr>
-        <w:ind w:firstLine="708"/>
-        <w:jc w:val="both"/>
-        <w:rPr>
-          <w:b/>
-          <w:bCs/>
-          <w:i/>
-          <w:iCs/>
-        </w:rPr>
-      </w:pPr>
-      <w:r>
-        <w:rPr>
-          <w:b/>
-          <w:bCs/>
-        </w:rPr>
-        <w:t xml:space="preserve">Команда </w:t>
-      </w:r>
-      <w:proofErr w:type="spellStart"/>
-      <w:r>
-        <w:rPr>
-          <w:b/>
-          <w:bCs/>
-          <w:i/>
-          <w:iCs/>
-        </w:rPr>
-        <w:t>isobaric</w:t>
-      </w:r>
-      <w:proofErr w:type="spellEnd"/>
-    </w:p>
-    <w:p>
-      <w:pPr>
-        <w:ind w:firstLine="708"/>
-      </w:pPr>
-      <w:r>
-        <w:t xml:space="preserve">Команда </w:t>
-      </w:r>
-      <w:proofErr w:type="spellStart"/>
-      <w:r>
-        <w:rPr>
-          <w:i/>
-          <w:iCs/>
-        </w:rPr>
-        <w:t>isobaric</w:t>
-      </w:r>
-      <w:proofErr w:type="spellEnd"/>
-      <w:r>
-        <w:t xml:space="preserve"> </w:t>
-      </w:r>
-      <w:r>
-        <w:t>створю</w:t>
-      </w:r>
-      <w:r>
-        <w:t>є</w:t>
-      </w:r>
-      <w:r>
-        <w:t xml:space="preserve"> </w:t>
-      </w:r>
-      <w:r>
-        <w:t>ізобар</w:t>
-      </w:r>
-      <w:r>
-        <w:t>ичний процес. Тут вантаж на поршні незмінний, а межі процесу окреслює</w:t>
-      </w:r>
-      <w:r>
-        <w:t xml:space="preserve"> </w:t>
-      </w:r>
-      <w:r>
-        <w:t xml:space="preserve">об’єм газу під поршнем. </w:t>
-      </w:r>
-      <w:r>
-        <w:t xml:space="preserve">Об’єм газу змінюється завдяки енергії, яка передається, або відбирається нагрівачем. Цей «прилад» створюється на початку процесу і видаляється одразу після його завершення. </w:t>
-      </w:r>
-      <w:r>
-        <w:t xml:space="preserve">Як і в інших оборотних процесах, напрям процесу залежить від початкового і кінцевого значення параметра. </w:t>
-      </w:r>
-    </w:p>
-    <w:p>
-      <w:pPr>
-        <w:ind w:firstLine="708"/>
-      </w:pPr>
-      <w:r>
-        <w:t xml:space="preserve">Параметри команди: </w:t>
-      </w:r>
-      <w:r>
-        <w:rPr>
-          <w:i/>
-          <w:iCs/>
-        </w:rPr>
-        <w:t>v</w:t>
-      </w:r>
-      <w:r>
-        <w:t xml:space="preserve"> – кінцевий об’єм газу під поршнем, </w:t>
-      </w:r>
-      <w:proofErr w:type="spellStart"/>
-      <w:r>
-        <w:rPr>
-          <w:i/>
-          <w:iCs/>
-        </w:rPr>
-        <w:t>time</w:t>
-      </w:r>
-      <w:proofErr w:type="spellEnd"/>
-      <w:r>
-        <w:t xml:space="preserve"> – тривалість процесу.  </w:t>
-      </w:r>
-    </w:p>
-    <w:p>
-      <w:pPr>
-        <w:ind w:firstLine="708"/>
-        <w:jc w:val="both"/>
-        <w:rPr>
-          <w:b/>
-          <w:bCs/>
-          <w:i/>
-          <w:iCs/>
-        </w:rPr>
-      </w:pPr>
-      <w:r>
-        <w:rPr>
-          <w:b/>
-          <w:bCs/>
-        </w:rPr>
-        <w:t xml:space="preserve">Команда </w:t>
-      </w:r>
-      <w:proofErr w:type="spellStart"/>
-      <w:r>
-        <w:rPr>
-          <w:b/>
-          <w:bCs/>
-          <w:i/>
-          <w:iCs/>
-        </w:rPr>
-        <w:t>iso</w:t>
-      </w:r>
-      <w:proofErr w:type="spellEnd"/>
-      <w:r>
-        <w:rPr>
-          <w:b/>
-          <w:bCs/>
-          <w:i/>
-          <w:iCs/>
-          <w:lang w:val="en-US"/>
-        </w:rPr>
-        <w:t>term</w:t>
-      </w:r>
-      <w:proofErr w:type="spellStart"/>
-      <w:r>
-        <w:rPr>
-          <w:b/>
-          <w:bCs/>
-          <w:i/>
-          <w:iCs/>
-        </w:rPr>
-        <w:t>ic</w:t>
-      </w:r>
-      <w:proofErr w:type="spellEnd"/>
-    </w:p>
-    <w:p>
-      <w:pPr>
-        <w:ind w:firstLine="708"/>
-      </w:pPr>
-      <w:r>
-        <w:t xml:space="preserve">Команда </w:t>
-      </w:r>
-      <w:proofErr w:type="spellStart"/>
-      <w:r>
-        <w:rPr>
-          <w:i/>
-          <w:iCs/>
-        </w:rPr>
-        <w:t>isotermic</w:t>
-      </w:r>
-      <w:proofErr w:type="spellEnd"/>
-      <w:r>
-        <w:t xml:space="preserve"> </w:t>
-      </w:r>
-      <w:r>
-        <w:t>створю</w:t>
-      </w:r>
-      <w:r>
-        <w:t>є ізо</w:t>
-      </w:r>
-      <w:r>
-        <w:t>термі</w:t>
-      </w:r>
-      <w:r>
-        <w:t>чний процес.</w:t>
-      </w:r>
-      <w:r>
-        <w:t xml:space="preserve"> Головним параметром команди є маса вантажу на поршні </w:t>
-      </w:r>
-      <w:r>
-        <w:rPr>
-          <w:lang w:val="en-US"/>
-        </w:rPr>
-        <w:t>(</w:t>
-      </w:r>
-      <w:r>
-        <w:t>як в команді</w:t>
-      </w:r>
-      <w:r>
-        <w:rPr>
-          <w:lang w:val="en-US"/>
-        </w:rPr>
-        <w:t xml:space="preserve"> adiabatic). </w:t>
-      </w:r>
-      <w:r>
-        <w:t xml:space="preserve">Для підтримки сталої температури газу використовується нагрівач </w:t>
-      </w:r>
-      <w:r>
-        <w:rPr>
-          <w:lang w:val="en-US"/>
-        </w:rPr>
-        <w:t>(</w:t>
-      </w:r>
-      <w:r>
-        <w:t>як в команді</w:t>
-      </w:r>
-      <w:r>
-        <w:rPr>
-          <w:lang w:val="en-US"/>
-        </w:rPr>
-        <w:t xml:space="preserve"> </w:t>
-      </w:r>
-      <w:proofErr w:type="spellStart"/>
-      <w:r>
-        <w:rPr>
-          <w:i/>
-          <w:iCs/>
-        </w:rPr>
-        <w:t>iso</w:t>
-      </w:r>
-      <w:proofErr w:type="spellEnd"/>
-      <w:r>
-        <w:rPr>
-          <w:i/>
-          <w:iCs/>
-          <w:lang w:val="en-US"/>
-        </w:rPr>
-        <w:t>term</w:t>
-      </w:r>
-      <w:proofErr w:type="spellStart"/>
-      <w:r>
-        <w:rPr>
-          <w:i/>
-          <w:iCs/>
-        </w:rPr>
-        <w:t>ic</w:t>
-      </w:r>
-      <w:proofErr w:type="spellEnd"/>
-      <w:r>
-        <w:rPr>
-          <w:lang w:val="en-US"/>
-        </w:rPr>
-        <w:t>)</w:t>
-      </w:r>
-      <w:r>
-        <w:t>.</w:t>
-      </w:r>
-    </w:p>
-    <w:p>
-      <w:pPr>
-        <w:ind w:firstLine="708"/>
-      </w:pPr>
-      <w:r>
-        <w:t xml:space="preserve">Параметри команди: </w:t>
-      </w:r>
-      <w:r>
-        <w:rPr>
-          <w:i/>
-          <w:iCs/>
-        </w:rPr>
-        <w:t>m</w:t>
-      </w:r>
-      <w:r>
-        <w:t xml:space="preserve"> – кінцева маса вантажу на поршні,  </w:t>
-      </w:r>
-      <w:proofErr w:type="spellStart"/>
-      <w:r>
-        <w:rPr>
-          <w:i/>
-          <w:iCs/>
-        </w:rPr>
-        <w:t>time</w:t>
-      </w:r>
-      <w:proofErr w:type="spellEnd"/>
-      <w:r>
-        <w:t xml:space="preserve"> – тривалість процесу в кроках.</w:t>
-      </w:r>
-    </w:p>
-    <w:p>
-      <w:pPr>
-        <w:ind w:firstLine="708"/>
-        <w:jc w:val="both"/>
-        <w:rPr>
-          <w:b/>
-          <w:bCs/>
-          <w:i/>
-          <w:iCs/>
-          <w:lang w:val="en-US"/>
-        </w:rPr>
-      </w:pPr>
-      <w:r>
-        <w:rPr>
-          <w:b/>
-          <w:bCs/>
-        </w:rPr>
-        <w:t xml:space="preserve">Команда </w:t>
-      </w:r>
-      <w:proofErr w:type="spellStart"/>
-      <w:r>
-        <w:rPr>
-          <w:b/>
-          <w:bCs/>
-          <w:i/>
-          <w:iCs/>
-        </w:rPr>
-        <w:t>iso</w:t>
-      </w:r>
-      <w:r>
-        <w:rPr>
-          <w:b/>
-          <w:bCs/>
-          <w:i/>
-          <w:iCs/>
-          <w:lang w:val="en-US"/>
-        </w:rPr>
-        <w:t>hor</w:t>
-      </w:r>
-      <w:r>
-        <w:rPr>
-          <w:b/>
-          <w:bCs/>
-          <w:i/>
-          <w:iCs/>
-        </w:rPr>
-        <w:t>ic</w:t>
-      </w:r>
-      <w:proofErr w:type="spellEnd"/>
-    </w:p>
-    <w:p>
-      <w:pPr>
-        <w:jc w:val="both"/>
-      </w:pPr>
-      <w:r>
-        <w:tab/>
-      </w:r>
-      <w:r>
-        <w:t xml:space="preserve">Команда </w:t>
-      </w:r>
-      <w:proofErr w:type="spellStart"/>
-      <w:r>
-        <w:rPr>
-          <w:i/>
-          <w:iCs/>
-        </w:rPr>
-        <w:t>iso</w:t>
-      </w:r>
-      <w:r>
-        <w:rPr>
-          <w:i/>
-          <w:iCs/>
-          <w:lang w:val="en-US"/>
-        </w:rPr>
-        <w:t>hor</w:t>
-      </w:r>
-      <w:r>
-        <w:rPr>
-          <w:i/>
-          <w:iCs/>
-        </w:rPr>
-        <w:t>ic</w:t>
-      </w:r>
-      <w:proofErr w:type="spellEnd"/>
-      <w:r>
-        <w:t xml:space="preserve"> </w:t>
-      </w:r>
-      <w:r>
-        <w:t>створю</w:t>
-      </w:r>
-      <w:r>
-        <w:t>є ізо</w:t>
-      </w:r>
-      <w:r>
-        <w:t>хори</w:t>
-      </w:r>
-      <w:r>
-        <w:t>чний процес</w:t>
-      </w:r>
-      <w:r>
-        <w:t xml:space="preserve">, який відбувається завдяки синхронній  зміні тиску і температури </w:t>
-      </w:r>
-      <w:proofErr w:type="spellStart"/>
-      <w:r>
-        <w:t>газа</w:t>
-      </w:r>
-      <w:proofErr w:type="spellEnd"/>
-      <w:r>
-        <w:t>. Процес продовжується, доки маса вантажу, яка визначає тиск не досягне значення, вказаного в параметрі.</w:t>
-      </w:r>
-    </w:p>
-    <w:p>
-      <w:pPr>
-        <w:ind w:firstLine="708"/>
-      </w:pPr>
-      <w:r>
-        <w:t xml:space="preserve">Параметри команди: </w:t>
-      </w:r>
-      <w:r>
-        <w:rPr>
-          <w:i/>
-          <w:iCs/>
-        </w:rPr>
-        <w:t>m</w:t>
-      </w:r>
-      <w:r>
-        <w:t xml:space="preserve"> – кінцева маса вантажу на поршні,  </w:t>
-      </w:r>
-      <w:proofErr w:type="spellStart"/>
-      <w:r>
-        <w:rPr>
-          <w:i/>
-          <w:iCs/>
-        </w:rPr>
-        <w:t>time</w:t>
-      </w:r>
-      <w:proofErr w:type="spellEnd"/>
-      <w:r>
-        <w:t xml:space="preserve"> – тривалість процесу в кроках.</w:t>
-      </w:r>
-    </w:p>
-    <w:p>
-      <w:pPr>
-        <w:ind w:firstLine="708"/>
-        <w:rPr>
-          <w:lang w:val="en-US"/>
-        </w:rPr>
-      </w:pPr>
-      <w:r>
-        <w:lastRenderedPageBreak/>
-        <w:t>Низка команд стосується нерівноважних процесів, з яких можна складати двигунів, турбін і холодильників.</w:t>
-      </w:r>
-      <w:r>
-        <w:rPr>
-          <w:lang w:val="en-US"/>
-        </w:rPr>
-        <w:t xml:space="preserve">  </w:t>
-      </w:r>
-    </w:p>
-    <w:p>
-      <w:pPr>
-        <w:ind w:firstLine="708"/>
-        <w:rPr>
-          <w:lang w:val="en-US"/>
-        </w:rPr>
-      </w:pPr>
-    </w:p>
-    <w:p>
-      <w:pPr>
-        <w:ind w:firstLine="708"/>
-      </w:pPr>
-      <w:r>
-        <w:t>Команда</w:t>
-      </w:r>
-      <w:r>
-        <w:rPr>
-          <w:b/>
-          <w:bCs/>
-          <w:lang w:val="en-US"/>
-        </w:rPr>
-        <w:t xml:space="preserve"> intake</w:t>
-      </w:r>
-      <w:r>
-        <w:rPr>
-          <w:lang w:val="en-US"/>
-        </w:rPr>
-        <w:t xml:space="preserve"> </w:t>
-      </w:r>
-      <w:r>
-        <w:t xml:space="preserve">виконує впуск газу в простір під поршнем. </w:t>
-      </w:r>
-      <w:r>
-        <w:t xml:space="preserve">На початку процесу газ додається порціями, по 200 частинок на кожному кроці. Далі газ </w:t>
-      </w:r>
-      <w:proofErr w:type="spellStart"/>
-      <w:r>
-        <w:t>адіабатично</w:t>
-      </w:r>
-      <w:proofErr w:type="spellEnd"/>
-      <w:r>
-        <w:t xml:space="preserve"> розширюється, поки об’єм газу не досягне рівня, зазначеного в параметрі команди.</w:t>
-      </w:r>
-      <w:r>
-        <w:t xml:space="preserve"> Якщо </w:t>
-      </w:r>
-      <w:r>
-        <w:t>кількість часток</w:t>
-      </w:r>
-      <w:r>
-        <w:t xml:space="preserve"> недостатня, процес не завершується.</w:t>
-      </w:r>
-    </w:p>
-    <w:p>
-      <w:pPr>
-        <w:ind w:firstLine="708"/>
-      </w:pPr>
-      <w:r>
-        <w:t>Параметри команди:</w:t>
-      </w:r>
-      <w:r>
-        <w:t xml:space="preserve"> </w:t>
-      </w:r>
-      <w:r>
-        <w:t>v – кінцевий об’єм</w:t>
-      </w:r>
-      <w:r>
-        <w:rPr>
-          <w:lang w:val="en-US"/>
-        </w:rPr>
-        <w:t xml:space="preserve">, </w:t>
-      </w:r>
-      <w:r>
-        <w:t xml:space="preserve"> n – </w:t>
-      </w:r>
-      <w:r>
-        <w:t xml:space="preserve">загальна </w:t>
-      </w:r>
-      <w:r>
-        <w:t>кількість часток</w:t>
-      </w:r>
-      <w:r>
-        <w:t>.</w:t>
-      </w:r>
-    </w:p>
-    <w:p>
-      <w:pPr>
-        <w:ind w:firstLine="708"/>
-      </w:pPr>
-      <w:r>
-        <w:t>Команда</w:t>
-      </w:r>
-      <w:r>
-        <w:t xml:space="preserve"> </w:t>
-      </w:r>
-      <w:r>
-        <w:rPr>
-          <w:b/>
-          <w:bCs/>
-          <w:lang w:val="en-US"/>
-        </w:rPr>
-        <w:t>compression</w:t>
-      </w:r>
-      <w:r>
-        <w:t xml:space="preserve"> стискає газ під поршнем. Перед першим кроком процесу на поршень ставиться вантаж.</w:t>
-      </w:r>
-      <w:r>
-        <w:t xml:space="preserve"> Процес полягає в тому, що</w:t>
-      </w:r>
-      <w:r>
-        <w:t xml:space="preserve"> </w:t>
-      </w:r>
-      <w:r>
-        <w:t>газ стискається вантажем, поки об’єм газу не досягне рівня, зазначеного в параметрі команди. Якщо вантаж недостатній, процес не завершується.</w:t>
-      </w:r>
-    </w:p>
-    <w:p>
-      <w:pPr>
-        <w:ind w:firstLine="708"/>
-      </w:pPr>
-      <w:r>
-        <w:t>Параметри команди:</w:t>
-      </w:r>
-      <w:r>
-        <w:t xml:space="preserve"> </w:t>
-      </w:r>
-      <w:r>
-        <w:rPr>
-          <w:lang w:val="en-US"/>
-        </w:rPr>
-        <w:t xml:space="preserve">m – </w:t>
-      </w:r>
-      <w:r>
-        <w:t>маса вантажу, встановленого на початку процесу</w:t>
-      </w:r>
-      <w:r>
-        <w:rPr>
-          <w:lang w:val="en-US"/>
-        </w:rPr>
-        <w:t>,</w:t>
-      </w:r>
-      <w:r>
-        <w:t xml:space="preserve"> </w:t>
-      </w:r>
-      <w:r>
-        <w:t>v – кінцевий об’єм</w:t>
-      </w:r>
-      <w:r>
-        <w:rPr>
-          <w:lang w:val="en-US"/>
-        </w:rPr>
-        <w:t xml:space="preserve"> </w:t>
-      </w:r>
-      <w:r>
-        <w:t>газу.</w:t>
-      </w:r>
-    </w:p>
-    <w:p>
-      <w:pPr>
-        <w:ind w:firstLine="708"/>
-      </w:pPr>
-      <w:r>
-        <w:t xml:space="preserve">Команда </w:t>
-      </w:r>
-      <w:r>
-        <w:rPr>
-          <w:b/>
-          <w:bCs/>
-          <w:lang w:val="en-US"/>
-        </w:rPr>
-        <w:t>ignition</w:t>
-      </w:r>
-      <w:r>
-        <w:t xml:space="preserve"> моделює запалення горючої суміші під поршнем. </w:t>
-      </w:r>
-      <w:r>
-        <w:t xml:space="preserve">Процес полягає в </w:t>
-      </w:r>
-      <w:proofErr w:type="spellStart"/>
-      <w:r>
-        <w:t>експоненційному</w:t>
-      </w:r>
-      <w:proofErr w:type="spellEnd"/>
-      <w:r>
-        <w:t xml:space="preserve"> збільшенні температури газу під поршнем.</w:t>
-      </w:r>
-      <w:r>
-        <w:t xml:space="preserve"> Процес завершиться, коли температура газу перевищить ту, що вказана в параметрі.</w:t>
-      </w:r>
-    </w:p>
-    <w:p>
-      <w:pPr>
-        <w:ind w:firstLine="708"/>
-      </w:pPr>
-      <w:r>
-        <w:t>Параметри команди:</w:t>
-      </w:r>
-      <w:r>
-        <w:t xml:space="preserve"> </w:t>
-      </w:r>
-      <w:r>
-        <w:rPr>
-          <w:lang w:val="en-US"/>
-        </w:rPr>
-        <w:t xml:space="preserve">t – </w:t>
-      </w:r>
-      <w:r>
-        <w:t xml:space="preserve">кінцева температура газу, </w:t>
-      </w:r>
-      <w:r>
-        <w:rPr>
-          <w:lang w:val="en-US"/>
-        </w:rPr>
-        <w:t xml:space="preserve">r – </w:t>
-      </w:r>
-      <w:r>
-        <w:t xml:space="preserve">показник експоненти (за замовчанням </w:t>
-      </w:r>
-      <w:r>
-        <w:rPr>
-          <w:lang w:val="en-US"/>
-        </w:rPr>
-        <w:t xml:space="preserve">r = </w:t>
-      </w:r>
-      <w:r>
-        <w:t>1.1)</w:t>
-      </w:r>
-    </w:p>
-    <w:p>
-      <w:pPr>
-        <w:ind w:firstLine="708"/>
-      </w:pPr>
-      <w:r>
-        <w:t>Команда</w:t>
-      </w:r>
-      <w:r>
-        <w:t xml:space="preserve"> </w:t>
-      </w:r>
-      <w:r>
-        <w:rPr>
-          <w:b/>
-          <w:bCs/>
-          <w:lang w:val="en-US"/>
-        </w:rPr>
-        <w:t>expansion</w:t>
-      </w:r>
-      <w:r>
-        <w:rPr>
-          <w:lang w:val="en-US"/>
-        </w:rPr>
-        <w:t xml:space="preserve"> </w:t>
-      </w:r>
-      <w:r>
-        <w:t>дозволяє нагрітому газу розширитися і виконати корисну роботу. Перед першим кроком процесу на поршень ставиться вантаж. Процес завершиться, коли газ досягне об’єму, зазначеного в параметрі команди.</w:t>
-      </w:r>
-    </w:p>
-    <w:p>
-      <w:pPr>
-        <w:ind w:firstLine="708"/>
-      </w:pPr>
-      <w:r>
-        <w:t>Параметри команди:</w:t>
-      </w:r>
-      <w:r>
-        <w:t xml:space="preserve"> </w:t>
-      </w:r>
-      <w:r>
-        <w:rPr>
-          <w:lang w:val="en-US"/>
-        </w:rPr>
-        <w:t xml:space="preserve">m – </w:t>
-      </w:r>
-      <w:r>
-        <w:t>маса вантажу, встановленого на початку процесу</w:t>
-      </w:r>
-      <w:r>
-        <w:rPr>
-          <w:lang w:val="en-US"/>
-        </w:rPr>
-        <w:t>,</w:t>
-      </w:r>
-      <w:r>
-        <w:t xml:space="preserve"> </w:t>
-      </w:r>
-      <w:r>
-        <w:t>v – кінцевий об’єм</w:t>
-      </w:r>
-      <w:r>
-        <w:rPr>
-          <w:lang w:val="en-US"/>
-        </w:rPr>
-        <w:t xml:space="preserve"> </w:t>
-      </w:r>
-      <w:r>
-        <w:t>газу.</w:t>
-      </w:r>
-    </w:p>
-    <w:p>
-      <w:pPr>
-        <w:ind w:firstLine="708"/>
-        <w:rPr>
-          <w:lang w:val="en-US"/>
-        </w:rPr>
-      </w:pPr>
-      <w:r>
-        <w:t>Команда</w:t>
-      </w:r>
-      <w:r>
-        <w:t xml:space="preserve"> </w:t>
-      </w:r>
-      <w:proofErr w:type="spellStart"/>
-      <w:r>
-        <w:rPr>
-          <w:b/>
-          <w:bCs/>
-        </w:rPr>
-        <w:t>exhaust</w:t>
-      </w:r>
-      <w:proofErr w:type="spellEnd"/>
-      <w:r>
-        <w:t xml:space="preserve"> робить випуск газу з простору під поршнем. Нижня стінка сосуду відкривається</w:t>
-      </w:r>
-      <w:r>
-        <w:t xml:space="preserve">, </w:t>
-      </w:r>
-      <w:r>
-        <w:t xml:space="preserve">під дією </w:t>
-      </w:r>
-      <w:r>
-        <w:t xml:space="preserve">свого </w:t>
-      </w:r>
-      <w:r>
-        <w:t xml:space="preserve">вантажу поршень знижується і витискає газ назовні. </w:t>
-      </w:r>
-      <w:r>
-        <w:t>Процес завершується, коли поршень досягає свого найнижчого з усіх можливих положень.</w:t>
-      </w:r>
-    </w:p>
-    <w:p>
-      <w:pPr>
-        <w:ind w:firstLine="708"/>
-      </w:pPr>
-      <w:r>
-        <w:t>Параметр команди:</w:t>
-      </w:r>
-      <w:r>
-        <w:t xml:space="preserve"> </w:t>
-      </w:r>
-      <w:r>
-        <w:rPr>
-          <w:lang w:val="en-US"/>
-        </w:rPr>
-        <w:t xml:space="preserve">m – </w:t>
-      </w:r>
-      <w:r>
-        <w:t>маса вантажу.</w:t>
-      </w:r>
-    </w:p>
-    <w:p>
-      <w:pPr>
-        <w:ind w:firstLine="708"/>
-      </w:pPr>
-      <w:r>
-        <w:t>На завершення згадаємо команди, які можна назвати допоміжними.</w:t>
-      </w:r>
-    </w:p>
-    <w:p>
-      <w:pPr>
-        <w:ind w:firstLine="708"/>
-      </w:pPr>
-      <w:r>
-        <w:t>Команда</w:t>
-      </w:r>
-      <w:r>
-        <w:t xml:space="preserve"> </w:t>
-      </w:r>
-      <w:proofErr w:type="spellStart"/>
-      <w:r>
-        <w:rPr>
-          <w:b/>
-          <w:bCs/>
-        </w:rPr>
-        <w:t>scale</w:t>
-      </w:r>
-      <w:proofErr w:type="spellEnd"/>
-      <w:r>
-        <w:tab/>
-      </w:r>
-      <w:r>
-        <w:t>встановлює м</w:t>
-      </w:r>
-      <w:r>
-        <w:t>асштаб діаграм</w:t>
-      </w:r>
-      <w:r>
-        <w:rPr>
-          <w:lang w:val="en-US"/>
-        </w:rPr>
-        <w:t xml:space="preserve"> </w:t>
-      </w:r>
-      <w:r>
-        <w:t xml:space="preserve">і очищує журнал вимірів </w:t>
-      </w:r>
-    </w:p>
-    <w:p>
-      <w:pPr>
-        <w:ind w:firstLine="708"/>
-      </w:pPr>
-      <w:r>
-        <w:t>Параметри команди:</w:t>
-      </w:r>
-      <w:r>
-        <w:t xml:space="preserve"> </w:t>
-      </w:r>
-      <w:r>
-        <w:t>p=1</w:t>
-      </w:r>
-      <w:r>
-        <w:t xml:space="preserve"> – тиск</w:t>
-      </w:r>
-      <w:r>
-        <w:t>, t=1</w:t>
-      </w:r>
-      <w:r>
-        <w:t xml:space="preserve"> – температура</w:t>
-      </w:r>
-      <w:r>
-        <w:t>, s=1</w:t>
-      </w:r>
-      <w:r>
-        <w:t xml:space="preserve"> – ентропія</w:t>
-      </w:r>
-      <w:r>
-        <w:t>, v=1</w:t>
-      </w:r>
-      <w:r>
-        <w:t xml:space="preserve"> – об’єм для діаграм </w:t>
-      </w:r>
-      <w:r>
-        <w:rPr>
-          <w:lang w:val="en-US"/>
-        </w:rPr>
-        <w:t xml:space="preserve">PV </w:t>
-      </w:r>
-      <w:r>
-        <w:t xml:space="preserve">і </w:t>
-      </w:r>
-      <w:r>
-        <w:rPr>
-          <w:lang w:val="en-US"/>
-        </w:rPr>
-        <w:t>TV</w:t>
-      </w:r>
-      <w:r>
-        <w:t>, x=1</w:t>
-      </w:r>
-      <w:r>
-        <w:rPr>
-          <w:lang w:val="en-US"/>
-        </w:rPr>
-        <w:t xml:space="preserve"> – </w:t>
-      </w:r>
-      <w:r>
-        <w:t xml:space="preserve">об’єм для діаграми </w:t>
-      </w:r>
-      <w:r>
-        <w:rPr>
-          <w:lang w:val="en-US"/>
-        </w:rPr>
-        <w:t>SV.</w:t>
-      </w:r>
-      <w:r>
-        <w:t xml:space="preserve"> Разом з параметром показане </w:t>
-      </w:r>
-      <w:r>
-        <w:t xml:space="preserve">його </w:t>
-      </w:r>
-      <w:r>
-        <w:t>значення за замовчанням.</w:t>
-      </w:r>
-    </w:p>
-    <w:p>
-      <w:pPr>
-        <w:ind w:firstLine="708"/>
-        <w:rPr>
-          <w:i/>
-        </w:rPr>
-      </w:pPr>
-      <w:r>
-        <w:t>Команда</w:t>
-      </w:r>
-      <w:r>
-        <w:t xml:space="preserve"> </w:t>
-      </w:r>
-      <w:r>
-        <w:rPr>
-          <w:b/>
-          <w:bCs/>
-          <w:lang w:val="en-US"/>
-        </w:rPr>
-        <w:t>report</w:t>
-      </w:r>
-      <w:r>
-        <w:t xml:space="preserve"> показує коефіцієнт корисної дії (або </w:t>
+      <w:r>
+        <w:t xml:space="preserve">, для зворотного циклу будемо вимірювати </w:t>
       </w:r>
       <w:r>
         <w:t>холодильний коефіцієнт</w:t>
       </w:r>
       <w:r>
-        <w:t>) для ква</w:t>
-      </w:r>
-      <w:r>
-        <w:t xml:space="preserve">зістаціонарних </w:t>
-      </w:r>
-      <w:r>
-        <w:t>циклів</w:t>
-      </w:r>
-      <w:r>
-        <w:t xml:space="preserve">. Коефіцієнти обчислюються двома способами: через пряме вимірювання теплообміну і </w:t>
-      </w:r>
-      <w:r>
-        <w:t>робот</w:t>
-      </w:r>
-      <w:r>
-        <w:t xml:space="preserve">и газу і через теоретичні формули, так як </w:t>
-      </w:r>
-      <m:oMath>
-        <m:r>
-          <m:rPr>
-            <m:sty m:val="p"/>
-          </m:rPr>
-          <w:rPr>
-            <w:rFonts w:ascii="Cambria Math" w:hAnsi="Cambria Math"/>
-          </w:rPr>
-          <m:t>η</m:t>
-        </m:r>
-        <m:r>
-          <w:rPr>
-            <w:rFonts w:ascii="Cambria Math" w:hAnsi="Cambria Math"/>
-            <w:lang w:val="en-US"/>
-          </w:rPr>
-          <m:t xml:space="preserve">= </m:t>
-        </m:r>
-        <m:f>
-          <m:fPr>
-            <m:type m:val="lin"/>
-            <m:ctrlPr>
-              <w:rPr>
-                <w:rFonts w:ascii="Cambria Math" w:hAnsi="Cambria Math"/>
-                <w:i/>
-                <w:lang w:val="en-US"/>
-              </w:rPr>
-            </m:ctrlPr>
-          </m:fPr>
-          <m:num>
-            <m:sSub>
-              <m:sSubPr>
-                <m:ctrlPr>
-                  <w:rPr>
-                    <w:rFonts w:ascii="Cambria Math" w:hAnsi="Cambria Math"/>
-                    <w:i/>
-                    <w:lang w:val="en-US"/>
-                  </w:rPr>
-                </m:ctrlPr>
-              </m:sSubPr>
-              <m:e>
-                <m:r>
-                  <w:rPr>
-                    <w:rFonts w:ascii="Cambria Math" w:hAnsi="Cambria Math"/>
-                    <w:lang w:val="en-US"/>
-                  </w:rPr>
-                  <m:t>(T</m:t>
-                </m:r>
-              </m:e>
-              <m:sub>
-                <m:r>
-                  <w:rPr>
-                    <w:rFonts w:ascii="Cambria Math" w:hAnsi="Cambria Math"/>
-                  </w:rPr>
-                  <m:t>н</m:t>
-                </m:r>
-              </m:sub>
-            </m:sSub>
-            <m:r>
-              <w:rPr>
-                <w:rFonts w:ascii="Cambria Math" w:hAnsi="Cambria Math"/>
-              </w:rPr>
-              <m:t xml:space="preserve">- </m:t>
-            </m:r>
-            <m:sSub>
-              <m:sSubPr>
-                <m:ctrlPr>
-                  <w:rPr>
-                    <w:rFonts w:ascii="Cambria Math" w:hAnsi="Cambria Math"/>
-                    <w:i/>
-                    <w:lang w:val="en-US"/>
-                  </w:rPr>
-                </m:ctrlPr>
-              </m:sSubPr>
-              <m:e>
-                <m:r>
-                  <w:rPr>
-                    <w:rFonts w:ascii="Cambria Math" w:hAnsi="Cambria Math"/>
-                    <w:lang w:val="en-US"/>
-                  </w:rPr>
-                  <m:t>T</m:t>
-                </m:r>
-              </m:e>
-              <m:sub>
-                <m:r>
-                  <w:rPr>
-                    <w:rFonts w:ascii="Cambria Math" w:hAnsi="Cambria Math"/>
-                  </w:rPr>
-                  <m:t>х</m:t>
-                </m:r>
-              </m:sub>
-            </m:sSub>
-            <m:r>
-              <w:rPr>
-                <w:rFonts w:ascii="Cambria Math" w:hAnsi="Cambria Math"/>
-                <w:lang w:val="en-US"/>
-              </w:rPr>
-              <m:t>)</m:t>
-            </m:r>
-          </m:num>
-          <m:den>
-            <m:sSub>
-              <m:sSubPr>
-                <m:ctrlPr>
-                  <w:rPr>
-                    <w:rFonts w:ascii="Cambria Math" w:hAnsi="Cambria Math"/>
-                    <w:i/>
-                    <w:lang w:val="en-US"/>
-                  </w:rPr>
-                </m:ctrlPr>
-              </m:sSubPr>
-              <m:e>
-                <m:r>
-                  <w:rPr>
-                    <w:rFonts w:ascii="Cambria Math" w:hAnsi="Cambria Math"/>
-                    <w:lang w:val="en-US"/>
-                  </w:rPr>
-                  <m:t>T</m:t>
-                </m:r>
-              </m:e>
-              <m:sub>
-                <m:r>
-                  <w:rPr>
-                    <w:rFonts w:ascii="Cambria Math" w:hAnsi="Cambria Math"/>
-                  </w:rPr>
-                  <m:t>н</m:t>
-                </m:r>
-              </m:sub>
-            </m:sSub>
-          </m:den>
-        </m:f>
-      </m:oMath>
-      <w:r>
-        <w:t xml:space="preserve"> для прямого циклу Карно.</w:t>
-      </w:r>
-    </w:p>
-    <w:p>
-      <w:pPr>
-        <w:ind w:firstLine="708"/>
-      </w:pPr>
-      <w:r>
-        <w:t>Параметр команди</w:t>
-      </w:r>
-      <w:r>
-        <w:t xml:space="preserve"> – ідентифікатор циклу. Можливі наступні значення параметра: </w:t>
-      </w:r>
-      <w:proofErr w:type="spellStart"/>
-      <w:r>
-        <w:rPr>
-          <w:lang w:val="en-US"/>
-        </w:rPr>
-        <w:t>carnot</w:t>
-      </w:r>
-      <w:proofErr w:type="spellEnd"/>
-      <w:r>
-        <w:rPr>
-          <w:lang w:val="en-US"/>
-        </w:rPr>
-        <w:t xml:space="preserve">, </w:t>
-      </w:r>
-      <w:proofErr w:type="spellStart"/>
-      <w:r>
-        <w:rPr>
-          <w:lang w:val="en-US"/>
-        </w:rPr>
-        <w:t>rcarnot</w:t>
-      </w:r>
-      <w:proofErr w:type="spellEnd"/>
-      <w:r>
-        <w:rPr>
-          <w:lang w:val="en-US"/>
-        </w:rPr>
-        <w:t xml:space="preserve">, otto, </w:t>
-      </w:r>
-      <w:proofErr w:type="spellStart"/>
-      <w:r>
-        <w:rPr>
-          <w:lang w:val="en-US"/>
-        </w:rPr>
-        <w:t>rotto</w:t>
-      </w:r>
-      <w:proofErr w:type="spellEnd"/>
-      <w:r>
-        <w:rPr>
-          <w:lang w:val="en-US"/>
-        </w:rPr>
-        <w:t xml:space="preserve">, </w:t>
-      </w:r>
-      <w:proofErr w:type="spellStart"/>
-      <w:r>
-        <w:rPr>
-          <w:lang w:val="en-US"/>
-        </w:rPr>
-        <w:t>brython</w:t>
-      </w:r>
-      <w:proofErr w:type="spellEnd"/>
-      <w:r>
-        <w:rPr>
-          <w:lang w:val="en-US"/>
-        </w:rPr>
-        <w:t xml:space="preserve">, </w:t>
-      </w:r>
-      <w:proofErr w:type="spellStart"/>
-      <w:r>
-        <w:rPr>
-          <w:lang w:val="en-US"/>
-        </w:rPr>
-        <w:t>r</w:t>
-      </w:r>
-      <w:r>
-        <w:rPr>
-          <w:lang w:val="en-US"/>
-        </w:rPr>
-        <w:t>brython</w:t>
-      </w:r>
-      <w:proofErr w:type="spellEnd"/>
-      <w:r>
-        <w:rPr>
-          <w:lang w:val="en-US"/>
-        </w:rPr>
-        <w:t>.</w:t>
-      </w:r>
-    </w:p>
-    <w:p>
-      <w:pPr>
-        <w:ind w:firstLine="708"/>
-      </w:pPr>
-      <w:r>
-        <w:t>Команда</w:t>
-      </w:r>
-      <w:r>
-        <w:t xml:space="preserve"> </w:t>
-      </w:r>
-      <w:r>
-        <w:rPr>
-          <w:b/>
-          <w:bCs/>
-          <w:lang w:val="en-US"/>
-        </w:rPr>
-        <w:t>run</w:t>
-      </w:r>
-      <w:r>
-        <w:rPr>
-          <w:lang w:val="en-US"/>
-        </w:rPr>
-        <w:t xml:space="preserve"> </w:t>
-      </w:r>
-      <w:r>
-        <w:t>створює тривіальний  процес, в якому нема ніякої дії, а є лише кроки. Команда дозволяє спостерігати подальшу еволюціє лабораторної установки після того як попередній процес вже завершився.</w:t>
-      </w:r>
-    </w:p>
-    <w:p>
-      <w:pPr>
-        <w:ind w:firstLine="708"/>
-      </w:pPr>
-      <w:r>
-        <w:t>Параметр команди</w:t>
-      </w:r>
-      <w:r>
-        <w:rPr>
-          <w:lang w:val="en-US"/>
-        </w:rPr>
-        <w:t>:</w:t>
-      </w:r>
-      <w:r>
-        <w:t xml:space="preserve"> </w:t>
-      </w:r>
-      <w:r>
-        <w:rPr>
-          <w:lang w:val="en-US"/>
-        </w:rPr>
-        <w:t>time</w:t>
-      </w:r>
-      <w:r>
-        <w:rPr>
-          <w:lang w:val="en-US"/>
-        </w:rPr>
-        <w:t xml:space="preserve">=1e6 </w:t>
-      </w:r>
-      <w:r>
-        <w:t>–</w:t>
-      </w:r>
-      <w:r>
-        <w:rPr>
-          <w:lang w:val="en-US"/>
-        </w:rPr>
-        <w:t xml:space="preserve"> </w:t>
-      </w:r>
-      <w:r>
-        <w:t>тривалість тривіального процесу.</w:t>
-      </w:r>
-    </w:p>
-    <w:p>
-      <w:pPr>
-        <w:ind w:firstLine="708"/>
-      </w:pPr>
-      <w:r>
-        <w:t>Команда</w:t>
-      </w:r>
-      <w:r>
-        <w:t xml:space="preserve"> </w:t>
-      </w:r>
-      <w:r>
-        <w:rPr>
-          <w:lang w:val="en-US"/>
-        </w:rPr>
-        <w:t>title</w:t>
-      </w:r>
-      <w:r>
-        <w:t xml:space="preserve"> – дає назву скрипту, яка відображується на екрані під час виконання скрипту.</w:t>
-      </w:r>
-    </w:p>
-    <w:p>
-      <w:pPr>
-        <w:ind w:firstLine="708"/>
-      </w:pPr>
-      <w:r>
-        <w:t>Парамет</w:t>
-      </w:r>
-      <w:r>
-        <w:t>ром</w:t>
-      </w:r>
-      <w:r>
-        <w:t xml:space="preserve"> команди</w:t>
-      </w:r>
-      <w:r>
-        <w:t xml:space="preserve"> є рядок – назва скрипту.</w:t>
-      </w:r>
-    </w:p>
-    <w:p>
-      <w:pPr>
-        <w:ind w:firstLine="708"/>
-      </w:pPr>
-    </w:p>
-    <w:p>
-      <w:pPr>
-        <w:ind w:firstLine="0"/>
-        <w:rPr>
-          <w:b/>
-          <w:bCs/>
-        </w:rPr>
-      </w:pPr>
-    </w:p>
-    <w:p>
-      <w:pPr>
-        <w:ind w:firstLine="708"/>
-        <w:rPr>
-          <w:b/>
-          <w:bCs/>
-          <w:lang w:val="en-US"/>
-        </w:rPr>
-      </w:pPr>
-      <w:r>
-        <w:rPr>
-          <w:b/>
-          <w:bCs/>
-        </w:rPr>
-        <w:t>Перевірка моделі</w:t>
-      </w:r>
-    </w:p>
-    <w:p>
-      <w:pPr>
-        <w:ind w:firstLine="708"/>
-      </w:pPr>
-      <w:r>
-        <w:t xml:space="preserve">Термодинамічні цикли мають певні інтегральні характеристики, такі як коефіцієнт корисної дії або </w:t>
-      </w:r>
-      <w:r>
-        <w:t>холодильний коефіцієнт</w:t>
-      </w:r>
-      <w:r>
-        <w:rPr>
-          <w:lang w:val="en-US"/>
-        </w:rPr>
-        <w:t>.</w:t>
-      </w:r>
-      <w:r>
-        <w:t xml:space="preserve"> Для моделі </w:t>
-      </w:r>
-      <w:r>
-        <w:t xml:space="preserve">оборотного </w:t>
-      </w:r>
-      <w:r>
-        <w:t>терм</w:t>
-      </w:r>
-      <w:r>
-        <w:t>одинамічного</w:t>
-      </w:r>
-      <w:r>
-        <w:t xml:space="preserve"> циклу </w:t>
-      </w:r>
-      <w:proofErr w:type="spellStart"/>
-      <w:r>
-        <w:t>ккд</w:t>
-      </w:r>
-      <w:proofErr w:type="spellEnd"/>
-      <w:r>
-        <w:t xml:space="preserve"> можна вирахувати </w:t>
-      </w:r>
-      <w:r>
-        <w:t xml:space="preserve">двома способами: 1) </w:t>
-      </w:r>
-      <w:r>
-        <w:t>як відношення роботи, яку виконав газ</w:t>
-      </w:r>
-      <w:r>
-        <w:t>,</w:t>
-      </w:r>
-      <w:r>
-        <w:t xml:space="preserve"> до отриманого </w:t>
-      </w:r>
-      <w:r>
-        <w:t xml:space="preserve">газом </w:t>
-      </w:r>
-      <w:r>
-        <w:t>тепла</w:t>
-      </w:r>
-      <w:r>
-        <w:t xml:space="preserve"> або 2) за теоретичною формулою, яка для кожного циклю своя. </w:t>
-      </w:r>
-      <w:r>
-        <w:t xml:space="preserve">Перший спосіб передбачає складання значень роботи і тепла на кожному кроці модельного часу, тобто чисельне інтегрування. Другий спосіб також потребує вимірювань, але інших і в значно меншій кількості. </w:t>
-      </w:r>
-      <w:r>
-        <w:t xml:space="preserve">В ідеальній моделі обидва </w:t>
-      </w:r>
-      <w:r>
-        <w:t>способ</w:t>
-      </w:r>
-      <w:r>
-        <w:t>и</w:t>
-      </w:r>
-      <w:r>
-        <w:t xml:space="preserve"> мають </w:t>
-      </w:r>
-      <w:r>
-        <w:t>давати однаковий результат</w:t>
-      </w:r>
-      <w:r>
-        <w:t xml:space="preserve">, а різниця між ними </w:t>
-      </w:r>
-      <w:r>
-        <w:t>може слугувати</w:t>
-      </w:r>
-      <w:r>
-        <w:t xml:space="preserve"> мірою адекватності моделі.</w:t>
-      </w:r>
-    </w:p>
-    <w:p>
-      <w:pPr>
-        <w:ind w:firstLine="708"/>
-      </w:pPr>
-      <w:r>
-        <w:lastRenderedPageBreak/>
-        <w:t xml:space="preserve">Для прямого циклу будемо вимірювати </w:t>
-      </w:r>
-      <w:proofErr w:type="spellStart"/>
-      <w:r>
-        <w:t>ккд</w:t>
-      </w:r>
-      <w:proofErr w:type="spellEnd"/>
-      <w:r>
-        <w:t xml:space="preserve">, для зворотного циклу будемо вимірювати </w:t>
-      </w:r>
-      <w:r>
-        <w:t>холодильний коефіцієнт</w:t>
-      </w:r>
-      <w:r>
-        <w:t>.</w:t>
-      </w:r>
-      <w:r>
-        <w:t xml:space="preserve"> Для кожного циклу зробимо </w:t>
-      </w:r>
-      <w:r>
-        <w:t xml:space="preserve">100 спостережень і вирахуємо відносну різницю </w:t>
+        <w:t xml:space="preserve">. Для кожного циклу зробимо 100 спостережень і вирахуємо відносну різницю </w:t>
       </w:r>
       <m:oMath>
         <m:sSub>
@@ -8319,16 +6877,7 @@
         </m:f>
       </m:oMath>
       <w:r>
-        <w:t xml:space="preserve"> </w:t>
-      </w:r>
-      <w:r>
-        <w:t>між результат</w:t>
-      </w:r>
-      <w:r>
-        <w:t>о</w:t>
-      </w:r>
-      <w:r>
-        <w:t xml:space="preserve">м першого </w:t>
+        <w:t xml:space="preserve"> між результатом першого </w:t>
       </w:r>
       <m:oMath>
         <m:sSub>
@@ -8362,16 +6911,7 @@
         </m:sSub>
       </m:oMath>
       <w:r>
-        <w:t xml:space="preserve"> </w:t>
-      </w:r>
-      <w:r>
-        <w:t xml:space="preserve">і </w:t>
-      </w:r>
-      <w:r>
-        <w:t xml:space="preserve">результатом </w:t>
-      </w:r>
-      <w:r>
-        <w:t xml:space="preserve">другого </w:t>
+        <w:t xml:space="preserve"> і результатом другого </w:t>
       </w:r>
       <m:oMath>
         <m:sSub>
@@ -8412,13 +6952,7 @@
         </m:r>
       </m:oMath>
       <w:r>
-        <w:t>способу</w:t>
-      </w:r>
-      <w:r>
-        <w:t xml:space="preserve"> (п</w:t>
-      </w:r>
-      <w:r>
-        <w:t>росто для зручності будемо називати перший спосіб підрахунку практичним</w:t>
+        <w:t>способу (просто для зручності будемо називати перший спосіб підрахунку практичним</w:t>
       </w:r>
       <w:r>
         <w:rPr>
@@ -8427,13 +6961,7 @@
         <w:t xml:space="preserve">, </w:t>
       </w:r>
       <w:r>
-        <w:t>а другий теоретичним</w:t>
-      </w:r>
-      <w:r>
-        <w:t>)</w:t>
-      </w:r>
-      <w:r>
-        <w:t xml:space="preserve">. </w:t>
+        <w:t xml:space="preserve">а другий теоретичним). </w:t>
       </w:r>
     </w:p>
     <w:p>
@@ -8441,13 +6969,7 @@
         <w:ind w:firstLine="708"/>
       </w:pPr>
       <w:r>
-        <w:t xml:space="preserve">Середня відносна різниця </w:t>
-      </w:r>
-      <w:r>
-        <w:t xml:space="preserve">(14) </w:t>
-      </w:r>
-      <w:r>
-        <w:t>буде природним покажчиком адекватності моделі</w:t>
+        <w:t>Середня відносна різниця (14) буде природним покажчиком адекватності моделі</w:t>
       </w:r>
       <w:r>
         <w:rPr>
@@ -8708,10 +7230,18 @@
         <w:ind w:firstLine="0"/>
       </w:pPr>
     </w:p>
+    <w:p>
+      <w:pPr>
+        <w:ind w:firstLine="0"/>
+      </w:pPr>
+      <w:r>
+        <w:t>Таблиця 1 – Перевірка моделі</w:t>
+      </w:r>
+    </w:p>
     <w:tbl>
       <w:tblPr>
         <w:tblStyle w:val="aa"/>
-        <w:tblpPr w:leftFromText="180" w:rightFromText="180" w:vertAnchor="page" w:horzAnchor="margin" w:tblpY="4737"/>
+        <w:tblpPr w:leftFromText="180" w:rightFromText="180" w:vertAnchor="page" w:horzAnchor="margin" w:tblpY="7113"/>
         <w:tblW w:w="0" w:type="auto"/>
         <w:tblLook w:val="04A0" w:firstRow="1" w:lastRow="0" w:firstColumn="1" w:lastColumn="0" w:noHBand="0" w:noVBand="1"/>
       </w:tblPr>
@@ -9922,11 +8452,1649 @@
     </w:tbl>
     <w:p>
       <w:pPr>
-        <w:ind w:firstLine="0"/>
+        <w:ind w:firstLine="708"/>
+        <w:rPr>
+          <w:b/>
+          <w:bCs/>
+        </w:rPr>
       </w:pPr>
-      <w:r>
-        <w:t>Таблиця 1 – Перевірка моделі</w:t>
-      </w:r>
+    </w:p>
+    <w:p>
+      <w:pPr>
+        <w:pStyle w:val="2"/>
+      </w:pPr>
+      <w:r>
+        <w:t>Програмний додаток</w:t>
+      </w:r>
+    </w:p>
+    <w:p>
+      <w:r>
+        <w:t xml:space="preserve">На основі моделі створений </w:t>
+      </w:r>
+      <w:r>
+        <w:t>веб-</w:t>
+      </w:r>
+      <w:r>
+        <w:t xml:space="preserve">додаток, який надає учню можливість </w:t>
+      </w:r>
+      <w:r>
+        <w:t>програму</w:t>
+      </w:r>
+      <w:r>
+        <w:t>вати</w:t>
+      </w:r>
+      <w:r>
+        <w:t xml:space="preserve"> і досліджувати термодинамічні цикли із бажаними властивостями. </w:t>
+      </w:r>
+    </w:p>
+    <w:p>
+      <w:r>
+        <w:t>Програмування циклу відбувається за допомогою команд</w:t>
+      </w:r>
+      <w:r>
+        <w:rPr>
+          <w:lang w:val="en-US"/>
+        </w:rPr>
+        <w:t>;</w:t>
+      </w:r>
+      <w:r>
+        <w:t xml:space="preserve"> к</w:t>
+      </w:r>
+      <w:r>
+        <w:t>оманд</w:t>
+      </w:r>
+      <w:r>
+        <w:t>и</w:t>
+      </w:r>
+      <w:r>
+        <w:t xml:space="preserve"> виконує інтерпретатор</w:t>
+      </w:r>
+      <w:r>
+        <w:t>, який є складі додатку. Є команда, на створення лабораторної установки, але більшість команд присвячена реалізації різноманітних термодинамічних процесів, як оборотний, так і не оборотних. Послідовність команд будемо називати скриптом</w:t>
+      </w:r>
+      <w:r>
+        <w:rPr>
+          <w:lang w:val="en-US"/>
+        </w:rPr>
+        <w:t>.</w:t>
+      </w:r>
+    </w:p>
+    <w:p>
+      <w:r>
+        <w:t>Головна сторінка додатку</w:t>
+      </w:r>
+      <w:r>
+        <w:t xml:space="preserve"> містить робочий простір</w:t>
+      </w:r>
+      <w:r>
+        <w:t>, редактор скрипт</w:t>
+      </w:r>
+      <w:r>
+        <w:t>ів і</w:t>
+      </w:r>
+      <w:r>
+        <w:t xml:space="preserve"> елементи керування. </w:t>
+      </w:r>
+    </w:p>
+    <w:p>
+      <w:r>
+        <w:t xml:space="preserve">В редакторі скриптів користувач </w:t>
+      </w:r>
+      <w:r>
+        <w:t>створює</w:t>
+      </w:r>
+      <w:r>
+        <w:t xml:space="preserve"> скрипт</w:t>
+      </w:r>
+      <w:r>
+        <w:t xml:space="preserve"> і запускає його на виконання кнопкою </w:t>
+      </w:r>
+      <w:r>
+        <w:rPr>
+          <w:lang w:val="en-US"/>
+        </w:rPr>
+        <w:t xml:space="preserve">Run. </w:t>
+      </w:r>
+      <w:r>
+        <w:t>Інтерпретатор виконує скрипт</w:t>
+      </w:r>
+      <w:r>
+        <w:t>,</w:t>
+      </w:r>
+      <w:r>
+        <w:t xml:space="preserve"> а в робочому просторі синхронно відображу</w:t>
+      </w:r>
+      <w:r>
+        <w:t>ю</w:t>
+      </w:r>
+      <w:r>
+        <w:t>ться змін</w:t>
+      </w:r>
+      <w:r>
+        <w:t>и</w:t>
+      </w:r>
+      <w:r>
+        <w:t xml:space="preserve"> стану лабораторно</w:t>
+      </w:r>
+      <w:r>
+        <w:t>ї</w:t>
+      </w:r>
+      <w:r>
+        <w:t xml:space="preserve"> установки</w:t>
+      </w:r>
+      <w:r>
+        <w:t>, так, як це передбачено командами скрипу. Поряд з установкою</w:t>
+      </w:r>
+      <w:r>
+        <w:t xml:space="preserve"> в числовій і в графічній формі</w:t>
+      </w:r>
+      <w:r>
+        <w:t xml:space="preserve"> відображуються її </w:t>
+      </w:r>
+      <w:r>
+        <w:t>параметри</w:t>
+      </w:r>
+      <w:r>
+        <w:t>.</w:t>
+      </w:r>
+    </w:p>
+    <w:p>
+      <w:pPr>
+        <w:rPr>
+          <w:b/>
+          <w:bCs/>
+        </w:rPr>
+      </w:pPr>
+      <w:r>
+        <w:rPr>
+          <w:b/>
+          <w:bCs/>
+        </w:rPr>
+        <w:t>Команди скрипту</w:t>
+      </w:r>
+    </w:p>
+    <w:p>
+      <w:r>
+        <w:t xml:space="preserve">Команда </w:t>
+      </w:r>
+      <w:r>
+        <w:t xml:space="preserve">займає один рядок і </w:t>
+      </w:r>
+      <w:r>
+        <w:t>складається з ключового слова і параметрів</w:t>
+      </w:r>
+      <w:r>
+        <w:t xml:space="preserve">. </w:t>
+      </w:r>
+      <w:r>
+        <w:t xml:space="preserve">Формат параметру «ім’я=значення», роздільником між параметрами є кома. Якщо команда має лише один параметр, він вважається безіменним, і </w:t>
+      </w:r>
+      <w:r>
+        <w:t>його значенням є частина</w:t>
+      </w:r>
+      <w:r>
+        <w:t xml:space="preserve"> </w:t>
+      </w:r>
+      <w:r>
+        <w:t>рядк</w:t>
+      </w:r>
+      <w:r>
+        <w:t xml:space="preserve">а після ключового слова. </w:t>
+      </w:r>
+      <w:r>
+        <w:t xml:space="preserve"> </w:t>
+      </w:r>
+    </w:p>
+    <w:p>
+      <w:pPr>
+        <w:rPr>
+          <w:i/>
+          <w:iCs/>
+        </w:rPr>
+      </w:pPr>
+      <w:r>
+        <w:t>Команд</w:t>
+      </w:r>
+      <w:r>
+        <w:t xml:space="preserve">а </w:t>
+      </w:r>
+      <w:proofErr w:type="spellStart"/>
+      <w:r>
+        <w:rPr>
+          <w:i/>
+          <w:iCs/>
+        </w:rPr>
+        <w:t>plunger</w:t>
+      </w:r>
+      <w:proofErr w:type="spellEnd"/>
+    </w:p>
+    <w:p>
+      <w:r>
+        <w:t xml:space="preserve">Команда </w:t>
+      </w:r>
+      <w:proofErr w:type="spellStart"/>
+      <w:r>
+        <w:rPr>
+          <w:i/>
+          <w:iCs/>
+        </w:rPr>
+        <w:t>plunger</w:t>
+      </w:r>
+      <w:proofErr w:type="spellEnd"/>
+      <w:r>
+        <w:t xml:space="preserve"> створює лабораторну установку. </w:t>
+      </w:r>
+      <w:r>
+        <w:t xml:space="preserve">Команда </w:t>
+      </w:r>
+      <w:r>
+        <w:t xml:space="preserve">має </w:t>
+      </w:r>
+      <w:r>
+        <w:t>параметр</w:t>
+      </w:r>
+      <w:r>
+        <w:t>и</w:t>
+      </w:r>
+      <w:r>
+        <w:t xml:space="preserve">, які стосуються розмірів сосуду з поршнем і </w:t>
+      </w:r>
+      <w:r>
+        <w:t>характеристик</w:t>
+      </w:r>
+      <w:r>
+        <w:t xml:space="preserve"> газу, але користувач </w:t>
+      </w:r>
+      <w:r>
+        <w:t>зазвичай</w:t>
+      </w:r>
+      <w:r>
+        <w:t xml:space="preserve"> зад</w:t>
+      </w:r>
+      <w:r>
+        <w:t>ає три:</w:t>
+      </w:r>
+      <w:r>
+        <w:t xml:space="preserve"> m </w:t>
+      </w:r>
+      <w:r>
+        <w:t xml:space="preserve">– маса вантажу на поршні, </w:t>
+      </w:r>
+      <w:r>
+        <w:t>t</w:t>
+      </w:r>
+      <w:r>
+        <w:t xml:space="preserve"> – температура газу, </w:t>
+      </w:r>
+      <w:r>
+        <w:t>n</w:t>
+      </w:r>
+      <w:r>
+        <w:t xml:space="preserve"> – кількість часток газу. Газ, якщо він є, знаходиться у врівноваженому </w:t>
+      </w:r>
+      <w:r>
+        <w:lastRenderedPageBreak/>
+        <w:t>стані</w:t>
+      </w:r>
+      <w:r>
+        <w:t xml:space="preserve">, </w:t>
+      </w:r>
+      <w:r>
+        <w:t>наскільки це взагалі можливо</w:t>
+      </w:r>
+      <w:r>
+        <w:t xml:space="preserve">. </w:t>
+      </w:r>
+      <w:r>
+        <w:t xml:space="preserve">Наприклад, команда </w:t>
+      </w:r>
+      <w:proofErr w:type="spellStart"/>
+      <w:r>
+        <w:t>plunger</w:t>
+      </w:r>
+      <w:proofErr w:type="spellEnd"/>
+      <w:r>
+        <w:t xml:space="preserve"> m=1000, t=100, n=10000 створює установку, яка зображена на </w:t>
+      </w:r>
+      <w:r>
+        <w:rPr>
+          <w:highlight w:val="yellow"/>
+        </w:rPr>
+        <w:t>рис</w:t>
+      </w:r>
+      <w:r>
+        <w:t xml:space="preserve"> </w:t>
+      </w:r>
+    </w:p>
+    <w:p>
+      <w:pPr>
+        <w:rPr>
+          <w:lang w:val="en-US"/>
+        </w:rPr>
+      </w:pPr>
+      <w:r>
+        <w:t xml:space="preserve">Після виконання </w:t>
+      </w:r>
+      <w:r>
+        <w:t xml:space="preserve">команди </w:t>
+      </w:r>
+      <w:r>
+        <w:rPr>
+          <w:lang w:val="en-US"/>
+        </w:rPr>
+        <w:t xml:space="preserve">plunger </w:t>
+      </w:r>
+      <w:r>
+        <w:t xml:space="preserve">стає можливим </w:t>
+      </w:r>
+      <w:r>
+        <w:t xml:space="preserve">виконання команд на створення </w:t>
+      </w:r>
+      <w:proofErr w:type="spellStart"/>
+      <w:r>
+        <w:t>термодинамічн</w:t>
+      </w:r>
+      <w:r>
+        <w:t>иї</w:t>
+      </w:r>
+      <w:proofErr w:type="spellEnd"/>
+      <w:r>
+        <w:t xml:space="preserve"> </w:t>
+      </w:r>
+      <w:r>
+        <w:t>процес</w:t>
+      </w:r>
+      <w:r>
+        <w:t>ів</w:t>
+      </w:r>
+      <w:r>
+        <w:t>.</w:t>
+      </w:r>
+    </w:p>
+    <w:p>
+      <w:r>
+        <w:t xml:space="preserve"> </w:t>
+      </w:r>
+      <w:r>
+        <w:t xml:space="preserve">Команда </w:t>
+      </w:r>
+      <w:proofErr w:type="spellStart"/>
+      <w:r>
+        <w:rPr>
+          <w:i/>
+          <w:iCs/>
+        </w:rPr>
+        <w:t>adiabatic</w:t>
+      </w:r>
+      <w:proofErr w:type="spellEnd"/>
+    </w:p>
+    <w:p>
+      <w:r>
+        <w:t xml:space="preserve">Команда </w:t>
+      </w:r>
+      <w:proofErr w:type="spellStart"/>
+      <w:r>
+        <w:rPr>
+          <w:i/>
+          <w:iCs/>
+        </w:rPr>
+        <w:t>adiabatic</w:t>
+      </w:r>
+      <w:proofErr w:type="spellEnd"/>
+      <w:r>
+        <w:t xml:space="preserve"> </w:t>
+      </w:r>
+      <w:r>
+        <w:t>створю</w:t>
+      </w:r>
+      <w:r>
+        <w:t xml:space="preserve">є адіабатичний процес. </w:t>
+      </w:r>
+      <w:r>
+        <w:t xml:space="preserve">Процес починається з поточного стану лабораторної установки і закінчується тоді, коли маса навантаження поршня досягне цільового значення, вказаного в команді. </w:t>
+      </w:r>
+      <w:r>
+        <w:t>Залежно від того, яке значен</w:t>
+      </w:r>
+      <w:r>
+        <w:t>ня</w:t>
+      </w:r>
+      <w:r>
+        <w:t xml:space="preserve"> більше, </w:t>
+      </w:r>
+      <w:r>
+        <w:t xml:space="preserve">початкове чи цільове, </w:t>
+      </w:r>
+      <w:r>
+        <w:t>відбувається адіабатичне розширення або стискання газу.</w:t>
+      </w:r>
+    </w:p>
+    <w:p>
+      <w:r>
+        <w:t xml:space="preserve">Параметри команди: </w:t>
+      </w:r>
+      <w:r>
+        <w:rPr>
+          <w:i/>
+          <w:iCs/>
+        </w:rPr>
+        <w:t>m</w:t>
+      </w:r>
+      <w:r>
+        <w:t xml:space="preserve"> – </w:t>
+      </w:r>
+      <w:r>
+        <w:t xml:space="preserve">кінцева </w:t>
+      </w:r>
+      <w:r>
+        <w:t>маса вантажу н</w:t>
+      </w:r>
+      <w:r>
+        <w:t>а</w:t>
+      </w:r>
+      <w:r>
+        <w:t xml:space="preserve"> поршні,  </w:t>
+      </w:r>
+      <w:proofErr w:type="spellStart"/>
+      <w:r>
+        <w:rPr>
+          <w:i/>
+          <w:iCs/>
+        </w:rPr>
+        <w:t>time</w:t>
+      </w:r>
+      <w:proofErr w:type="spellEnd"/>
+      <w:r>
+        <w:t xml:space="preserve"> – тривалість процесу</w:t>
+      </w:r>
+      <w:r>
+        <w:t xml:space="preserve"> в кроках.  </w:t>
+      </w:r>
+    </w:p>
+    <w:p>
+      <w:pPr>
+        <w:rPr>
+          <w:i/>
+          <w:iCs/>
+        </w:rPr>
+      </w:pPr>
+      <w:r>
+        <w:t xml:space="preserve">Команда </w:t>
+      </w:r>
+      <w:proofErr w:type="spellStart"/>
+      <w:r>
+        <w:rPr>
+          <w:i/>
+          <w:iCs/>
+        </w:rPr>
+        <w:t>isobaric</w:t>
+      </w:r>
+      <w:proofErr w:type="spellEnd"/>
+    </w:p>
+    <w:p>
+      <w:r>
+        <w:t xml:space="preserve">Команда </w:t>
+      </w:r>
+      <w:proofErr w:type="spellStart"/>
+      <w:r>
+        <w:rPr>
+          <w:i/>
+          <w:iCs/>
+        </w:rPr>
+        <w:t>isobaric</w:t>
+      </w:r>
+      <w:proofErr w:type="spellEnd"/>
+      <w:r>
+        <w:t xml:space="preserve"> </w:t>
+      </w:r>
+      <w:r>
+        <w:t>створю</w:t>
+      </w:r>
+      <w:r>
+        <w:t>є</w:t>
+      </w:r>
+      <w:r>
+        <w:t xml:space="preserve"> </w:t>
+      </w:r>
+      <w:r>
+        <w:t>ізобар</w:t>
+      </w:r>
+      <w:r>
+        <w:t>ичний процес. Тут вантаж на поршні незмінний, а межі процесу окреслює</w:t>
+      </w:r>
+      <w:r>
+        <w:t xml:space="preserve"> </w:t>
+      </w:r>
+      <w:r>
+        <w:t xml:space="preserve">об’єм газу під поршнем. </w:t>
+      </w:r>
+      <w:r>
+        <w:t xml:space="preserve">Об’єм газу змінюється завдяки енергії, яка передається, або відбирається нагрівачем. Цей «прилад» створюється на початку процесу і видаляється одразу після його завершення. </w:t>
+      </w:r>
+      <w:r>
+        <w:t xml:space="preserve">Як і в інших оборотних процесах, напрям процесу залежить від початкового і кінцевого значення параметра. </w:t>
+      </w:r>
+    </w:p>
+    <w:p>
+      <w:r>
+        <w:t xml:space="preserve">Параметри команди: </w:t>
+      </w:r>
+      <w:r>
+        <w:rPr>
+          <w:i/>
+          <w:iCs/>
+        </w:rPr>
+        <w:t>v</w:t>
+      </w:r>
+      <w:r>
+        <w:t xml:space="preserve"> – кінцевий об’єм газу під поршнем, </w:t>
+      </w:r>
+      <w:proofErr w:type="spellStart"/>
+      <w:r>
+        <w:rPr>
+          <w:i/>
+          <w:iCs/>
+        </w:rPr>
+        <w:t>time</w:t>
+      </w:r>
+      <w:proofErr w:type="spellEnd"/>
+      <w:r>
+        <w:t xml:space="preserve"> – тривалість процесу.  </w:t>
+      </w:r>
+    </w:p>
+    <w:p>
+      <w:pPr>
+        <w:rPr>
+          <w:i/>
+          <w:iCs/>
+        </w:rPr>
+      </w:pPr>
+      <w:r>
+        <w:t xml:space="preserve">Команда </w:t>
+      </w:r>
+      <w:proofErr w:type="spellStart"/>
+      <w:r>
+        <w:rPr>
+          <w:i/>
+          <w:iCs/>
+        </w:rPr>
+        <w:t>iso</w:t>
+      </w:r>
+      <w:proofErr w:type="spellEnd"/>
+      <w:r>
+        <w:rPr>
+          <w:i/>
+          <w:iCs/>
+          <w:lang w:val="en-US"/>
+        </w:rPr>
+        <w:t>term</w:t>
+      </w:r>
+      <w:proofErr w:type="spellStart"/>
+      <w:r>
+        <w:rPr>
+          <w:i/>
+          <w:iCs/>
+        </w:rPr>
+        <w:t>ic</w:t>
+      </w:r>
+      <w:proofErr w:type="spellEnd"/>
+    </w:p>
+    <w:p>
+      <w:r>
+        <w:t xml:space="preserve">Команда </w:t>
+      </w:r>
+      <w:proofErr w:type="spellStart"/>
+      <w:r>
+        <w:rPr>
+          <w:i/>
+          <w:iCs/>
+        </w:rPr>
+        <w:t>isotermic</w:t>
+      </w:r>
+      <w:proofErr w:type="spellEnd"/>
+      <w:r>
+        <w:t xml:space="preserve"> </w:t>
+      </w:r>
+      <w:r>
+        <w:t>створю</w:t>
+      </w:r>
+      <w:r>
+        <w:t>є ізо</w:t>
+      </w:r>
+      <w:r>
+        <w:t>термі</w:t>
+      </w:r>
+      <w:r>
+        <w:t>чний процес.</w:t>
+      </w:r>
+      <w:r>
+        <w:t xml:space="preserve"> Головним параметром команди є маса вантажу на поршні </w:t>
+      </w:r>
+      <w:r>
+        <w:rPr>
+          <w:lang w:val="en-US"/>
+        </w:rPr>
+        <w:t>(</w:t>
+      </w:r>
+      <w:r>
+        <w:t>як в команді</w:t>
+      </w:r>
+      <w:r>
+        <w:rPr>
+          <w:lang w:val="en-US"/>
+        </w:rPr>
+        <w:t xml:space="preserve"> adiabatic). </w:t>
+      </w:r>
+      <w:r>
+        <w:t xml:space="preserve">Для підтримки сталої температури газу використовується нагрівач </w:t>
+      </w:r>
+      <w:r>
+        <w:rPr>
+          <w:lang w:val="en-US"/>
+        </w:rPr>
+        <w:t>(</w:t>
+      </w:r>
+      <w:r>
+        <w:t>як в команді</w:t>
+      </w:r>
+      <w:r>
+        <w:rPr>
+          <w:lang w:val="en-US"/>
+        </w:rPr>
+        <w:t xml:space="preserve"> </w:t>
+      </w:r>
+      <w:proofErr w:type="spellStart"/>
+      <w:r>
+        <w:rPr>
+          <w:i/>
+          <w:iCs/>
+        </w:rPr>
+        <w:t>iso</w:t>
+      </w:r>
+      <w:proofErr w:type="spellEnd"/>
+      <w:r>
+        <w:rPr>
+          <w:i/>
+          <w:iCs/>
+          <w:lang w:val="en-US"/>
+        </w:rPr>
+        <w:t>term</w:t>
+      </w:r>
+      <w:proofErr w:type="spellStart"/>
+      <w:r>
+        <w:rPr>
+          <w:i/>
+          <w:iCs/>
+        </w:rPr>
+        <w:t>ic</w:t>
+      </w:r>
+      <w:proofErr w:type="spellEnd"/>
+      <w:r>
+        <w:rPr>
+          <w:lang w:val="en-US"/>
+        </w:rPr>
+        <w:t>)</w:t>
+      </w:r>
+      <w:r>
+        <w:t>.</w:t>
+      </w:r>
+    </w:p>
+    <w:p>
+      <w:r>
+        <w:t xml:space="preserve">Параметри команди: </w:t>
+      </w:r>
+      <w:r>
+        <w:rPr>
+          <w:i/>
+          <w:iCs/>
+        </w:rPr>
+        <w:t>m</w:t>
+      </w:r>
+      <w:r>
+        <w:t xml:space="preserve"> – кінцева маса вантажу на поршні,  </w:t>
+      </w:r>
+      <w:proofErr w:type="spellStart"/>
+      <w:r>
+        <w:rPr>
+          <w:i/>
+          <w:iCs/>
+        </w:rPr>
+        <w:t>time</w:t>
+      </w:r>
+      <w:proofErr w:type="spellEnd"/>
+      <w:r>
+        <w:t xml:space="preserve"> – тривалість процесу в кроках.</w:t>
+      </w:r>
+    </w:p>
+    <w:p>
+      <w:pPr>
+        <w:rPr>
+          <w:i/>
+          <w:iCs/>
+          <w:lang w:val="en-US"/>
+        </w:rPr>
+      </w:pPr>
+      <w:r>
+        <w:t xml:space="preserve">Команда </w:t>
+      </w:r>
+      <w:proofErr w:type="spellStart"/>
+      <w:r>
+        <w:rPr>
+          <w:i/>
+          <w:iCs/>
+        </w:rPr>
+        <w:t>iso</w:t>
+      </w:r>
+      <w:r>
+        <w:rPr>
+          <w:i/>
+          <w:iCs/>
+          <w:lang w:val="en-US"/>
+        </w:rPr>
+        <w:t>hor</w:t>
+      </w:r>
+      <w:r>
+        <w:rPr>
+          <w:i/>
+          <w:iCs/>
+        </w:rPr>
+        <w:t>ic</w:t>
+      </w:r>
+      <w:proofErr w:type="spellEnd"/>
+    </w:p>
+    <w:p>
+      <w:r>
+        <w:tab/>
+      </w:r>
+      <w:r>
+        <w:t xml:space="preserve">Команда </w:t>
+      </w:r>
+      <w:proofErr w:type="spellStart"/>
+      <w:r>
+        <w:rPr>
+          <w:i/>
+          <w:iCs/>
+        </w:rPr>
+        <w:t>iso</w:t>
+      </w:r>
+      <w:r>
+        <w:rPr>
+          <w:i/>
+          <w:iCs/>
+          <w:lang w:val="en-US"/>
+        </w:rPr>
+        <w:t>hor</w:t>
+      </w:r>
+      <w:r>
+        <w:rPr>
+          <w:i/>
+          <w:iCs/>
+        </w:rPr>
+        <w:t>ic</w:t>
+      </w:r>
+      <w:proofErr w:type="spellEnd"/>
+      <w:r>
+        <w:t xml:space="preserve"> </w:t>
+      </w:r>
+      <w:r>
+        <w:t>створю</w:t>
+      </w:r>
+      <w:r>
+        <w:t>є ізо</w:t>
+      </w:r>
+      <w:r>
+        <w:t>хори</w:t>
+      </w:r>
+      <w:r>
+        <w:t>чний процес</w:t>
+      </w:r>
+      <w:r>
+        <w:t xml:space="preserve">, який відбувається завдяки синхронній  зміні тиску і температури </w:t>
+      </w:r>
+      <w:proofErr w:type="spellStart"/>
+      <w:r>
+        <w:t>газа</w:t>
+      </w:r>
+      <w:proofErr w:type="spellEnd"/>
+      <w:r>
+        <w:t>. Процес продовжується, доки маса вантажу, яка визначає тиск не досягне значення, вказаного в параметрі.</w:t>
+      </w:r>
+    </w:p>
+    <w:p>
+      <w:r>
+        <w:t xml:space="preserve">Параметри команди: </w:t>
+      </w:r>
+      <w:r>
+        <w:rPr>
+          <w:i/>
+          <w:iCs/>
+        </w:rPr>
+        <w:t>m</w:t>
+      </w:r>
+      <w:r>
+        <w:t xml:space="preserve"> – кінцева маса вантажу на поршні,  </w:t>
+      </w:r>
+      <w:proofErr w:type="spellStart"/>
+      <w:r>
+        <w:rPr>
+          <w:i/>
+          <w:iCs/>
+        </w:rPr>
+        <w:t>time</w:t>
+      </w:r>
+      <w:proofErr w:type="spellEnd"/>
+      <w:r>
+        <w:t xml:space="preserve"> – тривалість процесу в кроках.</w:t>
+      </w:r>
+    </w:p>
+    <w:p>
+      <w:r>
+        <w:t>Низка команд стосується нерівноважних процесів, з яких можна складати двигунів, турбін і холодильників.</w:t>
+      </w:r>
+      <w:r>
+        <w:rPr>
+          <w:lang w:val="en-US"/>
+        </w:rPr>
+        <w:t xml:space="preserve">  </w:t>
+      </w:r>
+    </w:p>
+    <w:p>
+      <w:r>
+        <w:t>Команда</w:t>
+      </w:r>
+      <w:r>
+        <w:rPr>
+          <w:lang w:val="en-US"/>
+        </w:rPr>
+        <w:t xml:space="preserve"> intake</w:t>
+      </w:r>
+      <w:r>
+        <w:rPr>
+          <w:lang w:val="en-US"/>
+        </w:rPr>
+        <w:t xml:space="preserve"> </w:t>
+      </w:r>
+      <w:r>
+        <w:t xml:space="preserve">виконує впуск газу в простір під поршнем. </w:t>
+      </w:r>
+      <w:r>
+        <w:t xml:space="preserve">На початку процесу газ додається порціями, по 200 частинок на кожному кроці. Далі газ </w:t>
+      </w:r>
+      <w:proofErr w:type="spellStart"/>
+      <w:r>
+        <w:t>адіабатично</w:t>
+      </w:r>
+      <w:proofErr w:type="spellEnd"/>
+      <w:r>
+        <w:t xml:space="preserve"> розширюється, поки об’єм газу не досягне рівня, зазначеного в параметрі команди.</w:t>
+      </w:r>
+      <w:r>
+        <w:t xml:space="preserve"> Якщо </w:t>
+      </w:r>
+      <w:r>
+        <w:t>кількість часток</w:t>
+      </w:r>
+      <w:r>
+        <w:t xml:space="preserve"> недостатня, процес не завершується.</w:t>
+      </w:r>
+    </w:p>
+    <w:p>
+      <w:r>
+        <w:t>Параметри команди:</w:t>
+      </w:r>
+      <w:r>
+        <w:t xml:space="preserve"> </w:t>
+      </w:r>
+      <w:r>
+        <w:t>v – кінцевий об’єм</w:t>
+      </w:r>
+      <w:r>
+        <w:rPr>
+          <w:lang w:val="en-US"/>
+        </w:rPr>
+        <w:t xml:space="preserve">, </w:t>
+      </w:r>
+      <w:r>
+        <w:t xml:space="preserve"> n – </w:t>
+      </w:r>
+      <w:r>
+        <w:t xml:space="preserve">загальна </w:t>
+      </w:r>
+      <w:r>
+        <w:t>кількість часток</w:t>
+      </w:r>
+      <w:r>
+        <w:t>.</w:t>
+      </w:r>
+    </w:p>
+    <w:p>
+      <w:r>
+        <w:t>Команда</w:t>
+      </w:r>
+      <w:r>
+        <w:t xml:space="preserve"> </w:t>
+      </w:r>
+      <w:r>
+        <w:rPr>
+          <w:lang w:val="en-US"/>
+        </w:rPr>
+        <w:t>compression</w:t>
+      </w:r>
+      <w:r>
+        <w:t xml:space="preserve"> стискає газ під поршнем. Перед першим кроком процесу на поршень ставиться вантаж.</w:t>
+      </w:r>
+      <w:r>
+        <w:t xml:space="preserve"> Процес полягає в тому, що</w:t>
+      </w:r>
+      <w:r>
+        <w:t xml:space="preserve"> </w:t>
+      </w:r>
+      <w:r>
+        <w:t>газ стискається вантажем, поки об’єм газу не досягне рівня, зазначеного в параметрі команди. Якщо вантаж недостатній, процес не завершується.</w:t>
+      </w:r>
+    </w:p>
+    <w:p>
+      <w:r>
+        <w:t>Параметри команди:</w:t>
+      </w:r>
+      <w:r>
+        <w:t xml:space="preserve"> </w:t>
+      </w:r>
+      <w:r>
+        <w:rPr>
+          <w:lang w:val="en-US"/>
+        </w:rPr>
+        <w:t xml:space="preserve">m – </w:t>
+      </w:r>
+      <w:r>
+        <w:t>маса вантажу, встановленого на початку процесу</w:t>
+      </w:r>
+      <w:r>
+        <w:rPr>
+          <w:lang w:val="en-US"/>
+        </w:rPr>
+        <w:t>,</w:t>
+      </w:r>
+      <w:r>
+        <w:t xml:space="preserve"> </w:t>
+      </w:r>
+      <w:r>
+        <w:t>v – кінцевий об’єм</w:t>
+      </w:r>
+      <w:r>
+        <w:rPr>
+          <w:lang w:val="en-US"/>
+        </w:rPr>
+        <w:t xml:space="preserve"> </w:t>
+      </w:r>
+      <w:r>
+        <w:t>газу.</w:t>
+      </w:r>
+    </w:p>
+    <w:p>
+      <w:r>
+        <w:t xml:space="preserve">Команда </w:t>
+      </w:r>
+      <w:r>
+        <w:rPr>
+          <w:lang w:val="en-US"/>
+        </w:rPr>
+        <w:t>ignition</w:t>
+      </w:r>
+      <w:r>
+        <w:t xml:space="preserve"> моделює запалення горючої суміші під поршнем. </w:t>
+      </w:r>
+      <w:r>
+        <w:t xml:space="preserve">Процес полягає в </w:t>
+      </w:r>
+      <w:proofErr w:type="spellStart"/>
+      <w:r>
+        <w:t>експоненційному</w:t>
+      </w:r>
+      <w:proofErr w:type="spellEnd"/>
+      <w:r>
+        <w:t xml:space="preserve"> збільшенні температури газу під поршнем.</w:t>
+      </w:r>
+      <w:r>
+        <w:t xml:space="preserve"> Процес завершиться, коли температура газу перевищить ту, що вказана в параметрі.</w:t>
+      </w:r>
+    </w:p>
+    <w:p>
+      <w:r>
+        <w:t>Параметри команди:</w:t>
+      </w:r>
+      <w:r>
+        <w:t xml:space="preserve"> </w:t>
+      </w:r>
+      <w:r>
+        <w:rPr>
+          <w:lang w:val="en-US"/>
+        </w:rPr>
+        <w:t xml:space="preserve">t – </w:t>
+      </w:r>
+      <w:r>
+        <w:t xml:space="preserve">кінцева температура газу, </w:t>
+      </w:r>
+      <w:r>
+        <w:rPr>
+          <w:lang w:val="en-US"/>
+        </w:rPr>
+        <w:t xml:space="preserve">r – </w:t>
+      </w:r>
+      <w:r>
+        <w:t xml:space="preserve">показник експоненти (за замовчанням </w:t>
+      </w:r>
+      <w:r>
+        <w:rPr>
+          <w:lang w:val="en-US"/>
+        </w:rPr>
+        <w:t xml:space="preserve">r = </w:t>
+      </w:r>
+      <w:r>
+        <w:t>1.1)</w:t>
+      </w:r>
+    </w:p>
+    <w:p>
+      <w:r>
+        <w:t>Команда</w:t>
+      </w:r>
+      <w:r>
+        <w:t xml:space="preserve"> </w:t>
+      </w:r>
+      <w:r>
+        <w:rPr>
+          <w:lang w:val="en-US"/>
+        </w:rPr>
+        <w:t>expansion</w:t>
+      </w:r>
+      <w:r>
+        <w:rPr>
+          <w:lang w:val="en-US"/>
+        </w:rPr>
+        <w:t xml:space="preserve"> </w:t>
+      </w:r>
+      <w:r>
+        <w:t>дозволяє нагрітому газу розширитися і виконати корисну роботу. Перед першим кроком процесу на поршень ставиться вантаж. Процес завершиться, коли газ досягне об’єму, зазначеного в параметрі команди.</w:t>
+      </w:r>
+    </w:p>
+    <w:p>
+      <w:r>
+        <w:t>Параметри команди:</w:t>
+      </w:r>
+      <w:r>
+        <w:t xml:space="preserve"> </w:t>
+      </w:r>
+      <w:r>
+        <w:rPr>
+          <w:lang w:val="en-US"/>
+        </w:rPr>
+        <w:t xml:space="preserve">m – </w:t>
+      </w:r>
+      <w:r>
+        <w:t>маса вантажу, встановленого на початку процесу</w:t>
+      </w:r>
+      <w:r>
+        <w:rPr>
+          <w:lang w:val="en-US"/>
+        </w:rPr>
+        <w:t>,</w:t>
+      </w:r>
+      <w:r>
+        <w:t xml:space="preserve"> </w:t>
+      </w:r>
+      <w:r>
+        <w:t>v – кінцевий об’єм</w:t>
+      </w:r>
+      <w:r>
+        <w:rPr>
+          <w:lang w:val="en-US"/>
+        </w:rPr>
+        <w:t xml:space="preserve"> </w:t>
+      </w:r>
+      <w:r>
+        <w:t>газу.</w:t>
+      </w:r>
+    </w:p>
+    <w:p>
+      <w:pPr>
+        <w:rPr>
+          <w:lang w:val="en-US"/>
+        </w:rPr>
+      </w:pPr>
+      <w:r>
+        <w:t>Команда</w:t>
+      </w:r>
+      <w:r>
+        <w:t xml:space="preserve"> </w:t>
+      </w:r>
+      <w:proofErr w:type="spellStart"/>
+      <w:r>
+        <w:t>exhaust</w:t>
+      </w:r>
+      <w:proofErr w:type="spellEnd"/>
+      <w:r>
+        <w:t xml:space="preserve"> робить випуск газу з простору під поршнем. Нижня стінка сосуду відкривається</w:t>
+      </w:r>
+      <w:r>
+        <w:t xml:space="preserve">, </w:t>
+      </w:r>
+      <w:r>
+        <w:t xml:space="preserve">під дією </w:t>
+      </w:r>
+      <w:r>
+        <w:t xml:space="preserve">свого </w:t>
+      </w:r>
+      <w:r>
+        <w:t xml:space="preserve">вантажу поршень знижується і витискає газ назовні. </w:t>
+      </w:r>
+      <w:r>
+        <w:t>Процес завершується, коли поршень досягає свого найнижчого з усіх можливих положень.</w:t>
+      </w:r>
+    </w:p>
+    <w:p>
+      <w:r>
+        <w:t>Параметр команди:</w:t>
+      </w:r>
+      <w:r>
+        <w:t xml:space="preserve"> </w:t>
+      </w:r>
+      <w:r>
+        <w:rPr>
+          <w:lang w:val="en-US"/>
+        </w:rPr>
+        <w:t xml:space="preserve">m – </w:t>
+      </w:r>
+      <w:r>
+        <w:t>маса вантажу.</w:t>
+      </w:r>
+    </w:p>
+    <w:p>
+      <w:r>
+        <w:t>На завершення згадаємо команди, які можна назвати допоміжними.</w:t>
+      </w:r>
+    </w:p>
+    <w:p>
+      <w:r>
+        <w:t>Команда</w:t>
+      </w:r>
+      <w:r>
+        <w:t xml:space="preserve"> </w:t>
+      </w:r>
+      <w:proofErr w:type="spellStart"/>
+      <w:r>
+        <w:t>scale</w:t>
+      </w:r>
+      <w:proofErr w:type="spellEnd"/>
+      <w:r>
+        <w:tab/>
+      </w:r>
+      <w:r>
+        <w:t>встановлює м</w:t>
+      </w:r>
+      <w:r>
+        <w:t>асштаб діаграм</w:t>
+      </w:r>
+      <w:r>
+        <w:rPr>
+          <w:lang w:val="en-US"/>
+        </w:rPr>
+        <w:t xml:space="preserve"> </w:t>
+      </w:r>
+      <w:r>
+        <w:t xml:space="preserve">і очищує журнал вимірів </w:t>
+      </w:r>
+    </w:p>
+    <w:p>
+      <w:r>
+        <w:lastRenderedPageBreak/>
+        <w:t>Параметри команди:</w:t>
+      </w:r>
+      <w:r>
+        <w:t xml:space="preserve"> </w:t>
+      </w:r>
+      <w:r>
+        <w:t>p=1</w:t>
+      </w:r>
+      <w:r>
+        <w:t xml:space="preserve"> – тиск</w:t>
+      </w:r>
+      <w:r>
+        <w:t>, t=1</w:t>
+      </w:r>
+      <w:r>
+        <w:t xml:space="preserve"> – температура</w:t>
+      </w:r>
+      <w:r>
+        <w:t>, s=1</w:t>
+      </w:r>
+      <w:r>
+        <w:t xml:space="preserve"> – ентропія</w:t>
+      </w:r>
+      <w:r>
+        <w:t>, v=1</w:t>
+      </w:r>
+      <w:r>
+        <w:t xml:space="preserve"> – об’єм для діаграм </w:t>
+      </w:r>
+      <w:r>
+        <w:rPr>
+          <w:lang w:val="en-US"/>
+        </w:rPr>
+        <w:t xml:space="preserve">PV </w:t>
+      </w:r>
+      <w:r>
+        <w:t xml:space="preserve">і </w:t>
+      </w:r>
+      <w:r>
+        <w:rPr>
+          <w:lang w:val="en-US"/>
+        </w:rPr>
+        <w:t>TV</w:t>
+      </w:r>
+      <w:r>
+        <w:t>, x=1</w:t>
+      </w:r>
+      <w:r>
+        <w:rPr>
+          <w:lang w:val="en-US"/>
+        </w:rPr>
+        <w:t xml:space="preserve"> – </w:t>
+      </w:r>
+      <w:r>
+        <w:t xml:space="preserve">об’єм для діаграми </w:t>
+      </w:r>
+      <w:r>
+        <w:rPr>
+          <w:lang w:val="en-US"/>
+        </w:rPr>
+        <w:t>SV.</w:t>
+      </w:r>
+      <w:r>
+        <w:t xml:space="preserve"> Разом з параметром показане </w:t>
+      </w:r>
+      <w:r>
+        <w:t xml:space="preserve">його </w:t>
+      </w:r>
+      <w:r>
+        <w:t>значення за замовчанням.</w:t>
+      </w:r>
+    </w:p>
+    <w:p>
+      <w:pPr>
+        <w:rPr>
+          <w:i/>
+        </w:rPr>
+      </w:pPr>
+      <w:r>
+        <w:t>Команда</w:t>
+      </w:r>
+      <w:r>
+        <w:t xml:space="preserve"> </w:t>
+      </w:r>
+      <w:r>
+        <w:rPr>
+          <w:lang w:val="en-US"/>
+        </w:rPr>
+        <w:t>report</w:t>
+      </w:r>
+      <w:r>
+        <w:t xml:space="preserve"> показує коефіцієнт корисної дії (або </w:t>
+      </w:r>
+      <w:r>
+        <w:t>холодильний коефіцієнт</w:t>
+      </w:r>
+      <w:r>
+        <w:t>) для ква</w:t>
+      </w:r>
+      <w:r>
+        <w:t xml:space="preserve">зістаціонарних </w:t>
+      </w:r>
+      <w:r>
+        <w:t>циклів</w:t>
+      </w:r>
+      <w:r>
+        <w:t xml:space="preserve">. Коефіцієнти обчислюються двома способами: через пряме вимірювання теплообміну і </w:t>
+      </w:r>
+      <w:r>
+        <w:t>робот</w:t>
+      </w:r>
+      <w:r>
+        <w:t xml:space="preserve">и газу і через теоретичні формули, так як </w:t>
+      </w:r>
+      <m:oMath>
+        <m:r>
+          <m:rPr>
+            <m:sty m:val="p"/>
+          </m:rPr>
+          <w:rPr>
+            <w:rFonts w:ascii="Cambria Math" w:hAnsi="Cambria Math"/>
+          </w:rPr>
+          <m:t>η</m:t>
+        </m:r>
+        <m:r>
+          <w:rPr>
+            <w:rFonts w:ascii="Cambria Math" w:hAnsi="Cambria Math"/>
+            <w:lang w:val="en-US"/>
+          </w:rPr>
+          <m:t xml:space="preserve">= </m:t>
+        </m:r>
+        <m:f>
+          <m:fPr>
+            <m:type m:val="lin"/>
+            <m:ctrlPr>
+              <w:rPr>
+                <w:rFonts w:ascii="Cambria Math" w:hAnsi="Cambria Math"/>
+                <w:i/>
+                <w:lang w:val="en-US"/>
+              </w:rPr>
+            </m:ctrlPr>
+          </m:fPr>
+          <m:num>
+            <m:sSub>
+              <m:sSubPr>
+                <m:ctrlPr>
+                  <w:rPr>
+                    <w:rFonts w:ascii="Cambria Math" w:hAnsi="Cambria Math"/>
+                    <w:i/>
+                    <w:lang w:val="en-US"/>
+                  </w:rPr>
+                </m:ctrlPr>
+              </m:sSubPr>
+              <m:e>
+                <m:r>
+                  <w:rPr>
+                    <w:rFonts w:ascii="Cambria Math" w:hAnsi="Cambria Math"/>
+                    <w:lang w:val="en-US"/>
+                  </w:rPr>
+                  <m:t>(T</m:t>
+                </m:r>
+              </m:e>
+              <m:sub>
+                <m:r>
+                  <w:rPr>
+                    <w:rFonts w:ascii="Cambria Math" w:hAnsi="Cambria Math"/>
+                  </w:rPr>
+                  <m:t>н</m:t>
+                </m:r>
+              </m:sub>
+            </m:sSub>
+            <m:r>
+              <w:rPr>
+                <w:rFonts w:ascii="Cambria Math" w:hAnsi="Cambria Math"/>
+              </w:rPr>
+              <m:t xml:space="preserve">- </m:t>
+            </m:r>
+            <m:sSub>
+              <m:sSubPr>
+                <m:ctrlPr>
+                  <w:rPr>
+                    <w:rFonts w:ascii="Cambria Math" w:hAnsi="Cambria Math"/>
+                    <w:i/>
+                    <w:lang w:val="en-US"/>
+                  </w:rPr>
+                </m:ctrlPr>
+              </m:sSubPr>
+              <m:e>
+                <m:r>
+                  <w:rPr>
+                    <w:rFonts w:ascii="Cambria Math" w:hAnsi="Cambria Math"/>
+                    <w:lang w:val="en-US"/>
+                  </w:rPr>
+                  <m:t>T</m:t>
+                </m:r>
+              </m:e>
+              <m:sub>
+                <m:r>
+                  <w:rPr>
+                    <w:rFonts w:ascii="Cambria Math" w:hAnsi="Cambria Math"/>
+                  </w:rPr>
+                  <m:t>х</m:t>
+                </m:r>
+              </m:sub>
+            </m:sSub>
+            <m:r>
+              <w:rPr>
+                <w:rFonts w:ascii="Cambria Math" w:hAnsi="Cambria Math"/>
+                <w:lang w:val="en-US"/>
+              </w:rPr>
+              <m:t>)</m:t>
+            </m:r>
+          </m:num>
+          <m:den>
+            <m:sSub>
+              <m:sSubPr>
+                <m:ctrlPr>
+                  <w:rPr>
+                    <w:rFonts w:ascii="Cambria Math" w:hAnsi="Cambria Math"/>
+                    <w:i/>
+                    <w:lang w:val="en-US"/>
+                  </w:rPr>
+                </m:ctrlPr>
+              </m:sSubPr>
+              <m:e>
+                <m:r>
+                  <w:rPr>
+                    <w:rFonts w:ascii="Cambria Math" w:hAnsi="Cambria Math"/>
+                    <w:lang w:val="en-US"/>
+                  </w:rPr>
+                  <m:t>T</m:t>
+                </m:r>
+              </m:e>
+              <m:sub>
+                <m:r>
+                  <w:rPr>
+                    <w:rFonts w:ascii="Cambria Math" w:hAnsi="Cambria Math"/>
+                  </w:rPr>
+                  <m:t>н</m:t>
+                </m:r>
+              </m:sub>
+            </m:sSub>
+          </m:den>
+        </m:f>
+      </m:oMath>
+      <w:r>
+        <w:t xml:space="preserve"> для прямого циклу Карно.</w:t>
+      </w:r>
+    </w:p>
+    <w:p>
+      <w:r>
+        <w:t>Параметр команди</w:t>
+      </w:r>
+      <w:r>
+        <w:t xml:space="preserve"> – ідентифікатор циклу. Можливі наступні значення параметра: </w:t>
+      </w:r>
+      <w:proofErr w:type="spellStart"/>
+      <w:r>
+        <w:rPr>
+          <w:lang w:val="en-US"/>
+        </w:rPr>
+        <w:t>carnot</w:t>
+      </w:r>
+      <w:proofErr w:type="spellEnd"/>
+      <w:r>
+        <w:rPr>
+          <w:lang w:val="en-US"/>
+        </w:rPr>
+        <w:t xml:space="preserve">, </w:t>
+      </w:r>
+      <w:proofErr w:type="spellStart"/>
+      <w:r>
+        <w:rPr>
+          <w:lang w:val="en-US"/>
+        </w:rPr>
+        <w:t>rcarnot</w:t>
+      </w:r>
+      <w:proofErr w:type="spellEnd"/>
+      <w:r>
+        <w:rPr>
+          <w:lang w:val="en-US"/>
+        </w:rPr>
+        <w:t xml:space="preserve">, otto, </w:t>
+      </w:r>
+      <w:proofErr w:type="spellStart"/>
+      <w:r>
+        <w:rPr>
+          <w:lang w:val="en-US"/>
+        </w:rPr>
+        <w:t>rotto</w:t>
+      </w:r>
+      <w:proofErr w:type="spellEnd"/>
+      <w:r>
+        <w:rPr>
+          <w:lang w:val="en-US"/>
+        </w:rPr>
+        <w:t xml:space="preserve">, </w:t>
+      </w:r>
+      <w:proofErr w:type="spellStart"/>
+      <w:r>
+        <w:rPr>
+          <w:lang w:val="en-US"/>
+        </w:rPr>
+        <w:t>brython</w:t>
+      </w:r>
+      <w:proofErr w:type="spellEnd"/>
+      <w:r>
+        <w:rPr>
+          <w:lang w:val="en-US"/>
+        </w:rPr>
+        <w:t xml:space="preserve">, </w:t>
+      </w:r>
+      <w:proofErr w:type="spellStart"/>
+      <w:r>
+        <w:rPr>
+          <w:lang w:val="en-US"/>
+        </w:rPr>
+        <w:t>r</w:t>
+      </w:r>
+      <w:r>
+        <w:rPr>
+          <w:lang w:val="en-US"/>
+        </w:rPr>
+        <w:t>brython</w:t>
+      </w:r>
+      <w:proofErr w:type="spellEnd"/>
+      <w:r>
+        <w:rPr>
+          <w:lang w:val="en-US"/>
+        </w:rPr>
+        <w:t>.</w:t>
+      </w:r>
+    </w:p>
+    <w:p>
+      <w:r>
+        <w:t>Команда</w:t>
+      </w:r>
+      <w:r>
+        <w:t xml:space="preserve"> </w:t>
+      </w:r>
+      <w:r>
+        <w:rPr>
+          <w:lang w:val="en-US"/>
+        </w:rPr>
+        <w:t>run</w:t>
+      </w:r>
+      <w:r>
+        <w:rPr>
+          <w:lang w:val="en-US"/>
+        </w:rPr>
+        <w:t xml:space="preserve"> </w:t>
+      </w:r>
+      <w:r>
+        <w:t>створює тривіальний  процес, в якому нема ніякої дії, а є лише кроки. Команда дозволяє спостерігати подальшу еволюціє лабораторної установки після того як попередній процес вже завершився.</w:t>
+      </w:r>
+    </w:p>
+    <w:p>
+      <w:r>
+        <w:t>Параметр команди</w:t>
+      </w:r>
+      <w:r>
+        <w:rPr>
+          <w:lang w:val="en-US"/>
+        </w:rPr>
+        <w:t>:</w:t>
+      </w:r>
+      <w:r>
+        <w:t xml:space="preserve"> </w:t>
+      </w:r>
+      <w:r>
+        <w:rPr>
+          <w:lang w:val="en-US"/>
+        </w:rPr>
+        <w:t>time</w:t>
+      </w:r>
+      <w:r>
+        <w:rPr>
+          <w:lang w:val="en-US"/>
+        </w:rPr>
+        <w:t xml:space="preserve">=1e6 </w:t>
+      </w:r>
+      <w:r>
+        <w:t>–</w:t>
+      </w:r>
+      <w:r>
+        <w:rPr>
+          <w:lang w:val="en-US"/>
+        </w:rPr>
+        <w:t xml:space="preserve"> </w:t>
+      </w:r>
+      <w:r>
+        <w:t>тривалість тривіального процесу.</w:t>
+      </w:r>
+    </w:p>
+    <w:p>
+      <w:r>
+        <w:t>Команда</w:t>
+      </w:r>
+      <w:r>
+        <w:t xml:space="preserve"> </w:t>
+      </w:r>
+      <w:r>
+        <w:rPr>
+          <w:lang w:val="en-US"/>
+        </w:rPr>
+        <w:t>title</w:t>
+      </w:r>
+      <w:r>
+        <w:t xml:space="preserve"> – дає назву скрипту, яка відображується на екрані під час виконання скрипту.</w:t>
+      </w:r>
+    </w:p>
+    <w:p>
+      <w:pPr>
+        <w:ind w:firstLine="708"/>
+      </w:pPr>
+      <w:r>
+        <w:t>Парамет</w:t>
+      </w:r>
+      <w:r>
+        <w:t>ром</w:t>
+      </w:r>
+      <w:r>
+        <w:t xml:space="preserve"> команди</w:t>
+      </w:r>
+      <w:r>
+        <w:t xml:space="preserve"> є рядок – назва скрипту.</w:t>
+      </w:r>
+    </w:p>
+    <w:p>
+      <w:pPr>
+        <w:ind w:firstLine="708"/>
+        <w:rPr>
+          <w:b/>
+          <w:bCs/>
+        </w:rPr>
+      </w:pPr>
+      <w:r>
+        <w:rPr>
+          <w:b/>
+          <w:bCs/>
+        </w:rPr>
+        <w:t>Висновки</w:t>
+      </w:r>
+    </w:p>
+    <w:p>
+      <w:pPr>
+        <w:ind w:firstLine="708"/>
+      </w:pPr>
     </w:p>
     <w:sectPr>
       <w:pgSz w:w="11906" w:h="16838"/>
@@ -10330,7 +10498,7 @@
   <w:style w:type="paragraph" w:default="1" w:styleId="a">
     <w:name w:val="Normal"/>
     <w:qFormat/>
-    <w:rsid w:val="008A20D6"/>
+    <w:rsid w:val="002028DC"/>
     <w:pPr>
       <w:spacing w:line="276" w:lineRule="auto"/>
       <w:ind w:firstLine="240"/>
